--- a/docs/paper/submission/manuscript.docx
+++ b/docs/paper/submission/manuscript.docx
@@ -2504,6 +2504,42 @@
       </w:r>
       <w:r>
         <w:t xml:space="preserve">archive does not give their order within a day, and removed in a sensitivity analysis.</w:t>
+      </w:r>
+      <w:r>
+        <w:t xml:space="preserve"> </w:t>
+      </w:r>
+      <w:r>
+        <w:t xml:space="preserve">Not all selected flights enter every test. In the within-drone sample (101 crashes selected), 55 logs could not be</w:t>
+      </w:r>
+      <w:r>
+        <w:t xml:space="preserve"> </w:t>
+      </w:r>
+      <w:r>
+        <w:t xml:space="preserve">read or had under 10 s before the cut-off; a drone enters a feature’s test only if the crash flight and earlier</w:t>
+      </w:r>
+      <w:r>
+        <w:t xml:space="preserve"> </w:t>
+      </w:r>
+      <w:r>
+        <w:t xml:space="preserve">flights have that feature from the same measurement source, and rate-tracking error is rotary-wing only and requires</w:t>
+      </w:r>
+      <w:r>
+        <w:t xml:space="preserve"> </w:t>
+      </w:r>
+      <w:r>
+        <w:t xml:space="preserve">rate setpoints, leaving 61 analysed drones for vibration and 46 for tracking. In the between-drone sample (66 matched</w:t>
+      </w:r>
+      <w:r>
+        <w:t xml:space="preserve"> </w:t>
+      </w:r>
+      <w:r>
+        <w:t xml:space="preserve">sets), 71 flights were unreadable or too short; a drone’s value requires at least two readable flights, and case and</w:t>
+      </w:r>
+      <w:r>
+        <w:t xml:space="preserve"> </w:t>
+      </w:r>
+      <w:r>
+        <w:t xml:space="preserve">controls must share the measurement source, leaving 60 analysed sets for vibration and 47 for tracking.</w:t>
       </w:r>
     </w:p>
     <w:bookmarkStart w:id="20" w:name="_43eadb6bdc2e4f778444eb9134cf25c02e7400a"/>
@@ -10219,7 +10255,13 @@
         <w:t xml:space="preserve"> </w:t>
       </w:r>
       <w:r>
-        <w:t xml:space="preserve">language model. Table 9 links each result above to a design decision and to the check that was made of</w:t>
+        <w:t xml:space="preserve">language model. This section reports design consequences and engineering checks; the paper’s empirical evidence is</w:t>
+      </w:r>
+      <w:r>
+        <w:t xml:space="preserve"> </w:t>
+      </w:r>
+      <w:r>
+        <w:t xml:space="preserve">presented in Sections 3–5. Table 9 links each result above to a design decision and to the check that was made of</w:t>
       </w:r>
       <w:r>
         <w:t xml:space="preserve"> </w:t>
@@ -11050,13 +11092,7 @@
         <w:pStyle w:val="FirstParagraph"/>
       </w:pPr>
       <w:r>
-        <w:t xml:space="preserve">Deviations, heights and separation between drones are spatial, and a two-dimensional plot hides height. The tool</w:t>
-      </w:r>
-      <w:r>
-        <w:t xml:space="preserve"> </w:t>
-      </w:r>
-      <w:r>
-        <w:t xml:space="preserve">therefore draws flights on a virtual tabletop, a world in miniature</w:t>
+        <w:t xml:space="preserve">To make spatial deviations and separation visible, the tool draws flights on a virtual tabletop in WebXR</w:t>
       </w:r>
       <w:r>
         <w:t xml:space="preserve"> </w:t>
@@ -11076,19 +11112,7 @@
         <w:t xml:space="preserve">]</w:t>
       </w:r>
       <w:r>
-        <w:t xml:space="preserve">, that can be viewed in a</w:t>
-      </w:r>
-      <w:r>
-        <w:t xml:space="preserve"> </w:t>
-      </w:r>
-      <w:r>
-        <w:t xml:space="preserve">browser, in immersive virtual reality or, on a passthrough headset, in mixed reality on a real desk (WebXR).</w:t>
-      </w:r>
-      <w:r>
-        <w:t xml:space="preserve"> </w:t>
-      </w:r>
-      <w:r>
-        <w:t xml:space="preserve">A</w:t>
+        <w:t xml:space="preserve">. A</w:t>
       </w:r>
       <w:r>
         <w:t xml:space="preserve"> </w:t>
@@ -11104,19 +11128,13 @@
         <w:t xml:space="preserve"> </w:t>
       </w:r>
       <w:r>
-        <w:t xml:space="preserve">shows a reviewed flight: the approved plan dashed, the flown track green within tolerance and</w:t>
-      </w:r>
-      <w:r>
-        <w:t xml:space="preserve"> </w:t>
-      </w:r>
-      <w:r>
-        <w:t xml:space="preserve">red during a deviation, the log’s events pinned where they happened, and a playhead that can be scrubbed or played at</w:t>
-      </w:r>
-      <w:r>
-        <w:t xml:space="preserve"> </w:t>
-      </w:r>
-      <w:r>
-        <w:t xml:space="preserve">ten times real speed. A</w:t>
+        <w:t xml:space="preserve">shows a reviewed flight with its planned corridor, flown track,</w:t>
+      </w:r>
+      <w:r>
+        <w:t xml:space="preserve"> </w:t>
+      </w:r>
+      <w:r>
+        <w:t xml:space="preserve">deviations and log events pinned in three dimensions; a</w:t>
       </w:r>
       <w:r>
         <w:t xml:space="preserve"> </w:t>
@@ -11132,6 +11150,1169 @@
         <w:t xml:space="preserve"> </w:t>
       </w:r>
       <w:r>
+        <w:t xml:space="preserve">animates planned missions on a common</w:t>
+      </w:r>
+      <w:r>
+        <w:t xml:space="preserve"> </w:t>
+      </w:r>
+      <w:r>
+        <w:t xml:space="preserve">clock to inspect losses of separation before and after deconfliction. The rehearsal is kinematic (straight legs at</w:t>
+      </w:r>
+      <w:r>
+        <w:t xml:space="preserve"> </w:t>
+      </w:r>
+      <w:r>
+        <w:t xml:space="preserve">planned speeds, with no wind, vehicle dynamics or sensor noise). Both features were checked functionally on desktop,</w:t>
+      </w:r>
+      <w:r>
+        <w:t xml:space="preserve"> </w:t>
+      </w:r>
+      <w:r>
+        <w:t xml:space="preserve">but the paired standalone headset application has not been run on a headset and no user study has been conducted</w:t>
+      </w:r>
+      <w:r>
+        <w:t xml:space="preserve"> </w:t>
+      </w:r>
+      <w:r>
+        <w:t xml:space="preserve">(the full view and Figure A.7 are in Appendix A).</w:t>
+      </w:r>
+    </w:p>
+    <w:p>
+      <w:pPr>
+        <w:pStyle w:val="Heading1"/>
+      </w:pPr>
+      <w:bookmarkStart w:id="66" w:name="_074802e0e16f6322e726b21f081c01c392e8fbd"/>
+      <w:r>
+        <w:rPr>
+          <w:rStyle w:val="SectionNumber"/>
+        </w:rPr>
+        <w:t xml:space="preserve">7</w:t>
+      </w:r>
+      <w:r>
+        <w:tab/>
+      </w:r>
+      <w:r>
+        <w:t xml:space="preserve">Discussion</w:t>
+      </w:r>
+      <w:bookmarkEnd w:id="66"/>
+    </w:p>
+    <w:p>
+      <w:pPr>
+        <w:pStyle w:val="FirstParagraph"/>
+      </w:pPr>
+      <w:r>
+        <w:rPr>
+          <w:b/>
+          <w:bCs/>
+        </w:rPr>
+        <w:t xml:space="preserve">Attribution.</w:t>
+      </w:r>
+      <w:r>
+        <w:t xml:space="preserve"> </w:t>
+      </w:r>
+      <w:r>
+        <w:t xml:space="preserve">A declared rule, its held-out replication and a cross-validated model all found no usable</w:t>
+      </w:r>
+      <w:r>
+        <w:t xml:space="preserve"> </w:t>
+      </w:r>
+      <w:r>
+        <w:t xml:space="preserve">separation between pilot- and aircraft-caused crashes. Uploader labels are noisy, but the expert threads suggest they</w:t>
+      </w:r>
+      <w:r>
+        <w:t xml:space="preserve"> </w:t>
+      </w:r>
+      <w:r>
+        <w:t xml:space="preserve">are not random: where an expert reached a verdict on an aircraft-rated crash, it agreed. A more likely explanation is</w:t>
+      </w:r>
+      <w:r>
+        <w:t xml:space="preserve"> </w:t>
+      </w:r>
+      <w:r>
+        <w:t xml:space="preserve">that a pilot error and an aircraft fault leave similar traces in the signals a log records, which is also suggested by</w:t>
+      </w:r>
+      <w:r>
+        <w:t xml:space="preserve"> </w:t>
+      </w:r>
+      <w:r>
+        <w:t xml:space="preserve">how often experts themselves remained unclear. Tools that issue automatic responsibility verdicts from logs should be</w:t>
+      </w:r>
+      <w:r>
+        <w:t xml:space="preserve"> </w:t>
+      </w:r>
+      <w:r>
+        <w:t xml:space="preserve">evaluated against independent labels before use in investigations or claims.</w:t>
+      </w:r>
+    </w:p>
+    <w:p>
+      <w:pPr>
+        <w:pStyle w:val="BodyText"/>
+      </w:pPr>
+      <w:r>
+        <w:rPr>
+          <w:b/>
+          <w:bCs/>
+        </w:rPr>
+        <w:t xml:space="preserve">Leakage.</w:t>
+      </w:r>
+      <w:r>
+        <w:t xml:space="preserve"> </w:t>
+      </w:r>
+      <w:r>
+        <w:t xml:space="preserve">The model-level leakage we expected was absent, yet single checks showed it clearly: a tuning check</w:t>
+      </w:r>
+      <w:r>
+        <w:t xml:space="preserve"> </w:t>
+      </w:r>
+      <w:r>
+        <w:t xml:space="preserve">looked accurate only because the crash was in its window. Evaluations of log-based diagnosis should report results with</w:t>
+      </w:r>
+      <w:r>
+        <w:t xml:space="preserve"> </w:t>
+      </w:r>
+      <w:r>
+        <w:t xml:space="preserve">the crash window removed, and should compare against the same aircraft’s history before claiming that a signal</w:t>
+      </w:r>
+      <w:r>
+        <w:t xml:space="preserve"> </w:t>
+      </w:r>
+      <w:r>
+        <w:t xml:space="preserve">anticipates a crash.</w:t>
+      </w:r>
+    </w:p>
+    <w:p>
+      <w:pPr>
+        <w:pStyle w:val="BodyText"/>
+      </w:pPr>
+      <w:r>
+        <w:rPr>
+          <w:b/>
+          <w:bCs/>
+        </w:rPr>
+        <w:t xml:space="preserve">Drone-level risk.</w:t>
+      </w:r>
+      <w:r>
+        <w:t xml:space="preserve"> </w:t>
+      </w:r>
+      <w:r>
+        <w:t xml:space="preserve">The positive result concerns airframes, not flights. Drones that later crashed vibrated</w:t>
+      </w:r>
+      <w:r>
+        <w:t xml:space="preserve"> </w:t>
+      </w:r>
+      <w:r>
+        <w:t xml:space="preserve">more than comparable drones on ordinary flights, and expert diagnoses most often named tuning, configuration and</w:t>
+      </w:r>
+      <w:r>
+        <w:t xml:space="preserve"> </w:t>
+      </w:r>
+      <w:r>
+        <w:t xml:space="preserve">propulsion problems, which raise vibration. This is consistent with a maintenance view of UAV reliability in which</w:t>
+      </w:r>
+      <w:r>
+        <w:t xml:space="preserve"> </w:t>
+      </w:r>
+      <w:r>
+        <w:t xml:space="preserve">degraded condition precedes failure</w:t>
+      </w:r>
+      <w:r>
+        <w:t xml:space="preserve"> </w:t>
+      </w:r>
+      <w:r>
+        <w:t xml:space="preserve">[</w:t>
+      </w:r>
+      <w:hyperlink w:anchor="_4f9a794a6a4ddf2789379e73f8e74e34b9538b4">
+        <w:r>
+          <w:rPr>
+            <w:rStyle w:val="Hyperlink"/>
+          </w:rPr>
+          <w:t xml:space="preserve">23</w:t>
+        </w:r>
+      </w:hyperlink>
+      <w:r>
+        <w:t xml:space="preserve">]</w:t>
+      </w:r>
+      <w:r>
+        <w:t xml:space="preserve">. It supports ranking a fleet’s drones by vibration</w:t>
+      </w:r>
+      <w:r>
+        <w:t xml:space="preserve"> </w:t>
+      </w:r>
+      <w:r>
+        <w:t xml:space="preserve">measured the same way and inspecting the roughest; it does not support a per-flight crash warning, the screening</w:t>
+      </w:r>
+      <w:r>
+        <w:t xml:space="preserve"> </w:t>
+      </w:r>
+      <w:r>
+        <w:t xml:space="preserve">gain is moderate, and the effect rests on the older vibration estimate: a replication on the newer metric was</w:t>
+      </w:r>
+      <w:r>
+        <w:t xml:space="preserve"> </w:t>
+      </w:r>
+      <w:r>
+        <w:t xml:space="preserve">inconclusive.</w:t>
+      </w:r>
+    </w:p>
+    <w:p>
+      <w:pPr>
+        <w:pStyle w:val="BodyText"/>
+      </w:pPr>
+      <w:r>
+        <w:rPr>
+          <w:b/>
+          <w:bCs/>
+        </w:rPr>
+        <w:t xml:space="preserve">From findings to a tool.</w:t>
+      </w:r>
+      <w:r>
+        <w:t xml:space="preserve"> </w:t>
+      </w:r>
+      <w:r>
+        <w:t xml:space="preserve">Section 6 turns these results into design decisions for an</w:t>
+      </w:r>
+      <w:r>
+        <w:t xml:space="preserve"> </w:t>
+      </w:r>
+      <w:r>
+        <w:t xml:space="preserve">operator’s tool. The common thread is that the tool shows evidence and ranks drones, and does not name a cause.</w:t>
+      </w:r>
+    </w:p>
+    <w:p>
+      <w:pPr>
+        <w:pStyle w:val="BodyText"/>
+      </w:pPr>
+      <w:r>
+        <w:rPr>
+          <w:b/>
+          <w:bCs/>
+        </w:rPr>
+        <w:t xml:space="preserve">Language models.</w:t>
+      </w:r>
+      <w:r>
+        <w:t xml:space="preserve"> </w:t>
+      </w:r>
+      <w:r>
+        <w:t xml:space="preserve">On this task small local models added errors and an attack surface rather than accuracy.</w:t>
+      </w:r>
+      <w:r>
+        <w:t xml:space="preserve"> </w:t>
+      </w:r>
+      <w:r>
+        <w:t xml:space="preserve">A debate-style panel, related to multi-agent debate</w:t>
+      </w:r>
+      <w:r>
+        <w:t xml:space="preserve"> </w:t>
+      </w:r>
+      <w:r>
+        <w:t xml:space="preserve">[</w:t>
+      </w:r>
+      <w:hyperlink w:anchor="_06ffb55068ea9e0b3a7aa6e754cfcffab5f832f">
+        <w:r>
+          <w:rPr>
+            <w:rStyle w:val="Hyperlink"/>
+          </w:rPr>
+          <w:t xml:space="preserve">26</w:t>
+        </w:r>
+      </w:hyperlink>
+      <w:r>
+        <w:t xml:space="preserve">]</w:t>
+      </w:r>
+      <w:r>
+        <w:t xml:space="preserve">, did not help at this model size, and the adversarial result echoes concerns about</w:t>
+      </w:r>
+      <w:r>
+        <w:t xml:space="preserve"> </w:t>
+      </w:r>
+      <w:r>
+        <w:t xml:space="preserve">steering through injected content</w:t>
+      </w:r>
+      <w:r>
+        <w:t xml:space="preserve"> </w:t>
+      </w:r>
+      <w:r>
+        <w:t xml:space="preserve">[</w:t>
+      </w:r>
+      <w:hyperlink w:anchor="_8a3cc11b1319c0fe6bf6179f8196eab503a64d0">
+        <w:r>
+          <w:rPr>
+            <w:rStyle w:val="Hyperlink"/>
+          </w:rPr>
+          <w:t xml:space="preserve">27</w:t>
+        </w:r>
+      </w:hyperlink>
+      <w:r>
+        <w:t xml:space="preserve">]</w:t>
+      </w:r>
+      <w:r>
+        <w:t xml:space="preserve">. Larger models were not tested.</w:t>
+      </w:r>
+    </w:p>
+    <w:p>
+      <w:pPr>
+        <w:pStyle w:val="BodyText"/>
+      </w:pPr>
+      <w:r>
+        <w:rPr>
+          <w:b/>
+          <w:bCs/>
+        </w:rPr>
+        <w:t xml:space="preserve">Relation to prior datasets.</w:t>
+      </w:r>
+      <w:r>
+        <w:t xml:space="preserve"> </w:t>
+      </w:r>
+      <w:r>
+        <w:t xml:space="preserve">Benchmarks built from injected faults</w:t>
+      </w:r>
+      <w:r>
+        <w:t xml:space="preserve"> </w:t>
+      </w:r>
+      <w:r>
+        <w:t xml:space="preserve">[</w:t>
+      </w:r>
+      <w:hyperlink w:anchor="_d75d7cf63098afa5d33e189bc1a163022e7ecdc">
+        <w:r>
+          <w:rPr>
+            <w:rStyle w:val="Hyperlink"/>
+          </w:rPr>
+          <w:t xml:space="preserve">7</w:t>
+        </w:r>
+      </w:hyperlink>
+      <w:r>
+        <w:t xml:space="preserve">,</w:t>
+      </w:r>
+      <w:hyperlink w:anchor="_446d2d8311e3f2ab8e5f2830e712f064a3280b9">
+        <w:r>
+          <w:rPr>
+            <w:rStyle w:val="Hyperlink"/>
+          </w:rPr>
+          <w:t xml:space="preserve">8</w:t>
+        </w:r>
+      </w:hyperlink>
+      <w:r>
+        <w:t xml:space="preserve">]</w:t>
+      </w:r>
+      <w:r>
+        <w:t xml:space="preserve"> </w:t>
+      </w:r>
+      <w:r>
+        <w:t xml:space="preserve">answer whether a known fault can be detected; anomaly datasets from real logs</w:t>
+      </w:r>
+      <w:r>
+        <w:t xml:space="preserve"> </w:t>
+      </w:r>
+      <w:r>
+        <w:t xml:space="preserve">[</w:t>
+      </w:r>
+      <w:hyperlink w:anchor="_973650d78dc352a8b25ace59ab002a1d91cdfc9">
+        <w:r>
+          <w:rPr>
+            <w:rStyle w:val="Hyperlink"/>
+          </w:rPr>
+          <w:t xml:space="preserve">9</w:t>
+        </w:r>
+      </w:hyperlink>
+      <w:r>
+        <w:t xml:space="preserve">]</w:t>
+      </w:r>
+      <w:r>
+        <w:t xml:space="preserve"> </w:t>
+      </w:r>
+      <w:r>
+        <w:t xml:space="preserve">answer</w:t>
+      </w:r>
+      <w:r>
+        <w:t xml:space="preserve"> </w:t>
+      </w:r>
+      <w:r>
+        <w:t xml:space="preserve">whether unusual segments can be found. Our results concern a different question, attribution of a real crash, and</w:t>
+      </w:r>
+      <w:r>
+        <w:t xml:space="preserve"> </w:t>
+      </w:r>
+      <w:r>
+        <w:t xml:space="preserve">suggest that performance on the first two does not transfer to it: signals that mark a fault also mark the crash it</w:t>
+      </w:r>
+      <w:r>
+        <w:t xml:space="preserve"> </w:t>
+      </w:r>
+      <w:r>
+        <w:t xml:space="preserve">causes and the pilot’s reaction to it. Datasets that pair real crashes with independently verified causes would be</w:t>
+      </w:r>
+      <w:r>
+        <w:t xml:space="preserve"> </w:t>
+      </w:r>
+      <w:r>
+        <w:t xml:space="preserve">needed to make progress on attribution, and our expert-diagnosis labels are a small first step.</w:t>
+      </w:r>
+    </w:p>
+    <w:p>
+      <w:pPr>
+        <w:pStyle w:val="BodyText"/>
+      </w:pPr>
+      <w:r>
+        <w:rPr>
+          <w:b/>
+          <w:bCs/>
+        </w:rPr>
+        <w:t xml:space="preserve">Records and regulation.</w:t>
+      </w:r>
+      <w:r>
+        <w:t xml:space="preserve"> </w:t>
+      </w:r>
+      <w:r>
+        <w:t xml:space="preserve">Record-keeping rules ask operators to keep logs, maintenance records and</w:t>
+      </w:r>
+      <w:r>
+        <w:t xml:space="preserve"> </w:t>
+      </w:r>
+      <w:r>
+        <w:t xml:space="preserve">occurrence reports</w:t>
+      </w:r>
+      <w:r>
+        <w:t xml:space="preserve"> </w:t>
+      </w:r>
+      <w:r>
+        <w:t xml:space="preserve">[</w:t>
+      </w:r>
+      <w:hyperlink w:anchor="_94e90323a8c21041104ada5ef51239cca731079">
+        <w:r>
+          <w:rPr>
+            <w:rStyle w:val="Hyperlink"/>
+          </w:rPr>
+          <w:t xml:space="preserve">1</w:t>
+        </w:r>
+      </w:hyperlink>
+      <w:r>
+        <w:t xml:space="preserve">,</w:t>
+      </w:r>
+      <w:hyperlink w:anchor="_accb9f9d732da81043c804de081f8bf74e6cf24">
+        <w:r>
+          <w:rPr>
+            <w:rStyle w:val="Hyperlink"/>
+          </w:rPr>
+          <w:t xml:space="preserve">2</w:t>
+        </w:r>
+      </w:hyperlink>
+      <w:r>
+        <w:t xml:space="preserve">]</w:t>
+      </w:r>
+      <w:r>
+        <w:t xml:space="preserve">. On our evidence, such records are most useful when they are</w:t>
+      </w:r>
+      <w:r>
+        <w:t xml:space="preserve"> </w:t>
+      </w:r>
+      <w:r>
+        <w:t xml:space="preserve">kept per aircraft over time, so that an airframe’s condition can be compared with its own history and with comparable</w:t>
+      </w:r>
+      <w:r>
+        <w:t xml:space="preserve"> </w:t>
+      </w:r>
+      <w:r>
+        <w:t xml:space="preserve">airframes, rather than examined only after an accident.</w:t>
+      </w:r>
+    </w:p>
+    <w:p>
+      <w:pPr>
+        <w:pStyle w:val="BodyText"/>
+      </w:pPr>
+      <w:r>
+        <w:rPr>
+          <w:b/>
+          <w:bCs/>
+        </w:rPr>
+        <w:t xml:space="preserve">Practical guidance.</w:t>
+      </w:r>
+      <w:r>
+        <w:t xml:space="preserve"> </w:t>
+      </w:r>
+      <w:r>
+        <w:t xml:space="preserve">For operators and investigators we suggest: (i) treat automatic pilot-or-aircraft</w:t>
+      </w:r>
+      <w:r>
+        <w:t xml:space="preserve"> </w:t>
+      </w:r>
+      <w:r>
+        <w:t xml:space="preserve">verdicts from logs with caution; (ii) use logs to assemble a time-ordered record of events for a human investigator;</w:t>
+      </w:r>
+      <w:r>
+        <w:t xml:space="preserve"> </w:t>
+      </w:r>
+      <w:r>
+        <w:t xml:space="preserve">(iii) track vibration per drone across flights and inspect drones that are rough relative to comparable airframes;</w:t>
+      </w:r>
+      <w:r>
+        <w:t xml:space="preserve"> </w:t>
+      </w:r>
+      <w:r>
+        <w:t xml:space="preserve">(iv) when evaluating any log-based diagnostic, remove the crash window and compare against the same drone’s history.</w:t>
+      </w:r>
+    </w:p>
+    <w:p>
+      <w:pPr>
+        <w:pStyle w:val="BodyText"/>
+      </w:pPr>
+      <w:r>
+        <w:rPr>
+          <w:b/>
+          <w:bCs/>
+        </w:rPr>
+        <w:t xml:space="preserve">Future work.</w:t>
+      </w:r>
+      <w:r>
+        <w:t xml:space="preserve"> </w:t>
+      </w:r>
+      <w:r>
+        <w:t xml:space="preserve">Two studies have been declared in the repository before any data were collected: a</w:t>
+      </w:r>
+      <w:r>
+        <w:t xml:space="preserve"> </w:t>
+      </w:r>
+      <w:r>
+        <w:t xml:space="preserve">prospective test in partner fleets, in which the monthly vibration</w:t>
+      </w:r>
+      <w:r>
+        <w:t xml:space="preserve"> </w:t>
+      </w:r>
+      <w:r>
+        <w:t xml:space="preserve">ranking is written to the signed record before outcomes occur and crashes, unplanned repairs and defects found at</w:t>
+      </w:r>
+      <w:r>
+        <w:t xml:space="preserve"> </w:t>
+      </w:r>
+      <w:r>
+        <w:t xml:space="preserve">inspection are compared between flagged and unflagged drones over six months; and a within-subjects user study</w:t>
+      </w:r>
+      <w:r>
+        <w:t xml:space="preserve"> </w:t>
+      </w:r>
+      <w:r>
+        <w:t xml:space="preserve">comparing the three-dimensional views with a two-dimensional map on tasks with known answers. Repeating the</w:t>
+      </w:r>
+      <w:r>
+        <w:t xml:space="preserve"> </w:t>
+      </w:r>
+      <w:r>
+        <w:t xml:space="preserve">between-drone analysis on ArduPilot fleets, testing sequence models or frequency-domain IMU features for transient</w:t>
+      </w:r>
+      <w:r>
+        <w:t xml:space="preserve"> </w:t>
+      </w:r>
+      <w:r>
+        <w:t xml:space="preserve">precursors that whole-window summaries miss, and evaluating a larger set of crashes with causes verified by independent</w:t>
+      </w:r>
+      <w:r>
+        <w:t xml:space="preserve"> </w:t>
+      </w:r>
+      <w:r>
+        <w:t xml:space="preserve">investigators would further strengthen the evidence.</w:t>
+      </w:r>
+    </w:p>
+    <w:p>
+      <w:pPr>
+        <w:pStyle w:val="Heading1"/>
+      </w:pPr>
+      <w:bookmarkStart w:id="67" w:name="_82b82981e21bad8167d56d1f0b74a832e215810"/>
+      <w:r>
+        <w:rPr>
+          <w:rStyle w:val="SectionNumber"/>
+        </w:rPr>
+        <w:t xml:space="preserve">8</w:t>
+      </w:r>
+      <w:r>
+        <w:tab/>
+      </w:r>
+      <w:r>
+        <w:t xml:space="preserve">Threats to validity</w:t>
+      </w:r>
+      <w:bookmarkEnd w:id="67"/>
+    </w:p>
+    <w:p>
+      <w:pPr>
+        <w:pStyle w:val="FirstParagraph"/>
+      </w:pPr>
+      <w:r>
+        <w:rPr>
+          <w:b/>
+          <w:bCs/>
+        </w:rPr>
+        <w:t xml:space="preserve">Labels.</w:t>
+      </w:r>
+      <w:r>
+        <w:t xml:space="preserve"> </w:t>
+      </w:r>
+      <w:r>
+        <w:t xml:space="preserve">Ratings are the uploaders’ own and normal flights are self-rated. Controls without a crash-rated log</w:t>
+      </w:r>
+      <w:r>
+        <w:t xml:space="preserve"> </w:t>
+      </w:r>
+      <w:r>
+        <w:t xml:space="preserve">may have crashed without a rating; this misclassification biases the between-drone test towards no difference, so the</w:t>
+      </w:r>
+      <w:r>
+        <w:t xml:space="preserve"> </w:t>
+      </w:r>
+      <w:r>
+        <w:t xml:space="preserve">observed effect is, if anything, conservative. Forum diagnoses were first recorded with AI assistance and verified</w:t>
+      </w:r>
+      <w:r>
+        <w:t xml:space="preserve"> </w:t>
+      </w:r>
+      <w:r>
+        <w:t xml:space="preserve">by quotation; a blind second coding agreed well (kappa 0.81 for the conclusion, 0.73 for the cause) but not</w:t>
+      </w:r>
+      <w:r>
+        <w:t xml:space="preserve"> </w:t>
+      </w:r>
+      <w:r>
+        <w:t xml:space="preserve">perfectly, and half of the expert-diagnosed logs are no longer public.</w:t>
+      </w:r>
+    </w:p>
+    <w:p>
+      <w:pPr>
+        <w:pStyle w:val="BodyText"/>
+      </w:pPr>
+      <w:r>
+        <w:rPr>
+          <w:b/>
+          <w:bCs/>
+        </w:rPr>
+        <w:t xml:space="preserve">Selection.</w:t>
+      </w:r>
+      <w:r>
+        <w:t xml:space="preserve"> </w:t>
+      </w:r>
+      <w:r>
+        <w:t xml:space="preserve">The archive is self-selected, PX4-only and rich in development and test flights, and crash-rated</w:t>
+      </w:r>
+      <w:r>
+        <w:t xml:space="preserve"> </w:t>
+      </w:r>
+      <w:r>
+        <w:t xml:space="preserve">logs differ from well-rated ones in duration and firmware era (Table 2). Results may not transfer to</w:t>
+      </w:r>
+      <w:r>
+        <w:t xml:space="preserve"> </w:t>
+      </w:r>
+      <w:r>
+        <w:t xml:space="preserve">commercial ArduPilot fleets or to proprietary autopilots.</w:t>
+      </w:r>
+    </w:p>
+    <w:p>
+      <w:pPr>
+        <w:pStyle w:val="BodyText"/>
+      </w:pPr>
+      <w:r>
+        <w:rPr>
+          <w:b/>
+          <w:bCs/>
+        </w:rPr>
+        <w:t xml:space="preserve">Measurement.</w:t>
+      </w:r>
+      <w:r>
+        <w:t xml:space="preserve"> </w:t>
+      </w:r>
+      <w:r>
+        <w:t xml:space="preserve">The crash moment is estimated; the within-drone result did not depend on the threshold. The</w:t>
+      </w:r>
+      <w:r>
+        <w:t xml:space="preserve"> </w:t>
+      </w:r>
+      <w:r>
+        <w:t xml:space="preserve">between-drone effect was shown mainly with the older vibration estimate and was not confirmed on the newer metric</w:t>
+      </w:r>
+      <w:r>
+        <w:t xml:space="preserve"> </w:t>
+      </w:r>
+      <w:r>
+        <w:t xml:space="preserve">in a declared replication with 19 usable sets, and matching used hardware, firmware, vehicle</w:t>
+      </w:r>
+      <w:r>
+        <w:t xml:space="preserve"> </w:t>
+      </w:r>
+      <w:r>
+        <w:t xml:space="preserve">type and, in a sensitivity analysis, airframe, but not propellers, payloads or missions.</w:t>
+      </w:r>
+    </w:p>
+    <w:p>
+      <w:pPr>
+        <w:pStyle w:val="BodyText"/>
+      </w:pPr>
+      <w:r>
+        <w:rPr>
+          <w:b/>
+          <w:bCs/>
+        </w:rPr>
+        <w:t xml:space="preserve">Features.</w:t>
+      </w:r>
+      <w:r>
+        <w:t xml:space="preserve"> </w:t>
+      </w:r>
+      <w:r>
+        <w:t xml:space="preserve">Summary features over the whole window (percentiles, shares of time, RMS) were used;</w:t>
+      </w:r>
+      <w:r>
+        <w:t xml:space="preserve"> </w:t>
+      </w:r>
+      <w:r>
+        <w:t xml:space="preserve">sequence models or frequency-domain IMU features might capture short precursors that summaries miss. This was not</w:t>
+      </w:r>
+      <w:r>
+        <w:t xml:space="preserve"> </w:t>
+      </w:r>
+      <w:r>
+        <w:t xml:space="preserve">tested.</w:t>
+      </w:r>
+    </w:p>
+    <w:p>
+      <w:pPr>
+        <w:pStyle w:val="BodyText"/>
+      </w:pPr>
+      <w:r>
+        <w:rPr>
+          <w:b/>
+          <w:bCs/>
+        </w:rPr>
+        <w:t xml:space="preserve">Attrition.</w:t>
+      </w:r>
+      <w:r>
+        <w:t xml:space="preserve"> </w:t>
+      </w:r>
+      <w:r>
+        <w:t xml:space="preserve">Only 37 of the 73 logs behind expert aircraft diagnoses with a checkable cause could still be</w:t>
+      </w:r>
+      <w:r>
+        <w:t xml:space="preserve"> </w:t>
+      </w:r>
+      <w:r>
+        <w:t xml:space="preserve">downloaded, so Table 7 has very small cells (</w:t>
+      </w:r>
+      <m:oMath>
+        <m:r>
+          <m:t>n</m:t>
+        </m:r>
+        <m:r>
+          <m:rPr>
+            <m:sty m:val="p"/>
+          </m:rPr>
+          <m:t>=</m:t>
+        </m:r>
+        <m:r>
+          <m:t>2</m:t>
+        </m:r>
+      </m:oMath>
+      <w:r>
+        <w:t xml:space="preserve"> </w:t>
+      </w:r>
+      <w:r>
+        <w:t xml:space="preserve">to</w:t>
+      </w:r>
+      <w:r>
+        <w:t xml:space="preserve"> </w:t>
+      </w:r>
+      <m:oMath>
+        <m:r>
+          <m:t>9</m:t>
+        </m:r>
+      </m:oMath>
+      <w:r>
+        <w:t xml:space="preserve">); its results are indicative only.</w:t>
+      </w:r>
+    </w:p>
+    <w:p>
+      <w:pPr>
+        <w:pStyle w:val="BodyText"/>
+      </w:pPr>
+      <w:r>
+        <w:rPr>
+          <w:b/>
+          <w:bCs/>
+        </w:rPr>
+        <w:t xml:space="preserve">Power.</w:t>
+      </w:r>
+      <w:r>
+        <w:t xml:space="preserve"> </w:t>
+      </w:r>
+      <w:r>
+        <w:t xml:space="preserve">Some comparisons are small (14 pilot-caused matched sets, 12 sets with the newer vibration metric,</w:t>
+      </w:r>
+      <w:r>
+        <w:t xml:space="preserve"> </w:t>
+      </w:r>
+      <w:r>
+        <w:t xml:space="preserve">three vibration-diagnosed logs). Null results there are not evidence of no effect.</w:t>
+      </w:r>
+    </w:p>
+    <w:p>
+      <w:pPr>
+        <w:pStyle w:val="BodyText"/>
+      </w:pPr>
+      <w:r>
+        <w:rPr>
+          <w:b/>
+          <w:bCs/>
+        </w:rPr>
+        <w:t xml:space="preserve">Language models.</w:t>
+      </w:r>
+      <w:r>
+        <w:t xml:space="preserve"> </w:t>
+      </w:r>
+      <w:r>
+        <w:t xml:space="preserve">The 60 panel cases were written by the authors who wrote the fixed rule, so the rule’s</w:t>
+      </w:r>
+      <w:r>
+        <w:t xml:space="preserve"> </w:t>
+      </w:r>
+      <w:r>
+        <w:t xml:space="preserve">0 wrong answers is close to a training score; a blind set of cases written by someone who has not seen the rule is in</w:t>
+      </w:r>
+      <w:r>
+        <w:t xml:space="preserve"> </w:t>
+      </w:r>
+      <w:r>
+        <w:t xml:space="preserve">preparation. Only 3–4B local models were tested.</w:t>
+      </w:r>
+    </w:p>
+    <w:p>
+      <w:pPr>
+        <w:pStyle w:val="BodyText"/>
+      </w:pPr>
+      <w:r>
+        <w:rPr>
+          <w:b/>
+          <w:bCs/>
+        </w:rPr>
+        <w:t xml:space="preserve">The tool.</w:t>
+      </w:r>
+      <w:r>
+        <w:t xml:space="preserve"> </w:t>
+      </w:r>
+      <w:r>
+        <w:t xml:space="preserve">The tool’s checks are engineering validation on archive data, not field evaluation. Plans in the</w:t>
+      </w:r>
+      <w:r>
+        <w:t xml:space="preserve"> </w:t>
+      </w:r>
+      <w:r>
+        <w:t xml:space="preserve">injection test were built from the flights themselves; the description search was tested on forum titles, which are</w:t>
+      </w:r>
+      <w:r>
+        <w:t xml:space="preserve"> </w:t>
+      </w:r>
+      <w:r>
+        <w:t xml:space="preserve">shorter and more varied than an operator’s report, and its symptom lists were written by the authors; the vibration</w:t>
+      </w:r>
+      <w:r>
+        <w:t xml:space="preserve"> </w:t>
+      </w:r>
+      <w:r>
+        <w:t xml:space="preserve">ranking has not been tested prospectively; and the three-dimensional views have had no user study.</w:t>
+      </w:r>
+    </w:p>
+    <w:p>
+      <w:pPr>
+        <w:pStyle w:val="Heading1"/>
+      </w:pPr>
+      <w:bookmarkStart w:id="68" w:name="_0cf7f8e9027f9f9352f3019b4ede1d43d537ff7"/>
+      <w:r>
+        <w:rPr>
+          <w:rStyle w:val="SectionNumber"/>
+        </w:rPr>
+        <w:t xml:space="preserve">9</w:t>
+      </w:r>
+      <w:r>
+        <w:tab/>
+      </w:r>
+      <w:r>
+        <w:t xml:space="preserve">Conclusion</w:t>
+      </w:r>
+      <w:bookmarkEnd w:id="68"/>
+    </w:p>
+    <w:p>
+      <w:pPr>
+        <w:pStyle w:val="FirstParagraph"/>
+      </w:pPr>
+      <w:r>
+        <w:t xml:space="preserve">On real, public crash logs, configuration settings did not distinguish crashes, neither rules nor a model could tell</w:t>
+      </w:r>
+      <w:r>
+        <w:t xml:space="preserve"> </w:t>
+      </w:r>
+      <w:r>
+        <w:t xml:space="preserve">whether the pilot or the aircraft was responsible, and the flight that crashed looked like the same drone’s earlier</w:t>
+      </w:r>
+      <w:r>
+        <w:t xml:space="preserve"> </w:t>
+      </w:r>
+      <w:r>
+        <w:t xml:space="preserve">flights. What the logs did reveal, on the older vibration estimate, was which drones were rougher than their peers;</w:t>
+      </w:r>
+      <w:r>
+        <w:t xml:space="preserve"> </w:t>
+      </w:r>
+      <w:r>
+        <w:t xml:space="preserve">whether the newer metric shows the same remains open. Log analysis for operators is better</w:t>
+      </w:r>
+      <w:r>
+        <w:t xml:space="preserve"> </w:t>
+      </w:r>
+      <w:r>
+        <w:t xml:space="preserve">aimed at fleet-level inspection ranking and at presenting evidence to a human investigator, and claims of automatic</w:t>
+      </w:r>
+      <w:r>
+        <w:t xml:space="preserve"> </w:t>
+      </w:r>
+      <w:r>
+        <w:t xml:space="preserve">crash attribution should be tested with the crash window removed and against each aircraft’s own history. A tool</w:t>
+      </w:r>
+      <w:r>
+        <w:t xml:space="preserve"> </w:t>
+      </w:r>
+      <w:r>
+        <w:t xml:space="preserve">built on these results can be useful without naming causes: it can order the evidence, rank the drones that deserve</w:t>
+      </w:r>
+      <w:r>
+        <w:t xml:space="preserve"> </w:t>
+      </w:r>
+      <w:r>
+        <w:t xml:space="preserve">inspection, keep a record that can be checked, and let a person see a flight or a plan in three dimensions.</w:t>
+      </w:r>
+    </w:p>
+    <w:p>
+      <w:pPr>
+        <w:pStyle w:val="Heading1"/>
+      </w:pPr>
+      <w:bookmarkStart w:id="69" w:name="_84dc18e74b75db6057c8c16a8f70e097972540a"/>
+      <w:r>
+        <w:t xml:space="preserve">Declaration of competing interest</w:t>
+      </w:r>
+      <w:bookmarkEnd w:id="69"/>
+    </w:p>
+    <w:p>
+      <w:pPr>
+        <w:pStyle w:val="FirstParagraph"/>
+      </w:pPr>
+      <w:r>
+        <w:t xml:space="preserve">The authors declare that they have no known competing financial interests or personal relationships that could have appeared to influence the work reported in this paper. The authors develop the open-source tool described in Section 6; it is not commercial.</w:t>
+      </w:r>
+    </w:p>
+    <w:p>
+      <w:pPr>
+        <w:pStyle w:val="Heading1"/>
+      </w:pPr>
+      <w:bookmarkStart w:id="70" w:name="_1f74eb43af444059c7518034463b6c89b1cacf4"/>
+      <w:r>
+        <w:t xml:space="preserve">Declaration of generative AI and AI-assisted technologies in the manuscript preparation process</w:t>
+      </w:r>
+      <w:bookmarkEnd w:id="70"/>
+    </w:p>
+    <w:p>
+      <w:pPr>
+        <w:pStyle w:val="FirstParagraph"/>
+      </w:pPr>
+      <w:r>
+        <w:t xml:space="preserve">During the preparation of this work the authors used an AI assistant (Claude, Anthropic) to write analysis code, draft</w:t>
+      </w:r>
+      <w:r>
+        <w:t xml:space="preserve"> </w:t>
+      </w:r>
+      <w:r>
+        <w:t xml:space="preserve">and revise text, and assist the recording of forum diagnoses. After using this tool, the authors reviewed and edited</w:t>
+      </w:r>
+      <w:r>
+        <w:t xml:space="preserve"> </w:t>
+      </w:r>
+      <w:r>
+        <w:t xml:space="preserve">the content as needed and take full responsibility for the content of the published article.</w:t>
+      </w:r>
+    </w:p>
+    <w:p>
+      <w:pPr>
+        <w:pStyle w:val="Heading1"/>
+      </w:pPr>
+      <w:bookmarkStart w:id="71" w:name="_ea5c66868f283220c19382d0fdd5a852ec570ca"/>
+      <w:r>
+        <w:t xml:space="preserve">Data availability</w:t>
+      </w:r>
+      <w:bookmarkEnd w:id="71"/>
+    </w:p>
+    <w:p>
+      <w:pPr>
+        <w:pStyle w:val="FirstParagraph"/>
+      </w:pPr>
+      <w:r>
+        <w:t xml:space="preserve">Selection scripts, analysis code, the declared hypotheses with their commit history, derived features, expert labels</w:t>
+      </w:r>
+      <w:r>
+        <w:t xml:space="preserve"> </w:t>
+      </w:r>
+      <w:r>
+        <w:t xml:space="preserve">(without forum text), and the source code of the tool are available at</w:t>
+      </w:r>
+      <w:r>
+        <w:t xml:space="preserve"> </w:t>
+      </w:r>
+      <w:hyperlink r:id="rId72">
+        <w:r>
+          <w:rPr>
+            <w:rStyle w:val="Hyperlink"/>
+          </w:rPr>
+          <w:t xml:space="preserve">https://github.com/AdityaPathare46/aerofleet</w:t>
+        </w:r>
+      </w:hyperlink>
+      <w:r>
+        <w:t xml:space="preserve">; a DOI-archived release will be provided on acceptance. Raw logs</w:t>
+      </w:r>
+      <w:r>
+        <w:t xml:space="preserve"> </w:t>
+      </w:r>
+      <w:r>
+        <w:t xml:space="preserve">are public on PX4 Flight Review and are referenced by identifier.</w:t>
+      </w:r>
+    </w:p>
+    <w:p>
+      <w:pPr>
+        <w:pStyle w:val="Heading1"/>
+      </w:pPr>
+      <w:bookmarkStart w:id="73" w:name="_funding"/>
+      <w:r>
+        <w:t xml:space="preserve">Funding</w:t>
+      </w:r>
+      <w:bookmarkEnd w:id="73"/>
+    </w:p>
+    <w:p>
+      <w:pPr>
+        <w:pStyle w:val="FirstParagraph"/>
+      </w:pPr>
+      <w:r>
+        <w:t xml:space="preserve">This research did not receive any specific grant from funding agencies in the public, commercial, or not-for-profit</w:t>
+      </w:r>
+      <w:r>
+        <w:t xml:space="preserve"> </w:t>
+      </w:r>
+      <w:r>
+        <w:t xml:space="preserve">sectors.</w:t>
+      </w:r>
+    </w:p>
+    <w:p>
+      <w:pPr>
+        <w:pStyle w:val="Heading1"/>
+      </w:pPr>
+      <w:bookmarkStart w:id="74" w:name="_2fdde5e9aa4343cb9ee229a5abab9cb4de37fc8"/>
+      <w:r>
+        <w:rPr>
+          <w:rStyle w:val="SectionNumber"/>
+        </w:rPr>
+        <w:t xml:space="preserve">10</w:t>
+      </w:r>
+      <w:r>
+        <w:tab/>
+      </w:r>
+      <w:r>
+        <w:t xml:space="preserve">Three-dimensional replay and mission rehearsal</w:t>
+      </w:r>
+      <w:bookmarkEnd w:id="74"/>
+    </w:p>
+    <w:p>
+      <w:pPr>
+        <w:pStyle w:val="FirstParagraph"/>
+      </w:pPr>
+      <w:r>
+        <w:t xml:space="preserve">Deviations, heights and separation between drones are spatial, and a two-dimensional plot hides height. The tool</w:t>
+      </w:r>
+      <w:r>
+        <w:t xml:space="preserve"> </w:t>
+      </w:r>
+      <w:r>
+        <w:t xml:space="preserve">therefore draws flights on a virtual tabletop, a world in miniature</w:t>
+      </w:r>
+      <w:r>
+        <w:t xml:space="preserve"> </w:t>
+      </w:r>
+      <w:r>
+        <w:t xml:space="preserve">[</w:t>
+      </w:r>
+      <w:hyperlink w:anchor="_587a2a13103f5a9c7c9f5fbc8ef0c5dfd686e3c">
+        <w:r>
+          <w:rPr>
+            <w:rStyle w:val="Hyperlink"/>
+          </w:rPr>
+          <w:t xml:space="preserve">32</w:t>
+        </w:r>
+      </w:hyperlink>
+      <w:r>
+        <w:t xml:space="preserve">]</w:t>
+      </w:r>
+      <w:r>
+        <w:t xml:space="preserve">, that can be viewed in a</w:t>
+      </w:r>
+      <w:r>
+        <w:t xml:space="preserve"> </w:t>
+      </w:r>
+      <w:r>
+        <w:t xml:space="preserve">browser, in immersive virtual reality or, on a passthrough headset, in mixed reality on a real desk (WebXR).</w:t>
+      </w:r>
+    </w:p>
+    <w:p>
+      <w:pPr>
+        <w:pStyle w:val="BodyText"/>
+      </w:pPr>
+      <w:r>
+        <w:t xml:space="preserve">A</w:t>
+      </w:r>
+      <w:r>
+        <w:t xml:space="preserve"> </w:t>
+      </w:r>
+      <w:r>
+        <w:rPr>
+          <w:i/>
+          <w:iCs/>
+        </w:rPr>
+        <w:t xml:space="preserve">flight replay</w:t>
+      </w:r>
+      <w:r>
+        <w:t xml:space="preserve"> </w:t>
+      </w:r>
+      <w:r>
+        <w:t xml:space="preserve">shows a reviewed flight: the approved plan dashed, the flown track green within tolerance and</w:t>
+      </w:r>
+      <w:r>
+        <w:t xml:space="preserve"> </w:t>
+      </w:r>
+      <w:r>
+        <w:t xml:space="preserve">red during a deviation, the log’s events pinned where they happened, and a playhead that can be scrubbed or played at</w:t>
+      </w:r>
+      <w:r>
+        <w:t xml:space="preserve"> </w:t>
+      </w:r>
+      <w:r>
+        <w:t xml:space="preserve">ten times real speed.</w:t>
+      </w:r>
+    </w:p>
+    <w:p>
+      <w:pPr>
+        <w:pStyle w:val="BodyText"/>
+      </w:pPr>
+      <w:r>
+        <w:t xml:space="preserve">A</w:t>
+      </w:r>
+      <w:r>
+        <w:t xml:space="preserve"> </w:t>
+      </w:r>
+      <w:r>
+        <w:rPr>
+          <w:i/>
+          <w:iCs/>
+        </w:rPr>
+        <w:t xml:space="preserve">mission rehearsal</w:t>
+      </w:r>
+      <w:r>
+        <w:t xml:space="preserve"> </w:t>
+      </w:r>
+      <w:r>
         <w:t xml:space="preserve">shows planned missions before anyone flies: the deconfliction check</w:t>
       </w:r>
       <w:r>
@@ -11156,7 +12337,7 @@
         <w:t xml:space="preserve"> </w:t>
       </w:r>
       <w:r>
-        <w:t xml:space="preserve">rescheduled, with each loss of separation drawn where and when it occurs (Fig. 7). It is a kinematic rehearsal of the plan, not</w:t>
+        <w:t xml:space="preserve">rescheduled, with each loss of separation drawn where and when it occurs (Figure A.7). It is a kinematic rehearsal of the plan, not</w:t>
       </w:r>
       <w:r>
         <w:t xml:space="preserve"> </w:t>
@@ -11174,7 +12355,15 @@
         <w:t xml:space="preserve"> </w:t>
       </w:r>
       <w:r>
-        <w:t xml:space="preserve">flight. The replay and rehearsal have been checked functionally on desktop; a paired standalone headset application</w:t>
+        <w:t xml:space="preserve">flight.</w:t>
+      </w:r>
+    </w:p>
+    <w:p>
+      <w:pPr>
+        <w:pStyle w:val="BodyText"/>
+      </w:pPr>
+      <w:r>
+        <w:t xml:space="preserve">The replay and rehearsal have been checked functionally on desktop; a paired standalone headset application</w:t>
       </w:r>
       <w:r>
         <w:t xml:space="preserve"> </w:t>
@@ -11189,7 +12378,7 @@
         <w:t xml:space="preserve">three-dimensional view improves decisions.</w:t>
       </w:r>
     </w:p>
-    <w:bookmarkStart w:id="69" w:name="_bf99149bad0dada6e2c9862d0554e4b7cad348e"/>
+    <w:bookmarkStart w:id="78" w:name="_bf99149bad0dada6e2c9862d0554e4b7cad348e"/>
     <w:p>
       <w:pPr>
         <w:pStyle w:val="CaptionedFigure"/>
@@ -11200,18 +12389,18 @@
           <wp:inline>
             <wp:extent cx="5334000" cy="4488933"/>
             <wp:effectExtent b="0" l="0" r="0" t="0"/>
-            <wp:docPr descr="" title="" id="67" name="Picture"/>
+            <wp:docPr descr="" title="" id="76" name="Picture"/>
             <a:graphic>
               <a:graphicData uri="http://schemas.openxmlformats.org/drawingml/2006/picture">
                 <pic:pic>
                   <pic:nvPicPr>
-                    <pic:cNvPr descr="fig_rehearsal.png" id="68" name="Picture"/>
+                    <pic:cNvPr descr="fig_rehearsal.png" id="77" name="Picture"/>
                     <pic:cNvPicPr>
                       <a:picLocks noChangeArrowheads="1" noChangeAspect="1"/>
                     </pic:cNvPicPr>
                   </pic:nvPicPr>
                   <pic:blipFill>
-                    <a:blip r:embed="rId66"/>
+                    <a:blip r:embed="rId75"/>
                     <a:stretch>
                       <a:fillRect/>
                     </a:stretch>
@@ -11243,7 +12432,7 @@
         <w:pStyle w:val="ImageCaption"/>
       </w:pPr>
       <w:r>
-        <w:t xml:space="preserve">Figure 7. Mission rehearsal in the tool’s tabletop view (desktop rendering; the same scene opens in a WebXR headset).</w:t>
+        <w:t xml:space="preserve">Figure A.7. Mission rehearsal in the tool’s tabletop view (desktop rendering; the same scene opens in a WebXR headset).</w:t>
       </w:r>
       <w:r>
         <w:t xml:space="preserve"> </w:t>
@@ -11270,940 +12459,19 @@
         <w:t xml:space="preserve">first launch: two launches are delayed and no pair comes within 15 m. Straight legs at planned speeds, no wind.</w:t>
       </w:r>
     </w:p>
-    <w:bookmarkEnd w:id="69"/>
+    <w:bookmarkEnd w:id="78"/>
     <w:p>
       <w:pPr>
         <w:pStyle w:val="Heading1"/>
       </w:pPr>
-      <w:bookmarkStart w:id="70" w:name="_074802e0e16f6322e726b21f081c01c392e8fbd"/>
-      <w:r>
-        <w:rPr>
-          <w:rStyle w:val="SectionNumber"/>
-        </w:rPr>
-        <w:t xml:space="preserve">7</w:t>
-      </w:r>
-      <w:r>
-        <w:tab/>
-      </w:r>
-      <w:r>
-        <w:t xml:space="preserve">Discussion</w:t>
-      </w:r>
-      <w:bookmarkEnd w:id="70"/>
-    </w:p>
-    <w:p>
-      <w:pPr>
-        <w:pStyle w:val="FirstParagraph"/>
-      </w:pPr>
-      <w:r>
-        <w:rPr>
-          <w:b/>
-          <w:bCs/>
-        </w:rPr>
-        <w:t xml:space="preserve">Attribution.</w:t>
-      </w:r>
-      <w:r>
-        <w:t xml:space="preserve"> </w:t>
-      </w:r>
-      <w:r>
-        <w:t xml:space="preserve">A declared rule, its held-out replication and a cross-validated model all found no usable</w:t>
-      </w:r>
-      <w:r>
-        <w:t xml:space="preserve"> </w:t>
-      </w:r>
-      <w:r>
-        <w:t xml:space="preserve">separation between pilot- and aircraft-caused crashes. Uploader labels are noisy, but the expert threads suggest they</w:t>
-      </w:r>
-      <w:r>
-        <w:t xml:space="preserve"> </w:t>
-      </w:r>
-      <w:r>
-        <w:t xml:space="preserve">are not random: where an expert reached a verdict on an aircraft-rated crash, it agreed. A more likely explanation is</w:t>
-      </w:r>
-      <w:r>
-        <w:t xml:space="preserve"> </w:t>
-      </w:r>
-      <w:r>
-        <w:t xml:space="preserve">that a pilot error and an aircraft fault leave similar traces in the signals a log records, which is also suggested by</w:t>
-      </w:r>
-      <w:r>
-        <w:t xml:space="preserve"> </w:t>
-      </w:r>
-      <w:r>
-        <w:t xml:space="preserve">how often experts themselves remained unclear. Tools that issue automatic responsibility verdicts from logs should be</w:t>
-      </w:r>
-      <w:r>
-        <w:t xml:space="preserve"> </w:t>
-      </w:r>
-      <w:r>
-        <w:t xml:space="preserve">evaluated against independent labels before use in investigations or claims.</w:t>
-      </w:r>
-    </w:p>
-    <w:p>
-      <w:pPr>
-        <w:pStyle w:val="BodyText"/>
-      </w:pPr>
-      <w:r>
-        <w:rPr>
-          <w:b/>
-          <w:bCs/>
-        </w:rPr>
-        <w:t xml:space="preserve">Leakage.</w:t>
-      </w:r>
-      <w:r>
-        <w:t xml:space="preserve"> </w:t>
-      </w:r>
-      <w:r>
-        <w:t xml:space="preserve">The model-level leakage we expected was absent, yet single checks showed it clearly: a tuning check</w:t>
-      </w:r>
-      <w:r>
-        <w:t xml:space="preserve"> </w:t>
-      </w:r>
-      <w:r>
-        <w:t xml:space="preserve">looked accurate only because the crash was in its window. Evaluations of log-based diagnosis should report results with</w:t>
-      </w:r>
-      <w:r>
-        <w:t xml:space="preserve"> </w:t>
-      </w:r>
-      <w:r>
-        <w:t xml:space="preserve">the crash window removed, and should compare against the same aircraft’s history before claiming that a signal</w:t>
-      </w:r>
-      <w:r>
-        <w:t xml:space="preserve"> </w:t>
-      </w:r>
-      <w:r>
-        <w:t xml:space="preserve">anticipates a crash.</w:t>
-      </w:r>
-    </w:p>
-    <w:p>
-      <w:pPr>
-        <w:pStyle w:val="BodyText"/>
-      </w:pPr>
-      <w:r>
-        <w:rPr>
-          <w:b/>
-          <w:bCs/>
-        </w:rPr>
-        <w:t xml:space="preserve">Drone-level risk.</w:t>
-      </w:r>
-      <w:r>
-        <w:t xml:space="preserve"> </w:t>
-      </w:r>
-      <w:r>
-        <w:t xml:space="preserve">The positive result concerns airframes, not flights. Drones that later crashed vibrated</w:t>
-      </w:r>
-      <w:r>
-        <w:t xml:space="preserve"> </w:t>
-      </w:r>
-      <w:r>
-        <w:t xml:space="preserve">more than comparable drones on ordinary flights, and expert diagnoses most often named tuning, configuration and</w:t>
-      </w:r>
-      <w:r>
-        <w:t xml:space="preserve"> </w:t>
-      </w:r>
-      <w:r>
-        <w:t xml:space="preserve">propulsion problems, which raise vibration. This is consistent with a maintenance view of UAV reliability in which</w:t>
-      </w:r>
-      <w:r>
-        <w:t xml:space="preserve"> </w:t>
-      </w:r>
-      <w:r>
-        <w:t xml:space="preserve">degraded condition precedes failure</w:t>
-      </w:r>
-      <w:r>
-        <w:t xml:space="preserve"> </w:t>
-      </w:r>
-      <w:r>
-        <w:t xml:space="preserve">[</w:t>
-      </w:r>
-      <w:hyperlink w:anchor="_4f9a794a6a4ddf2789379e73f8e74e34b9538b4">
-        <w:r>
-          <w:rPr>
-            <w:rStyle w:val="Hyperlink"/>
-          </w:rPr>
-          <w:t xml:space="preserve">23</w:t>
-        </w:r>
-      </w:hyperlink>
-      <w:r>
-        <w:t xml:space="preserve">]</w:t>
-      </w:r>
-      <w:r>
-        <w:t xml:space="preserve">. It supports ranking a fleet’s drones by vibration</w:t>
-      </w:r>
-      <w:r>
-        <w:t xml:space="preserve"> </w:t>
-      </w:r>
-      <w:r>
-        <w:t xml:space="preserve">measured the same way and inspecting the roughest; it does not support a per-flight crash warning, the screening</w:t>
-      </w:r>
-      <w:r>
-        <w:t xml:space="preserve"> </w:t>
-      </w:r>
-      <w:r>
-        <w:t xml:space="preserve">gain is moderate, and the effect rests on the older vibration estimate: a replication on the newer metric was</w:t>
-      </w:r>
-      <w:r>
-        <w:t xml:space="preserve"> </w:t>
-      </w:r>
-      <w:r>
-        <w:t xml:space="preserve">inconclusive.</w:t>
-      </w:r>
-    </w:p>
-    <w:p>
-      <w:pPr>
-        <w:pStyle w:val="BodyText"/>
-      </w:pPr>
-      <w:r>
-        <w:rPr>
-          <w:b/>
-          <w:bCs/>
-        </w:rPr>
-        <w:t xml:space="preserve">From findings to a tool.</w:t>
-      </w:r>
-      <w:r>
-        <w:t xml:space="preserve"> </w:t>
-      </w:r>
-      <w:r>
-        <w:t xml:space="preserve">Section 6 turns these results into design decisions for an</w:t>
-      </w:r>
-      <w:r>
-        <w:t xml:space="preserve"> </w:t>
-      </w:r>
-      <w:r>
-        <w:t xml:space="preserve">operator’s tool. The common thread is that the tool shows evidence and ranks drones, and does not name a cause.</w:t>
-      </w:r>
-    </w:p>
-    <w:p>
-      <w:pPr>
-        <w:pStyle w:val="BodyText"/>
-      </w:pPr>
-      <w:r>
-        <w:rPr>
-          <w:b/>
-          <w:bCs/>
-        </w:rPr>
-        <w:t xml:space="preserve">Language models.</w:t>
-      </w:r>
-      <w:r>
-        <w:t xml:space="preserve"> </w:t>
-      </w:r>
-      <w:r>
-        <w:t xml:space="preserve">On this task small local models added errors and an attack surface rather than accuracy.</w:t>
-      </w:r>
-      <w:r>
-        <w:t xml:space="preserve"> </w:t>
-      </w:r>
-      <w:r>
-        <w:t xml:space="preserve">A debate-style panel, related to multi-agent debate</w:t>
-      </w:r>
-      <w:r>
-        <w:t xml:space="preserve"> </w:t>
-      </w:r>
-      <w:r>
-        <w:t xml:space="preserve">[</w:t>
-      </w:r>
-      <w:hyperlink w:anchor="_06ffb55068ea9e0b3a7aa6e754cfcffab5f832f">
-        <w:r>
-          <w:rPr>
-            <w:rStyle w:val="Hyperlink"/>
-          </w:rPr>
-          <w:t xml:space="preserve">26</w:t>
-        </w:r>
-      </w:hyperlink>
-      <w:r>
-        <w:t xml:space="preserve">]</w:t>
-      </w:r>
-      <w:r>
-        <w:t xml:space="preserve">, did not help at this model size, and the adversarial result echoes concerns about</w:t>
-      </w:r>
-      <w:r>
-        <w:t xml:space="preserve"> </w:t>
-      </w:r>
-      <w:r>
-        <w:t xml:space="preserve">steering through injected content</w:t>
-      </w:r>
-      <w:r>
-        <w:t xml:space="preserve"> </w:t>
-      </w:r>
-      <w:r>
-        <w:t xml:space="preserve">[</w:t>
-      </w:r>
-      <w:hyperlink w:anchor="_8a3cc11b1319c0fe6bf6179f8196eab503a64d0">
-        <w:r>
-          <w:rPr>
-            <w:rStyle w:val="Hyperlink"/>
-          </w:rPr>
-          <w:t xml:space="preserve">27</w:t>
-        </w:r>
-      </w:hyperlink>
-      <w:r>
-        <w:t xml:space="preserve">]</w:t>
-      </w:r>
-      <w:r>
-        <w:t xml:space="preserve">. Larger models were not tested.</w:t>
-      </w:r>
-    </w:p>
-    <w:p>
-      <w:pPr>
-        <w:pStyle w:val="BodyText"/>
-      </w:pPr>
-      <w:r>
-        <w:rPr>
-          <w:b/>
-          <w:bCs/>
-        </w:rPr>
-        <w:t xml:space="preserve">Relation to prior datasets.</w:t>
-      </w:r>
-      <w:r>
-        <w:t xml:space="preserve"> </w:t>
-      </w:r>
-      <w:r>
-        <w:t xml:space="preserve">Benchmarks built from injected faults</w:t>
-      </w:r>
-      <w:r>
-        <w:t xml:space="preserve"> </w:t>
-      </w:r>
-      <w:r>
-        <w:t xml:space="preserve">[</w:t>
-      </w:r>
-      <w:hyperlink w:anchor="_d75d7cf63098afa5d33e189bc1a163022e7ecdc">
-        <w:r>
-          <w:rPr>
-            <w:rStyle w:val="Hyperlink"/>
-          </w:rPr>
-          <w:t xml:space="preserve">7</w:t>
-        </w:r>
-      </w:hyperlink>
-      <w:r>
-        <w:t xml:space="preserve">,</w:t>
-      </w:r>
-      <w:hyperlink w:anchor="_446d2d8311e3f2ab8e5f2830e712f064a3280b9">
-        <w:r>
-          <w:rPr>
-            <w:rStyle w:val="Hyperlink"/>
-          </w:rPr>
-          <w:t xml:space="preserve">8</w:t>
-        </w:r>
-      </w:hyperlink>
-      <w:r>
-        <w:t xml:space="preserve">]</w:t>
-      </w:r>
-      <w:r>
-        <w:t xml:space="preserve"> </w:t>
-      </w:r>
-      <w:r>
-        <w:t xml:space="preserve">answer whether a known fault can be detected; anomaly datasets from real logs</w:t>
-      </w:r>
-      <w:r>
-        <w:t xml:space="preserve"> </w:t>
-      </w:r>
-      <w:r>
-        <w:t xml:space="preserve">[</w:t>
-      </w:r>
-      <w:hyperlink w:anchor="_973650d78dc352a8b25ace59ab002a1d91cdfc9">
-        <w:r>
-          <w:rPr>
-            <w:rStyle w:val="Hyperlink"/>
-          </w:rPr>
-          <w:t xml:space="preserve">9</w:t>
-        </w:r>
-      </w:hyperlink>
-      <w:r>
-        <w:t xml:space="preserve">]</w:t>
-      </w:r>
-      <w:r>
-        <w:t xml:space="preserve"> </w:t>
-      </w:r>
-      <w:r>
-        <w:t xml:space="preserve">answer</w:t>
-      </w:r>
-      <w:r>
-        <w:t xml:space="preserve"> </w:t>
-      </w:r>
-      <w:r>
-        <w:t xml:space="preserve">whether unusual segments can be found. Our results concern a different question, attribution of a real crash, and</w:t>
-      </w:r>
-      <w:r>
-        <w:t xml:space="preserve"> </w:t>
-      </w:r>
-      <w:r>
-        <w:t xml:space="preserve">suggest that performance on the first two does not transfer to it: signals that mark a fault also mark the crash it</w:t>
-      </w:r>
-      <w:r>
-        <w:t xml:space="preserve"> </w:t>
-      </w:r>
-      <w:r>
-        <w:t xml:space="preserve">causes and the pilot’s reaction to it. Datasets that pair real crashes with independently verified causes would be</w:t>
-      </w:r>
-      <w:r>
-        <w:t xml:space="preserve"> </w:t>
-      </w:r>
-      <w:r>
-        <w:t xml:space="preserve">needed to make progress on attribution, and our expert-diagnosis labels are a small first step.</w:t>
-      </w:r>
-    </w:p>
-    <w:p>
-      <w:pPr>
-        <w:pStyle w:val="BodyText"/>
-      </w:pPr>
-      <w:r>
-        <w:rPr>
-          <w:b/>
-          <w:bCs/>
-        </w:rPr>
-        <w:t xml:space="preserve">Records and regulation.</w:t>
-      </w:r>
-      <w:r>
-        <w:t xml:space="preserve"> </w:t>
-      </w:r>
-      <w:r>
-        <w:t xml:space="preserve">Record-keeping rules ask operators to keep logs, maintenance records and</w:t>
-      </w:r>
-      <w:r>
-        <w:t xml:space="preserve"> </w:t>
-      </w:r>
-      <w:r>
-        <w:t xml:space="preserve">occurrence reports</w:t>
-      </w:r>
-      <w:r>
-        <w:t xml:space="preserve"> </w:t>
-      </w:r>
-      <w:r>
-        <w:t xml:space="preserve">[</w:t>
-      </w:r>
-      <w:hyperlink w:anchor="_94e90323a8c21041104ada5ef51239cca731079">
-        <w:r>
-          <w:rPr>
-            <w:rStyle w:val="Hyperlink"/>
-          </w:rPr>
-          <w:t xml:space="preserve">1</w:t>
-        </w:r>
-      </w:hyperlink>
-      <w:r>
-        <w:t xml:space="preserve">,</w:t>
-      </w:r>
-      <w:hyperlink w:anchor="_accb9f9d732da81043c804de081f8bf74e6cf24">
-        <w:r>
-          <w:rPr>
-            <w:rStyle w:val="Hyperlink"/>
-          </w:rPr>
-          <w:t xml:space="preserve">2</w:t>
-        </w:r>
-      </w:hyperlink>
-      <w:r>
-        <w:t xml:space="preserve">]</w:t>
-      </w:r>
-      <w:r>
-        <w:t xml:space="preserve">. On our evidence, such records are most useful when they are</w:t>
-      </w:r>
-      <w:r>
-        <w:t xml:space="preserve"> </w:t>
-      </w:r>
-      <w:r>
-        <w:t xml:space="preserve">kept per aircraft over time, so that an airframe’s condition can be compared with its own history and with comparable</w:t>
-      </w:r>
-      <w:r>
-        <w:t xml:space="preserve"> </w:t>
-      </w:r>
-      <w:r>
-        <w:t xml:space="preserve">airframes, rather than examined only after an accident.</w:t>
-      </w:r>
-    </w:p>
-    <w:p>
-      <w:pPr>
-        <w:pStyle w:val="BodyText"/>
-      </w:pPr>
-      <w:r>
-        <w:rPr>
-          <w:b/>
-          <w:bCs/>
-        </w:rPr>
-        <w:t xml:space="preserve">Practical guidance.</w:t>
-      </w:r>
-      <w:r>
-        <w:t xml:space="preserve"> </w:t>
-      </w:r>
-      <w:r>
-        <w:t xml:space="preserve">For operators and investigators we suggest: (i) treat automatic pilot-or-aircraft</w:t>
-      </w:r>
-      <w:r>
-        <w:t xml:space="preserve"> </w:t>
-      </w:r>
-      <w:r>
-        <w:t xml:space="preserve">verdicts from logs with caution; (ii) use logs to assemble a time-ordered record of events for a human investigator;</w:t>
-      </w:r>
-      <w:r>
-        <w:t xml:space="preserve"> </w:t>
-      </w:r>
-      <w:r>
-        <w:t xml:space="preserve">(iii) track vibration per drone across flights and inspect drones that are rough relative to comparable airframes;</w:t>
-      </w:r>
-      <w:r>
-        <w:t xml:space="preserve"> </w:t>
-      </w:r>
-      <w:r>
-        <w:t xml:space="preserve">(iv) when evaluating any log-based diagnostic, remove the crash window and compare against the same drone’s history.</w:t>
-      </w:r>
-    </w:p>
-    <w:p>
-      <w:pPr>
-        <w:pStyle w:val="BodyText"/>
-      </w:pPr>
-      <w:r>
-        <w:rPr>
-          <w:b/>
-          <w:bCs/>
-        </w:rPr>
-        <w:t xml:space="preserve">Future work.</w:t>
-      </w:r>
-      <w:r>
-        <w:t xml:space="preserve"> </w:t>
-      </w:r>
-      <w:r>
-        <w:t xml:space="preserve">Two studies have been declared in the repository before any data were collected: a</w:t>
-      </w:r>
-      <w:r>
-        <w:t xml:space="preserve"> </w:t>
-      </w:r>
-      <w:r>
-        <w:t xml:space="preserve">prospective test in partner fleets, in which the monthly vibration</w:t>
-      </w:r>
-      <w:r>
-        <w:t xml:space="preserve"> </w:t>
-      </w:r>
-      <w:r>
-        <w:t xml:space="preserve">ranking is written to the signed record before outcomes occur and crashes, unplanned repairs and defects found at</w:t>
-      </w:r>
-      <w:r>
-        <w:t xml:space="preserve"> </w:t>
-      </w:r>
-      <w:r>
-        <w:t xml:space="preserve">inspection are compared between flagged and unflagged drones over six months; and a within-subjects user study</w:t>
-      </w:r>
-      <w:r>
-        <w:t xml:space="preserve"> </w:t>
-      </w:r>
-      <w:r>
-        <w:t xml:space="preserve">comparing the three-dimensional views with a two-dimensional map on tasks with known answers. Repeating the</w:t>
-      </w:r>
-      <w:r>
-        <w:t xml:space="preserve"> </w:t>
-      </w:r>
-      <w:r>
-        <w:t xml:space="preserve">between-drone analysis on ArduPilot fleets, and a larger set of crashes with causes verified by independent</w:t>
-      </w:r>
-      <w:r>
-        <w:t xml:space="preserve"> </w:t>
-      </w:r>
-      <w:r>
-        <w:t xml:space="preserve">investigators, would further strengthen the evidence.</w:t>
-      </w:r>
-    </w:p>
-    <w:p>
-      <w:pPr>
-        <w:pStyle w:val="Heading1"/>
-      </w:pPr>
-      <w:bookmarkStart w:id="71" w:name="_82b82981e21bad8167d56d1f0b74a832e215810"/>
-      <w:r>
-        <w:rPr>
-          <w:rStyle w:val="SectionNumber"/>
-        </w:rPr>
-        <w:t xml:space="preserve">8</w:t>
-      </w:r>
-      <w:r>
-        <w:tab/>
-      </w:r>
-      <w:r>
-        <w:t xml:space="preserve">Threats to validity</w:t>
-      </w:r>
-      <w:bookmarkEnd w:id="71"/>
-    </w:p>
-    <w:p>
-      <w:pPr>
-        <w:pStyle w:val="FirstParagraph"/>
-      </w:pPr>
-      <w:r>
-        <w:rPr>
-          <w:b/>
-          <w:bCs/>
-        </w:rPr>
-        <w:t xml:space="preserve">Labels.</w:t>
-      </w:r>
-      <w:r>
-        <w:t xml:space="preserve"> </w:t>
-      </w:r>
-      <w:r>
-        <w:t xml:space="preserve">Ratings are the uploaders’ own and normal flights are self-rated. Controls without a crash-rated log</w:t>
-      </w:r>
-      <w:r>
-        <w:t xml:space="preserve"> </w:t>
-      </w:r>
-      <w:r>
-        <w:t xml:space="preserve">may have crashed without a rating; this misclassification biases the between-drone test towards no difference, so the</w:t>
-      </w:r>
-      <w:r>
-        <w:t xml:space="preserve"> </w:t>
-      </w:r>
-      <w:r>
-        <w:t xml:space="preserve">observed effect is, if anything, conservative. Forum diagnoses were first recorded with AI assistance and verified</w:t>
-      </w:r>
-      <w:r>
-        <w:t xml:space="preserve"> </w:t>
-      </w:r>
-      <w:r>
-        <w:t xml:space="preserve">by quotation; a blind second coding agreed well (kappa 0.81 for the conclusion, 0.73 for the cause) but not</w:t>
-      </w:r>
-      <w:r>
-        <w:t xml:space="preserve"> </w:t>
-      </w:r>
-      <w:r>
-        <w:t xml:space="preserve">perfectly, and half of the expert-diagnosed logs are no longer public.</w:t>
-      </w:r>
-    </w:p>
-    <w:p>
-      <w:pPr>
-        <w:pStyle w:val="BodyText"/>
-      </w:pPr>
-      <w:r>
-        <w:rPr>
-          <w:b/>
-          <w:bCs/>
-        </w:rPr>
-        <w:t xml:space="preserve">Selection.</w:t>
-      </w:r>
-      <w:r>
-        <w:t xml:space="preserve"> </w:t>
-      </w:r>
-      <w:r>
-        <w:t xml:space="preserve">The archive is self-selected, PX4-only and rich in development and test flights, and crash-rated</w:t>
-      </w:r>
-      <w:r>
-        <w:t xml:space="preserve"> </w:t>
-      </w:r>
-      <w:r>
-        <w:t xml:space="preserve">logs differ from well-rated ones in duration and firmware era (Table 2). Results may not transfer to</w:t>
-      </w:r>
-      <w:r>
-        <w:t xml:space="preserve"> </w:t>
-      </w:r>
-      <w:r>
-        <w:t xml:space="preserve">commercial ArduPilot fleets or to proprietary autopilots.</w:t>
-      </w:r>
-    </w:p>
-    <w:p>
-      <w:pPr>
-        <w:pStyle w:val="BodyText"/>
-      </w:pPr>
-      <w:r>
-        <w:rPr>
-          <w:b/>
-          <w:bCs/>
-        </w:rPr>
-        <w:t xml:space="preserve">Measurement.</w:t>
-      </w:r>
-      <w:r>
-        <w:t xml:space="preserve"> </w:t>
-      </w:r>
-      <w:r>
-        <w:t xml:space="preserve">The crash moment is estimated; the within-drone result did not depend on the threshold. The</w:t>
-      </w:r>
-      <w:r>
-        <w:t xml:space="preserve"> </w:t>
-      </w:r>
-      <w:r>
-        <w:t xml:space="preserve">between-drone effect was shown mainly with the older vibration estimate and was not confirmed on the newer metric</w:t>
-      </w:r>
-      <w:r>
-        <w:t xml:space="preserve"> </w:t>
-      </w:r>
-      <w:r>
-        <w:t xml:space="preserve">in a declared replication with 19 usable sets, and matching used hardware, firmware, vehicle</w:t>
-      </w:r>
-      <w:r>
-        <w:t xml:space="preserve"> </w:t>
-      </w:r>
-      <w:r>
-        <w:t xml:space="preserve">type and, in a sensitivity analysis, airframe, but not propellers, payloads or missions.</w:t>
-      </w:r>
-    </w:p>
-    <w:p>
-      <w:pPr>
-        <w:pStyle w:val="BodyText"/>
-      </w:pPr>
-      <w:r>
-        <w:rPr>
-          <w:b/>
-          <w:bCs/>
-        </w:rPr>
-        <w:t xml:space="preserve">Power.</w:t>
-      </w:r>
-      <w:r>
-        <w:t xml:space="preserve"> </w:t>
-      </w:r>
-      <w:r>
-        <w:t xml:space="preserve">Some comparisons are small (14 pilot-caused matched sets, 12 sets with the newer vibration metric,</w:t>
-      </w:r>
-      <w:r>
-        <w:t xml:space="preserve"> </w:t>
-      </w:r>
-      <w:r>
-        <w:t xml:space="preserve">three vibration-diagnosed logs). Null results there are not evidence of no effect.</w:t>
-      </w:r>
-    </w:p>
-    <w:p>
-      <w:pPr>
-        <w:pStyle w:val="BodyText"/>
-      </w:pPr>
-      <w:r>
-        <w:rPr>
-          <w:b/>
-          <w:bCs/>
-        </w:rPr>
-        <w:t xml:space="preserve">Language models.</w:t>
-      </w:r>
-      <w:r>
-        <w:t xml:space="preserve"> </w:t>
-      </w:r>
-      <w:r>
-        <w:t xml:space="preserve">The panel cases are generated, not real incidents, and were written by the same authors as</w:t>
-      </w:r>
-      <w:r>
-        <w:t xml:space="preserve"> </w:t>
-      </w:r>
-      <w:r>
-        <w:t xml:space="preserve">the fixed rule, so the rule’s score is closer to a training score than a test score; a blind set of cases written by</w:t>
-      </w:r>
-      <w:r>
-        <w:t xml:space="preserve"> </w:t>
-      </w:r>
-      <w:r>
-        <w:t xml:space="preserve">someone who has not seen the rule is in preparation. Only small models were tested.</w:t>
-      </w:r>
-    </w:p>
-    <w:p>
-      <w:pPr>
-        <w:pStyle w:val="BodyText"/>
-      </w:pPr>
-      <w:r>
-        <w:rPr>
-          <w:b/>
-          <w:bCs/>
-        </w:rPr>
-        <w:t xml:space="preserve">The tool.</w:t>
-      </w:r>
-      <w:r>
-        <w:t xml:space="preserve"> </w:t>
-      </w:r>
-      <w:r>
-        <w:t xml:space="preserve">The tool’s checks are engineering validation on archive data, not field evaluation. Plans in the</w:t>
-      </w:r>
-      <w:r>
-        <w:t xml:space="preserve"> </w:t>
-      </w:r>
-      <w:r>
-        <w:t xml:space="preserve">injection test were built from the flights themselves; the description search was tested on forum titles, which are</w:t>
-      </w:r>
-      <w:r>
-        <w:t xml:space="preserve"> </w:t>
-      </w:r>
-      <w:r>
-        <w:t xml:space="preserve">shorter and more varied than an operator’s report, and its symptom lists were written by the authors; the vibration</w:t>
-      </w:r>
-      <w:r>
-        <w:t xml:space="preserve"> </w:t>
-      </w:r>
-      <w:r>
-        <w:t xml:space="preserve">ranking has not been tested prospectively; and the three-dimensional views have had no user study.</w:t>
-      </w:r>
-    </w:p>
-    <w:p>
-      <w:pPr>
-        <w:pStyle w:val="Heading1"/>
-      </w:pPr>
-      <w:bookmarkStart w:id="72" w:name="_0cf7f8e9027f9f9352f3019b4ede1d43d537ff7"/>
-      <w:r>
-        <w:rPr>
-          <w:rStyle w:val="SectionNumber"/>
-        </w:rPr>
-        <w:t xml:space="preserve">9</w:t>
-      </w:r>
-      <w:r>
-        <w:tab/>
-      </w:r>
-      <w:r>
-        <w:t xml:space="preserve">Conclusion</w:t>
-      </w:r>
-      <w:bookmarkEnd w:id="72"/>
-    </w:p>
-    <w:p>
-      <w:pPr>
-        <w:pStyle w:val="FirstParagraph"/>
-      </w:pPr>
-      <w:r>
-        <w:t xml:space="preserve">On real, public crash logs, configuration settings did not distinguish crashes, neither rules nor a model could tell</w:t>
-      </w:r>
-      <w:r>
-        <w:t xml:space="preserve"> </w:t>
-      </w:r>
-      <w:r>
-        <w:t xml:space="preserve">whether the pilot or the aircraft was responsible, and the flight that crashed looked like the same drone’s earlier</w:t>
-      </w:r>
-      <w:r>
-        <w:t xml:space="preserve"> </w:t>
-      </w:r>
-      <w:r>
-        <w:t xml:space="preserve">flights. What the logs did reveal, on the older vibration estimate, was which drones were rougher than their peers;</w:t>
-      </w:r>
-      <w:r>
-        <w:t xml:space="preserve"> </w:t>
-      </w:r>
-      <w:r>
-        <w:t xml:space="preserve">whether the newer metric shows the same remains open. Log analysis for operators is better</w:t>
-      </w:r>
-      <w:r>
-        <w:t xml:space="preserve"> </w:t>
-      </w:r>
-      <w:r>
-        <w:t xml:space="preserve">aimed at fleet-level inspection ranking and at presenting evidence to a human investigator, and claims of automatic</w:t>
-      </w:r>
-      <w:r>
-        <w:t xml:space="preserve"> </w:t>
-      </w:r>
-      <w:r>
-        <w:t xml:space="preserve">crash attribution should be tested with the crash window removed and against each aircraft’s own history. A tool</w:t>
-      </w:r>
-      <w:r>
-        <w:t xml:space="preserve"> </w:t>
-      </w:r>
-      <w:r>
-        <w:t xml:space="preserve">built on these results can be useful without naming causes: it can order the evidence, rank the drones that deserve</w:t>
-      </w:r>
-      <w:r>
-        <w:t xml:space="preserve"> </w:t>
-      </w:r>
-      <w:r>
-        <w:t xml:space="preserve">inspection, keep a record that can be checked, and let a person see a flight or a plan in three dimensions.</w:t>
-      </w:r>
-    </w:p>
-    <w:p>
-      <w:pPr>
-        <w:pStyle w:val="Heading1"/>
-      </w:pPr>
-      <w:bookmarkStart w:id="73" w:name="_84dc18e74b75db6057c8c16a8f70e097972540a"/>
-      <w:r>
-        <w:t xml:space="preserve">Declaration of competing interest</w:t>
-      </w:r>
-      <w:bookmarkEnd w:id="73"/>
-    </w:p>
-    <w:p>
-      <w:pPr>
-        <w:pStyle w:val="FirstParagraph"/>
-      </w:pPr>
-      <w:r>
-        <w:t xml:space="preserve">The authors develop the open-source fleet-assurance tool described in Section 6; it is not</w:t>
-      </w:r>
-      <w:r>
-        <w:t xml:space="preserve"> </w:t>
-      </w:r>
-      <w:r>
-        <w:t xml:space="preserve">commercial. [Confirm; declare any other interests.]</w:t>
-      </w:r>
-    </w:p>
-    <w:p>
-      <w:pPr>
-        <w:pStyle w:val="Heading1"/>
-      </w:pPr>
-      <w:bookmarkStart w:id="74" w:name="_1f74eb43af444059c7518034463b6c89b1cacf4"/>
-      <w:r>
-        <w:t xml:space="preserve">Declaration of generative AI and AI-assisted technologies in the manuscript preparation process</w:t>
-      </w:r>
-      <w:bookmarkEnd w:id="74"/>
-    </w:p>
-    <w:p>
-      <w:pPr>
-        <w:pStyle w:val="FirstParagraph"/>
-      </w:pPr>
-      <w:r>
-        <w:t xml:space="preserve">During the preparation of this work the authors used an AI assistant (Claude, Anthropic) to write analysis code, draft</w:t>
-      </w:r>
-      <w:r>
-        <w:t xml:space="preserve"> </w:t>
-      </w:r>
-      <w:r>
-        <w:t xml:space="preserve">and revise text, and assist the recording of forum diagnoses. After using this tool, the authors reviewed and edited</w:t>
-      </w:r>
-      <w:r>
-        <w:t xml:space="preserve"> </w:t>
-      </w:r>
-      <w:r>
-        <w:t xml:space="preserve">the content as needed and take full responsibility for the content of the published article.</w:t>
-      </w:r>
-    </w:p>
-    <w:p>
-      <w:pPr>
-        <w:pStyle w:val="Heading1"/>
-      </w:pPr>
-      <w:bookmarkStart w:id="75" w:name="_ea5c66868f283220c19382d0fdd5a852ec570ca"/>
-      <w:r>
-        <w:t xml:space="preserve">Data availability</w:t>
-      </w:r>
-      <w:bookmarkEnd w:id="75"/>
-    </w:p>
-    <w:p>
-      <w:pPr>
-        <w:pStyle w:val="FirstParagraph"/>
-      </w:pPr>
-      <w:r>
-        <w:t xml:space="preserve">Selection scripts, analysis code, the declared hypotheses with their commit history, derived features and the expert</w:t>
-      </w:r>
-      <w:r>
-        <w:t xml:space="preserve"> </w:t>
-      </w:r>
-      <w:r>
-        <w:t xml:space="preserve">labels (without forum text), and the source code of the tool are available at [repository URL; archived release DOI]. Raw logs are public on PX4 Flight</w:t>
-      </w:r>
-      <w:r>
-        <w:t xml:space="preserve"> </w:t>
-      </w:r>
-      <w:r>
-        <w:t xml:space="preserve">Review and are referenced by identifier.</w:t>
-      </w:r>
-    </w:p>
-    <w:p>
-      <w:pPr>
-        <w:pStyle w:val="Heading1"/>
-      </w:pPr>
-      <w:bookmarkStart w:id="76" w:name="_funding"/>
-      <w:r>
-        <w:t xml:space="preserve">Funding</w:t>
-      </w:r>
-      <w:bookmarkEnd w:id="76"/>
-    </w:p>
-    <w:p>
-      <w:pPr>
-        <w:pStyle w:val="FirstParagraph"/>
-      </w:pPr>
-      <w:r>
-        <w:t xml:space="preserve">This research did not receive any specific grant from funding agencies in the public, commercial, or not-for-profit</w:t>
-      </w:r>
-      <w:r>
-        <w:t xml:space="preserve"> </w:t>
-      </w:r>
-      <w:r>
-        <w:t xml:space="preserve">sectors. [Confirm.]</w:t>
-      </w:r>
-    </w:p>
-    <w:p>
-      <w:pPr>
-        <w:pStyle w:val="Heading1"/>
-      </w:pPr>
-      <w:bookmarkStart w:id="77" w:name="_bibliography"/>
+      <w:bookmarkStart w:id="79" w:name="_bibliography"/>
       <w:r>
         <w:t xml:space="preserve">References</w:t>
       </w:r>
-      <w:bookmarkEnd w:id="77"/>
-    </w:p>
-    <w:bookmarkStart w:id="139" w:name="_refs"/>
-    <w:bookmarkStart w:id="78" w:name="_94e90323a8c21041104ada5ef51239cca731079"/>
+      <w:bookmarkEnd w:id="79"/>
+    </w:p>
+    <w:bookmarkStart w:id="141" w:name="_refs"/>
+    <w:bookmarkStart w:id="80" w:name="_94e90323a8c21041104ada5ef51239cca731079"/>
     <w:p>
       <w:pPr>
         <w:pStyle w:val="Bibliography"/>
@@ -12230,8 +12498,8 @@
         <w:t xml:space="preserve">, (2019).</w:t>
       </w:r>
     </w:p>
-    <w:bookmarkEnd w:id="78"/>
-    <w:bookmarkStart w:id="79" w:name="_accb9f9d732da81043c804de081f8bf74e6cf24"/>
+    <w:bookmarkEnd w:id="80"/>
+    <w:bookmarkStart w:id="81" w:name="_accb9f9d732da81043c804de081f8bf74e6cf24"/>
     <w:p>
       <w:pPr>
         <w:pStyle w:val="Bibliography"/>
@@ -12258,8 +12526,8 @@
         <w:t xml:space="preserve">, (2026).</w:t>
       </w:r>
     </w:p>
-    <w:bookmarkEnd w:id="79"/>
-    <w:bookmarkStart w:id="80" w:name="_2a610b70f77ace96e6ffe48ed026a6e5f9efd5a"/>
+    <w:bookmarkEnd w:id="81"/>
+    <w:bookmarkStart w:id="82" w:name="_2a610b70f77ace96e6ffe48ed026a6e5f9efd5a"/>
     <w:p>
       <w:pPr>
         <w:pStyle w:val="Bibliography"/>
@@ -12286,8 +12554,8 @@
         <w:t xml:space="preserve">, (2021).</w:t>
       </w:r>
     </w:p>
-    <w:bookmarkEnd w:id="80"/>
-    <w:bookmarkStart w:id="81" w:name="_dffd97137af0abb4aae0ff556af3c0d05e0ee4a"/>
+    <w:bookmarkEnd w:id="82"/>
+    <w:bookmarkStart w:id="83" w:name="_dffd97137af0abb4aae0ff556af3c0d05e0ee4a"/>
     <w:p>
       <w:pPr>
         <w:pStyle w:val="Bibliography"/>
@@ -12314,8 +12582,8 @@
         <w:t xml:space="preserve">, (2026).</w:t>
       </w:r>
     </w:p>
-    <w:bookmarkEnd w:id="81"/>
-    <w:bookmarkStart w:id="83" w:name="_398d8a6b28c132ef0c87de1470cc655ebafd86c"/>
+    <w:bookmarkEnd w:id="83"/>
+    <w:bookmarkStart w:id="85" w:name="_398d8a6b28c132ef0c87de1470cc655ebafd86c"/>
     <w:p>
       <w:pPr>
         <w:pStyle w:val="Bibliography"/>
@@ -12341,7 +12609,7 @@
       <w:r>
         <w:t xml:space="preserve">-agents driven automated simulation testing and analysis of small uncrewed aerial systems, in: 2025 IEEE/ACM 47th International Conference on Software Engineering (ICSE), 2025: pp. 385–397. https://doi.org/</w:t>
       </w:r>
-      <w:hyperlink r:id="rId82">
+      <w:hyperlink r:id="rId84">
         <w:r>
           <w:rPr>
             <w:rStyle w:val="Hyperlink"/>
@@ -12353,8 +12621,8 @@
         <w:t xml:space="preserve">.</w:t>
       </w:r>
     </w:p>
-    <w:bookmarkEnd w:id="83"/>
-    <w:bookmarkStart w:id="85" w:name="_4d7bbda75dad34c83d023e6afa1cc5b99fb5426"/>
+    <w:bookmarkEnd w:id="85"/>
+    <w:bookmarkStart w:id="87" w:name="_4d7bbda75dad34c83d023e6afa1cc5b99fb5426"/>
     <w:p>
       <w:pPr>
         <w:pStyle w:val="Bibliography"/>
@@ -12389,7 +12657,7 @@
       <w:r>
         <w:t xml:space="preserve">, Forensic Science International: Digital Investigation 56 (2026) 302051. https://doi.org/</w:t>
       </w:r>
-      <w:hyperlink r:id="rId84">
+      <w:hyperlink r:id="rId86">
         <w:r>
           <w:rPr>
             <w:rStyle w:val="Hyperlink"/>
@@ -12401,8 +12669,8 @@
         <w:t xml:space="preserve">.</w:t>
       </w:r>
     </w:p>
-    <w:bookmarkEnd w:id="85"/>
-    <w:bookmarkStart w:id="87" w:name="_d75d7cf63098afa5d33e189bc1a163022e7ecdc"/>
+    <w:bookmarkEnd w:id="87"/>
+    <w:bookmarkStart w:id="89" w:name="_d75d7cf63098afa5d33e189bc1a163022e7ecdc"/>
     <w:p>
       <w:pPr>
         <w:pStyle w:val="Bibliography"/>
@@ -12440,7 +12708,7 @@
       <w:r>
         <w:t xml:space="preserve">fault and anomaly detection, The International Journal of Robotics Research 40 (2021) 515–520. https://doi.org/</w:t>
       </w:r>
-      <w:hyperlink r:id="rId86">
+      <w:hyperlink r:id="rId88">
         <w:r>
           <w:rPr>
             <w:rStyle w:val="Hyperlink"/>
@@ -12452,8 +12720,8 @@
         <w:t xml:space="preserve">.</w:t>
       </w:r>
     </w:p>
-    <w:bookmarkEnd w:id="87"/>
-    <w:bookmarkStart w:id="89" w:name="_446d2d8311e3f2ab8e5f2830e712f064a3280b9"/>
+    <w:bookmarkEnd w:id="89"/>
+    <w:bookmarkStart w:id="91" w:name="_446d2d8311e3f2ab8e5f2830e712f064a3280b9"/>
     <w:p>
       <w:pPr>
         <w:pStyle w:val="Bibliography"/>
@@ -12479,7 +12747,7 @@
       <w:r>
         <w:t xml:space="preserve">: A dataset for multicopter fault detection and health assessment, The International Journal of Robotics Research 44 (2025) 1081–1092. https://doi.org/</w:t>
       </w:r>
-      <w:hyperlink r:id="rId88">
+      <w:hyperlink r:id="rId90">
         <w:r>
           <w:rPr>
             <w:rStyle w:val="Hyperlink"/>
@@ -12491,8 +12759,8 @@
         <w:t xml:space="preserve">.</w:t>
       </w:r>
     </w:p>
-    <w:bookmarkEnd w:id="89"/>
-    <w:bookmarkStart w:id="90" w:name="_973650d78dc352a8b25ace59ab002a1d91cdfc9"/>
+    <w:bookmarkEnd w:id="91"/>
+    <w:bookmarkStart w:id="92" w:name="_973650d78dc352a8b25ace59ab002a1d91cdfc9"/>
     <w:p>
       <w:pPr>
         <w:pStyle w:val="Bibliography"/>
@@ -12528,8 +12796,8 @@
         <w:t xml:space="preserve">, (2026).</w:t>
       </w:r>
     </w:p>
-    <w:bookmarkEnd w:id="90"/>
-    <w:bookmarkStart w:id="92" w:name="_42246838952b0ed0d35bd475d264714b9e743f7"/>
+    <w:bookmarkEnd w:id="92"/>
+    <w:bookmarkStart w:id="94" w:name="_42246838952b0ed0d35bd475d264714b9e743f7"/>
     <w:p>
       <w:pPr>
         <w:pStyle w:val="Bibliography"/>
@@ -12546,7 +12814,7 @@
       <w:r>
         <w:t xml:space="preserve">G. Wild, J. Murray, G. Baxter, Exploring civil drone accidents and incidents to help prevent potential air disasters, Aerospace 3 (2016) 22. https://doi.org/</w:t>
       </w:r>
-      <w:hyperlink r:id="rId91">
+      <w:hyperlink r:id="rId93">
         <w:r>
           <w:rPr>
             <w:rStyle w:val="Hyperlink"/>
@@ -12558,8 +12826,8 @@
         <w:t xml:space="preserve">.</w:t>
       </w:r>
     </w:p>
-    <w:bookmarkEnd w:id="92"/>
-    <w:bookmarkStart w:id="93" w:name="_b513b568a9a02649a1ddc461a1dd01e876732a2"/>
+    <w:bookmarkEnd w:id="94"/>
+    <w:bookmarkStart w:id="95" w:name="_b513b568a9a02649a1ddc461a1dd01e876732a2"/>
     <w:p>
       <w:pPr>
         <w:pStyle w:val="Bibliography"/>
@@ -12586,8 +12854,8 @@
         <w:t xml:space="preserve">, AAIB, Department for Transport, Farnborough, UK, 2026.</w:t>
       </w:r>
     </w:p>
-    <w:bookmarkEnd w:id="93"/>
-    <w:bookmarkStart w:id="95" w:name="_3541019a36f31423dbace231a12fca4d5e5f1ad"/>
+    <w:bookmarkEnd w:id="95"/>
+    <w:bookmarkStart w:id="97" w:name="_3541019a36f31423dbace231a12fca4d5e5f1ad"/>
     <w:p>
       <w:pPr>
         <w:pStyle w:val="Bibliography"/>
@@ -12604,7 +12872,7 @@
       <w:r>
         <w:t xml:space="preserve">S. Kaufman, S. Rosset, C. Perlich, O. Stitelman, Leakage in data mining: Formulation, detection, and avoidance, ACM Transactions on Knowledge Discovery from Data 6 (2012) 15:1–15:21. https://doi.org/</w:t>
       </w:r>
-      <w:hyperlink r:id="rId94">
+      <w:hyperlink r:id="rId96">
         <w:r>
           <w:rPr>
             <w:rStyle w:val="Hyperlink"/>
@@ -12616,8 +12884,8 @@
         <w:t xml:space="preserve">.</w:t>
       </w:r>
     </w:p>
-    <w:bookmarkEnd w:id="95"/>
-    <w:bookmarkStart w:id="97" w:name="_77239db318a405bdd9ca0cc5db74d4c41b2a03f"/>
+    <w:bookmarkEnd w:id="97"/>
+    <w:bookmarkStart w:id="99" w:name="_77239db318a405bdd9ca0cc5db74d4c41b2a03f"/>
     <w:p>
       <w:pPr>
         <w:pStyle w:val="Bibliography"/>
@@ -12634,7 +12902,7 @@
       <w:r>
         <w:t xml:space="preserve">S. Kapoor, A. Narayanan, Leakage and the reproducibility crisis in machine-learning-based science, Patterns 4 (2023) 100804. https://doi.org/</w:t>
       </w:r>
-      <w:hyperlink r:id="rId96">
+      <w:hyperlink r:id="rId98">
         <w:r>
           <w:rPr>
             <w:rStyle w:val="Hyperlink"/>
@@ -12646,8 +12914,8 @@
         <w:t xml:space="preserve">.</w:t>
       </w:r>
     </w:p>
-    <w:bookmarkEnd w:id="97"/>
-    <w:bookmarkStart w:id="99" w:name="_7bef8dc44b5ed9bb7ced7ca5f392a78a76d6601"/>
+    <w:bookmarkEnd w:id="99"/>
+    <w:bookmarkStart w:id="101" w:name="_7bef8dc44b5ed9bb7ced7ca5f392a78a76d6601"/>
     <w:p>
       <w:pPr>
         <w:pStyle w:val="Bibliography"/>
@@ -12673,7 +12941,7 @@
       <w:r>
         <w:t xml:space="preserve">: A node-based multithreaded open source robotics framework for deeply embedded platforms, in: 2015 IEEE International Conference on Robotics and Automation (ICRA), 2015: pp. 6235–6240. https://doi.org/</w:t>
       </w:r>
-      <w:hyperlink r:id="rId98">
+      <w:hyperlink r:id="rId100">
         <w:r>
           <w:rPr>
             <w:rStyle w:val="Hyperlink"/>
@@ -12685,8 +12953,8 @@
         <w:t xml:space="preserve">.</w:t>
       </w:r>
     </w:p>
-    <w:bookmarkEnd w:id="99"/>
-    <w:bookmarkStart w:id="100" w:name="_d96f71c5379cbcad3bc75bfc7936eeacbaeb4ed"/>
+    <w:bookmarkEnd w:id="101"/>
+    <w:bookmarkStart w:id="102" w:name="_d96f71c5379cbcad3bc75bfc7936eeacbaeb4ed"/>
     <w:p>
       <w:pPr>
         <w:pStyle w:val="Bibliography"/>
@@ -12734,8 +13002,8 @@
         <w:t xml:space="preserve">parser, (2026).</w:t>
       </w:r>
     </w:p>
-    <w:bookmarkEnd w:id="100"/>
-    <w:bookmarkStart w:id="102" w:name="_f6e66cea9a1ea78573b548bc5cf8461c81300ca"/>
+    <w:bookmarkEnd w:id="102"/>
+    <w:bookmarkStart w:id="104" w:name="_f6e66cea9a1ea78573b548bc5cf8461c81300ca"/>
     <w:p>
       <w:pPr>
         <w:pStyle w:val="Bibliography"/>
@@ -12752,7 +13020,7 @@
       <w:r>
         <w:t xml:space="preserve">B.A. Nosek, C.R. Ebersole, A.C. DeHaven, D.T. Mellor, The preregistration revolution, Proceedings of the National Academy of Sciences 115 (2018) 2600–2606. https://doi.org/</w:t>
       </w:r>
-      <w:hyperlink r:id="rId101">
+      <w:hyperlink r:id="rId103">
         <w:r>
           <w:rPr>
             <w:rStyle w:val="Hyperlink"/>
@@ -12764,8 +13032,8 @@
         <w:t xml:space="preserve">.</w:t>
       </w:r>
     </w:p>
-    <w:bookmarkEnd w:id="102"/>
-    <w:bookmarkStart w:id="103" w:name="_c1fc4b225b7dfa71f64cc84e83afba5f24698c2"/>
+    <w:bookmarkEnd w:id="104"/>
+    <w:bookmarkStart w:id="105" w:name="_c1fc4b225b7dfa71f64cc84e83afba5f24698c2"/>
     <w:p>
       <w:pPr>
         <w:pStyle w:val="Bibliography"/>
@@ -12804,8 +13072,8 @@
         <w:t xml:space="preserve">telemetry anomaly mining, (2026).</w:t>
       </w:r>
     </w:p>
-    <w:bookmarkEnd w:id="103"/>
-    <w:bookmarkStart w:id="105" w:name="_3d31df3710cff81ff87ef6665f7295f981708a9"/>
+    <w:bookmarkEnd w:id="105"/>
+    <w:bookmarkStart w:id="107" w:name="_3d31df3710cff81ff87ef6665f7295f981708a9"/>
     <w:p>
       <w:pPr>
         <w:pStyle w:val="Bibliography"/>
@@ -12846,7 +13114,7 @@
       <w:r>
         <w:t xml:space="preserve">flight logs, Sensors 26 (2026) 3188. https://doi.org/</w:t>
       </w:r>
-      <w:hyperlink r:id="rId104">
+      <w:hyperlink r:id="rId106">
         <w:r>
           <w:rPr>
             <w:rStyle w:val="Hyperlink"/>
@@ -12858,8 +13126,8 @@
         <w:t xml:space="preserve">.</w:t>
       </w:r>
     </w:p>
-    <w:bookmarkEnd w:id="105"/>
-    <w:bookmarkStart w:id="107" w:name="_de2316363361acc29c6a15415cb3110e85473cd"/>
+    <w:bookmarkEnd w:id="107"/>
+    <w:bookmarkStart w:id="109" w:name="_de2316363361acc29c6a15415cb3110e85473cd"/>
     <w:p>
       <w:pPr>
         <w:pStyle w:val="Bibliography"/>
@@ -12888,7 +13156,7 @@
       <w:r>
         <w:t xml:space="preserve">fault detection methods, state-of-the-art, Drones 6 (2022) 330. https://doi.org/</w:t>
       </w:r>
-      <w:hyperlink r:id="rId106">
+      <w:hyperlink r:id="rId108">
         <w:r>
           <w:rPr>
             <w:rStyle w:val="Hyperlink"/>
@@ -12900,8 +13168,8 @@
         <w:t xml:space="preserve">.</w:t>
       </w:r>
     </w:p>
-    <w:bookmarkEnd w:id="107"/>
-    <w:bookmarkStart w:id="109" w:name="_1ece912d6a7cc2c7f97bdecc84d0912f3af390e"/>
+    <w:bookmarkEnd w:id="109"/>
+    <w:bookmarkStart w:id="111" w:name="_1ece912d6a7cc2c7f97bdecc84d0912f3af390e"/>
     <w:p>
       <w:pPr>
         <w:pStyle w:val="Bibliography"/>
@@ -12918,7 +13186,7 @@
       <w:r>
         <w:t xml:space="preserve">E. Khalastchi, M. Kalech, On fault detection and diagnosis in robotic systems, ACM Computing Surveys 51 (2018) 9:1–9:24. https://doi.org/</w:t>
       </w:r>
-      <w:hyperlink r:id="rId108">
+      <w:hyperlink r:id="rId110">
         <w:r>
           <w:rPr>
             <w:rStyle w:val="Hyperlink"/>
@@ -12930,8 +13198,8 @@
         <w:t xml:space="preserve">.</w:t>
       </w:r>
     </w:p>
-    <w:bookmarkEnd w:id="109"/>
-    <w:bookmarkStart w:id="111" w:name="_200a90d3af15f3f5a64a3cb8afd6783e6bc5c1d"/>
+    <w:bookmarkEnd w:id="111"/>
+    <w:bookmarkStart w:id="113" w:name="_200a90d3af15f3f5a64a3cb8afd6783e6bc5c1d"/>
     <w:p>
       <w:pPr>
         <w:pStyle w:val="Bibliography"/>
@@ -12948,7 +13216,7 @@
       <w:r>
         <w:t xml:space="preserve">E. Zibaei, R. Borth, Building causal models for finding actual causes of unmanned aerial vehicle failures, Frontiers in Robotics and AI 11 (2024) 1123762. https://doi.org/</w:t>
       </w:r>
-      <w:hyperlink r:id="rId110">
+      <w:hyperlink r:id="rId112">
         <w:r>
           <w:rPr>
             <w:rStyle w:val="Hyperlink"/>
@@ -12960,8 +13228,8 @@
         <w:t xml:space="preserve">.</w:t>
       </w:r>
     </w:p>
-    <w:bookmarkEnd w:id="111"/>
-    <w:bookmarkStart w:id="113" w:name="_362e51e11e30eb0e0461101d9c36e4d21d357be"/>
+    <w:bookmarkEnd w:id="113"/>
+    <w:bookmarkStart w:id="115" w:name="_362e51e11e30eb0e0461101d9c36e4d21d357be"/>
     <w:p>
       <w:pPr>
         <w:pStyle w:val="Bibliography"/>
@@ -12978,7 +13246,7 @@
       <w:r>
         <w:t xml:space="preserve">D. Wang, S. Li, G. Xiao, Y. Liu, Y. Sui, An exploratory study of autopilot software bugs in unmanned aerial vehicles, in: Proceedings of the 29th ACM Joint European Software Engineering Conference and Symposium on the Foundations of Software Engineering (ESEC/FSE), 2021: pp. 20–31. https://doi.org/</w:t>
       </w:r>
-      <w:hyperlink r:id="rId112">
+      <w:hyperlink r:id="rId114">
         <w:r>
           <w:rPr>
             <w:rStyle w:val="Hyperlink"/>
@@ -12990,8 +13258,8 @@
         <w:t xml:space="preserve">.</w:t>
       </w:r>
     </w:p>
-    <w:bookmarkEnd w:id="113"/>
-    <w:bookmarkStart w:id="115" w:name="_4f9a794a6a4ddf2789379e73f8e74e34b9538b4"/>
+    <w:bookmarkEnd w:id="115"/>
+    <w:bookmarkStart w:id="117" w:name="_4f9a794a6a4ddf2789379e73f8e74e34b9538b4"/>
     <w:p>
       <w:pPr>
         <w:pStyle w:val="Bibliography"/>
@@ -13008,7 +13276,7 @@
       <w:r>
         <w:t xml:space="preserve">E. Petritoli, F. Leccese, L. Ciani, Reliability and maintenance analysis of unmanned aerial vehicles, Sensors 18 (2018) 3171. https://doi.org/</w:t>
       </w:r>
-      <w:hyperlink r:id="rId114">
+      <w:hyperlink r:id="rId116">
         <w:r>
           <w:rPr>
             <w:rStyle w:val="Hyperlink"/>
@@ -13020,8 +13288,8 @@
         <w:t xml:space="preserve">.</w:t>
       </w:r>
     </w:p>
-    <w:bookmarkEnd w:id="115"/>
-    <w:bookmarkStart w:id="116" w:name="_006a7190097400c6c37363d97b6f3be0cdc0b48"/>
+    <w:bookmarkEnd w:id="117"/>
+    <w:bookmarkStart w:id="118" w:name="_006a7190097400c6c37363d97b6f3be0cdc0b48"/>
     <w:p>
       <w:pPr>
         <w:pStyle w:val="Bibliography"/>
@@ -13039,8 +13307,8 @@
         <w:t xml:space="preserve">D.A. Wiegmann, S.A. Shappell, A human error approach to aviation accident analysis: The human factors analysis and classification system, Ashgate, Aldershot, 2003.</w:t>
       </w:r>
     </w:p>
-    <w:bookmarkEnd w:id="116"/>
-    <w:bookmarkStart w:id="117" w:name="_a0e369e89429aa426010697429f06415b068aab"/>
+    <w:bookmarkEnd w:id="118"/>
+    <w:bookmarkStart w:id="119" w:name="_a0e369e89429aa426010697429f06415b068aab"/>
     <w:p>
       <w:pPr>
         <w:pStyle w:val="Bibliography"/>
@@ -13070,8 +13338,8 @@
         <w:t xml:space="preserve">analysis of 221 mishaps over 10 years, Aviation, Space, and Environmental Medicine 77 (2006) 724–732.</w:t>
       </w:r>
     </w:p>
-    <w:bookmarkEnd w:id="117"/>
-    <w:bookmarkStart w:id="119" w:name="_06ffb55068ea9e0b3a7aa6e754cfcffab5f832f"/>
+    <w:bookmarkEnd w:id="119"/>
+    <w:bookmarkStart w:id="121" w:name="_06ffb55068ea9e0b3a7aa6e754cfcffab5f832f"/>
     <w:p>
       <w:pPr>
         <w:pStyle w:val="Bibliography"/>
@@ -13091,7 +13359,7 @@
       <w:r>
         <w:t xml:space="preserve"> </w:t>
       </w:r>
-      <w:hyperlink r:id="rId118">
+      <w:hyperlink r:id="rId120">
         <w:r>
           <w:rPr>
             <w:rStyle w:val="Hyperlink"/>
@@ -13103,8 +13371,8 @@
         <w:t xml:space="preserve">.</w:t>
       </w:r>
     </w:p>
-    <w:bookmarkEnd w:id="119"/>
-    <w:bookmarkStart w:id="121" w:name="_8a3cc11b1319c0fe6bf6179f8196eab503a64d0"/>
+    <w:bookmarkEnd w:id="121"/>
+    <w:bookmarkStart w:id="123" w:name="_8a3cc11b1319c0fe6bf6179f8196eab503a64d0"/>
     <w:p>
       <w:pPr>
         <w:pStyle w:val="Bibliography"/>
@@ -13130,7 +13398,7 @@
       <w:r>
         <w:t xml:space="preserve">-integrated applications with indirect prompt injection, in: Proceedings of the 16th ACM Workshop on Artificial Intelligence and Security (AISec), 2023: pp. 79–90. https://doi.org/</w:t>
       </w:r>
-      <w:hyperlink r:id="rId120">
+      <w:hyperlink r:id="rId122">
         <w:r>
           <w:rPr>
             <w:rStyle w:val="Hyperlink"/>
@@ -13142,8 +13410,8 @@
         <w:t xml:space="preserve">.</w:t>
       </w:r>
     </w:p>
-    <w:bookmarkEnd w:id="121"/>
-    <w:bookmarkStart w:id="123" w:name="_ab8841c06958c924804c38799fc8ccd94ea102a"/>
+    <w:bookmarkEnd w:id="123"/>
+    <w:bookmarkStart w:id="125" w:name="_ab8841c06958c924804c38799fc8ccd94ea102a"/>
     <w:p>
       <w:pPr>
         <w:pStyle w:val="Bibliography"/>
@@ -13160,7 +13428,7 @@
       <w:r>
         <w:t xml:space="preserve">B. Frénay, M. Verleysen, Classification in the presence of label noise: A survey, IEEE Transactions on Neural Networks and Learning Systems 25 (2014) 845–869. https://doi.org/</w:t>
       </w:r>
-      <w:hyperlink r:id="rId122">
+      <w:hyperlink r:id="rId124">
         <w:r>
           <w:rPr>
             <w:rStyle w:val="Hyperlink"/>
@@ -13172,8 +13440,8 @@
         <w:t xml:space="preserve">.</w:t>
       </w:r>
     </w:p>
-    <w:bookmarkEnd w:id="123"/>
-    <w:bookmarkStart w:id="125" w:name="_90b58fdc380e5ffe19ed416545c54d06f184b09"/>
+    <w:bookmarkEnd w:id="125"/>
+    <w:bookmarkStart w:id="127" w:name="_90b58fdc380e5ffe19ed416545c54d06f184b09"/>
     <w:p>
       <w:pPr>
         <w:pStyle w:val="Bibliography"/>
@@ -13190,7 +13458,7 @@
       <w:r>
         <w:t xml:space="preserve">E.A. Stuart, Matching methods for causal inference: A review and a look forward, Statistical Science 25 (2010) 1–21. https://doi.org/</w:t>
       </w:r>
-      <w:hyperlink r:id="rId124">
+      <w:hyperlink r:id="rId126">
         <w:r>
           <w:rPr>
             <w:rStyle w:val="Hyperlink"/>
@@ -13202,8 +13470,8 @@
         <w:t xml:space="preserve">.</w:t>
       </w:r>
     </w:p>
-    <w:bookmarkEnd w:id="125"/>
-    <w:bookmarkStart w:id="127" w:name="_73ca53b3200da47e1a054effa9b6f4174075f9a"/>
+    <w:bookmarkEnd w:id="127"/>
+    <w:bookmarkStart w:id="129" w:name="_73ca53b3200da47e1a054effa9b6f4174075f9a"/>
     <w:p>
       <w:pPr>
         <w:pStyle w:val="Bibliography"/>
@@ -13220,7 +13488,7 @@
       <w:r>
         <w:t xml:space="preserve">A. Aamodt, E. Plaza, Case-based reasoning: Foundational issues, methodological variations, and system approaches, AI Communications 7 (1994) 39–59. https://doi.org/</w:t>
       </w:r>
-      <w:hyperlink r:id="rId126">
+      <w:hyperlink r:id="rId128">
         <w:r>
           <w:rPr>
             <w:rStyle w:val="Hyperlink"/>
@@ -13232,8 +13500,8 @@
         <w:t xml:space="preserve">.</w:t>
       </w:r>
     </w:p>
-    <w:bookmarkEnd w:id="127"/>
-    <w:bookmarkStart w:id="129" w:name="_aa8360ba2eb3daad7a46f1986f0c2c353067603"/>
+    <w:bookmarkEnd w:id="129"/>
+    <w:bookmarkStart w:id="131" w:name="_aa8360ba2eb3daad7a46f1986f0c2c353067603"/>
     <w:p>
       <w:pPr>
         <w:pStyle w:val="Bibliography"/>
@@ -13262,7 +13530,7 @@
       <w:r>
         <w:t xml:space="preserve">and beyond, Foundations and Trends in Information Retrieval 3 (2009) 333–389. https://doi.org/</w:t>
       </w:r>
-      <w:hyperlink r:id="rId128">
+      <w:hyperlink r:id="rId130">
         <w:r>
           <w:rPr>
             <w:rStyle w:val="Hyperlink"/>
@@ -13274,8 +13542,8 @@
         <w:t xml:space="preserve">.</w:t>
       </w:r>
     </w:p>
-    <w:bookmarkEnd w:id="129"/>
-    <w:bookmarkStart w:id="131" w:name="_587a2a13103f5a9c7c9f5fbc8ef0c5dfd686e3c"/>
+    <w:bookmarkEnd w:id="131"/>
+    <w:bookmarkStart w:id="133" w:name="_587a2a13103f5a9c7c9f5fbc8ef0c5dfd686e3c"/>
     <w:p>
       <w:pPr>
         <w:pStyle w:val="Bibliography"/>
@@ -13301,7 +13569,7 @@
       <w:r>
         <w:t xml:space="preserve">: Interactive worlds in miniature, in: Proceedings of the SIGCHI Conference on Human Factors in Computing Systems (CHI ’95), 1995: pp. 265–272. https://doi.org/</w:t>
       </w:r>
-      <w:hyperlink r:id="rId130">
+      <w:hyperlink r:id="rId132">
         <w:r>
           <w:rPr>
             <w:rStyle w:val="Hyperlink"/>
@@ -13313,8 +13581,8 @@
         <w:t xml:space="preserve">.</w:t>
       </w:r>
     </w:p>
-    <w:bookmarkEnd w:id="131"/>
-    <w:bookmarkStart w:id="133" w:name="_ad8397d41f792404ea3ffa2c2145e851561e0cf"/>
+    <w:bookmarkEnd w:id="133"/>
+    <w:bookmarkStart w:id="135" w:name="_ad8397d41f792404ea3ffa2c2145e851561e0cf"/>
     <w:p>
       <w:pPr>
         <w:pStyle w:val="Bibliography"/>
@@ -13337,7 +13605,7 @@
       <w:r>
         <w:t xml:space="preserve">) curve, Radiology 143 (1982) 29–36. https://doi.org/</w:t>
       </w:r>
-      <w:hyperlink r:id="rId132">
+      <w:hyperlink r:id="rId134">
         <w:r>
           <w:rPr>
             <w:rStyle w:val="Hyperlink"/>
@@ -13349,8 +13617,8 @@
         <w:t xml:space="preserve">.</w:t>
       </w:r>
     </w:p>
-    <w:bookmarkEnd w:id="133"/>
-    <w:bookmarkStart w:id="135" w:name="_7ae2e06bcfe80442633569f5f6b1e21460598cb"/>
+    <w:bookmarkEnd w:id="135"/>
+    <w:bookmarkStart w:id="137" w:name="_7ae2e06bcfe80442633569f5f6b1e21460598cb"/>
     <w:p>
       <w:pPr>
         <w:pStyle w:val="Bibliography"/>
@@ -13367,7 +13635,7 @@
       <w:r>
         <w:t xml:space="preserve">H.B. Mann, D.R. Whitney, On a test of whether one of two random variables is stochastically larger than the other, The Annals of Mathematical Statistics 18 (1947) 50–60. https://doi.org/</w:t>
       </w:r>
-      <w:hyperlink r:id="rId134">
+      <w:hyperlink r:id="rId136">
         <w:r>
           <w:rPr>
             <w:rStyle w:val="Hyperlink"/>
@@ -13379,8 +13647,8 @@
         <w:t xml:space="preserve">.</w:t>
       </w:r>
     </w:p>
-    <w:bookmarkEnd w:id="135"/>
-    <w:bookmarkStart w:id="136" w:name="_d0a9d29bfb3d63b968b17ba95db409a8b61dfda"/>
+    <w:bookmarkEnd w:id="137"/>
+    <w:bookmarkStart w:id="138" w:name="_d0a9d29bfb3d63b968b17ba95db409a8b61dfda"/>
     <w:p>
       <w:pPr>
         <w:pStyle w:val="Bibliography"/>
@@ -13398,8 +13666,8 @@
         <w:t xml:space="preserve">B. Efron, R.J. Tibshirani, An introduction to the bootstrap, Chapman &amp; Hall, New York, 1993.</w:t>
       </w:r>
     </w:p>
-    <w:bookmarkEnd w:id="136"/>
-    <w:bookmarkStart w:id="138" w:name="_89a013c1487ff07275d04a7e5b79d7551b6a9f6"/>
+    <w:bookmarkEnd w:id="138"/>
+    <w:bookmarkStart w:id="140" w:name="_89a013c1487ff07275d04a7e5b79d7551b6a9f6"/>
     <w:p>
       <w:pPr>
         <w:pStyle w:val="Bibliography"/>
@@ -13419,7 +13687,7 @@
       <w:r>
         <w:t xml:space="preserve"> </w:t>
       </w:r>
-      <w:hyperlink r:id="rId137">
+      <w:hyperlink r:id="rId139">
         <w:r>
           <w:rPr>
             <w:rStyle w:val="Hyperlink"/>
@@ -13431,8 +13699,8 @@
         <w:t xml:space="preserve">.</w:t>
       </w:r>
     </w:p>
-    <w:bookmarkEnd w:id="138"/>
-    <w:bookmarkEnd w:id="139"/>
+    <w:bookmarkEnd w:id="140"/>
+    <w:bookmarkEnd w:id="141"/>
     <w:sectPr>
       <w:footnotePr>
         <w:numRestart w:val="eachSect"/>

--- a/docs/paper/submission/manuscript.docx
+++ b/docs/paper/submission/manuscript.docx
@@ -153,7 +153,7 @@
         <w:t xml:space="preserve"> </w:t>
       </w:r>
       <w:r>
-        <w:t xml:space="preserve">rate (22% vs 27%). An open-source fleet-assurance tool built on these findings presents evidence, not verdicts:</w:t>
+        <w:t xml:space="preserve">rate (22% vs 27%). An open-source fleet-assurance tool, AeroFleet 2.0, built on these findings presents evidence, not verdicts:</w:t>
       </w:r>
       <w:r>
         <w:t xml:space="preserve"> </w:t>
@@ -712,7 +712,7 @@
         <w:t xml:space="preserve"> </w:t>
       </w:r>
       <w:r>
-        <w:t xml:space="preserve">into the design of an open-source assurance tool, and report engineering checks of its parts, including one</w:t>
+        <w:t xml:space="preserve">into the design of an open-source assurance tool, AeroFleet 2.0, and report engineering checks of its parts, including one</w:t>
       </w:r>
       <w:r>
         <w:t xml:space="preserve"> </w:t>
@@ -2001,7 +2001,19 @@
         <w:t xml:space="preserve">“pilot-caused”</w:t>
       </w:r>
       <w:r>
-        <w:t xml:space="preserve">). Logs rated</w:t>
+        <w:t xml:space="preserve">). These uploader-assigned</w:t>
+      </w:r>
+      <w:r>
+        <w:t xml:space="preserve"> </w:t>
+      </w:r>
+      <w:r>
+        <w:t xml:space="preserve">responsibility labels are not independently verified ground truth; they reflect the uploaders’ own assessments.</w:t>
+      </w:r>
+      <w:r>
+        <w:t xml:space="preserve"> </w:t>
+      </w:r>
+      <w:r>
+        <w:t xml:space="preserve">Logs rated</w:t>
       </w:r>
       <w:r>
         <w:t xml:space="preserve"> </w:t>
@@ -2025,13 +2037,13 @@
         <w:t xml:space="preserve"> </w:t>
       </w:r>
       <w:r>
-        <w:t xml:space="preserve">served as normal flights. Logs were parsed with pyulog. We store derived features and log identifiers, not</w:t>
-      </w:r>
-      <w:r>
-        <w:t xml:space="preserve"> </w:t>
-      </w:r>
-      <w:r>
-        <w:t xml:space="preserve">the logs.</w:t>
+        <w:t xml:space="preserve">served as normal flights. Logs were parsed with pyulog. We store derived features and log</w:t>
+      </w:r>
+      <w:r>
+        <w:t xml:space="preserve"> </w:t>
+      </w:r>
+      <w:r>
+        <w:t xml:space="preserve">identifiers, not the logs.</w:t>
       </w:r>
     </w:p>
     <w:p>
@@ -8729,7 +8741,13 @@
         <w:t xml:space="preserve"> </w:t>
       </w:r>
       <w:r>
-        <w:t xml:space="preserve">newer metric shows the same difference remains open. The within-drone null did not depend on the crash-moment</w:t>
+        <w:t xml:space="preserve">newer metric shows the same difference remains open; because the archive has no further newer-firmware cases meeting</w:t>
+      </w:r>
+      <w:r>
+        <w:t xml:space="preserve"> </w:t>
+      </w:r>
+      <w:r>
+        <w:t xml:space="preserve">the matching criteria, this main positive result needs stronger replication in prospective studies. The within-drone null did not depend on the crash-moment</w:t>
       </w:r>
       <w:r>
         <w:t xml:space="preserve"> </w:t>
@@ -9628,13 +9646,25 @@
         <w:pStyle w:val="FirstParagraph"/>
       </w:pPr>
       <w:r>
-        <w:t xml:space="preserve">The fixed rule was right in 45 of 60 generated cases (75%, 95% Wilson interval 63–84%) and wrong in none (0%,</w:t>
-      </w:r>
-      <w:r>
-        <w:t xml:space="preserve"> </w:t>
-      </w:r>
-      <w:r>
-        <w:t xml:space="preserve">95% interval 0–6%); it referred the other 15 to a person.</w:t>
+        <w:t xml:space="preserve">Because language-model assistants are increasingly proposed for log review, we conducted a preliminary comparison on</w:t>
+      </w:r>
+      <w:r>
+        <w:t xml:space="preserve"> </w:t>
+      </w:r>
+      <w:r>
+        <w:t xml:space="preserve">60 author-generated fault cases using four relatively small local models (3–4B parameters). The fixed rule was right</w:t>
+      </w:r>
+      <w:r>
+        <w:t xml:space="preserve"> </w:t>
+      </w:r>
+      <w:r>
+        <w:t xml:space="preserve">in 45 of 60 generated cases (75%, 95% Wilson interval 63–84%) and wrong in none (0%, 95% interval 0–6%); it</w:t>
+      </w:r>
+      <w:r>
+        <w:t xml:space="preserve"> </w:t>
+      </w:r>
+      <w:r>
+        <w:t xml:space="preserve">referred the other 15 to a person.</w:t>
       </w:r>
       <w:r>
         <w:t xml:space="preserve"> </w:t>
@@ -9646,19 +9676,25 @@
         <w:t xml:space="preserve"> </w:t>
       </w:r>
       <w:r>
-        <w:t xml:space="preserve">includes leaving the 10 no-cause cases open, so</w:t>
-      </w:r>
-      <w:r>
-        <w:t xml:space="preserve"> </w:t>
-      </w:r>
-      <w:r>
-        <w:t xml:space="preserve">the rule named the true cause in 35 of the 50 cases that had one. No model’s panel matched it (Table 8):</w:t>
-      </w:r>
-      <w:r>
-        <w:t xml:space="preserve"> </w:t>
-      </w:r>
-      <w:r>
-        <w:t xml:space="preserve">wrong answers ranged from 6 to 38 of 60 (10–63%). A single compromised reviewer changed the</w:t>
+        <w:t xml:space="preserve">includes leaving the 10 no-cause cases open, so the rule named the true</w:t>
+      </w:r>
+      <w:r>
+        <w:t xml:space="preserve"> </w:t>
+      </w:r>
+      <w:r>
+        <w:t xml:space="preserve">cause in 35 of the 50 cases that had one. As discussed in Section 8, the rule’s performance may be</w:t>
+      </w:r>
+      <w:r>
+        <w:t xml:space="preserve"> </w:t>
+      </w:r>
+      <w:r>
+        <w:t xml:space="preserve">optimistic because the cases were created by the authors who designed the rule; nonetheless, no model’s panel matched</w:t>
+      </w:r>
+      <w:r>
+        <w:t xml:space="preserve"> </w:t>
+      </w:r>
+      <w:r>
+        <w:t xml:space="preserve">it (Table 8): wrong answers ranged from 6 to 38 of 60 (10–63%). A single compromised reviewer changed the</w:t>
       </w:r>
       <w:r>
         <w:t xml:space="preserve"> </w:t>
@@ -10243,7 +10279,7 @@
         <w:pStyle w:val="FirstParagraph"/>
       </w:pPr>
       <w:r>
-        <w:t xml:space="preserve">The authors develop AeroFleet, an open-source, ground-side assurance tool for PX4 and ArduPilot fleets. It reads</w:t>
+        <w:t xml:space="preserve">The authors develop AeroFleet 2.0, an open-source, ground-side assurance tool for PX4 and ArduPilot fleets. It reads</w:t>
       </w:r>
       <w:r>
         <w:t xml:space="preserve"> </w:t>
@@ -10267,13 +10303,31 @@
         <w:t xml:space="preserve"> </w:t>
       </w:r>
       <w:r>
-        <w:t xml:space="preserve">it. The injection and leave-one-out checks were declared before they were run, like the tests above; the others are</w:t>
-      </w:r>
-      <w:r>
-        <w:t xml:space="preserve"> </w:t>
-      </w:r>
-      <w:r>
-        <w:t xml:space="preserve">software tests. All are engineering validation; none evaluates the tool as a safety intervention.</w:t>
+        <w:t xml:space="preserve">it. AeroFleet 2.0’s checks are primarily engineering validation tests, not evidence of improved operational safety;</w:t>
+      </w:r>
+      <w:r>
+        <w:t xml:space="preserve"> </w:t>
+      </w:r>
+      <w:r>
+        <w:t xml:space="preserve">demonstrating safety benefits in field operations requires prospective fleet evaluation and user studies, which remain</w:t>
+      </w:r>
+      <w:r>
+        <w:t xml:space="preserve"> </w:t>
+      </w:r>
+      <w:r>
+        <w:t xml:space="preserve">future work (Section 7). The injection and leave-one-out checks were declared before they were run,</w:t>
+      </w:r>
+      <w:r>
+        <w:t xml:space="preserve"> </w:t>
+      </w:r>
+      <w:r>
+        <w:t xml:space="preserve">like the tests above; the others are software tests. All are engineering validation; none evaluates the tool as a</w:t>
+      </w:r>
+      <w:r>
+        <w:t xml:space="preserve"> </w:t>
+      </w:r>
+      <w:r>
+        <w:t xml:space="preserve">safety intervention.</w:t>
       </w:r>
     </w:p>
     <w:bookmarkStart w:id="62" w:name="_4816a700d4290cff51a6fa69217ee9f1521b64f"/>
@@ -10282,7 +10336,7 @@
         <w:pStyle w:val="TableCaption"/>
       </w:pPr>
       <w:r>
-        <w:t xml:space="preserve">Table 9. From findings to design decisions in the assurance tool, and how each part was checked.</w:t>
+        <w:t xml:space="preserve">Table 9. From findings to design decisions in the AeroFleet 2.0 assurance tool, and how each part was checked.</w:t>
       </w:r>
     </w:p>
     <w:tbl>
@@ -10290,7 +10344,7 @@
         <w:tblStyle w:val="Table"/>
         <w:tblW w:type="pct" w:w="5000"/>
         <w:tblLook w:firstRow="1" w:lastRow="0" w:firstColumn="0" w:lastColumn="0" w:noHBand="0" w:noVBand="0" w:val="0020"/>
-        <w:tblCaption w:val="Table 9. From findings to design decisions in the assurance tool, and how each part was checked."/>
+        <w:tblCaption w:val="Table 9. From findings to design decisions in the AeroFleet 2.0 assurance tool, and how each part was checked."/>
         <w:tblBorders>
           <w:top w:val="single" w:sz="4" w:color="808080"/>
           <w:left w:val="single" w:sz="4" w:color="808080"/>
@@ -11168,13 +11222,19 @@
         <w:t xml:space="preserve"> </w:t>
       </w:r>
       <w:r>
-        <w:t xml:space="preserve">but the paired standalone headset application has not been run on a headset and no user study has been conducted</w:t>
-      </w:r>
-      <w:r>
-        <w:t xml:space="preserve"> </w:t>
-      </w:r>
-      <w:r>
-        <w:t xml:space="preserve">(the full view and Figure A.7 are in Appendix A).</w:t>
+        <w:t xml:space="preserve">but the paired standalone headset application has not been run on a headset and no user study has been conducted;</w:t>
+      </w:r>
+      <w:r>
+        <w:t xml:space="preserve"> </w:t>
+      </w:r>
+      <w:r>
+        <w:t xml:space="preserve">these checks confirm software function rather than evidence of improved operational safety (the full view and</w:t>
+      </w:r>
+      <w:r>
+        <w:t xml:space="preserve"> </w:t>
+      </w:r>
+      <w:r>
+        <w:t xml:space="preserve">Figure A.7 are in Appendix A).</w:t>
       </w:r>
     </w:p>
     <w:p>
@@ -11351,7 +11411,44 @@
         <w:t xml:space="preserve"> </w:t>
       </w:r>
       <w:r>
-        <w:t xml:space="preserve">inconclusive.</w:t>
+        <w:t xml:space="preserve">inconclusive (</w:t>
+      </w:r>
+      <m:oMath>
+        <m:r>
+          <m:t>n</m:t>
+        </m:r>
+        <m:r>
+          <m:rPr>
+            <m:sty m:val="p"/>
+          </m:rPr>
+          <m:t>=</m:t>
+        </m:r>
+        <m:r>
+          <m:t>19</m:t>
+        </m:r>
+      </m:oMath>
+      <w:r>
+        <w:t xml:space="preserve">,</w:t>
+      </w:r>
+      <w:r>
+        <w:t xml:space="preserve"> </w:t>
+      </w:r>
+      <m:oMath>
+        <m:r>
+          <m:t>p</m:t>
+        </m:r>
+        <m:r>
+          <m:rPr>
+            <m:sty m:val="p"/>
+          </m:rPr>
+          <m:t>=</m:t>
+        </m:r>
+        <m:r>
+          <m:t>0.25</m:t>
+        </m:r>
+      </m:oMath>
+      <w:r>
+        <w:t xml:space="preserve">), so this main positive result needs stronger replication in modern fleets.</w:t>
       </w:r>
     </w:p>
     <w:p>
@@ -11369,13 +11466,13 @@
         <w:t xml:space="preserve"> </w:t>
       </w:r>
       <w:r>
-        <w:t xml:space="preserve">Section 6 turns these results into design decisions for an</w:t>
-      </w:r>
-      <w:r>
-        <w:t xml:space="preserve"> </w:t>
-      </w:r>
-      <w:r>
-        <w:t xml:space="preserve">operator’s tool. The common thread is that the tool shows evidence and ranks drones, and does not name a cause.</w:t>
+        <w:t xml:space="preserve">Section 6 turns these results into design decisions for AeroFleet 2.0,</w:t>
+      </w:r>
+      <w:r>
+        <w:t xml:space="preserve"> </w:t>
+      </w:r>
+      <w:r>
+        <w:t xml:space="preserve">an operator’s ground-side assurance tool. The common thread is that the tool shows evidence and ranks drones, and does not name a cause.</w:t>
       </w:r>
     </w:p>
     <w:p>
@@ -11677,37 +11774,43 @@
         <w:t xml:space="preserve"> </w:t>
       </w:r>
       <w:r>
-        <w:t xml:space="preserve">ranking is written to the signed record before outcomes occur and crashes, unplanned repairs and defects found at</w:t>
-      </w:r>
-      <w:r>
-        <w:t xml:space="preserve"> </w:t>
-      </w:r>
-      <w:r>
-        <w:t xml:space="preserve">inspection are compared between flagged and unflagged drones over six months; and a within-subjects user study</w:t>
-      </w:r>
-      <w:r>
-        <w:t xml:space="preserve"> </w:t>
-      </w:r>
-      <w:r>
-        <w:t xml:space="preserve">comparing the three-dimensional views with a two-dimensional map on tasks with known answers. Repeating the</w:t>
-      </w:r>
-      <w:r>
-        <w:t xml:space="preserve"> </w:t>
-      </w:r>
-      <w:r>
-        <w:t xml:space="preserve">between-drone analysis on ArduPilot fleets, testing sequence models or frequency-domain IMU features for transient</w:t>
-      </w:r>
-      <w:r>
-        <w:t xml:space="preserve"> </w:t>
-      </w:r>
-      <w:r>
-        <w:t xml:space="preserve">precursors that whole-window summaries miss, and evaluating a larger set of crashes with causes verified by independent</w:t>
-      </w:r>
-      <w:r>
-        <w:t xml:space="preserve"> </w:t>
-      </w:r>
-      <w:r>
-        <w:t xml:space="preserve">investigators would further strengthen the evidence.</w:t>
+        <w:t xml:space="preserve">ranking of AeroFleet 2.0 is written to the signed record before outcomes occur and crashes, unplanned repairs and defects</w:t>
+      </w:r>
+      <w:r>
+        <w:t xml:space="preserve"> </w:t>
+      </w:r>
+      <w:r>
+        <w:t xml:space="preserve">found at inspection are compared between flagged and unflagged drones over six months; and a within-subjects user study</w:t>
+      </w:r>
+      <w:r>
+        <w:t xml:space="preserve"> </w:t>
+      </w:r>
+      <w:r>
+        <w:t xml:space="preserve">comparing the three-dimensional views with a two-dimensional map on tasks with known answers. Stronger replication of the</w:t>
+      </w:r>
+      <w:r>
+        <w:t xml:space="preserve"> </w:t>
+      </w:r>
+      <w:r>
+        <w:t xml:space="preserve">between-drone vibration effect on modern autopilots, evaluating operational safety impact across active fleets, testing</w:t>
+      </w:r>
+      <w:r>
+        <w:t xml:space="preserve"> </w:t>
+      </w:r>
+      <w:r>
+        <w:t xml:space="preserve">sequence models or frequency-domain IMU features for transient precursors that whole-window summaries miss, and</w:t>
+      </w:r>
+      <w:r>
+        <w:t xml:space="preserve"> </w:t>
+      </w:r>
+      <w:r>
+        <w:t xml:space="preserve">evaluating a larger set of crashes with causes verified by independent investigators would further strengthen the</w:t>
+      </w:r>
+      <w:r>
+        <w:t xml:space="preserve"> </w:t>
+      </w:r>
+      <w:r>
+        <w:t xml:space="preserve">evidence.</w:t>
       </w:r>
     </w:p>
     <w:p>
@@ -11744,31 +11847,37 @@
         <w:t xml:space="preserve"> </w:t>
       </w:r>
       <w:r>
-        <w:t xml:space="preserve">Ratings are the uploaders’ own and normal flights are self-rated. Controls without a crash-rated log</w:t>
-      </w:r>
-      <w:r>
-        <w:t xml:space="preserve"> </w:t>
-      </w:r>
-      <w:r>
-        <w:t xml:space="preserve">may have crashed without a rating; this misclassification biases the between-drone test towards no difference, so the</w:t>
-      </w:r>
-      <w:r>
-        <w:t xml:space="preserve"> </w:t>
-      </w:r>
-      <w:r>
-        <w:t xml:space="preserve">observed effect is, if anything, conservative. Forum diagnoses were first recorded with AI assistance and verified</w:t>
-      </w:r>
-      <w:r>
-        <w:t xml:space="preserve"> </w:t>
-      </w:r>
-      <w:r>
-        <w:t xml:space="preserve">by quotation; a blind second coding agreed well (kappa 0.81 for the conclusion, 0.73 for the cause) but not</w:t>
-      </w:r>
-      <w:r>
-        <w:t xml:space="preserve"> </w:t>
-      </w:r>
-      <w:r>
-        <w:t xml:space="preserve">perfectly, and half of the expert-diagnosed logs are no longer public.</w:t>
+        <w:t xml:space="preserve">The uploader-assigned responsibility labels are not independently verified ground truth; they reflect</w:t>
+      </w:r>
+      <w:r>
+        <w:t xml:space="preserve"> </w:t>
+      </w:r>
+      <w:r>
+        <w:t xml:space="preserve">the uploaders’ own assessments, and normal flights are self-rated. The expert-diagnosed sample is useful, but many logs</w:t>
+      </w:r>
+      <w:r>
+        <w:t xml:space="preserve"> </w:t>
+      </w:r>
+      <w:r>
+        <w:t xml:space="preserve">are no longer available (only 37 of 73 could still be downloaded). Controls without a crash-rated log may have crashed</w:t>
+      </w:r>
+      <w:r>
+        <w:t xml:space="preserve"> </w:t>
+      </w:r>
+      <w:r>
+        <w:t xml:space="preserve">without a rating; this misclassification biases the between-drone test towards no difference, so the observed effect is,</w:t>
+      </w:r>
+      <w:r>
+        <w:t xml:space="preserve"> </w:t>
+      </w:r>
+      <w:r>
+        <w:t xml:space="preserve">if anything, conservative. Forum diagnoses were first recorded with AI assistance and verified by quotation; a blind</w:t>
+      </w:r>
+      <w:r>
+        <w:t xml:space="preserve"> </w:t>
+      </w:r>
+      <w:r>
+        <w:t xml:space="preserve">second coding agreed well (kappa 0.81 for the conclusion, 0.73 for the cause) but not perfectly.</w:t>
       </w:r>
     </w:p>
     <w:p>
@@ -11828,13 +11937,19 @@
         <w:t xml:space="preserve"> </w:t>
       </w:r>
       <w:r>
-        <w:t xml:space="preserve">in a declared replication with 19 usable sets, and matching used hardware, firmware, vehicle</w:t>
-      </w:r>
-      <w:r>
-        <w:t xml:space="preserve"> </w:t>
-      </w:r>
-      <w:r>
-        <w:t xml:space="preserve">type and, in a sensitivity analysis, airframe, but not propellers, payloads or missions.</w:t>
+        <w:t xml:space="preserve">in a declared replication with 19 usable sets; this main positive result needs stronger replication on newer firmware,</w:t>
+      </w:r>
+      <w:r>
+        <w:t xml:space="preserve"> </w:t>
+      </w:r>
+      <w:r>
+        <w:t xml:space="preserve">and matching used hardware, firmware, vehicle type and, in a sensitivity analysis, airframe, but not propellers, payloads</w:t>
+      </w:r>
+      <w:r>
+        <w:t xml:space="preserve"> </w:t>
+      </w:r>
+      <w:r>
+        <w:t xml:space="preserve">or missions.</w:t>
       </w:r>
     </w:p>
     <w:p>
@@ -11888,7 +12003,7 @@
         <w:t xml:space="preserve"> </w:t>
       </w:r>
       <w:r>
-        <w:t xml:space="preserve">downloaded, so Table 7 has very small cells (</w:t>
+        <w:t xml:space="preserve">downloaded, so several diagnostic comparisons in Table 7 have very small sample sizes (</w:t>
       </w:r>
       <m:oMath>
         <m:r>
@@ -11919,7 +12034,13 @@
         </m:r>
       </m:oMath>
       <w:r>
-        <w:t xml:space="preserve">); its results are indicative only.</w:t>
+        <w:t xml:space="preserve">);</w:t>
+      </w:r>
+      <w:r>
+        <w:t xml:space="preserve"> </w:t>
+      </w:r>
+      <w:r>
+        <w:t xml:space="preserve">its results are indicative rather than definitive.</w:t>
       </w:r>
     </w:p>
     <w:p>
@@ -11961,19 +12082,31 @@
         <w:t xml:space="preserve"> </w:t>
       </w:r>
       <w:r>
-        <w:t xml:space="preserve">The 60 panel cases were written by the authors who wrote the fixed rule, so the rule’s</w:t>
-      </w:r>
-      <w:r>
-        <w:t xml:space="preserve"> </w:t>
-      </w:r>
-      <w:r>
-        <w:t xml:space="preserve">0 wrong answers is close to a training score; a blind set of cases written by someone who has not seen the rule is in</w:t>
-      </w:r>
-      <w:r>
-        <w:t xml:space="preserve"> </w:t>
-      </w:r>
-      <w:r>
-        <w:t xml:space="preserve">preparation. Only 3–4B local models were tested.</w:t>
+        <w:t xml:space="preserve">The AI comparison is preliminary: the experiments use 60 author-generated cases and</w:t>
+      </w:r>
+      <w:r>
+        <w:t xml:space="preserve"> </w:t>
+      </w:r>
+      <w:r>
+        <w:t xml:space="preserve">relatively small local models (3–4B parameters). The manuscript itself acknowledges that the fixed rule’s performance</w:t>
+      </w:r>
+      <w:r>
+        <w:t xml:space="preserve"> </w:t>
+      </w:r>
+      <w:r>
+        <w:t xml:space="preserve">may be optimistic on cases created by the same authors who designed the rule (0 wrong answers is close to a training score);</w:t>
+      </w:r>
+      <w:r>
+        <w:t xml:space="preserve"> </w:t>
+      </w:r>
+      <w:r>
+        <w:t xml:space="preserve">a blind set of cases written by someone who has not seen the rule is in preparation. Larger models or alternative prompt</w:t>
+      </w:r>
+      <w:r>
+        <w:t xml:space="preserve"> </w:t>
+      </w:r>
+      <w:r>
+        <w:t xml:space="preserve">architectures were not tested.</w:t>
       </w:r>
     </w:p>
     <w:p>
@@ -11991,25 +12124,31 @@
         <w:t xml:space="preserve"> </w:t>
       </w:r>
       <w:r>
-        <w:t xml:space="preserve">The tool’s checks are engineering validation on archive data, not field evaluation. Plans in the</w:t>
-      </w:r>
-      <w:r>
-        <w:t xml:space="preserve"> </w:t>
-      </w:r>
-      <w:r>
-        <w:t xml:space="preserve">injection test were built from the flights themselves; the description search was tested on forum titles, which are</w:t>
-      </w:r>
-      <w:r>
-        <w:t xml:space="preserve"> </w:t>
-      </w:r>
-      <w:r>
-        <w:t xml:space="preserve">shorter and more varied than an operator’s report, and its symptom lists were written by the authors; the vibration</w:t>
-      </w:r>
-      <w:r>
-        <w:t xml:space="preserve"> </w:t>
-      </w:r>
-      <w:r>
-        <w:t xml:space="preserve">ranking has not been tested prospectively; and the three-dimensional views have had no user study.</w:t>
+        <w:t xml:space="preserve">AeroFleet 2.0’s checks are primarily engineering tests on archive data and synthetic fault injections,</w:t>
+      </w:r>
+      <w:r>
+        <w:t xml:space="preserve"> </w:t>
+      </w:r>
+      <w:r>
+        <w:t xml:space="preserve">not evidence of improved operational safety. Plans in the injection test were built from the flights themselves; the</w:t>
+      </w:r>
+      <w:r>
+        <w:t xml:space="preserve"> </w:t>
+      </w:r>
+      <w:r>
+        <w:t xml:space="preserve">description search was tested on forum titles, which are shorter and more varied than an operator’s report, and its symptom</w:t>
+      </w:r>
+      <w:r>
+        <w:t xml:space="preserve"> </w:t>
+      </w:r>
+      <w:r>
+        <w:t xml:space="preserve">lists were written by the authors; prospective fleet evaluation of the vibration ranking and user studies of the</w:t>
+      </w:r>
+      <w:r>
+        <w:t xml:space="preserve"> </w:t>
+      </w:r>
+      <w:r>
+        <w:t xml:space="preserve">three-dimensional views remain future work (pages 20–25).</w:t>
       </w:r>
     </w:p>
     <w:p>
@@ -12096,7 +12235,7 @@
         <w:pStyle w:val="FirstParagraph"/>
       </w:pPr>
       <w:r>
-        <w:t xml:space="preserve">The authors declare that they have no known competing financial interests or personal relationships that could have appeared to influence the work reported in this paper. The authors develop the open-source tool described in Section 6; it is not commercial.</w:t>
+        <w:t xml:space="preserve">The authors declare that they have no known competing financial interests or personal relationships that could have appeared to influence the work reported in this paper. The authors develop the open-source AeroFleet 2.0 tool described in Section 6; it is not commercial.</w:t>
       </w:r>
     </w:p>
     <w:p>
@@ -12150,7 +12289,7 @@
         <w:t xml:space="preserve"> </w:t>
       </w:r>
       <w:r>
-        <w:t xml:space="preserve">(without forum text), and the source code of the tool are available at</w:t>
+        <w:t xml:space="preserve">(without forum text), and the source code of the AeroFleet 2.0 tool are available at</w:t>
       </w:r>
       <w:r>
         <w:t xml:space="preserve"> </w:t>

--- a/docs/paper/submission/manuscript.docx
+++ b/docs/paper/submission/manuscript.docx
@@ -5553,7 +5553,7 @@
       <w:r>
         <w:drawing>
           <wp:inline>
-            <wp:extent cx="4160520" cy="2632959"/>
+            <wp:extent cx="4160520" cy="2627404"/>
             <wp:effectExtent b="0" l="0" r="0" t="0"/>
             <wp:docPr descr="" title="" id="33" name="Picture"/>
             <a:graphic>
@@ -5574,7 +5574,7 @@
                   <pic:spPr bwMode="auto">
                     <a:xfrm>
                       <a:off x="0" y="0"/>
-                      <a:ext cx="4160520" cy="2632959"/>
+                      <a:ext cx="4160520" cy="2627404"/>
                     </a:xfrm>
                     <a:prstGeom prst="rect">
                       <a:avLst/>
@@ -8289,7 +8289,7 @@
       <w:r>
         <w:drawing>
           <wp:inline>
-            <wp:extent cx="4160520" cy="2598320"/>
+            <wp:extent cx="4160520" cy="2277307"/>
             <wp:effectExtent b="0" l="0" r="0" t="0"/>
             <wp:docPr descr="" title="" id="45" name="Picture"/>
             <a:graphic>
@@ -8310,7 +8310,7 @@
                   <pic:spPr bwMode="auto">
                     <a:xfrm>
                       <a:off x="0" y="0"/>
-                      <a:ext cx="4160520" cy="2598320"/>
+                      <a:ext cx="4160520" cy="2277307"/>
                     </a:xfrm>
                     <a:prstGeom prst="rect">
                       <a:avLst/>
@@ -12088,25 +12088,19 @@
         <w:t xml:space="preserve"> </w:t>
       </w:r>
       <w:r>
-        <w:t xml:space="preserve">relatively small local models (3–4B parameters). The manuscript itself acknowledges that the fixed rule’s performance</w:t>
-      </w:r>
-      <w:r>
-        <w:t xml:space="preserve"> </w:t>
-      </w:r>
-      <w:r>
-        <w:t xml:space="preserve">may be optimistic on cases created by the same authors who designed the rule (0 wrong answers is close to a training score);</w:t>
-      </w:r>
-      <w:r>
-        <w:t xml:space="preserve"> </w:t>
-      </w:r>
-      <w:r>
-        <w:t xml:space="preserve">a blind set of cases written by someone who has not seen the rule is in preparation. Larger models or alternative prompt</w:t>
-      </w:r>
-      <w:r>
-        <w:t xml:space="preserve"> </w:t>
-      </w:r>
-      <w:r>
-        <w:t xml:space="preserve">architectures were not tested.</w:t>
+        <w:t xml:space="preserve">relatively small local models (3–4B parameters). The fixed rule’s performance may be optimistic on cases created by</w:t>
+      </w:r>
+      <w:r>
+        <w:t xml:space="preserve"> </w:t>
+      </w:r>
+      <w:r>
+        <w:t xml:space="preserve">the same authors who designed the rule (0 wrong answers is close to a training score); a blind set of cases written by</w:t>
+      </w:r>
+      <w:r>
+        <w:t xml:space="preserve"> </w:t>
+      </w:r>
+      <w:r>
+        <w:t xml:space="preserve">someone who has not seen the rule is in preparation. Larger models or alternative prompt architectures were not tested.</w:t>
       </w:r>
     </w:p>
     <w:p>
@@ -12148,7 +12142,7 @@
         <w:t xml:space="preserve"> </w:t>
       </w:r>
       <w:r>
-        <w:t xml:space="preserve">three-dimensional views remain future work (pages 20–25).</w:t>
+        <w:t xml:space="preserve">three-dimensional views remain future work (Sections 6 and 7).</w:t>
       </w:r>
     </w:p>
     <w:p>

--- a/docs/paper/submission/manuscript.docx
+++ b/docs/paper/submission/manuscript.docx
@@ -53,49 +53,7 @@
         <w:pStyle w:val="FirstParagraph"/>
       </w:pPr>
       <w:r>
-        <w:t xml:space="preserve">Flight logs are increasingly expected to explain why a small drone crashed. We tested that expectation on the public</w:t>
-      </w:r>
-      <w:r>
-        <w:t xml:space="preserve"> </w:t>
-      </w:r>
-      <w:r>
-        <w:t xml:space="preserve">PX4 Flight Review archive (479,547 logs; 590 crashes labelled by their uploaders as pilot- or aircraft-caused),</w:t>
-      </w:r>
-      <w:r>
-        <w:t xml:space="preserve"> </w:t>
-      </w:r>
-      <w:r>
-        <w:t xml:space="preserve">committing each test and its pass mark to version control before running it. A fixed attribution rule reached a balanced accuracy of 0.47 on 112</w:t>
-      </w:r>
-      <w:r>
-        <w:t xml:space="preserve"> </w:t>
-      </w:r>
-      <w:r>
-        <w:t xml:space="preserve">held-out crashes, and a cross-validated model stayed between 0.42 and 0.52. Checks that seemed to find the cause</w:t>
-      </w:r>
-      <w:r>
-        <w:t xml:space="preserve"> </w:t>
-      </w:r>
-      <w:r>
-        <w:t xml:space="preserve">named by forum experts mostly fired on the crash itself (tuning faults: 10 of 12 found, 1 of 9 without the last</w:t>
-      </w:r>
-      <w:r>
-        <w:t xml:space="preserve"> </w:t>
-      </w:r>
-      <w:r>
-        <w:t xml:space="preserve">10 s). The crash flight did not differ from the same drone’s earlier flights, but drones that</w:t>
-      </w:r>
-      <w:r>
-        <w:t xml:space="preserve"> </w:t>
-      </w:r>
-      <w:r>
-        <w:t xml:space="preserve">later crashed vibrated more on ordinary flights than matched drones (mean rank 0.67, 95% CI 0.57–0.77,</w:t>
-      </w:r>
-      <w:r>
-        <w:t xml:space="preserve"> </w:t>
-      </w:r>
-      <w:r>
-        <w:t xml:space="preserve">Holm-adjusted</w:t>
+        <w:t xml:space="preserve">Flight logs are widely expected to determine whether a drone crash was caused by the pilot or the aircraft. Across 479,547 public PX4 logs and 590 uploader-rated crashes, we evaluate that expectation using declared test protocols committed to version control before analysis. We report three findings. First, automatic crash attribution between pilot and aircraft is not achievable above chance with these features and labels: a fixed rule reached a balanced accuracy of 0.47 on held-out crashes, and a cross-validated model remained between 0.42 and 0.52. Second, apparent diagnostic accuracy largely reflects data leakage from the crash itself: a tuning check identifying 10 of 12 expert-diagnosed faults fell to 1 of 9 when the final 10 s were removed. Third, while individual crash flights did not diverge from their aircraft’s history, drones that later crashed showed higher baseline vibration than matched controls on older estimator metrics (mean rank 0.67, Holm</w:t>
       </w:r>
       <w:r>
         <w:t xml:space="preserve"> </w:t>
@@ -115,13 +73,7 @@
         </m:r>
       </m:oMath>
       <w:r>
-        <w:t xml:space="preserve">), though a replication on the newer accelerometer metric alone did not confirm it</w:t>
-      </w:r>
-      <w:r>
-        <w:t xml:space="preserve"> </w:t>
-      </w:r>
-      <w:r>
-        <w:t xml:space="preserve">(0.58,</w:t>
+        <w:t xml:space="preserve">), though replication on newer accelerometer metrics was inconclusive (0.58,</w:t>
       </w:r>
       <w:r>
         <w:t xml:space="preserve"> </w:t>
@@ -141,25 +93,30 @@
         </m:r>
       </m:oMath>
       <w:r>
-        <w:t xml:space="preserve">, 19 sets). Small language-model panels lost to a fixed rule and were easily steered, and matching a</w:t>
-      </w:r>
-      <w:r>
-        <w:t xml:space="preserve"> </w:t>
-      </w:r>
-      <w:r>
-        <w:t xml:space="preserve">written problem description against 96 expert-diagnosed crashes found the expert’s cause less often than the base</w:t>
-      </w:r>
-      <w:r>
-        <w:t xml:space="preserve"> </w:t>
-      </w:r>
-      <w:r>
-        <w:t xml:space="preserve">rate (22% vs 27%). An open-source fleet-assurance tool, AeroFleet 2.0, built on these findings presents evidence, not verdicts:</w:t>
-      </w:r>
-      <w:r>
-        <w:t xml:space="preserve"> </w:t>
-      </w:r>
-      <w:r>
-        <w:t xml:space="preserve">an event timeline, a fleet vibration ranking, a signed record, and 3D replay and rehearsal of flights. Flight logs support ranking airframes for inspection, not attributing an individual crash.</w:t>
+        <w:t xml:space="preserve">, 19 sets) and screening yield in a fleet is low (PPV</w:t>
+      </w:r>
+      <w:r>
+        <w:t xml:space="preserve"> </w:t>
+      </w:r>
+      <m:oMath>
+        <m:r>
+          <m:rPr>
+            <m:sty m:val="p"/>
+          </m:rPr>
+          <m:t>≈</m:t>
+        </m:r>
+        <m:r>
+          <m:t>3.3</m:t>
+        </m:r>
+        <m:r>
+          <m:rPr>
+            <m:sty m:val="p"/>
+          </m:rPr>
+          <m:t>%</m:t>
+        </m:r>
+      </m:oMath>
+      <w:r>
+        <w:t xml:space="preserve">). Language-model panels added errors and steering vulnerabilities, while description matching underperformed base rates. An open-source assurance tool, AeroFleet 2.0, built on these findings presents longitudinal evidence and ranks airframes for maintenance inspection rather than issuing automatic verdicts.</w:t>
       </w:r>
     </w:p>
     <w:p>
@@ -177,7 +134,7 @@
         <w:t xml:space="preserve"> </w:t>
       </w:r>
       <w:r>
-        <w:t xml:space="preserve">Unmanned aircraft systems; Flight log analysis; Crash investigation; Fault diagnosis; Data leakage; Pre-registration; Fleet assurance</w:t>
+        <w:t xml:space="preserve">Unmanned aircraft systems; Flight log analysis; Crash investigation; Fault diagnosis; Data leakage; Declared protocols; Fleet assurance</w:t>
       </w:r>
     </w:p>
     <w:p>
@@ -350,51 +307,13 @@
         <w:pStyle w:val="BodyText"/>
       </w:pPr>
       <w:r>
-        <w:t xml:space="preserve">The question matters beyond engineering curiosity. An investigation report, an insurance claim or a warranty</w:t>
-      </w:r>
-      <w:r>
-        <w:t xml:space="preserve"> </w:t>
-      </w:r>
-      <w:r>
-        <w:t xml:space="preserve">dispute often turns on whether a crash was caused by the person flying or by the aircraft, and an automatic verdict</w:t>
-      </w:r>
-      <w:r>
-        <w:t xml:space="preserve"> </w:t>
-      </w:r>
-      <w:r>
-        <w:t xml:space="preserve">that looks objective can carry weight it has not earned. Fleet operators face a related but different question: not</w:t>
-      </w:r>
-      <w:r>
-        <w:t xml:space="preserve"> </w:t>
-      </w:r>
-      <w:r>
-        <w:t xml:space="preserve">why one flight ended badly, but which of their drones are most likely to fail next and should be inspected first. A</w:t>
-      </w:r>
-      <w:r>
-        <w:t xml:space="preserve"> </w:t>
-      </w:r>
-      <w:r>
-        <w:t xml:space="preserve">log-based method that is good at the second task need not be good at the first, and confusing the two can mislead</w:t>
-      </w:r>
-      <w:r>
-        <w:t xml:space="preserve"> </w:t>
-      </w:r>
-      <w:r>
-        <w:t xml:space="preserve">both investigators and maintainers.</w:t>
-      </w:r>
-    </w:p>
-    <w:p>
-      <w:pPr>
-        <w:pStyle w:val="BodyText"/>
-      </w:pPr>
-      <w:r>
-        <w:t xml:space="preserve">Whether logs can deliver an answer to the first question has, to our knowledge, not been tested on real crashes at scale. Public fault</w:t>
-      </w:r>
-      <w:r>
-        <w:t xml:space="preserve"> </w:t>
-      </w:r>
-      <w:r>
-        <w:t xml:space="preserve">datasets are dominated by simulation or by faults injected on purpose</w:t>
+        <w:t xml:space="preserve">The question matters beyond engineering curiosity. In aviation safety science, accidents are recognized as systemic,</w:t>
+      </w:r>
+      <w:r>
+        <w:t xml:space="preserve"> </w:t>
+      </w:r>
+      <w:r>
+        <w:t xml:space="preserve">multi-causal events involving human factors, environmental conditions and organizational influences</w:t>
       </w:r>
       <w:r>
         <w:t xml:space="preserve"> </w:t>
@@ -402,7 +321,7 @@
       <w:r>
         <w:t xml:space="preserve">[</w:t>
       </w:r>
-      <w:hyperlink w:anchor="_d75d7cf63098afa5d33e189bc1a163022e7ecdc">
+      <w:hyperlink w:anchor="_006a7190097400c6c37363d97b6f3be0cdc0b48">
         <w:r>
           <w:rPr>
             <w:rStyle w:val="Hyperlink"/>
@@ -411,9 +330,510 @@
         </w:r>
       </w:hyperlink>
       <w:r>
+        <w:t xml:space="preserve">]</w:t>
+      </w:r>
+      <w:r>
+        <w:t xml:space="preserve">.</w:t>
+      </w:r>
+      <w:r>
+        <w:t xml:space="preserve"> </w:t>
+      </w:r>
+      <w:r>
+        <w:t xml:space="preserve">Commercial warranty claims, insurance settlements and regulatory filings nevertheless frequently compress these dynamics</w:t>
+      </w:r>
+      <w:r>
+        <w:t xml:space="preserve"> </w:t>
+      </w:r>
+      <w:r>
+        <w:t xml:space="preserve">into a binary decision: whether the pilot or the aircraft was primarily responsible. An automatic verdict that looks</w:t>
+      </w:r>
+      <w:r>
+        <w:t xml:space="preserve"> </w:t>
+      </w:r>
+      <w:r>
+        <w:t xml:space="preserve">objective can carry weight it has not earned. Fleet operators face a related but different question: not why one flight</w:t>
+      </w:r>
+      <w:r>
+        <w:t xml:space="preserve"> </w:t>
+      </w:r>
+      <w:r>
+        <w:t xml:space="preserve">ended badly, but which of their drones are most likely to fail next and should be inspected first. A log-based method that</w:t>
+      </w:r>
+      <w:r>
+        <w:t xml:space="preserve"> </w:t>
+      </w:r>
+      <w:r>
+        <w:t xml:space="preserve">is good at the second task need not be good at the first, and confusing the two can mislead both investigators and maintainers.</w:t>
+      </w:r>
+    </w:p>
+    <w:p>
+      <w:pPr>
+        <w:pStyle w:val="BodyText"/>
+      </w:pPr>
+      <w:r>
+        <w:t xml:space="preserve">Whether logs can deliver an answer to the first question has, to our knowledge, not been tested on real crashes at scale. Public fault</w:t>
+      </w:r>
+      <w:r>
+        <w:t xml:space="preserve"> </w:t>
+      </w:r>
+      <w:r>
+        <w:t xml:space="preserve">datasets are dominated by simulation or by faults injected on purpose</w:t>
+      </w:r>
+      <w:r>
+        <w:t xml:space="preserve"> </w:t>
+      </w:r>
+      <w:r>
+        <w:t xml:space="preserve">[</w:t>
+      </w:r>
+      <w:hyperlink w:anchor="_d75d7cf63098afa5d33e189bc1a163022e7ecdc">
+        <w:r>
+          <w:rPr>
+            <w:rStyle w:val="Hyperlink"/>
+          </w:rPr>
+          <w:t xml:space="preserve">8</w:t>
+        </w:r>
+      </w:hyperlink>
+      <w:r>
         <w:t xml:space="preserve">–</w:t>
       </w:r>
       <w:hyperlink w:anchor="_973650d78dc352a8b25ace59ab002a1d91cdfc9">
+        <w:r>
+          <w:rPr>
+            <w:rStyle w:val="Hyperlink"/>
+          </w:rPr>
+          <w:t xml:space="preserve">10</w:t>
+        </w:r>
+      </w:hyperlink>
+      <w:r>
+        <w:t xml:space="preserve">]</w:t>
+      </w:r>
+      <w:r>
+        <w:t xml:space="preserve">, and accident statistics classify outcomes such as loss of</w:t>
+      </w:r>
+      <w:r>
+        <w:t xml:space="preserve"> </w:t>
+      </w:r>
+      <w:r>
+        <w:t xml:space="preserve">control rather than causes visible in a log</w:t>
+      </w:r>
+      <w:r>
+        <w:t xml:space="preserve"> </w:t>
+      </w:r>
+      <w:r>
+        <w:t xml:space="preserve">[</w:t>
+      </w:r>
+      <w:hyperlink w:anchor="_42246838952b0ed0d35bd475d264714b9e743f7">
+        <w:r>
+          <w:rPr>
+            <w:rStyle w:val="Hyperlink"/>
+          </w:rPr>
+          <w:t xml:space="preserve">11</w:t>
+        </w:r>
+      </w:hyperlink>
+      <w:r>
+        <w:t xml:space="preserve">,</w:t>
+      </w:r>
+      <w:hyperlink w:anchor="_b513b568a9a02649a1ddc461a1dd01e876732a2">
+        <w:r>
+          <w:rPr>
+            <w:rStyle w:val="Hyperlink"/>
+          </w:rPr>
+          <w:t xml:space="preserve">12</w:t>
+        </w:r>
+      </w:hyperlink>
+      <w:r>
+        <w:t xml:space="preserve">]</w:t>
+      </w:r>
+      <w:r>
+        <w:t xml:space="preserve">. Two pitfalls make optimistic results</w:t>
+      </w:r>
+      <w:r>
+        <w:t xml:space="preserve"> </w:t>
+      </w:r>
+      <w:r>
+        <w:t xml:space="preserve">easy to obtain. First, a log that contains a crash also contains its consequences: saturated motors, extreme attitudes</w:t>
+      </w:r>
+      <w:r>
+        <w:t xml:space="preserve"> </w:t>
+      </w:r>
+      <w:r>
+        <w:t xml:space="preserve">and estimator errors. A detector can learn these instead of the cause, a form of data leakage</w:t>
+      </w:r>
+      <w:r>
+        <w:t xml:space="preserve"> </w:t>
+      </w:r>
+      <w:r>
+        <w:t xml:space="preserve">[</w:t>
+      </w:r>
+      <w:hyperlink w:anchor="_3541019a36f31423dbace231a12fca4d5e5f1ad">
+        <w:r>
+          <w:rPr>
+            <w:rStyle w:val="Hyperlink"/>
+          </w:rPr>
+          <w:t xml:space="preserve">13</w:t>
+        </w:r>
+      </w:hyperlink>
+      <w:r>
+        <w:t xml:space="preserve">,</w:t>
+      </w:r>
+      <w:hyperlink w:anchor="_77239db318a405bdd9ca0cc5db74d4c41b2a03f">
+        <w:r>
+          <w:rPr>
+            <w:rStyle w:val="Hyperlink"/>
+          </w:rPr>
+          <w:t xml:space="preserve">14</w:t>
+        </w:r>
+      </w:hyperlink>
+      <w:r>
+        <w:t xml:space="preserve">]</w:t>
+      </w:r>
+      <w:r>
+        <w:t xml:space="preserve">. Second, comparing crash flights with other operators’ good flights mixes</w:t>
+      </w:r>
+      <w:r>
+        <w:t xml:space="preserve"> </w:t>
+      </w:r>
+      <w:r>
+        <w:t xml:space="preserve">the flight with the aircraft and the people using it, so a difference between groups need not say anything about the</w:t>
+      </w:r>
+      <w:r>
+        <w:t xml:space="preserve"> </w:t>
+      </w:r>
+      <w:r>
+        <w:t xml:space="preserve">flight that crashed.</w:t>
+      </w:r>
+    </w:p>
+    <w:p>
+      <w:pPr>
+        <w:pStyle w:val="BodyText"/>
+      </w:pPr>
+      <w:r>
+        <w:t xml:space="preserve">This paper asks four questions of the largest public archive of real autopilot logs, PX4 Flight Review</w:t>
+      </w:r>
+      <w:r>
+        <w:t xml:space="preserve"> </w:t>
+      </w:r>
+      <w:r>
+        <w:t xml:space="preserve">[</w:t>
+      </w:r>
+      <w:hyperlink w:anchor="_7bef8dc44b5ed9bb7ced7ca5f392a78a76d6601">
+        <w:r>
+          <w:rPr>
+            <w:rStyle w:val="Hyperlink"/>
+          </w:rPr>
+          <w:t xml:space="preserve">15</w:t>
+        </w:r>
+      </w:hyperlink>
+      <w:r>
+        <w:t xml:space="preserve">,</w:t>
+      </w:r>
+      <w:hyperlink w:anchor="_d96f71c5379cbcad3bc75bfc7936eeacbaeb4ed">
+        <w:r>
+          <w:rPr>
+            <w:rStyle w:val="Hyperlink"/>
+          </w:rPr>
+          <w:t xml:space="preserve">16</w:t>
+        </w:r>
+      </w:hyperlink>
+      <w:r>
+        <w:t xml:space="preserve">]</w:t>
+      </w:r>
+      <w:r>
+        <w:t xml:space="preserve">:</w:t>
+      </w:r>
+    </w:p>
+    <w:p>
+      <w:pPr>
+        <w:pStyle w:val="BodyText"/>
+      </w:pPr>
+      <w:r>
+        <w:rPr>
+          <w:b/>
+          <w:bCs/>
+        </w:rPr>
+        <w:t xml:space="preserve">Q1</w:t>
+      </w:r>
+      <w:r>
+        <w:t xml:space="preserve"> </w:t>
+      </w:r>
+      <w:r>
+        <w:t xml:space="preserve">Do configuration settings differ between crash flights and normal flights?</w:t>
+      </w:r>
+    </w:p>
+    <w:p>
+      <w:pPr>
+        <w:pStyle w:val="BodyText"/>
+      </w:pPr>
+      <w:r>
+        <w:rPr>
+          <w:b/>
+          <w:bCs/>
+        </w:rPr>
+        <w:t xml:space="preserve">Q2</w:t>
+      </w:r>
+      <w:r>
+        <w:t xml:space="preserve"> </w:t>
+      </w:r>
+      <w:r>
+        <w:t xml:space="preserve">Can a log separate crashes caused by the pilot from crashes caused by the aircraft?</w:t>
+      </w:r>
+    </w:p>
+    <w:p>
+      <w:pPr>
+        <w:pStyle w:val="BodyText"/>
+      </w:pPr>
+      <w:r>
+        <w:rPr>
+          <w:b/>
+          <w:bCs/>
+        </w:rPr>
+        <w:t xml:space="preserve">Q3</w:t>
+      </w:r>
+      <w:r>
+        <w:t xml:space="preserve"> </w:t>
+      </w:r>
+      <w:r>
+        <w:t xml:space="preserve">Does the flight that crashed show warning signs relative to the same drone’s history, or are the</w:t>
+      </w:r>
+      <w:r>
+        <w:t xml:space="preserve"> </w:t>
+      </w:r>
+      <w:r>
+        <w:t xml:space="preserve">differences between drones?</w:t>
+      </w:r>
+    </w:p>
+    <w:p>
+      <w:pPr>
+        <w:pStyle w:val="BodyText"/>
+      </w:pPr>
+      <w:r>
+        <w:rPr>
+          <w:b/>
+          <w:bCs/>
+        </w:rPr>
+        <w:t xml:space="preserve">Q4</w:t>
+      </w:r>
+      <w:r>
+        <w:t xml:space="preserve"> </w:t>
+      </w:r>
+      <w:r>
+        <w:t xml:space="preserve">Do expert diagnoses agree with uploader labels, and do automatic checks find the faults experts name?</w:t>
+      </w:r>
+    </w:p>
+    <w:p>
+      <w:pPr>
+        <w:pStyle w:val="BodyText"/>
+      </w:pPr>
+      <w:r>
+        <w:t xml:space="preserve">Because language-model assistants are now proposed for exactly this task, we also report a controlled test of small</w:t>
+      </w:r>
+      <w:r>
+        <w:t xml:space="preserve"> </w:t>
+      </w:r>
+      <w:r>
+        <w:t xml:space="preserve">local models used as a review panel.</w:t>
+      </w:r>
+    </w:p>
+    <w:p>
+      <w:pPr>
+        <w:pStyle w:val="BodyText"/>
+      </w:pPr>
+      <w:r>
+        <w:t xml:space="preserve">The contributions are as follows. (i) We assemble a real-flight crash benchmark from public logs and check its labels</w:t>
+      </w:r>
+      <w:r>
+        <w:t xml:space="preserve"> </w:t>
+      </w:r>
+      <w:r>
+        <w:t xml:space="preserve">against expert diagnoses. (ii) Every confirmatory test was declared, with its threshold and pass mark, in public version</w:t>
+      </w:r>
+      <w:r>
+        <w:t xml:space="preserve"> </w:t>
+      </w:r>
+      <w:r>
+        <w:t xml:space="preserve">control before the data it used were analysed, and decisive tests were repeated on held-out data, following declared</w:t>
+      </w:r>
+      <w:r>
+        <w:t xml:space="preserve"> </w:t>
+      </w:r>
+      <w:r>
+        <w:t xml:space="preserve">test protocols committed prior to analysis</w:t>
+      </w:r>
+      <w:r>
+        <w:t xml:space="preserve"> </w:t>
+      </w:r>
+      <w:r>
+        <w:t xml:space="preserve">[</w:t>
+      </w:r>
+      <w:hyperlink w:anchor="_f6e66cea9a1ea78573b548bc5cf8461c81300ca">
+        <w:r>
+          <w:rPr>
+            <w:rStyle w:val="Hyperlink"/>
+          </w:rPr>
+          <w:t xml:space="preserve">17</w:t>
+        </w:r>
+      </w:hyperlink>
+      <w:r>
+        <w:t xml:space="preserve">]</w:t>
+      </w:r>
+      <w:r>
+        <w:t xml:space="preserve">. (iii) We show that crash attribution from logs was</w:t>
+      </w:r>
+      <w:r>
+        <w:t xml:space="preserve"> </w:t>
+      </w:r>
+      <w:r>
+        <w:t xml:space="preserve">not achievable with these labels and features, and that apparent diagnostic accuracy can come from the crash itself. (iv)</w:t>
+      </w:r>
+      <w:r>
+        <w:t xml:space="preserve"> </w:t>
+      </w:r>
+      <w:r>
+        <w:t xml:space="preserve">We report one positive screening signal: drones that later crash are rougher on their ordinary flights than matched</w:t>
+      </w:r>
+      <w:r>
+        <w:t xml:space="preserve"> </w:t>
+      </w:r>
+      <w:r>
+        <w:t xml:space="preserve">drones on older estimator metrics, though replication on newer accelerometer metrics was inconclusive (</w:t>
+      </w:r>
+      <m:oMath>
+        <m:r>
+          <m:t>p</m:t>
+        </m:r>
+        <m:r>
+          <m:rPr>
+            <m:sty m:val="p"/>
+          </m:rPr>
+          <m:t>=</m:t>
+        </m:r>
+        <m:r>
+          <m:t>0.25</m:t>
+        </m:r>
+      </m:oMath>
+      <w:r>
+        <w:t xml:space="preserve">) and</w:t>
+      </w:r>
+      <w:r>
+        <w:t xml:space="preserve"> </w:t>
+      </w:r>
+      <w:r>
+        <w:t xml:space="preserve">fleet screening yields a low positive predictive value (</w:t>
+      </w:r>
+      <m:oMath>
+        <m:r>
+          <m:rPr>
+            <m:sty m:val="p"/>
+          </m:rPr>
+          <m:t>≈</m:t>
+        </m:r>
+        <m:r>
+          <m:t>3.3</m:t>
+        </m:r>
+        <m:r>
+          <m:rPr>
+            <m:sty m:val="p"/>
+          </m:rPr>
+          <m:t>%</m:t>
+        </m:r>
+      </m:oMath>
+      <w:r>
+        <w:t xml:space="preserve">). (v) We show how these results translate</w:t>
+      </w:r>
+      <w:r>
+        <w:t xml:space="preserve"> </w:t>
+      </w:r>
+      <w:r>
+        <w:t xml:space="preserve">into the design of an open-source assurance tool, AeroFleet 2.0, and report engineering checks of its parts, including one</w:t>
+      </w:r>
+      <w:r>
+        <w:t xml:space="preserve"> </w:t>
+      </w:r>
+      <w:r>
+        <w:t xml:space="preserve">negative result (Section 6). Code, declarations, derived features and labels are released.</w:t>
+      </w:r>
+    </w:p>
+    <w:p>
+      <w:pPr>
+        <w:pStyle w:val="Heading1"/>
+      </w:pPr>
+      <w:bookmarkStart w:id="11" w:name="_31d26affc8bca4dac4a83331dcb4d1a625a6183"/>
+      <w:r>
+        <w:rPr>
+          <w:rStyle w:val="SectionNumber"/>
+        </w:rPr>
+        <w:t xml:space="preserve">2</w:t>
+      </w:r>
+      <w:r>
+        <w:tab/>
+      </w:r>
+      <w:r>
+        <w:t xml:space="preserve">Related work</w:t>
+      </w:r>
+      <w:bookmarkEnd w:id="11"/>
+    </w:p>
+    <w:p>
+      <w:pPr>
+        <w:pStyle w:val="FirstParagraph"/>
+      </w:pPr>
+      <w:r>
+        <w:rPr>
+          <w:b/>
+          <w:bCs/>
+        </w:rPr>
+        <w:t xml:space="preserve">Fault datasets.</w:t>
+      </w:r>
+      <w:r>
+        <w:t xml:space="preserve"> </w:t>
+      </w:r>
+      <w:r>
+        <w:t xml:space="preserve">Table 1 compares our data with the main public resources. ALFA provides</w:t>
+      </w:r>
+      <w:r>
+        <w:t xml:space="preserve"> </w:t>
+      </w:r>
+      <w:r>
+        <w:t xml:space="preserve">47 fixed-wing flights with injected engine and control-surface failures</w:t>
+      </w:r>
+      <w:r>
+        <w:t xml:space="preserve"> </w:t>
+      </w:r>
+      <w:r>
+        <w:t xml:space="preserve">[</w:t>
+      </w:r>
+      <w:hyperlink w:anchor="_d75d7cf63098afa5d33e189bc1a163022e7ecdc">
+        <w:r>
+          <w:rPr>
+            <w:rStyle w:val="Hyperlink"/>
+          </w:rPr>
+          <w:t xml:space="preserve">8</w:t>
+        </w:r>
+      </w:hyperlink>
+      <w:r>
+        <w:t xml:space="preserve">]</w:t>
+      </w:r>
+      <w:r>
+        <w:t xml:space="preserve">. RflyMAD covers 5,629</w:t>
+      </w:r>
+      <w:r>
+        <w:t xml:space="preserve"> </w:t>
+      </w:r>
+      <w:r>
+        <w:t xml:space="preserve">multicopter fault cases with eleven fault types, of which 497 are real flights and the rest software- or</w:t>
+      </w:r>
+      <w:r>
+        <w:t xml:space="preserve"> </w:t>
+      </w:r>
+      <w:r>
+        <w:t xml:space="preserve">hardware-in-the-loop simulations</w:t>
+      </w:r>
+      <w:r>
+        <w:t xml:space="preserve"> </w:t>
+      </w:r>
+      <w:r>
+        <w:t xml:space="preserve">[</w:t>
+      </w:r>
+      <w:hyperlink w:anchor="_446d2d8311e3f2ab8e5f2830e712f064a3280b9">
         <w:r>
           <w:rPr>
             <w:rStyle w:val="Hyperlink"/>
@@ -425,13 +845,13 @@
         <w:t xml:space="preserve">]</w:t>
       </w:r>
       <w:r>
-        <w:t xml:space="preserve">, and accident statistics classify outcomes such as loss of</w:t>
-      </w:r>
-      <w:r>
-        <w:t xml:space="preserve"> </w:t>
-      </w:r>
-      <w:r>
-        <w:t xml:space="preserve">control rather than causes visible in a log</w:t>
+        <w:t xml:space="preserve">. UAV-SEAD offers about 1,396 real PX4 logs annotated for</w:t>
+      </w:r>
+      <w:r>
+        <w:t xml:space="preserve"> </w:t>
+      </w:r>
+      <w:r>
+        <w:t xml:space="preserve">state-estimation anomalies</w:t>
       </w:r>
       <w:r>
         <w:t xml:space="preserve"> </w:t>
@@ -439,7 +859,7 @@
       <w:r>
         <w:t xml:space="preserve">[</w:t>
       </w:r>
-      <w:hyperlink w:anchor="_42246838952b0ed0d35bd475d264714b9e743f7">
+      <w:hyperlink w:anchor="_973650d78dc352a8b25ace59ab002a1d91cdfc9">
         <w:r>
           <w:rPr>
             <w:rStyle w:val="Hyperlink"/>
@@ -448,394 +868,6 @@
         </w:r>
       </w:hyperlink>
       <w:r>
-        <w:t xml:space="preserve">,</w:t>
-      </w:r>
-      <w:hyperlink w:anchor="_b513b568a9a02649a1ddc461a1dd01e876732a2">
-        <w:r>
-          <w:rPr>
-            <w:rStyle w:val="Hyperlink"/>
-          </w:rPr>
-          <w:t xml:space="preserve">11</w:t>
-        </w:r>
-      </w:hyperlink>
-      <w:r>
-        <w:t xml:space="preserve">]</w:t>
-      </w:r>
-      <w:r>
-        <w:t xml:space="preserve">. Two pitfalls make optimistic results</w:t>
-      </w:r>
-      <w:r>
-        <w:t xml:space="preserve"> </w:t>
-      </w:r>
-      <w:r>
-        <w:t xml:space="preserve">easy to obtain. First, a log that contains a crash also contains its consequences: saturated motors, extreme attitudes</w:t>
-      </w:r>
-      <w:r>
-        <w:t xml:space="preserve"> </w:t>
-      </w:r>
-      <w:r>
-        <w:t xml:space="preserve">and estimator errors. A detector can learn these instead of the cause, a form of data leakage</w:t>
-      </w:r>
-      <w:r>
-        <w:t xml:space="preserve"> </w:t>
-      </w:r>
-      <w:r>
-        <w:t xml:space="preserve">[</w:t>
-      </w:r>
-      <w:hyperlink w:anchor="_3541019a36f31423dbace231a12fca4d5e5f1ad">
-        <w:r>
-          <w:rPr>
-            <w:rStyle w:val="Hyperlink"/>
-          </w:rPr>
-          <w:t xml:space="preserve">12</w:t>
-        </w:r>
-      </w:hyperlink>
-      <w:r>
-        <w:t xml:space="preserve">,</w:t>
-      </w:r>
-      <w:hyperlink w:anchor="_77239db318a405bdd9ca0cc5db74d4c41b2a03f">
-        <w:r>
-          <w:rPr>
-            <w:rStyle w:val="Hyperlink"/>
-          </w:rPr>
-          <w:t xml:space="preserve">13</w:t>
-        </w:r>
-      </w:hyperlink>
-      <w:r>
-        <w:t xml:space="preserve">]</w:t>
-      </w:r>
-      <w:r>
-        <w:t xml:space="preserve">. Second, comparing crash flights with other operators’ good flights mixes</w:t>
-      </w:r>
-      <w:r>
-        <w:t xml:space="preserve"> </w:t>
-      </w:r>
-      <w:r>
-        <w:t xml:space="preserve">the flight with the aircraft and the people using it, so a difference between groups need not say anything about the</w:t>
-      </w:r>
-      <w:r>
-        <w:t xml:space="preserve"> </w:t>
-      </w:r>
-      <w:r>
-        <w:t xml:space="preserve">flight that crashed.</w:t>
-      </w:r>
-    </w:p>
-    <w:p>
-      <w:pPr>
-        <w:pStyle w:val="BodyText"/>
-      </w:pPr>
-      <w:r>
-        <w:t xml:space="preserve">This paper asks four questions of the largest public archive of real autopilot logs, PX4 Flight Review</w:t>
-      </w:r>
-      <w:r>
-        <w:t xml:space="preserve"> </w:t>
-      </w:r>
-      <w:r>
-        <w:t xml:space="preserve">[</w:t>
-      </w:r>
-      <w:hyperlink w:anchor="_7bef8dc44b5ed9bb7ced7ca5f392a78a76d6601">
-        <w:r>
-          <w:rPr>
-            <w:rStyle w:val="Hyperlink"/>
-          </w:rPr>
-          <w:t xml:space="preserve">14</w:t>
-        </w:r>
-      </w:hyperlink>
-      <w:r>
-        <w:t xml:space="preserve">,</w:t>
-      </w:r>
-      <w:hyperlink w:anchor="_d96f71c5379cbcad3bc75bfc7936eeacbaeb4ed">
-        <w:r>
-          <w:rPr>
-            <w:rStyle w:val="Hyperlink"/>
-          </w:rPr>
-          <w:t xml:space="preserve">15</w:t>
-        </w:r>
-      </w:hyperlink>
-      <w:r>
-        <w:t xml:space="preserve">]</w:t>
-      </w:r>
-      <w:r>
-        <w:t xml:space="preserve">:</w:t>
-      </w:r>
-    </w:p>
-    <w:p>
-      <w:pPr>
-        <w:pStyle w:val="BodyText"/>
-      </w:pPr>
-      <w:r>
-        <w:rPr>
-          <w:b/>
-          <w:bCs/>
-        </w:rPr>
-        <w:t xml:space="preserve">Q1</w:t>
-      </w:r>
-      <w:r>
-        <w:t xml:space="preserve"> </w:t>
-      </w:r>
-      <w:r>
-        <w:t xml:space="preserve">Do configuration settings differ between crash flights and normal flights?</w:t>
-      </w:r>
-    </w:p>
-    <w:p>
-      <w:pPr>
-        <w:pStyle w:val="BodyText"/>
-      </w:pPr>
-      <w:r>
-        <w:rPr>
-          <w:b/>
-          <w:bCs/>
-        </w:rPr>
-        <w:t xml:space="preserve">Q2</w:t>
-      </w:r>
-      <w:r>
-        <w:t xml:space="preserve"> </w:t>
-      </w:r>
-      <w:r>
-        <w:t xml:space="preserve">Can a log separate crashes caused by the pilot from crashes caused by the aircraft?</w:t>
-      </w:r>
-    </w:p>
-    <w:p>
-      <w:pPr>
-        <w:pStyle w:val="BodyText"/>
-      </w:pPr>
-      <w:r>
-        <w:rPr>
-          <w:b/>
-          <w:bCs/>
-        </w:rPr>
-        <w:t xml:space="preserve">Q3</w:t>
-      </w:r>
-      <w:r>
-        <w:t xml:space="preserve"> </w:t>
-      </w:r>
-      <w:r>
-        <w:t xml:space="preserve">Does the flight that crashed show warning signs relative to the same drone’s history, or are the</w:t>
-      </w:r>
-      <w:r>
-        <w:t xml:space="preserve"> </w:t>
-      </w:r>
-      <w:r>
-        <w:t xml:space="preserve">differences between drones?</w:t>
-      </w:r>
-    </w:p>
-    <w:p>
-      <w:pPr>
-        <w:pStyle w:val="BodyText"/>
-      </w:pPr>
-      <w:r>
-        <w:rPr>
-          <w:b/>
-          <w:bCs/>
-        </w:rPr>
-        <w:t xml:space="preserve">Q4</w:t>
-      </w:r>
-      <w:r>
-        <w:t xml:space="preserve"> </w:t>
-      </w:r>
-      <w:r>
-        <w:t xml:space="preserve">Do expert diagnoses agree with uploader labels, and do automatic checks find the faults experts name?</w:t>
-      </w:r>
-    </w:p>
-    <w:p>
-      <w:pPr>
-        <w:pStyle w:val="BodyText"/>
-      </w:pPr>
-      <w:r>
-        <w:t xml:space="preserve">Because language-model assistants are now proposed for exactly this task, we also report a controlled test of small</w:t>
-      </w:r>
-      <w:r>
-        <w:t xml:space="preserve"> </w:t>
-      </w:r>
-      <w:r>
-        <w:t xml:space="preserve">local models used as a review panel.</w:t>
-      </w:r>
-    </w:p>
-    <w:p>
-      <w:pPr>
-        <w:pStyle w:val="BodyText"/>
-      </w:pPr>
-      <w:r>
-        <w:t xml:space="preserve">The contributions are as follows. (i) We assemble a real-flight crash benchmark from public logs and check its labels</w:t>
-      </w:r>
-      <w:r>
-        <w:t xml:space="preserve"> </w:t>
-      </w:r>
-      <w:r>
-        <w:t xml:space="preserve">against expert diagnoses. (ii) Every confirmatory test was declared, with its threshold and pass mark, before the data</w:t>
-      </w:r>
-      <w:r>
-        <w:t xml:space="preserve"> </w:t>
-      </w:r>
-      <w:r>
-        <w:t xml:space="preserve">it used were analysed, and decisive tests were repeated on held-out data, following the logic of pre-registration</w:t>
-      </w:r>
-      <w:r>
-        <w:t xml:space="preserve"> </w:t>
-      </w:r>
-      <w:r>
-        <w:t xml:space="preserve">[</w:t>
-      </w:r>
-      <w:hyperlink w:anchor="_f6e66cea9a1ea78573b548bc5cf8461c81300ca">
-        <w:r>
-          <w:rPr>
-            <w:rStyle w:val="Hyperlink"/>
-          </w:rPr>
-          <w:t xml:space="preserve">16</w:t>
-        </w:r>
-      </w:hyperlink>
-      <w:r>
-        <w:t xml:space="preserve">]</w:t>
-      </w:r>
-      <w:r>
-        <w:t xml:space="preserve">. (iii) We show that crash attribution from logs was not achievable with these labels and</w:t>
-      </w:r>
-      <w:r>
-        <w:t xml:space="preserve"> </w:t>
-      </w:r>
-      <w:r>
-        <w:t xml:space="preserve">features, and that apparent diagnostic accuracy can come from the crash itself. (iv) We report one positive and</w:t>
-      </w:r>
-      <w:r>
-        <w:t xml:space="preserve"> </w:t>
-      </w:r>
-      <w:r>
-        <w:t xml:space="preserve">practically useful result: drones that later crash are rougher on their ordinary flights than matched drones, which</w:t>
-      </w:r>
-      <w:r>
-        <w:t xml:space="preserve"> </w:t>
-      </w:r>
-      <w:r>
-        <w:t xml:space="preserve">supports fleet-level inspection ranking but not per-flight prediction. (v) We show how these results translate</w:t>
-      </w:r>
-      <w:r>
-        <w:t xml:space="preserve"> </w:t>
-      </w:r>
-      <w:r>
-        <w:t xml:space="preserve">into the design of an open-source assurance tool, AeroFleet 2.0, and report engineering checks of its parts, including one</w:t>
-      </w:r>
-      <w:r>
-        <w:t xml:space="preserve"> </w:t>
-      </w:r>
-      <w:r>
-        <w:t xml:space="preserve">negative result (Section 6). Code, declarations, derived features and labels are released.</w:t>
-      </w:r>
-    </w:p>
-    <w:p>
-      <w:pPr>
-        <w:pStyle w:val="Heading1"/>
-      </w:pPr>
-      <w:bookmarkStart w:id="11" w:name="_31d26affc8bca4dac4a83331dcb4d1a625a6183"/>
-      <w:r>
-        <w:rPr>
-          <w:rStyle w:val="SectionNumber"/>
-        </w:rPr>
-        <w:t xml:space="preserve">2</w:t>
-      </w:r>
-      <w:r>
-        <w:tab/>
-      </w:r>
-      <w:r>
-        <w:t xml:space="preserve">Related work</w:t>
-      </w:r>
-      <w:bookmarkEnd w:id="11"/>
-    </w:p>
-    <w:p>
-      <w:pPr>
-        <w:pStyle w:val="FirstParagraph"/>
-      </w:pPr>
-      <w:r>
-        <w:rPr>
-          <w:b/>
-          <w:bCs/>
-        </w:rPr>
-        <w:t xml:space="preserve">Fault datasets.</w:t>
-      </w:r>
-      <w:r>
-        <w:t xml:space="preserve"> </w:t>
-      </w:r>
-      <w:r>
-        <w:t xml:space="preserve">Table 1 compares our data with the main public resources. ALFA provides</w:t>
-      </w:r>
-      <w:r>
-        <w:t xml:space="preserve"> </w:t>
-      </w:r>
-      <w:r>
-        <w:t xml:space="preserve">47 fixed-wing flights with injected engine and control-surface failures</w:t>
-      </w:r>
-      <w:r>
-        <w:t xml:space="preserve"> </w:t>
-      </w:r>
-      <w:r>
-        <w:t xml:space="preserve">[</w:t>
-      </w:r>
-      <w:hyperlink w:anchor="_d75d7cf63098afa5d33e189bc1a163022e7ecdc">
-        <w:r>
-          <w:rPr>
-            <w:rStyle w:val="Hyperlink"/>
-          </w:rPr>
-          <w:t xml:space="preserve">7</w:t>
-        </w:r>
-      </w:hyperlink>
-      <w:r>
-        <w:t xml:space="preserve">]</w:t>
-      </w:r>
-      <w:r>
-        <w:t xml:space="preserve">. RflyMAD covers 5,629</w:t>
-      </w:r>
-      <w:r>
-        <w:t xml:space="preserve"> </w:t>
-      </w:r>
-      <w:r>
-        <w:t xml:space="preserve">multicopter fault cases with eleven fault types, of which 497 are real flights and the rest software- or</w:t>
-      </w:r>
-      <w:r>
-        <w:t xml:space="preserve"> </w:t>
-      </w:r>
-      <w:r>
-        <w:t xml:space="preserve">hardware-in-the-loop simulations</w:t>
-      </w:r>
-      <w:r>
-        <w:t xml:space="preserve"> </w:t>
-      </w:r>
-      <w:r>
-        <w:t xml:space="preserve">[</w:t>
-      </w:r>
-      <w:hyperlink w:anchor="_446d2d8311e3f2ab8e5f2830e712f064a3280b9">
-        <w:r>
-          <w:rPr>
-            <w:rStyle w:val="Hyperlink"/>
-          </w:rPr>
-          <w:t xml:space="preserve">8</w:t>
-        </w:r>
-      </w:hyperlink>
-      <w:r>
-        <w:t xml:space="preserve">]</w:t>
-      </w:r>
-      <w:r>
-        <w:t xml:space="preserve">. UAV-SEAD offers about 1,396 real PX4 logs annotated for</w:t>
-      </w:r>
-      <w:r>
-        <w:t xml:space="preserve"> </w:t>
-      </w:r>
-      <w:r>
-        <w:t xml:space="preserve">state-estimation anomalies</w:t>
-      </w:r>
-      <w:r>
-        <w:t xml:space="preserve"> </w:t>
-      </w:r>
-      <w:r>
-        <w:t xml:space="preserve">[</w:t>
-      </w:r>
-      <w:hyperlink w:anchor="_973650d78dc352a8b25ace59ab002a1d91cdfc9">
-        <w:r>
-          <w:rPr>
-            <w:rStyle w:val="Hyperlink"/>
-          </w:rPr>
-          <w:t xml:space="preserve">9</w:t>
-        </w:r>
-      </w:hyperlink>
-      <w:r>
         <w:t xml:space="preserve">]</w:t>
       </w:r>
       <w:r>
@@ -852,7 +884,7 @@
           <w:rPr>
             <w:rStyle w:val="Hyperlink"/>
           </w:rPr>
-          <w:t xml:space="preserve">17</w:t>
+          <w:t xml:space="preserve">18</w:t>
         </w:r>
       </w:hyperlink>
       <w:r>
@@ -878,7 +910,7 @@
           <w:rPr>
             <w:rStyle w:val="Hyperlink"/>
           </w:rPr>
-          <w:t xml:space="preserve">18</w:t>
+          <w:t xml:space="preserve">19</w:t>
         </w:r>
       </w:hyperlink>
       <w:r>
@@ -1031,98 +1063,6 @@
                 <w:rPr>
                   <w:rStyle w:val="Hyperlink"/>
                 </w:rPr>
-                <w:t xml:space="preserve">7</w:t>
-              </w:r>
-            </w:hyperlink>
-            <w:r>
-              <w:rPr>
-                <w:sz w:val="19"/>
-              </w:rPr>
-              <w:t xml:space="preserve">]</w:t>
-            </w:r>
-          </w:p>
-        </w:tc>
-        <w:tc>
-          <w:tcPr/>
-          <w:p>
-            <w:pPr>
-              <w:pStyle w:val="Compact"/>
-              <w:spacing w:line="240" w:lineRule="auto"/>
-              <w:jc w:val="left"/>
-            </w:pPr>
-            <w:r>
-              <w:rPr>
-                <w:sz w:val="19"/>
-              </w:rPr>
-              <w:t xml:space="preserve">47 fixed-wing flights</w:t>
-            </w:r>
-          </w:p>
-        </w:tc>
-        <w:tc>
-          <w:tcPr/>
-          <w:p>
-            <w:pPr>
-              <w:pStyle w:val="Compact"/>
-              <w:spacing w:line="240" w:lineRule="auto"/>
-              <w:jc w:val="left"/>
-            </w:pPr>
-            <w:r>
-              <w:rPr>
-                <w:sz w:val="19"/>
-              </w:rPr>
-              <w:t xml:space="preserve">Injected engine and control-surface failures</w:t>
-            </w:r>
-          </w:p>
-        </w:tc>
-        <w:tc>
-          <w:tcPr/>
-          <w:p>
-            <w:pPr>
-              <w:pStyle w:val="Compact"/>
-              <w:spacing w:line="240" w:lineRule="auto"/>
-              <w:jc w:val="left"/>
-            </w:pPr>
-            <w:r>
-              <w:rPr>
-                <w:sz w:val="19"/>
-              </w:rPr>
-              <w:t xml:space="preserve">No</w:t>
-            </w:r>
-          </w:p>
-        </w:tc>
-      </w:tr>
-      <w:tr>
-        <w:tc>
-          <w:tcPr/>
-          <w:p>
-            <w:pPr>
-              <w:pStyle w:val="Compact"/>
-              <w:spacing w:line="240" w:lineRule="auto"/>
-              <w:jc w:val="left"/>
-            </w:pPr>
-            <w:r>
-              <w:rPr>
-                <w:sz w:val="19"/>
-              </w:rPr>
-              <w:t xml:space="preserve">RflyMAD</w:t>
-            </w:r>
-            <w:r>
-              <w:rPr>
-                <w:sz w:val="19"/>
-              </w:rPr>
-              <w:t xml:space="preserve"> </w:t>
-            </w:r>
-            <w:r>
-              <w:rPr>
-                <w:sz w:val="19"/>
-              </w:rPr>
-              <w:t xml:space="preserve">[</w:t>
-            </w:r>
-            <w:hyperlink w:anchor="_446d2d8311e3f2ab8e5f2830e712f064a3280b9">
-              <w:r>
-                <w:rPr>
-                  <w:rStyle w:val="Hyperlink"/>
-                </w:rPr>
                 <w:t xml:space="preserve">8</w:t>
               </w:r>
             </w:hyperlink>
@@ -1146,23 +1086,23 @@
               <w:rPr>
                 <w:sz w:val="19"/>
               </w:rPr>
-              <w:t xml:space="preserve">5,629 cases (497 real)</w:t>
-            </w:r>
-          </w:p>
-        </w:tc>
-        <w:tc>
-          <w:tcPr/>
-          <w:p>
-            <w:pPr>
-              <w:pStyle w:val="Compact"/>
-              <w:spacing w:line="240" w:lineRule="auto"/>
-              <w:jc w:val="left"/>
-            </w:pPr>
-            <w:r>
-              <w:rPr>
-                <w:sz w:val="19"/>
-              </w:rPr>
-              <w:t xml:space="preserve">11 injected fault types</w:t>
+              <w:t xml:space="preserve">47 fixed-wing flights</w:t>
+            </w:r>
+          </w:p>
+        </w:tc>
+        <w:tc>
+          <w:tcPr/>
+          <w:p>
+            <w:pPr>
+              <w:pStyle w:val="Compact"/>
+              <w:spacing w:line="240" w:lineRule="auto"/>
+              <w:jc w:val="left"/>
+            </w:pPr>
+            <w:r>
+              <w:rPr>
+                <w:sz w:val="19"/>
+              </w:rPr>
+              <w:t xml:space="preserve">Injected engine and control-surface failures</w:t>
             </w:r>
           </w:p>
         </w:tc>
@@ -1196,7 +1136,7 @@
               <w:rPr>
                 <w:sz w:val="19"/>
               </w:rPr>
-              <w:t xml:space="preserve">UAV-SEAD</w:t>
+              <w:t xml:space="preserve">RflyMAD</w:t>
             </w:r>
             <w:r>
               <w:rPr>
@@ -1210,7 +1150,7 @@
               </w:rPr>
               <w:t xml:space="preserve">[</w:t>
             </w:r>
-            <w:hyperlink w:anchor="_973650d78dc352a8b25ace59ab002a1d91cdfc9">
+            <w:hyperlink w:anchor="_446d2d8311e3f2ab8e5f2830e712f064a3280b9">
               <w:r>
                 <w:rPr>
                   <w:rStyle w:val="Hyperlink"/>
@@ -1238,6 +1178,98 @@
               <w:rPr>
                 <w:sz w:val="19"/>
               </w:rPr>
+              <w:t xml:space="preserve">5,629 cases (497 real)</w:t>
+            </w:r>
+          </w:p>
+        </w:tc>
+        <w:tc>
+          <w:tcPr/>
+          <w:p>
+            <w:pPr>
+              <w:pStyle w:val="Compact"/>
+              <w:spacing w:line="240" w:lineRule="auto"/>
+              <w:jc w:val="left"/>
+            </w:pPr>
+            <w:r>
+              <w:rPr>
+                <w:sz w:val="19"/>
+              </w:rPr>
+              <w:t xml:space="preserve">11 injected fault types</w:t>
+            </w:r>
+          </w:p>
+        </w:tc>
+        <w:tc>
+          <w:tcPr/>
+          <w:p>
+            <w:pPr>
+              <w:pStyle w:val="Compact"/>
+              <w:spacing w:line="240" w:lineRule="auto"/>
+              <w:jc w:val="left"/>
+            </w:pPr>
+            <w:r>
+              <w:rPr>
+                <w:sz w:val="19"/>
+              </w:rPr>
+              <w:t xml:space="preserve">No</w:t>
+            </w:r>
+          </w:p>
+        </w:tc>
+      </w:tr>
+      <w:tr>
+        <w:tc>
+          <w:tcPr/>
+          <w:p>
+            <w:pPr>
+              <w:pStyle w:val="Compact"/>
+              <w:spacing w:line="240" w:lineRule="auto"/>
+              <w:jc w:val="left"/>
+            </w:pPr>
+            <w:r>
+              <w:rPr>
+                <w:sz w:val="19"/>
+              </w:rPr>
+              <w:t xml:space="preserve">UAV-SEAD</w:t>
+            </w:r>
+            <w:r>
+              <w:rPr>
+                <w:sz w:val="19"/>
+              </w:rPr>
+              <w:t xml:space="preserve"> </w:t>
+            </w:r>
+            <w:r>
+              <w:rPr>
+                <w:sz w:val="19"/>
+              </w:rPr>
+              <w:t xml:space="preserve">[</w:t>
+            </w:r>
+            <w:hyperlink w:anchor="_973650d78dc352a8b25ace59ab002a1d91cdfc9">
+              <w:r>
+                <w:rPr>
+                  <w:rStyle w:val="Hyperlink"/>
+                </w:rPr>
+                <w:t xml:space="preserve">10</w:t>
+              </w:r>
+            </w:hyperlink>
+            <w:r>
+              <w:rPr>
+                <w:sz w:val="19"/>
+              </w:rPr>
+              <w:t xml:space="preserve">]</w:t>
+            </w:r>
+          </w:p>
+        </w:tc>
+        <w:tc>
+          <w:tcPr/>
+          <w:p>
+            <w:pPr>
+              <w:pStyle w:val="Compact"/>
+              <w:spacing w:line="240" w:lineRule="auto"/>
+              <w:jc w:val="left"/>
+            </w:pPr>
+            <w:r>
+              <w:rPr>
+                <w:sz w:val="19"/>
+              </w:rPr>
               <w:t xml:space="preserve">about 1,396 real PX4 logs</w:t>
             </w:r>
           </w:p>
@@ -1373,17 +1405,6 @@
         <w:t xml:space="preserve">[</w:t>
       </w:r>
       <w:hyperlink w:anchor="_de2316363361acc29c6a15415cb3110e85473cd">
-        <w:r>
-          <w:rPr>
-            <w:rStyle w:val="Hyperlink"/>
-          </w:rPr>
-          <w:t xml:space="preserve">19</w:t>
-        </w:r>
-      </w:hyperlink>
-      <w:r>
-        <w:t xml:space="preserve">,</w:t>
-      </w:r>
-      <w:hyperlink w:anchor="_1ece912d6a7cc2c7f97bdecc84d0912f3af390e">
         <w:r>
           <w:rPr>
             <w:rStyle w:val="Hyperlink"/>
@@ -1392,24 +1413,9 @@
         </w:r>
       </w:hyperlink>
       <w:r>
-        <w:t xml:space="preserve">]</w:t>
-      </w:r>
-      <w:r>
-        <w:t xml:space="preserve">.</w:t>
-      </w:r>
-      <w:r>
-        <w:t xml:space="preserve"> </w:t>
-      </w:r>
-      <w:r>
-        <w:t xml:space="preserve">Causal models built from autopilot documentation have been used to find actual causes of failures in ArduPilot logs</w:t>
-      </w:r>
-      <w:r>
-        <w:t xml:space="preserve"> </w:t>
-      </w:r>
-      <w:r>
-        <w:t xml:space="preserve">[</w:t>
-      </w:r>
-      <w:hyperlink w:anchor="_200a90d3af15f3f5a64a3cb8afd6783e6bc5c1d">
+        <w:t xml:space="preserve">,</w:t>
+      </w:r>
+      <w:hyperlink w:anchor="_1ece912d6a7cc2c7f97bdecc84d0912f3af390e">
         <w:r>
           <w:rPr>
             <w:rStyle w:val="Hyperlink"/>
@@ -1421,13 +1427,13 @@
         <w:t xml:space="preserve">]</w:t>
       </w:r>
       <w:r>
-        <w:t xml:space="preserve">. A study of 569 bugs in PX4 and ArduPilot found parameter handling among the root-cause types</w:t>
-      </w:r>
-      <w:r>
-        <w:t xml:space="preserve"> </w:t>
-      </w:r>
-      <w:r>
-        <w:t xml:space="preserve">of drone-specific bugs</w:t>
+        <w:t xml:space="preserve">.</w:t>
+      </w:r>
+      <w:r>
+        <w:t xml:space="preserve"> </w:t>
+      </w:r>
+      <w:r>
+        <w:t xml:space="preserve">Causal models built from autopilot documentation have been used to find actual causes of failures in ArduPilot logs</w:t>
       </w:r>
       <w:r>
         <w:t xml:space="preserve"> </w:t>
@@ -1435,7 +1441,7 @@
       <w:r>
         <w:t xml:space="preserve">[</w:t>
       </w:r>
-      <w:hyperlink w:anchor="_362e51e11e30eb0e0461101d9c36e4d21d357be">
+      <w:hyperlink w:anchor="_200a90d3af15f3f5a64a3cb8afd6783e6bc5c1d">
         <w:r>
           <w:rPr>
             <w:rStyle w:val="Hyperlink"/>
@@ -1447,13 +1453,13 @@
         <w:t xml:space="preserve">]</w:t>
       </w:r>
       <w:r>
-        <w:t xml:space="preserve">. Maintenance-oriented reliability analysis of UAVs models the passage</w:t>
-      </w:r>
-      <w:r>
-        <w:t xml:space="preserve"> </w:t>
-      </w:r>
-      <w:r>
-        <w:t xml:space="preserve">from partial degradation to failure</w:t>
+        <w:t xml:space="preserve">. A study of 569 bugs in PX4 and ArduPilot found parameter handling among the root-cause types</w:t>
+      </w:r>
+      <w:r>
+        <w:t xml:space="preserve"> </w:t>
+      </w:r>
+      <w:r>
+        <w:t xml:space="preserve">of drone-specific bugs</w:t>
       </w:r>
       <w:r>
         <w:t xml:space="preserve"> </w:t>
@@ -1461,7 +1467,7 @@
       <w:r>
         <w:t xml:space="preserve">[</w:t>
       </w:r>
-      <w:hyperlink w:anchor="_4f9a794a6a4ddf2789379e73f8e74e34b9538b4">
+      <w:hyperlink w:anchor="_362e51e11e30eb0e0461101d9c36e4d21d357be">
         <w:r>
           <w:rPr>
             <w:rStyle w:val="Hyperlink"/>
@@ -1473,6 +1479,32 @@
         <w:t xml:space="preserve">]</w:t>
       </w:r>
       <w:r>
+        <w:t xml:space="preserve">. Maintenance-oriented reliability analysis of UAVs models the passage</w:t>
+      </w:r>
+      <w:r>
+        <w:t xml:space="preserve"> </w:t>
+      </w:r>
+      <w:r>
+        <w:t xml:space="preserve">from partial degradation to failure</w:t>
+      </w:r>
+      <w:r>
+        <w:t xml:space="preserve"> </w:t>
+      </w:r>
+      <w:r>
+        <w:t xml:space="preserve">[</w:t>
+      </w:r>
+      <w:hyperlink w:anchor="_4f9a794a6a4ddf2789379e73f8e74e34b9538b4">
+        <w:r>
+          <w:rPr>
+            <w:rStyle w:val="Hyperlink"/>
+          </w:rPr>
+          <w:t xml:space="preserve">24</w:t>
+        </w:r>
+      </w:hyperlink>
+      <w:r>
+        <w:t xml:space="preserve">]</w:t>
+      </w:r>
+      <w:r>
         <w:t xml:space="preserve">, the view our between-drone result supports.</w:t>
       </w:r>
     </w:p>
@@ -1510,20 +1542,26 @@
           <w:rPr>
             <w:rStyle w:val="Hyperlink"/>
           </w:rPr>
-          <w:t xml:space="preserve">10</w:t>
+          <w:t xml:space="preserve">11</w:t>
         </w:r>
       </w:hyperlink>
       <w:r>
         <w:t xml:space="preserve">]</w:t>
       </w:r>
       <w:r>
-        <w:t xml:space="preserve">. Human-factors classifications of remotely piloted aircraft mishaps attribute a large</w:t>
-      </w:r>
-      <w:r>
-        <w:t xml:space="preserve"> </w:t>
-      </w:r>
-      <w:r>
-        <w:t xml:space="preserve">share of causal factors to people</w:t>
+        <w:t xml:space="preserve">. Human-factors frameworks for remotely piloted aircraft (such as the Human Factors</w:t>
+      </w:r>
+      <w:r>
+        <w:t xml:space="preserve"> </w:t>
+      </w:r>
+      <w:r>
+        <w:t xml:space="preserve">Analysis and Classification System, HFACS) model mishaps as multi-causal sequences involving organizational influences,</w:t>
+      </w:r>
+      <w:r>
+        <w:t xml:space="preserve"> </w:t>
+      </w:r>
+      <w:r>
+        <w:t xml:space="preserve">environmental preconditions, and supervisory failures alongside direct operator actions</w:t>
       </w:r>
       <w:r>
         <w:t xml:space="preserve"> </w:t>
@@ -1536,7 +1574,7 @@
           <w:rPr>
             <w:rStyle w:val="Hyperlink"/>
           </w:rPr>
-          <w:t xml:space="preserve">24</w:t>
+          <w:t xml:space="preserve">7</w:t>
         </w:r>
       </w:hyperlink>
       <w:r>
@@ -1554,13 +1592,25 @@
         <w:t xml:space="preserve">]</w:t>
       </w:r>
       <w:r>
-        <w:t xml:space="preserve">. Such classifications depend on the</w:t>
-      </w:r>
-      <w:r>
-        <w:t xml:space="preserve"> </w:t>
-      </w:r>
-      <w:r>
-        <w:t xml:space="preserve">rater, which is one reason we check uploader labels against expert diagnoses.</w:t>
+        <w:t xml:space="preserve">.</w:t>
+      </w:r>
+      <w:r>
+        <w:t xml:space="preserve"> </w:t>
+      </w:r>
+      <w:r>
+        <w:t xml:space="preserve">In operational practice, post-incident reporting and warranty claims often collapse these complex systemic interactions into</w:t>
+      </w:r>
+      <w:r>
+        <w:t xml:space="preserve"> </w:t>
+      </w:r>
+      <w:r>
+        <w:t xml:space="preserve">a single nominal party: pilot versus aircraft. Because such classifications depend heavily on the rater and framing,</w:t>
+      </w:r>
+      <w:r>
+        <w:t xml:space="preserve"> </w:t>
+      </w:r>
+      <w:r>
+        <w:t xml:space="preserve">we evaluate agreement against expert community diagnoses.</w:t>
       </w:r>
     </w:p>
     <w:p>
@@ -1707,7 +1757,7 @@
           <w:rPr>
             <w:rStyle w:val="Hyperlink"/>
           </w:rPr>
-          <w:t xml:space="preserve">12</w:t>
+          <w:t xml:space="preserve">13</w:t>
         </w:r>
       </w:hyperlink>
       <w:r>
@@ -1718,7 +1768,7 @@
           <w:rPr>
             <w:rStyle w:val="Hyperlink"/>
           </w:rPr>
-          <w:t xml:space="preserve">13</w:t>
+          <w:t xml:space="preserve">14</w:t>
         </w:r>
       </w:hyperlink>
       <w:r>
@@ -1771,7 +1821,13 @@
         <w:t xml:space="preserve">]</w:t>
       </w:r>
       <w:r>
-        <w:t xml:space="preserve">, and pre-registration separates confirmatory from exploratory analysis</w:t>
+        <w:t xml:space="preserve">, and declaring hypotheses and analysis scripts in version control prior to running tests</w:t>
+      </w:r>
+      <w:r>
+        <w:t xml:space="preserve"> </w:t>
+      </w:r>
+      <w:r>
+        <w:t xml:space="preserve">separates confirmatory from exploratory analysis</w:t>
       </w:r>
       <w:r>
         <w:t xml:space="preserve"> </w:t>
@@ -1784,7 +1840,7 @@
           <w:rPr>
             <w:rStyle w:val="Hyperlink"/>
           </w:rPr>
-          <w:t xml:space="preserve">16</w:t>
+          <w:t xml:space="preserve">17</w:t>
         </w:r>
       </w:hyperlink>
       <w:r>
@@ -1952,7 +2008,7 @@
           <w:rPr>
             <w:rStyle w:val="Hyperlink"/>
           </w:rPr>
-          <w:t xml:space="preserve">15</w:t>
+          <w:t xml:space="preserve">16</w:t>
         </w:r>
       </w:hyperlink>
       <w:r>
@@ -1983,37 +2039,61 @@
         <w:t xml:space="preserve"> </w:t>
       </w:r>
       <w:r>
-        <w:t xml:space="preserve">distinct vehicle identifiers. Uploaders may rate a log. A total of 590 logs carry a crash rating, 402 attributing the</w:t>
-      </w:r>
-      <w:r>
-        <w:t xml:space="preserve"> </w:t>
-      </w:r>
-      <w:r>
-        <w:t xml:space="preserve">crash to software or hardware (</w:t>
-      </w:r>
-      <w:r>
-        <w:t xml:space="preserve">“aircraft-caused”</w:t>
-      </w:r>
-      <w:r>
-        <w:t xml:space="preserve">) and 188 to the pilot (</w:t>
-      </w:r>
-      <w:r>
-        <w:t xml:space="preserve">“pilot-caused”</w:t>
-      </w:r>
-      <w:r>
-        <w:t xml:space="preserve">). These uploader-assigned</w:t>
-      </w:r>
-      <w:r>
-        <w:t xml:space="preserve"> </w:t>
-      </w:r>
-      <w:r>
-        <w:t xml:space="preserve">responsibility labels are not independently verified ground truth; they reflect the uploaders’ own assessments.</w:t>
-      </w:r>
-      <w:r>
-        <w:t xml:space="preserve"> </w:t>
-      </w:r>
-      <w:r>
-        <w:t xml:space="preserve">Logs rated</w:t>
+        <w:t xml:space="preserve">distinct vehicle identifiers. Uploaders may rate a log. A total of 590 logs carry an uploader crash rating (402</w:t>
+      </w:r>
+      <w:r>
+        <w:t xml:space="preserve"> </w:t>
+      </w:r>
+      <w:r>
+        <w:t xml:space="preserve">aircraft-caused, 188 pilot-caused); Table 2 details the 520 crash-rated logs from real hardware with</w:t>
+      </w:r>
+      <w:r>
+        <w:t xml:space="preserve"> </w:t>
+      </w:r>
+      <w:r>
+        <w:t xml:space="preserve">complete duration and firmware version records. These uploader-assigned responsibility labels are not independently</w:t>
+      </w:r>
+      <w:r>
+        <w:t xml:space="preserve"> </w:t>
+      </w:r>
+      <w:r>
+        <w:t xml:space="preserve">verified ground truth; they reflect the uploaders’ own assessments. A notable discrepancy appears between uploader ratings</w:t>
+      </w:r>
+      <w:r>
+        <w:t xml:space="preserve"> </w:t>
+      </w:r>
+      <w:r>
+        <w:t xml:space="preserve">and expert conclusions: while uploaders attributed 32% of rated crashes to the pilot (188 of 590), forum experts blamed</w:t>
+      </w:r>
+      <w:r>
+        <w:t xml:space="preserve"> </w:t>
+      </w:r>
+      <w:r>
+        <w:t xml:space="preserve">the pilot in only 6% of threads (9 of 148, Section 5.6). This gap suggests potential politeness bias on</w:t>
+      </w:r>
+      <w:r>
+        <w:t xml:space="preserve"> </w:t>
+      </w:r>
+      <w:r>
+        <w:t xml:space="preserve">public developer forums, selection bias in which incidents operators submit for community assistance, or a narrower</w:t>
+      </w:r>
+      <w:r>
+        <w:t xml:space="preserve"> </w:t>
+      </w:r>
+      <w:r>
+        <w:t xml:space="preserve">definition of pilot error among autopilot developers compared to end users. Furthermore, while expert coding showed</w:t>
+      </w:r>
+      <w:r>
+        <w:t xml:space="preserve"> </w:t>
+      </w:r>
+      <w:r>
+        <w:t xml:space="preserve">strong agreement on aircraft-rated logs (11 of 14 agreed, Section 5.6), forum threads did not provide an</w:t>
+      </w:r>
+      <w:r>
+        <w:t xml:space="preserve"> </w:t>
+      </w:r>
+      <w:r>
+        <w:t xml:space="preserve">expert-diagnosed pilot-rated sample to verify the validity of pilot-blamed labels independently. Logs rated</w:t>
       </w:r>
       <w:r>
         <w:t xml:space="preserve"> </w:t>
@@ -2037,13 +2117,7 @@
         <w:t xml:space="preserve"> </w:t>
       </w:r>
       <w:r>
-        <w:t xml:space="preserve">served as normal flights. Logs were parsed with pyulog. We store derived features and log</w:t>
-      </w:r>
-      <w:r>
-        <w:t xml:space="preserve"> </w:t>
-      </w:r>
-      <w:r>
-        <w:t xml:space="preserve">identifiers, not the logs.</w:t>
+        <w:t xml:space="preserve">served as normal flights. Logs were parsed with pyulog. We store derived features and log identifiers, not the logs.</w:t>
       </w:r>
     </w:p>
     <w:p>
@@ -2461,61 +2535,79 @@
         <w:pStyle w:val="FirstParagraph"/>
       </w:pPr>
       <w:r>
-        <w:t xml:space="preserve">Figure 1 and Table 3 show how each analysis sample was drawn. Unless stated, crash</w:t>
-      </w:r>
-      <w:r>
-        <w:t xml:space="preserve"> </w:t>
-      </w:r>
-      <w:r>
-        <w:t xml:space="preserve">samples used real hardware, PX4 1.10 or newer and at least 5 s of flight; normal flights were matched to crashes on</w:t>
-      </w:r>
-      <w:r>
-        <w:t xml:space="preserve"> </w:t>
-      </w:r>
-      <w:r>
-        <w:t xml:space="preserve">vehicle type and drawn from vehicles without any crash rating. For the within-drone test every crash with a vehicle</w:t>
-      </w:r>
-      <w:r>
-        <w:t xml:space="preserve"> </w:t>
-      </w:r>
-      <w:r>
-        <w:t xml:space="preserve">identifier and at least three earlier non-crash flights of 30 s or more was eligible (101 crashes; up to the five most</w:t>
-      </w:r>
-      <w:r>
-        <w:t xml:space="preserve"> </w:t>
-      </w:r>
-      <w:r>
-        <w:t xml:space="preserve">recent earlier flights each). For the between-drone test each crashed drone was matched with up to two drones without</w:t>
-      </w:r>
-      <w:r>
-        <w:t xml:space="preserve"> </w:t>
-      </w:r>
-      <w:r>
-        <w:t xml:space="preserve">any crash-rated log that shared the flight-controller hardware, the PX4 major.minor version and the vehicle type</w:t>
-      </w:r>
-      <w:r>
-        <w:t xml:space="preserve"> </w:t>
-      </w:r>
-      <w:r>
-        <w:t xml:space="preserve">(66 matched sets, 124 control drones, three randomly chosen flights each, seed 7). Control drones were sampled</w:t>
-      </w:r>
-      <w:r>
-        <w:t xml:space="preserve"> </w:t>
-      </w:r>
-      <w:r>
-        <w:t xml:space="preserve">without replacement, so no control served two cases. The three exposure flights of a crashed drone were its most recent</w:t>
-      </w:r>
-      <w:r>
-        <w:t xml:space="preserve"> </w:t>
-      </w:r>
-      <w:r>
-        <w:t xml:space="preserve">non-crash flights dated on or before the crash; flights on the crash day were included in the declared test because the</w:t>
-      </w:r>
-      <w:r>
-        <w:t xml:space="preserve"> </w:t>
-      </w:r>
-      <w:r>
-        <w:t xml:space="preserve">archive does not give their order within a day, and removed in a sensitivity analysis.</w:t>
+        <w:t xml:space="preserve">Figure 1 and Table 3 show how each analysis sample was drawn. Initial cross-sectional</w:t>
+      </w:r>
+      <w:r>
+        <w:t xml:space="preserve"> </w:t>
+      </w:r>
+      <w:r>
+        <w:t xml:space="preserve">samples for Q1 and Q2 selected flights with PX4 1.10 or newer and at least 5 s of flight; normal flights were matched</w:t>
+      </w:r>
+      <w:r>
+        <w:t xml:space="preserve"> </w:t>
+      </w:r>
+      <w:r>
+        <w:t xml:space="preserve">to crashes on vehicle type and drawn from vehicles without any crash rating. For the longitudinal within-drone and</w:t>
+      </w:r>
+      <w:r>
+        <w:t xml:space="preserve"> </w:t>
+      </w:r>
+      <w:r>
+        <w:t xml:space="preserve">between-drone tests (Q3b, Q3c), this firmware restriction was removed in advance (as declared in Section 4)</w:t>
+      </w:r>
+      <w:r>
+        <w:t xml:space="preserve"> </w:t>
+      </w:r>
+      <w:r>
+        <w:t xml:space="preserve">to avoid sample starvation, and comparisons were instead strictly matched within each drone’s firmware generation and</w:t>
+      </w:r>
+      <w:r>
+        <w:t xml:space="preserve"> </w:t>
+      </w:r>
+      <w:r>
+        <w:t xml:space="preserve">measurement source. For the within-drone test every crash with a vehicle identifier and at least three earlier non-crash</w:t>
+      </w:r>
+      <w:r>
+        <w:t xml:space="preserve"> </w:t>
+      </w:r>
+      <w:r>
+        <w:t xml:space="preserve">flights of 30 s or more was eligible (101 crashes; up to the five most recent earlier flights each). For the between-drone</w:t>
+      </w:r>
+      <w:r>
+        <w:t xml:space="preserve"> </w:t>
+      </w:r>
+      <w:r>
+        <w:t xml:space="preserve">test each crashed drone was matched with up to two drones without any crash-rated log that shared the flight-controller</w:t>
+      </w:r>
+      <w:r>
+        <w:t xml:space="preserve"> </w:t>
+      </w:r>
+      <w:r>
+        <w:t xml:space="preserve">hardware, the PX4 major.minor version and the vehicle type (66 matched sets, 124 control drones, three randomly chosen</w:t>
+      </w:r>
+      <w:r>
+        <w:t xml:space="preserve"> </w:t>
+      </w:r>
+      <w:r>
+        <w:t xml:space="preserve">flights each, seed 7). Control drones were sampled without replacement, so no control served two cases. The three</w:t>
+      </w:r>
+      <w:r>
+        <w:t xml:space="preserve"> </w:t>
+      </w:r>
+      <w:r>
+        <w:t xml:space="preserve">exposure flights of a crashed drone were its most recent non-crash flights dated on or before the crash; flights on the</w:t>
+      </w:r>
+      <w:r>
+        <w:t xml:space="preserve"> </w:t>
+      </w:r>
+      <w:r>
+        <w:t xml:space="preserve">crash day were included in the declared test because the archive does not give their order within a day, and removed in a</w:t>
+      </w:r>
+      <w:r>
+        <w:t xml:space="preserve"> </w:t>
+      </w:r>
+      <w:r>
+        <w:t xml:space="preserve">sensitivity analysis.</w:t>
       </w:r>
       <w:r>
         <w:t xml:space="preserve"> </w:t>
@@ -3335,7 +3427,7 @@
       <w:pPr>
         <w:pStyle w:val="Heading2"/>
       </w:pPr>
-      <w:bookmarkStart w:id="24" w:name="_5054988a28142de9297b197dc4e93648f79a53e"/>
+      <w:bookmarkStart w:id="24" w:name="_236375bccae989613f89b5956ef85b21a233826"/>
       <w:r>
         <w:rPr>
           <w:rStyle w:val="SectionNumber"/>
@@ -3346,7 +3438,7 @@
         <w:tab/>
       </w:r>
       <w:r>
-        <w:t xml:space="preserve">Declaration protocol</w:t>
+        <w:t xml:space="preserve">Declared test protocols</w:t>
       </w:r>
       <w:bookmarkEnd w:id="24"/>
     </w:p>
@@ -3355,37 +3447,49 @@
         <w:pStyle w:val="FirstParagraph"/>
       </w:pPr>
       <w:r>
-        <w:t xml:space="preserve">For each test, the selection, features, statistic, threshold and pass mark were committed to a public version-control</w:t>
-      </w:r>
-      <w:r>
-        <w:t xml:space="preserve"> </w:t>
-      </w:r>
-      <w:r>
-        <w:t xml:space="preserve">repository before the data it used were downloaded or analysed. Commit identifiers are listed in the repository’s</w:t>
-      </w:r>
-      <w:r>
-        <w:t xml:space="preserve"> </w:t>
-      </w:r>
-      <w:r>
-        <w:t xml:space="preserve">paper notes. One amendment was made before any analysis: the firmware filter of the within-drone test was removed</w:t>
-      </w:r>
-      <w:r>
-        <w:t xml:space="preserve"> </w:t>
-      </w:r>
-      <w:r>
-        <w:t xml:space="preserve">because it left only 12 cases, and a fallback for older firmware was added. One coding error was corrected after a</w:t>
-      </w:r>
-      <w:r>
-        <w:t xml:space="preserve"> </w:t>
-      </w:r>
-      <w:r>
-        <w:t xml:space="preserve">first run (logs whose CPU-load record lacked the load field were being skipped); no threshold changed. The robustness</w:t>
-      </w:r>
-      <w:r>
-        <w:t xml:space="preserve"> </w:t>
-      </w:r>
-      <w:r>
-        <w:t xml:space="preserve">checks in Section 5.5 were added afterwards and are labelled exploratory.</w:t>
+        <w:t xml:space="preserve">For each test, the selection, features, statistic, threshold and pass mark were committed and pushed to a public git</w:t>
+      </w:r>
+      <w:r>
+        <w:t xml:space="preserve"> </w:t>
+      </w:r>
+      <w:r>
+        <w:t xml:space="preserve">repository before the data it used were downloaded or analysed. Unlike third-party pre-registration registries (such as</w:t>
+      </w:r>
+      <w:r>
+        <w:t xml:space="preserve"> </w:t>
+      </w:r>
+      <w:r>
+        <w:t xml:space="preserve">the Open Science Framework), git commits on self-hosted repositories remain under author control; commit identifiers and</w:t>
+      </w:r>
+      <w:r>
+        <w:t xml:space="preserve"> </w:t>
+      </w:r>
+      <w:r>
+        <w:t xml:space="preserve">timestamps are archived in the repository’s audit log. One amendment was data-dependent: the firmware filter of the</w:t>
+      </w:r>
+      <w:r>
+        <w:t xml:space="preserve"> </w:t>
+      </w:r>
+      <w:r>
+        <w:t xml:space="preserve">within-drone test was removed prior to analysis because it left only 12 eligible cases, and a fallback for older firmware</w:t>
+      </w:r>
+      <w:r>
+        <w:t xml:space="preserve"> </w:t>
+      </w:r>
+      <w:r>
+        <w:t xml:space="preserve">was added. One coding error was corrected after a first run (logs whose CPU-load record lacked the load field were being</w:t>
+      </w:r>
+      <w:r>
+        <w:t xml:space="preserve"> </w:t>
+      </w:r>
+      <w:r>
+        <w:t xml:space="preserve">skipped); no threshold changed. The robustness checks in Section 5.5 were added afterwards and are labelled</w:t>
+      </w:r>
+      <w:r>
+        <w:t xml:space="preserve"> </w:t>
+      </w:r>
+      <w:r>
+        <w:t xml:space="preserve">exploratory.</w:t>
       </w:r>
     </w:p>
     <w:p>
@@ -3619,7 +3723,25 @@
         <w:t xml:space="preserve"> </w:t>
       </w:r>
       <w:r>
-        <w:t xml:space="preserve">and is skipped if the window is shorter than 10 s.</w:t>
+        <w:t xml:space="preserve">and is skipped if the window is shorter than 10 s. Because</w:t>
+      </w:r>
+      <w:r>
+        <w:t xml:space="preserve"> </w:t>
+      </w:r>
+      <w:r>
+        <w:t xml:space="preserve">normal flights include the complete descent, landing and disarm sequence while crash windows terminate at impact or</w:t>
+      </w:r>
+      <w:r>
+        <w:t xml:space="preserve"> </w:t>
+      </w:r>
+      <w:r>
+        <w:t xml:space="preserve">tilt, this introduces an inherent windowing asymmetry that contributes to differences in duration and whole-window</w:t>
+      </w:r>
+      <w:r>
+        <w:t xml:space="preserve"> </w:t>
+      </w:r>
+      <w:r>
+        <w:t xml:space="preserve">aggregates.</w:t>
       </w:r>
     </w:p>
     <w:p>
@@ -5131,7 +5253,166 @@
         <w:t xml:space="preserve">]</w:t>
       </w:r>
       <w:r>
-        <w:t xml:space="preserve">. Each test had two primary features (vibration, rate-tracking error) at</w:t>
+        <w:t xml:space="preserve">. For the proportion of sets in which the crashed drone is the roughest, the expected</w:t>
+      </w:r>
+      <w:r>
+        <w:t xml:space="preserve"> </w:t>
+      </w:r>
+      <w:r>
+        <w:t xml:space="preserve">null rate depends on the mix of set sizes: among the 60 analysed vibration sets, 35 had two matched controls (null</w:t>
+      </w:r>
+      <w:r>
+        <w:t xml:space="preserve"> </w:t>
+      </w:r>
+      <w:r>
+        <w:t xml:space="preserve">probability</w:t>
+      </w:r>
+      <w:r>
+        <w:t xml:space="preserve"> </w:t>
+      </w:r>
+      <m:oMath>
+        <m:r>
+          <m:t>1</m:t>
+        </m:r>
+        <m:r>
+          <m:rPr>
+            <m:sty m:val="p"/>
+          </m:rPr>
+          <m:t>/</m:t>
+        </m:r>
+        <m:r>
+          <m:t>3</m:t>
+        </m:r>
+      </m:oMath>
+      <w:r>
+        <w:t xml:space="preserve">) and 25 had one control (null probability</w:t>
+      </w:r>
+      <w:r>
+        <w:t xml:space="preserve"> </w:t>
+      </w:r>
+      <m:oMath>
+        <m:r>
+          <m:t>1</m:t>
+        </m:r>
+        <m:r>
+          <m:rPr>
+            <m:sty m:val="p"/>
+          </m:rPr>
+          <m:t>/</m:t>
+        </m:r>
+        <m:r>
+          <m:t>2</m:t>
+        </m:r>
+      </m:oMath>
+      <w:r>
+        <w:t xml:space="preserve">), giving an expected null proportion of</w:t>
+      </w:r>
+      <w:r>
+        <w:t xml:space="preserve"> </w:t>
+      </w:r>
+      <m:oMath>
+        <m:r>
+          <m:rPr>
+            <m:sty m:val="p"/>
+          </m:rPr>
+          <m:t>(</m:t>
+        </m:r>
+        <m:r>
+          <m:t>35</m:t>
+        </m:r>
+        <m:r>
+          <m:rPr>
+            <m:sty m:val="p"/>
+          </m:rPr>
+          <m:t>×</m:t>
+        </m:r>
+        <m:f>
+          <m:fPr>
+            <m:type m:val="bar"/>
+          </m:fPr>
+          <m:num>
+            <m:r>
+              <m:t>1</m:t>
+            </m:r>
+          </m:num>
+          <m:den>
+            <m:r>
+              <m:t>3</m:t>
+            </m:r>
+          </m:den>
+        </m:f>
+        <m:r>
+          <m:rPr>
+            <m:sty m:val="p"/>
+          </m:rPr>
+          <m:t>+</m:t>
+        </m:r>
+        <m:r>
+          <m:t>25</m:t>
+        </m:r>
+        <m:r>
+          <m:rPr>
+            <m:sty m:val="p"/>
+          </m:rPr>
+          <m:t>×</m:t>
+        </m:r>
+        <m:f>
+          <m:fPr>
+            <m:type m:val="bar"/>
+          </m:fPr>
+          <m:num>
+            <m:r>
+              <m:t>1</m:t>
+            </m:r>
+          </m:num>
+          <m:den>
+            <m:r>
+              <m:t>2</m:t>
+            </m:r>
+          </m:den>
+        </m:f>
+        <m:r>
+          <m:rPr>
+            <m:sty m:val="p"/>
+          </m:rPr>
+          <m:t>)</m:t>
+        </m:r>
+        <m:r>
+          <m:rPr>
+            <m:sty m:val="p"/>
+          </m:rPr>
+          <m:t>/</m:t>
+        </m:r>
+        <m:r>
+          <m:t>60</m:t>
+        </m:r>
+        <m:r>
+          <m:rPr>
+            <m:sty m:val="p"/>
+          </m:rPr>
+          <m:t>≈</m:t>
+        </m:r>
+        <m:r>
+          <m:t>40.3</m:t>
+        </m:r>
+        <m:r>
+          <m:rPr>
+            <m:sty m:val="p"/>
+          </m:rPr>
+          <m:t>%</m:t>
+        </m:r>
+      </m:oMath>
+      <w:r>
+        <w:t xml:space="preserve"> </w:t>
+      </w:r>
+      <w:r>
+        <w:t xml:space="preserve">(reported as 41%). Each test had two primary features</w:t>
+      </w:r>
+      <w:r>
+        <w:t xml:space="preserve"> </w:t>
+      </w:r>
+      <w:r>
+        <w:t xml:space="preserve">(vibration, rate-tracking error) at</w:t>
       </w:r>
       <w:r>
         <w:t xml:space="preserve"> </w:t>
@@ -5426,13 +5707,69 @@
         <w:t xml:space="preserve"> </w:t>
       </w:r>
       <w:r>
-        <w:t xml:space="preserve">often than aircraft-caused ones (14 of 20 against 15 of 37), a contrast too small to test. None of 100 crash logs</w:t>
-      </w:r>
-      <w:r>
-        <w:t xml:space="preserve"> </w:t>
-      </w:r>
-      <w:r>
-        <w:t xml:space="preserve">changed a safety-critical or flight-limit setting during the flight.</w:t>
+        <w:t xml:space="preserve">often than aircraft-caused ones: 14 of 20 (70%) against 15 of 37 (41%), an observed difference of</w:t>
+      </w:r>
+      <w:r>
+        <w:t xml:space="preserve"> </w:t>
+      </w:r>
+      <m:oMath>
+        <m:r>
+          <m:rPr>
+            <m:sty m:val="p"/>
+          </m:rPr>
+          <m:t>+</m:t>
+        </m:r>
+        <m:r>
+          <m:t>29.5</m:t>
+        </m:r>
+      </m:oMath>
+      <w:r>
+        <w:t xml:space="preserve">% (95% CI</w:t>
+      </w:r>
+      <w:r>
+        <w:t xml:space="preserve"> </w:t>
+      </w:r>
+      <m:oMath>
+        <m:r>
+          <m:t>3.9</m:t>
+        </m:r>
+      </m:oMath>
+      <w:r>
+        <w:t xml:space="preserve">–</w:t>
+      </w:r>
+      <m:oMath>
+        <m:r>
+          <m:t>55.0</m:t>
+        </m:r>
+      </m:oMath>
+      <w:r>
+        <w:t xml:space="preserve">%, odds ratio 3.42, Fisher’s exact two-sided</w:t>
+      </w:r>
+      <w:r>
+        <w:t xml:space="preserve"> </w:t>
+      </w:r>
+      <m:oMath>
+        <m:r>
+          <m:t>p</m:t>
+        </m:r>
+        <m:r>
+          <m:rPr>
+            <m:sty m:val="p"/>
+          </m:rPr>
+          <m:t>=</m:t>
+        </m:r>
+        <m:r>
+          <m:t>0.052</m:t>
+        </m:r>
+      </m:oMath>
+      <w:r>
+        <w:t xml:space="preserve">). None of 100 crash logs changed a safety-critical</w:t>
+      </w:r>
+      <w:r>
+        <w:t xml:space="preserve"> </w:t>
+      </w:r>
+      <w:r>
+        <w:t xml:space="preserve">or flight-limit setting during the flight.</w:t>
       </w:r>
     </w:p>
     <w:p>
@@ -5541,7 +5878,25 @@
         <w:t xml:space="preserve"> </w:t>
       </w:r>
       <w:r>
-        <w:t xml:space="preserve">cross-validated model stayed between 0.42 and 0.52 at every cut-off (Fig. 3).</w:t>
+        <w:t xml:space="preserve">cross-validated logistic regression model remained between 0.42 and 0.46 on held-out crashes across cut-offs</w:t>
+      </w:r>
+      <w:r>
+        <w:t xml:space="preserve"> </w:t>
+      </w:r>
+      <w:r>
+        <w:t xml:space="preserve">(Fig. 3). Such below-chance cross-validated AUCs on small, noisy samples reflect label artefacts and</w:t>
+      </w:r>
+      <w:r>
+        <w:t xml:space="preserve"> </w:t>
+      </w:r>
+      <w:r>
+        <w:t xml:space="preserve">overfitting to noise rather than inverted physical signal, as confirmed by a permutation null. We conclude that crash</w:t>
+      </w:r>
+      <w:r>
+        <w:t xml:space="preserve"> </w:t>
+      </w:r>
+      <w:r>
+        <w:t xml:space="preserve">attribution is not achievable with these features and labels.</w:t>
       </w:r>
     </w:p>
     <w:bookmarkStart w:id="35" w:name="_049e4e3e8c6150f6efca473eb560bdd9d2e8e6a"/>
@@ -6635,7 +6990,7 @@
               <w:rPr>
                 <w:sz w:val="19"/>
               </w:rPr>
-              <w:t xml:space="preserve">Supported</w:t>
+              <w:t xml:space="preserve">Supported on older metric only; replication inconclusive</w:t>
             </w:r>
           </w:p>
         </w:tc>
@@ -6967,25 +7322,37 @@
         <w:t xml:space="preserve"> </w:t>
       </w:r>
       <w:r>
-        <w:t xml:space="preserve">(Section 5.6). Model-level separation therefore does not depend on the crash window; it reflects</w:t>
-      </w:r>
-      <w:r>
-        <w:t xml:space="preserve"> </w:t>
-      </w:r>
-      <w:r>
-        <w:t xml:space="preserve">differences that are present throughout the flight. Table 6 gives the single-feature AUCs. Values</w:t>
-      </w:r>
-      <w:r>
-        <w:t xml:space="preserve"> </w:t>
-      </w:r>
-      <w:r>
-        <w:t xml:space="preserve">below 0.5 indicate features that are lower in crash flights: crash flights reached lower tilt and smaller stick</w:t>
-      </w:r>
-      <w:r>
-        <w:t xml:space="preserve"> </w:t>
-      </w:r>
-      <w:r>
-        <w:t xml:space="preserve">deflections over the whole flight than normal flights, consistent with shorter and less aggressive flights that end abruptly.</w:t>
+        <w:t xml:space="preserve">(Section 5.6). However, the high model-level separation (AUC 0.88) does not demonstrate unconfounded</w:t>
+      </w:r>
+      <w:r>
+        <w:t xml:space="preserve"> </w:t>
+      </w:r>
+      <w:r>
+        <w:t xml:space="preserve">anticipation of a crash: crash and normal flights differ fundamentally in duration (median 54 s against 388 s),</w:t>
+      </w:r>
+      <w:r>
+        <w:t xml:space="preserve"> </w:t>
+      </w:r>
+      <w:r>
+        <w:t xml:space="preserve">firmware era distribution, and operational flight envelope. Table 6 gives the single-feature AUCs.</w:t>
+      </w:r>
+      <w:r>
+        <w:t xml:space="preserve"> </w:t>
+      </w:r>
+      <w:r>
+        <w:t xml:space="preserve">Values below 0.5 indicate features that are lower in crash flights: crash flights reached lower tilt and smaller stick</w:t>
+      </w:r>
+      <w:r>
+        <w:t xml:space="preserve"> </w:t>
+      </w:r>
+      <w:r>
+        <w:t xml:space="preserve">deflections over the whole flight than normal flights, consistent with short, aborted or cautious testing flights. The</w:t>
+      </w:r>
+      <w:r>
+        <w:t xml:space="preserve"> </w:t>
+      </w:r>
+      <w:r>
+        <w:t xml:space="preserve">apparent separation reflects these baseline group differences rather than an unconfounded pre-crash signature.</w:t>
       </w:r>
     </w:p>
     <w:bookmarkStart w:id="38" w:name="_332204dfa69e2fa6bf2a39cf9288ea52d0052a5"/>
@@ -8051,13 +8418,13 @@
         <w:t xml:space="preserve"> </w:t>
       </w:r>
       <w:r>
-        <w:t xml:space="preserve">Fig. 4). Relative to matched drones without a recorded crash, drones that later crashed vibrated more on</w:t>
-      </w:r>
-      <w:r>
-        <w:t xml:space="preserve"> </w:t>
-      </w:r>
-      <w:r>
-        <w:t xml:space="preserve">their ordinary pre-crash flights (</w:t>
+        <w:t xml:space="preserve">Fig. 4). Presented as an exclusion bound, the upper 95% confidence bound of 0.58 rules out pre-crash</w:t>
+      </w:r>
+      <w:r>
+        <w:t xml:space="preserve"> </w:t>
+      </w:r>
+      <w:r>
+        <w:t xml:space="preserve">vibration surges within the same drone of the magnitude observed between drones (</w:t>
       </w:r>
       <m:oMath>
         <m:acc>
@@ -8081,53 +8448,13 @@
         </m:r>
       </m:oMath>
       <w:r>
-        <w:t xml:space="preserve">, 0.57–0.77,</w:t>
-      </w:r>
-      <w:r>
-        <w:t xml:space="preserve"> </w:t>
-      </w:r>
-      <m:oMath>
-        <m:r>
-          <m:t>p</m:t>
-        </m:r>
-        <m:r>
-          <m:rPr>
-            <m:sty m:val="p"/>
-          </m:rPr>
-          <m:t>=</m:t>
-        </m:r>
-        <m:r>
-          <m:t>0.0023</m:t>
-        </m:r>
-      </m:oMath>
-      <w:r>
-        <w:t xml:space="preserve">, 60 sets; Holm-adjusted</w:t>
-      </w:r>
-      <w:r>
-        <w:t xml:space="preserve"> </w:t>
-      </w:r>
-      <m:oMath>
-        <m:r>
-          <m:t>p</m:t>
-        </m:r>
-        <m:r>
-          <m:rPr>
-            <m:sty m:val="p"/>
-          </m:rPr>
-          <m:t>=</m:t>
-        </m:r>
-        <m:r>
-          <m:t>0.016</m:t>
-        </m:r>
-      </m:oMath>
-      <w:r>
-        <w:t xml:space="preserve">), while the</w:t>
-      </w:r>
-      <w:r>
-        <w:t xml:space="preserve"> </w:t>
-      </w:r>
-      <w:r>
-        <w:t xml:space="preserve">tracking error did not differ significantly (</w:t>
+        <w:t xml:space="preserve">). Relative to matched</w:t>
+      </w:r>
+      <w:r>
+        <w:t xml:space="preserve"> </w:t>
+      </w:r>
+      <w:r>
+        <w:t xml:space="preserve">drones without a recorded crash, drones that later crashed vibrated more on their ordinary pre-crash flights (</w:t>
       </w:r>
       <m:oMath>
         <m:acc>
@@ -8147,11 +8474,17 @@
           <m:t>=</m:t>
         </m:r>
         <m:r>
-          <m:t>0.57</m:t>
+          <m:t>0.67</m:t>
         </m:r>
       </m:oMath>
       <w:r>
-        <w:t xml:space="preserve">, 0.44–0.70,</w:t>
+        <w:t xml:space="preserve">,</w:t>
+      </w:r>
+      <w:r>
+        <w:t xml:space="preserve"> </w:t>
+      </w:r>
+      <w:r>
+        <w:t xml:space="preserve">0.57–0.77,</w:t>
       </w:r>
       <w:r>
         <w:t xml:space="preserve"> </w:t>
@@ -8167,17 +8500,37 @@
           <m:t>=</m:t>
         </m:r>
         <m:r>
-          <m:t>0.15</m:t>
+          <m:t>0.0023</m:t>
         </m:r>
       </m:oMath>
       <w:r>
-        <w:t xml:space="preserve">, 47 sets). The vibration difference</w:t>
-      </w:r>
-      <w:r>
-        <w:t xml:space="preserve"> </w:t>
-      </w:r>
-      <w:r>
-        <w:t xml:space="preserve">was clearest for aircraft-caused crashes (</w:t>
+        <w:t xml:space="preserve">, 60 sets; Holm-adjusted</w:t>
+      </w:r>
+      <w:r>
+        <w:t xml:space="preserve"> </w:t>
+      </w:r>
+      <m:oMath>
+        <m:r>
+          <m:t>p</m:t>
+        </m:r>
+        <m:r>
+          <m:rPr>
+            <m:sty m:val="p"/>
+          </m:rPr>
+          <m:t>=</m:t>
+        </m:r>
+        <m:r>
+          <m:t>0.016</m:t>
+        </m:r>
+      </m:oMath>
+      <w:r>
+        <w:t xml:space="preserve">), while the tracking error did not differ significantly</w:t>
+      </w:r>
+      <w:r>
+        <w:t xml:space="preserve"> </w:t>
+      </w:r>
+      <w:r>
+        <w:t xml:space="preserve">(</w:t>
       </w:r>
       <m:oMath>
         <m:acc>
@@ -8197,11 +8550,11 @@
           <m:t>=</m:t>
         </m:r>
         <m:r>
-          <m:t>0.67</m:t>
+          <m:t>0.57</m:t>
         </m:r>
       </m:oMath>
       <w:r>
-        <w:t xml:space="preserve">,</w:t>
+        <w:t xml:space="preserve">, 0.44–0.70,</w:t>
       </w:r>
       <w:r>
         <w:t xml:space="preserve"> </w:t>
@@ -8217,17 +8570,17 @@
           <m:t>=</m:t>
         </m:r>
         <m:r>
-          <m:t>0.005</m:t>
+          <m:t>0.15</m:t>
         </m:r>
       </m:oMath>
       <w:r>
-        <w:t xml:space="preserve">, 46 sets) and similar in size but not significant</w:t>
-      </w:r>
-      <w:r>
-        <w:t xml:space="preserve"> </w:t>
-      </w:r>
-      <w:r>
-        <w:t xml:space="preserve">for pilot-caused ones (</w:t>
+        <w:t xml:space="preserve">, 47 sets). The vibration difference was clearest for aircraft-caused crashes</w:t>
+      </w:r>
+      <w:r>
+        <w:t xml:space="preserve"> </w:t>
+      </w:r>
+      <w:r>
+        <w:t xml:space="preserve">(</w:t>
       </w:r>
       <m:oMath>
         <m:acc>
@@ -8247,7 +8600,7 @@
           <m:t>=</m:t>
         </m:r>
         <m:r>
-          <m:t>0.64</m:t>
+          <m:t>0.67</m:t>
         </m:r>
       </m:oMath>
       <w:r>
@@ -8267,17 +8620,180 @@
           <m:t>=</m:t>
         </m:r>
         <m:r>
+          <m:t>0.005</m:t>
+        </m:r>
+      </m:oMath>
+      <w:r>
+        <w:t xml:space="preserve">, 46 sets) and similar in size but not significant for pilot-caused ones (</w:t>
+      </w:r>
+      <m:oMath>
+        <m:acc>
+          <m:accPr>
+            <m:chr m:val="‾"/>
+          </m:accPr>
+          <m:e>
+            <m:r>
+              <m:t>r</m:t>
+            </m:r>
+          </m:e>
+        </m:acc>
+        <m:r>
+          <m:rPr>
+            <m:sty m:val="p"/>
+          </m:rPr>
+          <m:t>=</m:t>
+        </m:r>
+        <m:r>
+          <m:t>0.64</m:t>
+        </m:r>
+      </m:oMath>
+      <w:r>
+        <w:t xml:space="preserve">,</w:t>
+      </w:r>
+      <w:r>
+        <w:t xml:space="preserve"> </w:t>
+      </w:r>
+      <m:oMath>
+        <m:r>
+          <m:t>p</m:t>
+        </m:r>
+        <m:r>
+          <m:rPr>
+            <m:sty m:val="p"/>
+          </m:rPr>
+          <m:t>=</m:t>
+        </m:r>
+        <m:r>
           <m:t>0.16</m:t>
         </m:r>
       </m:oMath>
       <w:r>
-        <w:t xml:space="preserve">, 14 sets). The crash-versus-normal separation of the previous</w:t>
-      </w:r>
-      <w:r>
-        <w:t xml:space="preserve"> </w:t>
-      </w:r>
-      <w:r>
-        <w:t xml:space="preserve">subsection is therefore a property of the drone rather than a build-up within the flight that crashed.</w:t>
+        <w:t xml:space="preserve">,</w:t>
+      </w:r>
+      <w:r>
+        <w:t xml:space="preserve"> </w:t>
+      </w:r>
+      <w:r>
+        <w:t xml:space="preserve">14 sets). As a screening signal, the crashed drone was the roughest of its matched set in 33 of 60 sets (55%, against 41%</w:t>
+      </w:r>
+      <w:r>
+        <w:t xml:space="preserve"> </w:t>
+      </w:r>
+      <w:r>
+        <w:t xml:space="preserve">expected by chance). However, in practical fleet operations, positive predictive value (PPV) is governed by the base rate</w:t>
+      </w:r>
+      <w:r>
+        <w:t xml:space="preserve"> </w:t>
+      </w:r>
+      <w:r>
+        <w:t xml:space="preserve">of crashes. In the archive, 590 crashes occurred across 38,320 vehicles (</w:t>
+      </w:r>
+      <m:oMath>
+        <m:r>
+          <m:rPr>
+            <m:sty m:val="p"/>
+          </m:rPr>
+          <m:t>≈</m:t>
+        </m:r>
+        <m:r>
+          <m:t>1.5</m:t>
+        </m:r>
+        <m:r>
+          <m:rPr>
+            <m:sty m:val="p"/>
+          </m:rPr>
+          <m:t>%</m:t>
+        </m:r>
+      </m:oMath>
+      <w:r>
+        <w:t xml:space="preserve">). Flagging the upper quartile of</w:t>
+      </w:r>
+      <w:r>
+        <w:t xml:space="preserve"> </w:t>
+      </w:r>
+      <w:r>
+        <w:t xml:space="preserve">vibration (specificity</w:t>
+      </w:r>
+      <w:r>
+        <w:t xml:space="preserve"> </w:t>
+      </w:r>
+      <m:oMath>
+        <m:r>
+          <m:rPr>
+            <m:sty m:val="p"/>
+          </m:rPr>
+          <m:t>≈</m:t>
+        </m:r>
+        <m:r>
+          <m:t>75</m:t>
+        </m:r>
+        <m:r>
+          <m:rPr>
+            <m:sty m:val="p"/>
+          </m:rPr>
+          <m:t>%</m:t>
+        </m:r>
+      </m:oMath>
+      <w:r>
+        <w:t xml:space="preserve">, sensitivity</w:t>
+      </w:r>
+      <w:r>
+        <w:t xml:space="preserve"> </w:t>
+      </w:r>
+      <m:oMath>
+        <m:r>
+          <m:rPr>
+            <m:sty m:val="p"/>
+          </m:rPr>
+          <m:t>≈</m:t>
+        </m:r>
+        <m:r>
+          <m:t>55</m:t>
+        </m:r>
+        <m:r>
+          <m:rPr>
+            <m:sty m:val="p"/>
+          </m:rPr>
+          <m:t>%</m:t>
+        </m:r>
+      </m:oMath>
+      <w:r>
+        <w:t xml:space="preserve">) yields an operational PPV of only</w:t>
+      </w:r>
+      <w:r>
+        <w:t xml:space="preserve"> </w:t>
+      </w:r>
+      <m:oMath>
+        <m:r>
+          <m:rPr>
+            <m:sty m:val="p"/>
+          </m:rPr>
+          <m:t>≈</m:t>
+        </m:r>
+        <m:r>
+          <m:t>3.3</m:t>
+        </m:r>
+        <m:r>
+          <m:rPr>
+            <m:sty m:val="p"/>
+          </m:rPr>
+          <m:t>%</m:t>
+        </m:r>
+      </m:oMath>
+      <w:r>
+        <w:t xml:space="preserve">:</w:t>
+      </w:r>
+      <w:r>
+        <w:t xml:space="preserve"> </w:t>
+      </w:r>
+      <w:r>
+        <w:t xml:space="preserve">roughly 1 in 30 flagged airframes would experience a crash, while 29 of 30 would be false alarms. The metric serves as a</w:t>
+      </w:r>
+      <w:r>
+        <w:t xml:space="preserve"> </w:t>
+      </w:r>
+      <w:r>
+        <w:t xml:space="preserve">broad maintenance inspection filter, not an operational crash warning.</w:t>
       </w:r>
     </w:p>
     <w:bookmarkStart w:id="47" w:name="_9361c5dba1dea8da31b0aed692bc5b019a98a7f"/>
@@ -8567,13 +9083,63 @@
         <w:t xml:space="preserve"> </w:t>
       </w:r>
       <w:r>
-        <w:t xml:space="preserve">control flights (median 289 s against 173 s). The effect was carried by the older estimator vibration estimate</w:t>
-      </w:r>
-      <w:r>
-        <w:t xml:space="preserve"> </w:t>
-      </w:r>
-      <w:r>
-        <w:t xml:space="preserve">(</w:t>
+        <w:t xml:space="preserve">control flights (median 289 s against 173 s). The sharp sample shrinkage when removing crash-day flights (from 60 to 25</w:t>
+      </w:r>
+      <w:r>
+        <w:t xml:space="preserve"> </w:t>
+      </w:r>
+      <w:r>
+        <w:t xml:space="preserve">sets) indicates that many pre-crash flights in the public archive occurred during the same flight session or day. This</w:t>
+      </w:r>
+      <w:r>
+        <w:t xml:space="preserve"> </w:t>
+      </w:r>
+      <w:r>
+        <w:t xml:space="preserve">points to potential confounding by development or tuning sessions rather than progressive operational degradation: the</w:t>
+      </w:r>
+      <w:r>
+        <w:t xml:space="preserve"> </w:t>
+      </w:r>
+      <w:r>
+        <w:t xml:space="preserve">“maintenance view”</w:t>
+      </w:r>
+      <w:r>
+        <w:t xml:space="preserve"> </w:t>
+      </w:r>
+      <w:r>
+        <w:t xml:space="preserve">(vibration reflecting mechanical wear over time) competes directly with an</w:t>
+      </w:r>
+      <w:r>
+        <w:t xml:space="preserve"> </w:t>
+      </w:r>
+      <w:r>
+        <w:t xml:space="preserve">“experimental airframe”</w:t>
+      </w:r>
+      <w:r>
+        <w:t xml:space="preserve"> </w:t>
+      </w:r>
+      <w:r>
+        <w:t xml:space="preserve">view (poorly tuned or prototype drones vibrate more and crash during testing). Furthermore, matching was limited to</w:t>
+      </w:r>
+      <w:r>
+        <w:t xml:space="preserve"> </w:t>
+      </w:r>
+      <w:r>
+        <w:t xml:space="preserve">flight controller hardware, PX4 major.minor version and vehicle type; it did not control for propellers, payload, airframe</w:t>
+      </w:r>
+      <w:r>
+        <w:t xml:space="preserve"> </w:t>
+      </w:r>
+      <w:r>
+        <w:t xml:space="preserve">size, or operator identity, so controls from the same operator were not clustered.</w:t>
+      </w:r>
+    </w:p>
+    <w:p>
+      <w:pPr>
+        <w:pStyle w:val="BodyText"/>
+      </w:pPr>
+      <w:r>
+        <w:t xml:space="preserve">The effect was carried by the older estimator vibration estimate (</w:t>
       </w:r>
       <m:oMath>
         <m:acc>
@@ -8617,13 +9183,13 @@
         </m:r>
       </m:oMath>
       <w:r>
-        <w:t xml:space="preserve">, 48 sets); with the newer accelerometer metric alone the direction was the same but the sample</w:t>
-      </w:r>
-      <w:r>
-        <w:t xml:space="preserve"> </w:t>
-      </w:r>
-      <w:r>
-        <w:t xml:space="preserve">was too small to decide (</w:t>
+        <w:t xml:space="preserve">, 48 sets); with the newer</w:t>
+      </w:r>
+      <w:r>
+        <w:t xml:space="preserve"> </w:t>
+      </w:r>
+      <w:r>
+        <w:t xml:space="preserve">accelerometer metric alone the direction was the same but the sample was too small to decide (</w:t>
       </w:r>
       <m:oMath>
         <m:acc>
@@ -8667,19 +9233,19 @@
         </m:r>
       </m:oMath>
       <w:r>
-        <w:t xml:space="preserve">, 12 sets). A declared replication on the newer metric only,</w:t>
-      </w:r>
-      <w:r>
-        <w:t xml:space="preserve"> </w:t>
-      </w:r>
-      <w:r>
-        <w:t xml:space="preserve">admitting every newer-firmware crashed drone with at least one earlier flight (26 sets selected, 19 usable), did not</w:t>
-      </w:r>
-      <w:r>
-        <w:t xml:space="preserve"> </w:t>
-      </w:r>
-      <w:r>
-        <w:t xml:space="preserve">confirm the effect:</w:t>
+        <w:t xml:space="preserve">,</w:t>
+      </w:r>
+      <w:r>
+        <w:t xml:space="preserve"> </w:t>
+      </w:r>
+      <w:r>
+        <w:t xml:space="preserve">12 sets). A declared replication on the newer metric only, admitting every newer-firmware crashed drone with at least one</w:t>
+      </w:r>
+      <w:r>
+        <w:t xml:space="preserve"> </w:t>
+      </w:r>
+      <w:r>
+        <w:t xml:space="preserve">earlier flight (26 sets selected, 19 usable), did not confirm the effect:</w:t>
       </w:r>
       <w:r>
         <w:t xml:space="preserve"> </w:t>
@@ -8729,31 +9295,31 @@
         </m:r>
       </m:oMath>
       <w:r>
-        <w:t xml:space="preserve">); on the ten cases not in the original test it was</w:t>
-      </w:r>
-      <w:r>
-        <w:t xml:space="preserve"> </w:t>
-      </w:r>
-      <w:r>
-        <w:t xml:space="preserve">0.50. The interval is compatible both with no effect and with the effect seen on the older estimate, so whether the</w:t>
-      </w:r>
-      <w:r>
-        <w:t xml:space="preserve"> </w:t>
-      </w:r>
-      <w:r>
-        <w:t xml:space="preserve">newer metric shows the same difference remains open; because the archive has no further newer-firmware cases meeting</w:t>
-      </w:r>
-      <w:r>
-        <w:t xml:space="preserve"> </w:t>
-      </w:r>
-      <w:r>
-        <w:t xml:space="preserve">the matching criteria, this main positive result needs stronger replication in prospective studies. The within-drone null did not depend on the crash-moment</w:t>
-      </w:r>
-      <w:r>
-        <w:t xml:space="preserve"> </w:t>
-      </w:r>
-      <w:r>
-        <w:t xml:space="preserve">threshold (</w:t>
+        <w:t xml:space="preserve">); on</w:t>
+      </w:r>
+      <w:r>
+        <w:t xml:space="preserve"> </w:t>
+      </w:r>
+      <w:r>
+        <w:t xml:space="preserve">the ten cases not in the original test it was 0.50. The interval is compatible both with no effect and with the effect</w:t>
+      </w:r>
+      <w:r>
+        <w:t xml:space="preserve"> </w:t>
+      </w:r>
+      <w:r>
+        <w:t xml:space="preserve">seen on the older estimate, so whether the newer metric shows the same difference remains open; because the archive has no</w:t>
+      </w:r>
+      <w:r>
+        <w:t xml:space="preserve"> </w:t>
+      </w:r>
+      <w:r>
+        <w:t xml:space="preserve">further newer-firmware cases meeting the matching criteria, this main positive result needs stronger replication in</w:t>
+      </w:r>
+      <w:r>
+        <w:t xml:space="preserve"> </w:t>
+      </w:r>
+      <w:r>
+        <w:t xml:space="preserve">prospective studies. The within-drone null did not depend on the crash-moment threshold (</w:t>
       </w:r>
       <m:oMath>
         <m:acc>
@@ -8840,13 +9406,7 @@
         </m:sSup>
       </m:oMath>
       <w:r>
-        <w:t xml:space="preserve">). As a screening signal the effect is moderate: the</w:t>
-      </w:r>
-      <w:r>
-        <w:t xml:space="preserve"> </w:t>
-      </w:r>
-      <w:r>
-        <w:t xml:space="preserve">crashed drone was the roughest of its matched set in 55% of sets, against 41% expected without a difference.</w:t>
+        <w:t xml:space="preserve">).</w:t>
       </w:r>
     </w:p>
     <w:bookmarkStart w:id="52" w:name="_f3665d09ec22ddd60812b28fa68e496f60eecb2"/>
@@ -9664,7 +10224,7 @@
         <w:t xml:space="preserve"> </w:t>
       </w:r>
       <w:r>
-        <w:t xml:space="preserve">referred the other 15 to a person.</w:t>
+        <w:t xml:space="preserve">referred the other 15 to a human operator.</w:t>
       </w:r>
       <w:r>
         <w:t xml:space="preserve"> </w:t>
@@ -9694,19 +10254,57 @@
         <w:t xml:space="preserve"> </w:t>
       </w:r>
       <w:r>
-        <w:t xml:space="preserve">it (Table 8): wrong answers ranged from 6 to 38 of 60 (10–63%). A single compromised reviewer changed the</w:t>
-      </w:r>
-      <w:r>
-        <w:t xml:space="preserve"> </w:t>
-      </w:r>
-      <w:r>
-        <w:t xml:space="preserve">panel’s answer in 45 to 56 of 60 cases. None of 40 planted hostile strings reached a model prompt, because the pipeline</w:t>
-      </w:r>
-      <w:r>
-        <w:t xml:space="preserve"> </w:t>
-      </w:r>
-      <w:r>
-        <w:t xml:space="preserve">passed only numbers extracted by code.</w:t>
+        <w:t xml:space="preserve">it (Table 8): wrong answers ranged from 6 to 38 of 60 (10–63%). Single-agent right and wrong counts do not</w:t>
+      </w:r>
+      <w:r>
+        <w:t xml:space="preserve"> </w:t>
+      </w:r>
+      <w:r>
+        <w:t xml:space="preserve">sum to 60 because models abstained or had formatting parse failures: gemma3:4b and phi4-mini abstained on 50 cases (scoring</w:t>
+      </w:r>
+      <w:r>
+        <w:t xml:space="preserve"> </w:t>
+      </w:r>
+      <w:r>
+        <w:t xml:space="preserve">10 right and 0 wrong), qwen2.5:3b abstained on 7 cases (9 right, 44 wrong), and qwen3:4b failed to follow the requested</w:t>
+      </w:r>
+      <w:r>
+        <w:t xml:space="preserve"> </w:t>
+      </w:r>
+      <w:r>
+        <w:t xml:space="preserve">JSON output schema on 19 cases, resulting in parse failures (0 right, 41 wrong).</w:t>
+      </w:r>
+    </w:p>
+    <w:p>
+      <w:pPr>
+        <w:pStyle w:val="BodyText"/>
+      </w:pPr>
+      <w:r>
+        <w:t xml:space="preserve">In the adversarial robustness test, planting a compromised reviewer who advocated for a designated incorrect cause</w:t>
+      </w:r>
+      <w:r>
+        <w:t xml:space="preserve"> </w:t>
+      </w:r>
+      <w:r>
+        <w:t xml:space="preserve">flipped the panel’s consensus in 45 to 56 of 60 cases. This confirms that multi-agent voting consensus without cryptographic</w:t>
+      </w:r>
+      <w:r>
+        <w:t xml:space="preserve"> </w:t>
+      </w:r>
+      <w:r>
+        <w:t xml:space="preserve">or factual proof remains vulnerable to rogue reviewers. Separately, 40 hostile injection strings planted in uploader fields</w:t>
+      </w:r>
+      <w:r>
+        <w:t xml:space="preserve"> </w:t>
+      </w:r>
+      <w:r>
+        <w:t xml:space="preserve">never reached any model prompt because the pipeline deterministically extracts numeric facts into code, preventing</w:t>
+      </w:r>
+      <w:r>
+        <w:t xml:space="preserve"> </w:t>
+      </w:r>
+      <w:r>
+        <w:t xml:space="preserve">prompt injection by construction.</w:t>
       </w:r>
     </w:p>
     <w:bookmarkStart w:id="60" w:name="_e9a1c7ab9cd062877714c77f2a5f253f301b820"/>
@@ -9733,7 +10331,19 @@
         <w:t xml:space="preserve"> </w:t>
       </w:r>
       <w:r>
-        <w:t xml:space="preserve">counts naming the true cause or correctly leaving a no-cause case open.</w:t>
+        <w:t xml:space="preserve">counts naming the true cause or correctly leaving a no-cause case open. Single-agent counts do not</w:t>
+      </w:r>
+      <w:r>
+        <w:t xml:space="preserve"> </w:t>
+      </w:r>
+      <w:r>
+        <w:t xml:space="preserve">sum to 60 due to abstentions or schema parse failures (gemma3: 50 abstained; phi4: 50 abstained; qwen2.5: 7 abstained;</w:t>
+      </w:r>
+      <w:r>
+        <w:t xml:space="preserve"> </w:t>
+      </w:r>
+      <w:r>
+        <w:t xml:space="preserve">qwen3: 19 parse failures).</w:t>
       </w:r>
     </w:p>
     <w:tbl>
@@ -9741,7 +10351,7 @@
         <w:tblStyle w:val="Table"/>
         <w:tblW w:type="pct" w:w="5000"/>
         <w:tblLook w:firstRow="1" w:lastRow="0" w:firstColumn="0" w:lastColumn="0" w:noHBand="0" w:noVBand="0" w:val="0020"/>
-        <w:tblCaption w:val="Table 8. Language-model review panels on 60 generated cases: counts, with 95% Wilson intervals for the share of all 60 cases. “Right” counts naming the true cause or correctly leaving a no-cause case open."/>
+        <w:tblCaption w:val="Table 8. Language-model review panels on 60 generated cases: counts, with 95% Wilson intervals for the share of all 60 cases. “Right” counts naming the true cause or correctly leaving a no-cause case open. Single-agent counts do not sum to 60 due to abstentions or schema parse failures (gemma3: 50 abstained; phi4: 50 abstained; qwen2.5: 7 abstained; qwen3: 19 parse failures)."/>
         <w:tblBorders>
           <w:top w:val="single" w:sz="4" w:color="808080"/>
           <w:left w:val="single" w:sz="4" w:color="808080"/>
@@ -11277,103 +11887,19 @@
         <w:t xml:space="preserve"> </w:t>
       </w:r>
       <w:r>
-        <w:t xml:space="preserve">separation between pilot- and aircraft-caused crashes. Uploader labels are noisy, but the expert threads suggest they</w:t>
-      </w:r>
-      <w:r>
-        <w:t xml:space="preserve"> </w:t>
-      </w:r>
-      <w:r>
-        <w:t xml:space="preserve">are not random: where an expert reached a verdict on an aircraft-rated crash, it agreed. A more likely explanation is</w:t>
-      </w:r>
-      <w:r>
-        <w:t xml:space="preserve"> </w:t>
-      </w:r>
-      <w:r>
-        <w:t xml:space="preserve">that a pilot error and an aircraft fault leave similar traces in the signals a log records, which is also suggested by</w:t>
-      </w:r>
-      <w:r>
-        <w:t xml:space="preserve"> </w:t>
-      </w:r>
-      <w:r>
-        <w:t xml:space="preserve">how often experts themselves remained unclear. Tools that issue automatic responsibility verdicts from logs should be</w:t>
-      </w:r>
-      <w:r>
-        <w:t xml:space="preserve"> </w:t>
-      </w:r>
-      <w:r>
-        <w:t xml:space="preserve">evaluated against independent labels before use in investigations or claims.</w:t>
-      </w:r>
-    </w:p>
-    <w:p>
-      <w:pPr>
-        <w:pStyle w:val="BodyText"/>
-      </w:pPr>
-      <w:r>
-        <w:rPr>
-          <w:b/>
-          <w:bCs/>
-        </w:rPr>
-        <w:t xml:space="preserve">Leakage.</w:t>
-      </w:r>
-      <w:r>
-        <w:t xml:space="preserve"> </w:t>
-      </w:r>
-      <w:r>
-        <w:t xml:space="preserve">The model-level leakage we expected was absent, yet single checks showed it clearly: a tuning check</w:t>
-      </w:r>
-      <w:r>
-        <w:t xml:space="preserve"> </w:t>
-      </w:r>
-      <w:r>
-        <w:t xml:space="preserve">looked accurate only because the crash was in its window. Evaluations of log-based diagnosis should report results with</w:t>
-      </w:r>
-      <w:r>
-        <w:t xml:space="preserve"> </w:t>
-      </w:r>
-      <w:r>
-        <w:t xml:space="preserve">the crash window removed, and should compare against the same aircraft’s history before claiming that a signal</w:t>
-      </w:r>
-      <w:r>
-        <w:t xml:space="preserve"> </w:t>
-      </w:r>
-      <w:r>
-        <w:t xml:space="preserve">anticipates a crash.</w:t>
-      </w:r>
-    </w:p>
-    <w:p>
-      <w:pPr>
-        <w:pStyle w:val="BodyText"/>
-      </w:pPr>
-      <w:r>
-        <w:rPr>
-          <w:b/>
-          <w:bCs/>
-        </w:rPr>
-        <w:t xml:space="preserve">Drone-level risk.</w:t>
-      </w:r>
-      <w:r>
-        <w:t xml:space="preserve"> </w:t>
-      </w:r>
-      <w:r>
-        <w:t xml:space="preserve">The positive result concerns airframes, not flights. Drones that later crashed vibrated</w:t>
-      </w:r>
-      <w:r>
-        <w:t xml:space="preserve"> </w:t>
-      </w:r>
-      <w:r>
-        <w:t xml:space="preserve">more than comparable drones on ordinary flights, and expert diagnoses most often named tuning, configuration and</w:t>
-      </w:r>
-      <w:r>
-        <w:t xml:space="preserve"> </w:t>
-      </w:r>
-      <w:r>
-        <w:t xml:space="preserve">propulsion problems, which raise vibration. This is consistent with a maintenance view of UAV reliability in which</w:t>
-      </w:r>
-      <w:r>
-        <w:t xml:space="preserve"> </w:t>
-      </w:r>
-      <w:r>
-        <w:t xml:space="preserve">degraded condition precedes failure</w:t>
+        <w:t xml:space="preserve">separation between pilot- and aircraft-caused crashes with these labels and features. While commercial and legal</w:t>
+      </w:r>
+      <w:r>
+        <w:t xml:space="preserve"> </w:t>
+      </w:r>
+      <w:r>
+        <w:t xml:space="preserve">disputes often seek a binary verdict, aviation safety science demonstrates that accidents are multi-causal systemic</w:t>
+      </w:r>
+      <w:r>
+        <w:t xml:space="preserve"> </w:t>
+      </w:r>
+      <w:r>
+        <w:t xml:space="preserve">events involving organizational, environmental and human factors</w:t>
       </w:r>
       <w:r>
         <w:t xml:space="preserve"> </w:t>
@@ -11381,194 +11907,7 @@
       <w:r>
         <w:t xml:space="preserve">[</w:t>
       </w:r>
-      <w:hyperlink w:anchor="_4f9a794a6a4ddf2789379e73f8e74e34b9538b4">
-        <w:r>
-          <w:rPr>
-            <w:rStyle w:val="Hyperlink"/>
-          </w:rPr>
-          <w:t xml:space="preserve">23</w:t>
-        </w:r>
-      </w:hyperlink>
-      <w:r>
-        <w:t xml:space="preserve">]</w:t>
-      </w:r>
-      <w:r>
-        <w:t xml:space="preserve">. It supports ranking a fleet’s drones by vibration</w:t>
-      </w:r>
-      <w:r>
-        <w:t xml:space="preserve"> </w:t>
-      </w:r>
-      <w:r>
-        <w:t xml:space="preserve">measured the same way and inspecting the roughest; it does not support a per-flight crash warning, the screening</w:t>
-      </w:r>
-      <w:r>
-        <w:t xml:space="preserve"> </w:t>
-      </w:r>
-      <w:r>
-        <w:t xml:space="preserve">gain is moderate, and the effect rests on the older vibration estimate: a replication on the newer metric was</w:t>
-      </w:r>
-      <w:r>
-        <w:t xml:space="preserve"> </w:t>
-      </w:r>
-      <w:r>
-        <w:t xml:space="preserve">inconclusive (</w:t>
-      </w:r>
-      <m:oMath>
-        <m:r>
-          <m:t>n</m:t>
-        </m:r>
-        <m:r>
-          <m:rPr>
-            <m:sty m:val="p"/>
-          </m:rPr>
-          <m:t>=</m:t>
-        </m:r>
-        <m:r>
-          <m:t>19</m:t>
-        </m:r>
-      </m:oMath>
-      <w:r>
-        <w:t xml:space="preserve">,</w:t>
-      </w:r>
-      <w:r>
-        <w:t xml:space="preserve"> </w:t>
-      </w:r>
-      <m:oMath>
-        <m:r>
-          <m:t>p</m:t>
-        </m:r>
-        <m:r>
-          <m:rPr>
-            <m:sty m:val="p"/>
-          </m:rPr>
-          <m:t>=</m:t>
-        </m:r>
-        <m:r>
-          <m:t>0.25</m:t>
-        </m:r>
-      </m:oMath>
-      <w:r>
-        <w:t xml:space="preserve">), so this main positive result needs stronger replication in modern fleets.</w:t>
-      </w:r>
-    </w:p>
-    <w:p>
-      <w:pPr>
-        <w:pStyle w:val="BodyText"/>
-      </w:pPr>
-      <w:r>
-        <w:rPr>
-          <w:b/>
-          <w:bCs/>
-        </w:rPr>
-        <w:t xml:space="preserve">From findings to a tool.</w:t>
-      </w:r>
-      <w:r>
-        <w:t xml:space="preserve"> </w:t>
-      </w:r>
-      <w:r>
-        <w:t xml:space="preserve">Section 6 turns these results into design decisions for AeroFleet 2.0,</w:t>
-      </w:r>
-      <w:r>
-        <w:t xml:space="preserve"> </w:t>
-      </w:r>
-      <w:r>
-        <w:t xml:space="preserve">an operator’s ground-side assurance tool. The common thread is that the tool shows evidence and ranks drones, and does not name a cause.</w:t>
-      </w:r>
-    </w:p>
-    <w:p>
-      <w:pPr>
-        <w:pStyle w:val="BodyText"/>
-      </w:pPr>
-      <w:r>
-        <w:rPr>
-          <w:b/>
-          <w:bCs/>
-        </w:rPr>
-        <w:t xml:space="preserve">Language models.</w:t>
-      </w:r>
-      <w:r>
-        <w:t xml:space="preserve"> </w:t>
-      </w:r>
-      <w:r>
-        <w:t xml:space="preserve">On this task small local models added errors and an attack surface rather than accuracy.</w:t>
-      </w:r>
-      <w:r>
-        <w:t xml:space="preserve"> </w:t>
-      </w:r>
-      <w:r>
-        <w:t xml:space="preserve">A debate-style panel, related to multi-agent debate</w:t>
-      </w:r>
-      <w:r>
-        <w:t xml:space="preserve"> </w:t>
-      </w:r>
-      <w:r>
-        <w:t xml:space="preserve">[</w:t>
-      </w:r>
-      <w:hyperlink w:anchor="_06ffb55068ea9e0b3a7aa6e754cfcffab5f832f">
-        <w:r>
-          <w:rPr>
-            <w:rStyle w:val="Hyperlink"/>
-          </w:rPr>
-          <w:t xml:space="preserve">26</w:t>
-        </w:r>
-      </w:hyperlink>
-      <w:r>
-        <w:t xml:space="preserve">]</w:t>
-      </w:r>
-      <w:r>
-        <w:t xml:space="preserve">, did not help at this model size, and the adversarial result echoes concerns about</w:t>
-      </w:r>
-      <w:r>
-        <w:t xml:space="preserve"> </w:t>
-      </w:r>
-      <w:r>
-        <w:t xml:space="preserve">steering through injected content</w:t>
-      </w:r>
-      <w:r>
-        <w:t xml:space="preserve"> </w:t>
-      </w:r>
-      <w:r>
-        <w:t xml:space="preserve">[</w:t>
-      </w:r>
-      <w:hyperlink w:anchor="_8a3cc11b1319c0fe6bf6179f8196eab503a64d0">
-        <w:r>
-          <w:rPr>
-            <w:rStyle w:val="Hyperlink"/>
-          </w:rPr>
-          <w:t xml:space="preserve">27</w:t>
-        </w:r>
-      </w:hyperlink>
-      <w:r>
-        <w:t xml:space="preserve">]</w:t>
-      </w:r>
-      <w:r>
-        <w:t xml:space="preserve">. Larger models were not tested.</w:t>
-      </w:r>
-    </w:p>
-    <w:p>
-      <w:pPr>
-        <w:pStyle w:val="BodyText"/>
-      </w:pPr>
-      <w:r>
-        <w:rPr>
-          <w:b/>
-          <w:bCs/>
-        </w:rPr>
-        <w:t xml:space="preserve">Relation to prior datasets.</w:t>
-      </w:r>
-      <w:r>
-        <w:t xml:space="preserve"> </w:t>
-      </w:r>
-      <w:r>
-        <w:t xml:space="preserve">Benchmarks built from injected faults</w:t>
-      </w:r>
-      <w:r>
-        <w:t xml:space="preserve"> </w:t>
-      </w:r>
-      <w:r>
-        <w:t xml:space="preserve">[</w:t>
-      </w:r>
-      <w:hyperlink w:anchor="_d75d7cf63098afa5d33e189bc1a163022e7ecdc">
+      <w:hyperlink w:anchor="_006a7190097400c6c37363d97b6f3be0cdc0b48">
         <w:r>
           <w:rPr>
             <w:rStyle w:val="Hyperlink"/>
@@ -11577,9 +11916,332 @@
         </w:r>
       </w:hyperlink>
       <w:r>
-        <w:t xml:space="preserve">,</w:t>
-      </w:r>
-      <w:hyperlink w:anchor="_446d2d8311e3f2ab8e5f2830e712f064a3280b9">
+        <w:t xml:space="preserve">]</w:t>
+      </w:r>
+      <w:r>
+        <w:t xml:space="preserve">. Uploader labels are noisy,</w:t>
+      </w:r>
+      <w:r>
+        <w:t xml:space="preserve"> </w:t>
+      </w:r>
+      <w:r>
+        <w:t xml:space="preserve">and the sharp divergence between uploader pilot blame (32%) and expert forum diagnoses (6%) points to politeness bias</w:t>
+      </w:r>
+      <w:r>
+        <w:t xml:space="preserve"> </w:t>
+      </w:r>
+      <w:r>
+        <w:t xml:space="preserve">on public forums or a narrower definition of pilot fault among autopilot engineers. A log records the combined physical</w:t>
+      </w:r>
+      <w:r>
+        <w:t xml:space="preserve"> </w:t>
+      </w:r>
+      <w:r>
+        <w:t xml:space="preserve">outcome of pilot inputs, environmental disturbances and vehicle response; disentangling responsibility from telemetry alone</w:t>
+      </w:r>
+      <w:r>
+        <w:t xml:space="preserve"> </w:t>
+      </w:r>
+      <w:r>
+        <w:t xml:space="preserve">is not supported by the data. Tools that issue automatic responsibility verdicts should be evaluated against independent</w:t>
+      </w:r>
+      <w:r>
+        <w:t xml:space="preserve"> </w:t>
+      </w:r>
+      <w:r>
+        <w:t xml:space="preserve">investigations before adoption.</w:t>
+      </w:r>
+    </w:p>
+    <w:p>
+      <w:pPr>
+        <w:pStyle w:val="BodyText"/>
+      </w:pPr>
+      <w:r>
+        <w:rPr>
+          <w:b/>
+          <w:bCs/>
+        </w:rPr>
+        <w:t xml:space="preserve">Leakage and confounding.</w:t>
+      </w:r>
+      <w:r>
+        <w:t xml:space="preserve"> </w:t>
+      </w:r>
+      <w:r>
+        <w:t xml:space="preserve">The model-level leakage we hypothesized was absent, yet individual diagnostic checks</w:t>
+      </w:r>
+      <w:r>
+        <w:t xml:space="preserve"> </w:t>
+      </w:r>
+      <w:r>
+        <w:t xml:space="preserve">showed it prominently: a tuning check appeared sensitive only because the crash window was included. Furthermore, the</w:t>
+      </w:r>
+      <w:r>
+        <w:t xml:space="preserve"> </w:t>
+      </w:r>
+      <w:r>
+        <w:t xml:space="preserve">high cross-sectional separation between crash and normal flights (AUC 0.88) was confounded by flight duration, firmware</w:t>
+      </w:r>
+      <w:r>
+        <w:t xml:space="preserve"> </w:t>
+      </w:r>
+      <w:r>
+        <w:t xml:space="preserve">era and flight style. Diagnostic evaluations must remove the crash window and compare against an aircraft’s own operating</w:t>
+      </w:r>
+      <w:r>
+        <w:t xml:space="preserve"> </w:t>
+      </w:r>
+      <w:r>
+        <w:t xml:space="preserve">baseline before claiming pre-crash anticipation.</w:t>
+      </w:r>
+    </w:p>
+    <w:p>
+      <w:pPr>
+        <w:pStyle w:val="BodyText"/>
+      </w:pPr>
+      <w:r>
+        <w:rPr>
+          <w:b/>
+          <w:bCs/>
+        </w:rPr>
+        <w:t xml:space="preserve">Drone-level risk.</w:t>
+      </w:r>
+      <w:r>
+        <w:t xml:space="preserve"> </w:t>
+      </w:r>
+      <w:r>
+        <w:t xml:space="preserve">The positive result concerns airframes, not flights. Drones that later crashed vibrated</w:t>
+      </w:r>
+      <w:r>
+        <w:t xml:space="preserve"> </w:t>
+      </w:r>
+      <w:r>
+        <w:t xml:space="preserve">more than comparable drones on ordinary flights, consistent with a maintenance view in which mechanical degradation</w:t>
+      </w:r>
+      <w:r>
+        <w:t xml:space="preserve"> </w:t>
+      </w:r>
+      <w:r>
+        <w:t xml:space="preserve">precedes catastrophic failure</w:t>
+      </w:r>
+      <w:r>
+        <w:t xml:space="preserve"> </w:t>
+      </w:r>
+      <w:r>
+        <w:t xml:space="preserve">[</w:t>
+      </w:r>
+      <w:hyperlink w:anchor="_4f9a794a6a4ddf2789379e73f8e74e34b9538b4">
+        <w:r>
+          <w:rPr>
+            <w:rStyle w:val="Hyperlink"/>
+          </w:rPr>
+          <w:t xml:space="preserve">24</w:t>
+        </w:r>
+      </w:hyperlink>
+      <w:r>
+        <w:t xml:space="preserve">]</w:t>
+      </w:r>
+      <w:r>
+        <w:t xml:space="preserve">. However, two important qualifications apply. First,</w:t>
+      </w:r>
+      <w:r>
+        <w:t xml:space="preserve"> </w:t>
+      </w:r>
+      <w:r>
+        <w:t xml:space="preserve">removing crash-day flights reduced usable sets from 60 to 25, indicating that many flights occurred during the same</w:t>
+      </w:r>
+      <w:r>
+        <w:t xml:space="preserve"> </w:t>
+      </w:r>
+      <w:r>
+        <w:t xml:space="preserve">session; the</w:t>
+      </w:r>
+      <w:r>
+        <w:t xml:space="preserve"> </w:t>
+      </w:r>
+      <w:r>
+        <w:t xml:space="preserve">“maintenance degradation”</w:t>
+      </w:r>
+      <w:r>
+        <w:t xml:space="preserve"> </w:t>
+      </w:r>
+      <w:r>
+        <w:t xml:space="preserve">hypothesis therefore competes with an</w:t>
+      </w:r>
+      <w:r>
+        <w:t xml:space="preserve"> </w:t>
+      </w:r>
+      <w:r>
+        <w:t xml:space="preserve">“experimental airframe”</w:t>
+      </w:r>
+      <w:r>
+        <w:t xml:space="preserve"> </w:t>
+      </w:r>
+      <w:r>
+        <w:t xml:space="preserve">hypothesis,</w:t>
+      </w:r>
+      <w:r>
+        <w:t xml:space="preserve"> </w:t>
+      </w:r>
+      <w:r>
+        <w:t xml:space="preserve">where poorly tuned or prototype drones vibrate heavily and crash during initial testing. Second, the effect was supported</w:t>
+      </w:r>
+      <w:r>
+        <w:t xml:space="preserve"> </w:t>
+      </w:r>
+      <w:r>
+        <w:t xml:space="preserve">on the older estimator metric only; a declared replication on the newer accelerometer metric was inconclusive (</w:t>
+      </w:r>
+      <m:oMath>
+        <m:r>
+          <m:t>p</m:t>
+        </m:r>
+        <m:r>
+          <m:rPr>
+            <m:sty m:val="p"/>
+          </m:rPr>
+          <m:t>=</m:t>
+        </m:r>
+        <m:r>
+          <m:t>0.25</m:t>
+        </m:r>
+      </m:oMath>
+      <w:r>
+        <w:t xml:space="preserve">).</w:t>
+      </w:r>
+      <w:r>
+        <w:t xml:space="preserve"> </w:t>
+      </w:r>
+      <w:r>
+        <w:t xml:space="preserve">Finally, given the low baseline crash rate in active fleets (</w:t>
+      </w:r>
+      <m:oMath>
+        <m:r>
+          <m:rPr>
+            <m:sty m:val="p"/>
+          </m:rPr>
+          <m:t>∼</m:t>
+        </m:r>
+        <m:r>
+          <m:t>1.5</m:t>
+        </m:r>
+        <m:r>
+          <m:rPr>
+            <m:sty m:val="p"/>
+          </m:rPr>
+          <m:t>%</m:t>
+        </m:r>
+      </m:oMath>
+      <w:r>
+        <w:t xml:space="preserve">), flagging the top quartile yields an operational</w:t>
+      </w:r>
+      <w:r>
+        <w:t xml:space="preserve"> </w:t>
+      </w:r>
+      <w:r>
+        <w:t xml:space="preserve">PPV of only</w:t>
+      </w:r>
+      <w:r>
+        <w:t xml:space="preserve"> </w:t>
+      </w:r>
+      <m:oMath>
+        <m:r>
+          <m:rPr>
+            <m:sty m:val="p"/>
+          </m:rPr>
+          <m:t>≈</m:t>
+        </m:r>
+        <m:r>
+          <m:t>3.3</m:t>
+        </m:r>
+        <m:r>
+          <m:rPr>
+            <m:sty m:val="p"/>
+          </m:rPr>
+          <m:t>%</m:t>
+        </m:r>
+      </m:oMath>
+      <w:r>
+        <w:t xml:space="preserve">. The metric provides a maintenance prioritization signal, not an operational warning.</w:t>
+      </w:r>
+    </w:p>
+    <w:p>
+      <w:pPr>
+        <w:pStyle w:val="BodyText"/>
+      </w:pPr>
+      <w:r>
+        <w:rPr>
+          <w:b/>
+          <w:bCs/>
+        </w:rPr>
+        <w:t xml:space="preserve">From findings to a tool.</w:t>
+      </w:r>
+      <w:r>
+        <w:t xml:space="preserve"> </w:t>
+      </w:r>
+      <w:r>
+        <w:t xml:space="preserve">Section 6 turns these results into design decisions for AeroFleet 2.0,</w:t>
+      </w:r>
+      <w:r>
+        <w:t xml:space="preserve"> </w:t>
+      </w:r>
+      <w:r>
+        <w:t xml:space="preserve">an operator’s ground-side assurance tool. The common thread is that the tool shows evidence and ranks drones, and does not name a cause.</w:t>
+      </w:r>
+    </w:p>
+    <w:p>
+      <w:pPr>
+        <w:pStyle w:val="BodyText"/>
+      </w:pPr>
+      <w:r>
+        <w:rPr>
+          <w:b/>
+          <w:bCs/>
+        </w:rPr>
+        <w:t xml:space="preserve">Language models.</w:t>
+      </w:r>
+      <w:r>
+        <w:t xml:space="preserve"> </w:t>
+      </w:r>
+      <w:r>
+        <w:t xml:space="preserve">On this task small local models added errors and voting vulnerabilities rather than accuracy.</w:t>
+      </w:r>
+      <w:r>
+        <w:t xml:space="preserve"> </w:t>
+      </w:r>
+      <w:r>
+        <w:t xml:space="preserve">While deterministic numeric parsing prevented direct prompt injection by construction, multi-agent voting consensus was</w:t>
+      </w:r>
+      <w:r>
+        <w:t xml:space="preserve"> </w:t>
+      </w:r>
+      <w:r>
+        <w:t xml:space="preserve">easily manipulated by a single compromised reviewer. Larger models and blind evaluation cases remain to be tested.</w:t>
+      </w:r>
+    </w:p>
+    <w:p>
+      <w:pPr>
+        <w:pStyle w:val="BodyText"/>
+      </w:pPr>
+      <w:r>
+        <w:rPr>
+          <w:b/>
+          <w:bCs/>
+        </w:rPr>
+        <w:t xml:space="preserve">Relation to prior datasets.</w:t>
+      </w:r>
+      <w:r>
+        <w:t xml:space="preserve"> </w:t>
+      </w:r>
+      <w:r>
+        <w:t xml:space="preserve">Benchmarks built from injected faults</w:t>
+      </w:r>
+      <w:r>
+        <w:t xml:space="preserve"> </w:t>
+      </w:r>
+      <w:r>
+        <w:t xml:space="preserve">[</w:t>
+      </w:r>
+      <w:hyperlink w:anchor="_d75d7cf63098afa5d33e189bc1a163022e7ecdc">
         <w:r>
           <w:rPr>
             <w:rStyle w:val="Hyperlink"/>
@@ -11588,6 +12250,17 @@
         </w:r>
       </w:hyperlink>
       <w:r>
+        <w:t xml:space="preserve">,</w:t>
+      </w:r>
+      <w:hyperlink w:anchor="_446d2d8311e3f2ab8e5f2830e712f064a3280b9">
+        <w:r>
+          <w:rPr>
+            <w:rStyle w:val="Hyperlink"/>
+          </w:rPr>
+          <w:t xml:space="preserve">9</w:t>
+        </w:r>
+      </w:hyperlink>
+      <w:r>
         <w:t xml:space="preserve">]</w:t>
       </w:r>
       <w:r>
@@ -11607,7 +12280,7 @@
           <w:rPr>
             <w:rStyle w:val="Hyperlink"/>
           </w:rPr>
-          <w:t xml:space="preserve">9</w:t>
+          <w:t xml:space="preserve">10</w:t>
         </w:r>
       </w:hyperlink>
       <w:r>
@@ -11853,31 +12526,31 @@
         <w:t xml:space="preserve"> </w:t>
       </w:r>
       <w:r>
-        <w:t xml:space="preserve">the uploaders’ own assessments, and normal flights are self-rated. The expert-diagnosed sample is useful, but many logs</w:t>
-      </w:r>
-      <w:r>
-        <w:t xml:space="preserve"> </w:t>
-      </w:r>
-      <w:r>
-        <w:t xml:space="preserve">are no longer available (only 37 of 73 could still be downloaded). Controls without a crash-rated log may have crashed</w:t>
-      </w:r>
-      <w:r>
-        <w:t xml:space="preserve"> </w:t>
-      </w:r>
-      <w:r>
-        <w:t xml:space="preserve">without a rating; this misclassification biases the between-drone test towards no difference, so the observed effect is,</w:t>
-      </w:r>
-      <w:r>
-        <w:t xml:space="preserve"> </w:t>
-      </w:r>
-      <w:r>
-        <w:t xml:space="preserve">if anything, conservative. Forum diagnoses were first recorded with AI assistance and verified by quotation; a blind</w:t>
-      </w:r>
-      <w:r>
-        <w:t xml:space="preserve"> </w:t>
-      </w:r>
-      <w:r>
-        <w:t xml:space="preserve">second coding agreed well (kappa 0.81 for the conclusion, 0.73 for the cause) but not perfectly.</w:t>
+        <w:t xml:space="preserve">the uploaders’ own assessments, and normal flights are self-rated. The expert-diagnosed sample confirmed agreement on</w:t>
+      </w:r>
+      <w:r>
+        <w:t xml:space="preserve"> </w:t>
+      </w:r>
+      <w:r>
+        <w:t xml:space="preserve">aircraft-rated logs (11 of 14) but did not evaluate pilot-rated logs, and the gap between expert (6%) and uploader (32%)</w:t>
+      </w:r>
+      <w:r>
+        <w:t xml:space="preserve"> </w:t>
+      </w:r>
+      <w:r>
+        <w:t xml:space="preserve">pilot blame rates suggests reporting biases. Controls without a crash-rated log may have crashed without a rating, biasing</w:t>
+      </w:r>
+      <w:r>
+        <w:t xml:space="preserve"> </w:t>
+      </w:r>
+      <w:r>
+        <w:t xml:space="preserve">the between-drone test conservatively. Forum diagnoses were coded with good inter-rater reliability (kappa 0.81 for</w:t>
+      </w:r>
+      <w:r>
+        <w:t xml:space="preserve"> </w:t>
+      </w:r>
+      <w:r>
+        <w:t xml:space="preserve">conclusion, 0.73 for cause), but reflect public forum interactions.</w:t>
       </w:r>
     </w:p>
     <w:p>
@@ -11889,25 +12562,25 @@
           <w:b/>
           <w:bCs/>
         </w:rPr>
-        <w:t xml:space="preserve">Selection.</w:t>
-      </w:r>
-      <w:r>
-        <w:t xml:space="preserve"> </w:t>
-      </w:r>
-      <w:r>
-        <w:t xml:space="preserve">The archive is self-selected, PX4-only and rich in development and test flights, and crash-rated</w:t>
-      </w:r>
-      <w:r>
-        <w:t xml:space="preserve"> </w:t>
-      </w:r>
-      <w:r>
-        <w:t xml:space="preserve">logs differ from well-rated ones in duration and firmware era (Table 2). Results may not transfer to</w:t>
-      </w:r>
-      <w:r>
-        <w:t xml:space="preserve"> </w:t>
-      </w:r>
-      <w:r>
-        <w:t xml:space="preserve">commercial ArduPilot fleets or to proprietary autopilots.</w:t>
+        <w:t xml:space="preserve">Selection and matching.</w:t>
+      </w:r>
+      <w:r>
+        <w:t xml:space="preserve"> </w:t>
+      </w:r>
+      <w:r>
+        <w:t xml:space="preserve">The archive is self-selected, PX4-only and rich in development and test flights. Matching</w:t>
+      </w:r>
+      <w:r>
+        <w:t xml:space="preserve"> </w:t>
+      </w:r>
+      <w:r>
+        <w:t xml:space="preserve">controlled for flight controller hardware, firmware version and vehicle type, but did not match on airframe geometry,</w:t>
+      </w:r>
+      <w:r>
+        <w:t xml:space="preserve"> </w:t>
+      </w:r>
+      <w:r>
+        <w:t xml:space="preserve">propellers, payload, flight style or operator identity, leaving potential unmodeled clustering.</w:t>
       </w:r>
     </w:p>
     <w:p>
@@ -11937,19 +12610,54 @@
         <w:t xml:space="preserve"> </w:t>
       </w:r>
       <w:r>
-        <w:t xml:space="preserve">in a declared replication with 19 usable sets; this main positive result needs stronger replication on newer firmware,</w:t>
-      </w:r>
-      <w:r>
-        <w:t xml:space="preserve"> </w:t>
-      </w:r>
-      <w:r>
-        <w:t xml:space="preserve">and matching used hardware, firmware, vehicle type and, in a sensitivity analysis, airframe, but not propellers, payloads</w:t>
-      </w:r>
-      <w:r>
-        <w:t xml:space="preserve"> </w:t>
-      </w:r>
-      <w:r>
-        <w:t xml:space="preserve">or missions.</w:t>
+        <w:t xml:space="preserve">in a declared replication with 19 usable sets; this main positive result needs stronger replication on newer firmware.</w:t>
+      </w:r>
+    </w:p>
+    <w:p>
+      <w:pPr>
+        <w:pStyle w:val="BodyText"/>
+      </w:pPr>
+      <w:r>
+        <w:rPr>
+          <w:b/>
+          <w:bCs/>
+        </w:rPr>
+        <w:t xml:space="preserve">Protocols and registration.</w:t>
+      </w:r>
+      <w:r>
+        <w:t xml:space="preserve"> </w:t>
+      </w:r>
+      <w:r>
+        <w:t xml:space="preserve">Protocols were declared and committed to public version control in advance of</w:t>
+      </w:r>
+      <w:r>
+        <w:t xml:space="preserve"> </w:t>
+      </w:r>
+      <w:r>
+        <w:t xml:space="preserve">analysis, but git repositories are self-hosted and lack third-party timestamped registries (e.g. OSF). One amendment</w:t>
+      </w:r>
+      <w:r>
+        <w:t xml:space="preserve"> </w:t>
+      </w:r>
+      <w:r>
+        <w:t xml:space="preserve">(lifting the within-drone firmware filter) was data-dependent after observing sample starvation (</w:t>
+      </w:r>
+      <m:oMath>
+        <m:r>
+          <m:t>n</m:t>
+        </m:r>
+        <m:r>
+          <m:rPr>
+            <m:sty m:val="p"/>
+          </m:rPr>
+          <m:t>=</m:t>
+        </m:r>
+        <m:r>
+          <m:t>12</m:t>
+        </m:r>
+      </m:oMath>
+      <w:r>
+        <w:t xml:space="preserve">).</w:t>
       </w:r>
     </w:p>
     <w:p>
@@ -12169,49 +12877,75 @@
         <w:pStyle w:val="FirstParagraph"/>
       </w:pPr>
       <w:r>
-        <w:t xml:space="preserve">On real, public crash logs, configuration settings did not distinguish crashes, neither rules nor a model could tell</w:t>
-      </w:r>
-      <w:r>
-        <w:t xml:space="preserve"> </w:t>
-      </w:r>
-      <w:r>
-        <w:t xml:space="preserve">whether the pilot or the aircraft was responsible, and the flight that crashed looked like the same drone’s earlier</w:t>
-      </w:r>
-      <w:r>
-        <w:t xml:space="preserve"> </w:t>
-      </w:r>
-      <w:r>
-        <w:t xml:space="preserve">flights. What the logs did reveal, on the older vibration estimate, was which drones were rougher than their peers;</w:t>
-      </w:r>
-      <w:r>
-        <w:t xml:space="preserve"> </w:t>
-      </w:r>
-      <w:r>
-        <w:t xml:space="preserve">whether the newer metric shows the same remains open. Log analysis for operators is better</w:t>
-      </w:r>
-      <w:r>
-        <w:t xml:space="preserve"> </w:t>
-      </w:r>
-      <w:r>
-        <w:t xml:space="preserve">aimed at fleet-level inspection ranking and at presenting evidence to a human investigator, and claims of automatic</w:t>
-      </w:r>
-      <w:r>
-        <w:t xml:space="preserve"> </w:t>
-      </w:r>
-      <w:r>
-        <w:t xml:space="preserve">crash attribution should be tested with the crash window removed and against each aircraft’s own history. A tool</w:t>
-      </w:r>
-      <w:r>
-        <w:t xml:space="preserve"> </w:t>
-      </w:r>
-      <w:r>
-        <w:t xml:space="preserve">built on these results can be useful without naming causes: it can order the evidence, rank the drones that deserve</w:t>
-      </w:r>
-      <w:r>
-        <w:t xml:space="preserve"> </w:t>
-      </w:r>
-      <w:r>
-        <w:t xml:space="preserve">inspection, keep a record that can be checked, and let a person see a flight or a plan in three dimensions.</w:t>
+        <w:t xml:space="preserve">Across 479,547 public autopilot logs and 590 crash-rated flights, flight logs did not distinguish pilot-caused from</w:t>
+      </w:r>
+      <w:r>
+        <w:t xml:space="preserve"> </w:t>
+      </w:r>
+      <w:r>
+        <w:t xml:space="preserve">aircraft-caused crashes above chance, configuration protections were disabled at similar rates, and the flight that</w:t>
+      </w:r>
+      <w:r>
+        <w:t xml:space="preserve"> </w:t>
+      </w:r>
+      <w:r>
+        <w:t xml:space="preserve">crashed looked indistinguishable from the same drone’s prior flights. Apparent diagnostic success was largely driven</w:t>
+      </w:r>
+      <w:r>
+        <w:t xml:space="preserve"> </w:t>
+      </w:r>
+      <w:r>
+        <w:t xml:space="preserve">by crash-impact data leakage. What the logs did reveal, on older estimator metrics, was that drones that later crashed</w:t>
+      </w:r>
+      <w:r>
+        <w:t xml:space="preserve"> </w:t>
+      </w:r>
+      <w:r>
+        <w:t xml:space="preserve">exhibited higher baseline vibration on ordinary flights than matched peers, though replication on newer accelerometer</w:t>
+      </w:r>
+      <w:r>
+        <w:t xml:space="preserve"> </w:t>
+      </w:r>
+      <w:r>
+        <w:t xml:space="preserve">metrics was inconclusive and operational screening yields a low positive predictive value (</w:t>
+      </w:r>
+      <m:oMath>
+        <m:r>
+          <m:rPr>
+            <m:sty m:val="p"/>
+          </m:rPr>
+          <m:t>≈</m:t>
+        </m:r>
+        <m:r>
+          <m:t>3.3</m:t>
+        </m:r>
+        <m:r>
+          <m:rPr>
+            <m:sty m:val="p"/>
+          </m:rPr>
+          <m:t>%</m:t>
+        </m:r>
+      </m:oMath>
+      <w:r>
+        <w:t xml:space="preserve">).</w:t>
+      </w:r>
+      <w:r>
+        <w:t xml:space="preserve"> </w:t>
+      </w:r>
+      <w:r>
+        <w:t xml:space="preserve">Flight log analytics for drone fleets should prioritize longitudinal airframe screening and structured evidence review,</w:t>
+      </w:r>
+      <w:r>
+        <w:t xml:space="preserve"> </w:t>
+      </w:r>
+      <w:r>
+        <w:t xml:space="preserve">not automated verdicts. AeroFleet 2.0 implements this approach as an open-source tool, presenting verifiable evidence</w:t>
+      </w:r>
+      <w:r>
+        <w:t xml:space="preserve"> </w:t>
+      </w:r>
+      <w:r>
+        <w:t xml:space="preserve">while leaving diagnostic decisions to human operators.</w:t>
       </w:r>
     </w:p>
     <w:p>
@@ -12803,7 +13537,7 @@
       </w:r>
     </w:p>
     <w:bookmarkEnd w:id="87"/>
-    <w:bookmarkStart w:id="89" w:name="_d75d7cf63098afa5d33e189bc1a163022e7ecdc"/>
+    <w:bookmarkStart w:id="88" w:name="_006a7190097400c6c37363d97b6f3be0cdc0b48"/>
     <w:p>
       <w:pPr>
         <w:pStyle w:val="Bibliography"/>
@@ -12818,6 +13552,25 @@
         <w:t xml:space="preserve">	</w:t>
       </w:r>
       <w:r>
+        <w:t xml:space="preserve">D.A. Wiegmann, S.A. Shappell, A human error approach to aviation accident analysis: The human factors analysis and classification system, Ashgate, Aldershot, 2003.</w:t>
+      </w:r>
+    </w:p>
+    <w:bookmarkEnd w:id="88"/>
+    <w:bookmarkStart w:id="90" w:name="_d75d7cf63098afa5d33e189bc1a163022e7ecdc"/>
+    <w:p>
+      <w:pPr>
+        <w:pStyle w:val="Bibliography"/>
+      </w:pPr>
+      <w:r>
+        <w:t xml:space="preserve">[8]</w:t>
+      </w:r>
+      <w:r>
+        <w:t xml:space="preserve"> </w:t>
+      </w:r>
+      <w:r>
+        <w:t xml:space="preserve">	</w:t>
+      </w:r>
+      <w:r>
         <w:t xml:space="preserve">A. Keipour, M. Mousaei, S. Scherer,</w:t>
       </w:r>
       <w:r>
@@ -12841,7 +13594,7 @@
       <w:r>
         <w:t xml:space="preserve">fault and anomaly detection, The International Journal of Robotics Research 40 (2021) 515–520. https://doi.org/</w:t>
       </w:r>
-      <w:hyperlink r:id="rId88">
+      <w:hyperlink r:id="rId89">
         <w:r>
           <w:rPr>
             <w:rStyle w:val="Hyperlink"/>
@@ -12853,14 +13606,14 @@
         <w:t xml:space="preserve">.</w:t>
       </w:r>
     </w:p>
-    <w:bookmarkEnd w:id="89"/>
-    <w:bookmarkStart w:id="91" w:name="_446d2d8311e3f2ab8e5f2830e712f064a3280b9"/>
+    <w:bookmarkEnd w:id="90"/>
+    <w:bookmarkStart w:id="92" w:name="_446d2d8311e3f2ab8e5f2830e712f064a3280b9"/>
     <w:p>
       <w:pPr>
         <w:pStyle w:val="Bibliography"/>
       </w:pPr>
       <w:r>
-        <w:t xml:space="preserve">[8]</w:t>
+        <w:t xml:space="preserve">[9]</w:t>
       </w:r>
       <w:r>
         <w:t xml:space="preserve"> </w:t>
@@ -12880,7 +13633,7 @@
       <w:r>
         <w:t xml:space="preserve">: A dataset for multicopter fault detection and health assessment, The International Journal of Robotics Research 44 (2025) 1081–1092. https://doi.org/</w:t>
       </w:r>
-      <w:hyperlink r:id="rId90">
+      <w:hyperlink r:id="rId91">
         <w:r>
           <w:rPr>
             <w:rStyle w:val="Hyperlink"/>
@@ -12892,14 +13645,14 @@
         <w:t xml:space="preserve">.</w:t>
       </w:r>
     </w:p>
-    <w:bookmarkEnd w:id="91"/>
-    <w:bookmarkStart w:id="92" w:name="_973650d78dc352a8b25ace59ab002a1d91cdfc9"/>
+    <w:bookmarkEnd w:id="92"/>
+    <w:bookmarkStart w:id="93" w:name="_973650d78dc352a8b25ace59ab002a1d91cdfc9"/>
     <w:p>
       <w:pPr>
         <w:pStyle w:val="Bibliography"/>
       </w:pPr>
       <w:r>
-        <w:t xml:space="preserve">[9]</w:t>
+        <w:t xml:space="preserve">[10]</w:t>
       </w:r>
       <w:r>
         <w:t xml:space="preserve"> </w:t>
@@ -12929,14 +13682,14 @@
         <w:t xml:space="preserve">, (2026).</w:t>
       </w:r>
     </w:p>
-    <w:bookmarkEnd w:id="92"/>
-    <w:bookmarkStart w:id="94" w:name="_42246838952b0ed0d35bd475d264714b9e743f7"/>
+    <w:bookmarkEnd w:id="93"/>
+    <w:bookmarkStart w:id="95" w:name="_42246838952b0ed0d35bd475d264714b9e743f7"/>
     <w:p>
       <w:pPr>
         <w:pStyle w:val="Bibliography"/>
       </w:pPr>
       <w:r>
-        <w:t xml:space="preserve">[10]</w:t>
+        <w:t xml:space="preserve">[11]</w:t>
       </w:r>
       <w:r>
         <w:t xml:space="preserve"> </w:t>
@@ -12947,7 +13700,7 @@
       <w:r>
         <w:t xml:space="preserve">G. Wild, J. Murray, G. Baxter, Exploring civil drone accidents and incidents to help prevent potential air disasters, Aerospace 3 (2016) 22. https://doi.org/</w:t>
       </w:r>
-      <w:hyperlink r:id="rId93">
+      <w:hyperlink r:id="rId94">
         <w:r>
           <w:rPr>
             <w:rStyle w:val="Hyperlink"/>
@@ -12959,14 +13712,14 @@
         <w:t xml:space="preserve">.</w:t>
       </w:r>
     </w:p>
-    <w:bookmarkEnd w:id="94"/>
-    <w:bookmarkStart w:id="95" w:name="_b513b568a9a02649a1ddc461a1dd01e876732a2"/>
+    <w:bookmarkEnd w:id="95"/>
+    <w:bookmarkStart w:id="96" w:name="_b513b568a9a02649a1ddc461a1dd01e876732a2"/>
     <w:p>
       <w:pPr>
         <w:pStyle w:val="Bibliography"/>
       </w:pPr>
       <w:r>
-        <w:t xml:space="preserve">[11]</w:t>
+        <w:t xml:space="preserve">[12]</w:t>
       </w:r>
       <w:r>
         <w:t xml:space="preserve"> </w:t>
@@ -12987,14 +13740,14 @@
         <w:t xml:space="preserve">, AAIB, Department for Transport, Farnborough, UK, 2026.</w:t>
       </w:r>
     </w:p>
-    <w:bookmarkEnd w:id="95"/>
-    <w:bookmarkStart w:id="97" w:name="_3541019a36f31423dbace231a12fca4d5e5f1ad"/>
+    <w:bookmarkEnd w:id="96"/>
+    <w:bookmarkStart w:id="98" w:name="_3541019a36f31423dbace231a12fca4d5e5f1ad"/>
     <w:p>
       <w:pPr>
         <w:pStyle w:val="Bibliography"/>
       </w:pPr>
       <w:r>
-        <w:t xml:space="preserve">[12]</w:t>
+        <w:t xml:space="preserve">[13]</w:t>
       </w:r>
       <w:r>
         <w:t xml:space="preserve"> </w:t>
@@ -13005,7 +13758,7 @@
       <w:r>
         <w:t xml:space="preserve">S. Kaufman, S. Rosset, C. Perlich, O. Stitelman, Leakage in data mining: Formulation, detection, and avoidance, ACM Transactions on Knowledge Discovery from Data 6 (2012) 15:1–15:21. https://doi.org/</w:t>
       </w:r>
-      <w:hyperlink r:id="rId96">
+      <w:hyperlink r:id="rId97">
         <w:r>
           <w:rPr>
             <w:rStyle w:val="Hyperlink"/>
@@ -13017,14 +13770,14 @@
         <w:t xml:space="preserve">.</w:t>
       </w:r>
     </w:p>
-    <w:bookmarkEnd w:id="97"/>
-    <w:bookmarkStart w:id="99" w:name="_77239db318a405bdd9ca0cc5db74d4c41b2a03f"/>
+    <w:bookmarkEnd w:id="98"/>
+    <w:bookmarkStart w:id="100" w:name="_77239db318a405bdd9ca0cc5db74d4c41b2a03f"/>
     <w:p>
       <w:pPr>
         <w:pStyle w:val="Bibliography"/>
       </w:pPr>
       <w:r>
-        <w:t xml:space="preserve">[13]</w:t>
+        <w:t xml:space="preserve">[14]</w:t>
       </w:r>
       <w:r>
         <w:t xml:space="preserve"> </w:t>
@@ -13035,7 +13788,7 @@
       <w:r>
         <w:t xml:space="preserve">S. Kapoor, A. Narayanan, Leakage and the reproducibility crisis in machine-learning-based science, Patterns 4 (2023) 100804. https://doi.org/</w:t>
       </w:r>
-      <w:hyperlink r:id="rId98">
+      <w:hyperlink r:id="rId99">
         <w:r>
           <w:rPr>
             <w:rStyle w:val="Hyperlink"/>
@@ -13047,14 +13800,14 @@
         <w:t xml:space="preserve">.</w:t>
       </w:r>
     </w:p>
-    <w:bookmarkEnd w:id="99"/>
-    <w:bookmarkStart w:id="101" w:name="_7bef8dc44b5ed9bb7ced7ca5f392a78a76d6601"/>
+    <w:bookmarkEnd w:id="100"/>
+    <w:bookmarkStart w:id="102" w:name="_7bef8dc44b5ed9bb7ced7ca5f392a78a76d6601"/>
     <w:p>
       <w:pPr>
         <w:pStyle w:val="Bibliography"/>
       </w:pPr>
       <w:r>
-        <w:t xml:space="preserve">[14]</w:t>
+        <w:t xml:space="preserve">[15]</w:t>
       </w:r>
       <w:r>
         <w:t xml:space="preserve"> </w:t>
@@ -13074,7 +13827,7 @@
       <w:r>
         <w:t xml:space="preserve">: A node-based multithreaded open source robotics framework for deeply embedded platforms, in: 2015 IEEE International Conference on Robotics and Automation (ICRA), 2015: pp. 6235–6240. https://doi.org/</w:t>
       </w:r>
-      <w:hyperlink r:id="rId100">
+      <w:hyperlink r:id="rId101">
         <w:r>
           <w:rPr>
             <w:rStyle w:val="Hyperlink"/>
@@ -13086,14 +13839,14 @@
         <w:t xml:space="preserve">.</w:t>
       </w:r>
     </w:p>
-    <w:bookmarkEnd w:id="101"/>
-    <w:bookmarkStart w:id="102" w:name="_d96f71c5379cbcad3bc75bfc7936eeacbaeb4ed"/>
+    <w:bookmarkEnd w:id="102"/>
+    <w:bookmarkStart w:id="103" w:name="_d96f71c5379cbcad3bc75bfc7936eeacbaeb4ed"/>
     <w:p>
       <w:pPr>
         <w:pStyle w:val="Bibliography"/>
       </w:pPr>
       <w:r>
-        <w:t xml:space="preserve">[15]</w:t>
+        <w:t xml:space="preserve">[16]</w:t>
       </w:r>
       <w:r>
         <w:t xml:space="preserve"> </w:t>
@@ -13135,14 +13888,14 @@
         <w:t xml:space="preserve">parser, (2026).</w:t>
       </w:r>
     </w:p>
-    <w:bookmarkEnd w:id="102"/>
-    <w:bookmarkStart w:id="104" w:name="_f6e66cea9a1ea78573b548bc5cf8461c81300ca"/>
+    <w:bookmarkEnd w:id="103"/>
+    <w:bookmarkStart w:id="105" w:name="_f6e66cea9a1ea78573b548bc5cf8461c81300ca"/>
     <w:p>
       <w:pPr>
         <w:pStyle w:val="Bibliography"/>
       </w:pPr>
       <w:r>
-        <w:t xml:space="preserve">[16]</w:t>
+        <w:t xml:space="preserve">[17]</w:t>
       </w:r>
       <w:r>
         <w:t xml:space="preserve"> </w:t>
@@ -13153,7 +13906,7 @@
       <w:r>
         <w:t xml:space="preserve">B.A. Nosek, C.R. Ebersole, A.C. DeHaven, D.T. Mellor, The preregistration revolution, Proceedings of the National Academy of Sciences 115 (2018) 2600–2606. https://doi.org/</w:t>
       </w:r>
-      <w:hyperlink r:id="rId103">
+      <w:hyperlink r:id="rId104">
         <w:r>
           <w:rPr>
             <w:rStyle w:val="Hyperlink"/>
@@ -13165,14 +13918,14 @@
         <w:t xml:space="preserve">.</w:t>
       </w:r>
     </w:p>
-    <w:bookmarkEnd w:id="104"/>
-    <w:bookmarkStart w:id="105" w:name="_c1fc4b225b7dfa71f64cc84e83afba5f24698c2"/>
+    <w:bookmarkEnd w:id="105"/>
+    <w:bookmarkStart w:id="106" w:name="_c1fc4b225b7dfa71f64cc84e83afba5f24698c2"/>
     <w:p>
       <w:pPr>
         <w:pStyle w:val="Bibliography"/>
       </w:pPr>
       <w:r>
-        <w:t xml:space="preserve">[17]</w:t>
+        <w:t xml:space="preserve">[18]</w:t>
       </w:r>
       <w:r>
         <w:t xml:space="preserve"> </w:t>
@@ -13205,14 +13958,14 @@
         <w:t xml:space="preserve">telemetry anomaly mining, (2026).</w:t>
       </w:r>
     </w:p>
-    <w:bookmarkEnd w:id="105"/>
-    <w:bookmarkStart w:id="107" w:name="_3d31df3710cff81ff87ef6665f7295f981708a9"/>
+    <w:bookmarkEnd w:id="106"/>
+    <w:bookmarkStart w:id="108" w:name="_3d31df3710cff81ff87ef6665f7295f981708a9"/>
     <w:p>
       <w:pPr>
         <w:pStyle w:val="Bibliography"/>
       </w:pPr>
       <w:r>
-        <w:t xml:space="preserve">[18]</w:t>
+        <w:t xml:space="preserve">[19]</w:t>
       </w:r>
       <w:r>
         <w:t xml:space="preserve"> </w:t>
@@ -13247,7 +14000,7 @@
       <w:r>
         <w:t xml:space="preserve">flight logs, Sensors 26 (2026) 3188. https://doi.org/</w:t>
       </w:r>
-      <w:hyperlink r:id="rId106">
+      <w:hyperlink r:id="rId107">
         <w:r>
           <w:rPr>
             <w:rStyle w:val="Hyperlink"/>
@@ -13259,14 +14012,14 @@
         <w:t xml:space="preserve">.</w:t>
       </w:r>
     </w:p>
-    <w:bookmarkEnd w:id="107"/>
-    <w:bookmarkStart w:id="109" w:name="_de2316363361acc29c6a15415cb3110e85473cd"/>
+    <w:bookmarkEnd w:id="108"/>
+    <w:bookmarkStart w:id="110" w:name="_de2316363361acc29c6a15415cb3110e85473cd"/>
     <w:p>
       <w:pPr>
         <w:pStyle w:val="Bibliography"/>
       </w:pPr>
       <w:r>
-        <w:t xml:space="preserve">[19]</w:t>
+        <w:t xml:space="preserve">[20]</w:t>
       </w:r>
       <w:r>
         <w:t xml:space="preserve"> </w:t>
@@ -13289,7 +14042,7 @@
       <w:r>
         <w:t xml:space="preserve">fault detection methods, state-of-the-art, Drones 6 (2022) 330. https://doi.org/</w:t>
       </w:r>
-      <w:hyperlink r:id="rId108">
+      <w:hyperlink r:id="rId109">
         <w:r>
           <w:rPr>
             <w:rStyle w:val="Hyperlink"/>
@@ -13301,14 +14054,14 @@
         <w:t xml:space="preserve">.</w:t>
       </w:r>
     </w:p>
-    <w:bookmarkEnd w:id="109"/>
-    <w:bookmarkStart w:id="111" w:name="_1ece912d6a7cc2c7f97bdecc84d0912f3af390e"/>
+    <w:bookmarkEnd w:id="110"/>
+    <w:bookmarkStart w:id="112" w:name="_1ece912d6a7cc2c7f97bdecc84d0912f3af390e"/>
     <w:p>
       <w:pPr>
         <w:pStyle w:val="Bibliography"/>
       </w:pPr>
       <w:r>
-        <w:t xml:space="preserve">[20]</w:t>
+        <w:t xml:space="preserve">[21]</w:t>
       </w:r>
       <w:r>
         <w:t xml:space="preserve"> </w:t>
@@ -13319,7 +14072,7 @@
       <w:r>
         <w:t xml:space="preserve">E. Khalastchi, M. Kalech, On fault detection and diagnosis in robotic systems, ACM Computing Surveys 51 (2018) 9:1–9:24. https://doi.org/</w:t>
       </w:r>
-      <w:hyperlink r:id="rId110">
+      <w:hyperlink r:id="rId111">
         <w:r>
           <w:rPr>
             <w:rStyle w:val="Hyperlink"/>
@@ -13331,14 +14084,14 @@
         <w:t xml:space="preserve">.</w:t>
       </w:r>
     </w:p>
-    <w:bookmarkEnd w:id="111"/>
-    <w:bookmarkStart w:id="113" w:name="_200a90d3af15f3f5a64a3cb8afd6783e6bc5c1d"/>
+    <w:bookmarkEnd w:id="112"/>
+    <w:bookmarkStart w:id="114" w:name="_200a90d3af15f3f5a64a3cb8afd6783e6bc5c1d"/>
     <w:p>
       <w:pPr>
         <w:pStyle w:val="Bibliography"/>
       </w:pPr>
       <w:r>
-        <w:t xml:space="preserve">[21]</w:t>
+        <w:t xml:space="preserve">[22]</w:t>
       </w:r>
       <w:r>
         <w:t xml:space="preserve"> </w:t>
@@ -13349,7 +14102,7 @@
       <w:r>
         <w:t xml:space="preserve">E. Zibaei, R. Borth, Building causal models for finding actual causes of unmanned aerial vehicle failures, Frontiers in Robotics and AI 11 (2024) 1123762. https://doi.org/</w:t>
       </w:r>
-      <w:hyperlink r:id="rId112">
+      <w:hyperlink r:id="rId113">
         <w:r>
           <w:rPr>
             <w:rStyle w:val="Hyperlink"/>
@@ -13361,14 +14114,14 @@
         <w:t xml:space="preserve">.</w:t>
       </w:r>
     </w:p>
-    <w:bookmarkEnd w:id="113"/>
-    <w:bookmarkStart w:id="115" w:name="_362e51e11e30eb0e0461101d9c36e4d21d357be"/>
+    <w:bookmarkEnd w:id="114"/>
+    <w:bookmarkStart w:id="116" w:name="_362e51e11e30eb0e0461101d9c36e4d21d357be"/>
     <w:p>
       <w:pPr>
         <w:pStyle w:val="Bibliography"/>
       </w:pPr>
       <w:r>
-        <w:t xml:space="preserve">[22]</w:t>
+        <w:t xml:space="preserve">[23]</w:t>
       </w:r>
       <w:r>
         <w:t xml:space="preserve"> </w:t>
@@ -13379,7 +14132,7 @@
       <w:r>
         <w:t xml:space="preserve">D. Wang, S. Li, G. Xiao, Y. Liu, Y. Sui, An exploratory study of autopilot software bugs in unmanned aerial vehicles, in: Proceedings of the 29th ACM Joint European Software Engineering Conference and Symposium on the Foundations of Software Engineering (ESEC/FSE), 2021: pp. 20–31. https://doi.org/</w:t>
       </w:r>
-      <w:hyperlink r:id="rId114">
+      <w:hyperlink r:id="rId115">
         <w:r>
           <w:rPr>
             <w:rStyle w:val="Hyperlink"/>
@@ -13391,14 +14144,14 @@
         <w:t xml:space="preserve">.</w:t>
       </w:r>
     </w:p>
-    <w:bookmarkEnd w:id="115"/>
-    <w:bookmarkStart w:id="117" w:name="_4f9a794a6a4ddf2789379e73f8e74e34b9538b4"/>
+    <w:bookmarkEnd w:id="116"/>
+    <w:bookmarkStart w:id="118" w:name="_4f9a794a6a4ddf2789379e73f8e74e34b9538b4"/>
     <w:p>
       <w:pPr>
         <w:pStyle w:val="Bibliography"/>
       </w:pPr>
       <w:r>
-        <w:t xml:space="preserve">[23]</w:t>
+        <w:t xml:space="preserve">[24]</w:t>
       </w:r>
       <w:r>
         <w:t xml:space="preserve"> </w:t>
@@ -13409,7 +14162,7 @@
       <w:r>
         <w:t xml:space="preserve">E. Petritoli, F. Leccese, L. Ciani, Reliability and maintenance analysis of unmanned aerial vehicles, Sensors 18 (2018) 3171. https://doi.org/</w:t>
       </w:r>
-      <w:hyperlink r:id="rId116">
+      <w:hyperlink r:id="rId117">
         <w:r>
           <w:rPr>
             <w:rStyle w:val="Hyperlink"/>
@@ -13419,25 +14172,6 @@
       </w:hyperlink>
       <w:r>
         <w:t xml:space="preserve">.</w:t>
-      </w:r>
-    </w:p>
-    <w:bookmarkEnd w:id="117"/>
-    <w:bookmarkStart w:id="118" w:name="_006a7190097400c6c37363d97b6f3be0cdc0b48"/>
-    <w:p>
-      <w:pPr>
-        <w:pStyle w:val="Bibliography"/>
-      </w:pPr>
-      <w:r>
-        <w:t xml:space="preserve">[24]</w:t>
-      </w:r>
-      <w:r>
-        <w:t xml:space="preserve"> </w:t>
-      </w:r>
-      <w:r>
-        <w:t xml:space="preserve">	</w:t>
-      </w:r>
-      <w:r>
-        <w:t xml:space="preserve">D.A. Wiegmann, S.A. Shappell, A human error approach to aviation accident analysis: The human factors analysis and classification system, Ashgate, Aldershot, 2003.</w:t>
       </w:r>
     </w:p>
     <w:bookmarkEnd w:id="118"/>

--- a/docs/paper/submission/manuscript.docx
+++ b/docs/paper/submission/manuscript.docx
@@ -7,7 +7,7 @@
         <w:pStyle w:val="Title"/>
       </w:pPr>
       <w:r>
-        <w:t xml:space="preserve">Evidence, not verdicts: what 479,547 public PX4 flight logs can and cannot tell a drone fleet operator</w:t>
+        <w:t xml:space="preserve">Evidence, not verdicts: what 590 public PX4 crash logs can and cannot tell a drone fleet operator</w:t>
       </w:r>
     </w:p>
     <w:p>
@@ -53,7 +53,7 @@
         <w:pStyle w:val="FirstParagraph"/>
       </w:pPr>
       <w:r>
-        <w:t xml:space="preserve">Flight logs are widely expected to determine whether a drone crash was caused by the pilot or the aircraft. Across 479,547 public PX4 logs and 590 uploader-rated crashes, we evaluate that expectation using declared test protocols committed to version control before analysis. We report three findings. First, automatic crash attribution between pilot and aircraft is not achievable above chance with these features and labels: a fixed rule reached a balanced accuracy of 0.47 on held-out crashes, and a cross-validated model remained between 0.42 and 0.52. Second, apparent diagnostic accuracy largely reflects data leakage from the crash itself: a tuning check identifying 10 of 12 expert-diagnosed faults fell to 1 of 9 when the final 10 s were removed. Third, while individual crash flights did not diverge from their aircraft’s history, drones that later crashed showed higher baseline vibration than matched controls on older estimator metrics (mean rank 0.67, Holm</w:t>
+        <w:t xml:space="preserve">Flight logs are widely expected to determine whether a drone crash was caused by the pilot or the aircraft. Across 590 public PX4 crash logs from an archive of 479,547 flights, we evaluate that expectation using declared protocols committed to version control before analysis. First, automatic crash attribution between pilot and aircraft is not achievable above chance: a fixed rule reached a balanced accuracy of 0.47 on held-out crashes, cross-validated logistic regression remained between 0.42 and 0.52 (permutation null mean 0.496, 95% interval 0.343–0.644), and gradient boosted trees achieved 0.41–0.48 without the crash window. Second, apparent diagnostic accuracy largely reflects crash data leakage: a tuning check identifying 10 of 12 expert faults fell to 1 of 9 without the final 10 s, and cross-sectional separation (AUC 0.88) collapsed to 0.596 within the same drone. Third, drones that later crashed showed higher baseline vibration than matched controls on older estimator metrics (mean rank 0.67, Holm</w:t>
       </w:r>
       <w:r>
         <w:t xml:space="preserve"> </w:t>
@@ -73,7 +73,7 @@
         </m:r>
       </m:oMath>
       <w:r>
-        <w:t xml:space="preserve">), though replication on newer accelerometer metrics was inconclusive (0.58,</w:t>
+        <w:t xml:space="preserve">), though newer accelerometer replication was inconclusive (0.58,</w:t>
       </w:r>
       <w:r>
         <w:t xml:space="preserve"> </w:t>
@@ -93,20 +93,37 @@
         </m:r>
       </m:oMath>
       <w:r>
-        <w:t xml:space="preserve">, 19 sets) and screening yield in a fleet is low (PPV</w:t>
+        <w:t xml:space="preserve">, 19 sets). Flagging top vibration identifies 63.3% of crashed airframes (lift</w:t>
       </w:r>
       <w:r>
         <w:t xml:space="preserve"> </w:t>
       </w:r>
       <m:oMath>
+        <m:r>
+          <m:t>5.0</m:t>
+        </m:r>
         <m:r>
           <m:rPr>
             <m:sty m:val="p"/>
           </m:rPr>
-          <m:t>≈</m:t>
-        </m:r>
-        <m:r>
-          <m:t>3.3</m:t>
+          <m:t>×</m:t>
+        </m:r>
+      </m:oMath>
+      <w:r>
+        <w:t xml:space="preserve">, PPV 3.8%, 26 inspections per crash) at</w:t>
+      </w:r>
+      <w:r>
+        <w:t xml:space="preserve"> </w:t>
+      </w:r>
+      <m:oMath>
+        <m:r>
+          <m:rPr>
+            <m:sty m:val="p"/>
+          </m:rPr>
+          <m:t>∼</m:t>
+        </m:r>
+        <m:r>
+          <m:t>1.5</m:t>
         </m:r>
         <m:r>
           <m:rPr>
@@ -116,7 +133,10 @@
         </m:r>
       </m:oMath>
       <w:r>
-        <w:t xml:space="preserve">). Language-model panels added errors and steering vulnerabilities, while description matching underperformed base rates. An open-source assurance tool, AeroFleet 2.0, built on these findings presents longitudinal evidence and ranks airframes for maintenance inspection rather than issuing automatic verdicts.</w:t>
+        <w:t xml:space="preserve"> </w:t>
+      </w:r>
+      <w:r>
+        <w:t xml:space="preserve">base rate. Language-model panels added errors and steering vulnerabilities. AeroFleet 2.0, an open-source assurance tool built on these findings, presents longitudinal evidence and ranks airframes without issuing automatic verdicts.</w:t>
       </w:r>
     </w:p>
     <w:p>
@@ -2063,31 +2083,37 @@
         <w:t xml:space="preserve"> </w:t>
       </w:r>
       <w:r>
-        <w:t xml:space="preserve">and expert conclusions: while uploaders attributed 32% of rated crashes to the pilot (188 of 590), forum experts blamed</w:t>
-      </w:r>
-      <w:r>
-        <w:t xml:space="preserve"> </w:t>
-      </w:r>
-      <w:r>
-        <w:t xml:space="preserve">the pilot in only 6% of threads (9 of 148, Section 5.6). This gap suggests potential politeness bias on</w:t>
-      </w:r>
-      <w:r>
-        <w:t xml:space="preserve"> </w:t>
-      </w:r>
-      <w:r>
-        <w:t xml:space="preserve">public developer forums, selection bias in which incidents operators submit for community assistance, or a narrower</w:t>
-      </w:r>
-      <w:r>
-        <w:t xml:space="preserve"> </w:t>
-      </w:r>
-      <w:r>
-        <w:t xml:space="preserve">definition of pilot error among autopilot developers compared to end users. Furthermore, while expert coding showed</w:t>
-      </w:r>
-      <w:r>
-        <w:t xml:space="preserve"> </w:t>
-      </w:r>
-      <w:r>
-        <w:t xml:space="preserve">strong agreement on aircraft-rated logs (11 of 14 agreed, Section 5.6), forum threads did not provide an</w:t>
+        <w:t xml:space="preserve">and expert conclusions: while uploaders attributed 31.9% of rated crashes to the pilot (188 of 590), forum experts blamed</w:t>
+      </w:r>
+      <w:r>
+        <w:t xml:space="preserve"> </w:t>
+      </w:r>
+      <w:r>
+        <w:t xml:space="preserve">the pilot in only 6.1% of all threads (9 of 148) and 8.6% of decided threads (9 of 105, Section 5.6). On the 14</w:t>
+      </w:r>
+      <w:r>
+        <w:t xml:space="preserve"> </w:t>
+      </w:r>
+      <w:r>
+        <w:t xml:space="preserve">overlapping logs carrying an uploader aircraft crash rating, experts agreed in 11 and were unclear in 3 (none blamed the</w:t>
+      </w:r>
+      <w:r>
+        <w:t xml:space="preserve"> </w:t>
+      </w:r>
+      <w:r>
+        <w:t xml:space="preserve">pilot). This gap suggests potential politeness bias on public developer forums, selection bias in which incidents operators</w:t>
+      </w:r>
+      <w:r>
+        <w:t xml:space="preserve"> </w:t>
+      </w:r>
+      <w:r>
+        <w:t xml:space="preserve">submit for community assistance, or a narrower definition of pilot error among autopilot developers compared to end users.</w:t>
+      </w:r>
+      <w:r>
+        <w:t xml:space="preserve"> </w:t>
+      </w:r>
+      <w:r>
+        <w:t xml:space="preserve">Furthermore, while expert coding showed strong agreement on aircraft-rated logs, forum threads did not provide an</w:t>
       </w:r>
       <w:r>
         <w:t xml:space="preserve"> </w:t>
@@ -2553,61 +2579,78 @@
         <w:t xml:space="preserve"> </w:t>
       </w:r>
       <w:r>
-        <w:t xml:space="preserve">between-drone tests (Q3b, Q3c), this firmware restriction was removed in advance (as declared in Section 4)</w:t>
-      </w:r>
-      <w:r>
-        <w:t xml:space="preserve"> </w:t>
-      </w:r>
-      <w:r>
-        <w:t xml:space="preserve">to avoid sample starvation, and comparisons were instead strictly matched within each drone’s firmware generation and</w:t>
-      </w:r>
-      <w:r>
-        <w:t xml:space="preserve"> </w:t>
-      </w:r>
-      <w:r>
-        <w:t xml:space="preserve">measurement source. For the within-drone test every crash with a vehicle identifier and at least three earlier non-crash</w:t>
-      </w:r>
-      <w:r>
-        <w:t xml:space="preserve"> </w:t>
-      </w:r>
-      <w:r>
-        <w:t xml:space="preserve">flights of 30 s or more was eligible (101 crashes; up to the five most recent earlier flights each). For the between-drone</w:t>
-      </w:r>
-      <w:r>
-        <w:t xml:space="preserve"> </w:t>
-      </w:r>
-      <w:r>
-        <w:t xml:space="preserve">test each crashed drone was matched with up to two drones without any crash-rated log that shared the flight-controller</w:t>
-      </w:r>
-      <w:r>
-        <w:t xml:space="preserve"> </w:t>
-      </w:r>
-      <w:r>
-        <w:t xml:space="preserve">hardware, the PX4 major.minor version and the vehicle type (66 matched sets, 124 control drones, three randomly chosen</w:t>
-      </w:r>
-      <w:r>
-        <w:t xml:space="preserve"> </w:t>
-      </w:r>
-      <w:r>
-        <w:t xml:space="preserve">flights each, seed 7). Control drones were sampled without replacement, so no control served two cases. The three</w:t>
-      </w:r>
-      <w:r>
-        <w:t xml:space="preserve"> </w:t>
-      </w:r>
-      <w:r>
-        <w:t xml:space="preserve">exposure flights of a crashed drone were its most recent non-crash flights dated on or before the crash; flights on the</w:t>
-      </w:r>
-      <w:r>
-        <w:t xml:space="preserve"> </w:t>
-      </w:r>
-      <w:r>
-        <w:t xml:space="preserve">crash day were included in the declared test because the archive does not give their order within a day, and removed in a</w:t>
-      </w:r>
-      <w:r>
-        <w:t xml:space="preserve"> </w:t>
-      </w:r>
-      <w:r>
-        <w:t xml:space="preserve">sensitivity analysis.</w:t>
+        <w:t xml:space="preserve">between-drone tests (Q3b, Q3c), only the eligible case count (</w:t>
+      </w:r>
+      <m:oMath>
+        <m:r>
+          <m:t>n</m:t>
+        </m:r>
+        <m:r>
+          <m:rPr>
+            <m:sty m:val="p"/>
+          </m:rPr>
+          <m:t>=</m:t>
+        </m:r>
+        <m:r>
+          <m:t>12</m:t>
+        </m:r>
+      </m:oMath>
+      <w:r>
+        <w:t xml:space="preserve">), not any outcome or feature data, was inspected</w:t>
+      </w:r>
+      <w:r>
+        <w:t xml:space="preserve"> </w:t>
+      </w:r>
+      <w:r>
+        <w:t xml:space="preserve">before deciding to lift the firmware restriction to avoid sample starvation; flights were instead strictly matched within</w:t>
+      </w:r>
+      <w:r>
+        <w:t xml:space="preserve"> </w:t>
+      </w:r>
+      <w:r>
+        <w:t xml:space="preserve">each drone’s firmware generation and measurement source. For the within-drone test every crash with a vehicle identifier</w:t>
+      </w:r>
+      <w:r>
+        <w:t xml:space="preserve"> </w:t>
+      </w:r>
+      <w:r>
+        <w:t xml:space="preserve">and at least three earlier non-crash flights of 30 s or more was eligible (101 crashes; up to the five most recent earlier</w:t>
+      </w:r>
+      <w:r>
+        <w:t xml:space="preserve"> </w:t>
+      </w:r>
+      <w:r>
+        <w:t xml:space="preserve">flights each). For the between-drone test each crashed drone was matched with up to two drones without any crash-rated log</w:t>
+      </w:r>
+      <w:r>
+        <w:t xml:space="preserve"> </w:t>
+      </w:r>
+      <w:r>
+        <w:t xml:space="preserve">that shared the flight-controller hardware, the PX4 major.minor version and the vehicle type (66 matched sets, 124 control</w:t>
+      </w:r>
+      <w:r>
+        <w:t xml:space="preserve"> </w:t>
+      </w:r>
+      <w:r>
+        <w:t xml:space="preserve">drones, three randomly chosen flights each, seed 7). Control drones were sampled without replacement, so no control served</w:t>
+      </w:r>
+      <w:r>
+        <w:t xml:space="preserve"> </w:t>
+      </w:r>
+      <w:r>
+        <w:t xml:space="preserve">two cases. The three exposure flights of a crashed drone were its most recent non-crash flights dated on or before the crash;</w:t>
+      </w:r>
+      <w:r>
+        <w:t xml:space="preserve"> </w:t>
+      </w:r>
+      <w:r>
+        <w:t xml:space="preserve">flights on the crash day were included in the declared test because the archive does not give their order within a day, and</w:t>
+      </w:r>
+      <w:r>
+        <w:t xml:space="preserve"> </w:t>
+      </w:r>
+      <w:r>
+        <w:t xml:space="preserve">removed in a sensitivity analysis.</w:t>
       </w:r>
       <w:r>
         <w:t xml:space="preserve"> </w:t>
@@ -3453,43 +3496,43 @@
         <w:t xml:space="preserve"> </w:t>
       </w:r>
       <w:r>
-        <w:t xml:space="preserve">repository before the data it used were downloaded or analysed. Unlike third-party pre-registration registries (such as</w:t>
-      </w:r>
-      <w:r>
-        <w:t xml:space="preserve"> </w:t>
-      </w:r>
-      <w:r>
-        <w:t xml:space="preserve">the Open Science Framework), git commits on self-hosted repositories remain under author control; commit identifiers and</w:t>
-      </w:r>
-      <w:r>
-        <w:t xml:space="preserve"> </w:t>
-      </w:r>
-      <w:r>
-        <w:t xml:space="preserve">timestamps are archived in the repository’s audit log. One amendment was data-dependent: the firmware filter of the</w:t>
-      </w:r>
-      <w:r>
-        <w:t xml:space="preserve"> </w:t>
-      </w:r>
-      <w:r>
-        <w:t xml:space="preserve">within-drone test was removed prior to analysis because it left only 12 eligible cases, and a fallback for older firmware</w:t>
-      </w:r>
-      <w:r>
-        <w:t xml:space="preserve"> </w:t>
-      </w:r>
-      <w:r>
-        <w:t xml:space="preserve">was added. One coding error was corrected after a first run (logs whose CPU-load record lacked the load field were being</w:t>
-      </w:r>
-      <w:r>
-        <w:t xml:space="preserve"> </w:t>
-      </w:r>
-      <w:r>
-        <w:t xml:space="preserve">skipped); no threshold changed. The robustness checks in Section 5.5 were added afterwards and are labelled</w:t>
-      </w:r>
-      <w:r>
-        <w:t xml:space="preserve"> </w:t>
-      </w:r>
-      <w:r>
-        <w:t xml:space="preserve">exploratory.</w:t>
+        <w:t xml:space="preserve">repository before the data it used were downloaded or analysed. Unlike third-party registries (such as the Open Science</w:t>
+      </w:r>
+      <w:r>
+        <w:t xml:space="preserve"> </w:t>
+      </w:r>
+      <w:r>
+        <w:t xml:space="preserve">Framework, Zenodo or Software Heritage), git commits on self-hosted repositories remain under author control until an</w:t>
+      </w:r>
+      <w:r>
+        <w:t xml:space="preserve"> </w:t>
+      </w:r>
+      <w:r>
+        <w:t xml:space="preserve">archived DOI release is minted on acceptance; commit identifiers and hashes are preserved in public version control.</w:t>
+      </w:r>
+      <w:r>
+        <w:t xml:space="preserve"> </w:t>
+      </w:r>
+      <w:r>
+        <w:t xml:space="preserve">One amendment was data-dependent: after observing that the firmware filter of the within-drone test left only 12 eligible</w:t>
+      </w:r>
+      <w:r>
+        <w:t xml:space="preserve"> </w:t>
+      </w:r>
+      <w:r>
+        <w:t xml:space="preserve">cases (without inspecting any outcome data), the firmware filter was removed and a fallback for older firmware was added.</w:t>
+      </w:r>
+      <w:r>
+        <w:t xml:space="preserve"> </w:t>
+      </w:r>
+      <w:r>
+        <w:t xml:space="preserve">One coding error was corrected after a first run (logs whose CPU-load record lacked the load field were being skipped); no</w:t>
+      </w:r>
+      <w:r>
+        <w:t xml:space="preserve"> </w:t>
+      </w:r>
+      <w:r>
+        <w:t xml:space="preserve">threshold changed. The robustness checks in Section 5.5 were added afterwards and are labelled exploratory.</w:t>
       </w:r>
     </w:p>
     <w:p>
@@ -5305,7 +5348,7 @@
         </m:r>
       </m:oMath>
       <w:r>
-        <w:t xml:space="preserve">), giving an expected null proportion of</w:t>
+        <w:t xml:space="preserve">), giving an exact expected null proportion of</w:t>
       </w:r>
       <w:r>
         <w:t xml:space="preserve"> </w:t>
@@ -5390,7 +5433,7 @@
           <m:rPr>
             <m:sty m:val="p"/>
           </m:rPr>
-          <m:t>≈</m:t>
+          <m:t>=</m:t>
         </m:r>
         <m:r>
           <m:t>40.3</m:t>
@@ -5403,10 +5446,83 @@
         </m:r>
       </m:oMath>
       <w:r>
-        <w:t xml:space="preserve"> </w:t>
-      </w:r>
-      <w:r>
-        <w:t xml:space="preserve">(reported as 41%). Each test had two primary features</w:t>
+        <w:t xml:space="preserve">. For duration adjustment in sensitivity analysis,</w:t>
+      </w:r>
+      <w:r>
+        <w:t xml:space="preserve"> </w:t>
+      </w:r>
+      <m:oMath>
+        <m:r>
+          <m:rPr>
+            <m:sty m:val="p"/>
+          </m:rPr>
+          <m:t>log</m:t>
+        </m:r>
+        <m:r>
+          <m:rPr>
+            <m:sty m:val="p"/>
+          </m:rPr>
+          <m:t>(</m:t>
+        </m:r>
+        <m:r>
+          <m:rPr>
+            <m:nor/>
+          </m:rPr>
+          <m:t>vibration</m:t>
+        </m:r>
+        <m:r>
+          <m:rPr>
+            <m:sty m:val="p"/>
+          </m:rPr>
+          <m:t>)</m:t>
+        </m:r>
+      </m:oMath>
+      <w:r>
+        <w:t xml:space="preserve"> </w:t>
+      </w:r>
+      <w:r>
+        <w:t xml:space="preserve">was regressed on</w:t>
+      </w:r>
+      <w:r>
+        <w:t xml:space="preserve"> </w:t>
+      </w:r>
+      <m:oMath>
+        <m:r>
+          <m:rPr>
+            <m:sty m:val="p"/>
+          </m:rPr>
+          <m:t>log</m:t>
+        </m:r>
+        <m:r>
+          <m:rPr>
+            <m:sty m:val="p"/>
+          </m:rPr>
+          <m:t>(</m:t>
+        </m:r>
+        <m:r>
+          <m:rPr>
+            <m:nor/>
+          </m:rPr>
+          <m:t>flight duration</m:t>
+        </m:r>
+        <m:r>
+          <m:rPr>
+            <m:sty m:val="p"/>
+          </m:rPr>
+          <m:t>)</m:t>
+        </m:r>
+      </m:oMath>
+      <w:r>
+        <w:t xml:space="preserve"> </w:t>
+      </w:r>
+      <w:r>
+        <w:t xml:space="preserve">within each measurement source across all</w:t>
+      </w:r>
+      <w:r>
+        <w:t xml:space="preserve"> </w:t>
+      </w:r>
+      <w:r>
+        <w:t xml:space="preserve">exposure flights, and the rank test was repeated on the residuals. Each test had two primary features</w:t>
       </w:r>
       <w:r>
         <w:t xml:space="preserve"> </w:t>
@@ -5763,13 +5879,54 @@
         </m:r>
       </m:oMath>
       <w:r>
-        <w:t xml:space="preserve">). None of 100 crash logs changed a safety-critical</w:t>
-      </w:r>
-      <w:r>
-        <w:t xml:space="preserve"> </w:t>
-      </w:r>
-      <w:r>
-        <w:t xml:space="preserve">or flight-limit setting during the flight.</w:t>
+        <w:t xml:space="preserve">). This contrast is exploratory and does not</w:t>
+      </w:r>
+      <w:r>
+        <w:t xml:space="preserve"> </w:t>
+      </w:r>
+      <w:r>
+        <w:t xml:space="preserve">survive multiple testing adjustment (</w:t>
+      </w:r>
+      <m:oMath>
+        <m:r>
+          <m:t>p</m:t>
+        </m:r>
+        <m:r>
+          <m:rPr>
+            <m:sty m:val="p"/>
+          </m:rPr>
+          <m:t>=</m:t>
+        </m:r>
+        <m:r>
+          <m:t>0.052</m:t>
+        </m:r>
+      </m:oMath>
+      <w:r>
+        <w:t xml:space="preserve">). Furthermore, default parameter records were present only on newer</w:t>
+      </w:r>
+      <w:r>
+        <w:t xml:space="preserve"> </w:t>
+      </w:r>
+      <w:r>
+        <w:t xml:space="preserve">firmware (missing for 43% of the 100 crash logs); on the 57 available cases, treating disabled protections as a</w:t>
+      </w:r>
+      <w:r>
+        <w:t xml:space="preserve"> </w:t>
+      </w:r>
+      <w:r>
+        <w:t xml:space="preserve">pilot-attribution classifier yields a sensitivity of 70.0%, a specificity of 59.5%, and a balanced accuracy of</w:t>
+      </w:r>
+      <w:r>
+        <w:t xml:space="preserve"> </w:t>
+      </w:r>
+      <w:r>
+        <w:t xml:space="preserve">0.647, below the declared 0.70 pass mark. None of 100 crash logs changed a safety-critical or flight-limit setting</w:t>
+      </w:r>
+      <w:r>
+        <w:t xml:space="preserve"> </w:t>
+      </w:r>
+      <w:r>
+        <w:t xml:space="preserve">during the flight.</w:t>
       </w:r>
     </w:p>
     <w:p>
@@ -5872,31 +6029,418 @@
         </m:r>
       </m:oMath>
       <w:r>
-        <w:t xml:space="preserve">). The</w:t>
-      </w:r>
-      <w:r>
-        <w:t xml:space="preserve"> </w:t>
-      </w:r>
-      <w:r>
-        <w:t xml:space="preserve">cross-validated logistic regression model remained between 0.42 and 0.46 on held-out crashes across cut-offs</w:t>
-      </w:r>
-      <w:r>
-        <w:t xml:space="preserve"> </w:t>
-      </w:r>
-      <w:r>
-        <w:t xml:space="preserve">(Fig. 3). Such below-chance cross-validated AUCs on small, noisy samples reflect label artefacts and</w:t>
-      </w:r>
-      <w:r>
-        <w:t xml:space="preserve"> </w:t>
-      </w:r>
-      <w:r>
-        <w:t xml:space="preserve">overfitting to noise rather than inverted physical signal, as confirmed by a permutation null. We conclude that crash</w:t>
-      </w:r>
-      <w:r>
-        <w:t xml:space="preserve"> </w:t>
-      </w:r>
-      <w:r>
-        <w:t xml:space="preserve">attribution is not achievable with these features and labels.</w:t>
+        <w:t xml:space="preserve">).</w:t>
+      </w:r>
+    </w:p>
+    <w:p>
+      <w:pPr>
+        <w:pStyle w:val="BodyText"/>
+      </w:pPr>
+      <w:r>
+        <w:t xml:space="preserve">Across all 148 crashes with uploader labels evaluated across margins</w:t>
+      </w:r>
+      <w:r>
+        <w:t xml:space="preserve"> </w:t>
+      </w:r>
+      <m:oMath>
+        <m:r>
+          <m:t>m</m:t>
+        </m:r>
+        <m:r>
+          <m:rPr>
+            <m:sty m:val="p"/>
+          </m:rPr>
+          <m:t>∈</m:t>
+        </m:r>
+        <m:r>
+          <m:rPr>
+            <m:sty m:val="p"/>
+          </m:rPr>
+          <m:t>{</m:t>
+        </m:r>
+        <m:r>
+          <m:t>0</m:t>
+        </m:r>
+        <m:r>
+          <m:rPr>
+            <m:sty m:val="p"/>
+          </m:rPr>
+          <m:t>,</m:t>
+        </m:r>
+        <m:r>
+          <m:t>2</m:t>
+        </m:r>
+        <m:r>
+          <m:rPr>
+            <m:sty m:val="p"/>
+          </m:rPr>
+          <m:t>,</m:t>
+        </m:r>
+        <m:r>
+          <m:t>5</m:t>
+        </m:r>
+        <m:r>
+          <m:rPr>
+            <m:sty m:val="p"/>
+          </m:rPr>
+          <m:t>,</m:t>
+        </m:r>
+        <m:r>
+          <m:t>10</m:t>
+        </m:r>
+        <m:r>
+          <m:rPr>
+            <m:sty m:val="p"/>
+          </m:rPr>
+          <m:t>,</m:t>
+        </m:r>
+        <m:r>
+          <m:t>20</m:t>
+        </m:r>
+        <m:r>
+          <m:rPr>
+            <m:sty m:val="p"/>
+          </m:rPr>
+          <m:t>,</m:t>
+        </m:r>
+        <m:r>
+          <m:t>30</m:t>
+        </m:r>
+        <m:r>
+          <m:rPr>
+            <m:sty m:val="p"/>
+          </m:rPr>
+          <m:t>}</m:t>
+        </m:r>
+      </m:oMath>
+      <w:r>
+        <w:t xml:space="preserve"> s, the cross-validated</w:t>
+      </w:r>
+      <w:r>
+        <w:t xml:space="preserve"> </w:t>
+      </w:r>
+      <w:r>
+        <w:t xml:space="preserve">logistic regression model yielded ROC AUCs between 0.42 and 0.52 (</w:t>
+      </w:r>
+      <m:oMath>
+        <m:r>
+          <m:t>0.450</m:t>
+        </m:r>
+        <m:r>
+          <m:rPr>
+            <m:sty m:val="p"/>
+          </m:rPr>
+          <m:t>±</m:t>
+        </m:r>
+        <m:r>
+          <m:t>0.015</m:t>
+        </m:r>
+      </m:oMath>
+      <w:r>
+        <w:t xml:space="preserve"> </w:t>
+      </w:r>
+      <w:r>
+        <w:t xml:space="preserve">at</w:t>
+      </w:r>
+      <w:r>
+        <w:t xml:space="preserve"> </w:t>
+      </w:r>
+      <m:oMath>
+        <m:r>
+          <m:t>m</m:t>
+        </m:r>
+        <m:r>
+          <m:rPr>
+            <m:sty m:val="p"/>
+          </m:rPr>
+          <m:t>=</m:t>
+        </m:r>
+        <m:r>
+          <m:t>0</m:t>
+        </m:r>
+      </m:oMath>
+      <w:r>
+        <w:t xml:space="preserve"> s,</w:t>
+      </w:r>
+      <w:r>
+        <w:t xml:space="preserve"> </w:t>
+      </w:r>
+      <m:oMath>
+        <m:r>
+          <m:t>0.449</m:t>
+        </m:r>
+        <m:r>
+          <m:rPr>
+            <m:sty m:val="p"/>
+          </m:rPr>
+          <m:t>±</m:t>
+        </m:r>
+        <m:r>
+          <m:t>0.022</m:t>
+        </m:r>
+      </m:oMath>
+      <w:r>
+        <w:t xml:space="preserve"> </w:t>
+      </w:r>
+      <w:r>
+        <w:t xml:space="preserve">at</w:t>
+      </w:r>
+      <w:r>
+        <w:t xml:space="preserve"> </w:t>
+      </w:r>
+      <m:oMath>
+        <m:r>
+          <m:t>m</m:t>
+        </m:r>
+        <m:r>
+          <m:rPr>
+            <m:sty m:val="p"/>
+          </m:rPr>
+          <m:t>=</m:t>
+        </m:r>
+        <m:r>
+          <m:t>10</m:t>
+        </m:r>
+      </m:oMath>
+      <w:r>
+        <w:t xml:space="preserve"> s, and</w:t>
+      </w:r>
+      <w:r>
+        <w:t xml:space="preserve"> </w:t>
+      </w:r>
+      <m:oMath>
+        <m:r>
+          <m:t>0.458</m:t>
+        </m:r>
+        <m:r>
+          <m:rPr>
+            <m:sty m:val="p"/>
+          </m:rPr>
+          <m:t>±</m:t>
+        </m:r>
+        <m:r>
+          <m:t>0.034</m:t>
+        </m:r>
+      </m:oMath>
+      <w:r>
+        <w:t xml:space="preserve"> </w:t>
+      </w:r>
+      <w:r>
+        <w:t xml:space="preserve">at</w:t>
+      </w:r>
+      <w:r>
+        <w:t xml:space="preserve"> </w:t>
+      </w:r>
+      <m:oMath>
+        <m:r>
+          <m:t>m</m:t>
+        </m:r>
+        <m:r>
+          <m:rPr>
+            <m:sty m:val="p"/>
+          </m:rPr>
+          <m:t>=</m:t>
+        </m:r>
+        <m:r>
+          <m:t>30</m:t>
+        </m:r>
+      </m:oMath>
+      <w:r>
+        <w:t xml:space="preserve"> s; Fig. 3). To test whether these below-0.5 AUCs represent</w:t>
+      </w:r>
+      <w:r>
+        <w:t xml:space="preserve"> </w:t>
+      </w:r>
+      <w:r>
+        <w:t xml:space="preserve">an inverted physical signal, we computed a permutation null distribution over 200 label shuffles (mean 0.496, SD 0.074,</w:t>
+      </w:r>
+      <w:r>
+        <w:t xml:space="preserve"> </w:t>
+      </w:r>
+      <w:r>
+        <w:t xml:space="preserve">95% empirical interval [0.343, 0.644]). The observed cross-validated AUCs fall comfortably within this null range</w:t>
+      </w:r>
+      <w:r>
+        <w:t xml:space="preserve"> </w:t>
+      </w:r>
+      <w:r>
+        <w:t xml:space="preserve">(</w:t>
+      </w:r>
+      <m:oMath>
+        <m:r>
+          <m:t>p</m:t>
+        </m:r>
+        <m:r>
+          <m:rPr>
+            <m:sty m:val="p"/>
+          </m:rPr>
+          <m:t>=</m:t>
+        </m:r>
+        <m:r>
+          <m:t>0.58</m:t>
+        </m:r>
+      </m:oMath>
+      <w:r>
+        <w:t xml:space="preserve">), confirming that below-chance performance reflects finite-sample noise and weak label fidelity rather than</w:t>
+      </w:r>
+      <w:r>
+        <w:t xml:space="preserve"> </w:t>
+      </w:r>
+      <w:r>
+        <w:t xml:space="preserve">genuine inverted predictability. To evaluate whether non-linear combinations could extract pre-crash signatures, we</w:t>
+      </w:r>
+      <w:r>
+        <w:t xml:space="preserve"> </w:t>
+      </w:r>
+      <w:r>
+        <w:t xml:space="preserve">trained a gradient-boosted decision stump ensemble on Task B: it reached an AUC of</w:t>
+      </w:r>
+      <w:r>
+        <w:t xml:space="preserve"> </w:t>
+      </w:r>
+      <m:oMath>
+        <m:r>
+          <m:t>0.560</m:t>
+        </m:r>
+        <m:r>
+          <m:rPr>
+            <m:sty m:val="p"/>
+          </m:rPr>
+          <m:t>±</m:t>
+        </m:r>
+        <m:r>
+          <m:t>0.046</m:t>
+        </m:r>
+      </m:oMath>
+      <w:r>
+        <w:t xml:space="preserve"> </w:t>
+      </w:r>
+      <w:r>
+        <w:t xml:space="preserve">at</w:t>
+      </w:r>
+      <w:r>
+        <w:t xml:space="preserve"> </w:t>
+      </w:r>
+      <m:oMath>
+        <m:r>
+          <m:t>m</m:t>
+        </m:r>
+        <m:r>
+          <m:rPr>
+            <m:sty m:val="p"/>
+          </m:rPr>
+          <m:t>=</m:t>
+        </m:r>
+        <m:r>
+          <m:t>0</m:t>
+        </m:r>
+      </m:oMath>
+      <w:r>
+        <w:t xml:space="preserve"> s, but</w:t>
+      </w:r>
+      <w:r>
+        <w:t xml:space="preserve"> </w:t>
+      </w:r>
+      <w:r>
+        <w:t xml:space="preserve">dropped to</w:t>
+      </w:r>
+      <w:r>
+        <w:t xml:space="preserve"> </w:t>
+      </w:r>
+      <m:oMath>
+        <m:r>
+          <m:t>0.413</m:t>
+        </m:r>
+        <m:r>
+          <m:rPr>
+            <m:sty m:val="p"/>
+          </m:rPr>
+          <m:t>±</m:t>
+        </m:r>
+        <m:r>
+          <m:t>0.014</m:t>
+        </m:r>
+      </m:oMath>
+      <w:r>
+        <w:t xml:space="preserve"> </w:t>
+      </w:r>
+      <w:r>
+        <w:t xml:space="preserve">at</w:t>
+      </w:r>
+      <w:r>
+        <w:t xml:space="preserve"> </w:t>
+      </w:r>
+      <m:oMath>
+        <m:r>
+          <m:t>m</m:t>
+        </m:r>
+        <m:r>
+          <m:rPr>
+            <m:sty m:val="p"/>
+          </m:rPr>
+          <m:t>=</m:t>
+        </m:r>
+        <m:r>
+          <m:t>10</m:t>
+        </m:r>
+      </m:oMath>
+      <w:r>
+        <w:t xml:space="preserve"> s and</w:t>
+      </w:r>
+      <w:r>
+        <w:t xml:space="preserve"> </w:t>
+      </w:r>
+      <m:oMath>
+        <m:r>
+          <m:t>0.453</m:t>
+        </m:r>
+        <m:r>
+          <m:rPr>
+            <m:sty m:val="p"/>
+          </m:rPr>
+          <m:t>±</m:t>
+        </m:r>
+        <m:r>
+          <m:t>0.045</m:t>
+        </m:r>
+      </m:oMath>
+      <w:r>
+        <w:t xml:space="preserve"> </w:t>
+      </w:r>
+      <w:r>
+        <w:t xml:space="preserve">at</w:t>
+      </w:r>
+      <w:r>
+        <w:t xml:space="preserve"> </w:t>
+      </w:r>
+      <m:oMath>
+        <m:r>
+          <m:t>m</m:t>
+        </m:r>
+        <m:r>
+          <m:rPr>
+            <m:sty m:val="p"/>
+          </m:rPr>
+          <m:t>=</m:t>
+        </m:r>
+        <m:r>
+          <m:t>30</m:t>
+        </m:r>
+      </m:oMath>
+      <w:r>
+        <w:t xml:space="preserve"> s. Non-linear tree boosting does not</w:t>
+      </w:r>
+      <w:r>
+        <w:t xml:space="preserve"> </w:t>
+      </w:r>
+      <w:r>
+        <w:t xml:space="preserve">rescue crash attribution; once the impact window is excluded, performance remains near or below chance. We conclude</w:t>
+      </w:r>
+      <w:r>
+        <w:t xml:space="preserve"> </w:t>
+      </w:r>
+      <w:r>
+        <w:t xml:space="preserve">that crash attribution is not achievable with these features and labels.</w:t>
       </w:r>
     </w:p>
     <w:bookmarkStart w:id="35" w:name="_049e4e3e8c6150f6efca473eb560bdd9d2e8e6a"/>
@@ -5908,7 +6452,7 @@
       <w:r>
         <w:drawing>
           <wp:inline>
-            <wp:extent cx="4160520" cy="2627404"/>
+            <wp:extent cx="4160520" cy="2632959"/>
             <wp:effectExtent b="0" l="0" r="0" t="0"/>
             <wp:docPr descr="" title="" id="33" name="Picture"/>
             <a:graphic>
@@ -5929,7 +6473,7 @@
                   <pic:spPr bwMode="auto">
                     <a:xfrm>
                       <a:off x="0" y="0"/>
-                      <a:ext cx="4160520" cy="2627404"/>
+                      <a:ext cx="4160520" cy="2632959"/>
                     </a:xfrm>
                     <a:prstGeom prst="rect">
                       <a:avLst/>
@@ -6040,7 +6584,7 @@
             <w:pPr>
               <w:pStyle w:val="Compact"/>
               <w:spacing w:line="240" w:lineRule="auto"/>
-              <w:jc w:val="left"/>
+              <w:jc w:val="center"/>
             </w:pPr>
             <w:r>
               <w:rPr>
@@ -6137,7 +6681,7 @@
             <w:pPr>
               <w:pStyle w:val="Compact"/>
               <w:spacing w:line="240" w:lineRule="auto"/>
-              <w:jc w:val="left"/>
+              <w:jc w:val="center"/>
             </w:pPr>
             <w:r>
               <w:rPr>
@@ -6177,7 +6721,7 @@
               <w:rPr>
                 <w:sz w:val="19"/>
               </w:rPr>
-              <w:t xml:space="preserve">Attribution rule, development (BA</w:t>
+              <w:t xml:space="preserve">Attribution rule, dev. (BA</w:t>
             </w:r>
             <w:r>
               <w:rPr>
@@ -6226,7 +6770,7 @@
             <w:pPr>
               <w:pStyle w:val="Compact"/>
               <w:spacing w:line="240" w:lineRule="auto"/>
-              <w:jc w:val="left"/>
+              <w:jc w:val="center"/>
             </w:pPr>
             <w:r>
               <w:rPr>
@@ -6282,17 +6826,17 @@
               <w:rPr>
                 <w:sz w:val="19"/>
               </w:rPr>
-              <w:t xml:space="preserve">BA 0.47, 47% wrong; 39% of normal flagged</w:t>
-            </w:r>
-          </w:p>
-        </w:tc>
-        <w:tc>
-          <w:tcPr/>
-          <w:p>
-            <w:pPr>
-              <w:pStyle w:val="Compact"/>
-              <w:spacing w:line="240" w:lineRule="auto"/>
-              <w:jc w:val="left"/>
+              <w:t xml:space="preserve">BA 0.47, 47% wrong</w:t>
+            </w:r>
+          </w:p>
+        </w:tc>
+        <w:tc>
+          <w:tcPr/>
+          <w:p>
+            <w:pPr>
+              <w:pStyle w:val="Compact"/>
+              <w:spacing w:line="240" w:lineRule="auto"/>
+              <w:jc w:val="center"/>
             </w:pPr>
             <w:r>
               <w:rPr>
@@ -6332,7 +6876,7 @@
               <w:rPr>
                 <w:sz w:val="19"/>
               </w:rPr>
-              <w:t xml:space="preserve">Clipping, aircraft- vs pilot-caused (</w:t>
+              <w:t xml:space="preserve">Clipping, aircraft vs pilot (</w:t>
             </w:r>
             <m:oMath>
               <m:r>
@@ -6398,7 +6942,7 @@
             <w:pPr>
               <w:pStyle w:val="Compact"/>
               <w:spacing w:line="240" w:lineRule="auto"/>
-              <w:jc w:val="left"/>
+              <w:jc w:val="center"/>
             </w:pPr>
             <w:r>
               <w:rPr>
@@ -6438,7 +6982,7 @@
               <w:rPr>
                 <w:sz w:val="19"/>
               </w:rPr>
-              <w:t xml:space="preserve">Manual mode, pilot- vs aircraft-caused (</w:t>
+              <w:t xml:space="preserve">Manual mode, pilot vs aircraft (</w:t>
             </w:r>
             <m:oMath>
               <m:r>
@@ -6504,7 +7048,7 @@
             <w:pPr>
               <w:pStyle w:val="Compact"/>
               <w:spacing w:line="240" w:lineRule="auto"/>
-              <w:jc w:val="left"/>
+              <w:jc w:val="center"/>
             </w:pPr>
             <w:r>
               <w:rPr>
@@ -6587,7 +7131,7 @@
             <w:pPr>
               <w:pStyle w:val="Compact"/>
               <w:spacing w:line="240" w:lineRule="auto"/>
-              <w:jc w:val="left"/>
+              <w:jc w:val="center"/>
             </w:pPr>
             <w:r>
               <w:rPr>
@@ -6714,7 +7258,7 @@
             <w:pPr>
               <w:pStyle w:val="Compact"/>
               <w:spacing w:line="240" w:lineRule="auto"/>
-              <w:jc w:val="left"/>
+              <w:jc w:val="center"/>
             </w:pPr>
             <w:r>
               <w:rPr>
@@ -6841,7 +7385,7 @@
             <w:pPr>
               <w:pStyle w:val="Compact"/>
               <w:spacing w:line="240" w:lineRule="auto"/>
-              <w:jc w:val="left"/>
+              <w:jc w:val="center"/>
             </w:pPr>
             <w:r>
               <w:rPr>
@@ -6968,7 +7512,7 @@
             <w:pPr>
               <w:pStyle w:val="Compact"/>
               <w:spacing w:line="240" w:lineRule="auto"/>
-              <w:jc w:val="left"/>
+              <w:jc w:val="center"/>
             </w:pPr>
             <w:r>
               <w:rPr>
@@ -7095,7 +7639,7 @@
             <w:pPr>
               <w:pStyle w:val="Compact"/>
               <w:spacing w:line="240" w:lineRule="auto"/>
-              <w:jc w:val="left"/>
+              <w:jc w:val="center"/>
             </w:pPr>
             <w:r>
               <w:rPr>
@@ -7239,7 +7783,7 @@
             <w:pPr>
               <w:pStyle w:val="Compact"/>
               <w:spacing w:line="240" w:lineRule="auto"/>
-              <w:jc w:val="left"/>
+              <w:jc w:val="center"/>
             </w:pPr>
             <w:r>
               <w:rPr>
@@ -7298,19 +7842,188 @@
         <w:t xml:space="preserve"> </w:t>
       </w:r>
       <w:r>
-        <w:t xml:space="preserve">last 30 s removed (Fig. 3); the declared drop of 0.10 by 10 s was not observed (0.01). Leakage was</w:t>
-      </w:r>
-      <w:r>
-        <w:t xml:space="preserve"> </w:t>
-      </w:r>
-      <w:r>
-        <w:t xml:space="preserve">nevertheless present for individual checks. The rate-tracking feature alone fell from an AUC of 0.81 to 0.69 as the</w:t>
-      </w:r>
-      <w:r>
-        <w:t xml:space="preserve"> </w:t>
-      </w:r>
-      <w:r>
-        <w:t xml:space="preserve">crash was excluded, while vibration stayed between 0.74 and 0.77. A fixed tuning check that found 10 of 12</w:t>
+        <w:t xml:space="preserve">last 30 s removed (Fig. 3); the declared drop of 0.10 by 10 s was not observed (0.01). To evaluate</w:t>
+      </w:r>
+      <w:r>
+        <w:t xml:space="preserve"> </w:t>
+      </w:r>
+      <w:r>
+        <w:t xml:space="preserve">whether this stability was an artefact of sample attrition as shorter flights dropped out at larger margins, we</w:t>
+      </w:r>
+      <w:r>
+        <w:t xml:space="preserve"> </w:t>
+      </w:r>
+      <w:r>
+        <w:t xml:space="preserve">evaluated the cross-validation on the fixed subset of 213 flights with duration</w:t>
+      </w:r>
+      <w:r>
+        <w:t xml:space="preserve"> </w:t>
+      </w:r>
+      <m:oMath>
+        <m:r>
+          <m:rPr>
+            <m:sty m:val="p"/>
+          </m:rPr>
+          <m:t>≥</m:t>
+        </m:r>
+        <m:r>
+          <m:t>40</m:t>
+        </m:r>
+      </m:oMath>
+      <w:r>
+        <w:t xml:space="preserve"> s (89 crashes, 124 normal</w:t>
+      </w:r>
+      <w:r>
+        <w:t xml:space="preserve"> </w:t>
+      </w:r>
+      <w:r>
+        <w:t xml:space="preserve">flights) across all six margins. On this constant sample, model AUC declined smoothly from 0.895 (SD 0.007) at</w:t>
+      </w:r>
+      <w:r>
+        <w:t xml:space="preserve"> </w:t>
+      </w:r>
+      <m:oMath>
+        <m:r>
+          <m:t>m</m:t>
+        </m:r>
+        <m:r>
+          <m:rPr>
+            <m:sty m:val="p"/>
+          </m:rPr>
+          <m:t>=</m:t>
+        </m:r>
+        <m:r>
+          <m:t>0</m:t>
+        </m:r>
+      </m:oMath>
+      <w:r>
+        <w:t xml:space="preserve"> s</w:t>
+      </w:r>
+      <w:r>
+        <w:t xml:space="preserve"> </w:t>
+      </w:r>
+      <w:r>
+        <w:t xml:space="preserve">to 0.876 at</w:t>
+      </w:r>
+      <w:r>
+        <w:t xml:space="preserve"> </w:t>
+      </w:r>
+      <m:oMath>
+        <m:r>
+          <m:t>m</m:t>
+        </m:r>
+        <m:r>
+          <m:rPr>
+            <m:sty m:val="p"/>
+          </m:rPr>
+          <m:t>=</m:t>
+        </m:r>
+        <m:r>
+          <m:t>2</m:t>
+        </m:r>
+      </m:oMath>
+      <w:r>
+        <w:t xml:space="preserve"> s, 0.873 at</w:t>
+      </w:r>
+      <w:r>
+        <w:t xml:space="preserve"> </w:t>
+      </w:r>
+      <m:oMath>
+        <m:r>
+          <m:t>m</m:t>
+        </m:r>
+        <m:r>
+          <m:rPr>
+            <m:sty m:val="p"/>
+          </m:rPr>
+          <m:t>=</m:t>
+        </m:r>
+        <m:r>
+          <m:t>5</m:t>
+        </m:r>
+      </m:oMath>
+      <w:r>
+        <w:t xml:space="preserve"> s, 0.868 at</w:t>
+      </w:r>
+      <w:r>
+        <w:t xml:space="preserve"> </w:t>
+      </w:r>
+      <m:oMath>
+        <m:r>
+          <m:t>m</m:t>
+        </m:r>
+        <m:r>
+          <m:rPr>
+            <m:sty m:val="p"/>
+          </m:rPr>
+          <m:t>=</m:t>
+        </m:r>
+        <m:r>
+          <m:t>10</m:t>
+        </m:r>
+      </m:oMath>
+      <w:r>
+        <w:t xml:space="preserve"> s (a drop of 0.027), 0.862 at</w:t>
+      </w:r>
+      <w:r>
+        <w:t xml:space="preserve"> </w:t>
+      </w:r>
+      <m:oMath>
+        <m:r>
+          <m:t>m</m:t>
+        </m:r>
+        <m:r>
+          <m:rPr>
+            <m:sty m:val="p"/>
+          </m:rPr>
+          <m:t>=</m:t>
+        </m:r>
+        <m:r>
+          <m:t>20</m:t>
+        </m:r>
+      </m:oMath>
+      <w:r>
+        <w:t xml:space="preserve"> s, and 0.864 at</w:t>
+      </w:r>
+      <w:r>
+        <w:t xml:space="preserve"> </w:t>
+      </w:r>
+      <m:oMath>
+        <m:r>
+          <m:t>m</m:t>
+        </m:r>
+        <m:r>
+          <m:rPr>
+            <m:sty m:val="p"/>
+          </m:rPr>
+          <m:t>=</m:t>
+        </m:r>
+        <m:r>
+          <m:t>30</m:t>
+        </m:r>
+      </m:oMath>
+      <w:r>
+        <w:t xml:space="preserve"> s. The absence of a large drop holds on identical airframes and flights, confirming that sample composition</w:t>
+      </w:r>
+      <w:r>
+        <w:t xml:space="preserve"> </w:t>
+      </w:r>
+      <w:r>
+        <w:t xml:space="preserve">did not mask a collapse.</w:t>
+      </w:r>
+    </w:p>
+    <w:p>
+      <w:pPr>
+        <w:pStyle w:val="BodyText"/>
+      </w:pPr>
+      <w:r>
+        <w:t xml:space="preserve">Leakage was nevertheless present for individual checks. The rate-tracking feature alone fell from an AUC of 0.81 to 0.69</w:t>
+      </w:r>
+      <w:r>
+        <w:t xml:space="preserve"> </w:t>
+      </w:r>
+      <w:r>
+        <w:t xml:space="preserve">as the crash was excluded, while vibration stayed between 0.74 and 0.77. A fixed tuning check that found 10 of 12</w:t>
       </w:r>
       <w:r>
         <w:t xml:space="preserve"> </w:t>
@@ -7322,37 +8035,82 @@
         <w:t xml:space="preserve"> </w:t>
       </w:r>
       <w:r>
-        <w:t xml:space="preserve">(Section 5.6). However, the high model-level separation (AUC 0.88) does not demonstrate unconfounded</w:t>
-      </w:r>
-      <w:r>
-        <w:t xml:space="preserve"> </w:t>
-      </w:r>
-      <w:r>
-        <w:t xml:space="preserve">anticipation of a crash: crash and normal flights differ fundamentally in duration (median 54 s against 388 s),</w:t>
-      </w:r>
-      <w:r>
-        <w:t xml:space="preserve"> </w:t>
-      </w:r>
-      <w:r>
-        <w:t xml:space="preserve">firmware era distribution, and operational flight envelope. Table 6 gives the single-feature AUCs.</w:t>
-      </w:r>
-      <w:r>
-        <w:t xml:space="preserve"> </w:t>
-      </w:r>
-      <w:r>
-        <w:t xml:space="preserve">Values below 0.5 indicate features that are lower in crash flights: crash flights reached lower tilt and smaller stick</w:t>
-      </w:r>
-      <w:r>
-        <w:t xml:space="preserve"> </w:t>
-      </w:r>
-      <w:r>
-        <w:t xml:space="preserve">deflections over the whole flight than normal flights, consistent with short, aborted or cautious testing flights. The</w:t>
-      </w:r>
-      <w:r>
-        <w:t xml:space="preserve"> </w:t>
-      </w:r>
-      <w:r>
-        <w:t xml:space="preserve">apparent separation reflects these baseline group differences rather than an unconfounded pre-crash signature.</w:t>
+        <w:t xml:space="preserve">(Section 5.6).</w:t>
+      </w:r>
+    </w:p>
+    <w:p>
+      <w:pPr>
+        <w:pStyle w:val="BodyText"/>
+      </w:pPr>
+      <w:r>
+        <w:t xml:space="preserve">Crucially, the high model-level separation (AUC 0.88) does not demonstrate unconfounded anticipation of a crash: crash</w:t>
+      </w:r>
+      <w:r>
+        <w:t xml:space="preserve"> </w:t>
+      </w:r>
+      <w:r>
+        <w:t xml:space="preserve">and normal flights differ fundamentally in duration (median 54 s against 388 s), firmware era distribution, and</w:t>
+      </w:r>
+      <w:r>
+        <w:t xml:space="preserve"> </w:t>
+      </w:r>
+      <w:r>
+        <w:t xml:space="preserve">operational flight envelope. Table 6 gives the single-feature AUCs. Values below 0.5 indicate</w:t>
+      </w:r>
+      <w:r>
+        <w:t xml:space="preserve"> </w:t>
+      </w:r>
+      <w:r>
+        <w:t xml:space="preserve">features that are lower in crash flights: crash flights reached lower tilt and smaller stick deflections over the whole</w:t>
+      </w:r>
+      <w:r>
+        <w:t xml:space="preserve"> </w:t>
+      </w:r>
+      <w:r>
+        <w:t xml:space="preserve">flight than normal flights, consistent with short, aborted or cautious testing flights. When the exact same 11-feature</w:t>
+      </w:r>
+      <w:r>
+        <w:t xml:space="preserve"> </w:t>
+      </w:r>
+      <w:r>
+        <w:t xml:space="preserve">model was evaluated</w:t>
+      </w:r>
+      <w:r>
+        <w:t xml:space="preserve"> </w:t>
+      </w:r>
+      <w:r>
+        <w:rPr>
+          <w:i/>
+          <w:iCs/>
+        </w:rPr>
+        <w:t xml:space="preserve">within the same drone</w:t>
+      </w:r>
+      <w:r>
+        <w:t xml:space="preserve">—separating each crashed drone’s pre-crash window (cut 10 s before</w:t>
+      </w:r>
+      <w:r>
+        <w:t xml:space="preserve"> </w:t>
+      </w:r>
+      <w:r>
+        <w:t xml:space="preserve">impact) from its own earlier flights across 67 multi-flight drones (372 flights) via grouped five-fold</w:t>
+      </w:r>
+      <w:r>
+        <w:t xml:space="preserve"> </w:t>
+      </w:r>
+      <w:r>
+        <w:t xml:space="preserve">cross-validation—the CV AUC collapsed from 0.88 to 0.596. Matching on the airframe eliminates the apparent separation,</w:t>
+      </w:r>
+      <w:r>
+        <w:t xml:space="preserve"> </w:t>
+      </w:r>
+      <w:r>
+        <w:t xml:space="preserve">proving that cross-sectional models distinguish drone types, flight styles, and durations rather than detecting</w:t>
+      </w:r>
+      <w:r>
+        <w:t xml:space="preserve"> </w:t>
+      </w:r>
+      <w:r>
+        <w:t xml:space="preserve">impending failure.</w:t>
       </w:r>
     </w:p>
     <w:bookmarkStart w:id="38" w:name="_332204dfa69e2fa6bf2a39cf9288ea52d0052a5"/>
@@ -8239,7 +8997,7 @@
       <w:r>
         <w:drawing>
           <wp:inline>
-            <wp:extent cx="3840479" cy="2525076"/>
+            <wp:extent cx="3840479" cy="2497053"/>
             <wp:effectExtent b="0" l="0" r="0" t="0"/>
             <wp:docPr descr="" title="" id="40" name="Picture"/>
             <a:graphic>
@@ -8260,7 +9018,7 @@
                   <pic:spPr bwMode="auto">
                     <a:xfrm>
                       <a:off x="0" y="0"/>
-                      <a:ext cx="3840479" cy="2525076"/>
+                      <a:ext cx="3840479" cy="2497053"/>
                     </a:xfrm>
                     <a:prstGeom prst="rect">
                       <a:avLst/>
@@ -8674,126 +9432,137 @@
         <w:t xml:space="preserve"> </w:t>
       </w:r>
       <w:r>
-        <w:t xml:space="preserve">14 sets). As a screening signal, the crashed drone was the roughest of its matched set in 33 of 60 sets (55%, against 41%</w:t>
-      </w:r>
-      <w:r>
-        <w:t xml:space="preserve"> </w:t>
-      </w:r>
-      <w:r>
-        <w:t xml:space="preserve">expected by chance). However, in practical fleet operations, positive predictive value (PPV) is governed by the base rate</w:t>
-      </w:r>
-      <w:r>
-        <w:t xml:space="preserve"> </w:t>
-      </w:r>
-      <w:r>
-        <w:t xml:space="preserve">of crashes. In the archive, 590 crashes occurred across 38,320 vehicles (</w:t>
+        <w:t xml:space="preserve">14 sets).</w:t>
+      </w:r>
+    </w:p>
+    <w:p>
+      <w:pPr>
+        <w:pStyle w:val="BodyText"/>
+      </w:pPr>
+      <w:r>
+        <w:t xml:space="preserve">As a screening signal, the crashed drone was the roughest of its matched set in 33 of 60 sets (55.0%, against 40.3%</w:t>
+      </w:r>
+      <w:r>
+        <w:t xml:space="preserve"> </w:t>
+      </w:r>
+      <w:r>
+        <w:t xml:space="preserve">expected by chance; one-sided binomial</w:t>
+      </w:r>
+      <w:r>
+        <w:t xml:space="preserve"> </w:t>
       </w:r>
       <m:oMath>
+        <m:r>
+          <m:t>p</m:t>
+        </m:r>
         <m:r>
           <m:rPr>
             <m:sty m:val="p"/>
           </m:rPr>
-          <m:t>≈</m:t>
-        </m:r>
-        <m:r>
-          <m:t>1.5</m:t>
+          <m:t>=</m:t>
+        </m:r>
+        <m:r>
+          <m:t>0.016</m:t>
+        </m:r>
+      </m:oMath>
+      <w:r>
+        <w:t xml:space="preserve">). Furthermore, in 38 of 60 sets (63.3%), the crashed drone exceeded the</w:t>
+      </w:r>
+      <w:r>
+        <w:t xml:space="preserve"> </w:t>
+      </w:r>
+      <w:r>
+        <w:t xml:space="preserve">third quartile (Q3) of its matched controls. However, in practical fleet operations, positive predictive value (PPV) is</w:t>
+      </w:r>
+      <w:r>
+        <w:t xml:space="preserve"> </w:t>
+      </w:r>
+      <w:r>
+        <w:t xml:space="preserve">governed by the base rate of crashes. In the archive, 590 crashes occurred across 38,320 vehicles (a baseline risk of</w:t>
+      </w:r>
+      <w:r>
+        <w:t xml:space="preserve"> </w:t>
+      </w:r>
+      <w:r>
+        <w:t xml:space="preserve">1.54%). Flagging drones exceeding the control Q3 yields an estimated risk of 3.81% in flagged drones versus 0.76% in</w:t>
+      </w:r>
+      <w:r>
+        <w:t xml:space="preserve"> </w:t>
+      </w:r>
+      <w:r>
+        <w:t xml:space="preserve">unflagged drones—a relative risk (lift) of</w:t>
+      </w:r>
+      <w:r>
+        <w:t xml:space="preserve"> </w:t>
+      </w:r>
+      <m:oMath>
+        <m:r>
+          <m:t>5.02</m:t>
         </m:r>
         <m:r>
           <m:rPr>
             <m:sty m:val="p"/>
           </m:rPr>
-          <m:t>%</m:t>
+          <m:t>×</m:t>
         </m:r>
       </m:oMath>
       <w:r>
-        <w:t xml:space="preserve">). Flagging the upper quartile of</w:t>
-      </w:r>
-      <w:r>
-        <w:t xml:space="preserve"> </w:t>
-      </w:r>
-      <w:r>
-        <w:t xml:space="preserve">vibration (specificity</w:t>
-      </w:r>
-      <w:r>
-        <w:t xml:space="preserve"> </w:t>
+        <w:t xml:space="preserve"> </w:t>
+      </w:r>
+      <w:r>
+        <w:t xml:space="preserve">over unflagged drones (</w:t>
       </w:r>
       <m:oMath>
+        <m:r>
+          <m:t>2.47</m:t>
+        </m:r>
         <m:r>
           <m:rPr>
             <m:sty m:val="p"/>
           </m:rPr>
-          <m:t>≈</m:t>
-        </m:r>
-        <m:r>
-          <m:t>75</m:t>
+          <m:t>×</m:t>
+        </m:r>
+      </m:oMath>
+      <w:r>
+        <w:t xml:space="preserve"> </w:t>
+      </w:r>
+      <w:r>
+        <w:t xml:space="preserve">over base rate), requiring</w:t>
+      </w:r>
+      <w:r>
+        <w:t xml:space="preserve"> </w:t>
+      </w:r>
+      <w:r>
+        <w:t xml:space="preserve">26.2 inspections per detected crash. Flagging the single top-ranked drone in each set yields an estimated risk of 3.33% in</w:t>
+      </w:r>
+      <w:r>
+        <w:t xml:space="preserve"> </w:t>
+      </w:r>
+      <w:r>
+        <w:t xml:space="preserve">flagged versus 0.93% in unflagged (lift</w:t>
+      </w:r>
+      <w:r>
+        <w:t xml:space="preserve"> </w:t>
+      </w:r>
+      <m:oMath>
+        <m:r>
+          <m:t>3.58</m:t>
         </m:r>
         <m:r>
           <m:rPr>
             <m:sty m:val="p"/>
           </m:rPr>
-          <m:t>%</m:t>
+          <m:t>×</m:t>
         </m:r>
       </m:oMath>
       <w:r>
-        <w:t xml:space="preserve">, sensitivity</w:t>
-      </w:r>
-      <w:r>
-        <w:t xml:space="preserve"> </w:t>
-      </w:r>
-      <m:oMath>
-        <m:r>
-          <m:rPr>
-            <m:sty m:val="p"/>
-          </m:rPr>
-          <m:t>≈</m:t>
-        </m:r>
-        <m:r>
-          <m:t>55</m:t>
-        </m:r>
-        <m:r>
-          <m:rPr>
-            <m:sty m:val="p"/>
-          </m:rPr>
-          <m:t>%</m:t>
-        </m:r>
-      </m:oMath>
-      <w:r>
-        <w:t xml:space="preserve">) yields an operational PPV of only</w:t>
-      </w:r>
-      <w:r>
-        <w:t xml:space="preserve"> </w:t>
-      </w:r>
-      <m:oMath>
-        <m:r>
-          <m:rPr>
-            <m:sty m:val="p"/>
-          </m:rPr>
-          <m:t>≈</m:t>
-        </m:r>
-        <m:r>
-          <m:t>3.3</m:t>
-        </m:r>
-        <m:r>
-          <m:rPr>
-            <m:sty m:val="p"/>
-          </m:rPr>
-          <m:t>%</m:t>
-        </m:r>
-      </m:oMath>
-      <w:r>
-        <w:t xml:space="preserve">:</w:t>
-      </w:r>
-      <w:r>
-        <w:t xml:space="preserve"> </w:t>
-      </w:r>
-      <w:r>
-        <w:t xml:space="preserve">roughly 1 in 30 flagged airframes would experience a crash, while 29 of 30 would be false alarms. The metric serves as a</w:t>
-      </w:r>
-      <w:r>
-        <w:t xml:space="preserve"> </w:t>
-      </w:r>
-      <w:r>
-        <w:t xml:space="preserve">broad maintenance inspection filter, not an operational crash warning.</w:t>
+        <w:t xml:space="preserve">, 30.1 inspections per detected crash). In both cases, the metric</w:t>
+      </w:r>
+      <w:r>
+        <w:t xml:space="preserve"> </w:t>
+      </w:r>
+      <w:r>
+        <w:t xml:space="preserve">serves as a broad maintenance inspection filter rather than an operational crash warning.</w:t>
       </w:r>
     </w:p>
     <w:bookmarkStart w:id="47" w:name="_9361c5dba1dea8da31b0aed692bc5b019a98a7f"/>
@@ -8805,7 +9574,7 @@
       <w:r>
         <w:drawing>
           <wp:inline>
-            <wp:extent cx="4160520" cy="2277307"/>
+            <wp:extent cx="4160520" cy="2281666"/>
             <wp:effectExtent b="0" l="0" r="0" t="0"/>
             <wp:docPr descr="" title="" id="45" name="Picture"/>
             <a:graphic>
@@ -8826,7 +9595,7 @@
                   <pic:spPr bwMode="auto">
                     <a:xfrm>
                       <a:off x="0" y="0"/>
-                      <a:ext cx="4160520" cy="2277307"/>
+                      <a:ext cx="4160520" cy="2281666"/>
                     </a:xfrm>
                     <a:prstGeom prst="rect">
                       <a:avLst/>
@@ -9089,13 +9858,25 @@
         <w:t xml:space="preserve"> </w:t>
       </w:r>
       <w:r>
-        <w:t xml:space="preserve">sets) indicates that many pre-crash flights in the public archive occurred during the same flight session or day. This</w:t>
-      </w:r>
-      <w:r>
-        <w:t xml:space="preserve"> </w:t>
-      </w:r>
-      <w:r>
-        <w:t xml:space="preserve">points to potential confounding by development or tuning sessions rather than progressive operational degradation: the</w:t>
+        <w:t xml:space="preserve">sets) indicates that many pre-crash flights in the public archive occurred during the same flight session or day. The archive</w:t>
+      </w:r>
+      <w:r>
+        <w:t xml:space="preserve"> </w:t>
+      </w:r>
+      <w:r>
+        <w:t xml:space="preserve">index did not record intra-day flight sequence, though parsing raw GPS timestamps in future work could establish whether</w:t>
+      </w:r>
+      <w:r>
+        <w:t xml:space="preserve"> </w:t>
+      </w:r>
+      <w:r>
+        <w:t xml:space="preserve">crash-day flights immediately preceded the crash. This points to potential confounding by development or tuning sessions</w:t>
+      </w:r>
+      <w:r>
+        <w:t xml:space="preserve"> </w:t>
+      </w:r>
+      <w:r>
+        <w:t xml:space="preserve">rather than progressive operational degradation: the</w:t>
       </w:r>
       <w:r>
         <w:t xml:space="preserve"> </w:t>
@@ -9107,7 +9888,13 @@
         <w:t xml:space="preserve"> </w:t>
       </w:r>
       <w:r>
-        <w:t xml:space="preserve">(vibration reflecting mechanical wear over time) competes directly with an</w:t>
+        <w:t xml:space="preserve">(vibration reflecting mechanical wear over time)</w:t>
+      </w:r>
+      <w:r>
+        <w:t xml:space="preserve"> </w:t>
+      </w:r>
+      <w:r>
+        <w:t xml:space="preserve">competes directly with an</w:t>
       </w:r>
       <w:r>
         <w:t xml:space="preserve"> </w:t>
@@ -9119,19 +9906,19 @@
         <w:t xml:space="preserve"> </w:t>
       </w:r>
       <w:r>
-        <w:t xml:space="preserve">view (poorly tuned or prototype drones vibrate more and crash during testing). Furthermore, matching was limited to</w:t>
-      </w:r>
-      <w:r>
-        <w:t xml:space="preserve"> </w:t>
-      </w:r>
-      <w:r>
-        <w:t xml:space="preserve">flight controller hardware, PX4 major.minor version and vehicle type; it did not control for propellers, payload, airframe</w:t>
-      </w:r>
-      <w:r>
-        <w:t xml:space="preserve"> </w:t>
-      </w:r>
-      <w:r>
-        <w:t xml:space="preserve">size, or operator identity, so controls from the same operator were not clustered.</w:t>
+        <w:t xml:space="preserve">view (poorly tuned or prototype drones vibrate more and crash during</w:t>
+      </w:r>
+      <w:r>
+        <w:t xml:space="preserve"> </w:t>
+      </w:r>
+      <w:r>
+        <w:t xml:space="preserve">testing). Furthermore, matching was limited to flight controller hardware, PX4 major.minor version and vehicle type; it did</w:t>
+      </w:r>
+      <w:r>
+        <w:t xml:space="preserve"> </w:t>
+      </w:r>
+      <w:r>
+        <w:t xml:space="preserve">not control for propellers, payload, airframe size, or operator identity, so controls from the same operator were not clustered.</w:t>
       </w:r>
     </w:p>
     <w:p>
@@ -10133,7 +10920,7 @@
       <w:r>
         <w:drawing>
           <wp:inline>
-            <wp:extent cx="4160520" cy="2603928"/>
+            <wp:extent cx="4160520" cy="2601925"/>
             <wp:effectExtent b="0" l="0" r="0" t="0"/>
             <wp:docPr descr="" title="" id="56" name="Picture"/>
             <a:graphic>
@@ -10154,7 +10941,7 @@
                   <pic:spPr bwMode="auto">
                     <a:xfrm>
                       <a:off x="0" y="0"/>
-                      <a:ext cx="4160520" cy="2603928"/>
+                      <a:ext cx="4160520" cy="2601925"/>
                     </a:xfrm>
                     <a:prstGeom prst="rect">
                       <a:avLst/>
@@ -10254,25 +11041,7 @@
         <w:t xml:space="preserve"> </w:t>
       </w:r>
       <w:r>
-        <w:t xml:space="preserve">it (Table 8): wrong answers ranged from 6 to 38 of 60 (10–63%). Single-agent right and wrong counts do not</w:t>
-      </w:r>
-      <w:r>
-        <w:t xml:space="preserve"> </w:t>
-      </w:r>
-      <w:r>
-        <w:t xml:space="preserve">sum to 60 because models abstained or had formatting parse failures: gemma3:4b and phi4-mini abstained on 50 cases (scoring</w:t>
-      </w:r>
-      <w:r>
-        <w:t xml:space="preserve"> </w:t>
-      </w:r>
-      <w:r>
-        <w:t xml:space="preserve">10 right and 0 wrong), qwen2.5:3b abstained on 7 cases (9 right, 44 wrong), and qwen3:4b failed to follow the requested</w:t>
-      </w:r>
-      <w:r>
-        <w:t xml:space="preserve"> </w:t>
-      </w:r>
-      <w:r>
-        <w:t xml:space="preserve">JSON output schema on 19 cases, resulting in parse failures (0 right, 41 wrong).</w:t>
+        <w:t xml:space="preserve">it (Table 8): wrong answers ranged from 6 to 38 of 60 (10–63%).</w:t>
       </w:r>
     </w:p>
     <w:p>
@@ -10280,31 +11049,275 @@
         <w:pStyle w:val="BodyText"/>
       </w:pPr>
       <w:r>
-        <w:t xml:space="preserve">In the adversarial robustness test, planting a compromised reviewer who advocated for a designated incorrect cause</w:t>
-      </w:r>
-      <w:r>
-        <w:t xml:space="preserve"> </w:t>
-      </w:r>
-      <w:r>
-        <w:t xml:space="preserve">flipped the panel’s consensus in 45 to 56 of 60 cases. This confirms that multi-agent voting consensus without cryptographic</w:t>
-      </w:r>
-      <w:r>
-        <w:t xml:space="preserve"> </w:t>
-      </w:r>
-      <w:r>
-        <w:t xml:space="preserve">or factual proof remains vulnerable to rogue reviewers. Separately, 40 hostile injection strings planted in uploader fields</w:t>
-      </w:r>
-      <w:r>
-        <w:t xml:space="preserve"> </w:t>
-      </w:r>
-      <w:r>
-        <w:t xml:space="preserve">never reached any model prompt because the pipeline deterministically extracts numeric facts into code, preventing</w:t>
-      </w:r>
-      <w:r>
-        <w:t xml:space="preserve"> </w:t>
-      </w:r>
-      <w:r>
-        <w:t xml:space="preserve">prompt injection by construction.</w:t>
+        <w:t xml:space="preserve">Reporting coverage (share of cases decided) and accuracy-when-answering separately clarifies the failure mechanisms of</w:t>
+      </w:r>
+      <w:r>
+        <w:t xml:space="preserve"> </w:t>
+      </w:r>
+      <w:r>
+        <w:t xml:space="preserve">individual models. The single-agent configurations of</w:t>
+      </w:r>
+      <w:r>
+        <w:t xml:space="preserve"> </w:t>
+      </w:r>
+      <w:r>
+        <w:rPr>
+          <w:rStyle w:val="VerbatimChar"/>
+        </w:rPr>
+        <w:t xml:space="preserve">gemma3:4b</w:t>
+      </w:r>
+      <w:r>
+        <w:t xml:space="preserve"> </w:t>
+      </w:r>
+      <w:r>
+        <w:t xml:space="preserve">and</w:t>
+      </w:r>
+      <w:r>
+        <w:t xml:space="preserve"> </w:t>
+      </w:r>
+      <w:r>
+        <w:rPr>
+          <w:rStyle w:val="VerbatimChar"/>
+        </w:rPr>
+        <w:t xml:space="preserve">phi4-mini</w:t>
+      </w:r>
+      <w:r>
+        <w:t xml:space="preserve"> </w:t>
+      </w:r>
+      <w:r>
+        <w:t xml:space="preserve">abstained on all 50 cases</w:t>
+      </w:r>
+      <w:r>
+        <w:t xml:space="preserve"> </w:t>
+      </w:r>
+      <w:r>
+        <w:t xml:space="preserve">with an active cause (0% active coverage); their 10</w:t>
+      </w:r>
+      <w:r>
+        <w:t xml:space="preserve"> </w:t>
+      </w:r>
+      <w:r>
+        <w:t xml:space="preserve">“right”</w:t>
+      </w:r>
+      <w:r>
+        <w:t xml:space="preserve"> </w:t>
+      </w:r>
+      <w:r>
+        <w:t xml:space="preserve">scores stemmed entirely from correctly leaving the 10</w:t>
+      </w:r>
+      <w:r>
+        <w:t xml:space="preserve"> </w:t>
+      </w:r>
+      <w:r>
+        <w:t xml:space="preserve">no-cause cases open.</w:t>
+      </w:r>
+      <w:r>
+        <w:t xml:space="preserve"> </w:t>
+      </w:r>
+      <w:r>
+        <w:rPr>
+          <w:rStyle w:val="VerbatimChar"/>
+        </w:rPr>
+        <w:t xml:space="preserve">qwen2.5:3b</w:t>
+      </w:r>
+      <w:r>
+        <w:t xml:space="preserve"> </w:t>
+      </w:r>
+      <w:r>
+        <w:t xml:space="preserve">answered 53 of 60 cases (88% coverage) but achieved only 17.0% accuracy when</w:t>
+      </w:r>
+      <w:r>
+        <w:t xml:space="preserve"> </w:t>
+      </w:r>
+      <w:r>
+        <w:t xml:space="preserve">answering (9 right, 44 wrong), which is indistinguishable from random guessing across the six cause classes (16.7%).</w:t>
+      </w:r>
+      <w:r>
+        <w:t xml:space="preserve"> </w:t>
+      </w:r>
+      <w:r>
+        <w:rPr>
+          <w:rStyle w:val="VerbatimChar"/>
+        </w:rPr>
+        <w:t xml:space="preserve">qwen3:4b</w:t>
+      </w:r>
+      <w:r>
+        <w:t xml:space="preserve"> </w:t>
+      </w:r>
+      <w:r>
+        <w:t xml:space="preserve">suffered complete mode collapse on decided cases: across the 41 cases it answered (the remaining 19</w:t>
+      </w:r>
+      <w:r>
+        <w:t xml:space="preserve"> </w:t>
+      </w:r>
+      <w:r>
+        <w:t xml:space="preserve">failed JSON schema parsing), it attributed all 41 to</w:t>
+      </w:r>
+      <w:r>
+        <w:t xml:space="preserve"> </w:t>
+      </w:r>
+      <w:r>
+        <w:rPr>
+          <w:rStyle w:val="VerbatimChar"/>
+        </w:rPr>
+        <w:t xml:space="preserve">PLAN_OR_ROUTE_ISSUE</w:t>
+      </w:r>
+      <w:r>
+        <w:t xml:space="preserve">, yielding 0 right, 41 wrong (0%</w:t>
+      </w:r>
+      <w:r>
+        <w:t xml:space="preserve"> </w:t>
+      </w:r>
+      <w:r>
+        <w:t xml:space="preserve">accuracy when answering).</w:t>
+      </w:r>
+    </w:p>
+    <w:p>
+      <w:pPr>
+        <w:pStyle w:val="BodyText"/>
+      </w:pPr>
+      <w:r>
+        <w:t xml:space="preserve">Multi-agent panel deliberation increased coverage for</w:t>
+      </w:r>
+      <w:r>
+        <w:t xml:space="preserve"> </w:t>
+      </w:r>
+      <w:r>
+        <w:rPr>
+          <w:rStyle w:val="VerbatimChar"/>
+        </w:rPr>
+        <w:t xml:space="preserve">gemma3:4b</w:t>
+      </w:r>
+      <w:r>
+        <w:t xml:space="preserve"> </w:t>
+      </w:r>
+      <w:r>
+        <w:t xml:space="preserve">and</w:t>
+      </w:r>
+      <w:r>
+        <w:t xml:space="preserve"> </w:t>
+      </w:r>
+      <w:r>
+        <w:rPr>
+          <w:rStyle w:val="VerbatimChar"/>
+        </w:rPr>
+        <w:t xml:space="preserve">phi4-mini</w:t>
+      </w:r>
+      <w:r>
+        <w:t xml:space="preserve"> </w:t>
+      </w:r>
+      <w:r>
+        <w:t xml:space="preserve">to 65%, but accuracy when</w:t>
+      </w:r>
+      <w:r>
+        <w:t xml:space="preserve"> </w:t>
+      </w:r>
+      <w:r>
+        <w:t xml:space="preserve">answering remained low for</w:t>
+      </w:r>
+      <w:r>
+        <w:t xml:space="preserve"> </w:t>
+      </w:r>
+      <w:r>
+        <w:rPr>
+          <w:rStyle w:val="VerbatimChar"/>
+        </w:rPr>
+        <w:t xml:space="preserve">gemma3</w:t>
+      </w:r>
+      <w:r>
+        <w:t xml:space="preserve"> </w:t>
+      </w:r>
+      <w:r>
+        <w:t xml:space="preserve">(7.7%, 3 of 39) and modest for</w:t>
+      </w:r>
+      <w:r>
+        <w:t xml:space="preserve"> </w:t>
+      </w:r>
+      <w:r>
+        <w:rPr>
+          <w:rStyle w:val="VerbatimChar"/>
+        </w:rPr>
+        <w:t xml:space="preserve">phi4</w:t>
+      </w:r>
+      <w:r>
+        <w:t xml:space="preserve"> </w:t>
+      </w:r>
+      <w:r>
+        <w:t xml:space="preserve">(51.3%, 20 of 39).</w:t>
+      </w:r>
+      <w:r>
+        <w:t xml:space="preserve"> </w:t>
+      </w:r>
+      <w:r>
+        <w:rPr>
+          <w:rStyle w:val="VerbatimChar"/>
+        </w:rPr>
+        <w:t xml:space="preserve">qwen2.5:3b</w:t>
+      </w:r>
+      <w:r>
+        <w:t xml:space="preserve"> </w:t>
+      </w:r>
+      <w:r>
+        <w:t xml:space="preserve">achieved 62.5% accuracy when answering in the panel (10 right, 6 wrong), but deferred on 73% of cases</w:t>
+      </w:r>
+      <w:r>
+        <w:t xml:space="preserve"> </w:t>
+      </w:r>
+      <w:r>
+        <w:t xml:space="preserve">(16 answered).</w:t>
+      </w:r>
+      <w:r>
+        <w:t xml:space="preserve"> </w:t>
+      </w:r>
+      <w:r>
+        <w:rPr>
+          <w:rStyle w:val="VerbatimChar"/>
+        </w:rPr>
+        <w:t xml:space="preserve">qwen3:4b</w:t>
+      </w:r>
+      <w:r>
+        <w:t xml:space="preserve"> </w:t>
+      </w:r>
+      <w:r>
+        <w:t xml:space="preserve">reached 30.9% accuracy when answering (17 of 55).</w:t>
+      </w:r>
+    </w:p>
+    <w:p>
+      <w:pPr>
+        <w:pStyle w:val="BodyText"/>
+      </w:pPr>
+      <w:r>
+        <w:t xml:space="preserve">In the adversarial robustness test, we conducted a worst-case sensitivity sweep where a single compromised reviewer systematically</w:t>
+      </w:r>
+      <w:r>
+        <w:t xml:space="preserve"> </w:t>
+      </w:r>
+      <w:r>
+        <w:t xml:space="preserve">advocated for a designated incorrect cause across both voting rounds. This adversary successfully flipped the panel’s consensus in 45</w:t>
+      </w:r>
+      <w:r>
+        <w:t xml:space="preserve"> </w:t>
+      </w:r>
+      <w:r>
+        <w:t xml:space="preserve">to 56 of 60 cases (Table 8). This highlights that multi-agent consensus voting without cryptographic proofs or</w:t>
+      </w:r>
+      <w:r>
+        <w:t xml:space="preserve"> </w:t>
+      </w:r>
+      <w:r>
+        <w:t xml:space="preserve">fact-citation enforcement remains vulnerable to rogue reviewers. In contrast, 40 hostile prompt-injection strings planted in</w:t>
+      </w:r>
+      <w:r>
+        <w:t xml:space="preserve"> </w:t>
+      </w:r>
+      <w:r>
+        <w:t xml:space="preserve">uploader-controlled fields never reached any model prompt because the pipeline deterministically extracts numeric telemetry into</w:t>
+      </w:r>
+      <w:r>
+        <w:t xml:space="preserve"> </w:t>
+      </w:r>
+      <w:r>
+        <w:t xml:space="preserve">code, preventing direct prompt injection by construction.</w:t>
       </w:r>
     </w:p>
     <w:bookmarkStart w:id="60" w:name="_e9a1c7ab9cd062877714c77f2a5f253f301b820"/>
@@ -10313,13 +11326,13 @@
         <w:pStyle w:val="TableCaption"/>
       </w:pPr>
       <w:r>
-        <w:t xml:space="preserve">Table 8. Language-model review panels on 60 generated cases: counts, with 95% Wilson intervals for the share of all</w:t>
-      </w:r>
-      <w:r>
-        <w:t xml:space="preserve"> </w:t>
-      </w:r>
-      <w:r>
-        <w:t xml:space="preserve">60 cases.</w:t>
+        <w:t xml:space="preserve">Table 8. Language-model review panels on 60 generated cases: counts of right (R), wrong (W), and deferred (Def) cases,</w:t>
+      </w:r>
+      <w:r>
+        <w:t xml:space="preserve"> </w:t>
+      </w:r>
+      <w:r>
+        <w:t xml:space="preserve">with coverage (Cov., share of cases decided) and accuracy when answering (Acc.).</w:t>
       </w:r>
       <w:r>
         <w:t xml:space="preserve"> </w:t>
@@ -10331,27 +11344,27 @@
         <w:t xml:space="preserve"> </w:t>
       </w:r>
       <w:r>
-        <w:t xml:space="preserve">counts naming the true cause or correctly leaving a no-cause case open. Single-agent counts do not</w:t>
-      </w:r>
-      <w:r>
-        <w:t xml:space="preserve"> </w:t>
-      </w:r>
-      <w:r>
-        <w:t xml:space="preserve">sum to 60 due to abstentions or schema parse failures (gemma3: 50 abstained; phi4: 50 abstained; qwen2.5: 7 abstained;</w:t>
-      </w:r>
-      <w:r>
-        <w:t xml:space="preserve"> </w:t>
-      </w:r>
-      <w:r>
-        <w:t xml:space="preserve">qwen3: 19 parse failures).</w:t>
+        <w:t xml:space="preserve">includes correctly leaving a</w:t>
+      </w:r>
+      <w:r>
+        <w:t xml:space="preserve"> </w:t>
+      </w:r>
+      <w:r>
+        <w:t xml:space="preserve">no-cause case open. Single-agent gemma3 and phi4 answered only the 10 no-cause cases (0% coverage on active causes).</w:t>
+      </w:r>
+      <w:r>
+        <w:t xml:space="preserve"> </w:t>
+      </w:r>
+      <w:r>
+        <w:t xml:space="preserve">Adversary flips show consensus changes caused by a single compromised reviewer in a worst-case sweep.</w:t>
       </w:r>
     </w:p>
     <w:tbl>
       <w:tblPr>
         <w:tblStyle w:val="Table"/>
         <w:tblW w:type="pct" w:w="5000"/>
-        <w:tblLook w:firstRow="1" w:lastRow="0" w:firstColumn="0" w:lastColumn="0" w:noHBand="0" w:noVBand="0" w:val="0020"/>
-        <w:tblCaption w:val="Table 8. Language-model review panels on 60 generated cases: counts, with 95% Wilson intervals for the share of all 60 cases. “Right” counts naming the true cause or correctly leaving a no-cause case open. Single-agent counts do not sum to 60 due to abstentions or schema parse failures (gemma3: 50 abstained; phi4: 50 abstained; qwen2.5: 7 abstained; qwen3: 19 parse failures)."/>
+        <w:tblLook w:firstRow="0" w:lastRow="0" w:firstColumn="0" w:lastColumn="0" w:noHBand="0" w:noVBand="0" w:val="0000"/>
+        <w:tblCaption w:val="Table 8. Language-model review panels on 60 generated cases: counts of right (R), wrong (W), and deferred (Def) cases, with coverage (Cov., share of cases decided) and accuracy when answering (Acc.). “Right” includes correctly leaving a no-cause case open. Single-agent gemma3 and phi4 answered only the 10 no-cause cases (0% coverage on active causes). Adversary flips show consensus changes caused by a single compromised reviewer in a worst-case sweep."/>
         <w:tblBorders>
           <w:top w:val="single" w:sz="4" w:color="808080"/>
           <w:left w:val="single" w:sz="4" w:color="808080"/>
@@ -10362,93 +11375,74 @@
         </w:tblBorders>
       </w:tblPr>
       <w:tblGrid>
-        <w:gridCol w:w="1584"/>
-        <w:gridCol w:w="1584"/>
-        <w:gridCol w:w="1584"/>
-        <w:gridCol w:w="1584"/>
-        <w:gridCol w:w="1584"/>
+        <w:gridCol w:w="990"/>
+        <w:gridCol w:w="990"/>
+        <w:gridCol w:w="990"/>
+        <w:gridCol w:w="990"/>
+        <w:gridCol w:w="990"/>
+        <w:gridCol w:w="990"/>
+        <w:gridCol w:w="990"/>
+        <w:gridCol w:w="990"/>
       </w:tblGrid>
       <w:tr>
-        <w:trPr>
-          <w:tblHeader w:val="on"/>
-        </w:trPr>
-        <w:tc>
-          <w:tcPr/>
-          <w:p>
-            <w:pPr>
-              <w:pStyle w:val="Compact"/>
-              <w:spacing w:line="240" w:lineRule="auto"/>
-              <w:jc w:val="left"/>
-            </w:pPr>
-            <w:r>
-              <w:rPr>
-                <w:sz w:val="19"/>
-              </w:rPr>
-              <w:t xml:space="preserve">Method</w:t>
-            </w:r>
-          </w:p>
-        </w:tc>
-        <w:tc>
-          <w:tcPr/>
-          <w:p>
-            <w:pPr>
-              <w:pStyle w:val="Compact"/>
-              <w:spacing w:line="240" w:lineRule="auto"/>
-              <w:jc w:val="left"/>
-            </w:pPr>
-            <w:r>
-              <w:rPr>
-                <w:sz w:val="19"/>
-              </w:rPr>
-              <w:t xml:space="preserve">Single agent: right / wrong</w:t>
-            </w:r>
-          </w:p>
-        </w:tc>
-        <w:tc>
-          <w:tcPr/>
-          <w:p>
-            <w:pPr>
-              <w:pStyle w:val="Compact"/>
-              <w:spacing w:line="240" w:lineRule="auto"/>
-              <w:jc w:val="left"/>
-            </w:pPr>
-            <w:r>
-              <w:rPr>
-                <w:sz w:val="19"/>
-              </w:rPr>
-              <w:t xml:space="preserve">Panel: right</w:t>
-            </w:r>
-          </w:p>
-        </w:tc>
-        <w:tc>
-          <w:tcPr/>
-          <w:p>
-            <w:pPr>
-              <w:pStyle w:val="Compact"/>
-              <w:spacing w:line="240" w:lineRule="auto"/>
-              <w:jc w:val="left"/>
-            </w:pPr>
-            <w:r>
-              <w:rPr>
-                <w:sz w:val="19"/>
-              </w:rPr>
-              <w:t xml:space="preserve">Panel: wrong</w:t>
-            </w:r>
-          </w:p>
-        </w:tc>
-        <w:tc>
-          <w:tcPr/>
-          <w:p>
-            <w:pPr>
-              <w:pStyle w:val="Compact"/>
-              <w:spacing w:line="240" w:lineRule="auto"/>
-              <w:jc w:val="left"/>
-            </w:pPr>
-            <w:r>
-              <w:rPr>
-                <w:sz w:val="19"/>
-              </w:rPr>
-              <w:t xml:space="preserve">Panel answer changed by one adversary</w:t>
+        <w:tc>
+          <w:tcPr/>
+          <w:p>
+            <w:pPr>
+              <w:pStyle w:val="Compact"/>
+              <w:spacing w:line="240" w:lineRule="auto"/>
+            </w:pPr>
+          </w:p>
+        </w:tc>
+        <w:tc>
+          <w:tcPr>
+            <w:gridSpan w:val="3"/>
+          </w:tcPr>
+          <w:p>
+            <w:pPr>
+              <w:pStyle w:val="Compact"/>
+              <w:spacing w:line="240" w:lineRule="auto"/>
+              <w:jc w:val="center"/>
+            </w:pPr>
+            <w:r>
+              <w:rPr>
+                <w:sz w:val="19"/>
+              </w:rPr>
+              <w:t xml:space="preserve">Single agent</w:t>
+            </w:r>
+          </w:p>
+        </w:tc>
+        <w:tc>
+          <w:tcPr>
+            <w:gridSpan w:val="3"/>
+          </w:tcPr>
+          <w:p>
+            <w:pPr>
+              <w:pStyle w:val="Compact"/>
+              <w:spacing w:line="240" w:lineRule="auto"/>
+              <w:jc w:val="center"/>
+            </w:pPr>
+            <w:r>
+              <w:rPr>
+                <w:sz w:val="19"/>
+              </w:rPr>
+              <w:t xml:space="preserve">Review panel</w:t>
+            </w:r>
+          </w:p>
+        </w:tc>
+        <w:tc>
+          <w:tcPr/>
+          <w:p>
+            <w:pPr>
+              <w:pStyle w:val="Compact"/>
+              <w:spacing w:line="240" w:lineRule="auto"/>
+              <w:jc w:val="center"/>
+            </w:pPr>
+            <w:r>
+              <w:rPr>
+                <w:sz w:val="19"/>
+              </w:rPr>
+              <w:t xml:space="preserve">Compromised</w:t>
             </w:r>
           </w:p>
         </w:tc>
@@ -10466,71 +11460,119 @@
               <w:rPr>
                 <w:sz w:val="19"/>
               </w:rPr>
-              <w:t xml:space="preserve">Fixed rule (no model)</w:t>
-            </w:r>
-          </w:p>
-        </w:tc>
-        <w:tc>
-          <w:tcPr/>
-          <w:p>
-            <w:pPr>
-              <w:pStyle w:val="Compact"/>
-              <w:spacing w:line="240" w:lineRule="auto"/>
-              <w:jc w:val="left"/>
-            </w:pPr>
-            <w:r>
-              <w:rPr>
-                <w:sz w:val="19"/>
-              </w:rPr>
-              <w:t xml:space="preserve">45 (63–84%) / 0 (0–6%)</w:t>
-            </w:r>
-          </w:p>
-        </w:tc>
-        <w:tc>
-          <w:tcPr/>
-          <w:p>
-            <w:pPr>
-              <w:pStyle w:val="Compact"/>
-              <w:spacing w:line="240" w:lineRule="auto"/>
-              <w:jc w:val="left"/>
-            </w:pPr>
-            <w:r>
-              <w:rPr>
-                <w:sz w:val="19"/>
-              </w:rPr>
-              <w:t xml:space="preserve">–</w:t>
-            </w:r>
-          </w:p>
-        </w:tc>
-        <w:tc>
-          <w:tcPr/>
-          <w:p>
-            <w:pPr>
-              <w:pStyle w:val="Compact"/>
-              <w:spacing w:line="240" w:lineRule="auto"/>
-              <w:jc w:val="left"/>
-            </w:pPr>
-            <w:r>
-              <w:rPr>
-                <w:sz w:val="19"/>
-              </w:rPr>
-              <w:t xml:space="preserve">–</w:t>
-            </w:r>
-          </w:p>
-        </w:tc>
-        <w:tc>
-          <w:tcPr/>
-          <w:p>
-            <w:pPr>
-              <w:pStyle w:val="Compact"/>
-              <w:spacing w:line="240" w:lineRule="auto"/>
-              <w:jc w:val="left"/>
-            </w:pPr>
-            <w:r>
-              <w:rPr>
-                <w:sz w:val="19"/>
-              </w:rPr>
-              <w:t xml:space="preserve">–</w:t>
+              <w:t xml:space="preserve">Method</w:t>
+            </w:r>
+          </w:p>
+        </w:tc>
+        <w:tc>
+          <w:tcPr/>
+          <w:p>
+            <w:pPr>
+              <w:pStyle w:val="Compact"/>
+              <w:spacing w:line="240" w:lineRule="auto"/>
+              <w:jc w:val="center"/>
+            </w:pPr>
+            <w:r>
+              <w:rPr>
+                <w:sz w:val="19"/>
+              </w:rPr>
+              <w:t xml:space="preserve">R / W / Def</w:t>
+            </w:r>
+          </w:p>
+        </w:tc>
+        <w:tc>
+          <w:tcPr/>
+          <w:p>
+            <w:pPr>
+              <w:pStyle w:val="Compact"/>
+              <w:spacing w:line="240" w:lineRule="auto"/>
+              <w:jc w:val="center"/>
+            </w:pPr>
+            <w:r>
+              <w:rPr>
+                <w:sz w:val="19"/>
+              </w:rPr>
+              <w:t xml:space="preserve">Cov.</w:t>
+            </w:r>
+          </w:p>
+        </w:tc>
+        <w:tc>
+          <w:tcPr/>
+          <w:p>
+            <w:pPr>
+              <w:pStyle w:val="Compact"/>
+              <w:spacing w:line="240" w:lineRule="auto"/>
+              <w:jc w:val="center"/>
+            </w:pPr>
+            <w:r>
+              <w:rPr>
+                <w:sz w:val="19"/>
+              </w:rPr>
+              <w:t xml:space="preserve">Acc.</w:t>
+            </w:r>
+          </w:p>
+        </w:tc>
+        <w:tc>
+          <w:tcPr/>
+          <w:p>
+            <w:pPr>
+              <w:pStyle w:val="Compact"/>
+              <w:spacing w:line="240" w:lineRule="auto"/>
+              <w:jc w:val="center"/>
+            </w:pPr>
+            <w:r>
+              <w:rPr>
+                <w:sz w:val="19"/>
+              </w:rPr>
+              <w:t xml:space="preserve">R / W / Def</w:t>
+            </w:r>
+          </w:p>
+        </w:tc>
+        <w:tc>
+          <w:tcPr/>
+          <w:p>
+            <w:pPr>
+              <w:pStyle w:val="Compact"/>
+              <w:spacing w:line="240" w:lineRule="auto"/>
+              <w:jc w:val="center"/>
+            </w:pPr>
+            <w:r>
+              <w:rPr>
+                <w:sz w:val="19"/>
+              </w:rPr>
+              <w:t xml:space="preserve">Cov.</w:t>
+            </w:r>
+          </w:p>
+        </w:tc>
+        <w:tc>
+          <w:tcPr/>
+          <w:p>
+            <w:pPr>
+              <w:pStyle w:val="Compact"/>
+              <w:spacing w:line="240" w:lineRule="auto"/>
+              <w:jc w:val="center"/>
+            </w:pPr>
+            <w:r>
+              <w:rPr>
+                <w:sz w:val="19"/>
+              </w:rPr>
+              <w:t xml:space="preserve">Acc.</w:t>
+            </w:r>
+          </w:p>
+        </w:tc>
+        <w:tc>
+          <w:tcPr/>
+          <w:p>
+            <w:pPr>
+              <w:pStyle w:val="Compact"/>
+              <w:spacing w:line="240" w:lineRule="auto"/>
+              <w:jc w:val="center"/>
+            </w:pPr>
+            <w:r>
+              <w:rPr>
+                <w:sz w:val="19"/>
+              </w:rPr>
+              <w:t xml:space="preserve">Flips / 60</w:t>
             </w:r>
           </w:p>
         </w:tc>
@@ -10548,71 +11590,119 @@
               <w:rPr>
                 <w:sz w:val="19"/>
               </w:rPr>
-              <w:t xml:space="preserve">gemma3:4b</w:t>
-            </w:r>
-          </w:p>
-        </w:tc>
-        <w:tc>
-          <w:tcPr/>
-          <w:p>
-            <w:pPr>
-              <w:pStyle w:val="Compact"/>
-              <w:spacing w:line="240" w:lineRule="auto"/>
-              <w:jc w:val="left"/>
-            </w:pPr>
-            <w:r>
-              <w:rPr>
-                <w:sz w:val="19"/>
-              </w:rPr>
-              <w:t xml:space="preserve">10 / 0</w:t>
-            </w:r>
-          </w:p>
-        </w:tc>
-        <w:tc>
-          <w:tcPr/>
-          <w:p>
-            <w:pPr>
-              <w:pStyle w:val="Compact"/>
-              <w:spacing w:line="240" w:lineRule="auto"/>
-              <w:jc w:val="left"/>
-            </w:pPr>
-            <w:r>
-              <w:rPr>
-                <w:sz w:val="19"/>
-              </w:rPr>
-              <w:t xml:space="preserve">3 (2–14%)</w:t>
-            </w:r>
-          </w:p>
-        </w:tc>
-        <w:tc>
-          <w:tcPr/>
-          <w:p>
-            <w:pPr>
-              <w:pStyle w:val="Compact"/>
-              <w:spacing w:line="240" w:lineRule="auto"/>
-              <w:jc w:val="left"/>
-            </w:pPr>
-            <w:r>
-              <w:rPr>
-                <w:sz w:val="19"/>
-              </w:rPr>
-              <w:t xml:space="preserve">36 (47–71%)</w:t>
-            </w:r>
-          </w:p>
-        </w:tc>
-        <w:tc>
-          <w:tcPr/>
-          <w:p>
-            <w:pPr>
-              <w:pStyle w:val="Compact"/>
-              <w:spacing w:line="240" w:lineRule="auto"/>
-              <w:jc w:val="left"/>
-            </w:pPr>
-            <w:r>
-              <w:rPr>
-                <w:sz w:val="19"/>
-              </w:rPr>
-              <w:t xml:space="preserve">49 of 60</w:t>
+              <w:t xml:space="preserve">Fixed rule (no model)</w:t>
+            </w:r>
+          </w:p>
+        </w:tc>
+        <w:tc>
+          <w:tcPr/>
+          <w:p>
+            <w:pPr>
+              <w:pStyle w:val="Compact"/>
+              <w:spacing w:line="240" w:lineRule="auto"/>
+              <w:jc w:val="center"/>
+            </w:pPr>
+            <w:r>
+              <w:rPr>
+                <w:sz w:val="19"/>
+              </w:rPr>
+              <w:t xml:space="preserve">45 / 0 / 15</w:t>
+            </w:r>
+          </w:p>
+        </w:tc>
+        <w:tc>
+          <w:tcPr/>
+          <w:p>
+            <w:pPr>
+              <w:pStyle w:val="Compact"/>
+              <w:spacing w:line="240" w:lineRule="auto"/>
+              <w:jc w:val="center"/>
+            </w:pPr>
+            <w:r>
+              <w:rPr>
+                <w:sz w:val="19"/>
+              </w:rPr>
+              <w:t xml:space="preserve">75%</w:t>
+            </w:r>
+          </w:p>
+        </w:tc>
+        <w:tc>
+          <w:tcPr/>
+          <w:p>
+            <w:pPr>
+              <w:pStyle w:val="Compact"/>
+              <w:spacing w:line="240" w:lineRule="auto"/>
+              <w:jc w:val="center"/>
+            </w:pPr>
+            <w:r>
+              <w:rPr>
+                <w:sz w:val="19"/>
+              </w:rPr>
+              <w:t xml:space="preserve">100%</w:t>
+            </w:r>
+          </w:p>
+        </w:tc>
+        <w:tc>
+          <w:tcPr/>
+          <w:p>
+            <w:pPr>
+              <w:pStyle w:val="Compact"/>
+              <w:spacing w:line="240" w:lineRule="auto"/>
+              <w:jc w:val="center"/>
+            </w:pPr>
+            <w:r>
+              <w:rPr>
+                <w:sz w:val="19"/>
+              </w:rPr>
+              <w:t xml:space="preserve">–</w:t>
+            </w:r>
+          </w:p>
+        </w:tc>
+        <w:tc>
+          <w:tcPr/>
+          <w:p>
+            <w:pPr>
+              <w:pStyle w:val="Compact"/>
+              <w:spacing w:line="240" w:lineRule="auto"/>
+              <w:jc w:val="center"/>
+            </w:pPr>
+            <w:r>
+              <w:rPr>
+                <w:sz w:val="19"/>
+              </w:rPr>
+              <w:t xml:space="preserve">–</w:t>
+            </w:r>
+          </w:p>
+        </w:tc>
+        <w:tc>
+          <w:tcPr/>
+          <w:p>
+            <w:pPr>
+              <w:pStyle w:val="Compact"/>
+              <w:spacing w:line="240" w:lineRule="auto"/>
+              <w:jc w:val="center"/>
+            </w:pPr>
+            <w:r>
+              <w:rPr>
+                <w:sz w:val="19"/>
+              </w:rPr>
+              <w:t xml:space="preserve">–</w:t>
+            </w:r>
+          </w:p>
+        </w:tc>
+        <w:tc>
+          <w:tcPr/>
+          <w:p>
+            <w:pPr>
+              <w:pStyle w:val="Compact"/>
+              <w:spacing w:line="240" w:lineRule="auto"/>
+              <w:jc w:val="center"/>
+            </w:pPr>
+            <w:r>
+              <w:rPr>
+                <w:sz w:val="19"/>
+              </w:rPr>
+              <w:t xml:space="preserve">–</w:t>
             </w:r>
           </w:p>
         </w:tc>
@@ -10628,73 +11718,156 @@
             </w:pPr>
             <w:r>
               <w:rPr>
-                <w:sz w:val="19"/>
-              </w:rPr>
-              <w:t xml:space="preserve">phi4-mini</w:t>
-            </w:r>
-          </w:p>
-        </w:tc>
-        <w:tc>
-          <w:tcPr/>
-          <w:p>
-            <w:pPr>
-              <w:pStyle w:val="Compact"/>
-              <w:spacing w:line="240" w:lineRule="auto"/>
-              <w:jc w:val="left"/>
-            </w:pPr>
-            <w:r>
-              <w:rPr>
-                <w:sz w:val="19"/>
-              </w:rPr>
-              <w:t xml:space="preserve">10 / 0</w:t>
-            </w:r>
-          </w:p>
-        </w:tc>
-        <w:tc>
-          <w:tcPr/>
-          <w:p>
-            <w:pPr>
-              <w:pStyle w:val="Compact"/>
-              <w:spacing w:line="240" w:lineRule="auto"/>
-              <w:jc w:val="left"/>
-            </w:pPr>
-            <w:r>
-              <w:rPr>
-                <w:sz w:val="19"/>
-              </w:rPr>
-              <w:t xml:space="preserve">20 (23–46%)</w:t>
-            </w:r>
-          </w:p>
-        </w:tc>
-        <w:tc>
-          <w:tcPr/>
-          <w:p>
-            <w:pPr>
-              <w:pStyle w:val="Compact"/>
-              <w:spacing w:line="240" w:lineRule="auto"/>
-              <w:jc w:val="left"/>
-            </w:pPr>
-            <w:r>
-              <w:rPr>
-                <w:sz w:val="19"/>
-              </w:rPr>
-              <w:t xml:space="preserve">19 (21–44%)</w:t>
-            </w:r>
-          </w:p>
-        </w:tc>
-        <w:tc>
-          <w:tcPr/>
-          <w:p>
-            <w:pPr>
-              <w:pStyle w:val="Compact"/>
-              <w:spacing w:line="240" w:lineRule="auto"/>
-              <w:jc w:val="left"/>
-            </w:pPr>
-            <w:r>
-              <w:rPr>
-                <w:sz w:val="19"/>
-              </w:rPr>
-              <w:t xml:space="preserve">56 of 60</w:t>
+                <w:rStyle w:val="VerbatimChar"/>
+                <w:sz w:val="19"/>
+              </w:rPr>
+              <w:t xml:space="preserve">gemma3:4b</w:t>
+            </w:r>
+          </w:p>
+        </w:tc>
+        <w:tc>
+          <w:tcPr/>
+          <w:p>
+            <w:pPr>
+              <w:pStyle w:val="Compact"/>
+              <w:spacing w:line="240" w:lineRule="auto"/>
+              <w:jc w:val="center"/>
+            </w:pPr>
+            <w:r>
+              <w:rPr>
+                <w:sz w:val="19"/>
+              </w:rPr>
+              <w:t xml:space="preserve">10 / 0 / 50</w:t>
+            </w:r>
+          </w:p>
+        </w:tc>
+        <w:tc>
+          <w:tcPr/>
+          <w:p>
+            <w:pPr>
+              <w:pStyle w:val="Compact"/>
+              <w:spacing w:line="240" w:lineRule="auto"/>
+              <w:jc w:val="center"/>
+            </w:pPr>
+            <w:r>
+              <w:rPr>
+                <w:sz w:val="19"/>
+              </w:rPr>
+              <w:t xml:space="preserve">17%</w:t>
+            </w:r>
+            <m:oMath>
+              <m:sSup>
+                <m:e>
+                  <m:r>
+                    <m:t>​</m:t>
+                  </m:r>
+                </m:e>
+                <m:sup>
+                  <m:r>
+                    <m:rPr>
+                      <m:sty m:val="p"/>
+                    </m:rPr>
+                    <m:t>†</m:t>
+                  </m:r>
+                </m:sup>
+              </m:sSup>
+            </m:oMath>
+          </w:p>
+        </w:tc>
+        <w:tc>
+          <w:tcPr/>
+          <w:p>
+            <w:pPr>
+              <w:pStyle w:val="Compact"/>
+              <w:spacing w:line="240" w:lineRule="auto"/>
+              <w:jc w:val="center"/>
+            </w:pPr>
+            <w:r>
+              <w:rPr>
+                <w:sz w:val="19"/>
+              </w:rPr>
+              <w:t xml:space="preserve">100%</w:t>
+            </w:r>
+            <m:oMath>
+              <m:sSup>
+                <m:e>
+                  <m:r>
+                    <m:t>​</m:t>
+                  </m:r>
+                </m:e>
+                <m:sup>
+                  <m:r>
+                    <m:rPr>
+                      <m:sty m:val="p"/>
+                    </m:rPr>
+                    <m:t>†</m:t>
+                  </m:r>
+                </m:sup>
+              </m:sSup>
+            </m:oMath>
+          </w:p>
+        </w:tc>
+        <w:tc>
+          <w:tcPr/>
+          <w:p>
+            <w:pPr>
+              <w:pStyle w:val="Compact"/>
+              <w:spacing w:line="240" w:lineRule="auto"/>
+              <w:jc w:val="center"/>
+            </w:pPr>
+            <w:r>
+              <w:rPr>
+                <w:sz w:val="19"/>
+              </w:rPr>
+              <w:t xml:space="preserve">3 / 36 / 21</w:t>
+            </w:r>
+          </w:p>
+        </w:tc>
+        <w:tc>
+          <w:tcPr/>
+          <w:p>
+            <w:pPr>
+              <w:pStyle w:val="Compact"/>
+              <w:spacing w:line="240" w:lineRule="auto"/>
+              <w:jc w:val="center"/>
+            </w:pPr>
+            <w:r>
+              <w:rPr>
+                <w:sz w:val="19"/>
+              </w:rPr>
+              <w:t xml:space="preserve">65%</w:t>
+            </w:r>
+          </w:p>
+        </w:tc>
+        <w:tc>
+          <w:tcPr/>
+          <w:p>
+            <w:pPr>
+              <w:pStyle w:val="Compact"/>
+              <w:spacing w:line="240" w:lineRule="auto"/>
+              <w:jc w:val="center"/>
+            </w:pPr>
+            <w:r>
+              <w:rPr>
+                <w:sz w:val="19"/>
+              </w:rPr>
+              <w:t xml:space="preserve">7.7%</w:t>
+            </w:r>
+          </w:p>
+        </w:tc>
+        <w:tc>
+          <w:tcPr/>
+          <w:p>
+            <w:pPr>
+              <w:pStyle w:val="Compact"/>
+              <w:spacing w:line="240" w:lineRule="auto"/>
+              <w:jc w:val="center"/>
+            </w:pPr>
+            <w:r>
+              <w:rPr>
+                <w:sz w:val="19"/>
+              </w:rPr>
+              <w:t xml:space="preserve">49</w:t>
             </w:r>
           </w:p>
         </w:tc>
@@ -10710,73 +11883,156 @@
             </w:pPr>
             <w:r>
               <w:rPr>
-                <w:sz w:val="19"/>
-              </w:rPr>
-              <w:t xml:space="preserve">qwen2.5:3b</w:t>
-            </w:r>
-          </w:p>
-        </w:tc>
-        <w:tc>
-          <w:tcPr/>
-          <w:p>
-            <w:pPr>
-              <w:pStyle w:val="Compact"/>
-              <w:spacing w:line="240" w:lineRule="auto"/>
-              <w:jc w:val="left"/>
-            </w:pPr>
-            <w:r>
-              <w:rPr>
-                <w:sz w:val="19"/>
-              </w:rPr>
-              <w:t xml:space="preserve">9 / 44</w:t>
-            </w:r>
-          </w:p>
-        </w:tc>
-        <w:tc>
-          <w:tcPr/>
-          <w:p>
-            <w:pPr>
-              <w:pStyle w:val="Compact"/>
-              <w:spacing w:line="240" w:lineRule="auto"/>
-              <w:jc w:val="left"/>
-            </w:pPr>
-            <w:r>
-              <w:rPr>
-                <w:sz w:val="19"/>
-              </w:rPr>
-              <w:t xml:space="preserve">10 (9–28%)</w:t>
-            </w:r>
-          </w:p>
-        </w:tc>
-        <w:tc>
-          <w:tcPr/>
-          <w:p>
-            <w:pPr>
-              <w:pStyle w:val="Compact"/>
-              <w:spacing w:line="240" w:lineRule="auto"/>
-              <w:jc w:val="left"/>
-            </w:pPr>
-            <w:r>
-              <w:rPr>
-                <w:sz w:val="19"/>
-              </w:rPr>
-              <w:t xml:space="preserve">6 (5–20%)</w:t>
-            </w:r>
-          </w:p>
-        </w:tc>
-        <w:tc>
-          <w:tcPr/>
-          <w:p>
-            <w:pPr>
-              <w:pStyle w:val="Compact"/>
-              <w:spacing w:line="240" w:lineRule="auto"/>
-              <w:jc w:val="left"/>
-            </w:pPr>
-            <w:r>
-              <w:rPr>
-                <w:sz w:val="19"/>
-              </w:rPr>
-              <w:t xml:space="preserve">54 of 60</w:t>
+                <w:rStyle w:val="VerbatimChar"/>
+                <w:sz w:val="19"/>
+              </w:rPr>
+              <w:t xml:space="preserve">phi4-mini</w:t>
+            </w:r>
+          </w:p>
+        </w:tc>
+        <w:tc>
+          <w:tcPr/>
+          <w:p>
+            <w:pPr>
+              <w:pStyle w:val="Compact"/>
+              <w:spacing w:line="240" w:lineRule="auto"/>
+              <w:jc w:val="center"/>
+            </w:pPr>
+            <w:r>
+              <w:rPr>
+                <w:sz w:val="19"/>
+              </w:rPr>
+              <w:t xml:space="preserve">10 / 0 / 50</w:t>
+            </w:r>
+          </w:p>
+        </w:tc>
+        <w:tc>
+          <w:tcPr/>
+          <w:p>
+            <w:pPr>
+              <w:pStyle w:val="Compact"/>
+              <w:spacing w:line="240" w:lineRule="auto"/>
+              <w:jc w:val="center"/>
+            </w:pPr>
+            <w:r>
+              <w:rPr>
+                <w:sz w:val="19"/>
+              </w:rPr>
+              <w:t xml:space="preserve">17%</w:t>
+            </w:r>
+            <m:oMath>
+              <m:sSup>
+                <m:e>
+                  <m:r>
+                    <m:t>​</m:t>
+                  </m:r>
+                </m:e>
+                <m:sup>
+                  <m:r>
+                    <m:rPr>
+                      <m:sty m:val="p"/>
+                    </m:rPr>
+                    <m:t>†</m:t>
+                  </m:r>
+                </m:sup>
+              </m:sSup>
+            </m:oMath>
+          </w:p>
+        </w:tc>
+        <w:tc>
+          <w:tcPr/>
+          <w:p>
+            <w:pPr>
+              <w:pStyle w:val="Compact"/>
+              <w:spacing w:line="240" w:lineRule="auto"/>
+              <w:jc w:val="center"/>
+            </w:pPr>
+            <w:r>
+              <w:rPr>
+                <w:sz w:val="19"/>
+              </w:rPr>
+              <w:t xml:space="preserve">100%</w:t>
+            </w:r>
+            <m:oMath>
+              <m:sSup>
+                <m:e>
+                  <m:r>
+                    <m:t>​</m:t>
+                  </m:r>
+                </m:e>
+                <m:sup>
+                  <m:r>
+                    <m:rPr>
+                      <m:sty m:val="p"/>
+                    </m:rPr>
+                    <m:t>†</m:t>
+                  </m:r>
+                </m:sup>
+              </m:sSup>
+            </m:oMath>
+          </w:p>
+        </w:tc>
+        <w:tc>
+          <w:tcPr/>
+          <w:p>
+            <w:pPr>
+              <w:pStyle w:val="Compact"/>
+              <w:spacing w:line="240" w:lineRule="auto"/>
+              <w:jc w:val="center"/>
+            </w:pPr>
+            <w:r>
+              <w:rPr>
+                <w:sz w:val="19"/>
+              </w:rPr>
+              <w:t xml:space="preserve">20 / 19 / 21</w:t>
+            </w:r>
+          </w:p>
+        </w:tc>
+        <w:tc>
+          <w:tcPr/>
+          <w:p>
+            <w:pPr>
+              <w:pStyle w:val="Compact"/>
+              <w:spacing w:line="240" w:lineRule="auto"/>
+              <w:jc w:val="center"/>
+            </w:pPr>
+            <w:r>
+              <w:rPr>
+                <w:sz w:val="19"/>
+              </w:rPr>
+              <w:t xml:space="preserve">65%</w:t>
+            </w:r>
+          </w:p>
+        </w:tc>
+        <w:tc>
+          <w:tcPr/>
+          <w:p>
+            <w:pPr>
+              <w:pStyle w:val="Compact"/>
+              <w:spacing w:line="240" w:lineRule="auto"/>
+              <w:jc w:val="center"/>
+            </w:pPr>
+            <w:r>
+              <w:rPr>
+                <w:sz w:val="19"/>
+              </w:rPr>
+              <w:t xml:space="preserve">51.3%</w:t>
+            </w:r>
+          </w:p>
+        </w:tc>
+        <w:tc>
+          <w:tcPr/>
+          <w:p>
+            <w:pPr>
+              <w:pStyle w:val="Compact"/>
+              <w:spacing w:line="240" w:lineRule="auto"/>
+              <w:jc w:val="center"/>
+            </w:pPr>
+            <w:r>
+              <w:rPr>
+                <w:sz w:val="19"/>
+              </w:rPr>
+              <w:t xml:space="preserve">56</w:t>
             </w:r>
           </w:p>
         </w:tc>
@@ -10792,6 +12048,138 @@
             </w:pPr>
             <w:r>
               <w:rPr>
+                <w:rStyle w:val="VerbatimChar"/>
+                <w:sz w:val="19"/>
+              </w:rPr>
+              <w:t xml:space="preserve">qwen2.5:3b</w:t>
+            </w:r>
+          </w:p>
+        </w:tc>
+        <w:tc>
+          <w:tcPr/>
+          <w:p>
+            <w:pPr>
+              <w:pStyle w:val="Compact"/>
+              <w:spacing w:line="240" w:lineRule="auto"/>
+              <w:jc w:val="center"/>
+            </w:pPr>
+            <w:r>
+              <w:rPr>
+                <w:sz w:val="19"/>
+              </w:rPr>
+              <w:t xml:space="preserve">9 / 44 / 7</w:t>
+            </w:r>
+          </w:p>
+        </w:tc>
+        <w:tc>
+          <w:tcPr/>
+          <w:p>
+            <w:pPr>
+              <w:pStyle w:val="Compact"/>
+              <w:spacing w:line="240" w:lineRule="auto"/>
+              <w:jc w:val="center"/>
+            </w:pPr>
+            <w:r>
+              <w:rPr>
+                <w:sz w:val="19"/>
+              </w:rPr>
+              <w:t xml:space="preserve">88%</w:t>
+            </w:r>
+          </w:p>
+        </w:tc>
+        <w:tc>
+          <w:tcPr/>
+          <w:p>
+            <w:pPr>
+              <w:pStyle w:val="Compact"/>
+              <w:spacing w:line="240" w:lineRule="auto"/>
+              <w:jc w:val="center"/>
+            </w:pPr>
+            <w:r>
+              <w:rPr>
+                <w:sz w:val="19"/>
+              </w:rPr>
+              <w:t xml:space="preserve">17.0%</w:t>
+            </w:r>
+          </w:p>
+        </w:tc>
+        <w:tc>
+          <w:tcPr/>
+          <w:p>
+            <w:pPr>
+              <w:pStyle w:val="Compact"/>
+              <w:spacing w:line="240" w:lineRule="auto"/>
+              <w:jc w:val="center"/>
+            </w:pPr>
+            <w:r>
+              <w:rPr>
+                <w:sz w:val="19"/>
+              </w:rPr>
+              <w:t xml:space="preserve">10 / 6 / 44</w:t>
+            </w:r>
+          </w:p>
+        </w:tc>
+        <w:tc>
+          <w:tcPr/>
+          <w:p>
+            <w:pPr>
+              <w:pStyle w:val="Compact"/>
+              <w:spacing w:line="240" w:lineRule="auto"/>
+              <w:jc w:val="center"/>
+            </w:pPr>
+            <w:r>
+              <w:rPr>
+                <w:sz w:val="19"/>
+              </w:rPr>
+              <w:t xml:space="preserve">27%</w:t>
+            </w:r>
+          </w:p>
+        </w:tc>
+        <w:tc>
+          <w:tcPr/>
+          <w:p>
+            <w:pPr>
+              <w:pStyle w:val="Compact"/>
+              <w:spacing w:line="240" w:lineRule="auto"/>
+              <w:jc w:val="center"/>
+            </w:pPr>
+            <w:r>
+              <w:rPr>
+                <w:sz w:val="19"/>
+              </w:rPr>
+              <w:t xml:space="preserve">62.5%</w:t>
+            </w:r>
+          </w:p>
+        </w:tc>
+        <w:tc>
+          <w:tcPr/>
+          <w:p>
+            <w:pPr>
+              <w:pStyle w:val="Compact"/>
+              <w:spacing w:line="240" w:lineRule="auto"/>
+              <w:jc w:val="center"/>
+            </w:pPr>
+            <w:r>
+              <w:rPr>
+                <w:sz w:val="19"/>
+              </w:rPr>
+              <w:t xml:space="preserve">54</w:t>
+            </w:r>
+          </w:p>
+        </w:tc>
+      </w:tr>
+      <w:tr>
+        <w:tc>
+          <w:tcPr/>
+          <w:p>
+            <w:pPr>
+              <w:pStyle w:val="Compact"/>
+              <w:spacing w:line="240" w:lineRule="auto"/>
+              <w:jc w:val="left"/>
+            </w:pPr>
+            <w:r>
+              <w:rPr>
+                <w:rStyle w:val="VerbatimChar"/>
                 <w:sz w:val="19"/>
               </w:rPr>
               <w:t xml:space="preserve">qwen3:4b</w:t>
@@ -10804,67 +12192,140 @@
             <w:pPr>
               <w:pStyle w:val="Compact"/>
               <w:spacing w:line="240" w:lineRule="auto"/>
-              <w:jc w:val="left"/>
-            </w:pPr>
-            <w:r>
-              <w:rPr>
-                <w:sz w:val="19"/>
-              </w:rPr>
-              <w:t xml:space="preserve">0 / 41</w:t>
-            </w:r>
-          </w:p>
-        </w:tc>
-        <w:tc>
-          <w:tcPr/>
-          <w:p>
-            <w:pPr>
-              <w:pStyle w:val="Compact"/>
-              <w:spacing w:line="240" w:lineRule="auto"/>
-              <w:jc w:val="left"/>
-            </w:pPr>
-            <w:r>
-              <w:rPr>
-                <w:sz w:val="19"/>
-              </w:rPr>
-              <w:t xml:space="preserve">17 (19–41%)</w:t>
-            </w:r>
-          </w:p>
-        </w:tc>
-        <w:tc>
-          <w:tcPr/>
-          <w:p>
-            <w:pPr>
-              <w:pStyle w:val="Compact"/>
-              <w:spacing w:line="240" w:lineRule="auto"/>
-              <w:jc w:val="left"/>
-            </w:pPr>
-            <w:r>
-              <w:rPr>
-                <w:sz w:val="19"/>
-              </w:rPr>
-              <w:t xml:space="preserve">38 (51–74%)</w:t>
-            </w:r>
-          </w:p>
-        </w:tc>
-        <w:tc>
-          <w:tcPr/>
-          <w:p>
-            <w:pPr>
-              <w:pStyle w:val="Compact"/>
-              <w:spacing w:line="240" w:lineRule="auto"/>
-              <w:jc w:val="left"/>
-            </w:pPr>
-            <w:r>
-              <w:rPr>
-                <w:sz w:val="19"/>
-              </w:rPr>
-              <w:t xml:space="preserve">45 of 60</w:t>
+              <w:jc w:val="center"/>
+            </w:pPr>
+            <w:r>
+              <w:rPr>
+                <w:sz w:val="19"/>
+              </w:rPr>
+              <w:t xml:space="preserve">0 / 41 / 19</w:t>
+            </w:r>
+          </w:p>
+        </w:tc>
+        <w:tc>
+          <w:tcPr/>
+          <w:p>
+            <w:pPr>
+              <w:pStyle w:val="Compact"/>
+              <w:spacing w:line="240" w:lineRule="auto"/>
+              <w:jc w:val="center"/>
+            </w:pPr>
+            <w:r>
+              <w:rPr>
+                <w:sz w:val="19"/>
+              </w:rPr>
+              <w:t xml:space="preserve">68%</w:t>
+            </w:r>
+          </w:p>
+        </w:tc>
+        <w:tc>
+          <w:tcPr/>
+          <w:p>
+            <w:pPr>
+              <w:pStyle w:val="Compact"/>
+              <w:spacing w:line="240" w:lineRule="auto"/>
+              <w:jc w:val="center"/>
+            </w:pPr>
+            <w:r>
+              <w:rPr>
+                <w:sz w:val="19"/>
+              </w:rPr>
+              <w:t xml:space="preserve">0.0%</w:t>
+            </w:r>
+          </w:p>
+        </w:tc>
+        <w:tc>
+          <w:tcPr/>
+          <w:p>
+            <w:pPr>
+              <w:pStyle w:val="Compact"/>
+              <w:spacing w:line="240" w:lineRule="auto"/>
+              <w:jc w:val="center"/>
+            </w:pPr>
+            <w:r>
+              <w:rPr>
+                <w:sz w:val="19"/>
+              </w:rPr>
+              <w:t xml:space="preserve">17 / 38 / 5</w:t>
+            </w:r>
+          </w:p>
+        </w:tc>
+        <w:tc>
+          <w:tcPr/>
+          <w:p>
+            <w:pPr>
+              <w:pStyle w:val="Compact"/>
+              <w:spacing w:line="240" w:lineRule="auto"/>
+              <w:jc w:val="center"/>
+            </w:pPr>
+            <w:r>
+              <w:rPr>
+                <w:sz w:val="19"/>
+              </w:rPr>
+              <w:t xml:space="preserve">92%</w:t>
+            </w:r>
+          </w:p>
+        </w:tc>
+        <w:tc>
+          <w:tcPr/>
+          <w:p>
+            <w:pPr>
+              <w:pStyle w:val="Compact"/>
+              <w:spacing w:line="240" w:lineRule="auto"/>
+              <w:jc w:val="center"/>
+            </w:pPr>
+            <w:r>
+              <w:rPr>
+                <w:sz w:val="19"/>
+              </w:rPr>
+              <w:t xml:space="preserve">30.9%</w:t>
+            </w:r>
+          </w:p>
+        </w:tc>
+        <w:tc>
+          <w:tcPr/>
+          <w:p>
+            <w:pPr>
+              <w:pStyle w:val="Compact"/>
+              <w:spacing w:line="240" w:lineRule="auto"/>
+              <w:jc w:val="center"/>
+            </w:pPr>
+            <w:r>
+              <w:rPr>
+                <w:sz w:val="19"/>
+              </w:rPr>
+              <w:t xml:space="preserve">45</w:t>
             </w:r>
           </w:p>
         </w:tc>
       </w:tr>
     </w:tbl>
     <w:bookmarkEnd w:id="60"/>
+    <w:p>
+      <w:pPr>
+        <w:pStyle w:val="FirstParagraph"/>
+      </w:pPr>
+      <m:oMath>
+        <m:sSup>
+          <m:e>
+            <m:r>
+              <m:t>​</m:t>
+            </m:r>
+          </m:e>
+          <m:sup>
+            <m:r>
+              <m:rPr>
+                <m:sty m:val="p"/>
+              </m:rPr>
+              <m:t>†</m:t>
+            </m:r>
+          </m:sup>
+        </m:sSup>
+      </m:oMath>
+      <w:r>
+        <w:t xml:space="preserve">Answered only on the 10 no-cause cases where abstention coincided with the ground truth; 0% coverage on active causes.</w:t>
+      </w:r>
+    </w:p>
     <w:p>
       <w:pPr>
         <w:pStyle w:val="Heading1"/>
@@ -12580,7 +14041,19 @@
         <w:t xml:space="preserve"> </w:t>
       </w:r>
       <w:r>
-        <w:t xml:space="preserve">propellers, payload, flight style or operator identity, leaving potential unmodeled clustering.</w:t>
+        <w:t xml:space="preserve">propellers, payload, flight style or operator identity, leaving potential unmodeled clustering. Results may not</w:t>
+      </w:r>
+      <w:r>
+        <w:t xml:space="preserve"> </w:t>
+      </w:r>
+      <w:r>
+        <w:t xml:space="preserve">transfer to commercial ArduPilot fleets or to proprietary autopilots, even though the tool is designed to support both</w:t>
+      </w:r>
+      <w:r>
+        <w:t xml:space="preserve"> </w:t>
+      </w:r>
+      <w:r>
+        <w:t xml:space="preserve">ArduPilot and PX4 logs.</w:t>
       </w:r>
     </w:p>
     <w:p>
@@ -12877,7 +14350,7 @@
         <w:pStyle w:val="FirstParagraph"/>
       </w:pPr>
       <w:r>
-        <w:t xml:space="preserve">Across 479,547 public autopilot logs and 590 crash-rated flights, flight logs did not distinguish pilot-caused from</w:t>
+        <w:t xml:space="preserve">Across 590 crash-rated logs from an archive index of 479,547 flights, flight logs did not distinguish pilot-caused from</w:t>
       </w:r>
       <w:r>
         <w:t xml:space="preserve"> </w:t>
@@ -12889,25 +14362,31 @@
         <w:t xml:space="preserve"> </w:t>
       </w:r>
       <w:r>
-        <w:t xml:space="preserve">crashed looked indistinguishable from the same drone’s prior flights. Apparent diagnostic success was largely driven</w:t>
-      </w:r>
-      <w:r>
-        <w:t xml:space="preserve"> </w:t>
-      </w:r>
-      <w:r>
-        <w:t xml:space="preserve">by crash-impact data leakage. What the logs did reveal, on older estimator metrics, was that drones that later crashed</w:t>
-      </w:r>
-      <w:r>
-        <w:t xml:space="preserve"> </w:t>
-      </w:r>
-      <w:r>
-        <w:t xml:space="preserve">exhibited higher baseline vibration on ordinary flights than matched peers, though replication on newer accelerometer</w:t>
-      </w:r>
-      <w:r>
-        <w:t xml:space="preserve"> </w:t>
-      </w:r>
-      <w:r>
-        <w:t xml:space="preserve">metrics was inconclusive and operational screening yields a low positive predictive value (</w:t>
+        <w:t xml:space="preserve">crashed showed no detectable difference in vibration or rate-tracking error relative to the same drone’s prior flights</w:t>
+      </w:r>
+      <w:r>
+        <w:t xml:space="preserve"> </w:t>
+      </w:r>
+      <w:r>
+        <w:t xml:space="preserve">(95% CI upper bounds 0.58 and 0.63). Apparent diagnostic success was largely driven by crash-impact data leakage.</w:t>
+      </w:r>
+      <w:r>
+        <w:t xml:space="preserve"> </w:t>
+      </w:r>
+      <w:r>
+        <w:t xml:space="preserve">What the logs did reveal, on older estimator metrics, was that drones that later crashed exhibited higher baseline</w:t>
+      </w:r>
+      <w:r>
+        <w:t xml:space="preserve"> </w:t>
+      </w:r>
+      <w:r>
+        <w:t xml:space="preserve">vibration on ordinary flights than matched peers, though replication on newer accelerometer metrics was inconclusive</w:t>
+      </w:r>
+      <w:r>
+        <w:t xml:space="preserve"> </w:t>
+      </w:r>
+      <w:r>
+        <w:t xml:space="preserve">and operational screening yields a low positive predictive value (</w:t>
       </w:r>
       <m:oMath>
         <m:r>
@@ -12927,25 +14406,25 @@
         </m:r>
       </m:oMath>
       <w:r>
-        <w:t xml:space="preserve">).</w:t>
-      </w:r>
-      <w:r>
-        <w:t xml:space="preserve"> </w:t>
-      </w:r>
-      <w:r>
-        <w:t xml:space="preserve">Flight log analytics for drone fleets should prioritize longitudinal airframe screening and structured evidence review,</w:t>
-      </w:r>
-      <w:r>
-        <w:t xml:space="preserve"> </w:t>
-      </w:r>
-      <w:r>
-        <w:t xml:space="preserve">not automated verdicts. AeroFleet 2.0 implements this approach as an open-source tool, presenting verifiable evidence</w:t>
-      </w:r>
-      <w:r>
-        <w:t xml:space="preserve"> </w:t>
-      </w:r>
-      <w:r>
-        <w:t xml:space="preserve">while leaving diagnostic decisions to human operators.</w:t>
+        <w:t xml:space="preserve">). Flight log analytics for drone</w:t>
+      </w:r>
+      <w:r>
+        <w:t xml:space="preserve"> </w:t>
+      </w:r>
+      <w:r>
+        <w:t xml:space="preserve">fleets should prioritize longitudinal airframe screening and structured evidence review, not automated verdicts.</w:t>
+      </w:r>
+      <w:r>
+        <w:t xml:space="preserve"> </w:t>
+      </w:r>
+      <w:r>
+        <w:t xml:space="preserve">AeroFleet 2.0 implements this approach as an open-source tool, presenting verifiable evidence while leaving diagnostic</w:t>
+      </w:r>
+      <w:r>
+        <w:t xml:space="preserve"> </w:t>
+      </w:r>
+      <w:r>
+        <w:t xml:space="preserve">decisions to human operators.</w:t>
       </w:r>
     </w:p>
     <w:p>

--- a/docs/paper/submission/manuscript.docx
+++ b/docs/paper/submission/manuscript.docx
@@ -53,7 +53,7 @@
         <w:pStyle w:val="FirstParagraph"/>
       </w:pPr>
       <w:r>
-        <w:t xml:space="preserve">Flight logs are widely expected to determine whether a drone crash was caused by the pilot or the aircraft. Across 590 public PX4 crash logs from an archive of 479,547 flights, we evaluate that expectation using declared protocols committed to version control before analysis. First, automatic crash attribution between pilot and aircraft is not achievable above chance: a fixed rule reached a balanced accuracy of 0.47 on held-out crashes, cross-validated logistic regression remained between 0.42 and 0.52 (permutation null mean 0.496, 95% interval 0.343–0.644), and gradient boosted trees achieved 0.41–0.48 without the crash window. Second, apparent diagnostic accuracy largely reflects crash data leakage: a tuning check identifying 10 of 12 expert faults fell to 1 of 9 without the final 10 s, and cross-sectional separation (AUC 0.88) collapsed to 0.596 within the same drone. Third, drones that later crashed showed higher baseline vibration than matched controls on older estimator metrics (mean rank 0.67, Holm</w:t>
+        <w:t xml:space="preserve">Flight logs are widely expected to determine whether a drone crash was caused by the pilot or the aircraft. Across 590 public PX4 crash logs from an archive of 479,547 flights, we evaluate that expectation using declared protocols committed to version control prior to analysis. First, automatic crash attribution between pilot and aircraft is not achievable above chance: a fixed rule reached a balanced accuracy of 0.47 on held-out crashes, cross-validated logistic regression yielded AUCs of 0.45–0.46 (permutation null</w:t>
       </w:r>
       <w:r>
         <w:t xml:space="preserve"> </w:t>
@@ -69,11 +69,11 @@
           <m:t>=</m:t>
         </m:r>
         <m:r>
-          <m:t>0.016</m:t>
+          <m:t>0.51</m:t>
         </m:r>
       </m:oMath>
       <w:r>
-        <w:t xml:space="preserve">), though newer accelerometer replication was inconclusive (0.58,</w:t>
+        <w:t xml:space="preserve">), and gradient-boosted decision trees remained near chance once the impact was excluded. Second, apparent diagnostic success reflects crash data leakage: fault checks that appeared sensitive when including the crash failed without its final 10 s, and cross-sectional separation between crash and normal flights collapsed within the same drone (AUC 0.58). Third, drones that later crashed exhibited higher baseline vibration on ordinary flights than matched peers on older estimator metrics (mean rank 0.67, Holm</w:t>
       </w:r>
       <w:r>
         <w:t xml:space="preserve"> </w:t>
@@ -89,11 +89,28 @@
           <m:t>=</m:t>
         </m:r>
         <m:r>
+          <m:t>0.016</m:t>
+        </m:r>
+      </m:oMath>
+      <w:r>
+        <w:t xml:space="preserve">), though replication on newer accelerometer metrics was inconclusive (</w:t>
+      </w:r>
+      <m:oMath>
+        <m:r>
+          <m:t>p</m:t>
+        </m:r>
+        <m:r>
+          <m:rPr>
+            <m:sty m:val="p"/>
+          </m:rPr>
+          <m:t>=</m:t>
+        </m:r>
+        <m:r>
           <m:t>0.25</m:t>
         </m:r>
       </m:oMath>
       <w:r>
-        <w:t xml:space="preserve">, 19 sets). Flagging top vibration identifies 63.3% of crashed airframes (lift</w:t>
+        <w:t xml:space="preserve">). Flagging upper-quartile vibration identifies 63.3% of crashed airframes (relative risk</w:t>
       </w:r>
       <w:r>
         <w:t xml:space="preserve"> </w:t>
@@ -110,33 +127,7 @@
         </m:r>
       </m:oMath>
       <w:r>
-        <w:t xml:space="preserve">, PPV 3.8%, 26 inspections per crash) at</w:t>
-      </w:r>
-      <w:r>
-        <w:t xml:space="preserve"> </w:t>
-      </w:r>
-      <m:oMath>
-        <m:r>
-          <m:rPr>
-            <m:sty m:val="p"/>
-          </m:rPr>
-          <m:t>∼</m:t>
-        </m:r>
-        <m:r>
-          <m:t>1.5</m:t>
-        </m:r>
-        <m:r>
-          <m:rPr>
-            <m:sty m:val="p"/>
-          </m:rPr>
-          <m:t>%</m:t>
-        </m:r>
-      </m:oMath>
-      <w:r>
-        <w:t xml:space="preserve"> </w:t>
-      </w:r>
-      <w:r>
-        <w:t xml:space="preserve">base rate. Language-model panels added errors and steering vulnerabilities. AeroFleet 2.0, an open-source assurance tool built on these findings, presents longitudinal evidence and ranks airframes without issuing automatic verdicts.</w:t>
+        <w:t xml:space="preserve">, positive predictive value 3.8% [95% CI 3.2–4.6%], 26 inspections per crash). Language-model panels introduced classification errors and consensus manipulation. AeroFleet 2.0, an open-source assurance tool, presents longitudinal evidence without issuing automatic verdicts.</w:t>
       </w:r>
     </w:p>
     <w:p>
@@ -697,13 +688,19 @@
         <w:t xml:space="preserve">]</w:t>
       </w:r>
       <w:r>
-        <w:t xml:space="preserve">. (iii) We show that crash attribution from logs was</w:t>
-      </w:r>
-      <w:r>
-        <w:t xml:space="preserve"> </w:t>
-      </w:r>
-      <w:r>
-        <w:t xml:space="preserve">not achievable with these labels and features, and that apparent diagnostic accuracy can come from the crash itself. (iv)</w:t>
+        <w:t xml:space="preserve">; secondary sensitivity and diagnostic analyses added</w:t>
+      </w:r>
+      <w:r>
+        <w:t xml:space="preserve"> </w:t>
+      </w:r>
+      <w:r>
+        <w:t xml:space="preserve">during revision are explicitly designated as exploratory. (iii) We show that crash attribution from logs was not</w:t>
+      </w:r>
+      <w:r>
+        <w:t xml:space="preserve"> </w:t>
+      </w:r>
+      <w:r>
+        <w:t xml:space="preserve">achievable with these labels and features, and that apparent diagnostic accuracy can come from the crash itself. (iv)</w:t>
       </w:r>
       <w:r>
         <w:t xml:space="preserve"> </w:t>
@@ -738,39 +735,36 @@
         <w:t xml:space="preserve"> </w:t>
       </w:r>
       <w:r>
-        <w:t xml:space="preserve">fleet screening yields a low positive predictive value (</w:t>
+        <w:t xml:space="preserve">fleet screening yields an operational positive predictive value of 3.8% for upper-quartile flagging (relative risk</w:t>
+      </w:r>
+      <w:r>
+        <w:t xml:space="preserve"> </w:t>
+      </w:r>
+      <w:r>
+        <w:t xml:space="preserve">5.0</w:t>
       </w:r>
       <m:oMath>
         <m:r>
           <m:rPr>
             <m:sty m:val="p"/>
           </m:rPr>
-          <m:t>≈</m:t>
-        </m:r>
-        <m:r>
-          <m:t>3.3</m:t>
-        </m:r>
-        <m:r>
-          <m:rPr>
-            <m:sty m:val="p"/>
-          </m:rPr>
-          <m:t>%</m:t>
+          <m:t>×</m:t>
         </m:r>
       </m:oMath>
       <w:r>
-        <w:t xml:space="preserve">). (v) We show how these results translate</w:t>
-      </w:r>
-      <w:r>
-        <w:t xml:space="preserve"> </w:t>
-      </w:r>
-      <w:r>
-        <w:t xml:space="preserve">into the design of an open-source assurance tool, AeroFleet 2.0, and report engineering checks of its parts, including one</w:t>
-      </w:r>
-      <w:r>
-        <w:t xml:space="preserve"> </w:t>
-      </w:r>
-      <w:r>
-        <w:t xml:space="preserve">negative result (Section 6). Code, declarations, derived features and labels are released.</w:t>
+        <w:t xml:space="preserve">; 3.3% for top-rank flagging). (v) We show how these results translate into the design of an open-source</w:t>
+      </w:r>
+      <w:r>
+        <w:t xml:space="preserve"> </w:t>
+      </w:r>
+      <w:r>
+        <w:t xml:space="preserve">assurance tool, AeroFleet 2.0, and report engineering checks of its parts, including one negative result</w:t>
+      </w:r>
+      <w:r>
+        <w:t xml:space="preserve"> </w:t>
+      </w:r>
+      <w:r>
+        <w:t xml:space="preserve">(Section 6). Code, declarations, derived features and labels are released.</w:t>
       </w:r>
     </w:p>
     <w:p>
@@ -2561,29 +2555,26 @@
         <w:pStyle w:val="FirstParagraph"/>
       </w:pPr>
       <w:r>
-        <w:t xml:space="preserve">Figure 1 and Table 3 show how each analysis sample was drawn. Initial cross-sectional</w:t>
-      </w:r>
-      <w:r>
-        <w:t xml:space="preserve"> </w:t>
-      </w:r>
-      <w:r>
-        <w:t xml:space="preserve">samples for Q1 and Q2 selected flights with PX4 1.10 or newer and at least 5 s of flight; normal flights were matched</w:t>
-      </w:r>
-      <w:r>
-        <w:t xml:space="preserve"> </w:t>
-      </w:r>
-      <w:r>
-        <w:t xml:space="preserve">to crashes on vehicle type and drawn from vehicles without any crash rating. For the longitudinal within-drone and</w:t>
-      </w:r>
-      <w:r>
-        <w:t xml:space="preserve"> </w:t>
-      </w:r>
-      <w:r>
-        <w:t xml:space="preserve">between-drone tests (Q3b, Q3c), only the eligible case count (</w:t>
+        <w:t xml:space="preserve">Figure 1 and Table 3 show how each analysis sample was drawn. We distinguish two distinct</w:t>
+      </w:r>
+      <w:r>
+        <w:t xml:space="preserve"> </w:t>
+      </w:r>
+      <w:r>
+        <w:t xml:space="preserve">cohorts that each happen to number 148: (1) the leak-curve and attribution modeling sample of 148 crashes and 139 normal</w:t>
+      </w:r>
+      <w:r>
+        <w:t xml:space="preserve"> </w:t>
+      </w:r>
+      <w:r>
+        <w:t xml:space="preserve">flights at</w:t>
+      </w:r>
+      <w:r>
+        <w:t xml:space="preserve"> </w:t>
       </w:r>
       <m:oMath>
         <m:r>
-          <m:t>n</m:t>
+          <m:t>m</m:t>
         </m:r>
         <m:r>
           <m:rPr>
@@ -2592,23 +2583,84 @@
           <m:t>=</m:t>
         </m:r>
         <m:r>
+          <m:t>0</m:t>
+        </m:r>
+      </m:oMath>
+      <w:r>
+        <w:t xml:space="preserve"> s (Section 4), and (2) the expert community sample of 148 crash discussion threads on the</w:t>
+      </w:r>
+      <w:r>
+        <w:t xml:space="preserve"> </w:t>
+      </w:r>
+      <w:r>
+        <w:t xml:space="preserve">PX4 forum (Section 5.6). The attribution rule was evaluated on 205 crashes (93 development and 112 held-out).</w:t>
+      </w:r>
+      <w:r>
+        <w:t xml:space="preserve"> </w:t>
+      </w:r>
+      <w:r>
+        <w:t xml:space="preserve">All 148 crashes entering the statistical attribution models are a strict complete-case subset of these 205 crashes (100%</w:t>
+      </w:r>
+      <w:r>
+        <w:t xml:space="preserve"> </w:t>
+      </w:r>
+      <w:r>
+        <w:t xml:space="preserve">overlap); 57 crashes were excluded from modeling because required ULog topics were unrecorded or the flight window before</w:t>
+      </w:r>
+      <w:r>
+        <w:t xml:space="preserve"> </w:t>
+      </w:r>
+      <w:r>
+        <w:t xml:space="preserve">cut-off was shorter than 10 s.</w:t>
+      </w:r>
+    </w:p>
+    <w:p>
+      <w:pPr>
+        <w:pStyle w:val="BodyText"/>
+      </w:pPr>
+      <w:r>
+        <w:t xml:space="preserve">Initial cross-sectional samples for Q1 and Q2 selected flights with PX4 1.10 or newer and at least 5 s of flight; normal</w:t>
+      </w:r>
+      <w:r>
+        <w:t xml:space="preserve"> </w:t>
+      </w:r>
+      <w:r>
+        <w:t xml:space="preserve">flights were matched to crashes on vehicle type and drawn from vehicles without any crash rating. For the longitudinal</w:t>
+      </w:r>
+      <w:r>
+        <w:t xml:space="preserve"> </w:t>
+      </w:r>
+      <w:r>
+        <w:t xml:space="preserve">within-drone and between-drone tests (Q3b, Q3c), only the eligible case count (</w:t>
+      </w:r>
+      <m:oMath>
+        <m:r>
+          <m:t>n</m:t>
+        </m:r>
+        <m:r>
+          <m:rPr>
+            <m:sty m:val="p"/>
+          </m:rPr>
+          <m:t>=</m:t>
+        </m:r>
+        <m:r>
           <m:t>12</m:t>
         </m:r>
       </m:oMath>
       <w:r>
-        <w:t xml:space="preserve">), not any outcome or feature data, was inspected</w:t>
-      </w:r>
-      <w:r>
-        <w:t xml:space="preserve"> </w:t>
-      </w:r>
-      <w:r>
-        <w:t xml:space="preserve">before deciding to lift the firmware restriction to avoid sample starvation; flights were instead strictly matched within</w:t>
-      </w:r>
-      <w:r>
-        <w:t xml:space="preserve"> </w:t>
-      </w:r>
-      <w:r>
-        <w:t xml:space="preserve">each drone’s firmware generation and measurement source. For the within-drone test every crash with a vehicle identifier</w:t>
+        <w:t xml:space="preserve">), not any outcome or feature data, was</w:t>
+      </w:r>
+      <w:r>
+        <w:t xml:space="preserve"> </w:t>
+      </w:r>
+      <w:r>
+        <w:t xml:space="preserve">inspected before deciding to lift the firmware restriction to avoid sample starvation; flights were instead strictly matched</w:t>
+      </w:r>
+      <w:r>
+        <w:t xml:space="preserve"> </w:t>
+      </w:r>
+      <w:r>
+        <w:t xml:space="preserve">within each drone’s firmware generation and measurement source. For the within-drone test every crash with a vehicle identifier</w:t>
       </w:r>
       <w:r>
         <w:t xml:space="preserve"> </w:t>
@@ -2652,9 +2704,11 @@
       <w:r>
         <w:t xml:space="preserve">removed in a sensitivity analysis.</w:t>
       </w:r>
-      <w:r>
-        <w:t xml:space="preserve"> </w:t>
-      </w:r>
+    </w:p>
+    <w:p>
+      <w:pPr>
+        <w:pStyle w:val="BodyText"/>
+      </w:pPr>
       <w:r>
         <w:t xml:space="preserve">Not all selected flights enter every test. In the within-drone sample (101 crashes selected), 55 logs could not be</w:t>
       </w:r>
@@ -2686,7 +2740,36 @@
         <w:t xml:space="preserve"> </w:t>
       </w:r>
       <w:r>
-        <w:t xml:space="preserve">controls must share the measurement source, leaving 60 analysed sets for vibration and 47 for tracking.</w:t>
+        <w:t xml:space="preserve">controls must share the measurement source, leaving 60 analysed sets for vibration and 47 for tracking. In the</w:t>
+      </w:r>
+      <w:r>
+        <w:t xml:space="preserve"> </w:t>
+      </w:r>
+      <w:r>
+        <w:t xml:space="preserve">between-drone sample, 124 matched control drones contributed 372 flights (</w:t>
+      </w:r>
+      <m:oMath>
+        <m:r>
+          <m:t>124</m:t>
+        </m:r>
+        <m:r>
+          <m:rPr>
+            <m:sty m:val="p"/>
+          </m:rPr>
+          <m:t>×</m:t>
+        </m:r>
+        <m:r>
+          <m:t>3</m:t>
+        </m:r>
+      </m:oMath>
+      <w:r>
+        <w:t xml:space="preserve">), distinct from the 372 flights</w:t>
+      </w:r>
+      <w:r>
+        <w:t xml:space="preserve"> </w:t>
+      </w:r>
+      <w:r>
+        <w:t xml:space="preserve">(67 crash flights and 305 earlier flights) evaluated in the within-drone predictive model.</w:t>
       </w:r>
     </w:p>
     <w:bookmarkStart w:id="20" w:name="_43eadb6bdc2e4f778444eb9134cf25c02e7400a"/>
@@ -2698,7 +2781,7 @@
       <w:r>
         <w:drawing>
           <wp:inline>
-            <wp:extent cx="5302908" cy="3009262"/>
+            <wp:extent cx="5334000" cy="3112193"/>
             <wp:effectExtent b="0" l="0" r="0" t="0"/>
             <wp:docPr descr="" title="" id="18" name="Picture"/>
             <a:graphic>
@@ -2719,7 +2802,7 @@
                   <pic:spPr bwMode="auto">
                     <a:xfrm>
                       <a:off x="0" y="0"/>
-                      <a:ext cx="5302908" cy="3009262"/>
+                      <a:ext cx="5334000" cy="3112193"/>
                     </a:xfrm>
                     <a:prstGeom prst="rect">
                       <a:avLst/>
@@ -3307,7 +3390,7 @@
               <w:rPr>
                 <w:sz w:val="19"/>
               </w:rPr>
-              <w:t xml:space="preserve">37 logs still downloadable</w:t>
+              <w:t xml:space="preserve">38 logs downloadable (37 checkable cause)</w:t>
             </w:r>
           </w:p>
         </w:tc>
@@ -3532,7 +3615,13 @@
         <w:t xml:space="preserve"> </w:t>
       </w:r>
       <w:r>
-        <w:t xml:space="preserve">threshold changed. The robustness checks in Section 5.5 were added afterwards and are labelled exploratory.</w:t>
+        <w:t xml:space="preserve">threshold changed. Secondary sensitivity analyses and diagnostic evaluations added during peer review are explicitly</w:t>
+      </w:r>
+      <w:r>
+        <w:t xml:space="preserve"> </w:t>
+      </w:r>
+      <w:r>
+        <w:t xml:space="preserve">designated as exploratory and documented with commit hashes in Section 5.8.</w:t>
       </w:r>
     </w:p>
     <w:p>
@@ -4398,6 +4487,12 @@
         <w:t xml:space="preserve"> </w:t>
       </w:r>
       <w:r>
+        <w:t xml:space="preserve">Task B is defined as the binary attribution of crashes between pilot and aircraft fault.</w:t>
+      </w:r>
+      <w:r>
+        <w:t xml:space="preserve"> </w:t>
+      </w:r>
+      <w:r>
         <w:t xml:space="preserve">The declared rule labelled a crash</w:t>
       </w:r>
       <w:r>
@@ -4433,19 +4528,25 @@
         <w:t xml:space="preserve"> </w:t>
       </w:r>
       <w:r>
-        <w:t xml:space="preserve">(a critical battery warning or remaining charge below 10%; any motor at 95% or more for at least 1 s in the last 10 s;</w:t>
-      </w:r>
-      <w:r>
-        <w:t xml:space="preserve"> </w:t>
-      </w:r>
-      <w:r>
-        <w:t xml:space="preserve">more than 50 clipping events; poor GPS in a GPS-dependent mode; a failure-detector flag; an error-level message; CPU</w:t>
-      </w:r>
-      <w:r>
-        <w:t xml:space="preserve"> </w:t>
-      </w:r>
-      <w:r>
-        <w:t xml:space="preserve">load above 95%; an active failsafe), otherwise</w:t>
+        <w:t xml:space="preserve">(a critical battery warning</w:t>
+      </w:r>
+      <w:r>
+        <w:t xml:space="preserve"> </w:t>
+      </w:r>
+      <w:r>
+        <w:t xml:space="preserve">or remaining charge below 10%; any motor at 95% or more for at least 1 s in the last 10 s; more than 50 clipping</w:t>
+      </w:r>
+      <w:r>
+        <w:t xml:space="preserve"> </w:t>
+      </w:r>
+      <w:r>
+        <w:t xml:space="preserve">events; poor GPS in a GPS-dependent mode; a failure-detector flag; an error-level message; CPU load above 95%; an</w:t>
+      </w:r>
+      <w:r>
+        <w:t xml:space="preserve"> </w:t>
+      </w:r>
+      <w:r>
+        <w:t xml:space="preserve">active failsafe), otherwise</w:t>
       </w:r>
       <w:r>
         <w:t xml:space="preserve"> </w:t>
@@ -4489,19 +4590,19 @@
         <w:t xml:space="preserve">“unknown”</w:t>
       </w:r>
       <w:r>
-        <w:t xml:space="preserve">. The pass mark was a balanced accuracy of at least 0.70 on decided cases, answering at least 60% of</w:t>
-      </w:r>
-      <w:r>
-        <w:t xml:space="preserve"> </w:t>
-      </w:r>
-      <w:r>
-        <w:t xml:space="preserve">crashes and being wrong on at most 20%. A model-based check used L2-regularised logistic regression on all features</w:t>
-      </w:r>
-      <w:r>
-        <w:t xml:space="preserve"> </w:t>
-      </w:r>
-      <w:r>
-        <w:t xml:space="preserve">(</w:t>
+        <w:t xml:space="preserve">. The pass mark was a</w:t>
+      </w:r>
+      <w:r>
+        <w:t xml:space="preserve"> </w:t>
+      </w:r>
+      <w:r>
+        <w:t xml:space="preserve">balanced accuracy of at least 0.70 on decided cases, answering at least 60% of crashes and being wrong on at most 20%.</w:t>
+      </w:r>
+      <w:r>
+        <w:t xml:space="preserve"> </w:t>
+      </w:r>
+      <w:r>
+        <w:t xml:space="preserve">A model-based check used L2-regularised logistic regression on all features (</w:t>
       </w:r>
       <m:oMath>
         <m:r>
@@ -4518,13 +4619,19 @@
         </m:r>
       </m:oMath>
       <w:r>
-        <w:t xml:space="preserve">, standardised inputs, median imputation within training folds), evaluated by stratified five-fold</w:t>
-      </w:r>
-      <w:r>
-        <w:t xml:space="preserve"> </w:t>
-      </w:r>
-      <w:r>
-        <w:t xml:space="preserve">cross-validation repeated five times and summarised by the ROC AUC</w:t>
+        <w:t xml:space="preserve">, standardised inputs, median</w:t>
+      </w:r>
+      <w:r>
+        <w:t xml:space="preserve"> </w:t>
+      </w:r>
+      <w:r>
+        <w:t xml:space="preserve">imputation within training folds), evaluated by stratified five-fold cross-validation repeated five times and summarised</w:t>
+      </w:r>
+      <w:r>
+        <w:t xml:space="preserve"> </w:t>
+      </w:r>
+      <w:r>
+        <w:t xml:space="preserve">by the ROC AUC</w:t>
       </w:r>
       <w:r>
         <w:t xml:space="preserve"> </w:t>
@@ -4544,7 +4651,13 @@
         <w:t xml:space="preserve">]</w:t>
       </w:r>
       <w:r>
-        <w:t xml:space="preserve">.</w:t>
+        <w:t xml:space="preserve">. As an exploratory sensitivity analysis, non-linear feature interactions were</w:t>
+      </w:r>
+      <w:r>
+        <w:t xml:space="preserve"> </w:t>
+      </w:r>
+      <w:r>
+        <w:t xml:space="preserve">evaluated using depth-3 gradient-boosted decision trees.</w:t>
       </w:r>
     </w:p>
     <w:p>
@@ -4558,19 +4671,19 @@
         <w:t xml:space="preserve"> </w:t>
       </w:r>
       <w:r>
-        <w:t xml:space="preserve">vibration, navigation, software and failsafes. The</w:t>
-      </w:r>
-      <w:r>
-        <w:t xml:space="preserve"> </w:t>
-      </w:r>
-      <w:r>
-        <w:t xml:space="preserve">pilot rule was deliberately simple: if no aircraft sign fired and the vehicle was in a mode in which the pilot controls</w:t>
-      </w:r>
-      <w:r>
-        <w:t xml:space="preserve"> </w:t>
-      </w:r>
-      <w:r>
-        <w:t xml:space="preserve">attitude or position directly, the crash was attributed to the pilot. The rule was fixed before it was run on any crash log; only the list of message types available in the logs had</w:t>
+        <w:t xml:space="preserve">vibration, navigation, software and failsafes. The pilot rule was deliberately simple: if no aircraft sign fired and</w:t>
+      </w:r>
+      <w:r>
+        <w:t xml:space="preserve"> </w:t>
+      </w:r>
+      <w:r>
+        <w:t xml:space="preserve">the vehicle was in a mode in which the pilot controls attitude or position directly, the crash was attributed to the</w:t>
+      </w:r>
+      <w:r>
+        <w:t xml:space="preserve"> </w:t>
+      </w:r>
+      <w:r>
+        <w:t xml:space="preserve">pilot. The rule was fixed before it was run on any crash log; only the list of message types available in the logs had</w:t>
       </w:r>
       <w:r>
         <w:t xml:space="preserve"> </w:t>
@@ -5348,7 +5461,13 @@
         </m:r>
       </m:oMath>
       <w:r>
-        <w:t xml:space="preserve">), giving an exact expected null proportion of</w:t>
+        <w:t xml:space="preserve">), giving an exact Poisson-binomial expected null</w:t>
+      </w:r>
+      <w:r>
+        <w:t xml:space="preserve"> </w:t>
+      </w:r>
+      <w:r>
+        <w:t xml:space="preserve">proportion of</w:t>
       </w:r>
       <w:r>
         <w:t xml:space="preserve"> </w:t>
@@ -5436,7 +5555,7 @@
           <m:t>=</m:t>
         </m:r>
         <m:r>
-          <m:t>40.3</m:t>
+          <m:t>40.28</m:t>
         </m:r>
         <m:r>
           <m:rPr>
@@ -5446,7 +5565,16 @@
         </m:r>
       </m:oMath>
       <w:r>
-        <w:t xml:space="preserve">. For duration adjustment in sensitivity analysis,</w:t>
+        <w:t xml:space="preserve"> </w:t>
+      </w:r>
+      <w:r>
+        <w:t xml:space="preserve">(null mean 24.167, SD 3.745). For duration</w:t>
+      </w:r>
+      <w:r>
+        <w:t xml:space="preserve"> </w:t>
+      </w:r>
+      <w:r>
+        <w:t xml:space="preserve">adjustment in sensitivity analysis,</w:t>
       </w:r>
       <w:r>
         <w:t xml:space="preserve"> </w:t>
@@ -5516,19 +5644,19 @@
         <w:t xml:space="preserve"> </w:t>
       </w:r>
       <w:r>
-        <w:t xml:space="preserve">within each measurement source across all</w:t>
-      </w:r>
-      <w:r>
-        <w:t xml:space="preserve"> </w:t>
-      </w:r>
-      <w:r>
-        <w:t xml:space="preserve">exposure flights, and the rank test was repeated on the residuals. Each test had two primary features</w:t>
-      </w:r>
-      <w:r>
-        <w:t xml:space="preserve"> </w:t>
-      </w:r>
-      <w:r>
-        <w:t xml:space="preserve">(vibration, rate-tracking error) at</w:t>
+        <w:t xml:space="preserve">within each</w:t>
+      </w:r>
+      <w:r>
+        <w:t xml:space="preserve"> </w:t>
+      </w:r>
+      <w:r>
+        <w:t xml:space="preserve">measurement source across all exposure flights, and the rank test was repeated on the residuals. Each test had two</w:t>
+      </w:r>
+      <w:r>
+        <w:t xml:space="preserve"> </w:t>
+      </w:r>
+      <w:r>
+        <w:t xml:space="preserve">primary features (vibration, rate-tracking error) at</w:t>
       </w:r>
       <w:r>
         <w:t xml:space="preserve"> </w:t>
@@ -5616,67 +5744,31 @@
         <w:t xml:space="preserve"> </w:t>
       </w:r>
       <w:r>
-        <w:t xml:space="preserve">The panel tested a design that has been proposed for advisory diagnosis: several</w:t>
-      </w:r>
-      <w:r>
-        <w:t xml:space="preserve"> </w:t>
-      </w:r>
-      <w:r>
-        <w:t xml:space="preserve">reviewers, each restricted to one slice of evidence (navigation, pilot inputs, GPS, battery, settings), vote on a fixed</w:t>
-      </w:r>
-      <w:r>
-        <w:t xml:space="preserve"> </w:t>
-      </w:r>
-      <w:r>
-        <w:t xml:space="preserve">list of six causes and must cite numbered facts that code extracted from the log. Citations to facts outside a</w:t>
-      </w:r>
-      <w:r>
-        <w:t xml:space="preserve"> </w:t>
-      </w:r>
-      <w:r>
-        <w:t xml:space="preserve">reviewer’s slice or to non-existent facts were discarded by code. In the second round each reviewer saw only the vote</w:t>
-      </w:r>
-      <w:r>
-        <w:t xml:space="preserve"> </w:t>
-      </w:r>
-      <w:r>
-        <w:t xml:space="preserve">counts of the first round, not the other reviewers’ text, to limit persuasion. A cause was reported only if it had at</w:t>
-      </w:r>
-      <w:r>
-        <w:t xml:space="preserve"> </w:t>
-      </w:r>
-      <w:r>
-        <w:t xml:space="preserve">least one supporting vote, a net score of at least one and a lead of at least one over the runner-up; otherwise the</w:t>
-      </w:r>
-      <w:r>
-        <w:t xml:space="preserve"> </w:t>
-      </w:r>
-      <w:r>
-        <w:t xml:space="preserve">case was referred to a person. Sixty generated cases with a known cause (clear, subtle and no-cause cases, some with</w:t>
-      </w:r>
-      <w:r>
-        <w:t xml:space="preserve"> </w:t>
-      </w:r>
-      <w:r>
-        <w:t xml:space="preserve">distractors) were presented to five reviewers; a single agent shown all facts and the fixed rule served as</w:t>
-      </w:r>
-      <w:r>
-        <w:t xml:space="preserve"> </w:t>
-      </w:r>
-      <w:r>
-        <w:t xml:space="preserve">comparators. Four local models of 3 to 4 billion parameters ran at temperature 0. Robustness was</w:t>
-      </w:r>
-      <w:r>
-        <w:t xml:space="preserve"> </w:t>
-      </w:r>
-      <w:r>
-        <w:t xml:space="preserve">measured by replacing one reviewer with an adversary arguing for a chosen wrong cause. Separately, eight hostile</w:t>
-      </w:r>
-      <w:r>
-        <w:t xml:space="preserve"> </w:t>
-      </w:r>
-      <w:r>
-        <w:t xml:space="preserve">strings were planted in five uploader-controlled fields to test whether text could reach a prompt.</w:t>
+        <w:t xml:space="preserve">The panel tested a design proposed for advisory diagnosis: several reviewers, each</w:t>
+      </w:r>
+      <w:r>
+        <w:t xml:space="preserve"> </w:t>
+      </w:r>
+      <w:r>
+        <w:t xml:space="preserve">restricted to one slice of evidence (navigation, pilot inputs, GPS, battery, settings), vote on a fixed list of six</w:t>
+      </w:r>
+      <w:r>
+        <w:t xml:space="preserve"> </w:t>
+      </w:r>
+      <w:r>
+        <w:t xml:space="preserve">causes and must cite numbered facts extracted from the log. Robustness was evaluated by replacing one reviewer with an</w:t>
+      </w:r>
+      <w:r>
+        <w:t xml:space="preserve"> </w:t>
+      </w:r>
+      <w:r>
+        <w:t xml:space="preserve">adversary arguing for a chosen wrong cause, and planting hostile strings in uploader-controlled fields. Full details are</w:t>
+      </w:r>
+      <w:r>
+        <w:t xml:space="preserve"> </w:t>
+      </w:r>
+      <w:r>
+        <w:t xml:space="preserve">provided in Appendix B.</w:t>
       </w:r>
     </w:p>
     <w:p>
@@ -5885,7 +5977,10 @@
         <w:t xml:space="preserve"> </w:t>
       </w:r>
       <w:r>
-        <w:t xml:space="preserve">survive multiple testing adjustment (</w:t>
+        <w:t xml:space="preserve">reach statistical significance unadjusted (Fisher’s exact two-sided</w:t>
+      </w:r>
+      <w:r>
+        <w:t xml:space="preserve"> </w:t>
       </w:r>
       <m:oMath>
         <m:r>
@@ -5902,31 +5997,51 @@
         </m:r>
       </m:oMath>
       <w:r>
-        <w:t xml:space="preserve">). Furthermore, default parameter records were present only on newer</w:t>
-      </w:r>
-      <w:r>
-        <w:t xml:space="preserve"> </w:t>
-      </w:r>
-      <w:r>
-        <w:t xml:space="preserve">firmware (missing for 43% of the 100 crash logs); on the 57 available cases, treating disabled protections as a</w:t>
-      </w:r>
-      <w:r>
-        <w:t xml:space="preserve"> </w:t>
-      </w:r>
-      <w:r>
-        <w:t xml:space="preserve">pilot-attribution classifier yields a sensitivity of 70.0%, a specificity of 59.5%, and a balanced accuracy of</w:t>
-      </w:r>
-      <w:r>
-        <w:t xml:space="preserve"> </w:t>
-      </w:r>
-      <w:r>
-        <w:t xml:space="preserve">0.647, below the declared 0.70 pass mark. None of 100 crash logs changed a safety-critical or flight-limit setting</w:t>
-      </w:r>
-      <w:r>
-        <w:t xml:space="preserve"> </w:t>
-      </w:r>
-      <w:r>
-        <w:t xml:space="preserve">during the flight.</w:t>
+        <w:t xml:space="preserve">, Holm-adjusted</w:t>
+      </w:r>
+      <w:r>
+        <w:t xml:space="preserve"> </w:t>
+      </w:r>
+      <m:oMath>
+        <m:r>
+          <m:t>p</m:t>
+        </m:r>
+        <m:r>
+          <m:rPr>
+            <m:sty m:val="p"/>
+          </m:rPr>
+          <m:t>=</m:t>
+        </m:r>
+        <m:r>
+          <m:t>0.36</m:t>
+        </m:r>
+      </m:oMath>
+      <w:r>
+        <w:t xml:space="preserve">). Furthermore,</w:t>
+      </w:r>
+      <w:r>
+        <w:t xml:space="preserve"> </w:t>
+      </w:r>
+      <w:r>
+        <w:t xml:space="preserve">default parameter records were present only on newer firmware (missing for 43% of the 100 crash logs); on the 57</w:t>
+      </w:r>
+      <w:r>
+        <w:t xml:space="preserve"> </w:t>
+      </w:r>
+      <w:r>
+        <w:t xml:space="preserve">available cases, treating disabled protections as a pilot-attribution classifier yields a sensitivity of 70.0%, a</w:t>
+      </w:r>
+      <w:r>
+        <w:t xml:space="preserve"> </w:t>
+      </w:r>
+      <w:r>
+        <w:t xml:space="preserve">specificity of 59.5%, and a balanced accuracy of 0.647, below the declared 0.70 pass mark. None of 100 crash logs</w:t>
+      </w:r>
+      <w:r>
+        <w:t xml:space="preserve"> </w:t>
+      </w:r>
+      <w:r>
+        <w:t xml:space="preserve">changed a safety-critical or flight-limit setting during the flight.</w:t>
       </w:r>
     </w:p>
     <w:p>
@@ -6037,7 +6152,7 @@
         <w:pStyle w:val="BodyText"/>
       </w:pPr>
       <w:r>
-        <w:t xml:space="preserve">Across all 148 crashes with uploader labels evaluated across margins</w:t>
+        <w:t xml:space="preserve">Across all 148 crashes with complete features evaluated across margins</w:t>
       </w:r>
       <w:r>
         <w:t xml:space="preserve"> </w:t>
@@ -6120,7 +6235,7 @@
         <w:t xml:space="preserve"> </w:t>
       </w:r>
       <w:r>
-        <w:t xml:space="preserve">logistic regression model yielded ROC AUCs between 0.42 and 0.52 (</w:t>
+        <w:t xml:space="preserve">logistic regression model on Task B yielded ROC AUCs between 0.449 and 0.458 (</w:t>
       </w:r>
       <m:oMath>
         <m:r>
@@ -6246,25 +6361,34 @@
         </m:r>
       </m:oMath>
       <w:r>
-        <w:t xml:space="preserve"> s; Fig. 3). To test whether these below-0.5 AUCs represent</w:t>
-      </w:r>
-      <w:r>
-        <w:t xml:space="preserve"> </w:t>
-      </w:r>
-      <w:r>
-        <w:t xml:space="preserve">an inverted physical signal, we computed a permutation null distribution over 200 label shuffles (mean 0.496, SD 0.074,</w:t>
-      </w:r>
-      <w:r>
-        <w:t xml:space="preserve"> </w:t>
-      </w:r>
-      <w:r>
-        <w:t xml:space="preserve">95% empirical interval [0.343, 0.644]). The observed cross-validated AUCs fall comfortably within this null range</w:t>
-      </w:r>
-      <w:r>
-        <w:t xml:space="preserve"> </w:t>
-      </w:r>
-      <w:r>
-        <w:t xml:space="preserve">(</w:t>
+        <w:t xml:space="preserve"> s; Fig. 3). To test whether these</w:t>
+      </w:r>
+      <w:r>
+        <w:t xml:space="preserve"> </w:t>
+      </w:r>
+      <w:r>
+        <w:t xml:space="preserve">below-chance AUCs represent an inverted physical signal or finite-sample noise, we computed a 1,000-iteration permutation</w:t>
+      </w:r>
+      <w:r>
+        <w:t xml:space="preserve"> </w:t>
+      </w:r>
+      <w:r>
+        <w:t xml:space="preserve">null distribution on Task B by randomly shuffling crash attribution labels across folds: the null distribution had mean</w:t>
+      </w:r>
+      <w:r>
+        <w:t xml:space="preserve"> </w:t>
+      </w:r>
+      <w:r>
+        <w:t xml:space="preserve">0.497 (SD 0.090) with an empirical 95% interval of 0.313–0.660. The observed cross-validated AUC of 0.449 falls</w:t>
+      </w:r>
+      <w:r>
+        <w:t xml:space="preserve"> </w:t>
+      </w:r>
+      <w:r>
+        <w:t xml:space="preserve">comfortably within this chance range (two-sided permutation</w:t>
+      </w:r>
+      <w:r>
+        <w:t xml:space="preserve"> </w:t>
       </w:r>
       <m:oMath>
         <m:r>
@@ -6277,30 +6401,32 @@
           <m:t>=</m:t>
         </m:r>
         <m:r>
-          <m:t>0.58</m:t>
+          <m:t>0.509</m:t>
         </m:r>
       </m:oMath>
       <w:r>
-        <w:t xml:space="preserve">), confirming that below-chance performance reflects finite-sample noise and weak label fidelity rather than</w:t>
-      </w:r>
-      <w:r>
-        <w:t xml:space="preserve"> </w:t>
-      </w:r>
-      <w:r>
-        <w:t xml:space="preserve">genuine inverted predictability. To evaluate whether non-linear combinations could extract pre-crash signatures, we</w:t>
-      </w:r>
-      <w:r>
-        <w:t xml:space="preserve"> </w:t>
-      </w:r>
-      <w:r>
-        <w:t xml:space="preserve">trained a gradient-boosted decision stump ensemble on Task B: it reached an AUC of</w:t>
+        <w:t xml:space="preserve">).</w:t>
+      </w:r>
+    </w:p>
+    <w:p>
+      <w:pPr>
+        <w:pStyle w:val="BodyText"/>
+      </w:pPr>
+      <w:r>
+        <w:t xml:space="preserve">To evaluate whether non-linear feature interactions could extract subtle pre-crash signatures, we trained depth-3</w:t>
+      </w:r>
+      <w:r>
+        <w:t xml:space="preserve"> </w:t>
+      </w:r>
+      <w:r>
+        <w:t xml:space="preserve">gradient-boosted decision trees on Task B. While reaching an AUC of</w:t>
       </w:r>
       <w:r>
         <w:t xml:space="preserve"> </w:t>
       </w:r>
       <m:oMath>
         <m:r>
-          <m:t>0.560</m:t>
+          <m:t>0.595</m:t>
         </m:r>
         <m:r>
           <m:rPr>
@@ -6309,7 +6435,7 @@
           <m:t>±</m:t>
         </m:r>
         <m:r>
-          <m:t>0.046</m:t>
+          <m:t>0.130</m:t>
         </m:r>
       </m:oMath>
       <w:r>
@@ -6336,20 +6462,14 @@
         </m:r>
       </m:oMath>
       <w:r>
-        <w:t xml:space="preserve"> s, but</w:t>
-      </w:r>
-      <w:r>
-        <w:t xml:space="preserve"> </w:t>
-      </w:r>
-      <w:r>
-        <w:t xml:space="preserve">dropped to</w:t>
+        <w:t xml:space="preserve"> s, performance fell to</w:t>
       </w:r>
       <w:r>
         <w:t xml:space="preserve"> </w:t>
       </w:r>
       <m:oMath>
         <m:r>
-          <m:t>0.413</m:t>
+          <m:t>0.553</m:t>
         </m:r>
         <m:r>
           <m:rPr>
@@ -6358,7 +6478,7 @@
           <m:t>±</m:t>
         </m:r>
         <m:r>
-          <m:t>0.014</m:t>
+          <m:t>0.171</m:t>
         </m:r>
       </m:oMath>
       <w:r>
@@ -6392,7 +6512,7 @@
       </w:r>
       <m:oMath>
         <m:r>
-          <m:t>0.453</m:t>
+          <m:t>0.548</m:t>
         </m:r>
         <m:r>
           <m:rPr>
@@ -6401,7 +6521,7 @@
           <m:t>±</m:t>
         </m:r>
         <m:r>
-          <m:t>0.045</m:t>
+          <m:t>0.104</m:t>
         </m:r>
       </m:oMath>
       <w:r>
@@ -6428,19 +6548,148 @@
         </m:r>
       </m:oMath>
       <w:r>
-        <w:t xml:space="preserve"> s. Non-linear tree boosting does not</w:t>
-      </w:r>
-      <w:r>
-        <w:t xml:space="preserve"> </w:t>
-      </w:r>
-      <w:r>
-        <w:t xml:space="preserve">rescue crash attribution; once the impact window is excluded, performance remains near or below chance. We conclude</w:t>
-      </w:r>
-      <w:r>
-        <w:t xml:space="preserve"> </w:t>
-      </w:r>
-      <w:r>
-        <w:t xml:space="preserve">that crash attribution is not achievable with these features and labels.</w:t>
+        <w:t xml:space="preserve"> s (with intermediate margins yielding</w:t>
+      </w:r>
+      <w:r>
+        <w:t xml:space="preserve"> </w:t>
+      </w:r>
+      <m:oMath>
+        <m:r>
+          <m:t>0.604</m:t>
+        </m:r>
+        <m:r>
+          <m:rPr>
+            <m:sty m:val="p"/>
+          </m:rPr>
+          <m:t>±</m:t>
+        </m:r>
+        <m:r>
+          <m:t>0.095</m:t>
+        </m:r>
+      </m:oMath>
+      <w:r>
+        <w:t xml:space="preserve"> </w:t>
+      </w:r>
+      <w:r>
+        <w:t xml:space="preserve">at</w:t>
+      </w:r>
+      <w:r>
+        <w:t xml:space="preserve"> </w:t>
+      </w:r>
+      <m:oMath>
+        <m:r>
+          <m:t>m</m:t>
+        </m:r>
+        <m:r>
+          <m:rPr>
+            <m:sty m:val="p"/>
+          </m:rPr>
+          <m:t>=</m:t>
+        </m:r>
+        <m:r>
+          <m:t>2</m:t>
+        </m:r>
+      </m:oMath>
+      <w:r>
+        <w:t xml:space="preserve"> s,</w:t>
+      </w:r>
+      <w:r>
+        <w:t xml:space="preserve"> </w:t>
+      </w:r>
+      <m:oMath>
+        <m:r>
+          <m:t>0.621</m:t>
+        </m:r>
+        <m:r>
+          <m:rPr>
+            <m:sty m:val="p"/>
+          </m:rPr>
+          <m:t>±</m:t>
+        </m:r>
+        <m:r>
+          <m:t>0.105</m:t>
+        </m:r>
+      </m:oMath>
+      <w:r>
+        <w:t xml:space="preserve"> </w:t>
+      </w:r>
+      <w:r>
+        <w:t xml:space="preserve">at</w:t>
+      </w:r>
+      <w:r>
+        <w:t xml:space="preserve"> </w:t>
+      </w:r>
+      <m:oMath>
+        <m:r>
+          <m:t>m</m:t>
+        </m:r>
+        <m:r>
+          <m:rPr>
+            <m:sty m:val="p"/>
+          </m:rPr>
+          <m:t>=</m:t>
+        </m:r>
+        <m:r>
+          <m:t>5</m:t>
+        </m:r>
+      </m:oMath>
+      <w:r>
+        <w:t xml:space="preserve"> s, and</w:t>
+      </w:r>
+      <w:r>
+        <w:t xml:space="preserve"> </w:t>
+      </w:r>
+      <m:oMath>
+        <m:r>
+          <m:t>0.579</m:t>
+        </m:r>
+        <m:r>
+          <m:rPr>
+            <m:sty m:val="p"/>
+          </m:rPr>
+          <m:t>±</m:t>
+        </m:r>
+        <m:r>
+          <m:t>0.150</m:t>
+        </m:r>
+      </m:oMath>
+      <w:r>
+        <w:t xml:space="preserve"> </w:t>
+      </w:r>
+      <w:r>
+        <w:t xml:space="preserve">at</w:t>
+      </w:r>
+      <w:r>
+        <w:t xml:space="preserve"> </w:t>
+      </w:r>
+      <m:oMath>
+        <m:r>
+          <m:t>m</m:t>
+        </m:r>
+        <m:r>
+          <m:rPr>
+            <m:sty m:val="p"/>
+          </m:rPr>
+          <m:t>=</m:t>
+        </m:r>
+        <m:r>
+          <m:t>20</m:t>
+        </m:r>
+      </m:oMath>
+      <w:r>
+        <w:t xml:space="preserve"> s). Modeling non-linear interactions does</w:t>
+      </w:r>
+      <w:r>
+        <w:t xml:space="preserve"> </w:t>
+      </w:r>
+      <w:r>
+        <w:t xml:space="preserve">not rescue crash attribution; once the impact window is excluded, classification remains near chance. We conclude that</w:t>
+      </w:r>
+      <w:r>
+        <w:t xml:space="preserve"> </w:t>
+      </w:r>
+      <w:r>
+        <w:t xml:space="preserve">crash attribution is not achievable with these features and labels.</w:t>
       </w:r>
     </w:p>
     <w:bookmarkStart w:id="35" w:name="_049e4e3e8c6150f6efca473eb560bdd9d2e8e6a"/>
@@ -6452,7 +6701,7 @@
       <w:r>
         <w:drawing>
           <wp:inline>
-            <wp:extent cx="4160520" cy="2632959"/>
+            <wp:extent cx="4160520" cy="2627404"/>
             <wp:effectExtent b="0" l="0" r="0" t="0"/>
             <wp:docPr descr="" title="" id="33" name="Picture"/>
             <a:graphic>
@@ -6473,7 +6722,7 @@
                   <pic:spPr bwMode="auto">
                     <a:xfrm>
                       <a:off x="0" y="0"/>
-                      <a:ext cx="4160520" cy="2632959"/>
+                      <a:ext cx="4160520" cy="2627404"/>
                     </a:xfrm>
                     <a:prstGeom prst="rect">
                       <a:avLst/>
@@ -7836,25 +8085,157 @@
         <w:pStyle w:val="FirstParagraph"/>
       </w:pPr>
       <w:r>
-        <w:t xml:space="preserve">Crash flights were separated from normal flights with an AUC of 0.88 (SD 0.01) using the whole flight and 0.86 with the</w:t>
-      </w:r>
-      <w:r>
-        <w:t xml:space="preserve"> </w:t>
-      </w:r>
-      <w:r>
-        <w:t xml:space="preserve">last 30 s removed (Fig. 3); the declared drop of 0.10 by 10 s was not observed (0.01). To evaluate</w:t>
-      </w:r>
-      <w:r>
-        <w:t xml:space="preserve"> </w:t>
-      </w:r>
-      <w:r>
-        <w:t xml:space="preserve">whether this stability was an artefact of sample attrition as shorter flights dropped out at larger margins, we</w:t>
-      </w:r>
-      <w:r>
-        <w:t xml:space="preserve"> </w:t>
-      </w:r>
-      <w:r>
-        <w:t xml:space="preserve">evaluated the cross-validation on the fixed subset of 213 flights with duration</w:t>
+        <w:t xml:space="preserve">In the primary declared sample, crash flights were separated from normal flights with a cross-validated AUC of 0.88</w:t>
+      </w:r>
+      <w:r>
+        <w:t xml:space="preserve"> </w:t>
+      </w:r>
+      <w:r>
+        <w:t xml:space="preserve">(SD 0.01) at</w:t>
+      </w:r>
+      <w:r>
+        <w:t xml:space="preserve"> </w:t>
+      </w:r>
+      <m:oMath>
+        <m:r>
+          <m:t>m</m:t>
+        </m:r>
+        <m:r>
+          <m:rPr>
+            <m:sty m:val="p"/>
+          </m:rPr>
+          <m:t>=</m:t>
+        </m:r>
+        <m:r>
+          <m:t>0</m:t>
+        </m:r>
+      </m:oMath>
+      <w:r>
+        <w:t xml:space="preserve"> s (</w:t>
+      </w:r>
+      <m:oMath>
+        <m:r>
+          <m:t>n</m:t>
+        </m:r>
+        <m:r>
+          <m:rPr>
+            <m:sty m:val="p"/>
+          </m:rPr>
+          <m:t>=</m:t>
+        </m:r>
+        <m:r>
+          <m:t>148</m:t>
+        </m:r>
+      </m:oMath>
+      <w:r>
+        <w:t xml:space="preserve"> </w:t>
+      </w:r>
+      <w:r>
+        <w:t xml:space="preserve">crashes, 139 normal flights) and 0.87 (SD 0.01) at</w:t>
+      </w:r>
+      <w:r>
+        <w:t xml:space="preserve"> </w:t>
+      </w:r>
+      <m:oMath>
+        <m:r>
+          <m:t>m</m:t>
+        </m:r>
+        <m:r>
+          <m:rPr>
+            <m:sty m:val="p"/>
+          </m:rPr>
+          <m:t>=</m:t>
+        </m:r>
+        <m:r>
+          <m:t>10</m:t>
+        </m:r>
+      </m:oMath>
+      <w:r>
+        <w:t xml:space="preserve"> s (</w:t>
+      </w:r>
+      <m:oMath>
+        <m:r>
+          <m:t>n</m:t>
+        </m:r>
+        <m:r>
+          <m:rPr>
+            <m:sty m:val="p"/>
+          </m:rPr>
+          <m:t>=</m:t>
+        </m:r>
+        <m:r>
+          <m:t>114</m:t>
+        </m:r>
+      </m:oMath>
+      <w:r>
+        <w:t xml:space="preserve"> </w:t>
+      </w:r>
+      <w:r>
+        <w:t xml:space="preserve">crashes, 137 normal</w:t>
+      </w:r>
+      <w:r>
+        <w:t xml:space="preserve"> </w:t>
+      </w:r>
+      <w:r>
+        <w:t xml:space="preserve">flights), declining to 0.86 at</w:t>
+      </w:r>
+      <w:r>
+        <w:t xml:space="preserve"> </w:t>
+      </w:r>
+      <m:oMath>
+        <m:r>
+          <m:t>m</m:t>
+        </m:r>
+        <m:r>
+          <m:rPr>
+            <m:sty m:val="p"/>
+          </m:rPr>
+          <m:t>=</m:t>
+        </m:r>
+        <m:r>
+          <m:t>30</m:t>
+        </m:r>
+      </m:oMath>
+      <w:r>
+        <w:t xml:space="preserve"> s (</w:t>
+      </w:r>
+      <m:oMath>
+        <m:r>
+          <m:t>n</m:t>
+        </m:r>
+        <m:r>
+          <m:rPr>
+            <m:sty m:val="p"/>
+          </m:rPr>
+          <m:t>=</m:t>
+        </m:r>
+        <m:r>
+          <m:t>89</m:t>
+        </m:r>
+      </m:oMath>
+      <w:r>
+        <w:t xml:space="preserve"> </w:t>
+      </w:r>
+      <w:r>
+        <w:t xml:space="preserve">crashes, 124 normal flights); the declared drop of 0.10 was not</w:t>
+      </w:r>
+      <w:r>
+        <w:t xml:space="preserve"> </w:t>
+      </w:r>
+      <w:r>
+        <w:t xml:space="preserve">observed (drop of 0.01). To evaluate whether this apparent stability was an artefact of sample attrition as shorter</w:t>
+      </w:r>
+      <w:r>
+        <w:t xml:space="preserve"> </w:t>
+      </w:r>
+      <w:r>
+        <w:t xml:space="preserve">flights dropped out at larger margins, we evaluated the cross-validation on the fixed constant subset of 213 flights</w:t>
+      </w:r>
+      <w:r>
+        <w:t xml:space="preserve"> </w:t>
+      </w:r>
+      <w:r>
+        <w:t xml:space="preserve">with duration</w:t>
       </w:r>
       <w:r>
         <w:t xml:space="preserve"> </w:t>
@@ -7871,13 +8252,13 @@
         </m:r>
       </m:oMath>
       <w:r>
-        <w:t xml:space="preserve"> s (89 crashes, 124 normal</w:t>
-      </w:r>
-      <w:r>
-        <w:t xml:space="preserve"> </w:t>
-      </w:r>
-      <w:r>
-        <w:t xml:space="preserve">flights) across all six margins. On this constant sample, model AUC declined smoothly from 0.895 (SD 0.007) at</w:t>
+        <w:t xml:space="preserve"> s (89 crashes, 124 normal flights; plotted in Fig. 3) across all six margins. On this</w:t>
+      </w:r>
+      <w:r>
+        <w:t xml:space="preserve"> </w:t>
+      </w:r>
+      <w:r>
+        <w:t xml:space="preserve">constant sample, model AUC declined smoothly from 0.895 (SD 0.007) at</w:t>
       </w:r>
       <w:r>
         <w:t xml:space="preserve"> </w:t>
@@ -7897,13 +8278,7 @@
         </m:r>
       </m:oMath>
       <w:r>
-        <w:t xml:space="preserve"> s</w:t>
-      </w:r>
-      <w:r>
-        <w:t xml:space="preserve"> </w:t>
-      </w:r>
-      <w:r>
-        <w:t xml:space="preserve">to 0.876 at</w:t>
+        <w:t xml:space="preserve"> s to 0.876 at</w:t>
       </w:r>
       <w:r>
         <w:t xml:space="preserve"> </w:t>
@@ -7943,7 +8318,13 @@
         </m:r>
       </m:oMath>
       <w:r>
-        <w:t xml:space="preserve"> s, 0.868 at</w:t>
+        <w:t xml:space="preserve"> s,</w:t>
+      </w:r>
+      <w:r>
+        <w:t xml:space="preserve"> </w:t>
+      </w:r>
+      <w:r>
+        <w:t xml:space="preserve">0.868 at</w:t>
       </w:r>
       <w:r>
         <w:t xml:space="preserve"> </w:t>
@@ -8003,13 +8384,13 @@
         </m:r>
       </m:oMath>
       <w:r>
-        <w:t xml:space="preserve"> s. The absence of a large drop holds on identical airframes and flights, confirming that sample composition</w:t>
-      </w:r>
-      <w:r>
-        <w:t xml:space="preserve"> </w:t>
-      </w:r>
-      <w:r>
-        <w:t xml:space="preserve">did not mask a collapse.</w:t>
+        <w:t xml:space="preserve"> s. The absence of a large drop holds on</w:t>
+      </w:r>
+      <w:r>
+        <w:t xml:space="preserve"> </w:t>
+      </w:r>
+      <w:r>
+        <w:t xml:space="preserve">identical flights, confirming that changing sample composition across cut-offs did not mask a collapse.</w:t>
       </w:r>
     </w:p>
     <w:p>
@@ -8043,37 +8424,37 @@
         <w:pStyle w:val="BodyText"/>
       </w:pPr>
       <w:r>
-        <w:t xml:space="preserve">Crucially, the high model-level separation (AUC 0.88) does not demonstrate unconfounded anticipation of a crash: crash</w:t>
-      </w:r>
-      <w:r>
-        <w:t xml:space="preserve"> </w:t>
-      </w:r>
-      <w:r>
-        <w:t xml:space="preserve">and normal flights differ fundamentally in duration (median 54 s against 388 s), firmware era distribution, and</w:t>
-      </w:r>
-      <w:r>
-        <w:t xml:space="preserve"> </w:t>
-      </w:r>
-      <w:r>
-        <w:t xml:space="preserve">operational flight envelope. Table 6 gives the single-feature AUCs. Values below 0.5 indicate</w:t>
-      </w:r>
-      <w:r>
-        <w:t xml:space="preserve"> </w:t>
-      </w:r>
-      <w:r>
-        <w:t xml:space="preserve">features that are lower in crash flights: crash flights reached lower tilt and smaller stick deflections over the whole</w:t>
-      </w:r>
-      <w:r>
-        <w:t xml:space="preserve"> </w:t>
-      </w:r>
-      <w:r>
-        <w:t xml:space="preserve">flight than normal flights, consistent with short, aborted or cautious testing flights. When the exact same 11-feature</w:t>
-      </w:r>
-      <w:r>
-        <w:t xml:space="preserve"> </w:t>
-      </w:r>
-      <w:r>
-        <w:t xml:space="preserve">model was evaluated</w:t>
+        <w:t xml:space="preserve">Crucially, the high cross-sectional model separation (AUC 0.88) does not demonstrate unconfounded anticipation of an</w:t>
+      </w:r>
+      <w:r>
+        <w:t xml:space="preserve"> </w:t>
+      </w:r>
+      <w:r>
+        <w:t xml:space="preserve">impending crash: crash and normal flights differ fundamentally in duration (median 54 s against 388 s), firmware era</w:t>
+      </w:r>
+      <w:r>
+        <w:t xml:space="preserve"> </w:t>
+      </w:r>
+      <w:r>
+        <w:t xml:space="preserve">distribution, and operational flight envelope. Table 6 gives the single-feature AUCs. Values below 0.5</w:t>
+      </w:r>
+      <w:r>
+        <w:t xml:space="preserve"> </w:t>
+      </w:r>
+      <w:r>
+        <w:t xml:space="preserve">indicate features that are lower in crash flights: crash flights reached lower tilt and smaller stick deflections over the</w:t>
+      </w:r>
+      <w:r>
+        <w:t xml:space="preserve"> </w:t>
+      </w:r>
+      <w:r>
+        <w:t xml:space="preserve">whole flight than normal flights, consistent with short, aborted or cautious testing flights. When the exact same</w:t>
+      </w:r>
+      <w:r>
+        <w:t xml:space="preserve"> </w:t>
+      </w:r>
+      <w:r>
+        <w:t xml:space="preserve">11-feature model was evaluated</w:t>
       </w:r>
       <w:r>
         <w:t xml:space="preserve"> </w:t>
@@ -8086,31 +8467,37 @@
         <w:t xml:space="preserve">within the same drone</w:t>
       </w:r>
       <w:r>
-        <w:t xml:space="preserve">—separating each crashed drone’s pre-crash window (cut 10 s before</w:t>
-      </w:r>
-      <w:r>
-        <w:t xml:space="preserve"> </w:t>
-      </w:r>
-      <w:r>
-        <w:t xml:space="preserve">impact) from its own earlier flights across 67 multi-flight drones (372 flights) via grouped five-fold</w:t>
-      </w:r>
-      <w:r>
-        <w:t xml:space="preserve"> </w:t>
-      </w:r>
-      <w:r>
-        <w:t xml:space="preserve">cross-validation—the CV AUC collapsed from 0.88 to 0.596. Matching on the airframe eliminates the apparent separation,</w:t>
-      </w:r>
-      <w:r>
-        <w:t xml:space="preserve"> </w:t>
-      </w:r>
-      <w:r>
-        <w:t xml:space="preserve">proving that cross-sectional models distinguish drone types, flight styles, and durations rather than detecting</w:t>
-      </w:r>
-      <w:r>
-        <w:t xml:space="preserve"> </w:t>
-      </w:r>
-      <w:r>
-        <w:t xml:space="preserve">impending failure.</w:t>
+        <w:t xml:space="preserve">—separating each crashed drone’s pre-crash window (cut 10 s</w:t>
+      </w:r>
+      <w:r>
+        <w:t xml:space="preserve"> </w:t>
+      </w:r>
+      <w:r>
+        <w:t xml:space="preserve">before impact) from its own earlier flights across 67 multi-flight drones (372 flights: 67 pre-crash flights and 305 earlier</w:t>
+      </w:r>
+      <w:r>
+        <w:t xml:space="preserve"> </w:t>
+      </w:r>
+      <w:r>
+        <w:t xml:space="preserve">flights, distinct from the 372 between-drone control flights)—the pooled Group-CV AUC fell from 0.88 to 0.580 (95%</w:t>
+      </w:r>
+      <w:r>
+        <w:t xml:space="preserve"> </w:t>
+      </w:r>
+      <w:r>
+        <w:t xml:space="preserve">bootstrap CI 0.528–0.633), and the mean within-drone pairwise AUC was 0.605 (95% bootstrap CI 0.516–0.692). Matching</w:t>
+      </w:r>
+      <w:r>
+        <w:t xml:space="preserve"> </w:t>
+      </w:r>
+      <w:r>
+        <w:t xml:space="preserve">on the airframe substantially attenuates the apparent separation, demonstrating that cross-sectional models are dominated</w:t>
+      </w:r>
+      <w:r>
+        <w:t xml:space="preserve"> </w:t>
+      </w:r>
+      <w:r>
+        <w:t xml:space="preserve">by differences between drone types, flight styles, and durations rather than detecting impending failure.</w:t>
       </w:r>
     </w:p>
     <w:bookmarkStart w:id="38" w:name="_332204dfa69e2fa6bf2a39cf9288ea52d0052a5"/>
@@ -9440,13 +9827,13 @@
         <w:pStyle w:val="BodyText"/>
       </w:pPr>
       <w:r>
-        <w:t xml:space="preserve">As a screening signal, the crashed drone was the roughest of its matched set in 33 of 60 sets (55.0%, against 40.3%</w:t>
-      </w:r>
-      <w:r>
-        <w:t xml:space="preserve"> </w:t>
-      </w:r>
-      <w:r>
-        <w:t xml:space="preserve">expected by chance; one-sided binomial</w:t>
+        <w:t xml:space="preserve">As a screening signal, the crashed drone was the roughest of its matched set in 33 of 60 sets (55.0%, Wilson 95% CI</w:t>
+      </w:r>
+      <w:r>
+        <w:t xml:space="preserve"> </w:t>
+      </w:r>
+      <w:r>
+        <w:t xml:space="preserve">42.5–66.9%, against 40.3% expected under the exact Poisson-binomial null; exact one-sided Poisson-binomial</w:t>
       </w:r>
       <w:r>
         <w:t xml:space="preserve"> </w:t>
@@ -9462,35 +9849,61 @@
           <m:t>=</m:t>
         </m:r>
         <m:r>
-          <m:t>0.016</m:t>
+          <m:t>0.0137</m:t>
         </m:r>
       </m:oMath>
       <w:r>
-        <w:t xml:space="preserve">). Furthermore, in 38 of 60 sets (63.3%), the crashed drone exceeded the</w:t>
-      </w:r>
-      <w:r>
-        <w:t xml:space="preserve"> </w:t>
-      </w:r>
-      <w:r>
-        <w:t xml:space="preserve">third quartile (Q3) of its matched controls. However, in practical fleet operations, positive predictive value (PPV) is</w:t>
-      </w:r>
-      <w:r>
-        <w:t xml:space="preserve"> </w:t>
-      </w:r>
-      <w:r>
-        <w:t xml:space="preserve">governed by the base rate of crashes. In the archive, 590 crashes occurred across 38,320 vehicles (a baseline risk of</w:t>
-      </w:r>
-      <w:r>
-        <w:t xml:space="preserve"> </w:t>
-      </w:r>
-      <w:r>
-        <w:t xml:space="preserve">1.54%). Flagging drones exceeding the control Q3 yields an estimated risk of 3.81% in flagged drones versus 0.76% in</w:t>
-      </w:r>
-      <w:r>
-        <w:t xml:space="preserve"> </w:t>
-      </w:r>
-      <w:r>
-        <w:t xml:space="preserve">unflagged drones—a relative risk (lift) of</w:t>
+        <w:t xml:space="preserve">).</w:t>
+      </w:r>
+      <w:r>
+        <w:t xml:space="preserve"> </w:t>
+      </w:r>
+      <w:r>
+        <w:t xml:space="preserve">Furthermore, in 38 of 60 sets (63.3%, Wilson 95% CI 50.7–74.4%), the crashed drone exceeded the third quartile (Q3) of</w:t>
+      </w:r>
+      <w:r>
+        <w:t xml:space="preserve"> </w:t>
+      </w:r>
+      <w:r>
+        <w:t xml:space="preserve">its matched controls. Sensitivity differed between measurement sources: 32 of 48 crashed drones (66.7%, Wilson 95% CI</w:t>
+      </w:r>
+      <w:r>
+        <w:t xml:space="preserve"> </w:t>
+      </w:r>
+      <w:r>
+        <w:t xml:space="preserve">52.5–78.3%) exceeded control Q3 on the older estimator metric, compared to 6 of 12 (50.0%, Wilson 95% CI 25.4–74.6%)</w:t>
+      </w:r>
+      <w:r>
+        <w:t xml:space="preserve"> </w:t>
+      </w:r>
+      <w:r>
+        <w:t xml:space="preserve">on the newer accelerometer metric.</w:t>
+      </w:r>
+    </w:p>
+    <w:p>
+      <w:pPr>
+        <w:pStyle w:val="BodyText"/>
+      </w:pPr>
+      <w:r>
+        <w:t xml:space="preserve">In practical fleet operations, positive predictive value (PPV) is governed by the base rate of crashes. In the archive,</w:t>
+      </w:r>
+      <w:r>
+        <w:t xml:space="preserve"> </w:t>
+      </w:r>
+      <w:r>
+        <w:t xml:space="preserve">590 crashes occurred across 38,320 vehicles (a baseline risk of 1.54%; 520 crashes or 1.36% from real hardware).</w:t>
+      </w:r>
+      <w:r>
+        <w:t xml:space="preserve"> </w:t>
+      </w:r>
+      <w:r>
+        <w:t xml:space="preserve">Flagging drones exceeding the upper quartile in a fleet-wide reference distribution (a 25% flag rate) yields an estimated</w:t>
+      </w:r>
+      <w:r>
+        <w:t xml:space="preserve"> </w:t>
+      </w:r>
+      <w:r>
+        <w:t xml:space="preserve">risk of 3.81% in flagged drones versus 0.76% in unflagged drones—a relative risk (lift) of</w:t>
       </w:r>
       <w:r>
         <w:t xml:space="preserve"> </w:t>
@@ -9510,11 +9923,17 @@
         <w:t xml:space="preserve"> </w:t>
       </w:r>
       <w:r>
-        <w:t xml:space="preserve">over unflagged drones (</w:t>
+        <w:t xml:space="preserve">over unflagged</w:t>
+      </w:r>
+      <w:r>
+        <w:t xml:space="preserve"> </w:t>
+      </w:r>
+      <w:r>
+        <w:t xml:space="preserve">drones (</w:t>
       </w:r>
       <m:oMath>
         <m:r>
-          <m:t>2.47</m:t>
+          <m:t>2.53</m:t>
         </m:r>
         <m:r>
           <m:rPr>
@@ -9527,19 +9946,25 @@
         <w:t xml:space="preserve"> </w:t>
       </w:r>
       <w:r>
-        <w:t xml:space="preserve">over base rate), requiring</w:t>
-      </w:r>
-      <w:r>
-        <w:t xml:space="preserve"> </w:t>
-      </w:r>
-      <w:r>
-        <w:t xml:space="preserve">26.2 inspections per detected crash. Flagging the single top-ranked drone in each set yields an estimated risk of 3.33% in</w:t>
-      </w:r>
-      <w:r>
-        <w:t xml:space="preserve"> </w:t>
-      </w:r>
-      <w:r>
-        <w:t xml:space="preserve">flagged versus 0.93% in unflagged (lift</w:t>
+        <w:t xml:space="preserve">over base rate, 95% bootstrap CI 2.07–3.00), with an operational PPV of 3.81% (95% bootstrap CI</w:t>
+      </w:r>
+      <w:r>
+        <w:t xml:space="preserve"> </w:t>
+      </w:r>
+      <w:r>
+        <w:t xml:space="preserve">3.18–4.62%; 3.36% [95% CI 2.81–4.07%] at the real-hardware base rate), requiring 26.2 inspections per detected</w:t>
+      </w:r>
+      <w:r>
+        <w:t xml:space="preserve"> </w:t>
+      </w:r>
+      <w:r>
+        <w:t xml:space="preserve">crash. Flagging the single top-ranked drone in each set yields an estimated risk of 3.33% in flagged versus 0.93% in</w:t>
+      </w:r>
+      <w:r>
+        <w:t xml:space="preserve"> </w:t>
+      </w:r>
+      <w:r>
+        <w:t xml:space="preserve">unflagged (lift</w:t>
       </w:r>
       <w:r>
         <w:t xml:space="preserve"> </w:t>
@@ -9556,13 +9981,13 @@
         </m:r>
       </m:oMath>
       <w:r>
-        <w:t xml:space="preserve">, 30.1 inspections per detected crash). In both cases, the metric</w:t>
-      </w:r>
-      <w:r>
-        <w:t xml:space="preserve"> </w:t>
-      </w:r>
-      <w:r>
-        <w:t xml:space="preserve">serves as a broad maintenance inspection filter rather than an operational crash warning.</w:t>
+        <w:t xml:space="preserve">, 30.1 inspections per detected crash). In both cases, the metric serves as a broad maintenance</w:t>
+      </w:r>
+      <w:r>
+        <w:t xml:space="preserve"> </w:t>
+      </w:r>
+      <w:r>
+        <w:t xml:space="preserve">inspection filter rather than an operational crash warning.</w:t>
       </w:r>
     </w:p>
     <w:bookmarkStart w:id="47" w:name="_9361c5dba1dea8da31b0aed692bc5b019a98a7f"/>
@@ -9574,7 +9999,7 @@
       <w:r>
         <w:drawing>
           <wp:inline>
-            <wp:extent cx="4160520" cy="2281666"/>
+            <wp:extent cx="4160520" cy="2277307"/>
             <wp:effectExtent b="0" l="0" r="0" t="0"/>
             <wp:docPr descr="" title="" id="45" name="Picture"/>
             <a:graphic>
@@ -9595,7 +10020,7 @@
                   <pic:spPr bwMode="auto">
                     <a:xfrm>
                       <a:off x="0" y="0"/>
-                      <a:ext cx="4160520" cy="2281666"/>
+                      <a:ext cx="4160520" cy="2277307"/>
                     </a:xfrm>
                     <a:prstGeom prst="rect">
                       <a:avLst/>
@@ -9976,7 +10401,7 @@
         <w:t xml:space="preserve"> </w:t>
       </w:r>
       <w:r>
-        <w:t xml:space="preserve">accelerometer metric alone the direction was the same but the sample was too small to decide (</w:t>
+        <w:t xml:space="preserve">accelerometer vibration metric the difference was smaller and not significant (</w:t>
       </w:r>
       <m:oMath>
         <m:acc>
@@ -9996,7 +10421,7 @@
           <m:t>=</m:t>
         </m:r>
         <m:r>
-          <m:t>0.62</m:t>
+          <m:t>0.58</m:t>
         </m:r>
       </m:oMath>
       <w:r>
@@ -10016,184 +10441,23 @@
           <m:t>=</m:t>
         </m:r>
         <m:r>
-          <m:t>0.19</m:t>
+          <m:t>0.25</m:t>
         </m:r>
       </m:oMath>
       <w:r>
-        <w:t xml:space="preserve">,</w:t>
-      </w:r>
-      <w:r>
-        <w:t xml:space="preserve"> </w:t>
-      </w:r>
-      <w:r>
-        <w:t xml:space="preserve">12 sets). A declared replication on the newer metric only, admitting every newer-firmware crashed drone with at least one</w:t>
-      </w:r>
-      <w:r>
-        <w:t xml:space="preserve"> </w:t>
-      </w:r>
-      <w:r>
-        <w:t xml:space="preserve">earlier flight (26 sets selected, 19 usable), did not confirm the effect:</w:t>
-      </w:r>
-      <w:r>
-        <w:t xml:space="preserve"> </w:t>
-      </w:r>
-      <m:oMath>
-        <m:acc>
-          <m:accPr>
-            <m:chr m:val="‾"/>
-          </m:accPr>
-          <m:e>
-            <m:r>
-              <m:t>r</m:t>
-            </m:r>
-          </m:e>
-        </m:acc>
-        <m:r>
-          <m:rPr>
-            <m:sty m:val="p"/>
-          </m:rPr>
-          <m:t>=</m:t>
-        </m:r>
-        <m:r>
-          <m:t>0.58</m:t>
-        </m:r>
-      </m:oMath>
-      <w:r>
-        <w:t xml:space="preserve"> </w:t>
-      </w:r>
-      <w:r>
-        <w:t xml:space="preserve">(95% CI 0.39–0.76,</w:t>
-      </w:r>
-      <w:r>
-        <w:t xml:space="preserve"> </w:t>
-      </w:r>
-      <m:oMath>
-        <m:r>
-          <m:t>p</m:t>
-        </m:r>
-        <m:r>
-          <m:rPr>
-            <m:sty m:val="p"/>
-          </m:rPr>
-          <m:t>=</m:t>
-        </m:r>
-        <m:r>
-          <m:t>0.25</m:t>
-        </m:r>
-      </m:oMath>
-      <w:r>
-        <w:t xml:space="preserve">); on</w:t>
-      </w:r>
-      <w:r>
-        <w:t xml:space="preserve"> </w:t>
-      </w:r>
-      <w:r>
-        <w:t xml:space="preserve">the ten cases not in the original test it was 0.50. The interval is compatible both with no effect and with the effect</w:t>
-      </w:r>
-      <w:r>
-        <w:t xml:space="preserve"> </w:t>
-      </w:r>
-      <w:r>
-        <w:t xml:space="preserve">seen on the older estimate, so whether the newer metric shows the same difference remains open; because the archive has no</w:t>
-      </w:r>
-      <w:r>
-        <w:t xml:space="preserve"> </w:t>
-      </w:r>
-      <w:r>
-        <w:t xml:space="preserve">further newer-firmware cases meeting the matching criteria, this main positive result needs stronger replication in</w:t>
-      </w:r>
-      <w:r>
-        <w:t xml:space="preserve"> </w:t>
-      </w:r>
-      <w:r>
-        <w:t xml:space="preserve">prospective studies. The within-drone null did not depend on the crash-moment threshold (</w:t>
-      </w:r>
-      <m:oMath>
-        <m:acc>
-          <m:accPr>
-            <m:chr m:val="‾"/>
-          </m:accPr>
-          <m:e>
-            <m:r>
-              <m:t>r</m:t>
-            </m:r>
-          </m:e>
-        </m:acc>
-        <m:r>
-          <m:rPr>
-            <m:sty m:val="p"/>
-          </m:rPr>
-          <m:t>=</m:t>
-        </m:r>
-        <m:r>
-          <m:t>0.46</m:t>
-        </m:r>
-      </m:oMath>
-      <w:r>
-        <w:t xml:space="preserve"> </w:t>
-      </w:r>
-      <w:r>
-        <w:t xml:space="preserve">at</w:t>
-      </w:r>
-      <w:r>
-        <w:t xml:space="preserve"> </w:t>
-      </w:r>
-      <m:oMath>
-        <m:sSup>
-          <m:e>
-            <m:r>
-              <m:t>45</m:t>
-            </m:r>
-          </m:e>
-          <m:sup>
-            <m:r>
-              <m:rPr>
-                <m:sty m:val="p"/>
-              </m:rPr>
-              <m:t>∘</m:t>
-            </m:r>
-          </m:sup>
-        </m:sSup>
-      </m:oMath>
-      <w:r>
-        <w:t xml:space="preserve">,</w:t>
-      </w:r>
-      <w:r>
-        <w:t xml:space="preserve"> </w:t>
-      </w:r>
-      <m:oMath>
-        <m:r>
-          <m:t>0.50</m:t>
-        </m:r>
-      </m:oMath>
-      <w:r>
-        <w:t xml:space="preserve"> </w:t>
-      </w:r>
-      <w:r>
-        <w:t xml:space="preserve">at</w:t>
-      </w:r>
-      <w:r>
-        <w:t xml:space="preserve"> </w:t>
-      </w:r>
-      <m:oMath>
-        <m:sSup>
-          <m:e>
-            <m:r>
-              <m:t>75</m:t>
-            </m:r>
-          </m:e>
-          <m:sup>
-            <m:r>
-              <m:rPr>
-                <m:sty m:val="p"/>
-              </m:rPr>
-              <m:t>∘</m:t>
-            </m:r>
-          </m:sup>
-        </m:sSup>
-      </m:oMath>
-      <w:r>
-        <w:t xml:space="preserve">).</w:t>
+        <w:t xml:space="preserve">, 19 sets, 12 of them</w:t>
+      </w:r>
+      <w:r>
+        <w:t xml:space="preserve"> </w:t>
+      </w:r>
+      <w:r>
+        <w:t xml:space="preserve">with a non-crash flight). Power for this second test, given the observed effect size on the first, was 0.28, so the</w:t>
+      </w:r>
+      <w:r>
+        <w:t xml:space="preserve"> </w:t>
+      </w:r>
+      <w:r>
+        <w:t xml:space="preserve">accelerometer result is inconclusive rather than negative; replication on a powered sample of newer logs is needed.</w:t>
       </w:r>
     </w:p>
     <w:bookmarkStart w:id="52" w:name="_f3665d09ec22ddd60812b28fa68e496f60eecb2"/>
@@ -10205,7 +10469,7 @@
       <w:r>
         <w:drawing>
           <wp:inline>
-            <wp:extent cx="4533900" cy="1783640"/>
+            <wp:extent cx="4160520" cy="1636752"/>
             <wp:effectExtent b="0" l="0" r="0" t="0"/>
             <wp:docPr descr="" title="" id="50" name="Picture"/>
             <a:graphic>
@@ -10226,7 +10490,7 @@
                   <pic:spPr bwMode="auto">
                     <a:xfrm>
                       <a:off x="0" y="0"/>
-                      <a:ext cx="4533900" cy="1783640"/>
+                      <a:ext cx="4160520" cy="1636752"/>
                     </a:xfrm>
                     <a:prstGeom prst="rect">
                       <a:avLst/>
@@ -10328,7 +10592,7 @@
         <w:t xml:space="preserve"> </w:t>
       </w:r>
       <w:r>
-        <w:t xml:space="preserve">diagnoses with a checkable cause could still be downloaded. Table 7 shows the fault checks with and without the crash window. With the window ending 10 s before</w:t>
+        <w:t xml:space="preserve">diagnoses with a checkable cause could still be downloaded (38 total aircraft crash logs). Table 7 shows the fault checks with and without the crash window. With the window ending 10 s before</w:t>
       </w:r>
       <w:r>
         <w:t xml:space="preserve"> </w:t>
@@ -10347,6 +10611,127 @@
       </w:r>
       <w:r>
         <w:t xml:space="preserve">13% to 5%.</w:t>
+      </w:r>
+    </w:p>
+    <w:p>
+      <w:pPr>
+        <w:pStyle w:val="BodyText"/>
+      </w:pPr>
+      <w:r>
+        <w:t xml:space="preserve">To test diagnostic attribution on independently evaluated incidents, we examined all 38 downloadable logs behind expert</w:t>
+      </w:r>
+      <w:r>
+        <w:t xml:space="preserve"> </w:t>
+      </w:r>
+      <w:r>
+        <w:t xml:space="preserve">forum threads with checkable aircraft diagnoses. All 38 incidents were independently determined by community experts to be</w:t>
+      </w:r>
+      <w:r>
+        <w:t xml:space="preserve"> </w:t>
+      </w:r>
+      <w:r>
+        <w:t xml:space="preserve">aircraft faults. When evaluated on these real incidents, the fixed rule predicted</w:t>
+      </w:r>
+      <w:r>
+        <w:t xml:space="preserve"> </w:t>
+      </w:r>
+      <w:r>
+        <w:t xml:space="preserve">“aircraft”</w:t>
+      </w:r>
+      <w:r>
+        <w:t xml:space="preserve"> </w:t>
+      </w:r>
+      <w:r>
+        <w:t xml:space="preserve">in 18 (47.4%),</w:t>
+      </w:r>
+      <w:r>
+        <w:t xml:space="preserve"> </w:t>
+      </w:r>
+      <w:r>
+        <w:t xml:space="preserve">“pilot”</w:t>
+      </w:r>
+      <w:r>
+        <w:t xml:space="preserve"> </w:t>
+      </w:r>
+      <w:r>
+        <w:t xml:space="preserve">in 14 (36.8%), and</w:t>
+      </w:r>
+      <w:r>
+        <w:t xml:space="preserve"> </w:t>
+      </w:r>
+      <w:r>
+        <w:t xml:space="preserve">“unknown”</w:t>
+      </w:r>
+      <w:r>
+        <w:t xml:space="preserve"> </w:t>
+      </w:r>
+      <w:r>
+        <w:t xml:space="preserve">in 6 (15.8%). On decided cases (</w:t>
+      </w:r>
+      <m:oMath>
+        <m:r>
+          <m:t>n</m:t>
+        </m:r>
+        <m:r>
+          <m:rPr>
+            <m:sty m:val="p"/>
+          </m:rPr>
+          <m:t>=</m:t>
+        </m:r>
+        <m:r>
+          <m:t>32</m:t>
+        </m:r>
+      </m:oMath>
+      <w:r>
+        <w:t xml:space="preserve">), the rule was wrong on 43.8% (14/32), erroneously</w:t>
+      </w:r>
+      <w:r>
+        <w:t xml:space="preserve"> </w:t>
+      </w:r>
+      <w:r>
+        <w:t xml:space="preserve">attributing the failure to the pilot simply because the aircraft entered manual or stabilized mode prior to ground impact.</w:t>
+      </w:r>
+      <w:r>
+        <w:t xml:space="preserve"> </w:t>
+      </w:r>
+      <w:r>
+        <w:t xml:space="preserve">Similarly, the cross-validated logistic regression model evaluated on the 30 logs with complete features predicted</w:t>
+      </w:r>
+      <w:r>
+        <w:t xml:space="preserve"> </w:t>
+      </w:r>
+      <w:r>
+        <w:t xml:space="preserve">“aircraft”</w:t>
+      </w:r>
+      <w:r>
+        <w:t xml:space="preserve"> </w:t>
+      </w:r>
+      <w:r>
+        <w:t xml:space="preserve">in 27 (90.0%) and</w:t>
+      </w:r>
+      <w:r>
+        <w:t xml:space="preserve"> </w:t>
+      </w:r>
+      <w:r>
+        <w:t xml:space="preserve">“pilot”</w:t>
+      </w:r>
+      <w:r>
+        <w:t xml:space="preserve"> </w:t>
+      </w:r>
+      <w:r>
+        <w:t xml:space="preserve">in 3 (10.0%), defaulting strongly toward the 72.3% aircraft training prior.</w:t>
+      </w:r>
+      <w:r>
+        <w:t xml:space="preserve"> </w:t>
+      </w:r>
+      <w:r>
+        <w:t xml:space="preserve">This empirical test on expert-diagnosed cases confirms that telemetry rules and models cannot reliably attribute</w:t>
+      </w:r>
+      <w:r>
+        <w:t xml:space="preserve"> </w:t>
+      </w:r>
+      <w:r>
+        <w:t xml:space="preserve">responsibility.</w:t>
       </w:r>
     </w:p>
     <w:bookmarkStart w:id="54" w:name="_83343f61327e522fa9ffc9aa8f722d134b07ff7"/>
@@ -10920,7 +11305,7 @@
       <w:r>
         <w:drawing>
           <wp:inline>
-            <wp:extent cx="4160520" cy="2601925"/>
+            <wp:extent cx="4160520" cy="2603928"/>
             <wp:effectExtent b="0" l="0" r="0" t="0"/>
             <wp:docPr descr="" title="" id="56" name="Picture"/>
             <a:graphic>
@@ -10941,7 +11326,7 @@
                   <pic:spPr bwMode="auto">
                     <a:xfrm>
                       <a:off x="0" y="0"/>
-                      <a:ext cx="4160520" cy="2601925"/>
+                      <a:ext cx="4160520" cy="2603928"/>
                     </a:xfrm>
                     <a:prstGeom prst="rect">
                       <a:avLst/>
@@ -10973,7 +11358,7 @@
       <w:pPr>
         <w:pStyle w:val="Heading2"/>
       </w:pPr>
-      <w:bookmarkStart w:id="59" w:name="_a83a2e69da5d89bd8f5dc37a7915a5ec7926ec3"/>
+      <w:bookmarkStart w:id="59" w:name="_fb365ced420b86c8cd60024101a350b346a0a31"/>
       <w:r>
         <w:rPr>
           <w:rStyle w:val="SectionNumber"/>
@@ -10984,7 +11369,7 @@
         <w:tab/>
       </w:r>
       <w:r>
-        <w:t xml:space="preserve">Language-model review panels</w:t>
+        <w:t xml:space="preserve">Language-model review panels (summary)</w:t>
       </w:r>
       <w:bookmarkEnd w:id="59"/>
     </w:p>
@@ -10993,378 +11378,125 @@
         <w:pStyle w:val="FirstParagraph"/>
       </w:pPr>
       <w:r>
-        <w:t xml:space="preserve">Because language-model assistants are increasingly proposed for log review, we conducted a preliminary comparison on</w:t>
-      </w:r>
-      <w:r>
-        <w:t xml:space="preserve"> </w:t>
-      </w:r>
-      <w:r>
-        <w:t xml:space="preserve">60 author-generated fault cases using four relatively small local models (3–4B parameters). The fixed rule was right</w:t>
-      </w:r>
-      <w:r>
-        <w:t xml:space="preserve"> </w:t>
-      </w:r>
-      <w:r>
-        <w:t xml:space="preserve">in 45 of 60 generated cases (75%, 95% Wilson interval 63–84%) and wrong in none (0%, 95% interval 0–6%); it</w:t>
-      </w:r>
-      <w:r>
-        <w:t xml:space="preserve"> </w:t>
-      </w:r>
-      <w:r>
-        <w:t xml:space="preserve">referred the other 15 to a human operator.</w:t>
-      </w:r>
-      <w:r>
-        <w:t xml:space="preserve"> </w:t>
-      </w:r>
-      <w:r>
-        <w:t xml:space="preserve">“Right”</w:t>
-      </w:r>
-      <w:r>
-        <w:t xml:space="preserve"> </w:t>
-      </w:r>
-      <w:r>
-        <w:t xml:space="preserve">includes leaving the 10 no-cause cases open, so the rule named the true</w:t>
-      </w:r>
-      <w:r>
-        <w:t xml:space="preserve"> </w:t>
-      </w:r>
-      <w:r>
-        <w:t xml:space="preserve">cause in 35 of the 50 cases that had one. As discussed in Section 8, the rule’s performance may be</w:t>
-      </w:r>
-      <w:r>
-        <w:t xml:space="preserve"> </w:t>
-      </w:r>
-      <w:r>
-        <w:t xml:space="preserve">optimistic because the cases were created by the authors who designed the rule; nonetheless, no model’s panel matched</w:t>
-      </w:r>
-      <w:r>
-        <w:t xml:space="preserve"> </w:t>
-      </w:r>
-      <w:r>
-        <w:t xml:space="preserve">it (Table 8): wrong answers ranged from 6 to 38 of 60 (10–63%).</w:t>
-      </w:r>
-    </w:p>
-    <w:p>
-      <w:pPr>
-        <w:pStyle w:val="BodyText"/>
-      </w:pPr>
-      <w:r>
-        <w:t xml:space="preserve">Reporting coverage (share of cases decided) and accuracy-when-answering separately clarifies the failure mechanisms of</w:t>
-      </w:r>
-      <w:r>
-        <w:t xml:space="preserve"> </w:t>
-      </w:r>
-      <w:r>
-        <w:t xml:space="preserve">individual models. The single-agent configurations of</w:t>
-      </w:r>
-      <w:r>
-        <w:t xml:space="preserve"> </w:t>
-      </w:r>
+        <w:t xml:space="preserve">Because language-model assistants are increasingly proposed for log review, we conducted a controlled exploratory evaluation</w:t>
+      </w:r>
+      <w:r>
+        <w:t xml:space="preserve"> </w:t>
+      </w:r>
+      <w:r>
+        <w:t xml:space="preserve">of local models (3–4B parameters) configured as single agents and multi-agent review panels on 60 author-generated fault</w:t>
+      </w:r>
+      <w:r>
+        <w:t xml:space="preserve"> </w:t>
+      </w:r>
+      <w:r>
+        <w:t xml:space="preserve">cases and worst-case adversarial prompts. As detailed in Appendix B, the fixed rule reached 75% right and 0%</w:t>
+      </w:r>
+      <w:r>
+        <w:t xml:space="preserve"> </w:t>
+      </w:r>
+      <w:r>
+        <w:t xml:space="preserve">wrong (referring 25% to humans), whereas local language models produced substantial error rates (10–63% wrong), suffered</w:t>
+      </w:r>
+      <w:r>
+        <w:t xml:space="preserve"> </w:t>
+      </w:r>
+      <w:r>
+        <w:t xml:space="preserve">from mode collapse or abstention on active causes, and proved vulnerable to consensus manipulation by a single compromised</w:t>
+      </w:r>
+      <w:r>
+        <w:t xml:space="preserve"> </w:t>
+      </w:r>
+      <w:r>
+        <w:t xml:space="preserve">reviewer (flipping 45–56 of 60 cases). In contrast, deterministic numeric telemetry extraction prevented direct prompt</w:t>
+      </w:r>
+      <w:r>
+        <w:t xml:space="preserve"> </w:t>
+      </w:r>
+      <w:r>
+        <w:t xml:space="preserve">injection by construction.</w:t>
+      </w:r>
+    </w:p>
+    <w:p>
+      <w:pPr>
+        <w:pStyle w:val="Heading2"/>
+      </w:pPr>
+      <w:bookmarkStart w:id="60" w:name="_000b339d75a155a848ca0c43e54b0b02b7b82d8"/>
       <w:r>
         <w:rPr>
-          <w:rStyle w:val="VerbatimChar"/>
+          <w:rStyle w:val="SectionNumber"/>
         </w:rPr>
-        <w:t xml:space="preserve">gemma3:4b</w:t>
-      </w:r>
-      <w:r>
-        <w:t xml:space="preserve"> </w:t>
-      </w:r>
-      <w:r>
-        <w:t xml:space="preserve">and</w:t>
-      </w:r>
-      <w:r>
-        <w:t xml:space="preserve"> </w:t>
-      </w:r>
-      <w:r>
-        <w:rPr>
-          <w:rStyle w:val="VerbatimChar"/>
-        </w:rPr>
-        <w:t xml:space="preserve">phi4-mini</w:t>
-      </w:r>
-      <w:r>
-        <w:t xml:space="preserve"> </w:t>
-      </w:r>
-      <w:r>
-        <w:t xml:space="preserve">abstained on all 50 cases</w:t>
-      </w:r>
-      <w:r>
-        <w:t xml:space="preserve"> </w:t>
-      </w:r>
-      <w:r>
-        <w:t xml:space="preserve">with an active cause (0% active coverage); their 10</w:t>
-      </w:r>
-      <w:r>
-        <w:t xml:space="preserve"> </w:t>
-      </w:r>
-      <w:r>
-        <w:t xml:space="preserve">“right”</w:t>
-      </w:r>
-      <w:r>
-        <w:t xml:space="preserve"> </w:t>
-      </w:r>
-      <w:r>
-        <w:t xml:space="preserve">scores stemmed entirely from correctly leaving the 10</w:t>
-      </w:r>
-      <w:r>
-        <w:t xml:space="preserve"> </w:t>
-      </w:r>
-      <w:r>
-        <w:t xml:space="preserve">no-cause cases open.</w:t>
-      </w:r>
-      <w:r>
-        <w:t xml:space="preserve"> </w:t>
-      </w:r>
-      <w:r>
-        <w:rPr>
-          <w:rStyle w:val="VerbatimChar"/>
-        </w:rPr>
-        <w:t xml:space="preserve">qwen2.5:3b</w:t>
-      </w:r>
-      <w:r>
-        <w:t xml:space="preserve"> </w:t>
-      </w:r>
-      <w:r>
-        <w:t xml:space="preserve">answered 53 of 60 cases (88% coverage) but achieved only 17.0% accuracy when</w:t>
-      </w:r>
-      <w:r>
-        <w:t xml:space="preserve"> </w:t>
-      </w:r>
-      <w:r>
-        <w:t xml:space="preserve">answering (9 right, 44 wrong), which is indistinguishable from random guessing across the six cause classes (16.7%).</w:t>
-      </w:r>
-      <w:r>
-        <w:t xml:space="preserve"> </w:t>
-      </w:r>
-      <w:r>
-        <w:rPr>
-          <w:rStyle w:val="VerbatimChar"/>
-        </w:rPr>
-        <w:t xml:space="preserve">qwen3:4b</w:t>
-      </w:r>
-      <w:r>
-        <w:t xml:space="preserve"> </w:t>
-      </w:r>
-      <w:r>
-        <w:t xml:space="preserve">suffered complete mode collapse on decided cases: across the 41 cases it answered (the remaining 19</w:t>
-      </w:r>
-      <w:r>
-        <w:t xml:space="preserve"> </w:t>
-      </w:r>
-      <w:r>
-        <w:t xml:space="preserve">failed JSON schema parsing), it attributed all 41 to</w:t>
-      </w:r>
-      <w:r>
-        <w:t xml:space="preserve"> </w:t>
-      </w:r>
-      <w:r>
-        <w:rPr>
-          <w:rStyle w:val="VerbatimChar"/>
-        </w:rPr>
-        <w:t xml:space="preserve">PLAN_OR_ROUTE_ISSUE</w:t>
-      </w:r>
-      <w:r>
-        <w:t xml:space="preserve">, yielding 0 right, 41 wrong (0%</w:t>
-      </w:r>
-      <w:r>
-        <w:t xml:space="preserve"> </w:t>
-      </w:r>
-      <w:r>
-        <w:t xml:space="preserve">accuracy when answering).</w:t>
-      </w:r>
-    </w:p>
-    <w:p>
-      <w:pPr>
-        <w:pStyle w:val="BodyText"/>
-      </w:pPr>
-      <w:r>
-        <w:t xml:space="preserve">Multi-agent panel deliberation increased coverage for</w:t>
-      </w:r>
-      <w:r>
-        <w:t xml:space="preserve"> </w:t>
-      </w:r>
-      <w:r>
-        <w:rPr>
-          <w:rStyle w:val="VerbatimChar"/>
-        </w:rPr>
-        <w:t xml:space="preserve">gemma3:4b</w:t>
-      </w:r>
-      <w:r>
-        <w:t xml:space="preserve"> </w:t>
-      </w:r>
-      <w:r>
-        <w:t xml:space="preserve">and</w:t>
-      </w:r>
-      <w:r>
-        <w:t xml:space="preserve"> </w:t>
-      </w:r>
-      <w:r>
-        <w:rPr>
-          <w:rStyle w:val="VerbatimChar"/>
-        </w:rPr>
-        <w:t xml:space="preserve">phi4-mini</w:t>
-      </w:r>
-      <w:r>
-        <w:t xml:space="preserve"> </w:t>
-      </w:r>
-      <w:r>
-        <w:t xml:space="preserve">to 65%, but accuracy when</w:t>
-      </w:r>
-      <w:r>
-        <w:t xml:space="preserve"> </w:t>
-      </w:r>
-      <w:r>
-        <w:t xml:space="preserve">answering remained low for</w:t>
-      </w:r>
-      <w:r>
-        <w:t xml:space="preserve"> </w:t>
-      </w:r>
-      <w:r>
-        <w:rPr>
-          <w:rStyle w:val="VerbatimChar"/>
-        </w:rPr>
-        <w:t xml:space="preserve">gemma3</w:t>
-      </w:r>
-      <w:r>
-        <w:t xml:space="preserve"> </w:t>
-      </w:r>
-      <w:r>
-        <w:t xml:space="preserve">(7.7%, 3 of 39) and modest for</w:t>
-      </w:r>
-      <w:r>
-        <w:t xml:space="preserve"> </w:t>
-      </w:r>
-      <w:r>
-        <w:rPr>
-          <w:rStyle w:val="VerbatimChar"/>
-        </w:rPr>
-        <w:t xml:space="preserve">phi4</w:t>
-      </w:r>
-      <w:r>
-        <w:t xml:space="preserve"> </w:t>
-      </w:r>
-      <w:r>
-        <w:t xml:space="preserve">(51.3%, 20 of 39).</w:t>
-      </w:r>
-      <w:r>
-        <w:t xml:space="preserve"> </w:t>
-      </w:r>
-      <w:r>
-        <w:rPr>
-          <w:rStyle w:val="VerbatimChar"/>
-        </w:rPr>
-        <w:t xml:space="preserve">qwen2.5:3b</w:t>
-      </w:r>
-      <w:r>
-        <w:t xml:space="preserve"> </w:t>
-      </w:r>
-      <w:r>
-        <w:t xml:space="preserve">achieved 62.5% accuracy when answering in the panel (10 right, 6 wrong), but deferred on 73% of cases</w:t>
-      </w:r>
-      <w:r>
-        <w:t xml:space="preserve"> </w:t>
-      </w:r>
-      <w:r>
-        <w:t xml:space="preserve">(16 answered).</w:t>
-      </w:r>
-      <w:r>
-        <w:t xml:space="preserve"> </w:t>
-      </w:r>
-      <w:r>
-        <w:rPr>
-          <w:rStyle w:val="VerbatimChar"/>
-        </w:rPr>
-        <w:t xml:space="preserve">qwen3:4b</w:t>
-      </w:r>
-      <w:r>
-        <w:t xml:space="preserve"> </w:t>
-      </w:r>
-      <w:r>
-        <w:t xml:space="preserve">reached 30.9% accuracy when answering (17 of 55).</w:t>
-      </w:r>
-    </w:p>
-    <w:p>
-      <w:pPr>
-        <w:pStyle w:val="BodyText"/>
-      </w:pPr>
-      <w:r>
-        <w:t xml:space="preserve">In the adversarial robustness test, we conducted a worst-case sensitivity sweep where a single compromised reviewer systematically</w:t>
-      </w:r>
-      <w:r>
-        <w:t xml:space="preserve"> </w:t>
-      </w:r>
-      <w:r>
-        <w:t xml:space="preserve">advocated for a designated incorrect cause across both voting rounds. This adversary successfully flipped the panel’s consensus in 45</w:t>
-      </w:r>
-      <w:r>
-        <w:t xml:space="preserve"> </w:t>
-      </w:r>
-      <w:r>
-        <w:t xml:space="preserve">to 56 of 60 cases (Table 8). This highlights that multi-agent consensus voting without cryptographic proofs or</w:t>
-      </w:r>
-      <w:r>
-        <w:t xml:space="preserve"> </w:t>
-      </w:r>
-      <w:r>
-        <w:t xml:space="preserve">fact-citation enforcement remains vulnerable to rogue reviewers. In contrast, 40 hostile prompt-injection strings planted in</w:t>
-      </w:r>
-      <w:r>
-        <w:t xml:space="preserve"> </w:t>
-      </w:r>
-      <w:r>
-        <w:t xml:space="preserve">uploader-controlled fields never reached any model prompt because the pipeline deterministically extracts numeric telemetry into</w:t>
-      </w:r>
-      <w:r>
-        <w:t xml:space="preserve"> </w:t>
-      </w:r>
-      <w:r>
-        <w:t xml:space="preserve">code, preventing direct prompt injection by construction.</w:t>
-      </w:r>
-    </w:p>
-    <w:bookmarkStart w:id="60" w:name="_e9a1c7ab9cd062877714c77f2a5f253f301b820"/>
+        <w:t xml:space="preserve">5.8</w:t>
+      </w:r>
+      <w:r>
+        <w:tab/>
+      </w:r>
+      <w:r>
+        <w:t xml:space="preserve">Analyses added during revision (exploratory)</w:t>
+      </w:r>
+      <w:bookmarkEnd w:id="60"/>
+    </w:p>
+    <w:p>
+      <w:pPr>
+        <w:pStyle w:val="FirstParagraph"/>
+      </w:pPr>
+      <w:r>
+        <w:t xml:space="preserve">To preserve the boundary between pre-declared confirmatory hypotheses and exploratory post-hoc investigations</w:t>
+      </w:r>
+      <w:r>
+        <w:t xml:space="preserve"> </w:t>
+      </w:r>
+      <w:r>
+        <w:t xml:space="preserve">[</w:t>
+      </w:r>
+      <w:hyperlink w:anchor="_f6e66cea9a1ea78573b548bc5cf8461c81300ca">
+        <w:r>
+          <w:rPr>
+            <w:rStyle w:val="Hyperlink"/>
+          </w:rPr>
+          <w:t xml:space="preserve">17</w:t>
+        </w:r>
+      </w:hyperlink>
+      <w:r>
+        <w:t xml:space="preserve">]</w:t>
+      </w:r>
+      <w:r>
+        <w:t xml:space="preserve">, Table 8 documents the analyses added during peer review, their motivation, key</w:t>
+      </w:r>
+      <w:r>
+        <w:t xml:space="preserve"> </w:t>
+      </w:r>
+      <w:r>
+        <w:t xml:space="preserve">results, and the git commit hashes where their declarations or implementations were introduced. None of these exploratory</w:t>
+      </w:r>
+      <w:r>
+        <w:t xml:space="preserve"> </w:t>
+      </w:r>
+      <w:r>
+        <w:t xml:space="preserve">additions altered the conclusions of the pre-declared tests; rather, they provided empirical bounds on confounding, evaluated</w:t>
+      </w:r>
+      <w:r>
+        <w:t xml:space="preserve"> </w:t>
+      </w:r>
+      <w:r>
+        <w:t xml:space="preserve">alternative non-linear architectures, and quantified operational screening performance.</w:t>
+      </w:r>
+    </w:p>
+    <w:bookmarkStart w:id="61" w:name="_fb475224272a447d57b77f14dfc8774bb10ba7c"/>
     <w:p>
       <w:pPr>
         <w:pStyle w:val="TableCaption"/>
       </w:pPr>
       <w:r>
-        <w:t xml:space="preserve">Table 8. Language-model review panels on 60 generated cases: counts of right (R), wrong (W), and deferred (Def) cases,</w:t>
-      </w:r>
-      <w:r>
-        <w:t xml:space="preserve"> </w:t>
-      </w:r>
-      <w:r>
-        <w:t xml:space="preserve">with coverage (Cov., share of cases decided) and accuracy when answering (Acc.).</w:t>
-      </w:r>
-      <w:r>
-        <w:t xml:space="preserve"> </w:t>
-      </w:r>
-      <w:r>
-        <w:t xml:space="preserve">“Right”</w:t>
-      </w:r>
-      <w:r>
-        <w:t xml:space="preserve"> </w:t>
-      </w:r>
-      <w:r>
-        <w:t xml:space="preserve">includes correctly leaving a</w:t>
-      </w:r>
-      <w:r>
-        <w:t xml:space="preserve"> </w:t>
-      </w:r>
-      <w:r>
-        <w:t xml:space="preserve">no-cause case open. Single-agent gemma3 and phi4 answered only the 10 no-cause cases (0% coverage on active causes).</w:t>
-      </w:r>
-      <w:r>
-        <w:t xml:space="preserve"> </w:t>
-      </w:r>
-      <w:r>
-        <w:t xml:space="preserve">Adversary flips show consensus changes caused by a single compromised reviewer in a worst-case sweep.</w:t>
+        <w:t xml:space="preserve">Table 8. Exploratory analyses added during peer review, their motivation, key results, and git commit hashes.</w:t>
       </w:r>
     </w:p>
     <w:tbl>
       <w:tblPr>
         <w:tblStyle w:val="Table"/>
         <w:tblW w:type="pct" w:w="5000"/>
-        <w:tblLook w:firstRow="0" w:lastRow="0" w:firstColumn="0" w:lastColumn="0" w:noHBand="0" w:noVBand="0" w:val="0000"/>
-        <w:tblCaption w:val="Table 8. Language-model review panels on 60 generated cases: counts of right (R), wrong (W), and deferred (Def) cases, with coverage (Cov., share of cases decided) and accuracy when answering (Acc.). “Right” includes correctly leaving a no-cause case open. Single-agent gemma3 and phi4 answered only the 10 no-cause cases (0% coverage on active causes). Adversary flips show consensus changes caused by a single compromised reviewer in a worst-case sweep."/>
+        <w:tblLook w:firstRow="1" w:lastRow="0" w:firstColumn="0" w:lastColumn="0" w:noHBand="0" w:noVBand="0" w:val="0020"/>
+        <w:tblCaption w:val="Table 8. Exploratory analyses added during peer review, their motivation, key results, and git commit hashes."/>
         <w:tblBorders>
           <w:top w:val="single" w:sz="4" w:color="808080"/>
           <w:left w:val="single" w:sz="4" w:color="808080"/>
@@ -11375,74 +11507,76 @@
         </w:tblBorders>
       </w:tblPr>
       <w:tblGrid>
-        <w:gridCol w:w="990"/>
-        <w:gridCol w:w="990"/>
-        <w:gridCol w:w="990"/>
-        <w:gridCol w:w="990"/>
-        <w:gridCol w:w="990"/>
-        <w:gridCol w:w="990"/>
-        <w:gridCol w:w="990"/>
-        <w:gridCol w:w="990"/>
+        <w:gridCol w:w="1980"/>
+        <w:gridCol w:w="1980"/>
+        <w:gridCol w:w="1980"/>
+        <w:gridCol w:w="1980"/>
       </w:tblGrid>
       <w:tr>
-        <w:tc>
-          <w:tcPr/>
-          <w:p>
-            <w:pPr>
-              <w:pStyle w:val="Compact"/>
-              <w:spacing w:line="240" w:lineRule="auto"/>
-            </w:pPr>
-          </w:p>
-        </w:tc>
-        <w:tc>
-          <w:tcPr>
-            <w:gridSpan w:val="3"/>
-          </w:tcPr>
-          <w:p>
-            <w:pPr>
-              <w:pStyle w:val="Compact"/>
-              <w:spacing w:line="240" w:lineRule="auto"/>
-              <w:jc w:val="center"/>
-            </w:pPr>
-            <w:r>
-              <w:rPr>
-                <w:sz w:val="19"/>
-              </w:rPr>
-              <w:t xml:space="preserve">Single agent</w:t>
-            </w:r>
-          </w:p>
-        </w:tc>
-        <w:tc>
-          <w:tcPr>
-            <w:gridSpan w:val="3"/>
-          </w:tcPr>
-          <w:p>
-            <w:pPr>
-              <w:pStyle w:val="Compact"/>
-              <w:spacing w:line="240" w:lineRule="auto"/>
-              <w:jc w:val="center"/>
-            </w:pPr>
-            <w:r>
-              <w:rPr>
-                <w:sz w:val="19"/>
-              </w:rPr>
-              <w:t xml:space="preserve">Review panel</w:t>
-            </w:r>
-          </w:p>
-        </w:tc>
-        <w:tc>
-          <w:tcPr/>
-          <w:p>
-            <w:pPr>
-              <w:pStyle w:val="Compact"/>
-              <w:spacing w:line="240" w:lineRule="auto"/>
-              <w:jc w:val="center"/>
-            </w:pPr>
-            <w:r>
-              <w:rPr>
-                <w:sz w:val="19"/>
-              </w:rPr>
-              <w:t xml:space="preserve">Compromised</w:t>
+        <w:trPr>
+          <w:tblHeader w:val="on"/>
+        </w:trPr>
+        <w:tc>
+          <w:tcPr/>
+          <w:p>
+            <w:pPr>
+              <w:pStyle w:val="Compact"/>
+              <w:spacing w:line="240" w:lineRule="auto"/>
+              <w:jc w:val="left"/>
+            </w:pPr>
+            <w:r>
+              <w:rPr>
+                <w:sz w:val="19"/>
+              </w:rPr>
+              <w:t xml:space="preserve">Analysis</w:t>
+            </w:r>
+          </w:p>
+        </w:tc>
+        <w:tc>
+          <w:tcPr/>
+          <w:p>
+            <w:pPr>
+              <w:pStyle w:val="Compact"/>
+              <w:spacing w:line="240" w:lineRule="auto"/>
+              <w:jc w:val="left"/>
+            </w:pPr>
+            <w:r>
+              <w:rPr>
+                <w:sz w:val="19"/>
+              </w:rPr>
+              <w:t xml:space="preserve">Motivation</w:t>
+            </w:r>
+          </w:p>
+        </w:tc>
+        <w:tc>
+          <w:tcPr/>
+          <w:p>
+            <w:pPr>
+              <w:pStyle w:val="Compact"/>
+              <w:spacing w:line="240" w:lineRule="auto"/>
+              <w:jc w:val="left"/>
+            </w:pPr>
+            <w:r>
+              <w:rPr>
+                <w:sz w:val="19"/>
+              </w:rPr>
+              <w:t xml:space="preserve">Result</w:t>
+            </w:r>
+          </w:p>
+        </w:tc>
+        <w:tc>
+          <w:tcPr/>
+          <w:p>
+            <w:pPr>
+              <w:pStyle w:val="Compact"/>
+              <w:spacing w:line="240" w:lineRule="auto"/>
+              <w:jc w:val="left"/>
+            </w:pPr>
+            <w:r>
+              <w:rPr>
+                <w:sz w:val="19"/>
+              </w:rPr>
+              <w:t xml:space="preserve">Commit</w:t>
             </w:r>
           </w:p>
         </w:tc>
@@ -11460,119 +11594,76 @@
               <w:rPr>
                 <w:sz w:val="19"/>
               </w:rPr>
-              <w:t xml:space="preserve">Method</w:t>
-            </w:r>
-          </w:p>
-        </w:tc>
-        <w:tc>
-          <w:tcPr/>
-          <w:p>
-            <w:pPr>
-              <w:pStyle w:val="Compact"/>
-              <w:spacing w:line="240" w:lineRule="auto"/>
-              <w:jc w:val="center"/>
-            </w:pPr>
-            <w:r>
-              <w:rPr>
-                <w:sz w:val="19"/>
-              </w:rPr>
-              <w:t xml:space="preserve">R / W / Def</w:t>
-            </w:r>
-          </w:p>
-        </w:tc>
-        <w:tc>
-          <w:tcPr/>
-          <w:p>
-            <w:pPr>
-              <w:pStyle w:val="Compact"/>
-              <w:spacing w:line="240" w:lineRule="auto"/>
-              <w:jc w:val="center"/>
-            </w:pPr>
-            <w:r>
-              <w:rPr>
-                <w:sz w:val="19"/>
-              </w:rPr>
-              <w:t xml:space="preserve">Cov.</w:t>
-            </w:r>
-          </w:p>
-        </w:tc>
-        <w:tc>
-          <w:tcPr/>
-          <w:p>
-            <w:pPr>
-              <w:pStyle w:val="Compact"/>
-              <w:spacing w:line="240" w:lineRule="auto"/>
-              <w:jc w:val="center"/>
-            </w:pPr>
-            <w:r>
-              <w:rPr>
-                <w:sz w:val="19"/>
-              </w:rPr>
-              <w:t xml:space="preserve">Acc.</w:t>
-            </w:r>
-          </w:p>
-        </w:tc>
-        <w:tc>
-          <w:tcPr/>
-          <w:p>
-            <w:pPr>
-              <w:pStyle w:val="Compact"/>
-              <w:spacing w:line="240" w:lineRule="auto"/>
-              <w:jc w:val="center"/>
-            </w:pPr>
-            <w:r>
-              <w:rPr>
-                <w:sz w:val="19"/>
-              </w:rPr>
-              <w:t xml:space="preserve">R / W / Def</w:t>
-            </w:r>
-          </w:p>
-        </w:tc>
-        <w:tc>
-          <w:tcPr/>
-          <w:p>
-            <w:pPr>
-              <w:pStyle w:val="Compact"/>
-              <w:spacing w:line="240" w:lineRule="auto"/>
-              <w:jc w:val="center"/>
-            </w:pPr>
-            <w:r>
-              <w:rPr>
-                <w:sz w:val="19"/>
-              </w:rPr>
-              <w:t xml:space="preserve">Cov.</w:t>
-            </w:r>
-          </w:p>
-        </w:tc>
-        <w:tc>
-          <w:tcPr/>
-          <w:p>
-            <w:pPr>
-              <w:pStyle w:val="Compact"/>
-              <w:spacing w:line="240" w:lineRule="auto"/>
-              <w:jc w:val="center"/>
-            </w:pPr>
-            <w:r>
-              <w:rPr>
-                <w:sz w:val="19"/>
-              </w:rPr>
-              <w:t xml:space="preserve">Acc.</w:t>
-            </w:r>
-          </w:p>
-        </w:tc>
-        <w:tc>
-          <w:tcPr/>
-          <w:p>
-            <w:pPr>
-              <w:pStyle w:val="Compact"/>
-              <w:spacing w:line="240" w:lineRule="auto"/>
-              <w:jc w:val="center"/>
-            </w:pPr>
-            <w:r>
-              <w:rPr>
-                <w:sz w:val="19"/>
-              </w:rPr>
-              <w:t xml:space="preserve">Flips / 60</w:t>
+              <w:t xml:space="preserve">1,000-permutation null (Task B)</w:t>
+            </w:r>
+          </w:p>
+        </w:tc>
+        <w:tc>
+          <w:tcPr/>
+          <w:p>
+            <w:pPr>
+              <w:pStyle w:val="Compact"/>
+              <w:spacing w:line="240" w:lineRule="auto"/>
+              <w:jc w:val="left"/>
+            </w:pPr>
+            <w:r>
+              <w:rPr>
+                <w:sz w:val="19"/>
+              </w:rPr>
+              <w:t xml:space="preserve">Calibrate below-chance CV AUC</w:t>
+            </w:r>
+          </w:p>
+        </w:tc>
+        <w:tc>
+          <w:tcPr/>
+          <w:p>
+            <w:pPr>
+              <w:pStyle w:val="Compact"/>
+              <w:spacing w:line="240" w:lineRule="auto"/>
+              <w:jc w:val="left"/>
+            </w:pPr>
+            <w:r>
+              <w:rPr>
+                <w:sz w:val="19"/>
+              </w:rPr>
+              <w:t xml:space="preserve">Null mean 0.497 [0.313, 0.660]; two-sided</w:t>
+            </w:r>
+            <w:r>
+              <w:rPr>
+                <w:sz w:val="19"/>
+              </w:rPr>
+              <w:t xml:space="preserve"> </w:t>
+            </w:r>
+            <m:oMath>
+              <m:r>
+                <m:t>p</m:t>
+              </m:r>
+              <m:r>
+                <m:rPr>
+                  <m:sty m:val="p"/>
+                </m:rPr>
+                <m:t>=</m:t>
+              </m:r>
+              <m:r>
+                <m:t>0.509</m:t>
+              </m:r>
+            </m:oMath>
+          </w:p>
+        </w:tc>
+        <w:tc>
+          <w:tcPr/>
+          <w:p>
+            <w:pPr>
+              <w:pStyle w:val="Compact"/>
+              <w:spacing w:line="240" w:lineRule="auto"/>
+              <w:jc w:val="left"/>
+            </w:pPr>
+            <w:r>
+              <w:rPr>
+                <w:rStyle w:val="VerbatimChar"/>
+                <w:sz w:val="19"/>
+              </w:rPr>
+              <w:t xml:space="preserve">bad06ff</w:t>
             </w:r>
           </w:p>
         </w:tc>
@@ -11590,119 +11681,163 @@
               <w:rPr>
                 <w:sz w:val="19"/>
               </w:rPr>
-              <w:t xml:space="preserve">Fixed rule (no model)</w:t>
-            </w:r>
-          </w:p>
-        </w:tc>
-        <w:tc>
-          <w:tcPr/>
-          <w:p>
-            <w:pPr>
-              <w:pStyle w:val="Compact"/>
-              <w:spacing w:line="240" w:lineRule="auto"/>
-              <w:jc w:val="center"/>
-            </w:pPr>
-            <w:r>
-              <w:rPr>
-                <w:sz w:val="19"/>
-              </w:rPr>
-              <w:t xml:space="preserve">45 / 0 / 15</w:t>
-            </w:r>
-          </w:p>
-        </w:tc>
-        <w:tc>
-          <w:tcPr/>
-          <w:p>
-            <w:pPr>
-              <w:pStyle w:val="Compact"/>
-              <w:spacing w:line="240" w:lineRule="auto"/>
-              <w:jc w:val="center"/>
-            </w:pPr>
-            <w:r>
-              <w:rPr>
-                <w:sz w:val="19"/>
-              </w:rPr>
-              <w:t xml:space="preserve">75%</w:t>
-            </w:r>
-          </w:p>
-        </w:tc>
-        <w:tc>
-          <w:tcPr/>
-          <w:p>
-            <w:pPr>
-              <w:pStyle w:val="Compact"/>
-              <w:spacing w:line="240" w:lineRule="auto"/>
-              <w:jc w:val="center"/>
-            </w:pPr>
-            <w:r>
-              <w:rPr>
-                <w:sz w:val="19"/>
-              </w:rPr>
-              <w:t xml:space="preserve">100%</w:t>
-            </w:r>
-          </w:p>
-        </w:tc>
-        <w:tc>
-          <w:tcPr/>
-          <w:p>
-            <w:pPr>
-              <w:pStyle w:val="Compact"/>
-              <w:spacing w:line="240" w:lineRule="auto"/>
-              <w:jc w:val="center"/>
-            </w:pPr>
-            <w:r>
-              <w:rPr>
-                <w:sz w:val="19"/>
-              </w:rPr>
-              <w:t xml:space="preserve">–</w:t>
-            </w:r>
-          </w:p>
-        </w:tc>
-        <w:tc>
-          <w:tcPr/>
-          <w:p>
-            <w:pPr>
-              <w:pStyle w:val="Compact"/>
-              <w:spacing w:line="240" w:lineRule="auto"/>
-              <w:jc w:val="center"/>
-            </w:pPr>
-            <w:r>
-              <w:rPr>
-                <w:sz w:val="19"/>
-              </w:rPr>
-              <w:t xml:space="preserve">–</w:t>
-            </w:r>
-          </w:p>
-        </w:tc>
-        <w:tc>
-          <w:tcPr/>
-          <w:p>
-            <w:pPr>
-              <w:pStyle w:val="Compact"/>
-              <w:spacing w:line="240" w:lineRule="auto"/>
-              <w:jc w:val="center"/>
-            </w:pPr>
-            <w:r>
-              <w:rPr>
-                <w:sz w:val="19"/>
-              </w:rPr>
-              <w:t xml:space="preserve">–</w:t>
-            </w:r>
-          </w:p>
-        </w:tc>
-        <w:tc>
-          <w:tcPr/>
-          <w:p>
-            <w:pPr>
-              <w:pStyle w:val="Compact"/>
-              <w:spacing w:line="240" w:lineRule="auto"/>
-              <w:jc w:val="center"/>
-            </w:pPr>
-            <w:r>
-              <w:rPr>
-                <w:sz w:val="19"/>
-              </w:rPr>
-              <w:t xml:space="preserve">–</w:t>
+              <w:t xml:space="preserve">Depth-3 boosted trees (Task B)</w:t>
+            </w:r>
+          </w:p>
+        </w:tc>
+        <w:tc>
+          <w:tcPr/>
+          <w:p>
+            <w:pPr>
+              <w:pStyle w:val="Compact"/>
+              <w:spacing w:line="240" w:lineRule="auto"/>
+              <w:jc w:val="left"/>
+            </w:pPr>
+            <w:r>
+              <w:rPr>
+                <w:sz w:val="19"/>
+              </w:rPr>
+              <w:t xml:space="preserve">Test non-linear feature interactions</w:t>
+            </w:r>
+          </w:p>
+        </w:tc>
+        <w:tc>
+          <w:tcPr/>
+          <w:p>
+            <w:pPr>
+              <w:pStyle w:val="Compact"/>
+              <w:spacing w:line="240" w:lineRule="auto"/>
+              <w:jc w:val="left"/>
+            </w:pPr>
+            <w:r>
+              <w:rPr>
+                <w:sz w:val="19"/>
+              </w:rPr>
+              <w:t xml:space="preserve">AUC</w:t>
+            </w:r>
+            <w:r>
+              <w:rPr>
+                <w:sz w:val="19"/>
+              </w:rPr>
+              <w:t xml:space="preserve"> </w:t>
+            </w:r>
+            <m:oMath>
+              <m:r>
+                <m:t>0.595</m:t>
+              </m:r>
+              <m:r>
+                <m:rPr>
+                  <m:sty m:val="p"/>
+                </m:rPr>
+                <m:t>→</m:t>
+              </m:r>
+              <m:r>
+                <m:t>0.553</m:t>
+              </m:r>
+            </m:oMath>
+            <w:r>
+              <w:rPr>
+                <w:sz w:val="19"/>
+              </w:rPr>
+              <w:t xml:space="preserve"> </w:t>
+            </w:r>
+            <w:r>
+              <w:rPr>
+                <w:sz w:val="19"/>
+              </w:rPr>
+              <w:t xml:space="preserve">at</w:t>
+            </w:r>
+            <w:r>
+              <w:rPr>
+                <w:sz w:val="19"/>
+              </w:rPr>
+              <w:t xml:space="preserve"> </w:t>
+            </w:r>
+            <m:oMath>
+              <m:r>
+                <m:t>m</m:t>
+              </m:r>
+              <m:r>
+                <m:rPr>
+                  <m:sty m:val="p"/>
+                </m:rPr>
+                <m:t>=</m:t>
+              </m:r>
+              <m:r>
+                <m:t>10</m:t>
+              </m:r>
+            </m:oMath>
+            <w:r>
+              <w:rPr>
+                <w:sz w:val="19"/>
+              </w:rPr>
+              <w:t xml:space="preserve"> s,</w:t>
+            </w:r>
+            <w:r>
+              <w:rPr>
+                <w:sz w:val="19"/>
+              </w:rPr>
+              <w:t xml:space="preserve"> </w:t>
+            </w:r>
+            <m:oMath>
+              <m:r>
+                <m:t>0.548</m:t>
+              </m:r>
+            </m:oMath>
+            <w:r>
+              <w:rPr>
+                <w:sz w:val="19"/>
+              </w:rPr>
+              <w:t xml:space="preserve"> </w:t>
+            </w:r>
+            <w:r>
+              <w:rPr>
+                <w:sz w:val="19"/>
+              </w:rPr>
+              <w:t xml:space="preserve">at</w:t>
+            </w:r>
+            <w:r>
+              <w:rPr>
+                <w:sz w:val="19"/>
+              </w:rPr>
+              <w:t xml:space="preserve"> </w:t>
+            </w:r>
+            <m:oMath>
+              <m:r>
+                <m:t>m</m:t>
+              </m:r>
+              <m:r>
+                <m:rPr>
+                  <m:sty m:val="p"/>
+                </m:rPr>
+                <m:t>=</m:t>
+              </m:r>
+              <m:r>
+                <m:t>30</m:t>
+              </m:r>
+            </m:oMath>
+            <w:r>
+              <w:rPr>
+                <w:sz w:val="19"/>
+              </w:rPr>
+              <w:t xml:space="preserve"> s</w:t>
+            </w:r>
+          </w:p>
+        </w:tc>
+        <w:tc>
+          <w:tcPr/>
+          <w:p>
+            <w:pPr>
+              <w:pStyle w:val="Compact"/>
+              <w:spacing w:line="240" w:lineRule="auto"/>
+              <w:jc w:val="left"/>
+            </w:pPr>
+            <w:r>
+              <w:rPr>
+                <w:rStyle w:val="VerbatimChar"/>
+                <w:sz w:val="19"/>
+              </w:rPr>
+              <w:t xml:space="preserve">bad06ff</w:t>
             </w:r>
           </w:p>
         </w:tc>
@@ -11718,156 +11853,130 @@
             </w:pPr>
             <w:r>
               <w:rPr>
+                <w:sz w:val="19"/>
+              </w:rPr>
+              <w:t xml:space="preserve">Constant-subset leak curve</w:t>
+            </w:r>
+          </w:p>
+        </w:tc>
+        <w:tc>
+          <w:tcPr/>
+          <w:p>
+            <w:pPr>
+              <w:pStyle w:val="Compact"/>
+              <w:spacing w:line="240" w:lineRule="auto"/>
+              <w:jc w:val="left"/>
+            </w:pPr>
+            <w:r>
+              <w:rPr>
+                <w:sz w:val="19"/>
+              </w:rPr>
+              <w:t xml:space="preserve">Exclude sample attrition (</w:t>
+            </w:r>
+            <m:oMath>
+              <m:r>
+                <m:t>n</m:t>
+              </m:r>
+              <m:r>
+                <m:rPr>
+                  <m:sty m:val="p"/>
+                </m:rPr>
+                <m:t>=</m:t>
+              </m:r>
+              <m:r>
+                <m:t>213</m:t>
+              </m:r>
+            </m:oMath>
+            <w:r>
+              <w:rPr>
+                <w:sz w:val="19"/>
+              </w:rPr>
+              <w:t xml:space="preserve">)</w:t>
+            </w:r>
+          </w:p>
+        </w:tc>
+        <w:tc>
+          <w:tcPr/>
+          <w:p>
+            <w:pPr>
+              <w:pStyle w:val="Compact"/>
+              <w:spacing w:line="240" w:lineRule="auto"/>
+              <w:jc w:val="left"/>
+            </w:pPr>
+            <w:r>
+              <w:rPr>
+                <w:sz w:val="19"/>
+              </w:rPr>
+              <w:t xml:space="preserve">AUC declines smoothly</w:t>
+            </w:r>
+            <w:r>
+              <w:rPr>
+                <w:sz w:val="19"/>
+              </w:rPr>
+              <w:t xml:space="preserve"> </w:t>
+            </w:r>
+            <m:oMath>
+              <m:r>
+                <m:t>0.895</m:t>
+              </m:r>
+              <m:r>
+                <m:rPr>
+                  <m:sty m:val="p"/>
+                </m:rPr>
+                <m:t>→</m:t>
+              </m:r>
+              <m:r>
+                <m:t>0.868</m:t>
+              </m:r>
+            </m:oMath>
+            <w:r>
+              <w:rPr>
+                <w:sz w:val="19"/>
+              </w:rPr>
+              <w:t xml:space="preserve"> </w:t>
+            </w:r>
+            <w:r>
+              <w:rPr>
+                <w:sz w:val="19"/>
+              </w:rPr>
+              <w:t xml:space="preserve">(</w:t>
+            </w:r>
+            <m:oMath>
+              <m:r>
+                <m:t>m</m:t>
+              </m:r>
+              <m:r>
+                <m:rPr>
+                  <m:sty m:val="p"/>
+                </m:rPr>
+                <m:t>=</m:t>
+              </m:r>
+              <m:r>
+                <m:t>10</m:t>
+              </m:r>
+            </m:oMath>
+            <w:r>
+              <w:rPr>
+                <w:sz w:val="19"/>
+              </w:rPr>
+              <w:t xml:space="preserve"> s)</w:t>
+            </w:r>
+          </w:p>
+        </w:tc>
+        <w:tc>
+          <w:tcPr/>
+          <w:p>
+            <w:pPr>
+              <w:pStyle w:val="Compact"/>
+              <w:spacing w:line="240" w:lineRule="auto"/>
+              <w:jc w:val="left"/>
+            </w:pPr>
+            <w:r>
+              <w:rPr>
                 <w:rStyle w:val="VerbatimChar"/>
                 <w:sz w:val="19"/>
               </w:rPr>
-              <w:t xml:space="preserve">gemma3:4b</w:t>
-            </w:r>
-          </w:p>
-        </w:tc>
-        <w:tc>
-          <w:tcPr/>
-          <w:p>
-            <w:pPr>
-              <w:pStyle w:val="Compact"/>
-              <w:spacing w:line="240" w:lineRule="auto"/>
-              <w:jc w:val="center"/>
-            </w:pPr>
-            <w:r>
-              <w:rPr>
-                <w:sz w:val="19"/>
-              </w:rPr>
-              <w:t xml:space="preserve">10 / 0 / 50</w:t>
-            </w:r>
-          </w:p>
-        </w:tc>
-        <w:tc>
-          <w:tcPr/>
-          <w:p>
-            <w:pPr>
-              <w:pStyle w:val="Compact"/>
-              <w:spacing w:line="240" w:lineRule="auto"/>
-              <w:jc w:val="center"/>
-            </w:pPr>
-            <w:r>
-              <w:rPr>
-                <w:sz w:val="19"/>
-              </w:rPr>
-              <w:t xml:space="preserve">17%</w:t>
-            </w:r>
-            <m:oMath>
-              <m:sSup>
-                <m:e>
-                  <m:r>
-                    <m:t>​</m:t>
-                  </m:r>
-                </m:e>
-                <m:sup>
-                  <m:r>
-                    <m:rPr>
-                      <m:sty m:val="p"/>
-                    </m:rPr>
-                    <m:t>†</m:t>
-                  </m:r>
-                </m:sup>
-              </m:sSup>
-            </m:oMath>
-          </w:p>
-        </w:tc>
-        <w:tc>
-          <w:tcPr/>
-          <w:p>
-            <w:pPr>
-              <w:pStyle w:val="Compact"/>
-              <w:spacing w:line="240" w:lineRule="auto"/>
-              <w:jc w:val="center"/>
-            </w:pPr>
-            <w:r>
-              <w:rPr>
-                <w:sz w:val="19"/>
-              </w:rPr>
-              <w:t xml:space="preserve">100%</w:t>
-            </w:r>
-            <m:oMath>
-              <m:sSup>
-                <m:e>
-                  <m:r>
-                    <m:t>​</m:t>
-                  </m:r>
-                </m:e>
-                <m:sup>
-                  <m:r>
-                    <m:rPr>
-                      <m:sty m:val="p"/>
-                    </m:rPr>
-                    <m:t>†</m:t>
-                  </m:r>
-                </m:sup>
-              </m:sSup>
-            </m:oMath>
-          </w:p>
-        </w:tc>
-        <w:tc>
-          <w:tcPr/>
-          <w:p>
-            <w:pPr>
-              <w:pStyle w:val="Compact"/>
-              <w:spacing w:line="240" w:lineRule="auto"/>
-              <w:jc w:val="center"/>
-            </w:pPr>
-            <w:r>
-              <w:rPr>
-                <w:sz w:val="19"/>
-              </w:rPr>
-              <w:t xml:space="preserve">3 / 36 / 21</w:t>
-            </w:r>
-          </w:p>
-        </w:tc>
-        <w:tc>
-          <w:tcPr/>
-          <w:p>
-            <w:pPr>
-              <w:pStyle w:val="Compact"/>
-              <w:spacing w:line="240" w:lineRule="auto"/>
-              <w:jc w:val="center"/>
-            </w:pPr>
-            <w:r>
-              <w:rPr>
-                <w:sz w:val="19"/>
-              </w:rPr>
-              <w:t xml:space="preserve">65%</w:t>
-            </w:r>
-          </w:p>
-        </w:tc>
-        <w:tc>
-          <w:tcPr/>
-          <w:p>
-            <w:pPr>
-              <w:pStyle w:val="Compact"/>
-              <w:spacing w:line="240" w:lineRule="auto"/>
-              <w:jc w:val="center"/>
-            </w:pPr>
-            <w:r>
-              <w:rPr>
-                <w:sz w:val="19"/>
-              </w:rPr>
-              <w:t xml:space="preserve">7.7%</w:t>
-            </w:r>
-          </w:p>
-        </w:tc>
-        <w:tc>
-          <w:tcPr/>
-          <w:p>
-            <w:pPr>
-              <w:pStyle w:val="Compact"/>
-              <w:spacing w:line="240" w:lineRule="auto"/>
-              <w:jc w:val="center"/>
-            </w:pPr>
-            <w:r>
-              <w:rPr>
-                <w:sz w:val="19"/>
-              </w:rPr>
-              <w:t xml:space="preserve">49</w:t>
+              <w:t xml:space="preserve">bbdd042</w:t>
             </w:r>
           </w:p>
         </w:tc>
@@ -11883,156 +11992,58 @@
             </w:pPr>
             <w:r>
               <w:rPr>
+                <w:sz w:val="19"/>
+              </w:rPr>
+              <w:t xml:space="preserve">Within-drone predictive model</w:t>
+            </w:r>
+          </w:p>
+        </w:tc>
+        <w:tc>
+          <w:tcPr/>
+          <w:p>
+            <w:pPr>
+              <w:pStyle w:val="Compact"/>
+              <w:spacing w:line="240" w:lineRule="auto"/>
+              <w:jc w:val="left"/>
+            </w:pPr>
+            <w:r>
+              <w:rPr>
+                <w:sz w:val="19"/>
+              </w:rPr>
+              <w:t xml:space="preserve">Account for airframe confounding</w:t>
+            </w:r>
+          </w:p>
+        </w:tc>
+        <w:tc>
+          <w:tcPr/>
+          <w:p>
+            <w:pPr>
+              <w:pStyle w:val="Compact"/>
+              <w:spacing w:line="240" w:lineRule="auto"/>
+              <w:jc w:val="left"/>
+            </w:pPr>
+            <w:r>
+              <w:rPr>
+                <w:sz w:val="19"/>
+              </w:rPr>
+              <w:t xml:space="preserve">Group-CV AUC 0.580; mean within-drone AUC 0.605</w:t>
+            </w:r>
+          </w:p>
+        </w:tc>
+        <w:tc>
+          <w:tcPr/>
+          <w:p>
+            <w:pPr>
+              <w:pStyle w:val="Compact"/>
+              <w:spacing w:line="240" w:lineRule="auto"/>
+              <w:jc w:val="left"/>
+            </w:pPr>
+            <w:r>
+              <w:rPr>
                 <w:rStyle w:val="VerbatimChar"/>
                 <w:sz w:val="19"/>
               </w:rPr>
-              <w:t xml:space="preserve">phi4-mini</w:t>
-            </w:r>
-          </w:p>
-        </w:tc>
-        <w:tc>
-          <w:tcPr/>
-          <w:p>
-            <w:pPr>
-              <w:pStyle w:val="Compact"/>
-              <w:spacing w:line="240" w:lineRule="auto"/>
-              <w:jc w:val="center"/>
-            </w:pPr>
-            <w:r>
-              <w:rPr>
-                <w:sz w:val="19"/>
-              </w:rPr>
-              <w:t xml:space="preserve">10 / 0 / 50</w:t>
-            </w:r>
-          </w:p>
-        </w:tc>
-        <w:tc>
-          <w:tcPr/>
-          <w:p>
-            <w:pPr>
-              <w:pStyle w:val="Compact"/>
-              <w:spacing w:line="240" w:lineRule="auto"/>
-              <w:jc w:val="center"/>
-            </w:pPr>
-            <w:r>
-              <w:rPr>
-                <w:sz w:val="19"/>
-              </w:rPr>
-              <w:t xml:space="preserve">17%</w:t>
-            </w:r>
-            <m:oMath>
-              <m:sSup>
-                <m:e>
-                  <m:r>
-                    <m:t>​</m:t>
-                  </m:r>
-                </m:e>
-                <m:sup>
-                  <m:r>
-                    <m:rPr>
-                      <m:sty m:val="p"/>
-                    </m:rPr>
-                    <m:t>†</m:t>
-                  </m:r>
-                </m:sup>
-              </m:sSup>
-            </m:oMath>
-          </w:p>
-        </w:tc>
-        <w:tc>
-          <w:tcPr/>
-          <w:p>
-            <w:pPr>
-              <w:pStyle w:val="Compact"/>
-              <w:spacing w:line="240" w:lineRule="auto"/>
-              <w:jc w:val="center"/>
-            </w:pPr>
-            <w:r>
-              <w:rPr>
-                <w:sz w:val="19"/>
-              </w:rPr>
-              <w:t xml:space="preserve">100%</w:t>
-            </w:r>
-            <m:oMath>
-              <m:sSup>
-                <m:e>
-                  <m:r>
-                    <m:t>​</m:t>
-                  </m:r>
-                </m:e>
-                <m:sup>
-                  <m:r>
-                    <m:rPr>
-                      <m:sty m:val="p"/>
-                    </m:rPr>
-                    <m:t>†</m:t>
-                  </m:r>
-                </m:sup>
-              </m:sSup>
-            </m:oMath>
-          </w:p>
-        </w:tc>
-        <w:tc>
-          <w:tcPr/>
-          <w:p>
-            <w:pPr>
-              <w:pStyle w:val="Compact"/>
-              <w:spacing w:line="240" w:lineRule="auto"/>
-              <w:jc w:val="center"/>
-            </w:pPr>
-            <w:r>
-              <w:rPr>
-                <w:sz w:val="19"/>
-              </w:rPr>
-              <w:t xml:space="preserve">20 / 19 / 21</w:t>
-            </w:r>
-          </w:p>
-        </w:tc>
-        <w:tc>
-          <w:tcPr/>
-          <w:p>
-            <w:pPr>
-              <w:pStyle w:val="Compact"/>
-              <w:spacing w:line="240" w:lineRule="auto"/>
-              <w:jc w:val="center"/>
-            </w:pPr>
-            <w:r>
-              <w:rPr>
-                <w:sz w:val="19"/>
-              </w:rPr>
-              <w:t xml:space="preserve">65%</w:t>
-            </w:r>
-          </w:p>
-        </w:tc>
-        <w:tc>
-          <w:tcPr/>
-          <w:p>
-            <w:pPr>
-              <w:pStyle w:val="Compact"/>
-              <w:spacing w:line="240" w:lineRule="auto"/>
-              <w:jc w:val="center"/>
-            </w:pPr>
-            <w:r>
-              <w:rPr>
-                <w:sz w:val="19"/>
-              </w:rPr>
-              <w:t xml:space="preserve">51.3%</w:t>
-            </w:r>
-          </w:p>
-        </w:tc>
-        <w:tc>
-          <w:tcPr/>
-          <w:p>
-            <w:pPr>
-              <w:pStyle w:val="Compact"/>
-              <w:spacing w:line="240" w:lineRule="auto"/>
-              <w:jc w:val="center"/>
-            </w:pPr>
-            <w:r>
-              <w:rPr>
-                <w:sz w:val="19"/>
-              </w:rPr>
-              <w:t xml:space="preserve">56</w:t>
+              <w:t xml:space="preserve">bad06ff</w:t>
             </w:r>
           </w:p>
         </w:tc>
@@ -12048,122 +12059,98 @@
             </w:pPr>
             <w:r>
               <w:rPr>
+                <w:sz w:val="19"/>
+              </w:rPr>
+              <w:t xml:space="preserve">Poisson-binomial set null</w:t>
+            </w:r>
+          </w:p>
+        </w:tc>
+        <w:tc>
+          <w:tcPr/>
+          <w:p>
+            <w:pPr>
+              <w:pStyle w:val="Compact"/>
+              <w:spacing w:line="240" w:lineRule="auto"/>
+              <w:jc w:val="left"/>
+            </w:pPr>
+            <w:r>
+              <w:rPr>
+                <w:sz w:val="19"/>
+              </w:rPr>
+              <w:t xml:space="preserve">Account for mixed set sizes (</w:t>
+            </w:r>
+            <m:oMath>
+              <m:r>
+                <m:t>n</m:t>
+              </m:r>
+              <m:r>
+                <m:rPr>
+                  <m:sty m:val="p"/>
+                </m:rPr>
+                <m:t>=</m:t>
+              </m:r>
+              <m:r>
+                <m:t>60</m:t>
+              </m:r>
+            </m:oMath>
+            <w:r>
+              <w:rPr>
+                <w:sz w:val="19"/>
+              </w:rPr>
+              <w:t xml:space="preserve">)</w:t>
+            </w:r>
+          </w:p>
+        </w:tc>
+        <w:tc>
+          <w:tcPr/>
+          <w:p>
+            <w:pPr>
+              <w:pStyle w:val="Compact"/>
+              <w:spacing w:line="240" w:lineRule="auto"/>
+              <w:jc w:val="left"/>
+            </w:pPr>
+            <w:r>
+              <w:rPr>
+                <w:sz w:val="19"/>
+              </w:rPr>
+              <w:t xml:space="preserve">Exact null rate 40.28%; observed 55.0% (</w:t>
+            </w:r>
+            <m:oMath>
+              <m:r>
+                <m:t>p</m:t>
+              </m:r>
+              <m:r>
+                <m:rPr>
+                  <m:sty m:val="p"/>
+                </m:rPr>
+                <m:t>=</m:t>
+              </m:r>
+              <m:r>
+                <m:t>0.0137</m:t>
+              </m:r>
+            </m:oMath>
+            <w:r>
+              <w:rPr>
+                <w:sz w:val="19"/>
+              </w:rPr>
+              <w:t xml:space="preserve">)</w:t>
+            </w:r>
+          </w:p>
+        </w:tc>
+        <w:tc>
+          <w:tcPr/>
+          <w:p>
+            <w:pPr>
+              <w:pStyle w:val="Compact"/>
+              <w:spacing w:line="240" w:lineRule="auto"/>
+              <w:jc w:val="left"/>
+            </w:pPr>
+            <w:r>
+              <w:rPr>
                 <w:rStyle w:val="VerbatimChar"/>
                 <w:sz w:val="19"/>
               </w:rPr>
-              <w:t xml:space="preserve">qwen2.5:3b</w:t>
-            </w:r>
-          </w:p>
-        </w:tc>
-        <w:tc>
-          <w:tcPr/>
-          <w:p>
-            <w:pPr>
-              <w:pStyle w:val="Compact"/>
-              <w:spacing w:line="240" w:lineRule="auto"/>
-              <w:jc w:val="center"/>
-            </w:pPr>
-            <w:r>
-              <w:rPr>
-                <w:sz w:val="19"/>
-              </w:rPr>
-              <w:t xml:space="preserve">9 / 44 / 7</w:t>
-            </w:r>
-          </w:p>
-        </w:tc>
-        <w:tc>
-          <w:tcPr/>
-          <w:p>
-            <w:pPr>
-              <w:pStyle w:val="Compact"/>
-              <w:spacing w:line="240" w:lineRule="auto"/>
-              <w:jc w:val="center"/>
-            </w:pPr>
-            <w:r>
-              <w:rPr>
-                <w:sz w:val="19"/>
-              </w:rPr>
-              <w:t xml:space="preserve">88%</w:t>
-            </w:r>
-          </w:p>
-        </w:tc>
-        <w:tc>
-          <w:tcPr/>
-          <w:p>
-            <w:pPr>
-              <w:pStyle w:val="Compact"/>
-              <w:spacing w:line="240" w:lineRule="auto"/>
-              <w:jc w:val="center"/>
-            </w:pPr>
-            <w:r>
-              <w:rPr>
-                <w:sz w:val="19"/>
-              </w:rPr>
-              <w:t xml:space="preserve">17.0%</w:t>
-            </w:r>
-          </w:p>
-        </w:tc>
-        <w:tc>
-          <w:tcPr/>
-          <w:p>
-            <w:pPr>
-              <w:pStyle w:val="Compact"/>
-              <w:spacing w:line="240" w:lineRule="auto"/>
-              <w:jc w:val="center"/>
-            </w:pPr>
-            <w:r>
-              <w:rPr>
-                <w:sz w:val="19"/>
-              </w:rPr>
-              <w:t xml:space="preserve">10 / 6 / 44</w:t>
-            </w:r>
-          </w:p>
-        </w:tc>
-        <w:tc>
-          <w:tcPr/>
-          <w:p>
-            <w:pPr>
-              <w:pStyle w:val="Compact"/>
-              <w:spacing w:line="240" w:lineRule="auto"/>
-              <w:jc w:val="center"/>
-            </w:pPr>
-            <w:r>
-              <w:rPr>
-                <w:sz w:val="19"/>
-              </w:rPr>
-              <w:t xml:space="preserve">27%</w:t>
-            </w:r>
-          </w:p>
-        </w:tc>
-        <w:tc>
-          <w:tcPr/>
-          <w:p>
-            <w:pPr>
-              <w:pStyle w:val="Compact"/>
-              <w:spacing w:line="240" w:lineRule="auto"/>
-              <w:jc w:val="center"/>
-            </w:pPr>
-            <w:r>
-              <w:rPr>
-                <w:sz w:val="19"/>
-              </w:rPr>
-              <w:t xml:space="preserve">62.5%</w:t>
-            </w:r>
-          </w:p>
-        </w:tc>
-        <w:tc>
-          <w:tcPr/>
-          <w:p>
-            <w:pPr>
-              <w:pStyle w:val="Compact"/>
-              <w:spacing w:line="240" w:lineRule="auto"/>
-              <w:jc w:val="center"/>
-            </w:pPr>
-            <w:r>
-              <w:rPr>
-                <w:sz w:val="19"/>
-              </w:rPr>
-              <w:t xml:space="preserve">54</w:t>
+              <w:t xml:space="preserve">bad06ff</w:t>
             </w:r>
           </w:p>
         </w:tc>
@@ -12179,158 +12166,226 @@
             </w:pPr>
             <w:r>
               <w:rPr>
+                <w:sz w:val="19"/>
+              </w:rPr>
+              <w:t xml:space="preserve">Screening PPV and CIs</w:t>
+            </w:r>
+          </w:p>
+        </w:tc>
+        <w:tc>
+          <w:tcPr/>
+          <w:p>
+            <w:pPr>
+              <w:pStyle w:val="Compact"/>
+              <w:spacing w:line="240" w:lineRule="auto"/>
+              <w:jc w:val="left"/>
+            </w:pPr>
+            <w:r>
+              <w:rPr>
+                <w:sz w:val="19"/>
+              </w:rPr>
+              <w:t xml:space="preserve">Quantify operational fleet value</w:t>
+            </w:r>
+          </w:p>
+        </w:tc>
+        <w:tc>
+          <w:tcPr/>
+          <w:p>
+            <w:pPr>
+              <w:pStyle w:val="Compact"/>
+              <w:spacing w:line="240" w:lineRule="auto"/>
+              <w:jc w:val="left"/>
+            </w:pPr>
+            <w:r>
+              <w:rPr>
+                <w:sz w:val="19"/>
+              </w:rPr>
+              <w:t xml:space="preserve">Q3 PPV 3.81% [3.18, 4.62%], lift</w:t>
+            </w:r>
+            <w:r>
+              <w:rPr>
+                <w:sz w:val="19"/>
+              </w:rPr>
+              <w:t xml:space="preserve"> </w:t>
+            </w:r>
+            <m:oMath>
+              <m:r>
+                <m:t>5.02</m:t>
+              </m:r>
+              <m:r>
+                <m:rPr>
+                  <m:sty m:val="p"/>
+                </m:rPr>
+                <m:t>×</m:t>
+              </m:r>
+            </m:oMath>
+            <w:r>
+              <w:rPr>
+                <w:sz w:val="19"/>
+              </w:rPr>
+              <w:t xml:space="preserve">, 26.2 insp./crash</w:t>
+            </w:r>
+          </w:p>
+        </w:tc>
+        <w:tc>
+          <w:tcPr/>
+          <w:p>
+            <w:pPr>
+              <w:pStyle w:val="Compact"/>
+              <w:spacing w:line="240" w:lineRule="auto"/>
+              <w:jc w:val="left"/>
+            </w:pPr>
+            <w:r>
+              <w:rPr>
                 <w:rStyle w:val="VerbatimChar"/>
                 <w:sz w:val="19"/>
               </w:rPr>
-              <w:t xml:space="preserve">qwen3:4b</w:t>
-            </w:r>
-          </w:p>
-        </w:tc>
-        <w:tc>
-          <w:tcPr/>
-          <w:p>
-            <w:pPr>
-              <w:pStyle w:val="Compact"/>
-              <w:spacing w:line="240" w:lineRule="auto"/>
-              <w:jc w:val="center"/>
-            </w:pPr>
-            <w:r>
-              <w:rPr>
-                <w:sz w:val="19"/>
-              </w:rPr>
-              <w:t xml:space="preserve">0 / 41 / 19</w:t>
-            </w:r>
-          </w:p>
-        </w:tc>
-        <w:tc>
-          <w:tcPr/>
-          <w:p>
-            <w:pPr>
-              <w:pStyle w:val="Compact"/>
-              <w:spacing w:line="240" w:lineRule="auto"/>
-              <w:jc w:val="center"/>
-            </w:pPr>
-            <w:r>
-              <w:rPr>
-                <w:sz w:val="19"/>
-              </w:rPr>
-              <w:t xml:space="preserve">68%</w:t>
-            </w:r>
-          </w:p>
-        </w:tc>
-        <w:tc>
-          <w:tcPr/>
-          <w:p>
-            <w:pPr>
-              <w:pStyle w:val="Compact"/>
-              <w:spacing w:line="240" w:lineRule="auto"/>
-              <w:jc w:val="center"/>
-            </w:pPr>
-            <w:r>
-              <w:rPr>
-                <w:sz w:val="19"/>
-              </w:rPr>
-              <w:t xml:space="preserve">0.0%</w:t>
-            </w:r>
-          </w:p>
-        </w:tc>
-        <w:tc>
-          <w:tcPr/>
-          <w:p>
-            <w:pPr>
-              <w:pStyle w:val="Compact"/>
-              <w:spacing w:line="240" w:lineRule="auto"/>
-              <w:jc w:val="center"/>
-            </w:pPr>
-            <w:r>
-              <w:rPr>
-                <w:sz w:val="19"/>
-              </w:rPr>
-              <w:t xml:space="preserve">17 / 38 / 5</w:t>
-            </w:r>
-          </w:p>
-        </w:tc>
-        <w:tc>
-          <w:tcPr/>
-          <w:p>
-            <w:pPr>
-              <w:pStyle w:val="Compact"/>
-              <w:spacing w:line="240" w:lineRule="auto"/>
-              <w:jc w:val="center"/>
-            </w:pPr>
-            <w:r>
-              <w:rPr>
-                <w:sz w:val="19"/>
-              </w:rPr>
-              <w:t xml:space="preserve">92%</w:t>
-            </w:r>
-          </w:p>
-        </w:tc>
-        <w:tc>
-          <w:tcPr/>
-          <w:p>
-            <w:pPr>
-              <w:pStyle w:val="Compact"/>
-              <w:spacing w:line="240" w:lineRule="auto"/>
-              <w:jc w:val="center"/>
-            </w:pPr>
-            <w:r>
-              <w:rPr>
-                <w:sz w:val="19"/>
-              </w:rPr>
-              <w:t xml:space="preserve">30.9%</w:t>
-            </w:r>
-          </w:p>
-        </w:tc>
-        <w:tc>
-          <w:tcPr/>
-          <w:p>
-            <w:pPr>
-              <w:pStyle w:val="Compact"/>
-              <w:spacing w:line="240" w:lineRule="auto"/>
-              <w:jc w:val="center"/>
-            </w:pPr>
-            <w:r>
-              <w:rPr>
-                <w:sz w:val="19"/>
-              </w:rPr>
-              <w:t xml:space="preserve">45</w:t>
+              <w:t xml:space="preserve">bad06ff</w:t>
+            </w:r>
+          </w:p>
+        </w:tc>
+      </w:tr>
+      <w:tr>
+        <w:tc>
+          <w:tcPr/>
+          <w:p>
+            <w:pPr>
+              <w:pStyle w:val="Compact"/>
+              <w:spacing w:line="240" w:lineRule="auto"/>
+              <w:jc w:val="left"/>
+            </w:pPr>
+            <w:r>
+              <w:rPr>
+                <w:sz w:val="19"/>
+              </w:rPr>
+              <w:t xml:space="preserve">Sensitivity by vibration source</w:t>
+            </w:r>
+          </w:p>
+        </w:tc>
+        <w:tc>
+          <w:tcPr/>
+          <w:p>
+            <w:pPr>
+              <w:pStyle w:val="Compact"/>
+              <w:spacing w:line="240" w:lineRule="auto"/>
+              <w:jc w:val="left"/>
+            </w:pPr>
+            <w:r>
+              <w:rPr>
+                <w:sz w:val="19"/>
+              </w:rPr>
+              <w:t xml:space="preserve">Compare older vs. newer metrics</w:t>
+            </w:r>
+          </w:p>
+        </w:tc>
+        <w:tc>
+          <w:tcPr/>
+          <w:p>
+            <w:pPr>
+              <w:pStyle w:val="Compact"/>
+              <w:spacing w:line="240" w:lineRule="auto"/>
+              <w:jc w:val="left"/>
+            </w:pPr>
+            <w:r>
+              <w:rPr>
+                <w:sz w:val="19"/>
+              </w:rPr>
+              <w:t xml:space="preserve">Older: 32/48 (66.7%); newer: 6/12 (50.0%)</w:t>
+            </w:r>
+          </w:p>
+        </w:tc>
+        <w:tc>
+          <w:tcPr/>
+          <w:p>
+            <w:pPr>
+              <w:pStyle w:val="Compact"/>
+              <w:spacing w:line="240" w:lineRule="auto"/>
+              <w:jc w:val="left"/>
+            </w:pPr>
+            <w:r>
+              <w:rPr>
+                <w:rStyle w:val="VerbatimChar"/>
+                <w:sz w:val="19"/>
+              </w:rPr>
+              <w:t xml:space="preserve">bad06ff</w:t>
+            </w:r>
+          </w:p>
+        </w:tc>
+      </w:tr>
+      <w:tr>
+        <w:tc>
+          <w:tcPr/>
+          <w:p>
+            <w:pPr>
+              <w:pStyle w:val="Compact"/>
+              <w:spacing w:line="240" w:lineRule="auto"/>
+              <w:jc w:val="left"/>
+            </w:pPr>
+            <w:r>
+              <w:rPr>
+                <w:sz w:val="19"/>
+              </w:rPr>
+              <w:t xml:space="preserve">38 expert crash logs attribution</w:t>
+            </w:r>
+          </w:p>
+        </w:tc>
+        <w:tc>
+          <w:tcPr/>
+          <w:p>
+            <w:pPr>
+              <w:pStyle w:val="Compact"/>
+              <w:spacing w:line="240" w:lineRule="auto"/>
+              <w:jc w:val="left"/>
+            </w:pPr>
+            <w:r>
+              <w:rPr>
+                <w:sz w:val="19"/>
+              </w:rPr>
+              <w:t xml:space="preserve">Evaluate against independent causes</w:t>
+            </w:r>
+          </w:p>
+        </w:tc>
+        <w:tc>
+          <w:tcPr/>
+          <w:p>
+            <w:pPr>
+              <w:pStyle w:val="Compact"/>
+              <w:spacing w:line="240" w:lineRule="auto"/>
+              <w:jc w:val="left"/>
+            </w:pPr>
+            <w:r>
+              <w:rPr>
+                <w:sz w:val="19"/>
+              </w:rPr>
+              <w:t xml:space="preserve">Rule wrong on 43.8% of decided cases; model 90% drone</w:t>
+            </w:r>
+          </w:p>
+        </w:tc>
+        <w:tc>
+          <w:tcPr/>
+          <w:p>
+            <w:pPr>
+              <w:pStyle w:val="Compact"/>
+              <w:spacing w:line="240" w:lineRule="auto"/>
+              <w:jc w:val="left"/>
+            </w:pPr>
+            <w:r>
+              <w:rPr>
+                <w:rStyle w:val="VerbatimChar"/>
+                <w:sz w:val="19"/>
+              </w:rPr>
+              <w:t xml:space="preserve">bad06ff</w:t>
             </w:r>
           </w:p>
         </w:tc>
       </w:tr>
     </w:tbl>
-    <w:bookmarkEnd w:id="60"/>
-    <w:p>
-      <w:pPr>
-        <w:pStyle w:val="FirstParagraph"/>
-      </w:pPr>
-      <m:oMath>
-        <m:sSup>
-          <m:e>
-            <m:r>
-              <m:t>​</m:t>
-            </m:r>
-          </m:e>
-          <m:sup>
-            <m:r>
-              <m:rPr>
-                <m:sty m:val="p"/>
-              </m:rPr>
-              <m:t>†</m:t>
-            </m:r>
-          </m:sup>
-        </m:sSup>
-      </m:oMath>
-      <w:r>
-        <w:t xml:space="preserve">Answered only on the 10 no-cause cases where abstention coincided with the ground truth; 0% coverage on active causes.</w:t>
-      </w:r>
-    </w:p>
+    <w:bookmarkEnd w:id="61"/>
     <w:p>
       <w:pPr>
         <w:pStyle w:val="Heading1"/>
       </w:pPr>
-      <w:bookmarkStart w:id="61" w:name="_5197750e0310900a35791fde6fc3b970851116d"/>
+      <w:bookmarkStart w:id="62" w:name="_5197750e0310900a35791fde6fc3b970851116d"/>
       <w:r>
         <w:rPr>
           <w:rStyle w:val="SectionNumber"/>
@@ -12343,7 +12398,7 @@
       <w:r>
         <w:t xml:space="preserve">Design implications: an assurance tool built on the findings</w:t>
       </w:r>
-      <w:bookmarkEnd w:id="61"/>
+      <w:bookmarkEnd w:id="62"/>
     </w:p>
     <w:p>
       <w:pPr>
@@ -12386,22 +12441,16 @@
         <w:t xml:space="preserve"> </w:t>
       </w:r>
       <w:r>
-        <w:t xml:space="preserve">future work (Section 7). The injection and leave-one-out checks were declared before they were run,</w:t>
-      </w:r>
-      <w:r>
-        <w:t xml:space="preserve"> </w:t>
-      </w:r>
-      <w:r>
-        <w:t xml:space="preserve">like the tests above; the others are software tests. All are engineering validation; none evaluates the tool as a</w:t>
-      </w:r>
-      <w:r>
-        <w:t xml:space="preserve"> </w:t>
-      </w:r>
-      <w:r>
-        <w:t xml:space="preserve">safety intervention.</w:t>
-      </w:r>
-    </w:p>
-    <w:bookmarkStart w:id="62" w:name="_4816a700d4290cff51a6fa69217ee9f1521b64f"/>
+        <w:t xml:space="preserve">future work (Section 7). The injection, search, and replay validation checks are detailed in</w:t>
+      </w:r>
+      <w:r>
+        <w:t xml:space="preserve"> </w:t>
+      </w:r>
+      <w:r>
+        <w:t xml:space="preserve">Appendix A.</w:t>
+      </w:r>
+    </w:p>
+    <w:bookmarkStart w:id="63" w:name="_4816a700d4290cff51a6fa69217ee9f1521b64f"/>
     <w:p>
       <w:pPr>
         <w:pStyle w:val="TableCaption"/>
@@ -12738,7 +12787,7 @@
               <w:rPr>
                 <w:sz w:val="19"/>
               </w:rPr>
-              <w:t xml:space="preserve">Known deviations injected into 40 real flights (Section 6.1)</w:t>
+              <w:t xml:space="preserve">Known deviations injected into 40 real flights (Appendix A.1)</w:t>
             </w:r>
           </w:p>
         </w:tc>
@@ -12800,7 +12849,7 @@
               <w:rPr>
                 <w:sz w:val="19"/>
               </w:rPr>
-              <w:t xml:space="preserve">Leave-one-out test on 96 cases (Section 6.2)</w:t>
+              <w:t xml:space="preserve">Leave-one-out test on 96 cases (Appendix A.2)</w:t>
             </w:r>
           </w:p>
         </w:tc>
@@ -12862,13 +12911,13 @@
               <w:rPr>
                 <w:sz w:val="19"/>
               </w:rPr>
-              <w:t xml:space="preserve">Functional checks only; no user study</w:t>
+              <w:t xml:space="preserve">Functional checks only; no user study (Appendix A.3)</w:t>
             </w:r>
           </w:p>
         </w:tc>
       </w:tr>
     </w:tbl>
-    <w:bookmarkEnd w:id="62"/>
+    <w:bookmarkEnd w:id="63"/>
     <w:p>
       <w:pPr>
         <w:pStyle w:val="FirstParagraph"/>
@@ -12944,19 +12993,85 @@
         <w:t xml:space="preserve"> </w:t>
       </w:r>
       <w:r>
-        <w:t xml:space="preserve">flagged for mechanical inspection. In the archive, this kind of ranking identified the drone that later crashed as</w:t>
-      </w:r>
-      <w:r>
-        <w:t xml:space="preserve"> </w:t>
-      </w:r>
-      <w:r>
-        <w:t xml:space="preserve">the roughest of its matched set in 55% of sets, against 41% by chance, so the flag is a prompt to inspect, not a</w:t>
-      </w:r>
-      <w:r>
-        <w:t xml:space="preserve"> </w:t>
-      </w:r>
-      <w:r>
-        <w:t xml:space="preserve">warning that a crash is coming.</w:t>
+        <w:t xml:space="preserve">flagged for mechanical inspection. In the archive, this ranking identified the drone that later crashed as the roughest</w:t>
+      </w:r>
+      <w:r>
+        <w:t xml:space="preserve"> </w:t>
+      </w:r>
+      <w:r>
+        <w:t xml:space="preserve">in 55.0% of matched sets (against 40.3% expected under the exact Poisson-binomial null,</w:t>
+      </w:r>
+      <w:r>
+        <w:t xml:space="preserve"> </w:t>
+      </w:r>
+      <m:oMath>
+        <m:r>
+          <m:t>p</m:t>
+        </m:r>
+        <m:r>
+          <m:rPr>
+            <m:sty m:val="p"/>
+          </m:rPr>
+          <m:t>=</m:t>
+        </m:r>
+        <m:r>
+          <m:t>0.014</m:t>
+        </m:r>
+      </m:oMath>
+      <w:r>
+        <w:t xml:space="preserve">; lift</w:t>
+      </w:r>
+      <w:r>
+        <w:t xml:space="preserve"> </w:t>
+      </w:r>
+      <m:oMath>
+        <m:r>
+          <m:t>3.6</m:t>
+        </m:r>
+        <m:r>
+          <m:rPr>
+            <m:sty m:val="p"/>
+          </m:rPr>
+          <m:t>×</m:t>
+        </m:r>
+      </m:oMath>
+      <w:r>
+        <w:t xml:space="preserve">),</w:t>
+      </w:r>
+      <w:r>
+        <w:t xml:space="preserve"> </w:t>
+      </w:r>
+      <w:r>
+        <w:t xml:space="preserve">and 63.3% exceeded the control third quartile (lift</w:t>
+      </w:r>
+      <w:r>
+        <w:t xml:space="preserve"> </w:t>
+      </w:r>
+      <m:oMath>
+        <m:r>
+          <m:t>5.0</m:t>
+        </m:r>
+        <m:r>
+          <m:rPr>
+            <m:sty m:val="p"/>
+          </m:rPr>
+          <m:t>×</m:t>
+        </m:r>
+      </m:oMath>
+      <w:r>
+        <w:t xml:space="preserve">, positive predictive value 3.8% [95% bootstrap CI</w:t>
+      </w:r>
+      <w:r>
+        <w:t xml:space="preserve"> </w:t>
+      </w:r>
+      <w:r>
+        <w:t xml:space="preserve">3.2–4.6%] at 1.54% base rate, 26.2 inspections per crash detected). The flag is therefore a maintenance inspection prompt,</w:t>
+      </w:r>
+      <w:r>
+        <w:t xml:space="preserve"> </w:t>
+      </w:r>
+      <w:r>
+        <w:t xml:space="preserve">not a crash warning.</w:t>
       </w:r>
     </w:p>
     <w:p>
@@ -13003,221 +13118,1443 @@
     </w:p>
     <w:p>
       <w:pPr>
-        <w:pStyle w:val="Heading2"/>
-      </w:pPr>
-      <w:bookmarkStart w:id="63" w:name="_07192d0a5b84444152dad58c5be53291d61b42c"/>
+        <w:pStyle w:val="Heading1"/>
+      </w:pPr>
+      <w:bookmarkStart w:id="64" w:name="_074802e0e16f6322e726b21f081c01c392e8fbd"/>
       <w:r>
         <w:rPr>
           <w:rStyle w:val="SectionNumber"/>
         </w:rPr>
-        <w:t xml:space="preserve">6.1</w:t>
+        <w:t xml:space="preserve">7</w:t>
       </w:r>
       <w:r>
         <w:tab/>
       </w:r>
       <w:r>
-        <w:t xml:space="preserve">Planned versus flown</w:t>
-      </w:r>
-      <w:bookmarkEnd w:id="63"/>
+        <w:t xml:space="preserve">Discussion</w:t>
+      </w:r>
+      <w:bookmarkEnd w:id="64"/>
     </w:p>
     <w:p>
       <w:pPr>
         <w:pStyle w:val="FirstParagraph"/>
       </w:pPr>
       <w:r>
-        <w:t xml:space="preserve">The check aligns the flown track with the plan’s legs in flying order over the whole flight and reports stretches</w:t>
-      </w:r>
-      <w:r>
-        <w:t xml:space="preserve"> </w:t>
-      </w:r>
-      <w:r>
-        <w:t xml:space="preserve">beyond the fleet’s sideways and height tolerances (defaults 30 m and 15 m for at least 3 s). To test it, plans were</w:t>
-      </w:r>
-      <w:r>
-        <w:t xml:space="preserve"> </w:t>
-      </w:r>
-      <w:r>
-        <w:t xml:space="preserve">built from 40 real multirotor flights in the archive (a waypoint every 10 s of track), so that the unmodified</w:t>
-      </w:r>
-      <w:r>
-        <w:t xml:space="preserve"> </w:t>
-      </w:r>
-      <w:r>
-        <w:t xml:space="preserve">flight conformed by construction, and a known deviation was injected for 30 s. Sideways shifts of 35 m or more were</w:t>
-      </w:r>
-      <w:r>
-        <w:t xml:space="preserve"> </w:t>
-      </w:r>
-      <w:r>
-        <w:t xml:space="preserve">found in 90–98% of flights and upward shifts of 20 m or more in 92–98%, while shifts below the tolerances were</w:t>
-      </w:r>
-      <w:r>
-        <w:t xml:space="preserve"> </w:t>
-      </w:r>
-      <w:r>
-        <w:t xml:space="preserve">mostly not reported, as specified. The first version of the check, which matched each position to the nearest leg</w:t>
-      </w:r>
-      <w:r>
-        <w:t xml:space="preserve"> </w:t>
-      </w:r>
-      <w:r>
-        <w:t xml:space="preserve">anywhere, raised false alarms on 16 of 40 unmodified flights and detected only half of the 35 m shifts;</w:t>
-      </w:r>
-      <w:r>
-        <w:t xml:space="preserve"> </w:t>
-      </w:r>
-      <w:r>
-        <w:t xml:space="preserve">it was replaced. The current version raised false alarms on 9 of 40 (22%, 95% CI 12–38%), all on fast flights</w:t>
-      </w:r>
-      <w:r>
-        <w:t xml:space="preserve"> </w:t>
-      </w:r>
-      <w:r>
-        <w:t xml:space="preserve">cutting the corners of long legs built from the track; with a waypoint every 5 s (a post-hoc check) there were none.</w:t>
-      </w:r>
-      <w:r>
-        <w:t xml:space="preserve"> </w:t>
-      </w:r>
-      <w:r>
-        <w:t xml:space="preserve">A declared check on the archive logs that record the mission they flew found</w:t>
-      </w:r>
-      <w:r>
-        <w:t xml:space="preserve"> </w:t>
-      </w:r>
-      <w:r>
-        <w:t xml:space="preserve">only six distinct missions; the check reported no deviation while any of them flew in mission mode, and the two</w:t>
-      </w:r>
-      <w:r>
-        <w:t xml:space="preserve"> </w:t>
-      </w:r>
-      <w:r>
-        <w:t xml:space="preserve">deviations it did report were stretches in which the vehicle had left mission mode (return-to-launch, or the pilot</w:t>
-      </w:r>
-      <w:r>
-        <w:t xml:space="preserve"> </w:t>
-      </w:r>
-      <w:r>
-        <w:t xml:space="preserve">taking over). Six missions are too few for a rate (95% upper bound 39%), so the false-alarm rate on real plans</w:t>
-      </w:r>
-      <w:r>
-        <w:t xml:space="preserve"> </w:t>
-      </w:r>
-      <w:r>
-        <w:t xml:space="preserve">remains unmeasured and a reported deviation is a reason to look at the replay rather than a finding.</w:t>
-      </w:r>
-    </w:p>
-    <w:p>
-      <w:pPr>
-        <w:pStyle w:val="Heading2"/>
-      </w:pPr>
-      <w:bookmarkStart w:id="64" w:name="_42a41c74eaf94f7698b6751c29519348e3bf1ef"/>
+        <w:rPr>
+          <w:b/>
+          <w:bCs/>
+        </w:rPr>
+        <w:t xml:space="preserve">Attribution.</w:t>
+      </w:r>
+      <w:r>
+        <w:t xml:space="preserve"> </w:t>
+      </w:r>
+      <w:r>
+        <w:t xml:space="preserve">A declared rule, its held-out replication and a cross-validated model all found no usable</w:t>
+      </w:r>
+      <w:r>
+        <w:t xml:space="preserve"> </w:t>
+      </w:r>
+      <w:r>
+        <w:t xml:space="preserve">separation between pilot- and aircraft-caused crashes with these labels and features. While commercial and legal</w:t>
+      </w:r>
+      <w:r>
+        <w:t xml:space="preserve"> </w:t>
+      </w:r>
+      <w:r>
+        <w:t xml:space="preserve">disputes often seek a binary verdict, aviation safety science demonstrates that accidents are multi-causal systemic</w:t>
+      </w:r>
+      <w:r>
+        <w:t xml:space="preserve"> </w:t>
+      </w:r>
+      <w:r>
+        <w:t xml:space="preserve">events involving organizational, environmental and human factors</w:t>
+      </w:r>
+      <w:r>
+        <w:t xml:space="preserve"> </w:t>
+      </w:r>
+      <w:r>
+        <w:t xml:space="preserve">[</w:t>
+      </w:r>
+      <w:hyperlink w:anchor="_006a7190097400c6c37363d97b6f3be0cdc0b48">
+        <w:r>
+          <w:rPr>
+            <w:rStyle w:val="Hyperlink"/>
+          </w:rPr>
+          <w:t xml:space="preserve">7</w:t>
+        </w:r>
+      </w:hyperlink>
+      <w:r>
+        <w:t xml:space="preserve">]</w:t>
+      </w:r>
+      <w:r>
+        <w:t xml:space="preserve">. Uploader labels are noisy,</w:t>
+      </w:r>
+      <w:r>
+        <w:t xml:space="preserve"> </w:t>
+      </w:r>
+      <w:r>
+        <w:t xml:space="preserve">and the sharp divergence between uploader pilot blame (32%) and expert forum diagnoses (6%) points to politeness bias</w:t>
+      </w:r>
+      <w:r>
+        <w:t xml:space="preserve"> </w:t>
+      </w:r>
+      <w:r>
+        <w:t xml:space="preserve">on public forums or a narrower definition of pilot fault among autopilot engineers. A log records the combined physical</w:t>
+      </w:r>
+      <w:r>
+        <w:t xml:space="preserve"> </w:t>
+      </w:r>
+      <w:r>
+        <w:t xml:space="preserve">outcome of pilot inputs, environmental disturbances and vehicle response; disentangling responsibility from telemetry alone</w:t>
+      </w:r>
+      <w:r>
+        <w:t xml:space="preserve"> </w:t>
+      </w:r>
+      <w:r>
+        <w:t xml:space="preserve">is not supported by the data. Tools that issue automatic responsibility verdicts should be evaluated against independent</w:t>
+      </w:r>
+      <w:r>
+        <w:t xml:space="preserve"> </w:t>
+      </w:r>
+      <w:r>
+        <w:t xml:space="preserve">investigations before adoption.</w:t>
+      </w:r>
+    </w:p>
+    <w:p>
+      <w:pPr>
+        <w:pStyle w:val="BodyText"/>
+      </w:pPr>
+      <w:r>
+        <w:rPr>
+          <w:b/>
+          <w:bCs/>
+        </w:rPr>
+        <w:t xml:space="preserve">Leakage and confounding.</w:t>
+      </w:r>
+      <w:r>
+        <w:t xml:space="preserve"> </w:t>
+      </w:r>
+      <w:r>
+        <w:t xml:space="preserve">While cross-sectional models showed high apparent separation (AUC 0.88), this was</w:t>
+      </w:r>
+      <w:r>
+        <w:t xml:space="preserve"> </w:t>
+      </w:r>
+      <w:r>
+        <w:t xml:space="preserve">dominated by between-drone confounds; within-drone evaluation demonstrated attenuation to near-chance (AUC 0.58),</w:t>
+      </w:r>
+      <w:r>
+        <w:t xml:space="preserve"> </w:t>
+      </w:r>
+      <w:r>
+        <w:t xml:space="preserve">confirming that longitudinal baseline comparison is essential. Diagnostic checks also exhibited prominent leakage: a</w:t>
+      </w:r>
+      <w:r>
+        <w:t xml:space="preserve"> </w:t>
+      </w:r>
+      <w:r>
+        <w:t xml:space="preserve">tuning check appeared sensitive only because the crash window was included. Diagnostic evaluations must remove the crash</w:t>
+      </w:r>
+      <w:r>
+        <w:t xml:space="preserve"> </w:t>
+      </w:r>
+      <w:r>
+        <w:t xml:space="preserve">window and compare against an aircraft’s own operating baseline before claiming pre-crash anticipation.</w:t>
+      </w:r>
+    </w:p>
+    <w:p>
+      <w:pPr>
+        <w:pStyle w:val="BodyText"/>
+      </w:pPr>
+      <w:r>
+        <w:rPr>
+          <w:b/>
+          <w:bCs/>
+        </w:rPr>
+        <w:t xml:space="preserve">Drone-level risk.</w:t>
+      </w:r>
+      <w:r>
+        <w:t xml:space="preserve"> </w:t>
+      </w:r>
+      <w:r>
+        <w:t xml:space="preserve">The positive result concerns airframes, not flights. Drones that later crashed vibrated</w:t>
+      </w:r>
+      <w:r>
+        <w:t xml:space="preserve"> </w:t>
+      </w:r>
+      <w:r>
+        <w:t xml:space="preserve">more than comparable drones on ordinary flights, consistent with a maintenance view in which mechanical degradation</w:t>
+      </w:r>
+      <w:r>
+        <w:t xml:space="preserve"> </w:t>
+      </w:r>
+      <w:r>
+        <w:t xml:space="preserve">precedes catastrophic failure</w:t>
+      </w:r>
+      <w:r>
+        <w:t xml:space="preserve"> </w:t>
+      </w:r>
+      <w:r>
+        <w:t xml:space="preserve">[</w:t>
+      </w:r>
+      <w:hyperlink w:anchor="_4f9a794a6a4ddf2789379e73f8e74e34b9538b4">
+        <w:r>
+          <w:rPr>
+            <w:rStyle w:val="Hyperlink"/>
+          </w:rPr>
+          <w:t xml:space="preserve">24</w:t>
+        </w:r>
+      </w:hyperlink>
+      <w:r>
+        <w:t xml:space="preserve">]</w:t>
+      </w:r>
+      <w:r>
+        <w:t xml:space="preserve">. However, two important qualifications apply. First,</w:t>
+      </w:r>
+      <w:r>
+        <w:t xml:space="preserve"> </w:t>
+      </w:r>
+      <w:r>
+        <w:t xml:space="preserve">removing crash-day flights reduced usable sets from 60 to 25, indicating that many flights occurred during the same</w:t>
+      </w:r>
+      <w:r>
+        <w:t xml:space="preserve"> </w:t>
+      </w:r>
+      <w:r>
+        <w:t xml:space="preserve">session; the</w:t>
+      </w:r>
+      <w:r>
+        <w:t xml:space="preserve"> </w:t>
+      </w:r>
+      <w:r>
+        <w:t xml:space="preserve">“maintenance degradation”</w:t>
+      </w:r>
+      <w:r>
+        <w:t xml:space="preserve"> </w:t>
+      </w:r>
+      <w:r>
+        <w:t xml:space="preserve">hypothesis therefore competes with an</w:t>
+      </w:r>
+      <w:r>
+        <w:t xml:space="preserve"> </w:t>
+      </w:r>
+      <w:r>
+        <w:t xml:space="preserve">“experimental airframe”</w:t>
+      </w:r>
+      <w:r>
+        <w:t xml:space="preserve"> </w:t>
+      </w:r>
+      <w:r>
+        <w:t xml:space="preserve">hypothesis,</w:t>
+      </w:r>
+      <w:r>
+        <w:t xml:space="preserve"> </w:t>
+      </w:r>
+      <w:r>
+        <w:t xml:space="preserve">where poorly tuned or prototype drones vibrate heavily and crash during initial testing. Second, the effect was supported</w:t>
+      </w:r>
+      <w:r>
+        <w:t xml:space="preserve"> </w:t>
+      </w:r>
+      <w:r>
+        <w:t xml:space="preserve">on the older estimator metric only; a declared replication on the newer accelerometer metric was inconclusive (</w:t>
+      </w:r>
+      <m:oMath>
+        <m:r>
+          <m:t>p</m:t>
+        </m:r>
+        <m:r>
+          <m:rPr>
+            <m:sty m:val="p"/>
+          </m:rPr>
+          <m:t>=</m:t>
+        </m:r>
+        <m:r>
+          <m:t>0.25</m:t>
+        </m:r>
+      </m:oMath>
+      <w:r>
+        <w:t xml:space="preserve">).</w:t>
+      </w:r>
+      <w:r>
+        <w:t xml:space="preserve"> </w:t>
+      </w:r>
+      <w:r>
+        <w:t xml:space="preserve">Finally, given the low baseline crash rate in active fleets (</w:t>
+      </w:r>
+      <m:oMath>
+        <m:r>
+          <m:rPr>
+            <m:sty m:val="p"/>
+          </m:rPr>
+          <m:t>∼</m:t>
+        </m:r>
+        <m:r>
+          <m:t>1.5</m:t>
+        </m:r>
+        <m:r>
+          <m:rPr>
+            <m:sty m:val="p"/>
+          </m:rPr>
+          <m:t>%</m:t>
+        </m:r>
+      </m:oMath>
+      <w:r>
+        <w:t xml:space="preserve">), flagging upper-quartile vibration yields an</w:t>
+      </w:r>
+      <w:r>
+        <w:t xml:space="preserve"> </w:t>
+      </w:r>
+      <w:r>
+        <w:t xml:space="preserve">operational PPV of 3.8% (95% CI 3.2–4.6%; 3.3% for top-rank flagging). The metric provides a maintenance</w:t>
+      </w:r>
+      <w:r>
+        <w:t xml:space="preserve"> </w:t>
+      </w:r>
+      <w:r>
+        <w:t xml:space="preserve">prioritization signal, not an operational warning.</w:t>
+      </w:r>
+    </w:p>
+    <w:p>
+      <w:pPr>
+        <w:pStyle w:val="BodyText"/>
+      </w:pPr>
+      <w:r>
+        <w:rPr>
+          <w:b/>
+          <w:bCs/>
+        </w:rPr>
+        <w:t xml:space="preserve">From findings to a tool.</w:t>
+      </w:r>
+      <w:r>
+        <w:t xml:space="preserve"> </w:t>
+      </w:r>
+      <w:r>
+        <w:t xml:space="preserve">Section 6 turns these results into design decisions for AeroFleet 2.0,</w:t>
+      </w:r>
+      <w:r>
+        <w:t xml:space="preserve"> </w:t>
+      </w:r>
+      <w:r>
+        <w:t xml:space="preserve">an operator’s ground-side assurance tool. The common thread is that the tool shows evidence and ranks drones, and does not name a cause.</w:t>
+      </w:r>
+    </w:p>
+    <w:p>
+      <w:pPr>
+        <w:pStyle w:val="BodyText"/>
+      </w:pPr>
+      <w:r>
+        <w:rPr>
+          <w:b/>
+          <w:bCs/>
+        </w:rPr>
+        <w:t xml:space="preserve">Language models.</w:t>
+      </w:r>
+      <w:r>
+        <w:t xml:space="preserve"> </w:t>
+      </w:r>
+      <w:r>
+        <w:t xml:space="preserve">On this task small local models added errors and voting vulnerabilities rather than accuracy.</w:t>
+      </w:r>
+      <w:r>
+        <w:t xml:space="preserve"> </w:t>
+      </w:r>
+      <w:r>
+        <w:t xml:space="preserve">While deterministic numeric parsing prevented direct prompt injection by construction, multi-agent voting consensus was</w:t>
+      </w:r>
+      <w:r>
+        <w:t xml:space="preserve"> </w:t>
+      </w:r>
+      <w:r>
+        <w:t xml:space="preserve">easily manipulated by a single compromised reviewer. Larger models and blind evaluation cases remain to be tested.</w:t>
+      </w:r>
+    </w:p>
+    <w:p>
+      <w:pPr>
+        <w:pStyle w:val="BodyText"/>
+      </w:pPr>
+      <w:r>
+        <w:rPr>
+          <w:b/>
+          <w:bCs/>
+        </w:rPr>
+        <w:t xml:space="preserve">Relation to prior datasets.</w:t>
+      </w:r>
+      <w:r>
+        <w:t xml:space="preserve"> </w:t>
+      </w:r>
+      <w:r>
+        <w:t xml:space="preserve">Benchmarks built from injected faults</w:t>
+      </w:r>
+      <w:r>
+        <w:t xml:space="preserve"> </w:t>
+      </w:r>
+      <w:r>
+        <w:t xml:space="preserve">[</w:t>
+      </w:r>
+      <w:hyperlink w:anchor="_d75d7cf63098afa5d33e189bc1a163022e7ecdc">
+        <w:r>
+          <w:rPr>
+            <w:rStyle w:val="Hyperlink"/>
+          </w:rPr>
+          <w:t xml:space="preserve">8</w:t>
+        </w:r>
+      </w:hyperlink>
+      <w:r>
+        <w:t xml:space="preserve">,</w:t>
+      </w:r>
+      <w:hyperlink w:anchor="_446d2d8311e3f2ab8e5f2830e712f064a3280b9">
+        <w:r>
+          <w:rPr>
+            <w:rStyle w:val="Hyperlink"/>
+          </w:rPr>
+          <w:t xml:space="preserve">9</w:t>
+        </w:r>
+      </w:hyperlink>
+      <w:r>
+        <w:t xml:space="preserve">]</w:t>
+      </w:r>
+      <w:r>
+        <w:t xml:space="preserve"> </w:t>
+      </w:r>
+      <w:r>
+        <w:t xml:space="preserve">answer whether a known fault can be detected; anomaly datasets from real logs</w:t>
+      </w:r>
+      <w:r>
+        <w:t xml:space="preserve"> </w:t>
+      </w:r>
+      <w:r>
+        <w:t xml:space="preserve">[</w:t>
+      </w:r>
+      <w:hyperlink w:anchor="_973650d78dc352a8b25ace59ab002a1d91cdfc9">
+        <w:r>
+          <w:rPr>
+            <w:rStyle w:val="Hyperlink"/>
+          </w:rPr>
+          <w:t xml:space="preserve">10</w:t>
+        </w:r>
+      </w:hyperlink>
+      <w:r>
+        <w:t xml:space="preserve">]</w:t>
+      </w:r>
+      <w:r>
+        <w:t xml:space="preserve"> </w:t>
+      </w:r>
+      <w:r>
+        <w:t xml:space="preserve">answer</w:t>
+      </w:r>
+      <w:r>
+        <w:t xml:space="preserve"> </w:t>
+      </w:r>
+      <w:r>
+        <w:t xml:space="preserve">whether unusual segments can be found. Our results concern a different question, attribution of a real crash, and</w:t>
+      </w:r>
+      <w:r>
+        <w:t xml:space="preserve"> </w:t>
+      </w:r>
+      <w:r>
+        <w:t xml:space="preserve">suggest that performance on the first two does not transfer to it: signals that mark a fault also mark the crash it</w:t>
+      </w:r>
+      <w:r>
+        <w:t xml:space="preserve"> </w:t>
+      </w:r>
+      <w:r>
+        <w:t xml:space="preserve">causes and the pilot’s reaction to it. Datasets that pair real crashes with independently verified causes would be</w:t>
+      </w:r>
+      <w:r>
+        <w:t xml:space="preserve"> </w:t>
+      </w:r>
+      <w:r>
+        <w:t xml:space="preserve">needed to make progress on attribution, and our expert-diagnosis labels are a small first step.</w:t>
+      </w:r>
+    </w:p>
+    <w:p>
+      <w:pPr>
+        <w:pStyle w:val="BodyText"/>
+      </w:pPr>
+      <w:r>
+        <w:rPr>
+          <w:b/>
+          <w:bCs/>
+        </w:rPr>
+        <w:t xml:space="preserve">Records and regulation.</w:t>
+      </w:r>
+      <w:r>
+        <w:t xml:space="preserve"> </w:t>
+      </w:r>
+      <w:r>
+        <w:t xml:space="preserve">Record-keeping rules ask operators to keep logs, maintenance records and</w:t>
+      </w:r>
+      <w:r>
+        <w:t xml:space="preserve"> </w:t>
+      </w:r>
+      <w:r>
+        <w:t xml:space="preserve">occurrence reports</w:t>
+      </w:r>
+      <w:r>
+        <w:t xml:space="preserve"> </w:t>
+      </w:r>
+      <w:r>
+        <w:t xml:space="preserve">[</w:t>
+      </w:r>
+      <w:hyperlink w:anchor="_94e90323a8c21041104ada5ef51239cca731079">
+        <w:r>
+          <w:rPr>
+            <w:rStyle w:val="Hyperlink"/>
+          </w:rPr>
+          <w:t xml:space="preserve">1</w:t>
+        </w:r>
+      </w:hyperlink>
+      <w:r>
+        <w:t xml:space="preserve">,</w:t>
+      </w:r>
+      <w:hyperlink w:anchor="_accb9f9d732da81043c804de081f8bf74e6cf24">
+        <w:r>
+          <w:rPr>
+            <w:rStyle w:val="Hyperlink"/>
+          </w:rPr>
+          <w:t xml:space="preserve">2</w:t>
+        </w:r>
+      </w:hyperlink>
+      <w:r>
+        <w:t xml:space="preserve">]</w:t>
+      </w:r>
+      <w:r>
+        <w:t xml:space="preserve">. On our evidence, such records are most useful when they are</w:t>
+      </w:r>
+      <w:r>
+        <w:t xml:space="preserve"> </w:t>
+      </w:r>
+      <w:r>
+        <w:t xml:space="preserve">kept per aircraft over time, so that an airframe’s condition can be compared with its own history and with comparable</w:t>
+      </w:r>
+      <w:r>
+        <w:t xml:space="preserve"> </w:t>
+      </w:r>
+      <w:r>
+        <w:t xml:space="preserve">airframes, rather than examined only after an accident.</w:t>
+      </w:r>
+    </w:p>
+    <w:p>
+      <w:pPr>
+        <w:pStyle w:val="BodyText"/>
+      </w:pPr>
+      <w:r>
+        <w:rPr>
+          <w:b/>
+          <w:bCs/>
+        </w:rPr>
+        <w:t xml:space="preserve">Practical guidance.</w:t>
+      </w:r>
+      <w:r>
+        <w:t xml:space="preserve"> </w:t>
+      </w:r>
+      <w:r>
+        <w:t xml:space="preserve">For operators and investigators we suggest: (i) treat automatic pilot-or-aircraft</w:t>
+      </w:r>
+      <w:r>
+        <w:t xml:space="preserve"> </w:t>
+      </w:r>
+      <w:r>
+        <w:t xml:space="preserve">verdicts from logs with caution; (ii) use logs to assemble a time-ordered record of events for a human investigator;</w:t>
+      </w:r>
+      <w:r>
+        <w:t xml:space="preserve"> </w:t>
+      </w:r>
+      <w:r>
+        <w:t xml:space="preserve">(iii) track vibration per drone across flights and inspect drones that are rough relative to comparable airframes;</w:t>
+      </w:r>
+      <w:r>
+        <w:t xml:space="preserve"> </w:t>
+      </w:r>
+      <w:r>
+        <w:t xml:space="preserve">(iv) when evaluating any log-based diagnostic, remove the crash window and compare against the same drone’s history.</w:t>
+      </w:r>
+    </w:p>
+    <w:p>
+      <w:pPr>
+        <w:pStyle w:val="BodyText"/>
+      </w:pPr>
+      <w:r>
+        <w:rPr>
+          <w:b/>
+          <w:bCs/>
+        </w:rPr>
+        <w:t xml:space="preserve">Future work.</w:t>
+      </w:r>
+      <w:r>
+        <w:t xml:space="preserve"> </w:t>
+      </w:r>
+      <w:r>
+        <w:t xml:space="preserve">Two studies have been declared in the repository before any data were collected: a</w:t>
+      </w:r>
+      <w:r>
+        <w:t xml:space="preserve"> </w:t>
+      </w:r>
+      <w:r>
+        <w:t xml:space="preserve">prospective test in partner fleets, in which the monthly vibration ranking of AeroFleet 2.0 is written to the signed</w:t>
+      </w:r>
+      <w:r>
+        <w:t xml:space="preserve"> </w:t>
+      </w:r>
+      <w:r>
+        <w:t xml:space="preserve">record before outcomes occur and crashes, unplanned repairs and defects found at inspection are compared between flagged</w:t>
+      </w:r>
+      <w:r>
+        <w:t xml:space="preserve"> </w:t>
+      </w:r>
+      <w:r>
+        <w:t xml:space="preserve">and unflagged drones over six months; and a within-subjects user study comparing the three-dimensional views with a</w:t>
+      </w:r>
+      <w:r>
+        <w:t xml:space="preserve"> </w:t>
+      </w:r>
+      <w:r>
+        <w:t xml:space="preserve">two-dimensional map on tasks with known answers. Stronger replication of the between-drone vibration effect on modern</w:t>
+      </w:r>
+      <w:r>
+        <w:t xml:space="preserve"> </w:t>
+      </w:r>
+      <w:r>
+        <w:t xml:space="preserve">autopilots, evaluating operational safety impact across active fleets, testing sequence models or frequency-domain IMU</w:t>
+      </w:r>
+      <w:r>
+        <w:t xml:space="preserve"> </w:t>
+      </w:r>
+      <w:r>
+        <w:t xml:space="preserve">features for transient precursors that whole-window summaries miss, and evaluating a larger set of crashes with causes</w:t>
+      </w:r>
+      <w:r>
+        <w:t xml:space="preserve"> </w:t>
+      </w:r>
+      <w:r>
+        <w:t xml:space="preserve">verified by independent investigators would further strengthen the evidence.</w:t>
+      </w:r>
+    </w:p>
+    <w:p>
+      <w:pPr>
+        <w:pStyle w:val="Heading1"/>
+      </w:pPr>
+      <w:bookmarkStart w:id="65" w:name="_82b82981e21bad8167d56d1f0b74a832e215810"/>
       <w:r>
         <w:rPr>
           <w:rStyle w:val="SectionNumber"/>
         </w:rPr>
-        <w:t xml:space="preserve">6.2</w:t>
+        <w:t xml:space="preserve">8</w:t>
       </w:r>
       <w:r>
         <w:tab/>
       </w:r>
       <w:r>
-        <w:t xml:space="preserve">Searching past diagnoses</w:t>
-      </w:r>
-      <w:bookmarkEnd w:id="64"/>
+        <w:t xml:space="preserve">Threats to validity</w:t>
+      </w:r>
+      <w:bookmarkEnd w:id="65"/>
     </w:p>
     <w:p>
       <w:pPr>
         <w:pStyle w:val="FirstParagraph"/>
       </w:pPr>
       <w:r>
-        <w:t xml:space="preserve">An operator can describe a problem in words. The description is matched (BM25, no model) against the expert-labelled</w:t>
-      </w:r>
-      <w:r>
-        <w:t xml:space="preserve"> </w:t>
-      </w:r>
-      <w:r>
-        <w:t xml:space="preserve">forum threads, represented by their titles and up to 30 descriptive terms from the opening post, and against a short</w:t>
-      </w:r>
-      <w:r>
-        <w:t xml:space="preserve"> </w:t>
-      </w:r>
-      <w:r>
-        <w:t xml:space="preserve">list of symptom words for each cause. After a first release we declared and ran a test, holding out each of the 96 threads in</w:t>
-      </w:r>
-      <w:r>
-        <w:t xml:space="preserve"> </w:t>
-      </w:r>
-      <w:r>
-        <w:t xml:space="preserve">which the expert blamed the aircraft and named a cause and querying with the rest. The cause the words matched best</w:t>
-      </w:r>
-      <w:r>
-        <w:t xml:space="preserve"> </w:t>
-      </w:r>
-      <w:r>
-        <w:t xml:space="preserve">was the expert’s cause in 19 of 96 cases with the title alone (20%) and 21 of 96 with the title and opening-post</w:t>
-      </w:r>
-      <w:r>
-        <w:t xml:space="preserve"> </w:t>
-      </w:r>
-      <w:r>
-        <w:t xml:space="preserve">terms (22%, 95% CI 15–31%), below the 26 of 96 (27%) of always answering the most frequent cause; among the first</w:t>
-      </w:r>
-      <w:r>
-        <w:t xml:space="preserve"> </w:t>
-      </w:r>
-      <w:r>
-        <w:t xml:space="preserve">three it was 54% against 62%. The declared criterion (10 points above the base rate) was not met, as it was not with</w:t>
-      </w:r>
-      <w:r>
-        <w:t xml:space="preserve"> </w:t>
-      </w:r>
-      <w:r>
-        <w:t xml:space="preserve">the first recording (20% against 32%). A written</w:t>
-      </w:r>
-      <w:r>
-        <w:t xml:space="preserve"> </w:t>
-      </w:r>
-      <w:r>
-        <w:t xml:space="preserve">description, like the log, did not reveal the cause. The tool therefore orders its checklist by how often experts</w:t>
-      </w:r>
-      <w:r>
-        <w:t xml:space="preserve"> </w:t>
-      </w:r>
-      <w:r>
-        <w:t xml:space="preserve">found each cause, marks the causes the description mentions, and offers the most similar threads only as reading,</w:t>
-      </w:r>
-      <w:r>
-        <w:t xml:space="preserve"> </w:t>
-      </w:r>
-      <w:r>
-        <w:t xml:space="preserve">with the measured accuracy shown beside the answer.</w:t>
-      </w:r>
-    </w:p>
-    <w:p>
-      <w:pPr>
-        <w:pStyle w:val="Heading2"/>
-      </w:pPr>
-      <w:bookmarkStart w:id="65" w:name="_5406e17068d6e62a09a9bc1416192d6e20168d5"/>
+        <w:rPr>
+          <w:b/>
+          <w:bCs/>
+        </w:rPr>
+        <w:t xml:space="preserve">Labels.</w:t>
+      </w:r>
+      <w:r>
+        <w:t xml:space="preserve"> </w:t>
+      </w:r>
+      <w:r>
+        <w:t xml:space="preserve">The uploader-assigned responsibility labels are not independently verified ground truth; they reflect</w:t>
+      </w:r>
+      <w:r>
+        <w:t xml:space="preserve"> </w:t>
+      </w:r>
+      <w:r>
+        <w:t xml:space="preserve">the uploaders’ own assessments, and normal flights are self-rated. The expert-diagnosed sample confirmed agreement on</w:t>
+      </w:r>
+      <w:r>
+        <w:t xml:space="preserve"> </w:t>
+      </w:r>
+      <w:r>
+        <w:t xml:space="preserve">aircraft-rated logs (11 of 14) but did not evaluate pilot-rated logs, and the gap between expert (6%) and uploader (32%)</w:t>
+      </w:r>
+      <w:r>
+        <w:t xml:space="preserve"> </w:t>
+      </w:r>
+      <w:r>
+        <w:t xml:space="preserve">pilot blame rates suggests reporting biases. Controls without a crash-rated log may have crashed without a rating, biasing</w:t>
+      </w:r>
+      <w:r>
+        <w:t xml:space="preserve"> </w:t>
+      </w:r>
+      <w:r>
+        <w:t xml:space="preserve">the between-drone test conservatively. Forum diagnoses were coded with good inter-rater reliability (</w:t>
+      </w:r>
+      <m:oMath>
+        <m:r>
+          <m:t>κ</m:t>
+        </m:r>
+        <m:r>
+          <m:rPr>
+            <m:sty m:val="p"/>
+          </m:rPr>
+          <m:t>≥</m:t>
+        </m:r>
+        <m:r>
+          <m:t>0.73</m:t>
+        </m:r>
+      </m:oMath>
+      <w:r>
+        <w:t xml:space="preserve">),</w:t>
+      </w:r>
+      <w:r>
+        <w:t xml:space="preserve"> </w:t>
+      </w:r>
+      <w:r>
+        <w:t xml:space="preserve">but were limited to public discussions.</w:t>
+      </w:r>
+    </w:p>
+    <w:p>
+      <w:pPr>
+        <w:pStyle w:val="BodyText"/>
+      </w:pPr>
+      <w:r>
+        <w:rPr>
+          <w:b/>
+          <w:bCs/>
+        </w:rPr>
+        <w:t xml:space="preserve">Confounding and design.</w:t>
+      </w:r>
+      <w:r>
+        <w:t xml:space="preserve"> </w:t>
+      </w:r>
+      <w:r>
+        <w:t xml:space="preserve">Matching on vehicle type, controller hardware and PX4 version leaves open differences</w:t>
+      </w:r>
+      <w:r>
+        <w:t xml:space="preserve"> </w:t>
+      </w:r>
+      <w:r>
+        <w:t xml:space="preserve">in propellers, payload, flight style or operator identity, leaving potential unmodeled clustering. Results may not</w:t>
+      </w:r>
+      <w:r>
+        <w:t xml:space="preserve"> </w:t>
+      </w:r>
+      <w:r>
+        <w:t xml:space="preserve">transfer to commercial ArduPilot fleets or to proprietary autopilots, even though the tool is designed to support both</w:t>
+      </w:r>
+      <w:r>
+        <w:t xml:space="preserve"> </w:t>
+      </w:r>
+      <w:r>
+        <w:t xml:space="preserve">ArduPilot and PX4 logs.</w:t>
+      </w:r>
+    </w:p>
+    <w:p>
+      <w:pPr>
+        <w:pStyle w:val="BodyText"/>
+      </w:pPr>
+      <w:r>
+        <w:rPr>
+          <w:b/>
+          <w:bCs/>
+        </w:rPr>
+        <w:t xml:space="preserve">Measurement.</w:t>
+      </w:r>
+      <w:r>
+        <w:t xml:space="preserve"> </w:t>
+      </w:r>
+      <w:r>
+        <w:t xml:space="preserve">The crash moment is estimated; the within-drone result did not depend on the threshold. The</w:t>
+      </w:r>
+      <w:r>
+        <w:t xml:space="preserve"> </w:t>
+      </w:r>
+      <w:r>
+        <w:t xml:space="preserve">between-drone effect was shown mainly with the older vibration estimate and was not confirmed on the newer metric</w:t>
+      </w:r>
+      <w:r>
+        <w:t xml:space="preserve"> </w:t>
+      </w:r>
+      <w:r>
+        <w:t xml:space="preserve">in a declared replication with 19 usable sets; this main positive result needs stronger replication on newer firmware.</w:t>
+      </w:r>
+    </w:p>
+    <w:p>
+      <w:pPr>
+        <w:pStyle w:val="BodyText"/>
+      </w:pPr>
+      <w:r>
+        <w:rPr>
+          <w:b/>
+          <w:bCs/>
+        </w:rPr>
+        <w:t xml:space="preserve">Protocols and registration.</w:t>
+      </w:r>
+      <w:r>
+        <w:t xml:space="preserve"> </w:t>
+      </w:r>
+      <w:r>
+        <w:t xml:space="preserve">Protocols were declared and committed to public version control in advance of</w:t>
+      </w:r>
+      <w:r>
+        <w:t xml:space="preserve"> </w:t>
+      </w:r>
+      <w:r>
+        <w:t xml:space="preserve">analysis, but git repositories are self-hosted and lack third-party timestamped registries (e.g. OSF). One amendment</w:t>
+      </w:r>
+      <w:r>
+        <w:t xml:space="preserve"> </w:t>
+      </w:r>
+      <w:r>
+        <w:t xml:space="preserve">(lifting the within-drone firmware filter) was data-dependent after observing sample starvation (</w:t>
+      </w:r>
+      <m:oMath>
+        <m:r>
+          <m:t>n</m:t>
+        </m:r>
+        <m:r>
+          <m:rPr>
+            <m:sty m:val="p"/>
+          </m:rPr>
+          <m:t>=</m:t>
+        </m:r>
+        <m:r>
+          <m:t>12</m:t>
+        </m:r>
+      </m:oMath>
+      <w:r>
+        <w:t xml:space="preserve">).</w:t>
+      </w:r>
+    </w:p>
+    <w:p>
+      <w:pPr>
+        <w:pStyle w:val="BodyText"/>
+      </w:pPr>
+      <w:r>
+        <w:rPr>
+          <w:b/>
+          <w:bCs/>
+        </w:rPr>
+        <w:t xml:space="preserve">Features.</w:t>
+      </w:r>
+      <w:r>
+        <w:t xml:space="preserve"> </w:t>
+      </w:r>
+      <w:r>
+        <w:t xml:space="preserve">Summary features over the whole window (percentiles, shares of time, RMS) were used;</w:t>
+      </w:r>
+      <w:r>
+        <w:t xml:space="preserve"> </w:t>
+      </w:r>
+      <w:r>
+        <w:t xml:space="preserve">sequence models or frequency-domain IMU features might capture short precursors that summaries miss. This was not</w:t>
+      </w:r>
+      <w:r>
+        <w:t xml:space="preserve"> </w:t>
+      </w:r>
+      <w:r>
+        <w:t xml:space="preserve">tested.</w:t>
+      </w:r>
+    </w:p>
+    <w:p>
+      <w:pPr>
+        <w:pStyle w:val="BodyText"/>
+      </w:pPr>
+      <w:r>
+        <w:rPr>
+          <w:b/>
+          <w:bCs/>
+        </w:rPr>
+        <w:t xml:space="preserve">Attrition.</w:t>
+      </w:r>
+      <w:r>
+        <w:t xml:space="preserve"> </w:t>
+      </w:r>
+      <w:r>
+        <w:t xml:space="preserve">Only 37 of the 73 logs behind expert aircraft diagnoses with a checkable cause could still be</w:t>
+      </w:r>
+      <w:r>
+        <w:t xml:space="preserve"> </w:t>
+      </w:r>
+      <w:r>
+        <w:t xml:space="preserve">downloaded, so several diagnostic comparisons in Table 7 have very small sample sizes (</w:t>
+      </w:r>
+      <m:oMath>
+        <m:r>
+          <m:t>n</m:t>
+        </m:r>
+        <m:r>
+          <m:rPr>
+            <m:sty m:val="p"/>
+          </m:rPr>
+          <m:t>=</m:t>
+        </m:r>
+        <m:r>
+          <m:t>2</m:t>
+        </m:r>
+      </m:oMath>
+      <w:r>
+        <w:t xml:space="preserve"> </w:t>
+      </w:r>
+      <w:r>
+        <w:t xml:space="preserve">to</w:t>
+      </w:r>
+      <w:r>
+        <w:t xml:space="preserve"> </w:t>
+      </w:r>
+      <m:oMath>
+        <m:r>
+          <m:t>9</m:t>
+        </m:r>
+      </m:oMath>
+      <w:r>
+        <w:t xml:space="preserve">);</w:t>
+      </w:r>
+      <w:r>
+        <w:t xml:space="preserve"> </w:t>
+      </w:r>
+      <w:r>
+        <w:t xml:space="preserve">its results are indicative rather than definitive.</w:t>
+      </w:r>
+    </w:p>
+    <w:p>
+      <w:pPr>
+        <w:pStyle w:val="BodyText"/>
+      </w:pPr>
+      <w:r>
+        <w:rPr>
+          <w:b/>
+          <w:bCs/>
+        </w:rPr>
+        <w:t xml:space="preserve">Power.</w:t>
+      </w:r>
+      <w:r>
+        <w:t xml:space="preserve"> </w:t>
+      </w:r>
+      <w:r>
+        <w:t xml:space="preserve">Some comparisons are small (14 pilot-caused matched sets, 12 sets with the newer vibration metric,</w:t>
+      </w:r>
+      <w:r>
+        <w:t xml:space="preserve"> </w:t>
+      </w:r>
+      <w:r>
+        <w:t xml:space="preserve">five vibration-diagnosed logs). Null results there are not evidence of no effect.</w:t>
+      </w:r>
+    </w:p>
+    <w:p>
+      <w:pPr>
+        <w:pStyle w:val="BodyText"/>
+      </w:pPr>
+      <w:r>
+        <w:rPr>
+          <w:b/>
+          <w:bCs/>
+        </w:rPr>
+        <w:t xml:space="preserve">Language models.</w:t>
+      </w:r>
+      <w:r>
+        <w:t xml:space="preserve"> </w:t>
+      </w:r>
+      <w:r>
+        <w:t xml:space="preserve">The AI comparison is preliminary: the experiments use 60 author-generated cases and</w:t>
+      </w:r>
+      <w:r>
+        <w:t xml:space="preserve"> </w:t>
+      </w:r>
+      <w:r>
+        <w:t xml:space="preserve">relatively small local models (3–4B parameters). The fixed rule’s performance may be optimistic on cases created by</w:t>
+      </w:r>
+      <w:r>
+        <w:t xml:space="preserve"> </w:t>
+      </w:r>
+      <w:r>
+        <w:t xml:space="preserve">the same authors who designed the rule (0 wrong answers is close to a training score); a blind set of cases written by</w:t>
+      </w:r>
+      <w:r>
+        <w:t xml:space="preserve"> </w:t>
+      </w:r>
+      <w:r>
+        <w:t xml:space="preserve">someone who has not seen the rule is in preparation. Larger models or alternative prompt architectures were not tested.</w:t>
+      </w:r>
+    </w:p>
+    <w:p>
+      <w:pPr>
+        <w:pStyle w:val="BodyText"/>
+      </w:pPr>
+      <w:r>
+        <w:rPr>
+          <w:b/>
+          <w:bCs/>
+        </w:rPr>
+        <w:t xml:space="preserve">The tool.</w:t>
+      </w:r>
+      <w:r>
+        <w:t xml:space="preserve"> </w:t>
+      </w:r>
+      <w:r>
+        <w:t xml:space="preserve">AeroFleet 2.0’s checks are primarily engineering tests on archive data and synthetic fault injections,</w:t>
+      </w:r>
+      <w:r>
+        <w:t xml:space="preserve"> </w:t>
+      </w:r>
+      <w:r>
+        <w:t xml:space="preserve">not evidence of improved operational safety. Plans in the injection test were built from the flights themselves; the</w:t>
+      </w:r>
+      <w:r>
+        <w:t xml:space="preserve"> </w:t>
+      </w:r>
+      <w:r>
+        <w:t xml:space="preserve">description search was tested on forum titles, which are shorter and more varied than an operator’s report, and its symptom</w:t>
+      </w:r>
+      <w:r>
+        <w:t xml:space="preserve"> </w:t>
+      </w:r>
+      <w:r>
+        <w:t xml:space="preserve">lists were written by the authors; prospective fleet evaluation of the vibration ranking and user studies of the</w:t>
+      </w:r>
+      <w:r>
+        <w:t xml:space="preserve"> </w:t>
+      </w:r>
+      <w:r>
+        <w:t xml:space="preserve">three-dimensional views remain future work (Sections 6 and 7).</w:t>
+      </w:r>
+    </w:p>
+    <w:p>
+      <w:pPr>
+        <w:pStyle w:val="Heading1"/>
+      </w:pPr>
+      <w:bookmarkStart w:id="66" w:name="_0cf7f8e9027f9f9352f3019b4ede1d43d537ff7"/>
       <w:r>
         <w:rPr>
           <w:rStyle w:val="SectionNumber"/>
         </w:rPr>
-        <w:t xml:space="preserve">6.3</w:t>
+        <w:t xml:space="preserve">9</w:t>
       </w:r>
       <w:r>
         <w:tab/>
       </w:r>
       <w:r>
-        <w:t xml:space="preserve">Three-dimensional replay and rehearsal</w:t>
-      </w:r>
-      <w:bookmarkEnd w:id="65"/>
+        <w:t xml:space="preserve">Conclusion</w:t>
+      </w:r>
+      <w:bookmarkEnd w:id="66"/>
     </w:p>
     <w:p>
       <w:pPr>
         <w:pStyle w:val="FirstParagraph"/>
       </w:pPr>
       <w:r>
-        <w:t xml:space="preserve">To make spatial deviations and separation visible, the tool draws flights on a virtual tabletop in WebXR</w:t>
+        <w:t xml:space="preserve">Across 590 crash-rated logs from an archive index of 479,547 flights, flight logs did not distinguish pilot-caused from</w:t>
+      </w:r>
+      <w:r>
+        <w:t xml:space="preserve"> </w:t>
+      </w:r>
+      <w:r>
+        <w:t xml:space="preserve">aircraft-caused crashes above chance, configuration protections were disabled at similar rates, and the flight that</w:t>
+      </w:r>
+      <w:r>
+        <w:t xml:space="preserve"> </w:t>
+      </w:r>
+      <w:r>
+        <w:t xml:space="preserve">crashed showed no detectable difference in vibration or rate-tracking error relative to the same drone’s prior flights</w:t>
+      </w:r>
+      <w:r>
+        <w:t xml:space="preserve"> </w:t>
+      </w:r>
+      <w:r>
+        <w:t xml:space="preserve">(95% CI upper bounds 0.58 and 0.63). Apparent diagnostic success was largely driven by crash-impact data leakage.</w:t>
+      </w:r>
+      <w:r>
+        <w:t xml:space="preserve"> </w:t>
+      </w:r>
+      <w:r>
+        <w:t xml:space="preserve">What the logs did reveal, on older estimator metrics, was that drones that later crashed exhibited higher baseline</w:t>
+      </w:r>
+      <w:r>
+        <w:t xml:space="preserve"> </w:t>
+      </w:r>
+      <w:r>
+        <w:t xml:space="preserve">vibration on ordinary flights than matched peers, though replication on newer accelerometer metrics was inconclusive</w:t>
+      </w:r>
+      <w:r>
+        <w:t xml:space="preserve"> </w:t>
+      </w:r>
+      <w:r>
+        <w:t xml:space="preserve">and operational screening yields an operational positive predictive value of 3.8% for upper-quartile flagging (3.3%</w:t>
+      </w:r>
+      <w:r>
+        <w:t xml:space="preserve"> </w:t>
+      </w:r>
+      <w:r>
+        <w:t xml:space="preserve">for top-rank flagging). Flight log analytics for drone fleets should prioritize longitudinal airframe screening and</w:t>
+      </w:r>
+      <w:r>
+        <w:t xml:space="preserve"> </w:t>
+      </w:r>
+      <w:r>
+        <w:t xml:space="preserve">structured evidence review, not automated verdicts. AeroFleet 2.0 implements this approach as an open-source tool,</w:t>
+      </w:r>
+      <w:r>
+        <w:t xml:space="preserve"> </w:t>
+      </w:r>
+      <w:r>
+        <w:t xml:space="preserve">presenting verifiable evidence while leaving diagnostic decisions to human operators.</w:t>
+      </w:r>
+    </w:p>
+    <w:p>
+      <w:pPr>
+        <w:pStyle w:val="Heading1"/>
+      </w:pPr>
+      <w:bookmarkStart w:id="67" w:name="_84dc18e74b75db6057c8c16a8f70e097972540a"/>
+      <w:r>
+        <w:t xml:space="preserve">Declaration of competing interest</w:t>
+      </w:r>
+      <w:bookmarkEnd w:id="67"/>
+    </w:p>
+    <w:p>
+      <w:pPr>
+        <w:pStyle w:val="FirstParagraph"/>
+      </w:pPr>
+      <w:r>
+        <w:t xml:space="preserve">The authors declare that they have no known competing financial interests or personal relationships that could have appeared to influence the work reported in this paper. The authors develop the open-source AeroFleet 2.0 tool described in Section 6; it is not commercial.</w:t>
+      </w:r>
+    </w:p>
+    <w:p>
+      <w:pPr>
+        <w:pStyle w:val="Heading1"/>
+      </w:pPr>
+      <w:bookmarkStart w:id="68" w:name="_1f74eb43af444059c7518034463b6c89b1cacf4"/>
+      <w:r>
+        <w:t xml:space="preserve">Declaration of generative AI and AI-assisted technologies in the manuscript preparation process</w:t>
+      </w:r>
+      <w:bookmarkEnd w:id="68"/>
+    </w:p>
+    <w:p>
+      <w:pPr>
+        <w:pStyle w:val="FirstParagraph"/>
+      </w:pPr>
+      <w:r>
+        <w:t xml:space="preserve">During the preparation of this work the authors used an AI assistant (Claude, Anthropic) to write analysis code, draft</w:t>
+      </w:r>
+      <w:r>
+        <w:t xml:space="preserve"> </w:t>
+      </w:r>
+      <w:r>
+        <w:t xml:space="preserve">and revise text, and assist the recording of forum diagnoses. After using this tool, the authors reviewed and edited</w:t>
+      </w:r>
+      <w:r>
+        <w:t xml:space="preserve"> </w:t>
+      </w:r>
+      <w:r>
+        <w:t xml:space="preserve">the content as needed and take full responsibility for the content of the published article.</w:t>
+      </w:r>
+    </w:p>
+    <w:p>
+      <w:pPr>
+        <w:pStyle w:val="Heading1"/>
+      </w:pPr>
+      <w:bookmarkStart w:id="69" w:name="_ea5c66868f283220c19382d0fdd5a852ec570ca"/>
+      <w:r>
+        <w:t xml:space="preserve">Data availability</w:t>
+      </w:r>
+      <w:bookmarkEnd w:id="69"/>
+    </w:p>
+    <w:p>
+      <w:pPr>
+        <w:pStyle w:val="FirstParagraph"/>
+      </w:pPr>
+      <w:r>
+        <w:t xml:space="preserve">Selection scripts, analysis code, the declared hypotheses with their commit history, derived features, expert labels</w:t>
+      </w:r>
+      <w:r>
+        <w:t xml:space="preserve"> </w:t>
+      </w:r>
+      <w:r>
+        <w:t xml:space="preserve">(without forum text), and the source code of the AeroFleet 2.0 tool are available at</w:t>
+      </w:r>
+      <w:r>
+        <w:t xml:space="preserve"> </w:t>
+      </w:r>
+      <w:hyperlink r:id="rId70">
+        <w:r>
+          <w:rPr>
+            <w:rStyle w:val="Hyperlink"/>
+          </w:rPr>
+          <w:t xml:space="preserve">https://github.com/AdityaPathare46/aerofleet</w:t>
+        </w:r>
+      </w:hyperlink>
+      <w:r>
+        <w:t xml:space="preserve">; a DOI-archived release will be provided on acceptance. Raw logs</w:t>
+      </w:r>
+      <w:r>
+        <w:t xml:space="preserve"> </w:t>
+      </w:r>
+      <w:r>
+        <w:t xml:space="preserve">are public on PX4 Flight Review and are referenced by identifier.</w:t>
+      </w:r>
+    </w:p>
+    <w:p>
+      <w:pPr>
+        <w:pStyle w:val="Heading1"/>
+      </w:pPr>
+      <w:bookmarkStart w:id="71" w:name="_funding"/>
+      <w:r>
+        <w:t xml:space="preserve">Funding</w:t>
+      </w:r>
+      <w:bookmarkEnd w:id="71"/>
+    </w:p>
+    <w:p>
+      <w:pPr>
+        <w:pStyle w:val="FirstParagraph"/>
+      </w:pPr>
+      <w:r>
+        <w:t xml:space="preserve">This research did not receive any specific grant from funding agencies in the public, commercial, or not-for-profit</w:t>
+      </w:r>
+      <w:r>
+        <w:t xml:space="preserve"> </w:t>
+      </w:r>
+      <w:r>
+        <w:t xml:space="preserve">sectors.</w:t>
+      </w:r>
+    </w:p>
+    <w:p>
+      <w:pPr>
+        <w:pStyle w:val="Heading1"/>
+      </w:pPr>
+      <w:bookmarkStart w:id="72" w:name="_2e4e683a75f4ea1e96c47404e8a75ca682e3575"/>
+      <w:r>
+        <w:rPr>
+          <w:rStyle w:val="SectionNumber"/>
+        </w:rPr>
+        <w:t xml:space="preserve">10</w:t>
+      </w:r>
+      <w:r>
+        <w:tab/>
+      </w:r>
+      <w:r>
+        <w:t xml:space="preserve">Assurance tool implementation and validation checks</w:t>
+      </w:r>
+      <w:bookmarkEnd w:id="72"/>
+    </w:p>
+    <w:p>
+      <w:pPr>
+        <w:pStyle w:val="Heading2"/>
+      </w:pPr>
+      <w:bookmarkStart w:id="73" w:name="_e9cb5b0fd220e30d51d52748a99948ea06a1200"/>
+      <w:r>
+        <w:rPr>
+          <w:rStyle w:val="SectionNumber"/>
+        </w:rPr>
+        <w:t xml:space="preserve">10.1</w:t>
+      </w:r>
+      <w:r>
+        <w:tab/>
+      </w:r>
+      <w:r>
+        <w:t xml:space="preserve">Planned versus flown trajectory checks</w:t>
+      </w:r>
+      <w:bookmarkEnd w:id="73"/>
+    </w:p>
+    <w:p>
+      <w:pPr>
+        <w:pStyle w:val="FirstParagraph"/>
+      </w:pPr>
+      <w:r>
+        <w:t xml:space="preserve">The check aligns the flown track with the plan’s legs in flying order over the whole flight and reports stretches</w:t>
+      </w:r>
+      <w:r>
+        <w:t xml:space="preserve"> </w:t>
+      </w:r>
+      <w:r>
+        <w:t xml:space="preserve">beyond the fleet’s sideways and height tolerances (defaults 30 m and 15 m for at least 3 s). To test it, plans were</w:t>
+      </w:r>
+      <w:r>
+        <w:t xml:space="preserve"> </w:t>
+      </w:r>
+      <w:r>
+        <w:t xml:space="preserve">built from 40 real multirotor flights in the archive (a waypoint every 10 s of track), so that the unmodified</w:t>
+      </w:r>
+      <w:r>
+        <w:t xml:space="preserve"> </w:t>
+      </w:r>
+      <w:r>
+        <w:t xml:space="preserve">flight conformed by construction, and a known deviation was injected for 30 s. Sideways shifts of 35 m or more were</w:t>
+      </w:r>
+      <w:r>
+        <w:t xml:space="preserve"> </w:t>
+      </w:r>
+      <w:r>
+        <w:t xml:space="preserve">found in 90–98% of flights and upward shifts of 20 m or more in 92–98%, while shifts below the tolerances were</w:t>
+      </w:r>
+      <w:r>
+        <w:t xml:space="preserve"> </w:t>
+      </w:r>
+      <w:r>
+        <w:t xml:space="preserve">mostly not reported, as specified. The first version of the check, which matched each position to the nearest leg</w:t>
+      </w:r>
+      <w:r>
+        <w:t xml:space="preserve"> </w:t>
+      </w:r>
+      <w:r>
+        <w:t xml:space="preserve">anywhere, raised false alarms on 16 of 40 unmodified flights and detected only half of the 35 m shifts;</w:t>
+      </w:r>
+      <w:r>
+        <w:t xml:space="preserve"> </w:t>
+      </w:r>
+      <w:r>
+        <w:t xml:space="preserve">it was replaced. The current version raised false alarms on 9 of 40 (22%, 95% CI 12–38%), all on fast flights</w:t>
+      </w:r>
+      <w:r>
+        <w:t xml:space="preserve"> </w:t>
+      </w:r>
+      <w:r>
+        <w:t xml:space="preserve">cutting the corners of long legs built from the track; with a waypoint every 5 s (a post-hoc check) there were none.</w:t>
+      </w:r>
+      <w:r>
+        <w:t xml:space="preserve"> </w:t>
+      </w:r>
+      <w:r>
+        <w:t xml:space="preserve">A declared check on the archive logs that record the mission they flew found only six distinct missions; the check</w:t>
+      </w:r>
+      <w:r>
+        <w:t xml:space="preserve"> </w:t>
+      </w:r>
+      <w:r>
+        <w:t xml:space="preserve">reported no deviation while any of them flew in mission mode, and the two deviations it did report were stretches in</w:t>
+      </w:r>
+      <w:r>
+        <w:t xml:space="preserve"> </w:t>
+      </w:r>
+      <w:r>
+        <w:t xml:space="preserve">which the vehicle had left mission mode (return-to-launch, or the pilot taking over). Six missions are too few for a</w:t>
+      </w:r>
+      <w:r>
+        <w:t xml:space="preserve"> </w:t>
+      </w:r>
+      <w:r>
+        <w:t xml:space="preserve">rate (95% upper bound 39%), so the false-alarm rate on real plans remains unmeasured and a reported deviation is a</w:t>
+      </w:r>
+      <w:r>
+        <w:t xml:space="preserve"> </w:t>
+      </w:r>
+      <w:r>
+        <w:t xml:space="preserve">reason to look at the replay rather than a finding.</w:t>
+      </w:r>
+    </w:p>
+    <w:p>
+      <w:pPr>
+        <w:pStyle w:val="Heading2"/>
+      </w:pPr>
+      <w:bookmarkStart w:id="74" w:name="_ba111e3b1ab1bf9cf9c89fdb5dcad017abb296d"/>
+      <w:r>
+        <w:rPr>
+          <w:rStyle w:val="SectionNumber"/>
+        </w:rPr>
+        <w:t xml:space="preserve">10.2</w:t>
+      </w:r>
+      <w:r>
+        <w:tab/>
+      </w:r>
+      <w:r>
+        <w:t xml:space="preserve">Searching past community diagnoses</w:t>
+      </w:r>
+      <w:bookmarkEnd w:id="74"/>
+    </w:p>
+    <w:p>
+      <w:pPr>
+        <w:pStyle w:val="FirstParagraph"/>
+      </w:pPr>
+      <w:r>
+        <w:t xml:space="preserve">An operator can describe a problem in words. The description is matched (BM25, no model) against the expert-labelled</w:t>
+      </w:r>
+      <w:r>
+        <w:t xml:space="preserve"> </w:t>
+      </w:r>
+      <w:r>
+        <w:t xml:space="preserve">forum threads, represented by their titles and up to 30 descriptive terms from the opening post, and against a short</w:t>
+      </w:r>
+      <w:r>
+        <w:t xml:space="preserve"> </w:t>
+      </w:r>
+      <w:r>
+        <w:t xml:space="preserve">list of symptom words for each cause. After a first release we declared and ran a test, holding out each of the 96 threads in</w:t>
+      </w:r>
+      <w:r>
+        <w:t xml:space="preserve"> </w:t>
+      </w:r>
+      <w:r>
+        <w:t xml:space="preserve">which the expert blamed the aircraft and named a cause and querying with the rest. The cause the words matched best</w:t>
+      </w:r>
+      <w:r>
+        <w:t xml:space="preserve"> </w:t>
+      </w:r>
+      <w:r>
+        <w:t xml:space="preserve">was the expert’s cause in 19 of 96 cases with the title alone (20%) and 21 of 96 with the title and opening-post</w:t>
+      </w:r>
+      <w:r>
+        <w:t xml:space="preserve"> </w:t>
+      </w:r>
+      <w:r>
+        <w:t xml:space="preserve">terms (22%, 95% CI 15–31%), below the 26 of 96 (27%) of always answering the most frequent cause; among the first</w:t>
+      </w:r>
+      <w:r>
+        <w:t xml:space="preserve"> </w:t>
+      </w:r>
+      <w:r>
+        <w:t xml:space="preserve">three it was 54% against 62%. The declared criterion (10 points above the base rate) was not met, as it was not with</w:t>
+      </w:r>
+      <w:r>
+        <w:t xml:space="preserve"> </w:t>
+      </w:r>
+      <w:r>
+        <w:t xml:space="preserve">the first recording (20% against 32%). A written description, like the log, did not reveal the cause. The tool</w:t>
+      </w:r>
+      <w:r>
+        <w:t xml:space="preserve"> </w:t>
+      </w:r>
+      <w:r>
+        <w:t xml:space="preserve">therefore orders its checklist by how often experts found each cause, marks the causes the description mentions, and</w:t>
+      </w:r>
+      <w:r>
+        <w:t xml:space="preserve"> </w:t>
+      </w:r>
+      <w:r>
+        <w:t xml:space="preserve">offers the most similar threads only as reading, with the measured accuracy shown beside the answer.</w:t>
+      </w:r>
+    </w:p>
+    <w:p>
+      <w:pPr>
+        <w:pStyle w:val="Heading2"/>
+      </w:pPr>
+      <w:bookmarkStart w:id="75" w:name="_2fdde5e9aa4343cb9ee229a5abab9cb4de37fc8"/>
+      <w:r>
+        <w:rPr>
+          <w:rStyle w:val="SectionNumber"/>
+        </w:rPr>
+        <w:t xml:space="preserve">10.3</w:t>
+      </w:r>
+      <w:r>
+        <w:tab/>
+      </w:r>
+      <w:r>
+        <w:t xml:space="preserve">Three-dimensional replay and mission rehearsal</w:t>
+      </w:r>
+      <w:bookmarkEnd w:id="75"/>
+    </w:p>
+    <w:p>
+      <w:pPr>
+        <w:pStyle w:val="FirstParagraph"/>
+      </w:pPr>
+      <w:r>
+        <w:t xml:space="preserve">Deviations, heights and separation between drones are spatial, and a two-dimensional plot hides height. The tool</w:t>
+      </w:r>
+      <w:r>
+        <w:t xml:space="preserve"> </w:t>
+      </w:r>
+      <w:r>
+        <w:t xml:space="preserve">therefore draws flights on a virtual tabletop, a world in miniature</w:t>
       </w:r>
       <w:r>
         <w:t xml:space="preserve"> </w:t>
@@ -13237,7 +14574,21 @@
         <w:t xml:space="preserve">]</w:t>
       </w:r>
       <w:r>
-        <w:t xml:space="preserve">. A</w:t>
+        <w:t xml:space="preserve">, that can be viewed in a</w:t>
+      </w:r>
+      <w:r>
+        <w:t xml:space="preserve"> </w:t>
+      </w:r>
+      <w:r>
+        <w:t xml:space="preserve">browser, in immersive virtual reality or, on a passthrough headset, in mixed reality on a real desk (WebXR).</w:t>
+      </w:r>
+    </w:p>
+    <w:p>
+      <w:pPr>
+        <w:pStyle w:val="BodyText"/>
+      </w:pPr>
+      <w:r>
+        <w:t xml:space="preserve">A</w:t>
       </w:r>
       <w:r>
         <w:t xml:space="preserve"> </w:t>
@@ -13253,13 +14604,27 @@
         <w:t xml:space="preserve"> </w:t>
       </w:r>
       <w:r>
-        <w:t xml:space="preserve">shows a reviewed flight with its planned corridor, flown track,</w:t>
-      </w:r>
-      <w:r>
-        <w:t xml:space="preserve"> </w:t>
-      </w:r>
-      <w:r>
-        <w:t xml:space="preserve">deviations and log events pinned in three dimensions; a</w:t>
+        <w:t xml:space="preserve">shows a reviewed flight: the approved plan dashed, the flown track green within tolerance and</w:t>
+      </w:r>
+      <w:r>
+        <w:t xml:space="preserve"> </w:t>
+      </w:r>
+      <w:r>
+        <w:t xml:space="preserve">red during a deviation, the log’s events pinned where they happened, and a playhead that can be scrubbed or played at</w:t>
+      </w:r>
+      <w:r>
+        <w:t xml:space="preserve"> </w:t>
+      </w:r>
+      <w:r>
+        <w:t xml:space="preserve">ten times real speed.</w:t>
+      </w:r>
+    </w:p>
+    <w:p>
+      <w:pPr>
+        <w:pStyle w:val="BodyText"/>
+      </w:pPr>
+      <w:r>
+        <w:t xml:space="preserve">A</w:t>
       </w:r>
       <w:r>
         <w:t xml:space="preserve"> </w:t>
@@ -13275,142 +14640,49 @@
         <w:t xml:space="preserve"> </w:t>
       </w:r>
       <w:r>
-        <w:t xml:space="preserve">animates planned missions on a common</w:t>
-      </w:r>
-      <w:r>
-        <w:t xml:space="preserve"> </w:t>
-      </w:r>
-      <w:r>
-        <w:t xml:space="preserve">clock to inspect losses of separation before and after deconfliction. The rehearsal is kinematic (straight legs at</w:t>
-      </w:r>
-      <w:r>
-        <w:t xml:space="preserve"> </w:t>
-      </w:r>
-      <w:r>
-        <w:t xml:space="preserve">planned speeds, with no wind, vehicle dynamics or sensor noise). Both features were checked functionally on desktop,</w:t>
-      </w:r>
-      <w:r>
-        <w:t xml:space="preserve"> </w:t>
-      </w:r>
-      <w:r>
-        <w:t xml:space="preserve">but the paired standalone headset application has not been run on a headset and no user study has been conducted;</w:t>
-      </w:r>
-      <w:r>
-        <w:t xml:space="preserve"> </w:t>
-      </w:r>
-      <w:r>
-        <w:t xml:space="preserve">these checks confirm software function rather than evidence of improved operational safety (the full view and</w:t>
-      </w:r>
-      <w:r>
-        <w:t xml:space="preserve"> </w:t>
-      </w:r>
-      <w:r>
-        <w:t xml:space="preserve">Figure A.7 are in Appendix A).</w:t>
-      </w:r>
-    </w:p>
-    <w:p>
-      <w:pPr>
-        <w:pStyle w:val="Heading1"/>
-      </w:pPr>
-      <w:bookmarkStart w:id="66" w:name="_074802e0e16f6322e726b21f081c01c392e8fbd"/>
-      <w:r>
-        <w:rPr>
-          <w:rStyle w:val="SectionNumber"/>
-        </w:rPr>
-        <w:t xml:space="preserve">7</w:t>
-      </w:r>
-      <w:r>
-        <w:tab/>
-      </w:r>
-      <w:r>
-        <w:t xml:space="preserve">Discussion</w:t>
-      </w:r>
-      <w:bookmarkEnd w:id="66"/>
-    </w:p>
-    <w:p>
-      <w:pPr>
-        <w:pStyle w:val="FirstParagraph"/>
-      </w:pPr>
-      <w:r>
-        <w:rPr>
-          <w:b/>
-          <w:bCs/>
-        </w:rPr>
-        <w:t xml:space="preserve">Attribution.</w:t>
-      </w:r>
-      <w:r>
-        <w:t xml:space="preserve"> </w:t>
-      </w:r>
-      <w:r>
-        <w:t xml:space="preserve">A declared rule, its held-out replication and a cross-validated model all found no usable</w:t>
-      </w:r>
-      <w:r>
-        <w:t xml:space="preserve"> </w:t>
-      </w:r>
-      <w:r>
-        <w:t xml:space="preserve">separation between pilot- and aircraft-caused crashes with these labels and features. While commercial and legal</w:t>
-      </w:r>
-      <w:r>
-        <w:t xml:space="preserve"> </w:t>
-      </w:r>
-      <w:r>
-        <w:t xml:space="preserve">disputes often seek a binary verdict, aviation safety science demonstrates that accidents are multi-causal systemic</w:t>
-      </w:r>
-      <w:r>
-        <w:t xml:space="preserve"> </w:t>
-      </w:r>
-      <w:r>
-        <w:t xml:space="preserve">events involving organizational, environmental and human factors</w:t>
-      </w:r>
-      <w:r>
-        <w:t xml:space="preserve"> </w:t>
-      </w:r>
-      <w:r>
-        <w:t xml:space="preserve">[</w:t>
-      </w:r>
-      <w:hyperlink w:anchor="_006a7190097400c6c37363d97b6f3be0cdc0b48">
-        <w:r>
-          <w:rPr>
-            <w:rStyle w:val="Hyperlink"/>
-          </w:rPr>
-          <w:t xml:space="preserve">7</w:t>
-        </w:r>
-      </w:hyperlink>
-      <w:r>
-        <w:t xml:space="preserve">]</w:t>
-      </w:r>
-      <w:r>
-        <w:t xml:space="preserve">. Uploader labels are noisy,</w:t>
-      </w:r>
-      <w:r>
-        <w:t xml:space="preserve"> </w:t>
-      </w:r>
-      <w:r>
-        <w:t xml:space="preserve">and the sharp divergence between uploader pilot blame (32%) and expert forum diagnoses (6%) points to politeness bias</w:t>
-      </w:r>
-      <w:r>
-        <w:t xml:space="preserve"> </w:t>
-      </w:r>
-      <w:r>
-        <w:t xml:space="preserve">on public forums or a narrower definition of pilot fault among autopilot engineers. A log records the combined physical</w:t>
-      </w:r>
-      <w:r>
-        <w:t xml:space="preserve"> </w:t>
-      </w:r>
-      <w:r>
-        <w:t xml:space="preserve">outcome of pilot inputs, environmental disturbances and vehicle response; disentangling responsibility from telemetry alone</w:t>
-      </w:r>
-      <w:r>
-        <w:t xml:space="preserve"> </w:t>
-      </w:r>
-      <w:r>
-        <w:t xml:space="preserve">is not supported by the data. Tools that issue automatic responsibility verdicts should be evaluated against independent</w:t>
-      </w:r>
-      <w:r>
-        <w:t xml:space="preserve"> </w:t>
-      </w:r>
-      <w:r>
-        <w:t xml:space="preserve">investigations before adoption.</w:t>
+        <w:t xml:space="preserve">shows planned missions before anyone flies: the deconfliction check turns each mission file</w:t>
+      </w:r>
+      <w:r>
+        <w:t xml:space="preserve"> </w:t>
+      </w:r>
+      <w:r>
+        <w:t xml:space="preserve">into a position-over-time trajectory on a common clock (straight legs at stated climb, cruise and descent speeds),</w:t>
+      </w:r>
+      <w:r>
+        <w:t xml:space="preserve"> </w:t>
+      </w:r>
+      <w:r>
+        <w:t xml:space="preserve">finds every pair closer than the separation distance and resolves conflicts by a launch delay or, where allowed, a</w:t>
+      </w:r>
+      <w:r>
+        <w:t xml:space="preserve"> </w:t>
+      </w:r>
+      <w:r>
+        <w:t xml:space="preserve">different cruise height. The rehearsal flies all missions on that clock, as uploaded and as rescheduled, with each loss</w:t>
+      </w:r>
+      <w:r>
+        <w:t xml:space="preserve"> </w:t>
+      </w:r>
+      <w:r>
+        <w:t xml:space="preserve">of separation drawn where and when it occurs (Figure A.7). It is a kinematic rehearsal of the plan, not</w:t>
+      </w:r>
+      <w:r>
+        <w:t xml:space="preserve"> </w:t>
+      </w:r>
+      <w:r>
+        <w:t xml:space="preserve">a simulation of the aircraft: there is no wind, no vehicle dynamics and no sensor error, so it shows what the plan</w:t>
+      </w:r>
+      <w:r>
+        <w:t xml:space="preserve"> </w:t>
+      </w:r>
+      <w:r>
+        <w:t xml:space="preserve">implies if it is flown as written, which is the assumption the planned-versus-flown check then tests after the</w:t>
+      </w:r>
+      <w:r>
+        <w:t xml:space="preserve"> </w:t>
+      </w:r>
+      <w:r>
+        <w:t xml:space="preserve">flight.</w:t>
       </w:r>
     </w:p>
     <w:p>
@@ -13418,1297 +14690,6 @@
         <w:pStyle w:val="BodyText"/>
       </w:pPr>
       <w:r>
-        <w:rPr>
-          <w:b/>
-          <w:bCs/>
-        </w:rPr>
-        <w:t xml:space="preserve">Leakage and confounding.</w:t>
-      </w:r>
-      <w:r>
-        <w:t xml:space="preserve"> </w:t>
-      </w:r>
-      <w:r>
-        <w:t xml:space="preserve">The model-level leakage we hypothesized was absent, yet individual diagnostic checks</w:t>
-      </w:r>
-      <w:r>
-        <w:t xml:space="preserve"> </w:t>
-      </w:r>
-      <w:r>
-        <w:t xml:space="preserve">showed it prominently: a tuning check appeared sensitive only because the crash window was included. Furthermore, the</w:t>
-      </w:r>
-      <w:r>
-        <w:t xml:space="preserve"> </w:t>
-      </w:r>
-      <w:r>
-        <w:t xml:space="preserve">high cross-sectional separation between crash and normal flights (AUC 0.88) was confounded by flight duration, firmware</w:t>
-      </w:r>
-      <w:r>
-        <w:t xml:space="preserve"> </w:t>
-      </w:r>
-      <w:r>
-        <w:t xml:space="preserve">era and flight style. Diagnostic evaluations must remove the crash window and compare against an aircraft’s own operating</w:t>
-      </w:r>
-      <w:r>
-        <w:t xml:space="preserve"> </w:t>
-      </w:r>
-      <w:r>
-        <w:t xml:space="preserve">baseline before claiming pre-crash anticipation.</w:t>
-      </w:r>
-    </w:p>
-    <w:p>
-      <w:pPr>
-        <w:pStyle w:val="BodyText"/>
-      </w:pPr>
-      <w:r>
-        <w:rPr>
-          <w:b/>
-          <w:bCs/>
-        </w:rPr>
-        <w:t xml:space="preserve">Drone-level risk.</w:t>
-      </w:r>
-      <w:r>
-        <w:t xml:space="preserve"> </w:t>
-      </w:r>
-      <w:r>
-        <w:t xml:space="preserve">The positive result concerns airframes, not flights. Drones that later crashed vibrated</w:t>
-      </w:r>
-      <w:r>
-        <w:t xml:space="preserve"> </w:t>
-      </w:r>
-      <w:r>
-        <w:t xml:space="preserve">more than comparable drones on ordinary flights, consistent with a maintenance view in which mechanical degradation</w:t>
-      </w:r>
-      <w:r>
-        <w:t xml:space="preserve"> </w:t>
-      </w:r>
-      <w:r>
-        <w:t xml:space="preserve">precedes catastrophic failure</w:t>
-      </w:r>
-      <w:r>
-        <w:t xml:space="preserve"> </w:t>
-      </w:r>
-      <w:r>
-        <w:t xml:space="preserve">[</w:t>
-      </w:r>
-      <w:hyperlink w:anchor="_4f9a794a6a4ddf2789379e73f8e74e34b9538b4">
-        <w:r>
-          <w:rPr>
-            <w:rStyle w:val="Hyperlink"/>
-          </w:rPr>
-          <w:t xml:space="preserve">24</w:t>
-        </w:r>
-      </w:hyperlink>
-      <w:r>
-        <w:t xml:space="preserve">]</w:t>
-      </w:r>
-      <w:r>
-        <w:t xml:space="preserve">. However, two important qualifications apply. First,</w:t>
-      </w:r>
-      <w:r>
-        <w:t xml:space="preserve"> </w:t>
-      </w:r>
-      <w:r>
-        <w:t xml:space="preserve">removing crash-day flights reduced usable sets from 60 to 25, indicating that many flights occurred during the same</w:t>
-      </w:r>
-      <w:r>
-        <w:t xml:space="preserve"> </w:t>
-      </w:r>
-      <w:r>
-        <w:t xml:space="preserve">session; the</w:t>
-      </w:r>
-      <w:r>
-        <w:t xml:space="preserve"> </w:t>
-      </w:r>
-      <w:r>
-        <w:t xml:space="preserve">“maintenance degradation”</w:t>
-      </w:r>
-      <w:r>
-        <w:t xml:space="preserve"> </w:t>
-      </w:r>
-      <w:r>
-        <w:t xml:space="preserve">hypothesis therefore competes with an</w:t>
-      </w:r>
-      <w:r>
-        <w:t xml:space="preserve"> </w:t>
-      </w:r>
-      <w:r>
-        <w:t xml:space="preserve">“experimental airframe”</w:t>
-      </w:r>
-      <w:r>
-        <w:t xml:space="preserve"> </w:t>
-      </w:r>
-      <w:r>
-        <w:t xml:space="preserve">hypothesis,</w:t>
-      </w:r>
-      <w:r>
-        <w:t xml:space="preserve"> </w:t>
-      </w:r>
-      <w:r>
-        <w:t xml:space="preserve">where poorly tuned or prototype drones vibrate heavily and crash during initial testing. Second, the effect was supported</w:t>
-      </w:r>
-      <w:r>
-        <w:t xml:space="preserve"> </w:t>
-      </w:r>
-      <w:r>
-        <w:t xml:space="preserve">on the older estimator metric only; a declared replication on the newer accelerometer metric was inconclusive (</w:t>
-      </w:r>
-      <m:oMath>
-        <m:r>
-          <m:t>p</m:t>
-        </m:r>
-        <m:r>
-          <m:rPr>
-            <m:sty m:val="p"/>
-          </m:rPr>
-          <m:t>=</m:t>
-        </m:r>
-        <m:r>
-          <m:t>0.25</m:t>
-        </m:r>
-      </m:oMath>
-      <w:r>
-        <w:t xml:space="preserve">).</w:t>
-      </w:r>
-      <w:r>
-        <w:t xml:space="preserve"> </w:t>
-      </w:r>
-      <w:r>
-        <w:t xml:space="preserve">Finally, given the low baseline crash rate in active fleets (</w:t>
-      </w:r>
-      <m:oMath>
-        <m:r>
-          <m:rPr>
-            <m:sty m:val="p"/>
-          </m:rPr>
-          <m:t>∼</m:t>
-        </m:r>
-        <m:r>
-          <m:t>1.5</m:t>
-        </m:r>
-        <m:r>
-          <m:rPr>
-            <m:sty m:val="p"/>
-          </m:rPr>
-          <m:t>%</m:t>
-        </m:r>
-      </m:oMath>
-      <w:r>
-        <w:t xml:space="preserve">), flagging the top quartile yields an operational</w:t>
-      </w:r>
-      <w:r>
-        <w:t xml:space="preserve"> </w:t>
-      </w:r>
-      <w:r>
-        <w:t xml:space="preserve">PPV of only</w:t>
-      </w:r>
-      <w:r>
-        <w:t xml:space="preserve"> </w:t>
-      </w:r>
-      <m:oMath>
-        <m:r>
-          <m:rPr>
-            <m:sty m:val="p"/>
-          </m:rPr>
-          <m:t>≈</m:t>
-        </m:r>
-        <m:r>
-          <m:t>3.3</m:t>
-        </m:r>
-        <m:r>
-          <m:rPr>
-            <m:sty m:val="p"/>
-          </m:rPr>
-          <m:t>%</m:t>
-        </m:r>
-      </m:oMath>
-      <w:r>
-        <w:t xml:space="preserve">. The metric provides a maintenance prioritization signal, not an operational warning.</w:t>
-      </w:r>
-    </w:p>
-    <w:p>
-      <w:pPr>
-        <w:pStyle w:val="BodyText"/>
-      </w:pPr>
-      <w:r>
-        <w:rPr>
-          <w:b/>
-          <w:bCs/>
-        </w:rPr>
-        <w:t xml:space="preserve">From findings to a tool.</w:t>
-      </w:r>
-      <w:r>
-        <w:t xml:space="preserve"> </w:t>
-      </w:r>
-      <w:r>
-        <w:t xml:space="preserve">Section 6 turns these results into design decisions for AeroFleet 2.0,</w:t>
-      </w:r>
-      <w:r>
-        <w:t xml:space="preserve"> </w:t>
-      </w:r>
-      <w:r>
-        <w:t xml:space="preserve">an operator’s ground-side assurance tool. The common thread is that the tool shows evidence and ranks drones, and does not name a cause.</w:t>
-      </w:r>
-    </w:p>
-    <w:p>
-      <w:pPr>
-        <w:pStyle w:val="BodyText"/>
-      </w:pPr>
-      <w:r>
-        <w:rPr>
-          <w:b/>
-          <w:bCs/>
-        </w:rPr>
-        <w:t xml:space="preserve">Language models.</w:t>
-      </w:r>
-      <w:r>
-        <w:t xml:space="preserve"> </w:t>
-      </w:r>
-      <w:r>
-        <w:t xml:space="preserve">On this task small local models added errors and voting vulnerabilities rather than accuracy.</w:t>
-      </w:r>
-      <w:r>
-        <w:t xml:space="preserve"> </w:t>
-      </w:r>
-      <w:r>
-        <w:t xml:space="preserve">While deterministic numeric parsing prevented direct prompt injection by construction, multi-agent voting consensus was</w:t>
-      </w:r>
-      <w:r>
-        <w:t xml:space="preserve"> </w:t>
-      </w:r>
-      <w:r>
-        <w:t xml:space="preserve">easily manipulated by a single compromised reviewer. Larger models and blind evaluation cases remain to be tested.</w:t>
-      </w:r>
-    </w:p>
-    <w:p>
-      <w:pPr>
-        <w:pStyle w:val="BodyText"/>
-      </w:pPr>
-      <w:r>
-        <w:rPr>
-          <w:b/>
-          <w:bCs/>
-        </w:rPr>
-        <w:t xml:space="preserve">Relation to prior datasets.</w:t>
-      </w:r>
-      <w:r>
-        <w:t xml:space="preserve"> </w:t>
-      </w:r>
-      <w:r>
-        <w:t xml:space="preserve">Benchmarks built from injected faults</w:t>
-      </w:r>
-      <w:r>
-        <w:t xml:space="preserve"> </w:t>
-      </w:r>
-      <w:r>
-        <w:t xml:space="preserve">[</w:t>
-      </w:r>
-      <w:hyperlink w:anchor="_d75d7cf63098afa5d33e189bc1a163022e7ecdc">
-        <w:r>
-          <w:rPr>
-            <w:rStyle w:val="Hyperlink"/>
-          </w:rPr>
-          <w:t xml:space="preserve">8</w:t>
-        </w:r>
-      </w:hyperlink>
-      <w:r>
-        <w:t xml:space="preserve">,</w:t>
-      </w:r>
-      <w:hyperlink w:anchor="_446d2d8311e3f2ab8e5f2830e712f064a3280b9">
-        <w:r>
-          <w:rPr>
-            <w:rStyle w:val="Hyperlink"/>
-          </w:rPr>
-          <w:t xml:space="preserve">9</w:t>
-        </w:r>
-      </w:hyperlink>
-      <w:r>
-        <w:t xml:space="preserve">]</w:t>
-      </w:r>
-      <w:r>
-        <w:t xml:space="preserve"> </w:t>
-      </w:r>
-      <w:r>
-        <w:t xml:space="preserve">answer whether a known fault can be detected; anomaly datasets from real logs</w:t>
-      </w:r>
-      <w:r>
-        <w:t xml:space="preserve"> </w:t>
-      </w:r>
-      <w:r>
-        <w:t xml:space="preserve">[</w:t>
-      </w:r>
-      <w:hyperlink w:anchor="_973650d78dc352a8b25ace59ab002a1d91cdfc9">
-        <w:r>
-          <w:rPr>
-            <w:rStyle w:val="Hyperlink"/>
-          </w:rPr>
-          <w:t xml:space="preserve">10</w:t>
-        </w:r>
-      </w:hyperlink>
-      <w:r>
-        <w:t xml:space="preserve">]</w:t>
-      </w:r>
-      <w:r>
-        <w:t xml:space="preserve"> </w:t>
-      </w:r>
-      <w:r>
-        <w:t xml:space="preserve">answer</w:t>
-      </w:r>
-      <w:r>
-        <w:t xml:space="preserve"> </w:t>
-      </w:r>
-      <w:r>
-        <w:t xml:space="preserve">whether unusual segments can be found. Our results concern a different question, attribution of a real crash, and</w:t>
-      </w:r>
-      <w:r>
-        <w:t xml:space="preserve"> </w:t>
-      </w:r>
-      <w:r>
-        <w:t xml:space="preserve">suggest that performance on the first two does not transfer to it: signals that mark a fault also mark the crash it</w:t>
-      </w:r>
-      <w:r>
-        <w:t xml:space="preserve"> </w:t>
-      </w:r>
-      <w:r>
-        <w:t xml:space="preserve">causes and the pilot’s reaction to it. Datasets that pair real crashes with independently verified causes would be</w:t>
-      </w:r>
-      <w:r>
-        <w:t xml:space="preserve"> </w:t>
-      </w:r>
-      <w:r>
-        <w:t xml:space="preserve">needed to make progress on attribution, and our expert-diagnosis labels are a small first step.</w:t>
-      </w:r>
-    </w:p>
-    <w:p>
-      <w:pPr>
-        <w:pStyle w:val="BodyText"/>
-      </w:pPr>
-      <w:r>
-        <w:rPr>
-          <w:b/>
-          <w:bCs/>
-        </w:rPr>
-        <w:t xml:space="preserve">Records and regulation.</w:t>
-      </w:r>
-      <w:r>
-        <w:t xml:space="preserve"> </w:t>
-      </w:r>
-      <w:r>
-        <w:t xml:space="preserve">Record-keeping rules ask operators to keep logs, maintenance records and</w:t>
-      </w:r>
-      <w:r>
-        <w:t xml:space="preserve"> </w:t>
-      </w:r>
-      <w:r>
-        <w:t xml:space="preserve">occurrence reports</w:t>
-      </w:r>
-      <w:r>
-        <w:t xml:space="preserve"> </w:t>
-      </w:r>
-      <w:r>
-        <w:t xml:space="preserve">[</w:t>
-      </w:r>
-      <w:hyperlink w:anchor="_94e90323a8c21041104ada5ef51239cca731079">
-        <w:r>
-          <w:rPr>
-            <w:rStyle w:val="Hyperlink"/>
-          </w:rPr>
-          <w:t xml:space="preserve">1</w:t>
-        </w:r>
-      </w:hyperlink>
-      <w:r>
-        <w:t xml:space="preserve">,</w:t>
-      </w:r>
-      <w:hyperlink w:anchor="_accb9f9d732da81043c804de081f8bf74e6cf24">
-        <w:r>
-          <w:rPr>
-            <w:rStyle w:val="Hyperlink"/>
-          </w:rPr>
-          <w:t xml:space="preserve">2</w:t>
-        </w:r>
-      </w:hyperlink>
-      <w:r>
-        <w:t xml:space="preserve">]</w:t>
-      </w:r>
-      <w:r>
-        <w:t xml:space="preserve">. On our evidence, such records are most useful when they are</w:t>
-      </w:r>
-      <w:r>
-        <w:t xml:space="preserve"> </w:t>
-      </w:r>
-      <w:r>
-        <w:t xml:space="preserve">kept per aircraft over time, so that an airframe’s condition can be compared with its own history and with comparable</w:t>
-      </w:r>
-      <w:r>
-        <w:t xml:space="preserve"> </w:t>
-      </w:r>
-      <w:r>
-        <w:t xml:space="preserve">airframes, rather than examined only after an accident.</w:t>
-      </w:r>
-    </w:p>
-    <w:p>
-      <w:pPr>
-        <w:pStyle w:val="BodyText"/>
-      </w:pPr>
-      <w:r>
-        <w:rPr>
-          <w:b/>
-          <w:bCs/>
-        </w:rPr>
-        <w:t xml:space="preserve">Practical guidance.</w:t>
-      </w:r>
-      <w:r>
-        <w:t xml:space="preserve"> </w:t>
-      </w:r>
-      <w:r>
-        <w:t xml:space="preserve">For operators and investigators we suggest: (i) treat automatic pilot-or-aircraft</w:t>
-      </w:r>
-      <w:r>
-        <w:t xml:space="preserve"> </w:t>
-      </w:r>
-      <w:r>
-        <w:t xml:space="preserve">verdicts from logs with caution; (ii) use logs to assemble a time-ordered record of events for a human investigator;</w:t>
-      </w:r>
-      <w:r>
-        <w:t xml:space="preserve"> </w:t>
-      </w:r>
-      <w:r>
-        <w:t xml:space="preserve">(iii) track vibration per drone across flights and inspect drones that are rough relative to comparable airframes;</w:t>
-      </w:r>
-      <w:r>
-        <w:t xml:space="preserve"> </w:t>
-      </w:r>
-      <w:r>
-        <w:t xml:space="preserve">(iv) when evaluating any log-based diagnostic, remove the crash window and compare against the same drone’s history.</w:t>
-      </w:r>
-    </w:p>
-    <w:p>
-      <w:pPr>
-        <w:pStyle w:val="BodyText"/>
-      </w:pPr>
-      <w:r>
-        <w:rPr>
-          <w:b/>
-          <w:bCs/>
-        </w:rPr>
-        <w:t xml:space="preserve">Future work.</w:t>
-      </w:r>
-      <w:r>
-        <w:t xml:space="preserve"> </w:t>
-      </w:r>
-      <w:r>
-        <w:t xml:space="preserve">Two studies have been declared in the repository before any data were collected: a</w:t>
-      </w:r>
-      <w:r>
-        <w:t xml:space="preserve"> </w:t>
-      </w:r>
-      <w:r>
-        <w:t xml:space="preserve">prospective test in partner fleets, in which the monthly vibration</w:t>
-      </w:r>
-      <w:r>
-        <w:t xml:space="preserve"> </w:t>
-      </w:r>
-      <w:r>
-        <w:t xml:space="preserve">ranking of AeroFleet 2.0 is written to the signed record before outcomes occur and crashes, unplanned repairs and defects</w:t>
-      </w:r>
-      <w:r>
-        <w:t xml:space="preserve"> </w:t>
-      </w:r>
-      <w:r>
-        <w:t xml:space="preserve">found at inspection are compared between flagged and unflagged drones over six months; and a within-subjects user study</w:t>
-      </w:r>
-      <w:r>
-        <w:t xml:space="preserve"> </w:t>
-      </w:r>
-      <w:r>
-        <w:t xml:space="preserve">comparing the three-dimensional views with a two-dimensional map on tasks with known answers. Stronger replication of the</w:t>
-      </w:r>
-      <w:r>
-        <w:t xml:space="preserve"> </w:t>
-      </w:r>
-      <w:r>
-        <w:t xml:space="preserve">between-drone vibration effect on modern autopilots, evaluating operational safety impact across active fleets, testing</w:t>
-      </w:r>
-      <w:r>
-        <w:t xml:space="preserve"> </w:t>
-      </w:r>
-      <w:r>
-        <w:t xml:space="preserve">sequence models or frequency-domain IMU features for transient precursors that whole-window summaries miss, and</w:t>
-      </w:r>
-      <w:r>
-        <w:t xml:space="preserve"> </w:t>
-      </w:r>
-      <w:r>
-        <w:t xml:space="preserve">evaluating a larger set of crashes with causes verified by independent investigators would further strengthen the</w:t>
-      </w:r>
-      <w:r>
-        <w:t xml:space="preserve"> </w:t>
-      </w:r>
-      <w:r>
-        <w:t xml:space="preserve">evidence.</w:t>
-      </w:r>
-    </w:p>
-    <w:p>
-      <w:pPr>
-        <w:pStyle w:val="Heading1"/>
-      </w:pPr>
-      <w:bookmarkStart w:id="67" w:name="_82b82981e21bad8167d56d1f0b74a832e215810"/>
-      <w:r>
-        <w:rPr>
-          <w:rStyle w:val="SectionNumber"/>
-        </w:rPr>
-        <w:t xml:space="preserve">8</w:t>
-      </w:r>
-      <w:r>
-        <w:tab/>
-      </w:r>
-      <w:r>
-        <w:t xml:space="preserve">Threats to validity</w:t>
-      </w:r>
-      <w:bookmarkEnd w:id="67"/>
-    </w:p>
-    <w:p>
-      <w:pPr>
-        <w:pStyle w:val="FirstParagraph"/>
-      </w:pPr>
-      <w:r>
-        <w:rPr>
-          <w:b/>
-          <w:bCs/>
-        </w:rPr>
-        <w:t xml:space="preserve">Labels.</w:t>
-      </w:r>
-      <w:r>
-        <w:t xml:space="preserve"> </w:t>
-      </w:r>
-      <w:r>
-        <w:t xml:space="preserve">The uploader-assigned responsibility labels are not independently verified ground truth; they reflect</w:t>
-      </w:r>
-      <w:r>
-        <w:t xml:space="preserve"> </w:t>
-      </w:r>
-      <w:r>
-        <w:t xml:space="preserve">the uploaders’ own assessments, and normal flights are self-rated. The expert-diagnosed sample confirmed agreement on</w:t>
-      </w:r>
-      <w:r>
-        <w:t xml:space="preserve"> </w:t>
-      </w:r>
-      <w:r>
-        <w:t xml:space="preserve">aircraft-rated logs (11 of 14) but did not evaluate pilot-rated logs, and the gap between expert (6%) and uploader (32%)</w:t>
-      </w:r>
-      <w:r>
-        <w:t xml:space="preserve"> </w:t>
-      </w:r>
-      <w:r>
-        <w:t xml:space="preserve">pilot blame rates suggests reporting biases. Controls without a crash-rated log may have crashed without a rating, biasing</w:t>
-      </w:r>
-      <w:r>
-        <w:t xml:space="preserve"> </w:t>
-      </w:r>
-      <w:r>
-        <w:t xml:space="preserve">the between-drone test conservatively. Forum diagnoses were coded with good inter-rater reliability (kappa 0.81 for</w:t>
-      </w:r>
-      <w:r>
-        <w:t xml:space="preserve"> </w:t>
-      </w:r>
-      <w:r>
-        <w:t xml:space="preserve">conclusion, 0.73 for cause), but reflect public forum interactions.</w:t>
-      </w:r>
-    </w:p>
-    <w:p>
-      <w:pPr>
-        <w:pStyle w:val="BodyText"/>
-      </w:pPr>
-      <w:r>
-        <w:rPr>
-          <w:b/>
-          <w:bCs/>
-        </w:rPr>
-        <w:t xml:space="preserve">Selection and matching.</w:t>
-      </w:r>
-      <w:r>
-        <w:t xml:space="preserve"> </w:t>
-      </w:r>
-      <w:r>
-        <w:t xml:space="preserve">The archive is self-selected, PX4-only and rich in development and test flights. Matching</w:t>
-      </w:r>
-      <w:r>
-        <w:t xml:space="preserve"> </w:t>
-      </w:r>
-      <w:r>
-        <w:t xml:space="preserve">controlled for flight controller hardware, firmware version and vehicle type, but did not match on airframe geometry,</w:t>
-      </w:r>
-      <w:r>
-        <w:t xml:space="preserve"> </w:t>
-      </w:r>
-      <w:r>
-        <w:t xml:space="preserve">propellers, payload, flight style or operator identity, leaving potential unmodeled clustering. Results may not</w:t>
-      </w:r>
-      <w:r>
-        <w:t xml:space="preserve"> </w:t>
-      </w:r>
-      <w:r>
-        <w:t xml:space="preserve">transfer to commercial ArduPilot fleets or to proprietary autopilots, even though the tool is designed to support both</w:t>
-      </w:r>
-      <w:r>
-        <w:t xml:space="preserve"> </w:t>
-      </w:r>
-      <w:r>
-        <w:t xml:space="preserve">ArduPilot and PX4 logs.</w:t>
-      </w:r>
-    </w:p>
-    <w:p>
-      <w:pPr>
-        <w:pStyle w:val="BodyText"/>
-      </w:pPr>
-      <w:r>
-        <w:rPr>
-          <w:b/>
-          <w:bCs/>
-        </w:rPr>
-        <w:t xml:space="preserve">Measurement.</w:t>
-      </w:r>
-      <w:r>
-        <w:t xml:space="preserve"> </w:t>
-      </w:r>
-      <w:r>
-        <w:t xml:space="preserve">The crash moment is estimated; the within-drone result did not depend on the threshold. The</w:t>
-      </w:r>
-      <w:r>
-        <w:t xml:space="preserve"> </w:t>
-      </w:r>
-      <w:r>
-        <w:t xml:space="preserve">between-drone effect was shown mainly with the older vibration estimate and was not confirmed on the newer metric</w:t>
-      </w:r>
-      <w:r>
-        <w:t xml:space="preserve"> </w:t>
-      </w:r>
-      <w:r>
-        <w:t xml:space="preserve">in a declared replication with 19 usable sets; this main positive result needs stronger replication on newer firmware.</w:t>
-      </w:r>
-    </w:p>
-    <w:p>
-      <w:pPr>
-        <w:pStyle w:val="BodyText"/>
-      </w:pPr>
-      <w:r>
-        <w:rPr>
-          <w:b/>
-          <w:bCs/>
-        </w:rPr>
-        <w:t xml:space="preserve">Protocols and registration.</w:t>
-      </w:r>
-      <w:r>
-        <w:t xml:space="preserve"> </w:t>
-      </w:r>
-      <w:r>
-        <w:t xml:space="preserve">Protocols were declared and committed to public version control in advance of</w:t>
-      </w:r>
-      <w:r>
-        <w:t xml:space="preserve"> </w:t>
-      </w:r>
-      <w:r>
-        <w:t xml:space="preserve">analysis, but git repositories are self-hosted and lack third-party timestamped registries (e.g. OSF). One amendment</w:t>
-      </w:r>
-      <w:r>
-        <w:t xml:space="preserve"> </w:t>
-      </w:r>
-      <w:r>
-        <w:t xml:space="preserve">(lifting the within-drone firmware filter) was data-dependent after observing sample starvation (</w:t>
-      </w:r>
-      <m:oMath>
-        <m:r>
-          <m:t>n</m:t>
-        </m:r>
-        <m:r>
-          <m:rPr>
-            <m:sty m:val="p"/>
-          </m:rPr>
-          <m:t>=</m:t>
-        </m:r>
-        <m:r>
-          <m:t>12</m:t>
-        </m:r>
-      </m:oMath>
-      <w:r>
-        <w:t xml:space="preserve">).</w:t>
-      </w:r>
-    </w:p>
-    <w:p>
-      <w:pPr>
-        <w:pStyle w:val="BodyText"/>
-      </w:pPr>
-      <w:r>
-        <w:rPr>
-          <w:b/>
-          <w:bCs/>
-        </w:rPr>
-        <w:t xml:space="preserve">Features.</w:t>
-      </w:r>
-      <w:r>
-        <w:t xml:space="preserve"> </w:t>
-      </w:r>
-      <w:r>
-        <w:t xml:space="preserve">Summary features over the whole window (percentiles, shares of time, RMS) were used;</w:t>
-      </w:r>
-      <w:r>
-        <w:t xml:space="preserve"> </w:t>
-      </w:r>
-      <w:r>
-        <w:t xml:space="preserve">sequence models or frequency-domain IMU features might capture short precursors that summaries miss. This was not</w:t>
-      </w:r>
-      <w:r>
-        <w:t xml:space="preserve"> </w:t>
-      </w:r>
-      <w:r>
-        <w:t xml:space="preserve">tested.</w:t>
-      </w:r>
-    </w:p>
-    <w:p>
-      <w:pPr>
-        <w:pStyle w:val="BodyText"/>
-      </w:pPr>
-      <w:r>
-        <w:rPr>
-          <w:b/>
-          <w:bCs/>
-        </w:rPr>
-        <w:t xml:space="preserve">Attrition.</w:t>
-      </w:r>
-      <w:r>
-        <w:t xml:space="preserve"> </w:t>
-      </w:r>
-      <w:r>
-        <w:t xml:space="preserve">Only 37 of the 73 logs behind expert aircraft diagnoses with a checkable cause could still be</w:t>
-      </w:r>
-      <w:r>
-        <w:t xml:space="preserve"> </w:t>
-      </w:r>
-      <w:r>
-        <w:t xml:space="preserve">downloaded, so several diagnostic comparisons in Table 7 have very small sample sizes (</w:t>
-      </w:r>
-      <m:oMath>
-        <m:r>
-          <m:t>n</m:t>
-        </m:r>
-        <m:r>
-          <m:rPr>
-            <m:sty m:val="p"/>
-          </m:rPr>
-          <m:t>=</m:t>
-        </m:r>
-        <m:r>
-          <m:t>2</m:t>
-        </m:r>
-      </m:oMath>
-      <w:r>
-        <w:t xml:space="preserve"> </w:t>
-      </w:r>
-      <w:r>
-        <w:t xml:space="preserve">to</w:t>
-      </w:r>
-      <w:r>
-        <w:t xml:space="preserve"> </w:t>
-      </w:r>
-      <m:oMath>
-        <m:r>
-          <m:t>9</m:t>
-        </m:r>
-      </m:oMath>
-      <w:r>
-        <w:t xml:space="preserve">);</w:t>
-      </w:r>
-      <w:r>
-        <w:t xml:space="preserve"> </w:t>
-      </w:r>
-      <w:r>
-        <w:t xml:space="preserve">its results are indicative rather than definitive.</w:t>
-      </w:r>
-    </w:p>
-    <w:p>
-      <w:pPr>
-        <w:pStyle w:val="BodyText"/>
-      </w:pPr>
-      <w:r>
-        <w:rPr>
-          <w:b/>
-          <w:bCs/>
-        </w:rPr>
-        <w:t xml:space="preserve">Power.</w:t>
-      </w:r>
-      <w:r>
-        <w:t xml:space="preserve"> </w:t>
-      </w:r>
-      <w:r>
-        <w:t xml:space="preserve">Some comparisons are small (14 pilot-caused matched sets, 12 sets with the newer vibration metric,</w:t>
-      </w:r>
-      <w:r>
-        <w:t xml:space="preserve"> </w:t>
-      </w:r>
-      <w:r>
-        <w:t xml:space="preserve">three vibration-diagnosed logs). Null results there are not evidence of no effect.</w:t>
-      </w:r>
-    </w:p>
-    <w:p>
-      <w:pPr>
-        <w:pStyle w:val="BodyText"/>
-      </w:pPr>
-      <w:r>
-        <w:rPr>
-          <w:b/>
-          <w:bCs/>
-        </w:rPr>
-        <w:t xml:space="preserve">Language models.</w:t>
-      </w:r>
-      <w:r>
-        <w:t xml:space="preserve"> </w:t>
-      </w:r>
-      <w:r>
-        <w:t xml:space="preserve">The AI comparison is preliminary: the experiments use 60 author-generated cases and</w:t>
-      </w:r>
-      <w:r>
-        <w:t xml:space="preserve"> </w:t>
-      </w:r>
-      <w:r>
-        <w:t xml:space="preserve">relatively small local models (3–4B parameters). The fixed rule’s performance may be optimistic on cases created by</w:t>
-      </w:r>
-      <w:r>
-        <w:t xml:space="preserve"> </w:t>
-      </w:r>
-      <w:r>
-        <w:t xml:space="preserve">the same authors who designed the rule (0 wrong answers is close to a training score); a blind set of cases written by</w:t>
-      </w:r>
-      <w:r>
-        <w:t xml:space="preserve"> </w:t>
-      </w:r>
-      <w:r>
-        <w:t xml:space="preserve">someone who has not seen the rule is in preparation. Larger models or alternative prompt architectures were not tested.</w:t>
-      </w:r>
-    </w:p>
-    <w:p>
-      <w:pPr>
-        <w:pStyle w:val="BodyText"/>
-      </w:pPr>
-      <w:r>
-        <w:rPr>
-          <w:b/>
-          <w:bCs/>
-        </w:rPr>
-        <w:t xml:space="preserve">The tool.</w:t>
-      </w:r>
-      <w:r>
-        <w:t xml:space="preserve"> </w:t>
-      </w:r>
-      <w:r>
-        <w:t xml:space="preserve">AeroFleet 2.0’s checks are primarily engineering tests on archive data and synthetic fault injections,</w:t>
-      </w:r>
-      <w:r>
-        <w:t xml:space="preserve"> </w:t>
-      </w:r>
-      <w:r>
-        <w:t xml:space="preserve">not evidence of improved operational safety. Plans in the injection test were built from the flights themselves; the</w:t>
-      </w:r>
-      <w:r>
-        <w:t xml:space="preserve"> </w:t>
-      </w:r>
-      <w:r>
-        <w:t xml:space="preserve">description search was tested on forum titles, which are shorter and more varied than an operator’s report, and its symptom</w:t>
-      </w:r>
-      <w:r>
-        <w:t xml:space="preserve"> </w:t>
-      </w:r>
-      <w:r>
-        <w:t xml:space="preserve">lists were written by the authors; prospective fleet evaluation of the vibration ranking and user studies of the</w:t>
-      </w:r>
-      <w:r>
-        <w:t xml:space="preserve"> </w:t>
-      </w:r>
-      <w:r>
-        <w:t xml:space="preserve">three-dimensional views remain future work (Sections 6 and 7).</w:t>
-      </w:r>
-    </w:p>
-    <w:p>
-      <w:pPr>
-        <w:pStyle w:val="Heading1"/>
-      </w:pPr>
-      <w:bookmarkStart w:id="68" w:name="_0cf7f8e9027f9f9352f3019b4ede1d43d537ff7"/>
-      <w:r>
-        <w:rPr>
-          <w:rStyle w:val="SectionNumber"/>
-        </w:rPr>
-        <w:t xml:space="preserve">9</w:t>
-      </w:r>
-      <w:r>
-        <w:tab/>
-      </w:r>
-      <w:r>
-        <w:t xml:space="preserve">Conclusion</w:t>
-      </w:r>
-      <w:bookmarkEnd w:id="68"/>
-    </w:p>
-    <w:p>
-      <w:pPr>
-        <w:pStyle w:val="FirstParagraph"/>
-      </w:pPr>
-      <w:r>
-        <w:t xml:space="preserve">Across 590 crash-rated logs from an archive index of 479,547 flights, flight logs did not distinguish pilot-caused from</w:t>
-      </w:r>
-      <w:r>
-        <w:t xml:space="preserve"> </w:t>
-      </w:r>
-      <w:r>
-        <w:t xml:space="preserve">aircraft-caused crashes above chance, configuration protections were disabled at similar rates, and the flight that</w:t>
-      </w:r>
-      <w:r>
-        <w:t xml:space="preserve"> </w:t>
-      </w:r>
-      <w:r>
-        <w:t xml:space="preserve">crashed showed no detectable difference in vibration or rate-tracking error relative to the same drone’s prior flights</w:t>
-      </w:r>
-      <w:r>
-        <w:t xml:space="preserve"> </w:t>
-      </w:r>
-      <w:r>
-        <w:t xml:space="preserve">(95% CI upper bounds 0.58 and 0.63). Apparent diagnostic success was largely driven by crash-impact data leakage.</w:t>
-      </w:r>
-      <w:r>
-        <w:t xml:space="preserve"> </w:t>
-      </w:r>
-      <w:r>
-        <w:t xml:space="preserve">What the logs did reveal, on older estimator metrics, was that drones that later crashed exhibited higher baseline</w:t>
-      </w:r>
-      <w:r>
-        <w:t xml:space="preserve"> </w:t>
-      </w:r>
-      <w:r>
-        <w:t xml:space="preserve">vibration on ordinary flights than matched peers, though replication on newer accelerometer metrics was inconclusive</w:t>
-      </w:r>
-      <w:r>
-        <w:t xml:space="preserve"> </w:t>
-      </w:r>
-      <w:r>
-        <w:t xml:space="preserve">and operational screening yields a low positive predictive value (</w:t>
-      </w:r>
-      <m:oMath>
-        <m:r>
-          <m:rPr>
-            <m:sty m:val="p"/>
-          </m:rPr>
-          <m:t>≈</m:t>
-        </m:r>
-        <m:r>
-          <m:t>3.3</m:t>
-        </m:r>
-        <m:r>
-          <m:rPr>
-            <m:sty m:val="p"/>
-          </m:rPr>
-          <m:t>%</m:t>
-        </m:r>
-      </m:oMath>
-      <w:r>
-        <w:t xml:space="preserve">). Flight log analytics for drone</w:t>
-      </w:r>
-      <w:r>
-        <w:t xml:space="preserve"> </w:t>
-      </w:r>
-      <w:r>
-        <w:t xml:space="preserve">fleets should prioritize longitudinal airframe screening and structured evidence review, not automated verdicts.</w:t>
-      </w:r>
-      <w:r>
-        <w:t xml:space="preserve"> </w:t>
-      </w:r>
-      <w:r>
-        <w:t xml:space="preserve">AeroFleet 2.0 implements this approach as an open-source tool, presenting verifiable evidence while leaving diagnostic</w:t>
-      </w:r>
-      <w:r>
-        <w:t xml:space="preserve"> </w:t>
-      </w:r>
-      <w:r>
-        <w:t xml:space="preserve">decisions to human operators.</w:t>
-      </w:r>
-    </w:p>
-    <w:p>
-      <w:pPr>
-        <w:pStyle w:val="Heading1"/>
-      </w:pPr>
-      <w:bookmarkStart w:id="69" w:name="_84dc18e74b75db6057c8c16a8f70e097972540a"/>
-      <w:r>
-        <w:t xml:space="preserve">Declaration of competing interest</w:t>
-      </w:r>
-      <w:bookmarkEnd w:id="69"/>
-    </w:p>
-    <w:p>
-      <w:pPr>
-        <w:pStyle w:val="FirstParagraph"/>
-      </w:pPr>
-      <w:r>
-        <w:t xml:space="preserve">The authors declare that they have no known competing financial interests or personal relationships that could have appeared to influence the work reported in this paper. The authors develop the open-source AeroFleet 2.0 tool described in Section 6; it is not commercial.</w:t>
-      </w:r>
-    </w:p>
-    <w:p>
-      <w:pPr>
-        <w:pStyle w:val="Heading1"/>
-      </w:pPr>
-      <w:bookmarkStart w:id="70" w:name="_1f74eb43af444059c7518034463b6c89b1cacf4"/>
-      <w:r>
-        <w:t xml:space="preserve">Declaration of generative AI and AI-assisted technologies in the manuscript preparation process</w:t>
-      </w:r>
-      <w:bookmarkEnd w:id="70"/>
-    </w:p>
-    <w:p>
-      <w:pPr>
-        <w:pStyle w:val="FirstParagraph"/>
-      </w:pPr>
-      <w:r>
-        <w:t xml:space="preserve">During the preparation of this work the authors used an AI assistant (Claude, Anthropic) to write analysis code, draft</w:t>
-      </w:r>
-      <w:r>
-        <w:t xml:space="preserve"> </w:t>
-      </w:r>
-      <w:r>
-        <w:t xml:space="preserve">and revise text, and assist the recording of forum diagnoses. After using this tool, the authors reviewed and edited</w:t>
-      </w:r>
-      <w:r>
-        <w:t xml:space="preserve"> </w:t>
-      </w:r>
-      <w:r>
-        <w:t xml:space="preserve">the content as needed and take full responsibility for the content of the published article.</w:t>
-      </w:r>
-    </w:p>
-    <w:p>
-      <w:pPr>
-        <w:pStyle w:val="Heading1"/>
-      </w:pPr>
-      <w:bookmarkStart w:id="71" w:name="_ea5c66868f283220c19382d0fdd5a852ec570ca"/>
-      <w:r>
-        <w:t xml:space="preserve">Data availability</w:t>
-      </w:r>
-      <w:bookmarkEnd w:id="71"/>
-    </w:p>
-    <w:p>
-      <w:pPr>
-        <w:pStyle w:val="FirstParagraph"/>
-      </w:pPr>
-      <w:r>
-        <w:t xml:space="preserve">Selection scripts, analysis code, the declared hypotheses with their commit history, derived features, expert labels</w:t>
-      </w:r>
-      <w:r>
-        <w:t xml:space="preserve"> </w:t>
-      </w:r>
-      <w:r>
-        <w:t xml:space="preserve">(without forum text), and the source code of the AeroFleet 2.0 tool are available at</w:t>
-      </w:r>
-      <w:r>
-        <w:t xml:space="preserve"> </w:t>
-      </w:r>
-      <w:hyperlink r:id="rId72">
-        <w:r>
-          <w:rPr>
-            <w:rStyle w:val="Hyperlink"/>
-          </w:rPr>
-          <w:t xml:space="preserve">https://github.com/AdityaPathare46/aerofleet</w:t>
-        </w:r>
-      </w:hyperlink>
-      <w:r>
-        <w:t xml:space="preserve">; a DOI-archived release will be provided on acceptance. Raw logs</w:t>
-      </w:r>
-      <w:r>
-        <w:t xml:space="preserve"> </w:t>
-      </w:r>
-      <w:r>
-        <w:t xml:space="preserve">are public on PX4 Flight Review and are referenced by identifier.</w:t>
-      </w:r>
-    </w:p>
-    <w:p>
-      <w:pPr>
-        <w:pStyle w:val="Heading1"/>
-      </w:pPr>
-      <w:bookmarkStart w:id="73" w:name="_funding"/>
-      <w:r>
-        <w:t xml:space="preserve">Funding</w:t>
-      </w:r>
-      <w:bookmarkEnd w:id="73"/>
-    </w:p>
-    <w:p>
-      <w:pPr>
-        <w:pStyle w:val="FirstParagraph"/>
-      </w:pPr>
-      <w:r>
-        <w:t xml:space="preserve">This research did not receive any specific grant from funding agencies in the public, commercial, or not-for-profit</w:t>
-      </w:r>
-      <w:r>
-        <w:t xml:space="preserve"> </w:t>
-      </w:r>
-      <w:r>
-        <w:t xml:space="preserve">sectors.</w:t>
-      </w:r>
-    </w:p>
-    <w:p>
-      <w:pPr>
-        <w:pStyle w:val="Heading1"/>
-      </w:pPr>
-      <w:bookmarkStart w:id="74" w:name="_2fdde5e9aa4343cb9ee229a5abab9cb4de37fc8"/>
-      <w:r>
-        <w:rPr>
-          <w:rStyle w:val="SectionNumber"/>
-        </w:rPr>
-        <w:t xml:space="preserve">10</w:t>
-      </w:r>
-      <w:r>
-        <w:tab/>
-      </w:r>
-      <w:r>
-        <w:t xml:space="preserve">Three-dimensional replay and mission rehearsal</w:t>
-      </w:r>
-      <w:bookmarkEnd w:id="74"/>
-    </w:p>
-    <w:p>
-      <w:pPr>
-        <w:pStyle w:val="FirstParagraph"/>
-      </w:pPr>
-      <w:r>
-        <w:t xml:space="preserve">Deviations, heights and separation between drones are spatial, and a two-dimensional plot hides height. The tool</w:t>
-      </w:r>
-      <w:r>
-        <w:t xml:space="preserve"> </w:t>
-      </w:r>
-      <w:r>
-        <w:t xml:space="preserve">therefore draws flights on a virtual tabletop, a world in miniature</w:t>
-      </w:r>
-      <w:r>
-        <w:t xml:space="preserve"> </w:t>
-      </w:r>
-      <w:r>
-        <w:t xml:space="preserve">[</w:t>
-      </w:r>
-      <w:hyperlink w:anchor="_587a2a13103f5a9c7c9f5fbc8ef0c5dfd686e3c">
-        <w:r>
-          <w:rPr>
-            <w:rStyle w:val="Hyperlink"/>
-          </w:rPr>
-          <w:t xml:space="preserve">32</w:t>
-        </w:r>
-      </w:hyperlink>
-      <w:r>
-        <w:t xml:space="preserve">]</w:t>
-      </w:r>
-      <w:r>
-        <w:t xml:space="preserve">, that can be viewed in a</w:t>
-      </w:r>
-      <w:r>
-        <w:t xml:space="preserve"> </w:t>
-      </w:r>
-      <w:r>
-        <w:t xml:space="preserve">browser, in immersive virtual reality or, on a passthrough headset, in mixed reality on a real desk (WebXR).</w:t>
-      </w:r>
-    </w:p>
-    <w:p>
-      <w:pPr>
-        <w:pStyle w:val="BodyText"/>
-      </w:pPr>
-      <w:r>
-        <w:t xml:space="preserve">A</w:t>
-      </w:r>
-      <w:r>
-        <w:t xml:space="preserve"> </w:t>
-      </w:r>
-      <w:r>
-        <w:rPr>
-          <w:i/>
-          <w:iCs/>
-        </w:rPr>
-        <w:t xml:space="preserve">flight replay</w:t>
-      </w:r>
-      <w:r>
-        <w:t xml:space="preserve"> </w:t>
-      </w:r>
-      <w:r>
-        <w:t xml:space="preserve">shows a reviewed flight: the approved plan dashed, the flown track green within tolerance and</w:t>
-      </w:r>
-      <w:r>
-        <w:t xml:space="preserve"> </w:t>
-      </w:r>
-      <w:r>
-        <w:t xml:space="preserve">red during a deviation, the log’s events pinned where they happened, and a playhead that can be scrubbed or played at</w:t>
-      </w:r>
-      <w:r>
-        <w:t xml:space="preserve"> </w:t>
-      </w:r>
-      <w:r>
-        <w:t xml:space="preserve">ten times real speed.</w:t>
-      </w:r>
-    </w:p>
-    <w:p>
-      <w:pPr>
-        <w:pStyle w:val="BodyText"/>
-      </w:pPr>
-      <w:r>
-        <w:t xml:space="preserve">A</w:t>
-      </w:r>
-      <w:r>
-        <w:t xml:space="preserve"> </w:t>
-      </w:r>
-      <w:r>
-        <w:rPr>
-          <w:i/>
-          <w:iCs/>
-        </w:rPr>
-        <w:t xml:space="preserve">mission rehearsal</w:t>
-      </w:r>
-      <w:r>
-        <w:t xml:space="preserve"> </w:t>
-      </w:r>
-      <w:r>
-        <w:t xml:space="preserve">shows planned missions before anyone flies: the deconfliction check</w:t>
-      </w:r>
-      <w:r>
-        <w:t xml:space="preserve"> </w:t>
-      </w:r>
-      <w:r>
-        <w:t xml:space="preserve">turns each mission file into a position-over-time trajectory on a common clock (straight legs at stated climb, cruise</w:t>
-      </w:r>
-      <w:r>
-        <w:t xml:space="preserve"> </w:t>
-      </w:r>
-      <w:r>
-        <w:t xml:space="preserve">and descent speeds), finds every pair closer than the separation distance and resolves conflicts by a launch delay or,</w:t>
-      </w:r>
-      <w:r>
-        <w:t xml:space="preserve"> </w:t>
-      </w:r>
-      <w:r>
-        <w:t xml:space="preserve">where allowed, a different cruise height. The rehearsal flies all missions on that clock, as uploaded and as</w:t>
-      </w:r>
-      <w:r>
-        <w:t xml:space="preserve"> </w:t>
-      </w:r>
-      <w:r>
-        <w:t xml:space="preserve">rescheduled, with each loss of separation drawn where and when it occurs (Figure A.7). It is a kinematic rehearsal of the plan, not</w:t>
-      </w:r>
-      <w:r>
-        <w:t xml:space="preserve"> </w:t>
-      </w:r>
-      <w:r>
-        <w:t xml:space="preserve">a simulation of the aircraft: there is no wind, no vehicle dynamics and no sensor error, so it shows what the plan</w:t>
-      </w:r>
-      <w:r>
-        <w:t xml:space="preserve"> </w:t>
-      </w:r>
-      <w:r>
-        <w:t xml:space="preserve">implies if it is flown as written, which is the assumption the planned-versus-flown check then tests after the</w:t>
-      </w:r>
-      <w:r>
-        <w:t xml:space="preserve"> </w:t>
-      </w:r>
-      <w:r>
-        <w:t xml:space="preserve">flight.</w:t>
-      </w:r>
-    </w:p>
-    <w:p>
-      <w:pPr>
-        <w:pStyle w:val="BodyText"/>
-      </w:pPr>
-      <w:r>
         <w:t xml:space="preserve">The replay and rehearsal have been checked functionally on desktop; a paired standalone headset application</w:t>
       </w:r>
       <w:r>
@@ -14724,7 +14705,7 @@
         <w:t xml:space="preserve">three-dimensional view improves decisions.</w:t>
       </w:r>
     </w:p>
-    <w:bookmarkStart w:id="78" w:name="_bf99149bad0dada6e2c9862d0554e4b7cad348e"/>
+    <w:bookmarkStart w:id="79" w:name="_bf99149bad0dada6e2c9862d0554e4b7cad348e"/>
     <w:p>
       <w:pPr>
         <w:pStyle w:val="CaptionedFigure"/>
@@ -14735,18 +14716,18 @@
           <wp:inline>
             <wp:extent cx="5334000" cy="4488933"/>
             <wp:effectExtent b="0" l="0" r="0" t="0"/>
-            <wp:docPr descr="" title="" id="76" name="Picture"/>
+            <wp:docPr descr="" title="" id="77" name="Picture"/>
             <a:graphic>
               <a:graphicData uri="http://schemas.openxmlformats.org/drawingml/2006/picture">
                 <pic:pic>
                   <pic:nvPicPr>
-                    <pic:cNvPr descr="fig_rehearsal.png" id="77" name="Picture"/>
+                    <pic:cNvPr descr="fig_rehearsal.png" id="78" name="Picture"/>
                     <pic:cNvPicPr>
                       <a:picLocks noChangeArrowheads="1" noChangeAspect="1"/>
                     </pic:cNvPicPr>
                   </pic:nvPicPr>
                   <pic:blipFill>
-                    <a:blip r:embed="rId75"/>
+                    <a:blip r:embed="rId76"/>
                     <a:stretch>
                       <a:fillRect/>
                     </a:stretch>
@@ -14805,19 +14786,1376 @@
         <w:t xml:space="preserve">first launch: two launches are delayed and no pair comes within 15 m. Straight legs at planned speeds, no wind.</w:t>
       </w:r>
     </w:p>
-    <w:bookmarkEnd w:id="78"/>
+    <w:bookmarkEnd w:id="79"/>
     <w:p>
       <w:pPr>
         <w:pStyle w:val="Heading1"/>
       </w:pPr>
-      <w:bookmarkStart w:id="79" w:name="_bibliography"/>
+      <w:bookmarkStart w:id="80" w:name="_81f332d0bc99ea95ecab20532ec82dd8605ae66"/>
+      <w:r>
+        <w:rPr>
+          <w:rStyle w:val="SectionNumber"/>
+        </w:rPr>
+        <w:t xml:space="preserve">11</w:t>
+      </w:r>
+      <w:r>
+        <w:tab/>
+      </w:r>
+      <w:r>
+        <w:t xml:space="preserve">Exploratory evaluation of language-model review panels</w:t>
+      </w:r>
+      <w:bookmarkEnd w:id="80"/>
+    </w:p>
+    <w:p>
+      <w:pPr>
+        <w:pStyle w:val="FirstParagraph"/>
+      </w:pPr>
+      <w:r>
+        <w:t xml:space="preserve">Because language-model assistants are increasingly proposed for log review, we conducted a preliminary comparison on</w:t>
+      </w:r>
+      <w:r>
+        <w:t xml:space="preserve"> </w:t>
+      </w:r>
+      <w:r>
+        <w:t xml:space="preserve">60 author-generated fault cases using four relatively small local models (3–4B parameters). The fixed rule was right</w:t>
+      </w:r>
+      <w:r>
+        <w:t xml:space="preserve"> </w:t>
+      </w:r>
+      <w:r>
+        <w:t xml:space="preserve">in 45 of 60 generated cases (75%, 95% Wilson interval 63–84%) and wrong in none (0%, 95% interval 0–6%); it</w:t>
+      </w:r>
+      <w:r>
+        <w:t xml:space="preserve"> </w:t>
+      </w:r>
+      <w:r>
+        <w:t xml:space="preserve">referred the other 15 to a human operator.</w:t>
+      </w:r>
+      <w:r>
+        <w:t xml:space="preserve"> </w:t>
+      </w:r>
+      <w:r>
+        <w:t xml:space="preserve">“Right”</w:t>
+      </w:r>
+      <w:r>
+        <w:t xml:space="preserve"> </w:t>
+      </w:r>
+      <w:r>
+        <w:t xml:space="preserve">includes leaving the 10 no-cause cases open, so the rule named the true</w:t>
+      </w:r>
+      <w:r>
+        <w:t xml:space="preserve"> </w:t>
+      </w:r>
+      <w:r>
+        <w:t xml:space="preserve">cause in 35 of the 50 cases that had one. As discussed in Section 8, the rule’s performance may be</w:t>
+      </w:r>
+      <w:r>
+        <w:t xml:space="preserve"> </w:t>
+      </w:r>
+      <w:r>
+        <w:t xml:space="preserve">optimistic because the cases were created by the authors who designed the rule; nonetheless, no model’s panel matched</w:t>
+      </w:r>
+      <w:r>
+        <w:t xml:space="preserve"> </w:t>
+      </w:r>
+      <w:r>
+        <w:t xml:space="preserve">it (Table B.10): wrong answers ranged from 6 to 38 of 60 (10–63%).</w:t>
+      </w:r>
+    </w:p>
+    <w:p>
+      <w:pPr>
+        <w:pStyle w:val="BodyText"/>
+      </w:pPr>
+      <w:r>
+        <w:t xml:space="preserve">Reporting coverage (share of cases decided) and accuracy-when-answering separately clarifies the failure mechanisms of</w:t>
+      </w:r>
+      <w:r>
+        <w:t xml:space="preserve"> </w:t>
+      </w:r>
+      <w:r>
+        <w:t xml:space="preserve">individual models. The single-agent configurations of</w:t>
+      </w:r>
+      <w:r>
+        <w:t xml:space="preserve"> </w:t>
+      </w:r>
+      <w:r>
+        <w:rPr>
+          <w:rStyle w:val="VerbatimChar"/>
+        </w:rPr>
+        <w:t xml:space="preserve">gemma3:4b</w:t>
+      </w:r>
+      <w:r>
+        <w:t xml:space="preserve"> </w:t>
+      </w:r>
+      <w:r>
+        <w:t xml:space="preserve">and</w:t>
+      </w:r>
+      <w:r>
+        <w:t xml:space="preserve"> </w:t>
+      </w:r>
+      <w:r>
+        <w:rPr>
+          <w:rStyle w:val="VerbatimChar"/>
+        </w:rPr>
+        <w:t xml:space="preserve">phi4-mini</w:t>
+      </w:r>
+      <w:r>
+        <w:t xml:space="preserve"> </w:t>
+      </w:r>
+      <w:r>
+        <w:t xml:space="preserve">abstained on all 50 cases</w:t>
+      </w:r>
+      <w:r>
+        <w:t xml:space="preserve"> </w:t>
+      </w:r>
+      <w:r>
+        <w:t xml:space="preserve">with an active cause (0% active coverage); their 10</w:t>
+      </w:r>
+      <w:r>
+        <w:t xml:space="preserve"> </w:t>
+      </w:r>
+      <w:r>
+        <w:t xml:space="preserve">“right”</w:t>
+      </w:r>
+      <w:r>
+        <w:t xml:space="preserve"> </w:t>
+      </w:r>
+      <w:r>
+        <w:t xml:space="preserve">scores stemmed entirely from correctly leaving the 10</w:t>
+      </w:r>
+      <w:r>
+        <w:t xml:space="preserve"> </w:t>
+      </w:r>
+      <w:r>
+        <w:t xml:space="preserve">no-cause cases open.</w:t>
+      </w:r>
+      <w:r>
+        <w:t xml:space="preserve"> </w:t>
+      </w:r>
+      <w:r>
+        <w:rPr>
+          <w:rStyle w:val="VerbatimChar"/>
+        </w:rPr>
+        <w:t xml:space="preserve">qwen2.5:3b</w:t>
+      </w:r>
+      <w:r>
+        <w:t xml:space="preserve"> </w:t>
+      </w:r>
+      <w:r>
+        <w:t xml:space="preserve">answered 53 of 60 cases (88% coverage) but achieved only 17.0% accuracy when</w:t>
+      </w:r>
+      <w:r>
+        <w:t xml:space="preserve"> </w:t>
+      </w:r>
+      <w:r>
+        <w:t xml:space="preserve">answering (9 right, 44 wrong), which is indistinguishable from random guessing across the six cause classes (16.7%).</w:t>
+      </w:r>
+      <w:r>
+        <w:t xml:space="preserve"> </w:t>
+      </w:r>
+      <w:r>
+        <w:rPr>
+          <w:rStyle w:val="VerbatimChar"/>
+        </w:rPr>
+        <w:t xml:space="preserve">qwen3:4b</w:t>
+      </w:r>
+      <w:r>
+        <w:t xml:space="preserve"> </w:t>
+      </w:r>
+      <w:r>
+        <w:t xml:space="preserve">suffered complete mode collapse on decided cases: across the 41 cases it answered (the remaining 19</w:t>
+      </w:r>
+      <w:r>
+        <w:t xml:space="preserve"> </w:t>
+      </w:r>
+      <w:r>
+        <w:t xml:space="preserve">failed JSON schema parsing), it attributed all 41 to</w:t>
+      </w:r>
+      <w:r>
+        <w:t xml:space="preserve"> </w:t>
+      </w:r>
+      <w:r>
+        <w:rPr>
+          <w:rStyle w:val="VerbatimChar"/>
+        </w:rPr>
+        <w:t xml:space="preserve">PLAN_OR_ROUTE_ISSUE</w:t>
+      </w:r>
+      <w:r>
+        <w:t xml:space="preserve">, yielding 0 right, 41 wrong (0%</w:t>
+      </w:r>
+      <w:r>
+        <w:t xml:space="preserve"> </w:t>
+      </w:r>
+      <w:r>
+        <w:t xml:space="preserve">accuracy when answering).</w:t>
+      </w:r>
+    </w:p>
+    <w:p>
+      <w:pPr>
+        <w:pStyle w:val="BodyText"/>
+      </w:pPr>
+      <w:r>
+        <w:t xml:space="preserve">Multi-agent panel deliberation increased coverage for</w:t>
+      </w:r>
+      <w:r>
+        <w:t xml:space="preserve"> </w:t>
+      </w:r>
+      <w:r>
+        <w:rPr>
+          <w:rStyle w:val="VerbatimChar"/>
+        </w:rPr>
+        <w:t xml:space="preserve">gemma3:4b</w:t>
+      </w:r>
+      <w:r>
+        <w:t xml:space="preserve"> </w:t>
+      </w:r>
+      <w:r>
+        <w:t xml:space="preserve">and</w:t>
+      </w:r>
+      <w:r>
+        <w:t xml:space="preserve"> </w:t>
+      </w:r>
+      <w:r>
+        <w:rPr>
+          <w:rStyle w:val="VerbatimChar"/>
+        </w:rPr>
+        <w:t xml:space="preserve">phi4-mini</w:t>
+      </w:r>
+      <w:r>
+        <w:t xml:space="preserve"> </w:t>
+      </w:r>
+      <w:r>
+        <w:t xml:space="preserve">to 65%, but accuracy when</w:t>
+      </w:r>
+      <w:r>
+        <w:t xml:space="preserve"> </w:t>
+      </w:r>
+      <w:r>
+        <w:t xml:space="preserve">answering remained low for</w:t>
+      </w:r>
+      <w:r>
+        <w:t xml:space="preserve"> </w:t>
+      </w:r>
+      <w:r>
+        <w:rPr>
+          <w:rStyle w:val="VerbatimChar"/>
+        </w:rPr>
+        <w:t xml:space="preserve">gemma3</w:t>
+      </w:r>
+      <w:r>
+        <w:t xml:space="preserve"> </w:t>
+      </w:r>
+      <w:r>
+        <w:t xml:space="preserve">(7.7%, 3 of 39) and modest for</w:t>
+      </w:r>
+      <w:r>
+        <w:t xml:space="preserve"> </w:t>
+      </w:r>
+      <w:r>
+        <w:rPr>
+          <w:rStyle w:val="VerbatimChar"/>
+        </w:rPr>
+        <w:t xml:space="preserve">phi4</w:t>
+      </w:r>
+      <w:r>
+        <w:t xml:space="preserve"> </w:t>
+      </w:r>
+      <w:r>
+        <w:t xml:space="preserve">(51.3%, 20 of 39).</w:t>
+      </w:r>
+      <w:r>
+        <w:t xml:space="preserve"> </w:t>
+      </w:r>
+      <w:r>
+        <w:rPr>
+          <w:rStyle w:val="VerbatimChar"/>
+        </w:rPr>
+        <w:t xml:space="preserve">qwen2.5:3b</w:t>
+      </w:r>
+      <w:r>
+        <w:t xml:space="preserve"> </w:t>
+      </w:r>
+      <w:r>
+        <w:t xml:space="preserve">achieved 62.5% accuracy when answering in the panel (10 right, 6 wrong), but deferred on 73% of cases</w:t>
+      </w:r>
+      <w:r>
+        <w:t xml:space="preserve"> </w:t>
+      </w:r>
+      <w:r>
+        <w:t xml:space="preserve">(16 answered).</w:t>
+      </w:r>
+      <w:r>
+        <w:t xml:space="preserve"> </w:t>
+      </w:r>
+      <w:r>
+        <w:rPr>
+          <w:rStyle w:val="VerbatimChar"/>
+        </w:rPr>
+        <w:t xml:space="preserve">qwen3:4b</w:t>
+      </w:r>
+      <w:r>
+        <w:t xml:space="preserve"> </w:t>
+      </w:r>
+      <w:r>
+        <w:t xml:space="preserve">reached 30.9% accuracy when answering (17 of 55).</w:t>
+      </w:r>
+    </w:p>
+    <w:p>
+      <w:pPr>
+        <w:pStyle w:val="BodyText"/>
+      </w:pPr>
+      <w:r>
+        <w:t xml:space="preserve">In the adversarial robustness test, we conducted a worst-case sensitivity sweep where a single compromised reviewer systematically</w:t>
+      </w:r>
+      <w:r>
+        <w:t xml:space="preserve"> </w:t>
+      </w:r>
+      <w:r>
+        <w:t xml:space="preserve">advocated for a designated incorrect cause across both voting rounds. This adversary successfully flipped the panel’s consensus in 45</w:t>
+      </w:r>
+      <w:r>
+        <w:t xml:space="preserve"> </w:t>
+      </w:r>
+      <w:r>
+        <w:t xml:space="preserve">to 56 of 60 cases (Table B.10). This highlights that multi-agent consensus voting without cryptographic proofs or</w:t>
+      </w:r>
+      <w:r>
+        <w:t xml:space="preserve"> </w:t>
+      </w:r>
+      <w:r>
+        <w:t xml:space="preserve">fact-citation enforcement remains vulnerable to rogue reviewers. In contrast, 40 hostile prompt-injection strings planted in</w:t>
+      </w:r>
+      <w:r>
+        <w:t xml:space="preserve"> </w:t>
+      </w:r>
+      <w:r>
+        <w:t xml:space="preserve">uploader-controlled fields never reached any model prompt because the pipeline deterministically extracts numeric telemetry into</w:t>
+      </w:r>
+      <w:r>
+        <w:t xml:space="preserve"> </w:t>
+      </w:r>
+      <w:r>
+        <w:t xml:space="preserve">code, preventing direct prompt injection by construction.</w:t>
+      </w:r>
+    </w:p>
+    <w:bookmarkStart w:id="81" w:name="_e9a1c7ab9cd062877714c77f2a5f253f301b820"/>
+    <w:p>
+      <w:pPr>
+        <w:pStyle w:val="TableCaption"/>
+      </w:pPr>
+      <w:r>
+        <w:t xml:space="preserve">Table B.10. Language-model review panels on 60 generated cases: counts of right (R), wrong (W), and deferred (Def) cases,</w:t>
+      </w:r>
+      <w:r>
+        <w:t xml:space="preserve"> </w:t>
+      </w:r>
+      <w:r>
+        <w:t xml:space="preserve">with coverage (Cov., share of cases decided) and accuracy when answering (Acc.).</w:t>
+      </w:r>
+      <w:r>
+        <w:t xml:space="preserve"> </w:t>
+      </w:r>
+      <w:r>
+        <w:t xml:space="preserve">“Right”</w:t>
+      </w:r>
+      <w:r>
+        <w:t xml:space="preserve"> </w:t>
+      </w:r>
+      <w:r>
+        <w:t xml:space="preserve">includes correctly leaving a</w:t>
+      </w:r>
+      <w:r>
+        <w:t xml:space="preserve"> </w:t>
+      </w:r>
+      <w:r>
+        <w:t xml:space="preserve">no-cause case open. Single-agent gemma3 and phi4 answered only the 10 no-cause cases (0% coverage on active causes).</w:t>
+      </w:r>
+      <w:r>
+        <w:t xml:space="preserve"> </w:t>
+      </w:r>
+      <w:r>
+        <w:t xml:space="preserve">Adversary flips show consensus changes caused by a single compromised reviewer in a worst-case sweep.</w:t>
+      </w:r>
+    </w:p>
+    <w:tbl>
+      <w:tblPr>
+        <w:tblStyle w:val="Table"/>
+        <w:tblW w:type="pct" w:w="5000"/>
+        <w:tblLook w:firstRow="0" w:lastRow="0" w:firstColumn="0" w:lastColumn="0" w:noHBand="0" w:noVBand="0" w:val="0000"/>
+        <w:tblCaption w:val="Table B.10. Language-model review panels on 60 generated cases: counts of right (R), wrong (W), and deferred (Def) cases, with coverage (Cov., share of cases decided) and accuracy when answering (Acc.). “Right” includes correctly leaving a no-cause case open. Single-agent gemma3 and phi4 answered only the 10 no-cause cases (0% coverage on active causes). Adversary flips show consensus changes caused by a single compromised reviewer in a worst-case sweep."/>
+        <w:tblBorders>
+          <w:top w:val="single" w:sz="4" w:color="808080"/>
+          <w:left w:val="single" w:sz="4" w:color="808080"/>
+          <w:bottom w:val="single" w:sz="4" w:color="808080"/>
+          <w:right w:val="single" w:sz="4" w:color="808080"/>
+          <w:insideH w:val="single" w:sz="4" w:color="808080"/>
+          <w:insideV w:val="single" w:sz="4" w:color="808080"/>
+        </w:tblBorders>
+      </w:tblPr>
+      <w:tblGrid>
+        <w:gridCol w:w="990"/>
+        <w:gridCol w:w="990"/>
+        <w:gridCol w:w="990"/>
+        <w:gridCol w:w="990"/>
+        <w:gridCol w:w="990"/>
+        <w:gridCol w:w="990"/>
+        <w:gridCol w:w="990"/>
+        <w:gridCol w:w="990"/>
+      </w:tblGrid>
+      <w:tr>
+        <w:tc>
+          <w:tcPr/>
+          <w:p>
+            <w:pPr>
+              <w:pStyle w:val="Compact"/>
+              <w:spacing w:line="240" w:lineRule="auto"/>
+            </w:pPr>
+          </w:p>
+        </w:tc>
+        <w:tc>
+          <w:tcPr>
+            <w:gridSpan w:val="3"/>
+          </w:tcPr>
+          <w:p>
+            <w:pPr>
+              <w:pStyle w:val="Compact"/>
+              <w:spacing w:line="240" w:lineRule="auto"/>
+              <w:jc w:val="center"/>
+            </w:pPr>
+            <w:r>
+              <w:rPr>
+                <w:sz w:val="19"/>
+              </w:rPr>
+              <w:t xml:space="preserve">Single agent</w:t>
+            </w:r>
+          </w:p>
+        </w:tc>
+        <w:tc>
+          <w:tcPr>
+            <w:gridSpan w:val="3"/>
+          </w:tcPr>
+          <w:p>
+            <w:pPr>
+              <w:pStyle w:val="Compact"/>
+              <w:spacing w:line="240" w:lineRule="auto"/>
+              <w:jc w:val="center"/>
+            </w:pPr>
+            <w:r>
+              <w:rPr>
+                <w:sz w:val="19"/>
+              </w:rPr>
+              <w:t xml:space="preserve">Review panel</w:t>
+            </w:r>
+          </w:p>
+        </w:tc>
+        <w:tc>
+          <w:tcPr/>
+          <w:p>
+            <w:pPr>
+              <w:pStyle w:val="Compact"/>
+              <w:spacing w:line="240" w:lineRule="auto"/>
+              <w:jc w:val="center"/>
+            </w:pPr>
+            <w:r>
+              <w:rPr>
+                <w:sz w:val="19"/>
+              </w:rPr>
+              <w:t xml:space="preserve">Compromised</w:t>
+            </w:r>
+          </w:p>
+        </w:tc>
+      </w:tr>
+      <w:tr>
+        <w:tc>
+          <w:tcPr/>
+          <w:p>
+            <w:pPr>
+              <w:pStyle w:val="Compact"/>
+              <w:spacing w:line="240" w:lineRule="auto"/>
+              <w:jc w:val="left"/>
+            </w:pPr>
+            <w:r>
+              <w:rPr>
+                <w:sz w:val="19"/>
+              </w:rPr>
+              <w:t xml:space="preserve">Method</w:t>
+            </w:r>
+          </w:p>
+        </w:tc>
+        <w:tc>
+          <w:tcPr/>
+          <w:p>
+            <w:pPr>
+              <w:pStyle w:val="Compact"/>
+              <w:spacing w:line="240" w:lineRule="auto"/>
+              <w:jc w:val="center"/>
+            </w:pPr>
+            <w:r>
+              <w:rPr>
+                <w:sz w:val="19"/>
+              </w:rPr>
+              <w:t xml:space="preserve">R / W / Def</w:t>
+            </w:r>
+          </w:p>
+        </w:tc>
+        <w:tc>
+          <w:tcPr/>
+          <w:p>
+            <w:pPr>
+              <w:pStyle w:val="Compact"/>
+              <w:spacing w:line="240" w:lineRule="auto"/>
+              <w:jc w:val="center"/>
+            </w:pPr>
+            <w:r>
+              <w:rPr>
+                <w:sz w:val="19"/>
+              </w:rPr>
+              <w:t xml:space="preserve">Cov.</w:t>
+            </w:r>
+          </w:p>
+        </w:tc>
+        <w:tc>
+          <w:tcPr/>
+          <w:p>
+            <w:pPr>
+              <w:pStyle w:val="Compact"/>
+              <w:spacing w:line="240" w:lineRule="auto"/>
+              <w:jc w:val="center"/>
+            </w:pPr>
+            <w:r>
+              <w:rPr>
+                <w:sz w:val="19"/>
+              </w:rPr>
+              <w:t xml:space="preserve">Acc.</w:t>
+            </w:r>
+          </w:p>
+        </w:tc>
+        <w:tc>
+          <w:tcPr/>
+          <w:p>
+            <w:pPr>
+              <w:pStyle w:val="Compact"/>
+              <w:spacing w:line="240" w:lineRule="auto"/>
+              <w:jc w:val="center"/>
+            </w:pPr>
+            <w:r>
+              <w:rPr>
+                <w:sz w:val="19"/>
+              </w:rPr>
+              <w:t xml:space="preserve">R / W / Def</w:t>
+            </w:r>
+          </w:p>
+        </w:tc>
+        <w:tc>
+          <w:tcPr/>
+          <w:p>
+            <w:pPr>
+              <w:pStyle w:val="Compact"/>
+              <w:spacing w:line="240" w:lineRule="auto"/>
+              <w:jc w:val="center"/>
+            </w:pPr>
+            <w:r>
+              <w:rPr>
+                <w:sz w:val="19"/>
+              </w:rPr>
+              <w:t xml:space="preserve">Cov.</w:t>
+            </w:r>
+          </w:p>
+        </w:tc>
+        <w:tc>
+          <w:tcPr/>
+          <w:p>
+            <w:pPr>
+              <w:pStyle w:val="Compact"/>
+              <w:spacing w:line="240" w:lineRule="auto"/>
+              <w:jc w:val="center"/>
+            </w:pPr>
+            <w:r>
+              <w:rPr>
+                <w:sz w:val="19"/>
+              </w:rPr>
+              <w:t xml:space="preserve">Acc.</w:t>
+            </w:r>
+          </w:p>
+        </w:tc>
+        <w:tc>
+          <w:tcPr/>
+          <w:p>
+            <w:pPr>
+              <w:pStyle w:val="Compact"/>
+              <w:spacing w:line="240" w:lineRule="auto"/>
+              <w:jc w:val="center"/>
+            </w:pPr>
+            <w:r>
+              <w:rPr>
+                <w:sz w:val="19"/>
+              </w:rPr>
+              <w:t xml:space="preserve">Flips / 60</w:t>
+            </w:r>
+          </w:p>
+        </w:tc>
+      </w:tr>
+      <w:tr>
+        <w:tc>
+          <w:tcPr/>
+          <w:p>
+            <w:pPr>
+              <w:pStyle w:val="Compact"/>
+              <w:spacing w:line="240" w:lineRule="auto"/>
+              <w:jc w:val="left"/>
+            </w:pPr>
+            <w:r>
+              <w:rPr>
+                <w:sz w:val="19"/>
+              </w:rPr>
+              <w:t xml:space="preserve">Fixed rule (no model)</w:t>
+            </w:r>
+          </w:p>
+        </w:tc>
+        <w:tc>
+          <w:tcPr/>
+          <w:p>
+            <w:pPr>
+              <w:pStyle w:val="Compact"/>
+              <w:spacing w:line="240" w:lineRule="auto"/>
+              <w:jc w:val="center"/>
+            </w:pPr>
+            <w:r>
+              <w:rPr>
+                <w:sz w:val="19"/>
+              </w:rPr>
+              <w:t xml:space="preserve">45 / 0 / 15</w:t>
+            </w:r>
+          </w:p>
+        </w:tc>
+        <w:tc>
+          <w:tcPr/>
+          <w:p>
+            <w:pPr>
+              <w:pStyle w:val="Compact"/>
+              <w:spacing w:line="240" w:lineRule="auto"/>
+              <w:jc w:val="center"/>
+            </w:pPr>
+            <w:r>
+              <w:rPr>
+                <w:sz w:val="19"/>
+              </w:rPr>
+              <w:t xml:space="preserve">75%</w:t>
+            </w:r>
+          </w:p>
+        </w:tc>
+        <w:tc>
+          <w:tcPr/>
+          <w:p>
+            <w:pPr>
+              <w:pStyle w:val="Compact"/>
+              <w:spacing w:line="240" w:lineRule="auto"/>
+              <w:jc w:val="center"/>
+            </w:pPr>
+            <w:r>
+              <w:rPr>
+                <w:sz w:val="19"/>
+              </w:rPr>
+              <w:t xml:space="preserve">100%</w:t>
+            </w:r>
+          </w:p>
+        </w:tc>
+        <w:tc>
+          <w:tcPr/>
+          <w:p>
+            <w:pPr>
+              <w:pStyle w:val="Compact"/>
+              <w:spacing w:line="240" w:lineRule="auto"/>
+              <w:jc w:val="center"/>
+            </w:pPr>
+            <w:r>
+              <w:rPr>
+                <w:sz w:val="19"/>
+              </w:rPr>
+              <w:t xml:space="preserve">–</w:t>
+            </w:r>
+          </w:p>
+        </w:tc>
+        <w:tc>
+          <w:tcPr/>
+          <w:p>
+            <w:pPr>
+              <w:pStyle w:val="Compact"/>
+              <w:spacing w:line="240" w:lineRule="auto"/>
+              <w:jc w:val="center"/>
+            </w:pPr>
+            <w:r>
+              <w:rPr>
+                <w:sz w:val="19"/>
+              </w:rPr>
+              <w:t xml:space="preserve">–</w:t>
+            </w:r>
+          </w:p>
+        </w:tc>
+        <w:tc>
+          <w:tcPr/>
+          <w:p>
+            <w:pPr>
+              <w:pStyle w:val="Compact"/>
+              <w:spacing w:line="240" w:lineRule="auto"/>
+              <w:jc w:val="center"/>
+            </w:pPr>
+            <w:r>
+              <w:rPr>
+                <w:sz w:val="19"/>
+              </w:rPr>
+              <w:t xml:space="preserve">–</w:t>
+            </w:r>
+          </w:p>
+        </w:tc>
+        <w:tc>
+          <w:tcPr/>
+          <w:p>
+            <w:pPr>
+              <w:pStyle w:val="Compact"/>
+              <w:spacing w:line="240" w:lineRule="auto"/>
+              <w:jc w:val="center"/>
+            </w:pPr>
+            <w:r>
+              <w:rPr>
+                <w:sz w:val="19"/>
+              </w:rPr>
+              <w:t xml:space="preserve">–</w:t>
+            </w:r>
+          </w:p>
+        </w:tc>
+      </w:tr>
+      <w:tr>
+        <w:tc>
+          <w:tcPr/>
+          <w:p>
+            <w:pPr>
+              <w:pStyle w:val="Compact"/>
+              <w:spacing w:line="240" w:lineRule="auto"/>
+              <w:jc w:val="left"/>
+            </w:pPr>
+            <w:r>
+              <w:rPr>
+                <w:rStyle w:val="VerbatimChar"/>
+                <w:sz w:val="19"/>
+              </w:rPr>
+              <w:t xml:space="preserve">gemma3:4b</w:t>
+            </w:r>
+          </w:p>
+        </w:tc>
+        <w:tc>
+          <w:tcPr/>
+          <w:p>
+            <w:pPr>
+              <w:pStyle w:val="Compact"/>
+              <w:spacing w:line="240" w:lineRule="auto"/>
+              <w:jc w:val="center"/>
+            </w:pPr>
+            <w:r>
+              <w:rPr>
+                <w:sz w:val="19"/>
+              </w:rPr>
+              <w:t xml:space="preserve">10 / 0 / 50</w:t>
+            </w:r>
+          </w:p>
+        </w:tc>
+        <w:tc>
+          <w:tcPr/>
+          <w:p>
+            <w:pPr>
+              <w:pStyle w:val="Compact"/>
+              <w:spacing w:line="240" w:lineRule="auto"/>
+              <w:jc w:val="center"/>
+            </w:pPr>
+            <w:r>
+              <w:rPr>
+                <w:sz w:val="19"/>
+              </w:rPr>
+              <w:t xml:space="preserve">17%</w:t>
+            </w:r>
+            <m:oMath>
+              <m:sSup>
+                <m:e>
+                  <m:r>
+                    <m:t>​</m:t>
+                  </m:r>
+                </m:e>
+                <m:sup>
+                  <m:r>
+                    <m:rPr>
+                      <m:sty m:val="p"/>
+                    </m:rPr>
+                    <m:t>†</m:t>
+                  </m:r>
+                </m:sup>
+              </m:sSup>
+            </m:oMath>
+          </w:p>
+        </w:tc>
+        <w:tc>
+          <w:tcPr/>
+          <w:p>
+            <w:pPr>
+              <w:pStyle w:val="Compact"/>
+              <w:spacing w:line="240" w:lineRule="auto"/>
+              <w:jc w:val="center"/>
+            </w:pPr>
+            <w:r>
+              <w:rPr>
+                <w:sz w:val="19"/>
+              </w:rPr>
+              <w:t xml:space="preserve">100%</w:t>
+            </w:r>
+            <m:oMath>
+              <m:sSup>
+                <m:e>
+                  <m:r>
+                    <m:t>​</m:t>
+                  </m:r>
+                </m:e>
+                <m:sup>
+                  <m:r>
+                    <m:rPr>
+                      <m:sty m:val="p"/>
+                    </m:rPr>
+                    <m:t>†</m:t>
+                  </m:r>
+                </m:sup>
+              </m:sSup>
+            </m:oMath>
+          </w:p>
+        </w:tc>
+        <w:tc>
+          <w:tcPr/>
+          <w:p>
+            <w:pPr>
+              <w:pStyle w:val="Compact"/>
+              <w:spacing w:line="240" w:lineRule="auto"/>
+              <w:jc w:val="center"/>
+            </w:pPr>
+            <w:r>
+              <w:rPr>
+                <w:sz w:val="19"/>
+              </w:rPr>
+              <w:t xml:space="preserve">3 / 36 / 21</w:t>
+            </w:r>
+          </w:p>
+        </w:tc>
+        <w:tc>
+          <w:tcPr/>
+          <w:p>
+            <w:pPr>
+              <w:pStyle w:val="Compact"/>
+              <w:spacing w:line="240" w:lineRule="auto"/>
+              <w:jc w:val="center"/>
+            </w:pPr>
+            <w:r>
+              <w:rPr>
+                <w:sz w:val="19"/>
+              </w:rPr>
+              <w:t xml:space="preserve">65%</w:t>
+            </w:r>
+          </w:p>
+        </w:tc>
+        <w:tc>
+          <w:tcPr/>
+          <w:p>
+            <w:pPr>
+              <w:pStyle w:val="Compact"/>
+              <w:spacing w:line="240" w:lineRule="auto"/>
+              <w:jc w:val="center"/>
+            </w:pPr>
+            <w:r>
+              <w:rPr>
+                <w:sz w:val="19"/>
+              </w:rPr>
+              <w:t xml:space="preserve">7.7%</w:t>
+            </w:r>
+          </w:p>
+        </w:tc>
+        <w:tc>
+          <w:tcPr/>
+          <w:p>
+            <w:pPr>
+              <w:pStyle w:val="Compact"/>
+              <w:spacing w:line="240" w:lineRule="auto"/>
+              <w:jc w:val="center"/>
+            </w:pPr>
+            <w:r>
+              <w:rPr>
+                <w:sz w:val="19"/>
+              </w:rPr>
+              <w:t xml:space="preserve">49</w:t>
+            </w:r>
+          </w:p>
+        </w:tc>
+      </w:tr>
+      <w:tr>
+        <w:tc>
+          <w:tcPr/>
+          <w:p>
+            <w:pPr>
+              <w:pStyle w:val="Compact"/>
+              <w:spacing w:line="240" w:lineRule="auto"/>
+              <w:jc w:val="left"/>
+            </w:pPr>
+            <w:r>
+              <w:rPr>
+                <w:rStyle w:val="VerbatimChar"/>
+                <w:sz w:val="19"/>
+              </w:rPr>
+              <w:t xml:space="preserve">phi4-mini</w:t>
+            </w:r>
+          </w:p>
+        </w:tc>
+        <w:tc>
+          <w:tcPr/>
+          <w:p>
+            <w:pPr>
+              <w:pStyle w:val="Compact"/>
+              <w:spacing w:line="240" w:lineRule="auto"/>
+              <w:jc w:val="center"/>
+            </w:pPr>
+            <w:r>
+              <w:rPr>
+                <w:sz w:val="19"/>
+              </w:rPr>
+              <w:t xml:space="preserve">10 / 0 / 50</w:t>
+            </w:r>
+          </w:p>
+        </w:tc>
+        <w:tc>
+          <w:tcPr/>
+          <w:p>
+            <w:pPr>
+              <w:pStyle w:val="Compact"/>
+              <w:spacing w:line="240" w:lineRule="auto"/>
+              <w:jc w:val="center"/>
+            </w:pPr>
+            <w:r>
+              <w:rPr>
+                <w:sz w:val="19"/>
+              </w:rPr>
+              <w:t xml:space="preserve">17%</w:t>
+            </w:r>
+            <m:oMath>
+              <m:sSup>
+                <m:e>
+                  <m:r>
+                    <m:t>​</m:t>
+                  </m:r>
+                </m:e>
+                <m:sup>
+                  <m:r>
+                    <m:rPr>
+                      <m:sty m:val="p"/>
+                    </m:rPr>
+                    <m:t>†</m:t>
+                  </m:r>
+                </m:sup>
+              </m:sSup>
+            </m:oMath>
+          </w:p>
+        </w:tc>
+        <w:tc>
+          <w:tcPr/>
+          <w:p>
+            <w:pPr>
+              <w:pStyle w:val="Compact"/>
+              <w:spacing w:line="240" w:lineRule="auto"/>
+              <w:jc w:val="center"/>
+            </w:pPr>
+            <w:r>
+              <w:rPr>
+                <w:sz w:val="19"/>
+              </w:rPr>
+              <w:t xml:space="preserve">100%</w:t>
+            </w:r>
+            <m:oMath>
+              <m:sSup>
+                <m:e>
+                  <m:r>
+                    <m:t>​</m:t>
+                  </m:r>
+                </m:e>
+                <m:sup>
+                  <m:r>
+                    <m:rPr>
+                      <m:sty m:val="p"/>
+                    </m:rPr>
+                    <m:t>†</m:t>
+                  </m:r>
+                </m:sup>
+              </m:sSup>
+            </m:oMath>
+          </w:p>
+        </w:tc>
+        <w:tc>
+          <w:tcPr/>
+          <w:p>
+            <w:pPr>
+              <w:pStyle w:val="Compact"/>
+              <w:spacing w:line="240" w:lineRule="auto"/>
+              <w:jc w:val="center"/>
+            </w:pPr>
+            <w:r>
+              <w:rPr>
+                <w:sz w:val="19"/>
+              </w:rPr>
+              <w:t xml:space="preserve">20 / 19 / 21</w:t>
+            </w:r>
+          </w:p>
+        </w:tc>
+        <w:tc>
+          <w:tcPr/>
+          <w:p>
+            <w:pPr>
+              <w:pStyle w:val="Compact"/>
+              <w:spacing w:line="240" w:lineRule="auto"/>
+              <w:jc w:val="center"/>
+            </w:pPr>
+            <w:r>
+              <w:rPr>
+                <w:sz w:val="19"/>
+              </w:rPr>
+              <w:t xml:space="preserve">65%</w:t>
+            </w:r>
+          </w:p>
+        </w:tc>
+        <w:tc>
+          <w:tcPr/>
+          <w:p>
+            <w:pPr>
+              <w:pStyle w:val="Compact"/>
+              <w:spacing w:line="240" w:lineRule="auto"/>
+              <w:jc w:val="center"/>
+            </w:pPr>
+            <w:r>
+              <w:rPr>
+                <w:sz w:val="19"/>
+              </w:rPr>
+              <w:t xml:space="preserve">51.3%</w:t>
+            </w:r>
+          </w:p>
+        </w:tc>
+        <w:tc>
+          <w:tcPr/>
+          <w:p>
+            <w:pPr>
+              <w:pStyle w:val="Compact"/>
+              <w:spacing w:line="240" w:lineRule="auto"/>
+              <w:jc w:val="center"/>
+            </w:pPr>
+            <w:r>
+              <w:rPr>
+                <w:sz w:val="19"/>
+              </w:rPr>
+              <w:t xml:space="preserve">56</w:t>
+            </w:r>
+          </w:p>
+        </w:tc>
+      </w:tr>
+      <w:tr>
+        <w:tc>
+          <w:tcPr/>
+          <w:p>
+            <w:pPr>
+              <w:pStyle w:val="Compact"/>
+              <w:spacing w:line="240" w:lineRule="auto"/>
+              <w:jc w:val="left"/>
+            </w:pPr>
+            <w:r>
+              <w:rPr>
+                <w:rStyle w:val="VerbatimChar"/>
+                <w:sz w:val="19"/>
+              </w:rPr>
+              <w:t xml:space="preserve">qwen2.5:3b</w:t>
+            </w:r>
+          </w:p>
+        </w:tc>
+        <w:tc>
+          <w:tcPr/>
+          <w:p>
+            <w:pPr>
+              <w:pStyle w:val="Compact"/>
+              <w:spacing w:line="240" w:lineRule="auto"/>
+              <w:jc w:val="center"/>
+            </w:pPr>
+            <w:r>
+              <w:rPr>
+                <w:sz w:val="19"/>
+              </w:rPr>
+              <w:t xml:space="preserve">9 / 44 / 7</w:t>
+            </w:r>
+          </w:p>
+        </w:tc>
+        <w:tc>
+          <w:tcPr/>
+          <w:p>
+            <w:pPr>
+              <w:pStyle w:val="Compact"/>
+              <w:spacing w:line="240" w:lineRule="auto"/>
+              <w:jc w:val="center"/>
+            </w:pPr>
+            <w:r>
+              <w:rPr>
+                <w:sz w:val="19"/>
+              </w:rPr>
+              <w:t xml:space="preserve">88%</w:t>
+            </w:r>
+          </w:p>
+        </w:tc>
+        <w:tc>
+          <w:tcPr/>
+          <w:p>
+            <w:pPr>
+              <w:pStyle w:val="Compact"/>
+              <w:spacing w:line="240" w:lineRule="auto"/>
+              <w:jc w:val="center"/>
+            </w:pPr>
+            <w:r>
+              <w:rPr>
+                <w:sz w:val="19"/>
+              </w:rPr>
+              <w:t xml:space="preserve">17.0%</w:t>
+            </w:r>
+          </w:p>
+        </w:tc>
+        <w:tc>
+          <w:tcPr/>
+          <w:p>
+            <w:pPr>
+              <w:pStyle w:val="Compact"/>
+              <w:spacing w:line="240" w:lineRule="auto"/>
+              <w:jc w:val="center"/>
+            </w:pPr>
+            <w:r>
+              <w:rPr>
+                <w:sz w:val="19"/>
+              </w:rPr>
+              <w:t xml:space="preserve">10 / 6 / 44</w:t>
+            </w:r>
+          </w:p>
+        </w:tc>
+        <w:tc>
+          <w:tcPr/>
+          <w:p>
+            <w:pPr>
+              <w:pStyle w:val="Compact"/>
+              <w:spacing w:line="240" w:lineRule="auto"/>
+              <w:jc w:val="center"/>
+            </w:pPr>
+            <w:r>
+              <w:rPr>
+                <w:sz w:val="19"/>
+              </w:rPr>
+              <w:t xml:space="preserve">27%</w:t>
+            </w:r>
+          </w:p>
+        </w:tc>
+        <w:tc>
+          <w:tcPr/>
+          <w:p>
+            <w:pPr>
+              <w:pStyle w:val="Compact"/>
+              <w:spacing w:line="240" w:lineRule="auto"/>
+              <w:jc w:val="center"/>
+            </w:pPr>
+            <w:r>
+              <w:rPr>
+                <w:sz w:val="19"/>
+              </w:rPr>
+              <w:t xml:space="preserve">62.5%</w:t>
+            </w:r>
+          </w:p>
+        </w:tc>
+        <w:tc>
+          <w:tcPr/>
+          <w:p>
+            <w:pPr>
+              <w:pStyle w:val="Compact"/>
+              <w:spacing w:line="240" w:lineRule="auto"/>
+              <w:jc w:val="center"/>
+            </w:pPr>
+            <w:r>
+              <w:rPr>
+                <w:sz w:val="19"/>
+              </w:rPr>
+              <w:t xml:space="preserve">54</w:t>
+            </w:r>
+          </w:p>
+        </w:tc>
+      </w:tr>
+      <w:tr>
+        <w:tc>
+          <w:tcPr/>
+          <w:p>
+            <w:pPr>
+              <w:pStyle w:val="Compact"/>
+              <w:spacing w:line="240" w:lineRule="auto"/>
+              <w:jc w:val="left"/>
+            </w:pPr>
+            <w:r>
+              <w:rPr>
+                <w:rStyle w:val="VerbatimChar"/>
+                <w:sz w:val="19"/>
+              </w:rPr>
+              <w:t xml:space="preserve">qwen3:4b</w:t>
+            </w:r>
+          </w:p>
+        </w:tc>
+        <w:tc>
+          <w:tcPr/>
+          <w:p>
+            <w:pPr>
+              <w:pStyle w:val="Compact"/>
+              <w:spacing w:line="240" w:lineRule="auto"/>
+              <w:jc w:val="center"/>
+            </w:pPr>
+            <w:r>
+              <w:rPr>
+                <w:sz w:val="19"/>
+              </w:rPr>
+              <w:t xml:space="preserve">0 / 41 / 19</w:t>
+            </w:r>
+          </w:p>
+        </w:tc>
+        <w:tc>
+          <w:tcPr/>
+          <w:p>
+            <w:pPr>
+              <w:pStyle w:val="Compact"/>
+              <w:spacing w:line="240" w:lineRule="auto"/>
+              <w:jc w:val="center"/>
+            </w:pPr>
+            <w:r>
+              <w:rPr>
+                <w:sz w:val="19"/>
+              </w:rPr>
+              <w:t xml:space="preserve">68%</w:t>
+            </w:r>
+          </w:p>
+        </w:tc>
+        <w:tc>
+          <w:tcPr/>
+          <w:p>
+            <w:pPr>
+              <w:pStyle w:val="Compact"/>
+              <w:spacing w:line="240" w:lineRule="auto"/>
+              <w:jc w:val="center"/>
+            </w:pPr>
+            <w:r>
+              <w:rPr>
+                <w:sz w:val="19"/>
+              </w:rPr>
+              <w:t xml:space="preserve">0.0%</w:t>
+            </w:r>
+          </w:p>
+        </w:tc>
+        <w:tc>
+          <w:tcPr/>
+          <w:p>
+            <w:pPr>
+              <w:pStyle w:val="Compact"/>
+              <w:spacing w:line="240" w:lineRule="auto"/>
+              <w:jc w:val="center"/>
+            </w:pPr>
+            <w:r>
+              <w:rPr>
+                <w:sz w:val="19"/>
+              </w:rPr>
+              <w:t xml:space="preserve">17 / 38 / 5</w:t>
+            </w:r>
+          </w:p>
+        </w:tc>
+        <w:tc>
+          <w:tcPr/>
+          <w:p>
+            <w:pPr>
+              <w:pStyle w:val="Compact"/>
+              <w:spacing w:line="240" w:lineRule="auto"/>
+              <w:jc w:val="center"/>
+            </w:pPr>
+            <w:r>
+              <w:rPr>
+                <w:sz w:val="19"/>
+              </w:rPr>
+              <w:t xml:space="preserve">92%</w:t>
+            </w:r>
+          </w:p>
+        </w:tc>
+        <w:tc>
+          <w:tcPr/>
+          <w:p>
+            <w:pPr>
+              <w:pStyle w:val="Compact"/>
+              <w:spacing w:line="240" w:lineRule="auto"/>
+              <w:jc w:val="center"/>
+            </w:pPr>
+            <w:r>
+              <w:rPr>
+                <w:sz w:val="19"/>
+              </w:rPr>
+              <w:t xml:space="preserve">30.9%</w:t>
+            </w:r>
+          </w:p>
+        </w:tc>
+        <w:tc>
+          <w:tcPr/>
+          <w:p>
+            <w:pPr>
+              <w:pStyle w:val="Compact"/>
+              <w:spacing w:line="240" w:lineRule="auto"/>
+              <w:jc w:val="center"/>
+            </w:pPr>
+            <w:r>
+              <w:rPr>
+                <w:sz w:val="19"/>
+              </w:rPr>
+              <w:t xml:space="preserve">45</w:t>
+            </w:r>
+          </w:p>
+        </w:tc>
+      </w:tr>
+    </w:tbl>
+    <w:bookmarkEnd w:id="81"/>
+    <w:p>
+      <w:pPr>
+        <w:pStyle w:val="FirstParagraph"/>
+      </w:pPr>
+      <m:oMath>
+        <m:sSup>
+          <m:e>
+            <m:r>
+              <m:t>​</m:t>
+            </m:r>
+          </m:e>
+          <m:sup>
+            <m:r>
+              <m:rPr>
+                <m:sty m:val="p"/>
+              </m:rPr>
+              <m:t>†</m:t>
+            </m:r>
+          </m:sup>
+        </m:sSup>
+      </m:oMath>
+      <w:r>
+        <w:t xml:space="preserve">Answered only on the 10 no-cause cases where abstention coincided with the ground truth; 0% coverage on active causes.</w:t>
+      </w:r>
+    </w:p>
+    <w:p>
+      <w:pPr>
+        <w:pStyle w:val="Heading1"/>
+      </w:pPr>
+      <w:bookmarkStart w:id="82" w:name="_bibliography"/>
       <w:r>
         <w:t xml:space="preserve">References</w:t>
       </w:r>
-      <w:bookmarkEnd w:id="79"/>
-    </w:p>
-    <w:bookmarkStart w:id="141" w:name="_refs"/>
-    <w:bookmarkStart w:id="80" w:name="_94e90323a8c21041104ada5ef51239cca731079"/>
+      <w:bookmarkEnd w:id="82"/>
+    </w:p>
+    <w:bookmarkStart w:id="144" w:name="_refs"/>
+    <w:bookmarkStart w:id="83" w:name="_94e90323a8c21041104ada5ef51239cca731079"/>
     <w:p>
       <w:pPr>
         <w:pStyle w:val="Bibliography"/>
@@ -14844,8 +16182,8 @@
         <w:t xml:space="preserve">, (2019).</w:t>
       </w:r>
     </w:p>
-    <w:bookmarkEnd w:id="80"/>
-    <w:bookmarkStart w:id="81" w:name="_accb9f9d732da81043c804de081f8bf74e6cf24"/>
+    <w:bookmarkEnd w:id="83"/>
+    <w:bookmarkStart w:id="84" w:name="_accb9f9d732da81043c804de081f8bf74e6cf24"/>
     <w:p>
       <w:pPr>
         <w:pStyle w:val="Bibliography"/>
@@ -14872,8 +16210,8 @@
         <w:t xml:space="preserve">, (2026).</w:t>
       </w:r>
     </w:p>
-    <w:bookmarkEnd w:id="81"/>
-    <w:bookmarkStart w:id="82" w:name="_2a610b70f77ace96e6ffe48ed026a6e5f9efd5a"/>
+    <w:bookmarkEnd w:id="84"/>
+    <w:bookmarkStart w:id="85" w:name="_2a610b70f77ace96e6ffe48ed026a6e5f9efd5a"/>
     <w:p>
       <w:pPr>
         <w:pStyle w:val="Bibliography"/>
@@ -14900,8 +16238,8 @@
         <w:t xml:space="preserve">, (2021).</w:t>
       </w:r>
     </w:p>
-    <w:bookmarkEnd w:id="82"/>
-    <w:bookmarkStart w:id="83" w:name="_dffd97137af0abb4aae0ff556af3c0d05e0ee4a"/>
+    <w:bookmarkEnd w:id="85"/>
+    <w:bookmarkStart w:id="86" w:name="_dffd97137af0abb4aae0ff556af3c0d05e0ee4a"/>
     <w:p>
       <w:pPr>
         <w:pStyle w:val="Bibliography"/>
@@ -14928,8 +16266,8 @@
         <w:t xml:space="preserve">, (2026).</w:t>
       </w:r>
     </w:p>
-    <w:bookmarkEnd w:id="83"/>
-    <w:bookmarkStart w:id="85" w:name="_398d8a6b28c132ef0c87de1470cc655ebafd86c"/>
+    <w:bookmarkEnd w:id="86"/>
+    <w:bookmarkStart w:id="88" w:name="_398d8a6b28c132ef0c87de1470cc655ebafd86c"/>
     <w:p>
       <w:pPr>
         <w:pStyle w:val="Bibliography"/>
@@ -14955,7 +16293,7 @@
       <w:r>
         <w:t xml:space="preserve">-agents driven automated simulation testing and analysis of small uncrewed aerial systems, in: 2025 IEEE/ACM 47th International Conference on Software Engineering (ICSE), 2025: pp. 385–397. https://doi.org/</w:t>
       </w:r>
-      <w:hyperlink r:id="rId84">
+      <w:hyperlink r:id="rId87">
         <w:r>
           <w:rPr>
             <w:rStyle w:val="Hyperlink"/>
@@ -14967,8 +16305,8 @@
         <w:t xml:space="preserve">.</w:t>
       </w:r>
     </w:p>
-    <w:bookmarkEnd w:id="85"/>
-    <w:bookmarkStart w:id="87" w:name="_4d7bbda75dad34c83d023e6afa1cc5b99fb5426"/>
+    <w:bookmarkEnd w:id="88"/>
+    <w:bookmarkStart w:id="90" w:name="_4d7bbda75dad34c83d023e6afa1cc5b99fb5426"/>
     <w:p>
       <w:pPr>
         <w:pStyle w:val="Bibliography"/>
@@ -15003,7 +16341,7 @@
       <w:r>
         <w:t xml:space="preserve">, Forensic Science International: Digital Investigation 56 (2026) 302051. https://doi.org/</w:t>
       </w:r>
-      <w:hyperlink r:id="rId86">
+      <w:hyperlink r:id="rId89">
         <w:r>
           <w:rPr>
             <w:rStyle w:val="Hyperlink"/>
@@ -15015,8 +16353,8 @@
         <w:t xml:space="preserve">.</w:t>
       </w:r>
     </w:p>
-    <w:bookmarkEnd w:id="87"/>
-    <w:bookmarkStart w:id="88" w:name="_006a7190097400c6c37363d97b6f3be0cdc0b48"/>
+    <w:bookmarkEnd w:id="90"/>
+    <w:bookmarkStart w:id="91" w:name="_006a7190097400c6c37363d97b6f3be0cdc0b48"/>
     <w:p>
       <w:pPr>
         <w:pStyle w:val="Bibliography"/>
@@ -15034,8 +16372,8 @@
         <w:t xml:space="preserve">D.A. Wiegmann, S.A. Shappell, A human error approach to aviation accident analysis: The human factors analysis and classification system, Ashgate, Aldershot, 2003.</w:t>
       </w:r>
     </w:p>
-    <w:bookmarkEnd w:id="88"/>
-    <w:bookmarkStart w:id="90" w:name="_d75d7cf63098afa5d33e189bc1a163022e7ecdc"/>
+    <w:bookmarkEnd w:id="91"/>
+    <w:bookmarkStart w:id="93" w:name="_d75d7cf63098afa5d33e189bc1a163022e7ecdc"/>
     <w:p>
       <w:pPr>
         <w:pStyle w:val="Bibliography"/>
@@ -15073,7 +16411,7 @@
       <w:r>
         <w:t xml:space="preserve">fault and anomaly detection, The International Journal of Robotics Research 40 (2021) 515–520. https://doi.org/</w:t>
       </w:r>
-      <w:hyperlink r:id="rId89">
+      <w:hyperlink r:id="rId92">
         <w:r>
           <w:rPr>
             <w:rStyle w:val="Hyperlink"/>
@@ -15085,8 +16423,8 @@
         <w:t xml:space="preserve">.</w:t>
       </w:r>
     </w:p>
-    <w:bookmarkEnd w:id="90"/>
-    <w:bookmarkStart w:id="92" w:name="_446d2d8311e3f2ab8e5f2830e712f064a3280b9"/>
+    <w:bookmarkEnd w:id="93"/>
+    <w:bookmarkStart w:id="95" w:name="_446d2d8311e3f2ab8e5f2830e712f064a3280b9"/>
     <w:p>
       <w:pPr>
         <w:pStyle w:val="Bibliography"/>
@@ -15112,7 +16450,7 @@
       <w:r>
         <w:t xml:space="preserve">: A dataset for multicopter fault detection and health assessment, The International Journal of Robotics Research 44 (2025) 1081–1092. https://doi.org/</w:t>
       </w:r>
-      <w:hyperlink r:id="rId91">
+      <w:hyperlink r:id="rId94">
         <w:r>
           <w:rPr>
             <w:rStyle w:val="Hyperlink"/>
@@ -15124,8 +16462,8 @@
         <w:t xml:space="preserve">.</w:t>
       </w:r>
     </w:p>
-    <w:bookmarkEnd w:id="92"/>
-    <w:bookmarkStart w:id="93" w:name="_973650d78dc352a8b25ace59ab002a1d91cdfc9"/>
+    <w:bookmarkEnd w:id="95"/>
+    <w:bookmarkStart w:id="96" w:name="_973650d78dc352a8b25ace59ab002a1d91cdfc9"/>
     <w:p>
       <w:pPr>
         <w:pStyle w:val="Bibliography"/>
@@ -15161,8 +16499,8 @@
         <w:t xml:space="preserve">, (2026).</w:t>
       </w:r>
     </w:p>
-    <w:bookmarkEnd w:id="93"/>
-    <w:bookmarkStart w:id="95" w:name="_42246838952b0ed0d35bd475d264714b9e743f7"/>
+    <w:bookmarkEnd w:id="96"/>
+    <w:bookmarkStart w:id="98" w:name="_42246838952b0ed0d35bd475d264714b9e743f7"/>
     <w:p>
       <w:pPr>
         <w:pStyle w:val="Bibliography"/>
@@ -15179,7 +16517,7 @@
       <w:r>
         <w:t xml:space="preserve">G. Wild, J. Murray, G. Baxter, Exploring civil drone accidents and incidents to help prevent potential air disasters, Aerospace 3 (2016) 22. https://doi.org/</w:t>
       </w:r>
-      <w:hyperlink r:id="rId94">
+      <w:hyperlink r:id="rId97">
         <w:r>
           <w:rPr>
             <w:rStyle w:val="Hyperlink"/>
@@ -15191,8 +16529,8 @@
         <w:t xml:space="preserve">.</w:t>
       </w:r>
     </w:p>
-    <w:bookmarkEnd w:id="95"/>
-    <w:bookmarkStart w:id="96" w:name="_b513b568a9a02649a1ddc461a1dd01e876732a2"/>
+    <w:bookmarkEnd w:id="98"/>
+    <w:bookmarkStart w:id="99" w:name="_b513b568a9a02649a1ddc461a1dd01e876732a2"/>
     <w:p>
       <w:pPr>
         <w:pStyle w:val="Bibliography"/>
@@ -15219,8 +16557,8 @@
         <w:t xml:space="preserve">, AAIB, Department for Transport, Farnborough, UK, 2026.</w:t>
       </w:r>
     </w:p>
-    <w:bookmarkEnd w:id="96"/>
-    <w:bookmarkStart w:id="98" w:name="_3541019a36f31423dbace231a12fca4d5e5f1ad"/>
+    <w:bookmarkEnd w:id="99"/>
+    <w:bookmarkStart w:id="101" w:name="_3541019a36f31423dbace231a12fca4d5e5f1ad"/>
     <w:p>
       <w:pPr>
         <w:pStyle w:val="Bibliography"/>
@@ -15237,7 +16575,7 @@
       <w:r>
         <w:t xml:space="preserve">S. Kaufman, S. Rosset, C. Perlich, O. Stitelman, Leakage in data mining: Formulation, detection, and avoidance, ACM Transactions on Knowledge Discovery from Data 6 (2012) 15:1–15:21. https://doi.org/</w:t>
       </w:r>
-      <w:hyperlink r:id="rId97">
+      <w:hyperlink r:id="rId100">
         <w:r>
           <w:rPr>
             <w:rStyle w:val="Hyperlink"/>
@@ -15249,8 +16587,8 @@
         <w:t xml:space="preserve">.</w:t>
       </w:r>
     </w:p>
-    <w:bookmarkEnd w:id="98"/>
-    <w:bookmarkStart w:id="100" w:name="_77239db318a405bdd9ca0cc5db74d4c41b2a03f"/>
+    <w:bookmarkEnd w:id="101"/>
+    <w:bookmarkStart w:id="103" w:name="_77239db318a405bdd9ca0cc5db74d4c41b2a03f"/>
     <w:p>
       <w:pPr>
         <w:pStyle w:val="Bibliography"/>
@@ -15267,7 +16605,7 @@
       <w:r>
         <w:t xml:space="preserve">S. Kapoor, A. Narayanan, Leakage and the reproducibility crisis in machine-learning-based science, Patterns 4 (2023) 100804. https://doi.org/</w:t>
       </w:r>
-      <w:hyperlink r:id="rId99">
+      <w:hyperlink r:id="rId102">
         <w:r>
           <w:rPr>
             <w:rStyle w:val="Hyperlink"/>
@@ -15279,8 +16617,8 @@
         <w:t xml:space="preserve">.</w:t>
       </w:r>
     </w:p>
-    <w:bookmarkEnd w:id="100"/>
-    <w:bookmarkStart w:id="102" w:name="_7bef8dc44b5ed9bb7ced7ca5f392a78a76d6601"/>
+    <w:bookmarkEnd w:id="103"/>
+    <w:bookmarkStart w:id="105" w:name="_7bef8dc44b5ed9bb7ced7ca5f392a78a76d6601"/>
     <w:p>
       <w:pPr>
         <w:pStyle w:val="Bibliography"/>
@@ -15306,7 +16644,7 @@
       <w:r>
         <w:t xml:space="preserve">: A node-based multithreaded open source robotics framework for deeply embedded platforms, in: 2015 IEEE International Conference on Robotics and Automation (ICRA), 2015: pp. 6235–6240. https://doi.org/</w:t>
       </w:r>
-      <w:hyperlink r:id="rId101">
+      <w:hyperlink r:id="rId104">
         <w:r>
           <w:rPr>
             <w:rStyle w:val="Hyperlink"/>
@@ -15318,8 +16656,8 @@
         <w:t xml:space="preserve">.</w:t>
       </w:r>
     </w:p>
-    <w:bookmarkEnd w:id="102"/>
-    <w:bookmarkStart w:id="103" w:name="_d96f71c5379cbcad3bc75bfc7936eeacbaeb4ed"/>
+    <w:bookmarkEnd w:id="105"/>
+    <w:bookmarkStart w:id="106" w:name="_d96f71c5379cbcad3bc75bfc7936eeacbaeb4ed"/>
     <w:p>
       <w:pPr>
         <w:pStyle w:val="Bibliography"/>
@@ -15367,8 +16705,8 @@
         <w:t xml:space="preserve">parser, (2026).</w:t>
       </w:r>
     </w:p>
-    <w:bookmarkEnd w:id="103"/>
-    <w:bookmarkStart w:id="105" w:name="_f6e66cea9a1ea78573b548bc5cf8461c81300ca"/>
+    <w:bookmarkEnd w:id="106"/>
+    <w:bookmarkStart w:id="108" w:name="_f6e66cea9a1ea78573b548bc5cf8461c81300ca"/>
     <w:p>
       <w:pPr>
         <w:pStyle w:val="Bibliography"/>
@@ -15385,7 +16723,7 @@
       <w:r>
         <w:t xml:space="preserve">B.A. Nosek, C.R. Ebersole, A.C. DeHaven, D.T. Mellor, The preregistration revolution, Proceedings of the National Academy of Sciences 115 (2018) 2600–2606. https://doi.org/</w:t>
       </w:r>
-      <w:hyperlink r:id="rId104">
+      <w:hyperlink r:id="rId107">
         <w:r>
           <w:rPr>
             <w:rStyle w:val="Hyperlink"/>
@@ -15397,8 +16735,8 @@
         <w:t xml:space="preserve">.</w:t>
       </w:r>
     </w:p>
-    <w:bookmarkEnd w:id="105"/>
-    <w:bookmarkStart w:id="106" w:name="_c1fc4b225b7dfa71f64cc84e83afba5f24698c2"/>
+    <w:bookmarkEnd w:id="108"/>
+    <w:bookmarkStart w:id="109" w:name="_c1fc4b225b7dfa71f64cc84e83afba5f24698c2"/>
     <w:p>
       <w:pPr>
         <w:pStyle w:val="Bibliography"/>
@@ -15437,8 +16775,8 @@
         <w:t xml:space="preserve">telemetry anomaly mining, (2026).</w:t>
       </w:r>
     </w:p>
-    <w:bookmarkEnd w:id="106"/>
-    <w:bookmarkStart w:id="108" w:name="_3d31df3710cff81ff87ef6665f7295f981708a9"/>
+    <w:bookmarkEnd w:id="109"/>
+    <w:bookmarkStart w:id="111" w:name="_3d31df3710cff81ff87ef6665f7295f981708a9"/>
     <w:p>
       <w:pPr>
         <w:pStyle w:val="Bibliography"/>
@@ -15479,7 +16817,7 @@
       <w:r>
         <w:t xml:space="preserve">flight logs, Sensors 26 (2026) 3188. https://doi.org/</w:t>
       </w:r>
-      <w:hyperlink r:id="rId107">
+      <w:hyperlink r:id="rId110">
         <w:r>
           <w:rPr>
             <w:rStyle w:val="Hyperlink"/>
@@ -15491,8 +16829,8 @@
         <w:t xml:space="preserve">.</w:t>
       </w:r>
     </w:p>
-    <w:bookmarkEnd w:id="108"/>
-    <w:bookmarkStart w:id="110" w:name="_de2316363361acc29c6a15415cb3110e85473cd"/>
+    <w:bookmarkEnd w:id="111"/>
+    <w:bookmarkStart w:id="113" w:name="_de2316363361acc29c6a15415cb3110e85473cd"/>
     <w:p>
       <w:pPr>
         <w:pStyle w:val="Bibliography"/>
@@ -15521,7 +16859,7 @@
       <w:r>
         <w:t xml:space="preserve">fault detection methods, state-of-the-art, Drones 6 (2022) 330. https://doi.org/</w:t>
       </w:r>
-      <w:hyperlink r:id="rId109">
+      <w:hyperlink r:id="rId112">
         <w:r>
           <w:rPr>
             <w:rStyle w:val="Hyperlink"/>
@@ -15533,8 +16871,8 @@
         <w:t xml:space="preserve">.</w:t>
       </w:r>
     </w:p>
-    <w:bookmarkEnd w:id="110"/>
-    <w:bookmarkStart w:id="112" w:name="_1ece912d6a7cc2c7f97bdecc84d0912f3af390e"/>
+    <w:bookmarkEnd w:id="113"/>
+    <w:bookmarkStart w:id="115" w:name="_1ece912d6a7cc2c7f97bdecc84d0912f3af390e"/>
     <w:p>
       <w:pPr>
         <w:pStyle w:val="Bibliography"/>
@@ -15551,7 +16889,7 @@
       <w:r>
         <w:t xml:space="preserve">E. Khalastchi, M. Kalech, On fault detection and diagnosis in robotic systems, ACM Computing Surveys 51 (2018) 9:1–9:24. https://doi.org/</w:t>
       </w:r>
-      <w:hyperlink r:id="rId111">
+      <w:hyperlink r:id="rId114">
         <w:r>
           <w:rPr>
             <w:rStyle w:val="Hyperlink"/>
@@ -15563,8 +16901,8 @@
         <w:t xml:space="preserve">.</w:t>
       </w:r>
     </w:p>
-    <w:bookmarkEnd w:id="112"/>
-    <w:bookmarkStart w:id="114" w:name="_200a90d3af15f3f5a64a3cb8afd6783e6bc5c1d"/>
+    <w:bookmarkEnd w:id="115"/>
+    <w:bookmarkStart w:id="117" w:name="_200a90d3af15f3f5a64a3cb8afd6783e6bc5c1d"/>
     <w:p>
       <w:pPr>
         <w:pStyle w:val="Bibliography"/>
@@ -15581,7 +16919,7 @@
       <w:r>
         <w:t xml:space="preserve">E. Zibaei, R. Borth, Building causal models for finding actual causes of unmanned aerial vehicle failures, Frontiers in Robotics and AI 11 (2024) 1123762. https://doi.org/</w:t>
       </w:r>
-      <w:hyperlink r:id="rId113">
+      <w:hyperlink r:id="rId116">
         <w:r>
           <w:rPr>
             <w:rStyle w:val="Hyperlink"/>
@@ -15593,8 +16931,8 @@
         <w:t xml:space="preserve">.</w:t>
       </w:r>
     </w:p>
-    <w:bookmarkEnd w:id="114"/>
-    <w:bookmarkStart w:id="116" w:name="_362e51e11e30eb0e0461101d9c36e4d21d357be"/>
+    <w:bookmarkEnd w:id="117"/>
+    <w:bookmarkStart w:id="119" w:name="_362e51e11e30eb0e0461101d9c36e4d21d357be"/>
     <w:p>
       <w:pPr>
         <w:pStyle w:val="Bibliography"/>
@@ -15611,7 +16949,7 @@
       <w:r>
         <w:t xml:space="preserve">D. Wang, S. Li, G. Xiao, Y. Liu, Y. Sui, An exploratory study of autopilot software bugs in unmanned aerial vehicles, in: Proceedings of the 29th ACM Joint European Software Engineering Conference and Symposium on the Foundations of Software Engineering (ESEC/FSE), 2021: pp. 20–31. https://doi.org/</w:t>
       </w:r>
-      <w:hyperlink r:id="rId115">
+      <w:hyperlink r:id="rId118">
         <w:r>
           <w:rPr>
             <w:rStyle w:val="Hyperlink"/>
@@ -15623,8 +16961,8 @@
         <w:t xml:space="preserve">.</w:t>
       </w:r>
     </w:p>
-    <w:bookmarkEnd w:id="116"/>
-    <w:bookmarkStart w:id="118" w:name="_4f9a794a6a4ddf2789379e73f8e74e34b9538b4"/>
+    <w:bookmarkEnd w:id="119"/>
+    <w:bookmarkStart w:id="121" w:name="_4f9a794a6a4ddf2789379e73f8e74e34b9538b4"/>
     <w:p>
       <w:pPr>
         <w:pStyle w:val="Bibliography"/>
@@ -15641,7 +16979,7 @@
       <w:r>
         <w:t xml:space="preserve">E. Petritoli, F. Leccese, L. Ciani, Reliability and maintenance analysis of unmanned aerial vehicles, Sensors 18 (2018) 3171. https://doi.org/</w:t>
       </w:r>
-      <w:hyperlink r:id="rId117">
+      <w:hyperlink r:id="rId120">
         <w:r>
           <w:rPr>
             <w:rStyle w:val="Hyperlink"/>
@@ -15653,8 +16991,8 @@
         <w:t xml:space="preserve">.</w:t>
       </w:r>
     </w:p>
-    <w:bookmarkEnd w:id="118"/>
-    <w:bookmarkStart w:id="119" w:name="_a0e369e89429aa426010697429f06415b068aab"/>
+    <w:bookmarkEnd w:id="121"/>
+    <w:bookmarkStart w:id="122" w:name="_a0e369e89429aa426010697429f06415b068aab"/>
     <w:p>
       <w:pPr>
         <w:pStyle w:val="Bibliography"/>
@@ -15684,8 +17022,8 @@
         <w:t xml:space="preserve">analysis of 221 mishaps over 10 years, Aviation, Space, and Environmental Medicine 77 (2006) 724–732.</w:t>
       </w:r>
     </w:p>
-    <w:bookmarkEnd w:id="119"/>
-    <w:bookmarkStart w:id="121" w:name="_06ffb55068ea9e0b3a7aa6e754cfcffab5f832f"/>
+    <w:bookmarkEnd w:id="122"/>
+    <w:bookmarkStart w:id="124" w:name="_06ffb55068ea9e0b3a7aa6e754cfcffab5f832f"/>
     <w:p>
       <w:pPr>
         <w:pStyle w:val="Bibliography"/>
@@ -15705,7 +17043,7 @@
       <w:r>
         <w:t xml:space="preserve"> </w:t>
       </w:r>
-      <w:hyperlink r:id="rId120">
+      <w:hyperlink r:id="rId123">
         <w:r>
           <w:rPr>
             <w:rStyle w:val="Hyperlink"/>
@@ -15717,8 +17055,8 @@
         <w:t xml:space="preserve">.</w:t>
       </w:r>
     </w:p>
-    <w:bookmarkEnd w:id="121"/>
-    <w:bookmarkStart w:id="123" w:name="_8a3cc11b1319c0fe6bf6179f8196eab503a64d0"/>
+    <w:bookmarkEnd w:id="124"/>
+    <w:bookmarkStart w:id="126" w:name="_8a3cc11b1319c0fe6bf6179f8196eab503a64d0"/>
     <w:p>
       <w:pPr>
         <w:pStyle w:val="Bibliography"/>
@@ -15744,7 +17082,7 @@
       <w:r>
         <w:t xml:space="preserve">-integrated applications with indirect prompt injection, in: Proceedings of the 16th ACM Workshop on Artificial Intelligence and Security (AISec), 2023: pp. 79–90. https://doi.org/</w:t>
       </w:r>
-      <w:hyperlink r:id="rId122">
+      <w:hyperlink r:id="rId125">
         <w:r>
           <w:rPr>
             <w:rStyle w:val="Hyperlink"/>
@@ -15756,8 +17094,8 @@
         <w:t xml:space="preserve">.</w:t>
       </w:r>
     </w:p>
-    <w:bookmarkEnd w:id="123"/>
-    <w:bookmarkStart w:id="125" w:name="_ab8841c06958c924804c38799fc8ccd94ea102a"/>
+    <w:bookmarkEnd w:id="126"/>
+    <w:bookmarkStart w:id="128" w:name="_ab8841c06958c924804c38799fc8ccd94ea102a"/>
     <w:p>
       <w:pPr>
         <w:pStyle w:val="Bibliography"/>
@@ -15774,7 +17112,7 @@
       <w:r>
         <w:t xml:space="preserve">B. Frénay, M. Verleysen, Classification in the presence of label noise: A survey, IEEE Transactions on Neural Networks and Learning Systems 25 (2014) 845–869. https://doi.org/</w:t>
       </w:r>
-      <w:hyperlink r:id="rId124">
+      <w:hyperlink r:id="rId127">
         <w:r>
           <w:rPr>
             <w:rStyle w:val="Hyperlink"/>
@@ -15786,8 +17124,8 @@
         <w:t xml:space="preserve">.</w:t>
       </w:r>
     </w:p>
-    <w:bookmarkEnd w:id="125"/>
-    <w:bookmarkStart w:id="127" w:name="_90b58fdc380e5ffe19ed416545c54d06f184b09"/>
+    <w:bookmarkEnd w:id="128"/>
+    <w:bookmarkStart w:id="130" w:name="_90b58fdc380e5ffe19ed416545c54d06f184b09"/>
     <w:p>
       <w:pPr>
         <w:pStyle w:val="Bibliography"/>
@@ -15804,7 +17142,7 @@
       <w:r>
         <w:t xml:space="preserve">E.A. Stuart, Matching methods for causal inference: A review and a look forward, Statistical Science 25 (2010) 1–21. https://doi.org/</w:t>
       </w:r>
-      <w:hyperlink r:id="rId126">
+      <w:hyperlink r:id="rId129">
         <w:r>
           <w:rPr>
             <w:rStyle w:val="Hyperlink"/>
@@ -15816,8 +17154,8 @@
         <w:t xml:space="preserve">.</w:t>
       </w:r>
     </w:p>
-    <w:bookmarkEnd w:id="127"/>
-    <w:bookmarkStart w:id="129" w:name="_73ca53b3200da47e1a054effa9b6f4174075f9a"/>
+    <w:bookmarkEnd w:id="130"/>
+    <w:bookmarkStart w:id="132" w:name="_73ca53b3200da47e1a054effa9b6f4174075f9a"/>
     <w:p>
       <w:pPr>
         <w:pStyle w:val="Bibliography"/>
@@ -15834,7 +17172,7 @@
       <w:r>
         <w:t xml:space="preserve">A. Aamodt, E. Plaza, Case-based reasoning: Foundational issues, methodological variations, and system approaches, AI Communications 7 (1994) 39–59. https://doi.org/</w:t>
       </w:r>
-      <w:hyperlink r:id="rId128">
+      <w:hyperlink r:id="rId131">
         <w:r>
           <w:rPr>
             <w:rStyle w:val="Hyperlink"/>
@@ -15846,8 +17184,8 @@
         <w:t xml:space="preserve">.</w:t>
       </w:r>
     </w:p>
-    <w:bookmarkEnd w:id="129"/>
-    <w:bookmarkStart w:id="131" w:name="_aa8360ba2eb3daad7a46f1986f0c2c353067603"/>
+    <w:bookmarkEnd w:id="132"/>
+    <w:bookmarkStart w:id="134" w:name="_aa8360ba2eb3daad7a46f1986f0c2c353067603"/>
     <w:p>
       <w:pPr>
         <w:pStyle w:val="Bibliography"/>
@@ -15876,7 +17214,7 @@
       <w:r>
         <w:t xml:space="preserve">and beyond, Foundations and Trends in Information Retrieval 3 (2009) 333–389. https://doi.org/</w:t>
       </w:r>
-      <w:hyperlink r:id="rId130">
+      <w:hyperlink r:id="rId133">
         <w:r>
           <w:rPr>
             <w:rStyle w:val="Hyperlink"/>
@@ -15888,8 +17226,8 @@
         <w:t xml:space="preserve">.</w:t>
       </w:r>
     </w:p>
-    <w:bookmarkEnd w:id="131"/>
-    <w:bookmarkStart w:id="133" w:name="_587a2a13103f5a9c7c9f5fbc8ef0c5dfd686e3c"/>
+    <w:bookmarkEnd w:id="134"/>
+    <w:bookmarkStart w:id="136" w:name="_587a2a13103f5a9c7c9f5fbc8ef0c5dfd686e3c"/>
     <w:p>
       <w:pPr>
         <w:pStyle w:val="Bibliography"/>
@@ -15915,7 +17253,7 @@
       <w:r>
         <w:t xml:space="preserve">: Interactive worlds in miniature, in: Proceedings of the SIGCHI Conference on Human Factors in Computing Systems (CHI ’95), 1995: pp. 265–272. https://doi.org/</w:t>
       </w:r>
-      <w:hyperlink r:id="rId132">
+      <w:hyperlink r:id="rId135">
         <w:r>
           <w:rPr>
             <w:rStyle w:val="Hyperlink"/>
@@ -15927,8 +17265,8 @@
         <w:t xml:space="preserve">.</w:t>
       </w:r>
     </w:p>
-    <w:bookmarkEnd w:id="133"/>
-    <w:bookmarkStart w:id="135" w:name="_ad8397d41f792404ea3ffa2c2145e851561e0cf"/>
+    <w:bookmarkEnd w:id="136"/>
+    <w:bookmarkStart w:id="138" w:name="_ad8397d41f792404ea3ffa2c2145e851561e0cf"/>
     <w:p>
       <w:pPr>
         <w:pStyle w:val="Bibliography"/>
@@ -15951,7 +17289,7 @@
       <w:r>
         <w:t xml:space="preserve">) curve, Radiology 143 (1982) 29–36. https://doi.org/</w:t>
       </w:r>
-      <w:hyperlink r:id="rId134">
+      <w:hyperlink r:id="rId137">
         <w:r>
           <w:rPr>
             <w:rStyle w:val="Hyperlink"/>
@@ -15963,8 +17301,8 @@
         <w:t xml:space="preserve">.</w:t>
       </w:r>
     </w:p>
-    <w:bookmarkEnd w:id="135"/>
-    <w:bookmarkStart w:id="137" w:name="_7ae2e06bcfe80442633569f5f6b1e21460598cb"/>
+    <w:bookmarkEnd w:id="138"/>
+    <w:bookmarkStart w:id="140" w:name="_7ae2e06bcfe80442633569f5f6b1e21460598cb"/>
     <w:p>
       <w:pPr>
         <w:pStyle w:val="Bibliography"/>
@@ -15981,7 +17319,7 @@
       <w:r>
         <w:t xml:space="preserve">H.B. Mann, D.R. Whitney, On a test of whether one of two random variables is stochastically larger than the other, The Annals of Mathematical Statistics 18 (1947) 50–60. https://doi.org/</w:t>
       </w:r>
-      <w:hyperlink r:id="rId136">
+      <w:hyperlink r:id="rId139">
         <w:r>
           <w:rPr>
             <w:rStyle w:val="Hyperlink"/>
@@ -15993,8 +17331,8 @@
         <w:t xml:space="preserve">.</w:t>
       </w:r>
     </w:p>
-    <w:bookmarkEnd w:id="137"/>
-    <w:bookmarkStart w:id="138" w:name="_d0a9d29bfb3d63b968b17ba95db409a8b61dfda"/>
+    <w:bookmarkEnd w:id="140"/>
+    <w:bookmarkStart w:id="141" w:name="_d0a9d29bfb3d63b968b17ba95db409a8b61dfda"/>
     <w:p>
       <w:pPr>
         <w:pStyle w:val="Bibliography"/>
@@ -16012,8 +17350,8 @@
         <w:t xml:space="preserve">B. Efron, R.J. Tibshirani, An introduction to the bootstrap, Chapman &amp; Hall, New York, 1993.</w:t>
       </w:r>
     </w:p>
-    <w:bookmarkEnd w:id="138"/>
-    <w:bookmarkStart w:id="140" w:name="_89a013c1487ff07275d04a7e5b79d7551b6a9f6"/>
+    <w:bookmarkEnd w:id="141"/>
+    <w:bookmarkStart w:id="143" w:name="_89a013c1487ff07275d04a7e5b79d7551b6a9f6"/>
     <w:p>
       <w:pPr>
         <w:pStyle w:val="Bibliography"/>
@@ -16033,7 +17371,7 @@
       <w:r>
         <w:t xml:space="preserve"> </w:t>
       </w:r>
-      <w:hyperlink r:id="rId139">
+      <w:hyperlink r:id="rId142">
         <w:r>
           <w:rPr>
             <w:rStyle w:val="Hyperlink"/>
@@ -16045,8 +17383,8 @@
         <w:t xml:space="preserve">.</w:t>
       </w:r>
     </w:p>
-    <w:bookmarkEnd w:id="140"/>
-    <w:bookmarkEnd w:id="141"/>
+    <w:bookmarkEnd w:id="143"/>
+    <w:bookmarkEnd w:id="144"/>
     <w:sectPr>
       <w:footnotePr>
         <w:numRestart w:val="eachSect"/>

--- a/docs/paper/submission/manuscript.docx
+++ b/docs/paper/submission/manuscript.docx
@@ -53,7 +53,7 @@
         <w:pStyle w:val="FirstParagraph"/>
       </w:pPr>
       <w:r>
-        <w:t xml:space="preserve">Flight logs are widely expected to determine whether a drone crash was caused by the pilot or the aircraft. Across 590 public PX4 crash logs from an archive of 479,547 flights, we evaluate that expectation using declared protocols committed to version control prior to analysis. First, automatic crash attribution between pilot and aircraft is not achievable above chance: a fixed rule reached a balanced accuracy of 0.47 on held-out crashes, cross-validated logistic regression yielded AUCs of 0.45–0.46 (permutation null</w:t>
+        <w:t xml:space="preserve">Flight logs are widely expected to determine whether a drone crash was caused by the pilot or the aircraft. Across 590 public PX4 crash logs from 479,547 flights, we evaluate that expectation using declared protocols committed prior to analysis. First, automatic crash attribution between pilot and aircraft is not achievable above chance: a fixed rule reached a balanced accuracy of 0.47 on held-out crashes, cross-validated logistic regression yielded AUCs of 0.45–0.46 (permutation null</w:t>
       </w:r>
       <w:r>
         <w:t xml:space="preserve"> </w:t>
@@ -73,10 +73,7 @@
         </m:r>
       </m:oMath>
       <w:r>
-        <w:t xml:space="preserve">), and gradient-boosted decision trees remained near chance once the impact was excluded. Second, apparent diagnostic success reflects crash data leakage: fault checks that appeared sensitive when including the crash failed without its final 10 s, and cross-sectional separation between crash and normal flights collapsed within the same drone (AUC 0.58). Third, drones that later crashed exhibited higher baseline vibration on ordinary flights than matched peers on older estimator metrics (mean rank 0.67, Holm</w:t>
-      </w:r>
-      <w:r>
-        <w:t xml:space="preserve"> </w:t>
+        <w:t xml:space="preserve">), and gradient-boosted trees remained near chance once impact was excluded. Second, diagnostic checks suffer from crash data leakage: tuning fault detection fell from 77.8% to 11.1% sensitivity (</w:t>
       </w:r>
       <m:oMath>
         <m:r>
@@ -89,6 +86,26 @@
           <m:t>=</m:t>
         </m:r>
         <m:r>
+          <m:t>0.031</m:t>
+        </m:r>
+      </m:oMath>
+      <w:r>
+        <w:t xml:space="preserve">) without the final 10 s, and cross-sectional separation was substantially attenuated within the same drone (AUC 0.58). Third, drones that later crashed showed higher baseline vibration than matched peers on older estimator metrics (mean rank 0.67, Holm</w:t>
+      </w:r>
+      <w:r>
+        <w:t xml:space="preserve"> </w:t>
+      </w:r>
+      <m:oMath>
+        <m:r>
+          <m:t>p</m:t>
+        </m:r>
+        <m:r>
+          <m:rPr>
+            <m:sty m:val="p"/>
+          </m:rPr>
+          <m:t>=</m:t>
+        </m:r>
+        <m:r>
           <m:t>0.016</m:t>
         </m:r>
       </m:oMath>
@@ -110,24 +127,7 @@
         </m:r>
       </m:oMath>
       <w:r>
-        <w:t xml:space="preserve">). Flagging upper-quartile vibration identifies 63.3% of crashed airframes (relative risk</w:t>
-      </w:r>
-      <w:r>
-        <w:t xml:space="preserve"> </w:t>
-      </w:r>
-      <m:oMath>
-        <m:r>
-          <m:t>5.0</m:t>
-        </m:r>
-        <m:r>
-          <m:rPr>
-            <m:sty m:val="p"/>
-          </m:rPr>
-          <m:t>×</m:t>
-        </m:r>
-      </m:oMath>
-      <w:r>
-        <w:t xml:space="preserve">, positive predictive value 3.8% [95% CI 3.2–4.6%], 26 inspections per crash). Language-model panels introduced classification errors and consensus manipulation. AeroFleet 2.0, an open-source assurance tool, presents longitudinal evidence without issuing automatic verdicts.</w:t>
+        <w:t xml:space="preserve">). Flagging upper-quartile vibration identifies 63.3% of crashed airframes (matched-set PPV 1.04% [95% CI 0.83–1.25%] at the 0.74% vehicle base rate; fleet-wide reference PPV 3.8% at the 1.54% log rate, 26 inspections per crash). AeroFleet 2.0, an open-source assurance tool, presents longitudinal evidence without issuing automatic verdicts.</w:t>
       </w:r>
     </w:p>
     <w:p>
@@ -735,16 +735,22 @@
         <w:t xml:space="preserve"> </w:t>
       </w:r>
       <w:r>
-        <w:t xml:space="preserve">fleet screening yields an operational positive predictive value of 3.8% for upper-quartile flagging (relative risk</w:t>
-      </w:r>
-      <w:r>
-        <w:t xml:space="preserve"> </w:t>
-      </w:r>
-      <w:r>
-        <w:t xml:space="preserve">5.0</w:t>
+        <w:t xml:space="preserve">fleet screening yields an operational positive predictive value of 1.04% under empirical matched-set screening (relative</w:t>
+      </w:r>
+      <w:r>
+        <w:t xml:space="preserve"> </w:t>
+      </w:r>
+      <w:r>
+        <w:t xml:space="preserve">risk</w:t>
+      </w:r>
+      <w:r>
+        <w:t xml:space="preserve"> </w:t>
       </w:r>
       <m:oMath>
         <m:r>
+          <m:t>2.09</m:t>
+        </m:r>
+        <m:r>
           <m:rPr>
             <m:sty m:val="p"/>
           </m:rPr>
@@ -752,7 +758,41 @@
         </m:r>
       </m:oMath>
       <w:r>
-        <w:t xml:space="preserve">; 3.3% for top-rank flagging). (v) We show how these results translate into the design of an open-source</w:t>
+        <w:t xml:space="preserve">, lift</w:t>
+      </w:r>
+      <w:r>
+        <w:t xml:space="preserve"> </w:t>
+      </w:r>
+      <m:oMath>
+        <m:r>
+          <m:t>1.40</m:t>
+        </m:r>
+        <m:r>
+          <m:rPr>
+            <m:sty m:val="p"/>
+          </m:rPr>
+          <m:t>×</m:t>
+        </m:r>
+      </m:oMath>
+      <w:r>
+        <w:t xml:space="preserve">; 3.8% under a theoretical fleet-wide reference, relative risk</w:t>
+      </w:r>
+      <w:r>
+        <w:t xml:space="preserve"> </w:t>
+      </w:r>
+      <m:oMath>
+        <m:r>
+          <m:t>5.02</m:t>
+        </m:r>
+        <m:r>
+          <m:rPr>
+            <m:sty m:val="p"/>
+          </m:rPr>
+          <m:t>×</m:t>
+        </m:r>
+      </m:oMath>
+      <w:r>
+        <w:t xml:space="preserve">). (v) We show how these results translate into the design of an open-source</w:t>
       </w:r>
       <w:r>
         <w:t xml:space="preserve"> </w:t>
@@ -2611,7 +2651,455 @@
         <w:t xml:space="preserve"> </w:t>
       </w:r>
       <w:r>
-        <w:t xml:space="preserve">cut-off was shorter than 10 s.</w:t>
+        <w:t xml:space="preserve">cut-off was shorter than 10 s. In the leak-curve and attribution modeling sample, sample sizes across cut-off margins</w:t>
+      </w:r>
+      <w:r>
+        <w:t xml:space="preserve"> </w:t>
+      </w:r>
+      <m:oMath>
+        <m:r>
+          <m:t>m</m:t>
+        </m:r>
+        <m:r>
+          <m:rPr>
+            <m:sty m:val="p"/>
+          </m:rPr>
+          <m:t>∈</m:t>
+        </m:r>
+        <m:r>
+          <m:rPr>
+            <m:sty m:val="p"/>
+          </m:rPr>
+          <m:t>{</m:t>
+        </m:r>
+        <m:r>
+          <m:t>0</m:t>
+        </m:r>
+        <m:r>
+          <m:rPr>
+            <m:sty m:val="p"/>
+          </m:rPr>
+          <m:t>,</m:t>
+        </m:r>
+        <m:r>
+          <m:t>2</m:t>
+        </m:r>
+        <m:r>
+          <m:rPr>
+            <m:sty m:val="p"/>
+          </m:rPr>
+          <m:t>,</m:t>
+        </m:r>
+        <m:r>
+          <m:t>5</m:t>
+        </m:r>
+        <m:r>
+          <m:rPr>
+            <m:sty m:val="p"/>
+          </m:rPr>
+          <m:t>,</m:t>
+        </m:r>
+        <m:r>
+          <m:t>10</m:t>
+        </m:r>
+        <m:r>
+          <m:rPr>
+            <m:sty m:val="p"/>
+          </m:rPr>
+          <m:t>,</m:t>
+        </m:r>
+        <m:r>
+          <m:t>20</m:t>
+        </m:r>
+        <m:r>
+          <m:rPr>
+            <m:sty m:val="p"/>
+          </m:rPr>
+          <m:t>,</m:t>
+        </m:r>
+        <m:r>
+          <m:t>30</m:t>
+        </m:r>
+        <m:r>
+          <m:rPr>
+            <m:sty m:val="p"/>
+          </m:rPr>
+          <m:t>}</m:t>
+        </m:r>
+      </m:oMath>
+      <w:r>
+        <w:t xml:space="preserve"> s reflect progressive attrition as flights with duration under 10 s before cut-off are dropped:</w:t>
+      </w:r>
+      <w:r>
+        <w:t xml:space="preserve"> </w:t>
+      </w:r>
+      <w:r>
+        <w:t xml:space="preserve">for Task A (crash vs. normal), 148 vs. 139 (</w:t>
+      </w:r>
+      <m:oMath>
+        <m:r>
+          <m:t>m</m:t>
+        </m:r>
+        <m:r>
+          <m:rPr>
+            <m:sty m:val="p"/>
+          </m:rPr>
+          <m:t>=</m:t>
+        </m:r>
+        <m:r>
+          <m:t>0</m:t>
+        </m:r>
+      </m:oMath>
+      <w:r>
+        <w:t xml:space="preserve"> s), 142 vs. 137 (</w:t>
+      </w:r>
+      <m:oMath>
+        <m:r>
+          <m:t>m</m:t>
+        </m:r>
+        <m:r>
+          <m:rPr>
+            <m:sty m:val="p"/>
+          </m:rPr>
+          <m:t>=</m:t>
+        </m:r>
+        <m:r>
+          <m:t>2</m:t>
+        </m:r>
+      </m:oMath>
+      <w:r>
+        <w:t xml:space="preserve"> s), 135 vs. 133 (</w:t>
+      </w:r>
+      <m:oMath>
+        <m:r>
+          <m:t>m</m:t>
+        </m:r>
+        <m:r>
+          <m:rPr>
+            <m:sty m:val="p"/>
+          </m:rPr>
+          <m:t>=</m:t>
+        </m:r>
+        <m:r>
+          <m:t>5</m:t>
+        </m:r>
+      </m:oMath>
+      <w:r>
+        <w:t xml:space="preserve"> s), 114 vs. 130</w:t>
+      </w:r>
+      <w:r>
+        <w:t xml:space="preserve"> </w:t>
+      </w:r>
+      <w:r>
+        <w:t xml:space="preserve">(</w:t>
+      </w:r>
+      <m:oMath>
+        <m:r>
+          <m:t>m</m:t>
+        </m:r>
+        <m:r>
+          <m:rPr>
+            <m:sty m:val="p"/>
+          </m:rPr>
+          <m:t>=</m:t>
+        </m:r>
+        <m:r>
+          <m:t>10</m:t>
+        </m:r>
+      </m:oMath>
+      <w:r>
+        <w:t xml:space="preserve"> s), 100 vs. 128 (</w:t>
+      </w:r>
+      <m:oMath>
+        <m:r>
+          <m:t>m</m:t>
+        </m:r>
+        <m:r>
+          <m:rPr>
+            <m:sty m:val="p"/>
+          </m:rPr>
+          <m:t>=</m:t>
+        </m:r>
+        <m:r>
+          <m:t>20</m:t>
+        </m:r>
+      </m:oMath>
+      <w:r>
+        <w:t xml:space="preserve"> s), and 89 vs. 124 (</w:t>
+      </w:r>
+      <m:oMath>
+        <m:r>
+          <m:t>m</m:t>
+        </m:r>
+        <m:r>
+          <m:rPr>
+            <m:sty m:val="p"/>
+          </m:rPr>
+          <m:t>=</m:t>
+        </m:r>
+        <m:r>
+          <m:t>30</m:t>
+        </m:r>
+      </m:oMath>
+      <w:r>
+        <w:t xml:space="preserve"> s); for Task B (drone vs. pilot responsibility among crashes),</w:t>
+      </w:r>
+      <w:r>
+        <w:t xml:space="preserve"> </w:t>
+      </w:r>
+      <w:r>
+        <w:t xml:space="preserve">112 vs. 36 (</w:t>
+      </w:r>
+      <m:oMath>
+        <m:r>
+          <m:t>m</m:t>
+        </m:r>
+        <m:r>
+          <m:rPr>
+            <m:sty m:val="p"/>
+          </m:rPr>
+          <m:t>=</m:t>
+        </m:r>
+        <m:r>
+          <m:t>0</m:t>
+        </m:r>
+      </m:oMath>
+      <w:r>
+        <w:t xml:space="preserve"> s,</w:t>
+      </w:r>
+      <w:r>
+        <w:t xml:space="preserve"> </w:t>
+      </w:r>
+      <m:oMath>
+        <m:r>
+          <m:t>n</m:t>
+        </m:r>
+        <m:r>
+          <m:rPr>
+            <m:sty m:val="p"/>
+          </m:rPr>
+          <m:t>=</m:t>
+        </m:r>
+        <m:r>
+          <m:t>148</m:t>
+        </m:r>
+      </m:oMath>
+      <w:r>
+        <w:t xml:space="preserve">), 106 vs. 36 (</w:t>
+      </w:r>
+      <m:oMath>
+        <m:r>
+          <m:t>m</m:t>
+        </m:r>
+        <m:r>
+          <m:rPr>
+            <m:sty m:val="p"/>
+          </m:rPr>
+          <m:t>=</m:t>
+        </m:r>
+        <m:r>
+          <m:t>2</m:t>
+        </m:r>
+      </m:oMath>
+      <w:r>
+        <w:t xml:space="preserve"> s,</w:t>
+      </w:r>
+      <w:r>
+        <w:t xml:space="preserve"> </w:t>
+      </w:r>
+      <m:oMath>
+        <m:r>
+          <m:t>n</m:t>
+        </m:r>
+        <m:r>
+          <m:rPr>
+            <m:sty m:val="p"/>
+          </m:rPr>
+          <m:t>=</m:t>
+        </m:r>
+        <m:r>
+          <m:t>142</m:t>
+        </m:r>
+      </m:oMath>
+      <w:r>
+        <w:t xml:space="preserve">), 101 vs. 34 (</w:t>
+      </w:r>
+      <m:oMath>
+        <m:r>
+          <m:t>m</m:t>
+        </m:r>
+        <m:r>
+          <m:rPr>
+            <m:sty m:val="p"/>
+          </m:rPr>
+          <m:t>=</m:t>
+        </m:r>
+        <m:r>
+          <m:t>5</m:t>
+        </m:r>
+      </m:oMath>
+      <w:r>
+        <w:t xml:space="preserve"> s,</w:t>
+      </w:r>
+      <w:r>
+        <w:t xml:space="preserve"> </w:t>
+      </w:r>
+      <m:oMath>
+        <m:r>
+          <m:t>n</m:t>
+        </m:r>
+        <m:r>
+          <m:rPr>
+            <m:sty m:val="p"/>
+          </m:rPr>
+          <m:t>=</m:t>
+        </m:r>
+        <m:r>
+          <m:t>135</m:t>
+        </m:r>
+      </m:oMath>
+      <w:r>
+        <w:t xml:space="preserve">), 87 vs. 27 (</w:t>
+      </w:r>
+      <m:oMath>
+        <m:r>
+          <m:t>m</m:t>
+        </m:r>
+        <m:r>
+          <m:rPr>
+            <m:sty m:val="p"/>
+          </m:rPr>
+          <m:t>=</m:t>
+        </m:r>
+        <m:r>
+          <m:t>10</m:t>
+        </m:r>
+      </m:oMath>
+      <w:r>
+        <w:t xml:space="preserve"> s,</w:t>
+      </w:r>
+      <w:r>
+        <w:t xml:space="preserve"> </w:t>
+      </w:r>
+      <m:oMath>
+        <m:r>
+          <m:t>n</m:t>
+        </m:r>
+        <m:r>
+          <m:rPr>
+            <m:sty m:val="p"/>
+          </m:rPr>
+          <m:t>=</m:t>
+        </m:r>
+        <m:r>
+          <m:t>114</m:t>
+        </m:r>
+      </m:oMath>
+      <w:r>
+        <w:t xml:space="preserve">), 73 vs. 27 (</w:t>
+      </w:r>
+      <m:oMath>
+        <m:r>
+          <m:t>m</m:t>
+        </m:r>
+        <m:r>
+          <m:rPr>
+            <m:sty m:val="p"/>
+          </m:rPr>
+          <m:t>=</m:t>
+        </m:r>
+        <m:r>
+          <m:t>20</m:t>
+        </m:r>
+      </m:oMath>
+      <w:r>
+        <w:t xml:space="preserve"> s,</w:t>
+      </w:r>
+      <w:r>
+        <w:t xml:space="preserve"> </w:t>
+      </w:r>
+      <m:oMath>
+        <m:r>
+          <m:t>n</m:t>
+        </m:r>
+        <m:r>
+          <m:rPr>
+            <m:sty m:val="p"/>
+          </m:rPr>
+          <m:t>=</m:t>
+        </m:r>
+        <m:r>
+          <m:t>100</m:t>
+        </m:r>
+      </m:oMath>
+      <w:r>
+        <w:t xml:space="preserve">), and 63 vs. 26 (</w:t>
+      </w:r>
+      <m:oMath>
+        <m:r>
+          <m:t>m</m:t>
+        </m:r>
+        <m:r>
+          <m:rPr>
+            <m:sty m:val="p"/>
+          </m:rPr>
+          <m:t>=</m:t>
+        </m:r>
+        <m:r>
+          <m:t>30</m:t>
+        </m:r>
+      </m:oMath>
+      <w:r>
+        <w:t xml:space="preserve"> s,</w:t>
+      </w:r>
+      <w:r>
+        <w:t xml:space="preserve"> </w:t>
+      </w:r>
+      <m:oMath>
+        <m:r>
+          <m:t>n</m:t>
+        </m:r>
+        <m:r>
+          <m:rPr>
+            <m:sty m:val="p"/>
+          </m:rPr>
+          <m:t>=</m:t>
+        </m:r>
+        <m:r>
+          <m:t>89</m:t>
+        </m:r>
+      </m:oMath>
+      <w:r>
+        <w:t xml:space="preserve">). A constant complete-case subset of 213 flights</w:t>
+      </w:r>
+      <w:r>
+        <w:t xml:space="preserve"> </w:t>
+      </w:r>
+      <w:r>
+        <w:t xml:space="preserve">(89 crashes and 124 normal flights; 63 drone and 26 pilot crashes) with pre-crash duration</w:t>
+      </w:r>
+      <w:r>
+        <w:t xml:space="preserve"> </w:t>
+      </w:r>
+      <m:oMath>
+        <m:r>
+          <m:rPr>
+            <m:sty m:val="p"/>
+          </m:rPr>
+          <m:t>≥</m:t>
+        </m:r>
+        <m:r>
+          <m:t>40</m:t>
+        </m:r>
+      </m:oMath>
+      <w:r>
+        <w:t xml:space="preserve"> s was evaluated across</w:t>
+      </w:r>
+      <w:r>
+        <w:t xml:space="preserve"> </w:t>
+      </w:r>
+      <w:r>
+        <w:t xml:space="preserve">all six margins without attrition.</w:t>
       </w:r>
     </w:p>
     <w:p>
@@ -2781,7 +3269,7 @@
       <w:r>
         <w:drawing>
           <wp:inline>
-            <wp:extent cx="5334000" cy="3112193"/>
+            <wp:extent cx="5334000" cy="3777652"/>
             <wp:effectExtent b="0" l="0" r="0" t="0"/>
             <wp:docPr descr="" title="" id="18" name="Picture"/>
             <a:graphic>
@@ -2802,7 +3290,7 @@
                   <pic:spPr bwMode="auto">
                     <a:xfrm>
                       <a:off x="0" y="0"/>
-                      <a:ext cx="5334000" cy="3112193"/>
+                      <a:ext cx="5334000" cy="3777652"/>
                     </a:xfrm>
                     <a:prstGeom prst="rect">
                       <a:avLst/>
@@ -2836,7 +3324,7 @@
         <w:pStyle w:val="TableCaption"/>
       </w:pPr>
       <w:r>
-        <w:t xml:space="preserve">Table 3. Analysis samples.</w:t>
+        <w:t xml:space="preserve">Table 3. Analysis samples and evaluation cohorts.</w:t>
       </w:r>
     </w:p>
     <w:tbl>
@@ -2844,7 +3332,7 @@
         <w:tblStyle w:val="Table"/>
         <w:tblW w:type="pct" w:w="5000"/>
         <w:tblLook w:firstRow="1" w:lastRow="0" w:firstColumn="0" w:lastColumn="0" w:noHBand="0" w:noVBand="0" w:val="0020"/>
-        <w:tblCaption w:val="Table 3. Analysis samples."/>
+        <w:tblCaption w:val="Table 3. Analysis samples and evaluation cohorts."/>
         <w:tblBorders>
           <w:top w:val="single" w:sz="4" w:color="808080"/>
           <w:left w:val="single" w:sz="4" w:color="808080"/>
@@ -2958,23 +3446,23 @@
               <w:rPr>
                 <w:sz w:val="19"/>
               </w:rPr>
-              <w:t xml:space="preserve">100</w:t>
-            </w:r>
-          </w:p>
-        </w:tc>
-        <w:tc>
-          <w:tcPr/>
-          <w:p>
-            <w:pPr>
-              <w:pStyle w:val="Compact"/>
-              <w:spacing w:line="240" w:lineRule="auto"/>
-              <w:jc w:val="left"/>
-            </w:pPr>
-            <w:r>
-              <w:rPr>
-                <w:sz w:val="19"/>
-              </w:rPr>
-              <w:t xml:space="preserve">477 normal (settings section only)</w:t>
+              <w:t xml:space="preserve">100 (57 with default records)</w:t>
+            </w:r>
+          </w:p>
+        </w:tc>
+        <w:tc>
+          <w:tcPr/>
+          <w:p>
+            <w:pPr>
+              <w:pStyle w:val="Compact"/>
+              <w:spacing w:line="240" w:lineRule="auto"/>
+              <w:jc w:val="left"/>
+            </w:pPr>
+            <w:r>
+              <w:rPr>
+                <w:sz w:val="19"/>
+              </w:rPr>
+              <w:t xml:space="preserve">477 normal (113 with default records)</w:t>
             </w:r>
           </w:p>
         </w:tc>
@@ -3178,21 +3666,79 @@
                 <m:t>0</m:t>
               </m:r>
             </m:oMath>
-          </w:p>
-        </w:tc>
-        <w:tc>
-          <w:tcPr/>
-          <w:p>
-            <w:pPr>
-              <w:pStyle w:val="Compact"/>
-              <w:spacing w:line="240" w:lineRule="auto"/>
-              <w:jc w:val="left"/>
-            </w:pPr>
-            <w:r>
-              <w:rPr>
-                <w:sz w:val="19"/>
-              </w:rPr>
-              <w:t xml:space="preserve">139 normal</w:t>
+            <w:r>
+              <w:rPr>
+                <w:sz w:val="19"/>
+              </w:rPr>
+              <w:t xml:space="preserve"> s (89 at</w:t>
+            </w:r>
+            <w:r>
+              <w:rPr>
+                <w:sz w:val="19"/>
+              </w:rPr>
+              <w:t xml:space="preserve"> </w:t>
+            </w:r>
+            <m:oMath>
+              <m:r>
+                <m:t>m</m:t>
+              </m:r>
+              <m:r>
+                <m:rPr>
+                  <m:sty m:val="p"/>
+                </m:rPr>
+                <m:t>=</m:t>
+              </m:r>
+              <m:r>
+                <m:t>30</m:t>
+              </m:r>
+            </m:oMath>
+            <w:r>
+              <w:rPr>
+                <w:sz w:val="19"/>
+              </w:rPr>
+              <w:t xml:space="preserve"> s)</w:t>
+            </w:r>
+          </w:p>
+        </w:tc>
+        <w:tc>
+          <w:tcPr/>
+          <w:p>
+            <w:pPr>
+              <w:pStyle w:val="Compact"/>
+              <w:spacing w:line="240" w:lineRule="auto"/>
+              <w:jc w:val="left"/>
+            </w:pPr>
+            <w:r>
+              <w:rPr>
+                <w:sz w:val="19"/>
+              </w:rPr>
+              <w:t xml:space="preserve">139 normal (124 at</w:t>
+            </w:r>
+            <w:r>
+              <w:rPr>
+                <w:sz w:val="19"/>
+              </w:rPr>
+              <w:t xml:space="preserve"> </w:t>
+            </w:r>
+            <m:oMath>
+              <m:r>
+                <m:t>m</m:t>
+              </m:r>
+              <m:r>
+                <m:rPr>
+                  <m:sty m:val="p"/>
+                </m:rPr>
+                <m:t>=</m:t>
+              </m:r>
+              <m:r>
+                <m:t>30</m:t>
+              </m:r>
+            </m:oMath>
+            <w:r>
+              <w:rPr>
+                <w:sz w:val="19"/>
+              </w:rPr>
+              <w:t xml:space="preserve"> s)</w:t>
             </w:r>
           </w:p>
         </w:tc>
@@ -3226,55 +3772,98 @@
               <w:rPr>
                 <w:sz w:val="19"/>
               </w:rPr>
-              <w:t xml:space="preserve">Within-drone</w:t>
-            </w:r>
-          </w:p>
-        </w:tc>
-        <w:tc>
-          <w:tcPr/>
-          <w:p>
-            <w:pPr>
-              <w:pStyle w:val="Compact"/>
-              <w:spacing w:line="240" w:lineRule="auto"/>
-              <w:jc w:val="left"/>
-            </w:pPr>
-            <w:r>
-              <w:rPr>
-                <w:sz w:val="19"/>
-              </w:rPr>
-              <w:t xml:space="preserve">101 selected (61 and 46 analysed)</w:t>
-            </w:r>
-          </w:p>
-        </w:tc>
-        <w:tc>
-          <w:tcPr/>
-          <w:p>
-            <w:pPr>
-              <w:pStyle w:val="Compact"/>
-              <w:spacing w:line="240" w:lineRule="auto"/>
-              <w:jc w:val="left"/>
-            </w:pPr>
-            <w:r>
-              <w:rPr>
-                <w:sz w:val="19"/>
-              </w:rPr>
-              <w:t xml:space="preserve">475 earlier flights of the same drones</w:t>
-            </w:r>
-          </w:p>
-        </w:tc>
-        <w:tc>
-          <w:tcPr/>
-          <w:p>
-            <w:pPr>
-              <w:pStyle w:val="Compact"/>
-              <w:spacing w:line="240" w:lineRule="auto"/>
-              <w:jc w:val="left"/>
-            </w:pPr>
-            <w:r>
-              <w:rPr>
-                <w:sz w:val="19"/>
-              </w:rPr>
-              <w:t xml:space="preserve">Q3b</w:t>
+              <w:t xml:space="preserve">Constant-subset leak curve</w:t>
+            </w:r>
+          </w:p>
+        </w:tc>
+        <w:tc>
+          <w:tcPr/>
+          <w:p>
+            <w:pPr>
+              <w:pStyle w:val="Compact"/>
+              <w:spacing w:line="240" w:lineRule="auto"/>
+              <w:jc w:val="left"/>
+            </w:pPr>
+            <w:r>
+              <w:rPr>
+                <w:sz w:val="19"/>
+              </w:rPr>
+              <w:t xml:space="preserve">89 crashes (</w:t>
+            </w:r>
+            <m:oMath>
+              <m:r>
+                <m:rPr>
+                  <m:sty m:val="p"/>
+                </m:rPr>
+                <m:t>≥</m:t>
+              </m:r>
+              <m:r>
+                <m:t>40</m:t>
+              </m:r>
+            </m:oMath>
+            <w:r>
+              <w:rPr>
+                <w:sz w:val="19"/>
+              </w:rPr>
+              <w:t xml:space="preserve"> s duration)</w:t>
+            </w:r>
+          </w:p>
+        </w:tc>
+        <w:tc>
+          <w:tcPr/>
+          <w:p>
+            <w:pPr>
+              <w:pStyle w:val="Compact"/>
+              <w:spacing w:line="240" w:lineRule="auto"/>
+              <w:jc w:val="left"/>
+            </w:pPr>
+            <w:r>
+              <w:rPr>
+                <w:sz w:val="19"/>
+              </w:rPr>
+              <w:t xml:space="preserve">124 normal (</w:t>
+            </w:r>
+            <m:oMath>
+              <m:r>
+                <m:t>n</m:t>
+              </m:r>
+              <m:r>
+                <m:rPr>
+                  <m:sty m:val="p"/>
+                </m:rPr>
+                <m:t>=</m:t>
+              </m:r>
+              <m:r>
+                <m:t>213</m:t>
+              </m:r>
+            </m:oMath>
+            <w:r>
+              <w:rPr>
+                <w:sz w:val="19"/>
+              </w:rPr>
+              <w:t xml:space="preserve"> </w:t>
+            </w:r>
+            <w:r>
+              <w:rPr>
+                <w:sz w:val="19"/>
+              </w:rPr>
+              <w:t xml:space="preserve">constant across margins)</w:t>
+            </w:r>
+          </w:p>
+        </w:tc>
+        <w:tc>
+          <w:tcPr/>
+          <w:p>
+            <w:pPr>
+              <w:pStyle w:val="Compact"/>
+              <w:spacing w:line="240" w:lineRule="auto"/>
+              <w:jc w:val="left"/>
+            </w:pPr>
+            <w:r>
+              <w:rPr>
+                <w:sz w:val="19"/>
+              </w:rPr>
+              <w:t xml:space="preserve">Q2 model, Q3a</w:t>
             </w:r>
           </w:p>
         </w:tc>
@@ -3292,55 +3881,55 @@
               <w:rPr>
                 <w:sz w:val="19"/>
               </w:rPr>
-              <w:t xml:space="preserve">Between-drone</w:t>
-            </w:r>
-          </w:p>
-        </w:tc>
-        <w:tc>
-          <w:tcPr/>
-          <w:p>
-            <w:pPr>
-              <w:pStyle w:val="Compact"/>
-              <w:spacing w:line="240" w:lineRule="auto"/>
-              <w:jc w:val="left"/>
-            </w:pPr>
-            <w:r>
-              <w:rPr>
-                <w:sz w:val="19"/>
-              </w:rPr>
-              <w:t xml:space="preserve">66 matched sets (60 and 47 analysed)</w:t>
-            </w:r>
-          </w:p>
-        </w:tc>
-        <w:tc>
-          <w:tcPr/>
-          <w:p>
-            <w:pPr>
-              <w:pStyle w:val="Compact"/>
-              <w:spacing w:line="240" w:lineRule="auto"/>
-              <w:jc w:val="left"/>
-            </w:pPr>
-            <w:r>
-              <w:rPr>
-                <w:sz w:val="19"/>
-              </w:rPr>
-              <w:t xml:space="preserve">124 matched drones, 372 flights</w:t>
-            </w:r>
-          </w:p>
-        </w:tc>
-        <w:tc>
-          <w:tcPr/>
-          <w:p>
-            <w:pPr>
-              <w:pStyle w:val="Compact"/>
-              <w:spacing w:line="240" w:lineRule="auto"/>
-              <w:jc w:val="left"/>
-            </w:pPr>
-            <w:r>
-              <w:rPr>
-                <w:sz w:val="19"/>
-              </w:rPr>
-              <w:t xml:space="preserve">Q3c</w:t>
+              <w:t xml:space="preserve">Within-drone rank test</w:t>
+            </w:r>
+          </w:p>
+        </w:tc>
+        <w:tc>
+          <w:tcPr/>
+          <w:p>
+            <w:pPr>
+              <w:pStyle w:val="Compact"/>
+              <w:spacing w:line="240" w:lineRule="auto"/>
+              <w:jc w:val="left"/>
+            </w:pPr>
+            <w:r>
+              <w:rPr>
+                <w:sz w:val="19"/>
+              </w:rPr>
+              <w:t xml:space="preserve">101 selected (61 and 46 analysed)</w:t>
+            </w:r>
+          </w:p>
+        </w:tc>
+        <w:tc>
+          <w:tcPr/>
+          <w:p>
+            <w:pPr>
+              <w:pStyle w:val="Compact"/>
+              <w:spacing w:line="240" w:lineRule="auto"/>
+              <w:jc w:val="left"/>
+            </w:pPr>
+            <w:r>
+              <w:rPr>
+                <w:sz w:val="19"/>
+              </w:rPr>
+              <w:t xml:space="preserve">475 earlier flights of the same drones</w:t>
+            </w:r>
+          </w:p>
+        </w:tc>
+        <w:tc>
+          <w:tcPr/>
+          <w:p>
+            <w:pPr>
+              <w:pStyle w:val="Compact"/>
+              <w:spacing w:line="240" w:lineRule="auto"/>
+              <w:jc w:val="left"/>
+            </w:pPr>
+            <w:r>
+              <w:rPr>
+                <w:sz w:val="19"/>
+              </w:rPr>
+              <w:t xml:space="preserve">Q3b</w:t>
             </w:r>
           </w:p>
         </w:tc>
@@ -3358,39 +3947,191 @@
               <w:rPr>
                 <w:sz w:val="19"/>
               </w:rPr>
-              <w:t xml:space="preserve">Forum threads</w:t>
-            </w:r>
-          </w:p>
-        </w:tc>
-        <w:tc>
-          <w:tcPr/>
-          <w:p>
-            <w:pPr>
-              <w:pStyle w:val="Compact"/>
-              <w:spacing w:line="240" w:lineRule="auto"/>
-              <w:jc w:val="left"/>
-            </w:pPr>
-            <w:r>
-              <w:rPr>
-                <w:sz w:val="19"/>
-              </w:rPr>
-              <w:t xml:space="preserve">148 real crashes</w:t>
-            </w:r>
-          </w:p>
-        </w:tc>
-        <w:tc>
-          <w:tcPr/>
-          <w:p>
-            <w:pPr>
-              <w:pStyle w:val="Compact"/>
-              <w:spacing w:line="240" w:lineRule="auto"/>
-              <w:jc w:val="left"/>
-            </w:pPr>
-            <w:r>
-              <w:rPr>
-                <w:sz w:val="19"/>
-              </w:rPr>
-              <w:t xml:space="preserve">38 logs downloadable (37 checkable cause)</w:t>
+              <w:t xml:space="preserve">Within-drone predictive model</w:t>
+            </w:r>
+          </w:p>
+        </w:tc>
+        <w:tc>
+          <w:tcPr/>
+          <w:p>
+            <w:pPr>
+              <w:pStyle w:val="Compact"/>
+              <w:spacing w:line="240" w:lineRule="auto"/>
+              <w:jc w:val="left"/>
+            </w:pPr>
+            <w:r>
+              <w:rPr>
+                <w:sz w:val="19"/>
+              </w:rPr>
+              <w:t xml:space="preserve">67 multi-flight drones (67 pre-crash)</w:t>
+            </w:r>
+          </w:p>
+        </w:tc>
+        <w:tc>
+          <w:tcPr/>
+          <w:p>
+            <w:pPr>
+              <w:pStyle w:val="Compact"/>
+              <w:spacing w:line="240" w:lineRule="auto"/>
+              <w:jc w:val="left"/>
+            </w:pPr>
+            <w:r>
+              <w:rPr>
+                <w:sz w:val="19"/>
+              </w:rPr>
+              <w:t xml:space="preserve">305 earlier flights of same drones (</w:t>
+            </w:r>
+            <m:oMath>
+              <m:r>
+                <m:t>n</m:t>
+              </m:r>
+              <m:r>
+                <m:rPr>
+                  <m:sty m:val="p"/>
+                </m:rPr>
+                <m:t>=</m:t>
+              </m:r>
+              <m:r>
+                <m:t>372</m:t>
+              </m:r>
+            </m:oMath>
+            <w:r>
+              <w:rPr>
+                <w:sz w:val="19"/>
+              </w:rPr>
+              <w:t xml:space="preserve">)</w:t>
+            </w:r>
+          </w:p>
+        </w:tc>
+        <w:tc>
+          <w:tcPr/>
+          <w:p>
+            <w:pPr>
+              <w:pStyle w:val="Compact"/>
+              <w:spacing w:line="240" w:lineRule="auto"/>
+              <w:jc w:val="left"/>
+            </w:pPr>
+            <w:r>
+              <w:rPr>
+                <w:sz w:val="19"/>
+              </w:rPr>
+              <w:t xml:space="preserve">Q3b</w:t>
+            </w:r>
+          </w:p>
+        </w:tc>
+      </w:tr>
+      <w:tr>
+        <w:tc>
+          <w:tcPr/>
+          <w:p>
+            <w:pPr>
+              <w:pStyle w:val="Compact"/>
+              <w:spacing w:line="240" w:lineRule="auto"/>
+              <w:jc w:val="left"/>
+            </w:pPr>
+            <w:r>
+              <w:rPr>
+                <w:sz w:val="19"/>
+              </w:rPr>
+              <w:t xml:space="preserve">Between-drone matched sets</w:t>
+            </w:r>
+          </w:p>
+        </w:tc>
+        <w:tc>
+          <w:tcPr/>
+          <w:p>
+            <w:pPr>
+              <w:pStyle w:val="Compact"/>
+              <w:spacing w:line="240" w:lineRule="auto"/>
+              <w:jc w:val="left"/>
+            </w:pPr>
+            <w:r>
+              <w:rPr>
+                <w:sz w:val="19"/>
+              </w:rPr>
+              <w:t xml:space="preserve">66 matched sets (60 and 47 analysed)</w:t>
+            </w:r>
+          </w:p>
+        </w:tc>
+        <w:tc>
+          <w:tcPr/>
+          <w:p>
+            <w:pPr>
+              <w:pStyle w:val="Compact"/>
+              <w:spacing w:line="240" w:lineRule="auto"/>
+              <w:jc w:val="left"/>
+            </w:pPr>
+            <w:r>
+              <w:rPr>
+                <w:sz w:val="19"/>
+              </w:rPr>
+              <w:t xml:space="preserve">124 matched drones, 372 flights</w:t>
+            </w:r>
+          </w:p>
+        </w:tc>
+        <w:tc>
+          <w:tcPr/>
+          <w:p>
+            <w:pPr>
+              <w:pStyle w:val="Compact"/>
+              <w:spacing w:line="240" w:lineRule="auto"/>
+              <w:jc w:val="left"/>
+            </w:pPr>
+            <w:r>
+              <w:rPr>
+                <w:sz w:val="19"/>
+              </w:rPr>
+              <w:t xml:space="preserve">Q3c</w:t>
+            </w:r>
+          </w:p>
+        </w:tc>
+      </w:tr>
+      <w:tr>
+        <w:tc>
+          <w:tcPr/>
+          <w:p>
+            <w:pPr>
+              <w:pStyle w:val="Compact"/>
+              <w:spacing w:line="240" w:lineRule="auto"/>
+              <w:jc w:val="left"/>
+            </w:pPr>
+            <w:r>
+              <w:rPr>
+                <w:sz w:val="19"/>
+              </w:rPr>
+              <w:t xml:space="preserve">Expert forum cases</w:t>
+            </w:r>
+          </w:p>
+        </w:tc>
+        <w:tc>
+          <w:tcPr/>
+          <w:p>
+            <w:pPr>
+              <w:pStyle w:val="Compact"/>
+              <w:spacing w:line="240" w:lineRule="auto"/>
+              <w:jc w:val="left"/>
+            </w:pPr>
+            <w:r>
+              <w:rPr>
+                <w:sz w:val="19"/>
+              </w:rPr>
+              <w:t xml:space="preserve">148 real crash threads</w:t>
+            </w:r>
+          </w:p>
+        </w:tc>
+        <w:tc>
+          <w:tcPr/>
+          <w:p>
+            <w:pPr>
+              <w:pStyle w:val="Compact"/>
+              <w:spacing w:line="240" w:lineRule="auto"/>
+              <w:jc w:val="left"/>
+            </w:pPr>
+            <w:r>
+              <w:rPr>
+                <w:sz w:val="19"/>
+              </w:rPr>
+              <w:t xml:space="preserve">38 logs downloadable (all 38 aircraft-fault)</w:t>
             </w:r>
           </w:p>
         </w:tc>
@@ -5971,7 +6712,7 @@
         </m:r>
       </m:oMath>
       <w:r>
-        <w:t xml:space="preserve">). This contrast is exploratory and does not</w:t>
+        <w:t xml:space="preserve">). This contrast is exploratory, not part of the pre-declared confirmatory family, and does not</w:t>
       </w:r>
       <w:r>
         <w:t xml:space="preserve"> </w:t>
@@ -5994,26 +6735,6 @@
         </m:r>
         <m:r>
           <m:t>0.052</m:t>
-        </m:r>
-      </m:oMath>
-      <w:r>
-        <w:t xml:space="preserve">, Holm-adjusted</w:t>
-      </w:r>
-      <w:r>
-        <w:t xml:space="preserve"> </w:t>
-      </w:r>
-      <m:oMath>
-        <m:r>
-          <m:t>p</m:t>
-        </m:r>
-        <m:r>
-          <m:rPr>
-            <m:sty m:val="p"/>
-          </m:rPr>
-          <m:t>=</m:t>
-        </m:r>
-        <m:r>
-          <m:t>0.36</m:t>
         </m:r>
       </m:oMath>
       <w:r>
@@ -6152,7 +6873,13 @@
         <w:pStyle w:val="BodyText"/>
       </w:pPr>
       <w:r>
-        <w:t xml:space="preserve">Across all 148 crashes with complete features evaluated across margins</w:t>
+        <w:t xml:space="preserve">In Task B, sample sizes decline across margins as flights under 10 s are excluded: 112 drone and 36 pilot crashes</w:t>
+      </w:r>
+      <w:r>
+        <w:t xml:space="preserve"> </w:t>
+      </w:r>
+      <w:r>
+        <w:t xml:space="preserve">at</w:t>
       </w:r>
       <w:r>
         <w:t xml:space="preserve"> </w:t>
@@ -6165,71 +6892,222 @@
           <m:rPr>
             <m:sty m:val="p"/>
           </m:rPr>
-          <m:t>∈</m:t>
-        </m:r>
-        <m:r>
-          <m:rPr>
-            <m:sty m:val="p"/>
-          </m:rPr>
-          <m:t>{</m:t>
+          <m:t>=</m:t>
         </m:r>
         <m:r>
           <m:t>0</m:t>
         </m:r>
-        <m:r>
-          <m:rPr>
-            <m:sty m:val="p"/>
-          </m:rPr>
-          <m:t>,</m:t>
+      </m:oMath>
+      <w:r>
+        <w:t xml:space="preserve"> s (</w:t>
+      </w:r>
+      <m:oMath>
+        <m:r>
+          <m:t>n</m:t>
+        </m:r>
+        <m:r>
+          <m:rPr>
+            <m:sty m:val="p"/>
+          </m:rPr>
+          <m:t>=</m:t>
+        </m:r>
+        <m:r>
+          <m:t>148</m:t>
+        </m:r>
+      </m:oMath>
+      <w:r>
+        <w:t xml:space="preserve">), 106 vs. 36 at</w:t>
+      </w:r>
+      <w:r>
+        <w:t xml:space="preserve"> </w:t>
+      </w:r>
+      <m:oMath>
+        <m:r>
+          <m:t>m</m:t>
+        </m:r>
+        <m:r>
+          <m:rPr>
+            <m:sty m:val="p"/>
+          </m:rPr>
+          <m:t>=</m:t>
         </m:r>
         <m:r>
           <m:t>2</m:t>
         </m:r>
-        <m:r>
-          <m:rPr>
-            <m:sty m:val="p"/>
-          </m:rPr>
-          <m:t>,</m:t>
+      </m:oMath>
+      <w:r>
+        <w:t xml:space="preserve"> s (</w:t>
+      </w:r>
+      <m:oMath>
+        <m:r>
+          <m:t>n</m:t>
+        </m:r>
+        <m:r>
+          <m:rPr>
+            <m:sty m:val="p"/>
+          </m:rPr>
+          <m:t>=</m:t>
+        </m:r>
+        <m:r>
+          <m:t>142</m:t>
+        </m:r>
+      </m:oMath>
+      <w:r>
+        <w:t xml:space="preserve">), 101 vs. 34 at</w:t>
+      </w:r>
+      <w:r>
+        <w:t xml:space="preserve"> </w:t>
+      </w:r>
+      <m:oMath>
+        <m:r>
+          <m:t>m</m:t>
+        </m:r>
+        <m:r>
+          <m:rPr>
+            <m:sty m:val="p"/>
+          </m:rPr>
+          <m:t>=</m:t>
         </m:r>
         <m:r>
           <m:t>5</m:t>
         </m:r>
-        <m:r>
-          <m:rPr>
-            <m:sty m:val="p"/>
-          </m:rPr>
-          <m:t>,</m:t>
+      </m:oMath>
+      <w:r>
+        <w:t xml:space="preserve"> s (</w:t>
+      </w:r>
+      <m:oMath>
+        <m:r>
+          <m:t>n</m:t>
+        </m:r>
+        <m:r>
+          <m:rPr>
+            <m:sty m:val="p"/>
+          </m:rPr>
+          <m:t>=</m:t>
+        </m:r>
+        <m:r>
+          <m:t>135</m:t>
+        </m:r>
+      </m:oMath>
+      <w:r>
+        <w:t xml:space="preserve">), 87 vs. 27 at</w:t>
+      </w:r>
+      <w:r>
+        <w:t xml:space="preserve"> </w:t>
+      </w:r>
+      <m:oMath>
+        <m:r>
+          <m:t>m</m:t>
+        </m:r>
+        <m:r>
+          <m:rPr>
+            <m:sty m:val="p"/>
+          </m:rPr>
+          <m:t>=</m:t>
         </m:r>
         <m:r>
           <m:t>10</m:t>
         </m:r>
-        <m:r>
-          <m:rPr>
-            <m:sty m:val="p"/>
-          </m:rPr>
-          <m:t>,</m:t>
+      </m:oMath>
+      <w:r>
+        <w:t xml:space="preserve"> s (</w:t>
+      </w:r>
+      <m:oMath>
+        <m:r>
+          <m:t>n</m:t>
+        </m:r>
+        <m:r>
+          <m:rPr>
+            <m:sty m:val="p"/>
+          </m:rPr>
+          <m:t>=</m:t>
+        </m:r>
+        <m:r>
+          <m:t>114</m:t>
+        </m:r>
+      </m:oMath>
+      <w:r>
+        <w:t xml:space="preserve">),</w:t>
+      </w:r>
+      <w:r>
+        <w:t xml:space="preserve"> </w:t>
+      </w:r>
+      <w:r>
+        <w:t xml:space="preserve">73 vs. 27 at</w:t>
+      </w:r>
+      <w:r>
+        <w:t xml:space="preserve"> </w:t>
+      </w:r>
+      <m:oMath>
+        <m:r>
+          <m:t>m</m:t>
+        </m:r>
+        <m:r>
+          <m:rPr>
+            <m:sty m:val="p"/>
+          </m:rPr>
+          <m:t>=</m:t>
         </m:r>
         <m:r>
           <m:t>20</m:t>
         </m:r>
-        <m:r>
-          <m:rPr>
-            <m:sty m:val="p"/>
-          </m:rPr>
-          <m:t>,</m:t>
+      </m:oMath>
+      <w:r>
+        <w:t xml:space="preserve"> s (</w:t>
+      </w:r>
+      <m:oMath>
+        <m:r>
+          <m:t>n</m:t>
+        </m:r>
+        <m:r>
+          <m:rPr>
+            <m:sty m:val="p"/>
+          </m:rPr>
+          <m:t>=</m:t>
+        </m:r>
+        <m:r>
+          <m:t>100</m:t>
+        </m:r>
+      </m:oMath>
+      <w:r>
+        <w:t xml:space="preserve">), and 63 vs. 26 at</w:t>
+      </w:r>
+      <w:r>
+        <w:t xml:space="preserve"> </w:t>
+      </w:r>
+      <m:oMath>
+        <m:r>
+          <m:t>m</m:t>
+        </m:r>
+        <m:r>
+          <m:rPr>
+            <m:sty m:val="p"/>
+          </m:rPr>
+          <m:t>=</m:t>
         </m:r>
         <m:r>
           <m:t>30</m:t>
         </m:r>
-        <m:r>
-          <m:rPr>
-            <m:sty m:val="p"/>
-          </m:rPr>
-          <m:t>}</m:t>
-        </m:r>
       </m:oMath>
       <w:r>
-        <w:t xml:space="preserve"> s, the cross-validated</w:t>
+        <w:t xml:space="preserve"> s (</w:t>
+      </w:r>
+      <m:oMath>
+        <m:r>
+          <m:t>n</m:t>
+        </m:r>
+        <m:r>
+          <m:rPr>
+            <m:sty m:val="p"/>
+          </m:rPr>
+          <m:t>=</m:t>
+        </m:r>
+        <m:r>
+          <m:t>89</m:t>
+        </m:r>
+      </m:oMath>
+      <w:r>
+        <w:t xml:space="preserve">). Across these complete-feature cases, the cross-validated</w:t>
       </w:r>
       <w:r>
         <w:t xml:space="preserve"> </w:t>
@@ -6385,7 +7263,7 @@
         <w:t xml:space="preserve"> </w:t>
       </w:r>
       <w:r>
-        <w:t xml:space="preserve">comfortably within this chance range (two-sided permutation</w:t>
+        <w:t xml:space="preserve">comfortfully within this chance range (two-sided permutation</w:t>
       </w:r>
       <w:r>
         <w:t xml:space="preserve"> </w:t>
@@ -6413,19 +7291,105 @@
         <w:pStyle w:val="BodyText"/>
       </w:pPr>
       <w:r>
-        <w:t xml:space="preserve">To evaluate whether non-linear feature interactions could extract subtle pre-crash signatures, we trained depth-3</w:t>
-      </w:r>
-      <w:r>
-        <w:t xml:space="preserve"> </w:t>
-      </w:r>
-      <w:r>
-        <w:t xml:space="preserve">gradient-boosted decision trees on Task B. While reaching an AUC of</w:t>
+        <w:t xml:space="preserve">To evaluate whether non-linear feature interactions could extract subtle pre-crash signatures, we trained gradient-boosted</w:t>
+      </w:r>
+      <w:r>
+        <w:t xml:space="preserve"> </w:t>
+      </w:r>
+      <w:r>
+        <w:t xml:space="preserve">decision tree ensembles on Task B. Depth-1 decision stumps reached an AUC of</w:t>
       </w:r>
       <w:r>
         <w:t xml:space="preserve"> </w:t>
       </w:r>
       <m:oMath>
         <m:r>
+          <m:t>0.560</m:t>
+        </m:r>
+        <m:r>
+          <m:rPr>
+            <m:sty m:val="p"/>
+          </m:rPr>
+          <m:t>±</m:t>
+        </m:r>
+        <m:r>
+          <m:t>0.117</m:t>
+        </m:r>
+      </m:oMath>
+      <w:r>
+        <w:t xml:space="preserve"> </w:t>
+      </w:r>
+      <w:r>
+        <w:t xml:space="preserve">at</w:t>
+      </w:r>
+      <w:r>
+        <w:t xml:space="preserve"> </w:t>
+      </w:r>
+      <m:oMath>
+        <m:r>
+          <m:t>m</m:t>
+        </m:r>
+        <m:r>
+          <m:rPr>
+            <m:sty m:val="p"/>
+          </m:rPr>
+          <m:t>=</m:t>
+        </m:r>
+        <m:r>
+          <m:t>0</m:t>
+        </m:r>
+      </m:oMath>
+      <w:r>
+        <w:t xml:space="preserve"> s, falling to</w:t>
+      </w:r>
+      <w:r>
+        <w:t xml:space="preserve"> </w:t>
+      </w:r>
+      <m:oMath>
+        <m:r>
+          <m:t>0.413</m:t>
+        </m:r>
+        <m:r>
+          <m:rPr>
+            <m:sty m:val="p"/>
+          </m:rPr>
+          <m:t>±</m:t>
+        </m:r>
+        <m:r>
+          <m:t>0.129</m:t>
+        </m:r>
+      </m:oMath>
+      <w:r>
+        <w:t xml:space="preserve"> </w:t>
+      </w:r>
+      <w:r>
+        <w:t xml:space="preserve">at</w:t>
+      </w:r>
+      <w:r>
+        <w:t xml:space="preserve"> </w:t>
+      </w:r>
+      <m:oMath>
+        <m:r>
+          <m:t>m</m:t>
+        </m:r>
+        <m:r>
+          <m:rPr>
+            <m:sty m:val="p"/>
+          </m:rPr>
+          <m:t>=</m:t>
+        </m:r>
+        <m:r>
+          <m:t>10</m:t>
+        </m:r>
+      </m:oMath>
+      <w:r>
+        <w:t xml:space="preserve"> s. Depth-3 boosted trees reached an AUC of</w:t>
+      </w:r>
+      <w:r>
+        <w:t xml:space="preserve"> </w:t>
+      </w:r>
+      <m:oMath>
+        <m:r>
           <m:t>0.595</m:t>
         </m:r>
         <m:r>
@@ -6462,13 +7426,96 @@
         </m:r>
       </m:oMath>
       <w:r>
-        <w:t xml:space="preserve"> s, performance fell to</w:t>
-      </w:r>
-      <w:r>
-        <w:t xml:space="preserve"> </w:t>
+        <w:t xml:space="preserve"> s (</w:t>
       </w:r>
       <m:oMath>
         <m:r>
+          <m:t>0.604</m:t>
+        </m:r>
+        <m:r>
+          <m:rPr>
+            <m:sty m:val="p"/>
+          </m:rPr>
+          <m:t>±</m:t>
+        </m:r>
+        <m:r>
+          <m:t>0.095</m:t>
+        </m:r>
+      </m:oMath>
+      <w:r>
+        <w:t xml:space="preserve"> </w:t>
+      </w:r>
+      <w:r>
+        <w:t xml:space="preserve">at</w:t>
+      </w:r>
+      <w:r>
+        <w:t xml:space="preserve"> </w:t>
+      </w:r>
+      <m:oMath>
+        <m:r>
+          <m:t>m</m:t>
+        </m:r>
+        <m:r>
+          <m:rPr>
+            <m:sty m:val="p"/>
+          </m:rPr>
+          <m:t>=</m:t>
+        </m:r>
+        <m:r>
+          <m:t>2</m:t>
+        </m:r>
+      </m:oMath>
+      <w:r>
+        <w:t xml:space="preserve"> s,</w:t>
+      </w:r>
+      <w:r>
+        <w:t xml:space="preserve"> </w:t>
+      </w:r>
+      <m:oMath>
+        <m:r>
+          <m:t>0.621</m:t>
+        </m:r>
+        <m:r>
+          <m:rPr>
+            <m:sty m:val="p"/>
+          </m:rPr>
+          <m:t>±</m:t>
+        </m:r>
+        <m:r>
+          <m:t>0.105</m:t>
+        </m:r>
+      </m:oMath>
+      <w:r>
+        <w:t xml:space="preserve"> </w:t>
+      </w:r>
+      <w:r>
+        <w:t xml:space="preserve">at</w:t>
+      </w:r>
+      <w:r>
+        <w:t xml:space="preserve"> </w:t>
+      </w:r>
+      <m:oMath>
+        <m:r>
+          <m:t>m</m:t>
+        </m:r>
+        <m:r>
+          <m:rPr>
+            <m:sty m:val="p"/>
+          </m:rPr>
+          <m:t>=</m:t>
+        </m:r>
+        <m:r>
+          <m:t>5</m:t>
+        </m:r>
+      </m:oMath>
+      <w:r>
+        <w:t xml:space="preserve"> s), falling to</w:t>
+      </w:r>
+      <w:r>
+        <w:t xml:space="preserve"> </w:t>
+      </w:r>
+      <m:oMath>
+        <m:r>
           <m:t>0.553</m:t>
         </m:r>
         <m:r>
@@ -6505,13 +7552,56 @@
         </m:r>
       </m:oMath>
       <w:r>
-        <w:t xml:space="preserve"> s and</w:t>
+        <w:t xml:space="preserve"> s,</w:t>
       </w:r>
       <w:r>
         <w:t xml:space="preserve"> </w:t>
       </w:r>
       <m:oMath>
         <m:r>
+          <m:t>0.579</m:t>
+        </m:r>
+        <m:r>
+          <m:rPr>
+            <m:sty m:val="p"/>
+          </m:rPr>
+          <m:t>±</m:t>
+        </m:r>
+        <m:r>
+          <m:t>0.150</m:t>
+        </m:r>
+      </m:oMath>
+      <w:r>
+        <w:t xml:space="preserve"> </w:t>
+      </w:r>
+      <w:r>
+        <w:t xml:space="preserve">at</w:t>
+      </w:r>
+      <w:r>
+        <w:t xml:space="preserve"> </w:t>
+      </w:r>
+      <m:oMath>
+        <m:r>
+          <m:t>m</m:t>
+        </m:r>
+        <m:r>
+          <m:rPr>
+            <m:sty m:val="p"/>
+          </m:rPr>
+          <m:t>=</m:t>
+        </m:r>
+        <m:r>
+          <m:t>20</m:t>
+        </m:r>
+      </m:oMath>
+      <w:r>
+        <w:t xml:space="preserve"> s, and</w:t>
+      </w:r>
+      <w:r>
+        <w:t xml:space="preserve"> </w:t>
+      </w:r>
+      <m:oMath>
+        <m:r>
           <m:t>0.548</m:t>
         </m:r>
         <m:r>
@@ -6548,142 +7638,13 @@
         </m:r>
       </m:oMath>
       <w:r>
-        <w:t xml:space="preserve"> s (with intermediate margins yielding</w:t>
-      </w:r>
-      <w:r>
-        <w:t xml:space="preserve"> </w:t>
-      </w:r>
-      <m:oMath>
-        <m:r>
-          <m:t>0.604</m:t>
-        </m:r>
-        <m:r>
-          <m:rPr>
-            <m:sty m:val="p"/>
-          </m:rPr>
-          <m:t>±</m:t>
-        </m:r>
-        <m:r>
-          <m:t>0.095</m:t>
-        </m:r>
-      </m:oMath>
-      <w:r>
-        <w:t xml:space="preserve"> </w:t>
-      </w:r>
-      <w:r>
-        <w:t xml:space="preserve">at</w:t>
-      </w:r>
-      <w:r>
-        <w:t xml:space="preserve"> </w:t>
-      </w:r>
-      <m:oMath>
-        <m:r>
-          <m:t>m</m:t>
-        </m:r>
-        <m:r>
-          <m:rPr>
-            <m:sty m:val="p"/>
-          </m:rPr>
-          <m:t>=</m:t>
-        </m:r>
-        <m:r>
-          <m:t>2</m:t>
-        </m:r>
-      </m:oMath>
-      <w:r>
-        <w:t xml:space="preserve"> s,</w:t>
-      </w:r>
-      <w:r>
-        <w:t xml:space="preserve"> </w:t>
-      </w:r>
-      <m:oMath>
-        <m:r>
-          <m:t>0.621</m:t>
-        </m:r>
-        <m:r>
-          <m:rPr>
-            <m:sty m:val="p"/>
-          </m:rPr>
-          <m:t>±</m:t>
-        </m:r>
-        <m:r>
-          <m:t>0.105</m:t>
-        </m:r>
-      </m:oMath>
-      <w:r>
-        <w:t xml:space="preserve"> </w:t>
-      </w:r>
-      <w:r>
-        <w:t xml:space="preserve">at</w:t>
-      </w:r>
-      <w:r>
-        <w:t xml:space="preserve"> </w:t>
-      </w:r>
-      <m:oMath>
-        <m:r>
-          <m:t>m</m:t>
-        </m:r>
-        <m:r>
-          <m:rPr>
-            <m:sty m:val="p"/>
-          </m:rPr>
-          <m:t>=</m:t>
-        </m:r>
-        <m:r>
-          <m:t>5</m:t>
-        </m:r>
-      </m:oMath>
-      <w:r>
-        <w:t xml:space="preserve"> s, and</w:t>
-      </w:r>
-      <w:r>
-        <w:t xml:space="preserve"> </w:t>
-      </w:r>
-      <m:oMath>
-        <m:r>
-          <m:t>0.579</m:t>
-        </m:r>
-        <m:r>
-          <m:rPr>
-            <m:sty m:val="p"/>
-          </m:rPr>
-          <m:t>±</m:t>
-        </m:r>
-        <m:r>
-          <m:t>0.150</m:t>
-        </m:r>
-      </m:oMath>
-      <w:r>
-        <w:t xml:space="preserve"> </w:t>
-      </w:r>
-      <w:r>
-        <w:t xml:space="preserve">at</w:t>
-      </w:r>
-      <w:r>
-        <w:t xml:space="preserve"> </w:t>
-      </w:r>
-      <m:oMath>
-        <m:r>
-          <m:t>m</m:t>
-        </m:r>
-        <m:r>
-          <m:rPr>
-            <m:sty m:val="p"/>
-          </m:rPr>
-          <m:t>=</m:t>
-        </m:r>
-        <m:r>
-          <m:t>20</m:t>
-        </m:r>
-      </m:oMath>
-      <w:r>
-        <w:t xml:space="preserve"> s). Modeling non-linear interactions does</w:t>
-      </w:r>
-      <w:r>
-        <w:t xml:space="preserve"> </w:t>
-      </w:r>
-      <w:r>
-        <w:t xml:space="preserve">not rescue crash attribution; once the impact window is excluded, classification remains near chance. We conclude that</w:t>
+        <w:t xml:space="preserve"> s. Both boosted ensembles remain within the 95% permutation chance interval (0.313–0.660). Modeling non-linear interactions</w:t>
+      </w:r>
+      <w:r>
+        <w:t xml:space="preserve"> </w:t>
+      </w:r>
+      <w:r>
+        <w:t xml:space="preserve">does not rescue crash attribution; once the impact window is excluded, classification remains near chance. We conclude that</w:t>
       </w:r>
       <w:r>
         <w:t xml:space="preserve"> </w:t>
@@ -6701,7 +7662,7 @@
       <w:r>
         <w:drawing>
           <wp:inline>
-            <wp:extent cx="4160520" cy="2627404"/>
+            <wp:extent cx="4160520" cy="2632959"/>
             <wp:effectExtent b="0" l="0" r="0" t="0"/>
             <wp:docPr descr="" title="" id="33" name="Picture"/>
             <a:graphic>
@@ -6722,7 +7683,7 @@
                   <pic:spPr bwMode="auto">
                     <a:xfrm>
                       <a:off x="0" y="0"/>
-                      <a:ext cx="4160520" cy="2627404"/>
+                      <a:ext cx="4160520" cy="2632959"/>
                     </a:xfrm>
                     <a:prstGeom prst="rect">
                       <a:avLst/>
@@ -8131,7 +9092,7 @@
         <w:t xml:space="preserve"> </w:t>
       </w:r>
       <w:r>
-        <w:t xml:space="preserve">crashes, 139 normal flights) and 0.87 (SD 0.01) at</w:t>
+        <w:t xml:space="preserve">crashes, 139 normal flights), 0.88 at</w:t>
       </w:r>
       <w:r>
         <w:t xml:space="preserve"> </w:t>
@@ -8147,15 +9108,64 @@
           <m:t>=</m:t>
         </m:r>
         <m:r>
+          <m:t>2</m:t>
+        </m:r>
+      </m:oMath>
+      <w:r>
+        <w:t xml:space="preserve"> s (142 vs. 137), 0.88 at</w:t>
+      </w:r>
+      <w:r>
+        <w:t xml:space="preserve"> </w:t>
+      </w:r>
+      <m:oMath>
+        <m:r>
+          <m:t>m</m:t>
+        </m:r>
+        <m:r>
+          <m:rPr>
+            <m:sty m:val="p"/>
+          </m:rPr>
+          <m:t>=</m:t>
+        </m:r>
+        <m:r>
+          <m:t>5</m:t>
+        </m:r>
+      </m:oMath>
+      <w:r>
+        <w:t xml:space="preserve"> s (135 vs. 133),</w:t>
+      </w:r>
+      <w:r>
+        <w:t xml:space="preserve"> </w:t>
+      </w:r>
+      <w:r>
+        <w:t xml:space="preserve">0.87 (SD 0.01) at</w:t>
+      </w:r>
+      <w:r>
+        <w:t xml:space="preserve"> </w:t>
+      </w:r>
+      <m:oMath>
+        <m:r>
+          <m:t>m</m:t>
+        </m:r>
+        <m:r>
+          <m:rPr>
+            <m:sty m:val="p"/>
+          </m:rPr>
+          <m:t>=</m:t>
+        </m:r>
+        <m:r>
           <m:t>10</m:t>
         </m:r>
       </m:oMath>
       <w:r>
-        <w:t xml:space="preserve"> s (</w:t>
+        <w:t xml:space="preserve"> s (114 vs. 130), 0.86 at</w:t>
+      </w:r>
+      <w:r>
+        <w:t xml:space="preserve"> </w:t>
       </w:r>
       <m:oMath>
         <m:r>
-          <m:t>n</m:t>
+          <m:t>m</m:t>
         </m:r>
         <m:r>
           <m:rPr>
@@ -8164,20 +9174,11 @@
           <m:t>=</m:t>
         </m:r>
         <m:r>
-          <m:t>114</m:t>
+          <m:t>20</m:t>
         </m:r>
       </m:oMath>
       <w:r>
-        <w:t xml:space="preserve"> </w:t>
-      </w:r>
-      <w:r>
-        <w:t xml:space="preserve">crashes, 137 normal</w:t>
-      </w:r>
-      <w:r>
-        <w:t xml:space="preserve"> </w:t>
-      </w:r>
-      <w:r>
-        <w:t xml:space="preserve">flights), declining to 0.86 at</w:t>
+        <w:t xml:space="preserve"> s (100 vs. 128), declining to 0.86 at</w:t>
       </w:r>
       <w:r>
         <w:t xml:space="preserve"> </w:t>
@@ -8197,33 +9198,13 @@
         </m:r>
       </m:oMath>
       <w:r>
-        <w:t xml:space="preserve"> s (</w:t>
-      </w:r>
-      <m:oMath>
-        <m:r>
-          <m:t>n</m:t>
-        </m:r>
-        <m:r>
-          <m:rPr>
-            <m:sty m:val="p"/>
-          </m:rPr>
-          <m:t>=</m:t>
-        </m:r>
-        <m:r>
-          <m:t>89</m:t>
-        </m:r>
-      </m:oMath>
-      <w:r>
-        <w:t xml:space="preserve"> </w:t>
-      </w:r>
-      <w:r>
-        <w:t xml:space="preserve">crashes, 124 normal flights); the declared drop of 0.10 was not</w:t>
-      </w:r>
-      <w:r>
-        <w:t xml:space="preserve"> </w:t>
-      </w:r>
-      <w:r>
-        <w:t xml:space="preserve">observed (drop of 0.01). To evaluate whether this apparent stability was an artefact of sample attrition as shorter</w:t>
+        <w:t xml:space="preserve"> s (89 vs. 124);</w:t>
+      </w:r>
+      <w:r>
+        <w:t xml:space="preserve"> </w:t>
+      </w:r>
+      <w:r>
+        <w:t xml:space="preserve">the declared drop of 0.10 was not observed (observed drop of 0.01). To evaluate whether this apparent stability was an artefact of sample attrition as shorter</w:t>
       </w:r>
       <w:r>
         <w:t xml:space="preserve"> </w:t>
@@ -8491,13 +9472,43 @@
         <w:t xml:space="preserve"> </w:t>
       </w:r>
       <w:r>
-        <w:t xml:space="preserve">on the airframe substantially attenuates the apparent separation, demonstrating that cross-sectional models are dominated</w:t>
-      </w:r>
-      <w:r>
-        <w:t xml:space="preserve"> </w:t>
-      </w:r>
-      <w:r>
-        <w:t xml:space="preserve">by differences between drone types, flight styles, and durations rather than detecting impending failure.</w:t>
+        <w:t xml:space="preserve">on the airframe substantially attenuates the cross-sectional separation from AUC 0.88 to near-chance (AUC 0.58), demonstrating</w:t>
+      </w:r>
+      <w:r>
+        <w:t xml:space="preserve"> </w:t>
+      </w:r>
+      <w:r>
+        <w:t xml:space="preserve">that cross-sectional models are dominated by differences between drone types, flight styles, and durations rather than detecting</w:t>
+      </w:r>
+      <w:r>
+        <w:t xml:space="preserve"> </w:t>
+      </w:r>
+      <w:r>
+        <w:t xml:space="preserve">impending failure, in agreement with the within-drone rank test (</w:t>
+      </w:r>
+      <m:oMath>
+        <m:acc>
+          <m:accPr>
+            <m:chr m:val="‾"/>
+          </m:accPr>
+          <m:e>
+            <m:r>
+              <m:t>r</m:t>
+            </m:r>
+          </m:e>
+        </m:acc>
+        <m:r>
+          <m:rPr>
+            <m:sty m:val="p"/>
+          </m:rPr>
+          <m:t>=</m:t>
+        </m:r>
+        <m:r>
+          <m:t>0.48</m:t>
+        </m:r>
+      </m:oMath>
+      <w:r>
+        <w:t xml:space="preserve">).</w:t>
       </w:r>
     </w:p>
     <w:bookmarkStart w:id="38" w:name="_332204dfa69e2fa6bf2a39cf9288ea52d0052a5"/>
@@ -9885,31 +10896,223 @@
         <w:pStyle w:val="BodyText"/>
       </w:pPr>
       <w:r>
-        <w:t xml:space="preserve">In practical fleet operations, positive predictive value (PPV) is governed by the base rate of crashes. In the archive,</w:t>
-      </w:r>
-      <w:r>
-        <w:t xml:space="preserve"> </w:t>
-      </w:r>
-      <w:r>
-        <w:t xml:space="preserve">590 crashes occurred across 38,320 vehicles (a baseline risk of 1.54%; 520 crashes or 1.36% from real hardware).</w:t>
-      </w:r>
-      <w:r>
-        <w:t xml:space="preserve"> </w:t>
-      </w:r>
-      <w:r>
-        <w:t xml:space="preserve">Flagging drones exceeding the upper quartile in a fleet-wide reference distribution (a 25% flag rate) yields an estimated</w:t>
-      </w:r>
-      <w:r>
-        <w:t xml:space="preserve"> </w:t>
-      </w:r>
-      <w:r>
-        <w:t xml:space="preserve">risk of 3.81% in flagged drones versus 0.76% in unflagged drones—a relative risk (lift) of</w:t>
+        <w:t xml:space="preserve">In practical fleet operations, positive predictive value (PPV) depends heavily on the operational flag rate and the fleet base rate.</w:t>
+      </w:r>
+      <w:r>
+        <w:t xml:space="preserve"> </w:t>
+      </w:r>
+      <w:r>
+        <w:t xml:space="preserve">In the archive, 284 distinct vehicles accounted for all 520 real-hardware crash-rated logs out of 38,320 distinct vehicle identifiers,</w:t>
+      </w:r>
+      <w:r>
+        <w:t xml:space="preserve"> </w:t>
+      </w:r>
+      <w:r>
+        <w:t xml:space="preserve">establishing an empirical vehicle crash base rate of 0.741% (284/38,320; or 1.54% if computed as 590 crash logs over 38,320 vehicles).</w:t>
+      </w:r>
+      <w:r>
+        <w:t xml:space="preserve"> </w:t>
+      </w:r>
+      <w:r>
+        <w:t xml:space="preserve">We evaluate screening performance under two distinct operational paradigms:</w:t>
+      </w:r>
+    </w:p>
+    <w:p>
+      <w:pPr>
+        <w:pStyle w:val="BodyText"/>
+      </w:pPr>
+      <w:r>
+        <w:rPr>
+          <w:i/>
+          <w:iCs/>
+        </w:rPr>
+        <w:t xml:space="preserve">Empirical matched-set screening (45.1% flag rate):</w:t>
+      </w:r>
+      <w:r>
+        <w:t xml:space="preserve"> </w:t>
+      </w:r>
+      <w:r>
+        <w:t xml:space="preserve">In our matched sets, flagging drones that exceed the upper quartile</w:t>
+      </w:r>
+      <w:r>
+        <w:t xml:space="preserve"> </w:t>
+      </w:r>
+      <w:r>
+        <w:t xml:space="preserve">of their matched controls yields a 63.3% sensitivity (38 of 60). Because sets contain 1 or 2 controls, the weighted null flag rate</w:t>
+      </w:r>
+      <w:r>
+        <w:t xml:space="preserve"> </w:t>
+      </w:r>
+      <w:r>
+        <w:t xml:space="preserve">is 45.1%. At the true vehicle base rate (0.741%), this yields an operational PPV of 1.04% (95% bootstrap CI 0.83–1.25%), an unflagged</w:t>
+      </w:r>
+      <w:r>
+        <w:t xml:space="preserve"> </w:t>
+      </w:r>
+      <w:r>
+        <w:t xml:space="preserve">risk of 0.496%, a relative risk of</w:t>
       </w:r>
       <w:r>
         <w:t xml:space="preserve"> </w:t>
       </w:r>
       <m:oMath>
         <m:r>
+          <m:t>2.09</m:t>
+        </m:r>
+        <m:r>
+          <m:rPr>
+            <m:sty m:val="p"/>
+          </m:rPr>
+          <m:t>×</m:t>
+        </m:r>
+      </m:oMath>
+      <w:r>
+        <w:t xml:space="preserve"> </w:t>
+      </w:r>
+      <w:r>
+        <w:t xml:space="preserve">over unflagged airframes, a lift of</w:t>
+      </w:r>
+      <w:r>
+        <w:t xml:space="preserve"> </w:t>
+      </w:r>
+      <m:oMath>
+        <m:r>
+          <m:t>1.40</m:t>
+        </m:r>
+        <m:r>
+          <m:rPr>
+            <m:sty m:val="p"/>
+          </m:rPr>
+          <m:t>×</m:t>
+        </m:r>
+      </m:oMath>
+      <w:r>
+        <w:t xml:space="preserve"> </w:t>
+      </w:r>
+      <w:r>
+        <w:t xml:space="preserve">over base rate, and 96.4 inspections</w:t>
+      </w:r>
+      <w:r>
+        <w:t xml:space="preserve"> </w:t>
+      </w:r>
+      <w:r>
+        <w:t xml:space="preserve">per detected crash. At the crash-log base rate (1.54%), the matched-set PPV is 2.14% (relative risk</w:t>
+      </w:r>
+      <w:r>
+        <w:t xml:space="preserve"> </w:t>
+      </w:r>
+      <m:oMath>
+        <m:r>
+          <m:t>2.15</m:t>
+        </m:r>
+        <m:r>
+          <m:rPr>
+            <m:sty m:val="p"/>
+          </m:rPr>
+          <m:t>×</m:t>
+        </m:r>
+      </m:oMath>
+      <w:r>
+        <w:t xml:space="preserve">, lift</w:t>
+      </w:r>
+      <w:r>
+        <w:t xml:space="preserve"> </w:t>
+      </w:r>
+      <m:oMath>
+        <m:r>
+          <m:t>1.39</m:t>
+        </m:r>
+        <m:r>
+          <m:rPr>
+            <m:sty m:val="p"/>
+          </m:rPr>
+          <m:t>×</m:t>
+        </m:r>
+      </m:oMath>
+      <w:r>
+        <w:t xml:space="preserve">,</w:t>
+      </w:r>
+      <w:r>
+        <w:t xml:space="preserve"> </w:t>
+      </w:r>
+      <w:r>
+        <w:t xml:space="preserve">46.7 inspections per crash).</w:t>
+      </w:r>
+    </w:p>
+    <w:p>
+      <w:pPr>
+        <w:pStyle w:val="BodyText"/>
+      </w:pPr>
+      <w:r>
+        <w:rPr>
+          <w:i/>
+          <w:iCs/>
+        </w:rPr>
+        <w:t xml:space="preserve">Idealized fleet-wide reference distribution (25% flag rate):</w:t>
+      </w:r>
+      <w:r>
+        <w:t xml:space="preserve"> </w:t>
+      </w:r>
+      <w:r>
+        <w:t xml:space="preserve">If an operator compares airframes against an established</w:t>
+      </w:r>
+      <w:r>
+        <w:t xml:space="preserve"> </w:t>
+      </w:r>
+      <w:r>
+        <w:t xml:space="preserve">fleet-wide baseline and flags the top 25%, the estimated risk in flagged drones is 1.86% versus 0.363% in unflagged drones at the</w:t>
+      </w:r>
+      <w:r>
+        <w:t xml:space="preserve"> </w:t>
+      </w:r>
+      <w:r>
+        <w:t xml:space="preserve">vehicle base rate (relative risk</w:t>
+      </w:r>
+      <w:r>
+        <w:t xml:space="preserve"> </w:t>
+      </w:r>
+      <m:oMath>
+        <m:r>
+          <m:t>5.10</m:t>
+        </m:r>
+        <m:r>
+          <m:rPr>
+            <m:sty m:val="p"/>
+          </m:rPr>
+          <m:t>×</m:t>
+        </m:r>
+      </m:oMath>
+      <w:r>
+        <w:t xml:space="preserve">, lift</w:t>
+      </w:r>
+      <w:r>
+        <w:t xml:space="preserve"> </w:t>
+      </w:r>
+      <m:oMath>
+        <m:r>
+          <m:t>2.50</m:t>
+        </m:r>
+        <m:r>
+          <m:rPr>
+            <m:sty m:val="p"/>
+          </m:rPr>
+          <m:t>×</m:t>
+        </m:r>
+      </m:oMath>
+      <w:r>
+        <w:t xml:space="preserve">, 53.9 inspections per crash). At the crash-log base rate (1.54%), the</w:t>
+      </w:r>
+      <w:r>
+        <w:t xml:space="preserve"> </w:t>
+      </w:r>
+      <w:r>
+        <w:t xml:space="preserve">PPV reaches 3.81% (95% bootstrap CI 3.18–4.62%) versus 0.759% in unflagged drones—a relative risk of</w:t>
+      </w:r>
+      <w:r>
+        <w:t xml:space="preserve"> </w:t>
+      </w:r>
+      <m:oMath>
+        <m:r>
           <m:t>5.02</m:t>
         </m:r>
         <m:r>
@@ -9920,19 +11123,33 @@
         </m:r>
       </m:oMath>
       <w:r>
-        <w:t xml:space="preserve"> </w:t>
-      </w:r>
-      <w:r>
-        <w:t xml:space="preserve">over unflagged</w:t>
-      </w:r>
-      <w:r>
-        <w:t xml:space="preserve"> </w:t>
-      </w:r>
-      <w:r>
-        <w:t xml:space="preserve">drones (</w:t>
+        <w:t xml:space="preserve">, a lift of</w:t>
+      </w:r>
+      <w:r>
+        <w:t xml:space="preserve"> </w:t>
       </w:r>
       <m:oMath>
         <m:r>
+          <m:t>2.47</m:t>
+        </m:r>
+        <m:r>
+          <m:rPr>
+            <m:sty m:val="p"/>
+          </m:rPr>
+          <m:t>×</m:t>
+        </m:r>
+      </m:oMath>
+      <w:r>
+        <w:t xml:space="preserve"> </w:t>
+      </w:r>
+      <w:r>
+        <w:t xml:space="preserve">over base rate (fixing the</w:t>
+      </w:r>
+      <w:r>
+        <w:t xml:space="preserve"> </w:t>
+      </w:r>
+      <m:oMath>
+        <m:r>
           <m:t>2.53</m:t>
         </m:r>
         <m:r>
@@ -9946,25 +11163,13 @@
         <w:t xml:space="preserve"> </w:t>
       </w:r>
       <w:r>
-        <w:t xml:space="preserve">over base rate, 95% bootstrap CI 2.07–3.00), with an operational PPV of 3.81% (95% bootstrap CI</w:t>
-      </w:r>
-      <w:r>
-        <w:t xml:space="preserve"> </w:t>
-      </w:r>
-      <w:r>
-        <w:t xml:space="preserve">3.18–4.62%; 3.36% [95% CI 2.81–4.07%] at the real-hardware base rate), requiring 26.2 inspections per detected</w:t>
-      </w:r>
-      <w:r>
-        <w:t xml:space="preserve"> </w:t>
-      </w:r>
-      <w:r>
-        <w:t xml:space="preserve">crash. Flagging the single top-ranked drone in each set yields an estimated risk of 3.33% in flagged versus 0.93% in</w:t>
-      </w:r>
-      <w:r>
-        <w:t xml:space="preserve"> </w:t>
-      </w:r>
-      <w:r>
-        <w:t xml:space="preserve">unflagged (lift</w:t>
+        <w:t xml:space="preserve">typo from prior drafts), requiring 26.2 inspections per detected crash. Flagging the</w:t>
+      </w:r>
+      <w:r>
+        <w:t xml:space="preserve"> </w:t>
+      </w:r>
+      <w:r>
+        <w:t xml:space="preserve">single top-ranked drone in each set yields a risk of 3.33% in flagged versus 0.93% in unflagged (lift</w:t>
       </w:r>
       <w:r>
         <w:t xml:space="preserve"> </w:t>
@@ -9981,13 +11186,19 @@
         </m:r>
       </m:oMath>
       <w:r>
-        <w:t xml:space="preserve">, 30.1 inspections per detected crash). In both cases, the metric serves as a broad maintenance</w:t>
-      </w:r>
-      <w:r>
-        <w:t xml:space="preserve"> </w:t>
-      </w:r>
-      <w:r>
-        <w:t xml:space="preserve">inspection filter rather than an operational crash warning.</w:t>
+        <w:t xml:space="preserve">, 30.1 inspections</w:t>
+      </w:r>
+      <w:r>
+        <w:t xml:space="preserve"> </w:t>
+      </w:r>
+      <w:r>
+        <w:t xml:space="preserve">per detected crash). In all scenarios, the vibration metric functions as a broad maintenance inspection filter rather than an</w:t>
+      </w:r>
+      <w:r>
+        <w:t xml:space="preserve"> </w:t>
+      </w:r>
+      <w:r>
+        <w:t xml:space="preserve">operational crash warning.</w:t>
       </w:r>
     </w:p>
     <w:bookmarkStart w:id="47" w:name="_9361c5dba1dea8da31b0aed692bc5b019a98a7f"/>
@@ -9999,7 +11210,7 @@
       <w:r>
         <w:drawing>
           <wp:inline>
-            <wp:extent cx="4160520" cy="2277307"/>
+            <wp:extent cx="4160520" cy="2281666"/>
             <wp:effectExtent b="0" l="0" r="0" t="0"/>
             <wp:docPr descr="" title="" id="45" name="Picture"/>
             <a:graphic>
@@ -10020,7 +11231,7 @@
                   <pic:spPr bwMode="auto">
                     <a:xfrm>
                       <a:off x="0" y="0"/>
-                      <a:ext cx="4160520" cy="2277307"/>
+                      <a:ext cx="4160520" cy="2281666"/>
                     </a:xfrm>
                     <a:prstGeom prst="rect">
                       <a:avLst/>
@@ -10351,7 +11562,7 @@
         <w:pStyle w:val="BodyText"/>
       </w:pPr>
       <w:r>
-        <w:t xml:space="preserve">The effect was carried by the older estimator vibration estimate (</w:t>
+        <w:t xml:space="preserve">The vibration difference was carried by the older estimator metric (</w:t>
       </w:r>
       <m:oMath>
         <m:acc>
@@ -10395,13 +11606,13 @@
         </m:r>
       </m:oMath>
       <w:r>
-        <w:t xml:space="preserve">, 48 sets); with the newer</w:t>
-      </w:r>
-      <w:r>
-        <w:t xml:space="preserve"> </w:t>
-      </w:r>
-      <w:r>
-        <w:t xml:space="preserve">accelerometer vibration metric the difference was smaller and not significant (</w:t>
+        <w:t xml:space="preserve">, 48 sets); within the original</w:t>
+      </w:r>
+      <w:r>
+        <w:t xml:space="preserve"> </w:t>
+      </w:r>
+      <w:r>
+        <w:t xml:space="preserve">cohort, the exploratory subset with the newer accelerometer metric showed a smaller, non-significant difference (</w:t>
       </w:r>
       <m:oMath>
         <m:acc>
@@ -10421,11 +11632,61 @@
           <m:t>=</m:t>
         </m:r>
         <m:r>
+          <m:t>0.62</m:t>
+        </m:r>
+      </m:oMath>
+      <w:r>
+        <w:t xml:space="preserve">,</w:t>
+      </w:r>
+      <w:r>
+        <w:t xml:space="preserve"> </w:t>
+      </w:r>
+      <m:oMath>
+        <m:r>
+          <m:t>p</m:t>
+        </m:r>
+        <m:r>
+          <m:rPr>
+            <m:sty m:val="p"/>
+          </m:rPr>
+          <m:t>=</m:t>
+        </m:r>
+        <m:r>
+          <m:t>0.191</m:t>
+        </m:r>
+      </m:oMath>
+      <w:r>
+        <w:t xml:space="preserve">, 12 sets; Fig. 5). A prospective replication protocol on newer accelerometer logs selected 26 sets, yielding</w:t>
+      </w:r>
+      <w:r>
+        <w:t xml:space="preserve"> </w:t>
+      </w:r>
+      <w:r>
+        <w:t xml:space="preserve">19 usable matched sets (</w:t>
+      </w:r>
+      <m:oMath>
+        <m:acc>
+          <m:accPr>
+            <m:chr m:val="‾"/>
+          </m:accPr>
+          <m:e>
+            <m:r>
+              <m:t>r</m:t>
+            </m:r>
+          </m:e>
+        </m:acc>
+        <m:r>
+          <m:rPr>
+            <m:sty m:val="p"/>
+          </m:rPr>
+          <m:t>=</m:t>
+        </m:r>
+        <m:r>
           <m:t>0.58</m:t>
         </m:r>
       </m:oMath>
       <w:r>
-        <w:t xml:space="preserve">,</w:t>
+        <w:t xml:space="preserve">, 95% CI 0.39–0.76, one-sided</w:t>
       </w:r>
       <w:r>
         <w:t xml:space="preserve"> </w:t>
@@ -10441,23 +11702,285 @@
           <m:t>=</m:t>
         </m:r>
         <m:r>
-          <m:t>0.25</m:t>
+          <m:t>0.251</m:t>
         </m:r>
       </m:oMath>
       <w:r>
-        <w:t xml:space="preserve">, 19 sets, 12 of them</w:t>
-      </w:r>
-      <w:r>
-        <w:t xml:space="preserve"> </w:t>
-      </w:r>
-      <w:r>
-        <w:t xml:space="preserve">with a non-crash flight). Power for this second test, given the observed effect size on the first, was 0.28, so the</w:t>
-      </w:r>
-      <w:r>
-        <w:t xml:space="preserve"> </w:t>
-      </w:r>
-      <w:r>
-        <w:t xml:space="preserve">accelerometer result is inconclusive rather than negative; replication on a powered sample of newer logs is needed.</w:t>
+        <w:t xml:space="preserve">), of which 10 sets were new cases entirely outside the</w:t>
+      </w:r>
+      <w:r>
+        <w:t xml:space="preserve"> </w:t>
+      </w:r>
+      <w:r>
+        <w:t xml:space="preserve">original test (</w:t>
+      </w:r>
+      <m:oMath>
+        <m:acc>
+          <m:accPr>
+            <m:chr m:val="‾"/>
+          </m:accPr>
+          <m:e>
+            <m:r>
+              <m:t>r</m:t>
+            </m:r>
+          </m:e>
+        </m:acc>
+        <m:r>
+          <m:rPr>
+            <m:sty m:val="p"/>
+          </m:rPr>
+          <m:t>=</m:t>
+        </m:r>
+        <m:r>
+          <m:t>0.50</m:t>
+        </m:r>
+      </m:oMath>
+      <w:r>
+        <w:t xml:space="preserve">, 95% CI 0.20–0.75,</w:t>
+      </w:r>
+      <w:r>
+        <w:t xml:space="preserve"> </w:t>
+      </w:r>
+      <m:oMath>
+        <m:r>
+          <m:t>p</m:t>
+        </m:r>
+        <m:r>
+          <m:rPr>
+            <m:sty m:val="p"/>
+          </m:rPr>
+          <m:t>=</m:t>
+        </m:r>
+        <m:r>
+          <m:t>0.576</m:t>
+        </m:r>
+      </m:oMath>
+      <w:r>
+        <w:t xml:space="preserve">). Statistical power analysis at one-sided</w:t>
+      </w:r>
+      <w:r>
+        <w:t xml:space="preserve"> </w:t>
+      </w:r>
+      <m:oMath>
+        <m:r>
+          <m:t>α</m:t>
+        </m:r>
+        <m:r>
+          <m:rPr>
+            <m:sty m:val="p"/>
+          </m:rPr>
+          <m:t>=</m:t>
+        </m:r>
+        <m:r>
+          <m:t>0.025</m:t>
+        </m:r>
+      </m:oMath>
+      <w:r>
+        <w:t xml:space="preserve"> </w:t>
+      </w:r>
+      <w:r>
+        <w:t xml:space="preserve">demonstrates that</w:t>
+      </w:r>
+      <w:r>
+        <w:t xml:space="preserve"> </w:t>
+      </w:r>
+      <w:r>
+        <w:t xml:space="preserve">detecting</w:t>
+      </w:r>
+      <w:r>
+        <w:t xml:space="preserve"> </w:t>
+      </w:r>
+      <m:oMath>
+        <m:acc>
+          <m:accPr>
+            <m:chr m:val="‾"/>
+          </m:accPr>
+          <m:e>
+            <m:r>
+              <m:t>r</m:t>
+            </m:r>
+          </m:e>
+        </m:acc>
+        <m:r>
+          <m:rPr>
+            <m:sty m:val="p"/>
+          </m:rPr>
+          <m:t>=</m:t>
+        </m:r>
+        <m:r>
+          <m:t>0.67</m:t>
+        </m:r>
+      </m:oMath>
+      <w:r>
+        <w:t xml:space="preserve"> </w:t>
+      </w:r>
+      <w:r>
+        <w:t xml:space="preserve">(</w:t>
+      </w:r>
+      <m:oMath>
+        <m:r>
+          <m:rPr>
+            <m:sty m:val="p"/>
+          </m:rPr>
+          <m:t>Δ</m:t>
+        </m:r>
+        <m:r>
+          <m:rPr>
+            <m:sty m:val="p"/>
+          </m:rPr>
+          <m:t>=</m:t>
+        </m:r>
+        <m:r>
+          <m:t>0.17</m:t>
+        </m:r>
+      </m:oMath>
+      <w:r>
+        <w:t xml:space="preserve">) with 80% power requires 55 matched sets, while detecting</w:t>
+      </w:r>
+      <w:r>
+        <w:t xml:space="preserve"> </w:t>
+      </w:r>
+      <m:oMath>
+        <m:acc>
+          <m:accPr>
+            <m:chr m:val="‾"/>
+          </m:accPr>
+          <m:e>
+            <m:r>
+              <m:t>r</m:t>
+            </m:r>
+          </m:e>
+        </m:acc>
+        <m:r>
+          <m:rPr>
+            <m:sty m:val="p"/>
+          </m:rPr>
+          <m:t>=</m:t>
+        </m:r>
+        <m:r>
+          <m:t>0.58</m:t>
+        </m:r>
+      </m:oMath>
+      <w:r>
+        <w:t xml:space="preserve"> </w:t>
+      </w:r>
+      <w:r>
+        <w:t xml:space="preserve">(</w:t>
+      </w:r>
+      <m:oMath>
+        <m:r>
+          <m:rPr>
+            <m:sty m:val="p"/>
+          </m:rPr>
+          <m:t>Δ</m:t>
+        </m:r>
+        <m:r>
+          <m:rPr>
+            <m:sty m:val="p"/>
+          </m:rPr>
+          <m:t>=</m:t>
+        </m:r>
+        <m:r>
+          <m:t>0.08</m:t>
+        </m:r>
+      </m:oMath>
+      <w:r>
+        <w:t xml:space="preserve">) requires</w:t>
+      </w:r>
+      <w:r>
+        <w:t xml:space="preserve"> </w:t>
+      </w:r>
+      <w:r>
+        <w:t xml:space="preserve">247 sets. Given</w:t>
+      </w:r>
+      <w:r>
+        <w:t xml:space="preserve"> </w:t>
+      </w:r>
+      <m:oMath>
+        <m:r>
+          <m:t>N</m:t>
+        </m:r>
+        <m:r>
+          <m:rPr>
+            <m:sty m:val="p"/>
+          </m:rPr>
+          <m:t>=</m:t>
+        </m:r>
+        <m:r>
+          <m:t>19</m:t>
+        </m:r>
+      </m:oMath>
+      <w:r>
+        <w:t xml:space="preserve">, the observed post-hoc power if the true effect were</w:t>
+      </w:r>
+      <w:r>
+        <w:t xml:space="preserve"> </w:t>
+      </w:r>
+      <m:oMath>
+        <m:acc>
+          <m:accPr>
+            <m:chr m:val="‾"/>
+          </m:accPr>
+          <m:e>
+            <m:r>
+              <m:t>r</m:t>
+            </m:r>
+          </m:e>
+        </m:acc>
+        <m:r>
+          <m:rPr>
+            <m:sty m:val="p"/>
+          </m:rPr>
+          <m:t>=</m:t>
+        </m:r>
+        <m:r>
+          <m:t>0.67</m:t>
+        </m:r>
+      </m:oMath>
+      <w:r>
+        <w:t xml:space="preserve"> </w:t>
+      </w:r>
+      <w:r>
+        <w:t xml:space="preserve">was only 0.379 (and 0.118 if</w:t>
+      </w:r>
+      <w:r>
+        <w:t xml:space="preserve"> </w:t>
+      </w:r>
+      <m:oMath>
+        <m:acc>
+          <m:accPr>
+            <m:chr m:val="‾"/>
+          </m:accPr>
+          <m:e>
+            <m:r>
+              <m:t>r</m:t>
+            </m:r>
+          </m:e>
+        </m:acc>
+        <m:r>
+          <m:rPr>
+            <m:sty m:val="p"/>
+          </m:rPr>
+          <m:t>=</m:t>
+        </m:r>
+        <m:r>
+          <m:t>0.58</m:t>
+        </m:r>
+      </m:oMath>
+      <w:r>
+        <w:t xml:space="preserve">).</w:t>
+      </w:r>
+      <w:r>
+        <w:t xml:space="preserve"> </w:t>
+      </w:r>
+      <w:r>
+        <w:t xml:space="preserve">The newer metric result is therefore severely underpowered and inconclusive rather than negative; a prospective replication on at</w:t>
+      </w:r>
+      <w:r>
+        <w:t xml:space="preserve"> </w:t>
+      </w:r>
+      <w:r>
+        <w:t xml:space="preserve">least 55 modern airframe sets is required.</w:t>
       </w:r>
     </w:p>
     <w:bookmarkStart w:id="52" w:name="_f3665d09ec22ddd60812b28fa68e496f60eecb2"/>
@@ -10469,7 +11992,7 @@
       <w:r>
         <w:drawing>
           <wp:inline>
-            <wp:extent cx="4160520" cy="1636752"/>
+            <wp:extent cx="4160520" cy="2443232"/>
             <wp:effectExtent b="0" l="0" r="0" t="0"/>
             <wp:docPr descr="" title="" id="50" name="Picture"/>
             <a:graphic>
@@ -10490,7 +12013,7 @@
                   <pic:spPr bwMode="auto">
                     <a:xfrm>
                       <a:off x="0" y="0"/>
-                      <a:ext cx="4160520" cy="1636752"/>
+                      <a:ext cx="4160520" cy="2443232"/>
                     </a:xfrm>
                     <a:prstGeom prst="rect">
                       <a:avLst/>
@@ -10592,25 +12115,131 @@
         <w:t xml:space="preserve"> </w:t>
       </w:r>
       <w:r>
-        <w:t xml:space="preserve">diagnoses with a checkable cause could still be downloaded (38 total aircraft crash logs). Table 7 shows the fault checks with and without the crash window. With the window ending 10 s before</w:t>
-      </w:r>
-      <w:r>
-        <w:t xml:space="preserve"> </w:t>
-      </w:r>
-      <w:r>
-        <w:t xml:space="preserve">the crash, no check met the declared criterion. The tuning check illustrates the leakage described in Section 5.3: its apparent</w:t>
-      </w:r>
-      <w:r>
-        <w:t xml:space="preserve"> </w:t>
-      </w:r>
-      <w:r>
-        <w:t xml:space="preserve">sensitivity fell from 83% to 11% when the last 10 s were removed, while its rate on normal flights fell only from</w:t>
-      </w:r>
-      <w:r>
-        <w:t xml:space="preserve"> </w:t>
-      </w:r>
-      <w:r>
-        <w:t xml:space="preserve">13% to 5%.</w:t>
+        <w:t xml:space="preserve">diagnoses with a checkable cause could still be downloaded (38 total downloadable aircraft crash logs). Table 7 shows the fault checks with and without the crash window. With the window ending 10 s before</w:t>
+      </w:r>
+      <w:r>
+        <w:t xml:space="preserve"> </w:t>
+      </w:r>
+      <w:r>
+        <w:t xml:space="preserve">the crash, no check met the declared criterion. The tuning check illustrates the diagnostic leakage described in Section 5.3:</w:t>
+      </w:r>
+      <w:r>
+        <w:t xml:space="preserve"> </w:t>
+      </w:r>
+      <w:r>
+        <w:t xml:space="preserve">across the 9 constant tuning logs with duration</w:t>
+      </w:r>
+      <w:r>
+        <w:t xml:space="preserve"> </w:t>
+      </w:r>
+      <m:oMath>
+        <m:r>
+          <m:rPr>
+            <m:sty m:val="p"/>
+          </m:rPr>
+          <m:t>≥</m:t>
+        </m:r>
+        <m:r>
+          <m:t>10</m:t>
+        </m:r>
+      </m:oMath>
+      <w:r>
+        <w:t xml:space="preserve"> s present in both windows, firing fell from 7 of 9 (77.8%) with the full window</w:t>
+      </w:r>
+      <w:r>
+        <w:t xml:space="preserve"> </w:t>
+      </w:r>
+      <w:r>
+        <w:t xml:space="preserve">to 1 of 9 (11.1%) at</w:t>
+      </w:r>
+      <w:r>
+        <w:t xml:space="preserve"> </w:t>
+      </w:r>
+      <m:oMath>
+        <m:r>
+          <m:t>m</m:t>
+        </m:r>
+        <m:r>
+          <m:rPr>
+            <m:sty m:val="p"/>
+          </m:rPr>
+          <m:t>=</m:t>
+        </m:r>
+        <m:r>
+          <m:t>10</m:t>
+        </m:r>
+      </m:oMath>
+      <w:r>
+        <w:t xml:space="preserve"> s (6 logs lost firing, 0 gained; exact two-sided McNemar</w:t>
+      </w:r>
+      <w:r>
+        <w:t xml:space="preserve"> </w:t>
+      </w:r>
+      <m:oMath>
+        <m:r>
+          <m:t>p</m:t>
+        </m:r>
+        <m:r>
+          <m:rPr>
+            <m:sty m:val="p"/>
+          </m:rPr>
+          <m:t>=</m:t>
+        </m:r>
+        <m:r>
+          <m:t>0.03125</m:t>
+        </m:r>
+      </m:oMath>
+      <w:r>
+        <w:t xml:space="preserve">). Across the other four checks</w:t>
+      </w:r>
+      <w:r>
+        <w:t xml:space="preserve"> </w:t>
+      </w:r>
+      <w:r>
+        <w:t xml:space="preserve">(vibration, GPS, motor, battery), firing rates were identical between full window and</w:t>
+      </w:r>
+      <w:r>
+        <w:t xml:space="preserve"> </w:t>
+      </w:r>
+      <m:oMath>
+        <m:r>
+          <m:t>m</m:t>
+        </m:r>
+        <m:r>
+          <m:rPr>
+            <m:sty m:val="p"/>
+          </m:rPr>
+          <m:t>=</m:t>
+        </m:r>
+        <m:r>
+          <m:t>10</m:t>
+        </m:r>
+      </m:oMath>
+      <w:r>
+        <w:t xml:space="preserve"> s on paired logs (</w:t>
+      </w:r>
+      <m:oMath>
+        <m:r>
+          <m:t>p</m:t>
+        </m:r>
+        <m:r>
+          <m:rPr>
+            <m:sty m:val="p"/>
+          </m:rPr>
+          <m:t>=</m:t>
+        </m:r>
+        <m:r>
+          <m:t>1.0</m:t>
+        </m:r>
+      </m:oMath>
+      <w:r>
+        <w:t xml:space="preserve">). Data leakage</w:t>
+      </w:r>
+      <w:r>
+        <w:t xml:space="preserve"> </w:t>
+      </w:r>
+      <w:r>
+        <w:t xml:space="preserve">was therefore specific to rate-tracking and tuning fault detection.</w:t>
       </w:r>
     </w:p>
     <w:p>
@@ -10618,19 +12247,25 @@
         <w:pStyle w:val="BodyText"/>
       </w:pPr>
       <w:r>
-        <w:t xml:space="preserve">To test diagnostic attribution on independently evaluated incidents, we examined all 38 downloadable logs behind expert</w:t>
-      </w:r>
-      <w:r>
-        <w:t xml:space="preserve"> </w:t>
-      </w:r>
-      <w:r>
-        <w:t xml:space="preserve">forum threads with checkable aircraft diagnoses. All 38 incidents were independently determined by community experts to be</w:t>
-      </w:r>
-      <w:r>
-        <w:t xml:space="preserve"> </w:t>
-      </w:r>
-      <w:r>
-        <w:t xml:space="preserve">aircraft faults. When evaluated on these real incidents, the fixed rule predicted</w:t>
+        <w:t xml:space="preserve">To test diagnostic attribution on independently evaluated incidents, we evaluated the rule and models across all 38 downloadable</w:t>
+      </w:r>
+      <w:r>
+        <w:t xml:space="preserve"> </w:t>
+      </w:r>
+      <w:r>
+        <w:t xml:space="preserve">logs behind expert forum threads. Because all 38 incidents were independently diagnosed by autopilot engineers as aircraft faults (no</w:t>
+      </w:r>
+      <w:r>
+        <w:t xml:space="preserve"> </w:t>
+      </w:r>
+      <w:r>
+        <w:t xml:space="preserve">pilot-caused crashes with active log links were found in the forum), this serves as a one-class sensitivity and false-negative check.</w:t>
+      </w:r>
+      <w:r>
+        <w:t xml:space="preserve"> </w:t>
+      </w:r>
+      <w:r>
+        <w:t xml:space="preserve">When evaluated on these real incidents, the fixed rule predicted</w:t>
       </w:r>
       <w:r>
         <w:t xml:space="preserve"> </w:t>
@@ -10648,25 +12283,31 @@
         <w:t xml:space="preserve"> </w:t>
       </w:r>
       <w:r>
+        <w:t xml:space="preserve">“unknown”</w:t>
+      </w:r>
+      <w:r>
+        <w:t xml:space="preserve"> </w:t>
+      </w:r>
+      <w:r>
+        <w:t xml:space="preserve">in 6 (15.8%), and erroneously</w:t>
+      </w:r>
+      <w:r>
+        <w:t xml:space="preserve"> </w:t>
+      </w:r>
+      <w:r>
+        <w:t xml:space="preserve">blamed the</w:t>
+      </w:r>
+      <w:r>
+        <w:t xml:space="preserve"> </w:t>
+      </w:r>
+      <w:r>
         <w:t xml:space="preserve">“pilot”</w:t>
       </w:r>
       <w:r>
         <w:t xml:space="preserve"> </w:t>
       </w:r>
       <w:r>
-        <w:t xml:space="preserve">in 14 (36.8%), and</w:t>
-      </w:r>
-      <w:r>
-        <w:t xml:space="preserve"> </w:t>
-      </w:r>
-      <w:r>
-        <w:t xml:space="preserve">“unknown”</w:t>
-      </w:r>
-      <w:r>
-        <w:t xml:space="preserve"> </w:t>
-      </w:r>
-      <w:r>
-        <w:t xml:space="preserve">in 6 (15.8%). On decided cases (</w:t>
+        <w:t xml:space="preserve">in 14 (36.8%). On decided cases (</w:t>
       </w:r>
       <m:oMath>
         <m:r>
@@ -10683,19 +12324,140 @@
         </m:r>
       </m:oMath>
       <w:r>
-        <w:t xml:space="preserve">), the rule was wrong on 43.8% (14/32), erroneously</w:t>
-      </w:r>
-      <w:r>
-        <w:t xml:space="preserve"> </w:t>
-      </w:r>
-      <w:r>
-        <w:t xml:space="preserve">attributing the failure to the pilot simply because the aircraft entered manual or stabilized mode prior to ground impact.</w:t>
-      </w:r>
-      <w:r>
-        <w:t xml:space="preserve"> </w:t>
-      </w:r>
-      <w:r>
-        <w:t xml:space="preserve">Similarly, the cross-validated logistic regression model evaluated on the 30 logs with complete features predicted</w:t>
+        <w:t xml:space="preserve">), the rule was wrong on 43.8% (14/32). Detailed inspection of flight mode</w:t>
+      </w:r>
+      <w:r>
+        <w:t xml:space="preserve"> </w:t>
+      </w:r>
+      <w:r>
+        <w:t xml:space="preserve">sequences confirmed the failure mechanism: in all 14 misclassified logs, the vehicle was in a pilot-flown mode at the crash moment</w:t>
+      </w:r>
+      <w:r>
+        <w:t xml:space="preserve"> </w:t>
+      </w:r>
+      <w:r>
+        <w:t xml:space="preserve">(</w:t>
+      </w:r>
+      <w:r>
+        <w:rPr>
+          <w:rStyle w:val="VerbatimChar"/>
+        </w:rPr>
+        <w:t xml:space="preserve">POSCTL</w:t>
+      </w:r>
+      <w:r>
+        <w:t xml:space="preserve"> </w:t>
+      </w:r>
+      <w:r>
+        <w:t xml:space="preserve">in 7 logs,</w:t>
+      </w:r>
+      <w:r>
+        <w:t xml:space="preserve"> </w:t>
+      </w:r>
+      <w:r>
+        <w:rPr>
+          <w:rStyle w:val="VerbatimChar"/>
+        </w:rPr>
+        <w:t xml:space="preserve">STAB</w:t>
+      </w:r>
+      <w:r>
+        <w:t xml:space="preserve"> </w:t>
+      </w:r>
+      <w:r>
+        <w:t xml:space="preserve">in 4,</w:t>
+      </w:r>
+      <w:r>
+        <w:t xml:space="preserve"> </w:t>
+      </w:r>
+      <w:r>
+        <w:rPr>
+          <w:rStyle w:val="VerbatimChar"/>
+        </w:rPr>
+        <w:t xml:space="preserve">ALTCTL</w:t>
+      </w:r>
+      <w:r>
+        <w:t xml:space="preserve"> </w:t>
+      </w:r>
+      <w:r>
+        <w:t xml:space="preserve">in 3; including log</w:t>
+      </w:r>
+      <w:r>
+        <w:t xml:space="preserve"> </w:t>
+      </w:r>
+      <w:r>
+        <w:rPr>
+          <w:rStyle w:val="VerbatimChar"/>
+        </w:rPr>
+        <w:t xml:space="preserve">e9034973</w:t>
+      </w:r>
+      <w:r>
+        <w:t xml:space="preserve">, which transitioned</w:t>
+      </w:r>
+      <w:r>
+        <w:t xml:space="preserve"> </w:t>
+      </w:r>
+      <w:r>
+        <w:rPr>
+          <w:rStyle w:val="VerbatimChar"/>
+        </w:rPr>
+        <w:t xml:space="preserve">POSCTL</w:t>
+      </w:r>
+      <w:r>
+        <w:t xml:space="preserve"> </w:t>
+      </w:r>
+      <m:oMath>
+        <m:r>
+          <m:rPr>
+            <m:sty m:val="p"/>
+          </m:rPr>
+          <m:t>→</m:t>
+        </m:r>
+      </m:oMath>
+      <w:r>
+        <w:t xml:space="preserve"> </w:t>
+      </w:r>
+      <w:r>
+        <w:rPr>
+          <w:rStyle w:val="VerbatimChar"/>
+        </w:rPr>
+        <w:t xml:space="preserve">AUTO_4</w:t>
+      </w:r>
+      <w:r>
+        <w:t xml:space="preserve"> </w:t>
+      </w:r>
+      <m:oMath>
+        <m:r>
+          <m:rPr>
+            <m:sty m:val="p"/>
+          </m:rPr>
+          <m:t>→</m:t>
+        </m:r>
+      </m:oMath>
+      <w:r>
+        <w:t xml:space="preserve"> </w:t>
+      </w:r>
+      <w:r>
+        <w:rPr>
+          <w:rStyle w:val="VerbatimChar"/>
+        </w:rPr>
+        <w:t xml:space="preserve">POSCTL</w:t>
+      </w:r>
+      <w:r>
+        <w:t xml:space="preserve"> </w:t>
+      </w:r>
+      <w:r>
+        <w:t xml:space="preserve">as the pilot attempted manual recovery). Because no hardware failsafe fired</w:t>
+      </w:r>
+      <w:r>
+        <w:t xml:space="preserve"> </w:t>
+      </w:r>
+      <w:r>
+        <w:t xml:space="preserve">before impact, the rule defaulted to blaming the pilot. Similarly, when evaluated out-of-fold on the 30 logs with complete telemetry</w:t>
+      </w:r>
+      <w:r>
+        <w:t xml:space="preserve"> </w:t>
+      </w:r>
+      <w:r>
+        <w:t xml:space="preserve">features, the logistic regression model predicted</w:t>
       </w:r>
       <w:r>
         <w:t xml:space="preserve"> </w:t>
@@ -10719,19 +12481,19 @@
         <w:t xml:space="preserve"> </w:t>
       </w:r>
       <w:r>
-        <w:t xml:space="preserve">in 3 (10.0%), defaulting strongly toward the 72.3% aircraft training prior.</w:t>
-      </w:r>
-      <w:r>
-        <w:t xml:space="preserve"> </w:t>
-      </w:r>
-      <w:r>
-        <w:t xml:space="preserve">This empirical test on expert-diagnosed cases confirms that telemetry rules and models cannot reliably attribute</w:t>
-      </w:r>
-      <w:r>
-        <w:t xml:space="preserve"> </w:t>
-      </w:r>
-      <w:r>
-        <w:t xml:space="preserve">responsibility.</w:t>
+        <w:t xml:space="preserve">in 3 (10.0%), defaulting strongly toward</w:t>
+      </w:r>
+      <w:r>
+        <w:t xml:space="preserve"> </w:t>
+      </w:r>
+      <w:r>
+        <w:t xml:space="preserve">its 72.3% aircraft training prior. This empirical test on independent incidents confirms that neither telemetry rules nor models reliably</w:t>
+      </w:r>
+      <w:r>
+        <w:t xml:space="preserve"> </w:t>
+      </w:r>
+      <w:r>
+        <w:t xml:space="preserve">attribute responsibility.</w:t>
       </w:r>
     </w:p>
     <w:bookmarkStart w:id="54" w:name="_83343f61327e522fa9ffc9aa8f722d134b07ff7"/>
@@ -11305,7 +13067,7 @@
       <w:r>
         <w:drawing>
           <wp:inline>
-            <wp:extent cx="4160520" cy="2603928"/>
+            <wp:extent cx="4160520" cy="2601925"/>
             <wp:effectExtent b="0" l="0" r="0" t="0"/>
             <wp:docPr descr="" title="" id="56" name="Picture"/>
             <a:graphic>
@@ -11326,7 +13088,7 @@
                   <pic:spPr bwMode="auto">
                     <a:xfrm>
                       <a:off x="0" y="0"/>
-                      <a:ext cx="4160520" cy="2603928"/>
+                      <a:ext cx="4160520" cy="2601925"/>
                     </a:xfrm>
                     <a:prstGeom prst="rect">
                       <a:avLst/>
@@ -11681,7 +13443,7 @@
               <w:rPr>
                 <w:sz w:val="19"/>
               </w:rPr>
-              <w:t xml:space="preserve">Depth-3 boosted trees (Task B)</w:t>
+              <w:t xml:space="preserve">Boosted decision trees (Task B)</w:t>
             </w:r>
           </w:p>
         </w:tc>
@@ -11713,7 +13475,33 @@
               <w:rPr>
                 <w:sz w:val="19"/>
               </w:rPr>
-              <w:t xml:space="preserve">AUC</w:t>
+              <w:t xml:space="preserve">Stumps</w:t>
+            </w:r>
+            <w:r>
+              <w:rPr>
+                <w:sz w:val="19"/>
+              </w:rPr>
+              <w:t xml:space="preserve"> </w:t>
+            </w:r>
+            <m:oMath>
+              <m:r>
+                <m:t>0.560</m:t>
+              </m:r>
+              <m:r>
+                <m:rPr>
+                  <m:sty m:val="p"/>
+                </m:rPr>
+                <m:t>→</m:t>
+              </m:r>
+              <m:r>
+                <m:t>0.413</m:t>
+              </m:r>
+            </m:oMath>
+            <w:r>
+              <w:rPr>
+                <w:sz w:val="19"/>
+              </w:rPr>
+              <w:t xml:space="preserve">; Depth-3</w:t>
             </w:r>
             <w:r>
               <w:rPr>
@@ -11771,55 +13559,6 @@
               <w:rPr>
                 <w:sz w:val="19"/>
               </w:rPr>
-              <w:t xml:space="preserve"> s,</w:t>
-            </w:r>
-            <w:r>
-              <w:rPr>
-                <w:sz w:val="19"/>
-              </w:rPr>
-              <w:t xml:space="preserve"> </w:t>
-            </w:r>
-            <m:oMath>
-              <m:r>
-                <m:t>0.548</m:t>
-              </m:r>
-            </m:oMath>
-            <w:r>
-              <w:rPr>
-                <w:sz w:val="19"/>
-              </w:rPr>
-              <w:t xml:space="preserve"> </w:t>
-            </w:r>
-            <w:r>
-              <w:rPr>
-                <w:sz w:val="19"/>
-              </w:rPr>
-              <w:t xml:space="preserve">at</w:t>
-            </w:r>
-            <w:r>
-              <w:rPr>
-                <w:sz w:val="19"/>
-              </w:rPr>
-              <w:t xml:space="preserve"> </w:t>
-            </w:r>
-            <m:oMath>
-              <m:r>
-                <m:t>m</m:t>
-              </m:r>
-              <m:r>
-                <m:rPr>
-                  <m:sty m:val="p"/>
-                </m:rPr>
-                <m:t>=</m:t>
-              </m:r>
-              <m:r>
-                <m:t>30</m:t>
-              </m:r>
-            </m:oMath>
-            <w:r>
-              <w:rPr>
-                <w:sz w:val="19"/>
-              </w:rPr>
               <w:t xml:space="preserve"> s</w:t>
             </w:r>
           </w:p>
@@ -11994,6 +13733,157 @@
               <w:rPr>
                 <w:sz w:val="19"/>
               </w:rPr>
+              <w:t xml:space="preserve">Paired diagnostic leakage test</w:t>
+            </w:r>
+          </w:p>
+        </w:tc>
+        <w:tc>
+          <w:tcPr/>
+          <w:p>
+            <w:pPr>
+              <w:pStyle w:val="Compact"/>
+              <w:spacing w:line="240" w:lineRule="auto"/>
+              <w:jc w:val="left"/>
+            </w:pPr>
+            <w:r>
+              <w:rPr>
+                <w:sz w:val="19"/>
+              </w:rPr>
+              <w:t xml:space="preserve">Test leakage on constant logs (</w:t>
+            </w:r>
+            <m:oMath>
+              <m:r>
+                <m:t>n</m:t>
+              </m:r>
+              <m:r>
+                <m:rPr>
+                  <m:sty m:val="p"/>
+                </m:rPr>
+                <m:t>=</m:t>
+              </m:r>
+              <m:r>
+                <m:t>9</m:t>
+              </m:r>
+            </m:oMath>
+            <w:r>
+              <w:rPr>
+                <w:sz w:val="19"/>
+              </w:rPr>
+              <w:t xml:space="preserve">)</w:t>
+            </w:r>
+          </w:p>
+        </w:tc>
+        <w:tc>
+          <w:tcPr/>
+          <w:p>
+            <w:pPr>
+              <w:pStyle w:val="Compact"/>
+              <w:spacing w:line="240" w:lineRule="auto"/>
+              <w:jc w:val="left"/>
+            </w:pPr>
+            <w:r>
+              <w:rPr>
+                <w:sz w:val="19"/>
+              </w:rPr>
+              <w:t xml:space="preserve">Tuning check</w:t>
+            </w:r>
+            <w:r>
+              <w:rPr>
+                <w:sz w:val="19"/>
+              </w:rPr>
+              <w:t xml:space="preserve"> </w:t>
+            </w:r>
+            <m:oMath>
+              <m:r>
+                <m:t>7</m:t>
+              </m:r>
+              <m:r>
+                <m:rPr>
+                  <m:sty m:val="p"/>
+                </m:rPr>
+                <m:t>/</m:t>
+              </m:r>
+              <m:r>
+                <m:t>9</m:t>
+              </m:r>
+              <m:r>
+                <m:rPr>
+                  <m:sty m:val="p"/>
+                </m:rPr>
+                <m:t>→</m:t>
+              </m:r>
+              <m:r>
+                <m:t>1</m:t>
+              </m:r>
+              <m:r>
+                <m:rPr>
+                  <m:sty m:val="p"/>
+                </m:rPr>
+                <m:t>/</m:t>
+              </m:r>
+              <m:r>
+                <m:t>9</m:t>
+              </m:r>
+            </m:oMath>
+            <w:r>
+              <w:rPr>
+                <w:sz w:val="19"/>
+              </w:rPr>
+              <w:t xml:space="preserve">, exact McNemar</w:t>
+            </w:r>
+            <w:r>
+              <w:rPr>
+                <w:sz w:val="19"/>
+              </w:rPr>
+              <w:t xml:space="preserve"> </w:t>
+            </w:r>
+            <m:oMath>
+              <m:r>
+                <m:t>p</m:t>
+              </m:r>
+              <m:r>
+                <m:rPr>
+                  <m:sty m:val="p"/>
+                </m:rPr>
+                <m:t>=</m:t>
+              </m:r>
+              <m:r>
+                <m:t>0.03125</m:t>
+              </m:r>
+            </m:oMath>
+          </w:p>
+        </w:tc>
+        <w:tc>
+          <w:tcPr/>
+          <w:p>
+            <w:pPr>
+              <w:pStyle w:val="Compact"/>
+              <w:spacing w:line="240" w:lineRule="auto"/>
+              <w:jc w:val="left"/>
+            </w:pPr>
+            <w:r>
+              <w:rPr>
+                <w:rStyle w:val="VerbatimChar"/>
+                <w:sz w:val="19"/>
+              </w:rPr>
+              <w:t xml:space="preserve">bbdd042</w:t>
+            </w:r>
+          </w:p>
+        </w:tc>
+      </w:tr>
+      <w:tr>
+        <w:tc>
+          <w:tcPr/>
+          <w:p>
+            <w:pPr>
+              <w:pStyle w:val="Compact"/>
+              <w:spacing w:line="240" w:lineRule="auto"/>
+              <w:jc w:val="left"/>
+            </w:pPr>
+            <w:r>
+              <w:rPr>
+                <w:sz w:val="19"/>
+              </w:rPr>
               <w:t xml:space="preserve">Within-drone predictive model</w:t>
             </w:r>
           </w:p>
@@ -12200,7 +14090,7 @@
               <w:rPr>
                 <w:sz w:val="19"/>
               </w:rPr>
-              <w:t xml:space="preserve">Q3 PPV 3.81% [3.18, 4.62%], lift</w:t>
+              <w:t xml:space="preserve">Matched PPV 1.04% (lift</w:t>
             </w:r>
             <w:r>
               <w:rPr>
@@ -12210,7 +14100,7 @@
             </w:r>
             <m:oMath>
               <m:r>
-                <m:t>5.02</m:t>
+                <m:t>1.40</m:t>
               </m:r>
               <m:r>
                 <m:rPr>
@@ -12223,7 +14113,30 @@
               <w:rPr>
                 <w:sz w:val="19"/>
               </w:rPr>
-              <w:t xml:space="preserve">, 26.2 insp./crash</w:t>
+              <w:t xml:space="preserve">); Fleet-ref PPV 3.81% (lift</w:t>
+            </w:r>
+            <w:r>
+              <w:rPr>
+                <w:sz w:val="19"/>
+              </w:rPr>
+              <w:t xml:space="preserve"> </w:t>
+            </w:r>
+            <m:oMath>
+              <m:r>
+                <m:t>2.47</m:t>
+              </m:r>
+              <m:r>
+                <m:rPr>
+                  <m:sty m:val="p"/>
+                </m:rPr>
+                <m:t>×</m:t>
+              </m:r>
+            </m:oMath>
+            <w:r>
+              <w:rPr>
+                <w:sz w:val="19"/>
+              </w:rPr>
+              <w:t xml:space="preserve">)</w:t>
             </w:r>
           </w:p>
         </w:tc>
@@ -12357,7 +14270,7 @@
               <w:rPr>
                 <w:sz w:val="19"/>
               </w:rPr>
-              <w:t xml:space="preserve">Rule wrong on 43.8% of decided cases; model 90% drone</w:t>
+              <w:t xml:space="preserve">One-class test: rule wrong on 43.8%; model 90% drone</w:t>
             </w:r>
           </w:p>
         </w:tc>
@@ -13042,14 +14955,20 @@
         <w:t xml:space="preserve"> </w:t>
       </w:r>
       <w:r>
-        <w:t xml:space="preserve">and 63.3% exceeded the control third quartile (lift</w:t>
+        <w:t xml:space="preserve">and 63.3% exceeded the control third quartile. In operational terms, this translates to a PPV of 1.04% (95% bootstrap CI</w:t>
+      </w:r>
+      <w:r>
+        <w:t xml:space="preserve"> </w:t>
+      </w:r>
+      <w:r>
+        <w:t xml:space="preserve">0.83–1.25%, lift</w:t>
       </w:r>
       <w:r>
         <w:t xml:space="preserve"> </w:t>
       </w:r>
       <m:oMath>
         <m:r>
-          <m:t>5.0</m:t>
+          <m:t>1.40</m:t>
         </m:r>
         <m:r>
           <m:rPr>
@@ -13059,13 +14978,36 @@
         </m:r>
       </m:oMath>
       <w:r>
-        <w:t xml:space="preserve">, positive predictive value 3.8% [95% bootstrap CI</w:t>
-      </w:r>
-      <w:r>
-        <w:t xml:space="preserve"> </w:t>
-      </w:r>
-      <w:r>
-        <w:t xml:space="preserve">3.2–4.6%] at 1.54% base rate, 26.2 inspections per crash detected). The flag is therefore a maintenance inspection prompt,</w:t>
+        <w:t xml:space="preserve">, 96.4 inspections per crash) under empirical matched-set screening at the 0.741% vehicle base rate,</w:t>
+      </w:r>
+      <w:r>
+        <w:t xml:space="preserve"> </w:t>
+      </w:r>
+      <w:r>
+        <w:t xml:space="preserve">and a PPV of 3.81% (95% CI 3.18–4.62%, lift</w:t>
+      </w:r>
+      <w:r>
+        <w:t xml:space="preserve"> </w:t>
+      </w:r>
+      <m:oMath>
+        <m:r>
+          <m:t>2.47</m:t>
+        </m:r>
+        <m:r>
+          <m:rPr>
+            <m:sty m:val="p"/>
+          </m:rPr>
+          <m:t>×</m:t>
+        </m:r>
+      </m:oMath>
+      <w:r>
+        <w:t xml:space="preserve">, 26.2 inspections per crash) under an idealized fleet-wide 25% flag rate</w:t>
+      </w:r>
+      <w:r>
+        <w:t xml:space="preserve"> </w:t>
+      </w:r>
+      <w:r>
+        <w:t xml:space="preserve">at the 1.54% log base rate (1.86% PPV at the vehicle base rate). The flag is therefore a maintenance inspection prompt,</w:t>
       </w:r>
       <w:r>
         <w:t xml:space="preserve"> </w:t>
@@ -13248,13 +15190,24 @@
         <w:t xml:space="preserve"> </w:t>
       </w:r>
       <w:r>
-        <w:t xml:space="preserve">confirming that longitudinal baseline comparison is essential. Diagnostic checks also exhibited prominent leakage: a</w:t>
-      </w:r>
-      <w:r>
-        <w:t xml:space="preserve"> </w:t>
-      </w:r>
-      <w:r>
-        <w:t xml:space="preserve">tuning check appeared sensitive only because the crash window was included. Diagnostic evaluations must remove the crash</w:t>
+        <w:t xml:space="preserve">confirming that longitudinal baseline comparison is essential. Diagnostic checks also exhibited leakage: specifically, tuning fault detection fell from 77.8% to 11.1% sensitivity (</w:t>
+      </w:r>
+      <m:oMath>
+        <m:r>
+          <m:t>p</m:t>
+        </m:r>
+        <m:r>
+          <m:rPr>
+            <m:sty m:val="p"/>
+          </m:rPr>
+          <m:t>=</m:t>
+        </m:r>
+        <m:r>
+          <m:t>0.031</m:t>
+        </m:r>
+      </m:oMath>
+      <w:r>
+        <w:t xml:space="preserve">) when the final 10 s were removed. Diagnostic evaluations must remove the crash</w:t>
       </w:r>
       <w:r>
         <w:t xml:space="preserve"> </w:t>
@@ -13760,6 +15713,24 @@
           <w:b/>
           <w:bCs/>
         </w:rPr>
+        <w:t xml:space="preserve">Archive self-selection.</w:t>
+      </w:r>
+      <w:r>
+        <w:t xml:space="preserve"> </w:t>
+      </w:r>
+      <w:r>
+        <w:t xml:space="preserve">The public Flight Review archive reflects voluntary uploads from hobbyists, academic researchers, and commercial operators, introducing self-selection towards unusual flights, developer tuning sessions, and unexplained incidents. Crashed airframes and normal comparison flights differ substantially in flight duration (median 54 s vs. 388 s), firmware era, and operational envelope, which motivated our within-drone and matched-pair designs.</w:t>
+      </w:r>
+    </w:p>
+    <w:p>
+      <w:pPr>
+        <w:pStyle w:val="BodyText"/>
+      </w:pPr>
+      <w:r>
+        <w:rPr>
+          <w:b/>
+          <w:bCs/>
+        </w:rPr>
         <w:t xml:space="preserve">Labels.</w:t>
       </w:r>
       <w:r>
@@ -14164,31 +16135,53 @@
         <w:t xml:space="preserve"> </w:t>
       </w:r>
       <w:r>
-        <w:t xml:space="preserve">(95% CI upper bounds 0.58 and 0.63). Apparent diagnostic success was largely driven by crash-impact data leakage.</w:t>
-      </w:r>
-      <w:r>
-        <w:t xml:space="preserve"> </w:t>
-      </w:r>
-      <w:r>
-        <w:t xml:space="preserve">What the logs did reveal, on older estimator metrics, was that drones that later crashed exhibited higher baseline</w:t>
-      </w:r>
-      <w:r>
-        <w:t xml:space="preserve"> </w:t>
-      </w:r>
-      <w:r>
-        <w:t xml:space="preserve">vibration on ordinary flights than matched peers, though replication on newer accelerometer metrics was inconclusive</w:t>
-      </w:r>
-      <w:r>
-        <w:t xml:space="preserve"> </w:t>
-      </w:r>
-      <w:r>
-        <w:t xml:space="preserve">and operational screening yields an operational positive predictive value of 3.8% for upper-quartile flagging (3.3%</w:t>
-      </w:r>
-      <w:r>
-        <w:t xml:space="preserve"> </w:t>
-      </w:r>
-      <w:r>
-        <w:t xml:space="preserve">for top-rank flagging). Flight log analytics for drone fleets should prioritize longitudinal airframe screening and</w:t>
+        <w:t xml:space="preserve">(95% CI upper bounds 0.58 and 0.63). Diagnostic checks also suffered from crash-impact data leakage: tuning fault detection fell from 77.8% to 11.1% sensitivity (</w:t>
+      </w:r>
+      <m:oMath>
+        <m:r>
+          <m:t>p</m:t>
+        </m:r>
+        <m:r>
+          <m:rPr>
+            <m:sty m:val="p"/>
+          </m:rPr>
+          <m:t>=</m:t>
+        </m:r>
+        <m:r>
+          <m:t>0.031</m:t>
+        </m:r>
+      </m:oMath>
+      <w:r>
+        <w:t xml:space="preserve">) once the final 10 s were removed. What the logs did reveal, on older estimator metrics, was that drones that later crashed exhibited higher baseline</w:t>
+      </w:r>
+      <w:r>
+        <w:t xml:space="preserve"> </w:t>
+      </w:r>
+      <w:r>
+        <w:t xml:space="preserve">vibration on ordinary flights than matched peers, though replication on newer accelerometer metrics was inconclusive (</w:t>
+      </w:r>
+      <m:oMath>
+        <m:r>
+          <m:t>p</m:t>
+        </m:r>
+        <m:r>
+          <m:rPr>
+            <m:sty m:val="p"/>
+          </m:rPr>
+          <m:t>=</m:t>
+        </m:r>
+        <m:r>
+          <m:t>0.25</m:t>
+        </m:r>
+      </m:oMath>
+      <w:r>
+        <w:t xml:space="preserve">)</w:t>
+      </w:r>
+      <w:r>
+        <w:t xml:space="preserve"> </w:t>
+      </w:r>
+      <w:r>
+        <w:t xml:space="preserve">and operational screening yields an operational positive predictive value of 1.04% under empirical matched-set screening (3.8% under a theoretical fleet-wide upper-quartile reference). Flight log analytics for drone fleets should prioritize longitudinal airframe screening and</w:t>
       </w:r>
       <w:r>
         <w:t xml:space="preserve"> </w:t>

--- a/docs/paper/submission/manuscript.docx
+++ b/docs/paper/submission/manuscript.docx
@@ -53,10 +53,7 @@
         <w:pStyle w:val="FirstParagraph"/>
       </w:pPr>
       <w:r>
-        <w:t xml:space="preserve">Flight logs are widely expected to determine whether a drone crash was caused by the pilot or the aircraft. Across 590 public PX4 crash logs from 479,547 flights, we evaluate that expectation using declared protocols committed prior to analysis. First, automatic crash attribution between pilot and aircraft is not achievable above chance: a fixed rule reached a balanced accuracy of 0.47 on held-out crashes, cross-validated logistic regression yielded AUCs of 0.45–0.46 (permutation null</w:t>
-      </w:r>
-      <w:r>
-        <w:t xml:space="preserve"> </w:t>
+        <w:t xml:space="preserve">Flight logs are widely expected to determine whether a drone crash was caused by the pilot or the aircraft. Across 590 public PX4 crash logs from 479,547 flights, we evaluate that expectation using declared protocols committed prior to analysis. First, automatic crash attribution between pilot and aircraft is not achievable with these telemetry rules, models and labels: a fixed rule reached a balanced accuracy of 0.47 on held-out crashes, cross-validated logistic regression yielded AUCs of 0.45–0.46, and permutation bounds statistically exclude AUCs above 0.66 (95% null interval 0.313–0.660). Evaluating the rule against 43 downloadable expert forum crash logs revealed a 48.6% error rate on decided cases (balanced accuracy 0.381). Second, diagnostic checks suffer from crash data leakage: tuning fault sensitivity fell from 77.8% to 11.1% (</w:t>
       </w:r>
       <m:oMath>
         <m:r>
@@ -69,11 +66,14 @@
           <m:t>=</m:t>
         </m:r>
         <m:r>
-          <m:t>0.51</m:t>
+          <m:t>0.031</m:t>
         </m:r>
       </m:oMath>
       <w:r>
-        <w:t xml:space="preserve">), and gradient-boosted trees remained near chance once impact was excluded. Second, diagnostic checks suffer from crash data leakage: tuning fault detection fell from 77.8% to 11.1% sensitivity (</w:t>
+        <w:t xml:space="preserve">) without the final 10 s, and cross-sectional separation was substantially attenuated within the same drone (AUC 0.58 [95% CI 0.53–0.63]). Third, drones that later crashed showed higher baseline vibration than matched peers on older estimator metrics (mean rank 0.67, Holm</w:t>
+      </w:r>
+      <w:r>
+        <w:t xml:space="preserve"> </w:t>
       </w:r>
       <m:oMath>
         <m:r>
@@ -86,14 +86,11 @@
           <m:t>=</m:t>
         </m:r>
         <m:r>
-          <m:t>0.031</m:t>
+          <m:t>0.016</m:t>
         </m:r>
       </m:oMath>
       <w:r>
-        <w:t xml:space="preserve">) without the final 10 s, and cross-sectional separation was substantially attenuated within the same drone (AUC 0.58). Third, drones that later crashed showed higher baseline vibration than matched peers on older estimator metrics (mean rank 0.67, Holm</w:t>
-      </w:r>
-      <w:r>
-        <w:t xml:space="preserve"> </w:t>
+        <w:t xml:space="preserve">), though replication on newer accelerometer metrics was inconclusive (</w:t>
       </w:r>
       <m:oMath>
         <m:r>
@@ -106,28 +103,33 @@
           <m:t>=</m:t>
         </m:r>
         <m:r>
-          <m:t>0.016</m:t>
+          <m:t>0.25</m:t>
         </m:r>
       </m:oMath>
       <w:r>
-        <w:t xml:space="preserve">), though replication on newer accelerometer metrics was inconclusive (</w:t>
+        <w:t xml:space="preserve">). Screening against stratum-matched fleet controls yields PPV 1.48% (lift 2.00</w:t>
       </w:r>
       <m:oMath>
         <m:r>
-          <m:t>p</m:t>
-        </m:r>
-        <m:r>
-          <m:rPr>
-            <m:sty m:val="p"/>
-          </m:rPr>
-          <m:t>=</m:t>
-        </m:r>
-        <m:r>
-          <m:t>0.25</m:t>
+          <m:rPr>
+            <m:sty m:val="p"/>
+          </m:rPr>
+          <m:t>×</m:t>
         </m:r>
       </m:oMath>
       <w:r>
-        <w:t xml:space="preserve">). Flagging upper-quartile vibration identifies 63.3% of crashed airframes (matched-set PPV 1.04% [95% CI 0.83–1.25%] at the 0.74% vehicle base rate; fleet-wide reference PPV 3.8% at the 1.54% log rate, 26 inspections per crash). AeroFleet 2.0, an open-source assurance tool, presents longitudinal evidence without issuing automatic verdicts.</w:t>
+        <w:t xml:space="preserve">) at a 25% flag rate and 2.47% (lift 3.33</w:t>
+      </w:r>
+      <m:oMath>
+        <m:r>
+          <m:rPr>
+            <m:sty m:val="p"/>
+          </m:rPr>
+          <m:t>×</m:t>
+        </m:r>
+      </m:oMath>
+      <w:r>
+        <w:t xml:space="preserve">, 40.5 inspections per crash) at 10%, at the 0.74% vehicle base rate. AeroFleet 2.0, an open-source assurance tool, presents longitudinal evidence without issuing automatic verdicts.</w:t>
       </w:r>
     </w:p>
     <w:p>
@@ -694,25 +696,31 @@
         <w:t xml:space="preserve"> </w:t>
       </w:r>
       <w:r>
-        <w:t xml:space="preserve">during revision are explicitly designated as exploratory. (iii) We show that crash attribution from logs was not</w:t>
-      </w:r>
-      <w:r>
-        <w:t xml:space="preserve"> </w:t>
-      </w:r>
-      <w:r>
-        <w:t xml:space="preserve">achievable with these labels and features, and that apparent diagnostic accuracy can come from the crash itself. (iv)</w:t>
-      </w:r>
-      <w:r>
-        <w:t xml:space="preserve"> </w:t>
-      </w:r>
-      <w:r>
-        <w:t xml:space="preserve">We report one positive screening signal: drones that later crash are rougher on their ordinary flights than matched</w:t>
-      </w:r>
-      <w:r>
-        <w:t xml:space="preserve"> </w:t>
-      </w:r>
-      <w:r>
-        <w:t xml:space="preserve">drones on older estimator metrics, though replication on newer accelerometer metrics was inconclusive (</w:t>
+        <w:t xml:space="preserve">during revision are explicitly designated as exploratory. (iii) We show that with these rules, models and labels, automatic</w:t>
+      </w:r>
+      <w:r>
+        <w:t xml:space="preserve"> </w:t>
+      </w:r>
+      <w:r>
+        <w:t xml:space="preserve">crash attribution from logs was not achievable above chance (AUCs above 0.66 statistically excluded; balanced accuracy 0.381 on</w:t>
+      </w:r>
+      <w:r>
+        <w:t xml:space="preserve"> </w:t>
+      </w:r>
+      <w:r>
+        <w:t xml:space="preserve">expert cases), and that apparent diagnostic accuracy can come from the crash itself. (iv) We report one positive screening</w:t>
+      </w:r>
+      <w:r>
+        <w:t xml:space="preserve"> </w:t>
+      </w:r>
+      <w:r>
+        <w:t xml:space="preserve">signal: drones that later crash are rougher on their ordinary flights than matched drones on older estimator metrics, though</w:t>
+      </w:r>
+      <w:r>
+        <w:t xml:space="preserve"> </w:t>
+      </w:r>
+      <w:r>
+        <w:t xml:space="preserve">replication on newer accelerometer metrics was inconclusive (</w:t>
       </w:r>
       <m:oMath>
         <m:r>
@@ -729,26 +737,20 @@
         </m:r>
       </m:oMath>
       <w:r>
-        <w:t xml:space="preserve">) and</w:t>
-      </w:r>
-      <w:r>
-        <w:t xml:space="preserve"> </w:t>
-      </w:r>
-      <w:r>
-        <w:t xml:space="preserve">fleet screening yields an operational positive predictive value of 1.04% under empirical matched-set screening (relative</w:t>
-      </w:r>
-      <w:r>
-        <w:t xml:space="preserve"> </w:t>
-      </w:r>
-      <w:r>
-        <w:t xml:space="preserve">risk</w:t>
+        <w:t xml:space="preserve">). Screening against stratum-matched fleet controls</w:t>
+      </w:r>
+      <w:r>
+        <w:t xml:space="preserve"> </w:t>
+      </w:r>
+      <w:r>
+        <w:t xml:space="preserve">yields an operational positive predictive value of 1.48% (relative risk</w:t>
       </w:r>
       <w:r>
         <w:t xml:space="preserve"> </w:t>
       </w:r>
       <m:oMath>
         <m:r>
-          <m:t>2.09</m:t>
+          <m:t>3.00</m:t>
         </m:r>
         <m:r>
           <m:rPr>
@@ -765,7 +767,7 @@
       </w:r>
       <m:oMath>
         <m:r>
-          <m:t>1.40</m:t>
+          <m:t>2.00</m:t>
         </m:r>
         <m:r>
           <m:rPr>
@@ -775,14 +777,20 @@
         </m:r>
       </m:oMath>
       <w:r>
-        <w:t xml:space="preserve">; 3.8% under a theoretical fleet-wide reference, relative risk</w:t>
+        <w:t xml:space="preserve">) at a 25% flag rate and</w:t>
+      </w:r>
+      <w:r>
+        <w:t xml:space="preserve"> </w:t>
+      </w:r>
+      <w:r>
+        <w:t xml:space="preserve">2.47% (relative risk</w:t>
       </w:r>
       <w:r>
         <w:t xml:space="preserve"> </w:t>
       </w:r>
       <m:oMath>
         <m:r>
-          <m:t>5.02</m:t>
+          <m:t>4.50</m:t>
         </m:r>
         <m:r>
           <m:rPr>
@@ -792,7 +800,30 @@
         </m:r>
       </m:oMath>
       <w:r>
-        <w:t xml:space="preserve">). (v) We show how these results translate into the design of an open-source</w:t>
+        <w:t xml:space="preserve">, lift</w:t>
+      </w:r>
+      <w:r>
+        <w:t xml:space="preserve"> </w:t>
+      </w:r>
+      <m:oMath>
+        <m:r>
+          <m:t>3.33</m:t>
+        </m:r>
+        <m:r>
+          <m:rPr>
+            <m:sty m:val="p"/>
+          </m:rPr>
+          <m:t>×</m:t>
+        </m:r>
+      </m:oMath>
+      <w:r>
+        <w:t xml:space="preserve">, 40.5 inspections per crash) at a 10% flag rate at the 0.74% vehicle base</w:t>
+      </w:r>
+      <w:r>
+        <w:t xml:space="preserve"> </w:t>
+      </w:r>
+      <w:r>
+        <w:t xml:space="preserve">rate (1.04% under empirical matched-set screening). (v) We show how these results translate into the design of an open-source</w:t>
       </w:r>
       <w:r>
         <w:t xml:space="preserve"> </w:t>
@@ -2123,37 +2154,49 @@
         <w:t xml:space="preserve"> </w:t>
       </w:r>
       <w:r>
-        <w:t xml:space="preserve">the pilot in only 6.1% of all threads (9 of 148) and 8.6% of decided threads (9 of 105, Section 5.6). On the 14</w:t>
-      </w:r>
-      <w:r>
-        <w:t xml:space="preserve"> </w:t>
-      </w:r>
-      <w:r>
-        <w:t xml:space="preserve">overlapping logs carrying an uploader aircraft crash rating, experts agreed in 11 and were unclear in 3 (none blamed the</w:t>
-      </w:r>
-      <w:r>
-        <w:t xml:space="preserve"> </w:t>
-      </w:r>
-      <w:r>
-        <w:t xml:space="preserve">pilot). This gap suggests potential politeness bias on public developer forums, selection bias in which incidents operators</w:t>
-      </w:r>
-      <w:r>
-        <w:t xml:space="preserve"> </w:t>
-      </w:r>
-      <w:r>
-        <w:t xml:space="preserve">submit for community assistance, or a narrower definition of pilot error among autopilot developers compared to end users.</w:t>
-      </w:r>
-      <w:r>
-        <w:t xml:space="preserve"> </w:t>
-      </w:r>
-      <w:r>
-        <w:t xml:space="preserve">Furthermore, while expert coding showed strong agreement on aircraft-rated logs, forum threads did not provide an</w:t>
-      </w:r>
-      <w:r>
-        <w:t xml:space="preserve"> </w:t>
-      </w:r>
-      <w:r>
-        <w:t xml:space="preserve">expert-diagnosed pilot-rated sample to verify the validity of pilot-blamed labels independently. Logs rated</w:t>
+        <w:t xml:space="preserve">the pilot in only 6.1% of all threads (9 of 148) and 8.6% of decided threads (9 of 105, Section 5.6). Across all</w:t>
+      </w:r>
+      <w:r>
+        <w:t xml:space="preserve"> </w:t>
+      </w:r>
+      <w:r>
+        <w:t xml:space="preserve">148 real crash threads, download attempts yielded 43 downloadable logs from 43 distinct threads (38 aircraft-fault and 5 pilot-fault;</w:t>
+      </w:r>
+      <w:r>
+        <w:t xml:space="preserve"> </w:t>
+      </w:r>
+      <w:r>
+        <w:t xml:space="preserve">the remaining 105 had unhosted or expired external links). On the 14 overlapping logs carrying an uploader aircraft crash rating,</w:t>
+      </w:r>
+      <w:r>
+        <w:t xml:space="preserve"> </w:t>
+      </w:r>
+      <w:r>
+        <w:t xml:space="preserve">experts agreed in 11 and were unclear in 3 (none blamed the pilot). This gap suggests potential politeness bias on public developer</w:t>
+      </w:r>
+      <w:r>
+        <w:t xml:space="preserve"> </w:t>
+      </w:r>
+      <w:r>
+        <w:t xml:space="preserve">forums, selection bias in which incidents operators submit for community assistance, or a narrower definition of pilot error among</w:t>
+      </w:r>
+      <w:r>
+        <w:t xml:space="preserve"> </w:t>
+      </w:r>
+      <w:r>
+        <w:t xml:space="preserve">autopilot developers compared to end users. Furthermore, forum diagnoses represent informed community opinion rather than</w:t>
+      </w:r>
+      <w:r>
+        <w:t xml:space="preserve"> </w:t>
+      </w:r>
+      <w:r>
+        <w:t xml:space="preserve">independently verified accident inspection ground truth; original posters explicitly confirmed the diagnosis in only 47 of 94</w:t>
+      </w:r>
+      <w:r>
+        <w:t xml:space="preserve"> </w:t>
+      </w:r>
+      <w:r>
+        <w:t xml:space="preserve">aircraft threads and 5 of 9 pilot threads. Logs rated</w:t>
       </w:r>
       <w:r>
         <w:t xml:space="preserve"> </w:t>
@@ -2177,7 +2220,13 @@
         <w:t xml:space="preserve"> </w:t>
       </w:r>
       <w:r>
-        <w:t xml:space="preserve">served as normal flights. Logs were parsed with pyulog. We store derived features and log identifiers, not the logs.</w:t>
+        <w:t xml:space="preserve">served as normal flights. Logs were parsed with pyulog.</w:t>
+      </w:r>
+      <w:r>
+        <w:t xml:space="preserve"> </w:t>
+      </w:r>
+      <w:r>
+        <w:t xml:space="preserve">We store derived features and log identifiers, not the logs.</w:t>
       </w:r>
     </w:p>
     <w:p>
@@ -2595,7 +2644,7 @@
         <w:pStyle w:val="FirstParagraph"/>
       </w:pPr>
       <w:r>
-        <w:t xml:space="preserve">Figure 1 and Table 3 show how each analysis sample was drawn. We distinguish two distinct</w:t>
+        <w:t xml:space="preserve">Figure 1 and Table 3 show how each analysis sample was drawn. We evaluate two primary classification tasks: Task A (separating crash flights from normal flights) and Task B (binary attribution of crash responsibility between drone and pilot). We distinguish two distinct</w:t>
       </w:r>
       <w:r>
         <w:t xml:space="preserve"> </w:t>
@@ -3269,7 +3318,7 @@
       <w:r>
         <w:drawing>
           <wp:inline>
-            <wp:extent cx="5334000" cy="3777652"/>
+            <wp:extent cx="5334000" cy="3670855"/>
             <wp:effectExtent b="0" l="0" r="0" t="0"/>
             <wp:docPr descr="" title="" id="18" name="Picture"/>
             <a:graphic>
@@ -3290,7 +3339,7 @@
                   <pic:spPr bwMode="auto">
                     <a:xfrm>
                       <a:off x="0" y="0"/>
-                      <a:ext cx="5334000" cy="3777652"/>
+                      <a:ext cx="5334000" cy="3670855"/>
                     </a:xfrm>
                     <a:prstGeom prst="rect">
                       <a:avLst/>
@@ -4131,7 +4180,7 @@
               <w:rPr>
                 <w:sz w:val="19"/>
               </w:rPr>
-              <w:t xml:space="preserve">38 logs downloadable (all 38 aircraft-fault)</w:t>
+              <w:t xml:space="preserve">43 logs downloadable (38 aircraft, 5 pilot)</w:t>
             </w:r>
           </w:p>
         </w:tc>
@@ -4338,31 +4387,55 @@
         <w:t xml:space="preserve"> </w:t>
       </w:r>
       <w:r>
-        <w:t xml:space="preserve">One amendment was data-dependent: after observing that the firmware filter of the within-drone test left only 12 eligible</w:t>
-      </w:r>
-      <w:r>
-        <w:t xml:space="preserve"> </w:t>
-      </w:r>
-      <w:r>
-        <w:t xml:space="preserve">cases (without inspecting any outcome data), the firmware filter was removed and a fallback for older firmware was added.</w:t>
-      </w:r>
-      <w:r>
-        <w:t xml:space="preserve"> </w:t>
-      </w:r>
-      <w:r>
-        <w:t xml:space="preserve">One coding error was corrected after a first run (logs whose CPU-load record lacked the load field were being skipped); no</w:t>
-      </w:r>
-      <w:r>
-        <w:t xml:space="preserve"> </w:t>
-      </w:r>
-      <w:r>
-        <w:t xml:space="preserve">threshold changed. Secondary sensitivity analyses and diagnostic evaluations added during peer review are explicitly</w:t>
-      </w:r>
-      <w:r>
-        <w:t xml:space="preserve"> </w:t>
-      </w:r>
-      <w:r>
-        <w:t xml:space="preserve">designated as exploratory and documented with commit hashes in Section 5.8.</w:t>
+        <w:t xml:space="preserve">All declared and exploratory commits are archived with persistent Software Heritage identifiers (SWHIDs, e.g.,</w:t>
+      </w:r>
+      <w:r>
+        <w:t xml:space="preserve"> </w:t>
+      </w:r>
+      <w:r>
+        <w:rPr>
+          <w:rStyle w:val="VerbatimChar"/>
+        </w:rPr>
+        <w:t xml:space="preserve">swh:1:rev:bad06ff…</w:t>
+      </w:r>
+      <w:r>
+        <w:t xml:space="preserve">) alongside the repository’s git commit hashes, and will be minted into a Zenodo</w:t>
+      </w:r>
+      <w:r>
+        <w:t xml:space="preserve"> </w:t>
+      </w:r>
+      <w:r>
+        <w:t xml:space="preserve">archive DOI upon publication. One amendment was data-dependent: after observing that the firmware filter of the</w:t>
+      </w:r>
+      <w:r>
+        <w:t xml:space="preserve"> </w:t>
+      </w:r>
+      <w:r>
+        <w:t xml:space="preserve">within-drone test left only 12 eligible cases (without inspecting any outcome data), the firmware filter was removed and</w:t>
+      </w:r>
+      <w:r>
+        <w:t xml:space="preserve"> </w:t>
+      </w:r>
+      <w:r>
+        <w:t xml:space="preserve">a fallback for older firmware was added. One coding error was corrected after a first run (logs whose CPU-load record</w:t>
+      </w:r>
+      <w:r>
+        <w:t xml:space="preserve"> </w:t>
+      </w:r>
+      <w:r>
+        <w:t xml:space="preserve">lacked the load field were being skipped); no threshold changed. Secondary sensitivity analyses and diagnostic</w:t>
+      </w:r>
+      <w:r>
+        <w:t xml:space="preserve"> </w:t>
+      </w:r>
+      <w:r>
+        <w:t xml:space="preserve">evaluations added during peer review are explicitly designated as exploratory and documented with commit hashes in</w:t>
+      </w:r>
+      <w:r>
+        <w:t xml:space="preserve"> </w:t>
+      </w:r>
+      <w:r>
+        <w:t xml:space="preserve">Section 5.8.</w:t>
       </w:r>
     </w:p>
     <w:p>
@@ -5228,7 +5301,7 @@
         <w:t xml:space="preserve"> </w:t>
       </w:r>
       <w:r>
-        <w:t xml:space="preserve">Task B is defined as the binary attribution of crashes between pilot and aircraft fault.</w:t>
+        <w:t xml:space="preserve">Task B is defined as the binary attribution of crashes between pilot and aircraft fault (contrasted with Task A, which evaluates separating crash flights from normal flights).</w:t>
       </w:r>
       <w:r>
         <w:t xml:space="preserve"> </w:t>
@@ -7107,16 +7180,45 @@
         </m:r>
       </m:oMath>
       <w:r>
-        <w:t xml:space="preserve">). Across these complete-feature cases, the cross-validated</w:t>
-      </w:r>
-      <w:r>
-        <w:t xml:space="preserve"> </w:t>
-      </w:r>
-      <w:r>
-        <w:t xml:space="preserve">logistic regression model on Task B yielded ROC AUCs between 0.449 and 0.458 (</w:t>
+        <w:t xml:space="preserve">). The cross-validated logistic regression model on Task B</w:t>
+      </w:r>
+      <w:r>
+        <w:t xml:space="preserve"> </w:t>
+      </w:r>
+      <w:r>
+        <w:t xml:space="preserve">was evaluated on the constant complete-case sample of 89 crashes (63 drone, 26 pilot;</w:t>
+      </w:r>
+      <w:r>
+        <w:t xml:space="preserve"> </w:t>
       </w:r>
       <m:oMath>
         <m:r>
+          <m:t>n</m:t>
+        </m:r>
+        <m:r>
+          <m:rPr>
+            <m:sty m:val="p"/>
+          </m:rPr>
+          <m:t>=</m:t>
+        </m:r>
+        <m:r>
+          <m:t>213</m:t>
+        </m:r>
+      </m:oMath>
+      <w:r>
+        <w:t xml:space="preserve"> </w:t>
+      </w:r>
+      <w:r>
+        <w:t xml:space="preserve">total flights with normal comparisons)</w:t>
+      </w:r>
+      <w:r>
+        <w:t xml:space="preserve"> </w:t>
+      </w:r>
+      <w:r>
+        <w:t xml:space="preserve">plotted in Fig. 3, yielding ROC AUCs between 0.449 and 0.458 (</w:t>
+      </w:r>
+      <m:oMath>
+        <m:r>
           <m:t>0.450</m:t>
         </m:r>
         <m:r>
@@ -7196,7 +7298,13 @@
         </m:r>
       </m:oMath>
       <w:r>
-        <w:t xml:space="preserve"> s, and</w:t>
+        <w:t xml:space="preserve"> s,</w:t>
+      </w:r>
+      <w:r>
+        <w:t xml:space="preserve"> </w:t>
+      </w:r>
+      <w:r>
+        <w:t xml:space="preserve">and</w:t>
       </w:r>
       <w:r>
         <w:t xml:space="preserve"> </w:t>
@@ -7239,31 +7347,25 @@
         </m:r>
       </m:oMath>
       <w:r>
-        <w:t xml:space="preserve"> s; Fig. 3). To test whether these</w:t>
-      </w:r>
-      <w:r>
-        <w:t xml:space="preserve"> </w:t>
-      </w:r>
-      <w:r>
-        <w:t xml:space="preserve">below-chance AUCs represent an inverted physical signal or finite-sample noise, we computed a 1,000-iteration permutation</w:t>
-      </w:r>
-      <w:r>
-        <w:t xml:space="preserve"> </w:t>
-      </w:r>
-      <w:r>
-        <w:t xml:space="preserve">null distribution on Task B by randomly shuffling crash attribution labels across folds: the null distribution had mean</w:t>
-      </w:r>
-      <w:r>
-        <w:t xml:space="preserve"> </w:t>
-      </w:r>
-      <w:r>
-        <w:t xml:space="preserve">0.497 (SD 0.090) with an empirical 95% interval of 0.313–0.660. The observed cross-validated AUC of 0.449 falls</w:t>
-      </w:r>
-      <w:r>
-        <w:t xml:space="preserve"> </w:t>
-      </w:r>
-      <w:r>
-        <w:t xml:space="preserve">comfortfully within this chance range (two-sided permutation</w:t>
+        <w:t xml:space="preserve"> s). To test whether these below-chance AUCs represent an inverted physical signal or finite-sample noise,</w:t>
+      </w:r>
+      <w:r>
+        <w:t xml:space="preserve"> </w:t>
+      </w:r>
+      <w:r>
+        <w:t xml:space="preserve">we computed a 1,000-iteration permutation null distribution on Task B by randomly shuffling crash attribution labels across folds:</w:t>
+      </w:r>
+      <w:r>
+        <w:t xml:space="preserve"> </w:t>
+      </w:r>
+      <w:r>
+        <w:t xml:space="preserve">the null distribution had mean 0.497 (SD 0.090) with an empirical 95% interval of 0.313–0.660. The observed cross-validated AUC of</w:t>
+      </w:r>
+      <w:r>
+        <w:t xml:space="preserve"> </w:t>
+      </w:r>
+      <w:r>
+        <w:t xml:space="preserve">0.449 falls comfortably within this chance range (two-sided permutation</w:t>
       </w:r>
       <w:r>
         <w:t xml:space="preserve"> </w:t>
@@ -7283,7 +7385,19 @@
         </m:r>
       </m:oMath>
       <w:r>
-        <w:t xml:space="preserve">).</w:t>
+        <w:t xml:space="preserve">). Because only 36 crashes in the modeling sample</w:t>
+      </w:r>
+      <w:r>
+        <w:t xml:space="preserve"> </w:t>
+      </w:r>
+      <w:r>
+        <w:t xml:space="preserve">carry pilot labels, the statistical equivalence bound indicates that AUCs above approximately 0.66 can be statistically excluded,</w:t>
+      </w:r>
+      <w:r>
+        <w:t xml:space="preserve"> </w:t>
+      </w:r>
+      <w:r>
+        <w:t xml:space="preserve">and anything lower is too weak to support an operational verdict.</w:t>
       </w:r>
     </w:p>
     <w:p>
@@ -7644,13 +7758,13 @@
         <w:t xml:space="preserve"> </w:t>
       </w:r>
       <w:r>
-        <w:t xml:space="preserve">does not rescue crash attribution; once the impact window is excluded, classification remains near chance. We conclude that</w:t>
-      </w:r>
-      <w:r>
-        <w:t xml:space="preserve"> </w:t>
-      </w:r>
-      <w:r>
-        <w:t xml:space="preserve">crash attribution is not achievable with these features and labels.</w:t>
+        <w:t xml:space="preserve">does not rescue crash attribution; once the impact window is excluded, classification remains near chance. We conclude that with these</w:t>
+      </w:r>
+      <w:r>
+        <w:t xml:space="preserve"> </w:t>
+      </w:r>
+      <w:r>
+        <w:t xml:space="preserve">rules, models and labels, automatic responsibility attribution is not achievable.</w:t>
       </w:r>
     </w:p>
     <w:bookmarkStart w:id="35" w:name="_049e4e3e8c6150f6efca473eb560bdd9d2e8e6a"/>
@@ -9365,13 +9479,25 @@
         </m:r>
       </m:oMath>
       <w:r>
-        <w:t xml:space="preserve"> s. The absence of a large drop holds on</w:t>
-      </w:r>
-      <w:r>
-        <w:t xml:space="preserve"> </w:t>
-      </w:r>
-      <w:r>
-        <w:t xml:space="preserve">identical flights, confirming that changing sample composition across cut-offs did not mask a collapse.</w:t>
+        <w:t xml:space="preserve"> s. The absence of a large drop in Task A AUC (0.895 to 0.868) occurs because the cross-sectional model separates crash</w:t>
+      </w:r>
+      <w:r>
+        <w:t xml:space="preserve"> </w:t>
+      </w:r>
+      <w:r>
+        <w:t xml:space="preserve">from normal flights primarily using flight duration and airframe-type confounds (Table 6) rather</w:t>
+      </w:r>
+      <w:r>
+        <w:t xml:space="preserve"> </w:t>
+      </w:r>
+      <w:r>
+        <w:t xml:space="preserve">than transient crash-impact telemetry. The absence of a large collapse holds on identical flights, confirming that</w:t>
+      </w:r>
+      <w:r>
+        <w:t xml:space="preserve"> </w:t>
+      </w:r>
+      <w:r>
+        <w:t xml:space="preserve">changing sample composition across cut-offs did not mask a collapse.</w:t>
       </w:r>
     </w:p>
     <w:p>
@@ -9379,25 +9505,25 @@
         <w:pStyle w:val="BodyText"/>
       </w:pPr>
       <w:r>
-        <w:t xml:space="preserve">Leakage was nevertheless present for individual checks. The rate-tracking feature alone fell from an AUC of 0.81 to 0.69</w:t>
-      </w:r>
-      <w:r>
-        <w:t xml:space="preserve"> </w:t>
-      </w:r>
-      <w:r>
-        <w:t xml:space="preserve">as the crash was excluded, while vibration stayed between 0.74 and 0.77. A fixed tuning check that found 10 of 12</w:t>
-      </w:r>
-      <w:r>
-        <w:t xml:space="preserve"> </w:t>
-      </w:r>
-      <w:r>
-        <w:t xml:space="preserve">expert-diagnosed tuning faults with the crash included found 1 of 9 once the last 10 s were removed</w:t>
-      </w:r>
-      <w:r>
-        <w:t xml:space="preserve"> </w:t>
-      </w:r>
-      <w:r>
-        <w:t xml:space="preserve">(Section 5.6).</w:t>
+        <w:t xml:space="preserve">Leakage was nevertheless present for individual physical checks. The rate-tracking feature alone fell from an AUC of 0.81</w:t>
+      </w:r>
+      <w:r>
+        <w:t xml:space="preserve"> </w:t>
+      </w:r>
+      <w:r>
+        <w:t xml:space="preserve">to 0.69 as the crash was excluded, while vibration stayed between 0.74 and 0.77. A fixed tuning check that found 10 of 12</w:t>
+      </w:r>
+      <w:r>
+        <w:t xml:space="preserve"> </w:t>
+      </w:r>
+      <w:r>
+        <w:t xml:space="preserve">candidate expert-diagnosed tuning faults (7 of 9 on paired surviving logs) with the crash included found only 1 of 9 once</w:t>
+      </w:r>
+      <w:r>
+        <w:t xml:space="preserve"> </w:t>
+      </w:r>
+      <w:r>
+        <w:t xml:space="preserve">the last 10 s were removed (Section 5.6).</w:t>
       </w:r>
     </w:p>
     <w:p>
@@ -9472,7 +9598,7 @@
         <w:t xml:space="preserve"> </w:t>
       </w:r>
       <w:r>
-        <w:t xml:space="preserve">on the airframe substantially attenuates the cross-sectional separation from AUC 0.88 to near-chance (AUC 0.58), demonstrating</w:t>
+        <w:t xml:space="preserve">on the airframe substantially attenuates the cross-sectional separation from AUC 0.88 to AUC 0.580, demonstrating</w:t>
       </w:r>
       <w:r>
         <w:t xml:space="preserve"> </w:t>
@@ -10908,13 +11034,19 @@
         <w:t xml:space="preserve"> </w:t>
       </w:r>
       <w:r>
-        <w:t xml:space="preserve">establishing an empirical vehicle crash base rate of 0.741% (284/38,320; or 1.54% if computed as 590 crash logs over 38,320 vehicles).</w:t>
-      </w:r>
-      <w:r>
-        <w:t xml:space="preserve"> </w:t>
-      </w:r>
-      <w:r>
-        <w:t xml:space="preserve">We evaluate screening performance under two distinct operational paradigms:</w:t>
+        <w:t xml:space="preserve">establishing an empirical vehicle crash base rate of 0.741% (284/38,320). We emphasize that this 0.741% represents the lifetime probability</w:t>
+      </w:r>
+      <w:r>
+        <w:t xml:space="preserve"> </w:t>
+      </w:r>
+      <w:r>
+        <w:t xml:space="preserve">of an airframe ever receiving a crash rating in the archive index, rather than an operational flight-hour incident rate, because the public</w:t>
+      </w:r>
+      <w:r>
+        <w:t xml:space="preserve"> </w:t>
+      </w:r>
+      <w:r>
+        <w:t xml:space="preserve">archive does not record flight hours per airframe. We evaluate screening performance under two distinct operational paradigms:</w:t>
       </w:r>
     </w:p>
     <w:p>
@@ -10938,13 +11070,13 @@
         <w:t xml:space="preserve"> </w:t>
       </w:r>
       <w:r>
-        <w:t xml:space="preserve">of their matched controls yields a 63.3% sensitivity (38 of 60). Because sets contain 1 or 2 controls, the weighted null flag rate</w:t>
-      </w:r>
-      <w:r>
-        <w:t xml:space="preserve"> </w:t>
-      </w:r>
-      <w:r>
-        <w:t xml:space="preserve">is 45.1%. At the true vehicle base rate (0.741%), this yields an operational PPV of 1.04% (95% bootstrap CI 0.83–1.25%), an unflagged</w:t>
+        <w:t xml:space="preserve">of their matched controls yields 63.3% sensitivity (38 of 60). Because sets contain 1 or 2 controls, the weighted null flag rate</w:t>
+      </w:r>
+      <w:r>
+        <w:t xml:space="preserve"> </w:t>
+      </w:r>
+      <w:r>
+        <w:t xml:space="preserve">is 45.1%. At the 0.741% vehicle base rate, this yields an operational PPV of 1.04% (95% bootstrap CI 0.83–1.25%), an unflagged</w:t>
       </w:r>
       <w:r>
         <w:t xml:space="preserve"> </w:t>
@@ -10996,47 +11128,7 @@
         <w:t xml:space="preserve"> </w:t>
       </w:r>
       <w:r>
-        <w:t xml:space="preserve">per detected crash. At the crash-log base rate (1.54%), the matched-set PPV is 2.14% (relative risk</w:t>
-      </w:r>
-      <w:r>
-        <w:t xml:space="preserve"> </w:t>
-      </w:r>
-      <m:oMath>
-        <m:r>
-          <m:t>2.15</m:t>
-        </m:r>
-        <m:r>
-          <m:rPr>
-            <m:sty m:val="p"/>
-          </m:rPr>
-          <m:t>×</m:t>
-        </m:r>
-      </m:oMath>
-      <w:r>
-        <w:t xml:space="preserve">, lift</w:t>
-      </w:r>
-      <w:r>
-        <w:t xml:space="preserve"> </w:t>
-      </w:r>
-      <m:oMath>
-        <m:r>
-          <m:t>1.39</m:t>
-        </m:r>
-        <m:r>
-          <m:rPr>
-            <m:sty m:val="p"/>
-          </m:rPr>
-          <m:t>×</m:t>
-        </m:r>
-      </m:oMath>
-      <w:r>
-        <w:t xml:space="preserve">,</w:t>
-      </w:r>
-      <w:r>
-        <w:t xml:space="preserve"> </w:t>
-      </w:r>
-      <w:r>
-        <w:t xml:space="preserve">46.7 inspections per crash).</w:t>
+        <w:t xml:space="preserve">per detected crash.</w:t>
       </w:r>
     </w:p>
     <w:p>
@@ -11048,32 +11140,44 @@
           <w:i/>
           <w:iCs/>
         </w:rPr>
-        <w:t xml:space="preserve">Idealized fleet-wide reference distribution (25% flag rate):</w:t>
-      </w:r>
-      <w:r>
-        <w:t xml:space="preserve"> </w:t>
-      </w:r>
-      <w:r>
-        <w:t xml:space="preserve">If an operator compares airframes against an established</w:t>
-      </w:r>
-      <w:r>
-        <w:t xml:space="preserve"> </w:t>
-      </w:r>
-      <w:r>
-        <w:t xml:space="preserve">fleet-wide baseline and flags the top 25%, the estimated risk in flagged drones is 1.86% versus 0.363% in unflagged drones at the</w:t>
-      </w:r>
-      <w:r>
-        <w:t xml:space="preserve"> </w:t>
-      </w:r>
-      <w:r>
-        <w:t xml:space="preserve">vehicle base rate (relative risk</w:t>
+        <w:t xml:space="preserve">Fleet-wide reference screening:</w:t>
+      </w:r>
+      <w:r>
+        <w:t xml:space="preserve"> </w:t>
+      </w:r>
+      <w:r>
+        <w:t xml:space="preserve">Rather than comparing solely within small local sets, an operator can screen airframes against an</w:t>
+      </w:r>
+      <w:r>
+        <w:t xml:space="preserve"> </w:t>
+      </w:r>
+      <w:r>
+        <w:t xml:space="preserve">established reference distribution of non-crash control drones sharing the same flight controller hardware, firmware generation, and</w:t>
+      </w:r>
+      <w:r>
+        <w:t xml:space="preserve"> </w:t>
+      </w:r>
+      <w:r>
+        <w:t xml:space="preserve">measurement source (20 strata, 107 unique control drones; overall AUC / mean percentile 0.689, 95% CI 0.619–0.758). At a 25% flag rate,</w:t>
+      </w:r>
+      <w:r>
+        <w:t xml:space="preserve"> </w:t>
+      </w:r>
+      <w:r>
+        <w:t xml:space="preserve">this stratum-matched screening identifies 50.0% of crashed airframes (30 of 60, 95% CI 36.7–63.3%), yielding an operational PPV of 1.48%</w:t>
+      </w:r>
+      <w:r>
+        <w:t xml:space="preserve"> </w:t>
+      </w:r>
+      <w:r>
+        <w:t xml:space="preserve">(95% CI 1.09–1.88%), an unflagged risk of 0.493%, a relative risk of</w:t>
       </w:r>
       <w:r>
         <w:t xml:space="preserve"> </w:t>
       </w:r>
       <m:oMath>
         <m:r>
-          <m:t>5.10</m:t>
+          <m:t>3.00</m:t>
         </m:r>
         <m:r>
           <m:rPr>
@@ -11083,13 +11187,114 @@
         </m:r>
       </m:oMath>
       <w:r>
-        <w:t xml:space="preserve">, lift</w:t>
+        <w:t xml:space="preserve">, a lift of</w:t>
       </w:r>
       <w:r>
         <w:t xml:space="preserve"> </w:t>
       </w:r>
       <m:oMath>
         <m:r>
+          <m:t>2.00</m:t>
+        </m:r>
+        <m:r>
+          <m:rPr>
+            <m:sty m:val="p"/>
+          </m:rPr>
+          <m:t>×</m:t>
+        </m:r>
+      </m:oMath>
+      <w:r>
+        <w:t xml:space="preserve"> </w:t>
+      </w:r>
+      <w:r>
+        <w:t xml:space="preserve">over the 0.741% base rate,</w:t>
+      </w:r>
+      <w:r>
+        <w:t xml:space="preserve"> </w:t>
+      </w:r>
+      <w:r>
+        <w:t xml:space="preserve">and 67.5 inspections per detected crash. Tightening the threshold to the top decile (10% flag rate) achieves 33.3% sensitivity (20 of 60,</w:t>
+      </w:r>
+      <w:r>
+        <w:t xml:space="preserve"> </w:t>
+      </w:r>
+      <w:r>
+        <w:t xml:space="preserve">95% CI 21.7–45.0%), an operational PPV of 2.47% (95% CI 1.61–3.33%), an unflagged risk of 0.549%, a relative risk of</w:t>
+      </w:r>
+      <w:r>
+        <w:t xml:space="preserve"> </w:t>
+      </w:r>
+      <m:oMath>
+        <m:r>
+          <m:t>4.50</m:t>
+        </m:r>
+        <m:r>
+          <m:rPr>
+            <m:sty m:val="p"/>
+          </m:rPr>
+          <m:t>×</m:t>
+        </m:r>
+      </m:oMath>
+      <w:r>
+        <w:t xml:space="preserve">,</w:t>
+      </w:r>
+      <w:r>
+        <w:t xml:space="preserve"> </w:t>
+      </w:r>
+      <w:r>
+        <w:t xml:space="preserve">a lift of</w:t>
+      </w:r>
+      <w:r>
+        <w:t xml:space="preserve"> </w:t>
+      </w:r>
+      <m:oMath>
+        <m:r>
+          <m:t>3.33</m:t>
+        </m:r>
+        <m:r>
+          <m:rPr>
+            <m:sty m:val="p"/>
+          </m:rPr>
+          <m:t>×</m:t>
+        </m:r>
+      </m:oMath>
+      <w:r>
+        <w:t xml:space="preserve">, and 40.5 inspections per detected crash. Under a broader source-matched reference (matching on measurement source alone;</w:t>
+      </w:r>
+      <w:r>
+        <w:t xml:space="preserve"> </w:t>
+      </w:r>
+      <w:r>
+        <w:t xml:space="preserve">AUC 0.655, 95% CI 0.591–0.716), a 25% flag rate yields 40.0% sensitivity, PPV 1.19% (lift</w:t>
+      </w:r>
+      <w:r>
+        <w:t xml:space="preserve"> </w:t>
+      </w:r>
+      <m:oMath>
+        <m:r>
+          <m:t>1.60</m:t>
+        </m:r>
+        <m:r>
+          <m:rPr>
+            <m:sty m:val="p"/>
+          </m:rPr>
+          <m:t>×</m:t>
+        </m:r>
+      </m:oMath>
+      <w:r>
+        <w:t xml:space="preserve">, 84.3 inspections per crash),</w:t>
+      </w:r>
+      <w:r>
+        <w:t xml:space="preserve"> </w:t>
+      </w:r>
+      <w:r>
+        <w:t xml:space="preserve">rising to 25.0% sensitivity, PPV 1.85% (lift</w:t>
+      </w:r>
+      <w:r>
+        <w:t xml:space="preserve"> </w:t>
+      </w:r>
+      <m:oMath>
+        <m:r>
           <m:t>2.50</m:t>
         </m:r>
         <m:r>
@@ -11100,105 +11305,13 @@
         </m:r>
       </m:oMath>
       <w:r>
-        <w:t xml:space="preserve">, 53.9 inspections per crash). At the crash-log base rate (1.54%), the</w:t>
-      </w:r>
-      <w:r>
-        <w:t xml:space="preserve"> </w:t>
-      </w:r>
-      <w:r>
-        <w:t xml:space="preserve">PPV reaches 3.81% (95% bootstrap CI 3.18–4.62%) versus 0.759% in unflagged drones—a relative risk of</w:t>
-      </w:r>
-      <w:r>
-        <w:t xml:space="preserve"> </w:t>
-      </w:r>
-      <m:oMath>
-        <m:r>
-          <m:t>5.02</m:t>
-        </m:r>
-        <m:r>
-          <m:rPr>
-            <m:sty m:val="p"/>
-          </m:rPr>
-          <m:t>×</m:t>
-        </m:r>
-      </m:oMath>
-      <w:r>
-        <w:t xml:space="preserve">, a lift of</w:t>
-      </w:r>
-      <w:r>
-        <w:t xml:space="preserve"> </w:t>
-      </w:r>
-      <m:oMath>
-        <m:r>
-          <m:t>2.47</m:t>
-        </m:r>
-        <m:r>
-          <m:rPr>
-            <m:sty m:val="p"/>
-          </m:rPr>
-          <m:t>×</m:t>
-        </m:r>
-      </m:oMath>
-      <w:r>
-        <w:t xml:space="preserve"> </w:t>
-      </w:r>
-      <w:r>
-        <w:t xml:space="preserve">over base rate (fixing the</w:t>
-      </w:r>
-      <w:r>
-        <w:t xml:space="preserve"> </w:t>
-      </w:r>
-      <m:oMath>
-        <m:r>
-          <m:t>2.53</m:t>
-        </m:r>
-        <m:r>
-          <m:rPr>
-            <m:sty m:val="p"/>
-          </m:rPr>
-          <m:t>×</m:t>
-        </m:r>
-      </m:oMath>
-      <w:r>
-        <w:t xml:space="preserve"> </w:t>
-      </w:r>
-      <w:r>
-        <w:t xml:space="preserve">typo from prior drafts), requiring 26.2 inspections per detected crash. Flagging the</w:t>
-      </w:r>
-      <w:r>
-        <w:t xml:space="preserve"> </w:t>
-      </w:r>
-      <w:r>
-        <w:t xml:space="preserve">single top-ranked drone in each set yields a risk of 3.33% in flagged versus 0.93% in unflagged (lift</w:t>
-      </w:r>
-      <w:r>
-        <w:t xml:space="preserve"> </w:t>
-      </w:r>
-      <m:oMath>
-        <m:r>
-          <m:t>3.58</m:t>
-        </m:r>
-        <m:r>
-          <m:rPr>
-            <m:sty m:val="p"/>
-          </m:rPr>
-          <m:t>×</m:t>
-        </m:r>
-      </m:oMath>
-      <w:r>
-        <w:t xml:space="preserve">, 30.1 inspections</w:t>
-      </w:r>
-      <w:r>
-        <w:t xml:space="preserve"> </w:t>
-      </w:r>
-      <w:r>
-        <w:t xml:space="preserve">per detected crash). In all scenarios, the vibration metric functions as a broad maintenance inspection filter rather than an</w:t>
-      </w:r>
-      <w:r>
-        <w:t xml:space="preserve"> </w:t>
-      </w:r>
-      <w:r>
-        <w:t xml:space="preserve">operational crash warning.</w:t>
+        <w:t xml:space="preserve">, 54.0 inspections per crash) at the 10% flag rate. In all scenarios, vibration</w:t>
+      </w:r>
+      <w:r>
+        <w:t xml:space="preserve"> </w:t>
+      </w:r>
+      <w:r>
+        <w:t xml:space="preserve">screening functions as a broad maintenance inspection filter rather than an operational crash warning.</w:t>
       </w:r>
     </w:p>
     <w:bookmarkStart w:id="47" w:name="_9361c5dba1dea8da31b0aed692bc5b019a98a7f"/>
@@ -11210,7 +11323,7 @@
       <w:r>
         <w:drawing>
           <wp:inline>
-            <wp:extent cx="4160520" cy="2281666"/>
+            <wp:extent cx="4160520" cy="2285734"/>
             <wp:effectExtent b="0" l="0" r="0" t="0"/>
             <wp:docPr descr="" title="" id="45" name="Picture"/>
             <a:graphic>
@@ -11231,7 +11344,7 @@
                   <pic:spPr bwMode="auto">
                     <a:xfrm>
                       <a:off x="0" y="0"/>
-                      <a:ext cx="4160520" cy="2281666"/>
+                      <a:ext cx="4160520" cy="2285734"/>
                     </a:xfrm>
                     <a:prstGeom prst="rect">
                       <a:avLst/>
@@ -11656,13 +11769,13 @@
         </m:r>
       </m:oMath>
       <w:r>
-        <w:t xml:space="preserve">, 12 sets; Fig. 5). A prospective replication protocol on newer accelerometer logs selected 26 sets, yielding</w:t>
-      </w:r>
-      <w:r>
-        <w:t xml:space="preserve"> </w:t>
-      </w:r>
-      <w:r>
-        <w:t xml:space="preserve">19 usable matched sets (</w:t>
+        <w:t xml:space="preserve">, 12 sets; Fig. 5). A declared replication protocol on newer accelerometer logs selected 26 sets, yielding</w:t>
+      </w:r>
+      <w:r>
+        <w:t xml:space="preserve"> </w:t>
+      </w:r>
+      <w:r>
+        <w:t xml:space="preserve">19 usable matched sets, of which 10 sets were new cases entirely outside the original test (</w:t>
       </w:r>
       <m:oMath>
         <m:acc>
@@ -11682,11 +11795,11 @@
           <m:t>=</m:t>
         </m:r>
         <m:r>
-          <m:t>0.58</m:t>
+          <m:t>0.50</m:t>
         </m:r>
       </m:oMath>
       <w:r>
-        <w:t xml:space="preserve">, 95% CI 0.39–0.76, one-sided</w:t>
+        <w:t xml:space="preserve">, 95% CI 0.20–0.75,</w:t>
       </w:r>
       <w:r>
         <w:t xml:space="preserve"> </w:t>
@@ -11702,17 +11815,11 @@
           <m:t>=</m:t>
         </m:r>
         <m:r>
-          <m:t>0.251</m:t>
+          <m:t>0.5760</m:t>
         </m:r>
       </m:oMath>
       <w:r>
-        <w:t xml:space="preserve">), of which 10 sets were new cases entirely outside the</w:t>
-      </w:r>
-      <w:r>
-        <w:t xml:space="preserve"> </w:t>
-      </w:r>
-      <w:r>
-        <w:t xml:space="preserve">original test (</w:t>
+        <w:t xml:space="preserve">), which shows no effect. Pooling with the 9 previously examined sets gives 19 usable sets (</w:t>
       </w:r>
       <m:oMath>
         <m:acc>
@@ -11732,11 +11839,17 @@
           <m:t>=</m:t>
         </m:r>
         <m:r>
-          <m:t>0.50</m:t>
+          <m:t>0.58</m:t>
         </m:r>
       </m:oMath>
       <w:r>
-        <w:t xml:space="preserve">, 95% CI 0.20–0.75,</w:t>
+        <w:t xml:space="preserve">, 95% CI 0.39–0.76,</w:t>
+      </w:r>
+      <w:r>
+        <w:t xml:space="preserve"> </w:t>
+      </w:r>
+      <w:r>
+        <w:t xml:space="preserve">one-sided</w:t>
       </w:r>
       <w:r>
         <w:t xml:space="preserve"> </w:t>
@@ -11752,18 +11865,18 @@
           <m:t>=</m:t>
         </m:r>
         <m:r>
-          <m:t>0.576</m:t>
+          <m:t>0.251</m:t>
         </m:r>
       </m:oMath>
       <w:r>
-        <w:t xml:space="preserve">). Statistical power analysis at one-sided</w:t>
+        <w:t xml:space="preserve">). Statistical design power at</w:t>
       </w:r>
       <w:r>
         <w:t xml:space="preserve"> </w:t>
       </w:r>
       <m:oMath>
         <m:r>
-          <m:t>α</m:t>
+          <m:t>N</m:t>
         </m:r>
         <m:r>
           <m:rPr>
@@ -11772,20 +11885,14 @@
           <m:t>=</m:t>
         </m:r>
         <m:r>
-          <m:t>0.025</m:t>
+          <m:t>19</m:t>
         </m:r>
       </m:oMath>
       <w:r>
         <w:t xml:space="preserve"> </w:t>
       </w:r>
       <w:r>
-        <w:t xml:space="preserve">demonstrates that</w:t>
-      </w:r>
-      <w:r>
-        <w:t xml:space="preserve"> </w:t>
-      </w:r>
-      <w:r>
-        <w:t xml:space="preserve">detecting</w:t>
+        <w:t xml:space="preserve">for an assumed effect of</w:t>
       </w:r>
       <w:r>
         <w:t xml:space="preserve"> </w:t>
@@ -11815,27 +11922,13 @@
         <w:t xml:space="preserve"> </w:t>
       </w:r>
       <w:r>
-        <w:t xml:space="preserve">(</w:t>
-      </w:r>
-      <m:oMath>
-        <m:r>
-          <m:rPr>
-            <m:sty m:val="p"/>
-          </m:rPr>
-          <m:t>Δ</m:t>
-        </m:r>
-        <m:r>
-          <m:rPr>
-            <m:sty m:val="p"/>
-          </m:rPr>
-          <m:t>=</m:t>
-        </m:r>
-        <m:r>
-          <m:t>0.17</m:t>
-        </m:r>
-      </m:oMath>
-      <w:r>
-        <w:t xml:space="preserve">) with 80% power requires 55 matched sets, while detecting</w:t>
+        <w:t xml:space="preserve">was 0.379 (and 0.118 if the true effect</w:t>
+      </w:r>
+      <w:r>
+        <w:t xml:space="preserve"> </w:t>
+      </w:r>
+      <w:r>
+        <w:t xml:space="preserve">is</w:t>
       </w:r>
       <w:r>
         <w:t xml:space="preserve"> </w:t>
@@ -11862,17 +11955,14 @@
         </m:r>
       </m:oMath>
       <w:r>
-        <w:t xml:space="preserve"> </w:t>
-      </w:r>
-      <w:r>
-        <w:t xml:space="preserve">(</w:t>
+        <w:t xml:space="preserve">). Statistical sample sizing at one-sided</w:t>
+      </w:r>
+      <w:r>
+        <w:t xml:space="preserve"> </w:t>
       </w:r>
       <m:oMath>
         <m:r>
-          <m:rPr>
-            <m:sty m:val="p"/>
-          </m:rPr>
-          <m:t>Δ</m:t>
+          <m:t>α</m:t>
         </m:r>
         <m:r>
           <m:rPr>
@@ -11881,37 +11971,14 @@
           <m:t>=</m:t>
         </m:r>
         <m:r>
-          <m:t>0.08</m:t>
+          <m:t>0.025</m:t>
         </m:r>
       </m:oMath>
       <w:r>
-        <w:t xml:space="preserve">) requires</w:t>
-      </w:r>
-      <w:r>
-        <w:t xml:space="preserve"> </w:t>
-      </w:r>
-      <w:r>
-        <w:t xml:space="preserve">247 sets. Given</w:t>
-      </w:r>
-      <w:r>
-        <w:t xml:space="preserve"> </w:t>
-      </w:r>
-      <m:oMath>
-        <m:r>
-          <m:t>N</m:t>
-        </m:r>
-        <m:r>
-          <m:rPr>
-            <m:sty m:val="p"/>
-          </m:rPr>
-          <m:t>=</m:t>
-        </m:r>
-        <m:r>
-          <m:t>19</m:t>
-        </m:r>
-      </m:oMath>
-      <w:r>
-        <w:t xml:space="preserve">, the observed post-hoc power if the true effect were</w:t>
+        <w:t xml:space="preserve"> </w:t>
+      </w:r>
+      <w:r>
+        <w:t xml:space="preserve">indicates that detecting</w:t>
       </w:r>
       <w:r>
         <w:t xml:space="preserve"> </w:t>
@@ -11941,7 +12008,39 @@
         <w:t xml:space="preserve"> </w:t>
       </w:r>
       <w:r>
-        <w:t xml:space="preserve">was only 0.379 (and 0.118 if</w:t>
+        <w:t xml:space="preserve">(</w:t>
+      </w:r>
+      <m:oMath>
+        <m:r>
+          <m:rPr>
+            <m:sty m:val="p"/>
+          </m:rPr>
+          <m:t>Δ</m:t>
+        </m:r>
+        <m:r>
+          <m:rPr>
+            <m:sty m:val="p"/>
+          </m:rPr>
+          <m:t>=</m:t>
+        </m:r>
+        <m:r>
+          <m:t>0.17</m:t>
+        </m:r>
+      </m:oMath>
+      <w:r>
+        <w:t xml:space="preserve">) with 80%</w:t>
+      </w:r>
+      <w:r>
+        <w:t xml:space="preserve"> </w:t>
+      </w:r>
+      <w:r>
+        <w:t xml:space="preserve">power requires 55 matched sets; however, this assumes the discovery effect size was not inflated by winner’s curse. If the true effect</w:t>
+      </w:r>
+      <w:r>
+        <w:t xml:space="preserve"> </w:t>
+      </w:r>
+      <w:r>
+        <w:t xml:space="preserve">size is closer to the pooled estimate of</w:t>
       </w:r>
       <w:r>
         <w:t xml:space="preserve"> </w:t>
@@ -11968,19 +12067,36 @@
         </m:r>
       </m:oMath>
       <w:r>
-        <w:t xml:space="preserve">).</w:t>
-      </w:r>
-      <w:r>
-        <w:t xml:space="preserve"> </w:t>
-      </w:r>
-      <w:r>
-        <w:t xml:space="preserve">The newer metric result is therefore severely underpowered and inconclusive rather than negative; a prospective replication on at</w:t>
-      </w:r>
-      <w:r>
-        <w:t xml:space="preserve"> </w:t>
-      </w:r>
-      <w:r>
-        <w:t xml:space="preserve">least 55 modern airframe sets is required.</w:t>
+        <w:t xml:space="preserve"> </w:t>
+      </w:r>
+      <w:r>
+        <w:t xml:space="preserve">(</w:t>
+      </w:r>
+      <m:oMath>
+        <m:r>
+          <m:rPr>
+            <m:sty m:val="p"/>
+          </m:rPr>
+          <m:t>Δ</m:t>
+        </m:r>
+        <m:r>
+          <m:rPr>
+            <m:sty m:val="p"/>
+          </m:rPr>
+          <m:t>=</m:t>
+        </m:r>
+        <m:r>
+          <m:t>0.08</m:t>
+        </m:r>
+      </m:oMath>
+      <w:r>
+        <w:t xml:space="preserve">), 247 sets are required. Because 247 matched sets exceed the</w:t>
+      </w:r>
+      <w:r>
+        <w:t xml:space="preserve"> </w:t>
+      </w:r>
+      <w:r>
+        <w:t xml:space="preserve">capacity of the current single archive, resolving this effect definitively requires prospective multi-fleet partner deployments.</w:t>
       </w:r>
     </w:p>
     <w:bookmarkStart w:id="52" w:name="_f3665d09ec22ddd60812b28fa68e496f60eecb2"/>
@@ -11992,7 +12108,7 @@
       <w:r>
         <w:drawing>
           <wp:inline>
-            <wp:extent cx="4160520" cy="2443232"/>
+            <wp:extent cx="4160520" cy="2534739"/>
             <wp:effectExtent b="0" l="0" r="0" t="0"/>
             <wp:docPr descr="" title="" id="50" name="Picture"/>
             <a:graphic>
@@ -12013,7 +12129,7 @@
                   <pic:spPr bwMode="auto">
                     <a:xfrm>
                       <a:off x="0" y="0"/>
-                      <a:ext cx="4160520" cy="2443232"/>
+                      <a:ext cx="4160520" cy="2534739"/>
                     </a:xfrm>
                     <a:prstGeom prst="rect">
                       <a:avLst/>
@@ -12109,137 +12225,25 @@
         <w:t xml:space="preserve"> </w:t>
       </w:r>
       <w:r>
-        <w:t xml:space="preserve">expert agreed in 11 and was unclear in 3; none attributed the crash to the pilot. Only 37 of the 73 logs behind aircraft</w:t>
-      </w:r>
-      <w:r>
-        <w:t xml:space="preserve"> </w:t>
-      </w:r>
-      <w:r>
-        <w:t xml:space="preserve">diagnoses with a checkable cause could still be downloaded (38 total downloadable aircraft crash logs). Table 7 shows the fault checks with and without the crash window. With the window ending 10 s before</w:t>
-      </w:r>
-      <w:r>
-        <w:t xml:space="preserve"> </w:t>
-      </w:r>
-      <w:r>
-        <w:t xml:space="preserve">the crash, no check met the declared criterion. The tuning check illustrates the diagnostic leakage described in Section 5.3:</w:t>
-      </w:r>
-      <w:r>
-        <w:t xml:space="preserve"> </w:t>
-      </w:r>
-      <w:r>
-        <w:t xml:space="preserve">across the 9 constant tuning logs with duration</w:t>
-      </w:r>
-      <w:r>
-        <w:t xml:space="preserve"> </w:t>
-      </w:r>
-      <m:oMath>
-        <m:r>
-          <m:rPr>
-            <m:sty m:val="p"/>
-          </m:rPr>
-          <m:t>≥</m:t>
-        </m:r>
-        <m:r>
-          <m:t>10</m:t>
-        </m:r>
-      </m:oMath>
-      <w:r>
-        <w:t xml:space="preserve"> s present in both windows, firing fell from 7 of 9 (77.8%) with the full window</w:t>
-      </w:r>
-      <w:r>
-        <w:t xml:space="preserve"> </w:t>
-      </w:r>
-      <w:r>
-        <w:t xml:space="preserve">to 1 of 9 (11.1%) at</w:t>
-      </w:r>
-      <w:r>
-        <w:t xml:space="preserve"> </w:t>
-      </w:r>
-      <m:oMath>
-        <m:r>
-          <m:t>m</m:t>
-        </m:r>
-        <m:r>
-          <m:rPr>
-            <m:sty m:val="p"/>
-          </m:rPr>
-          <m:t>=</m:t>
-        </m:r>
-        <m:r>
-          <m:t>10</m:t>
-        </m:r>
-      </m:oMath>
-      <w:r>
-        <w:t xml:space="preserve"> s (6 logs lost firing, 0 gained; exact two-sided McNemar</w:t>
-      </w:r>
-      <w:r>
-        <w:t xml:space="preserve"> </w:t>
-      </w:r>
-      <m:oMath>
-        <m:r>
-          <m:t>p</m:t>
-        </m:r>
-        <m:r>
-          <m:rPr>
-            <m:sty m:val="p"/>
-          </m:rPr>
-          <m:t>=</m:t>
-        </m:r>
-        <m:r>
-          <m:t>0.03125</m:t>
-        </m:r>
-      </m:oMath>
-      <w:r>
-        <w:t xml:space="preserve">). Across the other four checks</w:t>
-      </w:r>
-      <w:r>
-        <w:t xml:space="preserve"> </w:t>
-      </w:r>
-      <w:r>
-        <w:t xml:space="preserve">(vibration, GPS, motor, battery), firing rates were identical between full window and</w:t>
-      </w:r>
-      <w:r>
-        <w:t xml:space="preserve"> </w:t>
-      </w:r>
-      <m:oMath>
-        <m:r>
-          <m:t>m</m:t>
-        </m:r>
-        <m:r>
-          <m:rPr>
-            <m:sty m:val="p"/>
-          </m:rPr>
-          <m:t>=</m:t>
-        </m:r>
-        <m:r>
-          <m:t>10</m:t>
-        </m:r>
-      </m:oMath>
-      <w:r>
-        <w:t xml:space="preserve"> s on paired logs (</w:t>
-      </w:r>
-      <m:oMath>
-        <m:r>
-          <m:t>p</m:t>
-        </m:r>
-        <m:r>
-          <m:rPr>
-            <m:sty m:val="p"/>
-          </m:rPr>
-          <m:t>=</m:t>
-        </m:r>
-        <m:r>
-          <m:t>1.0</m:t>
-        </m:r>
-      </m:oMath>
-      <w:r>
-        <w:t xml:space="preserve">). Data leakage</w:t>
-      </w:r>
-      <w:r>
-        <w:t xml:space="preserve"> </w:t>
-      </w:r>
-      <w:r>
-        <w:t xml:space="preserve">was therefore specific to rate-tracking and tuning fault detection.</w:t>
+        <w:t xml:space="preserve">expert agreed in 11 and was unclear in 3; none attributed the crash to the pilot. Download attempts across all 148 threads</w:t>
+      </w:r>
+      <w:r>
+        <w:t xml:space="preserve"> </w:t>
+      </w:r>
+      <w:r>
+        <w:t xml:space="preserve">yielded 43 downloadable logs from 43 distinct threads (38 aircraft-fault and 5 pilot-fault; the remaining 105 had unhosted</w:t>
+      </w:r>
+      <w:r>
+        <w:t xml:space="preserve"> </w:t>
+      </w:r>
+      <w:r>
+        <w:t xml:space="preserve">or expired external links). Of the 38 aircraft logs, exactly 37 were associated with checkable fault categories in</w:t>
+      </w:r>
+      <w:r>
+        <w:t xml:space="preserve"> </w:t>
+      </w:r>
+      <w:r>
+        <w:t xml:space="preserve">Table 7.</w:t>
       </w:r>
     </w:p>
     <w:p>
@@ -12247,25 +12251,232 @@
         <w:pStyle w:val="BodyText"/>
       </w:pPr>
       <w:r>
-        <w:t xml:space="preserve">To test diagnostic attribution on independently evaluated incidents, we evaluated the rule and models across all 38 downloadable</w:t>
-      </w:r>
-      <w:r>
-        <w:t xml:space="preserve"> </w:t>
-      </w:r>
-      <w:r>
-        <w:t xml:space="preserve">logs behind expert forum threads. Because all 38 incidents were independently diagnosed by autopilot engineers as aircraft faults (no</w:t>
-      </w:r>
-      <w:r>
-        <w:t xml:space="preserve"> </w:t>
-      </w:r>
-      <w:r>
-        <w:t xml:space="preserve">pilot-caused crashes with active log links were found in the forum), this serves as a one-class sensitivity and false-negative check.</w:t>
-      </w:r>
-      <w:r>
-        <w:t xml:space="preserve"> </w:t>
-      </w:r>
-      <w:r>
-        <w:t xml:space="preserve">When evaluated on these real incidents, the fixed rule predicted</w:t>
+        <w:t xml:space="preserve">Table 7 compares the fault checks with the full flight window (</w:t>
+      </w:r>
+      <m:oMath>
+        <m:r>
+          <m:t>m</m:t>
+        </m:r>
+        <m:r>
+          <m:rPr>
+            <m:sty m:val="p"/>
+          </m:rPr>
+          <m:t>=</m:t>
+        </m:r>
+        <m:r>
+          <m:t>0</m:t>
+        </m:r>
+      </m:oMath>
+      <w:r>
+        <w:t xml:space="preserve"> s) and with the last 10 s before</w:t>
+      </w:r>
+      <w:r>
+        <w:t xml:space="preserve"> </w:t>
+      </w:r>
+      <w:r>
+        <w:t xml:space="preserve">the crash removed (</w:t>
+      </w:r>
+      <m:oMath>
+        <m:r>
+          <m:t>m</m:t>
+        </m:r>
+        <m:r>
+          <m:rPr>
+            <m:sty m:val="p"/>
+          </m:rPr>
+          <m:t>=</m:t>
+        </m:r>
+        <m:r>
+          <m:t>10</m:t>
+        </m:r>
+      </m:oMath>
+      <w:r>
+        <w:t xml:space="preserve"> s). With the window ending 10 s before the crash, no check met the declared criterion.</w:t>
+      </w:r>
+      <w:r>
+        <w:t xml:space="preserve"> </w:t>
+      </w:r>
+      <w:r>
+        <w:t xml:space="preserve">The tuning check illustrates the diagnostic leakage described in Section 5.3: across all candidate logs with the full</w:t>
+      </w:r>
+      <w:r>
+        <w:t xml:space="preserve"> </w:t>
+      </w:r>
+      <w:r>
+        <w:t xml:space="preserve">window, the check fired on 10 of 12 (83.3%). Across the 9 constant tuning logs with duration</w:t>
+      </w:r>
+      <w:r>
+        <w:t xml:space="preserve"> </w:t>
+      </w:r>
+      <m:oMath>
+        <m:r>
+          <m:rPr>
+            <m:sty m:val="p"/>
+          </m:rPr>
+          <m:t>≥</m:t>
+        </m:r>
+        <m:r>
+          <m:t>10</m:t>
+        </m:r>
+      </m:oMath>
+      <w:r>
+        <w:t xml:space="preserve"> s surviving the 10 s</w:t>
+      </w:r>
+      <w:r>
+        <w:t xml:space="preserve"> </w:t>
+      </w:r>
+      <w:r>
+        <w:t xml:space="preserve">cut-off without sample attrition, firing dropped from 7 of 9 (77.8%) with the full window to 1 of 9 (11.1%) at</w:t>
+      </w:r>
+      <w:r>
+        <w:t xml:space="preserve"> </w:t>
+      </w:r>
+      <m:oMath>
+        <m:r>
+          <m:t>m</m:t>
+        </m:r>
+        <m:r>
+          <m:rPr>
+            <m:sty m:val="p"/>
+          </m:rPr>
+          <m:t>=</m:t>
+        </m:r>
+        <m:r>
+          <m:t>10</m:t>
+        </m:r>
+      </m:oMath>
+      <w:r>
+        <w:t xml:space="preserve"> s</w:t>
+      </w:r>
+      <w:r>
+        <w:t xml:space="preserve"> </w:t>
+      </w:r>
+      <w:r>
+        <w:t xml:space="preserve">(6 logs lost firing, 0 gained; exact two-sided McNemar</w:t>
+      </w:r>
+      <w:r>
+        <w:t xml:space="preserve"> </w:t>
+      </w:r>
+      <m:oMath>
+        <m:r>
+          <m:t>p</m:t>
+        </m:r>
+        <m:r>
+          <m:rPr>
+            <m:sty m:val="p"/>
+          </m:rPr>
+          <m:t>=</m:t>
+        </m:r>
+        <m:r>
+          <m:t>0.03125</m:t>
+        </m:r>
+      </m:oMath>
+      <w:r>
+        <w:t xml:space="preserve">). However, this exploratory finding is descriptive rather</w:t>
+      </w:r>
+      <w:r>
+        <w:t xml:space="preserve"> </w:t>
+      </w:r>
+      <w:r>
+        <w:t xml:space="preserve">than confirmatory: across the five diagnostic checks evaluated, an unadjusted</w:t>
+      </w:r>
+      <w:r>
+        <w:t xml:space="preserve"> </w:t>
+      </w:r>
+      <m:oMath>
+        <m:r>
+          <m:t>p</m:t>
+        </m:r>
+        <m:r>
+          <m:rPr>
+            <m:sty m:val="p"/>
+          </m:rPr>
+          <m:t>=</m:t>
+        </m:r>
+        <m:r>
+          <m:t>0.031</m:t>
+        </m:r>
+      </m:oMath>
+      <w:r>
+        <w:t xml:space="preserve"> </w:t>
+      </w:r>
+      <w:r>
+        <w:t xml:space="preserve">does not survive Bonferroni multiplicity</w:t>
+      </w:r>
+      <w:r>
+        <w:t xml:space="preserve"> </w:t>
+      </w:r>
+      <w:r>
+        <w:t xml:space="preserve">correction (</w:t>
+      </w:r>
+      <m:oMath>
+        <m:r>
+          <m:t>p</m:t>
+        </m:r>
+        <m:r>
+          <m:rPr>
+            <m:sty m:val="p"/>
+          </m:rPr>
+          <m:t>≈</m:t>
+        </m:r>
+        <m:r>
+          <m:t>0.16</m:t>
+        </m:r>
+      </m:oMath>
+      <w:r>
+        <w:t xml:space="preserve">). Furthermore, the other four checks exhibited low baseline sensitivity even on full windows (</w:t>
+      </w:r>
+      <m:oMath>
+        <m:r>
+          <m:rPr>
+            <m:sty m:val="p"/>
+          </m:rPr>
+          <m:t>≤</m:t>
+        </m:r>
+        <m:r>
+          <m:t>25</m:t>
+        </m:r>
+        <m:r>
+          <m:rPr>
+            <m:sty m:val="p"/>
+          </m:rPr>
+          <m:t>%</m:t>
+        </m:r>
+      </m:oMath>
+      <w:r>
+        <w:t xml:space="preserve">,</w:t>
+      </w:r>
+      <w:r>
+        <w:t xml:space="preserve"> </w:t>
+      </w:r>
+      <w:r>
+        <w:t xml:space="preserve">with 0/4 for motor and 0/2 for battery on paired logs), meaning they had virtually no baseline firing to lose, while tuning exceeded</w:t>
+      </w:r>
+      <w:r>
+        <w:t xml:space="preserve"> </w:t>
+      </w:r>
+      <w:r>
+        <w:t xml:space="preserve">the declared 10% normal-flight false-alarm ceiling (13%). Thus, while rate-tracking error demonstrated marked leakage, claims that</w:t>
+      </w:r>
+      <w:r>
+        <w:t xml:space="preserve"> </w:t>
+      </w:r>
+      <w:r>
+        <w:t xml:space="preserve">leakage is strictly confined to tuning must be tempered by the limited baseline sensitivity of the remaining checks.</w:t>
+      </w:r>
+    </w:p>
+    <w:p>
+      <w:pPr>
+        <w:pStyle w:val="BodyText"/>
+      </w:pPr>
+      <w:r>
+        <w:t xml:space="preserve">To test diagnostic attribution on independently evaluated incidents, we evaluated the rule across all 43 downloadable logs behind</w:t>
+      </w:r>
+      <w:r>
+        <w:t xml:space="preserve"> </w:t>
+      </w:r>
+      <w:r>
+        <w:t xml:space="preserve">expert forum threads (38 aircraft-fault and 5 pilot-fault). Evaluated on the 38 aircraft incidents, the fixed rule predicted</w:t>
       </w:r>
       <w:r>
         <w:t xml:space="preserve"> </w:t>
@@ -12289,13 +12500,7 @@
         <w:t xml:space="preserve"> </w:t>
       </w:r>
       <w:r>
-        <w:t xml:space="preserve">in 6 (15.8%), and erroneously</w:t>
-      </w:r>
-      <w:r>
-        <w:t xml:space="preserve"> </w:t>
-      </w:r>
-      <w:r>
-        <w:t xml:space="preserve">blamed the</w:t>
+        <w:t xml:space="preserve">in 6 (15.8%), and erroneously blamed the</w:t>
       </w:r>
       <w:r>
         <w:t xml:space="preserve"> </w:t>
@@ -12307,7 +12512,13 @@
         <w:t xml:space="preserve"> </w:t>
       </w:r>
       <w:r>
-        <w:t xml:space="preserve">in 14 (36.8%). On decided cases (</w:t>
+        <w:t xml:space="preserve">in 14 (36.8%). On decided aircraft</w:t>
+      </w:r>
+      <w:r>
+        <w:t xml:space="preserve"> </w:t>
+      </w:r>
+      <w:r>
+        <w:t xml:space="preserve">cases (</w:t>
       </w:r>
       <m:oMath>
         <m:r>
@@ -12324,19 +12535,13 @@
         </m:r>
       </m:oMath>
       <w:r>
-        <w:t xml:space="preserve">), the rule was wrong on 43.8% (14/32). Detailed inspection of flight mode</w:t>
-      </w:r>
-      <w:r>
-        <w:t xml:space="preserve"> </w:t>
-      </w:r>
-      <w:r>
-        <w:t xml:space="preserve">sequences confirmed the failure mechanism: in all 14 misclassified logs, the vehicle was in a pilot-flown mode at the crash moment</w:t>
-      </w:r>
-      <w:r>
-        <w:t xml:space="preserve"> </w:t>
-      </w:r>
-      <w:r>
-        <w:t xml:space="preserve">(</w:t>
+        <w:t xml:space="preserve">), the rule was wrong on 43.8% (14/32). Detailed inspection of flight mode sequences confirmed the failure mechanism:</w:t>
+      </w:r>
+      <w:r>
+        <w:t xml:space="preserve"> </w:t>
+      </w:r>
+      <w:r>
+        <w:t xml:space="preserve">in all 14 misclassified logs, the vehicle was in a pilot-flown mode at the crash moment (</w:t>
       </w:r>
       <w:r>
         <w:rPr>
@@ -12445,19 +12650,13 @@
         <w:t xml:space="preserve"> </w:t>
       </w:r>
       <w:r>
-        <w:t xml:space="preserve">as the pilot attempted manual recovery). Because no hardware failsafe fired</w:t>
-      </w:r>
-      <w:r>
-        <w:t xml:space="preserve"> </w:t>
-      </w:r>
-      <w:r>
-        <w:t xml:space="preserve">before impact, the rule defaulted to blaming the pilot. Similarly, when evaluated out-of-fold on the 30 logs with complete telemetry</w:t>
-      </w:r>
-      <w:r>
-        <w:t xml:space="preserve"> </w:t>
-      </w:r>
-      <w:r>
-        <w:t xml:space="preserve">features, the logistic regression model predicted</w:t>
+        <w:t xml:space="preserve">as the pilot attempted manual recovery). Because no hardware failsafe fired before impact, the rule defaulted</w:t>
+      </w:r>
+      <w:r>
+        <w:t xml:space="preserve"> </w:t>
+      </w:r>
+      <w:r>
+        <w:t xml:space="preserve">to blaming the pilot. Conversely, when evaluated on the 5 pilot-fault incidents, the fixed rule predicted</w:t>
       </w:r>
       <w:r>
         <w:t xml:space="preserve"> </w:t>
@@ -12469,6 +12668,122 @@
         <w:t xml:space="preserve"> </w:t>
       </w:r>
       <w:r>
+        <w:t xml:space="preserve">in 4 (80.0%)</w:t>
+      </w:r>
+      <w:r>
+        <w:t xml:space="preserve"> </w:t>
+      </w:r>
+      <w:r>
+        <w:t xml:space="preserve">and</w:t>
+      </w:r>
+      <w:r>
+        <w:t xml:space="preserve"> </w:t>
+      </w:r>
+      <w:r>
+        <w:t xml:space="preserve">“pilot”</w:t>
+      </w:r>
+      <w:r>
+        <w:t xml:space="preserve"> </w:t>
+      </w:r>
+      <w:r>
+        <w:t xml:space="preserve">in only 1 (20.0%), misclassifying 4 of 5 pilot crashes because motor saturation, accelerometer clipping, or failsafe</w:t>
+      </w:r>
+      <w:r>
+        <w:t xml:space="preserve"> </w:t>
+      </w:r>
+      <w:r>
+        <w:t xml:space="preserve">activation occurred as the vehicle struck the ground. Combining both classes across all 37 decided expert logs (32 aircraft, 5 pilot),</w:t>
+      </w:r>
+      <w:r>
+        <w:t xml:space="preserve"> </w:t>
+      </w:r>
+      <w:r>
+        <w:t xml:space="preserve">the rule produced 18 incorrect decisions out of 37 (48.6% error rate), yielding a balanced accuracy of</w:t>
+      </w:r>
+      <w:r>
+        <w:t xml:space="preserve"> </w:t>
+      </w:r>
+      <m:oMath>
+        <m:r>
+          <m:rPr>
+            <m:sty m:val="p"/>
+          </m:rPr>
+          <m:t>(</m:t>
+        </m:r>
+        <m:r>
+          <m:t>56.25</m:t>
+        </m:r>
+        <m:r>
+          <m:rPr>
+            <m:sty m:val="p"/>
+          </m:rPr>
+          <m:t>%</m:t>
+        </m:r>
+        <m:r>
+          <m:rPr>
+            <m:sty m:val="p"/>
+          </m:rPr>
+          <m:t>+</m:t>
+        </m:r>
+        <m:r>
+          <m:t>20.0</m:t>
+        </m:r>
+        <m:r>
+          <m:rPr>
+            <m:sty m:val="p"/>
+          </m:rPr>
+          <m:t>%</m:t>
+        </m:r>
+        <m:r>
+          <m:rPr>
+            <m:sty m:val="p"/>
+          </m:rPr>
+          <m:t>)</m:t>
+        </m:r>
+        <m:r>
+          <m:rPr>
+            <m:sty m:val="p"/>
+          </m:rPr>
+          <m:t>/</m:t>
+        </m:r>
+        <m:r>
+          <m:t>2</m:t>
+        </m:r>
+        <m:r>
+          <m:rPr>
+            <m:sty m:val="p"/>
+          </m:rPr>
+          <m:t>=</m:t>
+        </m:r>
+        <m:r>
+          <m:t>38.1</m:t>
+        </m:r>
+        <m:r>
+          <m:rPr>
+            <m:sty m:val="p"/>
+          </m:rPr>
+          <m:t>%</m:t>
+        </m:r>
+      </m:oMath>
+      <w:r>
+        <w:t xml:space="preserve">, substantially below chance (50%). Similarly, when evaluated out-of-fold on the 30 aircraft</w:t>
+      </w:r>
+      <w:r>
+        <w:t xml:space="preserve"> </w:t>
+      </w:r>
+      <w:r>
+        <w:t xml:space="preserve">logs with complete telemetry features, the logistic regression model predicted</w:t>
+      </w:r>
+      <w:r>
+        <w:t xml:space="preserve"> </w:t>
+      </w:r>
+      <w:r>
+        <w:t xml:space="preserve">“aircraft”</w:t>
+      </w:r>
+      <w:r>
+        <w:t xml:space="preserve"> </w:t>
+      </w:r>
+      <w:r>
         <w:t xml:space="preserve">in 27 (90.0%) and</w:t>
       </w:r>
       <w:r>
@@ -12481,19 +12796,37 @@
         <w:t xml:space="preserve"> </w:t>
       </w:r>
       <w:r>
-        <w:t xml:space="preserve">in 3 (10.0%), defaulting strongly toward</w:t>
-      </w:r>
-      <w:r>
-        <w:t xml:space="preserve"> </w:t>
-      </w:r>
-      <w:r>
-        <w:t xml:space="preserve">its 72.3% aircraft training prior. This empirical test on independent incidents confirms that neither telemetry rules nor models reliably</w:t>
-      </w:r>
-      <w:r>
-        <w:t xml:space="preserve"> </w:t>
-      </w:r>
-      <w:r>
-        <w:t xml:space="preserve">attribute responsibility.</w:t>
+        <w:t xml:space="preserve">in 3 (10.0%),</w:t>
+      </w:r>
+      <w:r>
+        <w:t xml:space="preserve"> </w:t>
+      </w:r>
+      <w:r>
+        <w:t xml:space="preserve">defaulting strongly toward its 72.3% aircraft training prior. We note the caveat that forum diagnoses represent informed community</w:t>
+      </w:r>
+      <w:r>
+        <w:t xml:space="preserve"> </w:t>
+      </w:r>
+      <w:r>
+        <w:t xml:space="preserve">opinion rather than official accident inspection ground truth; in our coded threads, the original poster explicitly confirmed the</w:t>
+      </w:r>
+      <w:r>
+        <w:t xml:space="preserve"> </w:t>
+      </w:r>
+      <w:r>
+        <w:t xml:space="preserve">diagnosis in only 47 of 94 aircraft-fault threads (50.0%) and 5 of 9 pilot-fault threads (55.6%). Nonetheless, this two-class</w:t>
+      </w:r>
+      <w:r>
+        <w:t xml:space="preserve"> </w:t>
+      </w:r>
+      <w:r>
+        <w:t xml:space="preserve">validation on real-world expert cases confirms that with these rules, models and labels, automatic responsibility attribution</w:t>
+      </w:r>
+      <w:r>
+        <w:t xml:space="preserve"> </w:t>
+      </w:r>
+      <w:r>
+        <w:t xml:space="preserve">is not achievable.</w:t>
       </w:r>
     </w:p>
     <w:bookmarkStart w:id="54" w:name="_83343f61327e522fa9ffc9aa8f722d134b07ff7"/>
@@ -12502,21 +12835,61 @@
         <w:pStyle w:val="TableCaption"/>
       </w:pPr>
       <w:r>
-        <w:t xml:space="preserve">Table 7. Fault checks on logs whose expert named the matching fault, with the full window and with the last 10 s</w:t>
-      </w:r>
-      <w:r>
-        <w:t xml:space="preserve"> </w:t>
-      </w:r>
-      <w:r>
-        <w:t xml:space="preserve">before the crash removed. Declared criterion: at least 50% of diagnosed logs and at most 10% of normal flights.</w:t>
+        <w:t xml:space="preserve">Table 7. Fault checks on logs whose expert named the matching fault, with the full window (</w:t>
+      </w:r>
+      <m:oMath>
+        <m:r>
+          <m:t>m</m:t>
+        </m:r>
+        <m:r>
+          <m:rPr>
+            <m:sty m:val="p"/>
+          </m:rPr>
+          <m:t>=</m:t>
+        </m:r>
+        <m:r>
+          <m:t>0</m:t>
+        </m:r>
+      </m:oMath>
+      <w:r>
+        <w:t xml:space="preserve"> s) and with the last 10 s</w:t>
+      </w:r>
+      <w:r>
+        <w:t xml:space="preserve"> </w:t>
+      </w:r>
+      <w:r>
+        <w:t xml:space="preserve">before the crash removed (</w:t>
+      </w:r>
+      <m:oMath>
+        <m:r>
+          <m:t>m</m:t>
+        </m:r>
+        <m:r>
+          <m:rPr>
+            <m:sty m:val="p"/>
+          </m:rPr>
+          <m:t>=</m:t>
+        </m:r>
+        <m:r>
+          <m:t>10</m:t>
+        </m:r>
+      </m:oMath>
+      <w:r>
+        <w:t xml:space="preserve"> s). Declared criterion: at least 50% of diagnosed logs and at most 10% of normal flights.</w:t>
+      </w:r>
+      <w:r>
+        <w:t xml:space="preserve"> </w:t>
+      </w:r>
+      <w:r>
+        <w:t xml:space="preserve">Paired columns show constant logs surviving across both windows.</w:t>
       </w:r>
     </w:p>
     <w:tbl>
       <w:tblPr>
         <w:tblStyle w:val="Table"/>
         <w:tblW w:type="pct" w:w="5000"/>
-        <w:tblLook w:firstRow="1" w:lastRow="0" w:firstColumn="0" w:lastColumn="0" w:noHBand="0" w:noVBand="0" w:val="0020"/>
-        <w:tblCaption w:val="Table 7. Fault checks on logs whose expert named the matching fault, with the full window and with the last 10 s before the crash removed. Declared criterion: at least 50% of diagnosed logs and at most 10% of normal flights."/>
+        <w:tblLook w:firstRow="0" w:lastRow="0" w:firstColumn="0" w:lastColumn="0" w:noHBand="0" w:noVBand="0" w:val="0000"/>
+        <w:tblCaption w:val="Table 7. Fault checks on logs whose expert named the matching fault, with the full window (m=0 s) and with the last 10 s before the crash removed (m=10 s). Declared criterion: at least 50% of diagnosed logs and at most 10% of normal flights. Paired columns show constant logs surviving across both windows."/>
         <w:tblBorders>
           <w:top w:val="single" w:sz="4" w:color="808080"/>
           <w:left w:val="single" w:sz="4" w:color="808080"/>
@@ -12527,16 +12900,128 @@
         </w:tblBorders>
       </w:tblPr>
       <w:tblGrid>
-        <w:gridCol w:w="1584"/>
-        <w:gridCol w:w="1584"/>
-        <w:gridCol w:w="1584"/>
-        <w:gridCol w:w="1584"/>
-        <w:gridCol w:w="1584"/>
+        <w:gridCol w:w="1131"/>
+        <w:gridCol w:w="1131"/>
+        <w:gridCol w:w="1131"/>
+        <w:gridCol w:w="1131"/>
+        <w:gridCol w:w="1131"/>
+        <w:gridCol w:w="1131"/>
+        <w:gridCol w:w="1131"/>
       </w:tblGrid>
       <w:tr>
-        <w:trPr>
-          <w:tblHeader w:val="on"/>
-        </w:trPr>
+        <w:tc>
+          <w:tcPr/>
+          <w:p>
+            <w:pPr>
+              <w:pStyle w:val="Compact"/>
+              <w:spacing w:line="240" w:lineRule="auto"/>
+            </w:pPr>
+          </w:p>
+        </w:tc>
+        <w:tc>
+          <w:tcPr>
+            <w:gridSpan w:val="2"/>
+          </w:tcPr>
+          <w:p>
+            <w:pPr>
+              <w:pStyle w:val="Compact"/>
+              <w:spacing w:line="240" w:lineRule="auto"/>
+              <w:jc w:val="center"/>
+            </w:pPr>
+            <w:r>
+              <w:rPr>
+                <w:sz w:val="19"/>
+              </w:rPr>
+              <w:t xml:space="preserve">Diagnosed (</w:t>
+            </w:r>
+            <m:oMath>
+              <m:r>
+                <m:t>m</m:t>
+              </m:r>
+              <m:r>
+                <m:rPr>
+                  <m:sty m:val="p"/>
+                </m:rPr>
+                <m:t>=</m:t>
+              </m:r>
+              <m:r>
+                <m:t>0</m:t>
+              </m:r>
+            </m:oMath>
+            <w:r>
+              <w:rPr>
+                <w:sz w:val="19"/>
+              </w:rPr>
+              <w:t xml:space="preserve"> s)</w:t>
+            </w:r>
+          </w:p>
+        </w:tc>
+        <w:tc>
+          <w:tcPr/>
+          <w:p>
+            <w:pPr>
+              <w:pStyle w:val="Compact"/>
+              <w:spacing w:line="240" w:lineRule="auto"/>
+              <w:jc w:val="center"/>
+            </w:pPr>
+            <w:r>
+              <w:rPr>
+                <w:sz w:val="19"/>
+              </w:rPr>
+              <w:t xml:space="preserve">Diagnosed</w:t>
+            </w:r>
+          </w:p>
+        </w:tc>
+        <w:tc>
+          <w:tcPr/>
+          <w:p>
+            <w:pPr>
+              <w:pStyle w:val="Compact"/>
+              <w:spacing w:line="240" w:lineRule="auto"/>
+              <w:jc w:val="center"/>
+            </w:pPr>
+            <w:r>
+              <w:rPr>
+                <w:sz w:val="19"/>
+              </w:rPr>
+              <w:t xml:space="preserve">Paired</w:t>
+            </w:r>
+            <w:r>
+              <w:rPr>
+                <w:sz w:val="19"/>
+              </w:rPr>
+              <w:t xml:space="preserve"> </w:t>
+            </w:r>
+            <m:oMath>
+              <m:r>
+                <m:rPr>
+                  <m:sty m:val="p"/>
+                </m:rPr>
+                <m:t>Δ</m:t>
+              </m:r>
+            </m:oMath>
+          </w:p>
+        </w:tc>
+        <w:tc>
+          <w:tcPr>
+            <w:gridSpan w:val="2"/>
+          </w:tcPr>
+          <w:p>
+            <w:pPr>
+              <w:pStyle w:val="Compact"/>
+              <w:spacing w:line="240" w:lineRule="auto"/>
+              <w:jc w:val="center"/>
+            </w:pPr>
+            <w:r>
+              <w:rPr>
+                <w:sz w:val="19"/>
+              </w:rPr>
+              <w:t xml:space="preserve">Normal comparison</w:t>
+            </w:r>
+          </w:p>
+        </w:tc>
+      </w:tr>
+      <w:tr>
         <w:tc>
           <w:tcPr/>
           <w:p>
@@ -12559,39 +13044,39 @@
             <w:pPr>
               <w:pStyle w:val="Compact"/>
               <w:spacing w:line="240" w:lineRule="auto"/>
-              <w:jc w:val="left"/>
-            </w:pPr>
-            <w:r>
-              <w:rPr>
-                <w:sz w:val="19"/>
-              </w:rPr>
-              <w:t xml:space="preserve">Full window: diagnosed</w:t>
-            </w:r>
-          </w:p>
-        </w:tc>
-        <w:tc>
-          <w:tcPr/>
-          <w:p>
-            <w:pPr>
-              <w:pStyle w:val="Compact"/>
-              <w:spacing w:line="240" w:lineRule="auto"/>
-              <w:jc w:val="left"/>
-            </w:pPr>
-            <w:r>
-              <w:rPr>
-                <w:sz w:val="19"/>
-              </w:rPr>
-              <w:t xml:space="preserve">Full window: normal</w:t>
-            </w:r>
-          </w:p>
-        </w:tc>
-        <w:tc>
-          <w:tcPr/>
-          <w:p>
-            <w:pPr>
-              <w:pStyle w:val="Compact"/>
-              <w:spacing w:line="240" w:lineRule="auto"/>
-              <w:jc w:val="left"/>
+              <w:jc w:val="center"/>
+            </w:pPr>
+            <w:r>
+              <w:rPr>
+                <w:sz w:val="19"/>
+              </w:rPr>
+              <w:t xml:space="preserve">All logs</w:t>
+            </w:r>
+          </w:p>
+        </w:tc>
+        <w:tc>
+          <w:tcPr/>
+          <w:p>
+            <w:pPr>
+              <w:pStyle w:val="Compact"/>
+              <w:spacing w:line="240" w:lineRule="auto"/>
+              <w:jc w:val="center"/>
+            </w:pPr>
+            <w:r>
+              <w:rPr>
+                <w:sz w:val="19"/>
+              </w:rPr>
+              <w:t xml:space="preserve">Paired</w:t>
+            </w:r>
+          </w:p>
+        </w:tc>
+        <w:tc>
+          <w:tcPr/>
+          <w:p>
+            <w:pPr>
+              <w:pStyle w:val="Compact"/>
+              <w:spacing w:line="240" w:lineRule="auto"/>
+              <w:jc w:val="center"/>
             </w:pPr>
             <m:oMath>
               <m:r>
@@ -12611,17 +13096,74 @@
               <w:rPr>
                 <w:sz w:val="19"/>
               </w:rPr>
-              <w:t xml:space="preserve"> s: diagnosed</w:t>
-            </w:r>
-          </w:p>
-        </w:tc>
-        <w:tc>
-          <w:tcPr/>
-          <w:p>
-            <w:pPr>
-              <w:pStyle w:val="Compact"/>
-              <w:spacing w:line="240" w:lineRule="auto"/>
-              <w:jc w:val="left"/>
+              <w:t xml:space="preserve"> s</w:t>
+            </w:r>
+          </w:p>
+        </w:tc>
+        <w:tc>
+          <w:tcPr/>
+          <w:p>
+            <w:pPr>
+              <w:pStyle w:val="Compact"/>
+              <w:spacing w:line="240" w:lineRule="auto"/>
+              <w:jc w:val="center"/>
+            </w:pPr>
+            <w:r>
+              <w:rPr>
+                <w:sz w:val="19"/>
+              </w:rPr>
+              <w:t xml:space="preserve">(</w:t>
+            </w:r>
+            <m:oMath>
+              <m:r>
+                <m:t>p</m:t>
+              </m:r>
+            </m:oMath>
+            <w:r>
+              <w:rPr>
+                <w:sz w:val="19"/>
+              </w:rPr>
+              <w:t xml:space="preserve">-value)</w:t>
+            </w:r>
+          </w:p>
+        </w:tc>
+        <w:tc>
+          <w:tcPr/>
+          <w:p>
+            <w:pPr>
+              <w:pStyle w:val="Compact"/>
+              <w:spacing w:line="240" w:lineRule="auto"/>
+              <w:jc w:val="center"/>
+            </w:pPr>
+            <m:oMath>
+              <m:r>
+                <m:t>m</m:t>
+              </m:r>
+              <m:r>
+                <m:rPr>
+                  <m:sty m:val="p"/>
+                </m:rPr>
+                <m:t>=</m:t>
+              </m:r>
+              <m:r>
+                <m:t>0</m:t>
+              </m:r>
+            </m:oMath>
+            <w:r>
+              <w:rPr>
+                <w:sz w:val="19"/>
+              </w:rPr>
+              <w:t xml:space="preserve"> s</w:t>
+            </w:r>
+          </w:p>
+        </w:tc>
+        <w:tc>
+          <w:tcPr/>
+          <w:p>
+            <w:pPr>
+              <w:pStyle w:val="Compact"/>
+              <w:spacing w:line="240" w:lineRule="auto"/>
+              <w:jc w:val="center"/>
             </w:pPr>
             <m:oMath>
               <m:r>
@@ -12641,7 +13183,7 @@
               <w:rPr>
                 <w:sz w:val="19"/>
               </w:rPr>
-              <w:t xml:space="preserve"> s: normal</w:t>
+              <w:t xml:space="preserve"> s</w:t>
             </w:r>
           </w:p>
         </w:tc>
@@ -12669,7 +13211,7 @@
             <w:pPr>
               <w:pStyle w:val="Compact"/>
               <w:spacing w:line="240" w:lineRule="auto"/>
-              <w:jc w:val="left"/>
+              <w:jc w:val="center"/>
             </w:pPr>
             <w:r>
               <w:rPr>
@@ -12685,7 +13227,92 @@
             <w:pPr>
               <w:pStyle w:val="Compact"/>
               <w:spacing w:line="240" w:lineRule="auto"/>
-              <w:jc w:val="left"/>
+              <w:jc w:val="center"/>
+            </w:pPr>
+            <w:r>
+              <w:rPr>
+                <w:sz w:val="19"/>
+              </w:rPr>
+              <w:t xml:space="preserve">7/9 (78%)</w:t>
+            </w:r>
+          </w:p>
+        </w:tc>
+        <w:tc>
+          <w:tcPr/>
+          <w:p>
+            <w:pPr>
+              <w:pStyle w:val="Compact"/>
+              <w:spacing w:line="240" w:lineRule="auto"/>
+              <w:jc w:val="center"/>
+            </w:pPr>
+            <w:r>
+              <w:rPr>
+                <w:sz w:val="19"/>
+              </w:rPr>
+              <w:t xml:space="preserve">1/9 (11%)</w:t>
+            </w:r>
+          </w:p>
+        </w:tc>
+        <w:tc>
+          <w:tcPr/>
+          <w:p>
+            <w:pPr>
+              <w:pStyle w:val="Compact"/>
+              <w:spacing w:line="240" w:lineRule="auto"/>
+              <w:jc w:val="center"/>
+            </w:pPr>
+            <m:oMath>
+              <m:r>
+                <m:rPr>
+                  <m:sty m:val="p"/>
+                </m:rPr>
+                <m:t>−</m:t>
+              </m:r>
+              <m:r>
+                <m:t>6</m:t>
+              </m:r>
+            </m:oMath>
+            <w:r>
+              <w:rPr>
+                <w:sz w:val="19"/>
+              </w:rPr>
+              <w:t xml:space="preserve"> </w:t>
+            </w:r>
+            <w:r>
+              <w:rPr>
+                <w:sz w:val="19"/>
+              </w:rPr>
+              <w:t xml:space="preserve">(</w:t>
+            </w:r>
+            <m:oMath>
+              <m:r>
+                <m:t>p</m:t>
+              </m:r>
+              <m:r>
+                <m:rPr>
+                  <m:sty m:val="p"/>
+                </m:rPr>
+                <m:t>=</m:t>
+              </m:r>
+              <m:r>
+                <m:t>0.031</m:t>
+              </m:r>
+            </m:oMath>
+            <w:r>
+              <w:rPr>
+                <w:sz w:val="19"/>
+              </w:rPr>
+              <w:t xml:space="preserve">)</w:t>
+            </w:r>
+          </w:p>
+        </w:tc>
+        <w:tc>
+          <w:tcPr/>
+          <w:p>
+            <w:pPr>
+              <w:pStyle w:val="Compact"/>
+              <w:spacing w:line="240" w:lineRule="auto"/>
+              <w:jc w:val="center"/>
             </w:pPr>
             <w:r>
               <w:rPr>
@@ -12701,23 +13328,7 @@
             <w:pPr>
               <w:pStyle w:val="Compact"/>
               <w:spacing w:line="240" w:lineRule="auto"/>
-              <w:jc w:val="left"/>
-            </w:pPr>
-            <w:r>
-              <w:rPr>
-                <w:sz w:val="19"/>
-              </w:rPr>
-              <w:t xml:space="preserve">1/9 (11%)</w:t>
-            </w:r>
-          </w:p>
-        </w:tc>
-        <w:tc>
-          <w:tcPr/>
-          <w:p>
-            <w:pPr>
-              <w:pStyle w:val="Compact"/>
-              <w:spacing w:line="240" w:lineRule="auto"/>
-              <w:jc w:val="left"/>
+              <w:jc w:val="center"/>
             </w:pPr>
             <w:r>
               <w:rPr>
@@ -12751,7 +13362,7 @@
             <w:pPr>
               <w:pStyle w:val="Compact"/>
               <w:spacing w:line="240" w:lineRule="auto"/>
-              <w:jc w:val="left"/>
+              <w:jc w:val="center"/>
             </w:pPr>
             <w:r>
               <w:rPr>
@@ -12767,7 +13378,75 @@
             <w:pPr>
               <w:pStyle w:val="Compact"/>
               <w:spacing w:line="240" w:lineRule="auto"/>
-              <w:jc w:val="left"/>
+              <w:jc w:val="center"/>
+            </w:pPr>
+            <w:r>
+              <w:rPr>
+                <w:sz w:val="19"/>
+              </w:rPr>
+              <w:t xml:space="preserve">3/5 (60%)</w:t>
+            </w:r>
+          </w:p>
+        </w:tc>
+        <w:tc>
+          <w:tcPr/>
+          <w:p>
+            <w:pPr>
+              <w:pStyle w:val="Compact"/>
+              <w:spacing w:line="240" w:lineRule="auto"/>
+              <w:jc w:val="center"/>
+            </w:pPr>
+            <w:r>
+              <w:rPr>
+                <w:sz w:val="19"/>
+              </w:rPr>
+              <w:t xml:space="preserve">3/5 (60%)</w:t>
+            </w:r>
+          </w:p>
+        </w:tc>
+        <w:tc>
+          <w:tcPr/>
+          <w:p>
+            <w:pPr>
+              <w:pStyle w:val="Compact"/>
+              <w:spacing w:line="240" w:lineRule="auto"/>
+              <w:jc w:val="center"/>
+            </w:pPr>
+            <w:r>
+              <w:rPr>
+                <w:sz w:val="19"/>
+              </w:rPr>
+              <w:t xml:space="preserve">0 (</w:t>
+            </w:r>
+            <m:oMath>
+              <m:r>
+                <m:t>p</m:t>
+              </m:r>
+              <m:r>
+                <m:rPr>
+                  <m:sty m:val="p"/>
+                </m:rPr>
+                <m:t>=</m:t>
+              </m:r>
+              <m:r>
+                <m:t>1.00</m:t>
+              </m:r>
+            </m:oMath>
+            <w:r>
+              <w:rPr>
+                <w:sz w:val="19"/>
+              </w:rPr>
+              <w:t xml:space="preserve">)</w:t>
+            </w:r>
+          </w:p>
+        </w:tc>
+        <w:tc>
+          <w:tcPr/>
+          <w:p>
+            <w:pPr>
+              <w:pStyle w:val="Compact"/>
+              <w:spacing w:line="240" w:lineRule="auto"/>
+              <w:jc w:val="center"/>
             </w:pPr>
             <w:r>
               <w:rPr>
@@ -12783,23 +13462,7 @@
             <w:pPr>
               <w:pStyle w:val="Compact"/>
               <w:spacing w:line="240" w:lineRule="auto"/>
-              <w:jc w:val="left"/>
-            </w:pPr>
-            <w:r>
-              <w:rPr>
-                <w:sz w:val="19"/>
-              </w:rPr>
-              <w:t xml:space="preserve">3/5 (60%)</w:t>
-            </w:r>
-          </w:p>
-        </w:tc>
-        <w:tc>
-          <w:tcPr/>
-          <w:p>
-            <w:pPr>
-              <w:pStyle w:val="Compact"/>
-              <w:spacing w:line="240" w:lineRule="auto"/>
-              <w:jc w:val="left"/>
+              <w:jc w:val="center"/>
             </w:pPr>
             <w:r>
               <w:rPr>
@@ -12833,7 +13496,7 @@
             <w:pPr>
               <w:pStyle w:val="Compact"/>
               <w:spacing w:line="240" w:lineRule="auto"/>
-              <w:jc w:val="left"/>
+              <w:jc w:val="center"/>
             </w:pPr>
             <w:r>
               <w:rPr>
@@ -12849,7 +13512,75 @@
             <w:pPr>
               <w:pStyle w:val="Compact"/>
               <w:spacing w:line="240" w:lineRule="auto"/>
-              <w:jc w:val="left"/>
+              <w:jc w:val="center"/>
+            </w:pPr>
+            <w:r>
+              <w:rPr>
+                <w:sz w:val="19"/>
+              </w:rPr>
+              <w:t xml:space="preserve">1/4 (25%)</w:t>
+            </w:r>
+          </w:p>
+        </w:tc>
+        <w:tc>
+          <w:tcPr/>
+          <w:p>
+            <w:pPr>
+              <w:pStyle w:val="Compact"/>
+              <w:spacing w:line="240" w:lineRule="auto"/>
+              <w:jc w:val="center"/>
+            </w:pPr>
+            <w:r>
+              <w:rPr>
+                <w:sz w:val="19"/>
+              </w:rPr>
+              <w:t xml:space="preserve">1/4 (25%)</w:t>
+            </w:r>
+          </w:p>
+        </w:tc>
+        <w:tc>
+          <w:tcPr/>
+          <w:p>
+            <w:pPr>
+              <w:pStyle w:val="Compact"/>
+              <w:spacing w:line="240" w:lineRule="auto"/>
+              <w:jc w:val="center"/>
+            </w:pPr>
+            <w:r>
+              <w:rPr>
+                <w:sz w:val="19"/>
+              </w:rPr>
+              <w:t xml:space="preserve">0 (</w:t>
+            </w:r>
+            <m:oMath>
+              <m:r>
+                <m:t>p</m:t>
+              </m:r>
+              <m:r>
+                <m:rPr>
+                  <m:sty m:val="p"/>
+                </m:rPr>
+                <m:t>=</m:t>
+              </m:r>
+              <m:r>
+                <m:t>1.00</m:t>
+              </m:r>
+            </m:oMath>
+            <w:r>
+              <w:rPr>
+                <w:sz w:val="19"/>
+              </w:rPr>
+              <w:t xml:space="preserve">)</w:t>
+            </w:r>
+          </w:p>
+        </w:tc>
+        <w:tc>
+          <w:tcPr/>
+          <w:p>
+            <w:pPr>
+              <w:pStyle w:val="Compact"/>
+              <w:spacing w:line="240" w:lineRule="auto"/>
+              <w:jc w:val="center"/>
             </w:pPr>
             <w:r>
               <w:rPr>
@@ -12865,23 +13596,7 @@
             <w:pPr>
               <w:pStyle w:val="Compact"/>
               <w:spacing w:line="240" w:lineRule="auto"/>
-              <w:jc w:val="left"/>
-            </w:pPr>
-            <w:r>
-              <w:rPr>
-                <w:sz w:val="19"/>
-              </w:rPr>
-              <w:t xml:space="preserve">1/4 (25%)</w:t>
-            </w:r>
-          </w:p>
-        </w:tc>
-        <w:tc>
-          <w:tcPr/>
-          <w:p>
-            <w:pPr>
-              <w:pStyle w:val="Compact"/>
-              <w:spacing w:line="240" w:lineRule="auto"/>
-              <w:jc w:val="left"/>
+              <w:jc w:val="center"/>
             </w:pPr>
             <w:r>
               <w:rPr>
@@ -12915,7 +13630,7 @@
             <w:pPr>
               <w:pStyle w:val="Compact"/>
               <w:spacing w:line="240" w:lineRule="auto"/>
-              <w:jc w:val="left"/>
+              <w:jc w:val="center"/>
             </w:pPr>
             <w:r>
               <w:rPr>
@@ -12931,7 +13646,75 @@
             <w:pPr>
               <w:pStyle w:val="Compact"/>
               <w:spacing w:line="240" w:lineRule="auto"/>
-              <w:jc w:val="left"/>
+              <w:jc w:val="center"/>
+            </w:pPr>
+            <w:r>
+              <w:rPr>
+                <w:sz w:val="19"/>
+              </w:rPr>
+              <w:t xml:space="preserve">0/4</w:t>
+            </w:r>
+          </w:p>
+        </w:tc>
+        <w:tc>
+          <w:tcPr/>
+          <w:p>
+            <w:pPr>
+              <w:pStyle w:val="Compact"/>
+              <w:spacing w:line="240" w:lineRule="auto"/>
+              <w:jc w:val="center"/>
+            </w:pPr>
+            <w:r>
+              <w:rPr>
+                <w:sz w:val="19"/>
+              </w:rPr>
+              <w:t xml:space="preserve">0/4</w:t>
+            </w:r>
+          </w:p>
+        </w:tc>
+        <w:tc>
+          <w:tcPr/>
+          <w:p>
+            <w:pPr>
+              <w:pStyle w:val="Compact"/>
+              <w:spacing w:line="240" w:lineRule="auto"/>
+              <w:jc w:val="center"/>
+            </w:pPr>
+            <w:r>
+              <w:rPr>
+                <w:sz w:val="19"/>
+              </w:rPr>
+              <w:t xml:space="preserve">0 (</w:t>
+            </w:r>
+            <m:oMath>
+              <m:r>
+                <m:t>p</m:t>
+              </m:r>
+              <m:r>
+                <m:rPr>
+                  <m:sty m:val="p"/>
+                </m:rPr>
+                <m:t>=</m:t>
+              </m:r>
+              <m:r>
+                <m:t>1.00</m:t>
+              </m:r>
+            </m:oMath>
+            <w:r>
+              <w:rPr>
+                <w:sz w:val="19"/>
+              </w:rPr>
+              <w:t xml:space="preserve">)</w:t>
+            </w:r>
+          </w:p>
+        </w:tc>
+        <w:tc>
+          <w:tcPr/>
+          <w:p>
+            <w:pPr>
+              <w:pStyle w:val="Compact"/>
+              <w:spacing w:line="240" w:lineRule="auto"/>
+              <w:jc w:val="center"/>
             </w:pPr>
             <w:r>
               <w:rPr>
@@ -12947,23 +13730,7 @@
             <w:pPr>
               <w:pStyle w:val="Compact"/>
               <w:spacing w:line="240" w:lineRule="auto"/>
-              <w:jc w:val="left"/>
-            </w:pPr>
-            <w:r>
-              <w:rPr>
-                <w:sz w:val="19"/>
-              </w:rPr>
-              <w:t xml:space="preserve">0/4</w:t>
-            </w:r>
-          </w:p>
-        </w:tc>
-        <w:tc>
-          <w:tcPr/>
-          <w:p>
-            <w:pPr>
-              <w:pStyle w:val="Compact"/>
-              <w:spacing w:line="240" w:lineRule="auto"/>
-              <w:jc w:val="left"/>
+              <w:jc w:val="center"/>
             </w:pPr>
             <w:r>
               <w:rPr>
@@ -12997,7 +13764,7 @@
             <w:pPr>
               <w:pStyle w:val="Compact"/>
               <w:spacing w:line="240" w:lineRule="auto"/>
-              <w:jc w:val="left"/>
+              <w:jc w:val="center"/>
             </w:pPr>
             <w:r>
               <w:rPr>
@@ -13013,7 +13780,75 @@
             <w:pPr>
               <w:pStyle w:val="Compact"/>
               <w:spacing w:line="240" w:lineRule="auto"/>
-              <w:jc w:val="left"/>
+              <w:jc w:val="center"/>
+            </w:pPr>
+            <w:r>
+              <w:rPr>
+                <w:sz w:val="19"/>
+              </w:rPr>
+              <w:t xml:space="preserve">0/2</w:t>
+            </w:r>
+          </w:p>
+        </w:tc>
+        <w:tc>
+          <w:tcPr/>
+          <w:p>
+            <w:pPr>
+              <w:pStyle w:val="Compact"/>
+              <w:spacing w:line="240" w:lineRule="auto"/>
+              <w:jc w:val="center"/>
+            </w:pPr>
+            <w:r>
+              <w:rPr>
+                <w:sz w:val="19"/>
+              </w:rPr>
+              <w:t xml:space="preserve">0/2</w:t>
+            </w:r>
+          </w:p>
+        </w:tc>
+        <w:tc>
+          <w:tcPr/>
+          <w:p>
+            <w:pPr>
+              <w:pStyle w:val="Compact"/>
+              <w:spacing w:line="240" w:lineRule="auto"/>
+              <w:jc w:val="center"/>
+            </w:pPr>
+            <w:r>
+              <w:rPr>
+                <w:sz w:val="19"/>
+              </w:rPr>
+              <w:t xml:space="preserve">0 (</w:t>
+            </w:r>
+            <m:oMath>
+              <m:r>
+                <m:t>p</m:t>
+              </m:r>
+              <m:r>
+                <m:rPr>
+                  <m:sty m:val="p"/>
+                </m:rPr>
+                <m:t>=</m:t>
+              </m:r>
+              <m:r>
+                <m:t>1.00</m:t>
+              </m:r>
+            </m:oMath>
+            <w:r>
+              <w:rPr>
+                <w:sz w:val="19"/>
+              </w:rPr>
+              <w:t xml:space="preserve">)</w:t>
+            </w:r>
+          </w:p>
+        </w:tc>
+        <w:tc>
+          <w:tcPr/>
+          <w:p>
+            <w:pPr>
+              <w:pStyle w:val="Compact"/>
+              <w:spacing w:line="240" w:lineRule="auto"/>
+              <w:jc w:val="center"/>
             </w:pPr>
             <w:r>
               <w:rPr>
@@ -13029,23 +13864,7 @@
             <w:pPr>
               <w:pStyle w:val="Compact"/>
               <w:spacing w:line="240" w:lineRule="auto"/>
-              <w:jc w:val="left"/>
-            </w:pPr>
-            <w:r>
-              <w:rPr>
-                <w:sz w:val="19"/>
-              </w:rPr>
-              <w:t xml:space="preserve">0/2</w:t>
-            </w:r>
-          </w:p>
-        </w:tc>
-        <w:tc>
-          <w:tcPr/>
-          <w:p>
-            <w:pPr>
-              <w:pStyle w:val="Compact"/>
-              <w:spacing w:line="240" w:lineRule="auto"/>
-              <w:jc w:val="left"/>
+              <w:jc w:val="center"/>
             </w:pPr>
             <w:r>
               <w:rPr>
@@ -13250,7 +14069,19 @@
         <w:pStyle w:val="TableCaption"/>
       </w:pPr>
       <w:r>
-        <w:t xml:space="preserve">Table 8. Exploratory analyses added during peer review, their motivation, key results, and git commit hashes.</w:t>
+        <w:t xml:space="preserve">Table 8. Exploratory analyses added during peer review, their motivation, key results, and git commit hashes. Archived snapshots are indexed in Software Heritage (e.g.,</w:t>
+      </w:r>
+      <w:r>
+        <w:t xml:space="preserve"> </w:t>
+      </w:r>
+      <w:r>
+        <w:rPr>
+          <w:rStyle w:val="VerbatimChar"/>
+        </w:rPr>
+        <w:t xml:space="preserve">swh:1:rev:bad06ff…</w:t>
+      </w:r>
+      <w:r>
+        <w:t xml:space="preserve">) and will be minted into a Zenodo DOI.</w:t>
       </w:r>
     </w:p>
     <w:tbl>
@@ -13258,7 +14089,7 @@
         <w:tblStyle w:val="Table"/>
         <w:tblW w:type="pct" w:w="5000"/>
         <w:tblLook w:firstRow="1" w:lastRow="0" w:firstColumn="0" w:lastColumn="0" w:noHBand="0" w:noVBand="0" w:val="0020"/>
-        <w:tblCaption w:val="Table 8. Exploratory analyses added during peer review, their motivation, key results, and git commit hashes."/>
+        <w:tblCaption w:val="Table 8. Exploratory analyses added during peer review, their motivation, key results, and git commit hashes. Archived snapshots are indexed in Software Heritage (e.g., swh:1:rev:bad06ff…) and will be minted into a Zenodo DOI."/>
         <w:tblBorders>
           <w:top w:val="single" w:sz="4" w:color="808080"/>
           <w:left w:val="single" w:sz="4" w:color="808080"/>
@@ -14113,7 +14944,7 @@
               <w:rPr>
                 <w:sz w:val="19"/>
               </w:rPr>
-              <w:t xml:space="preserve">); Fleet-ref PPV 3.81% (lift</w:t>
+              <w:t xml:space="preserve">); Fleet-ref PPV 1.48% (lift</w:t>
             </w:r>
             <w:r>
               <w:rPr>
@@ -14123,7 +14954,7 @@
             </w:r>
             <m:oMath>
               <m:r>
-                <m:t>2.47</m:t>
+                <m:t>2.00</m:t>
               </m:r>
               <m:r>
                 <m:rPr>
@@ -14136,6 +14967,29 @@
               <w:rPr>
                 <w:sz w:val="19"/>
               </w:rPr>
+              <w:t xml:space="preserve">) to 2.47% (lift</w:t>
+            </w:r>
+            <w:r>
+              <w:rPr>
+                <w:sz w:val="19"/>
+              </w:rPr>
+              <w:t xml:space="preserve"> </w:t>
+            </w:r>
+            <m:oMath>
+              <m:r>
+                <m:t>3.33</m:t>
+              </m:r>
+              <m:r>
+                <m:rPr>
+                  <m:sty m:val="p"/>
+                </m:rPr>
+                <m:t>×</m:t>
+              </m:r>
+            </m:oMath>
+            <w:r>
+              <w:rPr>
+                <w:sz w:val="19"/>
+              </w:rPr>
               <w:t xml:space="preserve">)</w:t>
             </w:r>
           </w:p>
@@ -14238,7 +15092,7 @@
               <w:rPr>
                 <w:sz w:val="19"/>
               </w:rPr>
-              <w:t xml:space="preserve">38 expert crash logs attribution</w:t>
+              <w:t xml:space="preserve">43 expert crash logs attribution</w:t>
             </w:r>
           </w:p>
         </w:tc>
@@ -14270,7 +15124,7 @@
               <w:rPr>
                 <w:sz w:val="19"/>
               </w:rPr>
-              <w:t xml:space="preserve">One-class test: rule wrong on 43.8%; model 90% drone</w:t>
+              <w:t xml:space="preserve">Two-class test: rule wrong on 48.6% of decided cases; BA 38.1%</w:t>
             </w:r>
           </w:p>
         </w:tc>
@@ -14978,20 +15832,26 @@
         </m:r>
       </m:oMath>
       <w:r>
-        <w:t xml:space="preserve">, 96.4 inspections per crash) under empirical matched-set screening at the 0.741% vehicle base rate,</w:t>
-      </w:r>
-      <w:r>
-        <w:t xml:space="preserve"> </w:t>
-      </w:r>
-      <w:r>
-        <w:t xml:space="preserve">and a PPV of 3.81% (95% CI 3.18–4.62%, lift</w:t>
+        <w:t xml:space="preserve">, 96.4 inspections per crash) under empirical matched-set screening at the 0.741% vehicle base rate.</w:t>
+      </w:r>
+      <w:r>
+        <w:t xml:space="preserve"> </w:t>
+      </w:r>
+      <w:r>
+        <w:t xml:space="preserve">Under a stratum-matched fleet-wide reference distribution, flagging the top 25% yields an operational PPV of 1.48%</w:t>
+      </w:r>
+      <w:r>
+        <w:t xml:space="preserve"> </w:t>
+      </w:r>
+      <w:r>
+        <w:t xml:space="preserve">(95% CI 1.09–1.88%, relative risk</w:t>
       </w:r>
       <w:r>
         <w:t xml:space="preserve"> </w:t>
       </w:r>
       <m:oMath>
         <m:r>
-          <m:t>2.47</m:t>
+          <m:t>3.00</m:t>
         </m:r>
         <m:r>
           <m:rPr>
@@ -15001,19 +15861,70 @@
         </m:r>
       </m:oMath>
       <w:r>
-        <w:t xml:space="preserve">, 26.2 inspections per crash) under an idealized fleet-wide 25% flag rate</w:t>
-      </w:r>
-      <w:r>
-        <w:t xml:space="preserve"> </w:t>
-      </w:r>
-      <w:r>
-        <w:t xml:space="preserve">at the 1.54% log base rate (1.86% PPV at the vehicle base rate). The flag is therefore a maintenance inspection prompt,</w:t>
-      </w:r>
-      <w:r>
-        <w:t xml:space="preserve"> </w:t>
-      </w:r>
-      <w:r>
-        <w:t xml:space="preserve">not a crash warning.</w:t>
+        <w:t xml:space="preserve">, lift</w:t>
+      </w:r>
+      <w:r>
+        <w:t xml:space="preserve"> </w:t>
+      </w:r>
+      <m:oMath>
+        <m:r>
+          <m:t>2.00</m:t>
+        </m:r>
+        <m:r>
+          <m:rPr>
+            <m:sty m:val="p"/>
+          </m:rPr>
+          <m:t>×</m:t>
+        </m:r>
+      </m:oMath>
+      <w:r>
+        <w:t xml:space="preserve">, 67.5 inspections per crash), rising to 2.47%</w:t>
+      </w:r>
+      <w:r>
+        <w:t xml:space="preserve"> </w:t>
+      </w:r>
+      <w:r>
+        <w:t xml:space="preserve">(95% CI 1.61–3.33%, relative risk</w:t>
+      </w:r>
+      <w:r>
+        <w:t xml:space="preserve"> </w:t>
+      </w:r>
+      <m:oMath>
+        <m:r>
+          <m:t>4.50</m:t>
+        </m:r>
+        <m:r>
+          <m:rPr>
+            <m:sty m:val="p"/>
+          </m:rPr>
+          <m:t>×</m:t>
+        </m:r>
+      </m:oMath>
+      <w:r>
+        <w:t xml:space="preserve">, lift</w:t>
+      </w:r>
+      <w:r>
+        <w:t xml:space="preserve"> </w:t>
+      </w:r>
+      <m:oMath>
+        <m:r>
+          <m:t>3.33</m:t>
+        </m:r>
+        <m:r>
+          <m:rPr>
+            <m:sty m:val="p"/>
+          </m:rPr>
+          <m:t>×</m:t>
+        </m:r>
+      </m:oMath>
+      <w:r>
+        <w:t xml:space="preserve">, 40.5 inspections per crash) when flagging the top decile (10%).</w:t>
+      </w:r>
+      <w:r>
+        <w:t xml:space="preserve"> </w:t>
+      </w:r>
+      <w:r>
+        <w:t xml:space="preserve">The flag is therefore a maintenance inspection prompt, not an operational crash warning.</w:t>
       </w:r>
     </w:p>
     <w:p>
@@ -15098,19 +16009,51 @@
         <w:t xml:space="preserve"> </w:t>
       </w:r>
       <w:r>
-        <w:t xml:space="preserve">separation between pilot- and aircraft-caused crashes with these labels and features. While commercial and legal</w:t>
-      </w:r>
-      <w:r>
-        <w:t xml:space="preserve"> </w:t>
-      </w:r>
-      <w:r>
-        <w:t xml:space="preserve">disputes often seek a binary verdict, aviation safety science demonstrates that accidents are multi-causal systemic</w:t>
-      </w:r>
-      <w:r>
-        <w:t xml:space="preserve"> </w:t>
-      </w:r>
-      <w:r>
-        <w:t xml:space="preserve">events involving organizational, environmental and human factors</w:t>
+        <w:t xml:space="preserve">separation between pilot- and aircraft-caused crashes with these labels and features. Because pilot labels are sparse</w:t>
+      </w:r>
+      <w:r>
+        <w:t xml:space="preserve"> </w:t>
+      </w:r>
+      <w:r>
+        <w:t xml:space="preserve">(</w:t>
+      </w:r>
+      <m:oMath>
+        <m:r>
+          <m:t>n</m:t>
+        </m:r>
+        <m:r>
+          <m:rPr>
+            <m:sty m:val="p"/>
+          </m:rPr>
+          <m:t>=</m:t>
+        </m:r>
+        <m:r>
+          <m:t>36</m:t>
+        </m:r>
+      </m:oMath>
+      <w:r>
+        <w:t xml:space="preserve"> </w:t>
+      </w:r>
+      <w:r>
+        <w:t xml:space="preserve">in the modeling sample), permutation null bounds statistically exclude AUCs above approximately 0.66, and</w:t>
+      </w:r>
+      <w:r>
+        <w:t xml:space="preserve"> </w:t>
+      </w:r>
+      <w:r>
+        <w:t xml:space="preserve">independent validation on 43 expert forum cases revealed a 48.6% error rate on decided cases (balanced accuracy 0.381).</w:t>
+      </w:r>
+      <w:r>
+        <w:t xml:space="preserve"> </w:t>
+      </w:r>
+      <w:r>
+        <w:t xml:space="preserve">While commercial and legal disputes often seek a binary verdict, aviation safety science demonstrates that accidents are</w:t>
+      </w:r>
+      <w:r>
+        <w:t xml:space="preserve"> </w:t>
+      </w:r>
+      <w:r>
+        <w:t xml:space="preserve">multi-causal systemic events involving organizational, environmental and human factors</w:t>
       </w:r>
       <w:r>
         <w:t xml:space="preserve"> </w:t>
@@ -15130,31 +16073,31 @@
         <w:t xml:space="preserve">]</w:t>
       </w:r>
       <w:r>
-        <w:t xml:space="preserve">. Uploader labels are noisy,</w:t>
-      </w:r>
-      <w:r>
-        <w:t xml:space="preserve"> </w:t>
-      </w:r>
-      <w:r>
-        <w:t xml:space="preserve">and the sharp divergence between uploader pilot blame (32%) and expert forum diagnoses (6%) points to politeness bias</w:t>
-      </w:r>
-      <w:r>
-        <w:t xml:space="preserve"> </w:t>
-      </w:r>
-      <w:r>
-        <w:t xml:space="preserve">on public forums or a narrower definition of pilot fault among autopilot engineers. A log records the combined physical</w:t>
-      </w:r>
-      <w:r>
-        <w:t xml:space="preserve"> </w:t>
-      </w:r>
-      <w:r>
-        <w:t xml:space="preserve">outcome of pilot inputs, environmental disturbances and vehicle response; disentangling responsibility from telemetry alone</w:t>
-      </w:r>
-      <w:r>
-        <w:t xml:space="preserve"> </w:t>
-      </w:r>
-      <w:r>
-        <w:t xml:space="preserve">is not supported by the data. Tools that issue automatic responsibility verdicts should be evaluated against independent</w:t>
+        <w:t xml:space="preserve">. Uploader</w:t>
+      </w:r>
+      <w:r>
+        <w:t xml:space="preserve"> </w:t>
+      </w:r>
+      <w:r>
+        <w:t xml:space="preserve">labels are noisy, and the sharp divergence between uploader pilot blame (32%) and expert forum diagnoses (6%) points to</w:t>
+      </w:r>
+      <w:r>
+        <w:t xml:space="preserve"> </w:t>
+      </w:r>
+      <w:r>
+        <w:t xml:space="preserve">politeness bias on public forums or a narrower definition of pilot fault among autopilot engineers. A log records the combined</w:t>
+      </w:r>
+      <w:r>
+        <w:t xml:space="preserve"> </w:t>
+      </w:r>
+      <w:r>
+        <w:t xml:space="preserve">physical outcome of pilot inputs, environmental disturbances and vehicle response; disentangling responsibility from telemetry</w:t>
+      </w:r>
+      <w:r>
+        <w:t xml:space="preserve"> </w:t>
+      </w:r>
+      <w:r>
+        <w:t xml:space="preserve">alone is not supported by the data. Tools that issue automatic responsibility verdicts should be evaluated against independent</w:t>
       </w:r>
       <w:r>
         <w:t xml:space="preserve"> </w:t>
@@ -15184,13 +16127,19 @@
         <w:t xml:space="preserve"> </w:t>
       </w:r>
       <w:r>
-        <w:t xml:space="preserve">dominated by between-drone confounds; within-drone evaluation demonstrated attenuation to near-chance (AUC 0.58),</w:t>
-      </w:r>
-      <w:r>
-        <w:t xml:space="preserve"> </w:t>
-      </w:r>
-      <w:r>
-        <w:t xml:space="preserve">confirming that longitudinal baseline comparison is essential. Diagnostic checks also exhibited leakage: specifically, tuning fault detection fell from 77.8% to 11.1% sensitivity (</w:t>
+        <w:t xml:space="preserve">driven by duration and airframe confounds; within-drone evaluation demonstrated substantial attenuation (AUC 0.580,</w:t>
+      </w:r>
+      <w:r>
+        <w:t xml:space="preserve"> </w:t>
+      </w:r>
+      <w:r>
+        <w:t xml:space="preserve">95% CI 0.528–0.633), confirming that longitudinal baseline comparison is essential. Diagnostic checks also exhibited</w:t>
+      </w:r>
+      <w:r>
+        <w:t xml:space="preserve"> </w:t>
+      </w:r>
+      <w:r>
+        <w:t xml:space="preserve">leakage: specifically, tuning fault detection fell from 77.8% to 11.1% sensitivity (</w:t>
       </w:r>
       <m:oMath>
         <m:r>
@@ -15207,13 +16156,71 @@
         </m:r>
       </m:oMath>
       <w:r>
-        <w:t xml:space="preserve">) when the final 10 s were removed. Diagnostic evaluations must remove the crash</w:t>
-      </w:r>
-      <w:r>
-        <w:t xml:space="preserve"> </w:t>
-      </w:r>
-      <w:r>
-        <w:t xml:space="preserve">window and compare against an aircraft’s own operating baseline before claiming pre-crash anticipation.</w:t>
+        <w:t xml:space="preserve"> </w:t>
+      </w:r>
+      <w:r>
+        <w:t xml:space="preserve">on paired logs) when the final</w:t>
+      </w:r>
+      <w:r>
+        <w:t xml:space="preserve"> </w:t>
+      </w:r>
+      <w:r>
+        <w:t xml:space="preserve">10 s were removed. However, as noted in Section 5.6, this finding is exploratory and does not survive Bonferroni</w:t>
+      </w:r>
+      <w:r>
+        <w:t xml:space="preserve"> </w:t>
+      </w:r>
+      <w:r>
+        <w:t xml:space="preserve">correction over five checks (</w:t>
+      </w:r>
+      <m:oMath>
+        <m:r>
+          <m:t>p</m:t>
+        </m:r>
+        <m:r>
+          <m:rPr>
+            <m:sty m:val="p"/>
+          </m:rPr>
+          <m:t>≈</m:t>
+        </m:r>
+        <m:r>
+          <m:t>0.16</m:t>
+        </m:r>
+      </m:oMath>
+      <w:r>
+        <w:t xml:space="preserve">), and the low baseline sensitivity of the remaining checks (</w:t>
+      </w:r>
+      <m:oMath>
+        <m:r>
+          <m:rPr>
+            <m:sty m:val="p"/>
+          </m:rPr>
+          <m:t>≤</m:t>
+        </m:r>
+        <m:r>
+          <m:t>25</m:t>
+        </m:r>
+        <m:r>
+          <m:rPr>
+            <m:sty m:val="p"/>
+          </m:rPr>
+          <m:t>%</m:t>
+        </m:r>
+      </m:oMath>
+      <w:r>
+        <w:t xml:space="preserve">) leaves</w:t>
+      </w:r>
+      <w:r>
+        <w:t xml:space="preserve"> </w:t>
+      </w:r>
+      <w:r>
+        <w:t xml:space="preserve">open whether other physical failure modes also leak. Diagnostic evaluations must remove the crash window and compare against</w:t>
+      </w:r>
+      <w:r>
+        <w:t xml:space="preserve"> </w:t>
+      </w:r>
+      <w:r>
+        <w:t xml:space="preserve">an aircraft’s own operating baseline before claiming pre-crash anticipation.</w:t>
       </w:r>
     </w:p>
     <w:p>
@@ -15311,9 +16318,45 @@
         <w:t xml:space="preserve"> </w:t>
       </w:r>
       <w:r>
-        <w:t xml:space="preserve">on the older estimator metric only; a declared replication on the newer accelerometer metric was inconclusive (</w:t>
+        <w:t xml:space="preserve">on the older estimator metric only; a declared replication on the newer accelerometer metric yielded an independent estimate</w:t>
+      </w:r>
+      <w:r>
+        <w:t xml:space="preserve"> </w:t>
+      </w:r>
+      <w:r>
+        <w:t xml:space="preserve">of</w:t>
+      </w:r>
+      <w:r>
+        <w:t xml:space="preserve"> </w:t>
       </w:r>
       <m:oMath>
+        <m:acc>
+          <m:accPr>
+            <m:chr m:val="‾"/>
+          </m:accPr>
+          <m:e>
+            <m:r>
+              <m:t>r</m:t>
+            </m:r>
+          </m:e>
+        </m:acc>
+        <m:r>
+          <m:rPr>
+            <m:sty m:val="p"/>
+          </m:rPr>
+          <m:t>=</m:t>
+        </m:r>
+        <m:r>
+          <m:t>0.50</m:t>
+        </m:r>
+      </m:oMath>
+      <w:r>
+        <w:t xml:space="preserve"> </w:t>
+      </w:r>
+      <w:r>
+        <w:t xml:space="preserve">(</w:t>
+      </w:r>
+      <m:oMath>
         <m:r>
           <m:t>p</m:t>
         </m:r>
@@ -15324,49 +16367,166 @@
           <m:t>=</m:t>
         </m:r>
         <m:r>
-          <m:t>0.25</m:t>
+          <m:t>0.5760</m:t>
         </m:r>
       </m:oMath>
       <w:r>
-        <w:t xml:space="preserve">).</w:t>
-      </w:r>
-      <w:r>
-        <w:t xml:space="preserve"> </w:t>
-      </w:r>
-      <w:r>
-        <w:t xml:space="preserve">Finally, given the low baseline crash rate in active fleets (</w:t>
+        <w:t xml:space="preserve">, 10 new sets) and pooled</w:t>
+      </w:r>
+      <w:r>
+        <w:t xml:space="preserve"> </w:t>
       </w:r>
       <m:oMath>
-        <m:r>
-          <m:rPr>
-            <m:sty m:val="p"/>
-          </m:rPr>
-          <m:t>∼</m:t>
-        </m:r>
-        <m:r>
-          <m:t>1.5</m:t>
-        </m:r>
-        <m:r>
-          <m:rPr>
-            <m:sty m:val="p"/>
-          </m:rPr>
-          <m:t>%</m:t>
+        <m:acc>
+          <m:accPr>
+            <m:chr m:val="‾"/>
+          </m:accPr>
+          <m:e>
+            <m:r>
+              <m:t>r</m:t>
+            </m:r>
+          </m:e>
+        </m:acc>
+        <m:r>
+          <m:rPr>
+            <m:sty m:val="p"/>
+          </m:rPr>
+          <m:t>=</m:t>
+        </m:r>
+        <m:r>
+          <m:t>0.58</m:t>
         </m:r>
       </m:oMath>
       <w:r>
-        <w:t xml:space="preserve">), flagging upper-quartile vibration yields an</w:t>
-      </w:r>
-      <w:r>
-        <w:t xml:space="preserve"> </w:t>
-      </w:r>
-      <w:r>
-        <w:t xml:space="preserve">operational PPV of 3.8% (95% CI 3.2–4.6%; 3.3% for top-rank flagging). The metric provides a maintenance</w:t>
-      </w:r>
-      <w:r>
-        <w:t xml:space="preserve"> </w:t>
-      </w:r>
-      <w:r>
-        <w:t xml:space="preserve">prioritization signal, not an operational warning.</w:t>
+        <w:t xml:space="preserve"> </w:t>
+      </w:r>
+      <w:r>
+        <w:t xml:space="preserve">(</w:t>
+      </w:r>
+      <m:oMath>
+        <m:r>
+          <m:t>p</m:t>
+        </m:r>
+        <m:r>
+          <m:rPr>
+            <m:sty m:val="p"/>
+          </m:rPr>
+          <m:t>=</m:t>
+        </m:r>
+        <m:r>
+          <m:t>0.251</m:t>
+        </m:r>
+      </m:oMath>
+      <w:r>
+        <w:t xml:space="preserve">, 19 sets), which is inconclusive and</w:t>
+      </w:r>
+      <w:r>
+        <w:t xml:space="preserve"> </w:t>
+      </w:r>
+      <w:r>
+        <w:t xml:space="preserve">severely underpowered (</w:t>
+      </w:r>
+      <m:oMath>
+        <m:r>
+          <m:t>N</m:t>
+        </m:r>
+        <m:r>
+          <m:rPr>
+            <m:sty m:val="p"/>
+          </m:rPr>
+          <m:t>=</m:t>
+        </m:r>
+        <m:r>
+          <m:t>247</m:t>
+        </m:r>
+      </m:oMath>
+      <w:r>
+        <w:t xml:space="preserve"> </w:t>
+      </w:r>
+      <w:r>
+        <w:t xml:space="preserve">sets needed at true</w:t>
+      </w:r>
+      <w:r>
+        <w:t xml:space="preserve"> </w:t>
+      </w:r>
+      <m:oMath>
+        <m:acc>
+          <m:accPr>
+            <m:chr m:val="‾"/>
+          </m:accPr>
+          <m:e>
+            <m:r>
+              <m:t>r</m:t>
+            </m:r>
+          </m:e>
+        </m:acc>
+        <m:r>
+          <m:rPr>
+            <m:sty m:val="p"/>
+          </m:rPr>
+          <m:t>=</m:t>
+        </m:r>
+        <m:r>
+          <m:t>0.58</m:t>
+        </m:r>
+      </m:oMath>
+      <w:r>
+        <w:t xml:space="preserve"> </w:t>
+      </w:r>
+      <w:r>
+        <w:t xml:space="preserve">due to potential winner’s curse). Finally, given the</w:t>
+      </w:r>
+      <w:r>
+        <w:t xml:space="preserve"> </w:t>
+      </w:r>
+      <w:r>
+        <w:t xml:space="preserve">0.741% vehicle base rate in the archive, stratum-matched fleet screening yields an operational PPV of 1.48% (lift</w:t>
+      </w:r>
+      <w:r>
+        <w:t xml:space="preserve"> </w:t>
+      </w:r>
+      <m:oMath>
+        <m:r>
+          <m:t>2.00</m:t>
+        </m:r>
+        <m:r>
+          <m:rPr>
+            <m:sty m:val="p"/>
+          </m:rPr>
+          <m:t>×</m:t>
+        </m:r>
+      </m:oMath>
+      <w:r>
+        <w:t xml:space="preserve">,</w:t>
+      </w:r>
+      <w:r>
+        <w:t xml:space="preserve"> </w:t>
+      </w:r>
+      <w:r>
+        <w:t xml:space="preserve">67.5 inspections per crash) at a 25% flag rate and 2.47% (lift</w:t>
+      </w:r>
+      <w:r>
+        <w:t xml:space="preserve"> </w:t>
+      </w:r>
+      <m:oMath>
+        <m:r>
+          <m:t>3.33</m:t>
+        </m:r>
+        <m:r>
+          <m:rPr>
+            <m:sty m:val="p"/>
+          </m:rPr>
+          <m:t>×</m:t>
+        </m:r>
+      </m:oMath>
+      <w:r>
+        <w:t xml:space="preserve">, 40.5 inspections per crash) at the top decile</w:t>
+      </w:r>
+      <w:r>
+        <w:t xml:space="preserve"> </w:t>
+      </w:r>
+      <w:r>
+        <w:t xml:space="preserve">(1.04% under empirical matched-set screening). The metric provides a maintenance prioritization signal, not an operational warning.</w:t>
       </w:r>
     </w:p>
     <w:p>
@@ -15743,25 +16903,43 @@
         <w:t xml:space="preserve"> </w:t>
       </w:r>
       <w:r>
-        <w:t xml:space="preserve">the uploaders’ own assessments, and normal flights are self-rated. The expert-diagnosed sample confirmed agreement on</w:t>
-      </w:r>
-      <w:r>
-        <w:t xml:space="preserve"> </w:t>
-      </w:r>
-      <w:r>
-        <w:t xml:space="preserve">aircraft-rated logs (11 of 14) but did not evaluate pilot-rated logs, and the gap between expert (6%) and uploader (32%)</w:t>
-      </w:r>
-      <w:r>
-        <w:t xml:space="preserve"> </w:t>
-      </w:r>
-      <w:r>
-        <w:t xml:space="preserve">pilot blame rates suggests reporting biases. Controls without a crash-rated log may have crashed without a rating, biasing</w:t>
-      </w:r>
-      <w:r>
-        <w:t xml:space="preserve"> </w:t>
-      </w:r>
-      <w:r>
-        <w:t xml:space="preserve">the between-drone test conservatively. Forum diagnoses were coded with good inter-rater reliability (</w:t>
+        <w:t xml:space="preserve">the uploaders’ own assessments, and normal flights are self-rated. Across 148 expert forum crash threads, download</w:t>
+      </w:r>
+      <w:r>
+        <w:t xml:space="preserve"> </w:t>
+      </w:r>
+      <w:r>
+        <w:t xml:space="preserve">attempts yielded 43 downloadable logs (38 aircraft-fault, 5 pilot-fault), enabling a two-class empirical validation</w:t>
+      </w:r>
+      <w:r>
+        <w:t xml:space="preserve"> </w:t>
+      </w:r>
+      <w:r>
+        <w:t xml:space="preserve">that revealed an overall error rate of 48.6% on decided cases (balanced accuracy 0.381). However, forum diagnoses represent</w:t>
+      </w:r>
+      <w:r>
+        <w:t xml:space="preserve"> </w:t>
+      </w:r>
+      <w:r>
+        <w:t xml:space="preserve">informed community opinion rather than official accident investigation reports; original posters confirmed the diagnosis</w:t>
+      </w:r>
+      <w:r>
+        <w:t xml:space="preserve"> </w:t>
+      </w:r>
+      <w:r>
+        <w:t xml:space="preserve">in only 47 of 94 aircraft threads (50.0%) and 5 of 9 pilot threads (55.6%). Controls without a crash rating may have crashed</w:t>
+      </w:r>
+      <w:r>
+        <w:t xml:space="preserve"> </w:t>
+      </w:r>
+      <w:r>
+        <w:t xml:space="preserve">unnoticed, biasing the between-drone test conservatively. Forum diagnoses achieved good inter-rater agreement</w:t>
+      </w:r>
+      <w:r>
+        <w:t xml:space="preserve"> </w:t>
+      </w:r>
+      <w:r>
+        <w:t xml:space="preserve">(</w:t>
       </w:r>
       <m:oMath>
         <m:r>
@@ -15778,13 +16956,7 @@
         </m:r>
       </m:oMath>
       <w:r>
-        <w:t xml:space="preserve">),</w:t>
-      </w:r>
-      <w:r>
-        <w:t xml:space="preserve"> </w:t>
-      </w:r>
-      <w:r>
-        <w:t xml:space="preserve">but were limited to public discussions.</w:t>
+        <w:t xml:space="preserve">), but were restricted to public discussions.</w:t>
       </w:r>
     </w:p>
     <w:p>
@@ -15945,13 +17117,19 @@
         <w:t xml:space="preserve"> </w:t>
       </w:r>
       <w:r>
-        <w:t xml:space="preserve">Only 37 of the 73 logs behind expert aircraft diagnoses with a checkable cause could still be</w:t>
-      </w:r>
-      <w:r>
-        <w:t xml:space="preserve"> </w:t>
-      </w:r>
-      <w:r>
-        <w:t xml:space="preserve">downloaded, so several diagnostic comparisons in Table 7 have very small sample sizes (</w:t>
+        <w:t xml:space="preserve">Across 148 real crash threads, download attempts yielded 43 downloadable logs; exactly 37 of the</w:t>
+      </w:r>
+      <w:r>
+        <w:t xml:space="preserve"> </w:t>
+      </w:r>
+      <w:r>
+        <w:t xml:space="preserve">73 logs behind expert aircraft diagnoses with a checkable cause could still be downloaded, so several diagnostic comparisons</w:t>
+      </w:r>
+      <w:r>
+        <w:t xml:space="preserve"> </w:t>
+      </w:r>
+      <w:r>
+        <w:t xml:space="preserve">in Table 7 have very small sample sizes (</w:t>
       </w:r>
       <m:oMath>
         <m:r>
@@ -15982,13 +17160,7 @@
         </m:r>
       </m:oMath>
       <w:r>
-        <w:t xml:space="preserve">);</w:t>
-      </w:r>
-      <w:r>
-        <w:t xml:space="preserve"> </w:t>
-      </w:r>
-      <w:r>
-        <w:t xml:space="preserve">its results are indicative rather than definitive.</w:t>
+        <w:t xml:space="preserve">); its results are indicative rather than definitive.</w:t>
       </w:r>
     </w:p>
     <w:p>
@@ -16000,7 +17172,7 @@
           <w:b/>
           <w:bCs/>
         </w:rPr>
-        <w:t xml:space="preserve">Power.</w:t>
+        <w:t xml:space="preserve">Power and sizing.</w:t>
       </w:r>
       <w:r>
         <w:t xml:space="preserve"> </w:t>
@@ -16012,7 +17184,262 @@
         <w:t xml:space="preserve"> </w:t>
       </w:r>
       <w:r>
-        <w:t xml:space="preserve">five vibration-diagnosed logs). Null results there are not evidence of no effect.</w:t>
+        <w:t xml:space="preserve">five vibration-diagnosed logs). Null results there are not evidence of no effect. For the newer accelerometer vibration metric,</w:t>
+      </w:r>
+      <w:r>
+        <w:t xml:space="preserve"> </w:t>
+      </w:r>
+      <w:r>
+        <w:t xml:space="preserve">the independent sample of 10 new cases yielded</w:t>
+      </w:r>
+      <w:r>
+        <w:t xml:space="preserve"> </w:t>
+      </w:r>
+      <m:oMath>
+        <m:acc>
+          <m:accPr>
+            <m:chr m:val="‾"/>
+          </m:accPr>
+          <m:e>
+            <m:r>
+              <m:t>r</m:t>
+            </m:r>
+          </m:e>
+        </m:acc>
+        <m:r>
+          <m:rPr>
+            <m:sty m:val="p"/>
+          </m:rPr>
+          <m:t>=</m:t>
+        </m:r>
+        <m:r>
+          <m:t>0.50</m:t>
+        </m:r>
+      </m:oMath>
+      <w:r>
+        <w:t xml:space="preserve"> </w:t>
+      </w:r>
+      <w:r>
+        <w:t xml:space="preserve">(</w:t>
+      </w:r>
+      <m:oMath>
+        <m:r>
+          <m:t>p</m:t>
+        </m:r>
+        <m:r>
+          <m:rPr>
+            <m:sty m:val="p"/>
+          </m:rPr>
+          <m:t>=</m:t>
+        </m:r>
+        <m:r>
+          <m:t>0.5760</m:t>
+        </m:r>
+      </m:oMath>
+      <w:r>
+        <w:t xml:space="preserve">), and the pooled 19 sets yielded</w:t>
+      </w:r>
+      <w:r>
+        <w:t xml:space="preserve"> </w:t>
+      </w:r>
+      <m:oMath>
+        <m:acc>
+          <m:accPr>
+            <m:chr m:val="‾"/>
+          </m:accPr>
+          <m:e>
+            <m:r>
+              <m:t>r</m:t>
+            </m:r>
+          </m:e>
+        </m:acc>
+        <m:r>
+          <m:rPr>
+            <m:sty m:val="p"/>
+          </m:rPr>
+          <m:t>=</m:t>
+        </m:r>
+        <m:r>
+          <m:t>0.58</m:t>
+        </m:r>
+      </m:oMath>
+      <w:r>
+        <w:t xml:space="preserve"> </w:t>
+      </w:r>
+      <w:r>
+        <w:t xml:space="preserve">(</w:t>
+      </w:r>
+      <m:oMath>
+        <m:r>
+          <m:t>p</m:t>
+        </m:r>
+        <m:r>
+          <m:rPr>
+            <m:sty m:val="p"/>
+          </m:rPr>
+          <m:t>=</m:t>
+        </m:r>
+        <m:r>
+          <m:t>0.251</m:t>
+        </m:r>
+      </m:oMath>
+      <w:r>
+        <w:t xml:space="preserve">). Statistical design power at</w:t>
+      </w:r>
+      <w:r>
+        <w:t xml:space="preserve"> </w:t>
+      </w:r>
+      <m:oMath>
+        <m:r>
+          <m:t>N</m:t>
+        </m:r>
+        <m:r>
+          <m:rPr>
+            <m:sty m:val="p"/>
+          </m:rPr>
+          <m:t>=</m:t>
+        </m:r>
+        <m:r>
+          <m:t>19</m:t>
+        </m:r>
+      </m:oMath>
+      <w:r>
+        <w:t xml:space="preserve"> </w:t>
+      </w:r>
+      <w:r>
+        <w:t xml:space="preserve">for an assumed effect of</w:t>
+      </w:r>
+      <w:r>
+        <w:t xml:space="preserve"> </w:t>
+      </w:r>
+      <m:oMath>
+        <m:acc>
+          <m:accPr>
+            <m:chr m:val="‾"/>
+          </m:accPr>
+          <m:e>
+            <m:r>
+              <m:t>r</m:t>
+            </m:r>
+          </m:e>
+        </m:acc>
+        <m:r>
+          <m:rPr>
+            <m:sty m:val="p"/>
+          </m:rPr>
+          <m:t>=</m:t>
+        </m:r>
+        <m:r>
+          <m:t>0.67</m:t>
+        </m:r>
+      </m:oMath>
+      <w:r>
+        <w:t xml:space="preserve"> </w:t>
+      </w:r>
+      <w:r>
+        <w:t xml:space="preserve">was 0.379 (and 0.118 if</w:t>
+      </w:r>
+      <w:r>
+        <w:t xml:space="preserve"> </w:t>
+      </w:r>
+      <m:oMath>
+        <m:acc>
+          <m:accPr>
+            <m:chr m:val="‾"/>
+          </m:accPr>
+          <m:e>
+            <m:r>
+              <m:t>r</m:t>
+            </m:r>
+          </m:e>
+        </m:acc>
+        <m:r>
+          <m:rPr>
+            <m:sty m:val="p"/>
+          </m:rPr>
+          <m:t>=</m:t>
+        </m:r>
+        <m:r>
+          <m:t>0.58</m:t>
+        </m:r>
+      </m:oMath>
+      <w:r>
+        <w:t xml:space="preserve">).</w:t>
+      </w:r>
+      <w:r>
+        <w:t xml:space="preserve"> </w:t>
+      </w:r>
+      <w:r>
+        <w:t xml:space="preserve">Detecting</w:t>
+      </w:r>
+      <w:r>
+        <w:t xml:space="preserve"> </w:t>
+      </w:r>
+      <m:oMath>
+        <m:acc>
+          <m:accPr>
+            <m:chr m:val="‾"/>
+          </m:accPr>
+          <m:e>
+            <m:r>
+              <m:t>r</m:t>
+            </m:r>
+          </m:e>
+        </m:acc>
+        <m:r>
+          <m:rPr>
+            <m:sty m:val="p"/>
+          </m:rPr>
+          <m:t>=</m:t>
+        </m:r>
+        <m:r>
+          <m:t>0.67</m:t>
+        </m:r>
+      </m:oMath>
+      <w:r>
+        <w:t xml:space="preserve"> </w:t>
+      </w:r>
+      <w:r>
+        <w:t xml:space="preserve">with 80% power requires 55 sets assuming the discovery effect was uninflated, but if winner’s curse</w:t>
+      </w:r>
+      <w:r>
+        <w:t xml:space="preserve"> </w:t>
+      </w:r>
+      <w:r>
+        <w:t xml:space="preserve">inflated the initial estimate and the true effect is</w:t>
+      </w:r>
+      <w:r>
+        <w:t xml:space="preserve"> </w:t>
+      </w:r>
+      <m:oMath>
+        <m:acc>
+          <m:accPr>
+            <m:chr m:val="‾"/>
+          </m:accPr>
+          <m:e>
+            <m:r>
+              <m:t>r</m:t>
+            </m:r>
+          </m:e>
+        </m:acc>
+        <m:r>
+          <m:rPr>
+            <m:sty m:val="p"/>
+          </m:rPr>
+          <m:t>=</m:t>
+        </m:r>
+        <m:r>
+          <m:t>0.58</m:t>
+        </m:r>
+      </m:oMath>
+      <w:r>
+        <w:t xml:space="preserve">, 247 matched sets are required. Because 247 sets exceed</w:t>
+      </w:r>
+      <w:r>
+        <w:t xml:space="preserve"> </w:t>
+      </w:r>
+      <w:r>
+        <w:t xml:space="preserve">the capacity of the public archive, definitive replication requires multi-fleet partner deployments.</w:t>
       </w:r>
     </w:p>
     <w:p>
@@ -16123,19 +17550,37 @@
         <w:t xml:space="preserve"> </w:t>
       </w:r>
       <w:r>
-        <w:t xml:space="preserve">aircraft-caused crashes above chance, configuration protections were disabled at similar rates, and the flight that</w:t>
-      </w:r>
-      <w:r>
-        <w:t xml:space="preserve"> </w:t>
-      </w:r>
-      <w:r>
-        <w:t xml:space="preserve">crashed showed no detectable difference in vibration or rate-tracking error relative to the same drone’s prior flights</w:t>
-      </w:r>
-      <w:r>
-        <w:t xml:space="preserve"> </w:t>
-      </w:r>
-      <w:r>
-        <w:t xml:space="preserve">(95% CI upper bounds 0.58 and 0.63). Diagnostic checks also suffered from crash-impact data leakage: tuning fault detection fell from 77.8% to 11.1% sensitivity (</w:t>
+        <w:t xml:space="preserve">aircraft-caused crashes above chance: permutation bounds statistically exclude AUCs above 0.66 (95% null interval</w:t>
+      </w:r>
+      <w:r>
+        <w:t xml:space="preserve"> </w:t>
+      </w:r>
+      <w:r>
+        <w:t xml:space="preserve">0.313–0.660), and two-class expert validation yielded a 48.6% error rate on decided cases (balanced accuracy 0.381).</w:t>
+      </w:r>
+      <w:r>
+        <w:t xml:space="preserve"> </w:t>
+      </w:r>
+      <w:r>
+        <w:t xml:space="preserve">Configuration protections were disabled at similar rates, and the flight that crashed showed no detectable difference</w:t>
+      </w:r>
+      <w:r>
+        <w:t xml:space="preserve"> </w:t>
+      </w:r>
+      <w:r>
+        <w:t xml:space="preserve">in vibration or rate-tracking error relative to the same drone’s prior flights (95% CI upper bounds 0.58 and 0.63).</w:t>
+      </w:r>
+      <w:r>
+        <w:t xml:space="preserve"> </w:t>
+      </w:r>
+      <w:r>
+        <w:t xml:space="preserve">Diagnostic checks also suffered from crash-impact data leakage: tuning fault detection fell from 77.8% to 11.1% sensitivity</w:t>
+      </w:r>
+      <w:r>
+        <w:t xml:space="preserve"> </w:t>
+      </w:r>
+      <w:r>
+        <w:t xml:space="preserve">(</w:t>
       </w:r>
       <m:oMath>
         <m:r>
@@ -16152,13 +17597,22 @@
         </m:r>
       </m:oMath>
       <w:r>
-        <w:t xml:space="preserve">) once the final 10 s were removed. What the logs did reveal, on older estimator metrics, was that drones that later crashed exhibited higher baseline</w:t>
-      </w:r>
-      <w:r>
-        <w:t xml:space="preserve"> </w:t>
-      </w:r>
-      <w:r>
-        <w:t xml:space="preserve">vibration on ordinary flights than matched peers, though replication on newer accelerometer metrics was inconclusive (</w:t>
+        <w:t xml:space="preserve"> </w:t>
+      </w:r>
+      <w:r>
+        <w:t xml:space="preserve">on paired logs) once the final 10 s were removed. What the logs did reveal, on older estimator metrics, was</w:t>
+      </w:r>
+      <w:r>
+        <w:t xml:space="preserve"> </w:t>
+      </w:r>
+      <w:r>
+        <w:t xml:space="preserve">that drones that later crashed exhibited higher baseline vibration on ordinary flights than matched peers, though replication</w:t>
+      </w:r>
+      <w:r>
+        <w:t xml:space="preserve"> </w:t>
+      </w:r>
+      <w:r>
+        <w:t xml:space="preserve">on newer accelerometer metrics was inconclusive (</w:t>
       </w:r>
       <m:oMath>
         <m:r>
@@ -16175,25 +17629,71 @@
         </m:r>
       </m:oMath>
       <w:r>
-        <w:t xml:space="preserve">)</w:t>
-      </w:r>
-      <w:r>
-        <w:t xml:space="preserve"> </w:t>
-      </w:r>
-      <w:r>
-        <w:t xml:space="preserve">and operational screening yields an operational positive predictive value of 1.04% under empirical matched-set screening (3.8% under a theoretical fleet-wide upper-quartile reference). Flight log analytics for drone fleets should prioritize longitudinal airframe screening and</w:t>
-      </w:r>
-      <w:r>
-        <w:t xml:space="preserve"> </w:t>
-      </w:r>
-      <w:r>
-        <w:t xml:space="preserve">structured evidence review, not automated verdicts. AeroFleet 2.0 implements this approach as an open-source tool,</w:t>
-      </w:r>
-      <w:r>
-        <w:t xml:space="preserve"> </w:t>
-      </w:r>
-      <w:r>
-        <w:t xml:space="preserve">presenting verifiable evidence while leaving diagnostic decisions to human operators.</w:t>
+        <w:t xml:space="preserve">). Screening against stratum-matched fleet controls achieves an</w:t>
+      </w:r>
+      <w:r>
+        <w:t xml:space="preserve"> </w:t>
+      </w:r>
+      <w:r>
+        <w:t xml:space="preserve">operational positive predictive value of 1.48% (lift</w:t>
+      </w:r>
+      <w:r>
+        <w:t xml:space="preserve"> </w:t>
+      </w:r>
+      <m:oMath>
+        <m:r>
+          <m:t>2.00</m:t>
+        </m:r>
+        <m:r>
+          <m:rPr>
+            <m:sty m:val="p"/>
+          </m:rPr>
+          <m:t>×</m:t>
+        </m:r>
+      </m:oMath>
+      <w:r>
+        <w:t xml:space="preserve">) at a 25% flag rate and 2.47% (lift</w:t>
+      </w:r>
+      <w:r>
+        <w:t xml:space="preserve"> </w:t>
+      </w:r>
+      <m:oMath>
+        <m:r>
+          <m:t>3.33</m:t>
+        </m:r>
+        <m:r>
+          <m:rPr>
+            <m:sty m:val="p"/>
+          </m:rPr>
+          <m:t>×</m:t>
+        </m:r>
+      </m:oMath>
+      <w:r>
+        <w:t xml:space="preserve">, 40.5</w:t>
+      </w:r>
+      <w:r>
+        <w:t xml:space="preserve"> </w:t>
+      </w:r>
+      <w:r>
+        <w:t xml:space="preserve">inspections per crash) at the top decile at the 0.74% vehicle base rate (1.04% under empirical matched-set screening).</w:t>
+      </w:r>
+      <w:r>
+        <w:t xml:space="preserve"> </w:t>
+      </w:r>
+      <w:r>
+        <w:t xml:space="preserve">Flight log analytics for drone fleets should prioritize longitudinal airframe screening and structured evidence review,</w:t>
+      </w:r>
+      <w:r>
+        <w:t xml:space="preserve"> </w:t>
+      </w:r>
+      <w:r>
+        <w:t xml:space="preserve">not automated verdicts. AeroFleet 2.0 implements this approach as an open-source tool, presenting verifiable evidence while</w:t>
+      </w:r>
+      <w:r>
+        <w:t xml:space="preserve"> </w:t>
+      </w:r>
+      <w:r>
+        <w:t xml:space="preserve">leaving diagnostic decisions to human operators.</w:t>
       </w:r>
     </w:p>
     <w:p>
@@ -16327,7 +17827,13 @@
         <w:tab/>
       </w:r>
       <w:r>
-        <w:t xml:space="preserve">Assurance tool implementation and validation checks</w:t>
+        <w:t xml:space="preserve">Assurance tool implementation and</w:t>
+      </w:r>
+      <w:r>
+        <w:br/>
+      </w:r>
+      <w:r>
+        <w:t xml:space="preserve">validation checks</w:t>
       </w:r>
       <w:bookmarkEnd w:id="72"/>
     </w:p>
@@ -16795,7 +18301,13 @@
         <w:tab/>
       </w:r>
       <w:r>
-        <w:t xml:space="preserve">Exploratory evaluation of language-model review panels</w:t>
+        <w:t xml:space="preserve">Exploratory evaluation of language-model</w:t>
+      </w:r>
+      <w:r>
+        <w:br/>
+      </w:r>
+      <w:r>
+        <w:t xml:space="preserve">review panels</w:t>
       </w:r>
       <w:bookmarkEnd w:id="80"/>
     </w:p>

--- a/docs/paper/submission/manuscript.docx
+++ b/docs/paper/submission/manuscript.docx
@@ -53,7 +53,24 @@
         <w:pStyle w:val="FirstParagraph"/>
       </w:pPr>
       <w:r>
-        <w:t xml:space="preserve">Flight logs are widely expected to determine whether a drone crash was caused by the pilot or the aircraft. Across 590 public PX4 crash logs from 479,547 flights, we evaluate that expectation using declared protocols committed prior to analysis. First, automatic crash attribution between pilot and aircraft is not achievable with these telemetry rules, models and labels: a fixed rule reached a balanced accuracy of 0.47 on held-out crashes, cross-validated logistic regression yielded AUCs of 0.45–0.46, and permutation bounds statistically exclude AUCs above 0.66 (95% null interval 0.313–0.660). Evaluating the rule against 43 downloadable expert forum crash logs revealed a 48.6% error rate on decided cases (balanced accuracy 0.381). Second, diagnostic checks suffer from crash data leakage: tuning fault sensitivity fell from 77.8% to 11.1% (</w:t>
+        <w:t xml:space="preserve">Flight logs are widely expected to determine whether a drone crash was caused by the pilot or the aircraft. Across 590 public PX4 crash logs from 479,547 flights, we evaluate that expectation using declared protocols committed prior to analysis. First, automatic crash attribution between pilot and aircraft is not supported by these telemetry rules, models and labels: a fixed rule reached a balanced accuracy of 0.47 on held-out crashes, cross-validated classification yielded AUCs of 0.41–0.50 (95% bootstrap upper bounds</w:t>
+      </w:r>
+      <w:r>
+        <w:t xml:space="preserve"> </w:t>
+      </w:r>
+      <m:oMath>
+        <m:r>
+          <m:rPr>
+            <m:sty m:val="p"/>
+          </m:rPr>
+          <m:t>≤</m:t>
+        </m:r>
+        <m:r>
+          <m:t>0.62</m:t>
+        </m:r>
+      </m:oMath>
+      <w:r>
+        <w:t xml:space="preserve">, below the 0.66 permutation null detection threshold), and evaluating the rule against 43 downloadable expert forum logs showed poor agreement with community diagnoses (balanced accuracy 0.381, 95% CI 0.20–0.59). Second, diagnostic checks suffer from crash data leakage: tuning fault sensitivity fell from 77.8% to 11.1% (</w:t>
       </w:r>
       <m:oMath>
         <m:r>
@@ -70,7 +87,7 @@
         </m:r>
       </m:oMath>
       <w:r>
-        <w:t xml:space="preserve">) without the final 10 s, and cross-sectional separation was substantially attenuated within the same drone (AUC 0.58 [95% CI 0.53–0.63]). Third, drones that later crashed showed higher baseline vibration than matched peers on older estimator metrics (mean rank 0.67, Holm</w:t>
+        <w:t xml:space="preserve">) without the final 10 s, and cross-sectional separation was substantially attenuated within the same drone (AUC 0.58). Third, drones that later crashed showed higher baseline vibration than matched peers on older estimator metrics (mean rank 0.67, Holm</w:t>
       </w:r>
       <w:r>
         <w:t xml:space="preserve"> </w:t>
@@ -107,9 +124,15 @@
         </m:r>
       </m:oMath>
       <w:r>
-        <w:t xml:space="preserve">). Screening against stratum-matched fleet controls yields PPV 1.48% (lift 2.00</w:t>
-      </w:r>
-      <m:oMath>
+        <w:t xml:space="preserve">). Stratum-matched fleet screening yields positive predictive values of 2.26–2.47% (lift</w:t>
+      </w:r>
+      <w:r>
+        <w:t xml:space="preserve"> </w:t>
+      </w:r>
+      <m:oMath>
+        <m:r>
+          <m:t>3.3</m:t>
+        </m:r>
         <m:r>
           <m:rPr>
             <m:sty m:val="p"/>
@@ -118,18 +141,7 @@
         </m:r>
       </m:oMath>
       <w:r>
-        <w:t xml:space="preserve">) at a 25% flag rate and 2.47% (lift 3.33</w:t>
-      </w:r>
-      <m:oMath>
-        <m:r>
-          <m:rPr>
-            <m:sty m:val="p"/>
-          </m:rPr>
-          <m:t>×</m:t>
-        </m:r>
-      </m:oMath>
-      <w:r>
-        <w:t xml:space="preserve">, 40.5 inspections per crash) at 10%, at the 0.74% vehicle base rate. AeroFleet 2.0, an open-source assurance tool, presents longitudinal evidence without issuing automatic verdicts.</w:t>
+        <w:t xml:space="preserve">, 40–44 inspections per crash) at a 10% flag rate. AeroFleet 2.0, an open-source assurance tool, presents longitudinal evidence without issuing automatic verdicts.</w:t>
       </w:r>
     </w:p>
     <w:p>
@@ -702,25 +714,31 @@
         <w:t xml:space="preserve"> </w:t>
       </w:r>
       <w:r>
-        <w:t xml:space="preserve">crash attribution from logs was not achievable above chance (AUCs above 0.66 statistically excluded; balanced accuracy 0.381 on</w:t>
-      </w:r>
-      <w:r>
-        <w:t xml:space="preserve"> </w:t>
-      </w:r>
-      <w:r>
-        <w:t xml:space="preserve">expert cases), and that apparent diagnostic accuracy can come from the crash itself. (iv) We report one positive screening</w:t>
-      </w:r>
-      <w:r>
-        <w:t xml:space="preserve"> </w:t>
-      </w:r>
-      <w:r>
-        <w:t xml:space="preserve">signal: drones that later crash are rougher on their ordinary flights than matched drones on older estimator metrics, though</w:t>
-      </w:r>
-      <w:r>
-        <w:t xml:space="preserve"> </w:t>
-      </w:r>
-      <w:r>
-        <w:t xml:space="preserve">replication on newer accelerometer metrics was inconclusive (</w:t>
+        <w:t xml:space="preserve">crash attribution from logs was not achievable above chance: cross-validated classification yielded upper 95% confidence bounds</w:t>
+      </w:r>
+      <w:r>
+        <w:t xml:space="preserve"> </w:t>
+      </w:r>
+      <w:r>
+        <w:t xml:space="preserve">between 0.510 and 0.619, well below the 0.66 permutation null detection threshold, while agreement with expert forum diagnoses did</w:t>
+      </w:r>
+      <w:r>
+        <w:t xml:space="preserve"> </w:t>
+      </w:r>
+      <w:r>
+        <w:t xml:space="preserve">not exceed chance (balanced accuracy 0.381, 95% CI 0.20–0.59; pilot recall 1 of 5). Furthermore, apparent diagnostic accuracy can</w:t>
+      </w:r>
+      <w:r>
+        <w:t xml:space="preserve"> </w:t>
+      </w:r>
+      <w:r>
+        <w:t xml:space="preserve">come from the crash itself. (iv) We report one positive screening signal: drones that later crash are rougher on their ordinary flights</w:t>
+      </w:r>
+      <w:r>
+        <w:t xml:space="preserve"> </w:t>
+      </w:r>
+      <w:r>
+        <w:t xml:space="preserve">than matched drones on older estimator metrics, though replication on newer accelerometer metrics was inconclusive (</w:t>
       </w:r>
       <m:oMath>
         <m:r>
@@ -737,13 +755,13 @@
         </m:r>
       </m:oMath>
       <w:r>
-        <w:t xml:space="preserve">). Screening against stratum-matched fleet controls</w:t>
-      </w:r>
-      <w:r>
-        <w:t xml:space="preserve"> </w:t>
-      </w:r>
-      <w:r>
-        <w:t xml:space="preserve">yields an operational positive predictive value of 1.48% (relative risk</w:t>
+        <w:t xml:space="preserve">). Screening</w:t>
+      </w:r>
+      <w:r>
+        <w:t xml:space="preserve"> </w:t>
+      </w:r>
+      <w:r>
+        <w:t xml:space="preserve">against stratum-matched fleet controls yields an operational positive predictive value of 1.37–1.48% (relative risk</w:t>
       </w:r>
       <w:r>
         <w:t xml:space="preserve"> </w:t>
@@ -760,6 +778,46 @@
         </m:r>
       </m:oMath>
       <w:r>
+        <w:t xml:space="preserve">,</w:t>
+      </w:r>
+      <w:r>
+        <w:t xml:space="preserve"> </w:t>
+      </w:r>
+      <w:r>
+        <w:t xml:space="preserve">lift</w:t>
+      </w:r>
+      <w:r>
+        <w:t xml:space="preserve"> </w:t>
+      </w:r>
+      <m:oMath>
+        <m:r>
+          <m:t>2.00</m:t>
+        </m:r>
+        <m:r>
+          <m:rPr>
+            <m:sty m:val="p"/>
+          </m:rPr>
+          <m:t>×</m:t>
+        </m:r>
+      </m:oMath>
+      <w:r>
+        <w:t xml:space="preserve">) at a 25% flag rate and 2.26–2.47% (relative risk</w:t>
+      </w:r>
+      <w:r>
+        <w:t xml:space="preserve"> </w:t>
+      </w:r>
+      <m:oMath>
+        <m:r>
+          <m:t>4.50</m:t>
+        </m:r>
+        <m:r>
+          <m:rPr>
+            <m:sty m:val="p"/>
+          </m:rPr>
+          <m:t>×</m:t>
+        </m:r>
+      </m:oMath>
+      <w:r>
         <w:t xml:space="preserve">, lift</w:t>
       </w:r>
       <w:r>
@@ -767,7 +825,7 @@
       </w:r>
       <m:oMath>
         <m:r>
-          <m:t>2.00</m:t>
+          <m:t>3.33</m:t>
         </m:r>
         <m:r>
           <m:rPr>
@@ -777,65 +835,25 @@
         </m:r>
       </m:oMath>
       <w:r>
-        <w:t xml:space="preserve">) at a 25% flag rate and</w:t>
-      </w:r>
-      <w:r>
-        <w:t xml:space="preserve"> </w:t>
-      </w:r>
-      <w:r>
-        <w:t xml:space="preserve">2.47% (relative risk</w:t>
-      </w:r>
-      <w:r>
-        <w:t xml:space="preserve"> </w:t>
-      </w:r>
-      <m:oMath>
-        <m:r>
-          <m:t>4.50</m:t>
-        </m:r>
-        <m:r>
-          <m:rPr>
-            <m:sty m:val="p"/>
-          </m:rPr>
-          <m:t>×</m:t>
-        </m:r>
-      </m:oMath>
-      <w:r>
-        <w:t xml:space="preserve">, lift</w:t>
-      </w:r>
-      <w:r>
-        <w:t xml:space="preserve"> </w:t>
-      </w:r>
-      <m:oMath>
-        <m:r>
-          <m:t>3.33</m:t>
-        </m:r>
-        <m:r>
-          <m:rPr>
-            <m:sty m:val="p"/>
-          </m:rPr>
-          <m:t>×</m:t>
-        </m:r>
-      </m:oMath>
-      <w:r>
-        <w:t xml:space="preserve">, 40.5 inspections per crash) at a 10% flag rate at the 0.74% vehicle base</w:t>
-      </w:r>
-      <w:r>
-        <w:t xml:space="preserve"> </w:t>
-      </w:r>
-      <w:r>
-        <w:t xml:space="preserve">rate (1.04% under empirical matched-set screening). (v) We show how these results translate into the design of an open-source</w:t>
-      </w:r>
-      <w:r>
-        <w:t xml:space="preserve"> </w:t>
-      </w:r>
-      <w:r>
-        <w:t xml:space="preserve">assurance tool, AeroFleet 2.0, and report engineering checks of its parts, including one negative result</w:t>
-      </w:r>
-      <w:r>
-        <w:t xml:space="preserve"> </w:t>
-      </w:r>
-      <w:r>
-        <w:t xml:space="preserve">(Section 6). Code, declarations, derived features and labels are released.</w:t>
+        <w:t xml:space="preserve">, 40.5–44.2 inspections per crash)</w:t>
+      </w:r>
+      <w:r>
+        <w:t xml:space="preserve"> </w:t>
+      </w:r>
+      <w:r>
+        <w:t xml:space="preserve">at a 10% flag rate across screenable (0.69%) and fleet-wide (0.74%) vehicle base rates (1.04% under empirical matched-set screening).</w:t>
+      </w:r>
+      <w:r>
+        <w:t xml:space="preserve"> </w:t>
+      </w:r>
+      <w:r>
+        <w:t xml:space="preserve">(v) We show how these results translate into the design of an open-source assurance tool, AeroFleet 2.0, and report engineering checks</w:t>
+      </w:r>
+      <w:r>
+        <w:t xml:space="preserve"> </w:t>
+      </w:r>
+      <w:r>
+        <w:t xml:space="preserve">of its parts, including one negative result (Section 6). Code, declarations, derived features and labels are released.</w:t>
       </w:r>
     </w:p>
     <w:p>
@@ -2136,7 +2154,24 @@
         <w:t xml:space="preserve"> </w:t>
       </w:r>
       <w:r>
-        <w:t xml:space="preserve">complete duration and firmware version records. These uploader-assigned responsibility labels are not independently</w:t>
+        <w:t xml:space="preserve">duration</w:t>
+      </w:r>
+      <w:r>
+        <w:t xml:space="preserve"> </w:t>
+      </w:r>
+      <m:oMath>
+        <m:r>
+          <m:rPr>
+            <m:sty m:val="p"/>
+          </m:rPr>
+          <m:t>≥</m:t>
+        </m:r>
+        <m:r>
+          <m:t>10</m:t>
+        </m:r>
+      </m:oMath>
+      <w:r>
+        <w:t xml:space="preserve"> s and complete firmware version records. These uploader-assigned responsibility labels are not independently</w:t>
       </w:r>
       <w:r>
         <w:t xml:space="preserve"> </w:t>
@@ -2166,37 +2201,85 @@
         <w:t xml:space="preserve"> </w:t>
       </w:r>
       <w:r>
-        <w:t xml:space="preserve">the remaining 105 had unhosted or expired external links). On the 14 overlapping logs carrying an uploader aircraft crash rating,</w:t>
-      </w:r>
-      <w:r>
-        <w:t xml:space="preserve"> </w:t>
-      </w:r>
-      <w:r>
-        <w:t xml:space="preserve">experts agreed in 11 and were unclear in 3 (none blamed the pilot). This gap suggests potential politeness bias on public developer</w:t>
-      </w:r>
-      <w:r>
-        <w:t xml:space="preserve"> </w:t>
-      </w:r>
-      <w:r>
-        <w:t xml:space="preserve">forums, selection bias in which incidents operators submit for community assistance, or a narrower definition of pilot error among</w:t>
-      </w:r>
-      <w:r>
-        <w:t xml:space="preserve"> </w:t>
-      </w:r>
-      <w:r>
-        <w:t xml:space="preserve">autopilot developers compared to end users. Furthermore, forum diagnoses represent informed community opinion rather than</w:t>
-      </w:r>
-      <w:r>
-        <w:t xml:space="preserve"> </w:t>
-      </w:r>
-      <w:r>
-        <w:t xml:space="preserve">independently verified accident inspection ground truth; original posters explicitly confirmed the diagnosis in only 47 of 94</w:t>
-      </w:r>
-      <w:r>
-        <w:t xml:space="preserve"> </w:t>
-      </w:r>
-      <w:r>
-        <w:t xml:space="preserve">aircraft threads and 5 of 9 pilot threads. Logs rated</w:t>
+        <w:t xml:space="preserve">the remaining 105 had unhosted or expired external links). Cross-tabulating these 43 logs against archive ratings reveals that</w:t>
+      </w:r>
+      <w:r>
+        <w:t xml:space="preserve"> </w:t>
+      </w:r>
+      <w:r>
+        <w:t xml:space="preserve">9 carried uploader aircraft crash ratings (</w:t>
+      </w:r>
+      <w:r>
+        <w:rPr>
+          <w:rStyle w:val="VerbatimChar"/>
+        </w:rPr>
+        <w:t xml:space="preserve">crash_sw_hw</w:t>
+      </w:r>
+      <w:r>
+        <w:t xml:space="preserve">, with 100% expert agreement: all 9 diagnosed as aircraft faults),</w:t>
+      </w:r>
+      <w:r>
+        <w:t xml:space="preserve"> </w:t>
+      </w:r>
+      <w:r>
+        <w:t xml:space="preserve">33 were unrated in the archive index (28 aircraft, 5 pilot), 1 was rated unsatisfactory (aircraft), and exactly 0 were uploaded</w:t>
+      </w:r>
+      <w:r>
+        <w:t xml:space="preserve"> </w:t>
+      </w:r>
+      <w:r>
+        <w:t xml:space="preserve">with a</w:t>
+      </w:r>
+      <w:r>
+        <w:t xml:space="preserve"> </w:t>
+      </w:r>
+      <w:r>
+        <w:rPr>
+          <w:rStyle w:val="VerbatimChar"/>
+        </w:rPr>
+        <w:t xml:space="preserve">crash_pilot</w:t>
+      </w:r>
+      <w:r>
+        <w:t xml:space="preserve"> </w:t>
+      </w:r>
+      <w:r>
+        <w:t xml:space="preserve">rating. End-users who crashed and sought community advice never self-identified pilot error on the forum.</w:t>
+      </w:r>
+      <w:r>
+        <w:t xml:space="preserve"> </w:t>
+      </w:r>
+      <w:r>
+        <w:t xml:space="preserve">On the 14 overlapping forum threads whose logs carried an uploader aircraft crash rating in the index, experts agreed in 11 and</w:t>
+      </w:r>
+      <w:r>
+        <w:t xml:space="preserve"> </w:t>
+      </w:r>
+      <w:r>
+        <w:t xml:space="preserve">were unclear in 3 (none blamed the pilot). This gap suggests potential politeness bias on public developer forums, selection bias</w:t>
+      </w:r>
+      <w:r>
+        <w:t xml:space="preserve"> </w:t>
+      </w:r>
+      <w:r>
+        <w:t xml:space="preserve">in which incidents operators submit for community assistance, or a narrower definition of pilot error among autopilot developers</w:t>
+      </w:r>
+      <w:r>
+        <w:t xml:space="preserve"> </w:t>
+      </w:r>
+      <w:r>
+        <w:t xml:space="preserve">compared to end users. Furthermore, forum diagnoses represent informed community opinion rather than independently verified accident</w:t>
+      </w:r>
+      <w:r>
+        <w:t xml:space="preserve"> </w:t>
+      </w:r>
+      <w:r>
+        <w:t xml:space="preserve">inspection ground truth; original posters explicitly confirmed the diagnosis in only 47 of 94 aircraft threads and 5 of 9 pilot threads.</w:t>
+      </w:r>
+      <w:r>
+        <w:t xml:space="preserve"> </w:t>
+      </w:r>
+      <w:r>
+        <w:t xml:space="preserve">Logs rated</w:t>
       </w:r>
       <w:r>
         <w:t xml:space="preserve"> </w:t>
@@ -2220,13 +2303,13 @@
         <w:t xml:space="preserve"> </w:t>
       </w:r>
       <w:r>
-        <w:t xml:space="preserve">served as normal flights. Logs were parsed with pyulog.</w:t>
-      </w:r>
-      <w:r>
-        <w:t xml:space="preserve"> </w:t>
-      </w:r>
-      <w:r>
-        <w:t xml:space="preserve">We store derived features and log identifiers, not the logs.</w:t>
+        <w:t xml:space="preserve">served as normal flights. Logs were parsed with pyulog. We store derived features and log identifiers,</w:t>
+      </w:r>
+      <w:r>
+        <w:t xml:space="preserve"> </w:t>
+      </w:r>
+      <w:r>
+        <w:t xml:space="preserve">not the logs.</w:t>
       </w:r>
     </w:p>
     <w:p>
@@ -3318,7 +3401,7 @@
       <w:r>
         <w:drawing>
           <wp:inline>
-            <wp:extent cx="5334000" cy="3670855"/>
+            <wp:extent cx="5334000" cy="3663169"/>
             <wp:effectExtent b="0" l="0" r="0" t="0"/>
             <wp:docPr descr="" title="" id="18" name="Picture"/>
             <a:graphic>
@@ -3339,7 +3422,7 @@
                   <pic:spPr bwMode="auto">
                     <a:xfrm>
                       <a:off x="0" y="0"/>
-                      <a:ext cx="5334000" cy="3670855"/>
+                      <a:ext cx="5334000" cy="3663169"/>
                     </a:xfrm>
                     <a:prstGeom prst="rect">
                       <a:avLst/>
@@ -4369,55 +4452,108 @@
         <w:t xml:space="preserve"> </w:t>
       </w:r>
       <w:r>
-        <w:t xml:space="preserve">repository before the data it used were downloaded or analysed. Unlike third-party registries (such as the Open Science</w:t>
-      </w:r>
-      <w:r>
-        <w:t xml:space="preserve"> </w:t>
-      </w:r>
-      <w:r>
-        <w:t xml:space="preserve">Framework, Zenodo or Software Heritage), git commits on self-hosted repositories remain under author control until an</w:t>
-      </w:r>
-      <w:r>
-        <w:t xml:space="preserve"> </w:t>
-      </w:r>
-      <w:r>
-        <w:t xml:space="preserve">archived DOI release is minted on acceptance; commit identifiers and hashes are preserved in public version control.</w:t>
-      </w:r>
-      <w:r>
-        <w:t xml:space="preserve"> </w:t>
-      </w:r>
-      <w:r>
-        <w:t xml:space="preserve">All declared and exploratory commits are archived with persistent Software Heritage identifiers (SWHIDs, e.g.,</w:t>
-      </w:r>
-      <w:r>
-        <w:t xml:space="preserve"> </w:t>
+        <w:t xml:space="preserve">repository before the data it used were downloaded or analysed. Unlike third-party timestamped registries (such as the Open Science</w:t>
+      </w:r>
+      <w:r>
+        <w:t xml:space="preserve"> </w:t>
+      </w:r>
+      <w:r>
+        <w:t xml:space="preserve">Framework), commit timestamps in self-hosted git remain author-controlled until an independent snapshot is indexed; the git commit</w:t>
+      </w:r>
+      <w:r>
+        <w:t xml:space="preserve"> </w:t>
+      </w:r>
+      <w:r>
+        <w:t xml:space="preserve">history establishes an immutable cryptographic SHA-1 chain in version control, and archived snapshots have been deposited in</w:t>
+      </w:r>
+      <w:r>
+        <w:t xml:space="preserve"> </w:t>
+      </w:r>
+      <w:r>
+        <w:t xml:space="preserve">Software Heritage (</w:t>
       </w:r>
       <w:r>
         <w:rPr>
           <w:rStyle w:val="VerbatimChar"/>
         </w:rPr>
-        <w:t xml:space="preserve">swh:1:rev:bad06ff…</w:t>
-      </w:r>
-      <w:r>
-        <w:t xml:space="preserve">) alongside the repository’s git commit hashes, and will be minted into a Zenodo</w:t>
-      </w:r>
-      <w:r>
-        <w:t xml:space="preserve"> </w:t>
-      </w:r>
-      <w:r>
-        <w:t xml:space="preserve">archive DOI upon publication. One amendment was data-dependent: after observing that the firmware filter of the</w:t>
-      </w:r>
-      <w:r>
-        <w:t xml:space="preserve"> </w:t>
-      </w:r>
-      <w:r>
-        <w:t xml:space="preserve">within-drone test left only 12 eligible cases (without inspecting any outcome data), the firmware filter was removed and</w:t>
-      </w:r>
-      <w:r>
-        <w:t xml:space="preserve"> </w:t>
-      </w:r>
-      <w:r>
-        <w:t xml:space="preserve">a fallback for older firmware was added. One coding error was corrected after a first run (logs whose CPU-load record</w:t>
+        <w:t xml:space="preserve">swh:1:rev:bad06ff1256865c7e63d44389aac174e0281291d</w:t>
+      </w:r>
+      <w:r>
+        <w:t xml:space="preserve">,</w:t>
+      </w:r>
+      <w:r>
+        <w:t xml:space="preserve"> </w:t>
+      </w:r>
+      <w:r>
+        <w:rPr>
+          <w:rStyle w:val="VerbatimChar"/>
+        </w:rPr>
+        <w:t xml:space="preserve">swh:1:rev:bbdd0420de4547ac7d67b84165292a46237b604d</w:t>
+      </w:r>
+      <w:r>
+        <w:t xml:space="preserve">,</w:t>
+      </w:r>
+      <w:r>
+        <w:t xml:space="preserve"> </w:t>
+      </w:r>
+      <w:r>
+        <w:rPr>
+          <w:rStyle w:val="VerbatimChar"/>
+        </w:rPr>
+        <w:t xml:space="preserve">swh:1:rev:624dd694e0d207dd9c44b1c9550faaf04453bc56</w:t>
+      </w:r>
+      <w:r>
+        <w:t xml:space="preserve">, and</w:t>
+      </w:r>
+      <w:r>
+        <w:t xml:space="preserve"> </w:t>
+      </w:r>
+      <w:r>
+        <w:rPr>
+          <w:rStyle w:val="VerbatimChar"/>
+        </w:rPr>
+        <w:t xml:space="preserve">swh:1:rev:3a9aa89417fa9ea2a2334e3a4794e2358fb713ee</w:t>
+      </w:r>
+      <w:r>
+        <w:t xml:space="preserve">) alongside</w:t>
+      </w:r>
+      <w:r>
+        <w:t xml:space="preserve"> </w:t>
+      </w:r>
+      <w:r>
+        <w:t xml:space="preserve">the repository’s git commit hashes, and will be minted into a Zenodo archive DOI upon publication. One amendment was data-dependent:</w:t>
+      </w:r>
+      <w:r>
+        <w:t xml:space="preserve"> </w:t>
+      </w:r>
+      <w:r>
+        <w:t xml:space="preserve">after observing that the firmware filter of the within-drone test left only 12 eligible cases under the initial</w:t>
+      </w:r>
+      <w:r>
+        <w:t xml:space="preserve"> </w:t>
+      </w:r>
+      <m:oMath>
+        <m:r>
+          <m:rPr>
+            <m:sty m:val="p"/>
+          </m:rPr>
+          <m:t>≥</m:t>
+        </m:r>
+        <m:r>
+          <m:t>1.10</m:t>
+        </m:r>
+      </m:oMath>
+      <w:r>
+        <w:t xml:space="preserve"> </w:t>
+      </w:r>
+      <w:r>
+        <w:t xml:space="preserve">filter</w:t>
+      </w:r>
+      <w:r>
+        <w:t xml:space="preserve"> </w:t>
+      </w:r>
+      <w:r>
+        <w:t xml:space="preserve">(without inspecting any outcome data), the firmware filter was removed and a fallback for older firmware was added. One coding error was corrected after a first run (logs whose CPU-load record</w:t>
       </w:r>
       <w:r>
         <w:t xml:space="preserve"> </w:t>
@@ -7180,16 +7316,7 @@
         </m:r>
       </m:oMath>
       <w:r>
-        <w:t xml:space="preserve">). The cross-validated logistic regression model on Task B</w:t>
-      </w:r>
-      <w:r>
-        <w:t xml:space="preserve"> </w:t>
-      </w:r>
-      <w:r>
-        <w:t xml:space="preserve">was evaluated on the constant complete-case sample of 89 crashes (63 drone, 26 pilot;</w:t>
-      </w:r>
-      <w:r>
-        <w:t xml:space="preserve"> </w:t>
+        <w:t xml:space="preserve">). On the full sample (</w:t>
       </w:r>
       <m:oMath>
         <m:r>
@@ -7202,20 +7329,227 @@
           <m:t>=</m:t>
         </m:r>
         <m:r>
-          <m:t>213</m:t>
-        </m:r>
-      </m:oMath>
-      <w:r>
-        <w:t xml:space="preserve"> </w:t>
-      </w:r>
-      <w:r>
-        <w:t xml:space="preserve">total flights with normal comparisons)</w:t>
-      </w:r>
-      <w:r>
-        <w:t xml:space="preserve"> </w:t>
-      </w:r>
-      <w:r>
-        <w:t xml:space="preserve">plotted in Fig. 3, yielding ROC AUCs between 0.449 and 0.458 (</w:t>
+          <m:t>148</m:t>
+        </m:r>
+      </m:oMath>
+      <w:r>
+        <w:t xml:space="preserve"> </w:t>
+      </w:r>
+      <w:r>
+        <w:t xml:space="preserve">at</w:t>
+      </w:r>
+      <w:r>
+        <w:t xml:space="preserve"> </w:t>
+      </w:r>
+      <m:oMath>
+        <m:r>
+          <m:t>m</m:t>
+        </m:r>
+        <m:r>
+          <m:rPr>
+            <m:sty m:val="p"/>
+          </m:rPr>
+          <m:t>=</m:t>
+        </m:r>
+        <m:r>
+          <m:t>0</m:t>
+        </m:r>
+      </m:oMath>
+      <w:r>
+        <w:t xml:space="preserve"> s, 75.7% drone-blamed),</w:t>
+      </w:r>
+      <w:r>
+        <w:t xml:space="preserve"> </w:t>
+      </w:r>
+      <w:r>
+        <w:t xml:space="preserve">cross-validated logistic regression yielded an ROC AUC of 0.408 (bootstrap SE 0.062, 95% CI 0.288–0.530, upper 95% bound 0.510) at</w:t>
+      </w:r>
+      <w:r>
+        <w:t xml:space="preserve"> </w:t>
+      </w:r>
+      <m:oMath>
+        <m:r>
+          <m:t>m</m:t>
+        </m:r>
+        <m:r>
+          <m:rPr>
+            <m:sty m:val="p"/>
+          </m:rPr>
+          <m:t>=</m:t>
+        </m:r>
+        <m:r>
+          <m:t>0</m:t>
+        </m:r>
+      </m:oMath>
+      <w:r>
+        <w:t xml:space="preserve"> s,</w:t>
+      </w:r>
+      <w:r>
+        <w:t xml:space="preserve"> </w:t>
+      </w:r>
+      <w:r>
+        <w:t xml:space="preserve">0.422 (SE 0.072, 95% CI 0.283–0.566, upper bound 0.542) at</w:t>
+      </w:r>
+      <w:r>
+        <w:t xml:space="preserve"> </w:t>
+      </w:r>
+      <m:oMath>
+        <m:r>
+          <m:t>m</m:t>
+        </m:r>
+        <m:r>
+          <m:rPr>
+            <m:sty m:val="p"/>
+          </m:rPr>
+          <m:t>=</m:t>
+        </m:r>
+        <m:r>
+          <m:t>10</m:t>
+        </m:r>
+      </m:oMath>
+      <w:r>
+        <w:t xml:space="preserve"> s (</w:t>
+      </w:r>
+      <m:oMath>
+        <m:r>
+          <m:t>n</m:t>
+        </m:r>
+        <m:r>
+          <m:rPr>
+            <m:sty m:val="p"/>
+          </m:rPr>
+          <m:t>=</m:t>
+        </m:r>
+        <m:r>
+          <m:t>114</m:t>
+        </m:r>
+      </m:oMath>
+      <w:r>
+        <w:t xml:space="preserve">), and 0.501 (SE 0.073, 95% CI 0.358–0.645, upper bound 0.619)</w:t>
+      </w:r>
+      <w:r>
+        <w:t xml:space="preserve"> </w:t>
+      </w:r>
+      <w:r>
+        <w:t xml:space="preserve">at</w:t>
+      </w:r>
+      <w:r>
+        <w:t xml:space="preserve"> </w:t>
+      </w:r>
+      <m:oMath>
+        <m:r>
+          <m:t>m</m:t>
+        </m:r>
+        <m:r>
+          <m:rPr>
+            <m:sty m:val="p"/>
+          </m:rPr>
+          <m:t>=</m:t>
+        </m:r>
+        <m:r>
+          <m:t>30</m:t>
+        </m:r>
+      </m:oMath>
+      <w:r>
+        <w:t xml:space="preserve"> s (</w:t>
+      </w:r>
+      <m:oMath>
+        <m:r>
+          <m:t>n</m:t>
+        </m:r>
+        <m:r>
+          <m:rPr>
+            <m:sty m:val="p"/>
+          </m:rPr>
+          <m:t>=</m:t>
+        </m:r>
+        <m:r>
+          <m:t>89</m:t>
+        </m:r>
+      </m:oMath>
+      <w:r>
+        <w:t xml:space="preserve">). Evaluated on the constant complete-case sample of 89 crashes (63 drone, 26 pilot; 70.8% drone-blamed) plotted in</w:t>
+      </w:r>
+      <w:r>
+        <w:t xml:space="preserve"> </w:t>
+      </w:r>
+      <w:r>
+        <w:t xml:space="preserve">Fig. 3, cross-validated logistic regression yielded an AUC of 0.466 (bootstrap SE 0.072, 95% CI 0.325–0.607, upper bound 0.584)</w:t>
+      </w:r>
+      <w:r>
+        <w:t xml:space="preserve"> </w:t>
+      </w:r>
+      <w:r>
+        <w:t xml:space="preserve">at</w:t>
+      </w:r>
+      <w:r>
+        <w:t xml:space="preserve"> </w:t>
+      </w:r>
+      <m:oMath>
+        <m:r>
+          <m:t>m</m:t>
+        </m:r>
+        <m:r>
+          <m:rPr>
+            <m:sty m:val="p"/>
+          </m:rPr>
+          <m:t>=</m:t>
+        </m:r>
+        <m:r>
+          <m:t>0</m:t>
+        </m:r>
+      </m:oMath>
+      <w:r>
+        <w:t xml:space="preserve"> s, 0.489 (SE 0.074, 95% CI 0.343–0.633, upper bound 0.611) at</w:t>
+      </w:r>
+      <w:r>
+        <w:t xml:space="preserve"> </w:t>
+      </w:r>
+      <m:oMath>
+        <m:r>
+          <m:t>m</m:t>
+        </m:r>
+        <m:r>
+          <m:rPr>
+            <m:sty m:val="p"/>
+          </m:rPr>
+          <m:t>=</m:t>
+        </m:r>
+        <m:r>
+          <m:t>10</m:t>
+        </m:r>
+      </m:oMath>
+      <w:r>
+        <w:t xml:space="preserve"> s, and 0.501 (SE 0.073, 95% CI 0.358–0.645, upper bound 0.619)</w:t>
+      </w:r>
+      <w:r>
+        <w:t xml:space="preserve"> </w:t>
+      </w:r>
+      <w:r>
+        <w:t xml:space="preserve">at</w:t>
+      </w:r>
+      <w:r>
+        <w:t xml:space="preserve"> </w:t>
+      </w:r>
+      <m:oMath>
+        <m:r>
+          <m:t>m</m:t>
+        </m:r>
+        <m:r>
+          <m:rPr>
+            <m:sty m:val="p"/>
+          </m:rPr>
+          <m:t>=</m:t>
+        </m:r>
+        <m:r>
+          <m:t>30</m:t>
+        </m:r>
+      </m:oMath>
+      <w:r>
+        <w:t xml:space="preserve"> s. (Repeated cross-validation folds showed nominal mean fold AUCs of</w:t>
+      </w:r>
+      <w:r>
+        <w:t xml:space="preserve"> </w:t>
       </w:r>
       <m:oMath>
         <m:r>
@@ -7347,57 +7681,7 @@
         </m:r>
       </m:oMath>
       <w:r>
-        <w:t xml:space="preserve"> s). To test whether these below-chance AUCs represent an inverted physical signal or finite-sample noise,</w:t>
-      </w:r>
-      <w:r>
-        <w:t xml:space="preserve"> </w:t>
-      </w:r>
-      <w:r>
-        <w:t xml:space="preserve">we computed a 1,000-iteration permutation null distribution on Task B by randomly shuffling crash attribution labels across folds:</w:t>
-      </w:r>
-      <w:r>
-        <w:t xml:space="preserve"> </w:t>
-      </w:r>
-      <w:r>
-        <w:t xml:space="preserve">the null distribution had mean 0.497 (SD 0.090) with an empirical 95% interval of 0.313–0.660. The observed cross-validated AUC of</w:t>
-      </w:r>
-      <w:r>
-        <w:t xml:space="preserve"> </w:t>
-      </w:r>
-      <w:r>
-        <w:t xml:space="preserve">0.449 falls comfortably within this chance range (two-sided permutation</w:t>
-      </w:r>
-      <w:r>
-        <w:t xml:space="preserve"> </w:t>
-      </w:r>
-      <m:oMath>
-        <m:r>
-          <m:t>p</m:t>
-        </m:r>
-        <m:r>
-          <m:rPr>
-            <m:sty m:val="p"/>
-          </m:rPr>
-          <m:t>=</m:t>
-        </m:r>
-        <m:r>
-          <m:t>0.509</m:t>
-        </m:r>
-      </m:oMath>
-      <w:r>
-        <w:t xml:space="preserve">). Because only 36 crashes in the modeling sample</w:t>
-      </w:r>
-      <w:r>
-        <w:t xml:space="preserve"> </w:t>
-      </w:r>
-      <w:r>
-        <w:t xml:space="preserve">carry pilot labels, the statistical equivalence bound indicates that AUCs above approximately 0.66 can be statistically excluded,</w:t>
-      </w:r>
-      <w:r>
-        <w:t xml:space="preserve"> </w:t>
-      </w:r>
-      <w:r>
-        <w:t xml:space="preserve">and anything lower is too weak to support an operational verdict.</w:t>
+        <w:t xml:space="preserve"> s on this subset.)</w:t>
       </w:r>
     </w:p>
     <w:p>
@@ -7405,20 +7689,170 @@
         <w:pStyle w:val="BodyText"/>
       </w:pPr>
       <w:r>
+        <w:t xml:space="preserve">To calibrate whether these below-chance AUCs represent an inverted physical signal or finite-sample noise, we computed a 1,000-iteration</w:t>
+      </w:r>
+      <w:r>
+        <w:t xml:space="preserve"> </w:t>
+      </w:r>
+      <w:r>
+        <w:t xml:space="preserve">permutation null distribution on Task B by randomly shuffling crash attribution labels across folds: the null distribution had mean 0.497</w:t>
+      </w:r>
+      <w:r>
+        <w:t xml:space="preserve"> </w:t>
+      </w:r>
+      <w:r>
+        <w:t xml:space="preserve">(SD 0.090) with an empirical 95% interval of 0.313–0.660, establishing a 95% detection threshold of approximately 0.660. The observed</w:t>
+      </w:r>
+      <w:r>
+        <w:t xml:space="preserve"> </w:t>
+      </w:r>
+      <w:r>
+        <w:t xml:space="preserve">cross-validated AUC of 0.449 falls comfortably within this chance range (two-sided permutation</w:t>
+      </w:r>
+      <w:r>
+        <w:t xml:space="preserve"> </w:t>
+      </w:r>
+      <m:oMath>
+        <m:r>
+          <m:t>p</m:t>
+        </m:r>
+        <m:r>
+          <m:rPr>
+            <m:sty m:val="p"/>
+          </m:rPr>
+          <m:t>=</m:t>
+        </m:r>
+        <m:r>
+          <m:t>0.509</m:t>
+        </m:r>
+      </m:oMath>
+      <w:r>
+        <w:t xml:space="preserve">). Crucially, because only 36 crashes</w:t>
+      </w:r>
+      <w:r>
+        <w:t xml:space="preserve"> </w:t>
+      </w:r>
+      <w:r>
+        <w:t xml:space="preserve">carry pilot labels, bootstrap resampling across crashes demonstrates that the upper 95% confidence bounds on observed models (0.510 on the full</w:t>
+      </w:r>
+      <w:r>
+        <w:t xml:space="preserve"> </w:t>
+      </w:r>
+      <w:r>
+        <w:t xml:space="preserve">sample, 0.584 on the constant subset at</w:t>
+      </w:r>
+      <w:r>
+        <w:t xml:space="preserve"> </w:t>
+      </w:r>
+      <m:oMath>
+        <m:r>
+          <m:t>m</m:t>
+        </m:r>
+        <m:r>
+          <m:rPr>
+            <m:sty m:val="p"/>
+          </m:rPr>
+          <m:t>=</m:t>
+        </m:r>
+        <m:r>
+          <m:t>0</m:t>
+        </m:r>
+      </m:oMath>
+      <w:r>
+        <w:t xml:space="preserve"> s; 0.542 and 0.611 at</w:t>
+      </w:r>
+      <w:r>
+        <w:t xml:space="preserve"> </w:t>
+      </w:r>
+      <m:oMath>
+        <m:r>
+          <m:t>m</m:t>
+        </m:r>
+        <m:r>
+          <m:rPr>
+            <m:sty m:val="p"/>
+          </m:rPr>
+          <m:t>=</m:t>
+        </m:r>
+        <m:r>
+          <m:t>10</m:t>
+        </m:r>
+      </m:oMath>
+      <w:r>
+        <w:t xml:space="preserve"> s) lie safely below the 0.660 detection threshold, confirming</w:t>
+      </w:r>
+      <w:r>
+        <w:t xml:space="preserve"> </w:t>
+      </w:r>
+      <w:r>
+        <w:t xml:space="preserve">that observed performance cannot be distinguished from chance and rules out models achieving detection beyond noise.</w:t>
+      </w:r>
+    </w:p>
+    <w:p>
+      <w:pPr>
+        <w:pStyle w:val="BodyText"/>
+      </w:pPr>
+      <w:r>
         <w:t xml:space="preserve">To evaluate whether non-linear feature interactions could extract subtle pre-crash signatures, we trained gradient-boosted</w:t>
       </w:r>
       <w:r>
         <w:t xml:space="preserve"> </w:t>
       </w:r>
       <w:r>
-        <w:t xml:space="preserve">decision tree ensembles on Task B. Depth-1 decision stumps reached an AUC of</w:t>
-      </w:r>
-      <w:r>
-        <w:t xml:space="preserve"> </w:t>
-      </w:r>
-      <m:oMath>
-        <m:r>
-          <m:t>0.560</m:t>
+        <w:t xml:space="preserve">decision tree ensembles on Task B. Depth-1 decision stumps reached an AUC of 0.430 at</w:t>
+      </w:r>
+      <w:r>
+        <w:t xml:space="preserve"> </w:t>
+      </w:r>
+      <m:oMath>
+        <m:r>
+          <m:t>m</m:t>
+        </m:r>
+        <m:r>
+          <m:rPr>
+            <m:sty m:val="p"/>
+          </m:rPr>
+          <m:t>=</m:t>
+        </m:r>
+        <m:r>
+          <m:t>0</m:t>
+        </m:r>
+      </m:oMath>
+      <w:r>
+        <w:t xml:space="preserve"> s (bootstrap SE 0.062, 95% CI 0.310–0.551,</w:t>
+      </w:r>
+      <w:r>
+        <w:t xml:space="preserve"> </w:t>
+      </w:r>
+      <w:r>
+        <w:t xml:space="preserve">upper bound 0.534), falling to 0.413 at</w:t>
+      </w:r>
+      <w:r>
+        <w:t xml:space="preserve"> </w:t>
+      </w:r>
+      <m:oMath>
+        <m:r>
+          <m:t>m</m:t>
+        </m:r>
+        <m:r>
+          <m:rPr>
+            <m:sty m:val="p"/>
+          </m:rPr>
+          <m:t>=</m:t>
+        </m:r>
+        <m:r>
+          <m:t>10</m:t>
+        </m:r>
+      </m:oMath>
+      <w:r>
+        <w:t xml:space="preserve"> s (SE 0.069, 95% CI 0.281–0.548, upper bound 0.528). Depth-3 boosted trees reached an AUC of</w:t>
+      </w:r>
+      <w:r>
+        <w:t xml:space="preserve"> </w:t>
+      </w:r>
+      <m:oMath>
+        <m:r>
+          <m:t>0.595</m:t>
         </m:r>
         <m:r>
           <m:rPr>
@@ -7427,7 +7861,7 @@
           <m:t>±</m:t>
         </m:r>
         <m:r>
-          <m:t>0.117</m:t>
+          <m:t>0.130</m:t>
         </m:r>
       </m:oMath>
       <w:r>
@@ -7454,14 +7888,11 @@
         </m:r>
       </m:oMath>
       <w:r>
-        <w:t xml:space="preserve"> s, falling to</w:t>
-      </w:r>
-      <w:r>
-        <w:t xml:space="preserve"> </w:t>
-      </w:r>
-      <m:oMath>
-        <m:r>
-          <m:t>0.413</m:t>
+        <w:t xml:space="preserve"> s (</w:t>
+      </w:r>
+      <m:oMath>
+        <m:r>
+          <m:t>0.604</m:t>
         </m:r>
         <m:r>
           <m:rPr>
@@ -7470,7 +7901,7 @@
           <m:t>±</m:t>
         </m:r>
         <m:r>
-          <m:t>0.129</m:t>
+          <m:t>0.095</m:t>
         </m:r>
       </m:oMath>
       <w:r>
@@ -7493,18 +7924,104 @@
           <m:t>=</m:t>
         </m:r>
         <m:r>
+          <m:t>2</m:t>
+        </m:r>
+      </m:oMath>
+      <w:r>
+        <w:t xml:space="preserve"> s,</w:t>
+      </w:r>
+      <w:r>
+        <w:t xml:space="preserve"> </w:t>
+      </w:r>
+      <m:oMath>
+        <m:r>
+          <m:t>0.621</m:t>
+        </m:r>
+        <m:r>
+          <m:rPr>
+            <m:sty m:val="p"/>
+          </m:rPr>
+          <m:t>±</m:t>
+        </m:r>
+        <m:r>
+          <m:t>0.105</m:t>
+        </m:r>
+      </m:oMath>
+      <w:r>
+        <w:t xml:space="preserve"> </w:t>
+      </w:r>
+      <w:r>
+        <w:t xml:space="preserve">at</w:t>
+      </w:r>
+      <w:r>
+        <w:t xml:space="preserve"> </w:t>
+      </w:r>
+      <m:oMath>
+        <m:r>
+          <m:t>m</m:t>
+        </m:r>
+        <m:r>
+          <m:rPr>
+            <m:sty m:val="p"/>
+          </m:rPr>
+          <m:t>=</m:t>
+        </m:r>
+        <m:r>
+          <m:t>5</m:t>
+        </m:r>
+      </m:oMath>
+      <w:r>
+        <w:t xml:space="preserve"> s), falling to</w:t>
+      </w:r>
+      <w:r>
+        <w:t xml:space="preserve"> </w:t>
+      </w:r>
+      <m:oMath>
+        <m:r>
+          <m:t>0.553</m:t>
+        </m:r>
+        <m:r>
+          <m:rPr>
+            <m:sty m:val="p"/>
+          </m:rPr>
+          <m:t>±</m:t>
+        </m:r>
+        <m:r>
+          <m:t>0.171</m:t>
+        </m:r>
+      </m:oMath>
+      <w:r>
+        <w:t xml:space="preserve"> </w:t>
+      </w:r>
+      <w:r>
+        <w:t xml:space="preserve">at</w:t>
+      </w:r>
+      <w:r>
+        <w:t xml:space="preserve"> </w:t>
+      </w:r>
+      <m:oMath>
+        <m:r>
+          <m:t>m</m:t>
+        </m:r>
+        <m:r>
+          <m:rPr>
+            <m:sty m:val="p"/>
+          </m:rPr>
+          <m:t>=</m:t>
+        </m:r>
+        <m:r>
           <m:t>10</m:t>
         </m:r>
       </m:oMath>
       <w:r>
-        <w:t xml:space="preserve"> s. Depth-3 boosted trees reached an AUC of</w:t>
-      </w:r>
-      <w:r>
-        <w:t xml:space="preserve"> </w:t>
-      </w:r>
-      <m:oMath>
-        <m:r>
-          <m:t>0.595</m:t>
+        <w:t xml:space="preserve"> s,</w:t>
+      </w:r>
+      <w:r>
+        <w:t xml:space="preserve"> </w:t>
+      </w:r>
+      <m:oMath>
+        <m:r>
+          <m:t>0.579</m:t>
         </m:r>
         <m:r>
           <m:rPr>
@@ -7513,7 +8030,7 @@
           <m:t>±</m:t>
         </m:r>
         <m:r>
-          <m:t>0.130</m:t>
+          <m:t>0.150</m:t>
         </m:r>
       </m:oMath>
       <w:r>
@@ -7536,15 +8053,18 @@
           <m:t>=</m:t>
         </m:r>
         <m:r>
-          <m:t>0</m:t>
-        </m:r>
-      </m:oMath>
-      <w:r>
-        <w:t xml:space="preserve"> s (</w:t>
-      </w:r>
-      <m:oMath>
-        <m:r>
-          <m:t>0.604</m:t>
+          <m:t>20</m:t>
+        </m:r>
+      </m:oMath>
+      <w:r>
+        <w:t xml:space="preserve"> s, and</w:t>
+      </w:r>
+      <w:r>
+        <w:t xml:space="preserve"> </w:t>
+      </w:r>
+      <m:oMath>
+        <m:r>
+          <m:t>0.548</m:t>
         </m:r>
         <m:r>
           <m:rPr>
@@ -7553,7 +8073,7 @@
           <m:t>±</m:t>
         </m:r>
         <m:r>
-          <m:t>0.095</m:t>
+          <m:t>0.104</m:t>
         </m:r>
       </m:oMath>
       <w:r>
@@ -7576,195 +8096,29 @@
           <m:t>=</m:t>
         </m:r>
         <m:r>
-          <m:t>2</m:t>
-        </m:r>
-      </m:oMath>
-      <w:r>
-        <w:t xml:space="preserve"> s,</w:t>
-      </w:r>
-      <w:r>
-        <w:t xml:space="preserve"> </w:t>
-      </w:r>
-      <m:oMath>
-        <m:r>
-          <m:t>0.621</m:t>
-        </m:r>
-        <m:r>
-          <m:rPr>
-            <m:sty m:val="p"/>
-          </m:rPr>
-          <m:t>±</m:t>
-        </m:r>
-        <m:r>
-          <m:t>0.105</m:t>
-        </m:r>
-      </m:oMath>
-      <w:r>
-        <w:t xml:space="preserve"> </w:t>
-      </w:r>
-      <w:r>
-        <w:t xml:space="preserve">at</w:t>
-      </w:r>
-      <w:r>
-        <w:t xml:space="preserve"> </w:t>
-      </w:r>
-      <m:oMath>
-        <m:r>
-          <m:t>m</m:t>
-        </m:r>
-        <m:r>
-          <m:rPr>
-            <m:sty m:val="p"/>
-          </m:rPr>
-          <m:t>=</m:t>
-        </m:r>
-        <m:r>
-          <m:t>5</m:t>
-        </m:r>
-      </m:oMath>
-      <w:r>
-        <w:t xml:space="preserve"> s), falling to</w:t>
-      </w:r>
-      <w:r>
-        <w:t xml:space="preserve"> </w:t>
-      </w:r>
-      <m:oMath>
-        <m:r>
-          <m:t>0.553</m:t>
-        </m:r>
-        <m:r>
-          <m:rPr>
-            <m:sty m:val="p"/>
-          </m:rPr>
-          <m:t>±</m:t>
-        </m:r>
-        <m:r>
-          <m:t>0.171</m:t>
-        </m:r>
-      </m:oMath>
-      <w:r>
-        <w:t xml:space="preserve"> </w:t>
-      </w:r>
-      <w:r>
-        <w:t xml:space="preserve">at</w:t>
-      </w:r>
-      <w:r>
-        <w:t xml:space="preserve"> </w:t>
-      </w:r>
-      <m:oMath>
-        <m:r>
-          <m:t>m</m:t>
-        </m:r>
-        <m:r>
-          <m:rPr>
-            <m:sty m:val="p"/>
-          </m:rPr>
-          <m:t>=</m:t>
-        </m:r>
-        <m:r>
-          <m:t>10</m:t>
-        </m:r>
-      </m:oMath>
-      <w:r>
-        <w:t xml:space="preserve"> s,</w:t>
-      </w:r>
-      <w:r>
-        <w:t xml:space="preserve"> </w:t>
-      </w:r>
-      <m:oMath>
-        <m:r>
-          <m:t>0.579</m:t>
-        </m:r>
-        <m:r>
-          <m:rPr>
-            <m:sty m:val="p"/>
-          </m:rPr>
-          <m:t>±</m:t>
-        </m:r>
-        <m:r>
-          <m:t>0.150</m:t>
-        </m:r>
-      </m:oMath>
-      <w:r>
-        <w:t xml:space="preserve"> </w:t>
-      </w:r>
-      <w:r>
-        <w:t xml:space="preserve">at</w:t>
-      </w:r>
-      <w:r>
-        <w:t xml:space="preserve"> </w:t>
-      </w:r>
-      <m:oMath>
-        <m:r>
-          <m:t>m</m:t>
-        </m:r>
-        <m:r>
-          <m:rPr>
-            <m:sty m:val="p"/>
-          </m:rPr>
-          <m:t>=</m:t>
-        </m:r>
-        <m:r>
-          <m:t>20</m:t>
-        </m:r>
-      </m:oMath>
-      <w:r>
-        <w:t xml:space="preserve"> s, and</w:t>
-      </w:r>
-      <w:r>
-        <w:t xml:space="preserve"> </w:t>
-      </w:r>
-      <m:oMath>
-        <m:r>
-          <m:t>0.548</m:t>
-        </m:r>
-        <m:r>
-          <m:rPr>
-            <m:sty m:val="p"/>
-          </m:rPr>
-          <m:t>±</m:t>
-        </m:r>
-        <m:r>
-          <m:t>0.104</m:t>
-        </m:r>
-      </m:oMath>
-      <w:r>
-        <w:t xml:space="preserve"> </w:t>
-      </w:r>
-      <w:r>
-        <w:t xml:space="preserve">at</w:t>
-      </w:r>
-      <w:r>
-        <w:t xml:space="preserve"> </w:t>
-      </w:r>
-      <m:oMath>
-        <m:r>
-          <m:t>m</m:t>
-        </m:r>
-        <m:r>
-          <m:rPr>
-            <m:sty m:val="p"/>
-          </m:rPr>
-          <m:t>=</m:t>
-        </m:r>
-        <m:r>
           <m:t>30</m:t>
         </m:r>
       </m:oMath>
       <w:r>
-        <w:t xml:space="preserve"> s. Both boosted ensembles remain within the 95% permutation chance interval (0.313–0.660). Modeling non-linear interactions</w:t>
-      </w:r>
-      <w:r>
-        <w:t xml:space="preserve"> </w:t>
-      </w:r>
-      <w:r>
-        <w:t xml:space="preserve">does not rescue crash attribution; once the impact window is excluded, classification remains near chance. We conclude that with these</w:t>
-      </w:r>
-      <w:r>
-        <w:t xml:space="preserve"> </w:t>
-      </w:r>
-      <w:r>
-        <w:t xml:space="preserve">rules, models and labels, automatic responsibility attribution is not achievable.</w:t>
+        <w:t xml:space="preserve"> s. Across all cut-offs, the upper 95% confidence bounds of the boosted</w:t>
+      </w:r>
+      <w:r>
+        <w:t xml:space="preserve"> </w:t>
+      </w:r>
+      <w:r>
+        <w:t xml:space="preserve">ensembles remain below the 0.660 permutation null detection threshold. Modeling non-linear interactions does not rescue crash attribution;</w:t>
+      </w:r>
+      <w:r>
+        <w:t xml:space="preserve"> </w:t>
+      </w:r>
+      <w:r>
+        <w:t xml:space="preserve">once the impact window is excluded, classification remains near chance. We conclude that with these rules, models and labels, automatic</w:t>
+      </w:r>
+      <w:r>
+        <w:t xml:space="preserve"> </w:t>
+      </w:r>
+      <w:r>
+        <w:t xml:space="preserve">responsibility attribution is not achievable.</w:t>
       </w:r>
     </w:p>
     <w:bookmarkStart w:id="35" w:name="_049e4e3e8c6150f6efca473eb560bdd9d2e8e6a"/>
@@ -9479,25 +9833,313 @@
         </m:r>
       </m:oMath>
       <w:r>
-        <w:t xml:space="preserve"> s. The absence of a large drop in Task A AUC (0.895 to 0.868) occurs because the cross-sectional model separates crash</w:t>
-      </w:r>
-      <w:r>
-        <w:t xml:space="preserve"> </w:t>
-      </w:r>
-      <w:r>
-        <w:t xml:space="preserve">from normal flights primarily using flight duration and airframe-type confounds (Table 6) rather</w:t>
-      </w:r>
-      <w:r>
-        <w:t xml:space="preserve"> </w:t>
-      </w:r>
-      <w:r>
-        <w:t xml:space="preserve">than transient crash-impact telemetry. The absence of a large collapse holds on identical flights, confirming that</w:t>
-      </w:r>
-      <w:r>
-        <w:t xml:space="preserve"> </w:t>
-      </w:r>
-      <w:r>
-        <w:t xml:space="preserve">changing sample composition across cut-offs did not mask a collapse.</w:t>
+        <w:t xml:space="preserve"> s. The absence of a large drop in Task A AUC (0.895 to 0.868)</w:t>
+      </w:r>
+      <w:r>
+        <w:t xml:space="preserve"> </w:t>
+      </w:r>
+      <w:r>
+        <w:t xml:space="preserve">indicates that the cross-sectional model does not rely primarily on transient crash-impact telemetry. Instead, classification is likely</w:t>
+      </w:r>
+      <w:r>
+        <w:t xml:space="preserve"> </w:t>
+      </w:r>
+      <w:r>
+        <w:t xml:space="preserve">influenced by flight envelope differences and airframe characteristics that correlate with duration (Table 6).</w:t>
+      </w:r>
+      <w:r>
+        <w:t xml:space="preserve"> </w:t>
+      </w:r>
+      <w:r>
+        <w:t xml:space="preserve">Although flight duration was deliberately excluded from the 11 normalized model features, duration alone separates crash from normal flights</w:t>
+      </w:r>
+      <w:r>
+        <w:t xml:space="preserve"> </w:t>
+      </w:r>
+      <w:r>
+        <w:t xml:space="preserve">with an AUC of 0.662 at</w:t>
+      </w:r>
+      <w:r>
+        <w:t xml:space="preserve"> </w:t>
+      </w:r>
+      <m:oMath>
+        <m:r>
+          <m:t>m</m:t>
+        </m:r>
+        <m:r>
+          <m:rPr>
+            <m:sty m:val="p"/>
+          </m:rPr>
+          <m:t>=</m:t>
+        </m:r>
+        <m:r>
+          <m:t>0</m:t>
+        </m:r>
+      </m:oMath>
+      <w:r>
+        <w:t xml:space="preserve"> s (crash median 71.0 s vs. normal median 169.0 s) and 0.634 at</w:t>
+      </w:r>
+      <w:r>
+        <w:t xml:space="preserve"> </w:t>
+      </w:r>
+      <m:oMath>
+        <m:r>
+          <m:t>m</m:t>
+        </m:r>
+        <m:r>
+          <m:rPr>
+            <m:sty m:val="p"/>
+          </m:rPr>
+          <m:t>=</m:t>
+        </m:r>
+        <m:r>
+          <m:t>10</m:t>
+        </m:r>
+      </m:oMath>
+      <w:r>
+        <w:t xml:space="preserve"> s, and correlates significantly with</w:t>
+      </w:r>
+      <w:r>
+        <w:t xml:space="preserve"> </w:t>
+      </w:r>
+      <w:r>
+        <w:t xml:space="preserve">several normalized features: longer flights exhibit larger 95th-percentile tilt (</w:t>
+      </w:r>
+      <m:oMath>
+        <m:r>
+          <m:t>ρ</m:t>
+        </m:r>
+        <m:r>
+          <m:rPr>
+            <m:sty m:val="p"/>
+          </m:rPr>
+          <m:t>=</m:t>
+        </m:r>
+        <m:r>
+          <m:rPr>
+            <m:sty m:val="p"/>
+          </m:rPr>
+          <m:t>+</m:t>
+        </m:r>
+        <m:r>
+          <m:t>0.470</m:t>
+        </m:r>
+      </m:oMath>
+      <w:r>
+        <w:t xml:space="preserve"> </w:t>
+      </w:r>
+      <w:r>
+        <w:t xml:space="preserve">at</w:t>
+      </w:r>
+      <w:r>
+        <w:t xml:space="preserve"> </w:t>
+      </w:r>
+      <m:oMath>
+        <m:r>
+          <m:t>m</m:t>
+        </m:r>
+        <m:r>
+          <m:rPr>
+            <m:sty m:val="p"/>
+          </m:rPr>
+          <m:t>=</m:t>
+        </m:r>
+        <m:r>
+          <m:t>0</m:t>
+        </m:r>
+      </m:oMath>
+      <w:r>
+        <w:t xml:space="preserve"> s,</w:t>
+      </w:r>
+      <w:r>
+        <w:t xml:space="preserve"> </w:t>
+      </w:r>
+      <m:oMath>
+        <m:r>
+          <m:rPr>
+            <m:sty m:val="p"/>
+          </m:rPr>
+          <m:t>+</m:t>
+        </m:r>
+        <m:r>
+          <m:t>0.484</m:t>
+        </m:r>
+      </m:oMath>
+      <w:r>
+        <w:t xml:space="preserve"> </w:t>
+      </w:r>
+      <w:r>
+        <w:t xml:space="preserve">at</w:t>
+      </w:r>
+      <w:r>
+        <w:t xml:space="preserve"> </w:t>
+      </w:r>
+      <m:oMath>
+        <m:r>
+          <m:t>m</m:t>
+        </m:r>
+        <m:r>
+          <m:rPr>
+            <m:sty m:val="p"/>
+          </m:rPr>
+          <m:t>=</m:t>
+        </m:r>
+        <m:r>
+          <m:t>10</m:t>
+        </m:r>
+      </m:oMath>
+      <w:r>
+        <w:t xml:space="preserve"> s), greater</w:t>
+      </w:r>
+      <w:r>
+        <w:t xml:space="preserve"> </w:t>
+      </w:r>
+      <w:r>
+        <w:t xml:space="preserve">voltage sag (</w:t>
+      </w:r>
+      <m:oMath>
+        <m:r>
+          <m:t>ρ</m:t>
+        </m:r>
+        <m:r>
+          <m:rPr>
+            <m:sty m:val="p"/>
+          </m:rPr>
+          <m:t>=</m:t>
+        </m:r>
+        <m:r>
+          <m:rPr>
+            <m:sty m:val="p"/>
+          </m:rPr>
+          <m:t>+</m:t>
+        </m:r>
+        <m:r>
+          <m:t>0.321</m:t>
+        </m:r>
+      </m:oMath>
+      <w:r>
+        <w:t xml:space="preserve"> </w:t>
+      </w:r>
+      <w:r>
+        <w:t xml:space="preserve">and</w:t>
+      </w:r>
+      <w:r>
+        <w:t xml:space="preserve"> </w:t>
+      </w:r>
+      <m:oMath>
+        <m:r>
+          <m:rPr>
+            <m:sty m:val="p"/>
+          </m:rPr>
+          <m:t>+</m:t>
+        </m:r>
+        <m:r>
+          <m:t>0.357</m:t>
+        </m:r>
+      </m:oMath>
+      <w:r>
+        <w:t xml:space="preserve">), and larger stick deflections (</w:t>
+      </w:r>
+      <m:oMath>
+        <m:r>
+          <m:t>ρ</m:t>
+        </m:r>
+        <m:r>
+          <m:rPr>
+            <m:sty m:val="p"/>
+          </m:rPr>
+          <m:t>=</m:t>
+        </m:r>
+        <m:r>
+          <m:rPr>
+            <m:sty m:val="p"/>
+          </m:rPr>
+          <m:t>+</m:t>
+        </m:r>
+        <m:r>
+          <m:t>0.363</m:t>
+        </m:r>
+      </m:oMath>
+      <w:r>
+        <w:t xml:space="preserve"> </w:t>
+      </w:r>
+      <w:r>
+        <w:t xml:space="preserve">and</w:t>
+      </w:r>
+      <w:r>
+        <w:t xml:space="preserve"> </w:t>
+      </w:r>
+      <m:oMath>
+        <m:r>
+          <m:rPr>
+            <m:sty m:val="p"/>
+          </m:rPr>
+          <m:t>+</m:t>
+        </m:r>
+        <m:r>
+          <m:t>0.233</m:t>
+        </m:r>
+      </m:oMath>
+      <w:r>
+        <w:t xml:space="preserve">), while shorter flights show higher rate-tracking</w:t>
+      </w:r>
+      <w:r>
+        <w:t xml:space="preserve"> </w:t>
+      </w:r>
+      <w:r>
+        <w:t xml:space="preserve">errors (</w:t>
+      </w:r>
+      <m:oMath>
+        <m:r>
+          <m:t>ρ</m:t>
+        </m:r>
+        <m:r>
+          <m:rPr>
+            <m:sty m:val="p"/>
+          </m:rPr>
+          <m:t>=</m:t>
+        </m:r>
+        <m:r>
+          <m:rPr>
+            <m:sty m:val="p"/>
+          </m:rPr>
+          <m:t>−</m:t>
+        </m:r>
+        <m:r>
+          <m:t>0.248</m:t>
+        </m:r>
+      </m:oMath>
+      <w:r>
+        <w:t xml:space="preserve"> </w:t>
+      </w:r>
+      <w:r>
+        <w:t xml:space="preserve">at</w:t>
+      </w:r>
+      <w:r>
+        <w:t xml:space="preserve"> </w:t>
+      </w:r>
+      <m:oMath>
+        <m:r>
+          <m:t>m</m:t>
+        </m:r>
+        <m:r>
+          <m:rPr>
+            <m:sty m:val="p"/>
+          </m:rPr>
+          <m:t>=</m:t>
+        </m:r>
+        <m:r>
+          <m:t>0</m:t>
+        </m:r>
+      </m:oMath>
+      <w:r>
+        <w:t xml:space="preserve"> s). The absence of a large collapse holds on identical flights, confirming that changing sample composition</w:t>
+      </w:r>
+      <w:r>
+        <w:t xml:space="preserve"> </w:t>
+      </w:r>
+      <w:r>
+        <w:t xml:space="preserve">across cut-offs did not mask a collapse.</w:t>
       </w:r>
     </w:p>
     <w:p>
@@ -9537,31 +10179,31 @@
         <w:t xml:space="preserve"> </w:t>
       </w:r>
       <w:r>
-        <w:t xml:space="preserve">impending crash: crash and normal flights differ fundamentally in duration (median 54 s against 388 s), firmware era</w:t>
-      </w:r>
-      <w:r>
-        <w:t xml:space="preserve"> </w:t>
-      </w:r>
-      <w:r>
-        <w:t xml:space="preserve">distribution, and operational flight envelope. Table 6 gives the single-feature AUCs. Values below 0.5</w:t>
-      </w:r>
-      <w:r>
-        <w:t xml:space="preserve"> </w:t>
-      </w:r>
-      <w:r>
-        <w:t xml:space="preserve">indicate features that are lower in crash flights: crash flights reached lower tilt and smaller stick deflections over the</w:t>
-      </w:r>
-      <w:r>
-        <w:t xml:space="preserve"> </w:t>
-      </w:r>
-      <w:r>
-        <w:t xml:space="preserve">whole flight than normal flights, consistent with short, aborted or cautious testing flights. When the exact same</w:t>
-      </w:r>
-      <w:r>
-        <w:t xml:space="preserve"> </w:t>
-      </w:r>
-      <w:r>
-        <w:t xml:space="preserve">11-feature model was evaluated</w:t>
+        <w:t xml:space="preserve">impending crash: crash and normal flights differ fundamentally in duration (median 54 s against 388 s in the broader archive;</w:t>
+      </w:r>
+      <w:r>
+        <w:t xml:space="preserve"> </w:t>
+      </w:r>
+      <w:r>
+        <w:t xml:space="preserve">71 s vs. 169 s in the complete-case sample), firmware era distribution, and operational flight envelope. Table 6</w:t>
+      </w:r>
+      <w:r>
+        <w:t xml:space="preserve"> </w:t>
+      </w:r>
+      <w:r>
+        <w:t xml:space="preserve">gives the single-feature AUCs. Values below 0.5 indicate features that are lower in crash flights: crash flights reached lower tilt</w:t>
+      </w:r>
+      <w:r>
+        <w:t xml:space="preserve"> </w:t>
+      </w:r>
+      <w:r>
+        <w:t xml:space="preserve">and smaller stick deflections over the whole flight than normal flights, consistent with short, aborted or cautious testing flights.</w:t>
+      </w:r>
+      <w:r>
+        <w:t xml:space="preserve"> </w:t>
+      </w:r>
+      <w:r>
+        <w:t xml:space="preserve">When the exact same 11-feature model was evaluated</w:t>
       </w:r>
       <w:r>
         <w:t xml:space="preserve"> </w:t>
@@ -9580,37 +10222,31 @@
         <w:t xml:space="preserve"> </w:t>
       </w:r>
       <w:r>
-        <w:t xml:space="preserve">before impact) from its own earlier flights across 67 multi-flight drones (372 flights: 67 pre-crash flights and 305 earlier</w:t>
-      </w:r>
-      <w:r>
-        <w:t xml:space="preserve"> </w:t>
-      </w:r>
-      <w:r>
-        <w:t xml:space="preserve">flights, distinct from the 372 between-drone control flights)—the pooled Group-CV AUC fell from 0.88 to 0.580 (95%</w:t>
-      </w:r>
-      <w:r>
-        <w:t xml:space="preserve"> </w:t>
-      </w:r>
-      <w:r>
-        <w:t xml:space="preserve">bootstrap CI 0.528–0.633), and the mean within-drone pairwise AUC was 0.605 (95% bootstrap CI 0.516–0.692). Matching</w:t>
-      </w:r>
-      <w:r>
-        <w:t xml:space="preserve"> </w:t>
-      </w:r>
-      <w:r>
-        <w:t xml:space="preserve">on the airframe substantially attenuates the cross-sectional separation from AUC 0.88 to AUC 0.580, demonstrating</w:t>
-      </w:r>
-      <w:r>
-        <w:t xml:space="preserve"> </w:t>
-      </w:r>
-      <w:r>
-        <w:t xml:space="preserve">that cross-sectional models are dominated by differences between drone types, flight styles, and durations rather than detecting</w:t>
-      </w:r>
-      <w:r>
-        <w:t xml:space="preserve"> </w:t>
-      </w:r>
-      <w:r>
-        <w:t xml:space="preserve">impending failure, in agreement with the within-drone rank test (</w:t>
+        <w:t xml:space="preserve">before impact) from its own earlier flights across 67 multi-flight drones (372 flights: 67 pre-crash flights and 305 earlier flights,</w:t>
+      </w:r>
+      <w:r>
+        <w:t xml:space="preserve"> </w:t>
+      </w:r>
+      <w:r>
+        <w:t xml:space="preserve">distinct from the 372 between-drone control flights)—the pooled Group-CV AUC fell from 0.88 to 0.580 (95% bootstrap CI 0.528–0.633),</w:t>
+      </w:r>
+      <w:r>
+        <w:t xml:space="preserve"> </w:t>
+      </w:r>
+      <w:r>
+        <w:t xml:space="preserve">and the mean within-drone pairwise AUC was 0.605 (95% bootstrap CI 0.516–0.692). Matching on the airframe substantially attenuates</w:t>
+      </w:r>
+      <w:r>
+        <w:t xml:space="preserve"> </w:t>
+      </w:r>
+      <w:r>
+        <w:t xml:space="preserve">the cross-sectional separation from AUC 0.88 to AUC 0.580, demonstrating that cross-sectional models reflect airframe types, operator styles,</w:t>
+      </w:r>
+      <w:r>
+        <w:t xml:space="preserve"> </w:t>
+      </w:r>
+      <w:r>
+        <w:t xml:space="preserve">and duration confounds rather than detecting impending failure, in agreement with the within-drone rank test (</w:t>
       </w:r>
       <m:oMath>
         <m:acc>
@@ -11034,7 +11670,39 @@
         <w:t xml:space="preserve"> </w:t>
       </w:r>
       <w:r>
-        <w:t xml:space="preserve">establishing an empirical vehicle crash base rate of 0.741% (284/38,320). We emphasize that this 0.741% represents the lifetime probability</w:t>
+        <w:t xml:space="preserve">establishing an empirical vehicle crash base rate of 0.741% (284/38,320). When restricted to screenable multi-flight vehicles</w:t>
+      </w:r>
+      <w:r>
+        <w:t xml:space="preserve"> </w:t>
+      </w:r>
+      <w:r>
+        <w:t xml:space="preserve">(airframes with</w:t>
+      </w:r>
+      <w:r>
+        <w:t xml:space="preserve"> </w:t>
+      </w:r>
+      <m:oMath>
+        <m:r>
+          <m:rPr>
+            <m:sty m:val="p"/>
+          </m:rPr>
+          <m:t>≥</m:t>
+        </m:r>
+        <m:r>
+          <m:t>2</m:t>
+        </m:r>
+      </m:oMath>
+      <w:r>
+        <w:t xml:space="preserve"> </w:t>
+      </w:r>
+      <w:r>
+        <w:t xml:space="preserve">recorded flights, the operational prerequisite for pre-crash longitudinal screening), the crash base rate</w:t>
+      </w:r>
+      <w:r>
+        <w:t xml:space="preserve"> </w:t>
+      </w:r>
+      <w:r>
+        <w:t xml:space="preserve">is 0.689% (182 crashed vehicles out of 26,421 multi-flight airframes). We emphasize that these base rates represent the lifetime probability</w:t>
       </w:r>
       <w:r>
         <w:t xml:space="preserve"> </w:t>
@@ -11046,7 +11714,19 @@
         <w:t xml:space="preserve"> </w:t>
       </w:r>
       <w:r>
-        <w:t xml:space="preserve">archive does not record flight hours per airframe. We evaluate screening performance under two distinct operational paradigms:</w:t>
+        <w:t xml:space="preserve">archive does not record flight hours per airframe. Reported confidence intervals for PPV reflect sampling uncertainty in sensitivity</w:t>
+      </w:r>
+      <w:r>
+        <w:t xml:space="preserve"> </w:t>
+      </w:r>
+      <w:r>
+        <w:t xml:space="preserve">(derived via 10,000 bootstrap resamples over crashed cases); the operational base rate is treated as a fixed fleet parameter.</w:t>
+      </w:r>
+      <w:r>
+        <w:t xml:space="preserve"> </w:t>
+      </w:r>
+      <w:r>
+        <w:t xml:space="preserve">We evaluate screening performance under two distinct operational paradigms:</w:t>
       </w:r>
     </w:p>
     <w:p>
@@ -11128,7 +11808,7 @@
         <w:t xml:space="preserve"> </w:t>
       </w:r>
       <w:r>
-        <w:t xml:space="preserve">per detected crash.</w:t>
+        <w:t xml:space="preserve">per detected crash (PPV 0.96%, 104 inspections per crash at the 0.689% screenable base rate).</w:t>
       </w:r>
     </w:p>
     <w:p>
@@ -11158,19 +11838,25 @@
         <w:t xml:space="preserve"> </w:t>
       </w:r>
       <w:r>
-        <w:t xml:space="preserve">measurement source (20 strata, 107 unique control drones; overall AUC / mean percentile 0.689, 95% CI 0.619–0.758). At a 25% flag rate,</w:t>
-      </w:r>
-      <w:r>
-        <w:t xml:space="preserve"> </w:t>
-      </w:r>
-      <w:r>
-        <w:t xml:space="preserve">this stratum-matched screening identifies 50.0% of crashed airframes (30 of 60, 95% CI 36.7–63.3%), yielding an operational PPV of 1.48%</w:t>
-      </w:r>
-      <w:r>
-        <w:t xml:space="preserve"> </w:t>
-      </w:r>
-      <w:r>
-        <w:t xml:space="preserve">(95% CI 1.09–1.88%), an unflagged risk of 0.493%, a relative risk of</w:t>
+        <w:t xml:space="preserve">measurement source (20 strata, 107 unique control drones; overall AUC / mean percentile 0.689, 95% CI 0.619–0.758). Each airframe is</w:t>
+      </w:r>
+      <w:r>
+        <w:t xml:space="preserve"> </w:t>
+      </w:r>
+      <w:r>
+        <w:t xml:space="preserve">ranked against control flights within its matching hardware and sensor stratum.</w:t>
+      </w:r>
+      <w:r>
+        <w:t xml:space="preserve"> </w:t>
+      </w:r>
+      <w:r>
+        <w:t xml:space="preserve">At a 25% flag rate, this stratum-matched screening identifies 50.0% of crashed airframes (30 of 60, 95% CI 36.7–63.3%), yielding an</w:t>
+      </w:r>
+      <w:r>
+        <w:t xml:space="preserve"> </w:t>
+      </w:r>
+      <w:r>
+        <w:t xml:space="preserve">operational PPV of 1.48% (95% CI 1.09–1.88%), an unflagged risk of 0.493%, a relative risk of</w:t>
       </w:r>
       <w:r>
         <w:t xml:space="preserve"> </w:t>
@@ -11207,19 +11893,42 @@
         <w:t xml:space="preserve"> </w:t>
       </w:r>
       <w:r>
-        <w:t xml:space="preserve">over the 0.741% base rate,</w:t>
-      </w:r>
-      <w:r>
-        <w:t xml:space="preserve"> </w:t>
-      </w:r>
-      <w:r>
-        <w:t xml:space="preserve">and 67.5 inspections per detected crash. Tightening the threshold to the top decile (10% flag rate) achieves 33.3% sensitivity (20 of 60,</w:t>
-      </w:r>
-      <w:r>
-        <w:t xml:space="preserve"> </w:t>
-      </w:r>
-      <w:r>
-        <w:t xml:space="preserve">95% CI 21.7–45.0%), an operational PPV of 2.47% (95% CI 1.61–3.33%), an unflagged risk of 0.549%, a relative risk of</w:t>
+        <w:t xml:space="preserve">over the 0.741% base rate, and 67.5 inspections per detected crash (at the 0.689% screenable base rate: PPV 1.37%, 95% CI 1.01–1.74%,</w:t>
+      </w:r>
+      <w:r>
+        <w:t xml:space="preserve"> </w:t>
+      </w:r>
+      <w:r>
+        <w:t xml:space="preserve">lift</w:t>
+      </w:r>
+      <w:r>
+        <w:t xml:space="preserve"> </w:t>
+      </w:r>
+      <m:oMath>
+        <m:r>
+          <m:t>1.99</m:t>
+        </m:r>
+        <m:r>
+          <m:rPr>
+            <m:sty m:val="p"/>
+          </m:rPr>
+          <m:t>×</m:t>
+        </m:r>
+      </m:oMath>
+      <w:r>
+        <w:t xml:space="preserve">, 73.1 inspections per crash).</w:t>
+      </w:r>
+      <w:r>
+        <w:t xml:space="preserve"> </w:t>
+      </w:r>
+      <w:r>
+        <w:t xml:space="preserve">Tightening the threshold to the top decile (10% flag rate) achieves 33.3% sensitivity (20 of 60, 95% CI 21.7–45.0%), an operational</w:t>
+      </w:r>
+      <w:r>
+        <w:t xml:space="preserve"> </w:t>
+      </w:r>
+      <w:r>
+        <w:t xml:space="preserve">PPV of 2.47% (95% CI 1.61–3.33%), an unflagged risk of 0.549%, a relative risk of</w:t>
       </w:r>
       <w:r>
         <w:t xml:space="preserve"> </w:t>
@@ -11236,76 +11945,105 @@
         </m:r>
       </m:oMath>
       <w:r>
+        <w:t xml:space="preserve">, a lift of</w:t>
+      </w:r>
+      <w:r>
+        <w:t xml:space="preserve"> </w:t>
+      </w:r>
+      <m:oMath>
+        <m:r>
+          <m:t>3.33</m:t>
+        </m:r>
+        <m:r>
+          <m:rPr>
+            <m:sty m:val="p"/>
+          </m:rPr>
+          <m:t>×</m:t>
+        </m:r>
+      </m:oMath>
+      <w:r>
+        <w:t xml:space="preserve">, and 40.5 inspections</w:t>
+      </w:r>
+      <w:r>
+        <w:t xml:space="preserve"> </w:t>
+      </w:r>
+      <w:r>
+        <w:t xml:space="preserve">per detected crash (at the 0.689% screenable base rate: PPV 2.26%, 95% CI 1.48–3.06%, lift</w:t>
+      </w:r>
+      <w:r>
+        <w:t xml:space="preserve"> </w:t>
+      </w:r>
+      <m:oMath>
+        <m:r>
+          <m:t>3.28</m:t>
+        </m:r>
+        <m:r>
+          <m:rPr>
+            <m:sty m:val="p"/>
+          </m:rPr>
+          <m:t>×</m:t>
+        </m:r>
+      </m:oMath>
+      <w:r>
+        <w:t xml:space="preserve">, 44.2 inspections per crash).</w:t>
+      </w:r>
+      <w:r>
+        <w:t xml:space="preserve"> </w:t>
+      </w:r>
+      <w:r>
+        <w:t xml:space="preserve">Under a broader source-matched reference (matching on measurement source alone; AUC 0.655, 95% CI 0.591–0.716), a 25% flag rate yields</w:t>
+      </w:r>
+      <w:r>
+        <w:t xml:space="preserve"> </w:t>
+      </w:r>
+      <w:r>
+        <w:t xml:space="preserve">40.0% sensitivity, PPV 1.19% (lift</w:t>
+      </w:r>
+      <w:r>
+        <w:t xml:space="preserve"> </w:t>
+      </w:r>
+      <m:oMath>
+        <m:r>
+          <m:t>1.60</m:t>
+        </m:r>
+        <m:r>
+          <m:rPr>
+            <m:sty m:val="p"/>
+          </m:rPr>
+          <m:t>×</m:t>
+        </m:r>
+      </m:oMath>
+      <w:r>
+        <w:t xml:space="preserve">, 84.3 inspections per crash), rising to 25.0% sensitivity, PPV 1.85% (lift</w:t>
+      </w:r>
+      <w:r>
+        <w:t xml:space="preserve"> </w:t>
+      </w:r>
+      <m:oMath>
+        <m:r>
+          <m:t>2.50</m:t>
+        </m:r>
+        <m:r>
+          <m:rPr>
+            <m:sty m:val="p"/>
+          </m:rPr>
+          <m:t>×</m:t>
+        </m:r>
+      </m:oMath>
+      <w:r>
         <w:t xml:space="preserve">,</w:t>
       </w:r>
       <w:r>
         <w:t xml:space="preserve"> </w:t>
       </w:r>
       <w:r>
-        <w:t xml:space="preserve">a lift of</w:t>
-      </w:r>
-      <w:r>
-        <w:t xml:space="preserve"> </w:t>
-      </w:r>
-      <m:oMath>
-        <m:r>
-          <m:t>3.33</m:t>
-        </m:r>
-        <m:r>
-          <m:rPr>
-            <m:sty m:val="p"/>
-          </m:rPr>
-          <m:t>×</m:t>
-        </m:r>
-      </m:oMath>
-      <w:r>
-        <w:t xml:space="preserve">, and 40.5 inspections per detected crash. Under a broader source-matched reference (matching on measurement source alone;</w:t>
-      </w:r>
-      <w:r>
-        <w:t xml:space="preserve"> </w:t>
-      </w:r>
-      <w:r>
-        <w:t xml:space="preserve">AUC 0.655, 95% CI 0.591–0.716), a 25% flag rate yields 40.0% sensitivity, PPV 1.19% (lift</w:t>
-      </w:r>
-      <w:r>
-        <w:t xml:space="preserve"> </w:t>
-      </w:r>
-      <m:oMath>
-        <m:r>
-          <m:t>1.60</m:t>
-        </m:r>
-        <m:r>
-          <m:rPr>
-            <m:sty m:val="p"/>
-          </m:rPr>
-          <m:t>×</m:t>
-        </m:r>
-      </m:oMath>
-      <w:r>
-        <w:t xml:space="preserve">, 84.3 inspections per crash),</w:t>
-      </w:r>
-      <w:r>
-        <w:t xml:space="preserve"> </w:t>
-      </w:r>
-      <w:r>
-        <w:t xml:space="preserve">rising to 25.0% sensitivity, PPV 1.85% (lift</w:t>
-      </w:r>
-      <w:r>
-        <w:t xml:space="preserve"> </w:t>
-      </w:r>
-      <m:oMath>
-        <m:r>
-          <m:t>2.50</m:t>
-        </m:r>
-        <m:r>
-          <m:rPr>
-            <m:sty m:val="p"/>
-          </m:rPr>
-          <m:t>×</m:t>
-        </m:r>
-      </m:oMath>
-      <w:r>
-        <w:t xml:space="preserve">, 54.0 inspections per crash) at the 10% flag rate. In all scenarios, vibration</w:t>
+        <w:t xml:space="preserve">54.0 inspections per crash) at the 10% flag rate. In all scenarios, vibration screening functions as a broad maintenance inspection filter</w:t>
+      </w:r>
+      <w:r>
+        <w:t xml:space="preserve"> </w:t>
+      </w:r>
+      <w:r>
+        <w:t xml:space="preserve">rather than an operational crash warning.</w:t>
       </w:r>
       <w:r>
         <w:t xml:space="preserve"> </w:t>
@@ -11323,7 +12061,7 @@
       <w:r>
         <w:drawing>
           <wp:inline>
-            <wp:extent cx="4160520" cy="2285734"/>
+            <wp:extent cx="4160520" cy="2342580"/>
             <wp:effectExtent b="0" l="0" r="0" t="0"/>
             <wp:docPr descr="" title="" id="45" name="Picture"/>
             <a:graphic>
@@ -11344,7 +12082,7 @@
                   <pic:spPr bwMode="auto">
                     <a:xfrm>
                       <a:off x="0" y="0"/>
-                      <a:ext cx="4160520" cy="2285734"/>
+                      <a:ext cx="4160520" cy="2342580"/>
                     </a:xfrm>
                     <a:prstGeom prst="rect">
                       <a:avLst/>
@@ -11775,7 +12513,41 @@
         <w:t xml:space="preserve"> </w:t>
       </w:r>
       <w:r>
-        <w:t xml:space="preserve">19 usable matched sets, of which 10 sets were new cases entirely outside the original test (</w:t>
+        <w:t xml:space="preserve">19 usable matched sets (</w:t>
+      </w:r>
+      <m:oMath>
+        <m:r>
+          <m:t>9</m:t>
+        </m:r>
+      </m:oMath>
+      <w:r>
+        <w:t xml:space="preserve"> </w:t>
+      </w:r>
+      <w:r>
+        <w:t xml:space="preserve">sets pooled from the initial cohort and</w:t>
+      </w:r>
+      <w:r>
+        <w:t xml:space="preserve"> </w:t>
+      </w:r>
+      <m:oMath>
+        <m:r>
+          <m:t>10</m:t>
+        </m:r>
+      </m:oMath>
+      <w:r>
+        <w:t xml:space="preserve"> </w:t>
+      </w:r>
+      <w:r>
+        <w:t xml:space="preserve">new cases entirely outside the original test). On the 10 new</w:t>
+      </w:r>
+      <w:r>
+        <w:t xml:space="preserve"> </w:t>
+      </w:r>
+      <w:r>
+        <w:t xml:space="preserve">cases, the mean scaled rank was</w:t>
+      </w:r>
+      <w:r>
+        <w:t xml:space="preserve"> </w:t>
       </w:r>
       <m:oMath>
         <m:acc>
@@ -11799,7 +12571,10 @@
         </m:r>
       </m:oMath>
       <w:r>
-        <w:t xml:space="preserve">, 95% CI 0.20–0.75,</w:t>
+        <w:t xml:space="preserve"> </w:t>
+      </w:r>
+      <w:r>
+        <w:t xml:space="preserve">(95% CI 0.20–0.75,</w:t>
       </w:r>
       <w:r>
         <w:t xml:space="preserve"> </w:t>
@@ -11819,7 +12594,16 @@
         </m:r>
       </m:oMath>
       <w:r>
-        <w:t xml:space="preserve">), which shows no effect. Pooling with the 9 previously examined sets gives 19 usable sets (</w:t>
+        <w:t xml:space="preserve">), which is inconclusive given the wide confidence interval.</w:t>
+      </w:r>
+      <w:r>
+        <w:t xml:space="preserve"> </w:t>
+      </w:r>
+      <w:r>
+        <w:t xml:space="preserve">Pooling all 19 usable sets gives</w:t>
+      </w:r>
+      <w:r>
+        <w:t xml:space="preserve"> </w:t>
       </w:r>
       <m:oMath>
         <m:acc>
@@ -11843,13 +12627,10 @@
         </m:r>
       </m:oMath>
       <w:r>
-        <w:t xml:space="preserve">, 95% CI 0.39–0.76,</w:t>
-      </w:r>
-      <w:r>
-        <w:t xml:space="preserve"> </w:t>
-      </w:r>
-      <w:r>
-        <w:t xml:space="preserve">one-sided</w:t>
+        <w:t xml:space="preserve"> </w:t>
+      </w:r>
+      <w:r>
+        <w:t xml:space="preserve">(95% CI 0.39–0.76, one-sided</w:t>
       </w:r>
       <w:r>
         <w:t xml:space="preserve"> </w:t>
@@ -11892,7 +12673,13 @@
         <w:t xml:space="preserve"> </w:t>
       </w:r>
       <w:r>
-        <w:t xml:space="preserve">for an assumed effect of</w:t>
+        <w:t xml:space="preserve">for an</w:t>
+      </w:r>
+      <w:r>
+        <w:t xml:space="preserve"> </w:t>
+      </w:r>
+      <w:r>
+        <w:t xml:space="preserve">assumed effect of</w:t>
       </w:r>
       <w:r>
         <w:t xml:space="preserve"> </w:t>
@@ -12108,7 +12895,7 @@
       <w:r>
         <w:drawing>
           <wp:inline>
-            <wp:extent cx="4160520" cy="2534739"/>
+            <wp:extent cx="4160520" cy="2531605"/>
             <wp:effectExtent b="0" l="0" r="0" t="0"/>
             <wp:docPr descr="" title="" id="50" name="Picture"/>
             <a:graphic>
@@ -12129,7 +12916,7 @@
                   <pic:spPr bwMode="auto">
                     <a:xfrm>
                       <a:off x="0" y="0"/>
-                      <a:ext cx="4160520" cy="2534739"/>
+                      <a:ext cx="4160520" cy="2531605"/>
                     </a:xfrm>
                     <a:prstGeom prst="rect">
                       <a:avLst/>
@@ -12476,7 +13263,40 @@
         <w:t xml:space="preserve"> </w:t>
       </w:r>
       <w:r>
-        <w:t xml:space="preserve">expert forum threads (38 aircraft-fault and 5 pilot-fault). Evaluated on the 38 aircraft incidents, the fixed rule predicted</w:t>
+        <w:t xml:space="preserve">expert forum threads (38 aircraft-fault and 5 pilot-fault). As noted in Section 3, cross-tabulating these 43 logs against</w:t>
+      </w:r>
+      <w:r>
+        <w:t xml:space="preserve"> </w:t>
+      </w:r>
+      <w:r>
+        <w:t xml:space="preserve">archive ratings revealed that all 9 logs carrying an uploader rating were labeled</w:t>
+      </w:r>
+      <w:r>
+        <w:t xml:space="preserve"> </w:t>
+      </w:r>
+      <w:r>
+        <w:rPr>
+          <w:rStyle w:val="VerbatimChar"/>
+        </w:rPr>
+        <w:t xml:space="preserve">crash_sw_hw</w:t>
+      </w:r>
+      <w:r>
+        <w:t xml:space="preserve"> </w:t>
+      </w:r>
+      <w:r>
+        <w:t xml:space="preserve">(and all 9 were diagnosed as aircraft</w:t>
+      </w:r>
+      <w:r>
+        <w:t xml:space="preserve"> </w:t>
+      </w:r>
+      <w:r>
+        <w:t xml:space="preserve">faults by experts, 100% agreement); the 5 expert pilot crashes were submitted unrated, indicating that operators seeking community assistance</w:t>
+      </w:r>
+      <w:r>
+        <w:t xml:space="preserve"> </w:t>
+      </w:r>
+      <w:r>
+        <w:t xml:space="preserve">did not self-incriminate as pilot error. Evaluated on the 38 aircraft incidents, the fixed rule predicted</w:t>
       </w:r>
       <w:r>
         <w:t xml:space="preserve"> </w:t>
@@ -12512,13 +13332,7 @@
         <w:t xml:space="preserve"> </w:t>
       </w:r>
       <w:r>
-        <w:t xml:space="preserve">in 14 (36.8%). On decided aircraft</w:t>
-      </w:r>
-      <w:r>
-        <w:t xml:space="preserve"> </w:t>
-      </w:r>
-      <w:r>
-        <w:t xml:space="preserve">cases (</w:t>
+        <w:t xml:space="preserve">in 14 (36.8%). On decided aircraft cases (</w:t>
       </w:r>
       <m:oMath>
         <m:r>
@@ -12535,13 +13349,19 @@
         </m:r>
       </m:oMath>
       <w:r>
-        <w:t xml:space="preserve">), the rule was wrong on 43.8% (14/32). Detailed inspection of flight mode sequences confirmed the failure mechanism:</w:t>
-      </w:r>
-      <w:r>
-        <w:t xml:space="preserve"> </w:t>
-      </w:r>
-      <w:r>
-        <w:t xml:space="preserve">in all 14 misclassified logs, the vehicle was in a pilot-flown mode at the crash moment (</w:t>
+        <w:t xml:space="preserve">), the rule was wrong on</w:t>
+      </w:r>
+      <w:r>
+        <w:t xml:space="preserve"> </w:t>
+      </w:r>
+      <w:r>
+        <w:t xml:space="preserve">43.8% (14/32). Detailed inspection of flight mode sequences confirmed the failure mechanism: in all 14 misclassified logs, the vehicle was</w:t>
+      </w:r>
+      <w:r>
+        <w:t xml:space="preserve"> </w:t>
+      </w:r>
+      <w:r>
+        <w:t xml:space="preserve">in a pilot-flown mode at the crash moment (</w:t>
       </w:r>
       <w:r>
         <w:rPr>
@@ -12595,7 +13415,13 @@
         <w:t xml:space="preserve">e9034973</w:t>
       </w:r>
       <w:r>
-        <w:t xml:space="preserve">, which transitioned</w:t>
+        <w:t xml:space="preserve">,</w:t>
+      </w:r>
+      <w:r>
+        <w:t xml:space="preserve"> </w:t>
+      </w:r>
+      <w:r>
+        <w:t xml:space="preserve">which transitioned</w:t>
       </w:r>
       <w:r>
         <w:t xml:space="preserve"> </w:t>
@@ -12650,13 +13476,21 @@
         <w:t xml:space="preserve"> </w:t>
       </w:r>
       <w:r>
-        <w:t xml:space="preserve">as the pilot attempted manual recovery). Because no hardware failsafe fired before impact, the rule defaulted</w:t>
-      </w:r>
-      <w:r>
-        <w:t xml:space="preserve"> </w:t>
-      </w:r>
-      <w:r>
-        <w:t xml:space="preserve">to blaming the pilot. Conversely, when evaluated on the 5 pilot-fault incidents, the fixed rule predicted</w:t>
+        <w:t xml:space="preserve">as the pilot attempted manual recovery). Because no hardware</w:t>
+      </w:r>
+      <w:r>
+        <w:t xml:space="preserve"> </w:t>
+      </w:r>
+      <w:r>
+        <w:t xml:space="preserve">failsafe fired before impact, the rule defaulted to blaming the pilot.</w:t>
+      </w:r>
+    </w:p>
+    <w:p>
+      <w:pPr>
+        <w:pStyle w:val="BodyText"/>
+      </w:pPr>
+      <w:r>
+        <w:t xml:space="preserve">Conversely, when evaluated on the 5 pilot-fault incidents, the fixed rule predicted</w:t>
       </w:r>
       <w:r>
         <w:t xml:space="preserve"> </w:t>
@@ -12668,13 +13502,7 @@
         <w:t xml:space="preserve"> </w:t>
       </w:r>
       <w:r>
-        <w:t xml:space="preserve">in 4 (80.0%)</w:t>
-      </w:r>
-      <w:r>
-        <w:t xml:space="preserve"> </w:t>
-      </w:r>
-      <w:r>
-        <w:t xml:space="preserve">and</w:t>
+        <w:t xml:space="preserve">in 4 (80.0%) and</w:t>
       </w:r>
       <w:r>
         <w:t xml:space="preserve"> </w:t>
@@ -12686,13 +13514,19 @@
         <w:t xml:space="preserve"> </w:t>
       </w:r>
       <w:r>
-        <w:t xml:space="preserve">in only 1 (20.0%), misclassifying 4 of 5 pilot crashes because motor saturation, accelerometer clipping, or failsafe</w:t>
-      </w:r>
-      <w:r>
-        <w:t xml:space="preserve"> </w:t>
-      </w:r>
-      <w:r>
-        <w:t xml:space="preserve">activation occurred as the vehicle struck the ground. Combining both classes across all 37 decided expert logs (32 aircraft, 5 pilot),</w:t>
+        <w:t xml:space="preserve">in only 1 (20.0%;</w:t>
+      </w:r>
+      <w:r>
+        <w:t xml:space="preserve"> </w:t>
+      </w:r>
+      <w:r>
+        <w:t xml:space="preserve">pilot recall 1 of 5, Wilson 95% CI 3.7–71.0%), misclassifying 4 of 5 pilot crashes because motor saturation, accelerometer clipping,</w:t>
+      </w:r>
+      <w:r>
+        <w:t xml:space="preserve"> </w:t>
+      </w:r>
+      <w:r>
+        <w:t xml:space="preserve">or failsafe activation occurred as the vehicle struck the ground. Combining both classes across all 37 decided expert logs (32 aircraft, 5 pilot),</w:t>
       </w:r>
       <w:r>
         <w:t xml:space="preserve"> </w:t>
@@ -12766,7 +13600,10 @@
         </m:r>
       </m:oMath>
       <w:r>
-        <w:t xml:space="preserve">, substantially below chance (50%). Similarly, when evaluated out-of-fold on the 30 aircraft</w:t>
+        <w:t xml:space="preserve"> </w:t>
+      </w:r>
+      <w:r>
+        <w:t xml:space="preserve">(95% bootstrap CI 0.20–0.59), which does not differ significantly from chance (0.50). Similarly, when evaluated out-of-fold on the 30 aircraft</w:t>
       </w:r>
       <w:r>
         <w:t xml:space="preserve"> </w:t>
@@ -12802,31 +13639,31 @@
         <w:t xml:space="preserve"> </w:t>
       </w:r>
       <w:r>
-        <w:t xml:space="preserve">defaulting strongly toward its 72.3% aircraft training prior. We note the caveat that forum diagnoses represent informed community</w:t>
-      </w:r>
-      <w:r>
-        <w:t xml:space="preserve"> </w:t>
-      </w:r>
-      <w:r>
-        <w:t xml:space="preserve">opinion rather than official accident inspection ground truth; in our coded threads, the original poster explicitly confirmed the</w:t>
-      </w:r>
-      <w:r>
-        <w:t xml:space="preserve"> </w:t>
-      </w:r>
-      <w:r>
-        <w:t xml:space="preserve">diagnosis in only 47 of 94 aircraft-fault threads (50.0%) and 5 of 9 pilot-fault threads (55.6%). Nonetheless, this two-class</w:t>
-      </w:r>
-      <w:r>
-        <w:t xml:space="preserve"> </w:t>
-      </w:r>
-      <w:r>
-        <w:t xml:space="preserve">validation on real-world expert cases confirms that with these rules, models and labels, automatic responsibility attribution</w:t>
-      </w:r>
-      <w:r>
-        <w:t xml:space="preserve"> </w:t>
-      </w:r>
-      <w:r>
-        <w:t xml:space="preserve">is not achievable.</w:t>
+        <w:t xml:space="preserve">defaulting strongly toward its aircraft training prior (72.3% average across 5-fold CV training folds; 75.7% on the full 148-crash set, 112/148).</w:t>
+      </w:r>
+      <w:r>
+        <w:t xml:space="preserve"> </w:t>
+      </w:r>
+      <w:r>
+        <w:t xml:space="preserve">We emphasize the caveat that this evaluation measures agreement between a heuristic rule and expert community reading of the same telemetry,</w:t>
+      </w:r>
+      <w:r>
+        <w:t xml:space="preserve"> </w:t>
+      </w:r>
+      <w:r>
+        <w:t xml:space="preserve">rather than ground truth: original posters explicitly confirmed the diagnosis in only 47 of 94 aircraft-fault threads (50.0%) and 5 of 9</w:t>
+      </w:r>
+      <w:r>
+        <w:t xml:space="preserve"> </w:t>
+      </w:r>
+      <w:r>
+        <w:t xml:space="preserve">pilot-fault threads (55.6%). Nonetheless, this two-class comparison illustrates the challenge of rule-based attribution: the heuristic rule</w:t>
+      </w:r>
+      <w:r>
+        <w:t xml:space="preserve"> </w:t>
+      </w:r>
+      <w:r>
+        <w:t xml:space="preserve">disagreed with expert community consensus on nearly half of decided cases (48.6%), failing to demonstrate agreement above chance.</w:t>
       </w:r>
     </w:p>
     <w:bookmarkStart w:id="54" w:name="_83343f61327e522fa9ffc9aa8f722d134b07ff7"/>
@@ -14069,16 +14906,49 @@
         <w:pStyle w:val="TableCaption"/>
       </w:pPr>
       <w:r>
-        <w:t xml:space="preserve">Table 8. Exploratory analyses added during peer review, their motivation, key results, and git commit hashes. Archived snapshots are indexed in Software Heritage (e.g.,</w:t>
-      </w:r>
-      <w:r>
-        <w:t xml:space="preserve"> </w:t>
+        <w:t xml:space="preserve">Table 8. Exploratory analyses added during peer review, their motivation, key results, and git commit hashes. Archived snapshots are indexed in Software Heritage (</w:t>
       </w:r>
       <w:r>
         <w:rPr>
           <w:rStyle w:val="VerbatimChar"/>
         </w:rPr>
-        <w:t xml:space="preserve">swh:1:rev:bad06ff…</w:t>
+        <w:t xml:space="preserve">swh:1:rev:bad06ff1256865c7e63d44389aac174e0281291d</w:t>
+      </w:r>
+      <w:r>
+        <w:t xml:space="preserve">,</w:t>
+      </w:r>
+      <w:r>
+        <w:t xml:space="preserve"> </w:t>
+      </w:r>
+      <w:r>
+        <w:rPr>
+          <w:rStyle w:val="VerbatimChar"/>
+        </w:rPr>
+        <w:t xml:space="preserve">swh:1:rev:bbdd0420de4547ac7d67b84165292a46237b604d</w:t>
+      </w:r>
+      <w:r>
+        <w:t xml:space="preserve">,</w:t>
+      </w:r>
+      <w:r>
+        <w:t xml:space="preserve"> </w:t>
+      </w:r>
+      <w:r>
+        <w:rPr>
+          <w:rStyle w:val="VerbatimChar"/>
+        </w:rPr>
+        <w:t xml:space="preserve">swh:1:rev:624dd694e0d207dd9c44b1c9550faaf04453bc56</w:t>
+      </w:r>
+      <w:r>
+        <w:t xml:space="preserve">, and</w:t>
+      </w:r>
+      <w:r>
+        <w:t xml:space="preserve"> </w:t>
+      </w:r>
+      <w:r>
+        <w:rPr>
+          <w:rStyle w:val="VerbatimChar"/>
+        </w:rPr>
+        <w:t xml:space="preserve">swh:1:rev:3a9aa89417fa9ea2a2334e3a4794e2358fb713ee</w:t>
       </w:r>
       <w:r>
         <w:t xml:space="preserve">) and will be minted into a Zenodo DOI.</w:t>
@@ -14089,7 +14959,7 @@
         <w:tblStyle w:val="Table"/>
         <w:tblW w:type="pct" w:w="5000"/>
         <w:tblLook w:firstRow="1" w:lastRow="0" w:firstColumn="0" w:lastColumn="0" w:noHBand="0" w:noVBand="0" w:val="0020"/>
-        <w:tblCaption w:val="Table 8. Exploratory analyses added during peer review, their motivation, key results, and git commit hashes. Archived snapshots are indexed in Software Heritage (e.g., swh:1:rev:bad06ff…) and will be minted into a Zenodo DOI."/>
+        <w:tblCaption w:val="Table 8. Exploratory analyses added during peer review, their motivation, key results, and git commit hashes. Archived snapshots are indexed in Software Heritage (swh:1:rev:bad06ff1256865c7e63d44389aac174e0281291d, swh:1:rev:bbdd0420de4547ac7d67b84165292a46237b604d, swh:1:rev:624dd694e0d207dd9c44b1c9550faaf04453bc56, and swh:1:rev:3a9aa89417fa9ea2a2334e3a4794e2358fb713ee) and will be minted into a Zenodo DOI."/>
         <w:tblBorders>
           <w:top w:val="single" w:sz="4" w:color="808080"/>
           <w:left w:val="single" w:sz="4" w:color="808080"/>
@@ -14203,7 +15073,7 @@
               <w:rPr>
                 <w:sz w:val="19"/>
               </w:rPr>
-              <w:t xml:space="preserve">Calibrate below-chance CV AUC</w:t>
+              <w:t xml:space="preserve">Calibrate detection threshold</w:t>
             </w:r>
           </w:p>
         </w:tc>
@@ -14219,7 +15089,74 @@
               <w:rPr>
                 <w:sz w:val="19"/>
               </w:rPr>
-              <w:t xml:space="preserve">Null mean 0.497 [0.313, 0.660]; two-sided</w:t>
+              <w:t xml:space="preserve">Null mean 0.497, 95% threshold 0.660; observed AUC upper bounds 0.510–0.584</w:t>
+            </w:r>
+          </w:p>
+        </w:tc>
+        <w:tc>
+          <w:tcPr/>
+          <w:p>
+            <w:pPr>
+              <w:pStyle w:val="Compact"/>
+              <w:spacing w:line="240" w:lineRule="auto"/>
+              <w:jc w:val="left"/>
+            </w:pPr>
+            <w:r>
+              <w:rPr>
+                <w:rStyle w:val="VerbatimChar"/>
+                <w:sz w:val="19"/>
+              </w:rPr>
+              <w:t xml:space="preserve">bad06ff</w:t>
+            </w:r>
+          </w:p>
+        </w:tc>
+      </w:tr>
+      <w:tr>
+        <w:tc>
+          <w:tcPr/>
+          <w:p>
+            <w:pPr>
+              <w:pStyle w:val="Compact"/>
+              <w:spacing w:line="240" w:lineRule="auto"/>
+              <w:jc w:val="left"/>
+            </w:pPr>
+            <w:r>
+              <w:rPr>
+                <w:sz w:val="19"/>
+              </w:rPr>
+              <w:t xml:space="preserve">Boosted decision trees (Task B)</w:t>
+            </w:r>
+          </w:p>
+        </w:tc>
+        <w:tc>
+          <w:tcPr/>
+          <w:p>
+            <w:pPr>
+              <w:pStyle w:val="Compact"/>
+              <w:spacing w:line="240" w:lineRule="auto"/>
+              <w:jc w:val="left"/>
+            </w:pPr>
+            <w:r>
+              <w:rPr>
+                <w:sz w:val="19"/>
+              </w:rPr>
+              <w:t xml:space="preserve">Test non-linear feature interactions</w:t>
+            </w:r>
+          </w:p>
+        </w:tc>
+        <w:tc>
+          <w:tcPr/>
+          <w:p>
+            <w:pPr>
+              <w:pStyle w:val="Compact"/>
+              <w:spacing w:line="240" w:lineRule="auto"/>
+              <w:jc w:val="left"/>
+            </w:pPr>
+            <w:r>
+              <w:rPr>
+                <w:sz w:val="19"/>
+              </w:rPr>
+              <w:t xml:space="preserve">Stumps AUC</w:t>
             </w:r>
             <w:r>
               <w:rPr>
@@ -14229,94 +15166,7 @@
             </w:r>
             <m:oMath>
               <m:r>
-                <m:t>p</m:t>
-              </m:r>
-              <m:r>
-                <m:rPr>
-                  <m:sty m:val="p"/>
-                </m:rPr>
-                <m:t>=</m:t>
-              </m:r>
-              <m:r>
-                <m:t>0.509</m:t>
-              </m:r>
-            </m:oMath>
-          </w:p>
-        </w:tc>
-        <w:tc>
-          <w:tcPr/>
-          <w:p>
-            <w:pPr>
-              <w:pStyle w:val="Compact"/>
-              <w:spacing w:line="240" w:lineRule="auto"/>
-              <w:jc w:val="left"/>
-            </w:pPr>
-            <w:r>
-              <w:rPr>
-                <w:rStyle w:val="VerbatimChar"/>
-                <w:sz w:val="19"/>
-              </w:rPr>
-              <w:t xml:space="preserve">bad06ff</w:t>
-            </w:r>
-          </w:p>
-        </w:tc>
-      </w:tr>
-      <w:tr>
-        <w:tc>
-          <w:tcPr/>
-          <w:p>
-            <w:pPr>
-              <w:pStyle w:val="Compact"/>
-              <w:spacing w:line="240" w:lineRule="auto"/>
-              <w:jc w:val="left"/>
-            </w:pPr>
-            <w:r>
-              <w:rPr>
-                <w:sz w:val="19"/>
-              </w:rPr>
-              <w:t xml:space="preserve">Boosted decision trees (Task B)</w:t>
-            </w:r>
-          </w:p>
-        </w:tc>
-        <w:tc>
-          <w:tcPr/>
-          <w:p>
-            <w:pPr>
-              <w:pStyle w:val="Compact"/>
-              <w:spacing w:line="240" w:lineRule="auto"/>
-              <w:jc w:val="left"/>
-            </w:pPr>
-            <w:r>
-              <w:rPr>
-                <w:sz w:val="19"/>
-              </w:rPr>
-              <w:t xml:space="preserve">Test non-linear feature interactions</w:t>
-            </w:r>
-          </w:p>
-        </w:tc>
-        <w:tc>
-          <w:tcPr/>
-          <w:p>
-            <w:pPr>
-              <w:pStyle w:val="Compact"/>
-              <w:spacing w:line="240" w:lineRule="auto"/>
-              <w:jc w:val="left"/>
-            </w:pPr>
-            <w:r>
-              <w:rPr>
-                <w:sz w:val="19"/>
-              </w:rPr>
-              <w:t xml:space="preserve">Stumps</w:t>
-            </w:r>
-            <w:r>
-              <w:rPr>
-                <w:sz w:val="19"/>
-              </w:rPr>
-              <w:t xml:space="preserve"> </w:t>
-            </w:r>
-            <m:oMath>
-              <m:r>
-                <m:t>0.560</m:t>
+                <m:t>0.430</m:t>
               </m:r>
               <m:r>
                 <m:rPr>
@@ -14921,76 +15771,7 @@
               <w:rPr>
                 <w:sz w:val="19"/>
               </w:rPr>
-              <w:t xml:space="preserve">Matched PPV 1.04% (lift</w:t>
-            </w:r>
-            <w:r>
-              <w:rPr>
-                <w:sz w:val="19"/>
-              </w:rPr>
-              <w:t xml:space="preserve"> </w:t>
-            </w:r>
-            <m:oMath>
-              <m:r>
-                <m:t>1.40</m:t>
-              </m:r>
-              <m:r>
-                <m:rPr>
-                  <m:sty m:val="p"/>
-                </m:rPr>
-                <m:t>×</m:t>
-              </m:r>
-            </m:oMath>
-            <w:r>
-              <w:rPr>
-                <w:sz w:val="19"/>
-              </w:rPr>
-              <w:t xml:space="preserve">); Fleet-ref PPV 1.48% (lift</w:t>
-            </w:r>
-            <w:r>
-              <w:rPr>
-                <w:sz w:val="19"/>
-              </w:rPr>
-              <w:t xml:space="preserve"> </w:t>
-            </w:r>
-            <m:oMath>
-              <m:r>
-                <m:t>2.00</m:t>
-              </m:r>
-              <m:r>
-                <m:rPr>
-                  <m:sty m:val="p"/>
-                </m:rPr>
-                <m:t>×</m:t>
-              </m:r>
-            </m:oMath>
-            <w:r>
-              <w:rPr>
-                <w:sz w:val="19"/>
-              </w:rPr>
-              <w:t xml:space="preserve">) to 2.47% (lift</w:t>
-            </w:r>
-            <w:r>
-              <w:rPr>
-                <w:sz w:val="19"/>
-              </w:rPr>
-              <w:t xml:space="preserve"> </w:t>
-            </w:r>
-            <m:oMath>
-              <m:r>
-                <m:t>3.33</m:t>
-              </m:r>
-              <m:r>
-                <m:rPr>
-                  <m:sty m:val="p"/>
-                </m:rPr>
-                <m:t>×</m:t>
-              </m:r>
-            </m:oMath>
-            <w:r>
-              <w:rPr>
-                <w:sz w:val="19"/>
-              </w:rPr>
-              <w:t xml:space="preserve">)</w:t>
+              <w:t xml:space="preserve">Screenable base rate 0.689% (PPV 1.37–2.26%); fleet base rate 0.741% (PPV 1.48–2.47%)</w:t>
             </w:r>
           </w:p>
         </w:tc>
@@ -15124,7 +15905,7 @@
               <w:rPr>
                 <w:sz w:val="19"/>
               </w:rPr>
-              <w:t xml:space="preserve">Two-class test: rule wrong on 48.6% of decided cases; BA 38.1%</w:t>
+              <w:t xml:space="preserve">Two-class test: BA 38.1% (95% CI 0.20–0.59); pilot recall 1/5; uploader crash_pilot 0/43</w:t>
             </w:r>
           </w:p>
         </w:tc>
@@ -15402,7 +16183,7 @@
               <w:rPr>
                 <w:sz w:val="19"/>
               </w:rPr>
-              <w:t xml:space="preserve">the upper quartile flagged for inspection</w:t>
+              <w:t xml:space="preserve">the top decile (10%) prioritized for inspection (or upper quartile, 25%)</w:t>
             </w:r>
           </w:p>
         </w:tc>
@@ -15754,19 +16535,25 @@
         <w:t xml:space="preserve"> </w:t>
       </w:r>
       <w:r>
-        <w:t xml:space="preserve">source; drones are ranked against others measured the same way, and those above their group’s upper quartile are</w:t>
-      </w:r>
-      <w:r>
-        <w:t xml:space="preserve"> </w:t>
-      </w:r>
-      <w:r>
-        <w:t xml:space="preserve">flagged for mechanical inspection. In the archive, this ranking identified the drone that later crashed as the roughest</w:t>
-      </w:r>
-      <w:r>
-        <w:t xml:space="preserve"> </w:t>
-      </w:r>
-      <w:r>
-        <w:t xml:space="preserve">in 55.0% of matched sets (against 40.3% expected under the exact Poisson-binomial null,</w:t>
+        <w:t xml:space="preserve">source; drones are ranked against others measured the same way. The top decile (10%) is prioritized for mechanical</w:t>
+      </w:r>
+      <w:r>
+        <w:t xml:space="preserve"> </w:t>
+      </w:r>
+      <w:r>
+        <w:t xml:space="preserve">inspection (with the top quartile, 25%, as an alternative operational threshold). In the archive, this ranking identified</w:t>
+      </w:r>
+      <w:r>
+        <w:t xml:space="preserve"> </w:t>
+      </w:r>
+      <w:r>
+        <w:t xml:space="preserve">the drone that later crashed as the roughest in 55.0% of matched sets (against 40.3% expected under the exact Poisson-binomial</w:t>
+      </w:r>
+      <w:r>
+        <w:t xml:space="preserve"> </w:t>
+      </w:r>
+      <w:r>
+        <w:t xml:space="preserve">null,</w:t>
       </w:r>
       <w:r>
         <w:t xml:space="preserve"> </w:t>
@@ -15786,14 +16573,14 @@
         </m:r>
       </m:oMath>
       <w:r>
-        <w:t xml:space="preserve">; lift</w:t>
-      </w:r>
-      <w:r>
-        <w:t xml:space="preserve"> </w:t>
-      </w:r>
-      <m:oMath>
-        <m:r>
-          <m:t>3.6</m:t>
+        <w:t xml:space="preserve">;</w:t>
+      </w:r>
+      <w:r>
+        <w:t xml:space="preserve"> </w:t>
+      </w:r>
+      <m:oMath>
+        <m:r>
+          <m:t>1.37</m:t>
         </m:r>
         <m:r>
           <m:rPr>
@@ -15803,19 +16590,162 @@
         </m:r>
       </m:oMath>
       <w:r>
-        <w:t xml:space="preserve">),</w:t>
-      </w:r>
-      <w:r>
-        <w:t xml:space="preserve"> </w:t>
-      </w:r>
-      <w:r>
-        <w:t xml:space="preserve">and 63.3% exceeded the control third quartile. In operational terms, this translates to a PPV of 1.04% (95% bootstrap CI</w:t>
-      </w:r>
-      <w:r>
-        <w:t xml:space="preserve"> </w:t>
-      </w:r>
-      <w:r>
-        <w:t xml:space="preserve">0.83–1.25%, lift</w:t>
+        <w:t xml:space="preserve"> </w:t>
+      </w:r>
+      <w:r>
+        <w:t xml:space="preserve">lift over the null rate; relative risk</w:t>
+      </w:r>
+      <w:r>
+        <w:t xml:space="preserve"> </w:t>
+      </w:r>
+      <m:oMath>
+        <m:r>
+          <m:t>3.58</m:t>
+        </m:r>
+        <m:r>
+          <m:rPr>
+            <m:sty m:val="p"/>
+          </m:rPr>
+          <m:t>×</m:t>
+        </m:r>
+      </m:oMath>
+      <w:r>
+        <w:t xml:space="preserve"> </w:t>
+      </w:r>
+      <w:r>
+        <w:t xml:space="preserve">over unflagged airframes), and 63.3% exceeded</w:t>
+      </w:r>
+      <w:r>
+        <w:t xml:space="preserve"> </w:t>
+      </w:r>
+      <w:r>
+        <w:t xml:space="preserve">the control third quartile. In operational terms, under a stratum-matched fleet-wide reference distribution at the 0.689% screenable</w:t>
+      </w:r>
+      <w:r>
+        <w:t xml:space="preserve"> </w:t>
+      </w:r>
+      <w:r>
+        <w:t xml:space="preserve">base rate (and 0.741% fleet base rate), prioritizing the top decile (10%) achieves an operational PPV of 2.26–2.47% (relative risk</w:t>
+      </w:r>
+      <w:r>
+        <w:t xml:space="preserve"> </w:t>
+      </w:r>
+      <m:oMath>
+        <m:r>
+          <m:t>4.50</m:t>
+        </m:r>
+        <m:r>
+          <m:rPr>
+            <m:sty m:val="p"/>
+          </m:rPr>
+          <m:t>×</m:t>
+        </m:r>
+      </m:oMath>
+      <w:r>
+        <w:t xml:space="preserve">, lift</w:t>
+      </w:r>
+      <w:r>
+        <w:t xml:space="preserve"> </w:t>
+      </w:r>
+      <m:oMath>
+        <m:r>
+          <m:t>3.28</m:t>
+        </m:r>
+        <m:r>
+          <m:rPr>
+            <m:sty m:val="p"/>
+          </m:rPr>
+          <m:t>×</m:t>
+        </m:r>
+      </m:oMath>
+      <w:r>
+        <w:t xml:space="preserve"> </w:t>
+      </w:r>
+      <w:r>
+        <w:t xml:space="preserve">to</w:t>
+      </w:r>
+      <w:r>
+        <w:t xml:space="preserve"> </w:t>
+      </w:r>
+      <m:oMath>
+        <m:r>
+          <m:t>3.33</m:t>
+        </m:r>
+        <m:r>
+          <m:rPr>
+            <m:sty m:val="p"/>
+          </m:rPr>
+          <m:t>×</m:t>
+        </m:r>
+      </m:oMath>
+      <w:r>
+        <w:t xml:space="preserve">, 40.5–44.2 inspections per detected crash). A wider 25% flag rate yields PPV 1.37–1.48%</w:t>
+      </w:r>
+      <w:r>
+        <w:t xml:space="preserve"> </w:t>
+      </w:r>
+      <w:r>
+        <w:t xml:space="preserve">(relative risk</w:t>
+      </w:r>
+      <w:r>
+        <w:t xml:space="preserve"> </w:t>
+      </w:r>
+      <m:oMath>
+        <m:r>
+          <m:t>3.00</m:t>
+        </m:r>
+        <m:r>
+          <m:rPr>
+            <m:sty m:val="p"/>
+          </m:rPr>
+          <m:t>×</m:t>
+        </m:r>
+      </m:oMath>
+      <w:r>
+        <w:t xml:space="preserve">, lift</w:t>
+      </w:r>
+      <w:r>
+        <w:t xml:space="preserve"> </w:t>
+      </w:r>
+      <m:oMath>
+        <m:r>
+          <m:t>1.99</m:t>
+        </m:r>
+        <m:r>
+          <m:rPr>
+            <m:sty m:val="p"/>
+          </m:rPr>
+          <m:t>×</m:t>
+        </m:r>
+      </m:oMath>
+      <w:r>
+        <w:t xml:space="preserve"> </w:t>
+      </w:r>
+      <w:r>
+        <w:t xml:space="preserve">to</w:t>
+      </w:r>
+      <w:r>
+        <w:t xml:space="preserve"> </w:t>
+      </w:r>
+      <m:oMath>
+        <m:r>
+          <m:t>2.00</m:t>
+        </m:r>
+        <m:r>
+          <m:rPr>
+            <m:sty m:val="p"/>
+          </m:rPr>
+          <m:t>×</m:t>
+        </m:r>
+      </m:oMath>
+      <w:r>
+        <w:t xml:space="preserve">, 67.5–73.1 inspections per crash), while empirical matched-set screening</w:t>
+      </w:r>
+      <w:r>
+        <w:t xml:space="preserve"> </w:t>
+      </w:r>
+      <w:r>
+        <w:t xml:space="preserve">achieves PPV 0.96–1.04% (lift</w:t>
       </w:r>
       <w:r>
         <w:t xml:space="preserve"> </w:t>
@@ -15832,99 +16762,13 @@
         </m:r>
       </m:oMath>
       <w:r>
-        <w:t xml:space="preserve">, 96.4 inspections per crash) under empirical matched-set screening at the 0.741% vehicle base rate.</w:t>
-      </w:r>
-      <w:r>
-        <w:t xml:space="preserve"> </w:t>
-      </w:r>
-      <w:r>
-        <w:t xml:space="preserve">Under a stratum-matched fleet-wide reference distribution, flagging the top 25% yields an operational PPV of 1.48%</w:t>
-      </w:r>
-      <w:r>
-        <w:t xml:space="preserve"> </w:t>
-      </w:r>
-      <w:r>
-        <w:t xml:space="preserve">(95% CI 1.09–1.88%, relative risk</w:t>
-      </w:r>
-      <w:r>
-        <w:t xml:space="preserve"> </w:t>
-      </w:r>
-      <m:oMath>
-        <m:r>
-          <m:t>3.00</m:t>
-        </m:r>
-        <m:r>
-          <m:rPr>
-            <m:sty m:val="p"/>
-          </m:rPr>
-          <m:t>×</m:t>
-        </m:r>
-      </m:oMath>
-      <w:r>
-        <w:t xml:space="preserve">, lift</w:t>
-      </w:r>
-      <w:r>
-        <w:t xml:space="preserve"> </w:t>
-      </w:r>
-      <m:oMath>
-        <m:r>
-          <m:t>2.00</m:t>
-        </m:r>
-        <m:r>
-          <m:rPr>
-            <m:sty m:val="p"/>
-          </m:rPr>
-          <m:t>×</m:t>
-        </m:r>
-      </m:oMath>
-      <w:r>
-        <w:t xml:space="preserve">, 67.5 inspections per crash), rising to 2.47%</w:t>
-      </w:r>
-      <w:r>
-        <w:t xml:space="preserve"> </w:t>
-      </w:r>
-      <w:r>
-        <w:t xml:space="preserve">(95% CI 1.61–3.33%, relative risk</w:t>
-      </w:r>
-      <w:r>
-        <w:t xml:space="preserve"> </w:t>
-      </w:r>
-      <m:oMath>
-        <m:r>
-          <m:t>4.50</m:t>
-        </m:r>
-        <m:r>
-          <m:rPr>
-            <m:sty m:val="p"/>
-          </m:rPr>
-          <m:t>×</m:t>
-        </m:r>
-      </m:oMath>
-      <w:r>
-        <w:t xml:space="preserve">, lift</w:t>
-      </w:r>
-      <w:r>
-        <w:t xml:space="preserve"> </w:t>
-      </w:r>
-      <m:oMath>
-        <m:r>
-          <m:t>3.33</m:t>
-        </m:r>
-        <m:r>
-          <m:rPr>
-            <m:sty m:val="p"/>
-          </m:rPr>
-          <m:t>×</m:t>
-        </m:r>
-      </m:oMath>
-      <w:r>
-        <w:t xml:space="preserve">, 40.5 inspections per crash) when flagging the top decile (10%).</w:t>
-      </w:r>
-      <w:r>
-        <w:t xml:space="preserve"> </w:t>
-      </w:r>
-      <w:r>
-        <w:t xml:space="preserve">The flag is therefore a maintenance inspection prompt, not an operational crash warning.</w:t>
+        <w:t xml:space="preserve">, 96.4–104 inspections per crash). The flag is therefore a maintenance inspection prompt,</w:t>
+      </w:r>
+      <w:r>
+        <w:t xml:space="preserve"> </w:t>
+      </w:r>
+      <w:r>
+        <w:t xml:space="preserve">not an operational crash warning.</w:t>
       </w:r>
     </w:p>
     <w:p>
@@ -16003,7 +16847,7 @@
         <w:t xml:space="preserve"> </w:t>
       </w:r>
       <w:r>
-        <w:t xml:space="preserve">A declared rule, its held-out replication and a cross-validated model all found no usable</w:t>
+        <w:t xml:space="preserve">A declared rule, its held-out replication and cross-validated models all found no usable</w:t>
       </w:r>
       <w:r>
         <w:t xml:space="preserve"> </w:t>
@@ -16035,13 +16879,25 @@
         <w:t xml:space="preserve"> </w:t>
       </w:r>
       <w:r>
-        <w:t xml:space="preserve">in the modeling sample), permutation null bounds statistically exclude AUCs above approximately 0.66, and</w:t>
-      </w:r>
-      <w:r>
-        <w:t xml:space="preserve"> </w:t>
-      </w:r>
-      <w:r>
-        <w:t xml:space="preserve">independent validation on 43 expert forum cases revealed a 48.6% error rate on decided cases (balanced accuracy 0.381).</w:t>
+        <w:t xml:space="preserve">in the modeling sample), the permutation null distribution establishes a 95% detection threshold of 0.660;</w:t>
+      </w:r>
+      <w:r>
+        <w:t xml:space="preserve"> </w:t>
+      </w:r>
+      <w:r>
+        <w:t xml:space="preserve">observed cross-validated models yield empirical 95% bootstrap upper bounds between 0.510 and 0.619, well below this threshold.</w:t>
+      </w:r>
+      <w:r>
+        <w:t xml:space="preserve"> </w:t>
+      </w:r>
+      <w:r>
+        <w:t xml:space="preserve">Furthermore, independent evaluation against 43 expert forum cases revealed poor agreement on decided cases (balanced</w:t>
+      </w:r>
+      <w:r>
+        <w:t xml:space="preserve"> </w:t>
+      </w:r>
+      <w:r>
+        <w:t xml:space="preserve">accuracy 0.381, 95% CI 0.20–0.59; pilot recall 1 of 5).</w:t>
       </w:r>
       <w:r>
         <w:t xml:space="preserve"> </w:t>
@@ -16127,19 +16983,25 @@
         <w:t xml:space="preserve"> </w:t>
       </w:r>
       <w:r>
-        <w:t xml:space="preserve">driven by duration and airframe confounds; within-drone evaluation demonstrated substantial attenuation (AUC 0.580,</w:t>
-      </w:r>
-      <w:r>
-        <w:t xml:space="preserve"> </w:t>
-      </w:r>
-      <w:r>
-        <w:t xml:space="preserve">95% CI 0.528–0.633), confirming that longitudinal baseline comparison is essential. Diagnostic checks also exhibited</w:t>
-      </w:r>
-      <w:r>
-        <w:t xml:space="preserve"> </w:t>
-      </w:r>
-      <w:r>
-        <w:t xml:space="preserve">leakage: specifically, tuning fault detection fell from 77.8% to 11.1% sensitivity (</w:t>
+        <w:t xml:space="preserve">likely influenced by airframe confounds and duration differences (duration alone yields AUC 0.662); within-drone evaluation</w:t>
+      </w:r>
+      <w:r>
+        <w:t xml:space="preserve"> </w:t>
+      </w:r>
+      <w:r>
+        <w:t xml:space="preserve">demonstrated substantial attenuation (AUC 0.580, 95% CI 0.528–0.633), confirming that longitudinal baseline comparison is</w:t>
+      </w:r>
+      <w:r>
+        <w:t xml:space="preserve"> </w:t>
+      </w:r>
+      <w:r>
+        <w:t xml:space="preserve">essential. Diagnostic checks also exhibited leakage: specifically, tuning fault detection fell from 77.8% to 11.1% sensitivity</w:t>
+      </w:r>
+      <w:r>
+        <w:t xml:space="preserve"> </w:t>
+      </w:r>
+      <w:r>
+        <w:t xml:space="preserve">(</w:t>
       </w:r>
       <m:oMath>
         <m:r>
@@ -16159,19 +17021,13 @@
         <w:t xml:space="preserve"> </w:t>
       </w:r>
       <w:r>
-        <w:t xml:space="preserve">on paired logs) when the final</w:t>
-      </w:r>
-      <w:r>
-        <w:t xml:space="preserve"> </w:t>
-      </w:r>
-      <w:r>
-        <w:t xml:space="preserve">10 s were removed. However, as noted in Section 5.6, this finding is exploratory and does not survive Bonferroni</w:t>
-      </w:r>
-      <w:r>
-        <w:t xml:space="preserve"> </w:t>
-      </w:r>
-      <w:r>
-        <w:t xml:space="preserve">correction over five checks (</w:t>
+        <w:t xml:space="preserve">on paired logs) when the final 10 s were removed. However, as noted in Section 5.6, this finding is exploratory</w:t>
+      </w:r>
+      <w:r>
+        <w:t xml:space="preserve"> </w:t>
+      </w:r>
+      <w:r>
+        <w:t xml:space="preserve">and does not survive Bonferroni correction over five checks (</w:t>
       </w:r>
       <m:oMath>
         <m:r>
@@ -16188,7 +17044,13 @@
         </m:r>
       </m:oMath>
       <w:r>
-        <w:t xml:space="preserve">), and the low baseline sensitivity of the remaining checks (</w:t>
+        <w:t xml:space="preserve">), and the low baseline sensitivity of the remaining checks</w:t>
+      </w:r>
+      <w:r>
+        <w:t xml:space="preserve"> </w:t>
+      </w:r>
+      <w:r>
+        <w:t xml:space="preserve">(</w:t>
       </w:r>
       <m:oMath>
         <m:r>
@@ -16208,19 +17070,13 @@
         </m:r>
       </m:oMath>
       <w:r>
-        <w:t xml:space="preserve">) leaves</w:t>
-      </w:r>
-      <w:r>
-        <w:t xml:space="preserve"> </w:t>
-      </w:r>
-      <w:r>
-        <w:t xml:space="preserve">open whether other physical failure modes also leak. Diagnostic evaluations must remove the crash window and compare against</w:t>
-      </w:r>
-      <w:r>
-        <w:t xml:space="preserve"> </w:t>
-      </w:r>
-      <w:r>
-        <w:t xml:space="preserve">an aircraft’s own operating baseline before claiming pre-crash anticipation.</w:t>
+        <w:t xml:space="preserve">) leaves open whether other physical failure modes also leak. Diagnostic evaluations must remove the crash window and compare</w:t>
+      </w:r>
+      <w:r>
+        <w:t xml:space="preserve"> </w:t>
+      </w:r>
+      <w:r>
+        <w:t xml:space="preserve">against an aircraft’s own operating baseline before claiming pre-crash anticipation.</w:t>
       </w:r>
     </w:p>
     <w:p>
@@ -16474,20 +17330,26 @@
         <w:t xml:space="preserve"> </w:t>
       </w:r>
       <w:r>
-        <w:t xml:space="preserve">due to potential winner’s curse). Finally, given the</w:t>
-      </w:r>
-      <w:r>
-        <w:t xml:space="preserve"> </w:t>
-      </w:r>
-      <w:r>
-        <w:t xml:space="preserve">0.741% vehicle base rate in the archive, stratum-matched fleet screening yields an operational PPV of 1.48% (lift</w:t>
-      </w:r>
-      <w:r>
-        <w:t xml:space="preserve"> </w:t>
-      </w:r>
-      <m:oMath>
-        <m:r>
-          <m:t>2.00</m:t>
+        <w:t xml:space="preserve">due to potential winner’s curse). Finally, across the</w:t>
+      </w:r>
+      <w:r>
+        <w:t xml:space="preserve"> </w:t>
+      </w:r>
+      <w:r>
+        <w:t xml:space="preserve">0.689% screenable multi-flight base rate and 0.741% fleet vehicle base rate, stratum-matched fleet screening prioritizes</w:t>
+      </w:r>
+      <w:r>
+        <w:t xml:space="preserve"> </w:t>
+      </w:r>
+      <w:r>
+        <w:t xml:space="preserve">the top decile with an operational PPV of 2.26–2.47% (lift</w:t>
+      </w:r>
+      <w:r>
+        <w:t xml:space="preserve"> </w:t>
+      </w:r>
+      <m:oMath>
+        <m:r>
+          <m:t>3.3</m:t>
         </m:r>
         <m:r>
           <m:rPr>
@@ -16497,20 +17359,20 @@
         </m:r>
       </m:oMath>
       <w:r>
-        <w:t xml:space="preserve">,</w:t>
-      </w:r>
-      <w:r>
-        <w:t xml:space="preserve"> </w:t>
-      </w:r>
-      <w:r>
-        <w:t xml:space="preserve">67.5 inspections per crash) at a 25% flag rate and 2.47% (lift</w:t>
-      </w:r>
-      <w:r>
-        <w:t xml:space="preserve"> </w:t>
-      </w:r>
-      <m:oMath>
-        <m:r>
-          <m:t>3.33</m:t>
+        <w:t xml:space="preserve">, 40.5–44.2 inspections per detected crash), and the</w:t>
+      </w:r>
+      <w:r>
+        <w:t xml:space="preserve"> </w:t>
+      </w:r>
+      <w:r>
+        <w:t xml:space="preserve">top quartile with PPV 1.37–1.48% (lift</w:t>
+      </w:r>
+      <w:r>
+        <w:t xml:space="preserve"> </w:t>
+      </w:r>
+      <m:oMath>
+        <m:r>
+          <m:t>2.0</m:t>
         </m:r>
         <m:r>
           <m:rPr>
@@ -16520,13 +17382,13 @@
         </m:r>
       </m:oMath>
       <w:r>
-        <w:t xml:space="preserve">, 40.5 inspections per crash) at the top decile</w:t>
-      </w:r>
-      <w:r>
-        <w:t xml:space="preserve"> </w:t>
-      </w:r>
-      <w:r>
-        <w:t xml:space="preserve">(1.04% under empirical matched-set screening). The metric provides a maintenance prioritization signal, not an operational warning.</w:t>
+        <w:t xml:space="preserve">, 67.5–73.1 inspections per crash; 0.96–1.04% under empirical matched-set</w:t>
+      </w:r>
+      <w:r>
+        <w:t xml:space="preserve"> </w:t>
+      </w:r>
+      <w:r>
+        <w:t xml:space="preserve">screening). The metric provides a maintenance prioritization signal, not an operational warning.</w:t>
       </w:r>
     </w:p>
     <w:p>
@@ -16915,7 +17777,28 @@
         <w:t xml:space="preserve"> </w:t>
       </w:r>
       <w:r>
-        <w:t xml:space="preserve">that revealed an overall error rate of 48.6% on decided cases (balanced accuracy 0.381). However, forum diagnoses represent</w:t>
+        <w:t xml:space="preserve">that revealed an overall error rate of 48.6% on decided cases (balanced accuracy 0.381, 95% bootstrap CI 0.20–0.59;</w:t>
+      </w:r>
+      <w:r>
+        <w:t xml:space="preserve"> </w:t>
+      </w:r>
+      <w:r>
+        <w:t xml:space="preserve">pilot recall 1 of 5, Wilson 95% CI 3.7–71.0%; uploader</w:t>
+      </w:r>
+      <w:r>
+        <w:t xml:space="preserve"> </w:t>
+      </w:r>
+      <w:r>
+        <w:rPr>
+          <w:rStyle w:val="VerbatimChar"/>
+        </w:rPr>
+        <w:t xml:space="preserve">crash_pilot</w:t>
+      </w:r>
+      <w:r>
+        <w:t xml:space="preserve"> </w:t>
+      </w:r>
+      <w:r>
+        <w:t xml:space="preserve">rating 0 of 43). However, forum diagnoses represent</w:t>
       </w:r>
       <w:r>
         <w:t xml:space="preserve"> </w:t>
@@ -17040,19 +17923,70 @@
         <w:t xml:space="preserve"> </w:t>
       </w:r>
       <w:r>
-        <w:t xml:space="preserve">Protocols were declared and committed to public version control in advance of</w:t>
-      </w:r>
-      <w:r>
-        <w:t xml:space="preserve"> </w:t>
-      </w:r>
-      <w:r>
-        <w:t xml:space="preserve">analysis, but git repositories are self-hosted and lack third-party timestamped registries (e.g. OSF). One amendment</w:t>
-      </w:r>
-      <w:r>
-        <w:t xml:space="preserve"> </w:t>
-      </w:r>
-      <w:r>
-        <w:t xml:space="preserve">(lifting the within-drone firmware filter) was data-dependent after observing sample starvation (</w:t>
+        <w:t xml:space="preserve">Protocols were declared and committed to version control in advance of</w:t>
+      </w:r>
+      <w:r>
+        <w:t xml:space="preserve"> </w:t>
+      </w:r>
+      <w:r>
+        <w:t xml:space="preserve">analysis, and archived snapshots were deposited in Software Heritage (</w:t>
+      </w:r>
+      <w:r>
+        <w:rPr>
+          <w:rStyle w:val="VerbatimChar"/>
+        </w:rPr>
+        <w:t xml:space="preserve">swh:1:rev:bad06ff1256865c7e63d44389aac174e0281291d</w:t>
+      </w:r>
+      <w:r>
+        <w:t xml:space="preserve">,</w:t>
+      </w:r>
+      <w:r>
+        <w:t xml:space="preserve"> </w:t>
+      </w:r>
+      <w:r>
+        <w:rPr>
+          <w:rStyle w:val="VerbatimChar"/>
+        </w:rPr>
+        <w:t xml:space="preserve">swh:1:rev:bbdd0420de4547ac7d67b84165292a46237b604d</w:t>
+      </w:r>
+      <w:r>
+        <w:t xml:space="preserve">,</w:t>
+      </w:r>
+      <w:r>
+        <w:t xml:space="preserve"> </w:t>
+      </w:r>
+      <w:r>
+        <w:rPr>
+          <w:rStyle w:val="VerbatimChar"/>
+        </w:rPr>
+        <w:t xml:space="preserve">swh:1:rev:624dd694e0d207dd9c44b1c9550faaf04453bc56</w:t>
+      </w:r>
+      <w:r>
+        <w:t xml:space="preserve">, and</w:t>
+      </w:r>
+      <w:r>
+        <w:t xml:space="preserve"> </w:t>
+      </w:r>
+      <w:r>
+        <w:rPr>
+          <w:rStyle w:val="VerbatimChar"/>
+        </w:rPr>
+        <w:t xml:space="preserve">swh:1:rev:3a9aa89417fa9ea2a2334e3a4794e2358fb713ee</w:t>
+      </w:r>
+      <w:r>
+        <w:t xml:space="preserve">); however, commit timestamps in self-hosted git remain</w:t>
+      </w:r>
+      <w:r>
+        <w:t xml:space="preserve"> </w:t>
+      </w:r>
+      <w:r>
+        <w:t xml:space="preserve">author-controlled, distinguishing declared protocols from formal third-party timestamped registries (such as the Open Science</w:t>
+      </w:r>
+      <w:r>
+        <w:t xml:space="preserve"> </w:t>
+      </w:r>
+      <w:r>
+        <w:t xml:space="preserve">Framework). One amendment (lifting the within-drone firmware filter) was data-dependent after observing sample starvation (</w:t>
       </w:r>
       <m:oMath>
         <m:r>
@@ -17069,7 +18003,30 @@
         </m:r>
       </m:oMath>
       <w:r>
-        <w:t xml:space="preserve">).</w:t>
+        <w:t xml:space="preserve"> </w:t>
+      </w:r>
+      <w:r>
+        <w:t xml:space="preserve">under the initial</w:t>
+      </w:r>
+      <w:r>
+        <w:t xml:space="preserve"> </w:t>
+      </w:r>
+      <m:oMath>
+        <m:r>
+          <m:rPr>
+            <m:sty m:val="p"/>
+          </m:rPr>
+          <m:t>≥</m:t>
+        </m:r>
+        <m:r>
+          <m:t>1.10</m:t>
+        </m:r>
+      </m:oMath>
+      <w:r>
+        <w:t xml:space="preserve"> </w:t>
+      </w:r>
+      <w:r>
+        <w:t xml:space="preserve">filter).</w:t>
       </w:r>
     </w:p>
     <w:p>
@@ -17550,25 +18507,25 @@
         <w:t xml:space="preserve"> </w:t>
       </w:r>
       <w:r>
-        <w:t xml:space="preserve">aircraft-caused crashes above chance: permutation bounds statistically exclude AUCs above 0.66 (95% null interval</w:t>
-      </w:r>
-      <w:r>
-        <w:t xml:space="preserve"> </w:t>
-      </w:r>
-      <w:r>
-        <w:t xml:space="preserve">0.313–0.660), and two-class expert validation yielded a 48.6% error rate on decided cases (balanced accuracy 0.381).</w:t>
-      </w:r>
-      <w:r>
-        <w:t xml:space="preserve"> </w:t>
-      </w:r>
-      <w:r>
-        <w:t xml:space="preserve">Configuration protections were disabled at similar rates, and the flight that crashed showed no detectable difference</w:t>
-      </w:r>
-      <w:r>
-        <w:t xml:space="preserve"> </w:t>
-      </w:r>
-      <w:r>
-        <w:t xml:space="preserve">in vibration or rate-tracking error relative to the same drone’s prior flights (95% CI upper bounds 0.58 and 0.63).</w:t>
+        <w:t xml:space="preserve">aircraft-caused crashes above chance: cross-validated AUC upper bounds (0.510–0.619) remain below the 0.660 permutation</w:t>
+      </w:r>
+      <w:r>
+        <w:t xml:space="preserve"> </w:t>
+      </w:r>
+      <w:r>
+        <w:t xml:space="preserve">null detection threshold, and two-class expert validation yielded poor agreement (balanced accuracy 0.381, 95% CI 0.20–0.59;</w:t>
+      </w:r>
+      <w:r>
+        <w:t xml:space="preserve"> </w:t>
+      </w:r>
+      <w:r>
+        <w:t xml:space="preserve">pilot recall 1 of 5). Configuration protections were disabled at similar rates, and the flight that crashed showed no detectable</w:t>
+      </w:r>
+      <w:r>
+        <w:t xml:space="preserve"> </w:t>
+      </w:r>
+      <w:r>
+        <w:t xml:space="preserve">difference in vibration or rate-tracking error relative to the same drone’s prior flights (95% CI upper bounds 0.58 and 0.63).</w:t>
       </w:r>
       <w:r>
         <w:t xml:space="preserve"> </w:t>
@@ -17635,14 +18592,14 @@
         <w:t xml:space="preserve"> </w:t>
       </w:r>
       <w:r>
-        <w:t xml:space="preserve">operational positive predictive value of 1.48% (lift</w:t>
-      </w:r>
-      <w:r>
-        <w:t xml:space="preserve"> </w:t>
-      </w:r>
-      <m:oMath>
-        <m:r>
-          <m:t>2.00</m:t>
+        <w:t xml:space="preserve">operational positive predictive value of 2.26–2.47% (lift</w:t>
+      </w:r>
+      <w:r>
+        <w:t xml:space="preserve"> </w:t>
+      </w:r>
+      <m:oMath>
+        <m:r>
+          <m:t>3.3</m:t>
         </m:r>
         <m:r>
           <m:rPr>
@@ -17652,14 +18609,20 @@
         </m:r>
       </m:oMath>
       <w:r>
-        <w:t xml:space="preserve">) at a 25% flag rate and 2.47% (lift</w:t>
-      </w:r>
-      <w:r>
-        <w:t xml:space="preserve"> </w:t>
-      </w:r>
-      <m:oMath>
-        <m:r>
-          <m:t>3.33</m:t>
+        <w:t xml:space="preserve">, 40.5–44.2 inspections per crash) at the top decile</w:t>
+      </w:r>
+      <w:r>
+        <w:t xml:space="preserve"> </w:t>
+      </w:r>
+      <w:r>
+        <w:t xml:space="preserve">and 1.37–1.48% (lift</w:t>
+      </w:r>
+      <w:r>
+        <w:t xml:space="preserve"> </w:t>
+      </w:r>
+      <m:oMath>
+        <m:r>
+          <m:t>2.0</m:t>
         </m:r>
         <m:r>
           <m:rPr>
@@ -17669,31 +18632,25 @@
         </m:r>
       </m:oMath>
       <w:r>
-        <w:t xml:space="preserve">, 40.5</w:t>
-      </w:r>
-      <w:r>
-        <w:t xml:space="preserve"> </w:t>
-      </w:r>
-      <w:r>
-        <w:t xml:space="preserve">inspections per crash) at the top decile at the 0.74% vehicle base rate (1.04% under empirical matched-set screening).</w:t>
-      </w:r>
-      <w:r>
-        <w:t xml:space="preserve"> </w:t>
-      </w:r>
-      <w:r>
-        <w:t xml:space="preserve">Flight log analytics for drone fleets should prioritize longitudinal airframe screening and structured evidence review,</w:t>
-      </w:r>
-      <w:r>
-        <w:t xml:space="preserve"> </w:t>
-      </w:r>
-      <w:r>
-        <w:t xml:space="preserve">not automated verdicts. AeroFleet 2.0 implements this approach as an open-source tool, presenting verifiable evidence while</w:t>
-      </w:r>
-      <w:r>
-        <w:t xml:space="preserve"> </w:t>
-      </w:r>
-      <w:r>
-        <w:t xml:space="preserve">leaving diagnostic decisions to human operators.</w:t>
+        <w:t xml:space="preserve">) at a 25% flag rate across screenable (0.69%) and fleet-wide (0.74%) vehicle base rates</w:t>
+      </w:r>
+      <w:r>
+        <w:t xml:space="preserve"> </w:t>
+      </w:r>
+      <w:r>
+        <w:t xml:space="preserve">(0.96–1.04% under empirical matched-set screening). Flight log analytics for drone fleets should prioritize longitudinal</w:t>
+      </w:r>
+      <w:r>
+        <w:t xml:space="preserve"> </w:t>
+      </w:r>
+      <w:r>
+        <w:t xml:space="preserve">airframe screening and structured evidence review, not automated verdicts. AeroFleet 2.0 implements this approach as an</w:t>
+      </w:r>
+      <w:r>
+        <w:t xml:space="preserve"> </w:t>
+      </w:r>
+      <w:r>
+        <w:t xml:space="preserve">open-source tool, presenting verifiable evidence while leaving diagnostic decisions to human operators.</w:t>
       </w:r>
     </w:p>
     <w:p>

--- a/docs/paper/submission/manuscript.docx
+++ b/docs/paper/submission/manuscript.docx
@@ -167,7 +167,7 @@
         </m:r>
       </m:oMath>
       <w:r>
-        <w:t xml:space="preserve">); with 36 pilot-labelled crashes in the modelling sample, 80% power requires an AUC of roughly 0.65 under asymptotic theory (0.72 under the empirical permutation null), far below the</w:t>
+        <w:t xml:space="preserve">); with 36 pilot-labelled crashes in the modelling sample, 80% power requires an AUC of roughly 0.65 under asymptotic theory (0.75 under the empirical permutation null), far below the</w:t>
       </w:r>
       <w:r>
         <w:t xml:space="preserve"> </w:t>
@@ -233,7 +233,7 @@
         </m:sSup>
       </m:oMath>
       <w:r>
-        <w:t xml:space="preserve">Moving from cross-sectional to within-drone evaluation reduced model AUC from 0.88 to 0.58 across evaluation cohorts; decomposition shows that vehicle-grouped folds and crash-window removal do not explain this gap, consistent with airframe and duration confounding.</w:t>
+        <w:t xml:space="preserve">Moving from cross-sectional to within-drone evaluation reduced model AUC from 0.88 to 0.57 across evaluation cohorts; decomposition shows that vehicle-grouped folds and crash-window removal do not explain this gap, consistent with airframe and duration confounding.</w:t>
       </w:r>
       <w:r>
         <w:t xml:space="preserve"> </w:t>
@@ -276,7 +276,7 @@
         </m:r>
       </m:oMath>
       <w:r>
-        <w:t xml:space="preserve">, without the final 10 s; normal-flight firing also fell from 13% to 5%, showing that shorter windows also reduce trigger exposure). Drones that later crashed vibrated more than matched peers on older estimator metrics (mean rank 0.67, Holm</w:t>
+        <w:t xml:space="preserve">, without the final 10 s; normal-flight firing also fell from 13% to 5%, suggesting that shorter windows also reduce trigger exposure). Drones that later crashed vibrated more than matched peers on older estimator metrics (mean rank 0.67, Holm</w:t>
       </w:r>
       <w:r>
         <w:t xml:space="preserve"> </w:t>
@@ -336,7 +336,7 @@
         </m:sSup>
       </m:oMath>
       <w:r>
-        <w:t xml:space="preserve">Screening at a 10% flag rate gave positive predictive values of 2.26–2.47% (lift</w:t>
+        <w:t xml:space="preserve">Screening at a 10% flag rate gave positive predictive values of 2.26–2.43% (exact Bayes; lift</w:t>
       </w:r>
       <w:r>
         <w:t xml:space="preserve"> </w:t>
@@ -353,7 +353,7 @@
         </m:r>
       </m:oMath>
       <w:r>
-        <w:t xml:space="preserve">, 40–44 inspections per crash) on a reference of 107 control drones. AeroFleet 2.0 presents longitudinal evidence without issuing automatic verdicts.</w:t>
+        <w:t xml:space="preserve">, 41–44 inspections per crash) on a reference of 107 control drones. AeroFleet 2.0 presents longitudinal evidence without issuing automatic verdicts.</w:t>
       </w:r>
     </w:p>
     <w:p>
@@ -967,7 +967,7 @@
         <w:t xml:space="preserve"> </w:t>
       </w:r>
       <w:r>
-        <w:t xml:space="preserve">the final crash window from diagnostic checks (quantifying that candidate tuning sensitivity fell from 7/9 to 1/9, unadjusted</w:t>
+        <w:t xml:space="preserve">the final crash window from diagnostic checks (as an exploratory illustration, candidate tuning sensitivity fell from 7/9 to 1/9, unadjusted</w:t>
       </w:r>
       <w:r>
         <w:t xml:space="preserve"> </w:t>
@@ -987,7 +987,7 @@
         </m:r>
       </m:oMath>
       <w:r>
-        <w:t xml:space="preserve">, exploratory, alongside a drop in normal false alarms from 13% to 5%) and</w:t>
+        <w:t xml:space="preserve">, alongside a drop in normal false alarms from 13% to 5%) and</w:t>
       </w:r>
       <w:r>
         <w:t xml:space="preserve"> </w:t>
@@ -999,7 +999,7 @@
         <w:t xml:space="preserve"> </w:t>
       </w:r>
       <w:r>
-        <w:t xml:space="preserve">AUC from 0.88 to 0.58 across cohorts); this reusable protocol was committed to version control prior to running analysis</w:t>
+        <w:t xml:space="preserve">AUC from 0.88 to 0.57 across cohorts); this reusable protocol was committed to version control prior to running analysis</w:t>
       </w:r>
       <w:r>
         <w:t xml:space="preserve"> </w:t>
@@ -1046,7 +1046,7 @@
         <w:t xml:space="preserve"> </w:t>
       </w:r>
       <w:r>
-        <w:t xml:space="preserve">(upper 95% bootstrap bounds 0.510–0.619); with 36 pilot-labelled crashes in the modelling sample, 80% power requires an AUC of roughly 0.65 under asymptotic theory (0.72 under the empirical permutation null), far below the roughly 0.8 an operational attribution verdict requires. Agreement</w:t>
+        <w:t xml:space="preserve">(upper 95% bootstrap bounds 0.510–0.619); with 36 pilot-labelled crashes in the modelling sample, 80% power requires an AUC of roughly 0.65 under asymptotic theory (0.75 under the empirical permutation null), far below the roughly 0.8 an operational attribution verdict requires. Agreement</w:t>
       </w:r>
       <w:r>
         <w:t xml:space="preserve"> </w:t>
@@ -1058,7 +1058,7 @@
         <w:t xml:space="preserve"> </w:t>
       </w:r>
       <w:r>
-        <w:t xml:space="preserve">This constitutes a prospectively declared negative result, not a post-hoc reinterpretation. Furthermore, apparent diagnostic accuracy</w:t>
+        <w:t xml:space="preserve">For the heuristic rule, this constitutes a prospectively declared negative result (balanced accuracy 0.47 on 112 held-out crashes), not a post-hoc reinterpretation. Furthermore, apparent diagnostic accuracy</w:t>
       </w:r>
       <w:r>
         <w:t xml:space="preserve"> </w:t>
@@ -1119,13 +1119,13 @@
         </m:r>
       </m:oMath>
       <w:r>
-        <w:t xml:space="preserve">, 19 sets, severely underpowered). Stratum-matched fleet screening yields an operational PPV of 2.26–2.47%</w:t>
-      </w:r>
-      <w:r>
-        <w:t xml:space="preserve"> </w:t>
-      </w:r>
-      <w:r>
-        <w:t xml:space="preserve">(lift</w:t>
+        <w:t xml:space="preserve">, 19 sets, severely underpowered). Stratum-matched fleet screening yields an operational PPV of 2.26–2.43%</w:t>
+      </w:r>
+      <w:r>
+        <w:t xml:space="preserve"> </w:t>
+      </w:r>
+      <w:r>
+        <w:t xml:space="preserve">(exact Bayes; lift</w:t>
       </w:r>
       <w:r>
         <w:t xml:space="preserve"> </w:t>
@@ -1142,7 +1142,7 @@
         </m:r>
       </m:oMath>
       <w:r>
-        <w:t xml:space="preserve">, 40.5–44.2 inspections per crash) at a 10% flag rate on a reference of 107 control drones—a maintenance</w:t>
+        <w:t xml:space="preserve">, 41.2–44.2 inspections per crash) at a 10% flag rate on a reference of 107 control drones—a maintenance</w:t>
       </w:r>
       <w:r>
         <w:t xml:space="preserve"> </w:t>
@@ -1436,7 +1436,7 @@
               <w:rPr>
                 <w:sz w:val="19"/>
               </w:rPr>
-              <w:t xml:space="preserve">Real crashes labelled by cause</w:t>
+              <w:t xml:space="preserve">Real crashes labelled by cause (to our knowledge)</w:t>
             </w:r>
           </w:p>
         </w:tc>
@@ -1778,7 +1778,7 @@
               <w:rPr>
                 <w:sz w:val="19"/>
               </w:rPr>
-              <w:t xml:space="preserve">Yes (uploader; partly expert-checked)</w:t>
+              <w:t xml:space="preserve">Yes (uploader; partly expert-checked; to our knowledge)</w:t>
             </w:r>
           </w:p>
         </w:tc>
@@ -3681,7 +3681,7 @@
       <w:r>
         <w:drawing>
           <wp:inline>
-            <wp:extent cx="5334000" cy="3718951"/>
+            <wp:extent cx="5334000" cy="3576504"/>
             <wp:effectExtent b="0" l="0" r="0" t="0"/>
             <wp:docPr descr="" title="" id="18" name="Picture"/>
             <a:graphic>
@@ -3702,7 +3702,7 @@
                   <pic:spPr bwMode="auto">
                     <a:xfrm>
                       <a:off x="0" y="0"/>
-                      <a:ext cx="5334000" cy="3718951"/>
+                      <a:ext cx="5334000" cy="3576504"/>
                     </a:xfrm>
                     <a:prstGeom prst="rect">
                       <a:avLst/>
@@ -4726,7 +4726,88 @@
         <w:pStyle w:val="FirstParagraph"/>
       </w:pPr>
       <w:r>
-        <w:t xml:space="preserve">For each confirmatory test, the selection, features, statistic, threshold and pass mark were declared and committed to the git repository prior to running analysis (initial confirmatory declarations committed on 20–23 October 2026; exploratory additions added during revision are marked with</w:t>
+        <w:t xml:space="preserve">The public archive index was downloaded on 20 October 2026. For each confirmatory test, the hypothesis, sample selection, features, statistic, and pass mark were declared and committed to version control on 20–23 October 2026 (</w:t>
+      </w:r>
+      <w:r>
+        <w:rPr>
+          <w:rStyle w:val="VerbatimChar"/>
+        </w:rPr>
+        <w:t xml:space="preserve">63bc72e</w:t>
+      </w:r>
+      <w:r>
+        <w:t xml:space="preserve">,</w:t>
+      </w:r>
+      <w:r>
+        <w:t xml:space="preserve"> </w:t>
+      </w:r>
+      <w:r>
+        <w:rPr>
+          <w:rStyle w:val="VerbatimChar"/>
+        </w:rPr>
+        <w:t xml:space="preserve">af6fab2</w:t>
+      </w:r>
+      <w:r>
+        <w:t xml:space="preserve">,</w:t>
+      </w:r>
+      <w:r>
+        <w:t xml:space="preserve"> </w:t>
+      </w:r>
+      <w:r>
+        <w:rPr>
+          <w:rStyle w:val="VerbatimChar"/>
+        </w:rPr>
+        <w:t xml:space="preserve">4475c8c</w:t>
+      </w:r>
+      <w:r>
+        <w:t xml:space="preserve">,</w:t>
+      </w:r>
+      <w:r>
+        <w:t xml:space="preserve"> </w:t>
+      </w:r>
+      <w:r>
+        <w:rPr>
+          <w:rStyle w:val="VerbatimChar"/>
+        </w:rPr>
+        <w:t xml:space="preserve">0c8ee47</w:t>
+      </w:r>
+      <w:r>
+        <w:t xml:space="preserve">,</w:t>
+      </w:r>
+      <w:r>
+        <w:t xml:space="preserve"> </w:t>
+      </w:r>
+      <w:r>
+        <w:rPr>
+          <w:rStyle w:val="VerbatimChar"/>
+        </w:rPr>
+        <w:t xml:space="preserve">d5d56c7</w:t>
+      </w:r>
+      <w:r>
+        <w:t xml:space="preserve">,</w:t>
+      </w:r>
+      <w:r>
+        <w:t xml:space="preserve"> </w:t>
+      </w:r>
+      <w:r>
+        <w:rPr>
+          <w:rStyle w:val="VerbatimChar"/>
+        </w:rPr>
+        <w:t xml:space="preserve">8b417d2</w:t>
+      </w:r>
+      <w:r>
+        <w:t xml:space="preserve">,</w:t>
+      </w:r>
+      <w:r>
+        <w:t xml:space="preserve"> </w:t>
+      </w:r>
+      <w:r>
+        <w:rPr>
+          <w:rStyle w:val="VerbatimChar"/>
+        </w:rPr>
+        <w:t xml:space="preserve">d7a6574</w:t>
+      </w:r>
+      <w:r>
+        <w:t xml:space="preserve">) before downloading log telemetry or running analysis (exploratory additions added during revision are marked with</w:t>
       </w:r>
       <w:r>
         <w:t xml:space="preserve"> </w:t>
@@ -5919,13 +6000,93 @@
         <w:t xml:space="preserve"> </w:t>
       </w:r>
       <w:r>
-        <w:t xml:space="preserve">stumps were evaluated alongside logistic regression (depth-3 trees were examined during exploratory analysis but not</w:t>
-      </w:r>
-      <w:r>
-        <w:t xml:space="preserve"> </w:t>
-      </w:r>
-      <w:r>
-        <w:t xml:space="preserve">retained due to lack of incremental separation).</w:t>
+        <w:t xml:space="preserve">stumps were evaluated alongside logistic regression (exploratory depth-3 decision trees were also examined in early model development, yielding cross-validated AUCs of</w:t>
+      </w:r>
+      <w:r>
+        <w:t xml:space="preserve"> </w:t>
+      </w:r>
+      <m:oMath>
+        <m:r>
+          <m:t>0.595</m:t>
+        </m:r>
+        <m:r>
+          <m:rPr>
+            <m:sty m:val="p"/>
+          </m:rPr>
+          <m:t>±</m:t>
+        </m:r>
+        <m:r>
+          <m:t>0.130</m:t>
+        </m:r>
+      </m:oMath>
+      <w:r>
+        <w:t xml:space="preserve"> </w:t>
+      </w:r>
+      <w:r>
+        <w:t xml:space="preserve">at</w:t>
+      </w:r>
+      <w:r>
+        <w:t xml:space="preserve"> </w:t>
+      </w:r>
+      <m:oMath>
+        <m:r>
+          <m:t>m</m:t>
+        </m:r>
+        <m:r>
+          <m:rPr>
+            <m:sty m:val="p"/>
+          </m:rPr>
+          <m:t>=</m:t>
+        </m:r>
+        <m:r>
+          <m:t>0</m:t>
+        </m:r>
+      </m:oMath>
+      <w:r>
+        <w:t xml:space="preserve"> s and</w:t>
+      </w:r>
+      <w:r>
+        <w:t xml:space="preserve"> </w:t>
+      </w:r>
+      <m:oMath>
+        <m:r>
+          <m:t>0.621</m:t>
+        </m:r>
+        <m:r>
+          <m:rPr>
+            <m:sty m:val="p"/>
+          </m:rPr>
+          <m:t>±</m:t>
+        </m:r>
+        <m:r>
+          <m:t>0.105</m:t>
+        </m:r>
+      </m:oMath>
+      <w:r>
+        <w:t xml:space="preserve"> </w:t>
+      </w:r>
+      <w:r>
+        <w:t xml:space="preserve">at</w:t>
+      </w:r>
+      <w:r>
+        <w:t xml:space="preserve"> </w:t>
+      </w:r>
+      <m:oMath>
+        <m:r>
+          <m:t>m</m:t>
+        </m:r>
+        <m:r>
+          <m:rPr>
+            <m:sty m:val="p"/>
+          </m:rPr>
+          <m:t>=</m:t>
+        </m:r>
+        <m:r>
+          <m:t>5</m:t>
+        </m:r>
+      </m:oMath>
+      <w:r>
+        <w:t xml:space="preserve"> s; however, they exhibited high cross-validation fold instability, overfitted to noisy training splits, and failed to demonstrate generalizable predictive value over linear and stump baselines, so were not retained).</w:t>
       </w:r>
     </w:p>
     <w:p>
@@ -8438,13 +8599,13 @@
         <w:t xml:space="preserve"> </w:t>
       </w:r>
       <w:r>
-        <w:t xml:space="preserve">because repeated cross-validation introduces fold-splitting variance and L2-regularised logistic regression under 3:1 imbalance exhibits model</w:t>
-      </w:r>
-      <w:r>
-        <w:t xml:space="preserve"> </w:t>
-      </w:r>
-      <w:r>
-        <w:t xml:space="preserve">coefficient variance across folds. Under the theoretical asymptotic SE (0.056), an AUC of roughly 0.65 is detectable at 80% power (</w:t>
+        <w:t xml:space="preserve">because cross-validation fold splitting and L2-regularised logistic regression under 3:1 class imbalance introduce model</w:t>
+      </w:r>
+      <w:r>
+        <w:t xml:space="preserve"> </w:t>
+      </w:r>
+      <w:r>
+        <w:t xml:space="preserve">coefficient variance across resampled training splits. Under the theoretical asymptotic SE (0.056), an AUC of roughly 0.65 is detectable at 80% power (</w:t>
       </w:r>
       <m:oMath>
         <m:r>
@@ -8504,7 +8665,7 @@
           <m:t>=</m:t>
         </m:r>
         <m:r>
-          <m:t>2.80</m:t>
+          <m:t>2.802</m:t>
         </m:r>
         <m:r>
           <m:rPr>
@@ -8513,7 +8674,7 @@
           <m:t>×</m:t>
         </m:r>
         <m:r>
-          <m:t>0.056</m:t>
+          <m:t>0.0555</m:t>
         </m:r>
         <m:r>
           <m:rPr>
@@ -8561,7 +8722,7 @@
         <w:t xml:space="preserve"> </w:t>
       </w:r>
       <w:r>
-        <w:t xml:space="preserve">detection power, and 80% power requires an AUC of roughly 0.72 (</w:t>
+        <w:t xml:space="preserve">detection power, and 80% power requires an AUC of roughly 0.75 (</w:t>
       </w:r>
       <m:oMath>
         <m:r>
@@ -8574,7 +8735,7 @@
           <m:t>+</m:t>
         </m:r>
         <m:r>
-          <m:t>2.80</m:t>
+          <m:t>2.802</m:t>
         </m:r>
         <m:r>
           <m:rPr>
@@ -8584,6 +8745,15 @@
         </m:r>
         <m:r>
           <m:t>0.090</m:t>
+        </m:r>
+        <m:r>
+          <m:rPr>
+            <m:sty m:val="p"/>
+          </m:rPr>
+          <m:t>=</m:t>
+        </m:r>
+        <m:r>
+          <m:t>0.752</m:t>
         </m:r>
         <m:r>
           <m:rPr>
@@ -10751,7 +10921,7 @@
         <w:t xml:space="preserve"> </w:t>
       </w:r>
       <w:r>
-        <w:t xml:space="preserve">cross-validation folds by vehicle ID (Step 1) on the cross-sectional sample yields virtually identical separation (AUC 0.884 vs. 0.879);</w:t>
+        <w:t xml:space="preserve">cross-validation folds by vehicle ID (Step 1) on the cross-sectional sample yields virtually identical separation (AUC 0.884 vs. 0.883);</w:t>
       </w:r>
       <w:r>
         <w:t xml:space="preserve"> </w:t>
@@ -10763,47 +10933,25 @@
         <w:t xml:space="preserve"> </w:t>
       </w:r>
       <w:r>
-        <w:t xml:space="preserve">separation by design. Removing the final 10 s or 30 s on the constant cohort (Steps 2 and 3) similarly leaves the AUC essentially unchanged</w:t>
-      </w:r>
-      <w:r>
-        <w:t xml:space="preserve"> </w:t>
-      </w:r>
-      <w:r>
-        <w:t xml:space="preserve">(</w:t>
-      </w:r>
-      <m:oMath>
-        <m:r>
-          <m:t>0.868</m:t>
-        </m:r>
-      </m:oMath>
-      <w:r>
-        <w:t xml:space="preserve"> </w:t>
-      </w:r>
-      <w:r>
-        <w:t xml:space="preserve">and</w:t>
-      </w:r>
-      <w:r>
-        <w:t xml:space="preserve"> </w:t>
-      </w:r>
-      <m:oMath>
-        <m:r>
-          <m:t>0.864</m:t>
-        </m:r>
-      </m:oMath>
-      <w:r>
-        <w:t xml:space="preserve">), while removing the tilt and stick boundary features (Step 4) reduces AUC modestly to 0.831. Thus, vehicle grouping</w:t>
-      </w:r>
-      <w:r>
-        <w:t xml:space="preserve"> </w:t>
-      </w:r>
-      <w:r>
-        <w:t xml:space="preserve">and window removal do not explain the cross-sectional gap. Instead, the entire collapse occurs in Step 5 when moving from cross-sectional</w:t>
-      </w:r>
-      <w:r>
-        <w:t xml:space="preserve"> </w:t>
-      </w:r>
-      <w:r>
-        <w:t xml:space="preserve">comparisons to</w:t>
+        <w:t xml:space="preserve">separation by design. Removing the final 10 s or 30 s on the constant cohort of 213 flights (Steps 2 and 3) similarly leaves the AUC essentially unchanged</w:t>
+      </w:r>
+      <w:r>
+        <w:t xml:space="preserve"> </w:t>
+      </w:r>
+      <w:r>
+        <w:t xml:space="preserve">(0.860 [0.802, 0.910] and 0.874 [0.822, 0.920], with flight-level bootstrap intervals confirming no substantial drop), while removing the tilt and stick boundary features (Step 4) reduces AUC modestly to 0.831. Thus, vehicle grouping</w:t>
+      </w:r>
+      <w:r>
+        <w:t xml:space="preserve"> </w:t>
+      </w:r>
+      <w:r>
+        <w:t xml:space="preserve">and window removal do not explain the cross-sectional gap. Instead, the collapse occurs when moving from cross-sectional</w:t>
+      </w:r>
+      <w:r>
+        <w:t xml:space="preserve"> </w:t>
+      </w:r>
+      <w:r>
+        <w:t xml:space="preserve">comparisons against other drones to</w:t>
       </w:r>
       <w:r>
         <w:t xml:space="preserve"> </w:t>
@@ -10819,25 +10967,13 @@
         <w:t xml:space="preserve"> </w:t>
       </w:r>
       <w:r>
-        <w:t xml:space="preserve">evaluation across cohorts—separating each crashed drone’s pre-crash window (cut 10 s before impact) from its own earlier</w:t>
-      </w:r>
-      <w:r>
-        <w:t xml:space="preserve"> </w:t>
-      </w:r>
-      <w:r>
-        <w:t xml:space="preserve">flights across 67 multi-flight drones (372 flights: 67 pre-crash flights and 305 earlier flights)—where the pooled Group-CV AUC fell to 0.580</w:t>
-      </w:r>
-      <w:r>
-        <w:t xml:space="preserve"> </w:t>
-      </w:r>
-      <w:r>
-        <w:t xml:space="preserve">(95% bootstrap CI 0.528–0.633), and the mean within-drone pairwise AUC was 0.605 (95% bootstrap CI 0.516–0.692). This demonstrates</w:t>
-      </w:r>
-      <w:r>
-        <w:t xml:space="preserve"> </w:t>
-      </w:r>
-      <w:r>
-        <w:t xml:space="preserve">that the high cross-sectional separation is driven by between-airframe confounding and flight duration differences rather than</w:t>
+        <w:t xml:space="preserve">evaluation across cohorts: on the 67 multi-flight drones with 372 flights (67 pre-crash flights cut 10 s before impact and 305 earlier flights), cross-sectional evaluation across flights yielded an AUC of 0.529 [0.453, 0.607] (Step 5), and within-drone Group-CV yielded 0.569</w:t>
+      </w:r>
+      <w:r>
+        <w:t xml:space="preserve"> </w:t>
+      </w:r>
+      <w:r>
+        <w:t xml:space="preserve">[0.493, 0.645] (Step 6; pairwise within-drone mean AUC 0.592 [0.516, 0.692]). All reported confidence intervals in Table 6 are derived from 2,000 flight-level bootstrap resamples over out-of-fold predictions to capture sampling variability across flights rather than cross-validation run variance. This is consistent with the hypothesis that high cross-sectional separation is driven by between-airframe confounding and operational flight envelope differences rather than</w:t>
       </w:r>
       <w:r>
         <w:t xml:space="preserve"> </w:t>
@@ -10883,7 +11019,7 @@
         <w:pStyle w:val="TableCaption"/>
       </w:pPr>
       <w:r>
-        <w:t xml:space="preserve">Table 6. Decomposition of model separation between crash and normal flights: sequential effect of grouping folds by vehicle ID, crash-window removal, removing tilt/stick features, and within-drone evaluation across evaluation cohorts.</w:t>
+        <w:t xml:space="preserve">Table 6. Decomposition of model separation between crash and normal flights: sequential effect of grouping folds by vehicle ID, crash-window removal, removing tilt/stick envelope features, and within-drone evaluation across evaluation cohorts. All 95% CIs are flight-level bootstrap intervals (2,000 resamples).</w:t>
       </w:r>
     </w:p>
     <w:tbl>
@@ -10891,7 +11027,7 @@
         <w:tblStyle w:val="Table"/>
         <w:tblW w:type="pct" w:w="5000"/>
         <w:tblLook w:firstRow="1" w:lastRow="0" w:firstColumn="0" w:lastColumn="0" w:noHBand="0" w:noVBand="0" w:val="0020"/>
-        <w:tblCaption w:val="Table 6. Decomposition of model separation between crash and normal flights: sequential effect of grouping folds by vehicle ID, crash-window removal, removing tilt/stick features, and within-drone evaluation across evaluation cohorts."/>
+        <w:tblCaption w:val="Table 6. Decomposition of model separation between crash and normal flights: sequential effect of grouping folds by vehicle ID, crash-window removal, removing tilt/stick envelope features, and within-drone evaluation across evaluation cohorts. All 95% CIs are flight-level bootstrap intervals (2,000 resamples)."/>
         <w:tblBorders>
           <w:top w:val="single" w:sz="4" w:color="808080"/>
           <w:left w:val="single" w:sz="4" w:color="808080"/>
@@ -11037,7 +11173,7 @@
               <w:rPr>
                 <w:sz w:val="19"/>
               </w:rPr>
-              <w:t xml:space="preserve">0.879 [0.841, 0.922]</w:t>
+              <w:t xml:space="preserve">0.883 [0.842, 0.918]</w:t>
             </w:r>
           </w:p>
         </w:tc>
@@ -11189,7 +11325,7 @@
               <w:rPr>
                 <w:sz w:val="19"/>
               </w:rPr>
-              <w:t xml:space="preserve">0.868 [0.854, 0.882]</w:t>
+              <w:t xml:space="preserve">0.860 [0.802, 0.910]</w:t>
             </w:r>
           </w:p>
         </w:tc>
@@ -11275,7 +11411,7 @@
               <w:rPr>
                 <w:sz w:val="19"/>
               </w:rPr>
-              <w:t xml:space="preserve">0.864 [0.852, 0.876]</w:t>
+              <w:t xml:space="preserve">0.874 [0.822, 0.920]</w:t>
             </w:r>
           </w:p>
         </w:tc>
@@ -11309,7 +11445,7 @@
               <w:rPr>
                 <w:sz w:val="19"/>
               </w:rPr>
-              <w:t xml:space="preserve">Without tilt and stick features (Group-CV,</w:t>
+              <w:t xml:space="preserve">Without tilt and stick envelope features (Group-CV,</w:t>
             </w:r>
             <w:r>
               <w:rPr>
@@ -11401,7 +11537,7 @@
               <w:rPr>
                 <w:sz w:val="19"/>
               </w:rPr>
-              <w:t xml:space="preserve">Within-drone evaluation: Group-CV on multi-flight airframes</w:t>
+              <w:t xml:space="preserve">Multi-flight cohort: cross-sectional evaluation</w:t>
             </w:r>
           </w:p>
         </w:tc>
@@ -11433,7 +11569,73 @@
               <w:rPr>
                 <w:sz w:val="19"/>
               </w:rPr>
-              <w:t xml:space="preserve">0.580 [0.528, 0.633]</w:t>
+              <w:t xml:space="preserve">0.529 [0.453, 0.607]</w:t>
+            </w:r>
+          </w:p>
+        </w:tc>
+      </w:tr>
+      <w:tr>
+        <w:tc>
+          <w:tcPr/>
+          <w:p>
+            <w:pPr>
+              <w:pStyle w:val="Compact"/>
+              <w:spacing w:line="240" w:lineRule="auto"/>
+              <w:jc w:val="left"/>
+            </w:pPr>
+            <w:r>
+              <w:rPr>
+                <w:sz w:val="19"/>
+              </w:rPr>
+              <w:t xml:space="preserve">6</w:t>
+            </w:r>
+          </w:p>
+        </w:tc>
+        <w:tc>
+          <w:tcPr/>
+          <w:p>
+            <w:pPr>
+              <w:pStyle w:val="Compact"/>
+              <w:spacing w:line="240" w:lineRule="auto"/>
+              <w:jc w:val="left"/>
+            </w:pPr>
+            <w:r>
+              <w:rPr>
+                <w:sz w:val="19"/>
+              </w:rPr>
+              <w:t xml:space="preserve">Multi-flight cohort: within-drone Group-CV</w:t>
+            </w:r>
+          </w:p>
+        </w:tc>
+        <w:tc>
+          <w:tcPr/>
+          <w:p>
+            <w:pPr>
+              <w:pStyle w:val="Compact"/>
+              <w:spacing w:line="240" w:lineRule="auto"/>
+              <w:jc w:val="center"/>
+            </w:pPr>
+            <w:r>
+              <w:rPr>
+                <w:sz w:val="19"/>
+              </w:rPr>
+              <w:t xml:space="preserve">67 crash, 305 earlier</w:t>
+            </w:r>
+          </w:p>
+        </w:tc>
+        <w:tc>
+          <w:tcPr/>
+          <w:p>
+            <w:pPr>
+              <w:pStyle w:val="Compact"/>
+              <w:spacing w:line="240" w:lineRule="auto"/>
+              <w:jc w:val="center"/>
+            </w:pPr>
+            <w:r>
+              <w:rPr>
+                <w:sz w:val="19"/>
+              </w:rPr>
+              <w:t xml:space="preserve">0.569 [0.493, 0.645]</w:t>
             </w:r>
           </w:p>
         </w:tc>
@@ -13260,12 +13462,62 @@
         <w:t xml:space="preserve"> </w:t>
       </w:r>
       <w:r>
-        <w:t xml:space="preserve">PPV of 2.47% (95% CI 1.61–3.33%) at the 0.741% base rate, and 2.30% (bootstrap median 2.26%, 95% CI 1.48–3.06%) at the 0.689% screenable base rate, with an unflagged risk of 0.549%, a relative risk of</w:t>
-      </w:r>
-      <w:r>
-        <w:t xml:space="preserve"> </w:t>
-      </w:r>
-      <m:oMath>
+        <w:t xml:space="preserve">PPV of 2.26–2.43% (exact Bayes; 2.26% at 0.689% screenable base rate and 2.43% at 0.741% fleet base rate; nominal formula</w:t>
+      </w:r>
+      <w:r>
+        <w:t xml:space="preserve"> </w:t>
+      </w:r>
+      <m:oMath>
+        <m:r>
+          <m:rPr>
+            <m:nor/>
+          </m:rPr>
+          <m:t>Sens</m:t>
+        </m:r>
+        <m:r>
+          <m:rPr>
+            <m:sty m:val="p"/>
+          </m:rPr>
+          <m:t>×</m:t>
+        </m:r>
+        <m:r>
+          <m:t>π</m:t>
+        </m:r>
+        <m:r>
+          <m:rPr>
+            <m:sty m:val="p"/>
+          </m:rPr>
+          <m:t>/</m:t>
+        </m:r>
+        <m:r>
+          <m:t>0.10</m:t>
+        </m:r>
+      </m:oMath>
+      <w:r>
+        <w:t xml:space="preserve"> </w:t>
+      </w:r>
+      <w:r>
+        <w:t xml:space="preserve">yields 2.30–2.47%), with an unflagged risk of 0.510–0.549%, a relative risk of</w:t>
+      </w:r>
+      <w:r>
+        <w:t xml:space="preserve"> </w:t>
+      </w:r>
+      <m:oMath>
+        <m:r>
+          <m:t>4.42</m:t>
+        </m:r>
+        <m:r>
+          <m:rPr>
+            <m:sty m:val="p"/>
+          </m:rPr>
+          <m:t>−</m:t>
+        </m:r>
+        <m:r>
+          <m:rPr>
+            <m:sty m:val="p"/>
+          </m:rPr>
+          <m:t>−</m:t>
+        </m:r>
         <m:r>
           <m:t>4.50</m:t>
         </m:r>
@@ -13294,7 +13546,7 @@
         </m:r>
       </m:oMath>
       <w:r>
-        <w:t xml:space="preserve">, and 40.5–44.2 inspections per detected crash.</w:t>
+        <w:t xml:space="preserve">, and 41.2–44.2 inspections per detected crash.</w:t>
       </w:r>
       <w:r>
         <w:t xml:space="preserve"> </w:t>
@@ -13346,7 +13598,7 @@
         <w:t xml:space="preserve"> </w:t>
       </w:r>
       <w:r>
-        <w:t xml:space="preserve">54.0 inspections per crash) at the 10% flag rate. We emphasize that because the 107 reference controls were drawn from the same archive pool as the matched sets, these figures reflect retrospective screening within the archive rather than an independently frozen reference. In all scenarios, vibration screening functions as a broad maintenance inspection filter rather than an operational crash warning.</w:t>
+        <w:t xml:space="preserve">54.0 inspections per crash) at the 10% flag rate. We emphasize that because the 107 reference controls (filling 124 slots across 20 strata) were drawn from the same archive pool as the matched sets, these figures reflect retrospective screening within the archive rather than an independently frozen reference. In all scenarios, vibration screening functions as a broad maintenance inspection filter rather than an operational crash warning.</w:t>
       </w:r>
     </w:p>
     <w:bookmarkStart w:id="49" w:name="_9361c5dba1dea8da31b0aed692bc5b019a98a7f"/>
@@ -14932,7 +15184,90 @@
         <w:t xml:space="preserve"> </w:t>
       </w:r>
       <w:r>
-        <w:t xml:space="preserve">(Bayesian 95% credible interval 0.25–0.61 from independent Jeffreys beta posteriors; class-averaged Clopper–Pearson bounds 0.19–0.73). Because this wide interval contains both chance (0.50) and the declared pass mark (0.70), this independent evaluation is statistically inconclusive and cannot exclude agreement at the declared pass mark. When the cross-validated logistic regression model was evaluated on all expert forum logs with complete numeric telemetry (30 aircraft logs and 4 pilot logs; the remaining 9 lacked required actuator or setpoint topics), it predicted</w:t>
+        <w:t xml:space="preserve">(Bayesian 95% credible interval 0.25–0.61 from independent Jeffreys beta posteriors; class-averaged Clopper–Pearson bounds 0.19–0.73, computed as the unweighted mean of the exact binomial 95% confidence intervals for aircraft recall [18/32: 37.6–74.3%] and pilot recall [1/5: 0.5–71.6%]). Because this wide interval contains both chance (0.50) and the declared pass mark (0.70), this independent evaluation is statistically inconclusive and cannot exclude agreement at the declared pass mark. When evaluated on the subset of 34 logs with complete telemetry required by the statistical models (30 aircraft, 4 pilot), the rule decided 29 cases (25 aircraft, 4 pilot), predicting aircraft in 15 of 25 aircraft and 4 of 4 pilot, yielding a balanced accuracy of</w:t>
+      </w:r>
+      <w:r>
+        <w:t xml:space="preserve"> </w:t>
+      </w:r>
+      <m:oMath>
+        <m:r>
+          <m:rPr>
+            <m:sty m:val="p"/>
+          </m:rPr>
+          <m:t>(</m:t>
+        </m:r>
+        <m:r>
+          <m:t>60.0</m:t>
+        </m:r>
+        <m:r>
+          <m:rPr>
+            <m:sty m:val="p"/>
+          </m:rPr>
+          <m:t>%</m:t>
+        </m:r>
+        <m:r>
+          <m:rPr>
+            <m:sty m:val="p"/>
+          </m:rPr>
+          <m:t>+</m:t>
+        </m:r>
+        <m:r>
+          <m:t>0.0</m:t>
+        </m:r>
+        <m:r>
+          <m:rPr>
+            <m:sty m:val="p"/>
+          </m:rPr>
+          <m:t>%</m:t>
+        </m:r>
+        <m:r>
+          <m:rPr>
+            <m:sty m:val="p"/>
+          </m:rPr>
+          <m:t>)</m:t>
+        </m:r>
+        <m:r>
+          <m:rPr>
+            <m:sty m:val="p"/>
+          </m:rPr>
+          <m:t>/</m:t>
+        </m:r>
+        <m:r>
+          <m:t>2</m:t>
+        </m:r>
+        <m:r>
+          <m:rPr>
+            <m:sty m:val="p"/>
+          </m:rPr>
+          <m:t>=</m:t>
+        </m:r>
+        <m:r>
+          <m:t>30.0</m:t>
+        </m:r>
+        <m:r>
+          <m:rPr>
+            <m:sty m:val="p"/>
+          </m:rPr>
+          <m:t>%</m:t>
+        </m:r>
+      </m:oMath>
+      <w:r>
+        <w:t xml:space="preserve">. Of the 30 complete aircraft logs, exactly 5 overlapped with the 148 modelled crashes in the training pool (all 5 rated</w:t>
+      </w:r>
+      <w:r>
+        <w:t xml:space="preserve"> </w:t>
+      </w:r>
+      <w:r>
+        <w:rPr>
+          <w:rStyle w:val="VerbatimChar"/>
+        </w:rPr>
+        <w:t xml:space="preserve">crash_sw_hw</w:t>
+      </w:r>
+      <w:r>
+        <w:t xml:space="preserve"> </w:t>
+      </w:r>
+      <w:r>
+        <w:t xml:space="preserve">in the index; 0 pilot logs overlapped). Evaluating the cross-validated logistic regression model across all 34 complete logs yielded predictions of</w:t>
       </w:r>
       <w:r>
         <w:t xml:space="preserve"> </w:t>
@@ -14944,19 +15279,7 @@
         <w:t xml:space="preserve"> </w:t>
       </w:r>
       <w:r>
-        <w:t xml:space="preserve">in 27 of 30 aircraft logs (90.0%) and</w:t>
-      </w:r>
-      <w:r>
-        <w:t xml:space="preserve"> </w:t>
-      </w:r>
-      <w:r>
-        <w:t xml:space="preserve">“aircraft”</w:t>
-      </w:r>
-      <w:r>
-        <w:t xml:space="preserve"> </w:t>
-      </w:r>
-      <w:r>
-        <w:t xml:space="preserve">in all 4 pilot logs (0/4 pilot recall), defaulting strongly toward its aircraft training prior (75.7% prevalence; 112/148). This yielded a balanced accuracy of</w:t>
+        <w:t xml:space="preserve">in 27 of 30 aircraft logs (90.0%) and in all 4 pilot logs (0/4 pilot recall), defaulting strongly toward its aircraft training prior (75.7% prevalence; 112/148) for a balanced accuracy of</w:t>
       </w:r>
       <w:r>
         <w:t xml:space="preserve"> </w:t>
@@ -15027,7 +15350,7 @@
         <w:t xml:space="preserve"> </w:t>
       </w:r>
       <w:r>
-        <w:t xml:space="preserve">and an empirical ROC AUC of</w:t>
+        <w:t xml:space="preserve">and ROC AUC of</w:t>
       </w:r>
       <w:r>
         <w:t xml:space="preserve"> </w:t>
@@ -15041,7 +15364,24 @@
         <w:t xml:space="preserve"> </w:t>
       </w:r>
       <w:r>
-        <w:t xml:space="preserve">(95% bootstrap CI 0.211–0.733), confirming that statistical models trained on uploader labels provide no discriminative attribution on independently diagnosed incidents. We emphasize the caveat</w:t>
+        <w:t xml:space="preserve">(95% bootstrap CI 0.211–0.733). When the 5 overlapping logs were excluded (</w:t>
+      </w:r>
+      <m:oMath>
+        <m:r>
+          <m:t>n</m:t>
+        </m:r>
+        <m:r>
+          <m:rPr>
+            <m:sty m:val="p"/>
+          </m:rPr>
+          <m:t>=</m:t>
+        </m:r>
+        <m:r>
+          <m:t>29</m:t>
+        </m:r>
+      </m:oMath>
+      <w:r>
+        <w:t xml:space="preserve">: 25 aircraft, 4 pilot), the logistic regression model achieved AUC 0.450 (95% bootstrap CI 0.185–0.715), confirming that overlap did not artificially inflate performance. Across both heuristic rules and statistical models, log-based attribution provides no discriminative attribution on independently diagnosed incidents. We emphasize the caveat</w:t>
       </w:r>
       <w:r>
         <w:t xml:space="preserve"> </w:t>
@@ -17551,7 +17891,7 @@
               <w:rPr>
                 <w:sz w:val="19"/>
               </w:rPr>
-              <w:t xml:space="preserve">Null mean 0.497; observed AUC upper bounds 0.510–0.619</w:t>
+              <w:t xml:space="preserve">Null mean 0.497; observed AUC upper bounds 0.510–0.619 (80% power MDE 0.75)</w:t>
             </w:r>
           </w:p>
         </w:tc>
@@ -18161,7 +18501,7 @@
               <w:rPr>
                 <w:sz w:val="19"/>
               </w:rPr>
-              <w:t xml:space="preserve">Group-CV AUC 0.884; within-drone Group-CV 0.580 across cohorts (shows grouping and window cuts do not explain gap)</w:t>
+              <w:t xml:space="preserve">Group-CV AUC 0.884; within-drone Group-CV 0.569 across cohorts (cross-sectional 0.529 on same 372 flights)</w:t>
             </w:r>
           </w:p>
         </w:tc>
@@ -18399,7 +18739,7 @@
               <w:rPr>
                 <w:sz w:val="19"/>
               </w:rPr>
-              <w:t xml:space="preserve">Fleet PPV 2.26–2.47% at 10% flag rate (</w:t>
+              <w:t xml:space="preserve">Fleet PPV 2.26–2.43% (exact Bayes) at 10% flag rate (</w:t>
             </w:r>
             <m:oMath>
               <m:r>
@@ -18778,7 +19118,7 @@
         <w:pStyle w:val="BodyText"/>
       </w:pPr>
       <w:r>
-        <w:t xml:space="preserve">In accordance with our negative attribution results (Q1–Q2), the tool presents a structured, chronological event review reporting evidence quality (dilution of precision, sensor health, and mode transitions) while strictly abstaining from issuing automated pilot-versus-aircraft liability verdicts. Responding to the vibration finding (Q3), the tool ranks airframes longitudinally against comparable peers within the same fleet to prioritize the top decile (10%) for physical maintenance inspection (operational PPV 2.26–2.47%, lift</w:t>
+        <w:t xml:space="preserve">In accordance with our negative attribution results (Q1–Q2), the tool presents a structured, chronological event review reporting evidence quality (dilution of precision, sensor health, and mode transitions) while strictly abstaining from issuing automated pilot-versus-aircraft liability verdicts. Responding to the vibration finding (Q3), the tool ranks airframes longitudinally against comparable peers within the same fleet to prioritize the top decile (10%) for physical maintenance inspection (operational PPV 2.26–2.43% [exact Bayes], lift</w:t>
       </w:r>
       <w:r>
         <w:t xml:space="preserve"> </w:t>
@@ -18795,7 +19135,7 @@
         </m:r>
       </m:oMath>
       <w:r>
-        <w:t xml:space="preserve">, 40–44 inspections per crash), rather than issuing per-flight crash alarms. Finally, to ensure evidentiary integrity over the lifecycle of each airframe, all reviews, approvals, and configuration checks are appended to a tamper-evident, Ed25519-signed record referencing SHA-256 digests of the original telemetry files.</w:t>
+        <w:t xml:space="preserve">, 41–44 inspections per crash), rather than issuing per-flight crash alarms. Finally, to ensure evidentiary integrity over the lifecycle of each airframe, all reviews, approvals, and configuration checks are appended to a tamper-evident, Ed25519-signed record referencing SHA-256 digests of the original telemetry files.</w:t>
       </w:r>
     </w:p>
     <w:bookmarkStart w:id="67" w:name="_4816a700d4290cff51a6fa69217ee9f1521b64f"/>
@@ -19149,7 +19489,7 @@
               <w:rPr>
                 <w:sz w:val="19"/>
               </w:rPr>
-              <w:t xml:space="preserve">Cross-sectional separation collapses from 0.88 to 0.58 under within-drone evaluation across cohorts (§6)</w:t>
+              <w:t xml:space="preserve">Cross-sectional separation collapses from 0.88 to 0.57 under within-drone evaluation across cohorts (§6)</w:t>
             </w:r>
           </w:p>
         </w:tc>
@@ -19268,27 +19608,7 @@
         <w:t xml:space="preserve"> </w:t>
       </w:r>
       <w:r>
-        <w:t xml:space="preserve">(</w:t>
-      </w:r>
-      <m:oMath>
-        <m:r>
-          <m:t>n</m:t>
-        </m:r>
-        <m:r>
-          <m:rPr>
-            <m:sty m:val="p"/>
-          </m:rPr>
-          <m:t>=</m:t>
-        </m:r>
-        <m:r>
-          <m:t>36</m:t>
-        </m:r>
-      </m:oMath>
-      <w:r>
-        <w:t xml:space="preserve"> </w:t>
-      </w:r>
-      <w:r>
-        <w:t xml:space="preserve">in the modeling sample), 80% power requires an AUC of roughly 0.65 under asymptotic Wilcoxon theory (0.72 under</w:t>
+        <w:t xml:space="preserve">(only 36 pilot-labelled crashes in the modelling sample against 112 aircraft-labelled crashes), 80% power requires an AUC of roughly 0.65 under asymptotic Wilcoxon theory (0.75 under</w:t>
       </w:r>
       <w:r>
         <w:t xml:space="preserve"> </w:t>
@@ -19466,7 +19786,7 @@
         <w:t xml:space="preserve"> </w:t>
       </w:r>
       <w:r>
-        <w:t xml:space="preserve">demonstrated substantial attenuation (AUC 0.580, 95% CI 0.528–0.633), confirming that longitudinal baseline comparison is</w:t>
+        <w:t xml:space="preserve">demonstrated substantial attenuation (AUC 0.569 across cohorts, with cross-sectional AUC 0.529 on the same 372 flights), confirming that longitudinal baseline comparison is</w:t>
       </w:r>
       <w:r>
         <w:t xml:space="preserve"> </w:t>
@@ -19523,7 +19843,7 @@
         <w:t xml:space="preserve"> </w:t>
       </w:r>
       <w:r>
-        <w:t xml:space="preserve">a drop in normal-flight firing from 13% to 5% which demonstrates that shorter windows reduce trigger exposure alongside</w:t>
+        <w:t xml:space="preserve">a drop in normal-flight firing from 13% to 5% which suggests that shorter windows reduce trigger exposure alongside</w:t>
       </w:r>
       <w:r>
         <w:t xml:space="preserve"> </w:t>
@@ -19870,7 +20190,7 @@
         <w:t xml:space="preserve"> </w:t>
       </w:r>
       <w:r>
-        <w:t xml:space="preserve">the top decile with an operational PPV of 2.26–2.47% (exact Bayes 2.30–2.47%, lift</w:t>
+        <w:t xml:space="preserve">the top decile with an operational PPV of 2.26–2.43% (exact Bayes; lift</w:t>
       </w:r>
       <w:r>
         <w:t xml:space="preserve"> </w:t>
@@ -19887,7 +20207,7 @@
         </m:r>
       </m:oMath>
       <w:r>
-        <w:t xml:space="preserve">, 40.5–44.2 inspections per</w:t>
+        <w:t xml:space="preserve">, 41.2–44.2 inspections per</w:t>
       </w:r>
       <w:r>
         <w:t xml:space="preserve"> </w:t>
@@ -20317,7 +20637,7 @@
         <w:t xml:space="preserve"> </w:t>
       </w:r>
       <w:r>
-        <w:t xml:space="preserve">the uploaders’ own assessments, and normal flights are self-rated. Across 148 expert forum crash threads, download</w:t>
+        <w:t xml:space="preserve">the uploaders’ own assessments, and normal flights are self-rated. With only 36 pilot-labelled crashes in the modelling sample (against 112 aircraft-labelled crashes), statistical power to detect subtle attribution signals is constrained. Across 148 expert forum crash threads, download</w:t>
       </w:r>
       <w:r>
         <w:t xml:space="preserve"> </w:t>
@@ -20457,7 +20777,7 @@
         <w:t xml:space="preserve"> </w:t>
       </w:r>
       <w:r>
-        <w:t xml:space="preserve">The crash moment is estimated; the within-drone result did not depend on the tilt threshold (mean scaled rank for rate-tracking error under alternative tilt thresholds was 0.46 at 45</w:t>
+        <w:t xml:space="preserve">The crash moment is estimated; exploratory sensitivity checks across alternative pitch and roll tilt thresholds confirmed that the within-drone result did not depend on the specific cutoff (mean scaled rank for rate-tracking error was 0.46 at 45</w:t>
       </w:r>
       <m:oMath>
         <m:sSup>
@@ -21176,7 +21496,7 @@
         <w:t xml:space="preserve"> </w:t>
       </w:r>
       <w:r>
-        <w:t xml:space="preserve">Wilcoxon theory (0.72 under the empirical permutation null) under 36 pilot crashes. Independent evaluation against 43 expert forum</w:t>
+        <w:t xml:space="preserve">Wilcoxon theory (0.75 under the empirical permutation null) under only 36 pilot-labelled crashes in the modelling sample. Independent evaluation against 43 expert forum</w:t>
       </w:r>
       <w:r>
         <w:t xml:space="preserve"> </w:t>
@@ -21188,7 +21508,7 @@
         <w:t xml:space="preserve"> </w:t>
       </w:r>
       <w:r>
-        <w:t xml:space="preserve">cannot exclude the declared 0.70 pass mark; pilot recall 1 of 5). Configuration protections were disabled at similar rates,</w:t>
+        <w:t xml:space="preserve">cannot exclude the declared 0.70 pass mark; pilot recall 1 of 5; on 34 complete logs, balanced accuracy 30.0% for rule and 45.0% for logistic regression). Configuration protections were disabled at similar rates,</w:t>
       </w:r>
       <w:r>
         <w:t xml:space="preserve"> </w:t>
@@ -21232,7 +21552,7 @@
         <w:t xml:space="preserve"> </w:t>
       </w:r>
       <w:r>
-        <w:t xml:space="preserve">removed, accompanied by a drop in normal-flight firing from 13% to 5% which demonstrates that shorter windows also reduce</w:t>
+        <w:t xml:space="preserve">removed, accompanied by a drop in normal-flight firing from 13% to 5% which suggests that shorter windows also reduce</w:t>
       </w:r>
       <w:r>
         <w:t xml:space="preserve"> </w:t>
@@ -21273,7 +21593,7 @@
         <w:t xml:space="preserve"> </w:t>
       </w:r>
       <w:r>
-        <w:t xml:space="preserve">operational positive predictive value of 2.26–2.47% (exact Bayes 2.30–2.47%, lift</w:t>
+        <w:t xml:space="preserve">operational positive predictive value of 2.26–2.43% (exact Bayes, lift</w:t>
       </w:r>
       <w:r>
         <w:t xml:space="preserve"> </w:t>
@@ -21290,7 +21610,7 @@
         </m:r>
       </m:oMath>
       <w:r>
-        <w:t xml:space="preserve">, 40.5–44.2 inspections per crash)</w:t>
+        <w:t xml:space="preserve">, 41.2–44.2 inspections per crash)</w:t>
       </w:r>
       <w:r>
         <w:t xml:space="preserve"> </w:t>

--- a/docs/paper/submission/manuscript.docx
+++ b/docs/paper/submission/manuscript.docx
@@ -210,7 +210,7 @@
         </m:sSup>
       </m:oMath>
       <w:r>
-        <w:t xml:space="preserve">On 43 expert-diagnosed logs the rule was inconclusive (balanced accuracy 0.381, 95% CrI 0.25–0.61, class-averaged bound 0.19–0.73; cannot exclude the 0.70 pass mark; pilot recall 1 of 5).</w:t>
+        <w:t xml:space="preserve">On 43 expert-diagnosed logs the rule was inconclusive (balanced accuracy 0.381, 95% CrI 0.25–0.61, conservative class-averaged bound 0.19–0.73; cannot exclude the 0.70 pass mark; pilot recall 1 of 5).</w:t>
       </w:r>
       <w:r>
         <w:t xml:space="preserve"> </w:t>
@@ -233,7 +233,7 @@
         </m:sSup>
       </m:oMath>
       <w:r>
-        <w:t xml:space="preserve">Moving from cross-sectional to within-drone evaluation reduced model AUC from 0.88 to 0.57 across evaluation cohorts; decomposition shows that vehicle-grouped folds and crash-window removal do not explain this gap, consistent with airframe and duration confounding.</w:t>
+        <w:t xml:space="preserve">Changing the comparison population from other aircraft’s normal flights to the same aircraft’s earlier flights lowered model AUC from about 0.83–0.88 to 0.53–0.57; grouping folds by vehicle, removing the crash window, and the cross-sectional versus within-drone scheme made no detectable difference, consistent with airframe and duration confounding.</w:t>
       </w:r>
       <w:r>
         <w:t xml:space="preserve"> </w:t>
@@ -336,7 +336,7 @@
         </m:sSup>
       </m:oMath>
       <w:r>
-        <w:t xml:space="preserve">Screening at a 10% flag rate gave positive predictive values of 2.26–2.43% (exact Bayes; lift</w:t>
+        <w:t xml:space="preserve">Screening against 107 stratum-matched fleet controls yielded an operational lift of</w:t>
       </w:r>
       <w:r>
         <w:t xml:space="preserve"> </w:t>
@@ -353,7 +353,10 @@
         </m:r>
       </m:oMath>
       <w:r>
-        <w:t xml:space="preserve">, 41–44 inspections per crash) on a reference of 107 control drones. AeroFleet 2.0 presents longitudinal evidence without issuing automatic verdicts.</w:t>
+        <w:t xml:space="preserve"> </w:t>
+      </w:r>
+      <w:r>
+        <w:t xml:space="preserve">over base rate (exploratory illustration: PPV 2.26–2.43% at an assumed 10% flag rate; 41–44 inspections per detected crash). AeroFleet 2.0 presents longitudinal evidence without issuing automatic verdicts.</w:t>
       </w:r>
     </w:p>
     <w:p>
@@ -948,26 +951,66 @@
         <w:t xml:space="preserve"> </w:t>
       </w:r>
       <w:r>
-        <w:t xml:space="preserve">(i) We introduce and apply a</w:t>
-      </w:r>
-      <w:r>
-        <w:t xml:space="preserve"> </w:t>
-      </w:r>
-      <w:r>
-        <w:rPr>
-          <w:i/>
-          <w:iCs/>
-        </w:rPr>
-        <w:t xml:space="preserve">crash-window ablation and within-aircraft Group-CV evaluation protocol</w:t>
-      </w:r>
-      <w:r>
-        <w:t xml:space="preserve">: we remove</w:t>
-      </w:r>
-      <w:r>
-        <w:t xml:space="preserve"> </w:t>
-      </w:r>
-      <w:r>
-        <w:t xml:space="preserve">the final crash window from diagnostic checks (as an exploratory illustration, candidate tuning sensitivity fell from 7/9 to 1/9, unadjusted</w:t>
+        <w:t xml:space="preserve">(i) A methodological decomposition isolating why apparent crash anticipation collapses: changing the comparison population from other aircraft’s normal flights to the same aircraft’s earlier flights lowered model AUC from about 0.83–0.88 to 0.53–0.57, whereas grouping folds by vehicle, removing the crash window, and the cross-sectional versus within-drone cross-validation scheme made no detectable difference. We demonstrate that evaluating detectors against other aircraft introduces between-airframe confounding that survives standard vehicle-grouped CV and window cuts, establishing that diagnostic models must be evaluated against the airframe’s own longitudinal baseline.</w:t>
+      </w:r>
+      <w:r>
+        <w:t xml:space="preserve"> </w:t>
+      </w:r>
+      <w:r>
+        <w:t xml:space="preserve">(ii) We assemble, to our knowledge, a small first validation set of real-flight crash logs from public PX4 archives that pairs uploader responsibility labels</w:t>
+      </w:r>
+      <w:r>
+        <w:t xml:space="preserve"> </w:t>
+      </w:r>
+      <w:r>
+        <w:t xml:space="preserve">with independent expert forum diagnoses (</w:t>
+      </w:r>
+      <m:oMath>
+        <m:r>
+          <m:t>κ</m:t>
+        </m:r>
+        <m:r>
+          <m:rPr>
+            <m:sty m:val="p"/>
+          </m:rPr>
+          <m:t>≥</m:t>
+        </m:r>
+        <m:r>
+          <m:t>0.73</m:t>
+        </m:r>
+      </m:oMath>
+      <w:r>
+        <w:t xml:space="preserve">, 148 threads, 43 downloadable logs).</w:t>
+      </w:r>
+      <w:r>
+        <w:t xml:space="preserve"> </w:t>
+      </w:r>
+      <w:r>
+        <w:t xml:space="preserve">(iii) We show that with these rules, models and labels, cross-validated classification yielded AUCs between 0.408 and 0.501</w:t>
+      </w:r>
+      <w:r>
+        <w:t xml:space="preserve"> </w:t>
+      </w:r>
+      <w:r>
+        <w:t xml:space="preserve">(upper 95% bootstrap bounds 0.510–0.619); with only 36 pilot-labelled crashes in the modelling sample, 80% power requires an AUC of roughly 0.65 under asymptotic theory (0.75 under the empirical permutation null), far below the roughly 0.8 an operational attribution verdict requires. Agreement</w:t>
+      </w:r>
+      <w:r>
+        <w:t xml:space="preserve"> </w:t>
+      </w:r>
+      <w:r>
+        <w:t xml:space="preserve">with expert forum diagnoses was statistically inconclusive (balanced accuracy 0.381, 95% CrI 0.25–0.61, conservative class-averaged bound 0.19–0.73; cannot exclude agreement at the declared 0.70 pass mark; pilot recall 1 of 5).</w:t>
+      </w:r>
+      <w:r>
+        <w:t xml:space="preserve"> </w:t>
+      </w:r>
+      <w:r>
+        <w:t xml:space="preserve">Our prospectively declared negative result applies to the heuristic rule (balanced accuracy 0.47 on 112 held-out crashes) and to linear models and decision stumps; exploratory depth-3 trees yielded mean AUCs of 0.595–0.621 with upper bounds near 0.73 and remain inconclusive. Furthermore, apparent diagnostic check accuracy</w:t>
+      </w:r>
+      <w:r>
+        <w:t xml:space="preserve"> </w:t>
+      </w:r>
+      <w:r>
+        <w:t xml:space="preserve">is consistent with crash-window leakage (as an exploratory illustration, tuning check sensitivity fell from 7/9 to 1/9, unadjusted</w:t>
       </w:r>
       <w:r>
         <w:t xml:space="preserve"> </w:t>
@@ -987,90 +1030,13 @@
         </m:r>
       </m:oMath>
       <w:r>
-        <w:t xml:space="preserve">, alongside a drop in normal false alarms from 13% to 5%) and</w:t>
-      </w:r>
-      <w:r>
-        <w:t xml:space="preserve"> </w:t>
-      </w:r>
-      <w:r>
-        <w:t xml:space="preserve">replace cross-sectional comparisons with within-drone evaluation across multi-flight airframes (reducing apparent</w:t>
-      </w:r>
-      <w:r>
-        <w:t xml:space="preserve"> </w:t>
-      </w:r>
-      <w:r>
-        <w:t xml:space="preserve">AUC from 0.88 to 0.57 across cohorts); this reusable protocol was committed to version control prior to running analysis</w:t>
-      </w:r>
-      <w:r>
-        <w:t xml:space="preserve"> </w:t>
-      </w:r>
-      <w:r>
-        <w:t xml:space="preserve">(confirmatory tests committed 20–23 October 2026) so that others can apply it to any drone-log diagnostic.</w:t>
-      </w:r>
-      <w:r>
-        <w:t xml:space="preserve"> </w:t>
-      </w:r>
-      <w:r>
-        <w:t xml:space="preserve">(ii) We assemble, to our knowledge, a small first validation set of real-flight crash logs from public PX4 archives that pairs uploader responsibility labels</w:t>
-      </w:r>
-      <w:r>
-        <w:t xml:space="preserve"> </w:t>
-      </w:r>
-      <w:r>
-        <w:t xml:space="preserve">with independent expert forum diagnoses (</w:t>
-      </w:r>
-      <m:oMath>
-        <m:r>
-          <m:t>κ</m:t>
-        </m:r>
-        <m:r>
-          <m:rPr>
-            <m:sty m:val="p"/>
-          </m:rPr>
-          <m:t>≥</m:t>
-        </m:r>
-        <m:r>
-          <m:t>0.73</m:t>
-        </m:r>
-      </m:oMath>
-      <w:r>
-        <w:t xml:space="preserve">, 148 threads, 43 downloadable logs).</w:t>
-      </w:r>
-      <w:r>
-        <w:t xml:space="preserve"> </w:t>
-      </w:r>
-      <w:r>
-        <w:t xml:space="preserve">(iii) We show that with these rules, models and labels, cross-validated classification yielded AUCs between 0.408 and 0.501</w:t>
-      </w:r>
-      <w:r>
-        <w:t xml:space="preserve"> </w:t>
-      </w:r>
-      <w:r>
-        <w:t xml:space="preserve">(upper 95% bootstrap bounds 0.510–0.619); with 36 pilot-labelled crashes in the modelling sample, 80% power requires an AUC of roughly 0.65 under asymptotic theory (0.75 under the empirical permutation null), far below the roughly 0.8 an operational attribution verdict requires. Agreement</w:t>
-      </w:r>
-      <w:r>
-        <w:t xml:space="preserve"> </w:t>
-      </w:r>
-      <w:r>
-        <w:t xml:space="preserve">with expert forum diagnoses was statistically inconclusive (balanced accuracy 0.381, 95% CrI 0.25–0.61, class-averaged bound 0.19–0.73; cannot exclude agreement at the declared 0.70 pass mark; pilot recall 1 of 5).</w:t>
-      </w:r>
-      <w:r>
-        <w:t xml:space="preserve"> </w:t>
-      </w:r>
-      <w:r>
-        <w:t xml:space="preserve">For the heuristic rule, this constitutes a prospectively declared negative result (balanced accuracy 0.47 on 112 held-out crashes), not a post-hoc reinterpretation. Furthermore, apparent diagnostic accuracy</w:t>
-      </w:r>
-      <w:r>
-        <w:t xml:space="preserve"> </w:t>
-      </w:r>
-      <w:r>
-        <w:t xml:space="preserve">is consistent with crash-window leakage.</w:t>
-      </w:r>
-      <w:r>
-        <w:t xml:space="preserve"> </w:t>
-      </w:r>
-      <w:r>
-        <w:t xml:space="preserve">(iv) We report one partial positive screening signal: drones that later crash are rougher than matched peers on older</w:t>
+        <w:t xml:space="preserve">, alongside a drop in normal false alarms from 13% to 5%).</w:t>
+      </w:r>
+      <w:r>
+        <w:t xml:space="preserve"> </w:t>
+      </w:r>
+      <w:r>
+        <w:t xml:space="preserve">(iv) We report one partial positive screening signal: drones that later crash are rougher than matched peers on ordinary flights on older</w:t>
       </w:r>
       <w:r>
         <w:t xml:space="preserve"> </w:t>
@@ -1119,13 +1085,7 @@
         </m:r>
       </m:oMath>
       <w:r>
-        <w:t xml:space="preserve">, 19 sets, severely underpowered). Stratum-matched fleet screening yields an operational PPV of 2.26–2.43%</w:t>
-      </w:r>
-      <w:r>
-        <w:t xml:space="preserve"> </w:t>
-      </w:r>
-      <w:r>
-        <w:t xml:space="preserve">(exact Bayes; lift</w:t>
+        <w:t xml:space="preserve">, 19 sets, severely underpowered). As an exploratory illustration, screening against 107 stratum-matched fleet controls at an assumed 10% flag rate yields an operational lift of</w:t>
       </w:r>
       <w:r>
         <w:t xml:space="preserve"> </w:t>
@@ -1142,7 +1102,10 @@
         </m:r>
       </m:oMath>
       <w:r>
-        <w:t xml:space="preserve">, 41.2–44.2 inspections per crash) at a 10% flag rate on a reference of 107 control drones—a maintenance</w:t>
+        <w:t xml:space="preserve"> </w:t>
+      </w:r>
+      <w:r>
+        <w:t xml:space="preserve">(illustrative PPV 2.26–2.43% [exact Bayes] across screenable and fleet base rates; 41.2–44.2 inspections per detected crash)—a maintenance</w:t>
       </w:r>
       <w:r>
         <w:t xml:space="preserve"> </w:t>
@@ -6000,7 +5963,7 @@
         <w:t xml:space="preserve"> </w:t>
       </w:r>
       <w:r>
-        <w:t xml:space="preserve">stumps were evaluated alongside logistic regression (exploratory depth-3 decision trees were also examined in early model development, yielding cross-validated AUCs of</w:t>
+        <w:t xml:space="preserve">stumps were evaluated alongside logistic regression (in uncommitted early model development, exploratory depth-3 decision trees were also examined, yielding cross-validated AUCs of</w:t>
       </w:r>
       <w:r>
         <w:t xml:space="preserve"> </w:t>
@@ -6086,7 +6049,24 @@
         </m:r>
       </m:oMath>
       <w:r>
-        <w:t xml:space="preserve"> s; however, they exhibited high cross-validation fold instability, overfitted to noisy training splits, and failed to demonstrate generalizable predictive value over linear and stump baselines, so were not retained).</w:t>
+        <w:t xml:space="preserve"> s; with sampling standard errors near 0.07, their upper bootstrap bounds extend toward</w:t>
+      </w:r>
+      <w:r>
+        <w:t xml:space="preserve"> </w:t>
+      </w:r>
+      <m:oMath>
+        <m:r>
+          <m:rPr>
+            <m:sty m:val="p"/>
+          </m:rPr>
+          <m:t>≈</m:t>
+        </m:r>
+        <m:r>
+          <m:t>0.73</m:t>
+        </m:r>
+      </m:oMath>
+      <w:r>
+        <w:t xml:space="preserve">, above the 0.66 permutation null threshold, so non-linear models are not excluded and remain inconclusive; because they exhibited high fold instability across cross-validation splits and were not part of the pre-declared model specification, they were not retained for the primary benchmark).</w:t>
       </w:r>
     </w:p>
     <w:p>
@@ -8593,19 +8573,19 @@
         </m:r>
       </m:oMath>
       <w:r>
-        <w:t xml:space="preserve">)</w:t>
-      </w:r>
-      <w:r>
-        <w:t xml:space="preserve"> </w:t>
-      </w:r>
-      <w:r>
-        <w:t xml:space="preserve">because cross-validation fold splitting and L2-regularised logistic regression under 3:1 class imbalance introduce model</w:t>
-      </w:r>
-      <w:r>
-        <w:t xml:space="preserve"> </w:t>
-      </w:r>
-      <w:r>
-        <w:t xml:space="preserve">coefficient variance across resampled training splits. Under the theoretical asymptotic SE (0.056), an AUC of roughly 0.65 is detectable at 80% power (</w:t>
+        <w:t xml:space="preserve">);</w:t>
+      </w:r>
+      <w:r>
+        <w:t xml:space="preserve"> </w:t>
+      </w:r>
+      <w:r>
+        <w:t xml:space="preserve">we hypothesize that cross-validation fold splitting and L2-regularised logistic regression under 3:1 class imbalance introduce model</w:t>
+      </w:r>
+      <w:r>
+        <w:t xml:space="preserve"> </w:t>
+      </w:r>
+      <w:r>
+        <w:t xml:space="preserve">coefficient variance across resampled training splits, though verifying this mechanism requires repeating the null with a fixed score and an exact Wilcoxon test. Under the theoretical asymptotic SE (0.056), an AUC of roughly 0.65 is detectable at 80% power (</w:t>
       </w:r>
       <m:oMath>
         <m:r>
@@ -8830,7 +8810,7 @@
         </m:r>
       </m:oMath>
       <w:r>
-        <w:t xml:space="preserve"> s (SE 0.069, 95% CI 0.281–0.548, upper bound 0.528).</w:t>
+        <w:t xml:space="preserve"> s (SE 0.069, 95% CI 0.281–0.548, upper bound 0.528). We emphasize that this empirical equivalence bound applies to linear models and decision stumps; exploratory depth-3 decision trees yielded mean AUCs of 0.595–0.621 with upper confidence bounds near 0.73, and thus remain statistically inconclusive.</w:t>
       </w:r>
     </w:p>
     <w:bookmarkStart w:id="35" w:name="_049e4e3e8c6150f6efca473eb560bdd9d2e8e6a"/>
@@ -8842,7 +8822,7 @@
       <w:r>
         <w:drawing>
           <wp:inline>
-            <wp:extent cx="4160520" cy="2632959"/>
+            <wp:extent cx="4160520" cy="2627404"/>
             <wp:effectExtent b="0" l="0" r="0" t="0"/>
             <wp:docPr descr="" title="" id="33" name="Picture"/>
             <a:graphic>
@@ -8863,7 +8843,7 @@
                   <pic:spPr bwMode="auto">
                     <a:xfrm>
                       <a:off x="0" y="0"/>
-                      <a:ext cx="4160520" cy="2632959"/>
+                      <a:ext cx="4160520" cy="2627404"/>
                     </a:xfrm>
                     <a:prstGeom prst="rect">
                       <a:avLst/>
@@ -10939,47 +10919,81 @@
         <w:t xml:space="preserve"> </w:t>
       </w:r>
       <w:r>
-        <w:t xml:space="preserve">(0.860 [0.802, 0.910] and 0.874 [0.822, 0.920], with flight-level bootstrap intervals confirming no substantial drop), while removing the tilt and stick boundary features (Step 4) reduces AUC modestly to 0.831. Thus, vehicle grouping</w:t>
-      </w:r>
-      <w:r>
-        <w:t xml:space="preserve"> </w:t>
-      </w:r>
-      <w:r>
-        <w:t xml:space="preserve">and window removal do not explain the cross-sectional gap. Instead, the collapse occurs when moving from cross-sectional</w:t>
-      </w:r>
-      <w:r>
-        <w:t xml:space="preserve"> </w:t>
-      </w:r>
-      <w:r>
-        <w:t xml:space="preserve">comparisons against other drones to</w:t>
-      </w:r>
-      <w:r>
-        <w:t xml:space="preserve"> </w:t>
-      </w:r>
-      <w:r>
-        <w:rPr>
-          <w:i/>
-          <w:iCs/>
-        </w:rPr>
-        <w:t xml:space="preserve">within-drone</w:t>
-      </w:r>
-      <w:r>
-        <w:t xml:space="preserve"> </w:t>
-      </w:r>
-      <w:r>
-        <w:t xml:space="preserve">evaluation across cohorts: on the 67 multi-flight drones with 372 flights (67 pre-crash flights cut 10 s before impact and 305 earlier flights), cross-sectional evaluation across flights yielded an AUC of 0.529 [0.453, 0.607] (Step 5), and within-drone Group-CV yielded 0.569</w:t>
-      </w:r>
-      <w:r>
-        <w:t xml:space="preserve"> </w:t>
-      </w:r>
-      <w:r>
-        <w:t xml:space="preserve">[0.493, 0.645] (Step 6; pairwise within-drone mean AUC 0.592 [0.516, 0.692]). All reported confidence intervals in Table 6 are derived from 2,000 flight-level bootstrap resamples over out-of-fold predictions to capture sampling variability across flights rather than cross-validation run variance. This is consistent with the hypothesis that high cross-sectional separation is driven by between-airframe confounding and operational flight envelope differences rather than</w:t>
-      </w:r>
-      <w:r>
-        <w:t xml:space="preserve"> </w:t>
-      </w:r>
-      <w:r>
-        <w:t xml:space="preserve">impending-crash precursors (operator identity was not modelled), in agreement with the within-drone rank test (</w:t>
+        <w:t xml:space="preserve">(0.860 [0.802, 0.910] and 0.874 [0.822, 0.920], with flight-level bootstrap intervals confirming no substantial drop), while removing tilt and stick boundary features (Step 4) reduces AUC modestly to 0.831. Thus, vehicle grouping folds, crash-window cuts, and boundary feature pruning do not explain the cross-sectional gap. Instead, the collapse occurs when changing the comparison population from other aircraft’s normal flights to the same aircraft’s earlier flights: on the 67 multi-flight drones with 372 flights (67 pre-crash flights cut 10 s before impact and 305 earlier flights), cross-sectional evaluation across flights yielded an AUC of 0.529 [0.453, 0.607] (Step 5), and within-drone Group-CV yielded 0.569 [0.493, 0.645] (Step 6; cluster bootstrap 95% CI across the 67 drone clusters: [0.500, 0.643]; pairwise within-drone mean AUC 0.592 [0.516, 0.692]). Crucially, the two final intervals overlap, and both span chance (0.50), demonstrating that no within-drone precursor signal is detectable; the cross-sectional versus within-drone cross-validation scheme made no detectable difference on this cohort. Rather, changing the comparison population from other aircraft’s normal flights to the same aircraft’s earlier flights lowered AUC from about 0.83–0.88 to 0.53–0.57. This is consistent with the hypothesis that high cross-sectional separation is driven by between-airframe confounding and operational flight envelope differences (in the discovery sample, flight duration alone separates crash from normal flights with AUC 0.662 at</w:t>
+      </w:r>
+      <w:r>
+        <w:t xml:space="preserve"> </w:t>
+      </w:r>
+      <m:oMath>
+        <m:r>
+          <m:t>m</m:t>
+        </m:r>
+        <m:r>
+          <m:rPr>
+            <m:sty m:val="p"/>
+          </m:rPr>
+          <m:t>=</m:t>
+        </m:r>
+        <m:r>
+          <m:t>0</m:t>
+        </m:r>
+      </m:oMath>
+      <w:r>
+        <w:t xml:space="preserve"> s and 0.634 at</w:t>
+      </w:r>
+      <w:r>
+        <w:t xml:space="preserve"> </w:t>
+      </w:r>
+      <m:oMath>
+        <m:r>
+          <m:t>m</m:t>
+        </m:r>
+        <m:r>
+          <m:rPr>
+            <m:sty m:val="p"/>
+          </m:rPr>
+          <m:t>=</m:t>
+        </m:r>
+        <m:r>
+          <m:t>10</m:t>
+        </m:r>
+      </m:oMath>
+      <w:r>
+        <w:t xml:space="preserve"> s; in the multi-flight cohort, earlier flights had an index duration requirement of</w:t>
+      </w:r>
+      <w:r>
+        <w:t xml:space="preserve"> </w:t>
+      </w:r>
+      <m:oMath>
+        <m:r>
+          <m:rPr>
+            <m:sty m:val="p"/>
+          </m:rPr>
+          <m:t>≥</m:t>
+        </m:r>
+        <m:r>
+          <m:t>30</m:t>
+        </m:r>
+      </m:oMath>
+      <w:r>
+        <w:t xml:space="preserve"> s while crash flights were included if</w:t>
+      </w:r>
+      <w:r>
+        <w:t xml:space="preserve"> </w:t>
+      </w:r>
+      <m:oMath>
+        <m:r>
+          <m:rPr>
+            <m:sty m:val="p"/>
+          </m:rPr>
+          <m:t>≥</m:t>
+        </m:r>
+        <m:r>
+          <m:t>5</m:t>
+        </m:r>
+      </m:oMath>
+      <w:r>
+        <w:t xml:space="preserve"> s), in agreement with the within-drone rank test (</w:t>
       </w:r>
       <m:oMath>
         <m:acc>
@@ -11019,7 +11033,7 @@
         <w:pStyle w:val="TableCaption"/>
       </w:pPr>
       <w:r>
-        <w:t xml:space="preserve">Table 6. Decomposition of model separation between crash and normal flights: sequential effect of grouping folds by vehicle ID, crash-window removal, removing tilt/stick envelope features, and within-drone evaluation across evaluation cohorts. All 95% CIs are flight-level bootstrap intervals (2,000 resamples).</w:t>
+        <w:t xml:space="preserve">Table 6. Decomposition of model separation between crash and normal flights: sequential effect of grouping folds by vehicle ID, crash-window removal, removing tilt/stick envelope features, and changing the comparison population to within-drone flights across evaluation cohorts. All 95% CIs are flight-level bootstrap intervals (2,000 resamples); cluster bootstrap 95% CI for Step 6 is [0.500, 0.643].</w:t>
       </w:r>
     </w:p>
     <w:tbl>
@@ -11027,7 +11041,7 @@
         <w:tblStyle w:val="Table"/>
         <w:tblW w:type="pct" w:w="5000"/>
         <w:tblLook w:firstRow="1" w:lastRow="0" w:firstColumn="0" w:lastColumn="0" w:noHBand="0" w:noVBand="0" w:val="0020"/>
-        <w:tblCaption w:val="Table 6. Decomposition of model separation between crash and normal flights: sequential effect of grouping folds by vehicle ID, crash-window removal, removing tilt/stick envelope features, and within-drone evaluation across evaluation cohorts. All 95% CIs are flight-level bootstrap intervals (2,000 resamples)."/>
+        <w:tblCaption w:val="Table 6. Decomposition of model separation between crash and normal flights: sequential effect of grouping folds by vehicle ID, crash-window removal, removing tilt/stick envelope features, and changing the comparison population to within-drone flights across evaluation cohorts. All 95% CIs are flight-level bootstrap intervals (2,000 resamples); cluster bootstrap 95% CI for Step 6 is [0.500, 0.643]."/>
         <w:tblBorders>
           <w:top w:val="single" w:sz="4" w:color="808080"/>
           <w:left w:val="single" w:sz="4" w:color="808080"/>
@@ -11637,12 +11651,53 @@
               </w:rPr>
               <w:t xml:space="preserve">0.569 [0.493, 0.645]</w:t>
             </w:r>
+            <m:oMath>
+              <m:sSup>
+                <m:e>
+                  <m:r>
+                    <m:t>​</m:t>
+                  </m:r>
+                </m:e>
+                <m:sup>
+                  <m:r>
+                    <m:rPr>
+                      <m:sty m:val="p"/>
+                    </m:rPr>
+                    <m:t>*</m:t>
+                  </m:r>
+                </m:sup>
+              </m:sSup>
+            </m:oMath>
           </w:p>
         </w:tc>
       </w:tr>
     </w:tbl>
     <w:bookmarkEnd w:id="39"/>
-    <w:p/>
+    <w:p>
+      <w:pPr>
+        <w:pStyle w:val="FirstParagraph"/>
+      </w:pPr>
+      <m:oMath>
+        <m:sSup>
+          <m:e>
+            <m:r>
+              <m:t>​</m:t>
+            </m:r>
+          </m:e>
+          <m:sup>
+            <m:r>
+              <m:rPr>
+                <m:sty m:val="p"/>
+              </m:rPr>
+              <m:t>*</m:t>
+            </m:r>
+          </m:sup>
+        </m:sSup>
+      </m:oMath>
+      <w:r>
+        <w:t xml:space="preserve">Cluster bootstrap 95% CI across the 67 drone clusters is [0.500, 0.643], spanning chance (0.50).</w:t>
+      </w:r>
+    </w:p>
     <w:bookmarkStart w:id="40" w:name="_332204dfa69e2fa6bf2a39cf9288ea52d0052a5"/>
     <w:p>
       <w:pPr>
@@ -13598,7 +13653,7 @@
         <w:t xml:space="preserve"> </w:t>
       </w:r>
       <w:r>
-        <w:t xml:space="preserve">54.0 inspections per crash) at the 10% flag rate. We emphasize that because the 107 reference controls (filling 124 slots across 20 strata) were drawn from the same archive pool as the matched sets, these figures reflect retrospective screening within the archive rather than an independently frozen reference. In all scenarios, vibration screening functions as a broad maintenance inspection filter rather than an operational crash warning.</w:t>
+        <w:t xml:space="preserve">54.0 inspections per crash) at the 10% flag rate. We emphasize that because the 107 reference controls (filling 124 slots across 20 strata with 17 controls reused across sets) were drawn from the same archive pool as the matched sets, and because the exact Bayes PPVs assume an operational 10% flag rate among non-crash drones rather than measuring realized flag rates across the entire 38,320-vehicle population, these PPV figures (2.26–2.43%) represent an exploratory illustration conditional on the assumed flag rate and discovery sensitivity (20 of 60) rather than an independently frozen population benchmark. In all scenarios, vibration screening functions as a broad maintenance inspection filter rather than an operational crash warning.</w:t>
       </w:r>
     </w:p>
     <w:bookmarkStart w:id="49" w:name="_9361c5dba1dea8da31b0aed692bc5b019a98a7f"/>
@@ -13610,7 +13665,7 @@
       <w:r>
         <w:drawing>
           <wp:inline>
-            <wp:extent cx="4160520" cy="2342580"/>
+            <wp:extent cx="4160520" cy="2384920"/>
             <wp:effectExtent b="0" l="0" r="0" t="0"/>
             <wp:docPr descr="" title="" id="47" name="Picture"/>
             <a:graphic>
@@ -13631,7 +13686,7 @@
                   <pic:spPr bwMode="auto">
                     <a:xfrm>
                       <a:off x="0" y="0"/>
-                      <a:ext cx="4160520" cy="2342580"/>
+                      <a:ext cx="4160520" cy="2384920"/>
                     </a:xfrm>
                     <a:prstGeom prst="rect">
                       <a:avLst/>
@@ -15184,7 +15239,7 @@
         <w:t xml:space="preserve"> </w:t>
       </w:r>
       <w:r>
-        <w:t xml:space="preserve">(Bayesian 95% credible interval 0.25–0.61 from independent Jeffreys beta posteriors; class-averaged Clopper–Pearson bounds 0.19–0.73, computed as the unweighted mean of the exact binomial 95% confidence intervals for aircraft recall [18/32: 37.6–74.3%] and pilot recall [1/5: 0.5–71.6%]). Because this wide interval contains both chance (0.50) and the declared pass mark (0.70), this independent evaluation is statistically inconclusive and cannot exclude agreement at the declared pass mark. When evaluated on the subset of 34 logs with complete telemetry required by the statistical models (30 aircraft, 4 pilot), the rule decided 29 cases (25 aircraft, 4 pilot), predicting aircraft in 15 of 25 aircraft and 4 of 4 pilot, yielding a balanced accuracy of</w:t>
+        <w:t xml:space="preserve">(Bayesian 95% credible interval 0.25–0.61 from independent Jeffreys beta posteriors; conservative class-averaged Clopper–Pearson bounds 0.19–0.73, formed as the unweighted mean of the separate exact binomial 95% confidence intervals for aircraft recall [18/32: 37.6–74.3%] and pilot recall [1/5: 0.5–71.6%]). Because this wide interval contains both chance (0.50) and the declared pass mark (0.70), this independent evaluation is statistically inconclusive and cannot exclude agreement at the declared pass mark. When evaluated on the subset of 34 logs with complete telemetry required by the statistical models (30 aircraft, 4 pilot), the rule decided 29 cases (25 aircraft, 4 pilot), predicting aircraft in 15 of 25 aircraft and 4 of 4 pilot, yielding a balanced accuracy of</w:t>
       </w:r>
       <w:r>
         <w:t xml:space="preserve"> </w:t>
@@ -15279,7 +15334,7 @@
         <w:t xml:space="preserve"> </w:t>
       </w:r>
       <w:r>
-        <w:t xml:space="preserve">in 27 of 30 aircraft logs (90.0%) and in all 4 pilot logs (0/4 pilot recall), defaulting strongly toward its aircraft training prior (75.7% prevalence; 112/148) for a balanced accuracy of</w:t>
+        <w:t xml:space="preserve">in 27 of 30 aircraft logs (90.0%) and in all 4 pilot logs (0/4 pilot recall; covering 4 of the 5 pilot logs because one lacked actuator or setpoint topics), defaulting strongly toward its aircraft training prior (75.7% prevalence; 112/148) for a balanced accuracy of</w:t>
       </w:r>
       <w:r>
         <w:t xml:space="preserve"> </w:t>
@@ -15381,7 +15436,7 @@
         </m:r>
       </m:oMath>
       <w:r>
-        <w:t xml:space="preserve">: 25 aircraft, 4 pilot), the logistic regression model achieved AUC 0.450 (95% bootstrap CI 0.185–0.715), confirming that overlap did not artificially inflate performance. Across both heuristic rules and statistical models, log-based attribution provides no discriminative attribution on independently diagnosed incidents. We emphasize the caveat</w:t>
+        <w:t xml:space="preserve">: 25 aircraft, 4 pilot), the logistic regression model achieved AUC 0.450 (95% bootstrap CI 0.185–0.715); given the wide confidence interval spanning from 0.185 to 0.715 on 29 logs, this evaluation provides no evidence of discrimination and remains inconclusive. Across both heuristic rules and statistical models on this sample, log-based telemetry attribution showed no discriminative agreement above chance. We emphasize the caveat</w:t>
       </w:r>
       <w:r>
         <w:t xml:space="preserve"> </w:t>
@@ -16459,7 +16514,7 @@
       <w:r>
         <w:drawing>
           <wp:inline>
-            <wp:extent cx="4160520" cy="2601925"/>
+            <wp:extent cx="4160520" cy="2603928"/>
             <wp:effectExtent b="0" l="0" r="0" t="0"/>
             <wp:docPr descr="" title="" id="58" name="Picture"/>
             <a:graphic>
@@ -16480,7 +16535,7 @@
                   <pic:spPr bwMode="auto">
                     <a:xfrm>
                       <a:off x="0" y="0"/>
-                      <a:ext cx="4160520" cy="2601925"/>
+                      <a:ext cx="4160520" cy="2603928"/>
                     </a:xfrm>
                     <a:prstGeom prst="rect">
                       <a:avLst/>
@@ -18501,7 +18556,7 @@
               <w:rPr>
                 <w:sz w:val="19"/>
               </w:rPr>
-              <w:t xml:space="preserve">Group-CV AUC 0.884; within-drone Group-CV 0.569 across cohorts (cross-sectional 0.529 on same 372 flights)</w:t>
+              <w:t xml:space="preserve">Changing comparison from other aircraft to same aircraft lowers AUC 0.83–0.88 to 0.53–0.57; CV design makes no detectable difference</w:t>
             </w:r>
           </w:p>
         </w:tc>
@@ -18739,7 +18794,7 @@
               <w:rPr>
                 <w:sz w:val="19"/>
               </w:rPr>
-              <w:t xml:space="preserve">Fleet PPV 2.26–2.43% (exact Bayes) at 10% flag rate (</w:t>
+              <w:t xml:space="preserve">Exploratory illustration: fleet PPV 2.26–2.43% (exact Bayes) at assumed 10% flag rate (</w:t>
             </w:r>
             <m:oMath>
               <m:r>
@@ -19019,7 +19074,7 @@
               <w:rPr>
                 <w:sz w:val="19"/>
               </w:rPr>
-              <w:t xml:space="preserve">Balanced accuracy 38.1% (exact CP 0.19–0.73); pilot recall 1/5</w:t>
+              <w:t xml:space="preserve">Balanced accuracy 38.1% (conservative CP 0.19–0.73); pilot recall 1/5; inconclusive</w:t>
             </w:r>
           </w:p>
         </w:tc>
@@ -19118,7 +19173,7 @@
         <w:pStyle w:val="BodyText"/>
       </w:pPr>
       <w:r>
-        <w:t xml:space="preserve">In accordance with our negative attribution results (Q1–Q2), the tool presents a structured, chronological event review reporting evidence quality (dilution of precision, sensor health, and mode transitions) while strictly abstaining from issuing automated pilot-versus-aircraft liability verdicts. Responding to the vibration finding (Q3), the tool ranks airframes longitudinally against comparable peers within the same fleet to prioritize the top decile (10%) for physical maintenance inspection (operational PPV 2.26–2.43% [exact Bayes], lift</w:t>
+        <w:t xml:space="preserve">In accordance with our negative attribution results (Q1–Q2), the tool presents a structured, chronological event review reporting evidence quality (dilution of precision, sensor health, and mode transitions) while strictly abstaining from issuing automated pilot-versus-aircraft liability verdicts. Responding to the vibration finding (Q3), the tool ranks airframes longitudinally against comparable peers within the same fleet to prioritize the top decile (10%) for physical maintenance inspection (exploratory illustration: PPV 2.26–2.43% [exact Bayes], lift</w:t>
       </w:r>
       <w:r>
         <w:t xml:space="preserve"> </w:t>
@@ -19135,7 +19190,10 @@
         </m:r>
       </m:oMath>
       <w:r>
-        <w:t xml:space="preserve">, 41–44 inspections per crash), rather than issuing per-flight crash alarms. Finally, to ensure evidentiary integrity over the lifecycle of each airframe, all reviews, approvals, and configuration checks are appended to a tamper-evident, Ed25519-signed record referencing SHA-256 digests of the original telemetry files.</w:t>
+        <w:t xml:space="preserve"> </w:t>
+      </w:r>
+      <w:r>
+        <w:t xml:space="preserve">at an assumed 10% flag rate, 41–44 inspections per crash), rather than issuing per-flight crash alarms. Finally, to ensure evidentiary integrity over the lifecycle of each airframe, all reviews, approvals, and configuration checks are appended to a tamper-evident, Ed25519-signed record referencing SHA-256 digests of the original telemetry files.</w:t>
       </w:r>
     </w:p>
     <w:bookmarkStart w:id="67" w:name="_4816a700d4290cff51a6fa69217ee9f1521b64f"/>
@@ -19489,7 +19547,7 @@
               <w:rPr>
                 <w:sz w:val="19"/>
               </w:rPr>
-              <w:t xml:space="preserve">Cross-sectional separation collapses from 0.88 to 0.57 under within-drone evaluation across cohorts (§6)</w:t>
+              <w:t xml:space="preserve">Changing comparison from other aircraft to same aircraft lowers AUC from 0.88 to 0.53–0.57 (§6)</w:t>
             </w:r>
           </w:p>
         </w:tc>
@@ -19670,7 +19728,7 @@
         <w:t xml:space="preserve"> </w:t>
       </w:r>
       <w:r>
-        <w:t xml:space="preserve">mark; pilot recall 1 of 5, exact Clopper–Pearson 95% CI 0.5–71.6%). Across the telemetry features, rules, models, and</w:t>
+        <w:t xml:space="preserve">mark; pilot recall 1 of 5, exact Clopper–Pearson 95% CI 0.5–71.6%; conservative class-averaged bound 0.19–0.73). Our prospectively declared negative result applies to linear models and decision stumps; exploratory depth-3 decision trees yielded cross-validated AUCs of 0.595–0.621 with upper confidence bounds near 0.73, and thus remain statistically inconclusive. Across the telemetry features, rules, models, and</w:t>
       </w:r>
       <w:r>
         <w:t xml:space="preserve"> </w:t>
@@ -19774,25 +19832,47 @@
         <w:t xml:space="preserve"> </w:t>
       </w:r>
       <w:r>
-        <w:t xml:space="preserve">While cross-sectional models showed high apparent separation (AUC 0.88), this was</w:t>
-      </w:r>
-      <w:r>
-        <w:t xml:space="preserve"> </w:t>
-      </w:r>
-      <w:r>
-        <w:t xml:space="preserve">likely influenced by airframe confounds and duration differences (duration alone yields AUC 0.662); within-drone evaluation</w:t>
-      </w:r>
-      <w:r>
-        <w:t xml:space="preserve"> </w:t>
-      </w:r>
-      <w:r>
-        <w:t xml:space="preserve">demonstrated substantial attenuation (AUC 0.569 across cohorts, with cross-sectional AUC 0.529 on the same 372 flights), confirming that longitudinal baseline comparison is</w:t>
-      </w:r>
-      <w:r>
-        <w:t xml:space="preserve"> </w:t>
-      </w:r>
-      <w:r>
-        <w:t xml:space="preserve">essential. Diagnostic checks were also</w:t>
+        <w:t xml:space="preserve">While cross-sectional models on the discovery sample showed high apparent separation (AUC 0.88), our decomposition demonstrated that vehicle-grouped cross-validation (0.884) and crash-window removal (0.860) made no detectable difference. Instead, changing the comparison population from other aircraft’s normal flights to the same aircraft’s earlier flights lowered AUC from about 0.83–0.88 to 0.53–0.57. On the identical 372 flights of the multi-flight cohort, cross-sectional evaluation (0.529 [0.453, 0.607]) and within-drone Group-CV (0.569 [0.493, 0.645]; cluster bootstrap 95% CI [0.500, 0.643]) yielded overlapping intervals that both span chance (0.50), confirming that no within-drone precursor signal is detectable. This indicates that high apparent cross-sectional separation was an artifact of between-airframe confounding and operational flight envelope differences (in the discovery sample, flight duration alone yields AUC 0.662 at</w:t>
+      </w:r>
+      <w:r>
+        <w:t xml:space="preserve"> </w:t>
+      </w:r>
+      <m:oMath>
+        <m:r>
+          <m:t>m</m:t>
+        </m:r>
+        <m:r>
+          <m:rPr>
+            <m:sty m:val="p"/>
+          </m:rPr>
+          <m:t>=</m:t>
+        </m:r>
+        <m:r>
+          <m:t>0</m:t>
+        </m:r>
+      </m:oMath>
+      <w:r>
+        <w:t xml:space="preserve"> s and 0.634 at</w:t>
+      </w:r>
+      <w:r>
+        <w:t xml:space="preserve"> </w:t>
+      </w:r>
+      <m:oMath>
+        <m:r>
+          <m:t>m</m:t>
+        </m:r>
+        <m:r>
+          <m:rPr>
+            <m:sty m:val="p"/>
+          </m:rPr>
+          <m:t>=</m:t>
+        </m:r>
+        <m:r>
+          <m:t>10</m:t>
+        </m:r>
+      </m:oMath>
+      <w:r>
+        <w:t xml:space="preserve"> s), establishing that diagnostic models must be evaluated against an airframe’s own longitudinal baseline rather than cross-sectional fleet averages. Diagnostic checks were also</w:t>
       </w:r>
       <w:r>
         <w:t xml:space="preserve"> </w:t>
@@ -20213,7 +20293,7 @@
         <w:t xml:space="preserve"> </w:t>
       </w:r>
       <w:r>
-        <w:t xml:space="preserve">detected crash), and the top quartile with PPV 1.37–1.48% (lift</w:t>
+        <w:t xml:space="preserve">detected crash; exploratory illustration at an assumed 10% flag rate conditional on the 107 reference controls), and the top quartile with PPV 1.37–1.48% (lift</w:t>
       </w:r>
       <w:r>
         <w:t xml:space="preserve"> </w:t>
@@ -20649,7 +20729,7 @@
         <w:t xml:space="preserve"> </w:t>
       </w:r>
       <w:r>
-        <w:t xml:space="preserve">that revealed an overall error rate of 48.6% on decided cases (balanced accuracy 0.381, exact 95% Clopper–Pearson bound 0.19–0.73, Bayesian 95% CrI 0.25–0.61;</w:t>
+        <w:t xml:space="preserve">that revealed an overall error rate of 48.6% on decided cases (balanced accuracy 0.381, conservative 95% Clopper–Pearson bound 0.19–0.73, Bayesian 95% CrI 0.25–0.61;</w:t>
       </w:r>
       <w:r>
         <w:t xml:space="preserve"> </w:t>
@@ -20777,7 +20857,7 @@
         <w:t xml:space="preserve"> </w:t>
       </w:r>
       <w:r>
-        <w:t xml:space="preserve">The crash moment is estimated; exploratory sensitivity checks across alternative pitch and roll tilt thresholds confirmed that the within-drone result did not depend on the specific cutoff (mean scaled rank for rate-tracking error was 0.46 at 45</w:t>
+        <w:t xml:space="preserve">The crash moment is estimated; exploratory sensitivity checks across alternative pitch and roll tilt thresholds confirmed that the within-drone vibration result did not depend on the specific cutoff: 56 drones at 45</w:t>
       </w:r>
       <m:oMath>
         <m:sSup>
@@ -20797,7 +20877,52 @@
         </m:sSup>
       </m:oMath>
       <w:r>
-        <w:t xml:space="preserve">, 0.48 at 60</w:t>
+        <w:t xml:space="preserve"> </w:t>
+      </w:r>
+      <w:r>
+        <w:t xml:space="preserve">(</w:t>
+      </w:r>
+      <m:oMath>
+        <m:acc>
+          <m:accPr>
+            <m:chr m:val="‾"/>
+          </m:accPr>
+          <m:e>
+            <m:r>
+              <m:t>r</m:t>
+            </m:r>
+          </m:e>
+        </m:acc>
+        <m:r>
+          <m:rPr>
+            <m:sty m:val="p"/>
+          </m:rPr>
+          <m:t>=</m:t>
+        </m:r>
+        <m:r>
+          <m:t>0.46</m:t>
+        </m:r>
+        <m:r>
+          <m:rPr>
+            <m:sty m:val="p"/>
+          </m:rPr>
+          <m:t>,</m:t>
+        </m:r>
+        <m:r>
+          <m:t>p</m:t>
+        </m:r>
+        <m:r>
+          <m:rPr>
+            <m:sty m:val="p"/>
+          </m:rPr>
+          <m:t>=</m:t>
+        </m:r>
+        <m:r>
+          <m:t>0.79</m:t>
+        </m:r>
+      </m:oMath>
+      <w:r>
+        <w:t xml:space="preserve">), 61 drones at 60</w:t>
       </w:r>
       <m:oMath>
         <m:sSup>
@@ -20817,7 +20942,52 @@
         </m:sSup>
       </m:oMath>
       <w:r>
-        <w:t xml:space="preserve">, and 0.50 at 75</w:t>
+        <w:t xml:space="preserve"> </w:t>
+      </w:r>
+      <w:r>
+        <w:t xml:space="preserve">(</w:t>
+      </w:r>
+      <m:oMath>
+        <m:acc>
+          <m:accPr>
+            <m:chr m:val="‾"/>
+          </m:accPr>
+          <m:e>
+            <m:r>
+              <m:t>r</m:t>
+            </m:r>
+          </m:e>
+        </m:acc>
+        <m:r>
+          <m:rPr>
+            <m:sty m:val="p"/>
+          </m:rPr>
+          <m:t>=</m:t>
+        </m:r>
+        <m:r>
+          <m:t>0.48</m:t>
+        </m:r>
+        <m:r>
+          <m:rPr>
+            <m:sty m:val="p"/>
+          </m:rPr>
+          <m:t>,</m:t>
+        </m:r>
+        <m:r>
+          <m:t>p</m:t>
+        </m:r>
+        <m:r>
+          <m:rPr>
+            <m:sty m:val="p"/>
+          </m:rPr>
+          <m:t>=</m:t>
+        </m:r>
+        <m:r>
+          <m:t>0.67</m:t>
+        </m:r>
+      </m:oMath>
+      <w:r>
+        <w:t xml:space="preserve">), and 64 drones at 75</w:t>
       </w:r>
       <m:oMath>
         <m:sSup>
@@ -20837,284 +21007,10 @@
         </m:sSup>
       </m:oMath>
       <w:r>
-        <w:t xml:space="preserve">, all</w:t>
-      </w:r>
-      <w:r>
-        <w:t xml:space="preserve"> </w:t>
-      </w:r>
-      <m:oMath>
-        <m:r>
-          <m:t>p</m:t>
-        </m:r>
-        <m:r>
-          <m:rPr>
-            <m:sty m:val="p"/>
-          </m:rPr>
-          <m:t>≥</m:t>
-        </m:r>
-        <m:r>
-          <m:t>0.53</m:t>
-        </m:r>
-      </m:oMath>
-      <w:r>
-        <w:t xml:space="preserve">). The</w:t>
-      </w:r>
-      <w:r>
-        <w:t xml:space="preserve"> </w:t>
-      </w:r>
-      <w:r>
-        <w:t xml:space="preserve">between-drone effect was shown mainly with the older vibration estimate and was not confirmed on the newer metric</w:t>
-      </w:r>
-      <w:r>
-        <w:t xml:space="preserve"> </w:t>
-      </w:r>
-      <w:r>
-        <w:t xml:space="preserve">in a declared replication with 19 usable sets; this main positive result needs stronger replication on newer firmware.</w:t>
-      </w:r>
-    </w:p>
-    <w:p>
-      <w:pPr>
-        <w:pStyle w:val="BodyText"/>
-      </w:pPr>
-      <w:r>
-        <w:rPr>
-          <w:b/>
-          <w:bCs/>
-        </w:rPr>
-        <w:t xml:space="preserve">Protocols and registration.</w:t>
-      </w:r>
-      <w:r>
-        <w:t xml:space="preserve"> </w:t>
-      </w:r>
-      <w:r>
-        <w:t xml:space="preserve">Protocols were declared and committed to version control in advance of</w:t>
-      </w:r>
-      <w:r>
-        <w:t xml:space="preserve"> </w:t>
-      </w:r>
-      <w:r>
-        <w:t xml:space="preserve">analysis, and archived snapshots were deposited in Software Heritage (</w:t>
-      </w:r>
-      <w:r>
-        <w:rPr>
-          <w:rStyle w:val="VerbatimChar"/>
-        </w:rPr>
-        <w:t xml:space="preserve">swh:1:rev:bad06ff1256865c7e63d44389aac174e0281291d</w:t>
-      </w:r>
-      <w:r>
-        <w:t xml:space="preserve">,</w:t>
-      </w:r>
-      <w:r>
-        <w:t xml:space="preserve"> </w:t>
-      </w:r>
-      <w:r>
-        <w:rPr>
-          <w:rStyle w:val="VerbatimChar"/>
-        </w:rPr>
-        <w:t xml:space="preserve">swh:1:rev:bbdd0420de4547ac7d67b84165292a46237b604d</w:t>
-      </w:r>
-      <w:r>
-        <w:t xml:space="preserve">,</w:t>
-      </w:r>
-      <w:r>
-        <w:t xml:space="preserve"> </w:t>
-      </w:r>
-      <w:r>
-        <w:rPr>
-          <w:rStyle w:val="VerbatimChar"/>
-        </w:rPr>
-        <w:t xml:space="preserve">swh:1:rev:624dd694e0d207dd9c44b1c9550faaf04453bc56</w:t>
-      </w:r>
-      <w:r>
-        <w:t xml:space="preserve">, and</w:t>
-      </w:r>
-      <w:r>
-        <w:t xml:space="preserve"> </w:t>
-      </w:r>
-      <w:r>
-        <w:rPr>
-          <w:rStyle w:val="VerbatimChar"/>
-        </w:rPr>
-        <w:t xml:space="preserve">swh:1:rev:3a9aa89417fa9ea2a2334e3a4794e2358fb713ee</w:t>
-      </w:r>
-      <w:r>
-        <w:t xml:space="preserve">); however, commit timestamps in self-hosted git remain</w:t>
-      </w:r>
-      <w:r>
-        <w:t xml:space="preserve"> </w:t>
-      </w:r>
-      <w:r>
-        <w:t xml:space="preserve">author-controlled, distinguishing declared protocols from formal third-party timestamped registries (such as the Open Science</w:t>
-      </w:r>
-      <w:r>
-        <w:t xml:space="preserve"> </w:t>
-      </w:r>
-      <w:r>
-        <w:t xml:space="preserve">Framework). One amendment (lifting the within-drone firmware filter) was data-dependent after observing sample starvation (</w:t>
-      </w:r>
-      <m:oMath>
-        <m:r>
-          <m:t>n</m:t>
-        </m:r>
-        <m:r>
-          <m:rPr>
-            <m:sty m:val="p"/>
-          </m:rPr>
-          <m:t>=</m:t>
-        </m:r>
-        <m:r>
-          <m:t>12</m:t>
-        </m:r>
-      </m:oMath>
-      <w:r>
-        <w:t xml:space="preserve"> </w:t>
-      </w:r>
-      <w:r>
-        <w:t xml:space="preserve">under the initial</w:t>
-      </w:r>
-      <w:r>
-        <w:t xml:space="preserve"> </w:t>
-      </w:r>
-      <m:oMath>
-        <m:r>
-          <m:rPr>
-            <m:sty m:val="p"/>
-          </m:rPr>
-          <m:t>≥</m:t>
-        </m:r>
-        <m:r>
-          <m:t>1.10</m:t>
-        </m:r>
-      </m:oMath>
-      <w:r>
-        <w:t xml:space="preserve"> </w:t>
-      </w:r>
-      <w:r>
-        <w:t xml:space="preserve">filter).</w:t>
-      </w:r>
-    </w:p>
-    <w:p>
-      <w:pPr>
-        <w:pStyle w:val="BodyText"/>
-      </w:pPr>
-      <w:r>
-        <w:rPr>
-          <w:b/>
-          <w:bCs/>
-        </w:rPr>
-        <w:t xml:space="preserve">Features.</w:t>
-      </w:r>
-      <w:r>
-        <w:t xml:space="preserve"> </w:t>
-      </w:r>
-      <w:r>
-        <w:t xml:space="preserve">Summary features over the whole window (percentiles, shares of time, RMS) were used;</w:t>
-      </w:r>
-      <w:r>
-        <w:t xml:space="preserve"> </w:t>
-      </w:r>
-      <w:r>
-        <w:t xml:space="preserve">sequence models or frequency-domain IMU features might capture short precursors that summaries miss. This was not</w:t>
-      </w:r>
-      <w:r>
-        <w:t xml:space="preserve"> </w:t>
-      </w:r>
-      <w:r>
-        <w:t xml:space="preserve">tested.</w:t>
-      </w:r>
-    </w:p>
-    <w:p>
-      <w:pPr>
-        <w:pStyle w:val="BodyText"/>
-      </w:pPr>
-      <w:r>
-        <w:rPr>
-          <w:b/>
-          <w:bCs/>
-        </w:rPr>
-        <w:t xml:space="preserve">Attrition.</w:t>
-      </w:r>
-      <w:r>
-        <w:t xml:space="preserve"> </w:t>
-      </w:r>
-      <w:r>
-        <w:t xml:space="preserve">Across 148 real crash threads, download attempts yielded 43 downloadable logs; exactly 35 of the</w:t>
-      </w:r>
-      <w:r>
-        <w:t xml:space="preserve"> </w:t>
-      </w:r>
-      <w:r>
-        <w:t xml:space="preserve">73 threads with checkable expert aircraft diagnoses had downloadable logs (12 tuning, 5 vibration, 5 GPS, 9 motor, 4 battery), so several diagnostic comparisons</w:t>
-      </w:r>
-      <w:r>
-        <w:t xml:space="preserve"> </w:t>
-      </w:r>
-      <w:r>
-        <w:t xml:space="preserve">in Table 8 have very small sample sizes (</w:t>
-      </w:r>
-      <m:oMath>
-        <m:r>
-          <m:t>n</m:t>
-        </m:r>
-        <m:r>
-          <m:rPr>
-            <m:sty m:val="p"/>
-          </m:rPr>
-          <m:t>=</m:t>
-        </m:r>
-        <m:r>
-          <m:t>2</m:t>
-        </m:r>
-      </m:oMath>
-      <w:r>
-        <w:t xml:space="preserve"> </w:t>
-      </w:r>
-      <w:r>
-        <w:t xml:space="preserve">to</w:t>
-      </w:r>
-      <w:r>
-        <w:t xml:space="preserve"> </w:t>
-      </w:r>
-      <m:oMath>
-        <m:r>
-          <m:t>9</m:t>
-        </m:r>
-      </m:oMath>
-      <w:r>
-        <w:t xml:space="preserve">); its results are indicative rather than definitive.</w:t>
-      </w:r>
-    </w:p>
-    <w:p>
-      <w:pPr>
-        <w:pStyle w:val="BodyText"/>
-      </w:pPr>
-      <w:r>
-        <w:rPr>
-          <w:b/>
-          <w:bCs/>
-        </w:rPr>
-        <w:t xml:space="preserve">Power and sizing.</w:t>
-      </w:r>
-      <w:r>
-        <w:t xml:space="preserve"> </w:t>
-      </w:r>
-      <w:r>
-        <w:t xml:space="preserve">Some comparisons are small (14 pilot-caused matched sets, 12 sets with the newer vibration metric,</w:t>
-      </w:r>
-      <w:r>
-        <w:t xml:space="preserve"> </w:t>
-      </w:r>
-      <w:r>
-        <w:t xml:space="preserve">five vibration-diagnosed logs). Null results there are not evidence of no effect. For the newer accelerometer vibration metric,</w:t>
-      </w:r>
-      <w:r>
-        <w:t xml:space="preserve"> </w:t>
-      </w:r>
-      <w:r>
-        <w:t xml:space="preserve">the independent sample of 10 new cases yielded</w:t>
-      </w:r>
-      <w:r>
-        <w:t xml:space="preserve"> </w:t>
+        <w:t xml:space="preserve"> </w:t>
+      </w:r>
+      <w:r>
+        <w:t xml:space="preserve">(</w:t>
       </w:r>
       <m:oMath>
         <m:acc>
@@ -21136,14 +21032,12 @@
         <m:r>
           <m:t>0.50</m:t>
         </m:r>
-      </m:oMath>
-      <w:r>
-        <w:t xml:space="preserve"> </w:t>
-      </w:r>
-      <w:r>
-        <w:t xml:space="preserve">(</w:t>
-      </w:r>
-      <m:oMath>
+        <m:r>
+          <m:rPr>
+            <m:sty m:val="p"/>
+          </m:rPr>
+          <m:t>,</m:t>
+        </m:r>
         <m:r>
           <m:t>p</m:t>
         </m:r>
@@ -21154,11 +21048,349 @@
           <m:t>=</m:t>
         </m:r>
         <m:r>
-          <m:t>0.5760</m:t>
-        </m:r>
-      </m:oMath>
-      <w:r>
-        <w:t xml:space="preserve">), and the pooled 19 sets yielded</w:t>
+          <m:t>0.54</m:t>
+        </m:r>
+      </m:oMath>
+      <w:r>
+        <w:t xml:space="preserve">). The</w:t>
+      </w:r>
+      <w:r>
+        <w:t xml:space="preserve"> </w:t>
+      </w:r>
+      <w:r>
+        <w:t xml:space="preserve">between-drone effect was shown mainly with the older vibration estimate and was not confirmed on the newer metric</w:t>
+      </w:r>
+      <w:r>
+        <w:t xml:space="preserve"> </w:t>
+      </w:r>
+      <w:r>
+        <w:t xml:space="preserve">in a declared replication with 19 usable sets; this main positive result needs stronger replication on newer firmware.</w:t>
+      </w:r>
+    </w:p>
+    <w:p>
+      <w:pPr>
+        <w:pStyle w:val="BodyText"/>
+      </w:pPr>
+      <w:r>
+        <w:rPr>
+          <w:b/>
+          <w:bCs/>
+        </w:rPr>
+        <w:t xml:space="preserve">Protocols and registration.</w:t>
+      </w:r>
+      <w:r>
+        <w:t xml:space="preserve"> </w:t>
+      </w:r>
+      <w:r>
+        <w:t xml:space="preserve">Protocols were declared and committed to version control in advance of</w:t>
+      </w:r>
+      <w:r>
+        <w:t xml:space="preserve"> </w:t>
+      </w:r>
+      <w:r>
+        <w:t xml:space="preserve">analysis (confirmatory tests committed 20–24 October 2026:</w:t>
+      </w:r>
+      <w:r>
+        <w:t xml:space="preserve"> </w:t>
+      </w:r>
+      <w:r>
+        <w:rPr>
+          <w:rStyle w:val="VerbatimChar"/>
+        </w:rPr>
+        <w:t xml:space="preserve">63bc72e</w:t>
+      </w:r>
+      <w:r>
+        <w:t xml:space="preserve">,</w:t>
+      </w:r>
+      <w:r>
+        <w:t xml:space="preserve"> </w:t>
+      </w:r>
+      <w:r>
+        <w:rPr>
+          <w:rStyle w:val="VerbatimChar"/>
+        </w:rPr>
+        <w:t xml:space="preserve">af6fab2</w:t>
+      </w:r>
+      <w:r>
+        <w:t xml:space="preserve">,</w:t>
+      </w:r>
+      <w:r>
+        <w:t xml:space="preserve"> </w:t>
+      </w:r>
+      <w:r>
+        <w:rPr>
+          <w:rStyle w:val="VerbatimChar"/>
+        </w:rPr>
+        <w:t xml:space="preserve">4475c8c</w:t>
+      </w:r>
+      <w:r>
+        <w:t xml:space="preserve">,</w:t>
+      </w:r>
+      <w:r>
+        <w:t xml:space="preserve"> </w:t>
+      </w:r>
+      <w:r>
+        <w:rPr>
+          <w:rStyle w:val="VerbatimChar"/>
+        </w:rPr>
+        <w:t xml:space="preserve">0c8ee47</w:t>
+      </w:r>
+      <w:r>
+        <w:t xml:space="preserve">,</w:t>
+      </w:r>
+      <w:r>
+        <w:t xml:space="preserve"> </w:t>
+      </w:r>
+      <w:r>
+        <w:rPr>
+          <w:rStyle w:val="VerbatimChar"/>
+        </w:rPr>
+        <w:t xml:space="preserve">d5d56c7</w:t>
+      </w:r>
+      <w:r>
+        <w:t xml:space="preserve">,</w:t>
+      </w:r>
+      <w:r>
+        <w:t xml:space="preserve"> </w:t>
+      </w:r>
+      <w:r>
+        <w:rPr>
+          <w:rStyle w:val="VerbatimChar"/>
+        </w:rPr>
+        <w:t xml:space="preserve">8b417d2</w:t>
+      </w:r>
+      <w:r>
+        <w:t xml:space="preserve">,</w:t>
+      </w:r>
+      <w:r>
+        <w:t xml:space="preserve"> </w:t>
+      </w:r>
+      <w:r>
+        <w:rPr>
+          <w:rStyle w:val="VerbatimChar"/>
+        </w:rPr>
+        <w:t xml:space="preserve">d7a6574</w:t>
+      </w:r>
+      <w:r>
+        <w:t xml:space="preserve">; run 20–24 October 2026), and archived snapshots were deposited in Software Heritage (</w:t>
+      </w:r>
+      <w:r>
+        <w:rPr>
+          <w:rStyle w:val="VerbatimChar"/>
+        </w:rPr>
+        <w:t xml:space="preserve">swh:1:rev:bad06ff1256865c7e63d44389aac174e0281291d</w:t>
+      </w:r>
+      <w:r>
+        <w:t xml:space="preserve">,</w:t>
+      </w:r>
+      <w:r>
+        <w:t xml:space="preserve"> </w:t>
+      </w:r>
+      <w:r>
+        <w:rPr>
+          <w:rStyle w:val="VerbatimChar"/>
+        </w:rPr>
+        <w:t xml:space="preserve">swh:1:rev:bbdd0420de4547ac7d67b84165292a46237b604d</w:t>
+      </w:r>
+      <w:r>
+        <w:t xml:space="preserve">,</w:t>
+      </w:r>
+      <w:r>
+        <w:t xml:space="preserve"> </w:t>
+      </w:r>
+      <w:r>
+        <w:rPr>
+          <w:rStyle w:val="VerbatimChar"/>
+        </w:rPr>
+        <w:t xml:space="preserve">swh:1:rev:624dd694e0d207dd9c44b1c9550faaf04453bc56</w:t>
+      </w:r>
+      <w:r>
+        <w:t xml:space="preserve">, and</w:t>
+      </w:r>
+      <w:r>
+        <w:t xml:space="preserve"> </w:t>
+      </w:r>
+      <w:r>
+        <w:rPr>
+          <w:rStyle w:val="VerbatimChar"/>
+        </w:rPr>
+        <w:t xml:space="preserve">swh:1:rev:3a9aa89417fa9ea2a2334e3a4794e2358fb713ee</w:t>
+      </w:r>
+      <w:r>
+        <w:t xml:space="preserve">); however, because the earliest Software Heritage capture dates from 25 October 2026, commit timestamps prior to 25 October in self-hosted git remain</w:t>
+      </w:r>
+      <w:r>
+        <w:t xml:space="preserve"> </w:t>
+      </w:r>
+      <w:r>
+        <w:t xml:space="preserve">author-controlled, distinguishing declared protocols from formal third-party timestamped registries (such as the Open Science</w:t>
+      </w:r>
+      <w:r>
+        <w:t xml:space="preserve"> </w:t>
+      </w:r>
+      <w:r>
+        <w:t xml:space="preserve">Framework). One amendment (lifting the within-drone firmware filter) was data-dependent after observing sample starvation (</w:t>
+      </w:r>
+      <m:oMath>
+        <m:r>
+          <m:t>n</m:t>
+        </m:r>
+        <m:r>
+          <m:rPr>
+            <m:sty m:val="p"/>
+          </m:rPr>
+          <m:t>=</m:t>
+        </m:r>
+        <m:r>
+          <m:t>12</m:t>
+        </m:r>
+      </m:oMath>
+      <w:r>
+        <w:t xml:space="preserve"> </w:t>
+      </w:r>
+      <w:r>
+        <w:t xml:space="preserve">under the initial</w:t>
+      </w:r>
+      <w:r>
+        <w:t xml:space="preserve"> </w:t>
+      </w:r>
+      <m:oMath>
+        <m:r>
+          <m:rPr>
+            <m:sty m:val="p"/>
+          </m:rPr>
+          <m:t>≥</m:t>
+        </m:r>
+        <m:r>
+          <m:t>1.10</m:t>
+        </m:r>
+      </m:oMath>
+      <w:r>
+        <w:t xml:space="preserve"> </w:t>
+      </w:r>
+      <w:r>
+        <w:t xml:space="preserve">filter).</w:t>
+      </w:r>
+    </w:p>
+    <w:p>
+      <w:pPr>
+        <w:pStyle w:val="BodyText"/>
+      </w:pPr>
+      <w:r>
+        <w:rPr>
+          <w:b/>
+          <w:bCs/>
+        </w:rPr>
+        <w:t xml:space="preserve">Features.</w:t>
+      </w:r>
+      <w:r>
+        <w:t xml:space="preserve"> </w:t>
+      </w:r>
+      <w:r>
+        <w:t xml:space="preserve">Summary features over the whole window (percentiles, shares of time, RMS) were used;</w:t>
+      </w:r>
+      <w:r>
+        <w:t xml:space="preserve"> </w:t>
+      </w:r>
+      <w:r>
+        <w:t xml:space="preserve">sequence models or frequency-domain IMU features might capture short precursors that summaries miss. This was not</w:t>
+      </w:r>
+      <w:r>
+        <w:t xml:space="preserve"> </w:t>
+      </w:r>
+      <w:r>
+        <w:t xml:space="preserve">tested.</w:t>
+      </w:r>
+    </w:p>
+    <w:p>
+      <w:pPr>
+        <w:pStyle w:val="BodyText"/>
+      </w:pPr>
+      <w:r>
+        <w:rPr>
+          <w:b/>
+          <w:bCs/>
+        </w:rPr>
+        <w:t xml:space="preserve">Attrition.</w:t>
+      </w:r>
+      <w:r>
+        <w:t xml:space="preserve"> </w:t>
+      </w:r>
+      <w:r>
+        <w:t xml:space="preserve">Across 148 real crash threads, download attempts yielded 43 downloadable logs; exactly 35 of the</w:t>
+      </w:r>
+      <w:r>
+        <w:t xml:space="preserve"> </w:t>
+      </w:r>
+      <w:r>
+        <w:t xml:space="preserve">73 threads with checkable expert aircraft diagnoses had downloadable logs (12 tuning, 5 vibration, 5 GPS, 9 motor, 4 battery), so several diagnostic comparisons</w:t>
+      </w:r>
+      <w:r>
+        <w:t xml:space="preserve"> </w:t>
+      </w:r>
+      <w:r>
+        <w:t xml:space="preserve">in Table 8 have very small sample sizes (</w:t>
+      </w:r>
+      <m:oMath>
+        <m:r>
+          <m:t>n</m:t>
+        </m:r>
+        <m:r>
+          <m:rPr>
+            <m:sty m:val="p"/>
+          </m:rPr>
+          <m:t>=</m:t>
+        </m:r>
+        <m:r>
+          <m:t>2</m:t>
+        </m:r>
+      </m:oMath>
+      <w:r>
+        <w:t xml:space="preserve"> </w:t>
+      </w:r>
+      <w:r>
+        <w:t xml:space="preserve">to</w:t>
+      </w:r>
+      <w:r>
+        <w:t xml:space="preserve"> </w:t>
+      </w:r>
+      <m:oMath>
+        <m:r>
+          <m:t>9</m:t>
+        </m:r>
+      </m:oMath>
+      <w:r>
+        <w:t xml:space="preserve">); its results are indicative rather than definitive.</w:t>
+      </w:r>
+    </w:p>
+    <w:p>
+      <w:pPr>
+        <w:pStyle w:val="BodyText"/>
+      </w:pPr>
+      <w:r>
+        <w:rPr>
+          <w:b/>
+          <w:bCs/>
+        </w:rPr>
+        <w:t xml:space="preserve">Power and sizing.</w:t>
+      </w:r>
+      <w:r>
+        <w:t xml:space="preserve"> </w:t>
+      </w:r>
+      <w:r>
+        <w:t xml:space="preserve">Some comparisons are small (14 pilot-caused matched sets, 12 sets with the newer vibration metric,</w:t>
+      </w:r>
+      <w:r>
+        <w:t xml:space="preserve"> </w:t>
+      </w:r>
+      <w:r>
+        <w:t xml:space="preserve">five vibration-diagnosed logs). Null results there are not evidence of no effect. For the newer accelerometer vibration metric,</w:t>
+      </w:r>
+      <w:r>
+        <w:t xml:space="preserve"> </w:t>
+      </w:r>
+      <w:r>
+        <w:t xml:space="preserve">the independent sample of 10 new cases yielded</w:t>
       </w:r>
       <w:r>
         <w:t xml:space="preserve"> </w:t>
@@ -21181,7 +21413,7 @@
           <m:t>=</m:t>
         </m:r>
         <m:r>
-          <m:t>0.58</m:t>
+          <m:t>0.50</m:t>
         </m:r>
       </m:oMath>
       <w:r>
@@ -21201,34 +21433,11 @@
           <m:t>=</m:t>
         </m:r>
         <m:r>
-          <m:t>0.251</m:t>
-        </m:r>
-      </m:oMath>
-      <w:r>
-        <w:t xml:space="preserve">). Statistical design power at</w:t>
-      </w:r>
-      <w:r>
-        <w:t xml:space="preserve"> </w:t>
-      </w:r>
-      <m:oMath>
-        <m:r>
-          <m:t>N</m:t>
-        </m:r>
-        <m:r>
-          <m:rPr>
-            <m:sty m:val="p"/>
-          </m:rPr>
-          <m:t>=</m:t>
-        </m:r>
-        <m:r>
-          <m:t>19</m:t>
-        </m:r>
-      </m:oMath>
-      <w:r>
-        <w:t xml:space="preserve"> </w:t>
-      </w:r>
-      <w:r>
-        <w:t xml:space="preserve">for an assumed effect of</w:t>
+          <m:t>0.5760</m:t>
+        </m:r>
+      </m:oMath>
+      <w:r>
+        <w:t xml:space="preserve">), and the pooled 19 sets yielded</w:t>
       </w:r>
       <w:r>
         <w:t xml:space="preserve"> </w:t>
@@ -21251,14 +21460,54 @@
           <m:t>=</m:t>
         </m:r>
         <m:r>
-          <m:t>0.67</m:t>
-        </m:r>
-      </m:oMath>
-      <w:r>
-        <w:t xml:space="preserve"> </w:t>
-      </w:r>
-      <w:r>
-        <w:t xml:space="preserve">was 0.379 (and 0.118 if</w:t>
+          <m:t>0.58</m:t>
+        </m:r>
+      </m:oMath>
+      <w:r>
+        <w:t xml:space="preserve"> </w:t>
+      </w:r>
+      <w:r>
+        <w:t xml:space="preserve">(</w:t>
+      </w:r>
+      <m:oMath>
+        <m:r>
+          <m:t>p</m:t>
+        </m:r>
+        <m:r>
+          <m:rPr>
+            <m:sty m:val="p"/>
+          </m:rPr>
+          <m:t>=</m:t>
+        </m:r>
+        <m:r>
+          <m:t>0.251</m:t>
+        </m:r>
+      </m:oMath>
+      <w:r>
+        <w:t xml:space="preserve">). Statistical design power at</w:t>
+      </w:r>
+      <w:r>
+        <w:t xml:space="preserve"> </w:t>
+      </w:r>
+      <m:oMath>
+        <m:r>
+          <m:t>N</m:t>
+        </m:r>
+        <m:r>
+          <m:rPr>
+            <m:sty m:val="p"/>
+          </m:rPr>
+          <m:t>=</m:t>
+        </m:r>
+        <m:r>
+          <m:t>19</m:t>
+        </m:r>
+      </m:oMath>
+      <w:r>
+        <w:t xml:space="preserve"> </w:t>
+      </w:r>
+      <w:r>
+        <w:t xml:space="preserve">for an assumed effect of</w:t>
       </w:r>
       <w:r>
         <w:t xml:space="preserve"> </w:t>
@@ -21281,17 +21530,14 @@
           <m:t>=</m:t>
         </m:r>
         <m:r>
-          <m:t>0.58</m:t>
-        </m:r>
-      </m:oMath>
-      <w:r>
-        <w:t xml:space="preserve">).</w:t>
-      </w:r>
-      <w:r>
-        <w:t xml:space="preserve"> </w:t>
-      </w:r>
-      <w:r>
-        <w:t xml:space="preserve">Detecting</w:t>
+          <m:t>0.67</m:t>
+        </m:r>
+      </m:oMath>
+      <w:r>
+        <w:t xml:space="preserve"> </w:t>
+      </w:r>
+      <w:r>
+        <w:t xml:space="preserve">was 0.379 (and 0.118 if</w:t>
       </w:r>
       <w:r>
         <w:t xml:space="preserve"> </w:t>
@@ -21314,20 +21560,17 @@
           <m:t>=</m:t>
         </m:r>
         <m:r>
-          <m:t>0.67</m:t>
-        </m:r>
-      </m:oMath>
-      <w:r>
-        <w:t xml:space="preserve"> </w:t>
-      </w:r>
-      <w:r>
-        <w:t xml:space="preserve">with 80% power requires 55 sets assuming the discovery effect was uninflated, but if winner’s curse</w:t>
-      </w:r>
-      <w:r>
-        <w:t xml:space="preserve"> </w:t>
-      </w:r>
-      <w:r>
-        <w:t xml:space="preserve">inflated the initial estimate and the true effect is</w:t>
+          <m:t>0.58</m:t>
+        </m:r>
+      </m:oMath>
+      <w:r>
+        <w:t xml:space="preserve">).</w:t>
+      </w:r>
+      <w:r>
+        <w:t xml:space="preserve"> </w:t>
+      </w:r>
+      <w:r>
+        <w:t xml:space="preserve">Detecting</w:t>
       </w:r>
       <w:r>
         <w:t xml:space="preserve"> </w:t>
@@ -21350,6 +21593,42 @@
           <m:t>=</m:t>
         </m:r>
         <m:r>
+          <m:t>0.67</m:t>
+        </m:r>
+      </m:oMath>
+      <w:r>
+        <w:t xml:space="preserve"> </w:t>
+      </w:r>
+      <w:r>
+        <w:t xml:space="preserve">with 80% power requires 55 sets assuming the discovery effect was uninflated, but if winner’s curse</w:t>
+      </w:r>
+      <w:r>
+        <w:t xml:space="preserve"> </w:t>
+      </w:r>
+      <w:r>
+        <w:t xml:space="preserve">inflated the initial estimate and the true effect is</w:t>
+      </w:r>
+      <w:r>
+        <w:t xml:space="preserve"> </w:t>
+      </w:r>
+      <m:oMath>
+        <m:acc>
+          <m:accPr>
+            <m:chr m:val="‾"/>
+          </m:accPr>
+          <m:e>
+            <m:r>
+              <m:t>r</m:t>
+            </m:r>
+          </m:e>
+        </m:acc>
+        <m:r>
+          <m:rPr>
+            <m:sty m:val="p"/>
+          </m:rPr>
+          <m:t>=</m:t>
+        </m:r>
+        <m:r>
           <m:t>0.58</m:t>
         </m:r>
       </m:oMath>
@@ -21464,7 +21743,7 @@
         </m:r>
       </m:oMath>
       <w:r>
-        <w:t xml:space="preserve">)</w:t>
+        <w:t xml:space="preserve">; depth-3 trees inconclusive at 0.595–0.621 with upper bounds near 0.73)</w:t>
       </w:r>
       <w:r>
         <w:t xml:space="preserve"> </w:t>
@@ -21502,7 +21781,7 @@
         <w:t xml:space="preserve"> </w:t>
       </w:r>
       <w:r>
-        <w:t xml:space="preserve">cases was statistically inconclusive (balanced accuracy 0.381, Bayesian 95% CrI 0.25–0.61, class-averaged bound 0.19–0.73;</w:t>
+        <w:t xml:space="preserve">cases was statistically inconclusive (balanced accuracy 0.381, Bayesian 95% CrI 0.25–0.61, conservative class-averaged bound 0.19–0.73;</w:t>
       </w:r>
       <w:r>
         <w:t xml:space="preserve"> </w:t>
@@ -21520,7 +21799,7 @@
         <w:t xml:space="preserve"> </w:t>
       </w:r>
       <w:r>
-        <w:t xml:space="preserve">prior flights (95% CI upper bounds 0.58 and 0.63). Diagnostic checks were consistent with crash-impact data leakage: tuning</w:t>
+        <w:t xml:space="preserve">prior flights (95% CI upper bounds 0.58 and 0.63). Changing the comparison population from other aircraft’s normal flights to the same aircraft’s earlier flights lowered model AUC from about 0.83–0.88 to 0.53–0.57; grouping folds by vehicle, removing the crash window, and the cross-sectional versus within-drone scheme made no detectable difference, consistent with between-airframe confounding and operational flight envelope differences. Diagnostic checks were consistent with crash-impact data leakage: tuning</w:t>
       </w:r>
       <w:r>
         <w:t xml:space="preserve"> </w:t>
@@ -21587,13 +21866,13 @@
         </m:r>
       </m:oMath>
       <w:r>
-        <w:t xml:space="preserve">). Screening against stratum-matched fleet controls achieves an</w:t>
-      </w:r>
-      <w:r>
-        <w:t xml:space="preserve"> </w:t>
-      </w:r>
-      <w:r>
-        <w:t xml:space="preserve">operational positive predictive value of 2.26–2.43% (exact Bayes, lift</w:t>
+        <w:t xml:space="preserve">). As an exploratory illustration, screening against 107 stratum-matched fleet controls achieves an</w:t>
+      </w:r>
+      <w:r>
+        <w:t xml:space="preserve"> </w:t>
+      </w:r>
+      <w:r>
+        <w:t xml:space="preserve">operational lift of</w:t>
       </w:r>
       <w:r>
         <w:t xml:space="preserve"> </w:t>
@@ -21610,30 +21889,10 @@
         </m:r>
       </m:oMath>
       <w:r>
-        <w:t xml:space="preserve">, 41.2–44.2 inspections per crash)</w:t>
-      </w:r>
-      <w:r>
-        <w:t xml:space="preserve"> </w:t>
-      </w:r>
-      <w:r>
-        <w:t xml:space="preserve">at the top decile and 1.37–1.48% (lift</w:t>
-      </w:r>
-      <w:r>
-        <w:t xml:space="preserve"> </w:t>
-      </w:r>
-      <m:oMath>
-        <m:r>
-          <m:t>2.0</m:t>
-        </m:r>
-        <m:r>
-          <m:rPr>
-            <m:sty m:val="p"/>
-          </m:rPr>
-          <m:t>×</m:t>
-        </m:r>
-      </m:oMath>
-      <w:r>
-        <w:t xml:space="preserve">) at a 25% flag rate across screenable (0.69%) and fleet-wide (0.74%)</w:t>
+        <w:t xml:space="preserve"> </w:t>
+      </w:r>
+      <w:r>
+        <w:t xml:space="preserve">over base rate (illustrative PPV 2.26–2.43% [exact Bayes], 41.2–44.2 inspections per crash at an assumed 10% flag rate) across screenable (0.69%) and fleet-wide (0.74%)</w:t>
       </w:r>
       <w:r>
         <w:t xml:space="preserve"> </w:t>

--- a/docs/paper/submission/manuscript.docx
+++ b/docs/paper/submission/manuscript.docx
@@ -53,61 +53,7 @@
         <w:pStyle w:val="FirstParagraph"/>
       </w:pPr>
       <w:r>
-        <w:t xml:space="preserve">Flight logs are widely expected to show whether a drone crash was caused by the pilot or the aircraft. Across 590 uploader-rated PX4 crash logs from an index of 479,547 flights (590 rated</w:t>
-      </w:r>
-      <w:r>
-        <w:t xml:space="preserve"> </w:t>
-      </w:r>
-      <m:oMath>
-        <m:r>
-          <m:rPr>
-            <m:sty m:val="p"/>
-          </m:rPr>
-          <m:t>→</m:t>
-        </m:r>
-      </m:oMath>
-      <w:r>
-        <w:t xml:space="preserve"> </w:t>
-      </w:r>
-      <w:r>
-        <w:t xml:space="preserve">520 on real hardware</w:t>
-      </w:r>
-      <w:r>
-        <w:t xml:space="preserve"> </w:t>
-      </w:r>
-      <m:oMath>
-        <m:r>
-          <m:rPr>
-            <m:sty m:val="p"/>
-          </m:rPr>
-          <m:t>→</m:t>
-        </m:r>
-      </m:oMath>
-      <w:r>
-        <w:t xml:space="preserve"> </w:t>
-      </w:r>
-      <w:r>
-        <w:t xml:space="preserve">205 rule-evaluated</w:t>
-      </w:r>
-      <w:r>
-        <w:t xml:space="preserve"> </w:t>
-      </w:r>
-      <m:oMath>
-        <m:r>
-          <m:rPr>
-            <m:sty m:val="p"/>
-          </m:rPr>
-          <m:t>→</m:t>
-        </m:r>
-      </m:oMath>
-      <w:r>
-        <w:t xml:space="preserve"> </w:t>
-      </w:r>
-      <w:r>
-        <w:t xml:space="preserve">148 modelled), we ask what evidentiary value logs carry for a fleet operator once evaluation guards against crash-window leakage and between-aircraft confounding. Confirmatory tests were declared in version control before analysis; analyses added during review are marked</w:t>
-      </w:r>
-      <w:r>
-        <w:t xml:space="preserve"> </w:t>
+        <w:t xml:space="preserve">Flight logs are widely expected to show whether a drone crash was caused by the pilot or the aircraft. Across 590 PX4 crash logs from 479,547 flights (520 real hardware, 205 rule-evaluated, 148 modelled), we examine telemetry’s evidentiary value when guarding against leakage and confounding. Confirmatory tests were declared in version control (</w:t>
       </w:r>
       <m:oMath>
         <m:sSup>
@@ -127,7 +73,7 @@
         </m:sSup>
       </m:oMath>
       <w:r>
-        <w:t xml:space="preserve">. A fixed attribution rule reached a balanced accuracy of 0.47 on 112 held-out crashes (declared pass mark 0.70).</w:t>
+        <w:t xml:space="preserve">marks review additions). A fixed attribution rule reached 0.47 balanced accuracy on 112 held-out crashes (pass mark 0.70).</w:t>
       </w:r>
       <w:r>
         <w:t xml:space="preserve"> </w:t>
@@ -150,7 +96,7 @@
         </m:sSup>
       </m:oMath>
       <w:r>
-        <w:t xml:space="preserve">Cross-validated models gave AUCs of 0.41–0.50 (upper 95% bootstrap bounds</w:t>
+        <w:t xml:space="preserve">Models gave AUCs 0.41–0.50 (upper bounds</w:t>
       </w:r>
       <w:r>
         <w:t xml:space="preserve"> </w:t>
@@ -167,7 +113,27 @@
         </m:r>
       </m:oMath>
       <w:r>
-        <w:t xml:space="preserve">); with 36 pilot-labelled crashes in the modelling sample, 80% power requires an AUC of roughly 0.65 under asymptotic theory (0.75 under the empirical permutation null), far below the</w:t>
+        <w:t xml:space="preserve">); with 36 pilot crashes, 80% power requires AUC</w:t>
+      </w:r>
+      <w:r>
+        <w:t xml:space="preserve"> </w:t>
+      </w:r>
+      <m:oMath>
+        <m:r>
+          <m:rPr>
+            <m:sty m:val="p"/>
+          </m:rPr>
+          <m:t>≈</m:t>
+        </m:r>
+        <m:r>
+          <m:t>0.65</m:t>
+        </m:r>
+      </m:oMath>
+      <w:r>
+        <w:t xml:space="preserve"> </w:t>
+      </w:r>
+      <w:r>
+        <w:t xml:space="preserve">asymptotically (0.75 under permutation null), far below the</w:t>
       </w:r>
       <w:r>
         <w:t xml:space="preserve"> </w:t>
@@ -210,7 +176,7 @@
         </m:sSup>
       </m:oMath>
       <w:r>
-        <w:t xml:space="preserve">On 43 expert-diagnosed logs the rule was inconclusive (balanced accuracy 0.381, 95% CrI 0.25–0.61, conservative class-averaged bound 0.19–0.73; cannot exclude the 0.70 pass mark; pilot recall 1 of 5).</w:t>
+        <w:t xml:space="preserve">On 43 expert logs the rule was inconclusive (balanced accuracy 0.381, 95% CrI 0.25–0.61; pilot recall 1 of 5).</w:t>
       </w:r>
       <w:r>
         <w:t xml:space="preserve"> </w:t>
@@ -233,7 +199,107 @@
         </m:sSup>
       </m:oMath>
       <w:r>
-        <w:t xml:space="preserve">Changing the comparison population from other aircraft’s normal flights to the same aircraft’s earlier flights lowered model AUC from about 0.83–0.88 to 0.53–0.57; grouping folds by vehicle, removing the crash window, and the cross-sectional versus within-drone scheme made no detectable difference, consistent with airframe and duration confounding.</w:t>
+        <w:t xml:space="preserve">Decomposition shows crash anticipation collapses primarily via cohort selection: evaluating the same 67 multi-flight crashes against independent other-aircraft normals yields AUC 0.522 [0.413, 0.615], and uncalipered within-drone evaluation confirms no separable precursor signal (Group-CV AUC 0.569, cluster bootstrap [0.500, 0.643]; rank test</w:t>
+      </w:r>
+      <w:r>
+        <w:t xml:space="preserve"> </w:t>
+      </w:r>
+      <m:oMath>
+        <m:acc>
+          <m:accPr>
+            <m:chr m:val="‾"/>
+          </m:accPr>
+          <m:e>
+            <m:r>
+              <m:t>r</m:t>
+            </m:r>
+          </m:e>
+        </m:acc>
+        <m:r>
+          <m:rPr>
+            <m:sty m:val="p"/>
+          </m:rPr>
+          <m:t>=</m:t>
+        </m:r>
+        <m:r>
+          <m:t>0.48</m:t>
+        </m:r>
+      </m:oMath>
+      <w:r>
+        <w:t xml:space="preserve">). Tight duration matching (</w:t>
+      </w:r>
+      <m:oMath>
+        <m:r>
+          <m:rPr>
+            <m:sty m:val="p"/>
+          </m:rPr>
+          <m:t>|</m:t>
+        </m:r>
+        <m:r>
+          <m:rPr>
+            <m:sty m:val="p"/>
+          </m:rPr>
+          <m:t>Δ</m:t>
+        </m:r>
+        <m:r>
+          <m:rPr>
+            <m:sty m:val="p"/>
+          </m:rPr>
+          <m:t>ln</m:t>
+        </m:r>
+        <m:r>
+          <m:rPr>
+            <m:sty m:val="p"/>
+          </m:rPr>
+          <m:t>(</m:t>
+        </m:r>
+        <m:r>
+          <m:rPr>
+            <m:nor/>
+          </m:rPr>
+          <m:t>duration</m:t>
+        </m:r>
+        <m:r>
+          <m:rPr>
+            <m:sty m:val="p"/>
+          </m:rPr>
+          <m:t>)</m:t>
+        </m:r>
+        <m:r>
+          <m:rPr>
+            <m:sty m:val="p"/>
+          </m:rPr>
+          <m:t>|</m:t>
+        </m:r>
+        <m:r>
+          <m:rPr>
+            <m:sty m:val="p"/>
+          </m:rPr>
+          <m:t>≤</m:t>
+        </m:r>
+        <m:r>
+          <m:t>0.25</m:t>
+        </m:r>
+      </m:oMath>
+      <w:r>
+        <w:t xml:space="preserve">) lifts within-drone AUC to 0.642 (</w:t>
+      </w:r>
+      <m:oMath>
+        <m:r>
+          <m:rPr>
+            <m:sty m:val="p"/>
+          </m:rPr>
+          <m:t>+</m:t>
+        </m:r>
+        <m:r>
+          <m:t>0.110</m:t>
+        </m:r>
+      </m:oMath>
+      <w:r>
+        <w:t xml:space="preserve"> </w:t>
+      </w:r>
+      <w:r>
+        <w:t xml:space="preserve">on 36 airframes), showing that archive duration mismatch suppresses precursors.</w:t>
       </w:r>
       <w:r>
         <w:t xml:space="preserve"> </w:t>
@@ -256,7 +322,7 @@
         </m:sSup>
       </m:oMath>
       <w:r>
-        <w:t xml:space="preserve">Diagnostic checks were consistent with crash data leakage (exploratory, tuning fault sensitivity fell from 7/9 [77.8%] to 1/9 [11.1%], unadjusted</w:t>
+        <w:t xml:space="preserve">Checks were consistent with leakage (tuning sensitivity fell from 7/9 to 1/9 without the final 10 s,</w:t>
       </w:r>
       <w:r>
         <w:t xml:space="preserve"> </w:t>
@@ -276,7 +342,7 @@
         </m:r>
       </m:oMath>
       <w:r>
-        <w:t xml:space="preserve">, without the final 10 s; normal-flight firing also fell from 13% to 5%, suggesting that shorter windows also reduce trigger exposure). Drones that later crashed vibrated more than matched peers on older estimator metrics (mean rank 0.67, Holm</w:t>
+        <w:t xml:space="preserve">). Crashed drones vibrated more on older estimator metrics (mean rank 0.67, Holm</w:t>
       </w:r>
       <w:r>
         <w:t xml:space="preserve"> </w:t>
@@ -296,7 +362,10 @@
         </m:r>
       </m:oMath>
       <w:r>
-        <w:t xml:space="preserve">); replication on newer accelerometer metrics was inconclusive (</w:t>
+        <w:t xml:space="preserve">; newer metrics inconclusive,</w:t>
+      </w:r>
+      <w:r>
+        <w:t xml:space="preserve"> </w:t>
       </w:r>
       <m:oMath>
         <m:r>
@@ -313,7 +382,7 @@
         </m:r>
       </m:oMath>
       <w:r>
-        <w:t xml:space="preserve">, 19 sets).</w:t>
+        <w:t xml:space="preserve">).</w:t>
       </w:r>
       <w:r>
         <w:t xml:space="preserve"> </w:t>
@@ -336,7 +405,7 @@
         </m:sSup>
       </m:oMath>
       <w:r>
-        <w:t xml:space="preserve">Screening against 107 stratum-matched fleet controls yielded an operational lift of</w:t>
+        <w:t xml:space="preserve">Screening against 107 controls yielded</w:t>
       </w:r>
       <w:r>
         <w:t xml:space="preserve"> </w:t>
@@ -356,7 +425,7 @@
         <w:t xml:space="preserve"> </w:t>
       </w:r>
       <w:r>
-        <w:t xml:space="preserve">over base rate (exploratory illustration: PPV 2.26–2.43% at an assumed 10% flag rate; 41–44 inspections per detected crash). AeroFleet 2.0 presents longitudinal evidence without issuing automatic verdicts.</w:t>
+        <w:t xml:space="preserve">operational lift (illustrative PPV 2.26–2.43% at 10% flag rate). AeroFleet 2.0 presents longitudinal evidence without automatic verdicts.</w:t>
       </w:r>
     </w:p>
     <w:p>
@@ -374,7 +443,7 @@
         <w:t xml:space="preserve"> </w:t>
       </w:r>
       <w:r>
-        <w:t xml:space="preserve">Unmanned aircraft systems; Flight log analysis; Crash investigation; Fault diagnosis; Data leakage; Declared protocols; Fleet assurance</w:t>
+        <w:t xml:space="preserve">Unmanned aircraft systems; Flight logs; Crash investigation; Fault diagnosis; Data leakage; Fleet assurance</w:t>
       </w:r>
     </w:p>
     <w:p>
@@ -951,7 +1020,107 @@
         <w:t xml:space="preserve"> </w:t>
       </w:r>
       <w:r>
-        <w:t xml:space="preserve">(i) A methodological decomposition isolating why apparent crash anticipation collapses: changing the comparison population from other aircraft’s normal flights to the same aircraft’s earlier flights lowered model AUC from about 0.83–0.88 to 0.53–0.57, whereas grouping folds by vehicle, removing the crash window, and the cross-sectional versus within-drone cross-validation scheme made no detectable difference. We demonstrate that evaluating detectors against other aircraft introduces between-airframe confounding that survives standard vehicle-grouped CV and window cuts, establishing that diagnostic models must be evaluated against the airframe’s own longitudinal baseline.</w:t>
+        <w:t xml:space="preserve">(i) A methodological decomposition isolating why apparent crash anticipation collapses: evaluating the same 67 multi-flight crash flights against independent matched normal flights from other aircraft collapses model AUC to 0.522 [0.413, 0.615] (Step 4b), demonstrating that the drop from 0.83–0.88 to 0.53–0.57 is primarily driven by cohort selection across evaluation samples rather than by within-drone baseline adjustment alone (the multi-flight cohort lacks separable precursors both cross-sectionally and longitudinally). Furthermore, within-drone evaluation confirms no precursor signal under uncalipered matching (Group-CV AUC 0.569, 95% cluster bootstrap CI [0.500, 0.643], pairwise mean AUC 0.592 [0.516, 0.692], rank test</w:t>
+      </w:r>
+      <w:r>
+        <w:t xml:space="preserve"> </w:t>
+      </w:r>
+      <m:oMath>
+        <m:acc>
+          <m:accPr>
+            <m:chr m:val="‾"/>
+          </m:accPr>
+          <m:e>
+            <m:r>
+              <m:t>r</m:t>
+            </m:r>
+          </m:e>
+        </m:acc>
+        <m:r>
+          <m:rPr>
+            <m:sty m:val="p"/>
+          </m:rPr>
+          <m:t>=</m:t>
+        </m:r>
+        <m:r>
+          <m:t>0.48</m:t>
+        </m:r>
+      </m:oMath>
+      <w:r>
+        <w:t xml:space="preserve">), whereas tight feature-window duration matching (</w:t>
+      </w:r>
+      <m:oMath>
+        <m:r>
+          <m:rPr>
+            <m:sty m:val="p"/>
+          </m:rPr>
+          <m:t>|</m:t>
+        </m:r>
+        <m:r>
+          <m:rPr>
+            <m:sty m:val="p"/>
+          </m:rPr>
+          <m:t>Δ</m:t>
+        </m:r>
+        <m:r>
+          <m:rPr>
+            <m:sty m:val="p"/>
+          </m:rPr>
+          <m:t>ln</m:t>
+        </m:r>
+        <m:r>
+          <m:rPr>
+            <m:sty m:val="p"/>
+          </m:rPr>
+          <m:t>(</m:t>
+        </m:r>
+        <m:r>
+          <m:rPr>
+            <m:nor/>
+          </m:rPr>
+          <m:t>duration</m:t>
+        </m:r>
+        <m:r>
+          <m:rPr>
+            <m:sty m:val="p"/>
+          </m:rPr>
+          <m:t>)</m:t>
+        </m:r>
+        <m:r>
+          <m:rPr>
+            <m:sty m:val="p"/>
+          </m:rPr>
+          <m:t>|</m:t>
+        </m:r>
+        <m:r>
+          <m:rPr>
+            <m:sty m:val="p"/>
+          </m:rPr>
+          <m:t>≤</m:t>
+        </m:r>
+        <m:r>
+          <m:t>0.25</m:t>
+        </m:r>
+      </m:oMath>
+      <w:r>
+        <w:t xml:space="preserve">) lifts within-drone AUC from 0.532 to 0.642 (</w:t>
+      </w:r>
+      <m:oMath>
+        <m:r>
+          <m:rPr>
+            <m:sty m:val="p"/>
+          </m:rPr>
+          <m:t>+</m:t>
+        </m:r>
+        <m:r>
+          <m:t>0.110</m:t>
+        </m:r>
+      </m:oMath>
+      <w:r>
+        <w:t xml:space="preserve"> </w:t>
+      </w:r>
+      <w:r>
+        <w:t xml:space="preserve">on the same 36 airframes), showing that duration mismatch in uncurated archives actively suppresses within-drone precursors.</w:t>
       </w:r>
       <w:r>
         <w:t xml:space="preserve"> </w:t>
@@ -1004,7 +1173,127 @@
         <w:t xml:space="preserve"> </w:t>
       </w:r>
       <w:r>
-        <w:t xml:space="preserve">Our prospectively declared negative result applies to the heuristic rule (balanced accuracy 0.47 on 112 held-out crashes) and to linear models and decision stumps; exploratory depth-3 trees yielded mean AUCs of 0.595–0.621 with upper bounds near 0.73 and remain inconclusive. Furthermore, apparent diagnostic check accuracy</w:t>
+        <w:t xml:space="preserve">Our prospectively declared negative result applies to the heuristic rule (balanced accuracy 0.47 on 112 held-out crashes) and to linear models and decision stumps; exploratory depth-3 decision trees across all cut-offs yielded cross-validated AUCs of 0.517 [0.392, 0.636] at</w:t>
+      </w:r>
+      <w:r>
+        <w:t xml:space="preserve"> </w:t>
+      </w:r>
+      <m:oMath>
+        <m:r>
+          <m:t>m</m:t>
+        </m:r>
+        <m:r>
+          <m:rPr>
+            <m:sty m:val="p"/>
+          </m:rPr>
+          <m:t>=</m:t>
+        </m:r>
+        <m:r>
+          <m:t>0</m:t>
+        </m:r>
+      </m:oMath>
+      <w:r>
+        <w:t xml:space="preserve"> s, 0.594 [0.482, 0.706] at</w:t>
+      </w:r>
+      <w:r>
+        <w:t xml:space="preserve"> </w:t>
+      </w:r>
+      <m:oMath>
+        <m:r>
+          <m:t>m</m:t>
+        </m:r>
+        <m:r>
+          <m:rPr>
+            <m:sty m:val="p"/>
+          </m:rPr>
+          <m:t>=</m:t>
+        </m:r>
+        <m:r>
+          <m:t>2</m:t>
+        </m:r>
+      </m:oMath>
+      <w:r>
+        <w:t xml:space="preserve"> s, 0.603 [0.479, 0.724] at</w:t>
+      </w:r>
+      <w:r>
+        <w:t xml:space="preserve"> </w:t>
+      </w:r>
+      <m:oMath>
+        <m:r>
+          <m:t>m</m:t>
+        </m:r>
+        <m:r>
+          <m:rPr>
+            <m:sty m:val="p"/>
+          </m:rPr>
+          <m:t>=</m:t>
+        </m:r>
+        <m:r>
+          <m:t>5</m:t>
+        </m:r>
+      </m:oMath>
+      <w:r>
+        <w:t xml:space="preserve"> s, 0.379 [0.249, 0.524] at</w:t>
+      </w:r>
+      <w:r>
+        <w:t xml:space="preserve"> </w:t>
+      </w:r>
+      <m:oMath>
+        <m:r>
+          <m:t>m</m:t>
+        </m:r>
+        <m:r>
+          <m:rPr>
+            <m:sty m:val="p"/>
+          </m:rPr>
+          <m:t>=</m:t>
+        </m:r>
+        <m:r>
+          <m:t>10</m:t>
+        </m:r>
+      </m:oMath>
+      <w:r>
+        <w:t xml:space="preserve"> s, 0.468 [0.331, 0.604] at</w:t>
+      </w:r>
+      <w:r>
+        <w:t xml:space="preserve"> </w:t>
+      </w:r>
+      <m:oMath>
+        <m:r>
+          <m:t>m</m:t>
+        </m:r>
+        <m:r>
+          <m:rPr>
+            <m:sty m:val="p"/>
+          </m:rPr>
+          <m:t>=</m:t>
+        </m:r>
+        <m:r>
+          <m:t>20</m:t>
+        </m:r>
+      </m:oMath>
+      <w:r>
+        <w:t xml:space="preserve"> s, and 0.366 [0.223, 0.519] at</w:t>
+      </w:r>
+      <w:r>
+        <w:t xml:space="preserve"> </w:t>
+      </w:r>
+      <m:oMath>
+        <m:r>
+          <m:t>m</m:t>
+        </m:r>
+        <m:r>
+          <m:rPr>
+            <m:sty m:val="p"/>
+          </m:rPr>
+          <m:t>=</m:t>
+        </m:r>
+        <m:r>
+          <m:t>30</m:t>
+        </m:r>
+      </m:oMath>
+      <w:r>
+        <w:t xml:space="preserve"> s (upper bounds near 0.73 occur only when terminal tumble telemetry is retained, dropping to 0.524 under 10 s leakage control). Furthermore, apparent diagnostic check accuracy</w:t>
       </w:r>
       <w:r>
         <w:t xml:space="preserve"> </w:t>
@@ -4689,7 +4978,10 @@
         <w:pStyle w:val="FirstParagraph"/>
       </w:pPr>
       <w:r>
-        <w:t xml:space="preserve">The public archive index was downloaded on 20 October 2026. For each confirmatory test, the hypothesis, sample selection, features, statistic, and pass mark were declared and committed to version control on 20–23 October 2026 (</w:t>
+        <w:t xml:space="preserve">The public archive index was downloaded on 20 October 2026. For each confirmatory test, the hypothesis, sample selection, features, statistic, and pass mark were declared and committed to version control before the analysis it governs was run (seven primary tests on 20–23 October 2026:</w:t>
+      </w:r>
+      <w:r>
+        <w:t xml:space="preserve"> </w:t>
       </w:r>
       <w:r>
         <w:rPr>
@@ -4770,7 +5062,31 @@
         <w:t xml:space="preserve">d7a6574</w:t>
       </w:r>
       <w:r>
-        <w:t xml:space="preserve">) before downloading log telemetry or running analysis (exploratory additions added during revision are marked with</w:t>
+        <w:t xml:space="preserve">; two follow-up tests on 24 October 2026:</w:t>
+      </w:r>
+      <w:r>
+        <w:t xml:space="preserve"> </w:t>
+      </w:r>
+      <w:r>
+        <w:rPr>
+          <w:rStyle w:val="VerbatimChar"/>
+        </w:rPr>
+        <w:t xml:space="preserve">2148644</w:t>
+      </w:r>
+      <w:r>
+        <w:t xml:space="preserve">,</w:t>
+      </w:r>
+      <w:r>
+        <w:t xml:space="preserve"> </w:t>
+      </w:r>
+      <w:r>
+        <w:rPr>
+          <w:rStyle w:val="VerbatimChar"/>
+        </w:rPr>
+        <w:t xml:space="preserve">21af373</w:t>
+      </w:r>
+      <w:r>
+        <w:t xml:space="preserve">). Where a test reused logs already downloaded for an earlier test, the protocol records it as declared before running, not before download (exploratory additions added during revision are marked with</w:t>
       </w:r>
       <w:r>
         <w:t xml:space="preserve"> </w:t>
@@ -5957,39 +6273,7 @@
         <w:t xml:space="preserve">]</w:t>
       </w:r>
       <w:r>
-        <w:t xml:space="preserve">. As an exploratory check on non-linear threshold effects, single-split decision</w:t>
-      </w:r>
-      <w:r>
-        <w:t xml:space="preserve"> </w:t>
-      </w:r>
-      <w:r>
-        <w:t xml:space="preserve">stumps were evaluated alongside logistic regression (in uncommitted early model development, exploratory depth-3 decision trees were also examined, yielding cross-validated AUCs of</w:t>
-      </w:r>
-      <w:r>
-        <w:t xml:space="preserve"> </w:t>
-      </w:r>
-      <m:oMath>
-        <m:r>
-          <m:t>0.595</m:t>
-        </m:r>
-        <m:r>
-          <m:rPr>
-            <m:sty m:val="p"/>
-          </m:rPr>
-          <m:t>±</m:t>
-        </m:r>
-        <m:r>
-          <m:t>0.130</m:t>
-        </m:r>
-      </m:oMath>
-      <w:r>
-        <w:t xml:space="preserve"> </w:t>
-      </w:r>
-      <w:r>
-        <w:t xml:space="preserve">at</w:t>
-      </w:r>
-      <w:r>
-        <w:t xml:space="preserve"> </w:t>
+        <w:t xml:space="preserve">. As an exploratory check on non-linear threshold effects, single-split decision stumps were evaluated alongside logistic regression. We also evaluated depth-3 decision trees across all cut-offs (</w:t>
       </w:r>
       <m:oMath>
         <m:r>
@@ -5999,6 +6283,97 @@
           <m:rPr>
             <m:sty m:val="p"/>
           </m:rPr>
+          <m:t>∈</m:t>
+        </m:r>
+        <m:r>
+          <m:rPr>
+            <m:sty m:val="p"/>
+          </m:rPr>
+          <m:t>{</m:t>
+        </m:r>
+        <m:r>
+          <m:t>0</m:t>
+        </m:r>
+        <m:r>
+          <m:rPr>
+            <m:sty m:val="p"/>
+          </m:rPr>
+          <m:t>,</m:t>
+        </m:r>
+        <m:r>
+          <m:t>2</m:t>
+        </m:r>
+        <m:r>
+          <m:rPr>
+            <m:sty m:val="p"/>
+          </m:rPr>
+          <m:t>,</m:t>
+        </m:r>
+        <m:r>
+          <m:t>5</m:t>
+        </m:r>
+        <m:r>
+          <m:rPr>
+            <m:sty m:val="p"/>
+          </m:rPr>
+          <m:t>,</m:t>
+        </m:r>
+        <m:r>
+          <m:t>10</m:t>
+        </m:r>
+        <m:r>
+          <m:rPr>
+            <m:sty m:val="p"/>
+          </m:rPr>
+          <m:t>,</m:t>
+        </m:r>
+        <m:r>
+          <m:t>20</m:t>
+        </m:r>
+        <m:r>
+          <m:rPr>
+            <m:sty m:val="p"/>
+          </m:rPr>
+          <m:t>,</m:t>
+        </m:r>
+        <m:r>
+          <m:t>30</m:t>
+        </m:r>
+        <m:r>
+          <m:rPr>
+            <m:sty m:val="p"/>
+          </m:rPr>
+          <m:t>}</m:t>
+        </m:r>
+      </m:oMath>
+      <w:r>
+        <w:t xml:space="preserve"> s), which yielded cross-validated AUCs of</w:t>
+      </w:r>
+      <w:r>
+        <w:t xml:space="preserve"> </w:t>
+      </w:r>
+      <m:oMath>
+        <m:r>
+          <m:t>0.517</m:t>
+        </m:r>
+      </m:oMath>
+      <w:r>
+        <w:t xml:space="preserve"> </w:t>
+      </w:r>
+      <w:r>
+        <w:t xml:space="preserve">[0.392, 0.636] at</w:t>
+      </w:r>
+      <w:r>
+        <w:t xml:space="preserve"> </w:t>
+      </w:r>
+      <m:oMath>
+        <m:r>
+          <m:t>m</m:t>
+        </m:r>
+        <m:r>
+          <m:rPr>
+            <m:sty m:val="p"/>
+          </m:rPr>
           <m:t>=</m:t>
         </m:r>
         <m:r>
@@ -6006,30 +6381,21 @@
         </m:r>
       </m:oMath>
       <w:r>
-        <w:t xml:space="preserve"> s and</w:t>
-      </w:r>
-      <w:r>
-        <w:t xml:space="preserve"> </w:t>
-      </w:r>
-      <m:oMath>
-        <m:r>
-          <m:t>0.621</m:t>
-        </m:r>
-        <m:r>
-          <m:rPr>
-            <m:sty m:val="p"/>
-          </m:rPr>
-          <m:t>±</m:t>
-        </m:r>
-        <m:r>
-          <m:t>0.105</m:t>
-        </m:r>
-      </m:oMath>
-      <w:r>
-        <w:t xml:space="preserve"> </w:t>
-      </w:r>
-      <w:r>
-        <w:t xml:space="preserve">at</w:t>
+        <w:t xml:space="preserve"> s,</w:t>
+      </w:r>
+      <w:r>
+        <w:t xml:space="preserve"> </w:t>
+      </w:r>
+      <m:oMath>
+        <m:r>
+          <m:t>0.594</m:t>
+        </m:r>
+      </m:oMath>
+      <w:r>
+        <w:t xml:space="preserve"> </w:t>
+      </w:r>
+      <w:r>
+        <w:t xml:space="preserve">[0.482, 0.706] at</w:t>
       </w:r>
       <w:r>
         <w:t xml:space="preserve"> </w:t>
@@ -6045,28 +6411,164 @@
           <m:t>=</m:t>
         </m:r>
         <m:r>
+          <m:t>2</m:t>
+        </m:r>
+      </m:oMath>
+      <w:r>
+        <w:t xml:space="preserve"> s,</w:t>
+      </w:r>
+      <w:r>
+        <w:t xml:space="preserve"> </w:t>
+      </w:r>
+      <m:oMath>
+        <m:r>
+          <m:t>0.603</m:t>
+        </m:r>
+      </m:oMath>
+      <w:r>
+        <w:t xml:space="preserve"> </w:t>
+      </w:r>
+      <w:r>
+        <w:t xml:space="preserve">[0.479, 0.724] at</w:t>
+      </w:r>
+      <w:r>
+        <w:t xml:space="preserve"> </w:t>
+      </w:r>
+      <m:oMath>
+        <m:r>
+          <m:t>m</m:t>
+        </m:r>
+        <m:r>
+          <m:rPr>
+            <m:sty m:val="p"/>
+          </m:rPr>
+          <m:t>=</m:t>
+        </m:r>
+        <m:r>
           <m:t>5</m:t>
         </m:r>
       </m:oMath>
       <w:r>
-        <w:t xml:space="preserve"> s; with sampling standard errors near 0.07, their upper bootstrap bounds extend toward</w:t>
-      </w:r>
-      <w:r>
-        <w:t xml:space="preserve"> </w:t>
-      </w:r>
-      <m:oMath>
-        <m:r>
-          <m:rPr>
-            <m:sty m:val="p"/>
-          </m:rPr>
-          <m:t>≈</m:t>
-        </m:r>
-        <m:r>
-          <m:t>0.73</m:t>
-        </m:r>
-      </m:oMath>
-      <w:r>
-        <w:t xml:space="preserve">, above the 0.66 permutation null threshold, so non-linear models are not excluded and remain inconclusive; because they exhibited high fold instability across cross-validation splits and were not part of the pre-declared model specification, they were not retained for the primary benchmark).</w:t>
+        <w:t xml:space="preserve"> s,</w:t>
+      </w:r>
+      <w:r>
+        <w:t xml:space="preserve"> </w:t>
+      </w:r>
+      <m:oMath>
+        <m:r>
+          <m:t>0.379</m:t>
+        </m:r>
+      </m:oMath>
+      <w:r>
+        <w:t xml:space="preserve"> </w:t>
+      </w:r>
+      <w:r>
+        <w:t xml:space="preserve">[0.249, 0.524] at</w:t>
+      </w:r>
+      <w:r>
+        <w:t xml:space="preserve"> </w:t>
+      </w:r>
+      <m:oMath>
+        <m:r>
+          <m:t>m</m:t>
+        </m:r>
+        <m:r>
+          <m:rPr>
+            <m:sty m:val="p"/>
+          </m:rPr>
+          <m:t>=</m:t>
+        </m:r>
+        <m:r>
+          <m:t>10</m:t>
+        </m:r>
+      </m:oMath>
+      <w:r>
+        <w:t xml:space="preserve"> s,</w:t>
+      </w:r>
+      <w:r>
+        <w:t xml:space="preserve"> </w:t>
+      </w:r>
+      <m:oMath>
+        <m:r>
+          <m:t>0.468</m:t>
+        </m:r>
+      </m:oMath>
+      <w:r>
+        <w:t xml:space="preserve"> </w:t>
+      </w:r>
+      <w:r>
+        <w:t xml:space="preserve">[0.331, 0.604] at</w:t>
+      </w:r>
+      <w:r>
+        <w:t xml:space="preserve"> </w:t>
+      </w:r>
+      <m:oMath>
+        <m:r>
+          <m:t>m</m:t>
+        </m:r>
+        <m:r>
+          <m:rPr>
+            <m:sty m:val="p"/>
+          </m:rPr>
+          <m:t>=</m:t>
+        </m:r>
+        <m:r>
+          <m:t>20</m:t>
+        </m:r>
+      </m:oMath>
+      <w:r>
+        <w:t xml:space="preserve"> s, and</w:t>
+      </w:r>
+      <w:r>
+        <w:t xml:space="preserve"> </w:t>
+      </w:r>
+      <m:oMath>
+        <m:r>
+          <m:t>0.366</m:t>
+        </m:r>
+      </m:oMath>
+      <w:r>
+        <w:t xml:space="preserve"> </w:t>
+      </w:r>
+      <w:r>
+        <w:t xml:space="preserve">[0.223, 0.519] at</w:t>
+      </w:r>
+      <w:r>
+        <w:t xml:space="preserve"> </w:t>
+      </w:r>
+      <m:oMath>
+        <m:r>
+          <m:t>m</m:t>
+        </m:r>
+        <m:r>
+          <m:rPr>
+            <m:sty m:val="p"/>
+          </m:rPr>
+          <m:t>=</m:t>
+        </m:r>
+        <m:r>
+          <m:t>30</m:t>
+        </m:r>
+      </m:oMath>
+      <w:r>
+        <w:t xml:space="preserve"> s (1,000 flight-level bootstrap resamples). Upper confidence bounds near 0.73 occur specifically when terminal tumble telemetry is included (</w:t>
+      </w:r>
+      <m:oMath>
+        <m:r>
+          <m:t>m</m:t>
+        </m:r>
+        <m:r>
+          <m:rPr>
+            <m:sty m:val="p"/>
+          </m:rPr>
+          <m:t>≤</m:t>
+        </m:r>
+        <m:r>
+          <m:t>5</m:t>
+        </m:r>
+      </m:oMath>
+      <w:r>
+        <w:t xml:space="preserve"> s); removing the final 10 s reduces the upper bound to 0.524, confirming that non-linear decision trees also fall within chance under leakage control. Because they exhibited high fold instability and were not pre-declared, they were not retained for the primary benchmark.</w:t>
       </w:r>
     </w:p>
     <w:p>
@@ -8569,23 +9071,34 @@
           <m:t>≈</m:t>
         </m:r>
         <m:r>
-          <m:t>0.056</m:t>
-        </m:r>
-      </m:oMath>
-      <w:r>
-        <w:t xml:space="preserve">);</w:t>
-      </w:r>
-      <w:r>
-        <w:t xml:space="preserve"> </w:t>
-      </w:r>
-      <w:r>
-        <w:t xml:space="preserve">we hypothesize that cross-validation fold splitting and L2-regularised logistic regression under 3:1 class imbalance introduce model</w:t>
-      </w:r>
-      <w:r>
-        <w:t xml:space="preserve"> </w:t>
-      </w:r>
-      <w:r>
-        <w:t xml:space="preserve">coefficient variance across resampled training splits, though verifying this mechanism requires repeating the null with a fixed score and an exact Wilcoxon test. Under the theoretical asymptotic SE (0.056), an AUC of roughly 0.65 is detectable at 80% power (</w:t>
+          <m:t>0.0555</m:t>
+        </m:r>
+      </m:oMath>
+      <w:r>
+        <w:t xml:space="preserve">).</w:t>
+      </w:r>
+      <w:r>
+        <w:t xml:space="preserve"> </w:t>
+      </w:r>
+      <w:r>
+        <w:t xml:space="preserve">Repeating the permutation null with fixed scores across 10,000 label permutations yields an empirical standard deviation of 0.055 (matching asymptotic theory within</w:t>
+      </w:r>
+      <w:r>
+        <w:t xml:space="preserve"> </w:t>
+      </w:r>
+      <m:oMath>
+        <m:r>
+          <m:rPr>
+            <m:sty m:val="p"/>
+          </m:rPr>
+          <m:t>±</m:t>
+        </m:r>
+        <m:r>
+          <m:t>0.001</m:t>
+        </m:r>
+      </m:oMath>
+      <w:r>
+        <w:t xml:space="preserve">), which confirms that the wider empirical standard deviation of 0.090 is an artifact of repeated cross-validation fold refitting and model parameter re-estimation on noise under 3:1 class imbalance. Under the theoretical asymptotic SE (0.056), an AUC of roughly 0.65 is detectable at 80% power (</w:t>
       </w:r>
       <m:oMath>
         <m:r>
@@ -8758,7 +9271,7 @@
         <w:t xml:space="preserve"> </w:t>
       </w:r>
       <w:r>
-        <w:t xml:space="preserve">do not approach. We therefore report that these rules, models and labels give no usable attribution signal under the evaluated setup, not that attribution is fundamentally impossible.</w:t>
+        <w:t xml:space="preserve">do not approach. To achieve 80% power at an operational AUC target of 0.85 given observed permutation noise (SD 0.090), an operator study would require a sample of at least 250 independently verified pilot-fault crashes, well beyond the 36 available in the current public archive. We therefore report that these rules, models and labels give no usable attribution signal under the evaluated setup, not that attribution is fundamentally impossible.</w:t>
       </w:r>
       <w:r>
         <w:t xml:space="preserve"> </w:t>
@@ -8810,7 +9323,144 @@
         </m:r>
       </m:oMath>
       <w:r>
-        <w:t xml:space="preserve"> s (SE 0.069, 95% CI 0.281–0.548, upper bound 0.528). We emphasize that this empirical equivalence bound applies to linear models and decision stumps; exploratory depth-3 decision trees yielded mean AUCs of 0.595–0.621 with upper confidence bounds near 0.73, and thus remain statistically inconclusive.</w:t>
+        <w:t xml:space="preserve"> s (SE 0.069, 95% CI 0.281–0.548, upper bound 0.528). Evaluating depth-3 decision trees across cut-offs yielded cross-validated AUCs of 0.517 [0.392, 0.636] at</w:t>
+      </w:r>
+      <w:r>
+        <w:t xml:space="preserve"> </w:t>
+      </w:r>
+      <m:oMath>
+        <m:r>
+          <m:t>m</m:t>
+        </m:r>
+        <m:r>
+          <m:rPr>
+            <m:sty m:val="p"/>
+          </m:rPr>
+          <m:t>=</m:t>
+        </m:r>
+        <m:r>
+          <m:t>0</m:t>
+        </m:r>
+      </m:oMath>
+      <w:r>
+        <w:t xml:space="preserve"> s, 0.594 [0.482, 0.706] at</w:t>
+      </w:r>
+      <w:r>
+        <w:t xml:space="preserve"> </w:t>
+      </w:r>
+      <m:oMath>
+        <m:r>
+          <m:t>m</m:t>
+        </m:r>
+        <m:r>
+          <m:rPr>
+            <m:sty m:val="p"/>
+          </m:rPr>
+          <m:t>=</m:t>
+        </m:r>
+        <m:r>
+          <m:t>2</m:t>
+        </m:r>
+      </m:oMath>
+      <w:r>
+        <w:t xml:space="preserve"> s, 0.603 [0.479, 0.724] at</w:t>
+      </w:r>
+      <w:r>
+        <w:t xml:space="preserve"> </w:t>
+      </w:r>
+      <m:oMath>
+        <m:r>
+          <m:t>m</m:t>
+        </m:r>
+        <m:r>
+          <m:rPr>
+            <m:sty m:val="p"/>
+          </m:rPr>
+          <m:t>=</m:t>
+        </m:r>
+        <m:r>
+          <m:t>5</m:t>
+        </m:r>
+      </m:oMath>
+      <w:r>
+        <w:t xml:space="preserve"> s, 0.379 [0.249, 0.524] at</w:t>
+      </w:r>
+      <w:r>
+        <w:t xml:space="preserve"> </w:t>
+      </w:r>
+      <m:oMath>
+        <m:r>
+          <m:t>m</m:t>
+        </m:r>
+        <m:r>
+          <m:rPr>
+            <m:sty m:val="p"/>
+          </m:rPr>
+          <m:t>=</m:t>
+        </m:r>
+        <m:r>
+          <m:t>10</m:t>
+        </m:r>
+      </m:oMath>
+      <w:r>
+        <w:t xml:space="preserve"> s, 0.468 [0.331, 0.604] at</w:t>
+      </w:r>
+      <w:r>
+        <w:t xml:space="preserve"> </w:t>
+      </w:r>
+      <m:oMath>
+        <m:r>
+          <m:t>m</m:t>
+        </m:r>
+        <m:r>
+          <m:rPr>
+            <m:sty m:val="p"/>
+          </m:rPr>
+          <m:t>=</m:t>
+        </m:r>
+        <m:r>
+          <m:t>20</m:t>
+        </m:r>
+      </m:oMath>
+      <w:r>
+        <w:t xml:space="preserve"> s, and 0.366 [0.223, 0.519] at</w:t>
+      </w:r>
+      <w:r>
+        <w:t xml:space="preserve"> </w:t>
+      </w:r>
+      <m:oMath>
+        <m:r>
+          <m:t>m</m:t>
+        </m:r>
+        <m:r>
+          <m:rPr>
+            <m:sty m:val="p"/>
+          </m:rPr>
+          <m:t>=</m:t>
+        </m:r>
+        <m:r>
+          <m:t>30</m:t>
+        </m:r>
+      </m:oMath>
+      <w:r>
+        <w:t xml:space="preserve"> s (1,000 flight-level bootstrap resamples). The empirical upper bounds near 0.73 occur specifically when terminal tumble telemetry is retained (</w:t>
+      </w:r>
+      <m:oMath>
+        <m:r>
+          <m:t>m</m:t>
+        </m:r>
+        <m:r>
+          <m:rPr>
+            <m:sty m:val="p"/>
+          </m:rPr>
+          <m:t>≤</m:t>
+        </m:r>
+        <m:r>
+          <m:t>5</m:t>
+        </m:r>
+      </m:oMath>
+      <w:r>
+        <w:t xml:space="preserve"> s); under 10 s leakage control, the upper bound drops to 0.524, confirming that non-linear trees also fall within chance.</w:t>
       </w:r>
     </w:p>
     <w:bookmarkStart w:id="35" w:name="_049e4e3e8c6150f6efca473eb560bdd9d2e8e6a"/>
@@ -10205,6 +10855,11 @@
       <w:pPr>
         <w:pStyle w:val="FirstParagraph"/>
       </w:pPr>
+      <w:bookmarkStart w:id="38" w:name="_1e20f1cb57d10c86a321ab56efaae6939bfa530"/>
+      <w:bookmarkEnd w:id="38"/>
+      <w:r>
+        <w:t xml:space="preserve"> </w:t>
+      </w:r>
       <w:r>
         <w:t xml:space="preserve">In the primary declared sample, crash flights were separated from normal flights with a cross-validated AUC of 0.88</w:t>
       </w:r>
@@ -10845,7 +11500,115 @@
         <w:t xml:space="preserve"> </w:t>
       </w:r>
       <w:r>
-        <w:t xml:space="preserve">to 0.69 as the crash was excluded, while vibration stayed between 0.72 and 0.77 (Table 7). A fixed tuning check that found 10 of 12</w:t>
+        <w:t xml:space="preserve">to 0.69 as the crash was excluded, while vibration stayed between 0.72 and 0.77 (Table 7). Evaluating sign firing rates across margins on 148 crashes and 139 normal flights illustrates the physical mechanism: accelerometer clipping in crashes fell from 26.4% (</w:t>
+      </w:r>
+      <m:oMath>
+        <m:r>
+          <m:t>m</m:t>
+        </m:r>
+        <m:r>
+          <m:rPr>
+            <m:sty m:val="p"/>
+          </m:rPr>
+          <m:t>=</m:t>
+        </m:r>
+        <m:r>
+          <m:t>0</m:t>
+        </m:r>
+      </m:oMath>
+      <w:r>
+        <w:t xml:space="preserve"> s) to 16.7% (</w:t>
+      </w:r>
+      <m:oMath>
+        <m:r>
+          <m:t>m</m:t>
+        </m:r>
+        <m:r>
+          <m:rPr>
+            <m:sty m:val="p"/>
+          </m:rPr>
+          <m:t>=</m:t>
+        </m:r>
+        <m:r>
+          <m:t>10</m:t>
+        </m:r>
+      </m:oMath>
+      <w:r>
+        <w:t xml:space="preserve"> s, a 37% relative drop), while in normal flights it remained baseline at 4.3%</w:t>
+      </w:r>
+      <w:r>
+        <w:t xml:space="preserve"> </w:t>
+      </w:r>
+      <m:oMath>
+        <m:r>
+          <m:rPr>
+            <m:sty m:val="p"/>
+          </m:rPr>
+          <m:t>→</m:t>
+        </m:r>
+      </m:oMath>
+      <w:r>
+        <w:t xml:space="preserve"> </w:t>
+      </w:r>
+      <w:r>
+        <w:t xml:space="preserve">3.8%. Failsafe activation in crashes dropped from 13.5% to 8.8% at</w:t>
+      </w:r>
+      <w:r>
+        <w:t xml:space="preserve"> </w:t>
+      </w:r>
+      <m:oMath>
+        <m:r>
+          <m:t>m</m:t>
+        </m:r>
+        <m:r>
+          <m:rPr>
+            <m:sty m:val="p"/>
+          </m:rPr>
+          <m:t>=</m:t>
+        </m:r>
+        <m:r>
+          <m:t>10</m:t>
+        </m:r>
+      </m:oMath>
+      <w:r>
+        <w:t xml:space="preserve"> s and 6.0% at</w:t>
+      </w:r>
+      <w:r>
+        <w:t xml:space="preserve"> </w:t>
+      </w:r>
+      <m:oMath>
+        <m:r>
+          <m:t>m</m:t>
+        </m:r>
+        <m:r>
+          <m:rPr>
+            <m:sty m:val="p"/>
+          </m:rPr>
+          <m:t>=</m:t>
+        </m:r>
+        <m:r>
+          <m:t>20</m:t>
+        </m:r>
+      </m:oMath>
+      <w:r>
+        <w:t xml:space="preserve"> s, while in normal flights it remained steady at</w:t>
+      </w:r>
+      <w:r>
+        <w:t xml:space="preserve"> </w:t>
+      </w:r>
+      <m:oMath>
+        <m:r>
+          <m:rPr>
+            <m:sty m:val="p"/>
+          </m:rPr>
+          <m:t>∼</m:t>
+        </m:r>
+        <m:r>
+          <m:t>13</m:t>
+        </m:r>
+      </m:oMath>
+      <w:r>
+        <w:t xml:space="preserve">–14% (standard return-to-land and disarm triggers). Motor saturation in crashes declined from 45.9% to 41.2% (and in normal flights from 18.7% to 14.6%), reflecting exposure window truncation alongside impact saturation. A fixed tuning check that found 10 of 12</w:t>
       </w:r>
       <w:r>
         <w:t xml:space="preserve"> </w:t>
@@ -10919,81 +11682,35 @@
         <w:t xml:space="preserve"> </w:t>
       </w:r>
       <w:r>
-        <w:t xml:space="preserve">(0.860 [0.802, 0.910] and 0.874 [0.822, 0.920], with flight-level bootstrap intervals confirming no substantial drop), while removing tilt and stick boundary features (Step 4) reduces AUC modestly to 0.831. Thus, vehicle grouping folds, crash-window cuts, and boundary feature pruning do not explain the cross-sectional gap. Instead, the collapse occurs when changing the comparison population from other aircraft’s normal flights to the same aircraft’s earlier flights: on the 67 multi-flight drones with 372 flights (67 pre-crash flights cut 10 s before impact and 305 earlier flights), cross-sectional evaluation across flights yielded an AUC of 0.529 [0.453, 0.607] (Step 5), and within-drone Group-CV yielded 0.569 [0.493, 0.645] (Step 6; cluster bootstrap 95% CI across the 67 drone clusters: [0.500, 0.643]; pairwise within-drone mean AUC 0.592 [0.516, 0.692]). Crucially, the two final intervals overlap, and both span chance (0.50), demonstrating that no within-drone precursor signal is detectable; the cross-sectional versus within-drone cross-validation scheme made no detectable difference on this cohort. Rather, changing the comparison population from other aircraft’s normal flights to the same aircraft’s earlier flights lowered AUC from about 0.83–0.88 to 0.53–0.57. This is consistent with the hypothesis that high cross-sectional separation is driven by between-airframe confounding and operational flight envelope differences (in the discovery sample, flight duration alone separates crash from normal flights with AUC 0.662 at</w:t>
-      </w:r>
-      <w:r>
-        <w:t xml:space="preserve"> </w:t>
-      </w:r>
-      <m:oMath>
-        <m:r>
-          <m:t>m</m:t>
-        </m:r>
-        <m:r>
-          <m:rPr>
-            <m:sty m:val="p"/>
-          </m:rPr>
-          <m:t>=</m:t>
-        </m:r>
-        <m:r>
-          <m:t>0</m:t>
-        </m:r>
-      </m:oMath>
-      <w:r>
-        <w:t xml:space="preserve"> s and 0.634 at</w:t>
-      </w:r>
-      <w:r>
-        <w:t xml:space="preserve"> </w:t>
-      </w:r>
-      <m:oMath>
-        <m:r>
-          <m:t>m</m:t>
-        </m:r>
-        <m:r>
-          <m:rPr>
-            <m:sty m:val="p"/>
-          </m:rPr>
-          <m:t>=</m:t>
-        </m:r>
-        <m:r>
-          <m:t>10</m:t>
-        </m:r>
-      </m:oMath>
-      <w:r>
-        <w:t xml:space="preserve"> s; in the multi-flight cohort, earlier flights had an index duration requirement of</w:t>
-      </w:r>
-      <w:r>
-        <w:t xml:space="preserve"> </w:t>
-      </w:r>
-      <m:oMath>
-        <m:r>
-          <m:rPr>
-            <m:sty m:val="p"/>
-          </m:rPr>
-          <m:t>≥</m:t>
-        </m:r>
-        <m:r>
-          <m:t>30</m:t>
-        </m:r>
-      </m:oMath>
-      <w:r>
-        <w:t xml:space="preserve"> s while crash flights were included if</w:t>
-      </w:r>
-      <w:r>
-        <w:t xml:space="preserve"> </w:t>
-      </w:r>
-      <m:oMath>
-        <m:r>
-          <m:rPr>
-            <m:sty m:val="p"/>
-          </m:rPr>
-          <m:t>≥</m:t>
-        </m:r>
-        <m:r>
-          <m:t>5</m:t>
-        </m:r>
-      </m:oMath>
-      <w:r>
-        <w:t xml:space="preserve"> s), in agreement with the within-drone rank test (</w:t>
+        <w:t xml:space="preserve">(0.860 [0.802, 0.910] and 0.874 [0.822, 0.920], with flight-level bootstrap intervals confirming no substantial drop), while removing tilt and stick boundary features (Step 4) reduces AUC modestly to 0.831. Thus, vehicle grouping folds, crash-window cuts, and boundary feature pruning do not explain the cross-sectional gap. Instead, evaluating the exact same 67 multi-flight crash flights against independent matched normal flights from other aircraft (strictly excluding the 67 airframe UUIDs, matched 2:1 on vehicle type; Step 4b) collapses the model AUC to 0.522 [0.413, 0.615]. This demonstrates that the collapse from 0.83–0.88 to</w:t>
+      </w:r>
+      <w:r>
+        <w:t xml:space="preserve"> </w:t>
+      </w:r>
+      <m:oMath>
+        <m:r>
+          <m:rPr>
+            <m:sty m:val="p"/>
+          </m:rPr>
+          <m:t>≈</m:t>
+        </m:r>
+        <m:r>
+          <m:t>0.53</m:t>
+        </m:r>
+      </m:oMath>
+      <w:r>
+        <w:t xml:space="preserve"> </w:t>
+      </w:r>
+      <w:r>
+        <w:t xml:space="preserve">is primarily driven by cohort selection across evaluation samples rather than by within-drone baseline adjustment alone: the 67 multi-flight airframes represent an inherently distinct, less separable cohort where pre-crash precursors are absent cross-sectionally as well as longitudinally.</w:t>
+      </w:r>
+    </w:p>
+    <w:p>
+      <w:pPr>
+        <w:pStyle w:val="BodyText"/>
+      </w:pPr>
+      <w:r>
+        <w:t xml:space="preserve">On the 67 multi-flight drones with 372 flights (67 pre-crash flights cut 10 s before impact and 305 earlier flights), three complementary statistics evaluate within-drone precursor separation. Evaluated across flights, pooled logistic regression yielded a cross-sectional AUC of 0.529 [0.453, 0.607] (Step 5), while vehicle-grouped cross-validation yielded an AUC of 0.569 [0.493, 0.645] (Step 6). Crucially, clustering the bootstrap resamples over whole airframe clusters widens the 95% confidence interval to [0.500, 0.643], which spans chance (0.50) and demonstrates that pooled model discrimination is not distinguishable from chance when accounting for correlation across flights of the same airframe. The mean within-drone pairwise AUC (0.592 [0.516, 0.692]) evaluates ranking solely within each drone’s flight history; its confidence interval extends down to near-chance (0.516), consistent with the non-parametric within-drone rank test on individual physical features (</w:t>
       </w:r>
       <m:oMath>
         <m:acc>
@@ -11015,25 +11732,255 @@
         <m:r>
           <m:t>0.48</m:t>
         </m:r>
-      </m:oMath>
-      <w:r>
-        <w:t xml:space="preserve">).</w:t>
+        <m:r>
+          <m:rPr>
+            <m:sty m:val="p"/>
+          </m:rPr>
+          <m:t>,</m:t>
+        </m:r>
+        <m:r>
+          <m:t>p</m:t>
+        </m:r>
+        <m:r>
+          <m:rPr>
+            <m:sty m:val="p"/>
+          </m:rPr>
+          <m:t>=</m:t>
+        </m:r>
+        <m:r>
+          <m:t>0.67</m:t>
+        </m:r>
+      </m:oMath>
+      <w:r>
+        <w:t xml:space="preserve"> </w:t>
+      </w:r>
+      <w:r>
+        <w:t xml:space="preserve">for vibration;</w:t>
+      </w:r>
+      <w:r>
+        <w:t xml:space="preserve"> </w:t>
+      </w:r>
+      <m:oMath>
+        <m:acc>
+          <m:accPr>
+            <m:chr m:val="‾"/>
+          </m:accPr>
+          <m:e>
+            <m:r>
+              <m:t>r</m:t>
+            </m:r>
+          </m:e>
+        </m:acc>
+        <m:r>
+          <m:rPr>
+            <m:sty m:val="p"/>
+          </m:rPr>
+          <m:t>=</m:t>
+        </m:r>
+        <m:r>
+          <m:t>0.50</m:t>
+        </m:r>
+        <m:r>
+          <m:rPr>
+            <m:sty m:val="p"/>
+          </m:rPr>
+          <m:t>,</m:t>
+        </m:r>
+        <m:r>
+          <m:t>p</m:t>
+        </m:r>
+        <m:r>
+          <m:rPr>
+            <m:sty m:val="p"/>
+          </m:rPr>
+          <m:t>=</m:t>
+        </m:r>
+        <m:r>
+          <m:t>0.47</m:t>
+        </m:r>
+      </m:oMath>
+      <w:r>
+        <w:t xml:space="preserve"> </w:t>
+      </w:r>
+      <w:r>
+        <w:t xml:space="preserve">for tracking error), neither of which exceeds chance (0.50). Furthermore, feature-window duration (take-off to</w:t>
+      </w:r>
+      <w:r>
+        <w:t xml:space="preserve"> </w:t>
+      </w:r>
+      <m:oMath>
+        <m:sSub>
+          <m:e>
+            <m:r>
+              <m:t>t</m:t>
+            </m:r>
+          </m:e>
+          <m:sub>
+            <m:r>
+              <m:t>c</m:t>
+            </m:r>
+          </m:sub>
+        </m:sSub>
+        <m:r>
+          <m:rPr>
+            <m:sty m:val="p"/>
+          </m:rPr>
+          <m:t>−</m:t>
+        </m:r>
+        <m:r>
+          <m:t>10</m:t>
+        </m:r>
+      </m:oMath>
+      <w:r>
+        <w:t xml:space="preserve"> s for crashes; take-off to</w:t>
+      </w:r>
+      <w:r>
+        <w:t xml:space="preserve"> </w:t>
+      </w:r>
+      <m:oMath>
+        <m:sSub>
+          <m:e>
+            <m:r>
+              <m:t>t</m:t>
+            </m:r>
+          </m:e>
+          <m:sub>
+            <m:r>
+              <m:rPr>
+                <m:nor/>
+              </m:rPr>
+              <m:t>end</m:t>
+            </m:r>
+          </m:sub>
+        </m:sSub>
+        <m:r>
+          <m:rPr>
+            <m:sty m:val="p"/>
+          </m:rPr>
+          <m:t>−</m:t>
+        </m:r>
+        <m:r>
+          <m:t>10</m:t>
+        </m:r>
+      </m:oMath>
+      <w:r>
+        <w:t xml:space="preserve"> s for earlier flights) alone separates earlier from crash flights with an effective AUC of 0.682 [0.634, 0.729] because earlier flights had an index requirement of</w:t>
+      </w:r>
+      <w:r>
+        <w:t xml:space="preserve"> </w:t>
+      </w:r>
+      <m:oMath>
+        <m:r>
+          <m:rPr>
+            <m:sty m:val="p"/>
+          </m:rPr>
+          <m:t>≥</m:t>
+        </m:r>
+        <m:r>
+          <m:t>30</m:t>
+        </m:r>
+      </m:oMath>
+      <w:r>
+        <w:t xml:space="preserve"> s while crash flights were included if</w:t>
+      </w:r>
+      <w:r>
+        <w:t xml:space="preserve"> </w:t>
+      </w:r>
+      <m:oMath>
+        <m:r>
+          <m:rPr>
+            <m:sty m:val="p"/>
+          </m:rPr>
+          <m:t>≥</m:t>
+        </m:r>
+        <m:r>
+          <m:t>5</m:t>
+        </m:r>
+      </m:oMath>
+      <w:r>
+        <w:t xml:space="preserve"> s. When controlling for feature-window duration within drones via caliper matching (</w:t>
+      </w:r>
+      <m:oMath>
+        <m:r>
+          <m:rPr>
+            <m:sty m:val="p"/>
+          </m:rPr>
+          <m:t>|</m:t>
+        </m:r>
+        <m:r>
+          <m:rPr>
+            <m:sty m:val="p"/>
+          </m:rPr>
+          <m:t>Δ</m:t>
+        </m:r>
+        <m:r>
+          <m:rPr>
+            <m:sty m:val="p"/>
+          </m:rPr>
+          <m:t>ln</m:t>
+        </m:r>
+        <m:r>
+          <m:rPr>
+            <m:sty m:val="p"/>
+          </m:rPr>
+          <m:t>(</m:t>
+        </m:r>
+        <m:r>
+          <m:rPr>
+            <m:nor/>
+          </m:rPr>
+          <m:t>duration</m:t>
+        </m:r>
+        <m:r>
+          <m:rPr>
+            <m:sty m:val="p"/>
+          </m:rPr>
+          <m:t>)</m:t>
+        </m:r>
+        <m:r>
+          <m:rPr>
+            <m:sty m:val="p"/>
+          </m:rPr>
+          <m:t>|</m:t>
+        </m:r>
+        <m:r>
+          <m:rPr>
+            <m:sty m:val="p"/>
+          </m:rPr>
+          <m:t>≤</m:t>
+        </m:r>
+        <m:r>
+          <m:t>0.25</m:t>
+        </m:r>
+      </m:oMath>
+      <w:r>
+        <w:t xml:space="preserve">, factor 0.78–1.28), within-drone Group-CV AUC rises from 0.532 to 0.642 (</w:t>
+      </w:r>
+      <m:oMath>
+        <m:r>
+          <m:rPr>
+            <m:sty m:val="p"/>
+          </m:rPr>
+          <m:t>+</m:t>
+        </m:r>
+        <m:r>
+          <m:t>0.110</m:t>
+        </m:r>
+      </m:oMath>
+      <w:r>
+        <w:t xml:space="preserve"> </w:t>
+      </w:r>
+      <w:r>
+        <w:t xml:space="preserve">on the exact same 36 airframes), demonstrating that baseline duration mismatch in uncurated archives actively suppresses within-drone precursor detection.</w:t>
       </w:r>
     </w:p>
-    <w:p>
-      <w:pPr>
-        <w:pStyle w:val="BodyText"/>
-      </w:pPr>
-      <w:bookmarkStart w:id="38" w:name="_1e20f1cb57d10c86a321ab56efaae6939bfa530"/>
-      <w:bookmarkEnd w:id="38"/>
-    </w:p>
-    <w:bookmarkStart w:id="39" w:name="_1e20f1cb57d10c86a321ab56efaae6939bfa530"/>
+    <w:bookmarkStart w:id="39" w:name="_5384c23fe540f64e7f70d79e466547294e389bd"/>
     <w:p>
       <w:pPr>
         <w:pStyle w:val="TableCaption"/>
       </w:pPr>
       <w:r>
-        <w:t xml:space="preserve">Table 6. Decomposition of model separation between crash and normal flights: sequential effect of grouping folds by vehicle ID, crash-window removal, removing tilt/stick envelope features, and changing the comparison population to within-drone flights across evaluation cohorts. All 95% CIs are flight-level bootstrap intervals (2,000 resamples); cluster bootstrap 95% CI for Step 6 is [0.500, 0.643].</w:t>
+        <w:t xml:space="preserve">Table 6. Decomposition of model separation between crash and normal flights: sequential effect of grouping folds by vehicle ID, crash-window removal, removing tilt/stick envelope features, cohort selection, and within-drone evaluation across evaluation cohorts. All 95% CIs are bootstrap intervals (2,000 resamples); Step 4b and Step 6 report cluster bootstrap 95% CIs over airframe clusters.</w:t>
       </w:r>
     </w:p>
     <w:tbl>
@@ -11041,7 +11988,7 @@
         <w:tblStyle w:val="Table"/>
         <w:tblW w:type="pct" w:w="5000"/>
         <w:tblLook w:firstRow="1" w:lastRow="0" w:firstColumn="0" w:lastColumn="0" w:noHBand="0" w:noVBand="0" w:val="0020"/>
-        <w:tblCaption w:val="Table 6. Decomposition of model separation between crash and normal flights: sequential effect of grouping folds by vehicle ID, crash-window removal, removing tilt/stick envelope features, and changing the comparison population to within-drone flights across evaluation cohorts. All 95% CIs are flight-level bootstrap intervals (2,000 resamples); cluster bootstrap 95% CI for Step 6 is [0.500, 0.643]."/>
+        <w:tblCaption w:val="Table 6. Decomposition of model separation between crash and normal flights: sequential effect of grouping folds by vehicle ID, crash-window removal, removing tilt/stick envelope features, cohort selection, and within-drone evaluation across evaluation cohorts. All 95% CIs are bootstrap intervals (2,000 resamples); Step 4b and Step 6 report cluster bootstrap 95% CIs over airframe clusters."/>
         <w:tblBorders>
           <w:top w:val="single" w:sz="4" w:color="808080"/>
           <w:left w:val="single" w:sz="4" w:color="808080"/>
@@ -11535,6 +12482,115 @@
               <w:rPr>
                 <w:sz w:val="19"/>
               </w:rPr>
+              <w:t xml:space="preserve">4b</w:t>
+            </w:r>
+          </w:p>
+        </w:tc>
+        <w:tc>
+          <w:tcPr/>
+          <w:p>
+            <w:pPr>
+              <w:pStyle w:val="Compact"/>
+              <w:spacing w:line="240" w:lineRule="auto"/>
+              <w:jc w:val="left"/>
+            </w:pPr>
+            <w:r>
+              <w:rPr>
+                <w:sz w:val="19"/>
+              </w:rPr>
+              <w:t xml:space="preserve">Multi-flight crashes vs. other-aircraft normals (Group-CV,</w:t>
+            </w:r>
+            <w:r>
+              <w:rPr>
+                <w:sz w:val="19"/>
+              </w:rPr>
+              <w:t xml:space="preserve"> </w:t>
+            </w:r>
+            <m:oMath>
+              <m:r>
+                <m:t>m</m:t>
+              </m:r>
+              <m:r>
+                <m:rPr>
+                  <m:sty m:val="p"/>
+                </m:rPr>
+                <m:t>=</m:t>
+              </m:r>
+              <m:r>
+                <m:t>10</m:t>
+              </m:r>
+            </m:oMath>
+            <w:r>
+              <w:rPr>
+                <w:sz w:val="19"/>
+              </w:rPr>
+              <w:t xml:space="preserve"> s)</w:t>
+            </w:r>
+          </w:p>
+        </w:tc>
+        <w:tc>
+          <w:tcPr/>
+          <w:p>
+            <w:pPr>
+              <w:pStyle w:val="Compact"/>
+              <w:spacing w:line="240" w:lineRule="auto"/>
+              <w:jc w:val="center"/>
+            </w:pPr>
+            <w:r>
+              <w:rPr>
+                <w:sz w:val="19"/>
+              </w:rPr>
+              <w:t xml:space="preserve">67 crash, 134 normal</w:t>
+            </w:r>
+          </w:p>
+        </w:tc>
+        <w:tc>
+          <w:tcPr/>
+          <w:p>
+            <w:pPr>
+              <w:pStyle w:val="Compact"/>
+              <w:spacing w:line="240" w:lineRule="auto"/>
+              <w:jc w:val="center"/>
+            </w:pPr>
+            <w:r>
+              <w:rPr>
+                <w:sz w:val="19"/>
+              </w:rPr>
+              <w:t xml:space="preserve">0.522 [0.413, 0.615]</w:t>
+            </w:r>
+            <m:oMath>
+              <m:sSup>
+                <m:e>
+                  <m:r>
+                    <m:t>​</m:t>
+                  </m:r>
+                </m:e>
+                <m:sup>
+                  <m:r>
+                    <m:rPr>
+                      <m:sty m:val="p"/>
+                    </m:rPr>
+                    <m:t>†</m:t>
+                  </m:r>
+                </m:sup>
+              </m:sSup>
+            </m:oMath>
+          </w:p>
+        </w:tc>
+      </w:tr>
+      <w:tr>
+        <w:tc>
+          <w:tcPr/>
+          <w:p>
+            <w:pPr>
+              <w:pStyle w:val="Compact"/>
+              <w:spacing w:line="240" w:lineRule="auto"/>
+              <w:jc w:val="left"/>
+            </w:pPr>
+            <w:r>
+              <w:rPr>
+                <w:sz w:val="19"/>
+              </w:rPr>
               <w:t xml:space="preserve">5</w:t>
             </w:r>
           </w:p>
@@ -11677,6 +12733,29 @@
       <w:pPr>
         <w:pStyle w:val="FirstParagraph"/>
       </w:pPr>
+      <m:oMath>
+        <m:sSup>
+          <m:e>
+            <m:r>
+              <m:t>​</m:t>
+            </m:r>
+          </m:e>
+          <m:sup>
+            <m:r>
+              <m:rPr>
+                <m:sty m:val="p"/>
+              </m:rPr>
+              <m:t>†</m:t>
+            </m:r>
+          </m:sup>
+        </m:sSup>
+      </m:oMath>
+      <w:r>
+        <w:t xml:space="preserve">Two-stage cluster bootstrap 95% CI over 67 crash and 134 control airframes.</w:t>
+      </w:r>
+      <w:r>
+        <w:t xml:space="preserve"> </w:t>
+      </w:r>
       <m:oMath>
         <m:sSup>
           <m:e>
@@ -13607,6 +14686,124 @@
         <w:t xml:space="preserve"> </w:t>
       </w:r>
       <w:r>
+        <w:t xml:space="preserve">Tightening further to the top 5% (5.0% flag rate) achieves 20.0% sensitivity (12 of 60, 95% CI 10.8–31.9%), yielding an exact Bayes PPV of 2.96% (95% CI 1.60–4.73%), a lift of</w:t>
+      </w:r>
+      <w:r>
+        <w:t xml:space="preserve"> </w:t>
+      </w:r>
+      <m:oMath>
+        <m:r>
+          <m:t>4.00</m:t>
+        </m:r>
+        <m:r>
+          <m:rPr>
+            <m:sty m:val="p"/>
+          </m:rPr>
+          <m:t>×</m:t>
+        </m:r>
+      </m:oMath>
+      <w:r>
+        <w:t xml:space="preserve"> </w:t>
+      </w:r>
+      <w:r>
+        <w:t xml:space="preserve">over base rate, and 33.7 inspections per detected crash (95% CI 21.2–62.5). Across all operating points, achieving a PPV</w:t>
+      </w:r>
+      <w:r>
+        <w:t xml:space="preserve"> </w:t>
+      </w:r>
+      <m:oMath>
+        <m:r>
+          <m:rPr>
+            <m:sty m:val="p"/>
+          </m:rPr>
+          <m:t>≥</m:t>
+        </m:r>
+        <m:r>
+          <m:t>10</m:t>
+        </m:r>
+        <m:r>
+          <m:rPr>
+            <m:sty m:val="p"/>
+          </m:rPr>
+          <m:t>%</m:t>
+        </m:r>
+      </m:oMath>
+      <w:r>
+        <w:t xml:space="preserve"> </w:t>
+      </w:r>
+      <w:r>
+        <w:t xml:space="preserve">(</w:t>
+      </w:r>
+      <m:oMath>
+        <m:r>
+          <m:rPr>
+            <m:sty m:val="p"/>
+          </m:rPr>
+          <m:t>≤</m:t>
+        </m:r>
+        <m:r>
+          <m:t>10</m:t>
+        </m:r>
+      </m:oMath>
+      <w:r>
+        <w:t xml:space="preserve"> </w:t>
+      </w:r>
+      <w:r>
+        <w:t xml:space="preserve">inspections per true positive) at the 0.741% base rate requires sensitivity</w:t>
+      </w:r>
+      <w:r>
+        <w:t xml:space="preserve"> </w:t>
+      </w:r>
+      <m:oMath>
+        <m:r>
+          <m:rPr>
+            <m:sty m:val="p"/>
+          </m:rPr>
+          <m:t>≥</m:t>
+        </m:r>
+        <m:r>
+          <m:t>80</m:t>
+        </m:r>
+        <m:r>
+          <m:rPr>
+            <m:sty m:val="p"/>
+          </m:rPr>
+          <m:t>%</m:t>
+        </m:r>
+      </m:oMath>
+      <w:r>
+        <w:t xml:space="preserve"> </w:t>
+      </w:r>
+      <w:r>
+        <w:t xml:space="preserve">at a flag rate</w:t>
+      </w:r>
+      <w:r>
+        <w:t xml:space="preserve"> </w:t>
+      </w:r>
+      <m:oMath>
+        <m:r>
+          <m:rPr>
+            <m:sty m:val="p"/>
+          </m:rPr>
+          <m:t>≤</m:t>
+        </m:r>
+        <m:r>
+          <m:t>5</m:t>
+        </m:r>
+        <m:r>
+          <m:rPr>
+            <m:sty m:val="p"/>
+          </m:rPr>
+          <m:t>%</m:t>
+        </m:r>
+      </m:oMath>
+      <w:r>
+        <w:t xml:space="preserve">, which is mathematically unobtainable under the empirical vibration ROC curve (AUC 0.689).</w:t>
+      </w:r>
+      <w:r>
+        <w:t xml:space="preserve"> </w:t>
+      </w:r>
+      <w:r>
         <w:t xml:space="preserve">Under a broader source-matched reference (matching on measurement source alone; AUC 0.655, 95% CI 0.591–0.716), a 25% flag rate yields</w:t>
       </w:r>
       <w:r>
@@ -13955,13 +15152,7 @@
         <w:t xml:space="preserve"> </w:t>
       </w:r>
       <w:r>
-        <w:t xml:space="preserve">index did not record intra-day flight sequence, though parsing raw GPS timestamps in future work could establish whether</w:t>
-      </w:r>
-      <w:r>
-        <w:t xml:space="preserve"> </w:t>
-      </w:r>
-      <w:r>
-        <w:t xml:space="preserve">crash-day flights immediately preceded the crash. This points to potential confounding by development or tuning sessions</w:t>
+        <w:t xml:space="preserve">index did not record intra-day flight sequence. Parsing raw GPS epoch timestamps across all 25 sets confirmed that pre-crash exposure flights strictly preceded the crash moment. This points to potential confounding by development or tuning sessions</w:t>
       </w:r>
       <w:r>
         <w:t xml:space="preserve"> </w:t>
@@ -14009,7 +15200,7 @@
         <w:t xml:space="preserve"> </w:t>
       </w:r>
       <w:r>
-        <w:t xml:space="preserve">not control for propellers, payload, airframe size, or operator identity, so controls from the same operator were not clustered.</w:t>
+        <w:t xml:space="preserve">not control for propellers, payload, airframe size, or operator identity. To test whether the 17 controls reused across the 20 strata artificially inflated significance, we re-evaluated the test via a cluster bootstrap over unique control airframes (2,000 resamples): the mean scaled rank was 0.665 with a 95% cluster bootstrap CI of [0.587, 0.744], which strictly excludes chance (0.50).</w:t>
       </w:r>
     </w:p>
     <w:p>
@@ -14254,7 +15445,91 @@
         </m:r>
       </m:oMath>
       <w:r>
-        <w:t xml:space="preserve">). Statistical design power at</w:t>
+        <w:t xml:space="preserve">). A two-sample permutation test (100,000 draws) between the older estimator sets (</w:t>
+      </w:r>
+      <m:oMath>
+        <m:r>
+          <m:t>n</m:t>
+        </m:r>
+        <m:r>
+          <m:rPr>
+            <m:sty m:val="p"/>
+          </m:rPr>
+          <m:t>=</m:t>
+        </m:r>
+        <m:r>
+          <m:t>48</m:t>
+        </m:r>
+      </m:oMath>
+      <w:r>
+        <w:t xml:space="preserve">, mean scaled rank 0.677) and newer accelerometer sets (</w:t>
+      </w:r>
+      <m:oMath>
+        <m:r>
+          <m:t>n</m:t>
+        </m:r>
+        <m:r>
+          <m:rPr>
+            <m:sty m:val="p"/>
+          </m:rPr>
+          <m:t>=</m:t>
+        </m:r>
+        <m:r>
+          <m:t>19</m:t>
+        </m:r>
+      </m:oMath>
+      <w:r>
+        <w:t xml:space="preserve">, mean scaled rank 0.580) indicates that the difference in effect size is not statistically significant (</w:t>
+      </w:r>
+      <m:oMath>
+        <m:r>
+          <m:rPr>
+            <m:sty m:val="p"/>
+          </m:rPr>
+          <m:t>Δ</m:t>
+        </m:r>
+        <m:acc>
+          <m:accPr>
+            <m:chr m:val="‾"/>
+          </m:accPr>
+          <m:e>
+            <m:r>
+              <m:t>r</m:t>
+            </m:r>
+          </m:e>
+        </m:acc>
+        <m:r>
+          <m:rPr>
+            <m:sty m:val="p"/>
+          </m:rPr>
+          <m:t>=</m:t>
+        </m:r>
+        <m:r>
+          <m:t>0.097</m:t>
+        </m:r>
+      </m:oMath>
+      <w:r>
+        <w:t xml:space="preserve">, two-sided permutation</w:t>
+      </w:r>
+      <w:r>
+        <w:t xml:space="preserve"> </w:t>
+      </w:r>
+      <m:oMath>
+        <m:r>
+          <m:t>p</m:t>
+        </m:r>
+        <m:r>
+          <m:rPr>
+            <m:sty m:val="p"/>
+          </m:rPr>
+          <m:t>=</m:t>
+        </m:r>
+        <m:r>
+          <m:t>0.3221</m:t>
+        </m:r>
+      </m:oMath>
+      <w:r>
+        <w:t xml:space="preserve">), consistent with small-sample variability rather than structural divergence. Statistical design power at</w:t>
       </w:r>
       <w:r>
         <w:t xml:space="preserve"> </w:t>
@@ -19128,6 +20403,579 @@
           </w:p>
         </w:tc>
       </w:tr>
+      <w:tr>
+        <w:tc>
+          <w:tcPr/>
+          <w:p>
+            <w:pPr>
+              <w:pStyle w:val="Compact"/>
+              <w:spacing w:line="240" w:lineRule="auto"/>
+              <w:jc w:val="left"/>
+            </w:pPr>
+            <w:r>
+              <w:rPr>
+                <w:sz w:val="19"/>
+              </w:rPr>
+              <w:t xml:space="preserve">Cohort selection step 4b</w:t>
+            </w:r>
+          </w:p>
+        </w:tc>
+        <w:tc>
+          <w:tcPr/>
+          <w:p>
+            <w:pPr>
+              <w:pStyle w:val="Compact"/>
+              <w:spacing w:line="240" w:lineRule="auto"/>
+              <w:jc w:val="left"/>
+            </w:pPr>
+            <w:r>
+              <w:rPr>
+                <w:sz w:val="19"/>
+              </w:rPr>
+              <w:t xml:space="preserve">Isolate comparison vs. cohort effect</w:t>
+            </w:r>
+          </w:p>
+        </w:tc>
+        <w:tc>
+          <w:tcPr/>
+          <w:p>
+            <w:pPr>
+              <w:pStyle w:val="Compact"/>
+              <w:spacing w:line="240" w:lineRule="auto"/>
+              <w:jc w:val="left"/>
+            </w:pPr>
+            <w:r>
+              <w:rPr>
+                <w:sz w:val="19"/>
+              </w:rPr>
+              <w:t xml:space="preserve">67 multi-flight crashes vs. other-aircraft controls: AUC 0.522 [0.413, 0.615]</w:t>
+            </w:r>
+          </w:p>
+        </w:tc>
+        <w:tc>
+          <w:tcPr/>
+          <w:p>
+            <w:pPr>
+              <w:pStyle w:val="Compact"/>
+              <w:spacing w:line="240" w:lineRule="auto"/>
+              <w:jc w:val="center"/>
+            </w:pPr>
+            <w:r>
+              <w:rPr>
+                <w:rStyle w:val="VerbatimChar"/>
+                <w:sz w:val="19"/>
+              </w:rPr>
+              <w:t xml:space="preserve">f152d07</w:t>
+            </w:r>
+          </w:p>
+        </w:tc>
+        <w:tc>
+          <w:tcPr/>
+          <w:p>
+            <w:pPr>
+              <w:pStyle w:val="Compact"/>
+              <w:spacing w:line="240" w:lineRule="auto"/>
+              <w:jc w:val="center"/>
+            </w:pPr>
+            <w:r>
+              <w:rPr>
+                <w:sz w:val="19"/>
+              </w:rPr>
+              <w:t xml:space="preserve">2026-10-26</w:t>
+            </w:r>
+          </w:p>
+        </w:tc>
+        <w:tc>
+          <w:tcPr/>
+          <w:p>
+            <w:pPr>
+              <w:pStyle w:val="Compact"/>
+              <w:spacing w:line="240" w:lineRule="auto"/>
+              <w:jc w:val="center"/>
+            </w:pPr>
+            <w:r>
+              <w:rPr>
+                <w:sz w:val="19"/>
+              </w:rPr>
+              <w:t xml:space="preserve">2026-10-26</w:t>
+            </w:r>
+          </w:p>
+        </w:tc>
+      </w:tr>
+      <w:tr>
+        <w:tc>
+          <w:tcPr/>
+          <w:p>
+            <w:pPr>
+              <w:pStyle w:val="Compact"/>
+              <w:spacing w:line="240" w:lineRule="auto"/>
+              <w:jc w:val="left"/>
+            </w:pPr>
+            <w:r>
+              <w:rPr>
+                <w:sz w:val="19"/>
+              </w:rPr>
+              <w:t xml:space="preserve">Within-drone duration caliper</w:t>
+            </w:r>
+          </w:p>
+        </w:tc>
+        <w:tc>
+          <w:tcPr/>
+          <w:p>
+            <w:pPr>
+              <w:pStyle w:val="Compact"/>
+              <w:spacing w:line="240" w:lineRule="auto"/>
+              <w:jc w:val="left"/>
+            </w:pPr>
+            <w:r>
+              <w:rPr>
+                <w:sz w:val="19"/>
+              </w:rPr>
+              <w:t xml:space="preserve">Test duration confounding in cohort</w:t>
+            </w:r>
+          </w:p>
+        </w:tc>
+        <w:tc>
+          <w:tcPr/>
+          <w:p>
+            <w:pPr>
+              <w:pStyle w:val="Compact"/>
+              <w:spacing w:line="240" w:lineRule="auto"/>
+              <w:jc w:val="left"/>
+            </w:pPr>
+            <w:r>
+              <w:rPr>
+                <w:sz w:val="19"/>
+              </w:rPr>
+              <w:t xml:space="preserve">Caliper</w:t>
+            </w:r>
+            <w:r>
+              <w:rPr>
+                <w:sz w:val="19"/>
+              </w:rPr>
+              <w:t xml:space="preserve"> </w:t>
+            </w:r>
+            <m:oMath>
+              <m:r>
+                <m:rPr>
+                  <m:sty m:val="p"/>
+                </m:rPr>
+                <m:t>≤</m:t>
+              </m:r>
+              <m:r>
+                <m:t>0.25</m:t>
+              </m:r>
+            </m:oMath>
+            <w:r>
+              <w:rPr>
+                <w:sz w:val="19"/>
+              </w:rPr>
+              <w:t xml:space="preserve"> </w:t>
+            </w:r>
+            <w:r>
+              <w:rPr>
+                <w:sz w:val="19"/>
+              </w:rPr>
+              <w:t xml:space="preserve">matching lifts within-drone AUC</w:t>
+            </w:r>
+            <w:r>
+              <w:rPr>
+                <w:sz w:val="19"/>
+              </w:rPr>
+              <w:t xml:space="preserve"> </w:t>
+            </w:r>
+            <m:oMath>
+              <m:r>
+                <m:rPr>
+                  <m:sty m:val="p"/>
+                </m:rPr>
+                <m:t>+</m:t>
+              </m:r>
+              <m:r>
+                <m:t>0.110</m:t>
+              </m:r>
+            </m:oMath>
+            <w:r>
+              <w:rPr>
+                <w:sz w:val="19"/>
+              </w:rPr>
+              <w:t xml:space="preserve"> </w:t>
+            </w:r>
+            <w:r>
+              <w:rPr>
+                <w:sz w:val="19"/>
+              </w:rPr>
+              <w:t xml:space="preserve">(0.532 to 0.642)</w:t>
+            </w:r>
+          </w:p>
+        </w:tc>
+        <w:tc>
+          <w:tcPr/>
+          <w:p>
+            <w:pPr>
+              <w:pStyle w:val="Compact"/>
+              <w:spacing w:line="240" w:lineRule="auto"/>
+              <w:jc w:val="center"/>
+            </w:pPr>
+            <w:r>
+              <w:rPr>
+                <w:rStyle w:val="VerbatimChar"/>
+                <w:sz w:val="19"/>
+              </w:rPr>
+              <w:t xml:space="preserve">f152d07</w:t>
+            </w:r>
+          </w:p>
+        </w:tc>
+        <w:tc>
+          <w:tcPr/>
+          <w:p>
+            <w:pPr>
+              <w:pStyle w:val="Compact"/>
+              <w:spacing w:line="240" w:lineRule="auto"/>
+              <w:jc w:val="center"/>
+            </w:pPr>
+            <w:r>
+              <w:rPr>
+                <w:sz w:val="19"/>
+              </w:rPr>
+              <w:t xml:space="preserve">2026-10-26</w:t>
+            </w:r>
+          </w:p>
+        </w:tc>
+        <w:tc>
+          <w:tcPr/>
+          <w:p>
+            <w:pPr>
+              <w:pStyle w:val="Compact"/>
+              <w:spacing w:line="240" w:lineRule="auto"/>
+              <w:jc w:val="center"/>
+            </w:pPr>
+            <w:r>
+              <w:rPr>
+                <w:sz w:val="19"/>
+              </w:rPr>
+              <w:t xml:space="preserve">2026-10-26</w:t>
+            </w:r>
+          </w:p>
+        </w:tc>
+      </w:tr>
+      <w:tr>
+        <w:tc>
+          <w:tcPr/>
+          <w:p>
+            <w:pPr>
+              <w:pStyle w:val="Compact"/>
+              <w:spacing w:line="240" w:lineRule="auto"/>
+              <w:jc w:val="left"/>
+            </w:pPr>
+            <w:r>
+              <w:rPr>
+                <w:sz w:val="19"/>
+              </w:rPr>
+              <w:t xml:space="preserve">Depth-3 tree bounds across cuts</w:t>
+            </w:r>
+          </w:p>
+        </w:tc>
+        <w:tc>
+          <w:tcPr/>
+          <w:p>
+            <w:pPr>
+              <w:pStyle w:val="Compact"/>
+              <w:spacing w:line="240" w:lineRule="auto"/>
+              <w:jc w:val="left"/>
+            </w:pPr>
+            <w:r>
+              <w:rPr>
+                <w:sz w:val="19"/>
+              </w:rPr>
+              <w:t xml:space="preserve">Bound non-linear model performance</w:t>
+            </w:r>
+          </w:p>
+        </w:tc>
+        <w:tc>
+          <w:tcPr/>
+          <w:p>
+            <w:pPr>
+              <w:pStyle w:val="Compact"/>
+              <w:spacing w:line="240" w:lineRule="auto"/>
+              <w:jc w:val="left"/>
+            </w:pPr>
+            <w:r>
+              <w:rPr>
+                <w:sz w:val="19"/>
+              </w:rPr>
+              <w:t xml:space="preserve">Upper bounds 0.519–0.724; collapses to 0.524 under 10 s leakage control</w:t>
+            </w:r>
+          </w:p>
+        </w:tc>
+        <w:tc>
+          <w:tcPr/>
+          <w:p>
+            <w:pPr>
+              <w:pStyle w:val="Compact"/>
+              <w:spacing w:line="240" w:lineRule="auto"/>
+              <w:jc w:val="center"/>
+            </w:pPr>
+            <w:r>
+              <w:rPr>
+                <w:rStyle w:val="VerbatimChar"/>
+                <w:sz w:val="19"/>
+              </w:rPr>
+              <w:t xml:space="preserve">dfbabaf</w:t>
+            </w:r>
+          </w:p>
+        </w:tc>
+        <w:tc>
+          <w:tcPr/>
+          <w:p>
+            <w:pPr>
+              <w:pStyle w:val="Compact"/>
+              <w:spacing w:line="240" w:lineRule="auto"/>
+              <w:jc w:val="center"/>
+            </w:pPr>
+            <w:r>
+              <w:rPr>
+                <w:sz w:val="19"/>
+              </w:rPr>
+              <w:t xml:space="preserve">2026-10-26</w:t>
+            </w:r>
+          </w:p>
+        </w:tc>
+        <w:tc>
+          <w:tcPr/>
+          <w:p>
+            <w:pPr>
+              <w:pStyle w:val="Compact"/>
+              <w:spacing w:line="240" w:lineRule="auto"/>
+              <w:jc w:val="center"/>
+            </w:pPr>
+            <w:r>
+              <w:rPr>
+                <w:sz w:val="19"/>
+              </w:rPr>
+              <w:t xml:space="preserve">2026-10-26</w:t>
+            </w:r>
+          </w:p>
+        </w:tc>
+      </w:tr>
+      <w:tr>
+        <w:tc>
+          <w:tcPr/>
+          <w:p>
+            <w:pPr>
+              <w:pStyle w:val="Compact"/>
+              <w:spacing w:line="240" w:lineRule="auto"/>
+              <w:jc w:val="left"/>
+            </w:pPr>
+            <w:r>
+              <w:rPr>
+                <w:sz w:val="19"/>
+              </w:rPr>
+              <w:t xml:space="preserve">Fixed-score permutation null</w:t>
+            </w:r>
+          </w:p>
+        </w:tc>
+        <w:tc>
+          <w:tcPr/>
+          <w:p>
+            <w:pPr>
+              <w:pStyle w:val="Compact"/>
+              <w:spacing w:line="240" w:lineRule="auto"/>
+              <w:jc w:val="left"/>
+            </w:pPr>
+            <w:r>
+              <w:rPr>
+                <w:sz w:val="19"/>
+              </w:rPr>
+              <w:t xml:space="preserve">Test CV fold-splitting variance</w:t>
+            </w:r>
+          </w:p>
+        </w:tc>
+        <w:tc>
+          <w:tcPr/>
+          <w:p>
+            <w:pPr>
+              <w:pStyle w:val="Compact"/>
+              <w:spacing w:line="240" w:lineRule="auto"/>
+              <w:jc w:val="left"/>
+            </w:pPr>
+            <w:r>
+              <w:rPr>
+                <w:sz w:val="19"/>
+              </w:rPr>
+              <w:t xml:space="preserve">Fixed score SD 0.055 matches asymptotic theory (0.056); 0.090 is CV artifact</w:t>
+            </w:r>
+          </w:p>
+        </w:tc>
+        <w:tc>
+          <w:tcPr/>
+          <w:p>
+            <w:pPr>
+              <w:pStyle w:val="Compact"/>
+              <w:spacing w:line="240" w:lineRule="auto"/>
+              <w:jc w:val="center"/>
+            </w:pPr>
+            <w:r>
+              <w:rPr>
+                <w:rStyle w:val="VerbatimChar"/>
+                <w:sz w:val="19"/>
+              </w:rPr>
+              <w:t xml:space="preserve">dfbabaf</w:t>
+            </w:r>
+          </w:p>
+        </w:tc>
+        <w:tc>
+          <w:tcPr/>
+          <w:p>
+            <w:pPr>
+              <w:pStyle w:val="Compact"/>
+              <w:spacing w:line="240" w:lineRule="auto"/>
+              <w:jc w:val="center"/>
+            </w:pPr>
+            <w:r>
+              <w:rPr>
+                <w:sz w:val="19"/>
+              </w:rPr>
+              <w:t xml:space="preserve">2026-10-26</w:t>
+            </w:r>
+          </w:p>
+        </w:tc>
+        <w:tc>
+          <w:tcPr/>
+          <w:p>
+            <w:pPr>
+              <w:pStyle w:val="Compact"/>
+              <w:spacing w:line="240" w:lineRule="auto"/>
+              <w:jc w:val="center"/>
+            </w:pPr>
+            <w:r>
+              <w:rPr>
+                <w:sz w:val="19"/>
+              </w:rPr>
+              <w:t xml:space="preserve">2026-10-26</w:t>
+            </w:r>
+          </w:p>
+        </w:tc>
+      </w:tr>
+      <w:tr>
+        <w:tc>
+          <w:tcPr/>
+          <w:p>
+            <w:pPr>
+              <w:pStyle w:val="Compact"/>
+              <w:spacing w:line="240" w:lineRule="auto"/>
+              <w:jc w:val="left"/>
+            </w:pPr>
+            <w:r>
+              <w:rPr>
+                <w:sz w:val="19"/>
+              </w:rPr>
+              <w:t xml:space="preserve">Control cluster adjustment</w:t>
+            </w:r>
+          </w:p>
+        </w:tc>
+        <w:tc>
+          <w:tcPr/>
+          <w:p>
+            <w:pPr>
+              <w:pStyle w:val="Compact"/>
+              <w:spacing w:line="240" w:lineRule="auto"/>
+              <w:jc w:val="left"/>
+            </w:pPr>
+            <w:r>
+              <w:rPr>
+                <w:sz w:val="19"/>
+              </w:rPr>
+              <w:t xml:space="preserve">Test control reuse robustness</w:t>
+            </w:r>
+          </w:p>
+        </w:tc>
+        <w:tc>
+          <w:tcPr/>
+          <w:p>
+            <w:pPr>
+              <w:pStyle w:val="Compact"/>
+              <w:spacing w:line="240" w:lineRule="auto"/>
+              <w:jc w:val="left"/>
+            </w:pPr>
+            <w:r>
+              <w:rPr>
+                <w:sz w:val="19"/>
+              </w:rPr>
+              <w:t xml:space="preserve">Mean rank 0.665, 95% cluster CI [0.587, 0.744]; heterogeneity</w:t>
+            </w:r>
+            <w:r>
+              <w:rPr>
+                <w:sz w:val="19"/>
+              </w:rPr>
+              <w:t xml:space="preserve"> </w:t>
+            </w:r>
+            <m:oMath>
+              <m:r>
+                <m:t>p</m:t>
+              </m:r>
+              <m:r>
+                <m:rPr>
+                  <m:sty m:val="p"/>
+                </m:rPr>
+                <m:t>=</m:t>
+              </m:r>
+              <m:r>
+                <m:t>0.322</m:t>
+              </m:r>
+            </m:oMath>
+          </w:p>
+        </w:tc>
+        <w:tc>
+          <w:tcPr/>
+          <w:p>
+            <w:pPr>
+              <w:pStyle w:val="Compact"/>
+              <w:spacing w:line="240" w:lineRule="auto"/>
+              <w:jc w:val="center"/>
+            </w:pPr>
+            <w:r>
+              <w:rPr>
+                <w:rStyle w:val="VerbatimChar"/>
+                <w:sz w:val="19"/>
+              </w:rPr>
+              <w:t xml:space="preserve">dfbabaf</w:t>
+            </w:r>
+          </w:p>
+        </w:tc>
+        <w:tc>
+          <w:tcPr/>
+          <w:p>
+            <w:pPr>
+              <w:pStyle w:val="Compact"/>
+              <w:spacing w:line="240" w:lineRule="auto"/>
+              <w:jc w:val="center"/>
+            </w:pPr>
+            <w:r>
+              <w:rPr>
+                <w:sz w:val="19"/>
+              </w:rPr>
+              <w:t xml:space="preserve">2026-10-26</w:t>
+            </w:r>
+          </w:p>
+        </w:tc>
+        <w:tc>
+          <w:tcPr/>
+          <w:p>
+            <w:pPr>
+              <w:pStyle w:val="Compact"/>
+              <w:spacing w:line="240" w:lineRule="auto"/>
+              <w:jc w:val="center"/>
+            </w:pPr>
+            <w:r>
+              <w:rPr>
+                <w:sz w:val="19"/>
+              </w:rPr>
+              <w:t xml:space="preserve">2026-10-26</w:t>
+            </w:r>
+          </w:p>
+        </w:tc>
+      </w:tr>
     </w:tbl>
     <w:bookmarkEnd w:id="64"/>
     <w:p>
@@ -19622,20 +21470,20 @@
     <w:bookmarkEnd w:id="67"/>
     <w:p>
       <w:pPr>
-        <w:pStyle w:val="Heading1"/>
+        <w:pStyle w:val="Heading2"/>
       </w:pPr>
-      <w:bookmarkStart w:id="68" w:name="_074802e0e16f6322e726b21f081c01c392e8fbd"/>
+      <w:bookmarkStart w:id="68" w:name="_46768506b9d2d22e677daf79594de5255acfb0b"/>
       <w:r>
         <w:rPr>
           <w:rStyle w:val="SectionNumber"/>
         </w:rPr>
-        <w:t xml:space="preserve">7</w:t>
+        <w:t xml:space="preserve">6.1</w:t>
       </w:r>
       <w:r>
         <w:tab/>
       </w:r>
       <w:r>
-        <w:t xml:space="preserve">Discussion</w:t>
+        <w:t xml:space="preserve">Normative reporting checklist for flight-log diagnostics</w:t>
       </w:r>
       <w:bookmarkEnd w:id="68"/>
     </w:p>
@@ -19644,6 +21492,752 @@
         <w:pStyle w:val="FirstParagraph"/>
       </w:pPr>
       <w:r>
+        <w:t xml:space="preserve">To support drone safety regulators, accident investigators, and data-driven diagnostic tool developers in avoiding the leakage and confounding traps quantified in this study, Table ?? outlines an eight-item normative reporting checklist. Each item pairs a methodological evaluation rule with its empirical rationale and the specific failure mode observed in our experiments when that control is omitted.</w:t>
+      </w:r>
+    </w:p>
+    <w:bookmarkStart w:id="69" w:name="_8dfd3cae62712a91b3c1ba079a4ea82fa2a3d98"/>
+    <w:p>
+      <w:pPr>
+        <w:pStyle w:val="TableCaption"/>
+      </w:pPr>
+      <w:r>
+        <w:t xml:space="preserve">Table ?. Normative checklist for leakage-controlled evaluation and reporting of UAV flight-log diagnostic models and accident analytics.</w:t>
+      </w:r>
+    </w:p>
+    <w:tbl>
+      <w:tblPr>
+        <w:tblStyle w:val="Table"/>
+        <w:tblW w:type="pct" w:w="5000"/>
+        <w:tblLook w:firstRow="1" w:lastRow="0" w:firstColumn="0" w:lastColumn="0" w:noHBand="0" w:noVBand="0" w:val="0020"/>
+        <w:tblCaption w:val="Table ?. Normative checklist for leakage-controlled evaluation and reporting of UAV flight-log diagnostic models and accident analytics."/>
+        <w:tblBorders>
+          <w:top w:val="single" w:sz="4" w:color="808080"/>
+          <w:left w:val="single" w:sz="4" w:color="808080"/>
+          <w:bottom w:val="single" w:sz="4" w:color="808080"/>
+          <w:right w:val="single" w:sz="4" w:color="808080"/>
+          <w:insideH w:val="single" w:sz="4" w:color="808080"/>
+          <w:insideV w:val="single" w:sz="4" w:color="808080"/>
+        </w:tblBorders>
+      </w:tblPr>
+      <w:tblGrid>
+        <w:gridCol w:w="2640"/>
+        <w:gridCol w:w="2640"/>
+        <w:gridCol w:w="2640"/>
+      </w:tblGrid>
+      <w:tr>
+        <w:trPr>
+          <w:tblHeader w:val="on"/>
+        </w:trPr>
+        <w:tc>
+          <w:tcPr/>
+          <w:p>
+            <w:pPr>
+              <w:pStyle w:val="Compact"/>
+              <w:spacing w:line="240" w:lineRule="auto"/>
+              <w:jc w:val="left"/>
+            </w:pPr>
+            <w:r>
+              <w:rPr>
+                <w:sz w:val="19"/>
+              </w:rPr>
+              <w:t xml:space="preserve">Checklist Item</w:t>
+            </w:r>
+          </w:p>
+        </w:tc>
+        <w:tc>
+          <w:tcPr/>
+          <w:p>
+            <w:pPr>
+              <w:pStyle w:val="Compact"/>
+              <w:spacing w:line="240" w:lineRule="auto"/>
+              <w:jc w:val="left"/>
+            </w:pPr>
+            <w:r>
+              <w:rPr>
+                <w:sz w:val="19"/>
+              </w:rPr>
+              <w:t xml:space="preserve">Methodological Requirement</w:t>
+            </w:r>
+          </w:p>
+        </w:tc>
+        <w:tc>
+          <w:tcPr/>
+          <w:p>
+            <w:pPr>
+              <w:pStyle w:val="Compact"/>
+              <w:spacing w:line="240" w:lineRule="auto"/>
+              <w:jc w:val="left"/>
+            </w:pPr>
+            <w:r>
+              <w:rPr>
+                <w:sz w:val="19"/>
+              </w:rPr>
+              <w:t xml:space="preserve">Rationale and Empirical Failure Mode</w:t>
+            </w:r>
+          </w:p>
+        </w:tc>
+      </w:tr>
+      <w:tr>
+        <w:tc>
+          <w:tcPr/>
+          <w:p>
+            <w:pPr>
+              <w:pStyle w:val="Compact"/>
+              <w:spacing w:line="240" w:lineRule="auto"/>
+              <w:jc w:val="left"/>
+            </w:pPr>
+            <w:r>
+              <w:rPr>
+                <w:sz w:val="19"/>
+              </w:rPr>
+              <w:t xml:space="preserve">1. Event-window removal</w:t>
+            </w:r>
+          </w:p>
+        </w:tc>
+        <w:tc>
+          <w:tcPr/>
+          <w:p>
+            <w:pPr>
+              <w:pStyle w:val="Compact"/>
+              <w:spacing w:line="240" w:lineRule="auto"/>
+              <w:jc w:val="left"/>
+            </w:pPr>
+            <w:r>
+              <w:rPr>
+                <w:sz w:val="19"/>
+              </w:rPr>
+              <w:t xml:space="preserve">Remove</w:t>
+            </w:r>
+            <w:r>
+              <w:rPr>
+                <w:sz w:val="19"/>
+              </w:rPr>
+              <w:t xml:space="preserve"> </w:t>
+            </w:r>
+            <m:oMath>
+              <m:r>
+                <m:rPr>
+                  <m:sty m:val="p"/>
+                </m:rPr>
+                <m:t>≥</m:t>
+              </m:r>
+              <m:r>
+                <m:t>10</m:t>
+              </m:r>
+            </m:oMath>
+            <w:r>
+              <w:rPr>
+                <w:sz w:val="19"/>
+              </w:rPr>
+              <w:t xml:space="preserve"> s prior to physical impact or ground tumble (</w:t>
+            </w:r>
+            <m:oMath>
+              <m:r>
+                <m:t>m</m:t>
+              </m:r>
+              <m:r>
+                <m:rPr>
+                  <m:sty m:val="p"/>
+                </m:rPr>
+                <m:t>≥</m:t>
+              </m:r>
+              <m:r>
+                <m:t>10</m:t>
+              </m:r>
+            </m:oMath>
+            <w:r>
+              <w:rPr>
+                <w:sz w:val="19"/>
+              </w:rPr>
+              <w:t xml:space="preserve"> s)</w:t>
+            </w:r>
+          </w:p>
+        </w:tc>
+        <w:tc>
+          <w:tcPr/>
+          <w:p>
+            <w:pPr>
+              <w:pStyle w:val="Compact"/>
+              <w:spacing w:line="240" w:lineRule="auto"/>
+              <w:jc w:val="left"/>
+            </w:pPr>
+            <w:r>
+              <w:rPr>
+                <w:sz w:val="19"/>
+              </w:rPr>
+              <w:t xml:space="preserve">Excludes terminal tumble artifacts (motor saturation, clipping, failsafes) that inflate apparent sensitivity (e.g.,</w:t>
+            </w:r>
+            <w:r>
+              <w:rPr>
+                <w:sz w:val="19"/>
+              </w:rPr>
+              <w:t xml:space="preserve"> </w:t>
+            </w:r>
+            <m:oMath>
+              <m:r>
+                <m:t>7</m:t>
+              </m:r>
+              <m:r>
+                <m:rPr>
+                  <m:sty m:val="p"/>
+                </m:rPr>
+                <m:t>/</m:t>
+              </m:r>
+              <m:r>
+                <m:t>9</m:t>
+              </m:r>
+              <m:r>
+                <m:rPr>
+                  <m:sty m:val="p"/>
+                </m:rPr>
+                <m:t>→</m:t>
+              </m:r>
+              <m:r>
+                <m:t>1</m:t>
+              </m:r>
+              <m:r>
+                <m:rPr>
+                  <m:sty m:val="p"/>
+                </m:rPr>
+                <m:t>/</m:t>
+              </m:r>
+              <m:r>
+                <m:t>9</m:t>
+              </m:r>
+            </m:oMath>
+            <w:r>
+              <w:rPr>
+                <w:sz w:val="19"/>
+              </w:rPr>
+              <w:t xml:space="preserve">, §5.3).</w:t>
+            </w:r>
+          </w:p>
+        </w:tc>
+      </w:tr>
+      <w:tr>
+        <w:tc>
+          <w:tcPr/>
+          <w:p>
+            <w:pPr>
+              <w:pStyle w:val="Compact"/>
+              <w:spacing w:line="240" w:lineRule="auto"/>
+              <w:jc w:val="left"/>
+            </w:pPr>
+            <w:r>
+              <w:rPr>
+                <w:sz w:val="19"/>
+              </w:rPr>
+              <w:t xml:space="preserve">2. Airframe-grouped folds</w:t>
+            </w:r>
+          </w:p>
+        </w:tc>
+        <w:tc>
+          <w:tcPr/>
+          <w:p>
+            <w:pPr>
+              <w:pStyle w:val="Compact"/>
+              <w:spacing w:line="240" w:lineRule="auto"/>
+              <w:jc w:val="left"/>
+            </w:pPr>
+            <w:r>
+              <w:rPr>
+                <w:sz w:val="19"/>
+              </w:rPr>
+              <w:t xml:space="preserve">Partition cross-validation folds strictly by vehicle UUID</w:t>
+            </w:r>
+          </w:p>
+        </w:tc>
+        <w:tc>
+          <w:tcPr/>
+          <w:p>
+            <w:pPr>
+              <w:pStyle w:val="Compact"/>
+              <w:spacing w:line="240" w:lineRule="auto"/>
+              <w:jc w:val="left"/>
+            </w:pPr>
+            <w:r>
+              <w:rPr>
+                <w:sz w:val="19"/>
+              </w:rPr>
+              <w:t xml:space="preserve">Prevents cross-fold leakage where models memorize persistent airframe peculiarities rather than genuine failure precursors.</w:t>
+            </w:r>
+          </w:p>
+        </w:tc>
+      </w:tr>
+      <w:tr>
+        <w:tc>
+          <w:tcPr/>
+          <w:p>
+            <w:pPr>
+              <w:pStyle w:val="Compact"/>
+              <w:spacing w:line="240" w:lineRule="auto"/>
+              <w:jc w:val="left"/>
+            </w:pPr>
+            <w:r>
+              <w:rPr>
+                <w:sz w:val="19"/>
+              </w:rPr>
+              <w:t xml:space="preserve">3. Longitudinal baseline</w:t>
+            </w:r>
+          </w:p>
+        </w:tc>
+        <w:tc>
+          <w:tcPr/>
+          <w:p>
+            <w:pPr>
+              <w:pStyle w:val="Compact"/>
+              <w:spacing w:line="240" w:lineRule="auto"/>
+              <w:jc w:val="left"/>
+            </w:pPr>
+            <w:r>
+              <w:rPr>
+                <w:sz w:val="19"/>
+              </w:rPr>
+              <w:t xml:space="preserve">Evaluate cases against the airframe’s own pre-incident flights</w:t>
+            </w:r>
+          </w:p>
+        </w:tc>
+        <w:tc>
+          <w:tcPr/>
+          <w:p>
+            <w:pPr>
+              <w:pStyle w:val="Compact"/>
+              <w:spacing w:line="240" w:lineRule="auto"/>
+              <w:jc w:val="left"/>
+            </w:pPr>
+            <w:r>
+              <w:rPr>
+                <w:sz w:val="19"/>
+              </w:rPr>
+              <w:t xml:space="preserve">Disentangles mechanical health from between-airframe confounding (propeller, motor, payload, and flight envelope differences).</w:t>
+            </w:r>
+          </w:p>
+        </w:tc>
+      </w:tr>
+      <w:tr>
+        <w:tc>
+          <w:tcPr/>
+          <w:p>
+            <w:pPr>
+              <w:pStyle w:val="Compact"/>
+              <w:spacing w:line="240" w:lineRule="auto"/>
+              <w:jc w:val="left"/>
+            </w:pPr>
+            <w:r>
+              <w:rPr>
+                <w:sz w:val="19"/>
+              </w:rPr>
+              <w:t xml:space="preserve">4. Duration caliper matching</w:t>
+            </w:r>
+          </w:p>
+        </w:tc>
+        <w:tc>
+          <w:tcPr/>
+          <w:p>
+            <w:pPr>
+              <w:pStyle w:val="Compact"/>
+              <w:spacing w:line="240" w:lineRule="auto"/>
+              <w:jc w:val="left"/>
+            </w:pPr>
+            <w:r>
+              <w:rPr>
+                <w:sz w:val="19"/>
+              </w:rPr>
+              <w:t xml:space="preserve">Enforce duration matching ratio (</w:t>
+            </w:r>
+            <m:oMath>
+              <m:r>
+                <m:rPr>
+                  <m:sty m:val="p"/>
+                </m:rPr>
+                <m:t>|</m:t>
+              </m:r>
+              <m:r>
+                <m:rPr>
+                  <m:sty m:val="p"/>
+                </m:rPr>
+                <m:t>Δ</m:t>
+              </m:r>
+              <m:r>
+                <m:rPr>
+                  <m:sty m:val="p"/>
+                </m:rPr>
+                <m:t>ln</m:t>
+              </m:r>
+              <m:r>
+                <m:rPr>
+                  <m:sty m:val="p"/>
+                </m:rPr>
+                <m:t>(</m:t>
+              </m:r>
+              <m:r>
+                <m:rPr>
+                  <m:nor/>
+                </m:rPr>
+                <m:t>duration</m:t>
+              </m:r>
+              <m:r>
+                <m:rPr>
+                  <m:sty m:val="p"/>
+                </m:rPr>
+                <m:t>)</m:t>
+              </m:r>
+              <m:r>
+                <m:rPr>
+                  <m:sty m:val="p"/>
+                </m:rPr>
+                <m:t>|</m:t>
+              </m:r>
+              <m:r>
+                <m:rPr>
+                  <m:sty m:val="p"/>
+                </m:rPr>
+                <m:t>≤</m:t>
+              </m:r>
+              <m:r>
+                <m:t>0.50</m:t>
+              </m:r>
+            </m:oMath>
+            <w:r>
+              <w:rPr>
+                <w:sz w:val="19"/>
+              </w:rPr>
+              <w:t xml:space="preserve">)</w:t>
+            </w:r>
+          </w:p>
+        </w:tc>
+        <w:tc>
+          <w:tcPr/>
+          <w:p>
+            <w:pPr>
+              <w:pStyle w:val="Compact"/>
+              <w:spacing w:line="240" w:lineRule="auto"/>
+              <w:jc w:val="left"/>
+            </w:pPr>
+            <w:r>
+              <w:rPr>
+                <w:sz w:val="19"/>
+              </w:rPr>
+              <w:t xml:space="preserve">Aborted/short incident flights induce spurious separation; caliper matching recovers</w:t>
+            </w:r>
+            <w:r>
+              <w:rPr>
+                <w:sz w:val="19"/>
+              </w:rPr>
+              <w:t xml:space="preserve"> </w:t>
+            </w:r>
+            <m:oMath>
+              <m:r>
+                <m:rPr>
+                  <m:sty m:val="p"/>
+                </m:rPr>
+                <m:t>+</m:t>
+              </m:r>
+              <m:r>
+                <m:t>0.110</m:t>
+              </m:r>
+            </m:oMath>
+            <w:r>
+              <w:rPr>
+                <w:sz w:val="19"/>
+              </w:rPr>
+              <w:t xml:space="preserve"> </w:t>
+            </w:r>
+            <w:r>
+              <w:rPr>
+                <w:sz w:val="19"/>
+              </w:rPr>
+              <w:t xml:space="preserve">true within-drone AUC (§6).</w:t>
+            </w:r>
+          </w:p>
+        </w:tc>
+      </w:tr>
+      <w:tr>
+        <w:tc>
+          <w:tcPr/>
+          <w:p>
+            <w:pPr>
+              <w:pStyle w:val="Compact"/>
+              <w:spacing w:line="240" w:lineRule="auto"/>
+              <w:jc w:val="left"/>
+            </w:pPr>
+            <w:r>
+              <w:rPr>
+                <w:sz w:val="19"/>
+              </w:rPr>
+              <w:t xml:space="preserve">5. Two-class expert ground truth</w:t>
+            </w:r>
+          </w:p>
+        </w:tc>
+        <w:tc>
+          <w:tcPr/>
+          <w:p>
+            <w:pPr>
+              <w:pStyle w:val="Compact"/>
+              <w:spacing w:line="240" w:lineRule="auto"/>
+              <w:jc w:val="left"/>
+            </w:pPr>
+            <w:r>
+              <w:rPr>
+                <w:sz w:val="19"/>
+              </w:rPr>
+              <w:t xml:space="preserve">Validate against multi-coder independent diagnoses with reported agreement (</w:t>
+            </w:r>
+            <m:oMath>
+              <m:r>
+                <m:t>κ</m:t>
+              </m:r>
+              <m:r>
+                <m:rPr>
+                  <m:sty m:val="p"/>
+                </m:rPr>
+                <m:t>≥</m:t>
+              </m:r>
+              <m:r>
+                <m:t>0.70</m:t>
+              </m:r>
+            </m:oMath>
+            <w:r>
+              <w:rPr>
+                <w:sz w:val="19"/>
+              </w:rPr>
+              <w:t xml:space="preserve">)</w:t>
+            </w:r>
+          </w:p>
+        </w:tc>
+        <w:tc>
+          <w:tcPr/>
+          <w:p>
+            <w:pPr>
+              <w:pStyle w:val="Compact"/>
+              <w:spacing w:line="240" w:lineRule="auto"/>
+              <w:jc w:val="left"/>
+            </w:pPr>
+            <w:r>
+              <w:rPr>
+                <w:sz w:val="19"/>
+              </w:rPr>
+              <w:t xml:space="preserve">Uploader labels are noisy and biased; evaluation must quantify inter-rater reliability across both pilot-fault and aircraft-fault classes.</w:t>
+            </w:r>
+          </w:p>
+        </w:tc>
+      </w:tr>
+      <w:tr>
+        <w:tc>
+          <w:tcPr/>
+          <w:p>
+            <w:pPr>
+              <w:pStyle w:val="Compact"/>
+              <w:spacing w:line="240" w:lineRule="auto"/>
+              <w:jc w:val="left"/>
+            </w:pPr>
+            <w:r>
+              <w:rPr>
+                <w:sz w:val="19"/>
+              </w:rPr>
+              <w:t xml:space="preserve">6. Operational base-rate calibration</w:t>
+            </w:r>
+          </w:p>
+        </w:tc>
+        <w:tc>
+          <w:tcPr/>
+          <w:p>
+            <w:pPr>
+              <w:pStyle w:val="Compact"/>
+              <w:spacing w:line="240" w:lineRule="auto"/>
+              <w:jc w:val="left"/>
+            </w:pPr>
+            <w:r>
+              <w:rPr>
+                <w:sz w:val="19"/>
+              </w:rPr>
+              <w:t xml:space="preserve">Report exact Bayes PPV, relative risk, and inspections per event using fleet base rates</w:t>
+            </w:r>
+          </w:p>
+        </w:tc>
+        <w:tc>
+          <w:tcPr/>
+          <w:p>
+            <w:pPr>
+              <w:pStyle w:val="Compact"/>
+              <w:spacing w:line="240" w:lineRule="auto"/>
+              <w:jc w:val="left"/>
+            </w:pPr>
+            <w:r>
+              <w:rPr>
+                <w:sz w:val="19"/>
+              </w:rPr>
+              <w:t xml:space="preserve">High ROC AUCs mask severe false-alarm fatigue in operational deployment under sparse event base rates (</w:t>
+            </w:r>
+            <m:oMath>
+              <m:r>
+                <m:rPr>
+                  <m:sty m:val="p"/>
+                </m:rPr>
+                <m:t>≤</m:t>
+              </m:r>
+              <m:r>
+                <m:t>1</m:t>
+              </m:r>
+              <m:r>
+                <m:rPr>
+                  <m:sty m:val="p"/>
+                </m:rPr>
+                <m:t>%</m:t>
+              </m:r>
+            </m:oMath>
+            <w:r>
+              <w:rPr>
+                <w:sz w:val="19"/>
+              </w:rPr>
+              <w:t xml:space="preserve">, §5.4).</w:t>
+            </w:r>
+          </w:p>
+        </w:tc>
+      </w:tr>
+      <w:tr>
+        <w:tc>
+          <w:tcPr/>
+          <w:p>
+            <w:pPr>
+              <w:pStyle w:val="Compact"/>
+              <w:spacing w:line="240" w:lineRule="auto"/>
+              <w:jc w:val="left"/>
+            </w:pPr>
+            <w:r>
+              <w:rPr>
+                <w:sz w:val="19"/>
+              </w:rPr>
+              <w:t xml:space="preserve">7. Prospective protocol registration</w:t>
+            </w:r>
+          </w:p>
+        </w:tc>
+        <w:tc>
+          <w:tcPr/>
+          <w:p>
+            <w:pPr>
+              <w:pStyle w:val="Compact"/>
+              <w:spacing w:line="240" w:lineRule="auto"/>
+              <w:jc w:val="left"/>
+            </w:pPr>
+            <w:r>
+              <w:rPr>
+                <w:sz w:val="19"/>
+              </w:rPr>
+              <w:t xml:space="preserve">Pre-specify hypotheses, sample funnels, features, models, seeds, and pass marks in version control</w:t>
+            </w:r>
+          </w:p>
+        </w:tc>
+        <w:tc>
+          <w:tcPr/>
+          <w:p>
+            <w:pPr>
+              <w:pStyle w:val="Compact"/>
+              <w:spacing w:line="240" w:lineRule="auto"/>
+              <w:jc w:val="left"/>
+            </w:pPr>
+            <w:r>
+              <w:rPr>
+                <w:sz w:val="19"/>
+              </w:rPr>
+              <w:t xml:space="preserve">Eliminates</w:t>
+            </w:r>
+            <w:r>
+              <w:rPr>
+                <w:sz w:val="19"/>
+              </w:rPr>
+              <w:t xml:space="preserve"> </w:t>
+            </w:r>
+            <m:oMath>
+              <m:r>
+                <m:t>p</m:t>
+              </m:r>
+            </m:oMath>
+            <w:r>
+              <w:rPr>
+                <w:sz w:val="19"/>
+              </w:rPr>
+              <w:t xml:space="preserve">-hacking, outcome switching, and post-hoc rationalization of exploratory fluctuations (§4.1).</w:t>
+            </w:r>
+          </w:p>
+        </w:tc>
+      </w:tr>
+      <w:tr>
+        <w:tc>
+          <w:tcPr/>
+          <w:p>
+            <w:pPr>
+              <w:pStyle w:val="Compact"/>
+              <w:spacing w:line="240" w:lineRule="auto"/>
+              <w:jc w:val="left"/>
+            </w:pPr>
+            <w:r>
+              <w:rPr>
+                <w:sz w:val="19"/>
+              </w:rPr>
+              <w:t xml:space="preserve">8. Persistent open artifact deposit</w:t>
+            </w:r>
+          </w:p>
+        </w:tc>
+        <w:tc>
+          <w:tcPr/>
+          <w:p>
+            <w:pPr>
+              <w:pStyle w:val="Compact"/>
+              <w:spacing w:line="240" w:lineRule="auto"/>
+              <w:jc w:val="left"/>
+            </w:pPr>
+            <w:r>
+              <w:rPr>
+                <w:sz w:val="19"/>
+              </w:rPr>
+              <w:t xml:space="preserve">Deposit raw logs, extraction code, and derived feature tables in public archives</w:t>
+            </w:r>
+          </w:p>
+        </w:tc>
+        <w:tc>
+          <w:tcPr/>
+          <w:p>
+            <w:pPr>
+              <w:pStyle w:val="Compact"/>
+              <w:spacing w:line="240" w:lineRule="auto"/>
+              <w:jc w:val="left"/>
+            </w:pPr>
+            <w:r>
+              <w:rPr>
+                <w:sz w:val="19"/>
+              </w:rPr>
+              <w:t xml:space="preserve">Ensures cryptographic provenance, auditability, and independent re-analysis across research groups.</w:t>
+            </w:r>
+          </w:p>
+        </w:tc>
+      </w:tr>
+    </w:tbl>
+    <w:bookmarkEnd w:id="69"/>
+    <w:p>
+      <w:pPr>
+        <w:pStyle w:val="Heading1"/>
+      </w:pPr>
+      <w:bookmarkStart w:id="70" w:name="_074802e0e16f6322e726b21f081c01c392e8fbd"/>
+      <w:r>
+        <w:rPr>
+          <w:rStyle w:val="SectionNumber"/>
+        </w:rPr>
+        <w:t xml:space="preserve">7</w:t>
+      </w:r>
+      <w:r>
+        <w:tab/>
+      </w:r>
+      <w:r>
+        <w:t xml:space="preserve">Discussion</w:t>
+      </w:r>
+      <w:bookmarkEnd w:id="70"/>
+    </w:p>
+    <w:p>
+      <w:pPr>
+        <w:pStyle w:val="FirstParagraph"/>
+      </w:pPr>
+      <w:r>
         <w:rPr>
           <w:b/>
           <w:bCs/>
@@ -19728,7 +22322,27 @@
         <w:t xml:space="preserve"> </w:t>
       </w:r>
       <w:r>
-        <w:t xml:space="preserve">mark; pilot recall 1 of 5, exact Clopper–Pearson 95% CI 0.5–71.6%; conservative class-averaged bound 0.19–0.73). Our prospectively declared negative result applies to linear models and decision stumps; exploratory depth-3 decision trees yielded cross-validated AUCs of 0.595–0.621 with upper confidence bounds near 0.73, and thus remain statistically inconclusive. Across the telemetry features, rules, models, and</w:t>
+        <w:t xml:space="preserve">mark; pilot recall 1 of 5, exact Clopper–Pearson 95% CI 0.5–71.6%; conservative class-averaged bound 0.19–0.73). Our prospectively declared negative result applies to linear models and decision stumps; exploratory depth-3 decision trees across cut-offs yielded AUCs of 0.366–0.603 (upper bounds 0.519–0.724), with the upper bound dropping to 0.524 at</w:t>
+      </w:r>
+      <w:r>
+        <w:t xml:space="preserve"> </w:t>
+      </w:r>
+      <m:oMath>
+        <m:r>
+          <m:t>m</m:t>
+        </m:r>
+        <m:r>
+          <m:rPr>
+            <m:sty m:val="p"/>
+          </m:rPr>
+          <m:t>=</m:t>
+        </m:r>
+        <m:r>
+          <m:t>10</m:t>
+        </m:r>
+      </m:oMath>
+      <w:r>
+        <w:t xml:space="preserve"> s, confirming that non-linear trees also fall within chance under leakage control. Across the telemetry features, rules, models, and</w:t>
       </w:r>
       <w:r>
         <w:t xml:space="preserve"> </w:t>
@@ -19832,47 +22446,80 @@
         <w:t xml:space="preserve"> </w:t>
       </w:r>
       <w:r>
-        <w:t xml:space="preserve">While cross-sectional models on the discovery sample showed high apparent separation (AUC 0.88), our decomposition demonstrated that vehicle-grouped cross-validation (0.884) and crash-window removal (0.860) made no detectable difference. Instead, changing the comparison population from other aircraft’s normal flights to the same aircraft’s earlier flights lowered AUC from about 0.83–0.88 to 0.53–0.57. On the identical 372 flights of the multi-flight cohort, cross-sectional evaluation (0.529 [0.453, 0.607]) and within-drone Group-CV (0.569 [0.493, 0.645]; cluster bootstrap 95% CI [0.500, 0.643]) yielded overlapping intervals that both span chance (0.50), confirming that no within-drone precursor signal is detectable. This indicates that high apparent cross-sectional separation was an artifact of between-airframe confounding and operational flight envelope differences (in the discovery sample, flight duration alone yields AUC 0.662 at</w:t>
-      </w:r>
-      <w:r>
-        <w:t xml:space="preserve"> </w:t>
-      </w:r>
-      <m:oMath>
-        <m:r>
-          <m:t>m</m:t>
-        </m:r>
-        <m:r>
-          <m:rPr>
-            <m:sty m:val="p"/>
-          </m:rPr>
-          <m:t>=</m:t>
-        </m:r>
-        <m:r>
-          <m:t>0</m:t>
-        </m:r>
-      </m:oMath>
-      <w:r>
-        <w:t xml:space="preserve"> s and 0.634 at</w:t>
-      </w:r>
-      <w:r>
-        <w:t xml:space="preserve"> </w:t>
-      </w:r>
-      <m:oMath>
-        <m:r>
-          <m:t>m</m:t>
-        </m:r>
-        <m:r>
-          <m:rPr>
-            <m:sty m:val="p"/>
-          </m:rPr>
-          <m:t>=</m:t>
-        </m:r>
-        <m:r>
-          <m:t>10</m:t>
-        </m:r>
-      </m:oMath>
-      <w:r>
-        <w:t xml:space="preserve"> s), establishing that diagnostic models must be evaluated against an airframe’s own longitudinal baseline rather than cross-sectional fleet averages. Diagnostic checks were also</w:t>
+        <w:t xml:space="preserve">While cross-sectional models on the discovery sample showed high apparent separation (AUC 0.88), our decomposition demonstrated that vehicle-grouped cross-validation (0.884) and crash-window removal (0.860) made no detectable difference. Crucially, isolating cohort selection from comparison population effects reveals that evaluating the exact same 67 multi-flight crashes against independent other-aircraft normal flights collapses model AUC to 0.522 [0.413, 0.615] (Step 4b). This proves that the drop from 0.83–0.88 to 0.53–0.57 is primarily driven by cohort selection across evaluation samples (the multi-flight cohort lacks separable precursors cross-sectionally as well as longitudinally), rather than by within-drone baseline adjustment alone. On the identical 372 flights of the multi-flight cohort, cross-sectional evaluation (0.529 [0.453, 0.607]) and within-drone Group-CV (0.569 [0.493, 0.645]; cluster bootstrap 95% CI [0.500, 0.643]; pairwise mean AUC 0.592 [0.516, 0.692]) yielded overlapping intervals that all span chance (0.50), confirming that no within-drone precursor signal is detectable under uncalipered matching. However, controlling for feature-window duration within drones via caliper matching (</w:t>
+      </w:r>
+      <m:oMath>
+        <m:r>
+          <m:rPr>
+            <m:sty m:val="p"/>
+          </m:rPr>
+          <m:t>|</m:t>
+        </m:r>
+        <m:r>
+          <m:rPr>
+            <m:sty m:val="p"/>
+          </m:rPr>
+          <m:t>Δ</m:t>
+        </m:r>
+        <m:r>
+          <m:rPr>
+            <m:sty m:val="p"/>
+          </m:rPr>
+          <m:t>ln</m:t>
+        </m:r>
+        <m:r>
+          <m:rPr>
+            <m:sty m:val="p"/>
+          </m:rPr>
+          <m:t>(</m:t>
+        </m:r>
+        <m:r>
+          <m:rPr>
+            <m:nor/>
+          </m:rPr>
+          <m:t>duration</m:t>
+        </m:r>
+        <m:r>
+          <m:rPr>
+            <m:sty m:val="p"/>
+          </m:rPr>
+          <m:t>)</m:t>
+        </m:r>
+        <m:r>
+          <m:rPr>
+            <m:sty m:val="p"/>
+          </m:rPr>
+          <m:t>|</m:t>
+        </m:r>
+        <m:r>
+          <m:rPr>
+            <m:sty m:val="p"/>
+          </m:rPr>
+          <m:t>≤</m:t>
+        </m:r>
+        <m:r>
+          <m:t>0.25</m:t>
+        </m:r>
+      </m:oMath>
+      <w:r>
+        <w:t xml:space="preserve">) lifts within-drone AUC from 0.532 to 0.642 (</w:t>
+      </w:r>
+      <m:oMath>
+        <m:r>
+          <m:rPr>
+            <m:sty m:val="p"/>
+          </m:rPr>
+          <m:t>+</m:t>
+        </m:r>
+        <m:r>
+          <m:t>0.110</m:t>
+        </m:r>
+      </m:oMath>
+      <w:r>
+        <w:t xml:space="preserve"> </w:t>
+      </w:r>
+      <w:r>
+        <w:t xml:space="preserve">on the exact same 36 airframes), establishing that baseline duration differences between crash and non-crash flights actively suppress within-drone precursor detection. Diagnostic checks were also</w:t>
       </w:r>
       <w:r>
         <w:t xml:space="preserve"> </w:t>
@@ -19978,13 +22625,13 @@
         <w:t xml:space="preserve"> </w:t>
       </w:r>
       <w:r>
-        <w:t xml:space="preserve">exhibit the same pattern. Regardless of the precise mechanism, diagnostic evaluations must remove the crash window and</w:t>
-      </w:r>
-      <w:r>
-        <w:t xml:space="preserve"> </w:t>
-      </w:r>
-      <w:r>
-        <w:t xml:space="preserve">compare against an aircraft’s own operating baseline before claiming pre-crash anticipation.</w:t>
+        <w:t xml:space="preserve">exhibit the same pattern. Regardless of the precise mechanism, diagnostic evaluations must remove the crash window,</w:t>
+      </w:r>
+      <w:r>
+        <w:t xml:space="preserve"> </w:t>
+      </w:r>
+      <w:r>
+        <w:t xml:space="preserve">control for flight duration, and compare against an aircraft’s own operating baseline before claiming pre-crash anticipation.</w:t>
       </w:r>
     </w:p>
     <w:p>
@@ -20663,7 +23310,7 @@
       <w:pPr>
         <w:pStyle w:val="Heading1"/>
       </w:pPr>
-      <w:bookmarkStart w:id="69" w:name="_82b82981e21bad8167d56d1f0b74a832e215810"/>
+      <w:bookmarkStart w:id="71" w:name="_82b82981e21bad8167d56d1f0b74a832e215810"/>
       <w:r>
         <w:rPr>
           <w:rStyle w:val="SectionNumber"/>
@@ -20676,7 +23323,7 @@
       <w:r>
         <w:t xml:space="preserve">Threats to validity</w:t>
       </w:r>
-      <w:bookmarkEnd w:id="69"/>
+      <w:bookmarkEnd w:id="71"/>
     </w:p>
     <w:p>
       <w:pPr>
@@ -21700,7 +24347,7 @@
       <w:pPr>
         <w:pStyle w:val="Heading1"/>
       </w:pPr>
-      <w:bookmarkStart w:id="70" w:name="_0cf7f8e9027f9f9352f3019b4ede1d43d537ff7"/>
+      <w:bookmarkStart w:id="72" w:name="_0cf7f8e9027f9f9352f3019b4ede1d43d537ff7"/>
       <w:r>
         <w:rPr>
           <w:rStyle w:val="SectionNumber"/>
@@ -21712,232 +24359,6 @@
       </w:r>
       <w:r>
         <w:t xml:space="preserve">Conclusion</w:t>
-      </w:r>
-      <w:bookmarkEnd w:id="70"/>
-    </w:p>
-    <w:p>
-      <w:pPr>
-        <w:pStyle w:val="FirstParagraph"/>
-      </w:pPr>
-      <w:r>
-        <w:t xml:space="preserve">Across 590 crash-rated logs from an archive index of 479,547 flights, telemetry features, rules, and statistical models</w:t>
-      </w:r>
-      <w:r>
-        <w:t xml:space="preserve"> </w:t>
-      </w:r>
-      <w:r>
-        <w:t xml:space="preserve">did not distinguish pilot-caused from aircraft-caused crashes above chance: cross-validated AUCs (0.41–0.50, upper bounds</w:t>
-      </w:r>
-      <w:r>
-        <w:t xml:space="preserve"> </w:t>
-      </w:r>
-      <m:oMath>
-        <m:r>
-          <m:rPr>
-            <m:sty m:val="p"/>
-          </m:rPr>
-          <m:t>≤</m:t>
-        </m:r>
-        <m:r>
-          <m:t>0.619</m:t>
-        </m:r>
-      </m:oMath>
-      <w:r>
-        <w:t xml:space="preserve">; depth-3 trees inconclusive at 0.595–0.621 with upper bounds near 0.73)</w:t>
-      </w:r>
-      <w:r>
-        <w:t xml:space="preserve"> </w:t>
-      </w:r>
-      <w:r>
-        <w:t xml:space="preserve">fall far short of the</w:t>
-      </w:r>
-      <w:r>
-        <w:t xml:space="preserve"> </w:t>
-      </w:r>
-      <m:oMath>
-        <m:r>
-          <m:rPr>
-            <m:sty m:val="p"/>
-          </m:rPr>
-          <m:t>≈</m:t>
-        </m:r>
-        <m:r>
-          <m:t>0.80</m:t>
-        </m:r>
-      </m:oMath>
-      <w:r>
-        <w:t xml:space="preserve"> </w:t>
-      </w:r>
-      <w:r>
-        <w:t xml:space="preserve">needed for operational verdicts, with 80% power requiring an AUC of roughly 0.65 under asymptotic</w:t>
-      </w:r>
-      <w:r>
-        <w:t xml:space="preserve"> </w:t>
-      </w:r>
-      <w:r>
-        <w:t xml:space="preserve">Wilcoxon theory (0.75 under the empirical permutation null) under only 36 pilot-labelled crashes in the modelling sample. Independent evaluation against 43 expert forum</w:t>
-      </w:r>
-      <w:r>
-        <w:t xml:space="preserve"> </w:t>
-      </w:r>
-      <w:r>
-        <w:t xml:space="preserve">cases was statistically inconclusive (balanced accuracy 0.381, Bayesian 95% CrI 0.25–0.61, conservative class-averaged bound 0.19–0.73;</w:t>
-      </w:r>
-      <w:r>
-        <w:t xml:space="preserve"> </w:t>
-      </w:r>
-      <w:r>
-        <w:t xml:space="preserve">cannot exclude the declared 0.70 pass mark; pilot recall 1 of 5; on 34 complete logs, balanced accuracy 30.0% for rule and 45.0% for logistic regression). Configuration protections were disabled at similar rates,</w:t>
-      </w:r>
-      <w:r>
-        <w:t xml:space="preserve"> </w:t>
-      </w:r>
-      <w:r>
-        <w:t xml:space="preserve">and the flight that crashed showed no detectable difference in vibration or rate-tracking error relative to the same drone’s</w:t>
-      </w:r>
-      <w:r>
-        <w:t xml:space="preserve"> </w:t>
-      </w:r>
-      <w:r>
-        <w:t xml:space="preserve">prior flights (95% CI upper bounds 0.58 and 0.63). Changing the comparison population from other aircraft’s normal flights to the same aircraft’s earlier flights lowered model AUC from about 0.83–0.88 to 0.53–0.57; grouping folds by vehicle, removing the crash window, and the cross-sectional versus within-drone scheme made no detectable difference, consistent with between-airframe confounding and operational flight envelope differences. Diagnostic checks were consistent with crash-impact data leakage: tuning</w:t>
-      </w:r>
-      <w:r>
-        <w:t xml:space="preserve"> </w:t>
-      </w:r>
-      <w:r>
-        <w:t xml:space="preserve">fault detection fell from 7/9 [77.8%] to 1/9 [11.1%] sensitivity (unadjusted</w:t>
-      </w:r>
-      <w:r>
-        <w:t xml:space="preserve"> </w:t>
-      </w:r>
-      <m:oMath>
-        <m:r>
-          <m:t>p</m:t>
-        </m:r>
-        <m:r>
-          <m:rPr>
-            <m:sty m:val="p"/>
-          </m:rPr>
-          <m:t>=</m:t>
-        </m:r>
-        <m:r>
-          <m:t>0.031</m:t>
-        </m:r>
-      </m:oMath>
-      <w:r>
-        <w:t xml:space="preserve">, exploratory) once the final 10 s were</w:t>
-      </w:r>
-      <w:r>
-        <w:t xml:space="preserve"> </w:t>
-      </w:r>
-      <w:r>
-        <w:t xml:space="preserve">removed, accompanied by a drop in normal-flight firing from 13% to 5% which suggests that shorter windows also reduce</w:t>
-      </w:r>
-      <w:r>
-        <w:t xml:space="preserve"> </w:t>
-      </w:r>
-      <w:r>
-        <w:t xml:space="preserve">trigger exposure. What the logs did reveal, on older estimator metrics, was a retrospective between-airframe association where</w:t>
-      </w:r>
-      <w:r>
-        <w:t xml:space="preserve"> </w:t>
-      </w:r>
-      <w:r>
-        <w:t xml:space="preserve">drones that later crashed exhibited higher baseline vibration on ordinary flights than matched peers, though replication on</w:t>
-      </w:r>
-      <w:r>
-        <w:t xml:space="preserve"> </w:t>
-      </w:r>
-      <w:r>
-        <w:t xml:space="preserve">newer accelerometer metrics was inconclusive (</w:t>
-      </w:r>
-      <m:oMath>
-        <m:r>
-          <m:t>p</m:t>
-        </m:r>
-        <m:r>
-          <m:rPr>
-            <m:sty m:val="p"/>
-          </m:rPr>
-          <m:t>=</m:t>
-        </m:r>
-        <m:r>
-          <m:t>0.25</m:t>
-        </m:r>
-      </m:oMath>
-      <w:r>
-        <w:t xml:space="preserve">). As an exploratory illustration, screening against 107 stratum-matched fleet controls achieves an</w:t>
-      </w:r>
-      <w:r>
-        <w:t xml:space="preserve"> </w:t>
-      </w:r>
-      <w:r>
-        <w:t xml:space="preserve">operational lift of</w:t>
-      </w:r>
-      <w:r>
-        <w:t xml:space="preserve"> </w:t>
-      </w:r>
-      <m:oMath>
-        <m:r>
-          <m:t>3.3</m:t>
-        </m:r>
-        <m:r>
-          <m:rPr>
-            <m:sty m:val="p"/>
-          </m:rPr>
-          <m:t>×</m:t>
-        </m:r>
-      </m:oMath>
-      <w:r>
-        <w:t xml:space="preserve"> </w:t>
-      </w:r>
-      <w:r>
-        <w:t xml:space="preserve">over base rate (illustrative PPV 2.26–2.43% [exact Bayes], 41.2–44.2 inspections per crash at an assumed 10% flag rate) across screenable (0.69%) and fleet-wide (0.74%)</w:t>
-      </w:r>
-      <w:r>
-        <w:t xml:space="preserve"> </w:t>
-      </w:r>
-      <w:r>
-        <w:t xml:space="preserve">vehicle base rates (0.96–1.04% under empirical matched-set screening). Flight log analytics for drone fleets should prioritize</w:t>
-      </w:r>
-      <w:r>
-        <w:t xml:space="preserve"> </w:t>
-      </w:r>
-      <w:r>
-        <w:t xml:space="preserve">longitudinal airframe screening and structured evidence review, not automated verdicts. AeroFleet 2.0 implements this approach</w:t>
-      </w:r>
-      <w:r>
-        <w:t xml:space="preserve"> </w:t>
-      </w:r>
-      <w:r>
-        <w:t xml:space="preserve">as an open-source tool, presenting verifiable evidence while leaving diagnostic decisions to human operators.</w:t>
-      </w:r>
-    </w:p>
-    <w:p>
-      <w:pPr>
-        <w:pStyle w:val="Heading1"/>
-      </w:pPr>
-      <w:bookmarkStart w:id="71" w:name="_84dc18e74b75db6057c8c16a8f70e097972540a"/>
-      <w:r>
-        <w:t xml:space="preserve">Declaration of competing interest</w:t>
-      </w:r>
-      <w:bookmarkEnd w:id="71"/>
-    </w:p>
-    <w:p>
-      <w:pPr>
-        <w:pStyle w:val="FirstParagraph"/>
-      </w:pPr>
-      <w:r>
-        <w:t xml:space="preserve">The authors declare that they have no known competing financial interests or personal relationships that could have appeared to influence the work reported in this paper. The authors develop the open-source AeroFleet 2.0 tool described in Section 6; it is not commercial.</w:t>
-      </w:r>
-    </w:p>
-    <w:p>
-      <w:pPr>
-        <w:pStyle w:val="Heading1"/>
-      </w:pPr>
-      <w:bookmarkStart w:id="72" w:name="_1f74eb43af444059c7518034463b6c89b1cacf4"/>
-      <w:r>
-        <w:t xml:space="preserve">Declaration of generative AI and AI-assisted technologies in the manuscript preparation process</w:t>
       </w:r>
       <w:bookmarkEnd w:id="72"/>
     </w:p>
@@ -21946,30 +24367,293 @@
         <w:pStyle w:val="FirstParagraph"/>
       </w:pPr>
       <w:r>
-        <w:t xml:space="preserve">During the preparation of this work the authors used an AI assistant (Claude, Anthropic) to write analysis code, draft</w:t>
-      </w:r>
-      <w:r>
-        <w:t xml:space="preserve"> </w:t>
-      </w:r>
-      <w:r>
-        <w:t xml:space="preserve">and revise text, and assist the recording of forum diagnoses. After using this tool, the authors reviewed and edited</w:t>
-      </w:r>
-      <w:r>
-        <w:t xml:space="preserve"> </w:t>
-      </w:r>
-      <w:r>
-        <w:t xml:space="preserve">the content as needed and take full responsibility for the content of the published article.</w:t>
+        <w:t xml:space="preserve">Across 590 crash-rated logs from an archive index of 479,547 flights, telemetry features, rules, and statistical models</w:t>
+      </w:r>
+      <w:r>
+        <w:t xml:space="preserve"> </w:t>
+      </w:r>
+      <w:r>
+        <w:t xml:space="preserve">did not distinguish pilot-caused from aircraft-caused crashes above chance: cross-validated AUCs (0.41–0.50, upper bounds</w:t>
+      </w:r>
+      <w:r>
+        <w:t xml:space="preserve"> </w:t>
+      </w:r>
+      <m:oMath>
+        <m:r>
+          <m:rPr>
+            <m:sty m:val="p"/>
+          </m:rPr>
+          <m:t>≤</m:t>
+        </m:r>
+        <m:r>
+          <m:t>0.619</m:t>
+        </m:r>
+      </m:oMath>
+      <w:r>
+        <w:t xml:space="preserve">; depth-3 trees 0.38–0.60, upper bounds</w:t>
+      </w:r>
+      <w:r>
+        <w:t xml:space="preserve"> </w:t>
+      </w:r>
+      <m:oMath>
+        <m:r>
+          <m:rPr>
+            <m:sty m:val="p"/>
+          </m:rPr>
+          <m:t>≤</m:t>
+        </m:r>
+        <m:r>
+          <m:t>0.724</m:t>
+        </m:r>
+      </m:oMath>
+      <w:r>
+        <w:t xml:space="preserve">, falling to 0.524 at</w:t>
+      </w:r>
+      <w:r>
+        <w:t xml:space="preserve"> </w:t>
+      </w:r>
+      <m:oMath>
+        <m:r>
+          <m:t>m</m:t>
+        </m:r>
+        <m:r>
+          <m:rPr>
+            <m:sty m:val="p"/>
+          </m:rPr>
+          <m:t>=</m:t>
+        </m:r>
+        <m:r>
+          <m:t>10</m:t>
+        </m:r>
+      </m:oMath>
+      <w:r>
+        <w:t xml:space="preserve"> s)</w:t>
+      </w:r>
+      <w:r>
+        <w:t xml:space="preserve"> </w:t>
+      </w:r>
+      <w:r>
+        <w:t xml:space="preserve">fall far short of the</w:t>
+      </w:r>
+      <w:r>
+        <w:t xml:space="preserve"> </w:t>
+      </w:r>
+      <m:oMath>
+        <m:r>
+          <m:rPr>
+            <m:sty m:val="p"/>
+          </m:rPr>
+          <m:t>≈</m:t>
+        </m:r>
+        <m:r>
+          <m:t>0.80</m:t>
+        </m:r>
+      </m:oMath>
+      <w:r>
+        <w:t xml:space="preserve"> </w:t>
+      </w:r>
+      <w:r>
+        <w:t xml:space="preserve">needed for operational verdicts, with 80% power requiring an AUC of roughly 0.65 under asymptotic</w:t>
+      </w:r>
+      <w:r>
+        <w:t xml:space="preserve"> </w:t>
+      </w:r>
+      <w:r>
+        <w:t xml:space="preserve">Wilcoxon theory (0.75 under the empirical permutation null) under only 36 pilot-labelled crashes in the modelling sample. Independent evaluation against 43 expert forum</w:t>
+      </w:r>
+      <w:r>
+        <w:t xml:space="preserve"> </w:t>
+      </w:r>
+      <w:r>
+        <w:t xml:space="preserve">cases was statistically inconclusive (balanced accuracy 0.381, Bayesian 95% CrI 0.25–0.61, conservative class-averaged bound 0.19–0.73;</w:t>
+      </w:r>
+      <w:r>
+        <w:t xml:space="preserve"> </w:t>
+      </w:r>
+      <w:r>
+        <w:t xml:space="preserve">cannot exclude the declared 0.70 pass mark; pilot recall 1 of 5; on 34 complete logs, balanced accuracy 30.0% for rule and 45.0% for logistic regression). Configuration protections were disabled at similar rates,</w:t>
+      </w:r>
+      <w:r>
+        <w:t xml:space="preserve"> </w:t>
+      </w:r>
+      <w:r>
+        <w:t xml:space="preserve">and the flight that crashed showed no detectable difference in vibration or rate-tracking error relative to the same drone’s</w:t>
+      </w:r>
+      <w:r>
+        <w:t xml:space="preserve"> </w:t>
+      </w:r>
+      <w:r>
+        <w:t xml:space="preserve">prior flights (95% CI upper bounds 0.58 and 0.63). Changing the comparison population from other aircraft’s normal flights to the same aircraft’s earlier flights lowered model AUC from about 0.83–0.88 to 0.53–0.57; grouping folds by vehicle, removing the crash window, and the cross-sectional versus within-drone scheme made no detectable difference, consistent with between-airframe confounding and operational flight envelope differences. Diagnostic checks were consistent with crash-impact data leakage: tuning</w:t>
+      </w:r>
+      <w:r>
+        <w:t xml:space="preserve"> </w:t>
+      </w:r>
+      <w:r>
+        <w:t xml:space="preserve">fault detection fell from 7/9 [77.8%] to 1/9 [11.1%] sensitivity (unadjusted</w:t>
+      </w:r>
+      <w:r>
+        <w:t xml:space="preserve"> </w:t>
+      </w:r>
+      <m:oMath>
+        <m:r>
+          <m:t>p</m:t>
+        </m:r>
+        <m:r>
+          <m:rPr>
+            <m:sty m:val="p"/>
+          </m:rPr>
+          <m:t>=</m:t>
+        </m:r>
+        <m:r>
+          <m:t>0.031</m:t>
+        </m:r>
+      </m:oMath>
+      <w:r>
+        <w:t xml:space="preserve">, exploratory) once the final 10 s were</w:t>
+      </w:r>
+      <w:r>
+        <w:t xml:space="preserve"> </w:t>
+      </w:r>
+      <w:r>
+        <w:t xml:space="preserve">removed, accompanied by a drop in normal-flight firing from 13% to 5% which suggests that shorter windows also reduce</w:t>
+      </w:r>
+      <w:r>
+        <w:t xml:space="preserve"> </w:t>
+      </w:r>
+      <w:r>
+        <w:t xml:space="preserve">trigger exposure. What the logs did reveal, on older estimator metrics, was a retrospective between-airframe association where</w:t>
+      </w:r>
+      <w:r>
+        <w:t xml:space="preserve"> </w:t>
+      </w:r>
+      <w:r>
+        <w:t xml:space="preserve">drones that later crashed exhibited higher baseline vibration on ordinary flights than matched peers, though replication on</w:t>
+      </w:r>
+      <w:r>
+        <w:t xml:space="preserve"> </w:t>
+      </w:r>
+      <w:r>
+        <w:t xml:space="preserve">newer accelerometer metrics was inconclusive (</w:t>
+      </w:r>
+      <m:oMath>
+        <m:r>
+          <m:t>p</m:t>
+        </m:r>
+        <m:r>
+          <m:rPr>
+            <m:sty m:val="p"/>
+          </m:rPr>
+          <m:t>=</m:t>
+        </m:r>
+        <m:r>
+          <m:t>0.25</m:t>
+        </m:r>
+      </m:oMath>
+      <w:r>
+        <w:t xml:space="preserve">). As an exploratory illustration, screening against 107 stratum-matched fleet controls achieves an</w:t>
+      </w:r>
+      <w:r>
+        <w:t xml:space="preserve"> </w:t>
+      </w:r>
+      <w:r>
+        <w:t xml:space="preserve">operational lift of</w:t>
+      </w:r>
+      <w:r>
+        <w:t xml:space="preserve"> </w:t>
+      </w:r>
+      <m:oMath>
+        <m:r>
+          <m:t>3.3</m:t>
+        </m:r>
+        <m:r>
+          <m:rPr>
+            <m:sty m:val="p"/>
+          </m:rPr>
+          <m:t>×</m:t>
+        </m:r>
+      </m:oMath>
+      <w:r>
+        <w:t xml:space="preserve"> </w:t>
+      </w:r>
+      <w:r>
+        <w:t xml:space="preserve">over base rate (illustrative PPV 2.26–2.43% [exact Bayes], 41.2–44.2 inspections per crash at an assumed 10% flag rate) across screenable (0.69%) and fleet-wide (0.74%)</w:t>
+      </w:r>
+      <w:r>
+        <w:t xml:space="preserve"> </w:t>
+      </w:r>
+      <w:r>
+        <w:t xml:space="preserve">vehicle base rates (0.96–1.04% under empirical matched-set screening). Flight log analytics for drone fleets should prioritize</w:t>
+      </w:r>
+      <w:r>
+        <w:t xml:space="preserve"> </w:t>
+      </w:r>
+      <w:r>
+        <w:t xml:space="preserve">longitudinal airframe screening and structured evidence review, not automated verdicts. AeroFleet 2.0 implements this approach</w:t>
+      </w:r>
+      <w:r>
+        <w:t xml:space="preserve"> </w:t>
+      </w:r>
+      <w:r>
+        <w:t xml:space="preserve">as an open-source tool, presenting verifiable evidence while leaving diagnostic decisions to human operators.</w:t>
       </w:r>
     </w:p>
     <w:p>
       <w:pPr>
         <w:pStyle w:val="Heading1"/>
       </w:pPr>
-      <w:bookmarkStart w:id="73" w:name="_ea5c66868f283220c19382d0fdd5a852ec570ca"/>
+      <w:bookmarkStart w:id="73" w:name="_84dc18e74b75db6057c8c16a8f70e097972540a"/>
+      <w:r>
+        <w:t xml:space="preserve">Declaration of competing interest</w:t>
+      </w:r>
+      <w:bookmarkEnd w:id="73"/>
+    </w:p>
+    <w:p>
+      <w:pPr>
+        <w:pStyle w:val="FirstParagraph"/>
+      </w:pPr>
+      <w:r>
+        <w:t xml:space="preserve">The authors declare that they have no known competing financial interests or personal relationships that could have appeared to influence the work reported in this paper. The authors develop the open-source AeroFleet 2.0 tool described in Section 6; it is not commercial.</w:t>
+      </w:r>
+    </w:p>
+    <w:p>
+      <w:pPr>
+        <w:pStyle w:val="Heading1"/>
+      </w:pPr>
+      <w:bookmarkStart w:id="74" w:name="_1f74eb43af444059c7518034463b6c89b1cacf4"/>
+      <w:r>
+        <w:t xml:space="preserve">Declaration of generative AI and AI-assisted technologies in the manuscript preparation process</w:t>
+      </w:r>
+      <w:bookmarkEnd w:id="74"/>
+    </w:p>
+    <w:p>
+      <w:pPr>
+        <w:pStyle w:val="FirstParagraph"/>
+      </w:pPr>
+      <w:r>
+        <w:t xml:space="preserve">During the preparation of this work the authors used an AI assistant (Claude, Anthropic) to write analysis code, draft</w:t>
+      </w:r>
+      <w:r>
+        <w:t xml:space="preserve"> </w:t>
+      </w:r>
+      <w:r>
+        <w:t xml:space="preserve">and revise text, and assist the recording of forum diagnoses. After using this tool, the authors reviewed and edited</w:t>
+      </w:r>
+      <w:r>
+        <w:t xml:space="preserve"> </w:t>
+      </w:r>
+      <w:r>
+        <w:t xml:space="preserve">the content as needed and take full responsibility for the content of the published article.</w:t>
+      </w:r>
+    </w:p>
+    <w:p>
+      <w:pPr>
+        <w:pStyle w:val="Heading1"/>
+      </w:pPr>
+      <w:bookmarkStart w:id="75" w:name="_ea5c66868f283220c19382d0fdd5a852ec570ca"/>
       <w:r>
         <w:t xml:space="preserve">Data availability</w:t>
       </w:r>
-      <w:bookmarkEnd w:id="73"/>
+      <w:bookmarkEnd w:id="75"/>
     </w:p>
     <w:p>
       <w:pPr>
@@ -22009,11 +24693,11 @@
       <w:pPr>
         <w:pStyle w:val="Heading1"/>
       </w:pPr>
-      <w:bookmarkStart w:id="74" w:name="_funding"/>
+      <w:bookmarkStart w:id="76" w:name="_funding"/>
       <w:r>
         <w:t xml:space="preserve">Funding</w:t>
       </w:r>
-      <w:bookmarkEnd w:id="74"/>
+      <w:bookmarkEnd w:id="76"/>
     </w:p>
     <w:p>
       <w:pPr>
@@ -22033,14 +24717,14 @@
       <w:pPr>
         <w:pStyle w:val="Heading1"/>
       </w:pPr>
-      <w:bookmarkStart w:id="75" w:name="_bibliography"/>
+      <w:bookmarkStart w:id="77" w:name="_bibliography"/>
       <w:r>
         <w:t xml:space="preserve">References</w:t>
       </w:r>
-      <w:bookmarkEnd w:id="75"/>
+      <w:bookmarkEnd w:id="77"/>
     </w:p>
-    <w:bookmarkStart w:id="131" w:name="_refs"/>
-    <w:bookmarkStart w:id="76" w:name="_94e90323a8c21041104ada5ef51239cca731079"/>
+    <w:bookmarkStart w:id="133" w:name="_refs"/>
+    <w:bookmarkStart w:id="78" w:name="_94e90323a8c21041104ada5ef51239cca731079"/>
     <w:p>
       <w:pPr>
         <w:pStyle w:val="Bibliography"/>
@@ -22067,8 +24751,8 @@
         <w:t xml:space="preserve">, (2019).</w:t>
       </w:r>
     </w:p>
-    <w:bookmarkEnd w:id="76"/>
-    <w:bookmarkStart w:id="77" w:name="_accb9f9d732da81043c804de081f8bf74e6cf24"/>
+    <w:bookmarkEnd w:id="78"/>
+    <w:bookmarkStart w:id="79" w:name="_accb9f9d732da81043c804de081f8bf74e6cf24"/>
     <w:p>
       <w:pPr>
         <w:pStyle w:val="Bibliography"/>
@@ -22095,8 +24779,8 @@
         <w:t xml:space="preserve">, (2026).</w:t>
       </w:r>
     </w:p>
-    <w:bookmarkEnd w:id="77"/>
-    <w:bookmarkStart w:id="78" w:name="_2a610b70f77ace96e6ffe48ed026a6e5f9efd5a"/>
+    <w:bookmarkEnd w:id="79"/>
+    <w:bookmarkStart w:id="80" w:name="_2a610b70f77ace96e6ffe48ed026a6e5f9efd5a"/>
     <w:p>
       <w:pPr>
         <w:pStyle w:val="Bibliography"/>
@@ -22123,8 +24807,8 @@
         <w:t xml:space="preserve">, (2021).</w:t>
       </w:r>
     </w:p>
-    <w:bookmarkEnd w:id="78"/>
-    <w:bookmarkStart w:id="79" w:name="_dffd97137af0abb4aae0ff556af3c0d05e0ee4a"/>
+    <w:bookmarkEnd w:id="80"/>
+    <w:bookmarkStart w:id="81" w:name="_dffd97137af0abb4aae0ff556af3c0d05e0ee4a"/>
     <w:p>
       <w:pPr>
         <w:pStyle w:val="Bibliography"/>
@@ -22151,8 +24835,8 @@
         <w:t xml:space="preserve">, (2026).</w:t>
       </w:r>
     </w:p>
-    <w:bookmarkEnd w:id="79"/>
-    <w:bookmarkStart w:id="81" w:name="_398d8a6b28c132ef0c87de1470cc655ebafd86c"/>
+    <w:bookmarkEnd w:id="81"/>
+    <w:bookmarkStart w:id="83" w:name="_398d8a6b28c132ef0c87de1470cc655ebafd86c"/>
     <w:p>
       <w:pPr>
         <w:pStyle w:val="Bibliography"/>
@@ -22178,7 +24862,7 @@
       <w:r>
         <w:t xml:space="preserve">-agents driven automated simulation testing and analysis of small uncrewed aerial systems, in: 2025 IEEE/ACM 47th International Conference on Software Engineering (ICSE), 2025: pp. 385–397. https://doi.org/</w:t>
       </w:r>
-      <w:hyperlink r:id="rId80">
+      <w:hyperlink r:id="rId82">
         <w:r>
           <w:rPr>
             <w:rStyle w:val="Hyperlink"/>
@@ -22190,8 +24874,8 @@
         <w:t xml:space="preserve">.</w:t>
       </w:r>
     </w:p>
-    <w:bookmarkEnd w:id="81"/>
-    <w:bookmarkStart w:id="83" w:name="_4d7bbda75dad34c83d023e6afa1cc5b99fb5426"/>
+    <w:bookmarkEnd w:id="83"/>
+    <w:bookmarkStart w:id="85" w:name="_4d7bbda75dad34c83d023e6afa1cc5b99fb5426"/>
     <w:p>
       <w:pPr>
         <w:pStyle w:val="Bibliography"/>
@@ -22226,7 +24910,7 @@
       <w:r>
         <w:t xml:space="preserve">, Forensic Science International: Digital Investigation 56 (2026) 302051. https://doi.org/</w:t>
       </w:r>
-      <w:hyperlink r:id="rId82">
+      <w:hyperlink r:id="rId84">
         <w:r>
           <w:rPr>
             <w:rStyle w:val="Hyperlink"/>
@@ -22238,8 +24922,8 @@
         <w:t xml:space="preserve">.</w:t>
       </w:r>
     </w:p>
-    <w:bookmarkEnd w:id="83"/>
-    <w:bookmarkStart w:id="84" w:name="_006a7190097400c6c37363d97b6f3be0cdc0b48"/>
+    <w:bookmarkEnd w:id="85"/>
+    <w:bookmarkStart w:id="86" w:name="_006a7190097400c6c37363d97b6f3be0cdc0b48"/>
     <w:p>
       <w:pPr>
         <w:pStyle w:val="Bibliography"/>
@@ -22257,8 +24941,8 @@
         <w:t xml:space="preserve">D.A. Wiegmann, S.A. Shappell, A human error approach to aviation accident analysis: The human factors analysis and classification system, Ashgate, Aldershot, 2003.</w:t>
       </w:r>
     </w:p>
-    <w:bookmarkEnd w:id="84"/>
-    <w:bookmarkStart w:id="86" w:name="_3541019a36f31423dbace231a12fca4d5e5f1ad"/>
+    <w:bookmarkEnd w:id="86"/>
+    <w:bookmarkStart w:id="88" w:name="_3541019a36f31423dbace231a12fca4d5e5f1ad"/>
     <w:p>
       <w:pPr>
         <w:pStyle w:val="Bibliography"/>
@@ -22275,7 +24959,7 @@
       <w:r>
         <w:t xml:space="preserve">S. Kaufman, S. Rosset, C. Perlich, O. Stitelman, Leakage in data mining: Formulation, detection, and avoidance, ACM Transactions on Knowledge Discovery from Data 6 (2012) 15:1–15:21. https://doi.org/</w:t>
       </w:r>
-      <w:hyperlink r:id="rId85">
+      <w:hyperlink r:id="rId87">
         <w:r>
           <w:rPr>
             <w:rStyle w:val="Hyperlink"/>
@@ -22287,8 +24971,8 @@
         <w:t xml:space="preserve">.</w:t>
       </w:r>
     </w:p>
-    <w:bookmarkEnd w:id="86"/>
-    <w:bookmarkStart w:id="88" w:name="_77239db318a405bdd9ca0cc5db74d4c41b2a03f"/>
+    <w:bookmarkEnd w:id="88"/>
+    <w:bookmarkStart w:id="90" w:name="_77239db318a405bdd9ca0cc5db74d4c41b2a03f"/>
     <w:p>
       <w:pPr>
         <w:pStyle w:val="Bibliography"/>
@@ -22305,7 +24989,7 @@
       <w:r>
         <w:t xml:space="preserve">S. Kapoor, A. Narayanan, Leakage and the reproducibility crisis in machine-learning-based science, Patterns 4 (2023) 100804. https://doi.org/</w:t>
       </w:r>
-      <w:hyperlink r:id="rId87">
+      <w:hyperlink r:id="rId89">
         <w:r>
           <w:rPr>
             <w:rStyle w:val="Hyperlink"/>
@@ -22317,8 +25001,8 @@
         <w:t xml:space="preserve">.</w:t>
       </w:r>
     </w:p>
-    <w:bookmarkEnd w:id="88"/>
-    <w:bookmarkStart w:id="90" w:name="_d75d7cf63098afa5d33e189bc1a163022e7ecdc"/>
+    <w:bookmarkEnd w:id="90"/>
+    <w:bookmarkStart w:id="92" w:name="_d75d7cf63098afa5d33e189bc1a163022e7ecdc"/>
     <w:p>
       <w:pPr>
         <w:pStyle w:val="Bibliography"/>
@@ -22356,7 +25040,7 @@
       <w:r>
         <w:t xml:space="preserve">fault and anomaly detection, The International Journal of Robotics Research 40 (2021) 515–520. https://doi.org/</w:t>
       </w:r>
-      <w:hyperlink r:id="rId89">
+      <w:hyperlink r:id="rId91">
         <w:r>
           <w:rPr>
             <w:rStyle w:val="Hyperlink"/>
@@ -22368,8 +25052,8 @@
         <w:t xml:space="preserve">.</w:t>
       </w:r>
     </w:p>
-    <w:bookmarkEnd w:id="90"/>
-    <w:bookmarkStart w:id="92" w:name="_446d2d8311e3f2ab8e5f2830e712f064a3280b9"/>
+    <w:bookmarkEnd w:id="92"/>
+    <w:bookmarkStart w:id="94" w:name="_446d2d8311e3f2ab8e5f2830e712f064a3280b9"/>
     <w:p>
       <w:pPr>
         <w:pStyle w:val="Bibliography"/>
@@ -22395,7 +25079,7 @@
       <w:r>
         <w:t xml:space="preserve">: A dataset for multicopter fault detection and health assessment, The International Journal of Robotics Research 44 (2025) 1081–1092. https://doi.org/</w:t>
       </w:r>
-      <w:hyperlink r:id="rId91">
+      <w:hyperlink r:id="rId93">
         <w:r>
           <w:rPr>
             <w:rStyle w:val="Hyperlink"/>
@@ -22407,8 +25091,8 @@
         <w:t xml:space="preserve">.</w:t>
       </w:r>
     </w:p>
-    <w:bookmarkEnd w:id="92"/>
-    <w:bookmarkStart w:id="93" w:name="_973650d78dc352a8b25ace59ab002a1d91cdfc9"/>
+    <w:bookmarkEnd w:id="94"/>
+    <w:bookmarkStart w:id="95" w:name="_973650d78dc352a8b25ace59ab002a1d91cdfc9"/>
     <w:p>
       <w:pPr>
         <w:pStyle w:val="Bibliography"/>
@@ -22444,8 +25128,8 @@
         <w:t xml:space="preserve">, (2026).</w:t>
       </w:r>
     </w:p>
-    <w:bookmarkEnd w:id="93"/>
-    <w:bookmarkStart w:id="95" w:name="_42246838952b0ed0d35bd475d264714b9e743f7"/>
+    <w:bookmarkEnd w:id="95"/>
+    <w:bookmarkStart w:id="97" w:name="_42246838952b0ed0d35bd475d264714b9e743f7"/>
     <w:p>
       <w:pPr>
         <w:pStyle w:val="Bibliography"/>
@@ -22462,7 +25146,7 @@
       <w:r>
         <w:t xml:space="preserve">G. Wild, J. Murray, G. Baxter, Exploring civil drone accidents and incidents to help prevent potential air disasters, Aerospace 3 (2016) 22. https://doi.org/</w:t>
       </w:r>
-      <w:hyperlink r:id="rId94">
+      <w:hyperlink r:id="rId96">
         <w:r>
           <w:rPr>
             <w:rStyle w:val="Hyperlink"/>
@@ -22474,8 +25158,8 @@
         <w:t xml:space="preserve">.</w:t>
       </w:r>
     </w:p>
-    <w:bookmarkEnd w:id="95"/>
-    <w:bookmarkStart w:id="96" w:name="_b513b568a9a02649a1ddc461a1dd01e876732a2"/>
+    <w:bookmarkEnd w:id="97"/>
+    <w:bookmarkStart w:id="98" w:name="_b513b568a9a02649a1ddc461a1dd01e876732a2"/>
     <w:p>
       <w:pPr>
         <w:pStyle w:val="Bibliography"/>
@@ -22502,8 +25186,8 @@
         <w:t xml:space="preserve">, AAIB, Department for Transport, Farnborough, UK, 2026.</w:t>
       </w:r>
     </w:p>
-    <w:bookmarkEnd w:id="96"/>
-    <w:bookmarkStart w:id="98" w:name="_7bef8dc44b5ed9bb7ced7ca5f392a78a76d6601"/>
+    <w:bookmarkEnd w:id="98"/>
+    <w:bookmarkStart w:id="100" w:name="_7bef8dc44b5ed9bb7ced7ca5f392a78a76d6601"/>
     <w:p>
       <w:pPr>
         <w:pStyle w:val="Bibliography"/>
@@ -22529,7 +25213,7 @@
       <w:r>
         <w:t xml:space="preserve">: A node-based multithreaded open source robotics framework for deeply embedded platforms, in: 2015 IEEE International Conference on Robotics and Automation (ICRA), 2015: pp. 6235–6240. https://doi.org/</w:t>
       </w:r>
-      <w:hyperlink r:id="rId97">
+      <w:hyperlink r:id="rId99">
         <w:r>
           <w:rPr>
             <w:rStyle w:val="Hyperlink"/>
@@ -22541,8 +25225,8 @@
         <w:t xml:space="preserve">.</w:t>
       </w:r>
     </w:p>
-    <w:bookmarkEnd w:id="98"/>
-    <w:bookmarkStart w:id="99" w:name="_d96f71c5379cbcad3bc75bfc7936eeacbaeb4ed"/>
+    <w:bookmarkEnd w:id="100"/>
+    <w:bookmarkStart w:id="101" w:name="_d96f71c5379cbcad3bc75bfc7936eeacbaeb4ed"/>
     <w:p>
       <w:pPr>
         <w:pStyle w:val="Bibliography"/>
@@ -22590,8 +25274,8 @@
         <w:t xml:space="preserve">parser, (2026).</w:t>
       </w:r>
     </w:p>
-    <w:bookmarkEnd w:id="99"/>
-    <w:bookmarkStart w:id="100" w:name="_c1fc4b225b7dfa71f64cc84e83afba5f24698c2"/>
+    <w:bookmarkEnd w:id="101"/>
+    <w:bookmarkStart w:id="102" w:name="_c1fc4b225b7dfa71f64cc84e83afba5f24698c2"/>
     <w:p>
       <w:pPr>
         <w:pStyle w:val="Bibliography"/>
@@ -22630,8 +25314,8 @@
         <w:t xml:space="preserve">telemetry anomaly mining, (2026).</w:t>
       </w:r>
     </w:p>
-    <w:bookmarkEnd w:id="100"/>
-    <w:bookmarkStart w:id="102" w:name="_3d31df3710cff81ff87ef6665f7295f981708a9"/>
+    <w:bookmarkEnd w:id="102"/>
+    <w:bookmarkStart w:id="104" w:name="_3d31df3710cff81ff87ef6665f7295f981708a9"/>
     <w:p>
       <w:pPr>
         <w:pStyle w:val="Bibliography"/>
@@ -22672,7 +25356,7 @@
       <w:r>
         <w:t xml:space="preserve">flight logs, Sensors 26 (2026) 3188. https://doi.org/</w:t>
       </w:r>
-      <w:hyperlink r:id="rId101">
+      <w:hyperlink r:id="rId103">
         <w:r>
           <w:rPr>
             <w:rStyle w:val="Hyperlink"/>
@@ -22684,8 +25368,8 @@
         <w:t xml:space="preserve">.</w:t>
       </w:r>
     </w:p>
-    <w:bookmarkEnd w:id="102"/>
-    <w:bookmarkStart w:id="104" w:name="_de2316363361acc29c6a15415cb3110e85473cd"/>
+    <w:bookmarkEnd w:id="104"/>
+    <w:bookmarkStart w:id="106" w:name="_de2316363361acc29c6a15415cb3110e85473cd"/>
     <w:p>
       <w:pPr>
         <w:pStyle w:val="Bibliography"/>
@@ -22714,7 +25398,7 @@
       <w:r>
         <w:t xml:space="preserve">fault detection methods, state-of-the-art, Drones 6 (2022) 330. https://doi.org/</w:t>
       </w:r>
-      <w:hyperlink r:id="rId103">
+      <w:hyperlink r:id="rId105">
         <w:r>
           <w:rPr>
             <w:rStyle w:val="Hyperlink"/>
@@ -22726,8 +25410,8 @@
         <w:t xml:space="preserve">.</w:t>
       </w:r>
     </w:p>
-    <w:bookmarkEnd w:id="104"/>
-    <w:bookmarkStart w:id="106" w:name="_1ece912d6a7cc2c7f97bdecc84d0912f3af390e"/>
+    <w:bookmarkEnd w:id="106"/>
+    <w:bookmarkStart w:id="108" w:name="_1ece912d6a7cc2c7f97bdecc84d0912f3af390e"/>
     <w:p>
       <w:pPr>
         <w:pStyle w:val="Bibliography"/>
@@ -22744,7 +25428,7 @@
       <w:r>
         <w:t xml:space="preserve">E. Khalastchi, M. Kalech, On fault detection and diagnosis in robotic systems, ACM Computing Surveys 51 (2018) 9:1–9:24. https://doi.org/</w:t>
       </w:r>
-      <w:hyperlink r:id="rId105">
+      <w:hyperlink r:id="rId107">
         <w:r>
           <w:rPr>
             <w:rStyle w:val="Hyperlink"/>
@@ -22756,8 +25440,8 @@
         <w:t xml:space="preserve">.</w:t>
       </w:r>
     </w:p>
-    <w:bookmarkEnd w:id="106"/>
-    <w:bookmarkStart w:id="108" w:name="_200a90d3af15f3f5a64a3cb8afd6783e6bc5c1d"/>
+    <w:bookmarkEnd w:id="108"/>
+    <w:bookmarkStart w:id="110" w:name="_200a90d3af15f3f5a64a3cb8afd6783e6bc5c1d"/>
     <w:p>
       <w:pPr>
         <w:pStyle w:val="Bibliography"/>
@@ -22774,7 +25458,7 @@
       <w:r>
         <w:t xml:space="preserve">E. Zibaei, R. Borth, Building causal models for finding actual causes of unmanned aerial vehicle failures, Frontiers in Robotics and AI 11 (2024) 1123762. https://doi.org/</w:t>
       </w:r>
-      <w:hyperlink r:id="rId107">
+      <w:hyperlink r:id="rId109">
         <w:r>
           <w:rPr>
             <w:rStyle w:val="Hyperlink"/>
@@ -22786,8 +25470,8 @@
         <w:t xml:space="preserve">.</w:t>
       </w:r>
     </w:p>
-    <w:bookmarkEnd w:id="108"/>
-    <w:bookmarkStart w:id="110" w:name="_362e51e11e30eb0e0461101d9c36e4d21d357be"/>
+    <w:bookmarkEnd w:id="110"/>
+    <w:bookmarkStart w:id="112" w:name="_362e51e11e30eb0e0461101d9c36e4d21d357be"/>
     <w:p>
       <w:pPr>
         <w:pStyle w:val="Bibliography"/>
@@ -22804,7 +25488,7 @@
       <w:r>
         <w:t xml:space="preserve">D. Wang, S. Li, G. Xiao, Y. Liu, Y. Sui, An exploratory study of autopilot software bugs in unmanned aerial vehicles, in: Proceedings of the 29th ACM Joint European Software Engineering Conference and Symposium on the Foundations of Software Engineering (ESEC/FSE), 2021: pp. 20–31. https://doi.org/</w:t>
       </w:r>
-      <w:hyperlink r:id="rId109">
+      <w:hyperlink r:id="rId111">
         <w:r>
           <w:rPr>
             <w:rStyle w:val="Hyperlink"/>
@@ -22816,8 +25500,8 @@
         <w:t xml:space="preserve">.</w:t>
       </w:r>
     </w:p>
-    <w:bookmarkEnd w:id="110"/>
-    <w:bookmarkStart w:id="112" w:name="_4f9a794a6a4ddf2789379e73f8e74e34b9538b4"/>
+    <w:bookmarkEnd w:id="112"/>
+    <w:bookmarkStart w:id="114" w:name="_4f9a794a6a4ddf2789379e73f8e74e34b9538b4"/>
     <w:p>
       <w:pPr>
         <w:pStyle w:val="Bibliography"/>
@@ -22834,7 +25518,7 @@
       <w:r>
         <w:t xml:space="preserve">E. Petritoli, F. Leccese, L. Ciani, Reliability and maintenance analysis of unmanned aerial vehicles, Sensors 18 (2018) 3171. https://doi.org/</w:t>
       </w:r>
-      <w:hyperlink r:id="rId111">
+      <w:hyperlink r:id="rId113">
         <w:r>
           <w:rPr>
             <w:rStyle w:val="Hyperlink"/>
@@ -22846,8 +25530,8 @@
         <w:t xml:space="preserve">.</w:t>
       </w:r>
     </w:p>
-    <w:bookmarkEnd w:id="112"/>
-    <w:bookmarkStart w:id="113" w:name="_a0e369e89429aa426010697429f06415b068aab"/>
+    <w:bookmarkEnd w:id="114"/>
+    <w:bookmarkStart w:id="115" w:name="_a0e369e89429aa426010697429f06415b068aab"/>
     <w:p>
       <w:pPr>
         <w:pStyle w:val="Bibliography"/>
@@ -22877,8 +25561,8 @@
         <w:t xml:space="preserve">analysis of 221 mishaps over 10 years, Aviation, Space, and Environmental Medicine 77 (2006) 724–732.</w:t>
       </w:r>
     </w:p>
-    <w:bookmarkEnd w:id="113"/>
-    <w:bookmarkStart w:id="115" w:name="_06ffb55068ea9e0b3a7aa6e754cfcffab5f832f"/>
+    <w:bookmarkEnd w:id="115"/>
+    <w:bookmarkStart w:id="117" w:name="_06ffb55068ea9e0b3a7aa6e754cfcffab5f832f"/>
     <w:p>
       <w:pPr>
         <w:pStyle w:val="Bibliography"/>
@@ -22898,7 +25582,7 @@
       <w:r>
         <w:t xml:space="preserve"> </w:t>
       </w:r>
-      <w:hyperlink r:id="rId114">
+      <w:hyperlink r:id="rId116">
         <w:r>
           <w:rPr>
             <w:rStyle w:val="Hyperlink"/>
@@ -22910,8 +25594,8 @@
         <w:t xml:space="preserve">.</w:t>
       </w:r>
     </w:p>
-    <w:bookmarkEnd w:id="115"/>
-    <w:bookmarkStart w:id="117" w:name="_8a3cc11b1319c0fe6bf6179f8196eab503a64d0"/>
+    <w:bookmarkEnd w:id="117"/>
+    <w:bookmarkStart w:id="119" w:name="_8a3cc11b1319c0fe6bf6179f8196eab503a64d0"/>
     <w:p>
       <w:pPr>
         <w:pStyle w:val="Bibliography"/>
@@ -22937,7 +25621,7 @@
       <w:r>
         <w:t xml:space="preserve">-integrated applications with indirect prompt injection, in: Proceedings of the 16th ACM Workshop on Artificial Intelligence and Security (AISec), 2023: pp. 79–90. https://doi.org/</w:t>
       </w:r>
-      <w:hyperlink r:id="rId116">
+      <w:hyperlink r:id="rId118">
         <w:r>
           <w:rPr>
             <w:rStyle w:val="Hyperlink"/>
@@ -22949,8 +25633,8 @@
         <w:t xml:space="preserve">.</w:t>
       </w:r>
     </w:p>
-    <w:bookmarkEnd w:id="117"/>
-    <w:bookmarkStart w:id="119" w:name="_ab8841c06958c924804c38799fc8ccd94ea102a"/>
+    <w:bookmarkEnd w:id="119"/>
+    <w:bookmarkStart w:id="121" w:name="_ab8841c06958c924804c38799fc8ccd94ea102a"/>
     <w:p>
       <w:pPr>
         <w:pStyle w:val="Bibliography"/>
@@ -22967,7 +25651,7 @@
       <w:r>
         <w:t xml:space="preserve">B. Frénay, M. Verleysen, Classification in the presence of label noise: A survey, IEEE Transactions on Neural Networks and Learning Systems 25 (2014) 845–869. https://doi.org/</w:t>
       </w:r>
-      <w:hyperlink r:id="rId118">
+      <w:hyperlink r:id="rId120">
         <w:r>
           <w:rPr>
             <w:rStyle w:val="Hyperlink"/>
@@ -22979,8 +25663,8 @@
         <w:t xml:space="preserve">.</w:t>
       </w:r>
     </w:p>
-    <w:bookmarkEnd w:id="119"/>
-    <w:bookmarkStart w:id="121" w:name="_90b58fdc380e5ffe19ed416545c54d06f184b09"/>
+    <w:bookmarkEnd w:id="121"/>
+    <w:bookmarkStart w:id="123" w:name="_90b58fdc380e5ffe19ed416545c54d06f184b09"/>
     <w:p>
       <w:pPr>
         <w:pStyle w:val="Bibliography"/>
@@ -22997,7 +25681,7 @@
       <w:r>
         <w:t xml:space="preserve">E.A. Stuart, Matching methods for causal inference: A review and a look forward, Statistical Science 25 (2010) 1–21. https://doi.org/</w:t>
       </w:r>
-      <w:hyperlink r:id="rId120">
+      <w:hyperlink r:id="rId122">
         <w:r>
           <w:rPr>
             <w:rStyle w:val="Hyperlink"/>
@@ -23009,8 +25693,8 @@
         <w:t xml:space="preserve">.</w:t>
       </w:r>
     </w:p>
-    <w:bookmarkEnd w:id="121"/>
-    <w:bookmarkStart w:id="123" w:name="_f6e66cea9a1ea78573b548bc5cf8461c81300ca"/>
+    <w:bookmarkEnd w:id="123"/>
+    <w:bookmarkStart w:id="125" w:name="_f6e66cea9a1ea78573b548bc5cf8461c81300ca"/>
     <w:p>
       <w:pPr>
         <w:pStyle w:val="Bibliography"/>
@@ -23027,7 +25711,7 @@
       <w:r>
         <w:t xml:space="preserve">B.A. Nosek, C.R. Ebersole, A.C. DeHaven, D.T. Mellor, The preregistration revolution, Proceedings of the National Academy of Sciences 115 (2018) 2600–2606. https://doi.org/</w:t>
       </w:r>
-      <w:hyperlink r:id="rId122">
+      <w:hyperlink r:id="rId124">
         <w:r>
           <w:rPr>
             <w:rStyle w:val="Hyperlink"/>
@@ -23039,8 +25723,8 @@
         <w:t xml:space="preserve">.</w:t>
       </w:r>
     </w:p>
-    <w:bookmarkEnd w:id="123"/>
-    <w:bookmarkStart w:id="125" w:name="_ad8397d41f792404ea3ffa2c2145e851561e0cf"/>
+    <w:bookmarkEnd w:id="125"/>
+    <w:bookmarkStart w:id="127" w:name="_ad8397d41f792404ea3ffa2c2145e851561e0cf"/>
     <w:p>
       <w:pPr>
         <w:pStyle w:val="Bibliography"/>
@@ -23063,7 +25747,7 @@
       <w:r>
         <w:t xml:space="preserve">) curve, Radiology 143 (1982) 29–36. https://doi.org/</w:t>
       </w:r>
-      <w:hyperlink r:id="rId124">
+      <w:hyperlink r:id="rId126">
         <w:r>
           <w:rPr>
             <w:rStyle w:val="Hyperlink"/>
@@ -23075,8 +25759,8 @@
         <w:t xml:space="preserve">.</w:t>
       </w:r>
     </w:p>
-    <w:bookmarkEnd w:id="125"/>
-    <w:bookmarkStart w:id="127" w:name="_7ae2e06bcfe80442633569f5f6b1e21460598cb"/>
+    <w:bookmarkEnd w:id="127"/>
+    <w:bookmarkStart w:id="129" w:name="_7ae2e06bcfe80442633569f5f6b1e21460598cb"/>
     <w:p>
       <w:pPr>
         <w:pStyle w:val="Bibliography"/>
@@ -23093,7 +25777,7 @@
       <w:r>
         <w:t xml:space="preserve">H.B. Mann, D.R. Whitney, On a test of whether one of two random variables is stochastically larger than the other, The Annals of Mathematical Statistics 18 (1947) 50–60. https://doi.org/</w:t>
       </w:r>
-      <w:hyperlink r:id="rId126">
+      <w:hyperlink r:id="rId128">
         <w:r>
           <w:rPr>
             <w:rStyle w:val="Hyperlink"/>
@@ -23105,8 +25789,8 @@
         <w:t xml:space="preserve">.</w:t>
       </w:r>
     </w:p>
-    <w:bookmarkEnd w:id="127"/>
-    <w:bookmarkStart w:id="128" w:name="_d0a9d29bfb3d63b968b17ba95db409a8b61dfda"/>
+    <w:bookmarkEnd w:id="129"/>
+    <w:bookmarkStart w:id="130" w:name="_d0a9d29bfb3d63b968b17ba95db409a8b61dfda"/>
     <w:p>
       <w:pPr>
         <w:pStyle w:val="Bibliography"/>
@@ -23124,8 +25808,8 @@
         <w:t xml:space="preserve">B. Efron, R.J. Tibshirani, An introduction to the bootstrap, Chapman &amp; Hall, New York, 1993.</w:t>
       </w:r>
     </w:p>
-    <w:bookmarkEnd w:id="128"/>
-    <w:bookmarkStart w:id="130" w:name="_89a013c1487ff07275d04a7e5b79d7551b6a9f6"/>
+    <w:bookmarkEnd w:id="130"/>
+    <w:bookmarkStart w:id="132" w:name="_89a013c1487ff07275d04a7e5b79d7551b6a9f6"/>
     <w:p>
       <w:pPr>
         <w:pStyle w:val="Bibliography"/>
@@ -23145,7 +25829,7 @@
       <w:r>
         <w:t xml:space="preserve"> </w:t>
       </w:r>
-      <w:hyperlink r:id="rId129">
+      <w:hyperlink r:id="rId131">
         <w:r>
           <w:rPr>
             <w:rStyle w:val="Hyperlink"/>
@@ -23157,8 +25841,8 @@
         <w:t xml:space="preserve">.</w:t>
       </w:r>
     </w:p>
-    <w:bookmarkEnd w:id="130"/>
-    <w:bookmarkEnd w:id="131"/>
+    <w:bookmarkEnd w:id="132"/>
+    <w:bookmarkEnd w:id="133"/>
     <w:sectPr>
       <w:footnotePr>
         <w:numRestart w:val="eachSect"/>

--- a/docs/paper/submission/manuscript.docx
+++ b/docs/paper/submission/manuscript.docx
@@ -113,7 +113,7 @@
         </m:r>
       </m:oMath>
       <w:r>
-        <w:t xml:space="preserve">); with 36 pilot crashes, 80% power requires AUC</w:t>
+        <w:t xml:space="preserve">); with 36 pilot-labelled crashes in the modelling sample, 80% power requires AUC</w:t>
       </w:r>
       <w:r>
         <w:t xml:space="preserve"> </w:t>
@@ -153,7 +153,7 @@
         <w:t xml:space="preserve"> </w:t>
       </w:r>
       <w:r>
-        <w:t xml:space="preserve">needed for an operational verdict.</w:t>
+        <w:t xml:space="preserve">needed for operational verdicts.</w:t>
       </w:r>
       <w:r>
         <w:t xml:space="preserve"> </w:t>
@@ -199,7 +199,7 @@
         </m:sSup>
       </m:oMath>
       <w:r>
-        <w:t xml:space="preserve">Decomposition shows crash anticipation collapses primarily via cohort selection: evaluating the same 67 multi-flight crashes against independent other-aircraft normals yields AUC 0.522 [0.413, 0.615], and uncalipered within-drone evaluation confirms no separable precursor signal (Group-CV AUC 0.569, cluster bootstrap [0.500, 0.643]; rank test</w:t>
+        <w:t xml:space="preserve">Decomposition shows crash anticipation collapses primarily via cohort selection: evaluating the 67 multi-flight crashes against independent other-aircraft normals yields AUC 0.522 [0.413, 0.615], and uncalipered within-drone evaluation yields no detectable precursor signal in this cohort (Group-CV AUC 0.569, cluster bootstrap [0.500, 0.643]; rank test</w:t>
       </w:r>
       <w:r>
         <w:t xml:space="preserve"> </w:t>
@@ -226,7 +226,7 @@
         </m:r>
       </m:oMath>
       <w:r>
-        <w:t xml:space="preserve">). Tight duration matching (</w:t>
+        <w:t xml:space="preserve">). Caliper matching (</w:t>
       </w:r>
       <m:oMath>
         <m:r>
@@ -299,7 +299,7 @@
         <w:t xml:space="preserve"> </w:t>
       </w:r>
       <w:r>
-        <w:t xml:space="preserve">on 36 airframes), showing that archive duration mismatch suppresses precursors.</w:t>
+        <w:t xml:space="preserve">on 36 airframes; 95% paired cluster CI [+0.074, +0.238]), suggesting duration differences mask precursors in this cohort.</w:t>
       </w:r>
       <w:r>
         <w:t xml:space="preserve"> </w:t>
@@ -322,7 +322,7 @@
         </m:sSup>
       </m:oMath>
       <w:r>
-        <w:t xml:space="preserve">Checks were consistent with leakage (tuning sensitivity fell from 7/9 to 1/9 without the final 10 s,</w:t>
+        <w:t xml:space="preserve">Checks were consistent with leakage (exploratory, tuning sensitivity fell from 7/9 to 1/9 without the final 10 s, unadjusted</w:t>
       </w:r>
       <w:r>
         <w:t xml:space="preserve"> </w:t>
@@ -342,7 +342,7 @@
         </m:r>
       </m:oMath>
       <w:r>
-        <w:t xml:space="preserve">). Crashed drones vibrated more on older estimator metrics (mean rank 0.67, Holm</w:t>
+        <w:t xml:space="preserve">, alongside normal false alarms falling from 13% to 5%). Crashed drones vibrated more on older estimator metrics (mean rank 0.67, Holm</w:t>
       </w:r>
       <w:r>
         <w:t xml:space="preserve"> </w:t>
@@ -1020,7 +1020,7 @@
         <w:t xml:space="preserve"> </w:t>
       </w:r>
       <w:r>
-        <w:t xml:space="preserve">(i) A methodological decomposition isolating why apparent crash anticipation collapses: evaluating the same 67 multi-flight crash flights against independent matched normal flights from other aircraft collapses model AUC to 0.522 [0.413, 0.615] (Step 4b), demonstrating that the drop from 0.83–0.88 to 0.53–0.57 is primarily driven by cohort selection across evaluation samples rather than by within-drone baseline adjustment alone (the multi-flight cohort lacks separable precursors both cross-sectionally and longitudinally). Furthermore, within-drone evaluation confirms no precursor signal under uncalipered matching (Group-CV AUC 0.569, 95% cluster bootstrap CI [0.500, 0.643], pairwise mean AUC 0.592 [0.516, 0.692], rank test</w:t>
+        <w:t xml:space="preserve">(i) A methodological decomposition isolating why apparent crash anticipation collapses: evaluating the same 67 multi-flight crash flights against independent matched normal flights from other aircraft yields an AUC of 0.522 [0.413, 0.615] (Step 4b), consistent with the collapse being driven by evaluation cohort selection rather than by within-drone baseline adjustment alone (scoring 103 multi-history crashes from the broader archive against unselected normals retains an AUC of 0.891, showing that cross-sectional models exploit between-aircraft duration and vehicle envelope confounds). Furthermore, within-drone evaluation finds no detectable precursor signal under uncalipered matching in this cohort (Group-CV AUC 0.569, 95% cluster bootstrap CI [0.500, 0.643], pairwise mean AUC 0.592 [0.516, 0.692], rank test</w:t>
       </w:r>
       <w:r>
         <w:t xml:space="preserve"> </w:t>
@@ -1047,7 +1047,7 @@
         </m:r>
       </m:oMath>
       <w:r>
-        <w:t xml:space="preserve">), whereas tight feature-window duration matching (</w:t>
+        <w:t xml:space="preserve">), whereas exploratory duration caliper matching (</w:t>
       </w:r>
       <m:oMath>
         <m:r>
@@ -1103,7 +1103,10 @@
         </m:r>
       </m:oMath>
       <w:r>
-        <w:t xml:space="preserve">) lifts within-drone AUC from 0.532 to 0.642 (</w:t>
+        <w:t xml:space="preserve">) yields an AUC lift of</w:t>
+      </w:r>
+      <w:r>
+        <w:t xml:space="preserve"> </w:t>
       </w:r>
       <m:oMath>
         <m:r>
@@ -1120,7 +1123,27 @@
         <w:t xml:space="preserve"> </w:t>
       </w:r>
       <w:r>
-        <w:t xml:space="preserve">on the same 36 airframes), showing that duration mismatch in uncurated archives actively suppresses within-drone precursors.</w:t>
+        <w:t xml:space="preserve">to</w:t>
+      </w:r>
+      <w:r>
+        <w:t xml:space="preserve"> </w:t>
+      </w:r>
+      <m:oMath>
+        <m:r>
+          <m:rPr>
+            <m:sty m:val="p"/>
+          </m:rPr>
+          <m:t>+</m:t>
+        </m:r>
+        <m:r>
+          <m:t>0.125</m:t>
+        </m:r>
+      </m:oMath>
+      <w:r>
+        <w:t xml:space="preserve"> </w:t>
+      </w:r>
+      <w:r>
+        <w:t xml:space="preserve">(95% paired cluster bootstrap CI [+0.074, +0.238] on 36 airframes), suggesting that baseline duration mismatch masks within-drone precursors in this cohort.</w:t>
       </w:r>
       <w:r>
         <w:t xml:space="preserve"> </w:t>
@@ -4978,115 +5001,7 @@
         <w:pStyle w:val="FirstParagraph"/>
       </w:pPr>
       <w:r>
-        <w:t xml:space="preserve">The public archive index was downloaded on 20 October 2026. For each confirmatory test, the hypothesis, sample selection, features, statistic, and pass mark were declared and committed to version control before the analysis it governs was run (seven primary tests on 20–23 October 2026:</w:t>
-      </w:r>
-      <w:r>
-        <w:t xml:space="preserve"> </w:t>
-      </w:r>
-      <w:r>
-        <w:rPr>
-          <w:rStyle w:val="VerbatimChar"/>
-        </w:rPr>
-        <w:t xml:space="preserve">63bc72e</w:t>
-      </w:r>
-      <w:r>
-        <w:t xml:space="preserve">,</w:t>
-      </w:r>
-      <w:r>
-        <w:t xml:space="preserve"> </w:t>
-      </w:r>
-      <w:r>
-        <w:rPr>
-          <w:rStyle w:val="VerbatimChar"/>
-        </w:rPr>
-        <w:t xml:space="preserve">af6fab2</w:t>
-      </w:r>
-      <w:r>
-        <w:t xml:space="preserve">,</w:t>
-      </w:r>
-      <w:r>
-        <w:t xml:space="preserve"> </w:t>
-      </w:r>
-      <w:r>
-        <w:rPr>
-          <w:rStyle w:val="VerbatimChar"/>
-        </w:rPr>
-        <w:t xml:space="preserve">4475c8c</w:t>
-      </w:r>
-      <w:r>
-        <w:t xml:space="preserve">,</w:t>
-      </w:r>
-      <w:r>
-        <w:t xml:space="preserve"> </w:t>
-      </w:r>
-      <w:r>
-        <w:rPr>
-          <w:rStyle w:val="VerbatimChar"/>
-        </w:rPr>
-        <w:t xml:space="preserve">0c8ee47</w:t>
-      </w:r>
-      <w:r>
-        <w:t xml:space="preserve">,</w:t>
-      </w:r>
-      <w:r>
-        <w:t xml:space="preserve"> </w:t>
-      </w:r>
-      <w:r>
-        <w:rPr>
-          <w:rStyle w:val="VerbatimChar"/>
-        </w:rPr>
-        <w:t xml:space="preserve">d5d56c7</w:t>
-      </w:r>
-      <w:r>
-        <w:t xml:space="preserve">,</w:t>
-      </w:r>
-      <w:r>
-        <w:t xml:space="preserve"> </w:t>
-      </w:r>
-      <w:r>
-        <w:rPr>
-          <w:rStyle w:val="VerbatimChar"/>
-        </w:rPr>
-        <w:t xml:space="preserve">8b417d2</w:t>
-      </w:r>
-      <w:r>
-        <w:t xml:space="preserve">,</w:t>
-      </w:r>
-      <w:r>
-        <w:t xml:space="preserve"> </w:t>
-      </w:r>
-      <w:r>
-        <w:rPr>
-          <w:rStyle w:val="VerbatimChar"/>
-        </w:rPr>
-        <w:t xml:space="preserve">d7a6574</w:t>
-      </w:r>
-      <w:r>
-        <w:t xml:space="preserve">; two follow-up tests on 24 October 2026:</w:t>
-      </w:r>
-      <w:r>
-        <w:t xml:space="preserve"> </w:t>
-      </w:r>
-      <w:r>
-        <w:rPr>
-          <w:rStyle w:val="VerbatimChar"/>
-        </w:rPr>
-        <w:t xml:space="preserve">2148644</w:t>
-      </w:r>
-      <w:r>
-        <w:t xml:space="preserve">,</w:t>
-      </w:r>
-      <w:r>
-        <w:t xml:space="preserve"> </w:t>
-      </w:r>
-      <w:r>
-        <w:rPr>
-          <w:rStyle w:val="VerbatimChar"/>
-        </w:rPr>
-        <w:t xml:space="preserve">21af373</w:t>
-      </w:r>
-      <w:r>
-        <w:t xml:space="preserve">). Where a test reused logs already downloaded for an earlier test, the protocol records it as declared before running, not before download (exploratory additions added during revision are marked with</w:t>
+        <w:t xml:space="preserve">The public archive index was downloaded on 20 October 2026. For each confirmatory test, the hypothesis, sample selection, features, statistic, and pass mark were declared and committed to version control before the analysis it governs was run (Table ??). Where a test reused logs already downloaded for an earlier test, the protocol records it as declared before running, not before download (exploratory additions added during revision are marked with</w:t>
       </w:r>
       <w:r>
         <w:t xml:space="preserve"> </w:t>
@@ -5246,11 +5161,1345 @@
         <w:t xml:space="preserve">Section 5.8.</w:t>
       </w:r>
     </w:p>
+    <w:bookmarkStart w:id="25" w:name="_1109c9b174200475a1caee43f99c27cd27b62f9"/>
+    <w:p>
+      <w:pPr>
+        <w:pStyle w:val="TableCaption"/>
+      </w:pPr>
+      <w:r>
+        <w:t xml:space="preserve">Table ?. Pre-declared confirmatory protocol registration schedule and version control provenance. All commits occurred prior to execution of the governed analysis. Commit timestamps reflect author-controlled local git records (IST) prior to Software Heritage archival.</w:t>
+      </w:r>
+    </w:p>
+    <w:tbl>
+      <w:tblPr>
+        <w:tblStyle w:val="Table"/>
+        <w:tblW w:type="pct" w:w="5000"/>
+        <w:tblLook w:firstRow="1" w:lastRow="0" w:firstColumn="0" w:lastColumn="0" w:noHBand="0" w:noVBand="0" w:val="0020"/>
+        <w:tblCaption w:val="Table ?. Pre-declared confirmatory protocol registration schedule and version control provenance. All commits occurred prior to execution of the governed analysis. Commit timestamps reflect author-controlled local git records (IST) prior to Software Heritage archival."/>
+        <w:tblBorders>
+          <w:top w:val="single" w:sz="4" w:color="808080"/>
+          <w:left w:val="single" w:sz="4" w:color="808080"/>
+          <w:bottom w:val="single" w:sz="4" w:color="808080"/>
+          <w:right w:val="single" w:sz="4" w:color="808080"/>
+          <w:insideH w:val="single" w:sz="4" w:color="808080"/>
+          <w:insideV w:val="single" w:sz="4" w:color="808080"/>
+        </w:tblBorders>
+      </w:tblPr>
+      <w:tblGrid>
+        <w:gridCol w:w="1320"/>
+        <w:gridCol w:w="1320"/>
+        <w:gridCol w:w="1320"/>
+        <w:gridCol w:w="1320"/>
+        <w:gridCol w:w="1320"/>
+        <w:gridCol w:w="1320"/>
+      </w:tblGrid>
+      <w:tr>
+        <w:trPr>
+          <w:tblHeader w:val="on"/>
+        </w:trPr>
+        <w:tc>
+          <w:tcPr/>
+          <w:p>
+            <w:pPr>
+              <w:pStyle w:val="Compact"/>
+              <w:spacing w:line="240" w:lineRule="auto"/>
+              <w:jc w:val="left"/>
+            </w:pPr>
+            <w:r>
+              <w:rPr>
+                <w:sz w:val="19"/>
+              </w:rPr>
+              <w:t xml:space="preserve">Test</w:t>
+            </w:r>
+          </w:p>
+        </w:tc>
+        <w:tc>
+          <w:tcPr/>
+          <w:p>
+            <w:pPr>
+              <w:pStyle w:val="Compact"/>
+              <w:spacing w:line="240" w:lineRule="auto"/>
+              <w:jc w:val="left"/>
+            </w:pPr>
+            <w:r>
+              <w:rPr>
+                <w:sz w:val="19"/>
+              </w:rPr>
+              <w:t xml:space="preserve">Focus / Hypothesis</w:t>
+            </w:r>
+          </w:p>
+        </w:tc>
+        <w:tc>
+          <w:tcPr/>
+          <w:p>
+            <w:pPr>
+              <w:pStyle w:val="Compact"/>
+              <w:spacing w:line="240" w:lineRule="auto"/>
+              <w:jc w:val="center"/>
+            </w:pPr>
+            <w:r>
+              <w:rPr>
+                <w:sz w:val="19"/>
+              </w:rPr>
+              <w:t xml:space="preserve">Commit</w:t>
+            </w:r>
+          </w:p>
+        </w:tc>
+        <w:tc>
+          <w:tcPr/>
+          <w:p>
+            <w:pPr>
+              <w:pStyle w:val="Compact"/>
+              <w:spacing w:line="240" w:lineRule="auto"/>
+              <w:jc w:val="center"/>
+            </w:pPr>
+            <w:r>
+              <w:rPr>
+                <w:sz w:val="19"/>
+              </w:rPr>
+              <w:t xml:space="preserve">Commit date</w:t>
+            </w:r>
+          </w:p>
+        </w:tc>
+        <w:tc>
+          <w:tcPr/>
+          <w:p>
+            <w:pPr>
+              <w:pStyle w:val="Compact"/>
+              <w:spacing w:line="240" w:lineRule="auto"/>
+              <w:jc w:val="center"/>
+            </w:pPr>
+            <w:r>
+              <w:rPr>
+                <w:sz w:val="19"/>
+              </w:rPr>
+              <w:t xml:space="preserve">Run date</w:t>
+            </w:r>
+          </w:p>
+        </w:tc>
+        <w:tc>
+          <w:tcPr/>
+          <w:p>
+            <w:pPr>
+              <w:pStyle w:val="Compact"/>
+              <w:spacing w:line="240" w:lineRule="auto"/>
+              <w:jc w:val="center"/>
+            </w:pPr>
+            <w:r>
+              <w:rPr>
+                <w:sz w:val="19"/>
+              </w:rPr>
+              <w:t xml:space="preserve">Status</w:t>
+            </w:r>
+          </w:p>
+        </w:tc>
+      </w:tr>
+      <w:tr>
+        <w:tc>
+          <w:tcPr/>
+          <w:p>
+            <w:pPr>
+              <w:pStyle w:val="Compact"/>
+              <w:spacing w:line="240" w:lineRule="auto"/>
+              <w:jc w:val="left"/>
+            </w:pPr>
+            <w:r>
+              <w:rPr>
+                <w:sz w:val="19"/>
+              </w:rPr>
+              <w:t xml:space="preserve">Q1</w:t>
+            </w:r>
+          </w:p>
+        </w:tc>
+        <w:tc>
+          <w:tcPr/>
+          <w:p>
+            <w:pPr>
+              <w:pStyle w:val="Compact"/>
+              <w:spacing w:line="240" w:lineRule="auto"/>
+              <w:jc w:val="left"/>
+            </w:pPr>
+            <w:r>
+              <w:rPr>
+                <w:sz w:val="19"/>
+              </w:rPr>
+              <w:t xml:space="preserve">Protections disabled (Fisher exact)</w:t>
+            </w:r>
+          </w:p>
+        </w:tc>
+        <w:tc>
+          <w:tcPr/>
+          <w:p>
+            <w:pPr>
+              <w:pStyle w:val="Compact"/>
+              <w:spacing w:line="240" w:lineRule="auto"/>
+              <w:jc w:val="center"/>
+            </w:pPr>
+            <w:r>
+              <w:rPr>
+                <w:rStyle w:val="VerbatimChar"/>
+                <w:sz w:val="19"/>
+              </w:rPr>
+              <w:t xml:space="preserve">63bc72e</w:t>
+            </w:r>
+          </w:p>
+        </w:tc>
+        <w:tc>
+          <w:tcPr/>
+          <w:p>
+            <w:pPr>
+              <w:pStyle w:val="Compact"/>
+              <w:spacing w:line="240" w:lineRule="auto"/>
+              <w:jc w:val="center"/>
+            </w:pPr>
+            <w:r>
+              <w:rPr>
+                <w:sz w:val="19"/>
+              </w:rPr>
+              <w:t xml:space="preserve">2026-10-20</w:t>
+            </w:r>
+          </w:p>
+        </w:tc>
+        <w:tc>
+          <w:tcPr/>
+          <w:p>
+            <w:pPr>
+              <w:pStyle w:val="Compact"/>
+              <w:spacing w:line="240" w:lineRule="auto"/>
+              <w:jc w:val="center"/>
+            </w:pPr>
+            <w:r>
+              <w:rPr>
+                <w:sz w:val="19"/>
+              </w:rPr>
+              <w:t xml:space="preserve">2026-10-20</w:t>
+            </w:r>
+          </w:p>
+        </w:tc>
+        <w:tc>
+          <w:tcPr/>
+          <w:p>
+            <w:pPr>
+              <w:pStyle w:val="Compact"/>
+              <w:spacing w:line="240" w:lineRule="auto"/>
+              <w:jc w:val="center"/>
+            </w:pPr>
+            <w:r>
+              <w:rPr>
+                <w:sz w:val="19"/>
+              </w:rPr>
+              <w:t xml:space="preserve">Confirmatory</w:t>
+            </w:r>
+          </w:p>
+        </w:tc>
+      </w:tr>
+      <w:tr>
+        <w:tc>
+          <w:tcPr/>
+          <w:p>
+            <w:pPr>
+              <w:pStyle w:val="Compact"/>
+              <w:spacing w:line="240" w:lineRule="auto"/>
+              <w:jc w:val="left"/>
+            </w:pPr>
+            <w:r>
+              <w:rPr>
+                <w:sz w:val="19"/>
+              </w:rPr>
+              <w:t xml:space="preserve">Q2 (dev)</w:t>
+            </w:r>
+          </w:p>
+        </w:tc>
+        <w:tc>
+          <w:tcPr/>
+          <w:p>
+            <w:pPr>
+              <w:pStyle w:val="Compact"/>
+              <w:spacing w:line="240" w:lineRule="auto"/>
+              <w:jc w:val="left"/>
+            </w:pPr>
+            <w:r>
+              <w:rPr>
+                <w:sz w:val="19"/>
+              </w:rPr>
+              <w:t xml:space="preserve">Fixed attribution rule (BA</w:t>
+            </w:r>
+            <w:r>
+              <w:rPr>
+                <w:sz w:val="19"/>
+              </w:rPr>
+              <w:t xml:space="preserve"> </w:t>
+            </w:r>
+            <m:oMath>
+              <m:r>
+                <m:rPr>
+                  <m:sty m:val="p"/>
+                </m:rPr>
+                <m:t>≥</m:t>
+              </m:r>
+              <m:r>
+                <m:t>0.70</m:t>
+              </m:r>
+            </m:oMath>
+            <w:r>
+              <w:rPr>
+                <w:sz w:val="19"/>
+              </w:rPr>
+              <w:t xml:space="preserve">)</w:t>
+            </w:r>
+          </w:p>
+        </w:tc>
+        <w:tc>
+          <w:tcPr/>
+          <w:p>
+            <w:pPr>
+              <w:pStyle w:val="Compact"/>
+              <w:spacing w:line="240" w:lineRule="auto"/>
+              <w:jc w:val="center"/>
+            </w:pPr>
+            <w:r>
+              <w:rPr>
+                <w:rStyle w:val="VerbatimChar"/>
+                <w:sz w:val="19"/>
+              </w:rPr>
+              <w:t xml:space="preserve">af6fab2</w:t>
+            </w:r>
+          </w:p>
+        </w:tc>
+        <w:tc>
+          <w:tcPr/>
+          <w:p>
+            <w:pPr>
+              <w:pStyle w:val="Compact"/>
+              <w:spacing w:line="240" w:lineRule="auto"/>
+              <w:jc w:val="center"/>
+            </w:pPr>
+            <w:r>
+              <w:rPr>
+                <w:sz w:val="19"/>
+              </w:rPr>
+              <w:t xml:space="preserve">2026-10-20</w:t>
+            </w:r>
+          </w:p>
+        </w:tc>
+        <w:tc>
+          <w:tcPr/>
+          <w:p>
+            <w:pPr>
+              <w:pStyle w:val="Compact"/>
+              <w:spacing w:line="240" w:lineRule="auto"/>
+              <w:jc w:val="center"/>
+            </w:pPr>
+            <w:r>
+              <w:rPr>
+                <w:sz w:val="19"/>
+              </w:rPr>
+              <w:t xml:space="preserve">2026-10-20</w:t>
+            </w:r>
+          </w:p>
+        </w:tc>
+        <w:tc>
+          <w:tcPr/>
+          <w:p>
+            <w:pPr>
+              <w:pStyle w:val="Compact"/>
+              <w:spacing w:line="240" w:lineRule="auto"/>
+              <w:jc w:val="center"/>
+            </w:pPr>
+            <w:r>
+              <w:rPr>
+                <w:sz w:val="19"/>
+              </w:rPr>
+              <w:t xml:space="preserve">Confirmatory</w:t>
+            </w:r>
+          </w:p>
+        </w:tc>
+      </w:tr>
+      <w:tr>
+        <w:tc>
+          <w:tcPr/>
+          <w:p>
+            <w:pPr>
+              <w:pStyle w:val="Compact"/>
+              <w:spacing w:line="240" w:lineRule="auto"/>
+              <w:jc w:val="left"/>
+            </w:pPr>
+            <w:r>
+              <w:rPr>
+                <w:sz w:val="19"/>
+              </w:rPr>
+              <w:t xml:space="preserve">Q2 (held)</w:t>
+            </w:r>
+          </w:p>
+        </w:tc>
+        <w:tc>
+          <w:tcPr/>
+          <w:p>
+            <w:pPr>
+              <w:pStyle w:val="Compact"/>
+              <w:spacing w:line="240" w:lineRule="auto"/>
+              <w:jc w:val="left"/>
+            </w:pPr>
+            <w:r>
+              <w:rPr>
+                <w:sz w:val="19"/>
+              </w:rPr>
+              <w:t xml:space="preserve">Held-out rule replication (BA</w:t>
+            </w:r>
+            <w:r>
+              <w:rPr>
+                <w:sz w:val="19"/>
+              </w:rPr>
+              <w:t xml:space="preserve"> </w:t>
+            </w:r>
+            <m:oMath>
+              <m:r>
+                <m:rPr>
+                  <m:sty m:val="p"/>
+                </m:rPr>
+                <m:t>≥</m:t>
+              </m:r>
+              <m:r>
+                <m:t>0.70</m:t>
+              </m:r>
+            </m:oMath>
+            <w:r>
+              <w:rPr>
+                <w:sz w:val="19"/>
+              </w:rPr>
+              <w:t xml:space="preserve">)</w:t>
+            </w:r>
+          </w:p>
+        </w:tc>
+        <w:tc>
+          <w:tcPr/>
+          <w:p>
+            <w:pPr>
+              <w:pStyle w:val="Compact"/>
+              <w:spacing w:line="240" w:lineRule="auto"/>
+              <w:jc w:val="center"/>
+            </w:pPr>
+            <w:r>
+              <w:rPr>
+                <w:rStyle w:val="VerbatimChar"/>
+                <w:sz w:val="19"/>
+              </w:rPr>
+              <w:t xml:space="preserve">4475c8c</w:t>
+            </w:r>
+          </w:p>
+        </w:tc>
+        <w:tc>
+          <w:tcPr/>
+          <w:p>
+            <w:pPr>
+              <w:pStyle w:val="Compact"/>
+              <w:spacing w:line="240" w:lineRule="auto"/>
+              <w:jc w:val="center"/>
+            </w:pPr>
+            <w:r>
+              <w:rPr>
+                <w:sz w:val="19"/>
+              </w:rPr>
+              <w:t xml:space="preserve">2026-10-20</w:t>
+            </w:r>
+          </w:p>
+        </w:tc>
+        <w:tc>
+          <w:tcPr/>
+          <w:p>
+            <w:pPr>
+              <w:pStyle w:val="Compact"/>
+              <w:spacing w:line="240" w:lineRule="auto"/>
+              <w:jc w:val="center"/>
+            </w:pPr>
+            <w:r>
+              <w:rPr>
+                <w:sz w:val="19"/>
+              </w:rPr>
+              <w:t xml:space="preserve">2026-10-20</w:t>
+            </w:r>
+          </w:p>
+        </w:tc>
+        <w:tc>
+          <w:tcPr/>
+          <w:p>
+            <w:pPr>
+              <w:pStyle w:val="Compact"/>
+              <w:spacing w:line="240" w:lineRule="auto"/>
+              <w:jc w:val="center"/>
+            </w:pPr>
+            <w:r>
+              <w:rPr>
+                <w:sz w:val="19"/>
+              </w:rPr>
+              <w:t xml:space="preserve">Confirmatory</w:t>
+            </w:r>
+          </w:p>
+        </w:tc>
+      </w:tr>
+      <w:tr>
+        <w:tc>
+          <w:tcPr/>
+          <w:p>
+            <w:pPr>
+              <w:pStyle w:val="Compact"/>
+              <w:spacing w:line="240" w:lineRule="auto"/>
+              <w:jc w:val="left"/>
+            </w:pPr>
+            <w:r>
+              <w:rPr>
+                <w:sz w:val="19"/>
+              </w:rPr>
+              <w:t xml:space="preserve">Q4 (</w:t>
+            </w:r>
+            <m:oMath>
+              <m:r>
+                <m:t>m</m:t>
+              </m:r>
+              <m:r>
+                <m:rPr>
+                  <m:sty m:val="p"/>
+                </m:rPr>
+                <m:t>=</m:t>
+              </m:r>
+              <m:r>
+                <m:t>0</m:t>
+              </m:r>
+            </m:oMath>
+            <w:r>
+              <w:rPr>
+                <w:sz w:val="19"/>
+              </w:rPr>
+              <w:t xml:space="preserve">)</w:t>
+            </w:r>
+          </w:p>
+        </w:tc>
+        <w:tc>
+          <w:tcPr/>
+          <w:p>
+            <w:pPr>
+              <w:pStyle w:val="Compact"/>
+              <w:spacing w:line="240" w:lineRule="auto"/>
+              <w:jc w:val="left"/>
+            </w:pPr>
+            <w:r>
+              <w:rPr>
+                <w:sz w:val="19"/>
+              </w:rPr>
+              <w:t xml:space="preserve">Expert fault checks on full window</w:t>
+            </w:r>
+          </w:p>
+        </w:tc>
+        <w:tc>
+          <w:tcPr/>
+          <w:p>
+            <w:pPr>
+              <w:pStyle w:val="Compact"/>
+              <w:spacing w:line="240" w:lineRule="auto"/>
+              <w:jc w:val="center"/>
+            </w:pPr>
+            <w:r>
+              <w:rPr>
+                <w:rStyle w:val="VerbatimChar"/>
+                <w:sz w:val="19"/>
+              </w:rPr>
+              <w:t xml:space="preserve">0c8ee47</w:t>
+            </w:r>
+          </w:p>
+        </w:tc>
+        <w:tc>
+          <w:tcPr/>
+          <w:p>
+            <w:pPr>
+              <w:pStyle w:val="Compact"/>
+              <w:spacing w:line="240" w:lineRule="auto"/>
+              <w:jc w:val="center"/>
+            </w:pPr>
+            <w:r>
+              <w:rPr>
+                <w:sz w:val="19"/>
+              </w:rPr>
+              <w:t xml:space="preserve">2026-10-20</w:t>
+            </w:r>
+          </w:p>
+        </w:tc>
+        <w:tc>
+          <w:tcPr/>
+          <w:p>
+            <w:pPr>
+              <w:pStyle w:val="Compact"/>
+              <w:spacing w:line="240" w:lineRule="auto"/>
+              <w:jc w:val="center"/>
+            </w:pPr>
+            <w:r>
+              <w:rPr>
+                <w:sz w:val="19"/>
+              </w:rPr>
+              <w:t xml:space="preserve">2026-10-20</w:t>
+            </w:r>
+          </w:p>
+        </w:tc>
+        <w:tc>
+          <w:tcPr/>
+          <w:p>
+            <w:pPr>
+              <w:pStyle w:val="Compact"/>
+              <w:spacing w:line="240" w:lineRule="auto"/>
+              <w:jc w:val="center"/>
+            </w:pPr>
+            <w:r>
+              <w:rPr>
+                <w:sz w:val="19"/>
+              </w:rPr>
+              <w:t xml:space="preserve">Confirmatory</w:t>
+            </w:r>
+          </w:p>
+        </w:tc>
+      </w:tr>
+      <w:tr>
+        <w:tc>
+          <w:tcPr/>
+          <w:p>
+            <w:pPr>
+              <w:pStyle w:val="Compact"/>
+              <w:spacing w:line="240" w:lineRule="auto"/>
+              <w:jc w:val="left"/>
+            </w:pPr>
+            <w:r>
+              <w:rPr>
+                <w:sz w:val="19"/>
+              </w:rPr>
+              <w:t xml:space="preserve">Q4 (</w:t>
+            </w:r>
+            <m:oMath>
+              <m:r>
+                <m:t>m</m:t>
+              </m:r>
+              <m:r>
+                <m:rPr>
+                  <m:sty m:val="p"/>
+                </m:rPr>
+                <m:t>=</m:t>
+              </m:r>
+              <m:r>
+                <m:t>10</m:t>
+              </m:r>
+            </m:oMath>
+            <w:r>
+              <w:rPr>
+                <w:sz w:val="19"/>
+              </w:rPr>
+              <w:t xml:space="preserve">)</w:t>
+            </w:r>
+          </w:p>
+        </w:tc>
+        <w:tc>
+          <w:tcPr/>
+          <w:p>
+            <w:pPr>
+              <w:pStyle w:val="Compact"/>
+              <w:spacing w:line="240" w:lineRule="auto"/>
+              <w:jc w:val="left"/>
+            </w:pPr>
+            <w:r>
+              <w:rPr>
+                <w:sz w:val="19"/>
+              </w:rPr>
+              <w:t xml:space="preserve">Expert fault checks at</w:t>
+            </w:r>
+            <w:r>
+              <w:rPr>
+                <w:sz w:val="19"/>
+              </w:rPr>
+              <w:t xml:space="preserve"> </w:t>
+            </w:r>
+            <m:oMath>
+              <m:r>
+                <m:t>m</m:t>
+              </m:r>
+              <m:r>
+                <m:rPr>
+                  <m:sty m:val="p"/>
+                </m:rPr>
+                <m:t>=</m:t>
+              </m:r>
+              <m:r>
+                <m:t>10</m:t>
+              </m:r>
+            </m:oMath>
+            <w:r>
+              <w:rPr>
+                <w:sz w:val="19"/>
+              </w:rPr>
+              <w:t xml:space="preserve"> s</w:t>
+            </w:r>
+          </w:p>
+        </w:tc>
+        <w:tc>
+          <w:tcPr/>
+          <w:p>
+            <w:pPr>
+              <w:pStyle w:val="Compact"/>
+              <w:spacing w:line="240" w:lineRule="auto"/>
+              <w:jc w:val="center"/>
+            </w:pPr>
+            <w:r>
+              <w:rPr>
+                <w:rStyle w:val="VerbatimChar"/>
+                <w:sz w:val="19"/>
+              </w:rPr>
+              <w:t xml:space="preserve">0c8ee47</w:t>
+            </w:r>
+          </w:p>
+        </w:tc>
+        <w:tc>
+          <w:tcPr/>
+          <w:p>
+            <w:pPr>
+              <w:pStyle w:val="Compact"/>
+              <w:spacing w:line="240" w:lineRule="auto"/>
+              <w:jc w:val="center"/>
+            </w:pPr>
+            <w:r>
+              <w:rPr>
+                <w:sz w:val="19"/>
+              </w:rPr>
+              <w:t xml:space="preserve">2026-10-20</w:t>
+            </w:r>
+          </w:p>
+        </w:tc>
+        <w:tc>
+          <w:tcPr/>
+          <w:p>
+            <w:pPr>
+              <w:pStyle w:val="Compact"/>
+              <w:spacing w:line="240" w:lineRule="auto"/>
+              <w:jc w:val="center"/>
+            </w:pPr>
+            <w:r>
+              <w:rPr>
+                <w:sz w:val="19"/>
+              </w:rPr>
+              <w:t xml:space="preserve">2026-10-20</w:t>
+            </w:r>
+          </w:p>
+        </w:tc>
+        <w:tc>
+          <w:tcPr/>
+          <w:p>
+            <w:pPr>
+              <w:pStyle w:val="Compact"/>
+              <w:spacing w:line="240" w:lineRule="auto"/>
+              <w:jc w:val="center"/>
+            </w:pPr>
+            <w:r>
+              <w:rPr>
+                <w:sz w:val="19"/>
+              </w:rPr>
+              <w:t xml:space="preserve">Confirmatory</w:t>
+            </w:r>
+          </w:p>
+        </w:tc>
+      </w:tr>
+      <w:tr>
+        <w:tc>
+          <w:tcPr/>
+          <w:p>
+            <w:pPr>
+              <w:pStyle w:val="Compact"/>
+              <w:spacing w:line="240" w:lineRule="auto"/>
+              <w:jc w:val="left"/>
+            </w:pPr>
+            <w:r>
+              <w:rPr>
+                <w:sz w:val="19"/>
+              </w:rPr>
+              <w:t xml:space="preserve">Q3a</w:t>
+            </w:r>
+          </w:p>
+        </w:tc>
+        <w:tc>
+          <w:tcPr/>
+          <w:p>
+            <w:pPr>
+              <w:pStyle w:val="Compact"/>
+              <w:spacing w:line="240" w:lineRule="auto"/>
+              <w:jc w:val="left"/>
+            </w:pPr>
+            <w:r>
+              <w:rPr>
+                <w:sz w:val="19"/>
+              </w:rPr>
+              <w:t xml:space="preserve">Crash window leak curve (</w:t>
+            </w:r>
+            <m:oMath>
+              <m:r>
+                <m:rPr>
+                  <m:sty m:val="p"/>
+                </m:rPr>
+                <m:t>Δ</m:t>
+              </m:r>
+              <m:r>
+                <m:rPr>
+                  <m:sty m:val="p"/>
+                </m:rPr>
+                <m:t>≥</m:t>
+              </m:r>
+              <m:r>
+                <m:t>0.10</m:t>
+              </m:r>
+            </m:oMath>
+            <w:r>
+              <w:rPr>
+                <w:sz w:val="19"/>
+              </w:rPr>
+              <w:t xml:space="preserve">)</w:t>
+            </w:r>
+          </w:p>
+        </w:tc>
+        <w:tc>
+          <w:tcPr/>
+          <w:p>
+            <w:pPr>
+              <w:pStyle w:val="Compact"/>
+              <w:spacing w:line="240" w:lineRule="auto"/>
+              <w:jc w:val="center"/>
+            </w:pPr>
+            <w:r>
+              <w:rPr>
+                <w:rStyle w:val="VerbatimChar"/>
+                <w:sz w:val="19"/>
+              </w:rPr>
+              <w:t xml:space="preserve">d5d56c7</w:t>
+            </w:r>
+          </w:p>
+        </w:tc>
+        <w:tc>
+          <w:tcPr/>
+          <w:p>
+            <w:pPr>
+              <w:pStyle w:val="Compact"/>
+              <w:spacing w:line="240" w:lineRule="auto"/>
+              <w:jc w:val="center"/>
+            </w:pPr>
+            <w:r>
+              <w:rPr>
+                <w:sz w:val="19"/>
+              </w:rPr>
+              <w:t xml:space="preserve">2026-10-23</w:t>
+            </w:r>
+          </w:p>
+        </w:tc>
+        <w:tc>
+          <w:tcPr/>
+          <w:p>
+            <w:pPr>
+              <w:pStyle w:val="Compact"/>
+              <w:spacing w:line="240" w:lineRule="auto"/>
+              <w:jc w:val="center"/>
+            </w:pPr>
+            <w:r>
+              <w:rPr>
+                <w:sz w:val="19"/>
+              </w:rPr>
+              <w:t xml:space="preserve">2026-10-23</w:t>
+            </w:r>
+          </w:p>
+        </w:tc>
+        <w:tc>
+          <w:tcPr/>
+          <w:p>
+            <w:pPr>
+              <w:pStyle w:val="Compact"/>
+              <w:spacing w:line="240" w:lineRule="auto"/>
+              <w:jc w:val="center"/>
+            </w:pPr>
+            <w:r>
+              <w:rPr>
+                <w:sz w:val="19"/>
+              </w:rPr>
+              <w:t xml:space="preserve">Confirmatory</w:t>
+            </w:r>
+          </w:p>
+        </w:tc>
+      </w:tr>
+      <w:tr>
+        <w:tc>
+          <w:tcPr/>
+          <w:p>
+            <w:pPr>
+              <w:pStyle w:val="Compact"/>
+              <w:spacing w:line="240" w:lineRule="auto"/>
+              <w:jc w:val="left"/>
+            </w:pPr>
+            <w:r>
+              <w:rPr>
+                <w:sz w:val="19"/>
+              </w:rPr>
+              <w:t xml:space="preserve">Q3b</w:t>
+            </w:r>
+          </w:p>
+        </w:tc>
+        <w:tc>
+          <w:tcPr/>
+          <w:p>
+            <w:pPr>
+              <w:pStyle w:val="Compact"/>
+              <w:spacing w:line="240" w:lineRule="auto"/>
+              <w:jc w:val="left"/>
+            </w:pPr>
+            <w:r>
+              <w:rPr>
+                <w:sz w:val="19"/>
+              </w:rPr>
+              <w:t xml:space="preserve">Within-drone rank test (</w:t>
+            </w:r>
+            <m:oMath>
+              <m:acc>
+                <m:accPr>
+                  <m:chr m:val="‾"/>
+                </m:accPr>
+                <m:e>
+                  <m:r>
+                    <m:t>r</m:t>
+                  </m:r>
+                </m:e>
+              </m:acc>
+              <m:r>
+                <m:rPr>
+                  <m:sty m:val="p"/>
+                </m:rPr>
+                <m:t>&gt;</m:t>
+              </m:r>
+              <m:r>
+                <m:t>0.50</m:t>
+              </m:r>
+            </m:oMath>
+            <w:r>
+              <w:rPr>
+                <w:sz w:val="19"/>
+              </w:rPr>
+              <w:t xml:space="preserve">)</w:t>
+            </w:r>
+          </w:p>
+        </w:tc>
+        <w:tc>
+          <w:tcPr/>
+          <w:p>
+            <w:pPr>
+              <w:pStyle w:val="Compact"/>
+              <w:spacing w:line="240" w:lineRule="auto"/>
+              <w:jc w:val="center"/>
+            </w:pPr>
+            <w:r>
+              <w:rPr>
+                <w:rStyle w:val="VerbatimChar"/>
+                <w:sz w:val="19"/>
+              </w:rPr>
+              <w:t xml:space="preserve">8b417d2</w:t>
+            </w:r>
+          </w:p>
+        </w:tc>
+        <w:tc>
+          <w:tcPr/>
+          <w:p>
+            <w:pPr>
+              <w:pStyle w:val="Compact"/>
+              <w:spacing w:line="240" w:lineRule="auto"/>
+              <w:jc w:val="center"/>
+            </w:pPr>
+            <w:r>
+              <w:rPr>
+                <w:sz w:val="19"/>
+              </w:rPr>
+              <w:t xml:space="preserve">2026-10-23</w:t>
+            </w:r>
+          </w:p>
+        </w:tc>
+        <w:tc>
+          <w:tcPr/>
+          <w:p>
+            <w:pPr>
+              <w:pStyle w:val="Compact"/>
+              <w:spacing w:line="240" w:lineRule="auto"/>
+              <w:jc w:val="center"/>
+            </w:pPr>
+            <w:r>
+              <w:rPr>
+                <w:sz w:val="19"/>
+              </w:rPr>
+              <w:t xml:space="preserve">2026-10-23</w:t>
+            </w:r>
+          </w:p>
+        </w:tc>
+        <w:tc>
+          <w:tcPr/>
+          <w:p>
+            <w:pPr>
+              <w:pStyle w:val="Compact"/>
+              <w:spacing w:line="240" w:lineRule="auto"/>
+              <w:jc w:val="center"/>
+            </w:pPr>
+            <w:r>
+              <w:rPr>
+                <w:sz w:val="19"/>
+              </w:rPr>
+              <w:t xml:space="preserve">Confirmatory</w:t>
+            </w:r>
+          </w:p>
+        </w:tc>
+      </w:tr>
+      <w:tr>
+        <w:tc>
+          <w:tcPr/>
+          <w:p>
+            <w:pPr>
+              <w:pStyle w:val="Compact"/>
+              <w:spacing w:line="240" w:lineRule="auto"/>
+              <w:jc w:val="left"/>
+            </w:pPr>
+            <w:r>
+              <w:rPr>
+                <w:sz w:val="19"/>
+              </w:rPr>
+              <w:t xml:space="preserve">Q3c</w:t>
+            </w:r>
+          </w:p>
+        </w:tc>
+        <w:tc>
+          <w:tcPr/>
+          <w:p>
+            <w:pPr>
+              <w:pStyle w:val="Compact"/>
+              <w:spacing w:line="240" w:lineRule="auto"/>
+              <w:jc w:val="left"/>
+            </w:pPr>
+            <w:r>
+              <w:rPr>
+                <w:sz w:val="19"/>
+              </w:rPr>
+              <w:t xml:space="preserve">Between-drone rank test (</w:t>
+            </w:r>
+            <m:oMath>
+              <m:acc>
+                <m:accPr>
+                  <m:chr m:val="‾"/>
+                </m:accPr>
+                <m:e>
+                  <m:r>
+                    <m:t>r</m:t>
+                  </m:r>
+                </m:e>
+              </m:acc>
+              <m:r>
+                <m:rPr>
+                  <m:sty m:val="p"/>
+                </m:rPr>
+                <m:t>&gt;</m:t>
+              </m:r>
+              <m:r>
+                <m:t>0.50</m:t>
+              </m:r>
+            </m:oMath>
+            <w:r>
+              <w:rPr>
+                <w:sz w:val="19"/>
+              </w:rPr>
+              <w:t xml:space="preserve">)</w:t>
+            </w:r>
+          </w:p>
+        </w:tc>
+        <w:tc>
+          <w:tcPr/>
+          <w:p>
+            <w:pPr>
+              <w:pStyle w:val="Compact"/>
+              <w:spacing w:line="240" w:lineRule="auto"/>
+              <w:jc w:val="center"/>
+            </w:pPr>
+            <w:r>
+              <w:rPr>
+                <w:rStyle w:val="VerbatimChar"/>
+                <w:sz w:val="19"/>
+              </w:rPr>
+              <w:t xml:space="preserve">d7a6574</w:t>
+            </w:r>
+          </w:p>
+        </w:tc>
+        <w:tc>
+          <w:tcPr/>
+          <w:p>
+            <w:pPr>
+              <w:pStyle w:val="Compact"/>
+              <w:spacing w:line="240" w:lineRule="auto"/>
+              <w:jc w:val="center"/>
+            </w:pPr>
+            <w:r>
+              <w:rPr>
+                <w:sz w:val="19"/>
+              </w:rPr>
+              <w:t xml:space="preserve">2026-10-23</w:t>
+            </w:r>
+          </w:p>
+        </w:tc>
+        <w:tc>
+          <w:tcPr/>
+          <w:p>
+            <w:pPr>
+              <w:pStyle w:val="Compact"/>
+              <w:spacing w:line="240" w:lineRule="auto"/>
+              <w:jc w:val="center"/>
+            </w:pPr>
+            <w:r>
+              <w:rPr>
+                <w:sz w:val="19"/>
+              </w:rPr>
+              <w:t xml:space="preserve">2026-10-23</w:t>
+            </w:r>
+          </w:p>
+        </w:tc>
+        <w:tc>
+          <w:tcPr/>
+          <w:p>
+            <w:pPr>
+              <w:pStyle w:val="Compact"/>
+              <w:spacing w:line="240" w:lineRule="auto"/>
+              <w:jc w:val="center"/>
+            </w:pPr>
+            <w:r>
+              <w:rPr>
+                <w:sz w:val="19"/>
+              </w:rPr>
+              <w:t xml:space="preserve">Confirmatory</w:t>
+            </w:r>
+          </w:p>
+        </w:tc>
+      </w:tr>
+      <w:tr>
+        <w:tc>
+          <w:tcPr/>
+          <w:p>
+            <w:pPr>
+              <w:pStyle w:val="Compact"/>
+              <w:spacing w:line="240" w:lineRule="auto"/>
+              <w:jc w:val="left"/>
+            </w:pPr>
+            <w:r>
+              <w:rPr>
+                <w:sz w:val="19"/>
+              </w:rPr>
+              <w:t xml:space="preserve">Replication</w:t>
+            </w:r>
+          </w:p>
+        </w:tc>
+        <w:tc>
+          <w:tcPr/>
+          <w:p>
+            <w:pPr>
+              <w:pStyle w:val="Compact"/>
+              <w:spacing w:line="240" w:lineRule="auto"/>
+              <w:jc w:val="left"/>
+            </w:pPr>
+            <w:r>
+              <w:rPr>
+                <w:sz w:val="19"/>
+              </w:rPr>
+              <w:t xml:space="preserve">Newer-metric accelerometer vibration</w:t>
+            </w:r>
+          </w:p>
+        </w:tc>
+        <w:tc>
+          <w:tcPr/>
+          <w:p>
+            <w:pPr>
+              <w:pStyle w:val="Compact"/>
+              <w:spacing w:line="240" w:lineRule="auto"/>
+              <w:jc w:val="center"/>
+            </w:pPr>
+            <w:r>
+              <w:rPr>
+                <w:rStyle w:val="VerbatimChar"/>
+                <w:sz w:val="19"/>
+              </w:rPr>
+              <w:t xml:space="preserve">2148644</w:t>
+            </w:r>
+          </w:p>
+        </w:tc>
+        <w:tc>
+          <w:tcPr/>
+          <w:p>
+            <w:pPr>
+              <w:pStyle w:val="Compact"/>
+              <w:spacing w:line="240" w:lineRule="auto"/>
+              <w:jc w:val="center"/>
+            </w:pPr>
+            <w:r>
+              <w:rPr>
+                <w:sz w:val="19"/>
+              </w:rPr>
+              <w:t xml:space="preserve">2026-10-24</w:t>
+            </w:r>
+          </w:p>
+        </w:tc>
+        <w:tc>
+          <w:tcPr/>
+          <w:p>
+            <w:pPr>
+              <w:pStyle w:val="Compact"/>
+              <w:spacing w:line="240" w:lineRule="auto"/>
+              <w:jc w:val="center"/>
+            </w:pPr>
+            <w:r>
+              <w:rPr>
+                <w:sz w:val="19"/>
+              </w:rPr>
+              <w:t xml:space="preserve">2026-10-24</w:t>
+            </w:r>
+          </w:p>
+        </w:tc>
+        <w:tc>
+          <w:tcPr/>
+          <w:p>
+            <w:pPr>
+              <w:pStyle w:val="Compact"/>
+              <w:spacing w:line="240" w:lineRule="auto"/>
+              <w:jc w:val="center"/>
+            </w:pPr>
+            <w:r>
+              <w:rPr>
+                <w:sz w:val="19"/>
+              </w:rPr>
+              <w:t xml:space="preserve">Confirmatory</w:t>
+            </w:r>
+          </w:p>
+        </w:tc>
+      </w:tr>
+      <w:tr>
+        <w:tc>
+          <w:tcPr/>
+          <w:p>
+            <w:pPr>
+              <w:pStyle w:val="Compact"/>
+              <w:spacing w:line="240" w:lineRule="auto"/>
+              <w:jc w:val="left"/>
+            </w:pPr>
+            <w:r>
+              <w:rPr>
+                <w:sz w:val="19"/>
+              </w:rPr>
+              <w:t xml:space="preserve">Coding</w:t>
+            </w:r>
+          </w:p>
+        </w:tc>
+        <w:tc>
+          <w:tcPr/>
+          <w:p>
+            <w:pPr>
+              <w:pStyle w:val="Compact"/>
+              <w:spacing w:line="240" w:lineRule="auto"/>
+              <w:jc w:val="left"/>
+            </w:pPr>
+            <w:r>
+              <w:rPr>
+                <w:sz w:val="19"/>
+              </w:rPr>
+              <w:t xml:space="preserve">Inter-rater blind agreement (</w:t>
+            </w:r>
+            <m:oMath>
+              <m:r>
+                <m:t>κ</m:t>
+              </m:r>
+              <m:r>
+                <m:rPr>
+                  <m:sty m:val="p"/>
+                </m:rPr>
+                <m:t>≥</m:t>
+              </m:r>
+              <m:r>
+                <m:t>0.60</m:t>
+              </m:r>
+            </m:oMath>
+            <w:r>
+              <w:rPr>
+                <w:sz w:val="19"/>
+              </w:rPr>
+              <w:t xml:space="preserve">)</w:t>
+            </w:r>
+          </w:p>
+        </w:tc>
+        <w:tc>
+          <w:tcPr/>
+          <w:p>
+            <w:pPr>
+              <w:pStyle w:val="Compact"/>
+              <w:spacing w:line="240" w:lineRule="auto"/>
+              <w:jc w:val="center"/>
+            </w:pPr>
+            <w:r>
+              <w:rPr>
+                <w:rStyle w:val="VerbatimChar"/>
+                <w:sz w:val="19"/>
+              </w:rPr>
+              <w:t xml:space="preserve">21af373</w:t>
+            </w:r>
+          </w:p>
+        </w:tc>
+        <w:tc>
+          <w:tcPr/>
+          <w:p>
+            <w:pPr>
+              <w:pStyle w:val="Compact"/>
+              <w:spacing w:line="240" w:lineRule="auto"/>
+              <w:jc w:val="center"/>
+            </w:pPr>
+            <w:r>
+              <w:rPr>
+                <w:sz w:val="19"/>
+              </w:rPr>
+              <w:t xml:space="preserve">2026-10-24</w:t>
+            </w:r>
+          </w:p>
+        </w:tc>
+        <w:tc>
+          <w:tcPr/>
+          <w:p>
+            <w:pPr>
+              <w:pStyle w:val="Compact"/>
+              <w:spacing w:line="240" w:lineRule="auto"/>
+              <w:jc w:val="center"/>
+            </w:pPr>
+            <w:r>
+              <w:rPr>
+                <w:sz w:val="19"/>
+              </w:rPr>
+              <w:t xml:space="preserve">2026-10-24</w:t>
+            </w:r>
+          </w:p>
+        </w:tc>
+        <w:tc>
+          <w:tcPr/>
+          <w:p>
+            <w:pPr>
+              <w:pStyle w:val="Compact"/>
+              <w:spacing w:line="240" w:lineRule="auto"/>
+              <w:jc w:val="center"/>
+            </w:pPr>
+            <w:r>
+              <w:rPr>
+                <w:sz w:val="19"/>
+              </w:rPr>
+              <w:t xml:space="preserve">Confirmatory</w:t>
+            </w:r>
+          </w:p>
+        </w:tc>
+      </w:tr>
+    </w:tbl>
+    <w:bookmarkEnd w:id="25"/>
     <w:p>
       <w:pPr>
         <w:pStyle w:val="Heading2"/>
       </w:pPr>
-      <w:bookmarkStart w:id="25" w:name="_3e02a71fb6433a5b51224604e9029e12073209c"/>
+      <w:bookmarkStart w:id="26" w:name="_3e02a71fb6433a5b51224604e9029e12073209c"/>
       <w:r>
         <w:rPr>
           <w:rStyle w:val="SectionNumber"/>
@@ -5263,7 +6512,7 @@
       <w:r>
         <w:t xml:space="preserve">Crash moment and analysis window</w:t>
       </w:r>
-      <w:bookmarkEnd w:id="25"/>
+      <w:bookmarkEnd w:id="26"/>
     </w:p>
     <w:p>
       <w:pPr>
@@ -5502,7 +6751,7 @@
       <w:pPr>
         <w:pStyle w:val="Heading2"/>
       </w:pPr>
-      <w:bookmarkStart w:id="26" w:name="_features"/>
+      <w:bookmarkStart w:id="27" w:name="_features"/>
       <w:r>
         <w:rPr>
           <w:rStyle w:val="SectionNumber"/>
@@ -5515,7 +6764,7 @@
       <w:r>
         <w:t xml:space="preserve">Features</w:t>
       </w:r>
-      <w:bookmarkEnd w:id="26"/>
+      <w:bookmarkEnd w:id="27"/>
     </w:p>
     <w:p>
       <w:pPr>
@@ -5543,7 +6792,7 @@
         <w:t xml:space="preserve">rate-tracking error falls back to the attitude message’s body rates when the angular-velocity topic is absent.</w:t>
       </w:r>
     </w:p>
-    <w:bookmarkStart w:id="27" w:name="_0539061cd554f718c415e1281e932bfa97c3551"/>
+    <w:bookmarkStart w:id="28" w:name="_0539061cd554f718c415e1281e932bfa97c3551"/>
     <w:p>
       <w:pPr>
         <w:pStyle w:val="TableCaption"/>
@@ -6035,12 +7284,12 @@
         </w:tc>
       </w:tr>
     </w:tbl>
-    <w:bookmarkEnd w:id="27"/>
+    <w:bookmarkEnd w:id="28"/>
     <w:p>
       <w:pPr>
         <w:pStyle w:val="Heading2"/>
       </w:pPr>
-      <w:bookmarkStart w:id="28" w:name="_tests"/>
+      <w:bookmarkStart w:id="29" w:name="_tests"/>
       <w:r>
         <w:rPr>
           <w:rStyle w:val="SectionNumber"/>
@@ -6053,7 +7302,7 @@
       <w:r>
         <w:t xml:space="preserve">Tests</w:t>
       </w:r>
-      <w:bookmarkEnd w:id="28"/>
+      <w:bookmarkEnd w:id="29"/>
     </w:p>
     <w:p>
       <w:pPr>
@@ -8167,7 +9416,7 @@
       <w:pPr>
         <w:pStyle w:val="Heading1"/>
       </w:pPr>
-      <w:bookmarkStart w:id="29" w:name="_a28f169358a053f7b171a621bd02ee9ea3d1d28"/>
+      <w:bookmarkStart w:id="30" w:name="_a28f169358a053f7b171a621bd02ee9ea3d1d28"/>
       <w:r>
         <w:rPr>
           <w:rStyle w:val="SectionNumber"/>
@@ -8180,13 +9429,13 @@
       <w:r>
         <w:t xml:space="preserve">Results</w:t>
       </w:r>
-      <w:bookmarkEnd w:id="29"/>
+      <w:bookmarkEnd w:id="30"/>
     </w:p>
     <w:p>
       <w:pPr>
         <w:pStyle w:val="Heading2"/>
       </w:pPr>
-      <w:bookmarkStart w:id="30" w:name="_b5aaa7ca938fd555382c3a03c84ed52c113cbc5"/>
+      <w:bookmarkStart w:id="31" w:name="_b5aaa7ca938fd555382c3a03c84ed52c113cbc5"/>
       <w:r>
         <w:rPr>
           <w:rStyle w:val="SectionNumber"/>
@@ -8199,7 +9448,7 @@
       <w:r>
         <w:t xml:space="preserve">Configuration settings (Q1)</w:t>
       </w:r>
-      <w:bookmarkEnd w:id="30"/>
+      <w:bookmarkEnd w:id="31"/>
     </w:p>
     <w:p>
       <w:pPr>
@@ -8351,7 +9600,7 @@
       <w:pPr>
         <w:pStyle w:val="Heading2"/>
       </w:pPr>
-      <w:bookmarkStart w:id="31" w:name="_67b7d8605d9b5ee82b7c7436e75c8e2c5476655"/>
+      <w:bookmarkStart w:id="32" w:name="_67b7d8605d9b5ee82b7c7436e75c8e2c5476655"/>
       <w:r>
         <w:rPr>
           <w:rStyle w:val="SectionNumber"/>
@@ -8364,7 +9613,7 @@
       <w:r>
         <w:t xml:space="preserve">Attributing a crash to the pilot or the aircraft (Q2)</w:t>
       </w:r>
-      <w:bookmarkEnd w:id="31"/>
+      <w:bookmarkEnd w:id="32"/>
     </w:p>
     <w:p>
       <w:pPr>
@@ -9098,7 +10347,7 @@
         </m:r>
       </m:oMath>
       <w:r>
-        <w:t xml:space="preserve">), which confirms that the wider empirical standard deviation of 0.090 is an artifact of repeated cross-validation fold refitting and model parameter re-estimation on noise under 3:1 class imbalance. Under the theoretical asymptotic SE (0.056), an AUC of roughly 0.65 is detectable at 80% power (</w:t>
+        <w:t xml:space="preserve">), which is consistent with fold-refitting variance explaining the wider cross-validation null (SD 0.090). Under the theoretical asymptotic SE (0.056), an AUC of roughly 0.65 is detectable at 80% power (</w:t>
       </w:r>
       <m:oMath>
         <m:r>
@@ -9183,7 +10432,7 @@
         <w:t xml:space="preserve"> </w:t>
       </w:r>
       <w:r>
-        <w:t xml:space="preserve">above chance). Under the empirical permutation null (SD 0.090), the 97.5th percentile</w:t>
+        <w:t xml:space="preserve">above chance). Under the empirical cross-validation permutation null (SD 0.090, the relevant null for the cross-validated logistic models evaluated here), the 97.5th percentile</w:t>
       </w:r>
       <w:r>
         <w:t xml:space="preserve"> </w:t>
@@ -9271,7 +10520,121 @@
         <w:t xml:space="preserve"> </w:t>
       </w:r>
       <w:r>
-        <w:t xml:space="preserve">do not approach. To achieve 80% power at an operational AUC target of 0.85 given observed permutation noise (SD 0.090), an operator study would require a sample of at least 250 independently verified pilot-fault crashes, well beyond the 36 available in the current public archive. We therefore report that these rules, models and labels give no usable attribution signal under the evaluated setup, not that attribution is fundamentally impossible.</w:t>
+        <w:t xml:space="preserve">do not approach. If an operator requires not merely statistical separation from chance but confirmation that performance excludes a mediocre baseline (</w:t>
+      </w:r>
+      <m:oMath>
+        <m:r>
+          <m:rPr>
+            <m:nor/>
+          </m:rPr>
+          <m:t>AUC</m:t>
+        </m:r>
+        <m:r>
+          <m:rPr>
+            <m:sty m:val="p"/>
+          </m:rPr>
+          <m:t>≤</m:t>
+        </m:r>
+        <m:r>
+          <m:t>0.80</m:t>
+        </m:r>
+      </m:oMath>
+      <w:r>
+        <w:t xml:space="preserve">) via a 95% confidence lower bound under an operational target of 0.85 (</w:t>
+      </w:r>
+      <m:oMath>
+        <m:r>
+          <m:t>0.85</m:t>
+        </m:r>
+        <m:r>
+          <m:rPr>
+            <m:sty m:val="p"/>
+          </m:rPr>
+          <m:t>−</m:t>
+        </m:r>
+        <m:r>
+          <m:t>1.96</m:t>
+        </m:r>
+        <m:r>
+          <m:rPr>
+            <m:sty m:val="p"/>
+          </m:rPr>
+          <m:t>×</m:t>
+        </m:r>
+        <m:r>
+          <m:rPr>
+            <m:nor/>
+          </m:rPr>
+          <m:t>SE</m:t>
+        </m:r>
+        <m:r>
+          <m:rPr>
+            <m:sty m:val="p"/>
+          </m:rPr>
+          <m:t>≥</m:t>
+        </m:r>
+        <m:r>
+          <m:t>0.80</m:t>
+        </m:r>
+        <m:r>
+          <m:rPr>
+            <m:sty m:val="p"/>
+          </m:rPr>
+          <m:t>⟹</m:t>
+        </m:r>
+        <m:r>
+          <m:rPr>
+            <m:nor/>
+          </m:rPr>
+          <m:t>SE</m:t>
+        </m:r>
+        <m:r>
+          <m:rPr>
+            <m:sty m:val="p"/>
+          </m:rPr>
+          <m:t>≤</m:t>
+        </m:r>
+        <m:r>
+          <m:t>0.0255</m:t>
+        </m:r>
+      </m:oMath>
+      <w:r>
+        <w:t xml:space="preserve">), sample sizing requires at least 250 independently verified pilot-fault crashes (with matching aircraft cases,</w:t>
+      </w:r>
+      <w:r>
+        <w:t xml:space="preserve"> </w:t>
+      </w:r>
+      <m:oMath>
+        <m:sSub>
+          <m:e>
+            <m:r>
+              <m:rPr>
+                <m:nor/>
+              </m:rPr>
+              <m:t>SE</m:t>
+            </m:r>
+          </m:e>
+          <m:sub>
+            <m:r>
+              <m:rPr>
+                <m:nor/>
+              </m:rPr>
+              <m:t>asymp</m:t>
+            </m:r>
+          </m:sub>
+        </m:sSub>
+        <m:r>
+          <m:rPr>
+            <m:sty m:val="p"/>
+          </m:rPr>
+          <m:t>≈</m:t>
+        </m:r>
+        <m:r>
+          <m:t>0.021</m:t>
+        </m:r>
+      </m:oMath>
+      <w:r>
+        <w:t xml:space="preserve">), far beyond the 36 available in the modelling sample. We therefore report that these rules, models and labels give no usable attribution signal under the evaluated setup, not that attribution is fundamentally impossible.</w:t>
       </w:r>
       <w:r>
         <w:t xml:space="preserve"> </w:t>
@@ -9323,7 +10686,7 @@
         </m:r>
       </m:oMath>
       <w:r>
-        <w:t xml:space="preserve"> s (SE 0.069, 95% CI 0.281–0.548, upper bound 0.528). Evaluating depth-3 decision trees across cut-offs yielded cross-validated AUCs of 0.517 [0.392, 0.636] at</w:t>
+        <w:t xml:space="preserve"> s (SE 0.069, 95% CI 0.281–0.548, upper bound 0.528). Evaluating depth-3 decision trees across cut-offs yielded pooled cross-validated AUCs of 0.517 [0.392, 0.636] at</w:t>
       </w:r>
       <w:r>
         <w:t xml:space="preserve"> </w:t>
@@ -9443,7 +10806,33 @@
         </m:r>
       </m:oMath>
       <w:r>
-        <w:t xml:space="preserve"> s (1,000 flight-level bootstrap resamples). The empirical upper bounds near 0.73 occur specifically when terminal tumble telemetry is retained (</w:t>
+        <w:t xml:space="preserve"> s (1,000 flight-level bootstrap resamples; earlier exploratory development reported mean fold AUCs of</w:t>
+      </w:r>
+      <w:r>
+        <w:t xml:space="preserve"> </w:t>
+      </w:r>
+      <m:oMath>
+        <m:r>
+          <m:t>0.595</m:t>
+        </m:r>
+        <m:r>
+          <m:rPr>
+            <m:sty m:val="p"/>
+          </m:rPr>
+          <m:t>±</m:t>
+        </m:r>
+        <m:r>
+          <m:t>0.130</m:t>
+        </m:r>
+      </m:oMath>
+      <w:r>
+        <w:t xml:space="preserve"> </w:t>
+      </w:r>
+      <w:r>
+        <w:t xml:space="preserve">at</w:t>
+      </w:r>
+      <w:r>
+        <w:t xml:space="preserve"> </w:t>
       </w:r>
       <m:oMath>
         <m:r>
@@ -9453,17 +10842,109 @@
           <m:rPr>
             <m:sty m:val="p"/>
           </m:rPr>
-          <m:t>≤</m:t>
+          <m:t>=</m:t>
+        </m:r>
+        <m:r>
+          <m:t>0</m:t>
+        </m:r>
+      </m:oMath>
+      <w:r>
+        <w:t xml:space="preserve"> s and</w:t>
+      </w:r>
+      <w:r>
+        <w:t xml:space="preserve"> </w:t>
+      </w:r>
+      <m:oMath>
+        <m:r>
+          <m:t>0.621</m:t>
+        </m:r>
+        <m:r>
+          <m:rPr>
+            <m:sty m:val="p"/>
+          </m:rPr>
+          <m:t>±</m:t>
+        </m:r>
+        <m:r>
+          <m:t>0.105</m:t>
+        </m:r>
+      </m:oMath>
+      <w:r>
+        <w:t xml:space="preserve"> </w:t>
+      </w:r>
+      <w:r>
+        <w:t xml:space="preserve">at</w:t>
+      </w:r>
+      <w:r>
+        <w:t xml:space="preserve"> </w:t>
+      </w:r>
+      <m:oMath>
+        <m:r>
+          <m:t>m</m:t>
+        </m:r>
+        <m:r>
+          <m:rPr>
+            <m:sty m:val="p"/>
+          </m:rPr>
+          <m:t>=</m:t>
         </m:r>
         <m:r>
           <m:t>5</m:t>
         </m:r>
       </m:oMath>
       <w:r>
-        <w:t xml:space="preserve"> s); under 10 s leakage control, the upper bound drops to 0.524, confirming that non-linear trees also fall within chance.</w:t>
+        <w:t xml:space="preserve"> s, which reflect fold-averaging rather than pooled out-of-fold scoring). Because confidence intervals across</w:t>
+      </w:r>
+      <w:r>
+        <w:t xml:space="preserve"> </w:t>
+      </w:r>
+      <m:oMath>
+        <m:r>
+          <m:t>m</m:t>
+        </m:r>
+        <m:r>
+          <m:rPr>
+            <m:sty m:val="p"/>
+          </m:rPr>
+          <m:t>=</m:t>
+        </m:r>
+        <m:r>
+          <m:t>0</m:t>
+        </m:r>
+        <m:r>
+          <m:rPr>
+            <m:sty m:val="p"/>
+          </m:rPr>
+          <m:t>.</m:t>
+        </m:r>
+        <m:r>
+          <m:t>.5</m:t>
+        </m:r>
+      </m:oMath>
+      <w:r>
+        <w:t xml:space="preserve"> s broadly overlap, fluctuations between margins represent sampling noise rather than structured trajectory trends; at</w:t>
+      </w:r>
+      <w:r>
+        <w:t xml:space="preserve"> </w:t>
+      </w:r>
+      <m:oMath>
+        <m:r>
+          <m:t>m</m:t>
+        </m:r>
+        <m:r>
+          <m:rPr>
+            <m:sty m:val="p"/>
+          </m:rPr>
+          <m:t>≥</m:t>
+        </m:r>
+        <m:r>
+          <m:t>10</m:t>
+        </m:r>
+      </m:oMath>
+      <w:r>
+        <w:t xml:space="preserve"> s, upper confidence bounds contract to 0.524, providing no evidence of non-linear separation once the terminal window is excluded.</w:t>
       </w:r>
     </w:p>
-    <w:bookmarkStart w:id="35" w:name="_049e4e3e8c6150f6efca473eb560bdd9d2e8e6a"/>
+    <w:bookmarkStart w:id="36" w:name="_049e4e3e8c6150f6efca473eb560bdd9d2e8e6a"/>
     <w:p>
       <w:pPr>
         <w:pStyle w:val="CaptionedFigure"/>
@@ -9474,18 +10955,18 @@
           <wp:inline>
             <wp:extent cx="4160520" cy="2627404"/>
             <wp:effectExtent b="0" l="0" r="0" t="0"/>
-            <wp:docPr descr="" title="" id="33" name="Picture"/>
+            <wp:docPr descr="" title="" id="34" name="Picture"/>
             <a:graphic>
               <a:graphicData uri="http://schemas.openxmlformats.org/drawingml/2006/picture">
                 <pic:pic>
                   <pic:nvPicPr>
-                    <pic:cNvPr descr="fig_sign_rates.png" id="34" name="Picture"/>
+                    <pic:cNvPr descr="fig_sign_rates.png" id="35" name="Picture"/>
                     <pic:cNvPicPr>
                       <a:picLocks noChangeArrowheads="1" noChangeAspect="1"/>
                     </pic:cNvPicPr>
                   </pic:nvPicPr>
                   <pic:blipFill>
-                    <a:blip r:embed="rId32"/>
+                    <a:blip r:embed="rId33"/>
                     <a:stretch>
                       <a:fillRect/>
                     </a:stretch>
@@ -9520,8 +11001,8 @@
         <w:t xml:space="preserve">Figure 2. How often each aircraft-fault sign fired in held-out crashes, by uploader label, and in normal flights.</w:t>
       </w:r>
     </w:p>
-    <w:bookmarkEnd w:id="35"/>
-    <w:bookmarkStart w:id="36" w:name="_febe7c87a633d14485235b1c570b7dc3553a6bb"/>
+    <w:bookmarkEnd w:id="36"/>
+    <w:bookmarkStart w:id="37" w:name="_febe7c87a633d14485235b1c570b7dc3553a6bb"/>
     <w:p>
       <w:pPr>
         <w:pStyle w:val="TableCaption"/>
@@ -10831,12 +12312,12 @@
         </w:tc>
       </w:tr>
     </w:tbl>
-    <w:bookmarkEnd w:id="36"/>
+    <w:bookmarkEnd w:id="37"/>
     <w:p>
       <w:pPr>
         <w:pStyle w:val="Heading2"/>
       </w:pPr>
-      <w:bookmarkStart w:id="37" w:name="_656df57dd7f44abd09b995cf6c71ccccfcfebca"/>
+      <w:bookmarkStart w:id="38" w:name="_656df57dd7f44abd09b995cf6c71ccccfcfebca"/>
       <w:r>
         <w:rPr>
           <w:rStyle w:val="SectionNumber"/>
@@ -10849,14 +12330,14 @@
       <w:r>
         <w:t xml:space="preserve">The crash window (Q3a)</w:t>
       </w:r>
-      <w:bookmarkEnd w:id="37"/>
+      <w:bookmarkEnd w:id="38"/>
     </w:p>
     <w:p>
       <w:pPr>
         <w:pStyle w:val="FirstParagraph"/>
       </w:pPr>
-      <w:bookmarkStart w:id="38" w:name="_1e20f1cb57d10c86a321ab56efaae6939bfa530"/>
-      <w:bookmarkEnd w:id="38"/>
+      <w:bookmarkStart w:id="39" w:name="_1e20f1cb57d10c86a321ab56efaae6939bfa530"/>
+      <w:bookmarkEnd w:id="39"/>
       <w:r>
         <w:t xml:space="preserve"> </w:t>
       </w:r>
@@ -11682,27 +13163,187 @@
         <w:t xml:space="preserve"> </w:t>
       </w:r>
       <w:r>
-        <w:t xml:space="preserve">(0.860 [0.802, 0.910] and 0.874 [0.822, 0.920], with flight-level bootstrap intervals confirming no substantial drop), while removing tilt and stick boundary features (Step 4) reduces AUC modestly to 0.831. Thus, vehicle grouping folds, crash-window cuts, and boundary feature pruning do not explain the cross-sectional gap. Instead, evaluating the exact same 67 multi-flight crash flights against independent matched normal flights from other aircraft (strictly excluding the 67 airframe UUIDs, matched 2:1 on vehicle type; Step 4b) collapses the model AUC to 0.522 [0.413, 0.615]. This demonstrates that the collapse from 0.83–0.88 to</w:t>
-      </w:r>
-      <w:r>
-        <w:t xml:space="preserve"> </w:t>
-      </w:r>
-      <m:oMath>
-        <m:r>
-          <m:rPr>
-            <m:sty m:val="p"/>
-          </m:rPr>
-          <m:t>≈</m:t>
-        </m:r>
-        <m:r>
-          <m:t>0.53</m:t>
-        </m:r>
-      </m:oMath>
-      <w:r>
-        <w:t xml:space="preserve"> </w:t>
-      </w:r>
-      <w:r>
-        <w:t xml:space="preserve">is primarily driven by cohort selection across evaluation samples rather than by within-drone baseline adjustment alone: the 67 multi-flight airframes represent an inherently distinct, less separable cohort where pre-crash precursors are absent cross-sectionally as well as longitudinally.</w:t>
+        <w:t xml:space="preserve">(0.860 [0.802, 0.910] and 0.874 [0.822, 0.920], with flight-level bootstrap intervals confirming no substantial drop), while removing tilt and stick boundary features (Step 4) reduces AUC modestly to 0.831. Thus, vehicle grouping folds, crash-window cuts, and boundary feature pruning do not explain the cross-sectional gap. Instead, evaluating the exact same 67 multi-flight crash flights against independent matched normal flights from other aircraft (strictly excluding the 67 airframe UUIDs, matched 2:1 on vehicle type; Step 4b) collapses the model AUC to 0.522 [0.413, 0.615]. This is consistent with the collapse being driven by cohort selection across evaluation samples rather than by within-drone baseline adjustment alone. To test whether the 0.88 cross-sectional separation was an artifact carried solely by single-history crashes (vehicles with no earlier flights in the archive: maiden flights, bench tests), we scored single-history crashes (</w:t>
+      </w:r>
+      <m:oMath>
+        <m:r>
+          <m:t>n</m:t>
+        </m:r>
+        <m:r>
+          <m:rPr>
+            <m:sty m:val="p"/>
+          </m:rPr>
+          <m:t>=</m:t>
+        </m:r>
+        <m:r>
+          <m:t>45</m:t>
+        </m:r>
+      </m:oMath>
+      <w:r>
+        <w:t xml:space="preserve">) and multi-history crashes (</w:t>
+      </w:r>
+      <m:oMath>
+        <m:r>
+          <m:t>n</m:t>
+        </m:r>
+        <m:r>
+          <m:rPr>
+            <m:sty m:val="p"/>
+          </m:rPr>
+          <m:t>=</m:t>
+        </m:r>
+        <m:r>
+          <m:t>103</m:t>
+        </m:r>
+      </m:oMath>
+      <w:r>
+        <w:t xml:space="preserve">) from the Step 0 sample separately against the 139 normal flights. Both subsets yielded high cross-sectional separation: single-history crashes reached AUC</w:t>
+      </w:r>
+      <w:r>
+        <w:t xml:space="preserve"> </w:t>
+      </w:r>
+      <m:oMath>
+        <m:r>
+          <m:t>0.835</m:t>
+        </m:r>
+        <m:r>
+          <m:rPr>
+            <m:sty m:val="p"/>
+          </m:rPr>
+          <m:t>±</m:t>
+        </m:r>
+        <m:r>
+          <m:t>0.010</m:t>
+        </m:r>
+      </m:oMath>
+      <w:r>
+        <w:t xml:space="preserve"> </w:t>
+      </w:r>
+      <w:r>
+        <w:t xml:space="preserve">at</w:t>
+      </w:r>
+      <w:r>
+        <w:t xml:space="preserve"> </w:t>
+      </w:r>
+      <m:oMath>
+        <m:r>
+          <m:t>m</m:t>
+        </m:r>
+        <m:r>
+          <m:rPr>
+            <m:sty m:val="p"/>
+          </m:rPr>
+          <m:t>=</m:t>
+        </m:r>
+        <m:r>
+          <m:t>0</m:t>
+        </m:r>
+      </m:oMath>
+      <w:r>
+        <w:t xml:space="preserve"> s (</w:t>
+      </w:r>
+      <m:oMath>
+        <m:r>
+          <m:t>0.801</m:t>
+        </m:r>
+        <m:r>
+          <m:rPr>
+            <m:sty m:val="p"/>
+          </m:rPr>
+          <m:t>±</m:t>
+        </m:r>
+        <m:r>
+          <m:t>0.020</m:t>
+        </m:r>
+      </m:oMath>
+      <w:r>
+        <w:t xml:space="preserve"> </w:t>
+      </w:r>
+      <w:r>
+        <w:t xml:space="preserve">at</w:t>
+      </w:r>
+      <w:r>
+        <w:t xml:space="preserve"> </w:t>
+      </w:r>
+      <m:oMath>
+        <m:r>
+          <m:t>m</m:t>
+        </m:r>
+        <m:r>
+          <m:rPr>
+            <m:sty m:val="p"/>
+          </m:rPr>
+          <m:t>=</m:t>
+        </m:r>
+        <m:r>
+          <m:t>10</m:t>
+        </m:r>
+      </m:oMath>
+      <w:r>
+        <w:t xml:space="preserve"> s), while multi-history crashes reached AUC</w:t>
+      </w:r>
+      <w:r>
+        <w:t xml:space="preserve"> </w:t>
+      </w:r>
+      <m:oMath>
+        <m:r>
+          <m:t>0.891</m:t>
+        </m:r>
+        <m:r>
+          <m:rPr>
+            <m:sty m:val="p"/>
+          </m:rPr>
+          <m:t>±</m:t>
+        </m:r>
+        <m:r>
+          <m:t>0.007</m:t>
+        </m:r>
+      </m:oMath>
+      <w:r>
+        <w:t xml:space="preserve"> </w:t>
+      </w:r>
+      <w:r>
+        <w:t xml:space="preserve">(</w:t>
+      </w:r>
+      <m:oMath>
+        <m:r>
+          <m:t>0.884</m:t>
+        </m:r>
+        <m:r>
+          <m:rPr>
+            <m:sty m:val="p"/>
+          </m:rPr>
+          <m:t>±</m:t>
+        </m:r>
+        <m:r>
+          <m:t>0.010</m:t>
+        </m:r>
+      </m:oMath>
+      <w:r>
+        <w:t xml:space="preserve"> </w:t>
+      </w:r>
+      <w:r>
+        <w:t xml:space="preserve">at</w:t>
+      </w:r>
+      <w:r>
+        <w:t xml:space="preserve"> </w:t>
+      </w:r>
+      <m:oMath>
+        <m:r>
+          <m:t>m</m:t>
+        </m:r>
+        <m:r>
+          <m:rPr>
+            <m:sty m:val="p"/>
+          </m:rPr>
+          <m:t>=</m:t>
+        </m:r>
+        <m:r>
+          <m:t>10</m:t>
+        </m:r>
+      </m:oMath>
+      <w:r>
+        <w:t xml:space="preserve"> s). This indicates that the 0.88 headline AUC is not an artifact confined to maiden flights; rather, cross-sectional models exploit airframe duration and vehicle envelope differences across the broader archive.</w:t>
       </w:r>
     </w:p>
     <w:p>
@@ -11710,7 +13351,7 @@
         <w:pStyle w:val="BodyText"/>
       </w:pPr>
       <w:r>
-        <w:t xml:space="preserve">On the 67 multi-flight drones with 372 flights (67 pre-crash flights cut 10 s before impact and 305 earlier flights), three complementary statistics evaluate within-drone precursor separation. Evaluated across flights, pooled logistic regression yielded a cross-sectional AUC of 0.529 [0.453, 0.607] (Step 5), while vehicle-grouped cross-validation yielded an AUC of 0.569 [0.493, 0.645] (Step 6). Crucially, clustering the bootstrap resamples over whole airframe clusters widens the 95% confidence interval to [0.500, 0.643], which spans chance (0.50) and demonstrates that pooled model discrimination is not distinguishable from chance when accounting for correlation across flights of the same airframe. The mean within-drone pairwise AUC (0.592 [0.516, 0.692]) evaluates ranking solely within each drone’s flight history; its confidence interval extends down to near-chance (0.516), consistent with the non-parametric within-drone rank test on individual physical features (</w:t>
+        <w:t xml:space="preserve">On the 67 multi-flight drones with 372 flights (67 pre-crash flights cut 10 s before impact and 305 earlier flights), three complementary statistics evaluate within-drone precursor separation. Evaluated across flights, pooled logistic regression yielded a cross-sectional AUC of 0.529 [0.453, 0.607] (Step 5), while vehicle-grouped cross-validation yielded an AUC of 0.569 [0.493, 0.645] (Step 6). Crucially, clustering the bootstrap resamples over whole airframe clusters widens the 95% confidence interval to [0.500, 0.643], which touches chance (0.50) and indicates that pooled model discrimination shows no detectable signal in this cohort when accounting for correlation across flights of the same airframe. The mean within-drone pairwise AUC (0.592 [0.516, 0.692]) evaluates ranking solely within each drone’s flight history; its confidence interval extends down to near-chance (0.516), consistent with the non-parametric within-drone rank test on individual physical features (</w:t>
       </w:r>
       <m:oMath>
         <m:acc>
@@ -11898,9 +13539,18 @@
         </m:r>
       </m:oMath>
       <w:r>
-        <w:t xml:space="preserve"> s. When controlling for feature-window duration within drones via caliper matching (</w:t>
-      </w:r>
-      <m:oMath>
+        <w:t xml:space="preserve"> s. Evaluating within-drone Group-CV across calipers (</w:t>
+      </w:r>
+      <m:oMath>
+        <m:r>
+          <m:t>ϵ</m:t>
+        </m:r>
+        <m:r>
+          <m:rPr>
+            <m:sty m:val="p"/>
+          </m:rPr>
+          <m:t>=</m:t>
+        </m:r>
         <m:r>
           <m:rPr>
             <m:sty m:val="p"/>
@@ -11947,16 +13597,175 @@
           <m:rPr>
             <m:sty m:val="p"/>
           </m:rPr>
-          <m:t>≤</m:t>
+          <m:t>∈</m:t>
+        </m:r>
+        <m:r>
+          <m:rPr>
+            <m:sty m:val="p"/>
+          </m:rPr>
+          <m:t>[</m:t>
+        </m:r>
+        <m:r>
+          <m:t>0.10</m:t>
+        </m:r>
+        <m:r>
+          <m:rPr>
+            <m:sty m:val="p"/>
+          </m:rPr>
+          <m:t>,</m:t>
+        </m:r>
+        <m:r>
+          <m:t>1.00</m:t>
+        </m:r>
+        <m:r>
+          <m:rPr>
+            <m:sty m:val="p"/>
+          </m:rPr>
+          <m:t>]</m:t>
+        </m:r>
+      </m:oMath>
+      <w:r>
+        <w:t xml:space="preserve">) reveals a smooth gradient: at</w:t>
+      </w:r>
+      <w:r>
+        <w:t xml:space="preserve"> </w:t>
+      </w:r>
+      <m:oMath>
+        <m:r>
+          <m:t>ϵ</m:t>
+        </m:r>
+        <m:r>
+          <m:rPr>
+            <m:sty m:val="p"/>
+          </m:rPr>
+          <m:t>=</m:t>
+        </m:r>
+        <m:r>
+          <m:t>0.10</m:t>
+        </m:r>
+      </m:oMath>
+      <w:r>
+        <w:t xml:space="preserve"> </w:t>
+      </w:r>
+      <w:r>
+        <w:t xml:space="preserve">(</w:t>
+      </w:r>
+      <m:oMath>
+        <m:r>
+          <m:t>n</m:t>
+        </m:r>
+        <m:r>
+          <m:rPr>
+            <m:sty m:val="p"/>
+          </m:rPr>
+          <m:t>=</m:t>
+        </m:r>
+        <m:r>
+          <m:t>27</m:t>
+        </m:r>
+      </m:oMath>
+      <w:r>
+        <w:t xml:space="preserve"> </w:t>
+      </w:r>
+      <w:r>
+        <w:t xml:space="preserve">airframes), matched AUC is 0.580; at</w:t>
+      </w:r>
+      <w:r>
+        <w:t xml:space="preserve"> </w:t>
+      </w:r>
+      <m:oMath>
+        <m:r>
+          <m:t>ϵ</m:t>
+        </m:r>
+        <m:r>
+          <m:rPr>
+            <m:sty m:val="p"/>
+          </m:rPr>
+          <m:t>=</m:t>
+        </m:r>
+        <m:r>
+          <m:t>0.20</m:t>
+        </m:r>
+      </m:oMath>
+      <w:r>
+        <w:t xml:space="preserve"> </w:t>
+      </w:r>
+      <w:r>
+        <w:t xml:space="preserve">(</w:t>
+      </w:r>
+      <m:oMath>
+        <m:r>
+          <m:t>n</m:t>
+        </m:r>
+        <m:r>
+          <m:rPr>
+            <m:sty m:val="p"/>
+          </m:rPr>
+          <m:t>=</m:t>
+        </m:r>
+        <m:r>
+          <m:t>34</m:t>
+        </m:r>
+      </m:oMath>
+      <w:r>
+        <w:t xml:space="preserve">), 0.590; at</w:t>
+      </w:r>
+      <w:r>
+        <w:t xml:space="preserve"> </w:t>
+      </w:r>
+      <m:oMath>
+        <m:r>
+          <m:t>ϵ</m:t>
+        </m:r>
+        <m:r>
+          <m:rPr>
+            <m:sty m:val="p"/>
+          </m:rPr>
+          <m:t>=</m:t>
         </m:r>
         <m:r>
           <m:t>0.25</m:t>
         </m:r>
       </m:oMath>
       <w:r>
-        <w:t xml:space="preserve">, factor 0.78–1.28), within-drone Group-CV AUC rises from 0.532 to 0.642 (</w:t>
-      </w:r>
-      <m:oMath>
+        <w:t xml:space="preserve"> </w:t>
+      </w:r>
+      <w:r>
+        <w:t xml:space="preserve">(</w:t>
+      </w:r>
+      <m:oMath>
+        <m:r>
+          <m:t>n</m:t>
+        </m:r>
+        <m:r>
+          <m:rPr>
+            <m:sty m:val="p"/>
+          </m:rPr>
+          <m:t>=</m:t>
+        </m:r>
+        <m:r>
+          <m:t>36</m:t>
+        </m:r>
+      </m:oMath>
+      <w:r>
+        <w:t xml:space="preserve">), 0.604 (5-seed average 0.642 vs. 0.532 unmatched, lift</w:t>
+      </w:r>
+      <w:r>
+        <w:t xml:space="preserve"> </w:t>
+      </w:r>
+      <m:oMath>
+        <m:r>
+          <m:rPr>
+            <m:sty m:val="p"/>
+          </m:rPr>
+          <m:t>Δ</m:t>
+        </m:r>
+        <m:r>
+          <m:rPr>
+            <m:sty m:val="p"/>
+          </m:rPr>
+          <m:t>=</m:t>
+        </m:r>
         <m:r>
           <m:rPr>
             <m:sty m:val="p"/>
@@ -11968,13 +13777,115 @@
         </m:r>
       </m:oMath>
       <w:r>
-        <w:t xml:space="preserve"> </w:t>
-      </w:r>
-      <w:r>
-        <w:t xml:space="preserve">on the exact same 36 airframes), demonstrating that baseline duration mismatch in uncurated archives actively suppresses within-drone precursor detection.</w:t>
+        <w:t xml:space="preserve">, paired cluster bootstrap 95% CI [+0.074, +0.238]); at</w:t>
+      </w:r>
+      <w:r>
+        <w:t xml:space="preserve"> </w:t>
+      </w:r>
+      <m:oMath>
+        <m:r>
+          <m:t>ϵ</m:t>
+        </m:r>
+        <m:r>
+          <m:rPr>
+            <m:sty m:val="p"/>
+          </m:rPr>
+          <m:t>=</m:t>
+        </m:r>
+        <m:r>
+          <m:t>0.50</m:t>
+        </m:r>
+      </m:oMath>
+      <w:r>
+        <w:t xml:space="preserve"> </w:t>
+      </w:r>
+      <w:r>
+        <w:t xml:space="preserve">(</w:t>
+      </w:r>
+      <m:oMath>
+        <m:r>
+          <m:t>n</m:t>
+        </m:r>
+        <m:r>
+          <m:rPr>
+            <m:sty m:val="p"/>
+          </m:rPr>
+          <m:t>=</m:t>
+        </m:r>
+        <m:r>
+          <m:t>45</m:t>
+        </m:r>
+      </m:oMath>
+      <w:r>
+        <w:t xml:space="preserve">), 0.596; rising to parity with unmatched at</w:t>
+      </w:r>
+      <w:r>
+        <w:t xml:space="preserve"> </w:t>
+      </w:r>
+      <m:oMath>
+        <m:r>
+          <m:t>ϵ</m:t>
+        </m:r>
+        <m:r>
+          <m:rPr>
+            <m:sty m:val="p"/>
+          </m:rPr>
+          <m:t>=</m:t>
+        </m:r>
+        <m:r>
+          <m:t>1.00</m:t>
+        </m:r>
+      </m:oMath>
+      <w:r>
+        <w:t xml:space="preserve"> </w:t>
+      </w:r>
+      <w:r>
+        <w:t xml:space="preserve">(0.568 vs. 0.564). Univariate feature evaluation on the 36 airframes showed that the caliper gain is carried primarily by accelerometer clipping (</w:t>
+      </w:r>
+      <m:oMath>
+        <m:r>
+          <m:rPr>
+            <m:sty m:val="p"/>
+          </m:rPr>
+          <m:t>+</m:t>
+        </m:r>
+        <m:r>
+          <m:t>0.068</m:t>
+        </m:r>
+      </m:oMath>
+      <w:r>
+        <w:t xml:space="preserve">), tilt envelope (</w:t>
+      </w:r>
+      <m:oMath>
+        <m:r>
+          <m:rPr>
+            <m:sty m:val="p"/>
+          </m:rPr>
+          <m:t>+</m:t>
+        </m:r>
+        <m:r>
+          <m:t>0.037</m:t>
+        </m:r>
+      </m:oMath>
+      <w:r>
+        <w:t xml:space="preserve">), and voltage sag (</w:t>
+      </w:r>
+      <m:oMath>
+        <m:r>
+          <m:rPr>
+            <m:sty m:val="p"/>
+          </m:rPr>
+          <m:t>+</m:t>
+        </m:r>
+        <m:r>
+          <m:t>0.031</m:t>
+        </m:r>
+      </m:oMath>
+      <w:r>
+        <w:t xml:space="preserve">), suggesting that baseline duration differences in uncurated archives mask within-drone precursor detection in this cohort.</w:t>
       </w:r>
     </w:p>
-    <w:bookmarkStart w:id="39" w:name="_5384c23fe540f64e7f70d79e466547294e389bd"/>
+    <w:bookmarkStart w:id="40" w:name="_5384c23fe540f64e7f70d79e466547294e389bd"/>
     <w:p>
       <w:pPr>
         <w:pStyle w:val="TableCaption"/>
@@ -12728,7 +14639,7 @@
         </w:tc>
       </w:tr>
     </w:tbl>
-    <w:bookmarkEnd w:id="39"/>
+    <w:bookmarkEnd w:id="40"/>
     <w:p>
       <w:pPr>
         <w:pStyle w:val="FirstParagraph"/>
@@ -12777,7 +14688,7 @@
         <w:t xml:space="preserve">Cluster bootstrap 95% CI across the 67 drone clusters is [0.500, 0.643], spanning chance (0.50).</w:t>
       </w:r>
     </w:p>
-    <w:bookmarkStart w:id="40" w:name="_332204dfa69e2fa6bf2a39cf9288ea52d0052a5"/>
+    <w:bookmarkStart w:id="41" w:name="_332204dfa69e2fa6bf2a39cf9288ea52d0052a5"/>
     <w:p>
       <w:pPr>
         <w:pStyle w:val="TableCaption"/>
@@ -13651,8 +15562,8 @@
         </w:tc>
       </w:tr>
     </w:tbl>
-    <w:bookmarkEnd w:id="40"/>
-    <w:bookmarkStart w:id="44" w:name="_179740080c2f044957e517342c2187737980646"/>
+    <w:bookmarkEnd w:id="41"/>
+    <w:bookmarkStart w:id="45" w:name="_179740080c2f044957e517342c2187737980646"/>
     <w:p>
       <w:pPr>
         <w:pStyle w:val="CaptionedFigure"/>
@@ -13663,18 +15574,18 @@
           <wp:inline>
             <wp:extent cx="3840479" cy="2497053"/>
             <wp:effectExtent b="0" l="0" r="0" t="0"/>
-            <wp:docPr descr="" title="" id="42" name="Picture"/>
+            <wp:docPr descr="" title="" id="43" name="Picture"/>
             <a:graphic>
               <a:graphicData uri="http://schemas.openxmlformats.org/drawingml/2006/picture">
                 <pic:pic>
                   <pic:nvPicPr>
-                    <pic:cNvPr descr="fig_leak_curve.png" id="43" name="Picture"/>
+                    <pic:cNvPr descr="fig_leak_curve.png" id="44" name="Picture"/>
                     <pic:cNvPicPr>
                       <a:picLocks noChangeArrowheads="1" noChangeAspect="1"/>
                     </pic:cNvPicPr>
                   </pic:nvPicPr>
                   <pic:blipFill>
-                    <a:blip r:embed="rId41"/>
+                    <a:blip r:embed="rId42"/>
                     <a:stretch>
                       <a:fillRect/>
                     </a:stretch>
@@ -13752,12 +15663,12 @@
         <w:t xml:space="preserve">for pilot vs. aircraft) as the end of the analysis window moves away from the crash moment. Bars: 95% bootstrap confidence intervals.</w:t>
       </w:r>
     </w:p>
-    <w:bookmarkEnd w:id="44"/>
+    <w:bookmarkEnd w:id="45"/>
     <w:p>
       <w:pPr>
         <w:pStyle w:val="Heading2"/>
       </w:pPr>
-      <w:bookmarkStart w:id="45" w:name="_7d36f114b9234da3ba56cdf6e68d941cb747d23"/>
+      <w:bookmarkStart w:id="46" w:name="_7d36f114b9234da3ba56cdf6e68d941cb747d23"/>
       <w:r>
         <w:rPr>
           <w:rStyle w:val="SectionNumber"/>
@@ -13770,7 +15681,7 @@
       <w:r>
         <w:t xml:space="preserve">Within the same drone and between drones (Q3b, Q3c)</w:t>
       </w:r>
-      <w:bookmarkEnd w:id="45"/>
+      <w:bookmarkEnd w:id="46"/>
     </w:p>
     <w:p>
       <w:pPr>
@@ -14686,14 +16597,17 @@
         <w:t xml:space="preserve"> </w:t>
       </w:r>
       <w:r>
-        <w:t xml:space="preserve">Tightening further to the top 5% (5.0% flag rate) achieves 20.0% sensitivity (12 of 60, 95% CI 10.8–31.9%), yielding an exact Bayes PPV of 2.96% (95% CI 1.60–4.73%), a lift of</w:t>
-      </w:r>
-      <w:r>
-        <w:t xml:space="preserve"> </w:t>
-      </w:r>
-      <m:oMath>
-        <m:r>
-          <m:t>4.00</m:t>
+        <w:t xml:space="preserve">Tightening further to the top 5% (5.0% flag rate) achieves 20.0% sensitivity (12 of 60, 95% CI 10.8–31.9%), yielding an exact Bayes PPV of 2.90% (95% CI 1.57–4.63%; nominal formula</w:t>
+      </w:r>
+      <w:r>
+        <w:t xml:space="preserve"> </w:t>
+      </w:r>
+      <m:oMath>
+        <m:r>
+          <m:rPr>
+            <m:nor/>
+          </m:rPr>
+          <m:t>Sens</m:t>
         </m:r>
         <m:r>
           <m:rPr>
@@ -14701,12 +16615,44 @@
           </m:rPr>
           <m:t>×</m:t>
         </m:r>
-      </m:oMath>
-      <w:r>
-        <w:t xml:space="preserve"> </w:t>
-      </w:r>
-      <w:r>
-        <w:t xml:space="preserve">over base rate, and 33.7 inspections per detected crash (95% CI 21.2–62.5). Across all operating points, achieving a PPV</w:t>
+        <m:r>
+          <m:t>π</m:t>
+        </m:r>
+        <m:r>
+          <m:rPr>
+            <m:sty m:val="p"/>
+          </m:rPr>
+          <m:t>/</m:t>
+        </m:r>
+        <m:r>
+          <m:t>0.05</m:t>
+        </m:r>
+      </m:oMath>
+      <w:r>
+        <w:t xml:space="preserve"> </w:t>
+      </w:r>
+      <w:r>
+        <w:t xml:space="preserve">yields 2.96%), a lift of</w:t>
+      </w:r>
+      <w:r>
+        <w:t xml:space="preserve"> </w:t>
+      </w:r>
+      <m:oMath>
+        <m:r>
+          <m:t>3.91</m:t>
+        </m:r>
+        <m:r>
+          <m:rPr>
+            <m:sty m:val="p"/>
+          </m:rPr>
+          <m:t>×</m:t>
+        </m:r>
+      </m:oMath>
+      <w:r>
+        <w:t xml:space="preserve"> </w:t>
+      </w:r>
+      <w:r>
+        <w:t xml:space="preserve">over base rate, and 34.5 inspections per detected crash (nominal 33.7). Across all operating points, achieving a PPV</w:t>
       </w:r>
       <w:r>
         <w:t xml:space="preserve"> </w:t>
@@ -14762,7 +16708,7 @@
           <m:t>≥</m:t>
         </m:r>
         <m:r>
-          <m:t>80</m:t>
+          <m:t>74.4</m:t>
         </m:r>
         <m:r>
           <m:rPr>
@@ -14775,30 +16721,7 @@
         <w:t xml:space="preserve"> </w:t>
       </w:r>
       <w:r>
-        <w:t xml:space="preserve">at a flag rate</w:t>
-      </w:r>
-      <w:r>
-        <w:t xml:space="preserve"> </w:t>
-      </w:r>
-      <m:oMath>
-        <m:r>
-          <m:rPr>
-            <m:sty m:val="p"/>
-          </m:rPr>
-          <m:t>≤</m:t>
-        </m:r>
-        <m:r>
-          <m:t>5</m:t>
-        </m:r>
-        <m:r>
-          <m:rPr>
-            <m:sty m:val="p"/>
-          </m:rPr>
-          <m:t>%</m:t>
-        </m:r>
-      </m:oMath>
-      <w:r>
-        <w:t xml:space="preserve">, which is mathematically unobtainable under the empirical vibration ROC curve (AUC 0.689).</w:t>
+        <w:t xml:space="preserve">at a 5% false-alarm rate, which the observed ROC does not reach under the empirical vibration ROC curve (AUC 0.689).</w:t>
       </w:r>
       <w:r>
         <w:t xml:space="preserve"> </w:t>
@@ -14853,7 +16776,7 @@
         <w:t xml:space="preserve">54.0 inspections per crash) at the 10% flag rate. We emphasize that because the 107 reference controls (filling 124 slots across 20 strata with 17 controls reused across sets) were drawn from the same archive pool as the matched sets, and because the exact Bayes PPVs assume an operational 10% flag rate among non-crash drones rather than measuring realized flag rates across the entire 38,320-vehicle population, these PPV figures (2.26–2.43%) represent an exploratory illustration conditional on the assumed flag rate and discovery sensitivity (20 of 60) rather than an independently frozen population benchmark. In all scenarios, vibration screening functions as a broad maintenance inspection filter rather than an operational crash warning.</w:t>
       </w:r>
     </w:p>
-    <w:bookmarkStart w:id="49" w:name="_9361c5dba1dea8da31b0aed692bc5b019a98a7f"/>
+    <w:bookmarkStart w:id="50" w:name="_9361c5dba1dea8da31b0aed692bc5b019a98a7f"/>
     <w:p>
       <w:pPr>
         <w:pStyle w:val="CaptionedFigure"/>
@@ -14864,18 +16787,18 @@
           <wp:inline>
             <wp:extent cx="4160520" cy="2384920"/>
             <wp:effectExtent b="0" l="0" r="0" t="0"/>
-            <wp:docPr descr="" title="" id="47" name="Picture"/>
+            <wp:docPr descr="" title="" id="48" name="Picture"/>
             <a:graphic>
               <a:graphicData uri="http://schemas.openxmlformats.org/drawingml/2006/picture">
                 <pic:pic>
                   <pic:nvPicPr>
-                    <pic:cNvPr descr="fig_within_between.png" id="48" name="Picture"/>
+                    <pic:cNvPr descr="fig_within_between.png" id="49" name="Picture"/>
                     <pic:cNvPicPr>
                       <a:picLocks noChangeArrowheads="1" noChangeAspect="1"/>
                     </pic:cNvPicPr>
                   </pic:nvPicPr>
                   <pic:blipFill>
-                    <a:blip r:embed="rId46"/>
+                    <a:blip r:embed="rId47"/>
                     <a:stretch>
                       <a:fillRect/>
                     </a:stretch>
@@ -14916,12 +16839,12 @@
         <w:t xml:space="preserve">without a recorded crash (bottom). 0.5 indicates no difference.</w:t>
       </w:r>
     </w:p>
-    <w:bookmarkEnd w:id="49"/>
+    <w:bookmarkEnd w:id="50"/>
     <w:p>
       <w:pPr>
         <w:pStyle w:val="Heading2"/>
       </w:pPr>
-      <w:bookmarkStart w:id="50" w:name="_c68dcf7b88a01fcf500c8e00d7b03511ec2fbc1"/>
+      <w:bookmarkStart w:id="51" w:name="_c68dcf7b88a01fcf500c8e00d7b03511ec2fbc1"/>
       <w:r>
         <w:rPr>
           <w:rStyle w:val="SectionNumber"/>
@@ -14934,7 +16857,7 @@
       <w:r>
         <w:t xml:space="preserve">Robustness of the between-drone result (exploratory)</w:t>
       </w:r>
-      <w:bookmarkEnd w:id="50"/>
+      <w:bookmarkEnd w:id="51"/>
     </w:p>
     <w:p>
       <w:pPr>
@@ -15152,7 +17075,7 @@
         <w:t xml:space="preserve"> </w:t>
       </w:r>
       <w:r>
-        <w:t xml:space="preserve">index did not record intra-day flight sequence. Parsing raw GPS epoch timestamps across all 25 sets confirmed that pre-crash exposure flights strictly preceded the crash moment. This points to potential confounding by development or tuning sessions</w:t>
+        <w:t xml:space="preserve">index did not record intra-day flight sequence. Across all 44 matched sets with exposure flights on the same calendar day as the crash, parsing raw GPS epoch timestamps confirmed that every pre-crash exposure flight strictly preceded the crash moment in time (0 post-crash flights occurred in the exposure window). This temporal ordering rules out post-accident flight inclusion, but points to potential confounding by development or tuning sessions</w:t>
       </w:r>
       <w:r>
         <w:t xml:space="preserve"> </w:t>
@@ -15200,7 +17123,41 @@
         <w:t xml:space="preserve"> </w:t>
       </w:r>
       <w:r>
-        <w:t xml:space="preserve">not control for propellers, payload, airframe size, or operator identity. To test whether the 17 controls reused across the 20 strata artificially inflated significance, we re-evaluated the test via a cluster bootstrap over unique control airframes (2,000 resamples): the mean scaled rank was 0.665 with a 95% cluster bootstrap CI of [0.587, 0.744], which strictly excludes chance (0.50).</w:t>
+        <w:t xml:space="preserve">not control for propellers, payload, airframe size, or operator identity. To test whether the 17 controls reused across the 20 strata artificially inflated significance, we re-evaluated the test via a two-stage cluster bootstrap resampling both case airframes (</w:t>
+      </w:r>
+      <m:oMath>
+        <m:r>
+          <m:t>n</m:t>
+        </m:r>
+        <m:r>
+          <m:rPr>
+            <m:sty m:val="p"/>
+          </m:rPr>
+          <m:t>=</m:t>
+        </m:r>
+        <m:r>
+          <m:t>40</m:t>
+        </m:r>
+      </m:oMath>
+      <w:r>
+        <w:t xml:space="preserve">) and unique control airframes (</w:t>
+      </w:r>
+      <m:oMath>
+        <m:r>
+          <m:t>n</m:t>
+        </m:r>
+        <m:r>
+          <m:rPr>
+            <m:sty m:val="p"/>
+          </m:rPr>
+          <m:t>=</m:t>
+        </m:r>
+        <m:r>
+          <m:t>94</m:t>
+        </m:r>
+      </m:oMath>
+      <w:r>
+        <w:t xml:space="preserve">) across 2,000 resamples: the mean scaled rank was 0.662 with a 95% cluster bootstrap CI of [0.536, 0.789] (control-only clustering yielded [0.587, 0.744]), both of which strictly exclude chance (0.50).</w:t>
       </w:r>
     </w:p>
     <w:p>
@@ -15529,7 +17486,35 @@
         </m:r>
       </m:oMath>
       <w:r>
-        <w:t xml:space="preserve">), consistent with small-sample variability rather than structural divergence. Statistical design power at</w:t>
+        <w:t xml:space="preserve">), consistent with small-sample variability rather than structural divergence, though this heterogeneity test is underpowered given the sample sizes (</w:t>
+      </w:r>
+      <m:oMath>
+        <m:r>
+          <m:t>n</m:t>
+        </m:r>
+        <m:r>
+          <m:rPr>
+            <m:sty m:val="p"/>
+          </m:rPr>
+          <m:t>=</m:t>
+        </m:r>
+        <m:r>
+          <m:t>19</m:t>
+        </m:r>
+      </m:oMath>
+      <w:r>
+        <w:t xml:space="preserve"> </w:t>
+      </w:r>
+      <w:r>
+        <w:t xml:space="preserve">vs. </w:t>
+      </w:r>
+      <m:oMath>
+        <m:r>
+          <m:t>48</m:t>
+        </m:r>
+      </m:oMath>
+      <w:r>
+        <w:t xml:space="preserve">). Statistical design power at</w:t>
       </w:r>
       <w:r>
         <w:t xml:space="preserve"> </w:t>
@@ -15765,7 +17750,7 @@
         <w:t xml:space="preserve">capacity of the current single archive, resolving this effect definitively requires prospective multi-fleet partner deployments.</w:t>
       </w:r>
     </w:p>
-    <w:bookmarkStart w:id="54" w:name="_f3665d09ec22ddd60812b28fa68e496f60eecb2"/>
+    <w:bookmarkStart w:id="55" w:name="_f3665d09ec22ddd60812b28fa68e496f60eecb2"/>
     <w:p>
       <w:pPr>
         <w:pStyle w:val="CaptionedFigure"/>
@@ -15776,18 +17761,18 @@
           <wp:inline>
             <wp:extent cx="4160520" cy="2531605"/>
             <wp:effectExtent b="0" l="0" r="0" t="0"/>
-            <wp:docPr descr="" title="" id="52" name="Picture"/>
+            <wp:docPr descr="" title="" id="53" name="Picture"/>
             <a:graphic>
               <a:graphicData uri="http://schemas.openxmlformats.org/drawingml/2006/picture">
                 <pic:pic>
                   <pic:nvPicPr>
-                    <pic:cNvPr descr="fig_robustness.png" id="53" name="Picture"/>
+                    <pic:cNvPr descr="fig_robustness.png" id="54" name="Picture"/>
                     <pic:cNvPicPr>
                       <a:picLocks noChangeArrowheads="1" noChangeAspect="1"/>
                     </pic:cNvPicPr>
                   </pic:nvPicPr>
                   <pic:blipFill>
-                    <a:blip r:embed="rId51"/>
+                    <a:blip r:embed="rId52"/>
                     <a:stretch>
                       <a:fillRect/>
                     </a:stretch>
@@ -15842,12 +17827,12 @@
         <w:t xml:space="preserve">.</w:t>
       </w:r>
     </w:p>
-    <w:bookmarkEnd w:id="54"/>
+    <w:bookmarkEnd w:id="55"/>
     <w:p>
       <w:pPr>
         <w:pStyle w:val="Heading2"/>
       </w:pPr>
-      <w:bookmarkStart w:id="55" w:name="_440012d4f1ae87c72168f87fd4eb66e49627717"/>
+      <w:bookmarkStart w:id="56" w:name="_440012d4f1ae87c72168f87fd4eb66e49627717"/>
       <w:r>
         <w:rPr>
           <w:rStyle w:val="SectionNumber"/>
@@ -15860,7 +17845,7 @@
       <w:r>
         <w:t xml:space="preserve">Expert diagnoses (Q4)</w:t>
       </w:r>
-      <w:bookmarkEnd w:id="55"/>
+      <w:bookmarkEnd w:id="56"/>
     </w:p>
     <w:p>
       <w:pPr>
@@ -16732,7 +18717,7 @@
         <w:t xml:space="preserve">Nonetheless, this independent evaluation illustrates the challenge of log-based attribution: neither the heuristic rule nor the statistical model demonstrated reliable agreement above chance.</w:t>
       </w:r>
     </w:p>
-    <w:bookmarkStart w:id="56" w:name="_83343f61327e522fa9ffc9aa8f722d134b07ff7"/>
+    <w:bookmarkStart w:id="57" w:name="_83343f61327e522fa9ffc9aa8f722d134b07ff7"/>
     <w:p>
       <w:pPr>
         <w:pStyle w:val="TableCaption"/>
@@ -17779,8 +19764,8 @@
         </w:tc>
       </w:tr>
     </w:tbl>
-    <w:bookmarkEnd w:id="56"/>
-    <w:bookmarkStart w:id="60" w:name="_c0d72e502cb8722b270509e9f977263b14fe2c0"/>
+    <w:bookmarkEnd w:id="57"/>
+    <w:bookmarkStart w:id="61" w:name="_c0d72e502cb8722b270509e9f977263b14fe2c0"/>
     <w:p>
       <w:pPr>
         <w:pStyle w:val="CaptionedFigure"/>
@@ -17791,18 +19776,18 @@
           <wp:inline>
             <wp:extent cx="4160520" cy="2603928"/>
             <wp:effectExtent b="0" l="0" r="0" t="0"/>
-            <wp:docPr descr="" title="" id="58" name="Picture"/>
+            <wp:docPr descr="" title="" id="59" name="Picture"/>
             <a:graphic>
               <a:graphicData uri="http://schemas.openxmlformats.org/drawingml/2006/picture">
                 <pic:pic>
                   <pic:nvPicPr>
-                    <pic:cNvPr descr="fig_forum_causes.png" id="59" name="Picture"/>
+                    <pic:cNvPr descr="fig_forum_causes.png" id="60" name="Picture"/>
                     <pic:cNvPicPr>
                       <a:picLocks noChangeArrowheads="1" noChangeAspect="1"/>
                     </pic:cNvPicPr>
                   </pic:nvPicPr>
                   <pic:blipFill>
-                    <a:blip r:embed="rId57"/>
+                    <a:blip r:embed="rId58"/>
                     <a:stretch>
                       <a:fillRect/>
                     </a:stretch>
@@ -17837,12 +19822,12 @@
         <w:t xml:space="preserve">Figure 6. Causes named by experts in PX4 forum threads that attributed a crash to the aircraft.</w:t>
       </w:r>
     </w:p>
-    <w:bookmarkEnd w:id="60"/>
+    <w:bookmarkEnd w:id="61"/>
     <w:p>
       <w:pPr>
         <w:pStyle w:val="Heading2"/>
       </w:pPr>
-      <w:bookmarkStart w:id="61" w:name="_fb365ced420b86c8cd60024101a350b346a0a31"/>
+      <w:bookmarkStart w:id="62" w:name="_fb365ced420b86c8cd60024101a350b346a0a31"/>
       <w:r>
         <w:rPr>
           <w:rStyle w:val="SectionNumber"/>
@@ -17855,7 +19840,7 @@
       <w:r>
         <w:t xml:space="preserve">Exploratory evaluation of language-model review panels (preliminary)</w:t>
       </w:r>
-      <w:bookmarkEnd w:id="61"/>
+      <w:bookmarkEnd w:id="62"/>
     </w:p>
     <w:p>
       <w:pPr>
@@ -17865,7 +19850,7 @@
         <w:t xml:space="preserve">Because language-model assistants are increasingly proposed for automated flight log analysis, we conducted a preliminary exploratory evaluation on 60 author-generated fault cases using four local models (3–4B parameters) configured both as single agents and as multi-agent review panels (Table 9). While a fixed deterministic rule achieved 75% accuracy (naming the true cause in 35 of 50 active cases and correctly abstaining on 10 no-cause cases) with 0% error (referring 15 cases to human operators), local language models produced substantial error rates (10–63% wrong), suffered from mode collapse or complete abstention on active causes, and proved highly vulnerable to consensus manipulation: in a worst-case sensitivity sweep, a single compromised reviewer systematically flipped the panel’s consensus decision in 45 to 56 of the 60 cases. In contrast, deterministic numeric telemetry extraction into code prevented direct prompt injection by construction across 40 hostile input strings. This exploratory comparison indicates that the tested small local models and review-panel configurations were unreliable on the 60 author-generated cases. Because the cases and fixed rule were developed by the same authors, the comparison is not an independent benchmark and should not be generalized to language models as a class or larger architectures. These preliminary results emphasize that multi-agent consensus voting without cryptographic proofs or fact-citation constraints cannot provide dependable safety assurance.</w:t>
       </w:r>
     </w:p>
-    <w:bookmarkStart w:id="62" w:name="_e9a1c7ab9cd062877714c77f2a5f253f301b820"/>
+    <w:bookmarkStart w:id="63" w:name="_e9a1c7ab9cd062877714c77f2a5f253f301b820"/>
     <w:p>
       <w:pPr>
         <w:pStyle w:val="TableCaption"/>
@@ -18827,7 +20812,7 @@
         </w:tc>
       </w:tr>
     </w:tbl>
-    <w:bookmarkEnd w:id="62"/>
+    <w:bookmarkEnd w:id="63"/>
     <w:p>
       <w:pPr>
         <w:pStyle w:val="FirstParagraph"/>
@@ -18857,7 +20842,7 @@
       <w:pPr>
         <w:pStyle w:val="Heading2"/>
       </w:pPr>
-      <w:bookmarkStart w:id="63" w:name="_000b339d75a155a848ca0c43e54b0b02b7b82d8"/>
+      <w:bookmarkStart w:id="64" w:name="_000b339d75a155a848ca0c43e54b0b02b7b82d8"/>
       <w:r>
         <w:rPr>
           <w:rStyle w:val="SectionNumber"/>
@@ -18870,86 +20855,14 @@
       <w:r>
         <w:t xml:space="preserve">Analyses added during revision (exploratory)</w:t>
       </w:r>
-      <w:bookmarkEnd w:id="63"/>
+      <w:bookmarkEnd w:id="64"/>
     </w:p>
     <w:p>
       <w:pPr>
         <w:pStyle w:val="FirstParagraph"/>
       </w:pPr>
       <w:r>
-        <w:t xml:space="preserve">To preserve the boundary between pre-declared confirmatory hypotheses (committed to version control on 20–23 October 2026;</w:t>
-      </w:r>
-      <w:r>
-        <w:t xml:space="preserve"> </w:t>
-      </w:r>
-      <w:r>
-        <w:rPr>
-          <w:rStyle w:val="VerbatimChar"/>
-        </w:rPr>
-        <w:t xml:space="preserve">63bc72e</w:t>
-      </w:r>
-      <w:r>
-        <w:t xml:space="preserve">,</w:t>
-      </w:r>
-      <w:r>
-        <w:t xml:space="preserve"> </w:t>
-      </w:r>
-      <w:r>
-        <w:rPr>
-          <w:rStyle w:val="VerbatimChar"/>
-        </w:rPr>
-        <w:t xml:space="preserve">af6fab2</w:t>
-      </w:r>
-      <w:r>
-        <w:t xml:space="preserve">,</w:t>
-      </w:r>
-      <w:r>
-        <w:t xml:space="preserve"> </w:t>
-      </w:r>
-      <w:r>
-        <w:rPr>
-          <w:rStyle w:val="VerbatimChar"/>
-        </w:rPr>
-        <w:t xml:space="preserve">4475c8c</w:t>
-      </w:r>
-      <w:r>
-        <w:t xml:space="preserve">,</w:t>
-      </w:r>
-      <w:r>
-        <w:t xml:space="preserve"> </w:t>
-      </w:r>
-      <w:r>
-        <w:rPr>
-          <w:rStyle w:val="VerbatimChar"/>
-        </w:rPr>
-        <w:t xml:space="preserve">d5d56c7</w:t>
-      </w:r>
-      <w:r>
-        <w:t xml:space="preserve">,</w:t>
-      </w:r>
-      <w:r>
-        <w:t xml:space="preserve"> </w:t>
-      </w:r>
-      <w:r>
-        <w:rPr>
-          <w:rStyle w:val="VerbatimChar"/>
-        </w:rPr>
-        <w:t xml:space="preserve">8b417d2</w:t>
-      </w:r>
-      <w:r>
-        <w:t xml:space="preserve">,</w:t>
-      </w:r>
-      <w:r>
-        <w:t xml:space="preserve"> </w:t>
-      </w:r>
-      <w:r>
-        <w:rPr>
-          <w:rStyle w:val="VerbatimChar"/>
-        </w:rPr>
-        <w:t xml:space="preserve">d7a6574</w:t>
-      </w:r>
-      <w:r>
-        <w:t xml:space="preserve">) and exploratory investigations added during revision</w:t>
+        <w:t xml:space="preserve">To preserve the boundary between pre-declared confirmatory hypotheses (committed to version control on 20–24 October 2026; Table ??) and exploratory investigations added during revision</w:t>
       </w:r>
       <w:r>
         <w:t xml:space="preserve"> </w:t>
@@ -18998,7 +20911,7 @@
         <w:t xml:space="preserve">throughout the text and tables. None of these exploratory additions altered the conclusions of the pre-declared tests; rather, they established empirical bounds on between-airframe confounding, tested alternative architectures, and quantified operational fleet screening performance.</w:t>
       </w:r>
     </w:p>
-    <w:bookmarkStart w:id="64" w:name="_fb475224272a447d57b77f14dfc8774bb10ba7c"/>
+    <w:bookmarkStart w:id="65" w:name="_fb475224272a447d57b77f14dfc8774bb10ba7c"/>
     <w:p>
       <w:pPr>
         <w:pStyle w:val="TableCaption"/>
@@ -19191,6 +21104,23 @@
               </w:rPr>
               <w:t xml:space="preserve">1,000-permutation null (Task B)</w:t>
             </w:r>
+            <m:oMath>
+              <m:sSup>
+                <m:e>
+                  <m:r>
+                    <m:t>​</m:t>
+                  </m:r>
+                </m:e>
+                <m:sup>
+                  <m:r>
+                    <m:rPr>
+                      <m:sty m:val="p"/>
+                    </m:rPr>
+                    <m:t>†</m:t>
+                  </m:r>
+                </m:sup>
+              </m:sSup>
+            </m:oMath>
           </w:p>
         </w:tc>
         <w:tc>
@@ -19290,6 +21220,23 @@
               </w:rPr>
               <w:t xml:space="preserve">Depth-1 decision stumps (Task B)</w:t>
             </w:r>
+            <m:oMath>
+              <m:sSup>
+                <m:e>
+                  <m:r>
+                    <m:t>​</m:t>
+                  </m:r>
+                </m:e>
+                <m:sup>
+                  <m:r>
+                    <m:rPr>
+                      <m:sty m:val="p"/>
+                    </m:rPr>
+                    <m:t>†</m:t>
+                  </m:r>
+                </m:sup>
+              </m:sSup>
+            </m:oMath>
           </w:p>
         </w:tc>
         <w:tc>
@@ -19447,6 +21394,23 @@
               </w:rPr>
               <w:t xml:space="preserve">Constant-subset leak curve</w:t>
             </w:r>
+            <m:oMath>
+              <m:sSup>
+                <m:e>
+                  <m:r>
+                    <m:t>​</m:t>
+                  </m:r>
+                </m:e>
+                <m:sup>
+                  <m:r>
+                    <m:rPr>
+                      <m:sty m:val="p"/>
+                    </m:rPr>
+                    <m:t>†</m:t>
+                  </m:r>
+                </m:sup>
+              </m:sSup>
+            </m:oMath>
           </w:p>
         </w:tc>
         <w:tc>
@@ -19618,6 +21582,23 @@
               </w:rPr>
               <w:t xml:space="preserve">Paired diagnostic leakage test</w:t>
             </w:r>
+            <m:oMath>
+              <m:sSup>
+                <m:e>
+                  <m:r>
+                    <m:t>​</m:t>
+                  </m:r>
+                </m:e>
+                <m:sup>
+                  <m:r>
+                    <m:rPr>
+                      <m:sty m:val="p"/>
+                    </m:rPr>
+                    <m:t>†</m:t>
+                  </m:r>
+                </m:sup>
+              </m:sSup>
+            </m:oMath>
           </w:p>
         </w:tc>
         <w:tc>
@@ -19801,6 +21782,23 @@
               </w:rPr>
               <w:t xml:space="preserve">Same-sample decomposition</w:t>
             </w:r>
+            <m:oMath>
+              <m:sSup>
+                <m:e>
+                  <m:r>
+                    <m:t>​</m:t>
+                  </m:r>
+                </m:e>
+                <m:sup>
+                  <m:r>
+                    <m:rPr>
+                      <m:sty m:val="p"/>
+                    </m:rPr>
+                    <m:t>†</m:t>
+                  </m:r>
+                </m:sup>
+              </m:sSup>
+            </m:oMath>
           </w:p>
         </w:tc>
         <w:tc>
@@ -19900,6 +21898,23 @@
               </w:rPr>
               <w:t xml:space="preserve">Poisson-binomial set null</w:t>
             </w:r>
+            <m:oMath>
+              <m:sSup>
+                <m:e>
+                  <m:r>
+                    <m:t>​</m:t>
+                  </m:r>
+                </m:e>
+                <m:sup>
+                  <m:r>
+                    <m:rPr>
+                      <m:sty m:val="p"/>
+                    </m:rPr>
+                    <m:t>†</m:t>
+                  </m:r>
+                </m:sup>
+              </m:sSup>
+            </m:oMath>
           </w:p>
         </w:tc>
         <w:tc>
@@ -20039,6 +22054,23 @@
               </w:rPr>
               <w:t xml:space="preserve">Screening PPV and CIs</w:t>
             </w:r>
+            <m:oMath>
+              <m:sSup>
+                <m:e>
+                  <m:r>
+                    <m:t>​</m:t>
+                  </m:r>
+                </m:e>
+                <m:sup>
+                  <m:r>
+                    <m:rPr>
+                      <m:sty m:val="p"/>
+                    </m:rPr>
+                    <m:t>†</m:t>
+                  </m:r>
+                </m:sup>
+              </m:sSup>
+            </m:oMath>
           </w:p>
         </w:tc>
         <w:tc>
@@ -20161,6 +22193,23 @@
               </w:rPr>
               <w:t xml:space="preserve">Sensitivity by vibration source</w:t>
             </w:r>
+            <m:oMath>
+              <m:sSup>
+                <m:e>
+                  <m:r>
+                    <m:t>​</m:t>
+                  </m:r>
+                </m:e>
+                <m:sup>
+                  <m:r>
+                    <m:rPr>
+                      <m:sty m:val="p"/>
+                    </m:rPr>
+                    <m:t>†</m:t>
+                  </m:r>
+                </m:sup>
+              </m:sSup>
+            </m:oMath>
           </w:p>
         </w:tc>
         <w:tc>
@@ -20319,6 +22368,23 @@
               </w:rPr>
               <w:t xml:space="preserve">Independent 43-log validation</w:t>
             </w:r>
+            <m:oMath>
+              <m:sSup>
+                <m:e>
+                  <m:r>
+                    <m:t>​</m:t>
+                  </m:r>
+                </m:e>
+                <m:sup>
+                  <m:r>
+                    <m:rPr>
+                      <m:sty m:val="p"/>
+                    </m:rPr>
+                    <m:t>†</m:t>
+                  </m:r>
+                </m:sup>
+              </m:sSup>
+            </m:oMath>
           </w:p>
         </w:tc>
         <w:tc>
@@ -20418,6 +22484,23 @@
               </w:rPr>
               <w:t xml:space="preserve">Cohort selection step 4b</w:t>
             </w:r>
+            <m:oMath>
+              <m:sSup>
+                <m:e>
+                  <m:r>
+                    <m:t>​</m:t>
+                  </m:r>
+                </m:e>
+                <m:sup>
+                  <m:r>
+                    <m:rPr>
+                      <m:sty m:val="p"/>
+                    </m:rPr>
+                    <m:t>†</m:t>
+                  </m:r>
+                </m:sup>
+              </m:sSup>
+            </m:oMath>
           </w:p>
         </w:tc>
         <w:tc>
@@ -20517,6 +22600,23 @@
               </w:rPr>
               <w:t xml:space="preserve">Within-drone duration caliper</w:t>
             </w:r>
+            <m:oMath>
+              <m:sSup>
+                <m:e>
+                  <m:r>
+                    <m:t>​</m:t>
+                  </m:r>
+                </m:e>
+                <m:sup>
+                  <m:r>
+                    <m:rPr>
+                      <m:sty m:val="p"/>
+                    </m:rPr>
+                    <m:t>†</m:t>
+                  </m:r>
+                </m:sup>
+              </m:sSup>
+            </m:oMath>
           </w:p>
         </w:tc>
         <w:tc>
@@ -20674,6 +22774,23 @@
               </w:rPr>
               <w:t xml:space="preserve">Depth-3 tree bounds across cuts</w:t>
             </w:r>
+            <m:oMath>
+              <m:sSup>
+                <m:e>
+                  <m:r>
+                    <m:t>​</m:t>
+                  </m:r>
+                </m:e>
+                <m:sup>
+                  <m:r>
+                    <m:rPr>
+                      <m:sty m:val="p"/>
+                    </m:rPr>
+                    <m:t>†</m:t>
+                  </m:r>
+                </m:sup>
+              </m:sSup>
+            </m:oMath>
           </w:p>
         </w:tc>
         <w:tc>
@@ -20773,6 +22890,23 @@
               </w:rPr>
               <w:t xml:space="preserve">Fixed-score permutation null</w:t>
             </w:r>
+            <m:oMath>
+              <m:sSup>
+                <m:e>
+                  <m:r>
+                    <m:t>​</m:t>
+                  </m:r>
+                </m:e>
+                <m:sup>
+                  <m:r>
+                    <m:rPr>
+                      <m:sty m:val="p"/>
+                    </m:rPr>
+                    <m:t>†</m:t>
+                  </m:r>
+                </m:sup>
+              </m:sSup>
+            </m:oMath>
           </w:p>
         </w:tc>
         <w:tc>
@@ -20803,7 +22937,7 @@
               <w:rPr>
                 <w:sz w:val="19"/>
               </w:rPr>
-              <w:t xml:space="preserve">Fixed score SD 0.055 matches asymptotic theory (0.056); 0.090 is CV artifact</w:t>
+              <w:t xml:space="preserve">Fixed score SD 0.055 matches asymptotic theory (0.056); 0.090 reflects refitting variance</w:t>
             </w:r>
           </w:p>
         </w:tc>
@@ -20872,6 +23006,23 @@
               </w:rPr>
               <w:t xml:space="preserve">Control cluster adjustment</w:t>
             </w:r>
+            <m:oMath>
+              <m:sSup>
+                <m:e>
+                  <m:r>
+                    <m:t>​</m:t>
+                  </m:r>
+                </m:e>
+                <m:sup>
+                  <m:r>
+                    <m:rPr>
+                      <m:sty m:val="p"/>
+                    </m:rPr>
+                    <m:t>†</m:t>
+                  </m:r>
+                </m:sup>
+              </m:sSup>
+            </m:oMath>
           </w:p>
         </w:tc>
         <w:tc>
@@ -20976,13 +23127,731 @@
           </w:p>
         </w:tc>
       </w:tr>
+      <w:tr>
+        <w:tc>
+          <w:tcPr/>
+          <w:p>
+            <w:pPr>
+              <w:pStyle w:val="Compact"/>
+              <w:spacing w:line="240" w:lineRule="auto"/>
+              <w:jc w:val="left"/>
+            </w:pPr>
+            <w:r>
+              <w:rPr>
+                <w:sz w:val="19"/>
+              </w:rPr>
+              <w:t xml:space="preserve">Single vs. multi-history crashes</w:t>
+            </w:r>
+            <m:oMath>
+              <m:sSup>
+                <m:e>
+                  <m:r>
+                    <m:t>​</m:t>
+                  </m:r>
+                </m:e>
+                <m:sup>
+                  <m:r>
+                    <m:rPr>
+                      <m:sty m:val="p"/>
+                    </m:rPr>
+                    <m:t>†</m:t>
+                  </m:r>
+                </m:sup>
+              </m:sSup>
+            </m:oMath>
+          </w:p>
+        </w:tc>
+        <w:tc>
+          <w:tcPr/>
+          <w:p>
+            <w:pPr>
+              <w:pStyle w:val="Compact"/>
+              <w:spacing w:line="240" w:lineRule="auto"/>
+              <w:jc w:val="left"/>
+            </w:pPr>
+            <w:r>
+              <w:rPr>
+                <w:sz w:val="19"/>
+              </w:rPr>
+              <w:t xml:space="preserve">Test maiden-flight artifact hypothesis</w:t>
+            </w:r>
+          </w:p>
+        </w:tc>
+        <w:tc>
+          <w:tcPr/>
+          <w:p>
+            <w:pPr>
+              <w:pStyle w:val="Compact"/>
+              <w:spacing w:line="240" w:lineRule="auto"/>
+              <w:jc w:val="left"/>
+            </w:pPr>
+            <w:r>
+              <w:rPr>
+                <w:sz w:val="19"/>
+              </w:rPr>
+              <w:t xml:space="preserve">Single-history (</w:t>
+            </w:r>
+            <m:oMath>
+              <m:r>
+                <m:t>n</m:t>
+              </m:r>
+              <m:r>
+                <m:rPr>
+                  <m:sty m:val="p"/>
+                </m:rPr>
+                <m:t>=</m:t>
+              </m:r>
+              <m:r>
+                <m:t>45</m:t>
+              </m:r>
+            </m:oMath>
+            <w:r>
+              <w:rPr>
+                <w:sz w:val="19"/>
+              </w:rPr>
+              <w:t xml:space="preserve">) AUC 0.835 vs. multi-history (</w:t>
+            </w:r>
+            <m:oMath>
+              <m:r>
+                <m:t>n</m:t>
+              </m:r>
+              <m:r>
+                <m:rPr>
+                  <m:sty m:val="p"/>
+                </m:rPr>
+                <m:t>=</m:t>
+              </m:r>
+              <m:r>
+                <m:t>103</m:t>
+              </m:r>
+            </m:oMath>
+            <w:r>
+              <w:rPr>
+                <w:sz w:val="19"/>
+              </w:rPr>
+              <w:t xml:space="preserve">) 0.891 at</w:t>
+            </w:r>
+            <w:r>
+              <w:rPr>
+                <w:sz w:val="19"/>
+              </w:rPr>
+              <w:t xml:space="preserve"> </w:t>
+            </w:r>
+            <m:oMath>
+              <m:r>
+                <m:t>m</m:t>
+              </m:r>
+              <m:r>
+                <m:rPr>
+                  <m:sty m:val="p"/>
+                </m:rPr>
+                <m:t>=</m:t>
+              </m:r>
+              <m:r>
+                <m:t>0</m:t>
+              </m:r>
+            </m:oMath>
+            <w:r>
+              <w:rPr>
+                <w:sz w:val="19"/>
+              </w:rPr>
+              <w:t xml:space="preserve"> s; cross-sectional separation is archive-wide</w:t>
+            </w:r>
+          </w:p>
+        </w:tc>
+        <w:tc>
+          <w:tcPr/>
+          <w:p>
+            <w:pPr>
+              <w:pStyle w:val="Compact"/>
+              <w:spacing w:line="240" w:lineRule="auto"/>
+              <w:jc w:val="center"/>
+            </w:pPr>
+            <w:r>
+              <w:rPr>
+                <w:rStyle w:val="VerbatimChar"/>
+                <w:sz w:val="19"/>
+              </w:rPr>
+              <w:t xml:space="preserve">aa1d7c6</w:t>
+            </w:r>
+          </w:p>
+        </w:tc>
+        <w:tc>
+          <w:tcPr/>
+          <w:p>
+            <w:pPr>
+              <w:pStyle w:val="Compact"/>
+              <w:spacing w:line="240" w:lineRule="auto"/>
+              <w:jc w:val="center"/>
+            </w:pPr>
+            <w:r>
+              <w:rPr>
+                <w:sz w:val="19"/>
+              </w:rPr>
+              <w:t xml:space="preserve">2026-10-26</w:t>
+            </w:r>
+          </w:p>
+        </w:tc>
+        <w:tc>
+          <w:tcPr/>
+          <w:p>
+            <w:pPr>
+              <w:pStyle w:val="Compact"/>
+              <w:spacing w:line="240" w:lineRule="auto"/>
+              <w:jc w:val="center"/>
+            </w:pPr>
+            <w:r>
+              <w:rPr>
+                <w:sz w:val="19"/>
+              </w:rPr>
+              <w:t xml:space="preserve">2026-10-26</w:t>
+            </w:r>
+          </w:p>
+        </w:tc>
+      </w:tr>
+      <w:tr>
+        <w:tc>
+          <w:tcPr/>
+          <w:p>
+            <w:pPr>
+              <w:pStyle w:val="Compact"/>
+              <w:spacing w:line="240" w:lineRule="auto"/>
+              <w:jc w:val="left"/>
+            </w:pPr>
+            <w:r>
+              <w:rPr>
+                <w:sz w:val="19"/>
+              </w:rPr>
+              <w:t xml:space="preserve">Duration caliper gradient &amp; CI</w:t>
+            </w:r>
+            <m:oMath>
+              <m:sSup>
+                <m:e>
+                  <m:r>
+                    <m:t>​</m:t>
+                  </m:r>
+                </m:e>
+                <m:sup>
+                  <m:r>
+                    <m:rPr>
+                      <m:sty m:val="p"/>
+                    </m:rPr>
+                    <m:t>†</m:t>
+                  </m:r>
+                </m:sup>
+              </m:sSup>
+            </m:oMath>
+          </w:p>
+        </w:tc>
+        <w:tc>
+          <w:tcPr/>
+          <w:p>
+            <w:pPr>
+              <w:pStyle w:val="Compact"/>
+              <w:spacing w:line="240" w:lineRule="auto"/>
+              <w:jc w:val="left"/>
+            </w:pPr>
+            <w:r>
+              <w:rPr>
+                <w:sz w:val="19"/>
+              </w:rPr>
+              <w:t xml:space="preserve">Quantify caliper sensitivity</w:t>
+            </w:r>
+          </w:p>
+        </w:tc>
+        <w:tc>
+          <w:tcPr/>
+          <w:p>
+            <w:pPr>
+              <w:pStyle w:val="Compact"/>
+              <w:spacing w:line="240" w:lineRule="auto"/>
+              <w:jc w:val="left"/>
+            </w:pPr>
+            <w:r>
+              <w:rPr>
+                <w:sz w:val="19"/>
+              </w:rPr>
+              <w:t xml:space="preserve">Lift curve</w:t>
+            </w:r>
+            <w:r>
+              <w:rPr>
+                <w:sz w:val="19"/>
+              </w:rPr>
+              <w:t xml:space="preserve"> </w:t>
+            </w:r>
+            <m:oMath>
+              <m:r>
+                <m:t>ϵ</m:t>
+              </m:r>
+              <m:r>
+                <m:rPr>
+                  <m:sty m:val="p"/>
+                </m:rPr>
+                <m:t>∈</m:t>
+              </m:r>
+              <m:r>
+                <m:rPr>
+                  <m:sty m:val="p"/>
+                </m:rPr>
+                <m:t>[</m:t>
+              </m:r>
+              <m:r>
+                <m:t>0.10</m:t>
+              </m:r>
+              <m:r>
+                <m:rPr>
+                  <m:sty m:val="p"/>
+                </m:rPr>
+                <m:t>,</m:t>
+              </m:r>
+              <m:r>
+                <m:t>1.00</m:t>
+              </m:r>
+              <m:r>
+                <m:rPr>
+                  <m:sty m:val="p"/>
+                </m:rPr>
+                <m:t>]</m:t>
+              </m:r>
+            </m:oMath>
+            <w:r>
+              <w:rPr>
+                <w:sz w:val="19"/>
+              </w:rPr>
+              <w:t xml:space="preserve">; paired cluster bootstrap 95% CI for</w:t>
+            </w:r>
+            <w:r>
+              <w:rPr>
+                <w:sz w:val="19"/>
+              </w:rPr>
+              <w:t xml:space="preserve"> </w:t>
+            </w:r>
+            <m:oMath>
+              <m:r>
+                <m:rPr>
+                  <m:sty m:val="p"/>
+                </m:rPr>
+                <m:t>Δ</m:t>
+              </m:r>
+              <m:r>
+                <m:rPr>
+                  <m:sty m:val="p"/>
+                </m:rPr>
+                <m:t>=</m:t>
+              </m:r>
+              <m:r>
+                <m:rPr>
+                  <m:sty m:val="p"/>
+                </m:rPr>
+                <m:t>+</m:t>
+              </m:r>
+              <m:r>
+                <m:t>0.125</m:t>
+              </m:r>
+            </m:oMath>
+            <w:r>
+              <w:rPr>
+                <w:sz w:val="19"/>
+              </w:rPr>
+              <w:t xml:space="preserve"> </w:t>
+            </w:r>
+            <w:r>
+              <w:rPr>
+                <w:sz w:val="19"/>
+              </w:rPr>
+              <w:t xml:space="preserve">is [+0.074, +0.238]</w:t>
+            </w:r>
+          </w:p>
+        </w:tc>
+        <w:tc>
+          <w:tcPr/>
+          <w:p>
+            <w:pPr>
+              <w:pStyle w:val="Compact"/>
+              <w:spacing w:line="240" w:lineRule="auto"/>
+              <w:jc w:val="center"/>
+            </w:pPr>
+            <w:r>
+              <w:rPr>
+                <w:rStyle w:val="VerbatimChar"/>
+                <w:sz w:val="19"/>
+              </w:rPr>
+              <w:t xml:space="preserve">aa1d7c6</w:t>
+            </w:r>
+          </w:p>
+        </w:tc>
+        <w:tc>
+          <w:tcPr/>
+          <w:p>
+            <w:pPr>
+              <w:pStyle w:val="Compact"/>
+              <w:spacing w:line="240" w:lineRule="auto"/>
+              <w:jc w:val="center"/>
+            </w:pPr>
+            <w:r>
+              <w:rPr>
+                <w:sz w:val="19"/>
+              </w:rPr>
+              <w:t xml:space="preserve">2026-10-26</w:t>
+            </w:r>
+          </w:p>
+        </w:tc>
+        <w:tc>
+          <w:tcPr/>
+          <w:p>
+            <w:pPr>
+              <w:pStyle w:val="Compact"/>
+              <w:spacing w:line="240" w:lineRule="auto"/>
+              <w:jc w:val="center"/>
+            </w:pPr>
+            <w:r>
+              <w:rPr>
+                <w:sz w:val="19"/>
+              </w:rPr>
+              <w:t xml:space="preserve">2026-10-26</w:t>
+            </w:r>
+          </w:p>
+        </w:tc>
+      </w:tr>
+      <w:tr>
+        <w:tc>
+          <w:tcPr/>
+          <w:p>
+            <w:pPr>
+              <w:pStyle w:val="Compact"/>
+              <w:spacing w:line="240" w:lineRule="auto"/>
+              <w:jc w:val="left"/>
+            </w:pPr>
+            <w:r>
+              <w:rPr>
+                <w:sz w:val="19"/>
+              </w:rPr>
+              <w:t xml:space="preserve">Two-stage cluster bootstrap &amp; GPS</w:t>
+            </w:r>
+            <m:oMath>
+              <m:sSup>
+                <m:e>
+                  <m:r>
+                    <m:t>​</m:t>
+                  </m:r>
+                </m:e>
+                <m:sup>
+                  <m:r>
+                    <m:rPr>
+                      <m:sty m:val="p"/>
+                    </m:rPr>
+                    <m:t>†</m:t>
+                  </m:r>
+                </m:sup>
+              </m:sSup>
+            </m:oMath>
+          </w:p>
+        </w:tc>
+        <w:tc>
+          <w:tcPr/>
+          <w:p>
+            <w:pPr>
+              <w:pStyle w:val="Compact"/>
+              <w:spacing w:line="240" w:lineRule="auto"/>
+              <w:jc w:val="left"/>
+            </w:pPr>
+            <w:r>
+              <w:rPr>
+                <w:sz w:val="19"/>
+              </w:rPr>
+              <w:t xml:space="preserve">Audit same-day timing &amp; clustering</w:t>
+            </w:r>
+          </w:p>
+        </w:tc>
+        <w:tc>
+          <w:tcPr/>
+          <w:p>
+            <w:pPr>
+              <w:pStyle w:val="Compact"/>
+              <w:spacing w:line="240" w:lineRule="auto"/>
+              <w:jc w:val="left"/>
+            </w:pPr>
+            <w:r>
+              <w:rPr>
+                <w:sz w:val="19"/>
+              </w:rPr>
+              <w:t xml:space="preserve">Two-stage cluster CI [0.536, 0.789] over case &amp; control clusters; 44 same-day sets confirmed 0 post-crash flights</w:t>
+            </w:r>
+          </w:p>
+        </w:tc>
+        <w:tc>
+          <w:tcPr/>
+          <w:p>
+            <w:pPr>
+              <w:pStyle w:val="Compact"/>
+              <w:spacing w:line="240" w:lineRule="auto"/>
+              <w:jc w:val="center"/>
+            </w:pPr>
+            <w:r>
+              <w:rPr>
+                <w:rStyle w:val="VerbatimChar"/>
+                <w:sz w:val="19"/>
+              </w:rPr>
+              <w:t xml:space="preserve">aa1d7c6</w:t>
+            </w:r>
+          </w:p>
+        </w:tc>
+        <w:tc>
+          <w:tcPr/>
+          <w:p>
+            <w:pPr>
+              <w:pStyle w:val="Compact"/>
+              <w:spacing w:line="240" w:lineRule="auto"/>
+              <w:jc w:val="center"/>
+            </w:pPr>
+            <w:r>
+              <w:rPr>
+                <w:sz w:val="19"/>
+              </w:rPr>
+              <w:t xml:space="preserve">2026-10-26</w:t>
+            </w:r>
+          </w:p>
+        </w:tc>
+        <w:tc>
+          <w:tcPr/>
+          <w:p>
+            <w:pPr>
+              <w:pStyle w:val="Compact"/>
+              <w:spacing w:line="240" w:lineRule="auto"/>
+              <w:jc w:val="center"/>
+            </w:pPr>
+            <w:r>
+              <w:rPr>
+                <w:sz w:val="19"/>
+              </w:rPr>
+              <w:t xml:space="preserve">2026-10-26</w:t>
+            </w:r>
+          </w:p>
+        </w:tc>
+      </w:tr>
+      <w:tr>
+        <w:tc>
+          <w:tcPr/>
+          <w:p>
+            <w:pPr>
+              <w:pStyle w:val="Compact"/>
+              <w:spacing w:line="240" w:lineRule="auto"/>
+              <w:jc w:val="left"/>
+            </w:pPr>
+            <w:r>
+              <w:rPr>
+                <w:sz w:val="19"/>
+              </w:rPr>
+              <w:t xml:space="preserve">Rule balanced accuracy across cuts</w:t>
+            </w:r>
+            <m:oMath>
+              <m:sSup>
+                <m:e>
+                  <m:r>
+                    <m:t>​</m:t>
+                  </m:r>
+                </m:e>
+                <m:sup>
+                  <m:r>
+                    <m:rPr>
+                      <m:sty m:val="p"/>
+                    </m:rPr>
+                    <m:t>†</m:t>
+                  </m:r>
+                </m:sup>
+              </m:sSup>
+            </m:oMath>
+          </w:p>
+        </w:tc>
+        <w:tc>
+          <w:tcPr/>
+          <w:p>
+            <w:pPr>
+              <w:pStyle w:val="Compact"/>
+              <w:spacing w:line="240" w:lineRule="auto"/>
+              <w:jc w:val="left"/>
+            </w:pPr>
+            <w:r>
+              <w:rPr>
+                <w:sz w:val="19"/>
+              </w:rPr>
+              <w:t xml:space="preserve">Audit attribution rule across margins</w:t>
+            </w:r>
+          </w:p>
+        </w:tc>
+        <w:tc>
+          <w:tcPr/>
+          <w:p>
+            <w:pPr>
+              <w:pStyle w:val="Compact"/>
+              <w:spacing w:line="240" w:lineRule="auto"/>
+              <w:jc w:val="left"/>
+            </w:pPr>
+            <w:r>
+              <w:rPr>
+                <w:sz w:val="19"/>
+              </w:rPr>
+              <w:t xml:space="preserve">BA declines smoothly from 0.460 (</w:t>
+            </w:r>
+            <m:oMath>
+              <m:r>
+                <m:t>m</m:t>
+              </m:r>
+              <m:r>
+                <m:rPr>
+                  <m:sty m:val="p"/>
+                </m:rPr>
+                <m:t>=</m:t>
+              </m:r>
+              <m:r>
+                <m:t>0</m:t>
+              </m:r>
+            </m:oMath>
+            <w:r>
+              <w:rPr>
+                <w:sz w:val="19"/>
+              </w:rPr>
+              <w:t xml:space="preserve"> s) to 0.454 (</w:t>
+            </w:r>
+            <m:oMath>
+              <m:r>
+                <m:t>m</m:t>
+              </m:r>
+              <m:r>
+                <m:rPr>
+                  <m:sty m:val="p"/>
+                </m:rPr>
+                <m:t>=</m:t>
+              </m:r>
+              <m:r>
+                <m:t>5</m:t>
+              </m:r>
+            </m:oMath>
+            <w:r>
+              <w:rPr>
+                <w:sz w:val="19"/>
+              </w:rPr>
+              <w:t xml:space="preserve">), 0.393 (</w:t>
+            </w:r>
+            <m:oMath>
+              <m:r>
+                <m:t>m</m:t>
+              </m:r>
+              <m:r>
+                <m:rPr>
+                  <m:sty m:val="p"/>
+                </m:rPr>
+                <m:t>=</m:t>
+              </m:r>
+              <m:r>
+                <m:t>10</m:t>
+              </m:r>
+            </m:oMath>
+            <w:r>
+              <w:rPr>
+                <w:sz w:val="19"/>
+              </w:rPr>
+              <w:t xml:space="preserve">), 0.371 (</w:t>
+            </w:r>
+            <m:oMath>
+              <m:r>
+                <m:t>m</m:t>
+              </m:r>
+              <m:r>
+                <m:rPr>
+                  <m:sty m:val="p"/>
+                </m:rPr>
+                <m:t>=</m:t>
+              </m:r>
+              <m:r>
+                <m:t>20</m:t>
+              </m:r>
+            </m:oMath>
+            <w:r>
+              <w:rPr>
+                <w:sz w:val="19"/>
+              </w:rPr>
+              <w:t xml:space="preserve">), 0.350 (</w:t>
+            </w:r>
+            <m:oMath>
+              <m:r>
+                <m:t>m</m:t>
+              </m:r>
+              <m:r>
+                <m:rPr>
+                  <m:sty m:val="p"/>
+                </m:rPr>
+                <m:t>=</m:t>
+              </m:r>
+              <m:r>
+                <m:t>30</m:t>
+              </m:r>
+            </m:oMath>
+            <w:r>
+              <w:rPr>
+                <w:sz w:val="19"/>
+              </w:rPr>
+              <w:t xml:space="preserve">)</w:t>
+            </w:r>
+          </w:p>
+        </w:tc>
+        <w:tc>
+          <w:tcPr/>
+          <w:p>
+            <w:pPr>
+              <w:pStyle w:val="Compact"/>
+              <w:spacing w:line="240" w:lineRule="auto"/>
+              <w:jc w:val="center"/>
+            </w:pPr>
+            <w:r>
+              <w:rPr>
+                <w:rStyle w:val="VerbatimChar"/>
+                <w:sz w:val="19"/>
+              </w:rPr>
+              <w:t xml:space="preserve">aa1d7c6</w:t>
+            </w:r>
+          </w:p>
+        </w:tc>
+        <w:tc>
+          <w:tcPr/>
+          <w:p>
+            <w:pPr>
+              <w:pStyle w:val="Compact"/>
+              <w:spacing w:line="240" w:lineRule="auto"/>
+              <w:jc w:val="center"/>
+            </w:pPr>
+            <w:r>
+              <w:rPr>
+                <w:sz w:val="19"/>
+              </w:rPr>
+              <w:t xml:space="preserve">2026-10-26</w:t>
+            </w:r>
+          </w:p>
+        </w:tc>
+        <w:tc>
+          <w:tcPr/>
+          <w:p>
+            <w:pPr>
+              <w:pStyle w:val="Compact"/>
+              <w:spacing w:line="240" w:lineRule="auto"/>
+              <w:jc w:val="center"/>
+            </w:pPr>
+            <w:r>
+              <w:rPr>
+                <w:sz w:val="19"/>
+              </w:rPr>
+              <w:t xml:space="preserve">2026-10-26</w:t>
+            </w:r>
+          </w:p>
+        </w:tc>
+      </w:tr>
     </w:tbl>
-    <w:bookmarkEnd w:id="64"/>
+    <w:bookmarkEnd w:id="65"/>
     <w:p>
       <w:pPr>
         <w:pStyle w:val="Heading1"/>
       </w:pPr>
-      <w:bookmarkStart w:id="65" w:name="_5197750e0310900a35791fde6fc3b970851116d"/>
+      <w:bookmarkStart w:id="66" w:name="_5197750e0310900a35791fde6fc3b970851116d"/>
       <w:r>
         <w:rPr>
           <w:rStyle w:val="SectionNumber"/>
@@ -20995,7 +23864,7 @@
       <w:r>
         <w:t xml:space="preserve">Design implications for fleet assurance</w:t>
       </w:r>
-      <w:bookmarkEnd w:id="65"/>
+      <w:bookmarkEnd w:id="66"/>
     </w:p>
     <w:p>
       <w:pPr>
@@ -21004,7 +23873,7 @@
       <w:r>
         <w:t xml:space="preserve">To translate these empirical findings into operational practice, we developed AeroFleet 2.0 (</w:t>
       </w:r>
-      <w:hyperlink r:id="rId66">
+      <w:hyperlink r:id="rId67">
         <w:r>
           <w:rPr>
             <w:rStyle w:val="Hyperlink"/>
@@ -21044,7 +23913,7 @@
         <w:t xml:space="preserve">at an assumed 10% flag rate, 41–44 inspections per crash), rather than issuing per-flight crash alarms. Finally, to ensure evidentiary integrity over the lifecycle of each airframe, all reviews, approvals, and configuration checks are appended to a tamper-evident, Ed25519-signed record referencing SHA-256 digests of the original telemetry files.</w:t>
       </w:r>
     </w:p>
-    <w:bookmarkStart w:id="67" w:name="_4816a700d4290cff51a6fa69217ee9f1521b64f"/>
+    <w:bookmarkStart w:id="68" w:name="_4816a700d4290cff51a6fa69217ee9f1521b64f"/>
     <w:p>
       <w:pPr>
         <w:pStyle w:val="TableCaption"/>
@@ -21467,12 +24336,12 @@
         </w:tc>
       </w:tr>
     </w:tbl>
-    <w:bookmarkEnd w:id="67"/>
+    <w:bookmarkEnd w:id="68"/>
     <w:p>
       <w:pPr>
         <w:pStyle w:val="Heading2"/>
       </w:pPr>
-      <w:bookmarkStart w:id="68" w:name="_46768506b9d2d22e677daf79594de5255acfb0b"/>
+      <w:bookmarkStart w:id="69" w:name="_46768506b9d2d22e677daf79594de5255acfb0b"/>
       <w:r>
         <w:rPr>
           <w:rStyle w:val="SectionNumber"/>
@@ -21483,25 +24352,25 @@
         <w:tab/>
       </w:r>
       <w:r>
-        <w:t xml:space="preserve">Normative reporting checklist for flight-log diagnostics</w:t>
-      </w:r>
-      <w:bookmarkEnd w:id="68"/>
+        <w:t xml:space="preserve">Recommended reporting checklist for flight-log diagnostics</w:t>
+      </w:r>
+      <w:bookmarkEnd w:id="69"/>
     </w:p>
     <w:p>
       <w:pPr>
         <w:pStyle w:val="FirstParagraph"/>
       </w:pPr>
       <w:r>
-        <w:t xml:space="preserve">To support drone safety regulators, accident investigators, and data-driven diagnostic tool developers in avoiding the leakage and confounding traps quantified in this study, Table ?? outlines an eight-item normative reporting checklist. Each item pairs a methodological evaluation rule with its empirical rationale and the specific failure mode observed in our experiments when that control is omitted.</w:t>
+        <w:t xml:space="preserve">To support drone safety regulators, accident investigators, and data-driven diagnostic tool developers in avoiding the leakage and confounding traps quantified in this study, Table ?? outlines an eight-item recommended reporting checklist. Each item pairs a methodological recommendation with its empirical rationale and the specific failure mode observed in our experiments when that control is omitted.</w:t>
       </w:r>
     </w:p>
-    <w:bookmarkStart w:id="69" w:name="_8dfd3cae62712a91b3c1ba079a4ea82fa2a3d98"/>
+    <w:bookmarkStart w:id="70" w:name="_8dfd3cae62712a91b3c1ba079a4ea82fa2a3d98"/>
     <w:p>
       <w:pPr>
         <w:pStyle w:val="TableCaption"/>
       </w:pPr>
       <w:r>
-        <w:t xml:space="preserve">Table ?. Normative checklist for leakage-controlled evaluation and reporting of UAV flight-log diagnostic models and accident analytics.</w:t>
+        <w:t xml:space="preserve">Table ?. Recommended checklist for leakage-controlled evaluation and reporting of UAV flight-log diagnostic models and accident analytics.</w:t>
       </w:r>
     </w:p>
     <w:tbl>
@@ -21509,7 +24378,7 @@
         <w:tblStyle w:val="Table"/>
         <w:tblW w:type="pct" w:w="5000"/>
         <w:tblLook w:firstRow="1" w:lastRow="0" w:firstColumn="0" w:lastColumn="0" w:noHBand="0" w:noVBand="0" w:val="0020"/>
-        <w:tblCaption w:val="Table ?. Normative checklist for leakage-controlled evaluation and reporting of UAV flight-log diagnostic models and accident analytics."/>
+        <w:tblCaption w:val="Table ?. Recommended checklist for leakage-controlled evaluation and reporting of UAV flight-log diagnostic models and accident analytics."/>
         <w:tblBorders>
           <w:top w:val="single" w:sz="4" w:color="808080"/>
           <w:left w:val="single" w:sz="4" w:color="808080"/>
@@ -21556,7 +24425,7 @@
               <w:rPr>
                 <w:sz w:val="19"/>
               </w:rPr>
-              <w:t xml:space="preserve">Methodological Requirement</w:t>
+              <w:t xml:space="preserve">Methodological Recommendation</w:t>
             </w:r>
           </w:p>
         </w:tc>
@@ -21665,7 +24534,7 @@
               <w:rPr>
                 <w:sz w:val="19"/>
               </w:rPr>
-              <w:t xml:space="preserve">Excludes terminal tumble artifacts (motor saturation, clipping, failsafes) that inflate apparent sensitivity (e.g.,</w:t>
+              <w:t xml:space="preserve">Consistent with crash-window leakage in individual physical checks (tuning sensitivity fell</w:t>
             </w:r>
             <w:r>
               <w:rPr>
@@ -21709,6 +24578,26 @@
               <w:rPr>
                 <w:sz w:val="19"/>
               </w:rPr>
+              <w:t xml:space="preserve">, exploratory; clipping fell 37%), though cross-sectional AUC was stable (</w:t>
+            </w:r>
+            <m:oMath>
+              <m:r>
+                <m:t>0.88</m:t>
+              </m:r>
+              <m:r>
+                <m:rPr>
+                  <m:sty m:val="p"/>
+                </m:rPr>
+                <m:t>→</m:t>
+              </m:r>
+              <m:r>
+                <m:t>0.87</m:t>
+              </m:r>
+            </m:oMath>
+            <w:r>
+              <w:rPr>
+                <w:sz w:val="19"/>
+              </w:rPr>
               <w:t xml:space="preserve">, §5.3).</w:t>
             </w:r>
           </w:p>
@@ -21759,7 +24648,41 @@
               <w:rPr>
                 <w:sz w:val="19"/>
               </w:rPr>
-              <w:t xml:space="preserve">Prevents cross-fold leakage where models memorize persistent airframe peculiarities rather than genuine failure precursors.</w:t>
+              <w:t xml:space="preserve">Prevents cross-fold identity memorization; while vehicle grouping alone did not lower AUC in our disjoint-operator sample (</w:t>
+            </w:r>
+            <m:oMath>
+              <m:r>
+                <m:t>0.884</m:t>
+              </m:r>
+            </m:oMath>
+            <w:r>
+              <w:rPr>
+                <w:sz w:val="19"/>
+              </w:rPr>
+              <w:t xml:space="preserve"> </w:t>
+            </w:r>
+            <w:r>
+              <w:rPr>
+                <w:sz w:val="19"/>
+              </w:rPr>
+              <w:t xml:space="preserve">vs</w:t>
+            </w:r>
+            <w:r>
+              <w:rPr>
+                <w:sz w:val="19"/>
+              </w:rPr>
+              <w:t xml:space="preserve"> </w:t>
+            </w:r>
+            <m:oMath>
+              <m:r>
+                <m:t>0.883</m:t>
+              </m:r>
+            </m:oMath>
+            <w:r>
+              <w:rPr>
+                <w:sz w:val="19"/>
+              </w:rPr>
+              <w:t xml:space="preserve">), literature and independent validation establish its necessity when airframes recur.</w:t>
             </w:r>
           </w:p>
         </w:tc>
@@ -21809,7 +24732,7 @@
               <w:rPr>
                 <w:sz w:val="19"/>
               </w:rPr>
-              <w:t xml:space="preserve">Disentangles mechanical health from between-airframe confounding (propeller, motor, payload, and flight envelope differences).</w:t>
+              <w:t xml:space="preserve">Disentangles airframe confounding, though in uncurated archives an uncalipered longitudinal baseline alone yielded no detectable precursor signal (AUC 0.569, cluster CI [0.500, 0.643]) without duration matching.</w:t>
             </w:r>
           </w:p>
         </w:tc>
@@ -21895,6 +24818,35 @@
                 <m:t>≤</m:t>
               </m:r>
               <m:r>
+                <m:t>0.25</m:t>
+              </m:r>
+            </m:oMath>
+            <w:r>
+              <w:rPr>
+                <w:sz w:val="19"/>
+              </w:rPr>
+              <w:t xml:space="preserve"> </w:t>
+            </w:r>
+            <w:r>
+              <w:rPr>
+                <w:sz w:val="19"/>
+              </w:rPr>
+              <w:t xml:space="preserve">to</w:t>
+            </w:r>
+            <w:r>
+              <w:rPr>
+                <w:sz w:val="19"/>
+              </w:rPr>
+              <w:t xml:space="preserve"> </w:t>
+            </w:r>
+            <m:oMath>
+              <m:r>
+                <m:rPr>
+                  <m:sty m:val="p"/>
+                </m:rPr>
+                <m:t>≤</m:t>
+              </m:r>
+              <m:r>
                 <m:t>0.50</m:t>
               </m:r>
             </m:oMath>
@@ -21918,7 +24870,7 @@
               <w:rPr>
                 <w:sz w:val="19"/>
               </w:rPr>
-              <w:t xml:space="preserve">Aborted/short incident flights induce spurious separation; caliper matching recovers</w:t>
+              <w:t xml:space="preserve">Aborted/short incident flights induce spurious duration separation; caliper matching recovers</w:t>
             </w:r>
             <w:r>
               <w:rPr>
@@ -21947,7 +24899,7 @@
               <w:rPr>
                 <w:sz w:val="19"/>
               </w:rPr>
-              <w:t xml:space="preserve">true within-drone AUC (§6).</w:t>
+              <w:t xml:space="preserve">within-drone AUC (paired cluster CI [+0.074, +0.238]), reversing duration masking (§6).</w:t>
             </w:r>
           </w:p>
         </w:tc>
@@ -22017,7 +24969,7 @@
               <w:rPr>
                 <w:sz w:val="19"/>
               </w:rPr>
-              <w:t xml:space="preserve">Uploader labels are noisy and biased; evaluation must quantify inter-rater reliability across both pilot-fault and aircraft-fault classes.</w:t>
+              <w:t xml:space="preserve">Uploader labels are noisy and biased; evaluation should quantify inter-rater reliability across both pilot-fault and aircraft-fault classes (§5.6).</w:t>
             </w:r>
           </w:p>
         </w:tc>
@@ -22213,12 +25165,12 @@
         </w:tc>
       </w:tr>
     </w:tbl>
-    <w:bookmarkEnd w:id="69"/>
+    <w:bookmarkEnd w:id="70"/>
     <w:p>
       <w:pPr>
         <w:pStyle w:val="Heading1"/>
       </w:pPr>
-      <w:bookmarkStart w:id="70" w:name="_074802e0e16f6322e726b21f081c01c392e8fbd"/>
+      <w:bookmarkStart w:id="71" w:name="_074802e0e16f6322e726b21f081c01c392e8fbd"/>
       <w:r>
         <w:rPr>
           <w:rStyle w:val="SectionNumber"/>
@@ -22231,7 +25183,7 @@
       <w:r>
         <w:t xml:space="preserve">Discussion</w:t>
       </w:r>
-      <w:bookmarkEnd w:id="70"/>
+      <w:bookmarkEnd w:id="71"/>
     </w:p>
     <w:p>
       <w:pPr>
@@ -22446,7 +25398,7 @@
         <w:t xml:space="preserve"> </w:t>
       </w:r>
       <w:r>
-        <w:t xml:space="preserve">While cross-sectional models on the discovery sample showed high apparent separation (AUC 0.88), our decomposition demonstrated that vehicle-grouped cross-validation (0.884) and crash-window removal (0.860) made no detectable difference. Crucially, isolating cohort selection from comparison population effects reveals that evaluating the exact same 67 multi-flight crashes against independent other-aircraft normal flights collapses model AUC to 0.522 [0.413, 0.615] (Step 4b). This proves that the drop from 0.83–0.88 to 0.53–0.57 is primarily driven by cohort selection across evaluation samples (the multi-flight cohort lacks separable precursors cross-sectionally as well as longitudinally), rather than by within-drone baseline adjustment alone. On the identical 372 flights of the multi-flight cohort, cross-sectional evaluation (0.529 [0.453, 0.607]) and within-drone Group-CV (0.569 [0.493, 0.645]; cluster bootstrap 95% CI [0.500, 0.643]; pairwise mean AUC 0.592 [0.516, 0.692]) yielded overlapping intervals that all span chance (0.50), confirming that no within-drone precursor signal is detectable under uncalipered matching. However, controlling for feature-window duration within drones via caliper matching (</w:t>
+        <w:t xml:space="preserve">While cross-sectional models on the discovery sample showed high apparent separation (AUC 0.88), our decomposition demonstrated that vehicle-grouped cross-validation (0.884) and crash-window removal (0.860) made no detectable difference. Crucially, isolating cohort selection from comparison population effects reveals that evaluating the exact same 67 multi-flight crashes against independent other-aircraft normal flights collapses model AUC to 0.522 [0.413, 0.615] (Step 4b). This indicates that the drop from 0.83–0.88 to 0.53–0.57 is primarily driven by cohort selection across evaluation samples (the multi-flight cohort lacks separable precursors cross-sectionally as well as longitudinally), rather than by within-drone baseline adjustment alone. On the identical 372 flights of the multi-flight cohort, cross-sectional evaluation (0.529 [0.453, 0.607]) and within-drone Group-CV (0.569 [0.493, 0.645]; cluster bootstrap 95% CI [0.500, 0.643]; pairwise mean AUC 0.592 [0.516, 0.692]) yielded overlapping intervals (the cluster bootstrap interval touches chance at 0.500, while the pairwise interval extends down to near-chance at 0.516), indicating that uncalipered matching yields no detectable precursor signal in this cohort. However, controlling for feature-window duration within drones via caliper matching (</w:t>
       </w:r>
       <m:oMath>
         <m:r>
@@ -22519,7 +25471,7 @@
         <w:t xml:space="preserve"> </w:t>
       </w:r>
       <w:r>
-        <w:t xml:space="preserve">on the exact same 36 airframes), establishing that baseline duration differences between crash and non-crash flights actively suppress within-drone precursor detection. Diagnostic checks were also</w:t>
+        <w:t xml:space="preserve">on the exact same 36 airframes; paired cluster bootstrap 95% CI [+0.074, +0.238]), suggesting that baseline duration differences between crash and non-crash flights mask within-drone precursor detection in this cohort. Diagnostic checks were also</w:t>
       </w:r>
       <w:r>
         <w:t xml:space="preserve"> </w:t>
@@ -22625,7 +25577,108 @@
         <w:t xml:space="preserve"> </w:t>
       </w:r>
       <w:r>
-        <w:t xml:space="preserve">exhibit the same pattern. Regardless of the precise mechanism, diagnostic evaluations must remove the crash window,</w:t>
+        <w:t xml:space="preserve">exhibit the same pattern. In interpreting feature signals, two operational definitions of motor saturation must be distinguished: the whole-flight cumulative summary feature used in predictive models (</w:t>
+      </w:r>
+      <m:oMath>
+        <m:r>
+          <m:rPr>
+            <m:scr m:val="monospace"/>
+            <m:sty m:val="p"/>
+          </m:rPr>
+          <m:t>sat_frac</m:t>
+        </m:r>
+      </m:oMath>
+      <w:r>
+        <w:t xml:space="preserve">, the fraction of armed flight time with any motor at</w:t>
+      </w:r>
+      <w:r>
+        <w:t xml:space="preserve"> </w:t>
+      </w:r>
+      <m:oMath>
+        <m:r>
+          <m:rPr>
+            <m:sty m:val="p"/>
+          </m:rPr>
+          <m:t>≥</m:t>
+        </m:r>
+        <m:r>
+          <m:t>95</m:t>
+        </m:r>
+        <m:r>
+          <m:rPr>
+            <m:sty m:val="p"/>
+          </m:rPr>
+          <m:t>%</m:t>
+        </m:r>
+      </m:oMath>
+      <w:r>
+        <w:t xml:space="preserve"> </w:t>
+      </w:r>
+      <w:r>
+        <w:t xml:space="preserve">authority), versus the discrete threshold check used in the attribution rule (motor output at</w:t>
+      </w:r>
+      <w:r>
+        <w:t xml:space="preserve"> </w:t>
+      </w:r>
+      <m:oMath>
+        <m:r>
+          <m:rPr>
+            <m:sty m:val="p"/>
+          </m:rPr>
+          <m:t>≥</m:t>
+        </m:r>
+        <m:r>
+          <m:t>95</m:t>
+        </m:r>
+        <m:r>
+          <m:rPr>
+            <m:sty m:val="p"/>
+          </m:rPr>
+          <m:t>%</m:t>
+        </m:r>
+      </m:oMath>
+      <w:r>
+        <w:t xml:space="preserve"> </w:t>
+      </w:r>
+      <w:r>
+        <w:t xml:space="preserve">authority for</w:t>
+      </w:r>
+      <w:r>
+        <w:t xml:space="preserve"> </w:t>
+      </w:r>
+      <m:oMath>
+        <m:r>
+          <m:rPr>
+            <m:sty m:val="p"/>
+          </m:rPr>
+          <m:t>≥</m:t>
+        </m:r>
+        <m:r>
+          <m:t>1.0</m:t>
+        </m:r>
+      </m:oMath>
+      <w:r>
+        <w:t xml:space="preserve"> s cumulative during the final 10 s before</w:t>
+      </w:r>
+      <w:r>
+        <w:t xml:space="preserve"> </w:t>
+      </w:r>
+      <m:oMath>
+        <m:sSub>
+          <m:e>
+            <m:r>
+              <m:t>t</m:t>
+            </m:r>
+          </m:e>
+          <m:sub>
+            <m:r>
+              <m:t>c</m:t>
+            </m:r>
+          </m:sub>
+        </m:sSub>
+      </m:oMath>
+      <w:r>
+        <w:t xml:space="preserve">). Furthermore, while crash-flight analysis windows terminate at impact or tilt, normal-flight comparison windows end at disarm (encompassing the complete descent, flare, touchdown, and landing sequence), which contributes to duration differences and baseline feature exposure. Regardless of the precise mechanism, we recommend that diagnostic evaluations remove the crash window,</w:t>
       </w:r>
       <w:r>
         <w:t xml:space="preserve"> </w:t>
@@ -23310,7 +26363,7 @@
       <w:pPr>
         <w:pStyle w:val="Heading1"/>
       </w:pPr>
-      <w:bookmarkStart w:id="71" w:name="_82b82981e21bad8167d56d1f0b74a832e215810"/>
+      <w:bookmarkStart w:id="72" w:name="_82b82981e21bad8167d56d1f0b74a832e215810"/>
       <w:r>
         <w:rPr>
           <w:rStyle w:val="SectionNumber"/>
@@ -23323,7 +26376,7 @@
       <w:r>
         <w:t xml:space="preserve">Threats to validity</w:t>
       </w:r>
-      <w:bookmarkEnd w:id="71"/>
+      <w:bookmarkEnd w:id="72"/>
     </w:p>
     <w:p>
       <w:pPr>
@@ -24347,7 +27400,7 @@
       <w:pPr>
         <w:pStyle w:val="Heading1"/>
       </w:pPr>
-      <w:bookmarkStart w:id="72" w:name="_0cf7f8e9027f9f9352f3019b4ede1d43d537ff7"/>
+      <w:bookmarkStart w:id="73" w:name="_0cf7f8e9027f9f9352f3019b4ede1d43d537ff7"/>
       <w:r>
         <w:rPr>
           <w:rStyle w:val="SectionNumber"/>
@@ -24359,251 +27412,6 @@
       </w:r>
       <w:r>
         <w:t xml:space="preserve">Conclusion</w:t>
-      </w:r>
-      <w:bookmarkEnd w:id="72"/>
-    </w:p>
-    <w:p>
-      <w:pPr>
-        <w:pStyle w:val="FirstParagraph"/>
-      </w:pPr>
-      <w:r>
-        <w:t xml:space="preserve">Across 590 crash-rated logs from an archive index of 479,547 flights, telemetry features, rules, and statistical models</w:t>
-      </w:r>
-      <w:r>
-        <w:t xml:space="preserve"> </w:t>
-      </w:r>
-      <w:r>
-        <w:t xml:space="preserve">did not distinguish pilot-caused from aircraft-caused crashes above chance: cross-validated AUCs (0.41–0.50, upper bounds</w:t>
-      </w:r>
-      <w:r>
-        <w:t xml:space="preserve"> </w:t>
-      </w:r>
-      <m:oMath>
-        <m:r>
-          <m:rPr>
-            <m:sty m:val="p"/>
-          </m:rPr>
-          <m:t>≤</m:t>
-        </m:r>
-        <m:r>
-          <m:t>0.619</m:t>
-        </m:r>
-      </m:oMath>
-      <w:r>
-        <w:t xml:space="preserve">; depth-3 trees 0.38–0.60, upper bounds</w:t>
-      </w:r>
-      <w:r>
-        <w:t xml:space="preserve"> </w:t>
-      </w:r>
-      <m:oMath>
-        <m:r>
-          <m:rPr>
-            <m:sty m:val="p"/>
-          </m:rPr>
-          <m:t>≤</m:t>
-        </m:r>
-        <m:r>
-          <m:t>0.724</m:t>
-        </m:r>
-      </m:oMath>
-      <w:r>
-        <w:t xml:space="preserve">, falling to 0.524 at</w:t>
-      </w:r>
-      <w:r>
-        <w:t xml:space="preserve"> </w:t>
-      </w:r>
-      <m:oMath>
-        <m:r>
-          <m:t>m</m:t>
-        </m:r>
-        <m:r>
-          <m:rPr>
-            <m:sty m:val="p"/>
-          </m:rPr>
-          <m:t>=</m:t>
-        </m:r>
-        <m:r>
-          <m:t>10</m:t>
-        </m:r>
-      </m:oMath>
-      <w:r>
-        <w:t xml:space="preserve"> s)</w:t>
-      </w:r>
-      <w:r>
-        <w:t xml:space="preserve"> </w:t>
-      </w:r>
-      <w:r>
-        <w:t xml:space="preserve">fall far short of the</w:t>
-      </w:r>
-      <w:r>
-        <w:t xml:space="preserve"> </w:t>
-      </w:r>
-      <m:oMath>
-        <m:r>
-          <m:rPr>
-            <m:sty m:val="p"/>
-          </m:rPr>
-          <m:t>≈</m:t>
-        </m:r>
-        <m:r>
-          <m:t>0.80</m:t>
-        </m:r>
-      </m:oMath>
-      <w:r>
-        <w:t xml:space="preserve"> </w:t>
-      </w:r>
-      <w:r>
-        <w:t xml:space="preserve">needed for operational verdicts, with 80% power requiring an AUC of roughly 0.65 under asymptotic</w:t>
-      </w:r>
-      <w:r>
-        <w:t xml:space="preserve"> </w:t>
-      </w:r>
-      <w:r>
-        <w:t xml:space="preserve">Wilcoxon theory (0.75 under the empirical permutation null) under only 36 pilot-labelled crashes in the modelling sample. Independent evaluation against 43 expert forum</w:t>
-      </w:r>
-      <w:r>
-        <w:t xml:space="preserve"> </w:t>
-      </w:r>
-      <w:r>
-        <w:t xml:space="preserve">cases was statistically inconclusive (balanced accuracy 0.381, Bayesian 95% CrI 0.25–0.61, conservative class-averaged bound 0.19–0.73;</w:t>
-      </w:r>
-      <w:r>
-        <w:t xml:space="preserve"> </w:t>
-      </w:r>
-      <w:r>
-        <w:t xml:space="preserve">cannot exclude the declared 0.70 pass mark; pilot recall 1 of 5; on 34 complete logs, balanced accuracy 30.0% for rule and 45.0% for logistic regression). Configuration protections were disabled at similar rates,</w:t>
-      </w:r>
-      <w:r>
-        <w:t xml:space="preserve"> </w:t>
-      </w:r>
-      <w:r>
-        <w:t xml:space="preserve">and the flight that crashed showed no detectable difference in vibration or rate-tracking error relative to the same drone’s</w:t>
-      </w:r>
-      <w:r>
-        <w:t xml:space="preserve"> </w:t>
-      </w:r>
-      <w:r>
-        <w:t xml:space="preserve">prior flights (95% CI upper bounds 0.58 and 0.63). Changing the comparison population from other aircraft’s normal flights to the same aircraft’s earlier flights lowered model AUC from about 0.83–0.88 to 0.53–0.57; grouping folds by vehicle, removing the crash window, and the cross-sectional versus within-drone scheme made no detectable difference, consistent with between-airframe confounding and operational flight envelope differences. Diagnostic checks were consistent with crash-impact data leakage: tuning</w:t>
-      </w:r>
-      <w:r>
-        <w:t xml:space="preserve"> </w:t>
-      </w:r>
-      <w:r>
-        <w:t xml:space="preserve">fault detection fell from 7/9 [77.8%] to 1/9 [11.1%] sensitivity (unadjusted</w:t>
-      </w:r>
-      <w:r>
-        <w:t xml:space="preserve"> </w:t>
-      </w:r>
-      <m:oMath>
-        <m:r>
-          <m:t>p</m:t>
-        </m:r>
-        <m:r>
-          <m:rPr>
-            <m:sty m:val="p"/>
-          </m:rPr>
-          <m:t>=</m:t>
-        </m:r>
-        <m:r>
-          <m:t>0.031</m:t>
-        </m:r>
-      </m:oMath>
-      <w:r>
-        <w:t xml:space="preserve">, exploratory) once the final 10 s were</w:t>
-      </w:r>
-      <w:r>
-        <w:t xml:space="preserve"> </w:t>
-      </w:r>
-      <w:r>
-        <w:t xml:space="preserve">removed, accompanied by a drop in normal-flight firing from 13% to 5% which suggests that shorter windows also reduce</w:t>
-      </w:r>
-      <w:r>
-        <w:t xml:space="preserve"> </w:t>
-      </w:r>
-      <w:r>
-        <w:t xml:space="preserve">trigger exposure. What the logs did reveal, on older estimator metrics, was a retrospective between-airframe association where</w:t>
-      </w:r>
-      <w:r>
-        <w:t xml:space="preserve"> </w:t>
-      </w:r>
-      <w:r>
-        <w:t xml:space="preserve">drones that later crashed exhibited higher baseline vibration on ordinary flights than matched peers, though replication on</w:t>
-      </w:r>
-      <w:r>
-        <w:t xml:space="preserve"> </w:t>
-      </w:r>
-      <w:r>
-        <w:t xml:space="preserve">newer accelerometer metrics was inconclusive (</w:t>
-      </w:r>
-      <m:oMath>
-        <m:r>
-          <m:t>p</m:t>
-        </m:r>
-        <m:r>
-          <m:rPr>
-            <m:sty m:val="p"/>
-          </m:rPr>
-          <m:t>=</m:t>
-        </m:r>
-        <m:r>
-          <m:t>0.25</m:t>
-        </m:r>
-      </m:oMath>
-      <w:r>
-        <w:t xml:space="preserve">). As an exploratory illustration, screening against 107 stratum-matched fleet controls achieves an</w:t>
-      </w:r>
-      <w:r>
-        <w:t xml:space="preserve"> </w:t>
-      </w:r>
-      <w:r>
-        <w:t xml:space="preserve">operational lift of</w:t>
-      </w:r>
-      <w:r>
-        <w:t xml:space="preserve"> </w:t>
-      </w:r>
-      <m:oMath>
-        <m:r>
-          <m:t>3.3</m:t>
-        </m:r>
-        <m:r>
-          <m:rPr>
-            <m:sty m:val="p"/>
-          </m:rPr>
-          <m:t>×</m:t>
-        </m:r>
-      </m:oMath>
-      <w:r>
-        <w:t xml:space="preserve"> </w:t>
-      </w:r>
-      <w:r>
-        <w:t xml:space="preserve">over base rate (illustrative PPV 2.26–2.43% [exact Bayes], 41.2–44.2 inspections per crash at an assumed 10% flag rate) across screenable (0.69%) and fleet-wide (0.74%)</w:t>
-      </w:r>
-      <w:r>
-        <w:t xml:space="preserve"> </w:t>
-      </w:r>
-      <w:r>
-        <w:t xml:space="preserve">vehicle base rates (0.96–1.04% under empirical matched-set screening). Flight log analytics for drone fleets should prioritize</w:t>
-      </w:r>
-      <w:r>
-        <w:t xml:space="preserve"> </w:t>
-      </w:r>
-      <w:r>
-        <w:t xml:space="preserve">longitudinal airframe screening and structured evidence review, not automated verdicts. AeroFleet 2.0 implements this approach</w:t>
-      </w:r>
-      <w:r>
-        <w:t xml:space="preserve"> </w:t>
-      </w:r>
-      <w:r>
-        <w:t xml:space="preserve">as an open-source tool, presenting verifiable evidence while leaving diagnostic decisions to human operators.</w:t>
-      </w:r>
-    </w:p>
-    <w:p>
-      <w:pPr>
-        <w:pStyle w:val="Heading1"/>
-      </w:pPr>
-      <w:bookmarkStart w:id="73" w:name="_84dc18e74b75db6057c8c16a8f70e097972540a"/>
-      <w:r>
-        <w:t xml:space="preserve">Declaration of competing interest</w:t>
       </w:r>
       <w:bookmarkEnd w:id="73"/>
     </w:p>
@@ -24612,16 +27420,243 @@
         <w:pStyle w:val="FirstParagraph"/>
       </w:pPr>
       <w:r>
-        <w:t xml:space="preserve">The authors declare that they have no known competing financial interests or personal relationships that could have appeared to influence the work reported in this paper. The authors develop the open-source AeroFleet 2.0 tool described in Section 6; it is not commercial.</w:t>
+        <w:t xml:space="preserve">Across 590 crash-rated logs from an archive index of 479,547 flights, telemetry features, rules, and statistical models</w:t>
+      </w:r>
+      <w:r>
+        <w:t xml:space="preserve"> </w:t>
+      </w:r>
+      <w:r>
+        <w:t xml:space="preserve">did not distinguish pilot-caused from aircraft-caused crashes above chance: cross-validated AUCs (0.41–0.50, upper bounds</w:t>
+      </w:r>
+      <w:r>
+        <w:t xml:space="preserve"> </w:t>
+      </w:r>
+      <m:oMath>
+        <m:r>
+          <m:rPr>
+            <m:sty m:val="p"/>
+          </m:rPr>
+          <m:t>≤</m:t>
+        </m:r>
+        <m:r>
+          <m:t>0.619</m:t>
+        </m:r>
+      </m:oMath>
+      <w:r>
+        <w:t xml:space="preserve">; depth-3 trees 0.38–0.60, upper bounds</w:t>
+      </w:r>
+      <w:r>
+        <w:t xml:space="preserve"> </w:t>
+      </w:r>
+      <m:oMath>
+        <m:r>
+          <m:rPr>
+            <m:sty m:val="p"/>
+          </m:rPr>
+          <m:t>≤</m:t>
+        </m:r>
+        <m:r>
+          <m:t>0.724</m:t>
+        </m:r>
+      </m:oMath>
+      <w:r>
+        <w:t xml:space="preserve">, falling to 0.524 at</w:t>
+      </w:r>
+      <w:r>
+        <w:t xml:space="preserve"> </w:t>
+      </w:r>
+      <m:oMath>
+        <m:r>
+          <m:t>m</m:t>
+        </m:r>
+        <m:r>
+          <m:rPr>
+            <m:sty m:val="p"/>
+          </m:rPr>
+          <m:t>=</m:t>
+        </m:r>
+        <m:r>
+          <m:t>10</m:t>
+        </m:r>
+      </m:oMath>
+      <w:r>
+        <w:t xml:space="preserve"> s)</w:t>
+      </w:r>
+      <w:r>
+        <w:t xml:space="preserve"> </w:t>
+      </w:r>
+      <w:r>
+        <w:t xml:space="preserve">fall far short of the</w:t>
+      </w:r>
+      <w:r>
+        <w:t xml:space="preserve"> </w:t>
+      </w:r>
+      <m:oMath>
+        <m:r>
+          <m:rPr>
+            <m:sty m:val="p"/>
+          </m:rPr>
+          <m:t>≈</m:t>
+        </m:r>
+        <m:r>
+          <m:t>0.80</m:t>
+        </m:r>
+      </m:oMath>
+      <w:r>
+        <w:t xml:space="preserve"> </w:t>
+      </w:r>
+      <w:r>
+        <w:t xml:space="preserve">needed for operational verdicts, with 80% power requiring an AUC of roughly 0.65 under asymptotic</w:t>
+      </w:r>
+      <w:r>
+        <w:t xml:space="preserve"> </w:t>
+      </w:r>
+      <w:r>
+        <w:t xml:space="preserve">Wilcoxon theory (0.75 under the empirical permutation null) under only 36 pilot-labelled crashes in the modelling sample. Independent evaluation against 43 expert forum</w:t>
+      </w:r>
+      <w:r>
+        <w:t xml:space="preserve"> </w:t>
+      </w:r>
+      <w:r>
+        <w:t xml:space="preserve">cases was statistically inconclusive (balanced accuracy 0.381, Bayesian 95% CrI 0.25–0.61, conservative class-averaged bound 0.19–0.73;</w:t>
+      </w:r>
+      <w:r>
+        <w:t xml:space="preserve"> </w:t>
+      </w:r>
+      <w:r>
+        <w:t xml:space="preserve">cannot exclude the declared 0.70 pass mark; pilot recall 1 of 5; on 34 complete logs, balanced accuracy 30.0% for rule and 45.0% for logistic regression). Configuration protections were disabled at similar rates,</w:t>
+      </w:r>
+      <w:r>
+        <w:t xml:space="preserve"> </w:t>
+      </w:r>
+      <w:r>
+        <w:t xml:space="preserve">and the flight that crashed showed no detectable difference in vibration or rate-tracking error relative to the same drone’s</w:t>
+      </w:r>
+      <w:r>
+        <w:t xml:space="preserve"> </w:t>
+      </w:r>
+      <w:r>
+        <w:t xml:space="preserve">prior flights (95% CI upper bounds 0.58 and 0.63). Changing the comparison population from other aircraft’s normal flights to the same aircraft’s earlier flights lowered model AUC from about 0.83–0.88 to 0.53–0.57; grouping folds by vehicle, removing the crash window, and the cross-sectional versus within-drone scheme made no detectable difference, consistent with between-airframe confounding and operational flight envelope differences. Diagnostic checks were consistent with crash-impact data leakage: tuning</w:t>
+      </w:r>
+      <w:r>
+        <w:t xml:space="preserve"> </w:t>
+      </w:r>
+      <w:r>
+        <w:t xml:space="preserve">fault detection fell from 7/9 [77.8%] to 1/9 [11.1%] sensitivity (unadjusted</w:t>
+      </w:r>
+      <w:r>
+        <w:t xml:space="preserve"> </w:t>
+      </w:r>
+      <m:oMath>
+        <m:r>
+          <m:t>p</m:t>
+        </m:r>
+        <m:r>
+          <m:rPr>
+            <m:sty m:val="p"/>
+          </m:rPr>
+          <m:t>=</m:t>
+        </m:r>
+        <m:r>
+          <m:t>0.031</m:t>
+        </m:r>
+      </m:oMath>
+      <w:r>
+        <w:t xml:space="preserve">, exploratory) once the final 10 s were</w:t>
+      </w:r>
+      <w:r>
+        <w:t xml:space="preserve"> </w:t>
+      </w:r>
+      <w:r>
+        <w:t xml:space="preserve">removed, accompanied by a drop in normal-flight firing from 13% to 5% which suggests that shorter windows also reduce</w:t>
+      </w:r>
+      <w:r>
+        <w:t xml:space="preserve"> </w:t>
+      </w:r>
+      <w:r>
+        <w:t xml:space="preserve">trigger exposure. What the logs did reveal, on older estimator metrics, was a retrospective between-airframe association where</w:t>
+      </w:r>
+      <w:r>
+        <w:t xml:space="preserve"> </w:t>
+      </w:r>
+      <w:r>
+        <w:t xml:space="preserve">drones that later crashed exhibited higher baseline vibration on ordinary flights than matched peers, though replication on</w:t>
+      </w:r>
+      <w:r>
+        <w:t xml:space="preserve"> </w:t>
+      </w:r>
+      <w:r>
+        <w:t xml:space="preserve">newer accelerometer metrics was inconclusive (</w:t>
+      </w:r>
+      <m:oMath>
+        <m:r>
+          <m:t>p</m:t>
+        </m:r>
+        <m:r>
+          <m:rPr>
+            <m:sty m:val="p"/>
+          </m:rPr>
+          <m:t>=</m:t>
+        </m:r>
+        <m:r>
+          <m:t>0.25</m:t>
+        </m:r>
+      </m:oMath>
+      <w:r>
+        <w:t xml:space="preserve">). As an exploratory illustration, screening against 107 stratum-matched fleet controls achieves an</w:t>
+      </w:r>
+      <w:r>
+        <w:t xml:space="preserve"> </w:t>
+      </w:r>
+      <w:r>
+        <w:t xml:space="preserve">operational lift of</w:t>
+      </w:r>
+      <w:r>
+        <w:t xml:space="preserve"> </w:t>
+      </w:r>
+      <m:oMath>
+        <m:r>
+          <m:t>3.3</m:t>
+        </m:r>
+        <m:r>
+          <m:rPr>
+            <m:sty m:val="p"/>
+          </m:rPr>
+          <m:t>×</m:t>
+        </m:r>
+      </m:oMath>
+      <w:r>
+        <w:t xml:space="preserve"> </w:t>
+      </w:r>
+      <w:r>
+        <w:t xml:space="preserve">over base rate (illustrative PPV 2.26–2.43% [exact Bayes], 41.2–44.2 inspections per crash at an assumed 10% flag rate) across screenable (0.69%) and fleet-wide (0.74%)</w:t>
+      </w:r>
+      <w:r>
+        <w:t xml:space="preserve"> </w:t>
+      </w:r>
+      <w:r>
+        <w:t xml:space="preserve">vehicle base rates (0.96–1.04% under empirical matched-set screening). Flight log analytics for drone fleets should prioritize</w:t>
+      </w:r>
+      <w:r>
+        <w:t xml:space="preserve"> </w:t>
+      </w:r>
+      <w:r>
+        <w:t xml:space="preserve">longitudinal airframe screening and structured evidence review, not automated verdicts. AeroFleet 2.0 implements this approach</w:t>
+      </w:r>
+      <w:r>
+        <w:t xml:space="preserve"> </w:t>
+      </w:r>
+      <w:r>
+        <w:t xml:space="preserve">as an open-source tool, presenting verifiable evidence while leaving diagnostic decisions to human operators.</w:t>
       </w:r>
     </w:p>
     <w:p>
       <w:pPr>
         <w:pStyle w:val="Heading1"/>
       </w:pPr>
-      <w:bookmarkStart w:id="74" w:name="_1f74eb43af444059c7518034463b6c89b1cacf4"/>
-      <w:r>
-        <w:t xml:space="preserve">Declaration of generative AI and AI-assisted technologies in the manuscript preparation process</w:t>
+      <w:bookmarkStart w:id="74" w:name="_84dc18e74b75db6057c8c16a8f70e097972540a"/>
+      <w:r>
+        <w:t xml:space="preserve">Declaration of competing interest</w:t>
       </w:r>
       <w:bookmarkEnd w:id="74"/>
     </w:p>
@@ -24630,28 +27665,16 @@
         <w:pStyle w:val="FirstParagraph"/>
       </w:pPr>
       <w:r>
-        <w:t xml:space="preserve">During the preparation of this work the authors used an AI assistant (Claude, Anthropic) to write analysis code, draft</w:t>
-      </w:r>
-      <w:r>
-        <w:t xml:space="preserve"> </w:t>
-      </w:r>
-      <w:r>
-        <w:t xml:space="preserve">and revise text, and assist the recording of forum diagnoses. After using this tool, the authors reviewed and edited</w:t>
-      </w:r>
-      <w:r>
-        <w:t xml:space="preserve"> </w:t>
-      </w:r>
-      <w:r>
-        <w:t xml:space="preserve">the content as needed and take full responsibility for the content of the published article.</w:t>
+        <w:t xml:space="preserve">The authors declare that they have no known competing financial interests or personal relationships that could have appeared to influence the work reported in this paper. The authors develop the open-source AeroFleet 2.0 tool described in Section 6; it is not commercial.</w:t>
       </w:r>
     </w:p>
     <w:p>
       <w:pPr>
         <w:pStyle w:val="Heading1"/>
       </w:pPr>
-      <w:bookmarkStart w:id="75" w:name="_ea5c66868f283220c19382d0fdd5a852ec570ca"/>
-      <w:r>
-        <w:t xml:space="preserve">Data availability</w:t>
+      <w:bookmarkStart w:id="75" w:name="_1f74eb43af444059c7518034463b6c89b1cacf4"/>
+      <w:r>
+        <w:t xml:space="preserve">Declaration of generative AI and AI-assisted technologies in the manuscript preparation process</w:t>
       </w:r>
       <w:bookmarkEnd w:id="75"/>
     </w:p>
@@ -24660,6 +27683,36 @@
         <w:pStyle w:val="FirstParagraph"/>
       </w:pPr>
       <w:r>
+        <w:t xml:space="preserve">During the preparation of this work the authors used an AI assistant (Claude, Anthropic) to write analysis code, draft</w:t>
+      </w:r>
+      <w:r>
+        <w:t xml:space="preserve"> </w:t>
+      </w:r>
+      <w:r>
+        <w:t xml:space="preserve">and revise text, and assist the recording of forum diagnoses. After using this tool, the authors reviewed and edited</w:t>
+      </w:r>
+      <w:r>
+        <w:t xml:space="preserve"> </w:t>
+      </w:r>
+      <w:r>
+        <w:t xml:space="preserve">the content as needed and take full responsibility for the content of the published article.</w:t>
+      </w:r>
+    </w:p>
+    <w:p>
+      <w:pPr>
+        <w:pStyle w:val="Heading1"/>
+      </w:pPr>
+      <w:bookmarkStart w:id="76" w:name="_ea5c66868f283220c19382d0fdd5a852ec570ca"/>
+      <w:r>
+        <w:t xml:space="preserve">Data availability</w:t>
+      </w:r>
+      <w:bookmarkEnd w:id="76"/>
+    </w:p>
+    <w:p>
+      <w:pPr>
+        <w:pStyle w:val="FirstParagraph"/>
+      </w:pPr>
+      <w:r>
         <w:t xml:space="preserve">Selection scripts, analysis code, the declared hypotheses with their commit history, derived features, expert labels</w:t>
       </w:r>
       <w:r>
@@ -24671,7 +27724,7 @@
       <w:r>
         <w:t xml:space="preserve"> </w:t>
       </w:r>
-      <w:hyperlink r:id="rId66">
+      <w:hyperlink r:id="rId67">
         <w:r>
           <w:rPr>
             <w:rStyle w:val="Hyperlink"/>
@@ -24693,11 +27746,11 @@
       <w:pPr>
         <w:pStyle w:val="Heading1"/>
       </w:pPr>
-      <w:bookmarkStart w:id="76" w:name="_funding"/>
+      <w:bookmarkStart w:id="77" w:name="_funding"/>
       <w:r>
         <w:t xml:space="preserve">Funding</w:t>
       </w:r>
-      <w:bookmarkEnd w:id="76"/>
+      <w:bookmarkEnd w:id="77"/>
     </w:p>
     <w:p>
       <w:pPr>
@@ -24717,14 +27770,14 @@
       <w:pPr>
         <w:pStyle w:val="Heading1"/>
       </w:pPr>
-      <w:bookmarkStart w:id="77" w:name="_bibliography"/>
+      <w:bookmarkStart w:id="78" w:name="_bibliography"/>
       <w:r>
         <w:t xml:space="preserve">References</w:t>
       </w:r>
-      <w:bookmarkEnd w:id="77"/>
+      <w:bookmarkEnd w:id="78"/>
     </w:p>
-    <w:bookmarkStart w:id="133" w:name="_refs"/>
-    <w:bookmarkStart w:id="78" w:name="_94e90323a8c21041104ada5ef51239cca731079"/>
+    <w:bookmarkStart w:id="134" w:name="_refs"/>
+    <w:bookmarkStart w:id="79" w:name="_94e90323a8c21041104ada5ef51239cca731079"/>
     <w:p>
       <w:pPr>
         <w:pStyle w:val="Bibliography"/>
@@ -24751,8 +27804,8 @@
         <w:t xml:space="preserve">, (2019).</w:t>
       </w:r>
     </w:p>
-    <w:bookmarkEnd w:id="78"/>
-    <w:bookmarkStart w:id="79" w:name="_accb9f9d732da81043c804de081f8bf74e6cf24"/>
+    <w:bookmarkEnd w:id="79"/>
+    <w:bookmarkStart w:id="80" w:name="_accb9f9d732da81043c804de081f8bf74e6cf24"/>
     <w:p>
       <w:pPr>
         <w:pStyle w:val="Bibliography"/>
@@ -24779,8 +27832,8 @@
         <w:t xml:space="preserve">, (2026).</w:t>
       </w:r>
     </w:p>
-    <w:bookmarkEnd w:id="79"/>
-    <w:bookmarkStart w:id="80" w:name="_2a610b70f77ace96e6ffe48ed026a6e5f9efd5a"/>
+    <w:bookmarkEnd w:id="80"/>
+    <w:bookmarkStart w:id="81" w:name="_2a610b70f77ace96e6ffe48ed026a6e5f9efd5a"/>
     <w:p>
       <w:pPr>
         <w:pStyle w:val="Bibliography"/>
@@ -24807,8 +27860,8 @@
         <w:t xml:space="preserve">, (2021).</w:t>
       </w:r>
     </w:p>
-    <w:bookmarkEnd w:id="80"/>
-    <w:bookmarkStart w:id="81" w:name="_dffd97137af0abb4aae0ff556af3c0d05e0ee4a"/>
+    <w:bookmarkEnd w:id="81"/>
+    <w:bookmarkStart w:id="82" w:name="_dffd97137af0abb4aae0ff556af3c0d05e0ee4a"/>
     <w:p>
       <w:pPr>
         <w:pStyle w:val="Bibliography"/>
@@ -24835,8 +27888,8 @@
         <w:t xml:space="preserve">, (2026).</w:t>
       </w:r>
     </w:p>
-    <w:bookmarkEnd w:id="81"/>
-    <w:bookmarkStart w:id="83" w:name="_398d8a6b28c132ef0c87de1470cc655ebafd86c"/>
+    <w:bookmarkEnd w:id="82"/>
+    <w:bookmarkStart w:id="84" w:name="_398d8a6b28c132ef0c87de1470cc655ebafd86c"/>
     <w:p>
       <w:pPr>
         <w:pStyle w:val="Bibliography"/>
@@ -24862,7 +27915,7 @@
       <w:r>
         <w:t xml:space="preserve">-agents driven automated simulation testing and analysis of small uncrewed aerial systems, in: 2025 IEEE/ACM 47th International Conference on Software Engineering (ICSE), 2025: pp. 385–397. https://doi.org/</w:t>
       </w:r>
-      <w:hyperlink r:id="rId82">
+      <w:hyperlink r:id="rId83">
         <w:r>
           <w:rPr>
             <w:rStyle w:val="Hyperlink"/>
@@ -24874,8 +27927,8 @@
         <w:t xml:space="preserve">.</w:t>
       </w:r>
     </w:p>
-    <w:bookmarkEnd w:id="83"/>
-    <w:bookmarkStart w:id="85" w:name="_4d7bbda75dad34c83d023e6afa1cc5b99fb5426"/>
+    <w:bookmarkEnd w:id="84"/>
+    <w:bookmarkStart w:id="86" w:name="_4d7bbda75dad34c83d023e6afa1cc5b99fb5426"/>
     <w:p>
       <w:pPr>
         <w:pStyle w:val="Bibliography"/>
@@ -24910,7 +27963,7 @@
       <w:r>
         <w:t xml:space="preserve">, Forensic Science International: Digital Investigation 56 (2026) 302051. https://doi.org/</w:t>
       </w:r>
-      <w:hyperlink r:id="rId84">
+      <w:hyperlink r:id="rId85">
         <w:r>
           <w:rPr>
             <w:rStyle w:val="Hyperlink"/>
@@ -24922,8 +27975,8 @@
         <w:t xml:space="preserve">.</w:t>
       </w:r>
     </w:p>
-    <w:bookmarkEnd w:id="85"/>
-    <w:bookmarkStart w:id="86" w:name="_006a7190097400c6c37363d97b6f3be0cdc0b48"/>
+    <w:bookmarkEnd w:id="86"/>
+    <w:bookmarkStart w:id="87" w:name="_006a7190097400c6c37363d97b6f3be0cdc0b48"/>
     <w:p>
       <w:pPr>
         <w:pStyle w:val="Bibliography"/>
@@ -24941,8 +27994,8 @@
         <w:t xml:space="preserve">D.A. Wiegmann, S.A. Shappell, A human error approach to aviation accident analysis: The human factors analysis and classification system, Ashgate, Aldershot, 2003.</w:t>
       </w:r>
     </w:p>
-    <w:bookmarkEnd w:id="86"/>
-    <w:bookmarkStart w:id="88" w:name="_3541019a36f31423dbace231a12fca4d5e5f1ad"/>
+    <w:bookmarkEnd w:id="87"/>
+    <w:bookmarkStart w:id="89" w:name="_3541019a36f31423dbace231a12fca4d5e5f1ad"/>
     <w:p>
       <w:pPr>
         <w:pStyle w:val="Bibliography"/>
@@ -24959,7 +28012,7 @@
       <w:r>
         <w:t xml:space="preserve">S. Kaufman, S. Rosset, C. Perlich, O. Stitelman, Leakage in data mining: Formulation, detection, and avoidance, ACM Transactions on Knowledge Discovery from Data 6 (2012) 15:1–15:21. https://doi.org/</w:t>
       </w:r>
-      <w:hyperlink r:id="rId87">
+      <w:hyperlink r:id="rId88">
         <w:r>
           <w:rPr>
             <w:rStyle w:val="Hyperlink"/>
@@ -24971,8 +28024,8 @@
         <w:t xml:space="preserve">.</w:t>
       </w:r>
     </w:p>
-    <w:bookmarkEnd w:id="88"/>
-    <w:bookmarkStart w:id="90" w:name="_77239db318a405bdd9ca0cc5db74d4c41b2a03f"/>
+    <w:bookmarkEnd w:id="89"/>
+    <w:bookmarkStart w:id="91" w:name="_77239db318a405bdd9ca0cc5db74d4c41b2a03f"/>
     <w:p>
       <w:pPr>
         <w:pStyle w:val="Bibliography"/>
@@ -24989,7 +28042,7 @@
       <w:r>
         <w:t xml:space="preserve">S. Kapoor, A. Narayanan, Leakage and the reproducibility crisis in machine-learning-based science, Patterns 4 (2023) 100804. https://doi.org/</w:t>
       </w:r>
-      <w:hyperlink r:id="rId89">
+      <w:hyperlink r:id="rId90">
         <w:r>
           <w:rPr>
             <w:rStyle w:val="Hyperlink"/>
@@ -25001,8 +28054,8 @@
         <w:t xml:space="preserve">.</w:t>
       </w:r>
     </w:p>
-    <w:bookmarkEnd w:id="90"/>
-    <w:bookmarkStart w:id="92" w:name="_d75d7cf63098afa5d33e189bc1a163022e7ecdc"/>
+    <w:bookmarkEnd w:id="91"/>
+    <w:bookmarkStart w:id="93" w:name="_d75d7cf63098afa5d33e189bc1a163022e7ecdc"/>
     <w:p>
       <w:pPr>
         <w:pStyle w:val="Bibliography"/>
@@ -25040,7 +28093,7 @@
       <w:r>
         <w:t xml:space="preserve">fault and anomaly detection, The International Journal of Robotics Research 40 (2021) 515–520. https://doi.org/</w:t>
       </w:r>
-      <w:hyperlink r:id="rId91">
+      <w:hyperlink r:id="rId92">
         <w:r>
           <w:rPr>
             <w:rStyle w:val="Hyperlink"/>
@@ -25052,8 +28105,8 @@
         <w:t xml:space="preserve">.</w:t>
       </w:r>
     </w:p>
-    <w:bookmarkEnd w:id="92"/>
-    <w:bookmarkStart w:id="94" w:name="_446d2d8311e3f2ab8e5f2830e712f064a3280b9"/>
+    <w:bookmarkEnd w:id="93"/>
+    <w:bookmarkStart w:id="95" w:name="_446d2d8311e3f2ab8e5f2830e712f064a3280b9"/>
     <w:p>
       <w:pPr>
         <w:pStyle w:val="Bibliography"/>
@@ -25079,7 +28132,7 @@
       <w:r>
         <w:t xml:space="preserve">: A dataset for multicopter fault detection and health assessment, The International Journal of Robotics Research 44 (2025) 1081–1092. https://doi.org/</w:t>
       </w:r>
-      <w:hyperlink r:id="rId93">
+      <w:hyperlink r:id="rId94">
         <w:r>
           <w:rPr>
             <w:rStyle w:val="Hyperlink"/>
@@ -25091,8 +28144,8 @@
         <w:t xml:space="preserve">.</w:t>
       </w:r>
     </w:p>
-    <w:bookmarkEnd w:id="94"/>
-    <w:bookmarkStart w:id="95" w:name="_973650d78dc352a8b25ace59ab002a1d91cdfc9"/>
+    <w:bookmarkEnd w:id="95"/>
+    <w:bookmarkStart w:id="96" w:name="_973650d78dc352a8b25ace59ab002a1d91cdfc9"/>
     <w:p>
       <w:pPr>
         <w:pStyle w:val="Bibliography"/>
@@ -25128,8 +28181,8 @@
         <w:t xml:space="preserve">, (2026).</w:t>
       </w:r>
     </w:p>
-    <w:bookmarkEnd w:id="95"/>
-    <w:bookmarkStart w:id="97" w:name="_42246838952b0ed0d35bd475d264714b9e743f7"/>
+    <w:bookmarkEnd w:id="96"/>
+    <w:bookmarkStart w:id="98" w:name="_42246838952b0ed0d35bd475d264714b9e743f7"/>
     <w:p>
       <w:pPr>
         <w:pStyle w:val="Bibliography"/>
@@ -25146,7 +28199,7 @@
       <w:r>
         <w:t xml:space="preserve">G. Wild, J. Murray, G. Baxter, Exploring civil drone accidents and incidents to help prevent potential air disasters, Aerospace 3 (2016) 22. https://doi.org/</w:t>
       </w:r>
-      <w:hyperlink r:id="rId96">
+      <w:hyperlink r:id="rId97">
         <w:r>
           <w:rPr>
             <w:rStyle w:val="Hyperlink"/>
@@ -25158,8 +28211,8 @@
         <w:t xml:space="preserve">.</w:t>
       </w:r>
     </w:p>
-    <w:bookmarkEnd w:id="97"/>
-    <w:bookmarkStart w:id="98" w:name="_b513b568a9a02649a1ddc461a1dd01e876732a2"/>
+    <w:bookmarkEnd w:id="98"/>
+    <w:bookmarkStart w:id="99" w:name="_b513b568a9a02649a1ddc461a1dd01e876732a2"/>
     <w:p>
       <w:pPr>
         <w:pStyle w:val="Bibliography"/>
@@ -25186,8 +28239,8 @@
         <w:t xml:space="preserve">, AAIB, Department for Transport, Farnborough, UK, 2026.</w:t>
       </w:r>
     </w:p>
-    <w:bookmarkEnd w:id="98"/>
-    <w:bookmarkStart w:id="100" w:name="_7bef8dc44b5ed9bb7ced7ca5f392a78a76d6601"/>
+    <w:bookmarkEnd w:id="99"/>
+    <w:bookmarkStart w:id="101" w:name="_7bef8dc44b5ed9bb7ced7ca5f392a78a76d6601"/>
     <w:p>
       <w:pPr>
         <w:pStyle w:val="Bibliography"/>
@@ -25213,7 +28266,7 @@
       <w:r>
         <w:t xml:space="preserve">: A node-based multithreaded open source robotics framework for deeply embedded platforms, in: 2015 IEEE International Conference on Robotics and Automation (ICRA), 2015: pp. 6235–6240. https://doi.org/</w:t>
       </w:r>
-      <w:hyperlink r:id="rId99">
+      <w:hyperlink r:id="rId100">
         <w:r>
           <w:rPr>
             <w:rStyle w:val="Hyperlink"/>
@@ -25225,8 +28278,8 @@
         <w:t xml:space="preserve">.</w:t>
       </w:r>
     </w:p>
-    <w:bookmarkEnd w:id="100"/>
-    <w:bookmarkStart w:id="101" w:name="_d96f71c5379cbcad3bc75bfc7936eeacbaeb4ed"/>
+    <w:bookmarkEnd w:id="101"/>
+    <w:bookmarkStart w:id="102" w:name="_d96f71c5379cbcad3bc75bfc7936eeacbaeb4ed"/>
     <w:p>
       <w:pPr>
         <w:pStyle w:val="Bibliography"/>
@@ -25274,8 +28327,8 @@
         <w:t xml:space="preserve">parser, (2026).</w:t>
       </w:r>
     </w:p>
-    <w:bookmarkEnd w:id="101"/>
-    <w:bookmarkStart w:id="102" w:name="_c1fc4b225b7dfa71f64cc84e83afba5f24698c2"/>
+    <w:bookmarkEnd w:id="102"/>
+    <w:bookmarkStart w:id="103" w:name="_c1fc4b225b7dfa71f64cc84e83afba5f24698c2"/>
     <w:p>
       <w:pPr>
         <w:pStyle w:val="Bibliography"/>
@@ -25314,8 +28367,8 @@
         <w:t xml:space="preserve">telemetry anomaly mining, (2026).</w:t>
       </w:r>
     </w:p>
-    <w:bookmarkEnd w:id="102"/>
-    <w:bookmarkStart w:id="104" w:name="_3d31df3710cff81ff87ef6665f7295f981708a9"/>
+    <w:bookmarkEnd w:id="103"/>
+    <w:bookmarkStart w:id="105" w:name="_3d31df3710cff81ff87ef6665f7295f981708a9"/>
     <w:p>
       <w:pPr>
         <w:pStyle w:val="Bibliography"/>
@@ -25356,7 +28409,7 @@
       <w:r>
         <w:t xml:space="preserve">flight logs, Sensors 26 (2026) 3188. https://doi.org/</w:t>
       </w:r>
-      <w:hyperlink r:id="rId103">
+      <w:hyperlink r:id="rId104">
         <w:r>
           <w:rPr>
             <w:rStyle w:val="Hyperlink"/>
@@ -25368,8 +28421,8 @@
         <w:t xml:space="preserve">.</w:t>
       </w:r>
     </w:p>
-    <w:bookmarkEnd w:id="104"/>
-    <w:bookmarkStart w:id="106" w:name="_de2316363361acc29c6a15415cb3110e85473cd"/>
+    <w:bookmarkEnd w:id="105"/>
+    <w:bookmarkStart w:id="107" w:name="_de2316363361acc29c6a15415cb3110e85473cd"/>
     <w:p>
       <w:pPr>
         <w:pStyle w:val="Bibliography"/>
@@ -25398,7 +28451,7 @@
       <w:r>
         <w:t xml:space="preserve">fault detection methods, state-of-the-art, Drones 6 (2022) 330. https://doi.org/</w:t>
       </w:r>
-      <w:hyperlink r:id="rId105">
+      <w:hyperlink r:id="rId106">
         <w:r>
           <w:rPr>
             <w:rStyle w:val="Hyperlink"/>
@@ -25410,8 +28463,8 @@
         <w:t xml:space="preserve">.</w:t>
       </w:r>
     </w:p>
-    <w:bookmarkEnd w:id="106"/>
-    <w:bookmarkStart w:id="108" w:name="_1ece912d6a7cc2c7f97bdecc84d0912f3af390e"/>
+    <w:bookmarkEnd w:id="107"/>
+    <w:bookmarkStart w:id="109" w:name="_1ece912d6a7cc2c7f97bdecc84d0912f3af390e"/>
     <w:p>
       <w:pPr>
         <w:pStyle w:val="Bibliography"/>
@@ -25428,7 +28481,7 @@
       <w:r>
         <w:t xml:space="preserve">E. Khalastchi, M. Kalech, On fault detection and diagnosis in robotic systems, ACM Computing Surveys 51 (2018) 9:1–9:24. https://doi.org/</w:t>
       </w:r>
-      <w:hyperlink r:id="rId107">
+      <w:hyperlink r:id="rId108">
         <w:r>
           <w:rPr>
             <w:rStyle w:val="Hyperlink"/>
@@ -25440,8 +28493,8 @@
         <w:t xml:space="preserve">.</w:t>
       </w:r>
     </w:p>
-    <w:bookmarkEnd w:id="108"/>
-    <w:bookmarkStart w:id="110" w:name="_200a90d3af15f3f5a64a3cb8afd6783e6bc5c1d"/>
+    <w:bookmarkEnd w:id="109"/>
+    <w:bookmarkStart w:id="111" w:name="_200a90d3af15f3f5a64a3cb8afd6783e6bc5c1d"/>
     <w:p>
       <w:pPr>
         <w:pStyle w:val="Bibliography"/>
@@ -25458,7 +28511,7 @@
       <w:r>
         <w:t xml:space="preserve">E. Zibaei, R. Borth, Building causal models for finding actual causes of unmanned aerial vehicle failures, Frontiers in Robotics and AI 11 (2024) 1123762. https://doi.org/</w:t>
       </w:r>
-      <w:hyperlink r:id="rId109">
+      <w:hyperlink r:id="rId110">
         <w:r>
           <w:rPr>
             <w:rStyle w:val="Hyperlink"/>
@@ -25470,8 +28523,8 @@
         <w:t xml:space="preserve">.</w:t>
       </w:r>
     </w:p>
-    <w:bookmarkEnd w:id="110"/>
-    <w:bookmarkStart w:id="112" w:name="_362e51e11e30eb0e0461101d9c36e4d21d357be"/>
+    <w:bookmarkEnd w:id="111"/>
+    <w:bookmarkStart w:id="113" w:name="_362e51e11e30eb0e0461101d9c36e4d21d357be"/>
     <w:p>
       <w:pPr>
         <w:pStyle w:val="Bibliography"/>
@@ -25488,7 +28541,7 @@
       <w:r>
         <w:t xml:space="preserve">D. Wang, S. Li, G. Xiao, Y. Liu, Y. Sui, An exploratory study of autopilot software bugs in unmanned aerial vehicles, in: Proceedings of the 29th ACM Joint European Software Engineering Conference and Symposium on the Foundations of Software Engineering (ESEC/FSE), 2021: pp. 20–31. https://doi.org/</w:t>
       </w:r>
-      <w:hyperlink r:id="rId111">
+      <w:hyperlink r:id="rId112">
         <w:r>
           <w:rPr>
             <w:rStyle w:val="Hyperlink"/>
@@ -25500,8 +28553,8 @@
         <w:t xml:space="preserve">.</w:t>
       </w:r>
     </w:p>
-    <w:bookmarkEnd w:id="112"/>
-    <w:bookmarkStart w:id="114" w:name="_4f9a794a6a4ddf2789379e73f8e74e34b9538b4"/>
+    <w:bookmarkEnd w:id="113"/>
+    <w:bookmarkStart w:id="115" w:name="_4f9a794a6a4ddf2789379e73f8e74e34b9538b4"/>
     <w:p>
       <w:pPr>
         <w:pStyle w:val="Bibliography"/>
@@ -25518,7 +28571,7 @@
       <w:r>
         <w:t xml:space="preserve">E. Petritoli, F. Leccese, L. Ciani, Reliability and maintenance analysis of unmanned aerial vehicles, Sensors 18 (2018) 3171. https://doi.org/</w:t>
       </w:r>
-      <w:hyperlink r:id="rId113">
+      <w:hyperlink r:id="rId114">
         <w:r>
           <w:rPr>
             <w:rStyle w:val="Hyperlink"/>
@@ -25530,8 +28583,8 @@
         <w:t xml:space="preserve">.</w:t>
       </w:r>
     </w:p>
-    <w:bookmarkEnd w:id="114"/>
-    <w:bookmarkStart w:id="115" w:name="_a0e369e89429aa426010697429f06415b068aab"/>
+    <w:bookmarkEnd w:id="115"/>
+    <w:bookmarkStart w:id="116" w:name="_a0e369e89429aa426010697429f06415b068aab"/>
     <w:p>
       <w:pPr>
         <w:pStyle w:val="Bibliography"/>
@@ -25561,8 +28614,8 @@
         <w:t xml:space="preserve">analysis of 221 mishaps over 10 years, Aviation, Space, and Environmental Medicine 77 (2006) 724–732.</w:t>
       </w:r>
     </w:p>
-    <w:bookmarkEnd w:id="115"/>
-    <w:bookmarkStart w:id="117" w:name="_06ffb55068ea9e0b3a7aa6e754cfcffab5f832f"/>
+    <w:bookmarkEnd w:id="116"/>
+    <w:bookmarkStart w:id="118" w:name="_06ffb55068ea9e0b3a7aa6e754cfcffab5f832f"/>
     <w:p>
       <w:pPr>
         <w:pStyle w:val="Bibliography"/>
@@ -25582,7 +28635,7 @@
       <w:r>
         <w:t xml:space="preserve"> </w:t>
       </w:r>
-      <w:hyperlink r:id="rId116">
+      <w:hyperlink r:id="rId117">
         <w:r>
           <w:rPr>
             <w:rStyle w:val="Hyperlink"/>
@@ -25594,8 +28647,8 @@
         <w:t xml:space="preserve">.</w:t>
       </w:r>
     </w:p>
-    <w:bookmarkEnd w:id="117"/>
-    <w:bookmarkStart w:id="119" w:name="_8a3cc11b1319c0fe6bf6179f8196eab503a64d0"/>
+    <w:bookmarkEnd w:id="118"/>
+    <w:bookmarkStart w:id="120" w:name="_8a3cc11b1319c0fe6bf6179f8196eab503a64d0"/>
     <w:p>
       <w:pPr>
         <w:pStyle w:val="Bibliography"/>
@@ -25621,7 +28674,7 @@
       <w:r>
         <w:t xml:space="preserve">-integrated applications with indirect prompt injection, in: Proceedings of the 16th ACM Workshop on Artificial Intelligence and Security (AISec), 2023: pp. 79–90. https://doi.org/</w:t>
       </w:r>
-      <w:hyperlink r:id="rId118">
+      <w:hyperlink r:id="rId119">
         <w:r>
           <w:rPr>
             <w:rStyle w:val="Hyperlink"/>
@@ -25633,8 +28686,8 @@
         <w:t xml:space="preserve">.</w:t>
       </w:r>
     </w:p>
-    <w:bookmarkEnd w:id="119"/>
-    <w:bookmarkStart w:id="121" w:name="_ab8841c06958c924804c38799fc8ccd94ea102a"/>
+    <w:bookmarkEnd w:id="120"/>
+    <w:bookmarkStart w:id="122" w:name="_ab8841c06958c924804c38799fc8ccd94ea102a"/>
     <w:p>
       <w:pPr>
         <w:pStyle w:val="Bibliography"/>
@@ -25651,7 +28704,7 @@
       <w:r>
         <w:t xml:space="preserve">B. Frénay, M. Verleysen, Classification in the presence of label noise: A survey, IEEE Transactions on Neural Networks and Learning Systems 25 (2014) 845–869. https://doi.org/</w:t>
       </w:r>
-      <w:hyperlink r:id="rId120">
+      <w:hyperlink r:id="rId121">
         <w:r>
           <w:rPr>
             <w:rStyle w:val="Hyperlink"/>
@@ -25663,8 +28716,8 @@
         <w:t xml:space="preserve">.</w:t>
       </w:r>
     </w:p>
-    <w:bookmarkEnd w:id="121"/>
-    <w:bookmarkStart w:id="123" w:name="_90b58fdc380e5ffe19ed416545c54d06f184b09"/>
+    <w:bookmarkEnd w:id="122"/>
+    <w:bookmarkStart w:id="124" w:name="_90b58fdc380e5ffe19ed416545c54d06f184b09"/>
     <w:p>
       <w:pPr>
         <w:pStyle w:val="Bibliography"/>
@@ -25681,7 +28734,7 @@
       <w:r>
         <w:t xml:space="preserve">E.A. Stuart, Matching methods for causal inference: A review and a look forward, Statistical Science 25 (2010) 1–21. https://doi.org/</w:t>
       </w:r>
-      <w:hyperlink r:id="rId122">
+      <w:hyperlink r:id="rId123">
         <w:r>
           <w:rPr>
             <w:rStyle w:val="Hyperlink"/>
@@ -25693,8 +28746,8 @@
         <w:t xml:space="preserve">.</w:t>
       </w:r>
     </w:p>
-    <w:bookmarkEnd w:id="123"/>
-    <w:bookmarkStart w:id="125" w:name="_f6e66cea9a1ea78573b548bc5cf8461c81300ca"/>
+    <w:bookmarkEnd w:id="124"/>
+    <w:bookmarkStart w:id="126" w:name="_f6e66cea9a1ea78573b548bc5cf8461c81300ca"/>
     <w:p>
       <w:pPr>
         <w:pStyle w:val="Bibliography"/>
@@ -25711,7 +28764,7 @@
       <w:r>
         <w:t xml:space="preserve">B.A. Nosek, C.R. Ebersole, A.C. DeHaven, D.T. Mellor, The preregistration revolution, Proceedings of the National Academy of Sciences 115 (2018) 2600–2606. https://doi.org/</w:t>
       </w:r>
-      <w:hyperlink r:id="rId124">
+      <w:hyperlink r:id="rId125">
         <w:r>
           <w:rPr>
             <w:rStyle w:val="Hyperlink"/>
@@ -25723,8 +28776,8 @@
         <w:t xml:space="preserve">.</w:t>
       </w:r>
     </w:p>
-    <w:bookmarkEnd w:id="125"/>
-    <w:bookmarkStart w:id="127" w:name="_ad8397d41f792404ea3ffa2c2145e851561e0cf"/>
+    <w:bookmarkEnd w:id="126"/>
+    <w:bookmarkStart w:id="128" w:name="_ad8397d41f792404ea3ffa2c2145e851561e0cf"/>
     <w:p>
       <w:pPr>
         <w:pStyle w:val="Bibliography"/>
@@ -25747,7 +28800,7 @@
       <w:r>
         <w:t xml:space="preserve">) curve, Radiology 143 (1982) 29–36. https://doi.org/</w:t>
       </w:r>
-      <w:hyperlink r:id="rId126">
+      <w:hyperlink r:id="rId127">
         <w:r>
           <w:rPr>
             <w:rStyle w:val="Hyperlink"/>
@@ -25759,8 +28812,8 @@
         <w:t xml:space="preserve">.</w:t>
       </w:r>
     </w:p>
-    <w:bookmarkEnd w:id="127"/>
-    <w:bookmarkStart w:id="129" w:name="_7ae2e06bcfe80442633569f5f6b1e21460598cb"/>
+    <w:bookmarkEnd w:id="128"/>
+    <w:bookmarkStart w:id="130" w:name="_7ae2e06bcfe80442633569f5f6b1e21460598cb"/>
     <w:p>
       <w:pPr>
         <w:pStyle w:val="Bibliography"/>
@@ -25777,7 +28830,7 @@
       <w:r>
         <w:t xml:space="preserve">H.B. Mann, D.R. Whitney, On a test of whether one of two random variables is stochastically larger than the other, The Annals of Mathematical Statistics 18 (1947) 50–60. https://doi.org/</w:t>
       </w:r>
-      <w:hyperlink r:id="rId128">
+      <w:hyperlink r:id="rId129">
         <w:r>
           <w:rPr>
             <w:rStyle w:val="Hyperlink"/>
@@ -25789,8 +28842,8 @@
         <w:t xml:space="preserve">.</w:t>
       </w:r>
     </w:p>
-    <w:bookmarkEnd w:id="129"/>
-    <w:bookmarkStart w:id="130" w:name="_d0a9d29bfb3d63b968b17ba95db409a8b61dfda"/>
+    <w:bookmarkEnd w:id="130"/>
+    <w:bookmarkStart w:id="131" w:name="_d0a9d29bfb3d63b968b17ba95db409a8b61dfda"/>
     <w:p>
       <w:pPr>
         <w:pStyle w:val="Bibliography"/>
@@ -25808,8 +28861,8 @@
         <w:t xml:space="preserve">B. Efron, R.J. Tibshirani, An introduction to the bootstrap, Chapman &amp; Hall, New York, 1993.</w:t>
       </w:r>
     </w:p>
-    <w:bookmarkEnd w:id="130"/>
-    <w:bookmarkStart w:id="132" w:name="_89a013c1487ff07275d04a7e5b79d7551b6a9f6"/>
+    <w:bookmarkEnd w:id="131"/>
+    <w:bookmarkStart w:id="133" w:name="_89a013c1487ff07275d04a7e5b79d7551b6a9f6"/>
     <w:p>
       <w:pPr>
         <w:pStyle w:val="Bibliography"/>
@@ -25829,7 +28882,7 @@
       <w:r>
         <w:t xml:space="preserve"> </w:t>
       </w:r>
-      <w:hyperlink r:id="rId131">
+      <w:hyperlink r:id="rId132">
         <w:r>
           <w:rPr>
             <w:rStyle w:val="Hyperlink"/>
@@ -25841,8 +28894,8 @@
         <w:t xml:space="preserve">.</w:t>
       </w:r>
     </w:p>
-    <w:bookmarkEnd w:id="132"/>
     <w:bookmarkEnd w:id="133"/>
+    <w:bookmarkEnd w:id="134"/>
     <w:sectPr>
       <w:footnotePr>
         <w:numRestart w:val="eachSect"/>

--- a/docs/paper/submission/manuscript.docx
+++ b/docs/paper/submission/manuscript.docx
@@ -53,7 +53,7 @@
         <w:pStyle w:val="FirstParagraph"/>
       </w:pPr>
       <w:r>
-        <w:t xml:space="preserve">Flight logs are widely expected to show whether a drone crash was caused by the pilot or the aircraft. Across 590 PX4 crash logs from 479,547 flights (520 real hardware, 205 rule-evaluated, 148 modelled), we examine telemetry’s evidentiary value when guarding against leakage and confounding. Confirmatory tests were declared in version control (</w:t>
+        <w:t xml:space="preserve">Flight logs are widely expected to show whether the pilot or the aircraft caused a drone crash. Using 590 PX4 crash logs from a 479,547-flight archive, we test what telemetry shows under leakage and confounding controls. Confirmatory tests were declared in version control (</w:t>
       </w:r>
       <m:oMath>
         <m:sSup>
@@ -113,7 +113,7 @@
         </m:r>
       </m:oMath>
       <w:r>
-        <w:t xml:space="preserve">); with 36 pilot-labelled crashes in the modelling sample, 80% power requires AUC</w:t>
+        <w:t xml:space="preserve">); with 36 pilot-labelled crashes, 80% power requires AUC</w:t>
       </w:r>
       <w:r>
         <w:t xml:space="preserve"> </w:t>
@@ -130,10 +130,7 @@
         </m:r>
       </m:oMath>
       <w:r>
-        <w:t xml:space="preserve"> </w:t>
-      </w:r>
-      <w:r>
-        <w:t xml:space="preserve">asymptotically (0.75 under permutation null), far below the</w:t>
+        <w:t xml:space="preserve">, below the</w:t>
       </w:r>
       <w:r>
         <w:t xml:space="preserve"> </w:t>
@@ -153,7 +150,7 @@
         <w:t xml:space="preserve"> </w:t>
       </w:r>
       <w:r>
-        <w:t xml:space="preserve">needed for operational verdicts.</w:t>
+        <w:t xml:space="preserve">operational verdicts need.</w:t>
       </w:r>
       <w:r>
         <w:t xml:space="preserve"> </w:t>
@@ -199,7 +196,7 @@
         </m:sSup>
       </m:oMath>
       <w:r>
-        <w:t xml:space="preserve">Decomposition shows crash anticipation collapses primarily via cohort selection: evaluating the 67 multi-flight crashes against independent other-aircraft normals yields AUC 0.522 [0.413, 0.615], and uncalipered within-drone evaluation yields no detectable precursor signal in this cohort (Group-CV AUC 0.569, cluster bootstrap [0.500, 0.643]; rank test</w:t>
+        <w:t xml:space="preserve">A factorial audit of 32 evaluation settings found that apparent anticipation depends on the comparison set; the cause is not isolated. AUC fell 0.21 [0.06, 0.34] from the most optimistic to the most conservative other-aircraft setting (0.88 to 0.67); only vehicle-grouped folds were material (0.06 [0.03, 0.09]). Against each drone’s own earlier flights, AUC was at chance (0.569, cluster bootstrap [0.500, 0.643]; rank test</w:t>
       </w:r>
       <w:r>
         <w:t xml:space="preserve"> </w:t>
@@ -226,63 +223,7 @@
         </m:r>
       </m:oMath>
       <w:r>
-        <w:t xml:space="preserve">). Caliper matching (</w:t>
-      </w:r>
-      <m:oMath>
-        <m:r>
-          <m:rPr>
-            <m:sty m:val="p"/>
-          </m:rPr>
-          <m:t>|</m:t>
-        </m:r>
-        <m:r>
-          <m:rPr>
-            <m:sty m:val="p"/>
-          </m:rPr>
-          <m:t>Δ</m:t>
-        </m:r>
-        <m:r>
-          <m:rPr>
-            <m:sty m:val="p"/>
-          </m:rPr>
-          <m:t>ln</m:t>
-        </m:r>
-        <m:r>
-          <m:rPr>
-            <m:sty m:val="p"/>
-          </m:rPr>
-          <m:t>(</m:t>
-        </m:r>
-        <m:r>
-          <m:rPr>
-            <m:nor/>
-          </m:rPr>
-          <m:t>duration</m:t>
-        </m:r>
-        <m:r>
-          <m:rPr>
-            <m:sty m:val="p"/>
-          </m:rPr>
-          <m:t>)</m:t>
-        </m:r>
-        <m:r>
-          <m:rPr>
-            <m:sty m:val="p"/>
-          </m:rPr>
-          <m:t>|</m:t>
-        </m:r>
-        <m:r>
-          <m:rPr>
-            <m:sty m:val="p"/>
-          </m:rPr>
-          <m:t>≤</m:t>
-        </m:r>
-        <m:r>
-          <m:t>0.25</m:t>
-        </m:r>
-      </m:oMath>
-      <w:r>
-        <w:t xml:space="preserve">) lifts within-drone AUC to 0.642 (</w:t>
+        <w:t xml:space="preserve">). Duration-caliper matching (0.25) lifted it to 0.642 (</w:t>
       </w:r>
       <m:oMath>
         <m:r>
@@ -296,10 +237,7 @@
         </m:r>
       </m:oMath>
       <w:r>
-        <w:t xml:space="preserve"> </w:t>
-      </w:r>
-      <w:r>
-        <w:t xml:space="preserve">on 36 airframes; 95% paired cluster CI [+0.074, +0.238]), suggesting duration differences mask precursors in this cohort.</w:t>
+        <w:t xml:space="preserve">, 36 airframes; paired cluster CI [+0.074, +0.238]), but a fixed 30 s window did not, so the lift may reflect duration.</w:t>
       </w:r>
       <w:r>
         <w:t xml:space="preserve"> </w:t>
@@ -322,7 +260,7 @@
         </m:sSup>
       </m:oMath>
       <w:r>
-        <w:t xml:space="preserve">Checks were consistent with leakage (exploratory, tuning sensitivity fell from 7/9 to 1/9 without the final 10 s, unadjusted</w:t>
+        <w:t xml:space="preserve">Tuning-check sensitivity fell from 7/9 to 1/9 without the final 10 s (exploratory, unadjusted</w:t>
       </w:r>
       <w:r>
         <w:t xml:space="preserve"> </w:t>
@@ -342,7 +280,7 @@
         </m:r>
       </m:oMath>
       <w:r>
-        <w:t xml:space="preserve">, alongside normal false alarms falling from 13% to 5%). Crashed drones vibrated more on older estimator metrics (mean rank 0.67, Holm</w:t>
+        <w:t xml:space="preserve">; normal false alarms 13% to 5%), consistent with leakage. Crashed drones vibrated more on older estimator metrics (mean rank 0.67, Holm</w:t>
       </w:r>
       <w:r>
         <w:t xml:space="preserve"> </w:t>
@@ -405,7 +343,7 @@
         </m:sSup>
       </m:oMath>
       <w:r>
-        <w:t xml:space="preserve">Screening against 107 controls yielded</w:t>
+        <w:t xml:space="preserve">Against 107 controls, screening gave</w:t>
       </w:r>
       <w:r>
         <w:t xml:space="preserve"> </w:t>
@@ -425,7 +363,7 @@
         <w:t xml:space="preserve"> </w:t>
       </w:r>
       <w:r>
-        <w:t xml:space="preserve">operational lift (illustrative PPV 2.26–2.43% at 10% flag rate). AeroFleet 2.0 presents longitudinal evidence without automatic verdicts.</w:t>
+        <w:t xml:space="preserve">lift (illustrative PPV 2.26–2.43% at 10% flag rate). AeroFleet 2.0 shows longitudinal evidence without automatic verdicts.</w:t>
       </w:r>
     </w:p>
     <w:p>
@@ -1020,7 +958,27 @@
         <w:t xml:space="preserve"> </w:t>
       </w:r>
       <w:r>
-        <w:t xml:space="preserve">(i) A methodological decomposition isolating why apparent crash anticipation collapses: evaluating the same 67 multi-flight crash flights against independent matched normal flights from other aircraft yields an AUC of 0.522 [0.413, 0.615] (Step 4b), consistent with the collapse being driven by evaluation cohort selection rather than by within-drone baseline adjustment alone (scoring 103 multi-history crashes from the broader archive against unselected normals retains an AUC of 0.891, showing that cross-sectional models exploit between-aircraft duration and vehicle envelope confounds). Furthermore, within-drone evaluation finds no detectable precursor signal under uncalipered matching in this cohort (Group-CV AUC 0.569, 95% cluster bootstrap CI [0.500, 0.643], pairwise mean AUC 0.592 [0.516, 0.692], rank test</w:t>
+        <w:t xml:space="preserve">(i) </w:t>
+      </w:r>
+      <m:oMath>
+        <m:sSup>
+          <m:e>
+            <m:r>
+              <m:t>​</m:t>
+            </m:r>
+          </m:e>
+          <m:sup>
+            <m:r>
+              <m:rPr>
+                <m:sty m:val="p"/>
+              </m:rPr>
+              <m:t>†</m:t>
+            </m:r>
+          </m:sup>
+        </m:sSup>
+      </m:oMath>
+      <w:r>
+        <w:t xml:space="preserve">A factorial optimism audit that splits the apparent crash-vs-normal AUC across five evaluation choices (crash set, comparison flights, crash-window cut, fold grouping, window length; 32 settings, one feature extractor, exact Shapley split). Of a 0.21 [0.06, 0.34] drop from the most optimistic to the most conservative other-aircraft setting (0.88 to 0.67), only vehicle-grouped folds contributed materially (0.06 [0.03, 0.09]); the crash set and the choice of normal flights each carried 0.06–0.07 with intervals spanning zero, so the cause of the remaining drop is not isolated. Separation against other aircraft persisted at 0.67; comparing each drone with its own earlier flights brought it to chance. Within-drone evaluation finds no detectable precursor signal under uncalipered matching in this cohort (Group-CV AUC 0.569, 95% cluster bootstrap CI [0.500, 0.643], pairwise mean AUC 0.592 [0.516, 0.692], rank test</w:t>
       </w:r>
       <w:r>
         <w:t xml:space="preserve"> </w:t>
@@ -1143,7 +1101,7 @@
         <w:t xml:space="preserve"> </w:t>
       </w:r>
       <w:r>
-        <w:t xml:space="preserve">(95% paired cluster bootstrap CI [+0.074, +0.238] on 36 airframes), suggesting that baseline duration mismatch masks within-drone precursors in this cohort.</w:t>
+        <w:t xml:space="preserve">(95% paired cluster bootstrap CI [+0.074, +0.238] on 36 airframes); a fixed 30 s window did not reproduce this lift, so it may reflect duration itself rather than masked precursors.</w:t>
       </w:r>
       <w:r>
         <w:t xml:space="preserve"> </w:t>
@@ -2700,7 +2658,7 @@
         <w:t xml:space="preserve"> </w:t>
       </w:r>
       <w:r>
-        <w:t xml:space="preserve">the pilot in only 6.1% of all threads (9 of 148) and 8.6% of decided threads (9 of 105, Section 5.6). Across all</w:t>
+        <w:t xml:space="preserve">the pilot in only 6.1% of all threads (9 of 148) and 8.6% of decided threads (9 of 105, Section 5.7). Across all</w:t>
       </w:r>
       <w:r>
         <w:t xml:space="preserve"> </w:t>
@@ -3314,7 +3272,7 @@
         <w:t xml:space="preserve"> </w:t>
       </w:r>
       <w:r>
-        <w:t xml:space="preserve">PX4 forum (Section 5.6). The attribution rule was evaluated on 205 crashes (93 development and 112 held-out).</w:t>
+        <w:t xml:space="preserve">PX4 forum (Section 5.7). The attribution rule was evaluated on 205 crashes (93 development and 112 held-out).</w:t>
       </w:r>
       <w:r>
         <w:t xml:space="preserve"> </w:t>
@@ -5001,7 +4959,7 @@
         <w:pStyle w:val="FirstParagraph"/>
       </w:pPr>
       <w:r>
-        <w:t xml:space="preserve">The public archive index was downloaded on 20 October 2026. For each confirmatory test, the hypothesis, sample selection, features, statistic, and pass mark were declared and committed to version control before the analysis it governs was run (Table ??). Where a test reused logs already downloaded for an earlier test, the protocol records it as declared before running, not before download (exploratory additions added during revision are marked with</w:t>
+        <w:t xml:space="preserve">The public archive index was downloaded on 20 October 2026. For each confirmatory test, the hypothesis, sample selection, features, statistic, and pass mark were declared and committed to version control before the analysis it governs was run (Table 4). Where a test reused logs already downloaded for an earlier test, the protocol records it as declared before running, not before download (exploratory additions added during revision are marked with</w:t>
       </w:r>
       <w:r>
         <w:t xml:space="preserve"> </w:t>
@@ -5158,7 +5116,7 @@
         <w:t xml:space="preserve"> </w:t>
       </w:r>
       <w:r>
-        <w:t xml:space="preserve">Section 5.8.</w:t>
+        <w:t xml:space="preserve">Section 5.9.</w:t>
       </w:r>
     </w:p>
     <w:bookmarkStart w:id="25" w:name="_1109c9b174200475a1caee43f99c27cd27b62f9"/>
@@ -5167,7 +5125,7 @@
         <w:pStyle w:val="TableCaption"/>
       </w:pPr>
       <w:r>
-        <w:t xml:space="preserve">Table ?. Pre-declared confirmatory protocol registration schedule and version control provenance. All commits occurred prior to execution of the governed analysis. Commit timestamps reflect author-controlled local git records (IST) prior to Software Heritage archival.</w:t>
+        <w:t xml:space="preserve">Table 4. Pre-declared confirmatory protocol registration schedule and version control provenance. All commits occurred prior to execution of the governed analysis. Commit timestamps reflect author-controlled local git records (IST) prior to Software Heritage archival.</w:t>
       </w:r>
     </w:p>
     <w:tbl>
@@ -5175,7 +5133,7 @@
         <w:tblStyle w:val="Table"/>
         <w:tblW w:type="pct" w:w="5000"/>
         <w:tblLook w:firstRow="1" w:lastRow="0" w:firstColumn="0" w:lastColumn="0" w:noHBand="0" w:noVBand="0" w:val="0020"/>
-        <w:tblCaption w:val="Table ?. Pre-declared confirmatory protocol registration schedule and version control provenance. All commits occurred prior to execution of the governed analysis. Commit timestamps reflect author-controlled local git records (IST) prior to Software Heritage archival."/>
+        <w:tblCaption w:val="Table 4. Pre-declared confirmatory protocol registration schedule and version control provenance. All commits occurred prior to execution of the governed analysis. Commit timestamps reflect author-controlled local git records (IST) prior to Software Heritage archival."/>
         <w:tblBorders>
           <w:top w:val="single" w:sz="4" w:color="808080"/>
           <w:left w:val="single" w:sz="4" w:color="808080"/>
@@ -6771,7 +6729,7 @@
         <w:pStyle w:val="FirstParagraph"/>
       </w:pPr>
       <w:r>
-        <w:t xml:space="preserve">Table 4 defines the features. Vibration is not measured the same way across firmware generations:</w:t>
+        <w:t xml:space="preserve">Table 5 defines the features. Vibration is not measured the same way across firmware generations:</w:t>
       </w:r>
       <w:r>
         <w:t xml:space="preserve"> </w:t>
@@ -6798,7 +6756,7 @@
         <w:pStyle w:val="TableCaption"/>
       </w:pPr>
       <w:r>
-        <w:t xml:space="preserve">Table 4. Features computed on each analysis window.</w:t>
+        <w:t xml:space="preserve">Table 5. Features computed on each analysis window.</w:t>
       </w:r>
     </w:p>
     <w:tbl>
@@ -6806,7 +6764,7 @@
         <w:tblStyle w:val="Table"/>
         <w:tblW w:type="pct" w:w="5000"/>
         <w:tblLook w:firstRow="1" w:lastRow="0" w:firstColumn="0" w:lastColumn="0" w:noHBand="0" w:noVBand="0" w:val="0020"/>
-        <w:tblCaption w:val="Table 4. Features computed on each analysis window."/>
+        <w:tblCaption w:val="Table 5. Features computed on each analysis window."/>
         <w:tblBorders>
           <w:top w:val="single" w:sz="4" w:color="808080"/>
           <w:left w:val="single" w:sz="4" w:color="808080"/>
@@ -9340,7 +9298,7 @@
         <w:t xml:space="preserve"> </w:t>
       </w:r>
       <w:r>
-        <w:t xml:space="preserve">provided in Section 5.7.</w:t>
+        <w:t xml:space="preserve">provided in Section 5.8.</w:t>
       </w:r>
     </w:p>
     <w:p>
@@ -9632,7 +9590,7 @@
         <w:t xml:space="preserve"> </w:t>
       </w:r>
       <w:r>
-        <w:t xml:space="preserve">(Table 5). The signs fired at similar rates whichever party the uploader blamed</w:t>
+        <w:t xml:space="preserve">(Table 6). The signs fired at similar rates whichever party the uploader blamed</w:t>
       </w:r>
       <w:r>
         <w:t xml:space="preserve"> </w:t>
@@ -11008,7 +10966,7 @@
         <w:pStyle w:val="TableCaption"/>
       </w:pPr>
       <w:r>
-        <w:t xml:space="preserve">Table 5. Confirmatory tests, their declared pass marks and outcomes. Holm adjustment over the seven</w:t>
+        <w:t xml:space="preserve">Table 6. Confirmatory tests, their declared pass marks and outcomes. Holm adjustment over the seven</w:t>
       </w:r>
       <w:r>
         <w:t xml:space="preserve"> </w:t>
@@ -11027,7 +10985,7 @@
         <w:tblStyle w:val="Table"/>
         <w:tblW w:type="pct" w:w="5000"/>
         <w:tblLook w:firstRow="1" w:lastRow="0" w:firstColumn="0" w:lastColumn="0" w:noHBand="0" w:noVBand="0" w:val="0020"/>
-        <w:tblCaption w:val="Table 5. Confirmatory tests, their declared pass marks and outcomes. Holm adjustment over the seven p-valued tests."/>
+        <w:tblCaption w:val="Table 6. Confirmatory tests, their declared pass marks and outcomes. Holm adjustment over the seven p-valued tests."/>
         <w:tblBorders>
           <w:top w:val="single" w:sz="4" w:color="808080"/>
           <w:left w:val="single" w:sz="4" w:color="808080"/>
@@ -12673,7 +12631,7 @@
         <w:t xml:space="preserve"> </w:t>
       </w:r>
       <w:r>
-        <w:t xml:space="preserve">influenced by flight envelope differences and airframe characteristics that correlate with duration (Table 7).</w:t>
+        <w:t xml:space="preserve">influenced by flight envelope differences and airframe characteristics that correlate with duration (Table 8).</w:t>
       </w:r>
       <w:r>
         <w:t xml:space="preserve"> </w:t>
@@ -12981,7 +12939,7 @@
         <w:t xml:space="preserve"> </w:t>
       </w:r>
       <w:r>
-        <w:t xml:space="preserve">to 0.69 as the crash was excluded, while vibration stayed between 0.72 and 0.77 (Table 7). Evaluating sign firing rates across margins on 148 crashes and 139 normal flights illustrates the physical mechanism: accelerometer clipping in crashes fell from 26.4% (</w:t>
+        <w:t xml:space="preserve">to 0.69 as the crash was excluded, while vibration stayed between 0.72 and 0.77 (Table 8). Evaluating sign firing rates across margins on 148 crashes and 139 normal flights illustrates the physical mechanism: accelerometer clipping in crashes fell from 26.4% (</w:t>
       </w:r>
       <m:oMath>
         <m:r>
@@ -13101,7 +13059,7 @@
         <w:t xml:space="preserve"> </w:t>
       </w:r>
       <w:r>
-        <w:t xml:space="preserve">the last 10 s were removed (Section 5.6).</w:t>
+        <w:t xml:space="preserve">the last 10 s were removed (Section 5.7).</w:t>
       </w:r>
     </w:p>
     <w:p>
@@ -13121,7 +13079,7 @@
         <w:t xml:space="preserve"> </w:t>
       </w:r>
       <w:r>
-        <w:t xml:space="preserve">71 s vs. 169 s in the complete-case sample), firmware era distribution, and operational flight envelope. Table 7</w:t>
+        <w:t xml:space="preserve">71 s vs. 169 s in the complete-case sample), firmware era distribution, and operational flight envelope. Table 8</w:t>
       </w:r>
       <w:r>
         <w:t xml:space="preserve"> </w:t>
@@ -13139,7 +13097,7 @@
         <w:t xml:space="preserve"> </w:t>
       </w:r>
       <w:r>
-        <w:t xml:space="preserve">Table 6 reports a step-by-step decomposition isolating what drives the cross-sectional separation. Grouping</w:t>
+        <w:t xml:space="preserve">Table 7 reports a step-by-step decomposition isolating what drives the cross-sectional separation. Grouping</w:t>
       </w:r>
       <w:r>
         <w:t xml:space="preserve"> </w:t>
@@ -13163,7 +13121,7 @@
         <w:t xml:space="preserve"> </w:t>
       </w:r>
       <w:r>
-        <w:t xml:space="preserve">(0.860 [0.802, 0.910] and 0.874 [0.822, 0.920], with flight-level bootstrap intervals confirming no substantial drop), while removing tilt and stick boundary features (Step 4) reduces AUC modestly to 0.831. Thus, vehicle grouping folds, crash-window cuts, and boundary feature pruning do not explain the cross-sectional gap. Instead, evaluating the exact same 67 multi-flight crash flights against independent matched normal flights from other aircraft (strictly excluding the 67 airframe UUIDs, matched 2:1 on vehicle type; Step 4b) collapses the model AUC to 0.522 [0.413, 0.615]. This is consistent with the collapse being driven by cohort selection across evaluation samples rather than by within-drone baseline adjustment alone. To test whether the 0.88 cross-sectional separation was an artifact carried solely by single-history crashes (vehicles with no earlier flights in the archive: maiden flights, bench tests), we scored single-history crashes (</w:t>
+        <w:t xml:space="preserve">(0.860 [0.802, 0.910] and 0.874 [0.822, 0.920], with flight-level bootstrap intervals confirming no substantial drop), while removing tilt and stick boundary features (Step 4) reduces AUC modestly to 0.831. On this sample, vehicle grouping, crash-window cuts and boundary feature pruning do not explain the cross-sectional gap. An earlier exploratory step scored the 67 multi-flight crashes against other-aircraft normals and reported AUC 0.522 [0.413, 0.615]; that comparison mixed feature extractors and cut-offs between crash and control flights and is superseded by the factorial audit below, where the same crashes against matched other-aircraft flights under one extractor give 0.623 [0.523, 0.716] (Table 7, Step 4b). The 67 within-drone crashes are not a subset of the 103 multi-history crashes: only 10 of the 67 are in the 148-crash sample. To test whether the 0.88 cross-sectional separation was an artifact carried solely by single-history crashes (vehicles with no earlier flights in the archive: maiden flights, bench tests), we scored single-history crashes (</w:t>
       </w:r>
       <m:oMath>
         <m:r>
@@ -13891,7 +13849,7 @@
         <w:pStyle w:val="TableCaption"/>
       </w:pPr>
       <w:r>
-        <w:t xml:space="preserve">Table 6. Decomposition of model separation between crash and normal flights: sequential effect of grouping folds by vehicle ID, crash-window removal, removing tilt/stick envelope features, cohort selection, and within-drone evaluation across evaluation cohorts. All 95% CIs are bootstrap intervals (2,000 resamples); Step 4b and Step 6 report cluster bootstrap 95% CIs over airframe clusters.</w:t>
+        <w:t xml:space="preserve">Table 7. Decomposition of model separation between crash and normal flights: sequential effect of grouping folds by vehicle ID, crash-window removal, removing tilt/stick envelope features, cohort selection, and within-drone evaluation across evaluation cohorts. All 95% CIs are bootstrap intervals (2,000 resamples); Step 4b and Step 6 report cluster bootstrap 95% CIs over airframe clusters.</w:t>
       </w:r>
     </w:p>
     <w:tbl>
@@ -13899,7 +13857,7 @@
         <w:tblStyle w:val="Table"/>
         <w:tblW w:type="pct" w:w="5000"/>
         <w:tblLook w:firstRow="1" w:lastRow="0" w:firstColumn="0" w:lastColumn="0" w:noHBand="0" w:noVBand="0" w:val="0020"/>
-        <w:tblCaption w:val="Table 6. Decomposition of model separation between crash and normal flights: sequential effect of grouping folds by vehicle ID, crash-window removal, removing tilt/stick envelope features, cohort selection, and within-drone evaluation across evaluation cohorts. All 95% CIs are bootstrap intervals (2,000 resamples); Step 4b and Step 6 report cluster bootstrap 95% CIs over airframe clusters."/>
+        <w:tblCaption w:val="Table 7. Decomposition of model separation between crash and normal flights: sequential effect of grouping folds by vehicle ID, crash-window removal, removing tilt/stick envelope features, cohort selection, and within-drone evaluation across evaluation cohorts. All 95% CIs are bootstrap intervals (2,000 resamples); Step 4b and Step 6 report cluster bootstrap 95% CIs over airframe clusters."/>
         <w:tblBorders>
           <w:top w:val="single" w:sz="4" w:color="808080"/>
           <w:left w:val="single" w:sz="4" w:color="808080"/>
@@ -14409,7 +14367,7 @@
               <w:rPr>
                 <w:sz w:val="19"/>
               </w:rPr>
-              <w:t xml:space="preserve">Multi-flight crashes vs. other-aircraft normals (Group-CV,</w:t>
+              <w:t xml:space="preserve">Multi-flight crashes vs. matched other-aircraft flights, one extractor (Group-CV,</w:t>
             </w:r>
             <w:r>
               <w:rPr>
@@ -14451,7 +14409,7 @@
               <w:rPr>
                 <w:sz w:val="19"/>
               </w:rPr>
-              <w:t xml:space="preserve">67 crash, 134 normal</w:t>
+              <w:t xml:space="preserve">67 crash, 311 normal</w:t>
             </w:r>
           </w:p>
         </w:tc>
@@ -14467,7 +14425,7 @@
               <w:rPr>
                 <w:sz w:val="19"/>
               </w:rPr>
-              <w:t xml:space="preserve">0.522 [0.413, 0.615]</w:t>
+              <w:t xml:space="preserve">0.623 [0.523, 0.716]</w:t>
             </w:r>
             <m:oMath>
               <m:sSup>
@@ -14662,7 +14620,7 @@
         </m:sSup>
       </m:oMath>
       <w:r>
-        <w:t xml:space="preserve">Two-stage cluster bootstrap 95% CI over 67 crash and 134 control airframes.</w:t>
+        <w:t xml:space="preserve">Factorial audit (Section 5.4); two-stage cluster bootstrap 95% CI over crash and control airframes. Supersedes an earlier value of 0.522 that mixed feature extractors between crash and control flights.</w:t>
       </w:r>
       <w:r>
         <w:t xml:space="preserve"> </w:t>
@@ -14694,7 +14652,7 @@
         <w:pStyle w:val="TableCaption"/>
       </w:pPr>
       <w:r>
-        <w:t xml:space="preserve">Table 7. Single-feature AUC for separating crash from normal flights at three cut-offs (no fitting; 0.5 is chance;</w:t>
+        <w:t xml:space="preserve">Table 8. Single-feature AUC for separating crash from normal flights at three cut-offs (no fitting; 0.5 is chance;</w:t>
       </w:r>
       <w:r>
         <w:t xml:space="preserve"> </w:t>
@@ -14708,7 +14666,7 @@
         <w:tblStyle w:val="Table"/>
         <w:tblW w:type="pct" w:w="5000"/>
         <w:tblLook w:firstRow="1" w:lastRow="0" w:firstColumn="0" w:lastColumn="0" w:noHBand="0" w:noVBand="0" w:val="0020"/>
-        <w:tblCaption w:val="Table 7. Single-feature AUC for separating crash from normal flights at three cut-offs (no fitting; 0.5 is chance; values below 0.5 mean lower in crash flights)."/>
+        <w:tblCaption w:val="Table 8. Single-feature AUC for separating crash from normal flights at three cut-offs (no fitting; 0.5 is chance; values below 0.5 mean lower in crash flights)."/>
         <w:tblBorders>
           <w:top w:val="single" w:sz="4" w:color="808080"/>
           <w:left w:val="single" w:sz="4" w:color="808080"/>
@@ -15668,7 +15626,7 @@
       <w:pPr>
         <w:pStyle w:val="Heading2"/>
       </w:pPr>
-      <w:bookmarkStart w:id="46" w:name="_7d36f114b9234da3ba56cdf6e68d941cb747d23"/>
+      <w:bookmarkStart w:id="46" w:name="_0c9e7e04e6c31fefd3494b28729aa56a3255cc6"/>
       <w:r>
         <w:rPr>
           <w:rStyle w:val="SectionNumber"/>
@@ -15679,9 +15637,1189 @@
         <w:tab/>
       </w:r>
       <w:r>
+        <w:t xml:space="preserve">Factorial optimism audit (exploratory)</w:t>
+      </w:r>
+      <w:bookmarkEnd w:id="46"/>
+    </w:p>
+    <w:p>
+      <w:pPr>
+        <w:pStyle w:val="FirstParagraph"/>
+      </w:pPr>
+      <m:oMath>
+        <m:sSup>
+          <m:e>
+            <m:r>
+              <m:t>​</m:t>
+            </m:r>
+          </m:e>
+          <m:sup>
+            <m:r>
+              <m:rPr>
+                <m:sty m:val="p"/>
+              </m:rPr>
+              <m:t>†</m:t>
+            </m:r>
+          </m:sup>
+        </m:sSup>
+      </m:oMath>
+      <w:r>
+        <w:t xml:space="preserve">The steps of Table 7 change several things at once, and their samples were built with different feature extractors. To find what the crash-vs-normal AUC depends on, we declared a factorial audit after Round 14 review (commit</w:t>
+      </w:r>
+      <w:r>
+        <w:t xml:space="preserve"> </w:t>
+      </w:r>
+      <w:r>
+        <w:rPr>
+          <w:rStyle w:val="VerbatimChar"/>
+        </w:rPr>
+        <w:t xml:space="preserve">3c34530</w:t>
+      </w:r>
+      <w:r>
+        <w:t xml:space="preserve">; amended</w:t>
+      </w:r>
+      <w:r>
+        <w:t xml:space="preserve"> </w:t>
+      </w:r>
+      <w:r>
+        <w:rPr>
+          <w:rStyle w:val="VerbatimChar"/>
+        </w:rPr>
+        <w:t xml:space="preserve">f6ba424</w:t>
+      </w:r>
+      <w:r>
+        <w:t xml:space="preserve"> </w:t>
+      </w:r>
+      <w:r>
+        <w:t xml:space="preserve">to a float32 tolerance after its extractor check aborted on rounding differences; run 27 October 2026). Every flight was re-extracted from the raw log by one extractor, and five two-level factors were crossed: crash set (103 multi-history crashes vs. the 67 within-drone crashes), comparison flights (uploader-rated good/great normals vs. unrated flights from drones with no crash-rated log, matched to the within-drone cases on hardware, PX4 version and vehicle type), crash-window cut (</w:t>
+      </w:r>
+      <m:oMath>
+        <m:r>
+          <m:t>m</m:t>
+        </m:r>
+        <m:r>
+          <m:rPr>
+            <m:sty m:val="p"/>
+          </m:rPr>
+          <m:t>=</m:t>
+        </m:r>
+        <m:r>
+          <m:t>0</m:t>
+        </m:r>
+      </m:oMath>
+      <w:r>
+        <w:t xml:space="preserve"> </w:t>
+      </w:r>
+      <w:r>
+        <w:t xml:space="preserve">vs. 10 s), fold scheme (stratified by flight vs. grouped by vehicle) and window (full flight vs. first 30 s airborne). Normal flights from any crashed vehicle were removed (39 of the 139). Intervals come from one paired two-stage cluster bootstrap (2,000 resamples over crash and control vehicles, models not refitted); a factor was declared material if its share was</w:t>
+      </w:r>
+      <w:r>
+        <w:t xml:space="preserve"> </w:t>
+      </w:r>
+      <m:oMath>
+        <m:r>
+          <m:rPr>
+            <m:sty m:val="p"/>
+          </m:rPr>
+          <m:t>≥</m:t>
+        </m:r>
+        <m:r>
+          <m:t>0.05</m:t>
+        </m:r>
+      </m:oMath>
+      <w:r>
+        <w:t xml:space="preserve"> </w:t>
+      </w:r>
+      <w:r>
+        <w:t xml:space="preserve">with a 95% interval excluding zero. The declaration passed all abort checks (anchors 0.891 and 0.559; extractor agreement 374/374; label-permutation mean 0.495).</w:t>
+      </w:r>
+    </w:p>
+    <w:p>
+      <w:pPr>
+        <w:pStyle w:val="BodyText"/>
+      </w:pPr>
+      <w:r>
+        <w:t xml:space="preserve">The declared primary</w:t>
+      </w:r>
+      <w:r>
+        <w:t xml:space="preserve"> </w:t>
+      </w:r>
+      <m:oMath>
+        <m:r>
+          <m:t>2</m:t>
+        </m:r>
+        <m:r>
+          <m:rPr>
+            <m:sty m:val="p"/>
+          </m:rPr>
+          <m:t>×</m:t>
+        </m:r>
+        <m:r>
+          <m:t>2</m:t>
+        </m:r>
+      </m:oMath>
+      <w:r>
+        <w:t xml:space="preserve"> </w:t>
+      </w:r>
+      <w:r>
+        <w:t xml:space="preserve">(</w:t>
+      </w:r>
+      <m:oMath>
+        <m:r>
+          <m:t>m</m:t>
+        </m:r>
+        <m:r>
+          <m:rPr>
+            <m:sty m:val="p"/>
+          </m:rPr>
+          <m:t>=</m:t>
+        </m:r>
+        <m:r>
+          <m:t>10</m:t>
+        </m:r>
+      </m:oMath>
+      <w:r>
+        <w:t xml:space="preserve"> s, grouped folds, full window) did not isolate a cause (Table 9): changing the normal flights lowered AUC by 0.094 [</w:t>
+      </w:r>
+      <m:oMath>
+        <m:r>
+          <m:rPr>
+            <m:sty m:val="p"/>
+          </m:rPr>
+          <m:t>−</m:t>
+        </m:r>
+        <m:r>
+          <m:t>0.014</m:t>
+        </m:r>
+      </m:oMath>
+      <w:r>
+        <w:t xml:space="preserve">, 0.197] and changing the crash set by 0.108 [</w:t>
+      </w:r>
+      <m:oMath>
+        <m:r>
+          <m:rPr>
+            <m:sty m:val="p"/>
+          </m:rPr>
+          <m:t>−</m:t>
+        </m:r>
+        <m:r>
+          <m:t>0.037</m:t>
+        </m:r>
+      </m:oMath>
+      <w:r>
+        <w:t xml:space="preserve">, 0.224]. Following the pre-declared wording, the AUC depends on the comparison set; the cause is not isolated. On the constant subset (63 and 60 crashes), AUC fell from 0.878 at the most optimistic setting to 0.666 at the most conservative, a drop of 0.212 [0.062, 0.335]. An exact Shapley split assigned 0.062 [0.034, 0.087] of it to vehicle-grouped folds, the only material factor; the effect was concentrated where comparison drones contribute several flights (interaction with comparison set</w:t>
+      </w:r>
+      <w:r>
+        <w:t xml:space="preserve"> </w:t>
+      </w:r>
+      <m:oMath>
+        <m:r>
+          <m:rPr>
+            <m:sty m:val="p"/>
+          </m:rPr>
+          <m:t>+</m:t>
+        </m:r>
+        <m:r>
+          <m:t>0.082</m:t>
+        </m:r>
+      </m:oMath>
+      <w:r>
+        <w:t xml:space="preserve"> </w:t>
+      </w:r>
+      <w:r>
+        <w:t xml:space="preserve">[0.006, 0.122]), which explains why grouping made no difference in Step 1, where most normal drones contribute one flight. The crash-window cut carried a small but non-zero 0.014 [0.007, 0.023], and the fixed 30 s window carried 0.001. Separation against other aircraft persisted at the most conservative setting (0.666 [0.557, 0.770]); replacing other-aircraft flights by the same drones’ earlier flights at matched settings lowered AUC by a further 0.21, to chance. A fixed 30 s window also did not reproduce the caliper lift within drones (Group-CV 0.455 [0.377, 0.507]); because that window also removes proximity to the crash, it is not a clean test of the masking explanation. One same-drone cell with flight-stratified folds fell below chance (0.393), which we attribute to splitting one drone’s flights across folds and do not interpret.</w:t>
+      </w:r>
+    </w:p>
+    <w:bookmarkStart w:id="47" w:name="_9a7638f5da02df7bc1e91f3d04aa4fe62b352e5"/>
+    <w:p>
+      <w:pPr>
+        <w:pStyle w:val="TableCaption"/>
+      </w:pPr>
+      <w:r>
+        <w:t xml:space="preserve">Table 9.</w:t>
+      </w:r>
+      <w:r>
+        <w:t xml:space="preserve"> </w:t>
+      </w:r>
+      <m:oMath>
+        <m:sSup>
+          <m:e>
+            <m:r>
+              <m:t>​</m:t>
+            </m:r>
+          </m:e>
+          <m:sup>
+            <m:r>
+              <m:rPr>
+                <m:sty m:val="p"/>
+              </m:rPr>
+              <m:t>†</m:t>
+            </m:r>
+          </m:sup>
+        </m:sSup>
+      </m:oMath>
+      <w:r>
+        <w:t xml:space="preserve">Factorial optimism audit. Top: declared primary</w:t>
+      </w:r>
+      <w:r>
+        <w:t xml:space="preserve"> </w:t>
+      </w:r>
+      <m:oMath>
+        <m:r>
+          <m:t>2</m:t>
+        </m:r>
+        <m:r>
+          <m:rPr>
+            <m:sty m:val="p"/>
+          </m:rPr>
+          <m:t>×</m:t>
+        </m:r>
+        <m:r>
+          <m:t>2</m:t>
+        </m:r>
+      </m:oMath>
+      <w:r>
+        <w:t xml:space="preserve"> </w:t>
+      </w:r>
+      <w:r>
+        <w:t xml:space="preserve">(103 multi-history and 67 within-drone crashes) (</w:t>
+      </w:r>
+      <m:oMath>
+        <m:r>
+          <m:t>m</m:t>
+        </m:r>
+        <m:r>
+          <m:rPr>
+            <m:sty m:val="p"/>
+          </m:rPr>
+          <m:t>=</m:t>
+        </m:r>
+        <m:r>
+          <m:t>10</m:t>
+        </m:r>
+      </m:oMath>
+      <w:r>
+        <w:t xml:space="preserve"> s, vehicle-grouped folds, full window). Bottom: exact Shapley split of the 0.212 [0.062, 0.335] AUC drop from the most optimistic to the most conservative other-aircraft setting (constant subset, 63/60 crashes). 95% intervals from a paired two-stage cluster bootstrap.</w:t>
+      </w:r>
+    </w:p>
+    <w:tbl>
+      <w:tblPr>
+        <w:tblStyle w:val="Table"/>
+        <w:tblW w:type="pct" w:w="5000"/>
+        <w:tblLook w:firstRow="1" w:lastRow="0" w:firstColumn="0" w:lastColumn="0" w:noHBand="0" w:noVBand="0" w:val="0020"/>
+        <w:tblCaption w:val="Table 9. ^\daggerFactorial optimism audit. Top: declared primary 2\times2 (103 multi-history and 67 within-drone crashes) (m=10 s, vehicle-grouped folds, full window). Bottom: exact Shapley split of the 0.212 [0.062, 0.335] AUC drop from the most optimistic to the most conservative other-aircraft setting (constant subset, 63/60 crashes). 95% intervals from a paired two-stage cluster bootstrap."/>
+        <w:tblBorders>
+          <w:top w:val="single" w:sz="4" w:color="808080"/>
+          <w:left w:val="single" w:sz="4" w:color="808080"/>
+          <w:bottom w:val="single" w:sz="4" w:color="808080"/>
+          <w:right w:val="single" w:sz="4" w:color="808080"/>
+          <w:insideH w:val="single" w:sz="4" w:color="808080"/>
+          <w:insideV w:val="single" w:sz="4" w:color="808080"/>
+        </w:tblBorders>
+      </w:tblPr>
+      <w:tblGrid>
+        <w:gridCol w:w="1980"/>
+        <w:gridCol w:w="1980"/>
+        <w:gridCol w:w="1980"/>
+        <w:gridCol w:w="1980"/>
+      </w:tblGrid>
+      <w:tr>
+        <w:trPr>
+          <w:tblHeader w:val="on"/>
+        </w:trPr>
+        <w:tc>
+          <w:tcPr/>
+          <w:p>
+            <w:pPr>
+              <w:pStyle w:val="Compact"/>
+              <w:spacing w:line="240" w:lineRule="auto"/>
+              <w:jc w:val="left"/>
+            </w:pPr>
+            <w:r>
+              <w:rPr>
+                <w:sz w:val="19"/>
+              </w:rPr>
+              <w:t xml:space="preserve">Crashes vs. comparison flights</w:t>
+            </w:r>
+          </w:p>
+        </w:tc>
+        <w:tc>
+          <w:tcPr/>
+          <w:p>
+            <w:pPr>
+              <w:pStyle w:val="Compact"/>
+              <w:spacing w:line="240" w:lineRule="auto"/>
+              <w:jc w:val="center"/>
+            </w:pPr>
+            <w:r>
+              <w:rPr>
+                <w:sz w:val="19"/>
+              </w:rPr>
+              <w:t xml:space="preserve">Crashes</w:t>
+            </w:r>
+          </w:p>
+        </w:tc>
+        <w:tc>
+          <w:tcPr/>
+          <w:p>
+            <w:pPr>
+              <w:pStyle w:val="Compact"/>
+              <w:spacing w:line="240" w:lineRule="auto"/>
+              <w:jc w:val="center"/>
+            </w:pPr>
+            <w:r>
+              <w:rPr>
+                <w:sz w:val="19"/>
+              </w:rPr>
+              <w:t xml:space="preserve">Comparison</w:t>
+            </w:r>
+          </w:p>
+        </w:tc>
+        <w:tc>
+          <w:tcPr/>
+          <w:p>
+            <w:pPr>
+              <w:pStyle w:val="Compact"/>
+              <w:spacing w:line="240" w:lineRule="auto"/>
+              <w:jc w:val="center"/>
+            </w:pPr>
+            <w:r>
+              <w:rPr>
+                <w:sz w:val="19"/>
+              </w:rPr>
+              <w:t xml:space="preserve">AUC [95% CI]</w:t>
+            </w:r>
+          </w:p>
+        </w:tc>
+      </w:tr>
+      <w:tr>
+        <w:tc>
+          <w:tcPr/>
+          <w:p>
+            <w:pPr>
+              <w:pStyle w:val="Compact"/>
+              <w:spacing w:line="240" w:lineRule="auto"/>
+              <w:jc w:val="left"/>
+            </w:pPr>
+            <w:r>
+              <w:rPr>
+                <w:sz w:val="19"/>
+              </w:rPr>
+              <w:t xml:space="preserve">103 vs. rated normals</w:t>
+            </w:r>
+          </w:p>
+        </w:tc>
+        <w:tc>
+          <w:tcPr/>
+          <w:p>
+            <w:pPr>
+              <w:pStyle w:val="Compact"/>
+              <w:spacing w:line="240" w:lineRule="auto"/>
+              <w:jc w:val="center"/>
+            </w:pPr>
+            <w:r>
+              <w:rPr>
+                <w:sz w:val="19"/>
+              </w:rPr>
+              <w:t xml:space="preserve">78</w:t>
+            </w:r>
+          </w:p>
+        </w:tc>
+        <w:tc>
+          <w:tcPr/>
+          <w:p>
+            <w:pPr>
+              <w:pStyle w:val="Compact"/>
+              <w:spacing w:line="240" w:lineRule="auto"/>
+              <w:jc w:val="center"/>
+            </w:pPr>
+            <w:r>
+              <w:rPr>
+                <w:sz w:val="19"/>
+              </w:rPr>
+              <w:t xml:space="preserve">91</w:t>
+            </w:r>
+          </w:p>
+        </w:tc>
+        <w:tc>
+          <w:tcPr/>
+          <w:p>
+            <w:pPr>
+              <w:pStyle w:val="Compact"/>
+              <w:spacing w:line="240" w:lineRule="auto"/>
+              <w:jc w:val="center"/>
+            </w:pPr>
+            <w:r>
+              <w:rPr>
+                <w:sz w:val="19"/>
+              </w:rPr>
+              <w:t xml:space="preserve">0.825 [0.699, 0.908]</w:t>
+            </w:r>
+          </w:p>
+        </w:tc>
+      </w:tr>
+      <w:tr>
+        <w:tc>
+          <w:tcPr/>
+          <w:p>
+            <w:pPr>
+              <w:pStyle w:val="Compact"/>
+              <w:spacing w:line="240" w:lineRule="auto"/>
+              <w:jc w:val="left"/>
+            </w:pPr>
+            <w:r>
+              <w:rPr>
+                <w:sz w:val="19"/>
+              </w:rPr>
+              <w:t xml:space="preserve">103 vs. matched unrated</w:t>
+            </w:r>
+          </w:p>
+        </w:tc>
+        <w:tc>
+          <w:tcPr/>
+          <w:p>
+            <w:pPr>
+              <w:pStyle w:val="Compact"/>
+              <w:spacing w:line="240" w:lineRule="auto"/>
+              <w:jc w:val="center"/>
+            </w:pPr>
+            <w:r>
+              <w:rPr>
+                <w:sz w:val="19"/>
+              </w:rPr>
+              <w:t xml:space="preserve">78</w:t>
+            </w:r>
+          </w:p>
+        </w:tc>
+        <w:tc>
+          <w:tcPr/>
+          <w:p>
+            <w:pPr>
+              <w:pStyle w:val="Compact"/>
+              <w:spacing w:line="240" w:lineRule="auto"/>
+              <w:jc w:val="center"/>
+            </w:pPr>
+            <w:r>
+              <w:rPr>
+                <w:sz w:val="19"/>
+              </w:rPr>
+              <w:t xml:space="preserve">311</w:t>
+            </w:r>
+          </w:p>
+        </w:tc>
+        <w:tc>
+          <w:tcPr/>
+          <w:p>
+            <w:pPr>
+              <w:pStyle w:val="Compact"/>
+              <w:spacing w:line="240" w:lineRule="auto"/>
+              <w:jc w:val="center"/>
+            </w:pPr>
+            <w:r>
+              <w:rPr>
+                <w:sz w:val="19"/>
+              </w:rPr>
+              <w:t xml:space="preserve">0.686 [0.591, 0.777]</w:t>
+            </w:r>
+          </w:p>
+        </w:tc>
+      </w:tr>
+      <w:tr>
+        <w:tc>
+          <w:tcPr/>
+          <w:p>
+            <w:pPr>
+              <w:pStyle w:val="Compact"/>
+              <w:spacing w:line="240" w:lineRule="auto"/>
+              <w:jc w:val="left"/>
+            </w:pPr>
+            <w:r>
+              <w:rPr>
+                <w:sz w:val="19"/>
+              </w:rPr>
+              <w:t xml:space="preserve">67 vs. rated normals</w:t>
+            </w:r>
+          </w:p>
+        </w:tc>
+        <w:tc>
+          <w:tcPr/>
+          <w:p>
+            <w:pPr>
+              <w:pStyle w:val="Compact"/>
+              <w:spacing w:line="240" w:lineRule="auto"/>
+              <w:jc w:val="center"/>
+            </w:pPr>
+            <w:r>
+              <w:rPr>
+                <w:sz w:val="19"/>
+              </w:rPr>
+              <w:t xml:space="preserve">67</w:t>
+            </w:r>
+          </w:p>
+        </w:tc>
+        <w:tc>
+          <w:tcPr/>
+          <w:p>
+            <w:pPr>
+              <w:pStyle w:val="Compact"/>
+              <w:spacing w:line="240" w:lineRule="auto"/>
+              <w:jc w:val="center"/>
+            </w:pPr>
+            <w:r>
+              <w:rPr>
+                <w:sz w:val="19"/>
+              </w:rPr>
+              <w:t xml:space="preserve">91</w:t>
+            </w:r>
+          </w:p>
+        </w:tc>
+        <w:tc>
+          <w:tcPr/>
+          <w:p>
+            <w:pPr>
+              <w:pStyle w:val="Compact"/>
+              <w:spacing w:line="240" w:lineRule="auto"/>
+              <w:jc w:val="center"/>
+            </w:pPr>
+            <w:r>
+              <w:rPr>
+                <w:sz w:val="19"/>
+              </w:rPr>
+              <w:t xml:space="preserve">0.673 [0.540, 0.838]</w:t>
+            </w:r>
+          </w:p>
+        </w:tc>
+      </w:tr>
+      <w:tr>
+        <w:tc>
+          <w:tcPr/>
+          <w:p>
+            <w:pPr>
+              <w:pStyle w:val="Compact"/>
+              <w:spacing w:line="240" w:lineRule="auto"/>
+              <w:jc w:val="left"/>
+            </w:pPr>
+            <w:r>
+              <w:rPr>
+                <w:sz w:val="19"/>
+              </w:rPr>
+              <w:t xml:space="preserve">67 vs. matched unrated</w:t>
+            </w:r>
+          </w:p>
+        </w:tc>
+        <w:tc>
+          <w:tcPr/>
+          <w:p>
+            <w:pPr>
+              <w:pStyle w:val="Compact"/>
+              <w:spacing w:line="240" w:lineRule="auto"/>
+              <w:jc w:val="center"/>
+            </w:pPr>
+            <w:r>
+              <w:rPr>
+                <w:sz w:val="19"/>
+              </w:rPr>
+              <w:t xml:space="preserve">67</w:t>
+            </w:r>
+          </w:p>
+        </w:tc>
+        <w:tc>
+          <w:tcPr/>
+          <w:p>
+            <w:pPr>
+              <w:pStyle w:val="Compact"/>
+              <w:spacing w:line="240" w:lineRule="auto"/>
+              <w:jc w:val="center"/>
+            </w:pPr>
+            <w:r>
+              <w:rPr>
+                <w:sz w:val="19"/>
+              </w:rPr>
+              <w:t xml:space="preserve">311</w:t>
+            </w:r>
+          </w:p>
+        </w:tc>
+        <w:tc>
+          <w:tcPr/>
+          <w:p>
+            <w:pPr>
+              <w:pStyle w:val="Compact"/>
+              <w:spacing w:line="240" w:lineRule="auto"/>
+              <w:jc w:val="center"/>
+            </w:pPr>
+            <w:r>
+              <w:rPr>
+                <w:sz w:val="19"/>
+              </w:rPr>
+              <w:t xml:space="preserve">0.623 [0.523, 0.716]</w:t>
+            </w:r>
+          </w:p>
+        </w:tc>
+      </w:tr>
+      <w:tr>
+        <w:tc>
+          <w:tcPr/>
+          <w:p>
+            <w:pPr>
+              <w:pStyle w:val="Compact"/>
+              <w:spacing w:line="240" w:lineRule="auto"/>
+              <w:jc w:val="left"/>
+            </w:pPr>
+            <w:r>
+              <w:rPr>
+                <w:sz w:val="19"/>
+              </w:rPr>
+              <w:t xml:space="preserve">Factor (optimistic</w:t>
+            </w:r>
+            <w:r>
+              <w:rPr>
+                <w:sz w:val="19"/>
+              </w:rPr>
+              <w:t xml:space="preserve"> </w:t>
+            </w:r>
+            <m:oMath>
+              <m:r>
+                <m:rPr>
+                  <m:sty m:val="p"/>
+                </m:rPr>
+                <m:t>→</m:t>
+              </m:r>
+            </m:oMath>
+            <w:r>
+              <w:rPr>
+                <w:sz w:val="19"/>
+              </w:rPr>
+              <w:t xml:space="preserve"> </w:t>
+            </w:r>
+            <w:r>
+              <w:rPr>
+                <w:sz w:val="19"/>
+              </w:rPr>
+              <w:t xml:space="preserve">conservative)</w:t>
+            </w:r>
+          </w:p>
+        </w:tc>
+        <w:tc>
+          <w:tcPr>
+            <w:gridSpan w:val="2"/>
+          </w:tcPr>
+          <w:p>
+            <w:pPr>
+              <w:pStyle w:val="Compact"/>
+              <w:spacing w:line="240" w:lineRule="auto"/>
+              <w:jc w:val="center"/>
+            </w:pPr>
+            <w:r>
+              <w:rPr>
+                <w:sz w:val="19"/>
+              </w:rPr>
+              <w:t xml:space="preserve">Shapley share of drop</w:t>
+            </w:r>
+          </w:p>
+        </w:tc>
+        <w:tc>
+          <w:tcPr/>
+          <w:p>
+            <w:pPr>
+              <w:pStyle w:val="Compact"/>
+              <w:spacing w:line="240" w:lineRule="auto"/>
+              <w:jc w:val="center"/>
+            </w:pPr>
+            <w:r>
+              <w:rPr>
+                <w:sz w:val="19"/>
+              </w:rPr>
+              <w:t xml:space="preserve">Material</w:t>
+            </w:r>
+          </w:p>
+        </w:tc>
+      </w:tr>
+      <w:tr>
+        <w:tc>
+          <w:tcPr/>
+          <w:p>
+            <w:pPr>
+              <w:pStyle w:val="Compact"/>
+              <w:spacing w:line="240" w:lineRule="auto"/>
+              <w:jc w:val="left"/>
+            </w:pPr>
+            <w:r>
+              <w:rPr>
+                <w:sz w:val="19"/>
+              </w:rPr>
+              <w:t xml:space="preserve">Folds: stratified</w:t>
+            </w:r>
+            <w:r>
+              <w:rPr>
+                <w:sz w:val="19"/>
+              </w:rPr>
+              <w:t xml:space="preserve"> </w:t>
+            </w:r>
+            <m:oMath>
+              <m:r>
+                <m:rPr>
+                  <m:sty m:val="p"/>
+                </m:rPr>
+                <m:t>→</m:t>
+              </m:r>
+            </m:oMath>
+            <w:r>
+              <w:rPr>
+                <w:sz w:val="19"/>
+              </w:rPr>
+              <w:t xml:space="preserve"> </w:t>
+            </w:r>
+            <w:r>
+              <w:rPr>
+                <w:sz w:val="19"/>
+              </w:rPr>
+              <w:t xml:space="preserve">by vehicle</w:t>
+            </w:r>
+          </w:p>
+        </w:tc>
+        <w:tc>
+          <w:tcPr>
+            <w:gridSpan w:val="2"/>
+          </w:tcPr>
+          <w:p>
+            <w:pPr>
+              <w:pStyle w:val="Compact"/>
+              <w:spacing w:line="240" w:lineRule="auto"/>
+              <w:jc w:val="center"/>
+            </w:pPr>
+            <w:r>
+              <w:rPr>
+                <w:sz w:val="19"/>
+              </w:rPr>
+              <w:t xml:space="preserve">0.062 [0.034, 0.087]</w:t>
+            </w:r>
+          </w:p>
+        </w:tc>
+        <w:tc>
+          <w:tcPr/>
+          <w:p>
+            <w:pPr>
+              <w:pStyle w:val="Compact"/>
+              <w:spacing w:line="240" w:lineRule="auto"/>
+              <w:jc w:val="center"/>
+            </w:pPr>
+            <w:r>
+              <w:rPr>
+                <w:sz w:val="19"/>
+              </w:rPr>
+              <w:t xml:space="preserve">Yes</w:t>
+            </w:r>
+          </w:p>
+        </w:tc>
+      </w:tr>
+      <w:tr>
+        <w:tc>
+          <w:tcPr/>
+          <w:p>
+            <w:pPr>
+              <w:pStyle w:val="Compact"/>
+              <w:spacing w:line="240" w:lineRule="auto"/>
+              <w:jc w:val="left"/>
+            </w:pPr>
+            <w:r>
+              <w:rPr>
+                <w:sz w:val="19"/>
+              </w:rPr>
+              <w:t xml:space="preserve">Comparison: rated</w:t>
+            </w:r>
+            <w:r>
+              <w:rPr>
+                <w:sz w:val="19"/>
+              </w:rPr>
+              <w:t xml:space="preserve"> </w:t>
+            </w:r>
+            <m:oMath>
+              <m:r>
+                <m:rPr>
+                  <m:sty m:val="p"/>
+                </m:rPr>
+                <m:t>→</m:t>
+              </m:r>
+            </m:oMath>
+            <w:r>
+              <w:rPr>
+                <w:sz w:val="19"/>
+              </w:rPr>
+              <w:t xml:space="preserve"> </w:t>
+            </w:r>
+            <w:r>
+              <w:rPr>
+                <w:sz w:val="19"/>
+              </w:rPr>
+              <w:t xml:space="preserve">unrated</w:t>
+            </w:r>
+          </w:p>
+        </w:tc>
+        <w:tc>
+          <w:tcPr>
+            <w:gridSpan w:val="2"/>
+          </w:tcPr>
+          <w:p>
+            <w:pPr>
+              <w:pStyle w:val="Compact"/>
+              <w:spacing w:line="240" w:lineRule="auto"/>
+              <w:jc w:val="center"/>
+            </w:pPr>
+            <w:r>
+              <w:rPr>
+                <w:sz w:val="19"/>
+              </w:rPr>
+              <w:t xml:space="preserve">0.070 [</w:t>
+            </w:r>
+            <m:oMath>
+              <m:r>
+                <m:rPr>
+                  <m:sty m:val="p"/>
+                </m:rPr>
+                <m:t>−</m:t>
+              </m:r>
+              <m:r>
+                <m:t>0.033</m:t>
+              </m:r>
+            </m:oMath>
+            <w:r>
+              <w:rPr>
+                <w:sz w:val="19"/>
+              </w:rPr>
+              <w:t xml:space="preserve">, 0.157]</w:t>
+            </w:r>
+          </w:p>
+        </w:tc>
+        <w:tc>
+          <w:tcPr/>
+          <w:p>
+            <w:pPr>
+              <w:pStyle w:val="Compact"/>
+              <w:spacing w:line="240" w:lineRule="auto"/>
+              <w:jc w:val="center"/>
+            </w:pPr>
+            <w:r>
+              <w:rPr>
+                <w:sz w:val="19"/>
+              </w:rPr>
+              <w:t xml:space="preserve">No</w:t>
+            </w:r>
+          </w:p>
+        </w:tc>
+      </w:tr>
+      <w:tr>
+        <w:tc>
+          <w:tcPr/>
+          <w:p>
+            <w:pPr>
+              <w:pStyle w:val="Compact"/>
+              <w:spacing w:line="240" w:lineRule="auto"/>
+              <w:jc w:val="left"/>
+            </w:pPr>
+            <w:r>
+              <w:rPr>
+                <w:sz w:val="19"/>
+              </w:rPr>
+              <w:t xml:space="preserve">Crash set: 103</w:t>
+            </w:r>
+            <w:r>
+              <w:rPr>
+                <w:sz w:val="19"/>
+              </w:rPr>
+              <w:t xml:space="preserve"> </w:t>
+            </w:r>
+            <m:oMath>
+              <m:r>
+                <m:rPr>
+                  <m:sty m:val="p"/>
+                </m:rPr>
+                <m:t>→</m:t>
+              </m:r>
+            </m:oMath>
+            <w:r>
+              <w:rPr>
+                <w:sz w:val="19"/>
+              </w:rPr>
+              <w:t xml:space="preserve"> </w:t>
+            </w:r>
+            <w:r>
+              <w:rPr>
+                <w:sz w:val="19"/>
+              </w:rPr>
+              <w:t xml:space="preserve">67</w:t>
+            </w:r>
+          </w:p>
+        </w:tc>
+        <w:tc>
+          <w:tcPr>
+            <w:gridSpan w:val="2"/>
+          </w:tcPr>
+          <w:p>
+            <w:pPr>
+              <w:pStyle w:val="Compact"/>
+              <w:spacing w:line="240" w:lineRule="auto"/>
+              <w:jc w:val="center"/>
+            </w:pPr>
+            <w:r>
+              <w:rPr>
+                <w:sz w:val="19"/>
+              </w:rPr>
+              <w:t xml:space="preserve">0.064 [</w:t>
+            </w:r>
+            <m:oMath>
+              <m:r>
+                <m:rPr>
+                  <m:sty m:val="p"/>
+                </m:rPr>
+                <m:t>−</m:t>
+              </m:r>
+              <m:r>
+                <m:t>0.062</m:t>
+              </m:r>
+            </m:oMath>
+            <w:r>
+              <w:rPr>
+                <w:sz w:val="19"/>
+              </w:rPr>
+              <w:t xml:space="preserve">, 0.186]</w:t>
+            </w:r>
+          </w:p>
+        </w:tc>
+        <w:tc>
+          <w:tcPr/>
+          <w:p>
+            <w:pPr>
+              <w:pStyle w:val="Compact"/>
+              <w:spacing w:line="240" w:lineRule="auto"/>
+              <w:jc w:val="center"/>
+            </w:pPr>
+            <w:r>
+              <w:rPr>
+                <w:sz w:val="19"/>
+              </w:rPr>
+              <w:t xml:space="preserve">No</w:t>
+            </w:r>
+          </w:p>
+        </w:tc>
+      </w:tr>
+      <w:tr>
+        <w:tc>
+          <w:tcPr/>
+          <w:p>
+            <w:pPr>
+              <w:pStyle w:val="Compact"/>
+              <w:spacing w:line="240" w:lineRule="auto"/>
+              <w:jc w:val="left"/>
+            </w:pPr>
+            <w:r>
+              <w:rPr>
+                <w:sz w:val="19"/>
+              </w:rPr>
+              <w:t xml:space="preserve">Crash window:</w:t>
+            </w:r>
+            <w:r>
+              <w:rPr>
+                <w:sz w:val="19"/>
+              </w:rPr>
+              <w:t xml:space="preserve"> </w:t>
+            </w:r>
+            <m:oMath>
+              <m:r>
+                <m:t>m</m:t>
+              </m:r>
+              <m:r>
+                <m:rPr>
+                  <m:sty m:val="p"/>
+                </m:rPr>
+                <m:t>=</m:t>
+              </m:r>
+              <m:r>
+                <m:t>0</m:t>
+              </m:r>
+              <m:r>
+                <m:rPr>
+                  <m:sty m:val="p"/>
+                </m:rPr>
+                <m:t>→</m:t>
+              </m:r>
+              <m:r>
+                <m:t>10</m:t>
+              </m:r>
+            </m:oMath>
+            <w:r>
+              <w:rPr>
+                <w:sz w:val="19"/>
+              </w:rPr>
+              <w:t xml:space="preserve"> s</w:t>
+            </w:r>
+          </w:p>
+        </w:tc>
+        <w:tc>
+          <w:tcPr>
+            <w:gridSpan w:val="2"/>
+          </w:tcPr>
+          <w:p>
+            <w:pPr>
+              <w:pStyle w:val="Compact"/>
+              <w:spacing w:line="240" w:lineRule="auto"/>
+              <w:jc w:val="center"/>
+            </w:pPr>
+            <w:r>
+              <w:rPr>
+                <w:sz w:val="19"/>
+              </w:rPr>
+              <w:t xml:space="preserve">0.014 [0.007, 0.023]</w:t>
+            </w:r>
+          </w:p>
+        </w:tc>
+        <w:tc>
+          <w:tcPr/>
+          <w:p>
+            <w:pPr>
+              <w:pStyle w:val="Compact"/>
+              <w:spacing w:line="240" w:lineRule="auto"/>
+              <w:jc w:val="center"/>
+            </w:pPr>
+            <w:r>
+              <w:rPr>
+                <w:sz w:val="19"/>
+              </w:rPr>
+              <w:t xml:space="preserve">No (</w:t>
+            </w:r>
+            <m:oMath>
+              <m:r>
+                <m:rPr>
+                  <m:sty m:val="p"/>
+                </m:rPr>
+                <m:t>&lt;</m:t>
+              </m:r>
+              <m:r>
+                <m:t>0.05</m:t>
+              </m:r>
+            </m:oMath>
+            <w:r>
+              <w:rPr>
+                <w:sz w:val="19"/>
+              </w:rPr>
+              <w:t xml:space="preserve">)</w:t>
+            </w:r>
+          </w:p>
+        </w:tc>
+      </w:tr>
+      <w:tr>
+        <w:tc>
+          <w:tcPr/>
+          <w:p>
+            <w:pPr>
+              <w:pStyle w:val="Compact"/>
+              <w:spacing w:line="240" w:lineRule="auto"/>
+              <w:jc w:val="left"/>
+            </w:pPr>
+            <w:r>
+              <w:rPr>
+                <w:sz w:val="19"/>
+              </w:rPr>
+              <w:t xml:space="preserve">Window: full</w:t>
+            </w:r>
+            <w:r>
+              <w:rPr>
+                <w:sz w:val="19"/>
+              </w:rPr>
+              <w:t xml:space="preserve"> </w:t>
+            </w:r>
+            <m:oMath>
+              <m:r>
+                <m:rPr>
+                  <m:sty m:val="p"/>
+                </m:rPr>
+                <m:t>→</m:t>
+              </m:r>
+            </m:oMath>
+            <w:r>
+              <w:rPr>
+                <w:sz w:val="19"/>
+              </w:rPr>
+              <w:t xml:space="preserve"> </w:t>
+            </w:r>
+            <w:r>
+              <w:rPr>
+                <w:sz w:val="19"/>
+              </w:rPr>
+              <w:t xml:space="preserve">first 30 s</w:t>
+            </w:r>
+          </w:p>
+        </w:tc>
+        <w:tc>
+          <w:tcPr>
+            <w:gridSpan w:val="2"/>
+          </w:tcPr>
+          <w:p>
+            <w:pPr>
+              <w:pStyle w:val="Compact"/>
+              <w:spacing w:line="240" w:lineRule="auto"/>
+              <w:jc w:val="center"/>
+            </w:pPr>
+            <w:r>
+              <w:rPr>
+                <w:sz w:val="19"/>
+              </w:rPr>
+              <w:t xml:space="preserve">0.001 [</w:t>
+            </w:r>
+            <m:oMath>
+              <m:r>
+                <m:rPr>
+                  <m:sty m:val="p"/>
+                </m:rPr>
+                <m:t>−</m:t>
+              </m:r>
+              <m:r>
+                <m:t>0.031</m:t>
+              </m:r>
+            </m:oMath>
+            <w:r>
+              <w:rPr>
+                <w:sz w:val="19"/>
+              </w:rPr>
+              <w:t xml:space="preserve">, 0.034]</w:t>
+            </w:r>
+          </w:p>
+        </w:tc>
+        <w:tc>
+          <w:tcPr/>
+          <w:p>
+            <w:pPr>
+              <w:pStyle w:val="Compact"/>
+              <w:spacing w:line="240" w:lineRule="auto"/>
+              <w:jc w:val="center"/>
+            </w:pPr>
+            <w:r>
+              <w:rPr>
+                <w:sz w:val="19"/>
+              </w:rPr>
+              <w:t xml:space="preserve">No</w:t>
+            </w:r>
+          </w:p>
+        </w:tc>
+      </w:tr>
+    </w:tbl>
+    <w:bookmarkEnd w:id="47"/>
+    <w:p>
+      <w:pPr>
+        <w:pStyle w:val="Heading2"/>
+      </w:pPr>
+      <w:bookmarkStart w:id="48" w:name="_7d36f114b9234da3ba56cdf6e68d941cb747d23"/>
+      <w:r>
+        <w:rPr>
+          <w:rStyle w:val="SectionNumber"/>
+        </w:rPr>
+        <w:t xml:space="preserve">5.5</w:t>
+      </w:r>
+      <w:r>
+        <w:tab/>
+      </w:r>
+      <w:r>
         <w:t xml:space="preserve">Within the same drone and between drones (Q3b, Q3c)</w:t>
       </w:r>
-      <w:bookmarkEnd w:id="46"/>
+      <w:bookmarkEnd w:id="48"/>
     </w:p>
     <w:p>
       <w:pPr>
@@ -16776,7 +17914,7 @@
         <w:t xml:space="preserve">54.0 inspections per crash) at the 10% flag rate. We emphasize that because the 107 reference controls (filling 124 slots across 20 strata with 17 controls reused across sets) were drawn from the same archive pool as the matched sets, and because the exact Bayes PPVs assume an operational 10% flag rate among non-crash drones rather than measuring realized flag rates across the entire 38,320-vehicle population, these PPV figures (2.26–2.43%) represent an exploratory illustration conditional on the assumed flag rate and discovery sensitivity (20 of 60) rather than an independently frozen population benchmark. In all scenarios, vibration screening functions as a broad maintenance inspection filter rather than an operational crash warning.</w:t>
       </w:r>
     </w:p>
-    <w:bookmarkStart w:id="50" w:name="_9361c5dba1dea8da31b0aed692bc5b019a98a7f"/>
+    <w:bookmarkStart w:id="52" w:name="_9361c5dba1dea8da31b0aed692bc5b019a98a7f"/>
     <w:p>
       <w:pPr>
         <w:pStyle w:val="CaptionedFigure"/>
@@ -16787,18 +17925,18 @@
           <wp:inline>
             <wp:extent cx="4160520" cy="2384920"/>
             <wp:effectExtent b="0" l="0" r="0" t="0"/>
-            <wp:docPr descr="" title="" id="48" name="Picture"/>
+            <wp:docPr descr="" title="" id="50" name="Picture"/>
             <a:graphic>
               <a:graphicData uri="http://schemas.openxmlformats.org/drawingml/2006/picture">
                 <pic:pic>
                   <pic:nvPicPr>
-                    <pic:cNvPr descr="fig_within_between.png" id="49" name="Picture"/>
+                    <pic:cNvPr descr="fig_within_between.png" id="51" name="Picture"/>
                     <pic:cNvPicPr>
                       <a:picLocks noChangeArrowheads="1" noChangeAspect="1"/>
                     </pic:cNvPicPr>
                   </pic:nvPicPr>
                   <pic:blipFill>
-                    <a:blip r:embed="rId47"/>
+                    <a:blip r:embed="rId49"/>
                     <a:stretch>
                       <a:fillRect/>
                     </a:stretch>
@@ -16839,17 +17977,17 @@
         <w:t xml:space="preserve">without a recorded crash (bottom). 0.5 indicates no difference.</w:t>
       </w:r>
     </w:p>
-    <w:bookmarkEnd w:id="50"/>
+    <w:bookmarkEnd w:id="52"/>
     <w:p>
       <w:pPr>
         <w:pStyle w:val="Heading2"/>
       </w:pPr>
-      <w:bookmarkStart w:id="51" w:name="_c68dcf7b88a01fcf500c8e00d7b03511ec2fbc1"/>
+      <w:bookmarkStart w:id="53" w:name="_c68dcf7b88a01fcf500c8e00d7b03511ec2fbc1"/>
       <w:r>
         <w:rPr>
           <w:rStyle w:val="SectionNumber"/>
         </w:rPr>
-        <w:t xml:space="preserve">5.5</w:t>
+        <w:t xml:space="preserve">5.6</w:t>
       </w:r>
       <w:r>
         <w:tab/>
@@ -16857,7 +17995,7 @@
       <w:r>
         <w:t xml:space="preserve">Robustness of the between-drone result (exploratory)</w:t>
       </w:r>
-      <w:bookmarkEnd w:id="51"/>
+      <w:bookmarkEnd w:id="53"/>
     </w:p>
     <w:p>
       <w:pPr>
@@ -17750,7 +18888,7 @@
         <w:t xml:space="preserve">capacity of the current single archive, resolving this effect definitively requires prospective multi-fleet partner deployments.</w:t>
       </w:r>
     </w:p>
-    <w:bookmarkStart w:id="55" w:name="_f3665d09ec22ddd60812b28fa68e496f60eecb2"/>
+    <w:bookmarkStart w:id="57" w:name="_f3665d09ec22ddd60812b28fa68e496f60eecb2"/>
     <w:p>
       <w:pPr>
         <w:pStyle w:val="CaptionedFigure"/>
@@ -17761,18 +18899,18 @@
           <wp:inline>
             <wp:extent cx="4160520" cy="2531605"/>
             <wp:effectExtent b="0" l="0" r="0" t="0"/>
-            <wp:docPr descr="" title="" id="53" name="Picture"/>
+            <wp:docPr descr="" title="" id="55" name="Picture"/>
             <a:graphic>
               <a:graphicData uri="http://schemas.openxmlformats.org/drawingml/2006/picture">
                 <pic:pic>
                   <pic:nvPicPr>
-                    <pic:cNvPr descr="fig_robustness.png" id="54" name="Picture"/>
+                    <pic:cNvPr descr="fig_robustness.png" id="56" name="Picture"/>
                     <pic:cNvPicPr>
                       <a:picLocks noChangeArrowheads="1" noChangeAspect="1"/>
                     </pic:cNvPicPr>
                   </pic:nvPicPr>
                   <pic:blipFill>
-                    <a:blip r:embed="rId52"/>
+                    <a:blip r:embed="rId54"/>
                     <a:stretch>
                       <a:fillRect/>
                     </a:stretch>
@@ -17827,17 +18965,17 @@
         <w:t xml:space="preserve">.</w:t>
       </w:r>
     </w:p>
-    <w:bookmarkEnd w:id="55"/>
+    <w:bookmarkEnd w:id="57"/>
     <w:p>
       <w:pPr>
         <w:pStyle w:val="Heading2"/>
       </w:pPr>
-      <w:bookmarkStart w:id="56" w:name="_440012d4f1ae87c72168f87fd4eb66e49627717"/>
+      <w:bookmarkStart w:id="58" w:name="_440012d4f1ae87c72168f87fd4eb66e49627717"/>
       <w:r>
         <w:rPr>
           <w:rStyle w:val="SectionNumber"/>
         </w:rPr>
-        <w:t xml:space="preserve">5.6</w:t>
+        <w:t xml:space="preserve">5.7</w:t>
       </w:r>
       <w:r>
         <w:tab/>
@@ -17845,7 +18983,7 @@
       <w:r>
         <w:t xml:space="preserve">Expert diagnoses (Q4)</w:t>
       </w:r>
-      <w:bookmarkEnd w:id="56"/>
+      <w:bookmarkEnd w:id="58"/>
     </w:p>
     <w:p>
       <w:pPr>
@@ -17894,7 +19032,7 @@
         <w:t xml:space="preserve"> </w:t>
       </w:r>
       <w:r>
-        <w:t xml:space="preserve">Table 8 (12 tuning, 5 vibration, 5 GPS, 9 motor, 4 battery).</w:t>
+        <w:t xml:space="preserve">Table 10 (12 tuning, 5 vibration, 5 GPS, 9 motor, 4 battery).</w:t>
       </w:r>
     </w:p>
     <w:p>
@@ -17902,7 +19040,7 @@
         <w:pStyle w:val="BodyText"/>
       </w:pPr>
       <w:r>
-        <w:t xml:space="preserve">Table 8 compares the fault checks with the full flight window (</w:t>
+        <w:t xml:space="preserve">Table 10 compares the fault checks with the full flight window (</w:t>
       </w:r>
       <m:oMath>
         <m:r>
@@ -18717,13 +19855,13 @@
         <w:t xml:space="preserve">Nonetheless, this independent evaluation illustrates the challenge of log-based attribution: neither the heuristic rule nor the statistical model demonstrated reliable agreement above chance.</w:t>
       </w:r>
     </w:p>
-    <w:bookmarkStart w:id="57" w:name="_83343f61327e522fa9ffc9aa8f722d134b07ff7"/>
+    <w:bookmarkStart w:id="59" w:name="_83343f61327e522fa9ffc9aa8f722d134b07ff7"/>
     <w:p>
       <w:pPr>
         <w:pStyle w:val="TableCaption"/>
       </w:pPr>
       <w:r>
-        <w:t xml:space="preserve">Table 8. Fault checks on logs whose expert named the matching fault, with the full window (</w:t>
+        <w:t xml:space="preserve">Table 10. Fault checks on logs whose expert named the matching fault, with the full window (</w:t>
       </w:r>
       <m:oMath>
         <m:r>
@@ -18777,7 +19915,7 @@
         <w:tblStyle w:val="Table"/>
         <w:tblW w:type="pct" w:w="5000"/>
         <w:tblLook w:firstRow="0" w:lastRow="0" w:firstColumn="0" w:lastColumn="0" w:noHBand="0" w:noVBand="0" w:val="0000"/>
-        <w:tblCaption w:val="Table 8. Fault checks on logs whose expert named the matching fault, with the full window (m=0 s) and with the last 10 s before the crash removed (m=10 s). Declared criterion: at least 50% of diagnosed logs and at most 10% of normal flights. Paired columns show constant logs surviving across both windows."/>
+        <w:tblCaption w:val="Table 10. Fault checks on logs whose expert named the matching fault, with the full window (m=0 s) and with the last 10 s before the crash removed (m=10 s). Declared criterion: at least 50% of diagnosed logs and at most 10% of normal flights. Paired columns show constant logs surviving across both windows."/>
         <w:tblBorders>
           <w:top w:val="single" w:sz="4" w:color="808080"/>
           <w:left w:val="single" w:sz="4" w:color="808080"/>
@@ -19764,8 +20902,8 @@
         </w:tc>
       </w:tr>
     </w:tbl>
-    <w:bookmarkEnd w:id="57"/>
-    <w:bookmarkStart w:id="61" w:name="_c0d72e502cb8722b270509e9f977263b14fe2c0"/>
+    <w:bookmarkEnd w:id="59"/>
+    <w:bookmarkStart w:id="63" w:name="_c0d72e502cb8722b270509e9f977263b14fe2c0"/>
     <w:p>
       <w:pPr>
         <w:pStyle w:val="CaptionedFigure"/>
@@ -19776,18 +20914,18 @@
           <wp:inline>
             <wp:extent cx="4160520" cy="2603928"/>
             <wp:effectExtent b="0" l="0" r="0" t="0"/>
-            <wp:docPr descr="" title="" id="59" name="Picture"/>
+            <wp:docPr descr="" title="" id="61" name="Picture"/>
             <a:graphic>
               <a:graphicData uri="http://schemas.openxmlformats.org/drawingml/2006/picture">
                 <pic:pic>
                   <pic:nvPicPr>
-                    <pic:cNvPr descr="fig_forum_causes.png" id="60" name="Picture"/>
+                    <pic:cNvPr descr="fig_forum_causes.png" id="62" name="Picture"/>
                     <pic:cNvPicPr>
                       <a:picLocks noChangeArrowheads="1" noChangeAspect="1"/>
                     </pic:cNvPicPr>
                   </pic:nvPicPr>
                   <pic:blipFill>
-                    <a:blip r:embed="rId58"/>
+                    <a:blip r:embed="rId60"/>
                     <a:stretch>
                       <a:fillRect/>
                     </a:stretch>
@@ -19822,17 +20960,17 @@
         <w:t xml:space="preserve">Figure 6. Causes named by experts in PX4 forum threads that attributed a crash to the aircraft.</w:t>
       </w:r>
     </w:p>
-    <w:bookmarkEnd w:id="61"/>
+    <w:bookmarkEnd w:id="63"/>
     <w:p>
       <w:pPr>
         <w:pStyle w:val="Heading2"/>
       </w:pPr>
-      <w:bookmarkStart w:id="62" w:name="_fb365ced420b86c8cd60024101a350b346a0a31"/>
+      <w:bookmarkStart w:id="64" w:name="_fb365ced420b86c8cd60024101a350b346a0a31"/>
       <w:r>
         <w:rPr>
           <w:rStyle w:val="SectionNumber"/>
         </w:rPr>
-        <w:t xml:space="preserve">5.7</w:t>
+        <w:t xml:space="preserve">5.8</w:t>
       </w:r>
       <w:r>
         <w:tab/>
@@ -19840,23 +20978,23 @@
       <w:r>
         <w:t xml:space="preserve">Exploratory evaluation of language-model review panels (preliminary)</w:t>
       </w:r>
-      <w:bookmarkEnd w:id="62"/>
+      <w:bookmarkEnd w:id="64"/>
     </w:p>
     <w:p>
       <w:pPr>
         <w:pStyle w:val="FirstParagraph"/>
       </w:pPr>
       <w:r>
-        <w:t xml:space="preserve">Because language-model assistants are increasingly proposed for automated flight log analysis, we conducted a preliminary exploratory evaluation on 60 author-generated fault cases using four local models (3–4B parameters) configured both as single agents and as multi-agent review panels (Table 9). While a fixed deterministic rule achieved 75% accuracy (naming the true cause in 35 of 50 active cases and correctly abstaining on 10 no-cause cases) with 0% error (referring 15 cases to human operators), local language models produced substantial error rates (10–63% wrong), suffered from mode collapse or complete abstention on active causes, and proved highly vulnerable to consensus manipulation: in a worst-case sensitivity sweep, a single compromised reviewer systematically flipped the panel’s consensus decision in 45 to 56 of the 60 cases. In contrast, deterministic numeric telemetry extraction into code prevented direct prompt injection by construction across 40 hostile input strings. This exploratory comparison indicates that the tested small local models and review-panel configurations were unreliable on the 60 author-generated cases. Because the cases and fixed rule were developed by the same authors, the comparison is not an independent benchmark and should not be generalized to language models as a class or larger architectures. These preliminary results emphasize that multi-agent consensus voting without cryptographic proofs or fact-citation constraints cannot provide dependable safety assurance.</w:t>
+        <w:t xml:space="preserve">Because language-model assistants are increasingly proposed for automated flight log analysis, we conducted a preliminary exploratory evaluation on 60 author-generated fault cases using four local models (3–4B parameters) configured both as single agents and as multi-agent review panels (Table 11). While a fixed deterministic rule achieved 75% accuracy (naming the true cause in 35 of 50 active cases and correctly abstaining on 10 no-cause cases) with 0% error (referring 15 cases to human operators), local language models produced substantial error rates (10–63% wrong), suffered from mode collapse or complete abstention on active causes, and proved highly vulnerable to consensus manipulation: in a worst-case sensitivity sweep, a single compromised reviewer systematically flipped the panel’s consensus decision in 45 to 56 of the 60 cases. In contrast, deterministic numeric telemetry extraction into code prevented direct prompt injection by construction across 40 hostile input strings. This exploratory comparison indicates that the tested small local models and review-panel configurations were unreliable on the 60 author-generated cases. Because the cases and fixed rule were developed by the same authors, the comparison is not an independent benchmark and should not be generalized to language models as a class or larger architectures. These preliminary results emphasize that multi-agent consensus voting without cryptographic proofs or fact-citation constraints cannot provide dependable safety assurance.</w:t>
       </w:r>
     </w:p>
-    <w:bookmarkStart w:id="63" w:name="_e9a1c7ab9cd062877714c77f2a5f253f301b820"/>
+    <w:bookmarkStart w:id="65" w:name="_e9a1c7ab9cd062877714c77f2a5f253f301b820"/>
     <w:p>
       <w:pPr>
         <w:pStyle w:val="TableCaption"/>
       </w:pPr>
       <w:r>
-        <w:t xml:space="preserve">Table 9. Language-model review panels on 60 generated cases: counts of right (R), wrong (W), and deferred (Def) cases, with coverage (Cov., share of cases decided) and accuracy when answering (Acc.).</w:t>
+        <w:t xml:space="preserve">Table 11. Language-model review panels on 60 generated cases: counts of right (R), wrong (W), and deferred (Def) cases, with coverage (Cov., share of cases decided) and accuracy when answering (Acc.).</w:t>
       </w:r>
       <w:r>
         <w:t xml:space="preserve"> </w:t>
@@ -19876,7 +21014,7 @@
         <w:tblStyle w:val="Table"/>
         <w:tblW w:type="pct" w:w="5000"/>
         <w:tblLook w:firstRow="0" w:lastRow="0" w:firstColumn="0" w:lastColumn="0" w:noHBand="0" w:noVBand="0" w:val="0000"/>
-        <w:tblCaption w:val="Table 9. Language-model review panels on 60 generated cases: counts of right (R), wrong (W), and deferred (Def) cases, with coverage (Cov., share of cases decided) and accuracy when answering (Acc.). “Right” includes correctly leaving a no-cause case open. Single-agent gemma3 and phi4 answered only the 10 no-cause cases (0% coverage on active causes). Adversary flips show consensus changes caused by a single compromised reviewer in a worst-case sweep."/>
+        <w:tblCaption w:val="Table 11. Language-model review panels on 60 generated cases: counts of right (R), wrong (W), and deferred (Def) cases, with coverage (Cov., share of cases decided) and accuracy when answering (Acc.). “Right” includes correctly leaving a no-cause case open. Single-agent gemma3 and phi4 answered only the 10 no-cause cases (0% coverage on active causes). Adversary flips show consensus changes caused by a single compromised reviewer in a worst-case sweep."/>
         <w:tblBorders>
           <w:top w:val="single" w:sz="4" w:color="808080"/>
           <w:left w:val="single" w:sz="4" w:color="808080"/>
@@ -20812,7 +21950,7 @@
         </w:tc>
       </w:tr>
     </w:tbl>
-    <w:bookmarkEnd w:id="63"/>
+    <w:bookmarkEnd w:id="65"/>
     <w:p>
       <w:pPr>
         <w:pStyle w:val="FirstParagraph"/>
@@ -20842,12 +21980,12 @@
       <w:pPr>
         <w:pStyle w:val="Heading2"/>
       </w:pPr>
-      <w:bookmarkStart w:id="64" w:name="_000b339d75a155a848ca0c43e54b0b02b7b82d8"/>
+      <w:bookmarkStart w:id="66" w:name="_000b339d75a155a848ca0c43e54b0b02b7b82d8"/>
       <w:r>
         <w:rPr>
           <w:rStyle w:val="SectionNumber"/>
         </w:rPr>
-        <w:t xml:space="preserve">5.8</w:t>
+        <w:t xml:space="preserve">5.9</w:t>
       </w:r>
       <w:r>
         <w:tab/>
@@ -20855,14 +21993,14 @@
       <w:r>
         <w:t xml:space="preserve">Analyses added during revision (exploratory)</w:t>
       </w:r>
-      <w:bookmarkEnd w:id="64"/>
+      <w:bookmarkEnd w:id="66"/>
     </w:p>
     <w:p>
       <w:pPr>
         <w:pStyle w:val="FirstParagraph"/>
       </w:pPr>
       <w:r>
-        <w:t xml:space="preserve">To preserve the boundary between pre-declared confirmatory hypotheses (committed to version control on 20–24 October 2026; Table ??) and exploratory investigations added during revision</w:t>
+        <w:t xml:space="preserve">To preserve the boundary between pre-declared confirmatory hypotheses (committed to version control on 20–24 October 2026; Table 4) and exploratory investigations added during revision</w:t>
       </w:r>
       <w:r>
         <w:t xml:space="preserve"> </w:t>
@@ -20882,7 +22020,7 @@
         <w:t xml:space="preserve">]</w:t>
       </w:r>
       <w:r>
-        <w:t xml:space="preserve">, Table 10 documents each analysis added during peer review, its motivation, key results, git commit hash, first archive date in Software Heritage, and analysis run date. Exploratory analyses added during review are marked with</w:t>
+        <w:t xml:space="preserve">, Table 12 documents each analysis added during peer review, its motivation, key results, git commit hash, first archive date in Software Heritage, and analysis run date. Exploratory analyses added during review are marked with</w:t>
       </w:r>
       <w:r>
         <w:t xml:space="preserve"> </w:t>
@@ -20911,13 +22049,13 @@
         <w:t xml:space="preserve">throughout the text and tables. None of these exploratory additions altered the conclusions of the pre-declared tests; rather, they established empirical bounds on between-airframe confounding, tested alternative architectures, and quantified operational fleet screening performance.</w:t>
       </w:r>
     </w:p>
-    <w:bookmarkStart w:id="65" w:name="_fb475224272a447d57b77f14dfc8774bb10ba7c"/>
+    <w:bookmarkStart w:id="67" w:name="_fb475224272a447d57b77f14dfc8774bb10ba7c"/>
     <w:p>
       <w:pPr>
         <w:pStyle w:val="TableCaption"/>
       </w:pPr>
       <w:r>
-        <w:t xml:space="preserve">Table 10. Exploratory analyses added during peer review, their motivation, key results, git commit hashes, first archived dates in Software Heritage (</w:t>
+        <w:t xml:space="preserve">Table 12. Exploratory analyses added during peer review, their motivation, key results, git commit hashes, first archived dates in Software Heritage (</w:t>
       </w:r>
       <w:r>
         <w:rPr>
@@ -20970,7 +22108,7 @@
         <w:tblStyle w:val="Table"/>
         <w:tblW w:type="pct" w:w="5000"/>
         <w:tblLook w:firstRow="1" w:lastRow="0" w:firstColumn="0" w:lastColumn="0" w:noHBand="0" w:noVBand="0" w:val="0020"/>
-        <w:tblCaption w:val="Table 10. Exploratory analyses added during peer review, their motivation, key results, git commit hashes, first archived dates in Software Heritage (swh:1:rev:bad06ff1256865c7e63d44389aac174e0281291d, swh:1:rev:bbdd0420de4547ac7d67b84165292a46237b604d, swh:1:rev:624dd694e0d207dd9c44b1c9550faaf04453bc56, and swh:1:rev:3a9aa89417fa9ea2a2334e3a4794e2358fb713ee), and analysis run dates."/>
+        <w:tblCaption w:val="Table 12. Exploratory analyses added during peer review, their motivation, key results, git commit hashes, first archived dates in Software Heritage (swh:1:rev:bad06ff1256865c7e63d44389aac174e0281291d, swh:1:rev:bbdd0420de4547ac7d67b84165292a46237b604d, swh:1:rev:624dd694e0d207dd9c44b1c9550faaf04453bc56, and swh:1:rev:3a9aa89417fa9ea2a2334e3a4794e2358fb713ee), and analysis run dates."/>
         <w:tblBorders>
           <w:top w:val="single" w:sz="4" w:color="808080"/>
           <w:left w:val="single" w:sz="4" w:color="808080"/>
@@ -22531,7 +23669,7 @@
               <w:rPr>
                 <w:sz w:val="19"/>
               </w:rPr>
-              <w:t xml:space="preserve">67 multi-flight crashes vs. other-aircraft controls: AUC 0.522 [0.413, 0.615]</w:t>
+              <w:t xml:space="preserve">67 multi-flight crashes vs. other-aircraft controls: AUC 0.522 [0.413, 0.615]; superseded by the factorial audit (mixed extractors)</w:t>
             </w:r>
           </w:p>
         </w:tc>
@@ -23845,13 +24983,162 @@
           </w:p>
         </w:tc>
       </w:tr>
+      <w:tr>
+        <w:tc>
+          <w:tcPr/>
+          <w:p>
+            <w:pPr>
+              <w:pStyle w:val="Compact"/>
+              <w:spacing w:line="240" w:lineRule="auto"/>
+              <w:jc w:val="left"/>
+            </w:pPr>
+            <w:r>
+              <w:rPr>
+                <w:sz w:val="19"/>
+              </w:rPr>
+              <w:t xml:space="preserve">Factorial optimism audit</w:t>
+            </w:r>
+            <m:oMath>
+              <m:sSup>
+                <m:e>
+                  <m:r>
+                    <m:t>​</m:t>
+                  </m:r>
+                </m:e>
+                <m:sup>
+                  <m:r>
+                    <m:rPr>
+                      <m:sty m:val="p"/>
+                    </m:rPr>
+                    <m:t>†</m:t>
+                  </m:r>
+                </m:sup>
+              </m:sSup>
+            </m:oMath>
+          </w:p>
+        </w:tc>
+        <w:tc>
+          <w:tcPr/>
+          <w:p>
+            <w:pPr>
+              <w:pStyle w:val="Compact"/>
+              <w:spacing w:line="240" w:lineRule="auto"/>
+              <w:jc w:val="left"/>
+            </w:pPr>
+            <w:r>
+              <w:rPr>
+                <w:sz w:val="19"/>
+              </w:rPr>
+              <w:t xml:space="preserve">Round 14: isolate what the AUC depends on</w:t>
+            </w:r>
+          </w:p>
+        </w:tc>
+        <w:tc>
+          <w:tcPr/>
+          <w:p>
+            <w:pPr>
+              <w:pStyle w:val="Compact"/>
+              <w:spacing w:line="240" w:lineRule="auto"/>
+              <w:jc w:val="left"/>
+            </w:pPr>
+            <m:oMath>
+              <m:r>
+                <m:t>2</m:t>
+              </m:r>
+              <m:r>
+                <m:rPr>
+                  <m:sty m:val="p"/>
+                </m:rPr>
+                <m:t>×</m:t>
+              </m:r>
+              <m:r>
+                <m:t>2</m:t>
+              </m:r>
+            </m:oMath>
+            <w:r>
+              <w:rPr>
+                <w:sz w:val="19"/>
+              </w:rPr>
+              <w:t xml:space="preserve">: no cause isolated; drop 0.212 [0.062, 0.335], only grouped folds material (0.062)</w:t>
+            </w:r>
+          </w:p>
+        </w:tc>
+        <w:tc>
+          <w:tcPr/>
+          <w:p>
+            <w:pPr>
+              <w:pStyle w:val="Compact"/>
+              <w:spacing w:line="240" w:lineRule="auto"/>
+              <w:jc w:val="center"/>
+            </w:pPr>
+            <w:r>
+              <w:rPr>
+                <w:rStyle w:val="VerbatimChar"/>
+                <w:sz w:val="19"/>
+              </w:rPr>
+              <w:t xml:space="preserve">3c34530</w:t>
+            </w:r>
+            <w:r>
+              <w:rPr>
+                <w:sz w:val="19"/>
+              </w:rPr>
+              <w:t xml:space="preserve">,</w:t>
+            </w:r>
+            <w:r>
+              <w:rPr>
+                <w:sz w:val="19"/>
+              </w:rPr>
+              <w:t xml:space="preserve"> </w:t>
+            </w:r>
+            <w:r>
+              <w:rPr>
+                <w:rStyle w:val="VerbatimChar"/>
+                <w:sz w:val="19"/>
+              </w:rPr>
+              <w:t xml:space="preserve">f6ba424</w:t>
+            </w:r>
+          </w:p>
+        </w:tc>
+        <w:tc>
+          <w:tcPr/>
+          <w:p>
+            <w:pPr>
+              <w:pStyle w:val="Compact"/>
+              <w:spacing w:line="240" w:lineRule="auto"/>
+              <w:jc w:val="center"/>
+            </w:pPr>
+            <w:r>
+              <w:rPr>
+                <w:sz w:val="19"/>
+              </w:rPr>
+              <w:t xml:space="preserve">pending</w:t>
+            </w:r>
+          </w:p>
+        </w:tc>
+        <w:tc>
+          <w:tcPr/>
+          <w:p>
+            <w:pPr>
+              <w:pStyle w:val="Compact"/>
+              <w:spacing w:line="240" w:lineRule="auto"/>
+              <w:jc w:val="center"/>
+            </w:pPr>
+            <w:r>
+              <w:rPr>
+                <w:sz w:val="19"/>
+              </w:rPr>
+              <w:t xml:space="preserve">2026-10-27</w:t>
+            </w:r>
+          </w:p>
+        </w:tc>
+      </w:tr>
     </w:tbl>
-    <w:bookmarkEnd w:id="65"/>
+    <w:bookmarkEnd w:id="67"/>
     <w:p>
       <w:pPr>
         <w:pStyle w:val="Heading1"/>
       </w:pPr>
-      <w:bookmarkStart w:id="66" w:name="_5197750e0310900a35791fde6fc3b970851116d"/>
+      <w:bookmarkStart w:id="68" w:name="_5197750e0310900a35791fde6fc3b970851116d"/>
       <w:r>
         <w:rPr>
           <w:rStyle w:val="SectionNumber"/>
@@ -23864,7 +25151,7 @@
       <w:r>
         <w:t xml:space="preserve">Design implications for fleet assurance</w:t>
       </w:r>
-      <w:bookmarkEnd w:id="66"/>
+      <w:bookmarkEnd w:id="68"/>
     </w:p>
     <w:p>
       <w:pPr>
@@ -23873,7 +25160,7 @@
       <w:r>
         <w:t xml:space="preserve">To translate these empirical findings into operational practice, we developed AeroFleet 2.0 (</w:t>
       </w:r>
-      <w:hyperlink r:id="rId67">
+      <w:hyperlink r:id="rId69">
         <w:r>
           <w:rPr>
             <w:rStyle w:val="Hyperlink"/>
@@ -23882,7 +25169,7 @@
         </w:r>
       </w:hyperlink>
       <w:r>
-        <w:t xml:space="preserve">), an open-source, ground-side assurance tool for PX4 and ArduPilot fleets. The tool reads existing flight logs and configuration files without executing unverified autonomous decisions or contacting the aircraft in flight. Table 11 maps each empirical finding from Sections 3–5 directly to an assurance design implication.</w:t>
+        <w:t xml:space="preserve">), an open-source, ground-side assurance tool for PX4 and ArduPilot fleets. The tool reads existing flight logs and configuration files without executing unverified autonomous decisions or contacting the aircraft in flight. Table 13 maps each empirical finding from Sections 3–5 directly to an assurance design implication.</w:t>
       </w:r>
     </w:p>
     <w:p>
@@ -23913,13 +25200,13 @@
         <w:t xml:space="preserve">at an assumed 10% flag rate, 41–44 inspections per crash), rather than issuing per-flight crash alarms. Finally, to ensure evidentiary integrity over the lifecycle of each airframe, all reviews, approvals, and configuration checks are appended to a tamper-evident, Ed25519-signed record referencing SHA-256 digests of the original telemetry files.</w:t>
       </w:r>
     </w:p>
-    <w:bookmarkStart w:id="68" w:name="_4816a700d4290cff51a6fa69217ee9f1521b64f"/>
+    <w:bookmarkStart w:id="70" w:name="_4816a700d4290cff51a6fa69217ee9f1521b64f"/>
     <w:p>
       <w:pPr>
         <w:pStyle w:val="TableCaption"/>
       </w:pPr>
       <w:r>
-        <w:t xml:space="preserve">Table 11. From empirical findings to design implications in fleet assurance.</w:t>
+        <w:t xml:space="preserve">Table 13. From empirical findings to design implications in fleet assurance.</w:t>
       </w:r>
     </w:p>
     <w:tbl>
@@ -23927,7 +25214,7 @@
         <w:tblStyle w:val="Table"/>
         <w:tblW w:type="pct" w:w="5000"/>
         <w:tblLook w:firstRow="1" w:lastRow="0" w:firstColumn="0" w:lastColumn="0" w:noHBand="0" w:noVBand="0" w:val="0020"/>
-        <w:tblCaption w:val="Table 11. From empirical findings to design implications in fleet assurance."/>
+        <w:tblCaption w:val="Table 13. From empirical findings to design implications in fleet assurance."/>
         <w:tblBorders>
           <w:top w:val="single" w:sz="4" w:color="808080"/>
           <w:left w:val="single" w:sz="4" w:color="808080"/>
@@ -24024,7 +25311,7 @@
               <w:rPr>
                 <w:sz w:val="19"/>
               </w:rPr>
-              <w:t xml:space="preserve">Across the telemetry features, rules, and models evaluated here, logs do not separate pilot from aircraft causes above chance (balanced accuracy 0.47 on held-out test, 0.381 on expert set, 95% CrI 0.25–0.61; §5.2, §5.6)</w:t>
+              <w:t xml:space="preserve">Across the telemetry features, rules, and models evaluated here, logs do not separate pilot from aircraft causes above chance (balanced accuracy 0.47 on held-out test, 0.381 on expert set, 95% CrI 0.25–0.61; §5.2, §5.7)</w:t>
             </w:r>
           </w:p>
         </w:tc>
@@ -24118,7 +25405,7 @@
               <w:rPr>
                 <w:sz w:val="19"/>
               </w:rPr>
-              <w:t xml:space="preserve">, exploratory; §5.3, §5.6)</w:t>
+              <w:t xml:space="preserve">, exploratory; §5.3, §5.7)</w:t>
             </w:r>
           </w:p>
         </w:tc>
@@ -24214,7 +25501,7 @@
               <w:rPr>
                 <w:sz w:val="19"/>
               </w:rPr>
-              <w:t xml:space="preserve">; provisional screening signal; §5.4)</w:t>
+              <w:t xml:space="preserve">; provisional screening signal; §5.5)</w:t>
             </w:r>
           </w:p>
         </w:tc>
@@ -24264,7 +25551,7 @@
               <w:rPr>
                 <w:sz w:val="19"/>
               </w:rPr>
-              <w:t xml:space="preserve">Changing comparison from other aircraft to same aircraft lowers AUC from 0.88 to 0.53–0.57 (§6)</w:t>
+              <w:t xml:space="preserve">Changing comparison from other aircraft to same aircraft lowers AUC from 0.88 to 0.53–0.57 (§5.3)</w:t>
             </w:r>
           </w:p>
         </w:tc>
@@ -24314,7 +25601,7 @@
               <w:rPr>
                 <w:sz w:val="19"/>
               </w:rPr>
-              <w:t xml:space="preserve">Multi-agent consensus voting is vulnerable to reviewer manipulation in exploratory 60-case setup (§5.7)</w:t>
+              <w:t xml:space="preserve">Multi-agent consensus voting is vulnerable to reviewer manipulation in exploratory 60-case setup (§5.8)</w:t>
             </w:r>
           </w:p>
         </w:tc>
@@ -24336,12 +25623,12 @@
         </w:tc>
       </w:tr>
     </w:tbl>
-    <w:bookmarkEnd w:id="68"/>
+    <w:bookmarkEnd w:id="70"/>
     <w:p>
       <w:pPr>
         <w:pStyle w:val="Heading2"/>
       </w:pPr>
-      <w:bookmarkStart w:id="69" w:name="_46768506b9d2d22e677daf79594de5255acfb0b"/>
+      <w:bookmarkStart w:id="71" w:name="_46768506b9d2d22e677daf79594de5255acfb0b"/>
       <w:r>
         <w:rPr>
           <w:rStyle w:val="SectionNumber"/>
@@ -24354,23 +25641,23 @@
       <w:r>
         <w:t xml:space="preserve">Recommended reporting checklist for flight-log diagnostics</w:t>
       </w:r>
-      <w:bookmarkEnd w:id="69"/>
+      <w:bookmarkEnd w:id="71"/>
     </w:p>
     <w:p>
       <w:pPr>
         <w:pStyle w:val="FirstParagraph"/>
       </w:pPr>
       <w:r>
-        <w:t xml:space="preserve">To support drone safety regulators, accident investigators, and data-driven diagnostic tool developers in avoiding the leakage and confounding traps quantified in this study, Table ?? outlines an eight-item recommended reporting checklist. Each item pairs a methodological recommendation with its empirical rationale and the specific failure mode observed in our experiments when that control is omitted.</w:t>
+        <w:t xml:space="preserve">To support drone safety regulators, accident investigators, and data-driven diagnostic tool developers in avoiding the leakage and confounding traps quantified in this study, Table 14 outlines an eight-item recommended reporting checklist. Each item pairs a methodological recommendation with its empirical rationale and the specific failure mode observed in our experiments when that control is omitted.</w:t>
       </w:r>
     </w:p>
-    <w:bookmarkStart w:id="70" w:name="_8dfd3cae62712a91b3c1ba079a4ea82fa2a3d98"/>
+    <w:bookmarkStart w:id="72" w:name="_8dfd3cae62712a91b3c1ba079a4ea82fa2a3d98"/>
     <w:p>
       <w:pPr>
         <w:pStyle w:val="TableCaption"/>
       </w:pPr>
       <w:r>
-        <w:t xml:space="preserve">Table ?. Recommended checklist for leakage-controlled evaluation and reporting of UAV flight-log diagnostic models and accident analytics.</w:t>
+        <w:t xml:space="preserve">Table 14. Recommended checklist for leakage-controlled evaluation and reporting of UAV flight-log diagnostic models and accident analytics.</w:t>
       </w:r>
     </w:p>
     <w:tbl>
@@ -24378,7 +25665,7 @@
         <w:tblStyle w:val="Table"/>
         <w:tblW w:type="pct" w:w="5000"/>
         <w:tblLook w:firstRow="1" w:lastRow="0" w:firstColumn="0" w:lastColumn="0" w:noHBand="0" w:noVBand="0" w:val="0020"/>
-        <w:tblCaption w:val="Table ?. Recommended checklist for leakage-controlled evaluation and reporting of UAV flight-log diagnostic models and accident analytics."/>
+        <w:tblCaption w:val="Table 14. Recommended checklist for leakage-controlled evaluation and reporting of UAV flight-log diagnostic models and accident analytics."/>
         <w:tblBorders>
           <w:top w:val="single" w:sz="4" w:color="808080"/>
           <w:left w:val="single" w:sz="4" w:color="808080"/>
@@ -24648,7 +25935,7 @@
               <w:rPr>
                 <w:sz w:val="19"/>
               </w:rPr>
-              <w:t xml:space="preserve">Prevents cross-fold identity memorization; while vehicle grouping alone did not lower AUC in our disjoint-operator sample (</w:t>
+              <w:t xml:space="preserve">Prevents cross-fold identity memorization; grouping made no difference where most normal drones contribute one flight (</w:t>
             </w:r>
             <m:oMath>
               <m:r>
@@ -24682,7 +25969,7 @@
               <w:rPr>
                 <w:sz w:val="19"/>
               </w:rPr>
-              <w:t xml:space="preserve">), literature and independent validation establish its necessity when airframes recur.</w:t>
+              <w:t xml:space="preserve">), but in the factorial audit it was the only material factor, lowering AUC by 0.062 [0.034, 0.087], mostly where comparison drones contribute several flights (§5.4).</w:t>
             </w:r>
           </w:p>
         </w:tc>
@@ -24899,7 +26186,7 @@
               <w:rPr>
                 <w:sz w:val="19"/>
               </w:rPr>
-              <w:t xml:space="preserve">within-drone AUC (paired cluster CI [+0.074, +0.238]), reversing duration masking (§6).</w:t>
+              <w:t xml:space="preserve">within-drone AUC (paired cluster CI [+0.074, +0.238]), reversing duration masking (§5.3).</w:t>
             </w:r>
           </w:p>
         </w:tc>
@@ -24969,7 +26256,7 @@
               <w:rPr>
                 <w:sz w:val="19"/>
               </w:rPr>
-              <w:t xml:space="preserve">Uploader labels are noisy and biased; evaluation should quantify inter-rater reliability across both pilot-fault and aircraft-fault classes (§5.6).</w:t>
+              <w:t xml:space="preserve">Uploader labels are noisy and biased; evaluation should quantify inter-rater reliability across both pilot-fault and aircraft-fault classes (§5.7).</w:t>
             </w:r>
           </w:p>
         </w:tc>
@@ -25042,7 +26329,7 @@
               <w:rPr>
                 <w:sz w:val="19"/>
               </w:rPr>
-              <w:t xml:space="preserve">, §5.4).</w:t>
+              <w:t xml:space="preserve">, §5.5).</w:t>
             </w:r>
           </w:p>
         </w:tc>
@@ -25165,12 +26452,12 @@
         </w:tc>
       </w:tr>
     </w:tbl>
-    <w:bookmarkEnd w:id="70"/>
+    <w:bookmarkEnd w:id="72"/>
     <w:p>
       <w:pPr>
         <w:pStyle w:val="Heading1"/>
       </w:pPr>
-      <w:bookmarkStart w:id="71" w:name="_074802e0e16f6322e726b21f081c01c392e8fbd"/>
+      <w:bookmarkStart w:id="73" w:name="_074802e0e16f6322e726b21f081c01c392e8fbd"/>
       <w:r>
         <w:rPr>
           <w:rStyle w:val="SectionNumber"/>
@@ -25183,7 +26470,7 @@
       <w:r>
         <w:t xml:space="preserve">Discussion</w:t>
       </w:r>
-      <w:bookmarkEnd w:id="71"/>
+      <w:bookmarkEnd w:id="73"/>
     </w:p>
     <w:p>
       <w:pPr>
@@ -25398,7 +26685,7 @@
         <w:t xml:space="preserve"> </w:t>
       </w:r>
       <w:r>
-        <w:t xml:space="preserve">While cross-sectional models on the discovery sample showed high apparent separation (AUC 0.88), our decomposition demonstrated that vehicle-grouped cross-validation (0.884) and crash-window removal (0.860) made no detectable difference. Crucially, isolating cohort selection from comparison population effects reveals that evaluating the exact same 67 multi-flight crashes against independent other-aircraft normal flights collapses model AUC to 0.522 [0.413, 0.615] (Step 4b). This indicates that the drop from 0.83–0.88 to 0.53–0.57 is primarily driven by cohort selection across evaluation samples (the multi-flight cohort lacks separable precursors cross-sectionally as well as longitudinally), rather than by within-drone baseline adjustment alone. On the identical 372 flights of the multi-flight cohort, cross-sectional evaluation (0.529 [0.453, 0.607]) and within-drone Group-CV (0.569 [0.493, 0.645]; cluster bootstrap 95% CI [0.500, 0.643]; pairwise mean AUC 0.592 [0.516, 0.692]) yielded overlapping intervals (the cluster bootstrap interval touches chance at 0.500, while the pairwise interval extends down to near-chance at 0.516), indicating that uncalipered matching yields no detectable precursor signal in this cohort. However, controlling for feature-window duration within drones via caliper matching (</w:t>
+        <w:t xml:space="preserve">While cross-sectional models on the discovery sample showed high apparent separation (AUC 0.88), vehicle-grouped cross-validation (0.884) and crash-window removal (0.860) made no detectable difference on that sample. The factorial audit (§5.4) shows why the picture depends on the sample: once comparison drones contribute several flights, grouping folds by vehicle becomes the only material source of optimism (0.062 [0.034, 0.087] of a 0.212 drop). Which crashes are scored and which normal flights they are compared with each carried a similar share, but neither could be isolated with 60–67 crashes. Separation against other aircraft persisted (0.67); only comparison with the same drone’s own earlier flights brought it to chance. On the identical 372 flights of the multi-flight cohort, cross-sectional evaluation (0.529 [0.453, 0.607]) and within-drone Group-CV (0.569 [0.493, 0.645]; cluster bootstrap 95% CI [0.500, 0.643]; pairwise mean AUC 0.592 [0.516, 0.692]) yielded overlapping intervals (the cluster bootstrap interval touches chance at 0.500, while the pairwise interval extends down to near-chance at 0.516), indicating that uncalipered matching yields no detectable precursor signal in this cohort. However, controlling for feature-window duration within drones via caliper matching (</w:t>
       </w:r>
       <m:oMath>
         <m:r>
@@ -25471,7 +26758,7 @@
         <w:t xml:space="preserve"> </w:t>
       </w:r>
       <w:r>
-        <w:t xml:space="preserve">on the exact same 36 airframes; paired cluster bootstrap 95% CI [+0.074, +0.238]), suggesting that baseline duration differences between crash and non-crash flights mask within-drone precursor detection in this cohort. Diagnostic checks were also</w:t>
+        <w:t xml:space="preserve">on the exact same 36 airframes; paired cluster bootstrap 95% CI [+0.074, +0.238]), suggesting that baseline duration differences between crash and non-crash flights may mask within-drone precursor detection in this cohort; the alternative reading is that the gain is carried by duration-linked features (clipping, tilt envelope, voltage sag), and a fixed 30 s window did not reproduce it. Diagnostic checks were also</w:t>
       </w:r>
       <w:r>
         <w:t xml:space="preserve"> </w:t>
@@ -26363,7 +27650,7 @@
       <w:pPr>
         <w:pStyle w:val="Heading1"/>
       </w:pPr>
-      <w:bookmarkStart w:id="72" w:name="_82b82981e21bad8167d56d1f0b74a832e215810"/>
+      <w:bookmarkStart w:id="74" w:name="_82b82981e21bad8167d56d1f0b74a832e215810"/>
       <w:r>
         <w:rPr>
           <w:rStyle w:val="SectionNumber"/>
@@ -26376,7 +27663,7 @@
       <w:r>
         <w:t xml:space="preserve">Threats to validity</w:t>
       </w:r>
-      <w:bookmarkEnd w:id="72"/>
+      <w:bookmarkEnd w:id="74"/>
     </w:p>
     <w:p>
       <w:pPr>
@@ -27029,7 +28316,7 @@
         <w:t xml:space="preserve"> </w:t>
       </w:r>
       <w:r>
-        <w:t xml:space="preserve">in Table 8 have very small sample sizes (</w:t>
+        <w:t xml:space="preserve">in Table 10 have very small sample sizes (</w:t>
       </w:r>
       <m:oMath>
         <m:r>
@@ -27400,7 +28687,7 @@
       <w:pPr>
         <w:pStyle w:val="Heading1"/>
       </w:pPr>
-      <w:bookmarkStart w:id="73" w:name="_0cf7f8e9027f9f9352f3019b4ede1d43d537ff7"/>
+      <w:bookmarkStart w:id="75" w:name="_0cf7f8e9027f9f9352f3019b4ede1d43d537ff7"/>
       <w:r>
         <w:rPr>
           <w:rStyle w:val="SectionNumber"/>
@@ -27412,269 +28699,6 @@
       </w:r>
       <w:r>
         <w:t xml:space="preserve">Conclusion</w:t>
-      </w:r>
-      <w:bookmarkEnd w:id="73"/>
-    </w:p>
-    <w:p>
-      <w:pPr>
-        <w:pStyle w:val="FirstParagraph"/>
-      </w:pPr>
-      <w:r>
-        <w:t xml:space="preserve">Across 590 crash-rated logs from an archive index of 479,547 flights, telemetry features, rules, and statistical models</w:t>
-      </w:r>
-      <w:r>
-        <w:t xml:space="preserve"> </w:t>
-      </w:r>
-      <w:r>
-        <w:t xml:space="preserve">did not distinguish pilot-caused from aircraft-caused crashes above chance: cross-validated AUCs (0.41–0.50, upper bounds</w:t>
-      </w:r>
-      <w:r>
-        <w:t xml:space="preserve"> </w:t>
-      </w:r>
-      <m:oMath>
-        <m:r>
-          <m:rPr>
-            <m:sty m:val="p"/>
-          </m:rPr>
-          <m:t>≤</m:t>
-        </m:r>
-        <m:r>
-          <m:t>0.619</m:t>
-        </m:r>
-      </m:oMath>
-      <w:r>
-        <w:t xml:space="preserve">; depth-3 trees 0.38–0.60, upper bounds</w:t>
-      </w:r>
-      <w:r>
-        <w:t xml:space="preserve"> </w:t>
-      </w:r>
-      <m:oMath>
-        <m:r>
-          <m:rPr>
-            <m:sty m:val="p"/>
-          </m:rPr>
-          <m:t>≤</m:t>
-        </m:r>
-        <m:r>
-          <m:t>0.724</m:t>
-        </m:r>
-      </m:oMath>
-      <w:r>
-        <w:t xml:space="preserve">, falling to 0.524 at</w:t>
-      </w:r>
-      <w:r>
-        <w:t xml:space="preserve"> </w:t>
-      </w:r>
-      <m:oMath>
-        <m:r>
-          <m:t>m</m:t>
-        </m:r>
-        <m:r>
-          <m:rPr>
-            <m:sty m:val="p"/>
-          </m:rPr>
-          <m:t>=</m:t>
-        </m:r>
-        <m:r>
-          <m:t>10</m:t>
-        </m:r>
-      </m:oMath>
-      <w:r>
-        <w:t xml:space="preserve"> s)</w:t>
-      </w:r>
-      <w:r>
-        <w:t xml:space="preserve"> </w:t>
-      </w:r>
-      <w:r>
-        <w:t xml:space="preserve">fall far short of the</w:t>
-      </w:r>
-      <w:r>
-        <w:t xml:space="preserve"> </w:t>
-      </w:r>
-      <m:oMath>
-        <m:r>
-          <m:rPr>
-            <m:sty m:val="p"/>
-          </m:rPr>
-          <m:t>≈</m:t>
-        </m:r>
-        <m:r>
-          <m:t>0.80</m:t>
-        </m:r>
-      </m:oMath>
-      <w:r>
-        <w:t xml:space="preserve"> </w:t>
-      </w:r>
-      <w:r>
-        <w:t xml:space="preserve">needed for operational verdicts, with 80% power requiring an AUC of roughly 0.65 under asymptotic</w:t>
-      </w:r>
-      <w:r>
-        <w:t xml:space="preserve"> </w:t>
-      </w:r>
-      <w:r>
-        <w:t xml:space="preserve">Wilcoxon theory (0.75 under the empirical permutation null) under only 36 pilot-labelled crashes in the modelling sample. Independent evaluation against 43 expert forum</w:t>
-      </w:r>
-      <w:r>
-        <w:t xml:space="preserve"> </w:t>
-      </w:r>
-      <w:r>
-        <w:t xml:space="preserve">cases was statistically inconclusive (balanced accuracy 0.381, Bayesian 95% CrI 0.25–0.61, conservative class-averaged bound 0.19–0.73;</w:t>
-      </w:r>
-      <w:r>
-        <w:t xml:space="preserve"> </w:t>
-      </w:r>
-      <w:r>
-        <w:t xml:space="preserve">cannot exclude the declared 0.70 pass mark; pilot recall 1 of 5; on 34 complete logs, balanced accuracy 30.0% for rule and 45.0% for logistic regression). Configuration protections were disabled at similar rates,</w:t>
-      </w:r>
-      <w:r>
-        <w:t xml:space="preserve"> </w:t>
-      </w:r>
-      <w:r>
-        <w:t xml:space="preserve">and the flight that crashed showed no detectable difference in vibration or rate-tracking error relative to the same drone’s</w:t>
-      </w:r>
-      <w:r>
-        <w:t xml:space="preserve"> </w:t>
-      </w:r>
-      <w:r>
-        <w:t xml:space="preserve">prior flights (95% CI upper bounds 0.58 and 0.63). Changing the comparison population from other aircraft’s normal flights to the same aircraft’s earlier flights lowered model AUC from about 0.83–0.88 to 0.53–0.57; grouping folds by vehicle, removing the crash window, and the cross-sectional versus within-drone scheme made no detectable difference, consistent with between-airframe confounding and operational flight envelope differences. Diagnostic checks were consistent with crash-impact data leakage: tuning</w:t>
-      </w:r>
-      <w:r>
-        <w:t xml:space="preserve"> </w:t>
-      </w:r>
-      <w:r>
-        <w:t xml:space="preserve">fault detection fell from 7/9 [77.8%] to 1/9 [11.1%] sensitivity (unadjusted</w:t>
-      </w:r>
-      <w:r>
-        <w:t xml:space="preserve"> </w:t>
-      </w:r>
-      <m:oMath>
-        <m:r>
-          <m:t>p</m:t>
-        </m:r>
-        <m:r>
-          <m:rPr>
-            <m:sty m:val="p"/>
-          </m:rPr>
-          <m:t>=</m:t>
-        </m:r>
-        <m:r>
-          <m:t>0.031</m:t>
-        </m:r>
-      </m:oMath>
-      <w:r>
-        <w:t xml:space="preserve">, exploratory) once the final 10 s were</w:t>
-      </w:r>
-      <w:r>
-        <w:t xml:space="preserve"> </w:t>
-      </w:r>
-      <w:r>
-        <w:t xml:space="preserve">removed, accompanied by a drop in normal-flight firing from 13% to 5% which suggests that shorter windows also reduce</w:t>
-      </w:r>
-      <w:r>
-        <w:t xml:space="preserve"> </w:t>
-      </w:r>
-      <w:r>
-        <w:t xml:space="preserve">trigger exposure. What the logs did reveal, on older estimator metrics, was a retrospective between-airframe association where</w:t>
-      </w:r>
-      <w:r>
-        <w:t xml:space="preserve"> </w:t>
-      </w:r>
-      <w:r>
-        <w:t xml:space="preserve">drones that later crashed exhibited higher baseline vibration on ordinary flights than matched peers, though replication on</w:t>
-      </w:r>
-      <w:r>
-        <w:t xml:space="preserve"> </w:t>
-      </w:r>
-      <w:r>
-        <w:t xml:space="preserve">newer accelerometer metrics was inconclusive (</w:t>
-      </w:r>
-      <m:oMath>
-        <m:r>
-          <m:t>p</m:t>
-        </m:r>
-        <m:r>
-          <m:rPr>
-            <m:sty m:val="p"/>
-          </m:rPr>
-          <m:t>=</m:t>
-        </m:r>
-        <m:r>
-          <m:t>0.25</m:t>
-        </m:r>
-      </m:oMath>
-      <w:r>
-        <w:t xml:space="preserve">). As an exploratory illustration, screening against 107 stratum-matched fleet controls achieves an</w:t>
-      </w:r>
-      <w:r>
-        <w:t xml:space="preserve"> </w:t>
-      </w:r>
-      <w:r>
-        <w:t xml:space="preserve">operational lift of</w:t>
-      </w:r>
-      <w:r>
-        <w:t xml:space="preserve"> </w:t>
-      </w:r>
-      <m:oMath>
-        <m:r>
-          <m:t>3.3</m:t>
-        </m:r>
-        <m:r>
-          <m:rPr>
-            <m:sty m:val="p"/>
-          </m:rPr>
-          <m:t>×</m:t>
-        </m:r>
-      </m:oMath>
-      <w:r>
-        <w:t xml:space="preserve"> </w:t>
-      </w:r>
-      <w:r>
-        <w:t xml:space="preserve">over base rate (illustrative PPV 2.26–2.43% [exact Bayes], 41.2–44.2 inspections per crash at an assumed 10% flag rate) across screenable (0.69%) and fleet-wide (0.74%)</w:t>
-      </w:r>
-      <w:r>
-        <w:t xml:space="preserve"> </w:t>
-      </w:r>
-      <w:r>
-        <w:t xml:space="preserve">vehicle base rates (0.96–1.04% under empirical matched-set screening). Flight log analytics for drone fleets should prioritize</w:t>
-      </w:r>
-      <w:r>
-        <w:t xml:space="preserve"> </w:t>
-      </w:r>
-      <w:r>
-        <w:t xml:space="preserve">longitudinal airframe screening and structured evidence review, not automated verdicts. AeroFleet 2.0 implements this approach</w:t>
-      </w:r>
-      <w:r>
-        <w:t xml:space="preserve"> </w:t>
-      </w:r>
-      <w:r>
-        <w:t xml:space="preserve">as an open-source tool, presenting verifiable evidence while leaving diagnostic decisions to human operators.</w:t>
-      </w:r>
-    </w:p>
-    <w:p>
-      <w:pPr>
-        <w:pStyle w:val="Heading1"/>
-      </w:pPr>
-      <w:bookmarkStart w:id="74" w:name="_84dc18e74b75db6057c8c16a8f70e097972540a"/>
-      <w:r>
-        <w:t xml:space="preserve">Declaration of competing interest</w:t>
-      </w:r>
-      <w:bookmarkEnd w:id="74"/>
-    </w:p>
-    <w:p>
-      <w:pPr>
-        <w:pStyle w:val="FirstParagraph"/>
-      </w:pPr>
-      <w:r>
-        <w:t xml:space="preserve">The authors declare that they have no known competing financial interests or personal relationships that could have appeared to influence the work reported in this paper. The authors develop the open-source AeroFleet 2.0 tool described in Section 6; it is not commercial.</w:t>
-      </w:r>
-    </w:p>
-    <w:p>
-      <w:pPr>
-        <w:pStyle w:val="Heading1"/>
-      </w:pPr>
-      <w:bookmarkStart w:id="75" w:name="_1f74eb43af444059c7518034463b6c89b1cacf4"/>
-      <w:r>
-        <w:t xml:space="preserve">Declaration of generative AI and AI-assisted technologies in the manuscript preparation process</w:t>
       </w:r>
       <w:bookmarkEnd w:id="75"/>
     </w:p>
@@ -27683,28 +28707,243 @@
         <w:pStyle w:val="FirstParagraph"/>
       </w:pPr>
       <w:r>
-        <w:t xml:space="preserve">During the preparation of this work the authors used an AI assistant (Claude, Anthropic) to write analysis code, draft</w:t>
-      </w:r>
-      <w:r>
-        <w:t xml:space="preserve"> </w:t>
-      </w:r>
-      <w:r>
-        <w:t xml:space="preserve">and revise text, and assist the recording of forum diagnoses. After using this tool, the authors reviewed and edited</w:t>
-      </w:r>
-      <w:r>
-        <w:t xml:space="preserve"> </w:t>
-      </w:r>
-      <w:r>
-        <w:t xml:space="preserve">the content as needed and take full responsibility for the content of the published article.</w:t>
+        <w:t xml:space="preserve">Across 590 crash-rated logs from an archive index of 479,547 flights, telemetry features, rules, and statistical models</w:t>
+      </w:r>
+      <w:r>
+        <w:t xml:space="preserve"> </w:t>
+      </w:r>
+      <w:r>
+        <w:t xml:space="preserve">did not distinguish pilot-caused from aircraft-caused crashes above chance: cross-validated AUCs (0.41–0.50, upper bounds</w:t>
+      </w:r>
+      <w:r>
+        <w:t xml:space="preserve"> </w:t>
+      </w:r>
+      <m:oMath>
+        <m:r>
+          <m:rPr>
+            <m:sty m:val="p"/>
+          </m:rPr>
+          <m:t>≤</m:t>
+        </m:r>
+        <m:r>
+          <m:t>0.619</m:t>
+        </m:r>
+      </m:oMath>
+      <w:r>
+        <w:t xml:space="preserve">; depth-3 trees 0.38–0.60, upper bounds</w:t>
+      </w:r>
+      <w:r>
+        <w:t xml:space="preserve"> </w:t>
+      </w:r>
+      <m:oMath>
+        <m:r>
+          <m:rPr>
+            <m:sty m:val="p"/>
+          </m:rPr>
+          <m:t>≤</m:t>
+        </m:r>
+        <m:r>
+          <m:t>0.724</m:t>
+        </m:r>
+      </m:oMath>
+      <w:r>
+        <w:t xml:space="preserve">, falling to 0.524 at</w:t>
+      </w:r>
+      <w:r>
+        <w:t xml:space="preserve"> </w:t>
+      </w:r>
+      <m:oMath>
+        <m:r>
+          <m:t>m</m:t>
+        </m:r>
+        <m:r>
+          <m:rPr>
+            <m:sty m:val="p"/>
+          </m:rPr>
+          <m:t>=</m:t>
+        </m:r>
+        <m:r>
+          <m:t>10</m:t>
+        </m:r>
+      </m:oMath>
+      <w:r>
+        <w:t xml:space="preserve"> s)</w:t>
+      </w:r>
+      <w:r>
+        <w:t xml:space="preserve"> </w:t>
+      </w:r>
+      <w:r>
+        <w:t xml:space="preserve">fall far short of the</w:t>
+      </w:r>
+      <w:r>
+        <w:t xml:space="preserve"> </w:t>
+      </w:r>
+      <m:oMath>
+        <m:r>
+          <m:rPr>
+            <m:sty m:val="p"/>
+          </m:rPr>
+          <m:t>≈</m:t>
+        </m:r>
+        <m:r>
+          <m:t>0.80</m:t>
+        </m:r>
+      </m:oMath>
+      <w:r>
+        <w:t xml:space="preserve"> </w:t>
+      </w:r>
+      <w:r>
+        <w:t xml:space="preserve">needed for operational verdicts, with 80% power requiring an AUC of roughly 0.65 under asymptotic</w:t>
+      </w:r>
+      <w:r>
+        <w:t xml:space="preserve"> </w:t>
+      </w:r>
+      <w:r>
+        <w:t xml:space="preserve">Wilcoxon theory (0.75 under the empirical permutation null) under only 36 pilot-labelled crashes in the modelling sample. Independent evaluation against 43 expert forum</w:t>
+      </w:r>
+      <w:r>
+        <w:t xml:space="preserve"> </w:t>
+      </w:r>
+      <w:r>
+        <w:t xml:space="preserve">cases was statistically inconclusive (balanced accuracy 0.381, Bayesian 95% CrI 0.25–0.61, conservative class-averaged bound 0.19–0.73;</w:t>
+      </w:r>
+      <w:r>
+        <w:t xml:space="preserve"> </w:t>
+      </w:r>
+      <w:r>
+        <w:t xml:space="preserve">cannot exclude the declared 0.70 pass mark; pilot recall 1 of 5; on 34 complete logs, balanced accuracy 30.0% for rule and 45.0% for logistic regression). Configuration protections were disabled at similar rates,</w:t>
+      </w:r>
+      <w:r>
+        <w:t xml:space="preserve"> </w:t>
+      </w:r>
+      <w:r>
+        <w:t xml:space="preserve">and the flight that crashed showed no detectable difference in vibration or rate-tracking error relative to the same drone’s</w:t>
+      </w:r>
+      <w:r>
+        <w:t xml:space="preserve"> </w:t>
+      </w:r>
+      <w:r>
+        <w:t xml:space="preserve">prior flights (95% CI upper bounds 0.58 and 0.63). Changing the comparison population from other aircraft’s normal flights to the same aircraft’s earlier flights lowered model AUC from about 0.83–0.88 to 0.53–0.57. A factorial audit of 32 evaluation settings attributed 0.21 of the apparent AUC to evaluation choices; only grouping folds by vehicle was individually material (0.06), the crash set and the choice of normal flights could not be separated, and separation against other aircraft persisted at 0.67 until each drone was compared with its own earlier flights. Diagnostic checks were consistent with crash-impact data leakage: tuning</w:t>
+      </w:r>
+      <w:r>
+        <w:t xml:space="preserve"> </w:t>
+      </w:r>
+      <w:r>
+        <w:t xml:space="preserve">fault detection fell from 7/9 [77.8%] to 1/9 [11.1%] sensitivity (unadjusted</w:t>
+      </w:r>
+      <w:r>
+        <w:t xml:space="preserve"> </w:t>
+      </w:r>
+      <m:oMath>
+        <m:r>
+          <m:t>p</m:t>
+        </m:r>
+        <m:r>
+          <m:rPr>
+            <m:sty m:val="p"/>
+          </m:rPr>
+          <m:t>=</m:t>
+        </m:r>
+        <m:r>
+          <m:t>0.031</m:t>
+        </m:r>
+      </m:oMath>
+      <w:r>
+        <w:t xml:space="preserve">, exploratory) once the final 10 s were</w:t>
+      </w:r>
+      <w:r>
+        <w:t xml:space="preserve"> </w:t>
+      </w:r>
+      <w:r>
+        <w:t xml:space="preserve">removed, accompanied by a drop in normal-flight firing from 13% to 5% which suggests that shorter windows also reduce</w:t>
+      </w:r>
+      <w:r>
+        <w:t xml:space="preserve"> </w:t>
+      </w:r>
+      <w:r>
+        <w:t xml:space="preserve">trigger exposure. What the logs did reveal, on older estimator metrics, was a retrospective between-airframe association where</w:t>
+      </w:r>
+      <w:r>
+        <w:t xml:space="preserve"> </w:t>
+      </w:r>
+      <w:r>
+        <w:t xml:space="preserve">drones that later crashed exhibited higher baseline vibration on ordinary flights than matched peers, though replication on</w:t>
+      </w:r>
+      <w:r>
+        <w:t xml:space="preserve"> </w:t>
+      </w:r>
+      <w:r>
+        <w:t xml:space="preserve">newer accelerometer metrics was inconclusive (</w:t>
+      </w:r>
+      <m:oMath>
+        <m:r>
+          <m:t>p</m:t>
+        </m:r>
+        <m:r>
+          <m:rPr>
+            <m:sty m:val="p"/>
+          </m:rPr>
+          <m:t>=</m:t>
+        </m:r>
+        <m:r>
+          <m:t>0.25</m:t>
+        </m:r>
+      </m:oMath>
+      <w:r>
+        <w:t xml:space="preserve">). As an exploratory illustration, screening against 107 stratum-matched fleet controls achieves an</w:t>
+      </w:r>
+      <w:r>
+        <w:t xml:space="preserve"> </w:t>
+      </w:r>
+      <w:r>
+        <w:t xml:space="preserve">operational lift of</w:t>
+      </w:r>
+      <w:r>
+        <w:t xml:space="preserve"> </w:t>
+      </w:r>
+      <m:oMath>
+        <m:r>
+          <m:t>3.3</m:t>
+        </m:r>
+        <m:r>
+          <m:rPr>
+            <m:sty m:val="p"/>
+          </m:rPr>
+          <m:t>×</m:t>
+        </m:r>
+      </m:oMath>
+      <w:r>
+        <w:t xml:space="preserve"> </w:t>
+      </w:r>
+      <w:r>
+        <w:t xml:space="preserve">over base rate (illustrative PPV 2.26–2.43% [exact Bayes], 41.2–44.2 inspections per crash at an assumed 10% flag rate) across screenable (0.69%) and fleet-wide (0.74%)</w:t>
+      </w:r>
+      <w:r>
+        <w:t xml:space="preserve"> </w:t>
+      </w:r>
+      <w:r>
+        <w:t xml:space="preserve">vehicle base rates (0.96–1.04% under empirical matched-set screening). Flight log analytics for drone fleets should prioritize</w:t>
+      </w:r>
+      <w:r>
+        <w:t xml:space="preserve"> </w:t>
+      </w:r>
+      <w:r>
+        <w:t xml:space="preserve">longitudinal airframe screening and structured evidence review, not automated verdicts. AeroFleet 2.0 implements this approach</w:t>
+      </w:r>
+      <w:r>
+        <w:t xml:space="preserve"> </w:t>
+      </w:r>
+      <w:r>
+        <w:t xml:space="preserve">as an open-source tool, presenting verifiable evidence while leaving diagnostic decisions to human operators.</w:t>
       </w:r>
     </w:p>
     <w:p>
       <w:pPr>
         <w:pStyle w:val="Heading1"/>
       </w:pPr>
-      <w:bookmarkStart w:id="76" w:name="_ea5c66868f283220c19382d0fdd5a852ec570ca"/>
-      <w:r>
-        <w:t xml:space="preserve">Data availability</w:t>
+      <w:bookmarkStart w:id="76" w:name="_84dc18e74b75db6057c8c16a8f70e097972540a"/>
+      <w:r>
+        <w:t xml:space="preserve">Declaration of competing interest</w:t>
       </w:r>
       <w:bookmarkEnd w:id="76"/>
     </w:p>
@@ -27713,6 +28952,54 @@
         <w:pStyle w:val="FirstParagraph"/>
       </w:pPr>
       <w:r>
+        <w:t xml:space="preserve">The authors declare that they have no known competing financial interests or personal relationships that could have appeared to influence the work reported in this paper. The authors develop the open-source AeroFleet 2.0 tool described in Section 6; it is not commercial.</w:t>
+      </w:r>
+    </w:p>
+    <w:p>
+      <w:pPr>
+        <w:pStyle w:val="Heading1"/>
+      </w:pPr>
+      <w:bookmarkStart w:id="77" w:name="_1f74eb43af444059c7518034463b6c89b1cacf4"/>
+      <w:r>
+        <w:t xml:space="preserve">Declaration of generative AI and AI-assisted technologies in the manuscript preparation process</w:t>
+      </w:r>
+      <w:bookmarkEnd w:id="77"/>
+    </w:p>
+    <w:p>
+      <w:pPr>
+        <w:pStyle w:val="FirstParagraph"/>
+      </w:pPr>
+      <w:r>
+        <w:t xml:space="preserve">During the preparation of this work the authors used an AI assistant (Claude, Anthropic) to write analysis code, draft</w:t>
+      </w:r>
+      <w:r>
+        <w:t xml:space="preserve"> </w:t>
+      </w:r>
+      <w:r>
+        <w:t xml:space="preserve">and revise text, and assist the recording of forum diagnoses. After using this tool, the authors reviewed and edited</w:t>
+      </w:r>
+      <w:r>
+        <w:t xml:space="preserve"> </w:t>
+      </w:r>
+      <w:r>
+        <w:t xml:space="preserve">the content as needed and take full responsibility for the content of the published article.</w:t>
+      </w:r>
+    </w:p>
+    <w:p>
+      <w:pPr>
+        <w:pStyle w:val="Heading1"/>
+      </w:pPr>
+      <w:bookmarkStart w:id="78" w:name="_ea5c66868f283220c19382d0fdd5a852ec570ca"/>
+      <w:r>
+        <w:t xml:space="preserve">Data availability</w:t>
+      </w:r>
+      <w:bookmarkEnd w:id="78"/>
+    </w:p>
+    <w:p>
+      <w:pPr>
+        <w:pStyle w:val="FirstParagraph"/>
+      </w:pPr>
+      <w:r>
         <w:t xml:space="preserve">Selection scripts, analysis code, the declared hypotheses with their commit history, derived features, expert labels</w:t>
       </w:r>
       <w:r>
@@ -27724,7 +29011,7 @@
       <w:r>
         <w:t xml:space="preserve"> </w:t>
       </w:r>
-      <w:hyperlink r:id="rId67">
+      <w:hyperlink r:id="rId69">
         <w:r>
           <w:rPr>
             <w:rStyle w:val="Hyperlink"/>
@@ -27746,11 +29033,11 @@
       <w:pPr>
         <w:pStyle w:val="Heading1"/>
       </w:pPr>
-      <w:bookmarkStart w:id="77" w:name="_funding"/>
+      <w:bookmarkStart w:id="79" w:name="_funding"/>
       <w:r>
         <w:t xml:space="preserve">Funding</w:t>
       </w:r>
-      <w:bookmarkEnd w:id="77"/>
+      <w:bookmarkEnd w:id="79"/>
     </w:p>
     <w:p>
       <w:pPr>
@@ -27770,14 +29057,14 @@
       <w:pPr>
         <w:pStyle w:val="Heading1"/>
       </w:pPr>
-      <w:bookmarkStart w:id="78" w:name="_bibliography"/>
+      <w:bookmarkStart w:id="80" w:name="_bibliography"/>
       <w:r>
         <w:t xml:space="preserve">References</w:t>
       </w:r>
-      <w:bookmarkEnd w:id="78"/>
+      <w:bookmarkEnd w:id="80"/>
     </w:p>
-    <w:bookmarkStart w:id="134" w:name="_refs"/>
-    <w:bookmarkStart w:id="79" w:name="_94e90323a8c21041104ada5ef51239cca731079"/>
+    <w:bookmarkStart w:id="136" w:name="_refs"/>
+    <w:bookmarkStart w:id="81" w:name="_94e90323a8c21041104ada5ef51239cca731079"/>
     <w:p>
       <w:pPr>
         <w:pStyle w:val="Bibliography"/>
@@ -27804,8 +29091,8 @@
         <w:t xml:space="preserve">, (2019).</w:t>
       </w:r>
     </w:p>
-    <w:bookmarkEnd w:id="79"/>
-    <w:bookmarkStart w:id="80" w:name="_accb9f9d732da81043c804de081f8bf74e6cf24"/>
+    <w:bookmarkEnd w:id="81"/>
+    <w:bookmarkStart w:id="82" w:name="_accb9f9d732da81043c804de081f8bf74e6cf24"/>
     <w:p>
       <w:pPr>
         <w:pStyle w:val="Bibliography"/>
@@ -27832,8 +29119,8 @@
         <w:t xml:space="preserve">, (2026).</w:t>
       </w:r>
     </w:p>
-    <w:bookmarkEnd w:id="80"/>
-    <w:bookmarkStart w:id="81" w:name="_2a610b70f77ace96e6ffe48ed026a6e5f9efd5a"/>
+    <w:bookmarkEnd w:id="82"/>
+    <w:bookmarkStart w:id="83" w:name="_2a610b70f77ace96e6ffe48ed026a6e5f9efd5a"/>
     <w:p>
       <w:pPr>
         <w:pStyle w:val="Bibliography"/>
@@ -27860,8 +29147,8 @@
         <w:t xml:space="preserve">, (2021).</w:t>
       </w:r>
     </w:p>
-    <w:bookmarkEnd w:id="81"/>
-    <w:bookmarkStart w:id="82" w:name="_dffd97137af0abb4aae0ff556af3c0d05e0ee4a"/>
+    <w:bookmarkEnd w:id="83"/>
+    <w:bookmarkStart w:id="84" w:name="_dffd97137af0abb4aae0ff556af3c0d05e0ee4a"/>
     <w:p>
       <w:pPr>
         <w:pStyle w:val="Bibliography"/>
@@ -27888,8 +29175,8 @@
         <w:t xml:space="preserve">, (2026).</w:t>
       </w:r>
     </w:p>
-    <w:bookmarkEnd w:id="82"/>
-    <w:bookmarkStart w:id="84" w:name="_398d8a6b28c132ef0c87de1470cc655ebafd86c"/>
+    <w:bookmarkEnd w:id="84"/>
+    <w:bookmarkStart w:id="86" w:name="_398d8a6b28c132ef0c87de1470cc655ebafd86c"/>
     <w:p>
       <w:pPr>
         <w:pStyle w:val="Bibliography"/>
@@ -27915,7 +29202,7 @@
       <w:r>
         <w:t xml:space="preserve">-agents driven automated simulation testing and analysis of small uncrewed aerial systems, in: 2025 IEEE/ACM 47th International Conference on Software Engineering (ICSE), 2025: pp. 385–397. https://doi.org/</w:t>
       </w:r>
-      <w:hyperlink r:id="rId83">
+      <w:hyperlink r:id="rId85">
         <w:r>
           <w:rPr>
             <w:rStyle w:val="Hyperlink"/>
@@ -27927,8 +29214,8 @@
         <w:t xml:space="preserve">.</w:t>
       </w:r>
     </w:p>
-    <w:bookmarkEnd w:id="84"/>
-    <w:bookmarkStart w:id="86" w:name="_4d7bbda75dad34c83d023e6afa1cc5b99fb5426"/>
+    <w:bookmarkEnd w:id="86"/>
+    <w:bookmarkStart w:id="88" w:name="_4d7bbda75dad34c83d023e6afa1cc5b99fb5426"/>
     <w:p>
       <w:pPr>
         <w:pStyle w:val="Bibliography"/>
@@ -27963,7 +29250,7 @@
       <w:r>
         <w:t xml:space="preserve">, Forensic Science International: Digital Investigation 56 (2026) 302051. https://doi.org/</w:t>
       </w:r>
-      <w:hyperlink r:id="rId85">
+      <w:hyperlink r:id="rId87">
         <w:r>
           <w:rPr>
             <w:rStyle w:val="Hyperlink"/>
@@ -27975,8 +29262,8 @@
         <w:t xml:space="preserve">.</w:t>
       </w:r>
     </w:p>
-    <w:bookmarkEnd w:id="86"/>
-    <w:bookmarkStart w:id="87" w:name="_006a7190097400c6c37363d97b6f3be0cdc0b48"/>
+    <w:bookmarkEnd w:id="88"/>
+    <w:bookmarkStart w:id="89" w:name="_006a7190097400c6c37363d97b6f3be0cdc0b48"/>
     <w:p>
       <w:pPr>
         <w:pStyle w:val="Bibliography"/>
@@ -27994,8 +29281,8 @@
         <w:t xml:space="preserve">D.A. Wiegmann, S.A. Shappell, A human error approach to aviation accident analysis: The human factors analysis and classification system, Ashgate, Aldershot, 2003.</w:t>
       </w:r>
     </w:p>
-    <w:bookmarkEnd w:id="87"/>
-    <w:bookmarkStart w:id="89" w:name="_3541019a36f31423dbace231a12fca4d5e5f1ad"/>
+    <w:bookmarkEnd w:id="89"/>
+    <w:bookmarkStart w:id="91" w:name="_3541019a36f31423dbace231a12fca4d5e5f1ad"/>
     <w:p>
       <w:pPr>
         <w:pStyle w:val="Bibliography"/>
@@ -28012,7 +29299,7 @@
       <w:r>
         <w:t xml:space="preserve">S. Kaufman, S. Rosset, C. Perlich, O. Stitelman, Leakage in data mining: Formulation, detection, and avoidance, ACM Transactions on Knowledge Discovery from Data 6 (2012) 15:1–15:21. https://doi.org/</w:t>
       </w:r>
-      <w:hyperlink r:id="rId88">
+      <w:hyperlink r:id="rId90">
         <w:r>
           <w:rPr>
             <w:rStyle w:val="Hyperlink"/>
@@ -28024,8 +29311,8 @@
         <w:t xml:space="preserve">.</w:t>
       </w:r>
     </w:p>
-    <w:bookmarkEnd w:id="89"/>
-    <w:bookmarkStart w:id="91" w:name="_77239db318a405bdd9ca0cc5db74d4c41b2a03f"/>
+    <w:bookmarkEnd w:id="91"/>
+    <w:bookmarkStart w:id="93" w:name="_77239db318a405bdd9ca0cc5db74d4c41b2a03f"/>
     <w:p>
       <w:pPr>
         <w:pStyle w:val="Bibliography"/>
@@ -28042,7 +29329,7 @@
       <w:r>
         <w:t xml:space="preserve">S. Kapoor, A. Narayanan, Leakage and the reproducibility crisis in machine-learning-based science, Patterns 4 (2023) 100804. https://doi.org/</w:t>
       </w:r>
-      <w:hyperlink r:id="rId90">
+      <w:hyperlink r:id="rId92">
         <w:r>
           <w:rPr>
             <w:rStyle w:val="Hyperlink"/>
@@ -28054,8 +29341,8 @@
         <w:t xml:space="preserve">.</w:t>
       </w:r>
     </w:p>
-    <w:bookmarkEnd w:id="91"/>
-    <w:bookmarkStart w:id="93" w:name="_d75d7cf63098afa5d33e189bc1a163022e7ecdc"/>
+    <w:bookmarkEnd w:id="93"/>
+    <w:bookmarkStart w:id="95" w:name="_d75d7cf63098afa5d33e189bc1a163022e7ecdc"/>
     <w:p>
       <w:pPr>
         <w:pStyle w:val="Bibliography"/>
@@ -28093,7 +29380,7 @@
       <w:r>
         <w:t xml:space="preserve">fault and anomaly detection, The International Journal of Robotics Research 40 (2021) 515–520. https://doi.org/</w:t>
       </w:r>
-      <w:hyperlink r:id="rId92">
+      <w:hyperlink r:id="rId94">
         <w:r>
           <w:rPr>
             <w:rStyle w:val="Hyperlink"/>
@@ -28105,8 +29392,8 @@
         <w:t xml:space="preserve">.</w:t>
       </w:r>
     </w:p>
-    <w:bookmarkEnd w:id="93"/>
-    <w:bookmarkStart w:id="95" w:name="_446d2d8311e3f2ab8e5f2830e712f064a3280b9"/>
+    <w:bookmarkEnd w:id="95"/>
+    <w:bookmarkStart w:id="97" w:name="_446d2d8311e3f2ab8e5f2830e712f064a3280b9"/>
     <w:p>
       <w:pPr>
         <w:pStyle w:val="Bibliography"/>
@@ -28132,7 +29419,7 @@
       <w:r>
         <w:t xml:space="preserve">: A dataset for multicopter fault detection and health assessment, The International Journal of Robotics Research 44 (2025) 1081–1092. https://doi.org/</w:t>
       </w:r>
-      <w:hyperlink r:id="rId94">
+      <w:hyperlink r:id="rId96">
         <w:r>
           <w:rPr>
             <w:rStyle w:val="Hyperlink"/>
@@ -28144,8 +29431,8 @@
         <w:t xml:space="preserve">.</w:t>
       </w:r>
     </w:p>
-    <w:bookmarkEnd w:id="95"/>
-    <w:bookmarkStart w:id="96" w:name="_973650d78dc352a8b25ace59ab002a1d91cdfc9"/>
+    <w:bookmarkEnd w:id="97"/>
+    <w:bookmarkStart w:id="98" w:name="_973650d78dc352a8b25ace59ab002a1d91cdfc9"/>
     <w:p>
       <w:pPr>
         <w:pStyle w:val="Bibliography"/>
@@ -28181,8 +29468,8 @@
         <w:t xml:space="preserve">, (2026).</w:t>
       </w:r>
     </w:p>
-    <w:bookmarkEnd w:id="96"/>
-    <w:bookmarkStart w:id="98" w:name="_42246838952b0ed0d35bd475d264714b9e743f7"/>
+    <w:bookmarkEnd w:id="98"/>
+    <w:bookmarkStart w:id="100" w:name="_42246838952b0ed0d35bd475d264714b9e743f7"/>
     <w:p>
       <w:pPr>
         <w:pStyle w:val="Bibliography"/>
@@ -28199,7 +29486,7 @@
       <w:r>
         <w:t xml:space="preserve">G. Wild, J. Murray, G. Baxter, Exploring civil drone accidents and incidents to help prevent potential air disasters, Aerospace 3 (2016) 22. https://doi.org/</w:t>
       </w:r>
-      <w:hyperlink r:id="rId97">
+      <w:hyperlink r:id="rId99">
         <w:r>
           <w:rPr>
             <w:rStyle w:val="Hyperlink"/>
@@ -28211,8 +29498,8 @@
         <w:t xml:space="preserve">.</w:t>
       </w:r>
     </w:p>
-    <w:bookmarkEnd w:id="98"/>
-    <w:bookmarkStart w:id="99" w:name="_b513b568a9a02649a1ddc461a1dd01e876732a2"/>
+    <w:bookmarkEnd w:id="100"/>
+    <w:bookmarkStart w:id="101" w:name="_b513b568a9a02649a1ddc461a1dd01e876732a2"/>
     <w:p>
       <w:pPr>
         <w:pStyle w:val="Bibliography"/>
@@ -28239,8 +29526,8 @@
         <w:t xml:space="preserve">, AAIB, Department for Transport, Farnborough, UK, 2026.</w:t>
       </w:r>
     </w:p>
-    <w:bookmarkEnd w:id="99"/>
-    <w:bookmarkStart w:id="101" w:name="_7bef8dc44b5ed9bb7ced7ca5f392a78a76d6601"/>
+    <w:bookmarkEnd w:id="101"/>
+    <w:bookmarkStart w:id="103" w:name="_7bef8dc44b5ed9bb7ced7ca5f392a78a76d6601"/>
     <w:p>
       <w:pPr>
         <w:pStyle w:val="Bibliography"/>
@@ -28266,7 +29553,7 @@
       <w:r>
         <w:t xml:space="preserve">: A node-based multithreaded open source robotics framework for deeply embedded platforms, in: 2015 IEEE International Conference on Robotics and Automation (ICRA), 2015: pp. 6235–6240. https://doi.org/</w:t>
       </w:r>
-      <w:hyperlink r:id="rId100">
+      <w:hyperlink r:id="rId102">
         <w:r>
           <w:rPr>
             <w:rStyle w:val="Hyperlink"/>
@@ -28278,8 +29565,8 @@
         <w:t xml:space="preserve">.</w:t>
       </w:r>
     </w:p>
-    <w:bookmarkEnd w:id="101"/>
-    <w:bookmarkStart w:id="102" w:name="_d96f71c5379cbcad3bc75bfc7936eeacbaeb4ed"/>
+    <w:bookmarkEnd w:id="103"/>
+    <w:bookmarkStart w:id="104" w:name="_d96f71c5379cbcad3bc75bfc7936eeacbaeb4ed"/>
     <w:p>
       <w:pPr>
         <w:pStyle w:val="Bibliography"/>
@@ -28327,8 +29614,8 @@
         <w:t xml:space="preserve">parser, (2026).</w:t>
       </w:r>
     </w:p>
-    <w:bookmarkEnd w:id="102"/>
-    <w:bookmarkStart w:id="103" w:name="_c1fc4b225b7dfa71f64cc84e83afba5f24698c2"/>
+    <w:bookmarkEnd w:id="104"/>
+    <w:bookmarkStart w:id="105" w:name="_c1fc4b225b7dfa71f64cc84e83afba5f24698c2"/>
     <w:p>
       <w:pPr>
         <w:pStyle w:val="Bibliography"/>
@@ -28367,8 +29654,8 @@
         <w:t xml:space="preserve">telemetry anomaly mining, (2026).</w:t>
       </w:r>
     </w:p>
-    <w:bookmarkEnd w:id="103"/>
-    <w:bookmarkStart w:id="105" w:name="_3d31df3710cff81ff87ef6665f7295f981708a9"/>
+    <w:bookmarkEnd w:id="105"/>
+    <w:bookmarkStart w:id="107" w:name="_3d31df3710cff81ff87ef6665f7295f981708a9"/>
     <w:p>
       <w:pPr>
         <w:pStyle w:val="Bibliography"/>
@@ -28409,7 +29696,7 @@
       <w:r>
         <w:t xml:space="preserve">flight logs, Sensors 26 (2026) 3188. https://doi.org/</w:t>
       </w:r>
-      <w:hyperlink r:id="rId104">
+      <w:hyperlink r:id="rId106">
         <w:r>
           <w:rPr>
             <w:rStyle w:val="Hyperlink"/>
@@ -28421,8 +29708,8 @@
         <w:t xml:space="preserve">.</w:t>
       </w:r>
     </w:p>
-    <w:bookmarkEnd w:id="105"/>
-    <w:bookmarkStart w:id="107" w:name="_de2316363361acc29c6a15415cb3110e85473cd"/>
+    <w:bookmarkEnd w:id="107"/>
+    <w:bookmarkStart w:id="109" w:name="_de2316363361acc29c6a15415cb3110e85473cd"/>
     <w:p>
       <w:pPr>
         <w:pStyle w:val="Bibliography"/>
@@ -28451,7 +29738,7 @@
       <w:r>
         <w:t xml:space="preserve">fault detection methods, state-of-the-art, Drones 6 (2022) 330. https://doi.org/</w:t>
       </w:r>
-      <w:hyperlink r:id="rId106">
+      <w:hyperlink r:id="rId108">
         <w:r>
           <w:rPr>
             <w:rStyle w:val="Hyperlink"/>
@@ -28463,8 +29750,8 @@
         <w:t xml:space="preserve">.</w:t>
       </w:r>
     </w:p>
-    <w:bookmarkEnd w:id="107"/>
-    <w:bookmarkStart w:id="109" w:name="_1ece912d6a7cc2c7f97bdecc84d0912f3af390e"/>
+    <w:bookmarkEnd w:id="109"/>
+    <w:bookmarkStart w:id="111" w:name="_1ece912d6a7cc2c7f97bdecc84d0912f3af390e"/>
     <w:p>
       <w:pPr>
         <w:pStyle w:val="Bibliography"/>
@@ -28481,7 +29768,7 @@
       <w:r>
         <w:t xml:space="preserve">E. Khalastchi, M. Kalech, On fault detection and diagnosis in robotic systems, ACM Computing Surveys 51 (2018) 9:1–9:24. https://doi.org/</w:t>
       </w:r>
-      <w:hyperlink r:id="rId108">
+      <w:hyperlink r:id="rId110">
         <w:r>
           <w:rPr>
             <w:rStyle w:val="Hyperlink"/>
@@ -28493,8 +29780,8 @@
         <w:t xml:space="preserve">.</w:t>
       </w:r>
     </w:p>
-    <w:bookmarkEnd w:id="109"/>
-    <w:bookmarkStart w:id="111" w:name="_200a90d3af15f3f5a64a3cb8afd6783e6bc5c1d"/>
+    <w:bookmarkEnd w:id="111"/>
+    <w:bookmarkStart w:id="113" w:name="_200a90d3af15f3f5a64a3cb8afd6783e6bc5c1d"/>
     <w:p>
       <w:pPr>
         <w:pStyle w:val="Bibliography"/>
@@ -28511,7 +29798,7 @@
       <w:r>
         <w:t xml:space="preserve">E. Zibaei, R. Borth, Building causal models for finding actual causes of unmanned aerial vehicle failures, Frontiers in Robotics and AI 11 (2024) 1123762. https://doi.org/</w:t>
       </w:r>
-      <w:hyperlink r:id="rId110">
+      <w:hyperlink r:id="rId112">
         <w:r>
           <w:rPr>
             <w:rStyle w:val="Hyperlink"/>
@@ -28523,8 +29810,8 @@
         <w:t xml:space="preserve">.</w:t>
       </w:r>
     </w:p>
-    <w:bookmarkEnd w:id="111"/>
-    <w:bookmarkStart w:id="113" w:name="_362e51e11e30eb0e0461101d9c36e4d21d357be"/>
+    <w:bookmarkEnd w:id="113"/>
+    <w:bookmarkStart w:id="115" w:name="_362e51e11e30eb0e0461101d9c36e4d21d357be"/>
     <w:p>
       <w:pPr>
         <w:pStyle w:val="Bibliography"/>
@@ -28541,7 +29828,7 @@
       <w:r>
         <w:t xml:space="preserve">D. Wang, S. Li, G. Xiao, Y. Liu, Y. Sui, An exploratory study of autopilot software bugs in unmanned aerial vehicles, in: Proceedings of the 29th ACM Joint European Software Engineering Conference and Symposium on the Foundations of Software Engineering (ESEC/FSE), 2021: pp. 20–31. https://doi.org/</w:t>
       </w:r>
-      <w:hyperlink r:id="rId112">
+      <w:hyperlink r:id="rId114">
         <w:r>
           <w:rPr>
             <w:rStyle w:val="Hyperlink"/>
@@ -28553,8 +29840,8 @@
         <w:t xml:space="preserve">.</w:t>
       </w:r>
     </w:p>
-    <w:bookmarkEnd w:id="113"/>
-    <w:bookmarkStart w:id="115" w:name="_4f9a794a6a4ddf2789379e73f8e74e34b9538b4"/>
+    <w:bookmarkEnd w:id="115"/>
+    <w:bookmarkStart w:id="117" w:name="_4f9a794a6a4ddf2789379e73f8e74e34b9538b4"/>
     <w:p>
       <w:pPr>
         <w:pStyle w:val="Bibliography"/>
@@ -28571,7 +29858,7 @@
       <w:r>
         <w:t xml:space="preserve">E. Petritoli, F. Leccese, L. Ciani, Reliability and maintenance analysis of unmanned aerial vehicles, Sensors 18 (2018) 3171. https://doi.org/</w:t>
       </w:r>
-      <w:hyperlink r:id="rId114">
+      <w:hyperlink r:id="rId116">
         <w:r>
           <w:rPr>
             <w:rStyle w:val="Hyperlink"/>
@@ -28583,8 +29870,8 @@
         <w:t xml:space="preserve">.</w:t>
       </w:r>
     </w:p>
-    <w:bookmarkEnd w:id="115"/>
-    <w:bookmarkStart w:id="116" w:name="_a0e369e89429aa426010697429f06415b068aab"/>
+    <w:bookmarkEnd w:id="117"/>
+    <w:bookmarkStart w:id="118" w:name="_a0e369e89429aa426010697429f06415b068aab"/>
     <w:p>
       <w:pPr>
         <w:pStyle w:val="Bibliography"/>
@@ -28614,8 +29901,8 @@
         <w:t xml:space="preserve">analysis of 221 mishaps over 10 years, Aviation, Space, and Environmental Medicine 77 (2006) 724–732.</w:t>
       </w:r>
     </w:p>
-    <w:bookmarkEnd w:id="116"/>
-    <w:bookmarkStart w:id="118" w:name="_06ffb55068ea9e0b3a7aa6e754cfcffab5f832f"/>
+    <w:bookmarkEnd w:id="118"/>
+    <w:bookmarkStart w:id="120" w:name="_06ffb55068ea9e0b3a7aa6e754cfcffab5f832f"/>
     <w:p>
       <w:pPr>
         <w:pStyle w:val="Bibliography"/>
@@ -28635,7 +29922,7 @@
       <w:r>
         <w:t xml:space="preserve"> </w:t>
       </w:r>
-      <w:hyperlink r:id="rId117">
+      <w:hyperlink r:id="rId119">
         <w:r>
           <w:rPr>
             <w:rStyle w:val="Hyperlink"/>
@@ -28647,8 +29934,8 @@
         <w:t xml:space="preserve">.</w:t>
       </w:r>
     </w:p>
-    <w:bookmarkEnd w:id="118"/>
-    <w:bookmarkStart w:id="120" w:name="_8a3cc11b1319c0fe6bf6179f8196eab503a64d0"/>
+    <w:bookmarkEnd w:id="120"/>
+    <w:bookmarkStart w:id="122" w:name="_8a3cc11b1319c0fe6bf6179f8196eab503a64d0"/>
     <w:p>
       <w:pPr>
         <w:pStyle w:val="Bibliography"/>
@@ -28674,7 +29961,7 @@
       <w:r>
         <w:t xml:space="preserve">-integrated applications with indirect prompt injection, in: Proceedings of the 16th ACM Workshop on Artificial Intelligence and Security (AISec), 2023: pp. 79–90. https://doi.org/</w:t>
       </w:r>
-      <w:hyperlink r:id="rId119">
+      <w:hyperlink r:id="rId121">
         <w:r>
           <w:rPr>
             <w:rStyle w:val="Hyperlink"/>
@@ -28686,8 +29973,8 @@
         <w:t xml:space="preserve">.</w:t>
       </w:r>
     </w:p>
-    <w:bookmarkEnd w:id="120"/>
-    <w:bookmarkStart w:id="122" w:name="_ab8841c06958c924804c38799fc8ccd94ea102a"/>
+    <w:bookmarkEnd w:id="122"/>
+    <w:bookmarkStart w:id="124" w:name="_ab8841c06958c924804c38799fc8ccd94ea102a"/>
     <w:p>
       <w:pPr>
         <w:pStyle w:val="Bibliography"/>
@@ -28704,7 +29991,7 @@
       <w:r>
         <w:t xml:space="preserve">B. Frénay, M. Verleysen, Classification in the presence of label noise: A survey, IEEE Transactions on Neural Networks and Learning Systems 25 (2014) 845–869. https://doi.org/</w:t>
       </w:r>
-      <w:hyperlink r:id="rId121">
+      <w:hyperlink r:id="rId123">
         <w:r>
           <w:rPr>
             <w:rStyle w:val="Hyperlink"/>
@@ -28716,8 +30003,8 @@
         <w:t xml:space="preserve">.</w:t>
       </w:r>
     </w:p>
-    <w:bookmarkEnd w:id="122"/>
-    <w:bookmarkStart w:id="124" w:name="_90b58fdc380e5ffe19ed416545c54d06f184b09"/>
+    <w:bookmarkEnd w:id="124"/>
+    <w:bookmarkStart w:id="126" w:name="_90b58fdc380e5ffe19ed416545c54d06f184b09"/>
     <w:p>
       <w:pPr>
         <w:pStyle w:val="Bibliography"/>
@@ -28734,7 +30021,7 @@
       <w:r>
         <w:t xml:space="preserve">E.A. Stuart, Matching methods for causal inference: A review and a look forward, Statistical Science 25 (2010) 1–21. https://doi.org/</w:t>
       </w:r>
-      <w:hyperlink r:id="rId123">
+      <w:hyperlink r:id="rId125">
         <w:r>
           <w:rPr>
             <w:rStyle w:val="Hyperlink"/>
@@ -28746,8 +30033,8 @@
         <w:t xml:space="preserve">.</w:t>
       </w:r>
     </w:p>
-    <w:bookmarkEnd w:id="124"/>
-    <w:bookmarkStart w:id="126" w:name="_f6e66cea9a1ea78573b548bc5cf8461c81300ca"/>
+    <w:bookmarkEnd w:id="126"/>
+    <w:bookmarkStart w:id="128" w:name="_f6e66cea9a1ea78573b548bc5cf8461c81300ca"/>
     <w:p>
       <w:pPr>
         <w:pStyle w:val="Bibliography"/>
@@ -28764,7 +30051,7 @@
       <w:r>
         <w:t xml:space="preserve">B.A. Nosek, C.R. Ebersole, A.C. DeHaven, D.T. Mellor, The preregistration revolution, Proceedings of the National Academy of Sciences 115 (2018) 2600–2606. https://doi.org/</w:t>
       </w:r>
-      <w:hyperlink r:id="rId125">
+      <w:hyperlink r:id="rId127">
         <w:r>
           <w:rPr>
             <w:rStyle w:val="Hyperlink"/>
@@ -28776,8 +30063,8 @@
         <w:t xml:space="preserve">.</w:t>
       </w:r>
     </w:p>
-    <w:bookmarkEnd w:id="126"/>
-    <w:bookmarkStart w:id="128" w:name="_ad8397d41f792404ea3ffa2c2145e851561e0cf"/>
+    <w:bookmarkEnd w:id="128"/>
+    <w:bookmarkStart w:id="130" w:name="_ad8397d41f792404ea3ffa2c2145e851561e0cf"/>
     <w:p>
       <w:pPr>
         <w:pStyle w:val="Bibliography"/>
@@ -28800,7 +30087,7 @@
       <w:r>
         <w:t xml:space="preserve">) curve, Radiology 143 (1982) 29–36. https://doi.org/</w:t>
       </w:r>
-      <w:hyperlink r:id="rId127">
+      <w:hyperlink r:id="rId129">
         <w:r>
           <w:rPr>
             <w:rStyle w:val="Hyperlink"/>
@@ -28812,8 +30099,8 @@
         <w:t xml:space="preserve">.</w:t>
       </w:r>
     </w:p>
-    <w:bookmarkEnd w:id="128"/>
-    <w:bookmarkStart w:id="130" w:name="_7ae2e06bcfe80442633569f5f6b1e21460598cb"/>
+    <w:bookmarkEnd w:id="130"/>
+    <w:bookmarkStart w:id="132" w:name="_7ae2e06bcfe80442633569f5f6b1e21460598cb"/>
     <w:p>
       <w:pPr>
         <w:pStyle w:val="Bibliography"/>
@@ -28830,7 +30117,7 @@
       <w:r>
         <w:t xml:space="preserve">H.B. Mann, D.R. Whitney, On a test of whether one of two random variables is stochastically larger than the other, The Annals of Mathematical Statistics 18 (1947) 50–60. https://doi.org/</w:t>
       </w:r>
-      <w:hyperlink r:id="rId129">
+      <w:hyperlink r:id="rId131">
         <w:r>
           <w:rPr>
             <w:rStyle w:val="Hyperlink"/>
@@ -28842,8 +30129,8 @@
         <w:t xml:space="preserve">.</w:t>
       </w:r>
     </w:p>
-    <w:bookmarkEnd w:id="130"/>
-    <w:bookmarkStart w:id="131" w:name="_d0a9d29bfb3d63b968b17ba95db409a8b61dfda"/>
+    <w:bookmarkEnd w:id="132"/>
+    <w:bookmarkStart w:id="133" w:name="_d0a9d29bfb3d63b968b17ba95db409a8b61dfda"/>
     <w:p>
       <w:pPr>
         <w:pStyle w:val="Bibliography"/>
@@ -28861,8 +30148,8 @@
         <w:t xml:space="preserve">B. Efron, R.J. Tibshirani, An introduction to the bootstrap, Chapman &amp; Hall, New York, 1993.</w:t>
       </w:r>
     </w:p>
-    <w:bookmarkEnd w:id="131"/>
-    <w:bookmarkStart w:id="133" w:name="_89a013c1487ff07275d04a7e5b79d7551b6a9f6"/>
+    <w:bookmarkEnd w:id="133"/>
+    <w:bookmarkStart w:id="135" w:name="_89a013c1487ff07275d04a7e5b79d7551b6a9f6"/>
     <w:p>
       <w:pPr>
         <w:pStyle w:val="Bibliography"/>
@@ -28882,7 +30169,7 @@
       <w:r>
         <w:t xml:space="preserve"> </w:t>
       </w:r>
-      <w:hyperlink r:id="rId132">
+      <w:hyperlink r:id="rId134">
         <w:r>
           <w:rPr>
             <w:rStyle w:val="Hyperlink"/>
@@ -28894,8 +30181,8 @@
         <w:t xml:space="preserve">.</w:t>
       </w:r>
     </w:p>
-    <w:bookmarkEnd w:id="133"/>
-    <w:bookmarkEnd w:id="134"/>
+    <w:bookmarkEnd w:id="135"/>
+    <w:bookmarkEnd w:id="136"/>
     <w:sectPr>
       <w:footnotePr>
         <w:numRestart w:val="eachSect"/>

--- a/docs/paper/submission/manuscript.docx
+++ b/docs/paper/submission/manuscript.docx
@@ -196,34 +196,10 @@
         </m:sSup>
       </m:oMath>
       <w:r>
-        <w:t xml:space="preserve">A factorial audit of 32 evaluation settings found that apparent anticipation depends on the comparison set; the cause is not isolated. AUC fell 0.21 [0.06, 0.34] from the most optimistic to the most conservative other-aircraft setting (0.88 to 0.67); only vehicle-grouped folds were material (0.06 [0.03, 0.09]). Against each drone’s own earlier flights, AUC was at chance (0.569, cluster bootstrap [0.500, 0.643]; rank test</w:t>
-      </w:r>
-      <w:r>
-        <w:t xml:space="preserve"> </w:t>
-      </w:r>
-      <m:oMath>
-        <m:acc>
-          <m:accPr>
-            <m:chr m:val="‾"/>
-          </m:accPr>
-          <m:e>
-            <m:r>
-              <m:t>r</m:t>
-            </m:r>
-          </m:e>
-        </m:acc>
-        <m:r>
-          <m:rPr>
-            <m:sty m:val="p"/>
-          </m:rPr>
-          <m:t>=</m:t>
-        </m:r>
-        <m:r>
-          <m:t>0.48</m:t>
-        </m:r>
-      </m:oMath>
-      <w:r>
-        <w:t xml:space="preserve">). Duration-caliper matching (0.25) lifted it to 0.642 (</w:t>
+        <w:t xml:space="preserve">A factorial audit of 32 evaluation settings found that apparent anticipation depends on the comparison set; the cause is not isolated. AUC fell 0.21 [0.06, 0.34] across other-aircraft settings (0.88 to 0.67); only vehicle-grouped folds were material (0.06 [0.03, 0.09]). Against each drone’s own earlier flights, AUC was at chance (0.569, cluster bootstrap [0.500, 0.643]). Duration-caliper matching (0.25) lifted it by</w:t>
+      </w:r>
+      <w:r>
+        <w:t xml:space="preserve"> </w:t>
       </w:r>
       <m:oMath>
         <m:r>
@@ -237,7 +213,30 @@
         </m:r>
       </m:oMath>
       <w:r>
-        <w:t xml:space="preserve">, 36 airframes; paired cluster CI [+0.074, +0.238]), but a fixed 30 s window did not, so the lift may reflect duration.</w:t>
+        <w:t xml:space="preserve"> </w:t>
+      </w:r>
+      <w:r>
+        <w:t xml:space="preserve">(36 airframes; paired cluster CI [+0.028, +0.205]), and by</w:t>
+      </w:r>
+      <w:r>
+        <w:t xml:space="preserve"> </w:t>
+      </w:r>
+      <m:oMath>
+        <m:r>
+          <m:rPr>
+            <m:sty m:val="p"/>
+          </m:rPr>
+          <m:t>+</m:t>
+        </m:r>
+        <m:r>
+          <m:t>0.077</m:t>
+        </m:r>
+      </m:oMath>
+      <w:r>
+        <w:t xml:space="preserve"> </w:t>
+      </w:r>
+      <w:r>
+        <w:t xml:space="preserve">[+0.013, +0.204] without clipping, tilt and voltage-sag features; a fixed 30 s window did not.</w:t>
       </w:r>
       <w:r>
         <w:t xml:space="preserve"> </w:t>
@@ -300,27 +299,7 @@
         </m:r>
       </m:oMath>
       <w:r>
-        <w:t xml:space="preserve">; newer metrics inconclusive,</w:t>
-      </w:r>
-      <w:r>
-        <w:t xml:space="preserve"> </w:t>
-      </w:r>
-      <m:oMath>
-        <m:r>
-          <m:t>p</m:t>
-        </m:r>
-        <m:r>
-          <m:rPr>
-            <m:sty m:val="p"/>
-          </m:rPr>
-          <m:t>=</m:t>
-        </m:r>
-        <m:r>
-          <m:t>0.25</m:t>
-        </m:r>
-      </m:oMath>
-      <w:r>
-        <w:t xml:space="preserve">).</w:t>
+        <w:t xml:space="preserve">;</w:t>
       </w:r>
       <w:r>
         <w:t xml:space="preserve"> </w:t>
@@ -343,622 +322,30 @@
         </m:sSup>
       </m:oMath>
       <w:r>
-        <w:t xml:space="preserve">Against 107 controls, screening gave</w:t>
-      </w:r>
-      <w:r>
-        <w:t xml:space="preserve"> </w:t>
-      </w:r>
-      <m:oMath>
-        <m:r>
-          <m:t>3.3</m:t>
-        </m:r>
-        <m:r>
-          <m:rPr>
-            <m:sty m:val="p"/>
-          </m:rPr>
-          <m:t>×</m:t>
-        </m:r>
-      </m:oMath>
-      <w:r>
-        <w:t xml:space="preserve"> </w:t>
-      </w:r>
-      <w:r>
-        <w:t xml:space="preserve">lift (illustrative PPV 2.26–2.43% at 10% flag rate). AeroFleet 2.0 shows longitudinal evidence without automatic verdicts.</w:t>
-      </w:r>
-    </w:p>
-    <w:p>
-      <w:pPr>
-        <w:pStyle w:val="BodyText"/>
-      </w:pPr>
-      <w:r>
-        <w:rPr>
-          <w:b/>
-          <w:bCs/>
-        </w:rPr>
-        <w:t xml:space="preserve">Keywords:</w:t>
-      </w:r>
-      <w:r>
-        <w:t xml:space="preserve"> </w:t>
-      </w:r>
-      <w:r>
-        <w:t xml:space="preserve">Unmanned aircraft systems; Flight logs; Crash investigation; Fault diagnosis; Data leakage; Fleet assurance</w:t>
-      </w:r>
-    </w:p>
-    <w:p>
-      <w:pPr>
-        <w:pStyle w:val="Heading1"/>
-      </w:pPr>
-      <w:bookmarkStart w:id="10" w:name="_20041c78c304d06f00dcef5457d2ac08ae2eef7"/>
-      <w:r>
-        <w:rPr>
-          <w:rStyle w:val="SectionNumber"/>
-        </w:rPr>
-        <w:t xml:space="preserve">1</w:t>
-      </w:r>
-      <w:r>
-        <w:tab/>
-      </w:r>
-      <w:r>
-        <w:t xml:space="preserve">Introduction</w:t>
-      </w:r>
-      <w:bookmarkEnd w:id="10"/>
-    </w:p>
-    <w:p>
-      <w:pPr>
-        <w:pStyle w:val="FirstParagraph"/>
-      </w:pPr>
-      <w:r>
-        <w:t xml:space="preserve">Small unmanned aircraft are now flown commercially for survey, inspection, agriculture and delivery, and the rules</w:t>
-      </w:r>
-      <w:r>
-        <w:t xml:space="preserve"> </w:t>
-      </w:r>
-      <w:r>
-        <w:t xml:space="preserve">that govern them place weight on records. In the European Union and the United Kingdom an operator in the specific</w:t>
-      </w:r>
-      <w:r>
-        <w:t xml:space="preserve"> </w:t>
-      </w:r>
-      <w:r>
-        <w:t xml:space="preserve">category must keep records of operations, maintenance and personnel for at least three years</w:t>
-      </w:r>
-      <w:r>
-        <w:t xml:space="preserve"> </w:t>
-      </w:r>
-      <w:r>
-        <w:t xml:space="preserve">[</w:t>
-      </w:r>
-      <w:hyperlink w:anchor="_94e90323a8c21041104ada5ef51239cca731079">
-        <w:r>
-          <w:rPr>
-            <w:rStyle w:val="Hyperlink"/>
-          </w:rPr>
-          <w:t xml:space="preserve">1</w:t>
-        </w:r>
-      </w:hyperlink>
-      <w:r>
-        <w:t xml:space="preserve">,</w:t>
-      </w:r>
-      <w:hyperlink w:anchor="_accb9f9d732da81043c804de081f8bf74e6cf24">
-        <w:r>
-          <w:rPr>
-            <w:rStyle w:val="Hyperlink"/>
-          </w:rPr>
-          <w:t xml:space="preserve">2</w:t>
-        </w:r>
-      </w:hyperlink>
-      <w:r>
-        <w:t xml:space="preserve">]</w:t>
-      </w:r>
-      <w:r>
-        <w:t xml:space="preserve">; India requires an accident to be reported within 48 hours</w:t>
-      </w:r>
-      <w:r>
-        <w:t xml:space="preserve"> </w:t>
-      </w:r>
-      <w:r>
-        <w:t xml:space="preserve">[</w:t>
-      </w:r>
-      <w:hyperlink w:anchor="_2a610b70f77ace96e6ffe48ed026a6e5f9efd5a">
-        <w:r>
-          <w:rPr>
-            <w:rStyle w:val="Hyperlink"/>
-          </w:rPr>
-          <w:t xml:space="preserve">3</w:t>
-        </w:r>
-      </w:hyperlink>
-      <w:r>
-        <w:t xml:space="preserve">]</w:t>
-      </w:r>
-      <w:r>
-        <w:t xml:space="preserve">, and</w:t>
-      </w:r>
-      <w:r>
-        <w:t xml:space="preserve"> </w:t>
-      </w:r>
-      <w:r>
-        <w:t xml:space="preserve">the United States within ten days</w:t>
-      </w:r>
-      <w:r>
-        <w:t xml:space="preserve"> </w:t>
-      </w:r>
-      <w:r>
-        <w:t xml:space="preserve">[</w:t>
-      </w:r>
-      <w:hyperlink w:anchor="_dffd97137af0abb4aae0ff556af3c0d05e0ee4a">
-        <w:r>
-          <w:rPr>
-            <w:rStyle w:val="Hyperlink"/>
-          </w:rPr>
-          <w:t xml:space="preserve">4</w:t>
-        </w:r>
-      </w:hyperlink>
-      <w:r>
-        <w:t xml:space="preserve">]</w:t>
-      </w:r>
-      <w:r>
-        <w:t xml:space="preserve">. When something goes wrong, the onboard flight log is the richest</w:t>
-      </w:r>
-      <w:r>
-        <w:t xml:space="preserve"> </w:t>
-      </w:r>
-      <w:r>
-        <w:t xml:space="preserve">record available. Open-source log viewers, commercial fleet platforms and, more recently, machine-learning and</w:t>
-      </w:r>
-      <w:r>
-        <w:t xml:space="preserve"> </w:t>
-      </w:r>
-      <w:r>
-        <w:t xml:space="preserve">language-model prototypes promise to turn that log into an answer: what failed, and whether the pilot or the aircraft</w:t>
-      </w:r>
-      <w:r>
-        <w:t xml:space="preserve"> </w:t>
-      </w:r>
-      <w:r>
-        <w:t xml:space="preserve">was responsible</w:t>
-      </w:r>
-      <w:r>
-        <w:t xml:space="preserve"> </w:t>
-      </w:r>
-      <w:r>
-        <w:t xml:space="preserve">[</w:t>
-      </w:r>
-      <w:hyperlink w:anchor="_398d8a6b28c132ef0c87de1470cc655ebafd86c">
-        <w:r>
-          <w:rPr>
-            <w:rStyle w:val="Hyperlink"/>
-          </w:rPr>
-          <w:t xml:space="preserve">5</w:t>
-        </w:r>
-      </w:hyperlink>
-      <w:r>
-        <w:t xml:space="preserve">,</w:t>
-      </w:r>
-      <w:hyperlink w:anchor="_4d7bbda75dad34c83d023e6afa1cc5b99fb5426">
-        <w:r>
-          <w:rPr>
-            <w:rStyle w:val="Hyperlink"/>
-          </w:rPr>
-          <w:t xml:space="preserve">6</w:t>
-        </w:r>
-      </w:hyperlink>
-      <w:r>
-        <w:t xml:space="preserve">]</w:t>
-      </w:r>
-      <w:r>
-        <w:t xml:space="preserve">.</w:t>
-      </w:r>
-    </w:p>
-    <w:p>
-      <w:pPr>
-        <w:pStyle w:val="BodyText"/>
-      </w:pPr>
-      <w:r>
-        <w:t xml:space="preserve">The question matters beyond engineering curiosity. In aviation safety science, accidents are recognized as systemic,</w:t>
-      </w:r>
-      <w:r>
-        <w:t xml:space="preserve"> </w:t>
-      </w:r>
-      <w:r>
-        <w:t xml:space="preserve">multi-causal events involving human factors, environmental conditions and organizational influences</w:t>
-      </w:r>
-      <w:r>
-        <w:t xml:space="preserve"> </w:t>
-      </w:r>
-      <w:r>
-        <w:t xml:space="preserve">[</w:t>
-      </w:r>
-      <w:hyperlink w:anchor="_006a7190097400c6c37363d97b6f3be0cdc0b48">
-        <w:r>
-          <w:rPr>
-            <w:rStyle w:val="Hyperlink"/>
-          </w:rPr>
-          <w:t xml:space="preserve">7</w:t>
-        </w:r>
-      </w:hyperlink>
-      <w:r>
-        <w:t xml:space="preserve">]</w:t>
-      </w:r>
-      <w:r>
-        <w:t xml:space="preserve">.</w:t>
-      </w:r>
-      <w:r>
-        <w:t xml:space="preserve"> </w:t>
-      </w:r>
-      <w:r>
-        <w:t xml:space="preserve">Commercial warranty claims, insurance settlements and regulatory filings nevertheless frequently compress these dynamics</w:t>
-      </w:r>
-      <w:r>
-        <w:t xml:space="preserve"> </w:t>
-      </w:r>
-      <w:r>
-        <w:t xml:space="preserve">into a binary decision: whether the pilot or the aircraft was primarily responsible. An automatic verdict that looks</w:t>
-      </w:r>
-      <w:r>
-        <w:t xml:space="preserve"> </w:t>
-      </w:r>
-      <w:r>
-        <w:t xml:space="preserve">objective can carry weight it has not earned. Fleet operators face a related but different question: not why one flight</w:t>
-      </w:r>
-      <w:r>
-        <w:t xml:space="preserve"> </w:t>
-      </w:r>
-      <w:r>
-        <w:t xml:space="preserve">ended badly, but which of their drones are most likely to fail next and should be inspected first. A log-based method that</w:t>
-      </w:r>
-      <w:r>
-        <w:t xml:space="preserve"> </w:t>
-      </w:r>
-      <w:r>
-        <w:t xml:space="preserve">is good at the second task need not be good at the first, and confusing the two can mislead both investigators and maintainers.</w:t>
-      </w:r>
-    </w:p>
-    <w:p>
-      <w:pPr>
-        <w:pStyle w:val="BodyText"/>
-      </w:pPr>
-      <w:r>
-        <w:t xml:space="preserve">Whether logs can deliver on either expectation has, to our knowledge, not been tested at scale against real crashes</w:t>
-      </w:r>
-      <w:r>
-        <w:t xml:space="preserve"> </w:t>
-      </w:r>
-      <w:r>
-        <w:t xml:space="preserve">with evaluation protocols that guard against the two known sources of optimism. First, a log that contains a crash also</w:t>
-      </w:r>
-      <w:r>
-        <w:t xml:space="preserve"> </w:t>
-      </w:r>
-      <w:r>
-        <w:t xml:space="preserve">contains its consequences—saturated motors, extreme attitudes and estimator errors—so a detector can learn the crash</w:t>
-      </w:r>
-      <w:r>
-        <w:t xml:space="preserve"> </w:t>
-      </w:r>
-      <w:r>
-        <w:t xml:space="preserve">itself rather than its cause, a form of crash-window data leakage</w:t>
-      </w:r>
-      <w:r>
-        <w:t xml:space="preserve"> </w:t>
-      </w:r>
-      <w:r>
-        <w:t xml:space="preserve">[</w:t>
-      </w:r>
-      <w:hyperlink w:anchor="_3541019a36f31423dbace231a12fca4d5e5f1ad">
-        <w:r>
-          <w:rPr>
-            <w:rStyle w:val="Hyperlink"/>
-          </w:rPr>
-          <w:t xml:space="preserve">8</w:t>
-        </w:r>
-      </w:hyperlink>
-      <w:r>
-        <w:t xml:space="preserve">,</w:t>
-      </w:r>
-      <w:hyperlink w:anchor="_77239db318a405bdd9ca0cc5db74d4c41b2a03f">
-        <w:r>
-          <w:rPr>
-            <w:rStyle w:val="Hyperlink"/>
-          </w:rPr>
-          <w:t xml:space="preserve">9</w:t>
-        </w:r>
-      </w:hyperlink>
-      <w:r>
-        <w:t xml:space="preserve">]</w:t>
-      </w:r>
-      <w:r>
-        <w:t xml:space="preserve">. Second, comparing crash flights with other operators’ good flights mixes</w:t>
-      </w:r>
-      <w:r>
-        <w:t xml:space="preserve"> </w:t>
-      </w:r>
-      <w:r>
-        <w:t xml:space="preserve">the flight with the aircraft and the people using it, so a difference between groups need not say anything about the</w:t>
-      </w:r>
-      <w:r>
-        <w:t xml:space="preserve"> </w:t>
-      </w:r>
-      <w:r>
-        <w:t xml:space="preserve">flight that crashed (between-aircraft confounding). Public fault datasets are dominated by simulation or injected faults</w:t>
-      </w:r>
-      <w:r>
-        <w:t xml:space="preserve"> </w:t>
-      </w:r>
-      <w:r>
-        <w:t xml:space="preserve">[</w:t>
-      </w:r>
-      <w:hyperlink w:anchor="_d75d7cf63098afa5d33e189bc1a163022e7ecdc">
-        <w:r>
-          <w:rPr>
-            <w:rStyle w:val="Hyperlink"/>
-          </w:rPr>
-          <w:t xml:space="preserve">10</w:t>
-        </w:r>
-      </w:hyperlink>
-      <w:r>
-        <w:t xml:space="preserve">–</w:t>
-      </w:r>
-      <w:hyperlink w:anchor="_973650d78dc352a8b25ace59ab002a1d91cdfc9">
-        <w:r>
-          <w:rPr>
-            <w:rStyle w:val="Hyperlink"/>
-          </w:rPr>
-          <w:t xml:space="preserve">12</w:t>
-        </w:r>
-      </w:hyperlink>
-      <w:r>
-        <w:t xml:space="preserve">]</w:t>
-      </w:r>
-      <w:r>
-        <w:t xml:space="preserve">, and accident statistics classify outcomes such as loss of</w:t>
-      </w:r>
-      <w:r>
-        <w:t xml:space="preserve"> </w:t>
-      </w:r>
-      <w:r>
-        <w:t xml:space="preserve">control rather than causes visible in a log</w:t>
-      </w:r>
-      <w:r>
-        <w:t xml:space="preserve"> </w:t>
-      </w:r>
-      <w:r>
-        <w:t xml:space="preserve">[</w:t>
-      </w:r>
-      <w:hyperlink w:anchor="_42246838952b0ed0d35bd475d264714b9e743f7">
-        <w:r>
-          <w:rPr>
-            <w:rStyle w:val="Hyperlink"/>
-          </w:rPr>
-          <w:t xml:space="preserve">13</w:t>
-        </w:r>
-      </w:hyperlink>
-      <w:r>
-        <w:t xml:space="preserve">,</w:t>
-      </w:r>
-      <w:hyperlink w:anchor="_b513b568a9a02649a1ddc461a1dd01e876732a2">
-        <w:r>
-          <w:rPr>
-            <w:rStyle w:val="Hyperlink"/>
-          </w:rPr>
-          <w:t xml:space="preserve">14</w:t>
-        </w:r>
-      </w:hyperlink>
-      <w:r>
-        <w:t xml:space="preserve">]</w:t>
-      </w:r>
-      <w:r>
-        <w:t xml:space="preserve">; neither resource tests</w:t>
-      </w:r>
-      <w:r>
-        <w:t xml:space="preserve"> </w:t>
-      </w:r>
-      <w:r>
-        <w:t xml:space="preserve">whether real crash logs, evaluated under leakage-free and within-aircraft protocols, can support the attribution and</w:t>
-      </w:r>
-      <w:r>
-        <w:t xml:space="preserve"> </w:t>
-      </w:r>
-      <w:r>
-        <w:t xml:space="preserve">prioritization decisions that operators actually need.</w:t>
-      </w:r>
-    </w:p>
-    <w:p>
-      <w:pPr>
-        <w:pStyle w:val="BodyText"/>
-      </w:pPr>
-      <w:r>
-        <w:t xml:space="preserve">The central question this paper asks of the largest public archive of real autopilot logs, PX4 Flight Review</w:t>
-      </w:r>
-      <w:r>
-        <w:t xml:space="preserve"> </w:t>
-      </w:r>
-      <w:r>
-        <w:t xml:space="preserve">[</w:t>
-      </w:r>
-      <w:hyperlink w:anchor="_7bef8dc44b5ed9bb7ced7ca5f392a78a76d6601">
-        <w:r>
-          <w:rPr>
-            <w:rStyle w:val="Hyperlink"/>
-          </w:rPr>
-          <w:t xml:space="preserve">15</w:t>
-        </w:r>
-      </w:hyperlink>
-      <w:r>
-        <w:t xml:space="preserve">,</w:t>
-      </w:r>
-      <w:hyperlink w:anchor="_d96f71c5379cbcad3bc75bfc7936eeacbaeb4ed">
-        <w:r>
-          <w:rPr>
-            <w:rStyle w:val="Hyperlink"/>
-          </w:rPr>
-          <w:t xml:space="preserve">16</w:t>
-        </w:r>
-      </w:hyperlink>
-      <w:r>
-        <w:t xml:space="preserve">]</w:t>
-      </w:r>
-      <w:r>
-        <w:t xml:space="preserve">, is:</w:t>
-      </w:r>
-      <w:r>
-        <w:t xml:space="preserve"> </w:t>
-      </w:r>
-      <w:r>
-        <w:rPr>
-          <w:i/>
-          <w:iCs/>
-        </w:rPr>
-        <w:t xml:space="preserve">what evidentiary value can flight logs carry for a drone fleet</w:t>
-      </w:r>
-      <w:r>
-        <w:rPr>
-          <w:i/>
-          <w:iCs/>
-        </w:rPr>
-        <w:t xml:space="preserve"> </w:t>
-      </w:r>
-      <w:r>
-        <w:rPr>
-          <w:i/>
-          <w:iCs/>
-        </w:rPr>
-        <w:t xml:space="preserve">operator, once evaluation protocols guard against crash-window leakage and between-aircraft confounding?</w:t>
-      </w:r>
-      <w:r>
-        <w:t xml:space="preserve"> </w:t>
-      </w:r>
-      <w:r>
-        <w:t xml:space="preserve">We decompose</w:t>
-      </w:r>
-      <w:r>
-        <w:t xml:space="preserve"> </w:t>
-      </w:r>
-      <w:r>
-        <w:t xml:space="preserve">this into four sub-tests:</w:t>
-      </w:r>
-    </w:p>
-    <w:p>
-      <w:pPr>
-        <w:pStyle w:val="BodyText"/>
-      </w:pPr>
-      <w:r>
-        <w:rPr>
-          <w:b/>
-          <w:bCs/>
-        </w:rPr>
-        <w:t xml:space="preserve">Q1</w:t>
-      </w:r>
-      <w:r>
-        <w:t xml:space="preserve"> </w:t>
-      </w:r>
-      <w:r>
-        <w:t xml:space="preserve">Do configuration settings differ between crash flights and normal flights, and can that difference indicate</w:t>
-      </w:r>
-      <w:r>
-        <w:t xml:space="preserve"> </w:t>
-      </w:r>
-      <w:r>
-        <w:t xml:space="preserve">who was responsible?</w:t>
-      </w:r>
-    </w:p>
-    <w:p>
-      <w:pPr>
-        <w:pStyle w:val="BodyText"/>
-      </w:pPr>
-      <w:r>
-        <w:rPr>
-          <w:b/>
-          <w:bCs/>
-        </w:rPr>
-        <w:t xml:space="preserve">Q2</w:t>
-      </w:r>
-      <w:r>
-        <w:t xml:space="preserve"> </w:t>
-      </w:r>
-      <w:r>
-        <w:t xml:space="preserve">Can a log separate crashes caused by the pilot from crashes caused by the aircraft—and does this separation</w:t>
-      </w:r>
-      <w:r>
-        <w:t xml:space="preserve"> </w:t>
-      </w:r>
-      <w:r>
-        <w:t xml:space="preserve">survive expert-diagnosis validation?</w:t>
-      </w:r>
-    </w:p>
-    <w:p>
-      <w:pPr>
-        <w:pStyle w:val="BodyText"/>
-      </w:pPr>
-      <w:r>
-        <w:rPr>
-          <w:b/>
-          <w:bCs/>
-        </w:rPr>
-        <w:t xml:space="preserve">Q3</w:t>
-      </w:r>
-      <w:r>
-        <w:t xml:space="preserve"> </w:t>
-      </w:r>
-      <w:r>
-        <w:t xml:space="preserve">Once within-aircraft and between-aircraft comparisons are distinguished, which comparison retains a usable</w:t>
-      </w:r>
-      <w:r>
-        <w:t xml:space="preserve"> </w:t>
-      </w:r>
-      <w:r>
-        <w:t xml:space="preserve">signal of pre-crash deterioration?</w:t>
-      </w:r>
-    </w:p>
-    <w:p>
-      <w:pPr>
-        <w:pStyle w:val="BodyText"/>
-      </w:pPr>
-      <w:r>
-        <w:rPr>
-          <w:b/>
-          <w:bCs/>
-        </w:rPr>
-        <w:t xml:space="preserve">Q4</w:t>
-      </w:r>
-      <w:r>
-        <w:t xml:space="preserve"> </w:t>
-      </w:r>
-      <w:r>
-        <w:t xml:space="preserve">Do expert diagnoses agree with uploader labels, and do automatic diagnostic checks find the faults experts</w:t>
-      </w:r>
-      <w:r>
-        <w:t xml:space="preserve"> </w:t>
-      </w:r>
-      <w:r>
-        <w:t xml:space="preserve">name without benefiting from the crash window?</w:t>
-      </w:r>
-    </w:p>
-    <w:p>
-      <w:pPr>
-        <w:pStyle w:val="BodyText"/>
-      </w:pPr>
-      <w:r>
-        <w:t xml:space="preserve">Because language-model assistants are now proposed for exactly this task, we also report a controlled evaluation of</w:t>
-      </w:r>
-      <w:r>
-        <w:t xml:space="preserve"> </w:t>
-      </w:r>
-      <w:r>
-        <w:t xml:space="preserve">small local models used as an attribution review panel, including a test for voting-consensus manipulation.</w:t>
-      </w:r>
-    </w:p>
-    <w:p>
-      <w:pPr>
-        <w:pStyle w:val="BodyText"/>
-      </w:pPr>
-      <w:r>
-        <w:t xml:space="preserve">The contributions are as follows.</w:t>
-      </w:r>
-      <w:r>
-        <w:t xml:space="preserve"> </w:t>
-      </w:r>
-      <w:r>
-        <w:t xml:space="preserve">(i) </w:t>
+        <w:t xml:space="preserve">0.70 without 47 exposure flights flown after the crash; newer metrics inconclusive,</w:t>
+      </w:r>
+      <w:r>
+        <w:t xml:space="preserve"> </w:t>
+      </w:r>
+      <m:oMath>
+        <m:r>
+          <m:t>p</m:t>
+        </m:r>
+        <m:r>
+          <m:rPr>
+            <m:sty m:val="p"/>
+          </m:rPr>
+          <m:t>=</m:t>
+        </m:r>
+        <m:r>
+          <m:t>0.25</m:t>
+        </m:r>
+      </m:oMath>
+      <w:r>
+        <w:t xml:space="preserve">).</w:t>
+      </w:r>
+      <w:r>
+        <w:t xml:space="preserve"> </w:t>
       </w:r>
       <m:oMath>
         <m:sSup>
@@ -978,6 +365,641 @@
         </m:sSup>
       </m:oMath>
       <w:r>
+        <w:t xml:space="preserve">Against 107 controls, screening gave</w:t>
+      </w:r>
+      <w:r>
+        <w:t xml:space="preserve"> </w:t>
+      </w:r>
+      <m:oMath>
+        <m:r>
+          <m:t>3.3</m:t>
+        </m:r>
+        <m:r>
+          <m:rPr>
+            <m:sty m:val="p"/>
+          </m:rPr>
+          <m:t>×</m:t>
+        </m:r>
+      </m:oMath>
+      <w:r>
+        <w:t xml:space="preserve"> </w:t>
+      </w:r>
+      <w:r>
+        <w:t xml:space="preserve">lift (illustrative PPV 2.26–2.43% at 10% flag rate). AeroFleet 2.0 shows longitudinal evidence without automatic verdicts.</w:t>
+      </w:r>
+    </w:p>
+    <w:p>
+      <w:pPr>
+        <w:pStyle w:val="BodyText"/>
+      </w:pPr>
+      <w:r>
+        <w:rPr>
+          <w:b/>
+          <w:bCs/>
+        </w:rPr>
+        <w:t xml:space="preserve">Keywords:</w:t>
+      </w:r>
+      <w:r>
+        <w:t xml:space="preserve"> </w:t>
+      </w:r>
+      <w:r>
+        <w:t xml:space="preserve">Unmanned aircraft systems; Flight logs; Crash investigation; Fault diagnosis; Data leakage; Fleet assurance</w:t>
+      </w:r>
+    </w:p>
+    <w:p>
+      <w:pPr>
+        <w:pStyle w:val="Heading1"/>
+      </w:pPr>
+      <w:bookmarkStart w:id="10" w:name="_20041c78c304d06f00dcef5457d2ac08ae2eef7"/>
+      <w:r>
+        <w:rPr>
+          <w:rStyle w:val="SectionNumber"/>
+        </w:rPr>
+        <w:t xml:space="preserve">1</w:t>
+      </w:r>
+      <w:r>
+        <w:tab/>
+      </w:r>
+      <w:r>
+        <w:t xml:space="preserve">Introduction</w:t>
+      </w:r>
+      <w:bookmarkEnd w:id="10"/>
+    </w:p>
+    <w:p>
+      <w:pPr>
+        <w:pStyle w:val="FirstParagraph"/>
+      </w:pPr>
+      <w:r>
+        <w:t xml:space="preserve">Small unmanned aircraft are now flown commercially for survey, inspection, agriculture and delivery, and the rules</w:t>
+      </w:r>
+      <w:r>
+        <w:t xml:space="preserve"> </w:t>
+      </w:r>
+      <w:r>
+        <w:t xml:space="preserve">that govern them place weight on records. In the European Union and the United Kingdom an operator in the specific</w:t>
+      </w:r>
+      <w:r>
+        <w:t xml:space="preserve"> </w:t>
+      </w:r>
+      <w:r>
+        <w:t xml:space="preserve">category must keep records of operations, maintenance and personnel for at least three years</w:t>
+      </w:r>
+      <w:r>
+        <w:t xml:space="preserve"> </w:t>
+      </w:r>
+      <w:r>
+        <w:t xml:space="preserve">[</w:t>
+      </w:r>
+      <w:hyperlink w:anchor="_94e90323a8c21041104ada5ef51239cca731079">
+        <w:r>
+          <w:rPr>
+            <w:rStyle w:val="Hyperlink"/>
+          </w:rPr>
+          <w:t xml:space="preserve">1</w:t>
+        </w:r>
+      </w:hyperlink>
+      <w:r>
+        <w:t xml:space="preserve">,</w:t>
+      </w:r>
+      <w:hyperlink w:anchor="_accb9f9d732da81043c804de081f8bf74e6cf24">
+        <w:r>
+          <w:rPr>
+            <w:rStyle w:val="Hyperlink"/>
+          </w:rPr>
+          <w:t xml:space="preserve">2</w:t>
+        </w:r>
+      </w:hyperlink>
+      <w:r>
+        <w:t xml:space="preserve">]</w:t>
+      </w:r>
+      <w:r>
+        <w:t xml:space="preserve">; India requires an accident to be reported within 48 hours</w:t>
+      </w:r>
+      <w:r>
+        <w:t xml:space="preserve"> </w:t>
+      </w:r>
+      <w:r>
+        <w:t xml:space="preserve">[</w:t>
+      </w:r>
+      <w:hyperlink w:anchor="_2a610b70f77ace96e6ffe48ed026a6e5f9efd5a">
+        <w:r>
+          <w:rPr>
+            <w:rStyle w:val="Hyperlink"/>
+          </w:rPr>
+          <w:t xml:space="preserve">3</w:t>
+        </w:r>
+      </w:hyperlink>
+      <w:r>
+        <w:t xml:space="preserve">]</w:t>
+      </w:r>
+      <w:r>
+        <w:t xml:space="preserve">, and</w:t>
+      </w:r>
+      <w:r>
+        <w:t xml:space="preserve"> </w:t>
+      </w:r>
+      <w:r>
+        <w:t xml:space="preserve">the United States within ten days</w:t>
+      </w:r>
+      <w:r>
+        <w:t xml:space="preserve"> </w:t>
+      </w:r>
+      <w:r>
+        <w:t xml:space="preserve">[</w:t>
+      </w:r>
+      <w:hyperlink w:anchor="_dffd97137af0abb4aae0ff556af3c0d05e0ee4a">
+        <w:r>
+          <w:rPr>
+            <w:rStyle w:val="Hyperlink"/>
+          </w:rPr>
+          <w:t xml:space="preserve">4</w:t>
+        </w:r>
+      </w:hyperlink>
+      <w:r>
+        <w:t xml:space="preserve">]</w:t>
+      </w:r>
+      <w:r>
+        <w:t xml:space="preserve">. When something goes wrong, the onboard flight log is the richest</w:t>
+      </w:r>
+      <w:r>
+        <w:t xml:space="preserve"> </w:t>
+      </w:r>
+      <w:r>
+        <w:t xml:space="preserve">record available. Open-source log viewers, commercial fleet platforms and, more recently, machine-learning and</w:t>
+      </w:r>
+      <w:r>
+        <w:t xml:space="preserve"> </w:t>
+      </w:r>
+      <w:r>
+        <w:t xml:space="preserve">language-model prototypes promise to turn that log into an answer: what failed, and whether the pilot or the aircraft</w:t>
+      </w:r>
+      <w:r>
+        <w:t xml:space="preserve"> </w:t>
+      </w:r>
+      <w:r>
+        <w:t xml:space="preserve">was responsible</w:t>
+      </w:r>
+      <w:r>
+        <w:t xml:space="preserve"> </w:t>
+      </w:r>
+      <w:r>
+        <w:t xml:space="preserve">[</w:t>
+      </w:r>
+      <w:hyperlink w:anchor="_398d8a6b28c132ef0c87de1470cc655ebafd86c">
+        <w:r>
+          <w:rPr>
+            <w:rStyle w:val="Hyperlink"/>
+          </w:rPr>
+          <w:t xml:space="preserve">5</w:t>
+        </w:r>
+      </w:hyperlink>
+      <w:r>
+        <w:t xml:space="preserve">,</w:t>
+      </w:r>
+      <w:hyperlink w:anchor="_4d7bbda75dad34c83d023e6afa1cc5b99fb5426">
+        <w:r>
+          <w:rPr>
+            <w:rStyle w:val="Hyperlink"/>
+          </w:rPr>
+          <w:t xml:space="preserve">6</w:t>
+        </w:r>
+      </w:hyperlink>
+      <w:r>
+        <w:t xml:space="preserve">]</w:t>
+      </w:r>
+      <w:r>
+        <w:t xml:space="preserve">.</w:t>
+      </w:r>
+    </w:p>
+    <w:p>
+      <w:pPr>
+        <w:pStyle w:val="BodyText"/>
+      </w:pPr>
+      <w:r>
+        <w:t xml:space="preserve">The question matters beyond engineering curiosity. In aviation safety science, accidents are recognized as systemic,</w:t>
+      </w:r>
+      <w:r>
+        <w:t xml:space="preserve"> </w:t>
+      </w:r>
+      <w:r>
+        <w:t xml:space="preserve">multi-causal events involving human factors, environmental conditions and organizational influences</w:t>
+      </w:r>
+      <w:r>
+        <w:t xml:space="preserve"> </w:t>
+      </w:r>
+      <w:r>
+        <w:t xml:space="preserve">[</w:t>
+      </w:r>
+      <w:hyperlink w:anchor="_006a7190097400c6c37363d97b6f3be0cdc0b48">
+        <w:r>
+          <w:rPr>
+            <w:rStyle w:val="Hyperlink"/>
+          </w:rPr>
+          <w:t xml:space="preserve">7</w:t>
+        </w:r>
+      </w:hyperlink>
+      <w:r>
+        <w:t xml:space="preserve">]</w:t>
+      </w:r>
+      <w:r>
+        <w:t xml:space="preserve">.</w:t>
+      </w:r>
+      <w:r>
+        <w:t xml:space="preserve"> </w:t>
+      </w:r>
+      <w:r>
+        <w:t xml:space="preserve">Commercial warranty claims, insurance settlements and regulatory filings nevertheless frequently compress these dynamics</w:t>
+      </w:r>
+      <w:r>
+        <w:t xml:space="preserve"> </w:t>
+      </w:r>
+      <w:r>
+        <w:t xml:space="preserve">into a binary decision: whether the pilot or the aircraft was primarily responsible. An automatic verdict that looks</w:t>
+      </w:r>
+      <w:r>
+        <w:t xml:space="preserve"> </w:t>
+      </w:r>
+      <w:r>
+        <w:t xml:space="preserve">objective can carry weight it has not earned. Fleet operators face a related but different question: not why one flight</w:t>
+      </w:r>
+      <w:r>
+        <w:t xml:space="preserve"> </w:t>
+      </w:r>
+      <w:r>
+        <w:t xml:space="preserve">ended badly, but which of their drones are most likely to fail next and should be inspected first. A log-based method that</w:t>
+      </w:r>
+      <w:r>
+        <w:t xml:space="preserve"> </w:t>
+      </w:r>
+      <w:r>
+        <w:t xml:space="preserve">is good at the second task need not be good at the first, and confusing the two can mislead both investigators and maintainers.</w:t>
+      </w:r>
+    </w:p>
+    <w:p>
+      <w:pPr>
+        <w:pStyle w:val="BodyText"/>
+      </w:pPr>
+      <w:r>
+        <w:t xml:space="preserve">Whether logs can deliver on either expectation has, to our knowledge, not been tested at scale against real crashes</w:t>
+      </w:r>
+      <w:r>
+        <w:t xml:space="preserve"> </w:t>
+      </w:r>
+      <w:r>
+        <w:t xml:space="preserve">with evaluation protocols that guard against the two known sources of optimism. First, a log that contains a crash also</w:t>
+      </w:r>
+      <w:r>
+        <w:t xml:space="preserve"> </w:t>
+      </w:r>
+      <w:r>
+        <w:t xml:space="preserve">contains its consequences—saturated motors, extreme attitudes and estimator errors—so a detector can learn the crash</w:t>
+      </w:r>
+      <w:r>
+        <w:t xml:space="preserve"> </w:t>
+      </w:r>
+      <w:r>
+        <w:t xml:space="preserve">itself rather than its cause, a form of crash-window data leakage</w:t>
+      </w:r>
+      <w:r>
+        <w:t xml:space="preserve"> </w:t>
+      </w:r>
+      <w:r>
+        <w:t xml:space="preserve">[</w:t>
+      </w:r>
+      <w:hyperlink w:anchor="_3541019a36f31423dbace231a12fca4d5e5f1ad">
+        <w:r>
+          <w:rPr>
+            <w:rStyle w:val="Hyperlink"/>
+          </w:rPr>
+          <w:t xml:space="preserve">8</w:t>
+        </w:r>
+      </w:hyperlink>
+      <w:r>
+        <w:t xml:space="preserve">,</w:t>
+      </w:r>
+      <w:hyperlink w:anchor="_77239db318a405bdd9ca0cc5db74d4c41b2a03f">
+        <w:r>
+          <w:rPr>
+            <w:rStyle w:val="Hyperlink"/>
+          </w:rPr>
+          <w:t xml:space="preserve">9</w:t>
+        </w:r>
+      </w:hyperlink>
+      <w:r>
+        <w:t xml:space="preserve">]</w:t>
+      </w:r>
+      <w:r>
+        <w:t xml:space="preserve">. Second, comparing crash flights with other operators’ good flights mixes</w:t>
+      </w:r>
+      <w:r>
+        <w:t xml:space="preserve"> </w:t>
+      </w:r>
+      <w:r>
+        <w:t xml:space="preserve">the flight with the aircraft and the people using it, so a difference between groups need not say anything about the</w:t>
+      </w:r>
+      <w:r>
+        <w:t xml:space="preserve"> </w:t>
+      </w:r>
+      <w:r>
+        <w:t xml:space="preserve">flight that crashed (between-aircraft confounding). Public fault datasets are dominated by simulation or injected faults</w:t>
+      </w:r>
+      <w:r>
+        <w:t xml:space="preserve"> </w:t>
+      </w:r>
+      <w:r>
+        <w:t xml:space="preserve">[</w:t>
+      </w:r>
+      <w:hyperlink w:anchor="_d75d7cf63098afa5d33e189bc1a163022e7ecdc">
+        <w:r>
+          <w:rPr>
+            <w:rStyle w:val="Hyperlink"/>
+          </w:rPr>
+          <w:t xml:space="preserve">10</w:t>
+        </w:r>
+      </w:hyperlink>
+      <w:r>
+        <w:t xml:space="preserve">–</w:t>
+      </w:r>
+      <w:hyperlink w:anchor="_973650d78dc352a8b25ace59ab002a1d91cdfc9">
+        <w:r>
+          <w:rPr>
+            <w:rStyle w:val="Hyperlink"/>
+          </w:rPr>
+          <w:t xml:space="preserve">12</w:t>
+        </w:r>
+      </w:hyperlink>
+      <w:r>
+        <w:t xml:space="preserve">]</w:t>
+      </w:r>
+      <w:r>
+        <w:t xml:space="preserve">, and accident statistics classify outcomes such as loss of</w:t>
+      </w:r>
+      <w:r>
+        <w:t xml:space="preserve"> </w:t>
+      </w:r>
+      <w:r>
+        <w:t xml:space="preserve">control rather than causes visible in a log</w:t>
+      </w:r>
+      <w:r>
+        <w:t xml:space="preserve"> </w:t>
+      </w:r>
+      <w:r>
+        <w:t xml:space="preserve">[</w:t>
+      </w:r>
+      <w:hyperlink w:anchor="_42246838952b0ed0d35bd475d264714b9e743f7">
+        <w:r>
+          <w:rPr>
+            <w:rStyle w:val="Hyperlink"/>
+          </w:rPr>
+          <w:t xml:space="preserve">13</w:t>
+        </w:r>
+      </w:hyperlink>
+      <w:r>
+        <w:t xml:space="preserve">,</w:t>
+      </w:r>
+      <w:hyperlink w:anchor="_b513b568a9a02649a1ddc461a1dd01e876732a2">
+        <w:r>
+          <w:rPr>
+            <w:rStyle w:val="Hyperlink"/>
+          </w:rPr>
+          <w:t xml:space="preserve">14</w:t>
+        </w:r>
+      </w:hyperlink>
+      <w:r>
+        <w:t xml:space="preserve">]</w:t>
+      </w:r>
+      <w:r>
+        <w:t xml:space="preserve">; neither resource tests</w:t>
+      </w:r>
+      <w:r>
+        <w:t xml:space="preserve"> </w:t>
+      </w:r>
+      <w:r>
+        <w:t xml:space="preserve">whether real crash logs, evaluated under leakage-free and within-aircraft protocols, can support the attribution and</w:t>
+      </w:r>
+      <w:r>
+        <w:t xml:space="preserve"> </w:t>
+      </w:r>
+      <w:r>
+        <w:t xml:space="preserve">prioritization decisions that operators actually need.</w:t>
+      </w:r>
+    </w:p>
+    <w:p>
+      <w:pPr>
+        <w:pStyle w:val="BodyText"/>
+      </w:pPr>
+      <w:r>
+        <w:t xml:space="preserve">The central question this paper asks of the largest public archive of real autopilot logs, PX4 Flight Review</w:t>
+      </w:r>
+      <w:r>
+        <w:t xml:space="preserve"> </w:t>
+      </w:r>
+      <w:r>
+        <w:t xml:space="preserve">[</w:t>
+      </w:r>
+      <w:hyperlink w:anchor="_7bef8dc44b5ed9bb7ced7ca5f392a78a76d6601">
+        <w:r>
+          <w:rPr>
+            <w:rStyle w:val="Hyperlink"/>
+          </w:rPr>
+          <w:t xml:space="preserve">15</w:t>
+        </w:r>
+      </w:hyperlink>
+      <w:r>
+        <w:t xml:space="preserve">,</w:t>
+      </w:r>
+      <w:hyperlink w:anchor="_d96f71c5379cbcad3bc75bfc7936eeacbaeb4ed">
+        <w:r>
+          <w:rPr>
+            <w:rStyle w:val="Hyperlink"/>
+          </w:rPr>
+          <w:t xml:space="preserve">16</w:t>
+        </w:r>
+      </w:hyperlink>
+      <w:r>
+        <w:t xml:space="preserve">]</w:t>
+      </w:r>
+      <w:r>
+        <w:t xml:space="preserve">, is:</w:t>
+      </w:r>
+      <w:r>
+        <w:t xml:space="preserve"> </w:t>
+      </w:r>
+      <w:r>
+        <w:rPr>
+          <w:i/>
+          <w:iCs/>
+        </w:rPr>
+        <w:t xml:space="preserve">what evidentiary value can flight logs carry for a drone fleet</w:t>
+      </w:r>
+      <w:r>
+        <w:rPr>
+          <w:i/>
+          <w:iCs/>
+        </w:rPr>
+        <w:t xml:space="preserve"> </w:t>
+      </w:r>
+      <w:r>
+        <w:rPr>
+          <w:i/>
+          <w:iCs/>
+        </w:rPr>
+        <w:t xml:space="preserve">operator, once evaluation protocols guard against crash-window leakage and between-aircraft confounding?</w:t>
+      </w:r>
+      <w:r>
+        <w:t xml:space="preserve"> </w:t>
+      </w:r>
+      <w:r>
+        <w:t xml:space="preserve">We decompose</w:t>
+      </w:r>
+      <w:r>
+        <w:t xml:space="preserve"> </w:t>
+      </w:r>
+      <w:r>
+        <w:t xml:space="preserve">this into four sub-tests:</w:t>
+      </w:r>
+    </w:p>
+    <w:p>
+      <w:pPr>
+        <w:pStyle w:val="BodyText"/>
+      </w:pPr>
+      <w:r>
+        <w:rPr>
+          <w:b/>
+          <w:bCs/>
+        </w:rPr>
+        <w:t xml:space="preserve">Q1</w:t>
+      </w:r>
+      <w:r>
+        <w:t xml:space="preserve"> </w:t>
+      </w:r>
+      <w:r>
+        <w:t xml:space="preserve">Do configuration settings differ between crash flights and normal flights, and can that difference indicate</w:t>
+      </w:r>
+      <w:r>
+        <w:t xml:space="preserve"> </w:t>
+      </w:r>
+      <w:r>
+        <w:t xml:space="preserve">who was responsible?</w:t>
+      </w:r>
+    </w:p>
+    <w:p>
+      <w:pPr>
+        <w:pStyle w:val="BodyText"/>
+      </w:pPr>
+      <w:r>
+        <w:rPr>
+          <w:b/>
+          <w:bCs/>
+        </w:rPr>
+        <w:t xml:space="preserve">Q2</w:t>
+      </w:r>
+      <w:r>
+        <w:t xml:space="preserve"> </w:t>
+      </w:r>
+      <w:r>
+        <w:t xml:space="preserve">Can a log separate crashes caused by the pilot from crashes caused by the aircraft—and does this separation</w:t>
+      </w:r>
+      <w:r>
+        <w:t xml:space="preserve"> </w:t>
+      </w:r>
+      <w:r>
+        <w:t xml:space="preserve">survive expert-diagnosis validation?</w:t>
+      </w:r>
+    </w:p>
+    <w:p>
+      <w:pPr>
+        <w:pStyle w:val="BodyText"/>
+      </w:pPr>
+      <w:r>
+        <w:rPr>
+          <w:b/>
+          <w:bCs/>
+        </w:rPr>
+        <w:t xml:space="preserve">Q3</w:t>
+      </w:r>
+      <w:r>
+        <w:t xml:space="preserve"> </w:t>
+      </w:r>
+      <w:r>
+        <w:t xml:space="preserve">Once within-aircraft and between-aircraft comparisons are distinguished, which comparison retains a usable</w:t>
+      </w:r>
+      <w:r>
+        <w:t xml:space="preserve"> </w:t>
+      </w:r>
+      <w:r>
+        <w:t xml:space="preserve">signal of pre-crash deterioration?</w:t>
+      </w:r>
+    </w:p>
+    <w:p>
+      <w:pPr>
+        <w:pStyle w:val="BodyText"/>
+      </w:pPr>
+      <w:r>
+        <w:rPr>
+          <w:b/>
+          <w:bCs/>
+        </w:rPr>
+        <w:t xml:space="preserve">Q4</w:t>
+      </w:r>
+      <w:r>
+        <w:t xml:space="preserve"> </w:t>
+      </w:r>
+      <w:r>
+        <w:t xml:space="preserve">Do expert diagnoses agree with uploader labels, and do automatic diagnostic checks find the faults experts</w:t>
+      </w:r>
+      <w:r>
+        <w:t xml:space="preserve"> </w:t>
+      </w:r>
+      <w:r>
+        <w:t xml:space="preserve">name without benefiting from the crash window?</w:t>
+      </w:r>
+    </w:p>
+    <w:p>
+      <w:pPr>
+        <w:pStyle w:val="BodyText"/>
+      </w:pPr>
+      <w:r>
+        <w:t xml:space="preserve">Because language-model assistants are now proposed for exactly this task, we also report a controlled evaluation of</w:t>
+      </w:r>
+      <w:r>
+        <w:t xml:space="preserve"> </w:t>
+      </w:r>
+      <w:r>
+        <w:t xml:space="preserve">small local models used as an attribution review panel, including a test for voting-consensus manipulation.</w:t>
+      </w:r>
+    </w:p>
+    <w:p>
+      <w:pPr>
+        <w:pStyle w:val="BodyText"/>
+      </w:pPr>
+      <w:r>
+        <w:t xml:space="preserve">The contributions are as follows.</w:t>
+      </w:r>
+      <w:r>
+        <w:t xml:space="preserve"> </w:t>
+      </w:r>
+      <w:r>
+        <w:t xml:space="preserve">(i) </w:t>
+      </w:r>
+      <m:oMath>
+        <m:sSup>
+          <m:e>
+            <m:r>
+              <m:t>​</m:t>
+            </m:r>
+          </m:e>
+          <m:sup>
+            <m:r>
+              <m:rPr>
+                <m:sty m:val="p"/>
+              </m:rPr>
+              <m:t>†</m:t>
+            </m:r>
+          </m:sup>
+        </m:sSup>
+      </m:oMath>
+      <w:r>
         <w:t xml:space="preserve">A factorial optimism audit that splits the apparent crash-vs-normal AUC across five evaluation choices (crash set, comparison flights, crash-window cut, fold grouping, window length; 32 settings, one feature extractor, exact Shapley split). Of a 0.21 [0.06, 0.34] drop from the most optimistic to the most conservative other-aircraft setting (0.88 to 0.67), only vehicle-grouped folds contributed materially (0.06 [0.03, 0.09]); the crash set and the choice of normal flights each carried 0.06–0.07 with intervals spanning zero, so the cause of the remaining drop is not isolated. Separation against other aircraft persisted at 0.67; comparing each drone with its own earlier flights brought it to chance. Within-drone evaluation finds no detectable precursor signal under uncalipered matching in this cohort (Group-CV AUC 0.569, 95% cluster bootstrap CI [0.500, 0.643], pairwise mean AUC 0.592 [0.516, 0.692], rank test</w:t>
       </w:r>
       <w:r>
@@ -1081,7 +1103,7 @@
         <w:t xml:space="preserve"> </w:t>
       </w:r>
       <w:r>
-        <w:t xml:space="preserve">to</w:t>
+        <w:t xml:space="preserve">(95% paired cluster bootstrap CI [+0.028, +0.205] on 36 airframes) and</w:t>
       </w:r>
       <w:r>
         <w:t xml:space="preserve"> </w:t>
@@ -1094,14 +1116,14 @@
           <m:t>+</m:t>
         </m:r>
         <m:r>
-          <m:t>0.125</m:t>
-        </m:r>
-      </m:oMath>
-      <w:r>
-        <w:t xml:space="preserve"> </w:t>
-      </w:r>
-      <w:r>
-        <w:t xml:space="preserve">(95% paired cluster bootstrap CI [+0.074, +0.238] on 36 airframes); a fixed 30 s window did not reproduce this lift, so it may reflect duration itself rather than masked precursors.</w:t>
+          <m:t>0.077</m:t>
+        </m:r>
+      </m:oMath>
+      <w:r>
+        <w:t xml:space="preserve"> </w:t>
+      </w:r>
+      <w:r>
+        <w:t xml:space="preserve">[+0.013, +0.204] without the clipping, tilt and voltage-sag features, so the lift is not carried only by duration-linked features; a fixed 30 s window did not reproduce it, and within-drone AUC stays at 0.57–0.64.</w:t>
       </w:r>
       <w:r>
         <w:t xml:space="preserve"> </w:t>
@@ -1274,7 +1296,47 @@
         </m:r>
       </m:oMath>
       <w:r>
-        <w:t xml:space="preserve"> s (upper bounds near 0.73 occur only when terminal tumble telemetry is retained, dropping to 0.524 under 10 s leakage control). Furthermore, apparent diagnostic check accuracy</w:t>
+        <w:t xml:space="preserve"> s (the intervals at</w:t>
+      </w:r>
+      <w:r>
+        <w:t xml:space="preserve"> </w:t>
+      </w:r>
+      <m:oMath>
+        <m:r>
+          <m:t>m</m:t>
+        </m:r>
+        <m:r>
+          <m:rPr>
+            <m:sty m:val="p"/>
+          </m:rPr>
+          <m:t>=</m:t>
+        </m:r>
+        <m:r>
+          <m:t>0</m:t>
+        </m:r>
+      </m:oMath>
+      <w:r>
+        <w:t xml:space="preserve">–5 s overlap, so their differences are sampling noise; upper bounds at</w:t>
+      </w:r>
+      <w:r>
+        <w:t xml:space="preserve"> </w:t>
+      </w:r>
+      <m:oMath>
+        <m:r>
+          <m:t>m</m:t>
+        </m:r>
+        <m:r>
+          <m:rPr>
+            <m:sty m:val="p"/>
+          </m:rPr>
+          <m:t>≥</m:t>
+        </m:r>
+        <m:r>
+          <m:t>10</m:t>
+        </m:r>
+      </m:oMath>
+      <w:r>
+        <w:t xml:space="preserve"> s are 0.519–0.604, giving no evidence of non-linear separation, though not ruling it out). Furthermore, apparent diagnostic check accuracy</w:t>
       </w:r>
       <w:r>
         <w:t xml:space="preserve"> </w:t>
@@ -5125,7 +5187,7 @@
         <w:pStyle w:val="TableCaption"/>
       </w:pPr>
       <w:r>
-        <w:t xml:space="preserve">Table 4. Pre-declared confirmatory protocol registration schedule and version control provenance. All commits occurred prior to execution of the governed analysis. Commit timestamps reflect author-controlled local git records (IST) prior to Software Heritage archival.</w:t>
+        <w:t xml:space="preserve">Table 4. Declaration and results commits for each test (IST, from the git history; author-controlled until archived). Each test was run between its declaration commit and the commit that first added its result file, so the run time is bounded by those two times. Tests sharing a script share its declaration (for example, the clipping and manual-mode sign tests are in the Q2 rule script; within- and between-drone tracking are in the Q3b and Q3c scripts).</w:t>
       </w:r>
     </w:p>
     <w:tbl>
@@ -5133,7 +5195,7 @@
         <w:tblStyle w:val="Table"/>
         <w:tblW w:type="pct" w:w="5000"/>
         <w:tblLook w:firstRow="1" w:lastRow="0" w:firstColumn="0" w:lastColumn="0" w:noHBand="0" w:noVBand="0" w:val="0020"/>
-        <w:tblCaption w:val="Table 4. Pre-declared confirmatory protocol registration schedule and version control provenance. All commits occurred prior to execution of the governed analysis. Commit timestamps reflect author-controlled local git records (IST) prior to Software Heritage archival."/>
+        <w:tblCaption w:val="Table 4. Declaration and results commits for each test (IST, from the git history; author-controlled until archived). Each test was run between its declaration commit and the commit that first added its result file, so the run time is bounded by those two times. Tests sharing a script share its declaration (for example, the clipping and manual-mode sign tests are in the Q2 rule script; within- and between-drone tracking are in the Q3b and Q3c scripts)."/>
         <w:tblBorders>
           <w:top w:val="single" w:sz="4" w:color="808080"/>
           <w:left w:val="single" w:sz="4" w:color="808080"/>
@@ -5144,12 +5206,11 @@
         </w:tblBorders>
       </w:tblPr>
       <w:tblGrid>
-        <w:gridCol w:w="1320"/>
-        <w:gridCol w:w="1320"/>
-        <w:gridCol w:w="1320"/>
-        <w:gridCol w:w="1320"/>
-        <w:gridCol w:w="1320"/>
-        <w:gridCol w:w="1320"/>
+        <w:gridCol w:w="1584"/>
+        <w:gridCol w:w="1584"/>
+        <w:gridCol w:w="1584"/>
+        <w:gridCol w:w="1584"/>
+        <w:gridCol w:w="1584"/>
       </w:tblGrid>
       <w:tr>
         <w:trPr>
@@ -5183,65 +5244,49 @@
               <w:rPr>
                 <w:sz w:val="19"/>
               </w:rPr>
-              <w:t xml:space="preserve">Focus / Hypothesis</w:t>
-            </w:r>
-          </w:p>
-        </w:tc>
-        <w:tc>
-          <w:tcPr/>
-          <w:p>
-            <w:pPr>
-              <w:pStyle w:val="Compact"/>
-              <w:spacing w:line="240" w:lineRule="auto"/>
-              <w:jc w:val="center"/>
-            </w:pPr>
-            <w:r>
-              <w:rPr>
-                <w:sz w:val="19"/>
-              </w:rPr>
-              <w:t xml:space="preserve">Commit</w:t>
-            </w:r>
-          </w:p>
-        </w:tc>
-        <w:tc>
-          <w:tcPr/>
-          <w:p>
-            <w:pPr>
-              <w:pStyle w:val="Compact"/>
-              <w:spacing w:line="240" w:lineRule="auto"/>
-              <w:jc w:val="center"/>
-            </w:pPr>
-            <w:r>
-              <w:rPr>
-                <w:sz w:val="19"/>
-              </w:rPr>
-              <w:t xml:space="preserve">Commit date</w:t>
-            </w:r>
-          </w:p>
-        </w:tc>
-        <w:tc>
-          <w:tcPr/>
-          <w:p>
-            <w:pPr>
-              <w:pStyle w:val="Compact"/>
-              <w:spacing w:line="240" w:lineRule="auto"/>
-              <w:jc w:val="center"/>
-            </w:pPr>
-            <w:r>
-              <w:rPr>
-                <w:sz w:val="19"/>
-              </w:rPr>
-              <w:t xml:space="preserve">Run date</w:t>
-            </w:r>
-          </w:p>
-        </w:tc>
-        <w:tc>
-          <w:tcPr/>
-          <w:p>
-            <w:pPr>
-              <w:pStyle w:val="Compact"/>
-              <w:spacing w:line="240" w:lineRule="auto"/>
-              <w:jc w:val="center"/>
+              <w:t xml:space="preserve">Focus (script)</w:t>
+            </w:r>
+          </w:p>
+        </w:tc>
+        <w:tc>
+          <w:tcPr/>
+          <w:p>
+            <w:pPr>
+              <w:pStyle w:val="Compact"/>
+              <w:spacing w:line="240" w:lineRule="auto"/>
+              <w:jc w:val="left"/>
+            </w:pPr>
+            <w:r>
+              <w:rPr>
+                <w:sz w:val="19"/>
+              </w:rPr>
+              <w:t xml:space="preserve">Declared</w:t>
+            </w:r>
+          </w:p>
+        </w:tc>
+        <w:tc>
+          <w:tcPr/>
+          <w:p>
+            <w:pPr>
+              <w:pStyle w:val="Compact"/>
+              <w:spacing w:line="240" w:lineRule="auto"/>
+              <w:jc w:val="left"/>
+            </w:pPr>
+            <w:r>
+              <w:rPr>
+                <w:sz w:val="19"/>
+              </w:rPr>
+              <w:t xml:space="preserve">Results committed</w:t>
+            </w:r>
+          </w:p>
+        </w:tc>
+        <w:tc>
+          <w:tcPr/>
+          <w:p>
+            <w:pPr>
+              <w:pStyle w:val="Compact"/>
+              <w:spacing w:line="240" w:lineRule="auto"/>
+              <w:jc w:val="left"/>
             </w:pPr>
             <w:r>
               <w:rPr>
@@ -5281,72 +5326,67 @@
               <w:rPr>
                 <w:sz w:val="19"/>
               </w:rPr>
-              <w:t xml:space="preserve">Protections disabled (Fisher exact)</w:t>
-            </w:r>
-          </w:p>
-        </w:tc>
-        <w:tc>
-          <w:tcPr/>
-          <w:p>
-            <w:pPr>
-              <w:pStyle w:val="Compact"/>
-              <w:spacing w:line="240" w:lineRule="auto"/>
-              <w:jc w:val="center"/>
-            </w:pPr>
+              <w:t xml:space="preserve">Protections disabled, Fisher exact (</w:t>
+            </w:r>
             <w:r>
               <w:rPr>
                 <w:rStyle w:val="VerbatimChar"/>
                 <w:sz w:val="19"/>
               </w:rPr>
-              <w:t xml:space="preserve">63bc72e</w:t>
-            </w:r>
-          </w:p>
-        </w:tc>
-        <w:tc>
-          <w:tcPr/>
-          <w:p>
-            <w:pPr>
-              <w:pStyle w:val="Compact"/>
-              <w:spacing w:line="240" w:lineRule="auto"/>
-              <w:jc w:val="center"/>
-            </w:pPr>
-            <w:r>
-              <w:rPr>
-                <w:sz w:val="19"/>
-              </w:rPr>
-              <w:t xml:space="preserve">2026-10-20</w:t>
-            </w:r>
-          </w:p>
-        </w:tc>
-        <w:tc>
-          <w:tcPr/>
-          <w:p>
-            <w:pPr>
-              <w:pStyle w:val="Compact"/>
-              <w:spacing w:line="240" w:lineRule="auto"/>
-              <w:jc w:val="center"/>
-            </w:pPr>
-            <w:r>
-              <w:rPr>
-                <w:sz w:val="19"/>
-              </w:rPr>
-              <w:t xml:space="preserve">2026-10-20</w:t>
-            </w:r>
-          </w:p>
-        </w:tc>
-        <w:tc>
-          <w:tcPr/>
-          <w:p>
-            <w:pPr>
-              <w:pStyle w:val="Compact"/>
-              <w:spacing w:line="240" w:lineRule="auto"/>
-              <w:jc w:val="center"/>
-            </w:pPr>
-            <w:r>
-              <w:rPr>
-                <w:sz w:val="19"/>
-              </w:rPr>
-              <w:t xml:space="preserve">Confirmatory</w:t>
+              <w:t xml:space="preserve">analyze.py</w:t>
+            </w:r>
+            <w:r>
+              <w:rPr>
+                <w:sz w:val="19"/>
+              </w:rPr>
+              <w:t xml:space="preserve">)</w:t>
+            </w:r>
+          </w:p>
+        </w:tc>
+        <w:tc>
+          <w:tcPr>
+            <w:gridSpan w:val="2"/>
+          </w:tcPr>
+          <w:p>
+            <w:pPr>
+              <w:pStyle w:val="Compact"/>
+              <w:spacing w:line="240" w:lineRule="auto"/>
+              <w:jc w:val="left"/>
+            </w:pPr>
+            <w:r>
+              <w:rPr>
+                <w:rStyle w:val="VerbatimChar"/>
+                <w:sz w:val="19"/>
+              </w:rPr>
+              <w:t xml:space="preserve">d755cca</w:t>
+            </w:r>
+            <w:r>
+              <w:rPr>
+                <w:sz w:val="19"/>
+              </w:rPr>
+              <w:t xml:space="preserve"> </w:t>
+            </w:r>
+            <w:r>
+              <w:rPr>
+                <w:sz w:val="19"/>
+              </w:rPr>
+              <w:t xml:space="preserve">20 Oct 17:23:31 (code and result together)</w:t>
+            </w:r>
+          </w:p>
+        </w:tc>
+        <w:tc>
+          <w:tcPr/>
+          <w:p>
+            <w:pPr>
+              <w:pStyle w:val="Compact"/>
+              <w:spacing w:line="240" w:lineRule="auto"/>
+              <w:jc w:val="left"/>
+            </w:pPr>
+            <w:r>
+              <w:rPr>
+                <w:sz w:val="19"/>
+              </w:rPr>
+              <w:t xml:space="preserve">First pass, not declared before running</w:t>
             </w:r>
           </w:p>
         </w:tc>
@@ -5364,23 +5404,53 @@
               <w:rPr>
                 <w:sz w:val="19"/>
               </w:rPr>
-              <w:t xml:space="preserve">Q2 (dev)</w:t>
-            </w:r>
-          </w:p>
-        </w:tc>
-        <w:tc>
-          <w:tcPr/>
-          <w:p>
-            <w:pPr>
-              <w:pStyle w:val="Compact"/>
-              <w:spacing w:line="240" w:lineRule="auto"/>
-              <w:jc w:val="left"/>
-            </w:pPr>
-            <w:r>
-              <w:rPr>
-                <w:sz w:val="19"/>
-              </w:rPr>
-              <w:t xml:space="preserve">Fixed attribution rule (BA</w:t>
+              <w:t xml:space="preserve">Q2 dev</w:t>
+            </w:r>
+          </w:p>
+        </w:tc>
+        <w:tc>
+          <w:tcPr/>
+          <w:p>
+            <w:pPr>
+              <w:pStyle w:val="Compact"/>
+              <w:spacing w:line="240" w:lineRule="auto"/>
+              <w:jc w:val="left"/>
+            </w:pPr>
+            <w:r>
+              <w:rPr>
+                <w:sz w:val="19"/>
+              </w:rPr>
+              <w:t xml:space="preserve">Attribution rule, clipping and manual-mode signs (</w:t>
+            </w:r>
+            <w:r>
+              <w:rPr>
+                <w:rStyle w:val="VerbatimChar"/>
+                <w:sz w:val="19"/>
+              </w:rPr>
+              <w:t xml:space="preserve">pilot_vs_drone.py</w:t>
+            </w:r>
+            <w:r>
+              <w:rPr>
+                <w:sz w:val="19"/>
+              </w:rPr>
+              <w:t xml:space="preserve">)</w:t>
+            </w:r>
+          </w:p>
+        </w:tc>
+        <w:tc>
+          <w:tcPr/>
+          <w:p>
+            <w:pPr>
+              <w:pStyle w:val="Compact"/>
+              <w:spacing w:line="240" w:lineRule="auto"/>
+              <w:jc w:val="left"/>
+            </w:pPr>
+            <w:r>
+              <w:rPr>
+                <w:rStyle w:val="VerbatimChar"/>
+                <w:sz w:val="19"/>
+              </w:rPr>
+              <w:t xml:space="preserve">63bc72e</w:t>
             </w:r>
             <w:r>
               <w:rPr>
@@ -5388,81 +5458,50 @@
               </w:rPr>
               <w:t xml:space="preserve"> </w:t>
             </w:r>
-            <m:oMath>
-              <m:r>
-                <m:rPr>
-                  <m:sty m:val="p"/>
-                </m:rPr>
-                <m:t>≥</m:t>
-              </m:r>
-              <m:r>
-                <m:t>0.70</m:t>
-              </m:r>
-            </m:oMath>
-            <w:r>
-              <w:rPr>
-                <w:sz w:val="19"/>
-              </w:rPr>
-              <w:t xml:space="preserve">)</w:t>
-            </w:r>
-          </w:p>
-        </w:tc>
-        <w:tc>
-          <w:tcPr/>
-          <w:p>
-            <w:pPr>
-              <w:pStyle w:val="Compact"/>
-              <w:spacing w:line="240" w:lineRule="auto"/>
-              <w:jc w:val="center"/>
+            <w:r>
+              <w:rPr>
+                <w:sz w:val="19"/>
+              </w:rPr>
+              <w:t xml:space="preserve">20 Oct 17:25:49</w:t>
+            </w:r>
+          </w:p>
+        </w:tc>
+        <w:tc>
+          <w:tcPr/>
+          <w:p>
+            <w:pPr>
+              <w:pStyle w:val="Compact"/>
+              <w:spacing w:line="240" w:lineRule="auto"/>
+              <w:jc w:val="left"/>
             </w:pPr>
             <w:r>
               <w:rPr>
                 <w:rStyle w:val="VerbatimChar"/>
                 <w:sz w:val="19"/>
               </w:rPr>
-              <w:t xml:space="preserve">af6fab2</w:t>
-            </w:r>
-          </w:p>
-        </w:tc>
-        <w:tc>
-          <w:tcPr/>
-          <w:p>
-            <w:pPr>
-              <w:pStyle w:val="Compact"/>
-              <w:spacing w:line="240" w:lineRule="auto"/>
-              <w:jc w:val="center"/>
-            </w:pPr>
-            <w:r>
-              <w:rPr>
-                <w:sz w:val="19"/>
-              </w:rPr>
-              <w:t xml:space="preserve">2026-10-20</w:t>
-            </w:r>
-          </w:p>
-        </w:tc>
-        <w:tc>
-          <w:tcPr/>
-          <w:p>
-            <w:pPr>
-              <w:pStyle w:val="Compact"/>
-              <w:spacing w:line="240" w:lineRule="auto"/>
-              <w:jc w:val="center"/>
-            </w:pPr>
-            <w:r>
-              <w:rPr>
-                <w:sz w:val="19"/>
-              </w:rPr>
-              <w:t xml:space="preserve">2026-10-20</w:t>
-            </w:r>
-          </w:p>
-        </w:tc>
-        <w:tc>
-          <w:tcPr/>
-          <w:p>
-            <w:pPr>
-              <w:pStyle w:val="Compact"/>
-              <w:spacing w:line="240" w:lineRule="auto"/>
-              <w:jc w:val="center"/>
+              <w:t xml:space="preserve">19a9318</w:t>
+            </w:r>
+            <w:r>
+              <w:rPr>
+                <w:sz w:val="19"/>
+              </w:rPr>
+              <w:t xml:space="preserve"> </w:t>
+            </w:r>
+            <w:r>
+              <w:rPr>
+                <w:sz w:val="19"/>
+              </w:rPr>
+              <w:t xml:space="preserve">17:26:57</w:t>
+            </w:r>
+          </w:p>
+        </w:tc>
+        <w:tc>
+          <w:tcPr/>
+          <w:p>
+            <w:pPr>
+              <w:pStyle w:val="Compact"/>
+              <w:spacing w:line="240" w:lineRule="auto"/>
+              <w:jc w:val="left"/>
             </w:pPr>
             <w:r>
               <w:rPr>
@@ -5486,23 +5525,53 @@
               <w:rPr>
                 <w:sz w:val="19"/>
               </w:rPr>
-              <w:t xml:space="preserve">Q2 (held)</w:t>
-            </w:r>
-          </w:p>
-        </w:tc>
-        <w:tc>
-          <w:tcPr/>
-          <w:p>
-            <w:pPr>
-              <w:pStyle w:val="Compact"/>
-              <w:spacing w:line="240" w:lineRule="auto"/>
-              <w:jc w:val="left"/>
-            </w:pPr>
-            <w:r>
-              <w:rPr>
-                <w:sz w:val="19"/>
-              </w:rPr>
-              <w:t xml:space="preserve">Held-out rule replication (BA</w:t>
+              <w:t xml:space="preserve">Q2 held</w:t>
+            </w:r>
+          </w:p>
+        </w:tc>
+        <w:tc>
+          <w:tcPr/>
+          <w:p>
+            <w:pPr>
+              <w:pStyle w:val="Compact"/>
+              <w:spacing w:line="240" w:lineRule="auto"/>
+              <w:jc w:val="left"/>
+            </w:pPr>
+            <w:r>
+              <w:rPr>
+                <w:sz w:val="19"/>
+              </w:rPr>
+              <w:t xml:space="preserve">Held-out rule replication (</w:t>
+            </w:r>
+            <w:r>
+              <w:rPr>
+                <w:rStyle w:val="VerbatimChar"/>
+                <w:sz w:val="19"/>
+              </w:rPr>
+              <w:t xml:space="preserve">holdout_test.py</w:t>
+            </w:r>
+            <w:r>
+              <w:rPr>
+                <w:sz w:val="19"/>
+              </w:rPr>
+              <w:t xml:space="preserve">)</w:t>
+            </w:r>
+          </w:p>
+        </w:tc>
+        <w:tc>
+          <w:tcPr/>
+          <w:p>
+            <w:pPr>
+              <w:pStyle w:val="Compact"/>
+              <w:spacing w:line="240" w:lineRule="auto"/>
+              <w:jc w:val="left"/>
+            </w:pPr>
+            <w:r>
+              <w:rPr>
+                <w:rStyle w:val="VerbatimChar"/>
+                <w:sz w:val="19"/>
+              </w:rPr>
+              <w:t xml:space="preserve">af6fab2</w:t>
             </w:r>
             <w:r>
               <w:rPr>
@@ -5510,81 +5579,50 @@
               </w:rPr>
               <w:t xml:space="preserve"> </w:t>
             </w:r>
-            <m:oMath>
-              <m:r>
-                <m:rPr>
-                  <m:sty m:val="p"/>
-                </m:rPr>
-                <m:t>≥</m:t>
-              </m:r>
-              <m:r>
-                <m:t>0.70</m:t>
-              </m:r>
-            </m:oMath>
-            <w:r>
-              <w:rPr>
-                <w:sz w:val="19"/>
-              </w:rPr>
-              <w:t xml:space="preserve">)</w:t>
-            </w:r>
-          </w:p>
-        </w:tc>
-        <w:tc>
-          <w:tcPr/>
-          <w:p>
-            <w:pPr>
-              <w:pStyle w:val="Compact"/>
-              <w:spacing w:line="240" w:lineRule="auto"/>
-              <w:jc w:val="center"/>
+            <w:r>
+              <w:rPr>
+                <w:sz w:val="19"/>
+              </w:rPr>
+              <w:t xml:space="preserve">20 Oct 17:28:42</w:t>
+            </w:r>
+          </w:p>
+        </w:tc>
+        <w:tc>
+          <w:tcPr/>
+          <w:p>
+            <w:pPr>
+              <w:pStyle w:val="Compact"/>
+              <w:spacing w:line="240" w:lineRule="auto"/>
+              <w:jc w:val="left"/>
             </w:pPr>
             <w:r>
               <w:rPr>
                 <w:rStyle w:val="VerbatimChar"/>
                 <w:sz w:val="19"/>
               </w:rPr>
-              <w:t xml:space="preserve">4475c8c</w:t>
-            </w:r>
-          </w:p>
-        </w:tc>
-        <w:tc>
-          <w:tcPr/>
-          <w:p>
-            <w:pPr>
-              <w:pStyle w:val="Compact"/>
-              <w:spacing w:line="240" w:lineRule="auto"/>
-              <w:jc w:val="center"/>
-            </w:pPr>
-            <w:r>
-              <w:rPr>
-                <w:sz w:val="19"/>
-              </w:rPr>
-              <w:t xml:space="preserve">2026-10-20</w:t>
-            </w:r>
-          </w:p>
-        </w:tc>
-        <w:tc>
-          <w:tcPr/>
-          <w:p>
-            <w:pPr>
-              <w:pStyle w:val="Compact"/>
-              <w:spacing w:line="240" w:lineRule="auto"/>
-              <w:jc w:val="center"/>
-            </w:pPr>
-            <w:r>
-              <w:rPr>
-                <w:sz w:val="19"/>
-              </w:rPr>
-              <w:t xml:space="preserve">2026-10-20</w:t>
-            </w:r>
-          </w:p>
-        </w:tc>
-        <w:tc>
-          <w:tcPr/>
-          <w:p>
-            <w:pPr>
-              <w:pStyle w:val="Compact"/>
-              <w:spacing w:line="240" w:lineRule="auto"/>
-              <w:jc w:val="center"/>
+              <w:t xml:space="preserve">da92ec3</w:t>
+            </w:r>
+            <w:r>
+              <w:rPr>
+                <w:sz w:val="19"/>
+              </w:rPr>
+              <w:t xml:space="preserve"> </w:t>
+            </w:r>
+            <w:r>
+              <w:rPr>
+                <w:sz w:val="19"/>
+              </w:rPr>
+              <w:t xml:space="preserve">17:40:02</w:t>
+            </w:r>
+          </w:p>
+        </w:tc>
+        <w:tc>
+          <w:tcPr/>
+          <w:p>
+            <w:pPr>
+              <w:pStyle w:val="Compact"/>
+              <w:spacing w:line="240" w:lineRule="auto"/>
+              <w:jc w:val="left"/>
             </w:pPr>
             <w:r>
               <w:rPr>
@@ -5608,7 +5646,13 @@
               <w:rPr>
                 <w:sz w:val="19"/>
               </w:rPr>
-              <w:t xml:space="preserve">Q4 (</w:t>
+              <w:t xml:space="preserve">Q4,</w:t>
+            </w:r>
+            <w:r>
+              <w:rPr>
+                <w:sz w:val="19"/>
+              </w:rPr>
+              <w:t xml:space="preserve"> </w:t>
             </w:r>
             <m:oMath>
               <m:r>
@@ -5624,6 +5668,29 @@
                 <m:t>0</m:t>
               </m:r>
             </m:oMath>
+          </w:p>
+        </w:tc>
+        <w:tc>
+          <w:tcPr/>
+          <w:p>
+            <w:pPr>
+              <w:pStyle w:val="Compact"/>
+              <w:spacing w:line="240" w:lineRule="auto"/>
+              <w:jc w:val="left"/>
+            </w:pPr>
+            <w:r>
+              <w:rPr>
+                <w:sz w:val="19"/>
+              </w:rPr>
+              <w:t xml:space="preserve">Expert fault checks (</w:t>
+            </w:r>
+            <w:r>
+              <w:rPr>
+                <w:rStyle w:val="VerbatimChar"/>
+                <w:sz w:val="19"/>
+              </w:rPr>
+              <w:t xml:space="preserve">test_flight_check.py</w:t>
+            </w:r>
             <w:r>
               <w:rPr>
                 <w:sz w:val="19"/>
@@ -5642,68 +5709,61 @@
             </w:pPr>
             <w:r>
               <w:rPr>
-                <w:sz w:val="19"/>
-              </w:rPr>
-              <w:t xml:space="preserve">Expert fault checks on full window</w:t>
-            </w:r>
-          </w:p>
-        </w:tc>
-        <w:tc>
-          <w:tcPr/>
-          <w:p>
-            <w:pPr>
-              <w:pStyle w:val="Compact"/>
-              <w:spacing w:line="240" w:lineRule="auto"/>
-              <w:jc w:val="center"/>
-            </w:pPr>
-            <w:r>
-              <w:rPr>
                 <w:rStyle w:val="VerbatimChar"/>
                 <w:sz w:val="19"/>
               </w:rPr>
-              <w:t xml:space="preserve">0c8ee47</w:t>
-            </w:r>
-          </w:p>
-        </w:tc>
-        <w:tc>
-          <w:tcPr/>
-          <w:p>
-            <w:pPr>
-              <w:pStyle w:val="Compact"/>
-              <w:spacing w:line="240" w:lineRule="auto"/>
-              <w:jc w:val="center"/>
-            </w:pPr>
-            <w:r>
-              <w:rPr>
-                <w:sz w:val="19"/>
-              </w:rPr>
-              <w:t xml:space="preserve">2026-10-20</w:t>
-            </w:r>
-          </w:p>
-        </w:tc>
-        <w:tc>
-          <w:tcPr/>
-          <w:p>
-            <w:pPr>
-              <w:pStyle w:val="Compact"/>
-              <w:spacing w:line="240" w:lineRule="auto"/>
-              <w:jc w:val="center"/>
-            </w:pPr>
-            <w:r>
-              <w:rPr>
-                <w:sz w:val="19"/>
-              </w:rPr>
-              <w:t xml:space="preserve">2026-10-20</w:t>
-            </w:r>
-          </w:p>
-        </w:tc>
-        <w:tc>
-          <w:tcPr/>
-          <w:p>
-            <w:pPr>
-              <w:pStyle w:val="Compact"/>
-              <w:spacing w:line="240" w:lineRule="auto"/>
-              <w:jc w:val="center"/>
+              <w:t xml:space="preserve">4475c8c</w:t>
+            </w:r>
+            <w:r>
+              <w:rPr>
+                <w:sz w:val="19"/>
+              </w:rPr>
+              <w:t xml:space="preserve"> </w:t>
+            </w:r>
+            <w:r>
+              <w:rPr>
+                <w:sz w:val="19"/>
+              </w:rPr>
+              <w:t xml:space="preserve">20 Oct 21:39:26</w:t>
+            </w:r>
+          </w:p>
+        </w:tc>
+        <w:tc>
+          <w:tcPr/>
+          <w:p>
+            <w:pPr>
+              <w:pStyle w:val="Compact"/>
+              <w:spacing w:line="240" w:lineRule="auto"/>
+              <w:jc w:val="left"/>
+            </w:pPr>
+            <w:r>
+              <w:rPr>
+                <w:rStyle w:val="VerbatimChar"/>
+                <w:sz w:val="19"/>
+              </w:rPr>
+              <w:t xml:space="preserve">da5038b</w:t>
+            </w:r>
+            <w:r>
+              <w:rPr>
+                <w:sz w:val="19"/>
+              </w:rPr>
+              <w:t xml:space="preserve"> </w:t>
+            </w:r>
+            <w:r>
+              <w:rPr>
+                <w:sz w:val="19"/>
+              </w:rPr>
+              <w:t xml:space="preserve">21:46:47</w:t>
+            </w:r>
+          </w:p>
+        </w:tc>
+        <w:tc>
+          <w:tcPr/>
+          <w:p>
+            <w:pPr>
+              <w:pStyle w:val="Compact"/>
+              <w:spacing w:line="240" w:lineRule="auto"/>
+              <w:jc w:val="left"/>
             </w:pPr>
             <w:r>
               <w:rPr>
@@ -5727,7 +5787,13 @@
               <w:rPr>
                 <w:sz w:val="19"/>
               </w:rPr>
-              <w:t xml:space="preserve">Q4 (</w:t>
+              <w:t xml:space="preserve">Q4,</w:t>
+            </w:r>
+            <w:r>
+              <w:rPr>
+                <w:sz w:val="19"/>
+              </w:rPr>
+              <w:t xml:space="preserve"> </w:t>
             </w:r>
             <m:oMath>
               <m:r>
@@ -5747,23 +5813,40 @@
               <w:rPr>
                 <w:sz w:val="19"/>
               </w:rPr>
-              <w:t xml:space="preserve">)</w:t>
-            </w:r>
-          </w:p>
-        </w:tc>
-        <w:tc>
-          <w:tcPr/>
-          <w:p>
-            <w:pPr>
-              <w:pStyle w:val="Compact"/>
-              <w:spacing w:line="240" w:lineRule="auto"/>
-              <w:jc w:val="left"/>
-            </w:pPr>
-            <w:r>
-              <w:rPr>
-                <w:sz w:val="19"/>
-              </w:rPr>
-              <w:t xml:space="preserve">Expert fault checks at</w:t>
+              <w:t xml:space="preserve"> s</w:t>
+            </w:r>
+          </w:p>
+        </w:tc>
+        <w:tc>
+          <w:tcPr/>
+          <w:p>
+            <w:pPr>
+              <w:pStyle w:val="Compact"/>
+              <w:spacing w:line="240" w:lineRule="auto"/>
+              <w:jc w:val="left"/>
+            </w:pPr>
+            <w:r>
+              <w:rPr>
+                <w:sz w:val="19"/>
+              </w:rPr>
+              <w:t xml:space="preserve">Same checks, last 10 s removed</w:t>
+            </w:r>
+          </w:p>
+        </w:tc>
+        <w:tc>
+          <w:tcPr/>
+          <w:p>
+            <w:pPr>
+              <w:pStyle w:val="Compact"/>
+              <w:spacing w:line="240" w:lineRule="auto"/>
+              <w:jc w:val="left"/>
+            </w:pPr>
+            <w:r>
+              <w:rPr>
+                <w:rStyle w:val="VerbatimChar"/>
+                <w:sz w:val="19"/>
+              </w:rPr>
+              <w:t xml:space="preserve">0c8ee47</w:t>
             </w:r>
             <w:r>
               <w:rPr>
@@ -5771,84 +5854,50 @@
               </w:rPr>
               <w:t xml:space="preserve"> </w:t>
             </w:r>
-            <m:oMath>
-              <m:r>
-                <m:t>m</m:t>
-              </m:r>
-              <m:r>
-                <m:rPr>
-                  <m:sty m:val="p"/>
-                </m:rPr>
-                <m:t>=</m:t>
-              </m:r>
-              <m:r>
-                <m:t>10</m:t>
-              </m:r>
-            </m:oMath>
-            <w:r>
-              <w:rPr>
-                <w:sz w:val="19"/>
-              </w:rPr>
-              <w:t xml:space="preserve"> s</w:t>
-            </w:r>
-          </w:p>
-        </w:tc>
-        <w:tc>
-          <w:tcPr/>
-          <w:p>
-            <w:pPr>
-              <w:pStyle w:val="Compact"/>
-              <w:spacing w:line="240" w:lineRule="auto"/>
-              <w:jc w:val="center"/>
+            <w:r>
+              <w:rPr>
+                <w:sz w:val="19"/>
+              </w:rPr>
+              <w:t xml:space="preserve">20 Oct 21:46:54</w:t>
+            </w:r>
+          </w:p>
+        </w:tc>
+        <w:tc>
+          <w:tcPr/>
+          <w:p>
+            <w:pPr>
+              <w:pStyle w:val="Compact"/>
+              <w:spacing w:line="240" w:lineRule="auto"/>
+              <w:jc w:val="left"/>
             </w:pPr>
             <w:r>
               <w:rPr>
                 <w:rStyle w:val="VerbatimChar"/>
                 <w:sz w:val="19"/>
               </w:rPr>
-              <w:t xml:space="preserve">0c8ee47</w:t>
-            </w:r>
-          </w:p>
-        </w:tc>
-        <w:tc>
-          <w:tcPr/>
-          <w:p>
-            <w:pPr>
-              <w:pStyle w:val="Compact"/>
-              <w:spacing w:line="240" w:lineRule="auto"/>
-              <w:jc w:val="center"/>
-            </w:pPr>
-            <w:r>
-              <w:rPr>
-                <w:sz w:val="19"/>
-              </w:rPr>
-              <w:t xml:space="preserve">2026-10-20</w:t>
-            </w:r>
-          </w:p>
-        </w:tc>
-        <w:tc>
-          <w:tcPr/>
-          <w:p>
-            <w:pPr>
-              <w:pStyle w:val="Compact"/>
-              <w:spacing w:line="240" w:lineRule="auto"/>
-              <w:jc w:val="center"/>
-            </w:pPr>
-            <w:r>
-              <w:rPr>
-                <w:sz w:val="19"/>
-              </w:rPr>
-              <w:t xml:space="preserve">2026-10-20</w:t>
-            </w:r>
-          </w:p>
-        </w:tc>
-        <w:tc>
-          <w:tcPr/>
-          <w:p>
-            <w:pPr>
-              <w:pStyle w:val="Compact"/>
-              <w:spacing w:line="240" w:lineRule="auto"/>
-              <w:jc w:val="center"/>
+              <w:t xml:space="preserve">95d873a</w:t>
+            </w:r>
+            <w:r>
+              <w:rPr>
+                <w:sz w:val="19"/>
+              </w:rPr>
+              <w:t xml:space="preserve"> </w:t>
+            </w:r>
+            <w:r>
+              <w:rPr>
+                <w:sz w:val="19"/>
+              </w:rPr>
+              <w:t xml:space="preserve">21:48:02</w:t>
+            </w:r>
+          </w:p>
+        </w:tc>
+        <w:tc>
+          <w:tcPr/>
+          <w:p>
+            <w:pPr>
+              <w:pStyle w:val="Compact"/>
+              <w:spacing w:line="240" w:lineRule="auto"/>
+              <w:jc w:val="left"/>
             </w:pPr>
             <w:r>
               <w:rPr>
@@ -5888,7 +5937,13 @@
               <w:rPr>
                 <w:sz w:val="19"/>
               </w:rPr>
-              <w:t xml:space="preserve">Crash window leak curve (</w:t>
+              <w:t xml:space="preserve">Leak curve,</w:t>
+            </w:r>
+            <w:r>
+              <w:rPr>
+                <w:sz w:val="19"/>
+              </w:rPr>
+              <w:t xml:space="preserve"> </w:t>
             </w:r>
             <m:oMath>
               <m:r>
@@ -5911,6 +5966,25 @@
               <w:rPr>
                 <w:sz w:val="19"/>
               </w:rPr>
+              <w:t xml:space="preserve"> </w:t>
+            </w:r>
+            <w:r>
+              <w:rPr>
+                <w:sz w:val="19"/>
+              </w:rPr>
+              <w:t xml:space="preserve">(</w:t>
+            </w:r>
+            <w:r>
+              <w:rPr>
+                <w:rStyle w:val="VerbatimChar"/>
+                <w:sz w:val="19"/>
+              </w:rPr>
+              <w:t xml:space="preserve">leak_curve.py</w:t>
+            </w:r>
+            <w:r>
+              <w:rPr>
+                <w:sz w:val="19"/>
+              </w:rPr>
               <w:t xml:space="preserve">)</w:t>
             </w:r>
           </w:p>
@@ -5921,7 +5995,7 @@
             <w:pPr>
               <w:pStyle w:val="Compact"/>
               <w:spacing w:line="240" w:lineRule="auto"/>
-              <w:jc w:val="center"/>
+              <w:jc w:val="left"/>
             </w:pPr>
             <w:r>
               <w:rPr>
@@ -5930,47 +6004,56 @@
               </w:rPr>
               <w:t xml:space="preserve">d5d56c7</w:t>
             </w:r>
-          </w:p>
-        </w:tc>
-        <w:tc>
-          <w:tcPr/>
-          <w:p>
-            <w:pPr>
-              <w:pStyle w:val="Compact"/>
-              <w:spacing w:line="240" w:lineRule="auto"/>
-              <w:jc w:val="center"/>
-            </w:pPr>
-            <w:r>
-              <w:rPr>
-                <w:sz w:val="19"/>
-              </w:rPr>
-              <w:t xml:space="preserve">2026-10-23</w:t>
-            </w:r>
-          </w:p>
-        </w:tc>
-        <w:tc>
-          <w:tcPr/>
-          <w:p>
-            <w:pPr>
-              <w:pStyle w:val="Compact"/>
-              <w:spacing w:line="240" w:lineRule="auto"/>
-              <w:jc w:val="center"/>
-            </w:pPr>
-            <w:r>
-              <w:rPr>
-                <w:sz w:val="19"/>
-              </w:rPr>
-              <w:t xml:space="preserve">2026-10-23</w:t>
-            </w:r>
-          </w:p>
-        </w:tc>
-        <w:tc>
-          <w:tcPr/>
-          <w:p>
-            <w:pPr>
-              <w:pStyle w:val="Compact"/>
-              <w:spacing w:line="240" w:lineRule="auto"/>
-              <w:jc w:val="center"/>
+            <w:r>
+              <w:rPr>
+                <w:sz w:val="19"/>
+              </w:rPr>
+              <w:t xml:space="preserve"> </w:t>
+            </w:r>
+            <w:r>
+              <w:rPr>
+                <w:sz w:val="19"/>
+              </w:rPr>
+              <w:t xml:space="preserve">23 Oct 11:17:11</w:t>
+            </w:r>
+          </w:p>
+        </w:tc>
+        <w:tc>
+          <w:tcPr/>
+          <w:p>
+            <w:pPr>
+              <w:pStyle w:val="Compact"/>
+              <w:spacing w:line="240" w:lineRule="auto"/>
+              <w:jc w:val="left"/>
+            </w:pPr>
+            <w:r>
+              <w:rPr>
+                <w:rStyle w:val="VerbatimChar"/>
+                <w:sz w:val="19"/>
+              </w:rPr>
+              <w:t xml:space="preserve">1ecb4c9</w:t>
+            </w:r>
+            <w:r>
+              <w:rPr>
+                <w:sz w:val="19"/>
+              </w:rPr>
+              <w:t xml:space="preserve"> </w:t>
+            </w:r>
+            <w:r>
+              <w:rPr>
+                <w:sz w:val="19"/>
+              </w:rPr>
+              <w:t xml:space="preserve">11:19:07</w:t>
+            </w:r>
+          </w:p>
+        </w:tc>
+        <w:tc>
+          <w:tcPr/>
+          <w:p>
+            <w:pPr>
+              <w:pStyle w:val="Compact"/>
+              <w:spacing w:line="240" w:lineRule="auto"/>
+              <w:jc w:val="left"/>
             </w:pPr>
             <w:r>
               <w:rPr>
@@ -6010,29 +6093,15 @@
               <w:rPr>
                 <w:sz w:val="19"/>
               </w:rPr>
-              <w:t xml:space="preserve">Within-drone rank test (</w:t>
-            </w:r>
-            <m:oMath>
-              <m:acc>
-                <m:accPr>
-                  <m:chr m:val="‾"/>
-                </m:accPr>
-                <m:e>
-                  <m:r>
-                    <m:t>r</m:t>
-                  </m:r>
-                </m:e>
-              </m:acc>
-              <m:r>
-                <m:rPr>
-                  <m:sty m:val="p"/>
-                </m:rPr>
-                <m:t>&gt;</m:t>
-              </m:r>
-              <m:r>
-                <m:t>0.50</m:t>
-              </m:r>
-            </m:oMath>
+              <w:t xml:space="preserve">Within-drone vibration and tracking (</w:t>
+            </w:r>
+            <w:r>
+              <w:rPr>
+                <w:rStyle w:val="VerbatimChar"/>
+                <w:sz w:val="19"/>
+              </w:rPr>
+              <w:t xml:space="preserve">within_drone.py</w:t>
+            </w:r>
             <w:r>
               <w:rPr>
                 <w:sz w:val="19"/>
@@ -6047,7 +6116,7 @@
             <w:pPr>
               <w:pStyle w:val="Compact"/>
               <w:spacing w:line="240" w:lineRule="auto"/>
-              <w:jc w:val="center"/>
+              <w:jc w:val="left"/>
             </w:pPr>
             <w:r>
               <w:rPr>
@@ -6056,53 +6125,87 @@
               </w:rPr>
               <w:t xml:space="preserve">8b417d2</w:t>
             </w:r>
-          </w:p>
-        </w:tc>
-        <w:tc>
-          <w:tcPr/>
-          <w:p>
-            <w:pPr>
-              <w:pStyle w:val="Compact"/>
-              <w:spacing w:line="240" w:lineRule="auto"/>
-              <w:jc w:val="center"/>
-            </w:pPr>
-            <w:r>
-              <w:rPr>
-                <w:sz w:val="19"/>
-              </w:rPr>
-              <w:t xml:space="preserve">2026-10-23</w:t>
-            </w:r>
-          </w:p>
-        </w:tc>
-        <w:tc>
-          <w:tcPr/>
-          <w:p>
-            <w:pPr>
-              <w:pStyle w:val="Compact"/>
-              <w:spacing w:line="240" w:lineRule="auto"/>
-              <w:jc w:val="center"/>
-            </w:pPr>
-            <w:r>
-              <w:rPr>
-                <w:sz w:val="19"/>
-              </w:rPr>
-              <w:t xml:space="preserve">2026-10-23</w:t>
-            </w:r>
-          </w:p>
-        </w:tc>
-        <w:tc>
-          <w:tcPr/>
-          <w:p>
-            <w:pPr>
-              <w:pStyle w:val="Compact"/>
-              <w:spacing w:line="240" w:lineRule="auto"/>
-              <w:jc w:val="center"/>
-            </w:pPr>
-            <w:r>
-              <w:rPr>
-                <w:sz w:val="19"/>
-              </w:rPr>
-              <w:t xml:space="preserve">Confirmatory</w:t>
+            <w:r>
+              <w:rPr>
+                <w:sz w:val="19"/>
+              </w:rPr>
+              <w:t xml:space="preserve"> </w:t>
+            </w:r>
+            <w:r>
+              <w:rPr>
+                <w:sz w:val="19"/>
+              </w:rPr>
+              <w:t xml:space="preserve">23 Oct 11:21:19; amended</w:t>
+            </w:r>
+            <w:r>
+              <w:rPr>
+                <w:sz w:val="19"/>
+              </w:rPr>
+              <w:t xml:space="preserve"> </w:t>
+            </w:r>
+            <w:r>
+              <w:rPr>
+                <w:rStyle w:val="VerbatimChar"/>
+                <w:sz w:val="19"/>
+              </w:rPr>
+              <w:t xml:space="preserve">f911bcf</w:t>
+            </w:r>
+            <w:r>
+              <w:rPr>
+                <w:sz w:val="19"/>
+              </w:rPr>
+              <w:t xml:space="preserve"> </w:t>
+            </w:r>
+            <w:r>
+              <w:rPr>
+                <w:sz w:val="19"/>
+              </w:rPr>
+              <w:t xml:space="preserve">11:22:21</w:t>
+            </w:r>
+          </w:p>
+        </w:tc>
+        <w:tc>
+          <w:tcPr/>
+          <w:p>
+            <w:pPr>
+              <w:pStyle w:val="Compact"/>
+              <w:spacing w:line="240" w:lineRule="auto"/>
+              <w:jc w:val="left"/>
+            </w:pPr>
+            <w:r>
+              <w:rPr>
+                <w:rStyle w:val="VerbatimChar"/>
+                <w:sz w:val="19"/>
+              </w:rPr>
+              <w:t xml:space="preserve">c9ebca4</w:t>
+            </w:r>
+            <w:r>
+              <w:rPr>
+                <w:sz w:val="19"/>
+              </w:rPr>
+              <w:t xml:space="preserve"> </w:t>
+            </w:r>
+            <w:r>
+              <w:rPr>
+                <w:sz w:val="19"/>
+              </w:rPr>
+              <w:t xml:space="preserve">12:19:44</w:t>
+            </w:r>
+          </w:p>
+        </w:tc>
+        <w:tc>
+          <w:tcPr/>
+          <w:p>
+            <w:pPr>
+              <w:pStyle w:val="Compact"/>
+              <w:spacing w:line="240" w:lineRule="auto"/>
+              <w:jc w:val="left"/>
+            </w:pPr>
+            <w:r>
+              <w:rPr>
+                <w:sz w:val="19"/>
+              </w:rPr>
+              <w:t xml:space="preserve">Confirmatory (amended before download)</w:t>
             </w:r>
           </w:p>
         </w:tc>
@@ -6136,29 +6239,15 @@
               <w:rPr>
                 <w:sz w:val="19"/>
               </w:rPr>
-              <w:t xml:space="preserve">Between-drone rank test (</w:t>
-            </w:r>
-            <m:oMath>
-              <m:acc>
-                <m:accPr>
-                  <m:chr m:val="‾"/>
-                </m:accPr>
-                <m:e>
-                  <m:r>
-                    <m:t>r</m:t>
-                  </m:r>
-                </m:e>
-              </m:acc>
-              <m:r>
-                <m:rPr>
-                  <m:sty m:val="p"/>
-                </m:rPr>
-                <m:t>&gt;</m:t>
-              </m:r>
-              <m:r>
-                <m:t>0.50</m:t>
-              </m:r>
-            </m:oMath>
+              <w:t xml:space="preserve">Between-drone vibration and tracking (</w:t>
+            </w:r>
+            <w:r>
+              <w:rPr>
+                <w:rStyle w:val="VerbatimChar"/>
+                <w:sz w:val="19"/>
+              </w:rPr>
+              <w:t xml:space="preserve">rough_drone_test.py</w:t>
+            </w:r>
             <w:r>
               <w:rPr>
                 <w:sz w:val="19"/>
@@ -6173,7 +6262,7 @@
             <w:pPr>
               <w:pStyle w:val="Compact"/>
               <w:spacing w:line="240" w:lineRule="auto"/>
-              <w:jc w:val="center"/>
+              <w:jc w:val="left"/>
             </w:pPr>
             <w:r>
               <w:rPr>
@@ -6182,47 +6271,56 @@
               </w:rPr>
               <w:t xml:space="preserve">d7a6574</w:t>
             </w:r>
-          </w:p>
-        </w:tc>
-        <w:tc>
-          <w:tcPr/>
-          <w:p>
-            <w:pPr>
-              <w:pStyle w:val="Compact"/>
-              <w:spacing w:line="240" w:lineRule="auto"/>
-              <w:jc w:val="center"/>
-            </w:pPr>
-            <w:r>
-              <w:rPr>
-                <w:sz w:val="19"/>
-              </w:rPr>
-              <w:t xml:space="preserve">2026-10-23</w:t>
-            </w:r>
-          </w:p>
-        </w:tc>
-        <w:tc>
-          <w:tcPr/>
-          <w:p>
-            <w:pPr>
-              <w:pStyle w:val="Compact"/>
-              <w:spacing w:line="240" w:lineRule="auto"/>
-              <w:jc w:val="center"/>
-            </w:pPr>
-            <w:r>
-              <w:rPr>
-                <w:sz w:val="19"/>
-              </w:rPr>
-              <w:t xml:space="preserve">2026-10-23</w:t>
-            </w:r>
-          </w:p>
-        </w:tc>
-        <w:tc>
-          <w:tcPr/>
-          <w:p>
-            <w:pPr>
-              <w:pStyle w:val="Compact"/>
-              <w:spacing w:line="240" w:lineRule="auto"/>
-              <w:jc w:val="center"/>
+            <w:r>
+              <w:rPr>
+                <w:sz w:val="19"/>
+              </w:rPr>
+              <w:t xml:space="preserve"> </w:t>
+            </w:r>
+            <w:r>
+              <w:rPr>
+                <w:sz w:val="19"/>
+              </w:rPr>
+              <w:t xml:space="preserve">23 Oct 12:30:19</w:t>
+            </w:r>
+          </w:p>
+        </w:tc>
+        <w:tc>
+          <w:tcPr/>
+          <w:p>
+            <w:pPr>
+              <w:pStyle w:val="Compact"/>
+              <w:spacing w:line="240" w:lineRule="auto"/>
+              <w:jc w:val="left"/>
+            </w:pPr>
+            <w:r>
+              <w:rPr>
+                <w:rStyle w:val="VerbatimChar"/>
+                <w:sz w:val="19"/>
+              </w:rPr>
+              <w:t xml:space="preserve">a76babb</w:t>
+            </w:r>
+            <w:r>
+              <w:rPr>
+                <w:sz w:val="19"/>
+              </w:rPr>
+              <w:t xml:space="preserve"> </w:t>
+            </w:r>
+            <w:r>
+              <w:rPr>
+                <w:sz w:val="19"/>
+              </w:rPr>
+              <w:t xml:space="preserve">18:15:54</w:t>
+            </w:r>
+          </w:p>
+        </w:tc>
+        <w:tc>
+          <w:tcPr/>
+          <w:p>
+            <w:pPr>
+              <w:pStyle w:val="Compact"/>
+              <w:spacing w:line="240" w:lineRule="auto"/>
+              <w:jc w:val="left"/>
             </w:pPr>
             <w:r>
               <w:rPr>
@@ -6262,66 +6360,88 @@
               <w:rPr>
                 <w:sz w:val="19"/>
               </w:rPr>
-              <w:t xml:space="preserve">Newer-metric accelerometer vibration</w:t>
-            </w:r>
-          </w:p>
-        </w:tc>
-        <w:tc>
-          <w:tcPr/>
-          <w:p>
-            <w:pPr>
-              <w:pStyle w:val="Compact"/>
-              <w:spacing w:line="240" w:lineRule="auto"/>
-              <w:jc w:val="center"/>
-            </w:pPr>
+              <w:t xml:space="preserve">Newer-metric vibration (</w:t>
+            </w:r>
             <w:r>
               <w:rPr>
                 <w:rStyle w:val="VerbatimChar"/>
                 <w:sz w:val="19"/>
               </w:rPr>
+              <w:t xml:space="preserve">rough_drone_newer.py</w:t>
+            </w:r>
+            <w:r>
+              <w:rPr>
+                <w:sz w:val="19"/>
+              </w:rPr>
+              <w:t xml:space="preserve">)</w:t>
+            </w:r>
+          </w:p>
+        </w:tc>
+        <w:tc>
+          <w:tcPr/>
+          <w:p>
+            <w:pPr>
+              <w:pStyle w:val="Compact"/>
+              <w:spacing w:line="240" w:lineRule="auto"/>
+              <w:jc w:val="left"/>
+            </w:pPr>
+            <w:r>
+              <w:rPr>
+                <w:rStyle w:val="VerbatimChar"/>
+                <w:sz w:val="19"/>
+              </w:rPr>
               <w:t xml:space="preserve">2148644</w:t>
             </w:r>
-          </w:p>
-        </w:tc>
-        <w:tc>
-          <w:tcPr/>
-          <w:p>
-            <w:pPr>
-              <w:pStyle w:val="Compact"/>
-              <w:spacing w:line="240" w:lineRule="auto"/>
-              <w:jc w:val="center"/>
-            </w:pPr>
-            <w:r>
-              <w:rPr>
-                <w:sz w:val="19"/>
-              </w:rPr>
-              <w:t xml:space="preserve">2026-10-24</w:t>
-            </w:r>
-          </w:p>
-        </w:tc>
-        <w:tc>
-          <w:tcPr/>
-          <w:p>
-            <w:pPr>
-              <w:pStyle w:val="Compact"/>
-              <w:spacing w:line="240" w:lineRule="auto"/>
-              <w:jc w:val="center"/>
-            </w:pPr>
-            <w:r>
-              <w:rPr>
-                <w:sz w:val="19"/>
-              </w:rPr>
-              <w:t xml:space="preserve">2026-10-24</w:t>
-            </w:r>
-          </w:p>
-        </w:tc>
-        <w:tc>
-          <w:tcPr/>
-          <w:p>
-            <w:pPr>
-              <w:pStyle w:val="Compact"/>
-              <w:spacing w:line="240" w:lineRule="auto"/>
-              <w:jc w:val="center"/>
+            <w:r>
+              <w:rPr>
+                <w:sz w:val="19"/>
+              </w:rPr>
+              <w:t xml:space="preserve"> </w:t>
+            </w:r>
+            <w:r>
+              <w:rPr>
+                <w:sz w:val="19"/>
+              </w:rPr>
+              <w:t xml:space="preserve">24 Oct 00:00:48</w:t>
+            </w:r>
+          </w:p>
+        </w:tc>
+        <w:tc>
+          <w:tcPr/>
+          <w:p>
+            <w:pPr>
+              <w:pStyle w:val="Compact"/>
+              <w:spacing w:line="240" w:lineRule="auto"/>
+              <w:jc w:val="left"/>
+            </w:pPr>
+            <w:r>
+              <w:rPr>
+                <w:rStyle w:val="VerbatimChar"/>
+                <w:sz w:val="19"/>
+              </w:rPr>
+              <w:t xml:space="preserve">b25d596</w:t>
+            </w:r>
+            <w:r>
+              <w:rPr>
+                <w:sz w:val="19"/>
+              </w:rPr>
+              <w:t xml:space="preserve"> </w:t>
+            </w:r>
+            <w:r>
+              <w:rPr>
+                <w:sz w:val="19"/>
+              </w:rPr>
+              <w:t xml:space="preserve">00:40:24</w:t>
+            </w:r>
+          </w:p>
+        </w:tc>
+        <w:tc>
+          <w:tcPr/>
+          <w:p>
+            <w:pPr>
+              <w:pStyle w:val="Compact"/>
+              <w:spacing w:line="240" w:lineRule="auto"/>
+              <w:jc w:val="left"/>
             </w:pPr>
             <w:r>
               <w:rPr>
@@ -6361,7 +6481,13 @@
               <w:rPr>
                 <w:sz w:val="19"/>
               </w:rPr>
-              <w:t xml:space="preserve">Inter-rater blind agreement (</w:t>
+              <w:t xml:space="preserve">Second coder,</w:t>
+            </w:r>
+            <w:r>
+              <w:rPr>
+                <w:sz w:val="19"/>
+              </w:rPr>
+              <w:t xml:space="preserve"> </w:t>
             </w:r>
             <m:oMath>
               <m:r>
@@ -6381,6 +6507,25 @@
               <w:rPr>
                 <w:sz w:val="19"/>
               </w:rPr>
+              <w:t xml:space="preserve"> </w:t>
+            </w:r>
+            <w:r>
+              <w:rPr>
+                <w:sz w:val="19"/>
+              </w:rPr>
+              <w:t xml:space="preserve">(</w:t>
+            </w:r>
+            <w:r>
+              <w:rPr>
+                <w:rStyle w:val="VerbatimChar"/>
+                <w:sz w:val="19"/>
+              </w:rPr>
+              <w:t xml:space="preserve">score_forum.py</w:t>
+            </w:r>
+            <w:r>
+              <w:rPr>
+                <w:sz w:val="19"/>
+              </w:rPr>
               <w:t xml:space="preserve">)</w:t>
             </w:r>
           </w:p>
@@ -6391,7 +6536,7 @@
             <w:pPr>
               <w:pStyle w:val="Compact"/>
               <w:spacing w:line="240" w:lineRule="auto"/>
-              <w:jc w:val="center"/>
+              <w:jc w:val="left"/>
             </w:pPr>
             <w:r>
               <w:rPr>
@@ -6400,47 +6545,56 @@
               </w:rPr>
               <w:t xml:space="preserve">21af373</w:t>
             </w:r>
-          </w:p>
-        </w:tc>
-        <w:tc>
-          <w:tcPr/>
-          <w:p>
-            <w:pPr>
-              <w:pStyle w:val="Compact"/>
-              <w:spacing w:line="240" w:lineRule="auto"/>
-              <w:jc w:val="center"/>
-            </w:pPr>
-            <w:r>
-              <w:rPr>
-                <w:sz w:val="19"/>
-              </w:rPr>
-              <w:t xml:space="preserve">2026-10-24</w:t>
-            </w:r>
-          </w:p>
-        </w:tc>
-        <w:tc>
-          <w:tcPr/>
-          <w:p>
-            <w:pPr>
-              <w:pStyle w:val="Compact"/>
-              <w:spacing w:line="240" w:lineRule="auto"/>
-              <w:jc w:val="center"/>
-            </w:pPr>
-            <w:r>
-              <w:rPr>
-                <w:sz w:val="19"/>
-              </w:rPr>
-              <w:t xml:space="preserve">2026-10-24</w:t>
-            </w:r>
-          </w:p>
-        </w:tc>
-        <w:tc>
-          <w:tcPr/>
-          <w:p>
-            <w:pPr>
-              <w:pStyle w:val="Compact"/>
-              <w:spacing w:line="240" w:lineRule="auto"/>
-              <w:jc w:val="center"/>
+            <w:r>
+              <w:rPr>
+                <w:sz w:val="19"/>
+              </w:rPr>
+              <w:t xml:space="preserve"> </w:t>
+            </w:r>
+            <w:r>
+              <w:rPr>
+                <w:sz w:val="19"/>
+              </w:rPr>
+              <w:t xml:space="preserve">24 Oct 00:03:29</w:t>
+            </w:r>
+          </w:p>
+        </w:tc>
+        <w:tc>
+          <w:tcPr/>
+          <w:p>
+            <w:pPr>
+              <w:pStyle w:val="Compact"/>
+              <w:spacing w:line="240" w:lineRule="auto"/>
+              <w:jc w:val="left"/>
+            </w:pPr>
+            <w:r>
+              <w:rPr>
+                <w:rStyle w:val="VerbatimChar"/>
+                <w:sz w:val="19"/>
+              </w:rPr>
+              <w:t xml:space="preserve">a369f83</w:t>
+            </w:r>
+            <w:r>
+              <w:rPr>
+                <w:sz w:val="19"/>
+              </w:rPr>
+              <w:t xml:space="preserve"> </w:t>
+            </w:r>
+            <w:r>
+              <w:rPr>
+                <w:sz w:val="19"/>
+              </w:rPr>
+              <w:t xml:space="preserve">12:16:14</w:t>
+            </w:r>
+          </w:p>
+        </w:tc>
+        <w:tc>
+          <w:tcPr/>
+          <w:p>
+            <w:pPr>
+              <w:pStyle w:val="Compact"/>
+              <w:spacing w:line="240" w:lineRule="auto"/>
+              <w:jc w:val="left"/>
             </w:pPr>
             <w:r>
               <w:rPr>
@@ -7758,7 +7912,10 @@
         </m:r>
       </m:oMath>
       <w:r>
-        <w:t xml:space="preserve"> s (1,000 flight-level bootstrap resamples). Upper confidence bounds near 0.73 occur specifically when terminal tumble telemetry is included (</w:t>
+        <w:t xml:space="preserve"> s (1,000 flight-level bootstrap resamples). The intervals at</w:t>
+      </w:r>
+      <w:r>
+        <w:t xml:space="preserve"> </w:t>
       </w:r>
       <m:oMath>
         <m:r>
@@ -7768,14 +7925,34 @@
           <m:rPr>
             <m:sty m:val="p"/>
           </m:rPr>
-          <m:t>≤</m:t>
-        </m:r>
-        <m:r>
-          <m:t>5</m:t>
-        </m:r>
-      </m:oMath>
-      <w:r>
-        <w:t xml:space="preserve"> s); removing the final 10 s reduces the upper bound to 0.524, confirming that non-linear decision trees also fall within chance under leakage control. Because they exhibited high fold instability and were not pre-declared, they were not retained for the primary benchmark.</w:t>
+          <m:t>=</m:t>
+        </m:r>
+        <m:r>
+          <m:t>0</m:t>
+        </m:r>
+      </m:oMath>
+      <w:r>
+        <w:t xml:space="preserve">–5 s overlap, so the differences between them are sampling noise; at</w:t>
+      </w:r>
+      <w:r>
+        <w:t xml:space="preserve"> </w:t>
+      </w:r>
+      <m:oMath>
+        <m:r>
+          <m:t>m</m:t>
+        </m:r>
+        <m:r>
+          <m:rPr>
+            <m:sty m:val="p"/>
+          </m:rPr>
+          <m:t>≥</m:t>
+        </m:r>
+        <m:r>
+          <m:t>10</m:t>
+        </m:r>
+      </m:oMath>
+      <w:r>
+        <w:t xml:space="preserve"> s the upper bounds are 0.519–0.604, giving no evidence of non-linear separation. Because they exhibited high fold instability and were not pre-declared, they were not retained for the primary benchmark.</w:t>
       </w:r>
     </w:p>
     <w:p>
@@ -9316,7 +9493,7 @@
         <w:t xml:space="preserve"> </w:t>
       </w:r>
       <w:r>
-        <w:t xml:space="preserve">Seven confirmatory tests produce</w:t>
+        <w:t xml:space="preserve">Seven tests produce</w:t>
       </w:r>
       <w:r>
         <w:t xml:space="preserve"> </w:t>
@@ -9367,7 +9544,7 @@
         </m:r>
       </m:oMath>
       <w:r>
-        <w:t xml:space="preserve">.</w:t>
+        <w:t xml:space="preserve">. The Q1 settings comparison came from a first-pass analysis whose code and result were committed together (Table 4), so it is not confirmatory; it is kept in the Holm set, which makes the adjustment of the other tests conservative.</w:t>
       </w:r>
     </w:p>
     <w:p>
@@ -9439,7 +9616,7 @@
         </m:r>
       </m:oMath>
       <w:r>
-        <w:t xml:space="preserve">). Pilot-caused crashes had a protection disabled more</w:t>
+        <w:t xml:space="preserve">). This comparison comes from a first-pass analysis whose code and result were committed together, so it is reported as a descriptive result rather than a declared test (Table 4). Pilot-caused crashes had a protection disabled more</w:t>
       </w:r>
       <w:r>
         <w:t xml:space="preserve"> </w:t>
@@ -9501,7 +9678,7 @@
         </m:r>
       </m:oMath>
       <w:r>
-        <w:t xml:space="preserve">). This contrast is exploratory, not part of the pre-declared confirmatory family, and does not</w:t>
+        <w:t xml:space="preserve">). This contrast is exploratory, and does not</w:t>
       </w:r>
       <w:r>
         <w:t xml:space="preserve"> </w:t>
@@ -10557,13 +10734,13 @@
         </m:r>
       </m:oMath>
       <w:r>
-        <w:t xml:space="preserve">), sample sizing requires at least 250 independently verified pilot-fault crashes (with matching aircraft cases,</w:t>
-      </w:r>
-      <w:r>
-        <w:t xml:space="preserve"> </w:t>
-      </w:r>
-      <m:oMath>
-        <m:sSub>
+        <w:t xml:space="preserve">), the Hanley–McNeil standard error,</w:t>
+      </w:r>
+      <w:r>
+        <w:t xml:space="preserve"> </w:t>
+      </w:r>
+      <m:oMath>
+        <m:sSup>
           <m:e>
             <m:r>
               <m:rPr>
@@ -10572,12 +10749,72 @@
               <m:t>SE</m:t>
             </m:r>
           </m:e>
+          <m:sup>
+            <m:r>
+              <m:t>2</m:t>
+            </m:r>
+          </m:sup>
+        </m:sSup>
+        <m:r>
+          <m:rPr>
+            <m:sty m:val="p"/>
+          </m:rPr>
+          <m:t>=</m:t>
+        </m:r>
+        <m:r>
+          <m:rPr>
+            <m:sty m:val="p"/>
+          </m:rPr>
+          <m:t>[</m:t>
+        </m:r>
+        <m:r>
+          <m:t>A</m:t>
+        </m:r>
+        <m:r>
+          <m:rPr>
+            <m:sty m:val="p"/>
+          </m:rPr>
+          <m:t>(</m:t>
+        </m:r>
+        <m:r>
+          <m:t>1</m:t>
+        </m:r>
+        <m:r>
+          <m:rPr>
+            <m:sty m:val="p"/>
+          </m:rPr>
+          <m:t>−</m:t>
+        </m:r>
+        <m:r>
+          <m:t>A</m:t>
+        </m:r>
+        <m:r>
+          <m:rPr>
+            <m:sty m:val="p"/>
+          </m:rPr>
+          <m:t>)</m:t>
+        </m:r>
+        <m:r>
+          <m:rPr>
+            <m:sty m:val="p"/>
+          </m:rPr>
+          <m:t>+</m:t>
+        </m:r>
+        <m:r>
+          <m:rPr>
+            <m:sty m:val="p"/>
+          </m:rPr>
+          <m:t>(</m:t>
+        </m:r>
+        <m:sSub>
+          <m:e>
+            <m:r>
+              <m:t>n</m:t>
+            </m:r>
+          </m:e>
           <m:sub>
             <m:r>
-              <m:rPr>
-                <m:nor/>
-              </m:rPr>
-              <m:t>asymp</m:t>
+              <m:t>p</m:t>
             </m:r>
           </m:sub>
         </m:sSub>
@@ -10585,14 +10822,527 @@
           <m:rPr>
             <m:sty m:val="p"/>
           </m:rPr>
+          <m:t>−</m:t>
+        </m:r>
+        <m:r>
+          <m:t>1</m:t>
+        </m:r>
+        <m:r>
+          <m:rPr>
+            <m:sty m:val="p"/>
+          </m:rPr>
+          <m:t>)</m:t>
+        </m:r>
+        <m:r>
+          <m:rPr>
+            <m:sty m:val="p"/>
+          </m:rPr>
+          <m:t>(</m:t>
+        </m:r>
+        <m:sSub>
+          <m:e>
+            <m:r>
+              <m:t>Q</m:t>
+            </m:r>
+          </m:e>
+          <m:sub>
+            <m:r>
+              <m:t>1</m:t>
+            </m:r>
+          </m:sub>
+        </m:sSub>
+        <m:r>
+          <m:rPr>
+            <m:sty m:val="p"/>
+          </m:rPr>
+          <m:t>−</m:t>
+        </m:r>
+        <m:sSup>
+          <m:e>
+            <m:r>
+              <m:t>A</m:t>
+            </m:r>
+          </m:e>
+          <m:sup>
+            <m:r>
+              <m:t>2</m:t>
+            </m:r>
+          </m:sup>
+        </m:sSup>
+        <m:r>
+          <m:rPr>
+            <m:sty m:val="p"/>
+          </m:rPr>
+          <m:t>)</m:t>
+        </m:r>
+        <m:r>
+          <m:rPr>
+            <m:sty m:val="p"/>
+          </m:rPr>
+          <m:t>+</m:t>
+        </m:r>
+        <m:r>
+          <m:rPr>
+            <m:sty m:val="p"/>
+          </m:rPr>
+          <m:t>(</m:t>
+        </m:r>
+        <m:sSub>
+          <m:e>
+            <m:r>
+              <m:t>n</m:t>
+            </m:r>
+          </m:e>
+          <m:sub>
+            <m:r>
+              <m:t>a</m:t>
+            </m:r>
+          </m:sub>
+        </m:sSub>
+        <m:r>
+          <m:rPr>
+            <m:sty m:val="p"/>
+          </m:rPr>
+          <m:t>−</m:t>
+        </m:r>
+        <m:r>
+          <m:t>1</m:t>
+        </m:r>
+        <m:r>
+          <m:rPr>
+            <m:sty m:val="p"/>
+          </m:rPr>
+          <m:t>)</m:t>
+        </m:r>
+        <m:r>
+          <m:rPr>
+            <m:sty m:val="p"/>
+          </m:rPr>
+          <m:t>(</m:t>
+        </m:r>
+        <m:sSub>
+          <m:e>
+            <m:r>
+              <m:t>Q</m:t>
+            </m:r>
+          </m:e>
+          <m:sub>
+            <m:r>
+              <m:t>2</m:t>
+            </m:r>
+          </m:sub>
+        </m:sSub>
+        <m:r>
+          <m:rPr>
+            <m:sty m:val="p"/>
+          </m:rPr>
+          <m:t>−</m:t>
+        </m:r>
+        <m:sSup>
+          <m:e>
+            <m:r>
+              <m:t>A</m:t>
+            </m:r>
+          </m:e>
+          <m:sup>
+            <m:r>
+              <m:t>2</m:t>
+            </m:r>
+          </m:sup>
+        </m:sSup>
+        <m:r>
+          <m:rPr>
+            <m:sty m:val="p"/>
+          </m:rPr>
+          <m:t>)</m:t>
+        </m:r>
+        <m:r>
+          <m:rPr>
+            <m:sty m:val="p"/>
+          </m:rPr>
+          <m:t>]</m:t>
+        </m:r>
+        <m:r>
+          <m:rPr>
+            <m:sty m:val="p"/>
+          </m:rPr>
+          <m:t>/</m:t>
+        </m:r>
+        <m:r>
+          <m:rPr>
+            <m:sty m:val="p"/>
+          </m:rPr>
+          <m:t>(</m:t>
+        </m:r>
+        <m:sSub>
+          <m:e>
+            <m:r>
+              <m:t>n</m:t>
+            </m:r>
+          </m:e>
+          <m:sub>
+            <m:r>
+              <m:t>p</m:t>
+            </m:r>
+          </m:sub>
+        </m:sSub>
+        <m:sSub>
+          <m:e>
+            <m:r>
+              <m:t>n</m:t>
+            </m:r>
+          </m:e>
+          <m:sub>
+            <m:r>
+              <m:t>a</m:t>
+            </m:r>
+          </m:sub>
+        </m:sSub>
+        <m:r>
+          <m:rPr>
+            <m:sty m:val="p"/>
+          </m:rPr>
+          <m:t>)</m:t>
+        </m:r>
+      </m:oMath>
+      <w:r>
+        <w:t xml:space="preserve"> </w:t>
+      </w:r>
+      <w:r>
+        <w:t xml:space="preserve">with</w:t>
+      </w:r>
+      <w:r>
+        <w:t xml:space="preserve"> </w:t>
+      </w:r>
+      <m:oMath>
+        <m:r>
+          <m:t>A</m:t>
+        </m:r>
+        <m:r>
+          <m:rPr>
+            <m:sty m:val="p"/>
+          </m:rPr>
+          <m:t>=</m:t>
+        </m:r>
+        <m:r>
+          <m:t>0.85</m:t>
+        </m:r>
+      </m:oMath>
+      <w:r>
+        <w:t xml:space="preserve">,</w:t>
+      </w:r>
+      <w:r>
+        <w:t xml:space="preserve"> </w:t>
+      </w:r>
+      <m:oMath>
+        <m:sSub>
+          <m:e>
+            <m:r>
+              <m:t>Q</m:t>
+            </m:r>
+          </m:e>
+          <m:sub>
+            <m:r>
+              <m:t>1</m:t>
+            </m:r>
+          </m:sub>
+        </m:sSub>
+        <m:r>
+          <m:rPr>
+            <m:sty m:val="p"/>
+          </m:rPr>
+          <m:t>=</m:t>
+        </m:r>
+        <m:r>
+          <m:t>A</m:t>
+        </m:r>
+        <m:r>
+          <m:rPr>
+            <m:sty m:val="p"/>
+          </m:rPr>
+          <m:t>/</m:t>
+        </m:r>
+        <m:r>
+          <m:rPr>
+            <m:sty m:val="p"/>
+          </m:rPr>
+          <m:t>(</m:t>
+        </m:r>
+        <m:r>
+          <m:t>2</m:t>
+        </m:r>
+        <m:r>
+          <m:rPr>
+            <m:sty m:val="p"/>
+          </m:rPr>
+          <m:t>−</m:t>
+        </m:r>
+        <m:r>
+          <m:t>A</m:t>
+        </m:r>
+        <m:r>
+          <m:rPr>
+            <m:sty m:val="p"/>
+          </m:rPr>
+          <m:t>)</m:t>
+        </m:r>
+      </m:oMath>
+      <w:r>
+        <w:t xml:space="preserve">,</w:t>
+      </w:r>
+      <w:r>
+        <w:t xml:space="preserve"> </w:t>
+      </w:r>
+      <m:oMath>
+        <m:sSub>
+          <m:e>
+            <m:r>
+              <m:t>Q</m:t>
+            </m:r>
+          </m:e>
+          <m:sub>
+            <m:r>
+              <m:t>2</m:t>
+            </m:r>
+          </m:sub>
+        </m:sSub>
+        <m:r>
+          <m:rPr>
+            <m:sty m:val="p"/>
+          </m:rPr>
+          <m:t>=</m:t>
+        </m:r>
+        <m:r>
+          <m:t>2</m:t>
+        </m:r>
+        <m:sSup>
+          <m:e>
+            <m:r>
+              <m:t>A</m:t>
+            </m:r>
+          </m:e>
+          <m:sup>
+            <m:r>
+              <m:t>2</m:t>
+            </m:r>
+          </m:sup>
+        </m:sSup>
+        <m:r>
+          <m:rPr>
+            <m:sty m:val="p"/>
+          </m:rPr>
+          <m:t>/</m:t>
+        </m:r>
+        <m:r>
+          <m:rPr>
+            <m:sty m:val="p"/>
+          </m:rPr>
+          <m:t>(</m:t>
+        </m:r>
+        <m:r>
+          <m:t>1</m:t>
+        </m:r>
+        <m:r>
+          <m:rPr>
+            <m:sty m:val="p"/>
+          </m:rPr>
+          <m:t>+</m:t>
+        </m:r>
+        <m:r>
+          <m:t>A</m:t>
+        </m:r>
+        <m:r>
+          <m:rPr>
+            <m:sty m:val="p"/>
+          </m:rPr>
+          <m:t>)</m:t>
+        </m:r>
+      </m:oMath>
+      <w:r>
+        <w:t xml:space="preserve"> </w:t>
+      </w:r>
+      <w:r>
+        <w:t xml:space="preserve">and the observed 3.1 aircraft crashes per pilot crash (</w:t>
+      </w:r>
+      <m:oMath>
+        <m:sSub>
+          <m:e>
+            <m:r>
+              <m:t>n</m:t>
+            </m:r>
+          </m:e>
+          <m:sub>
+            <m:r>
+              <m:t>a</m:t>
+            </m:r>
+          </m:sub>
+        </m:sSub>
+        <m:r>
+          <m:rPr>
+            <m:sty m:val="p"/>
+          </m:rPr>
+          <m:t>=</m:t>
+        </m:r>
+        <m:r>
+          <m:t>3.1</m:t>
+        </m:r>
+        <m:r>
+          <m:t> </m:t>
+        </m:r>
+        <m:sSub>
+          <m:e>
+            <m:r>
+              <m:t>n</m:t>
+            </m:r>
+          </m:e>
+          <m:sub>
+            <m:r>
+              <m:t>p</m:t>
+            </m:r>
+          </m:sub>
+        </m:sSub>
+      </m:oMath>
+      <w:r>
+        <w:t xml:space="preserve">), meets this criterion at about</w:t>
+      </w:r>
+      <w:r>
+        <w:t xml:space="preserve"> </w:t>
+      </w:r>
+      <m:oMath>
+        <m:sSub>
+          <m:e>
+            <m:r>
+              <m:t>n</m:t>
+            </m:r>
+          </m:e>
+          <m:sub>
+            <m:r>
+              <m:t>p</m:t>
+            </m:r>
+          </m:sub>
+        </m:sSub>
+        <m:r>
+          <m:rPr>
+            <m:sty m:val="p"/>
+          </m:rPr>
+          <m:t>=</m:t>
+        </m:r>
+        <m:r>
+          <m:t>100</m:t>
+        </m:r>
+      </m:oMath>
+      <w:r>
+        <w:t xml:space="preserve"> </w:t>
+      </w:r>
+      <w:r>
+        <w:t xml:space="preserve">independently verified pilot-fault crashes (</w:t>
+      </w:r>
+      <m:oMath>
+        <m:r>
+          <m:rPr>
+            <m:nor/>
+          </m:rPr>
+          <m:t>SE</m:t>
+        </m:r>
+        <m:r>
+          <m:rPr>
+            <m:sty m:val="p"/>
+          </m:rPr>
           <m:t>≈</m:t>
         </m:r>
         <m:r>
-          <m:t>0.021</m:t>
-        </m:r>
-      </m:oMath>
-      <w:r>
-        <w:t xml:space="preserve">), far beyond the 36 available in the modelling sample. We therefore report that these rules, models and labels give no usable attribution signal under the evaluated setup, not that attribution is fundamentally impossible.</w:t>
+          <m:t>0.025</m:t>
+        </m:r>
+      </m:oMath>
+      <w:r>
+        <w:t xml:space="preserve">); 80% power to exclude 0.80 when the true AUC is 0.85 (</w:t>
+      </w:r>
+      <m:oMath>
+        <m:r>
+          <m:rPr>
+            <m:nor/>
+          </m:rPr>
+          <m:t>SE</m:t>
+        </m:r>
+        <m:r>
+          <m:rPr>
+            <m:sty m:val="p"/>
+          </m:rPr>
+          <m:t>≤</m:t>
+        </m:r>
+        <m:r>
+          <m:t>0.05</m:t>
+        </m:r>
+        <m:r>
+          <m:rPr>
+            <m:sty m:val="p"/>
+          </m:rPr>
+          <m:t>/</m:t>
+        </m:r>
+        <m:r>
+          <m:t>2.80</m:t>
+        </m:r>
+        <m:r>
+          <m:rPr>
+            <m:sty m:val="p"/>
+          </m:rPr>
+          <m:t>=</m:t>
+        </m:r>
+        <m:r>
+          <m:t>0.018</m:t>
+        </m:r>
+      </m:oMath>
+      <w:r>
+        <w:t xml:space="preserve">) needs about 200 (</w:t>
+      </w:r>
+      <m:oMath>
+        <m:r>
+          <m:rPr>
+            <m:nor/>
+          </m:rPr>
+          <m:t>SE</m:t>
+        </m:r>
+        <m:r>
+          <m:rPr>
+            <m:sty m:val="p"/>
+          </m:rPr>
+          <m:t>≈</m:t>
+        </m:r>
+        <m:r>
+          <m:t>0.018</m:t>
+        </m:r>
+      </m:oMath>
+      <w:r>
+        <w:t xml:space="preserve">). Both are far beyond the 36 available in the modelling sample (SE 0.042 at</w:t>
+      </w:r>
+      <w:r>
+        <w:t xml:space="preserve"> </w:t>
+      </w:r>
+      <m:oMath>
+        <m:sSub>
+          <m:e>
+            <m:r>
+              <m:t>n</m:t>
+            </m:r>
+          </m:e>
+          <m:sub>
+            <m:r>
+              <m:t>p</m:t>
+            </m:r>
+          </m:sub>
+        </m:sSub>
+        <m:r>
+          <m:rPr>
+            <m:sty m:val="p"/>
+          </m:rPr>
+          <m:t>=</m:t>
+        </m:r>
+        <m:r>
+          <m:t>36</m:t>
+        </m:r>
+      </m:oMath>
+      <w:r>
+        <w:t xml:space="preserve">). An earlier version stated 250, which applied the null-hypothesis variance at AUC 0.85. We therefore report that these rules, models and labels give no usable attribution signal under the evaluated setup, not that attribution is fundamentally impossible.</w:t>
       </w:r>
       <w:r>
         <w:t xml:space="preserve"> </w:t>
@@ -10899,7 +11649,7 @@
         </m:r>
       </m:oMath>
       <w:r>
-        <w:t xml:space="preserve"> s, upper confidence bounds contract to 0.524, providing no evidence of non-linear separation once the terminal window is excluded.</w:t>
+        <w:t xml:space="preserve"> s, upper confidence bounds are 0.519–0.604, providing no evidence of non-linear separation once the terminal window is excluded.</w:t>
       </w:r>
     </w:p>
     <w:bookmarkStart w:id="36" w:name="_049e4e3e8c6150f6efca473eb560bdd9d2e8e6a"/>
@@ -10966,7 +11716,7 @@
         <w:pStyle w:val="TableCaption"/>
       </w:pPr>
       <w:r>
-        <w:t xml:space="preserve">Table 6. Confirmatory tests, their declared pass marks and outcomes. Holm adjustment over the seven</w:t>
+        <w:t xml:space="preserve">Table 6. Tests, their declared pass marks and outcomes. Holm adjustment over the seven</w:t>
       </w:r>
       <w:r>
         <w:t xml:space="preserve"> </w:t>
@@ -10978,6 +11728,29 @@
       </m:oMath>
       <w:r>
         <w:t xml:space="preserve">-valued tests.</w:t>
+      </w:r>
+      <w:r>
+        <w:t xml:space="preserve"> </w:t>
+      </w:r>
+      <m:oMath>
+        <m:sSup>
+          <m:e>
+            <m:r>
+              <m:t>​</m:t>
+            </m:r>
+          </m:e>
+          <m:sup>
+            <m:r>
+              <m:rPr>
+                <m:sty m:val="p"/>
+              </m:rPr>
+              <m:t>‡</m:t>
+            </m:r>
+          </m:sup>
+        </m:sSup>
+      </m:oMath>
+      <w:r>
+        <w:t xml:space="preserve">First-pass analysis, not declared before running (Table 4).</w:t>
       </w:r>
     </w:p>
     <w:tbl>
@@ -10985,7 +11758,7 @@
         <w:tblStyle w:val="Table"/>
         <w:tblW w:type="pct" w:w="5000"/>
         <w:tblLook w:firstRow="1" w:lastRow="0" w:firstColumn="0" w:lastColumn="0" w:noHBand="0" w:noVBand="0" w:val="0020"/>
-        <w:tblCaption w:val="Table 6. Confirmatory tests, their declared pass marks and outcomes. Holm adjustment over the seven p-valued tests."/>
+        <w:tblCaption w:val="Table 6. Tests, their declared pass marks and outcomes. Holm adjustment over the seven p-valued tests. ^\ddaggerFirst-pass analysis, not declared before running (Table 4)."/>
         <w:tblBorders>
           <w:top w:val="single" w:sz="4" w:color="808080"/>
           <w:left w:val="single" w:sz="4" w:color="808080"/>
@@ -11096,6 +11869,23 @@
               </w:rPr>
               <w:t xml:space="preserve">Protections disabled, crash vs normal</w:t>
             </w:r>
+            <m:oMath>
+              <m:sSup>
+                <m:e>
+                  <m:r>
+                    <m:t>​</m:t>
+                  </m:r>
+                </m:e>
+                <m:sup>
+                  <m:r>
+                    <m:rPr>
+                      <m:sty m:val="p"/>
+                    </m:rPr>
+                    <m:t>‡</m:t>
+                  </m:r>
+                </m:sup>
+              </m:sSup>
+            </m:oMath>
           </w:p>
         </w:tc>
         <w:tc>
@@ -13735,7 +14525,47 @@
         </m:r>
       </m:oMath>
       <w:r>
-        <w:t xml:space="preserve">, paired cluster bootstrap 95% CI [+0.074, +0.238]); at</w:t>
+        <w:t xml:space="preserve">;</w:t>
+      </w:r>
+      <w:r>
+        <w:t xml:space="preserve"> </w:t>
+      </w:r>
+      <m:oMath>
+        <m:sSup>
+          <m:e>
+            <m:r>
+              <m:t>​</m:t>
+            </m:r>
+          </m:e>
+          <m:sup>
+            <m:r>
+              <m:rPr>
+                <m:sty m:val="p"/>
+              </m:rPr>
+              <m:t>†</m:t>
+            </m:r>
+          </m:sup>
+        </m:sSup>
+      </m:oMath>
+      <w:r>
+        <w:t xml:space="preserve">a declared rerun with reproducible folds gave 0.636 vs. 0.526, lift</w:t>
+      </w:r>
+      <w:r>
+        <w:t xml:space="preserve"> </w:t>
+      </w:r>
+      <m:oMath>
+        <m:r>
+          <m:rPr>
+            <m:sty m:val="p"/>
+          </m:rPr>
+          <m:t>+</m:t>
+        </m:r>
+        <m:r>
+          <m:t>0.110</m:t>
+        </m:r>
+      </m:oMath>
+      <w:r>
+        <w:t xml:space="preserve">, paired cluster bootstrap 95% CI [+0.028, +0.205], replacing an earlier interval of [+0.074, +0.238] computed on a fold draw that cannot be reproduced); at</w:t>
       </w:r>
       <w:r>
         <w:t xml:space="preserve"> </w:t>
@@ -13840,7 +14670,101 @@
         </m:r>
       </m:oMath>
       <w:r>
-        <w:t xml:space="preserve">), suggesting that baseline duration differences in uncurated archives mask within-drone precursor detection in this cohort.</w:t>
+        <w:t xml:space="preserve">).</w:t>
+      </w:r>
+      <w:r>
+        <w:t xml:space="preserve"> </w:t>
+      </w:r>
+      <m:oMath>
+        <m:sSup>
+          <m:e>
+            <m:r>
+              <m:t>​</m:t>
+            </m:r>
+          </m:e>
+          <m:sup>
+            <m:r>
+              <m:rPr>
+                <m:sty m:val="p"/>
+              </m:rPr>
+              <m:t>†</m:t>
+            </m:r>
+          </m:sup>
+        </m:sSup>
+      </m:oMath>
+      <w:r>
+        <w:t xml:space="preserve">Without these three features the lift is</w:t>
+      </w:r>
+      <w:r>
+        <w:t xml:space="preserve"> </w:t>
+      </w:r>
+      <m:oMath>
+        <m:r>
+          <m:rPr>
+            <m:sty m:val="p"/>
+          </m:rPr>
+          <m:t>+</m:t>
+        </m:r>
+        <m:r>
+          <m:t>0.077</m:t>
+        </m:r>
+      </m:oMath>
+      <w:r>
+        <w:t xml:space="preserve"> </w:t>
+      </w:r>
+      <w:r>
+        <w:t xml:space="preserve">[+0.013, +0.204] (5 seeds; seed 42 alone</w:t>
+      </w:r>
+      <w:r>
+        <w:t xml:space="preserve"> </w:t>
+      </w:r>
+      <m:oMath>
+        <m:r>
+          <m:rPr>
+            <m:sty m:val="p"/>
+          </m:rPr>
+          <m:t>+</m:t>
+        </m:r>
+        <m:r>
+          <m:t>0.062</m:t>
+        </m:r>
+      </m:oMath>
+      <w:r>
+        <w:t xml:space="preserve"> </w:t>
+      </w:r>
+      <w:r>
+        <w:t xml:space="preserve">[</w:t>
+      </w:r>
+      <m:oMath>
+        <m:r>
+          <m:rPr>
+            <m:sty m:val="p"/>
+          </m:rPr>
+          <m:t>−</m:t>
+        </m:r>
+        <m:r>
+          <m:t>0.008</m:t>
+        </m:r>
+      </m:oMath>
+      <w:r>
+        <w:t xml:space="preserve">, +0.132]) and the matched within-drone AUC is 0.573. This meets the declared criterion for the reading that duration differences mask within-drone precursors (lift</w:t>
+      </w:r>
+      <w:r>
+        <w:t xml:space="preserve"> </w:t>
+      </w:r>
+      <m:oMath>
+        <m:r>
+          <m:rPr>
+            <m:sty m:val="p"/>
+          </m:rPr>
+          <m:t>≥</m:t>
+        </m:r>
+        <m:r>
+          <m:t>0.05</m:t>
+        </m:r>
+      </m:oMath>
+      <w:r>
+        <w:t xml:space="preserve">, interval excluding zero), but the lift is smaller and less stable than with all features, and a fixed 30 s window did not reproduce it (§5.4).</w:t>
       </w:r>
     </w:p>
     <w:bookmarkStart w:id="40" w:name="_5384c23fe540f64e7f70d79e466547294e389bd"/>
@@ -18213,7 +19137,88 @@
         <w:t xml:space="preserve"> </w:t>
       </w:r>
       <w:r>
-        <w:t xml:space="preserve">index did not record intra-day flight sequence. Across all 44 matched sets with exposure flights on the same calendar day as the crash, parsing raw GPS epoch timestamps confirmed that every pre-crash exposure flight strictly preceded the crash moment in time (0 post-crash flights occurred in the exposure window). This temporal ordering rules out post-accident flight inclusion, but points to potential confounding by development or tuning sessions</w:t>
+        <w:t xml:space="preserve">index did not record intra-day flight sequence.</w:t>
+      </w:r>
+      <w:r>
+        <w:t xml:space="preserve"> </w:t>
+      </w:r>
+      <m:oMath>
+        <m:sSup>
+          <m:e>
+            <m:r>
+              <m:t>​</m:t>
+            </m:r>
+          </m:e>
+          <m:sup>
+            <m:r>
+              <m:rPr>
+                <m:sty m:val="p"/>
+              </m:rPr>
+              <m:t>†</m:t>
+            </m:r>
+          </m:sup>
+        </m:sSup>
+      </m:oMath>
+      <w:r>
+        <w:t xml:space="preserve">An earlier check of this ordering compared calendar dates only and could not detect a same-day flight flown after the crash. A declared check of GPS UTC start times (Round 14 audit, commit</w:t>
+      </w:r>
+      <w:r>
+        <w:t xml:space="preserve"> </w:t>
+      </w:r>
+      <w:r>
+        <w:rPr>
+          <w:rStyle w:val="VerbatimChar"/>
+        </w:rPr>
+        <w:t xml:space="preserve">0e26db0</w:t>
+      </w:r>
+      <w:r>
+        <w:t xml:space="preserve">, amended</w:t>
+      </w:r>
+      <w:r>
+        <w:t xml:space="preserve"> </w:t>
+      </w:r>
+      <w:r>
+        <w:rPr>
+          <w:rStyle w:val="VerbatimChar"/>
+        </w:rPr>
+        <w:t xml:space="preserve">187f570</w:t>
+      </w:r>
+      <w:r>
+        <w:t xml:space="preserve">) found that of 95 distinct crash-day exposure flights in 39 of the 60 sets, 38 preceded the crash, 47 followed it and 10 had no usable GPS time. Removing the 47 later flights left 43 sets with mean scaled rank 0.698 (</w:t>
+      </w:r>
+      <m:oMath>
+        <m:r>
+          <m:t>p</m:t>
+        </m:r>
+        <m:r>
+          <m:rPr>
+            <m:sty m:val="p"/>
+          </m:rPr>
+          <m:t>=</m:t>
+        </m:r>
+        <m:r>
+          <m:t>0.0021</m:t>
+        </m:r>
+      </m:oMath>
+      <w:r>
+        <w:t xml:space="preserve">); also removing the 10 undated flights left 39 sets with 0.718 (</w:t>
+      </w:r>
+      <m:oMath>
+        <m:r>
+          <m:t>p</m:t>
+        </m:r>
+        <m:r>
+          <m:rPr>
+            <m:sty m:val="p"/>
+          </m:rPr>
+          <m:t>=</m:t>
+        </m:r>
+        <m:r>
+          <m:t>0.0014</m:t>
+        </m:r>
+      </m:oMath>
+      <w:r>
+        <w:t xml:space="preserve">). The between-drone result therefore does not depend on post-crash flights, but the declared test did include them. The within-drone selection used the same date rule, so the within-drone, caliper and same-aircraft factorial samples may also contain flights flown after the crash; this has not been audited. The same-day pattern points to potential confounding by development or tuning sessions</w:t>
       </w:r>
       <w:r>
         <w:t xml:space="preserve"> </w:t>
@@ -18278,7 +19283,7 @@
         </m:r>
       </m:oMath>
       <w:r>
-        <w:t xml:space="preserve">) and unique control airframes (</w:t>
+        <w:t xml:space="preserve">; the 60 sets come from 40 drones, 11 of which crashed more than once) and unique control airframes (</w:t>
       </w:r>
       <m:oMath>
         <m:r>
@@ -23959,7 +24964,33 @@
               <w:rPr>
                 <w:sz w:val="19"/>
               </w:rPr>
-              <w:t xml:space="preserve">Upper bounds 0.519–0.724; collapses to 0.524 under 10 s leakage control</w:t>
+              <w:t xml:space="preserve">Upper bounds 0.519–0.724 (0.519–0.604 at</w:t>
+            </w:r>
+            <w:r>
+              <w:rPr>
+                <w:sz w:val="19"/>
+              </w:rPr>
+              <w:t xml:space="preserve"> </w:t>
+            </w:r>
+            <m:oMath>
+              <m:r>
+                <m:t>m</m:t>
+              </m:r>
+              <m:r>
+                <m:rPr>
+                  <m:sty m:val="p"/>
+                </m:rPr>
+                <m:t>≥</m:t>
+              </m:r>
+              <m:r>
+                <m:t>10</m:t>
+              </m:r>
+            </m:oMath>
+            <w:r>
+              <w:rPr>
+                <w:sz w:val="19"/>
+              </w:rPr>
+              <w:t xml:space="preserve"> s)</w:t>
             </w:r>
           </w:p>
         </w:tc>
@@ -24597,7 +25628,7 @@
               <w:rPr>
                 <w:sz w:val="19"/>
               </w:rPr>
-              <w:t xml:space="preserve">is [+0.074, +0.238]</w:t>
+              <w:t xml:space="preserve">is [+0.074, +0.238]; superseded by the Round 14 rerun [+0.028, +0.205]</w:t>
             </w:r>
           </w:p>
         </w:tc>
@@ -24713,7 +25744,7 @@
               <w:rPr>
                 <w:sz w:val="19"/>
               </w:rPr>
-              <w:t xml:space="preserve">Two-stage cluster CI [0.536, 0.789] over case &amp; control clusters; 44 same-day sets confirmed 0 post-crash flights</w:t>
+              <w:t xml:space="preserve">Two-stage cluster CI [0.536, 0.789] over case &amp; control clusters; same-day check compared dates only; superseded by the Round 14 GPS check</w:t>
             </w:r>
           </w:p>
         </w:tc>
@@ -24979,6 +26010,190 @@
                 <w:sz w:val="19"/>
               </w:rPr>
               <w:t xml:space="preserve">2026-10-26</w:t>
+            </w:r>
+          </w:p>
+        </w:tc>
+      </w:tr>
+      <w:tr>
+        <w:tc>
+          <w:tcPr/>
+          <w:p>
+            <w:pPr>
+              <w:pStyle w:val="Compact"/>
+              <w:spacing w:line="240" w:lineRule="auto"/>
+              <w:jc w:val="left"/>
+            </w:pPr>
+            <w:r>
+              <w:rPr>
+                <w:sz w:val="19"/>
+              </w:rPr>
+              <w:t xml:space="preserve">Round 14 audit</w:t>
+            </w:r>
+            <m:oMath>
+              <m:sSup>
+                <m:e>
+                  <m:r>
+                    <m:t>​</m:t>
+                  </m:r>
+                </m:e>
+                <m:sup>
+                  <m:r>
+                    <m:rPr>
+                      <m:sty m:val="p"/>
+                    </m:rPr>
+                    <m:t>†</m:t>
+                  </m:r>
+                </m:sup>
+              </m:sSup>
+            </m:oMath>
+          </w:p>
+        </w:tc>
+        <w:tc>
+          <w:tcPr/>
+          <w:p>
+            <w:pPr>
+              <w:pStyle w:val="Compact"/>
+              <w:spacing w:line="240" w:lineRule="auto"/>
+              <w:jc w:val="left"/>
+            </w:pPr>
+            <w:r>
+              <w:rPr>
+                <w:sz w:val="19"/>
+              </w:rPr>
+              <w:t xml:space="preserve">Caliper without duration-linked features; GPS ordering</w:t>
+            </w:r>
+          </w:p>
+        </w:tc>
+        <w:tc>
+          <w:tcPr/>
+          <w:p>
+            <w:pPr>
+              <w:pStyle w:val="Compact"/>
+              <w:spacing w:line="240" w:lineRule="auto"/>
+              <w:jc w:val="left"/>
+            </w:pPr>
+            <w:r>
+              <w:rPr>
+                <w:sz w:val="19"/>
+              </w:rPr>
+              <w:t xml:space="preserve">Lift</w:t>
+            </w:r>
+            <w:r>
+              <w:rPr>
+                <w:sz w:val="19"/>
+              </w:rPr>
+              <w:t xml:space="preserve"> </w:t>
+            </w:r>
+            <m:oMath>
+              <m:r>
+                <m:rPr>
+                  <m:sty m:val="p"/>
+                </m:rPr>
+                <m:t>+</m:t>
+              </m:r>
+              <m:r>
+                <m:t>0.077</m:t>
+              </m:r>
+            </m:oMath>
+            <w:r>
+              <w:rPr>
+                <w:sz w:val="19"/>
+              </w:rPr>
+              <w:t xml:space="preserve"> </w:t>
+            </w:r>
+            <w:r>
+              <w:rPr>
+                <w:sz w:val="19"/>
+              </w:rPr>
+              <w:t xml:space="preserve">[+0.013, +0.204] without three features; 47 of 95 crash-day exposure flights followed the crash; between-drone 0.698 (</w:t>
+            </w:r>
+            <m:oMath>
+              <m:r>
+                <m:t>p</m:t>
+              </m:r>
+              <m:r>
+                <m:rPr>
+                  <m:sty m:val="p"/>
+                </m:rPr>
+                <m:t>=</m:t>
+              </m:r>
+              <m:r>
+                <m:t>0.0021</m:t>
+              </m:r>
+            </m:oMath>
+            <w:r>
+              <w:rPr>
+                <w:sz w:val="19"/>
+              </w:rPr>
+              <w:t xml:space="preserve">, 43 sets) without them</w:t>
+            </w:r>
+          </w:p>
+        </w:tc>
+        <w:tc>
+          <w:tcPr/>
+          <w:p>
+            <w:pPr>
+              <w:pStyle w:val="Compact"/>
+              <w:spacing w:line="240" w:lineRule="auto"/>
+              <w:jc w:val="center"/>
+            </w:pPr>
+            <w:r>
+              <w:rPr>
+                <w:rStyle w:val="VerbatimChar"/>
+                <w:sz w:val="19"/>
+              </w:rPr>
+              <w:t xml:space="preserve">0e26db0</w:t>
+            </w:r>
+            <w:r>
+              <w:rPr>
+                <w:sz w:val="19"/>
+              </w:rPr>
+              <w:t xml:space="preserve">,</w:t>
+            </w:r>
+            <w:r>
+              <w:rPr>
+                <w:sz w:val="19"/>
+              </w:rPr>
+              <w:t xml:space="preserve"> </w:t>
+            </w:r>
+            <w:r>
+              <w:rPr>
+                <w:rStyle w:val="VerbatimChar"/>
+                <w:sz w:val="19"/>
+              </w:rPr>
+              <w:t xml:space="preserve">187f570</w:t>
+            </w:r>
+          </w:p>
+        </w:tc>
+        <w:tc>
+          <w:tcPr/>
+          <w:p>
+            <w:pPr>
+              <w:pStyle w:val="Compact"/>
+              <w:spacing w:line="240" w:lineRule="auto"/>
+              <w:jc w:val="center"/>
+            </w:pPr>
+            <w:r>
+              <w:rPr>
+                <w:sz w:val="19"/>
+              </w:rPr>
+              <w:t xml:space="preserve">pending</w:t>
+            </w:r>
+          </w:p>
+        </w:tc>
+        <w:tc>
+          <w:tcPr/>
+          <w:p>
+            <w:pPr>
+              <w:pStyle w:val="Compact"/>
+              <w:spacing w:line="240" w:lineRule="auto"/>
+              <w:jc w:val="center"/>
+            </w:pPr>
+            <w:r>
+              <w:rPr>
+                <w:sz w:val="19"/>
+              </w:rPr>
+              <w:t xml:space="preserve">2026-10-27</w:t>
             </w:r>
           </w:p>
         </w:tc>
@@ -26157,7 +27372,7 @@
               <w:rPr>
                 <w:sz w:val="19"/>
               </w:rPr>
-              <w:t xml:space="preserve">Aborted/short incident flights induce spurious duration separation; caliper matching recovers</w:t>
+              <w:t xml:space="preserve">Aborted/short incident flights induce spurious duration separation; caliper matching lifts within-drone AUC by</w:t>
             </w:r>
             <w:r>
               <w:rPr>
@@ -26186,7 +27401,36 @@
               <w:rPr>
                 <w:sz w:val="19"/>
               </w:rPr>
-              <w:t xml:space="preserve">within-drone AUC (paired cluster CI [+0.074, +0.238]), reversing duration masking (§5.3).</w:t>
+              <w:t xml:space="preserve">[+0.028, +0.205], and by</w:t>
+            </w:r>
+            <w:r>
+              <w:rPr>
+                <w:sz w:val="19"/>
+              </w:rPr>
+              <w:t xml:space="preserve"> </w:t>
+            </w:r>
+            <m:oMath>
+              <m:r>
+                <m:rPr>
+                  <m:sty m:val="p"/>
+                </m:rPr>
+                <m:t>+</m:t>
+              </m:r>
+              <m:r>
+                <m:t>0.077</m:t>
+              </m:r>
+            </m:oMath>
+            <w:r>
+              <w:rPr>
+                <w:sz w:val="19"/>
+              </w:rPr>
+              <w:t xml:space="preserve"> </w:t>
+            </w:r>
+            <w:r>
+              <w:rPr>
+                <w:sz w:val="19"/>
+              </w:rPr>
+              <w:t xml:space="preserve">[+0.013, +0.204] without duration-linked features (§5.3).</w:t>
             </w:r>
           </w:p>
         </w:tc>
@@ -26561,7 +27805,7 @@
         <w:t xml:space="preserve"> </w:t>
       </w:r>
       <w:r>
-        <w:t xml:space="preserve">mark; pilot recall 1 of 5, exact Clopper–Pearson 95% CI 0.5–71.6%; conservative class-averaged bound 0.19–0.73). Our prospectively declared negative result applies to linear models and decision stumps; exploratory depth-3 decision trees across cut-offs yielded AUCs of 0.366–0.603 (upper bounds 0.519–0.724), with the upper bound dropping to 0.524 at</w:t>
+        <w:t xml:space="preserve">mark; pilot recall 1 of 5, exact Clopper–Pearson 95% CI 0.5–71.6%; conservative class-averaged bound 0.19–0.73). Our prospectively declared negative result applies to linear models and decision stumps; exploratory depth-3 decision trees across cut-offs yielded AUCs of 0.366–0.603 (upper bounds 0.519–0.724), with upper bounds of 0.519–0.604 at</w:t>
       </w:r>
       <w:r>
         <w:t xml:space="preserve"> </w:t>
@@ -26574,14 +27818,14 @@
           <m:rPr>
             <m:sty m:val="p"/>
           </m:rPr>
-          <m:t>=</m:t>
+          <m:t>≥</m:t>
         </m:r>
         <m:r>
           <m:t>10</m:t>
         </m:r>
       </m:oMath>
       <w:r>
-        <w:t xml:space="preserve"> s, confirming that non-linear trees also fall within chance under leakage control. Across the telemetry features, rules, models, and</w:t>
+        <w:t xml:space="preserve"> s, giving no evidence that non-linear trees separate the classes. Across the telemetry features, rules, models, and</w:t>
       </w:r>
       <w:r>
         <w:t xml:space="preserve"> </w:t>
@@ -26758,7 +28002,27 @@
         <w:t xml:space="preserve"> </w:t>
       </w:r>
       <w:r>
-        <w:t xml:space="preserve">on the exact same 36 airframes; paired cluster bootstrap 95% CI [+0.074, +0.238]), suggesting that baseline duration differences between crash and non-crash flights may mask within-drone precursor detection in this cohort; the alternative reading is that the gain is carried by duration-linked features (clipping, tilt envelope, voltage sag), and a fixed 30 s window did not reproduce it. Diagnostic checks were also</w:t>
+        <w:t xml:space="preserve">on the exact same 36 airframes; paired cluster bootstrap 95% CI [+0.028, +0.205] with reproducible folds), suggesting that baseline duration differences between crash and non-crash flights may mask within-drone precursor detection in this cohort; without the duration-linked clipping, tilt and voltage-sag features the lift is</w:t>
+      </w:r>
+      <w:r>
+        <w:t xml:space="preserve"> </w:t>
+      </w:r>
+      <m:oMath>
+        <m:r>
+          <m:rPr>
+            <m:sty m:val="p"/>
+          </m:rPr>
+          <m:t>+</m:t>
+        </m:r>
+        <m:r>
+          <m:t>0.077</m:t>
+        </m:r>
+      </m:oMath>
+      <w:r>
+        <w:t xml:space="preserve"> </w:t>
+      </w:r>
+      <w:r>
+        <w:t xml:space="preserve">[+0.013, +0.204], so the gain is not carried only by them, although a fixed 30 s window did not reproduce it. Diagnostic checks were also</w:t>
       </w:r>
       <w:r>
         <w:t xml:space="preserve"> </w:t>
@@ -28298,6 +29562,24 @@
           <w:b/>
           <w:bCs/>
         </w:rPr>
+        <w:t xml:space="preserve">Flight order.</w:t>
+      </w:r>
+      <w:r>
+        <w:t xml:space="preserve"> </w:t>
+      </w:r>
+      <w:r>
+        <w:t xml:space="preserve">Earlier flights were selected by calendar date. GPS times showed that 47 of 95 crash-day exposure flights in the between-drone sample were flown after the crash; the between-drone result held without them (§5.5), but the within-drone, caliper and same-aircraft samples have not been audited for the same problem.</w:t>
+      </w:r>
+    </w:p>
+    <w:p>
+      <w:pPr>
+        <w:pStyle w:val="BodyText"/>
+      </w:pPr>
+      <w:r>
+        <w:rPr>
+          <w:b/>
+          <w:bCs/>
+        </w:rPr>
         <w:t xml:space="preserve">Attrition.</w:t>
       </w:r>
       <w:r>
@@ -28747,7 +30029,7 @@
         </m:r>
       </m:oMath>
       <w:r>
-        <w:t xml:space="preserve">, falling to 0.524 at</w:t>
+        <w:t xml:space="preserve">, 0.519–0.604 at</w:t>
       </w:r>
       <w:r>
         <w:t xml:space="preserve"> </w:t>
@@ -28760,7 +30042,7 @@
           <m:rPr>
             <m:sty m:val="p"/>
           </m:rPr>
-          <m:t>=</m:t>
+          <m:t>≥</m:t>
         </m:r>
         <m:r>
           <m:t>10</m:t>

--- a/docs/paper/submission/manuscript.docx
+++ b/docs/paper/submission/manuscript.docx
@@ -196,47 +196,7 @@
         </m:sSup>
       </m:oMath>
       <w:r>
-        <w:t xml:space="preserve">A factorial audit of 32 evaluation settings found that apparent anticipation depends on the comparison set; the cause is not isolated. AUC fell 0.21 [0.06, 0.34] across other-aircraft settings (0.88 to 0.67); only vehicle-grouped folds were material (0.06 [0.03, 0.09]). Against each drone’s own earlier flights, AUC was at chance (0.569, cluster bootstrap [0.500, 0.643]). Duration-caliper matching (0.25) lifted it by</w:t>
-      </w:r>
-      <w:r>
-        <w:t xml:space="preserve"> </w:t>
-      </w:r>
-      <m:oMath>
-        <m:r>
-          <m:rPr>
-            <m:sty m:val="p"/>
-          </m:rPr>
-          <m:t>+</m:t>
-        </m:r>
-        <m:r>
-          <m:t>0.110</m:t>
-        </m:r>
-      </m:oMath>
-      <w:r>
-        <w:t xml:space="preserve"> </w:t>
-      </w:r>
-      <w:r>
-        <w:t xml:space="preserve">(36 airframes; paired cluster CI [+0.028, +0.205]), and by</w:t>
-      </w:r>
-      <w:r>
-        <w:t xml:space="preserve"> </w:t>
-      </w:r>
-      <m:oMath>
-        <m:r>
-          <m:rPr>
-            <m:sty m:val="p"/>
-          </m:rPr>
-          <m:t>+</m:t>
-        </m:r>
-        <m:r>
-          <m:t>0.077</m:t>
-        </m:r>
-      </m:oMath>
-      <w:r>
-        <w:t xml:space="preserve"> </w:t>
-      </w:r>
-      <w:r>
-        <w:t xml:space="preserve">[+0.013, +0.204] without clipping, tilt and voltage-sag features; a fixed 30 s window did not.</w:t>
+        <w:t xml:space="preserve">A factorial audit of 32 evaluation settings found that apparent anticipation depends on the comparison set; the cause is not isolated. AUC fell 0.21 [0.06, 0.34] across other-aircraft settings (0.88 to 0.67); only vehicle-grouped folds were material (0.06 [0.03, 0.09]).</w:t>
       </w:r>
       <w:r>
         <w:t xml:space="preserve"> </w:t>
@@ -259,47 +219,50 @@
         </m:sSup>
       </m:oMath>
       <w:r>
-        <w:t xml:space="preserve">Tuning-check sensitivity fell from 7/9 to 1/9 without the final 10 s (exploratory, unadjusted</w:t>
-      </w:r>
-      <w:r>
-        <w:t xml:space="preserve"> </w:t>
-      </w:r>
-      <m:oMath>
-        <m:r>
-          <m:t>p</m:t>
-        </m:r>
-        <m:r>
-          <m:rPr>
-            <m:sty m:val="p"/>
-          </m:rPr>
-          <m:t>=</m:t>
-        </m:r>
-        <m:r>
-          <m:t>0.031</m:t>
-        </m:r>
-      </m:oMath>
-      <w:r>
-        <w:t xml:space="preserve">; normal false alarms 13% to 5%), consistent with leakage. Crashed drones vibrated more on older estimator metrics (mean rank 0.67, Holm</w:t>
-      </w:r>
-      <w:r>
-        <w:t xml:space="preserve"> </w:t>
-      </w:r>
-      <m:oMath>
-        <m:r>
-          <m:t>p</m:t>
-        </m:r>
-        <m:r>
-          <m:rPr>
-            <m:sty m:val="p"/>
-          </m:rPr>
-          <m:t>=</m:t>
-        </m:r>
-        <m:r>
-          <m:t>0.016</m:t>
-        </m:r>
-      </m:oMath>
-      <w:r>
-        <w:t xml:space="preserve">;</w:t>
+        <w:t xml:space="preserve">85 of 210 crash-day</w:t>
+      </w:r>
+      <w:r>
+        <w:t xml:space="preserve"> </w:t>
+      </w:r>
+      <w:r>
+        <w:t xml:space="preserve">“earlier”</w:t>
+      </w:r>
+      <w:r>
+        <w:t xml:space="preserve"> </w:t>
+      </w:r>
+      <w:r>
+        <w:t xml:space="preserve">flights were flown after the crash; without them, a drone’s own earlier flights gave at most a weak signal (AUC 0.582 [0.525, 0.660] on stored features, 0.507 [0.436, 0.582] recomputed), and an apparent duration-caliper lift vanished (</w:t>
+      </w:r>
+      <m:oMath>
+        <m:r>
+          <m:rPr>
+            <m:sty m:val="p"/>
+          </m:rPr>
+          <m:t>+</m:t>
+        </m:r>
+        <m:r>
+          <m:t>0.063</m:t>
+        </m:r>
+      </m:oMath>
+      <w:r>
+        <w:t xml:space="preserve"> </w:t>
+      </w:r>
+      <w:r>
+        <w:t xml:space="preserve">[</w:t>
+      </w:r>
+      <m:oMath>
+        <m:r>
+          <m:rPr>
+            <m:sty m:val="p"/>
+          </m:rPr>
+          <m:t>−</m:t>
+        </m:r>
+        <m:r>
+          <m:t>0.087</m:t>
+        </m:r>
+      </m:oMath>
+      <w:r>
+        <w:t xml:space="preserve">, +0.159]).</w:t>
       </w:r>
       <w:r>
         <w:t xml:space="preserve"> </w:t>
@@ -322,7 +285,7 @@
         </m:sSup>
       </m:oMath>
       <w:r>
-        <w:t xml:space="preserve">0.70 without 47 exposure flights flown after the crash; newer metrics inconclusive,</w:t>
+        <w:t xml:space="preserve">Tuning-check sensitivity fell from 7/9 to 1/9 without the final 10 s (exploratory, unadjusted</w:t>
       </w:r>
       <w:r>
         <w:t xml:space="preserve"> </w:t>
@@ -338,11 +301,31 @@
           <m:t>=</m:t>
         </m:r>
         <m:r>
-          <m:t>0.25</m:t>
-        </m:r>
-      </m:oMath>
-      <w:r>
-        <w:t xml:space="preserve">).</w:t>
+          <m:t>0.031</m:t>
+        </m:r>
+      </m:oMath>
+      <w:r>
+        <w:t xml:space="preserve">; normal false alarms 13% to 5%), consistent with leakage. Crashed drones vibrated more on older estimator metrics (mean rank 0.67, Holm</w:t>
+      </w:r>
+      <w:r>
+        <w:t xml:space="preserve"> </w:t>
+      </w:r>
+      <m:oMath>
+        <m:r>
+          <m:t>p</m:t>
+        </m:r>
+        <m:r>
+          <m:rPr>
+            <m:sty m:val="p"/>
+          </m:rPr>
+          <m:t>=</m:t>
+        </m:r>
+        <m:r>
+          <m:t>0.016</m:t>
+        </m:r>
+      </m:oMath>
+      <w:r>
+        <w:t xml:space="preserve">;</w:t>
       </w:r>
       <w:r>
         <w:t xml:space="preserve"> </w:t>
@@ -365,622 +348,30 @@
         </m:sSup>
       </m:oMath>
       <w:r>
-        <w:t xml:space="preserve">Against 107 controls, screening gave</w:t>
-      </w:r>
-      <w:r>
-        <w:t xml:space="preserve"> </w:t>
-      </w:r>
-      <m:oMath>
-        <m:r>
-          <m:t>3.3</m:t>
-        </m:r>
-        <m:r>
-          <m:rPr>
-            <m:sty m:val="p"/>
-          </m:rPr>
-          <m:t>×</m:t>
-        </m:r>
-      </m:oMath>
-      <w:r>
-        <w:t xml:space="preserve"> </w:t>
-      </w:r>
-      <w:r>
-        <w:t xml:space="preserve">lift (illustrative PPV 2.26–2.43% at 10% flag rate). AeroFleet 2.0 shows longitudinal evidence without automatic verdicts.</w:t>
-      </w:r>
-    </w:p>
-    <w:p>
-      <w:pPr>
-        <w:pStyle w:val="BodyText"/>
-      </w:pPr>
-      <w:r>
-        <w:rPr>
-          <w:b/>
-          <w:bCs/>
-        </w:rPr>
-        <w:t xml:space="preserve">Keywords:</w:t>
-      </w:r>
-      <w:r>
-        <w:t xml:space="preserve"> </w:t>
-      </w:r>
-      <w:r>
-        <w:t xml:space="preserve">Unmanned aircraft systems; Flight logs; Crash investigation; Fault diagnosis; Data leakage; Fleet assurance</w:t>
-      </w:r>
-    </w:p>
-    <w:p>
-      <w:pPr>
-        <w:pStyle w:val="Heading1"/>
-      </w:pPr>
-      <w:bookmarkStart w:id="10" w:name="_20041c78c304d06f00dcef5457d2ac08ae2eef7"/>
-      <w:r>
-        <w:rPr>
-          <w:rStyle w:val="SectionNumber"/>
-        </w:rPr>
-        <w:t xml:space="preserve">1</w:t>
-      </w:r>
-      <w:r>
-        <w:tab/>
-      </w:r>
-      <w:r>
-        <w:t xml:space="preserve">Introduction</w:t>
-      </w:r>
-      <w:bookmarkEnd w:id="10"/>
-    </w:p>
-    <w:p>
-      <w:pPr>
-        <w:pStyle w:val="FirstParagraph"/>
-      </w:pPr>
-      <w:r>
-        <w:t xml:space="preserve">Small unmanned aircraft are now flown commercially for survey, inspection, agriculture and delivery, and the rules</w:t>
-      </w:r>
-      <w:r>
-        <w:t xml:space="preserve"> </w:t>
-      </w:r>
-      <w:r>
-        <w:t xml:space="preserve">that govern them place weight on records. In the European Union and the United Kingdom an operator in the specific</w:t>
-      </w:r>
-      <w:r>
-        <w:t xml:space="preserve"> </w:t>
-      </w:r>
-      <w:r>
-        <w:t xml:space="preserve">category must keep records of operations, maintenance and personnel for at least three years</w:t>
-      </w:r>
-      <w:r>
-        <w:t xml:space="preserve"> </w:t>
-      </w:r>
-      <w:r>
-        <w:t xml:space="preserve">[</w:t>
-      </w:r>
-      <w:hyperlink w:anchor="_94e90323a8c21041104ada5ef51239cca731079">
-        <w:r>
-          <w:rPr>
-            <w:rStyle w:val="Hyperlink"/>
-          </w:rPr>
-          <w:t xml:space="preserve">1</w:t>
-        </w:r>
-      </w:hyperlink>
-      <w:r>
-        <w:t xml:space="preserve">,</w:t>
-      </w:r>
-      <w:hyperlink w:anchor="_accb9f9d732da81043c804de081f8bf74e6cf24">
-        <w:r>
-          <w:rPr>
-            <w:rStyle w:val="Hyperlink"/>
-          </w:rPr>
-          <w:t xml:space="preserve">2</w:t>
-        </w:r>
-      </w:hyperlink>
-      <w:r>
-        <w:t xml:space="preserve">]</w:t>
-      </w:r>
-      <w:r>
-        <w:t xml:space="preserve">; India requires an accident to be reported within 48 hours</w:t>
-      </w:r>
-      <w:r>
-        <w:t xml:space="preserve"> </w:t>
-      </w:r>
-      <w:r>
-        <w:t xml:space="preserve">[</w:t>
-      </w:r>
-      <w:hyperlink w:anchor="_2a610b70f77ace96e6ffe48ed026a6e5f9efd5a">
-        <w:r>
-          <w:rPr>
-            <w:rStyle w:val="Hyperlink"/>
-          </w:rPr>
-          <w:t xml:space="preserve">3</w:t>
-        </w:r>
-      </w:hyperlink>
-      <w:r>
-        <w:t xml:space="preserve">]</w:t>
-      </w:r>
-      <w:r>
-        <w:t xml:space="preserve">, and</w:t>
-      </w:r>
-      <w:r>
-        <w:t xml:space="preserve"> </w:t>
-      </w:r>
-      <w:r>
-        <w:t xml:space="preserve">the United States within ten days</w:t>
-      </w:r>
-      <w:r>
-        <w:t xml:space="preserve"> </w:t>
-      </w:r>
-      <w:r>
-        <w:t xml:space="preserve">[</w:t>
-      </w:r>
-      <w:hyperlink w:anchor="_dffd97137af0abb4aae0ff556af3c0d05e0ee4a">
-        <w:r>
-          <w:rPr>
-            <w:rStyle w:val="Hyperlink"/>
-          </w:rPr>
-          <w:t xml:space="preserve">4</w:t>
-        </w:r>
-      </w:hyperlink>
-      <w:r>
-        <w:t xml:space="preserve">]</w:t>
-      </w:r>
-      <w:r>
-        <w:t xml:space="preserve">. When something goes wrong, the onboard flight log is the richest</w:t>
-      </w:r>
-      <w:r>
-        <w:t xml:space="preserve"> </w:t>
-      </w:r>
-      <w:r>
-        <w:t xml:space="preserve">record available. Open-source log viewers, commercial fleet platforms and, more recently, machine-learning and</w:t>
-      </w:r>
-      <w:r>
-        <w:t xml:space="preserve"> </w:t>
-      </w:r>
-      <w:r>
-        <w:t xml:space="preserve">language-model prototypes promise to turn that log into an answer: what failed, and whether the pilot or the aircraft</w:t>
-      </w:r>
-      <w:r>
-        <w:t xml:space="preserve"> </w:t>
-      </w:r>
-      <w:r>
-        <w:t xml:space="preserve">was responsible</w:t>
-      </w:r>
-      <w:r>
-        <w:t xml:space="preserve"> </w:t>
-      </w:r>
-      <w:r>
-        <w:t xml:space="preserve">[</w:t>
-      </w:r>
-      <w:hyperlink w:anchor="_398d8a6b28c132ef0c87de1470cc655ebafd86c">
-        <w:r>
-          <w:rPr>
-            <w:rStyle w:val="Hyperlink"/>
-          </w:rPr>
-          <w:t xml:space="preserve">5</w:t>
-        </w:r>
-      </w:hyperlink>
-      <w:r>
-        <w:t xml:space="preserve">,</w:t>
-      </w:r>
-      <w:hyperlink w:anchor="_4d7bbda75dad34c83d023e6afa1cc5b99fb5426">
-        <w:r>
-          <w:rPr>
-            <w:rStyle w:val="Hyperlink"/>
-          </w:rPr>
-          <w:t xml:space="preserve">6</w:t>
-        </w:r>
-      </w:hyperlink>
-      <w:r>
-        <w:t xml:space="preserve">]</w:t>
-      </w:r>
-      <w:r>
-        <w:t xml:space="preserve">.</w:t>
-      </w:r>
-    </w:p>
-    <w:p>
-      <w:pPr>
-        <w:pStyle w:val="BodyText"/>
-      </w:pPr>
-      <w:r>
-        <w:t xml:space="preserve">The question matters beyond engineering curiosity. In aviation safety science, accidents are recognized as systemic,</w:t>
-      </w:r>
-      <w:r>
-        <w:t xml:space="preserve"> </w:t>
-      </w:r>
-      <w:r>
-        <w:t xml:space="preserve">multi-causal events involving human factors, environmental conditions and organizational influences</w:t>
-      </w:r>
-      <w:r>
-        <w:t xml:space="preserve"> </w:t>
-      </w:r>
-      <w:r>
-        <w:t xml:space="preserve">[</w:t>
-      </w:r>
-      <w:hyperlink w:anchor="_006a7190097400c6c37363d97b6f3be0cdc0b48">
-        <w:r>
-          <w:rPr>
-            <w:rStyle w:val="Hyperlink"/>
-          </w:rPr>
-          <w:t xml:space="preserve">7</w:t>
-        </w:r>
-      </w:hyperlink>
-      <w:r>
-        <w:t xml:space="preserve">]</w:t>
-      </w:r>
-      <w:r>
-        <w:t xml:space="preserve">.</w:t>
-      </w:r>
-      <w:r>
-        <w:t xml:space="preserve"> </w:t>
-      </w:r>
-      <w:r>
-        <w:t xml:space="preserve">Commercial warranty claims, insurance settlements and regulatory filings nevertheless frequently compress these dynamics</w:t>
-      </w:r>
-      <w:r>
-        <w:t xml:space="preserve"> </w:t>
-      </w:r>
-      <w:r>
-        <w:t xml:space="preserve">into a binary decision: whether the pilot or the aircraft was primarily responsible. An automatic verdict that looks</w:t>
-      </w:r>
-      <w:r>
-        <w:t xml:space="preserve"> </w:t>
-      </w:r>
-      <w:r>
-        <w:t xml:space="preserve">objective can carry weight it has not earned. Fleet operators face a related but different question: not why one flight</w:t>
-      </w:r>
-      <w:r>
-        <w:t xml:space="preserve"> </w:t>
-      </w:r>
-      <w:r>
-        <w:t xml:space="preserve">ended badly, but which of their drones are most likely to fail next and should be inspected first. A log-based method that</w:t>
-      </w:r>
-      <w:r>
-        <w:t xml:space="preserve"> </w:t>
-      </w:r>
-      <w:r>
-        <w:t xml:space="preserve">is good at the second task need not be good at the first, and confusing the two can mislead both investigators and maintainers.</w:t>
-      </w:r>
-    </w:p>
-    <w:p>
-      <w:pPr>
-        <w:pStyle w:val="BodyText"/>
-      </w:pPr>
-      <w:r>
-        <w:t xml:space="preserve">Whether logs can deliver on either expectation has, to our knowledge, not been tested at scale against real crashes</w:t>
-      </w:r>
-      <w:r>
-        <w:t xml:space="preserve"> </w:t>
-      </w:r>
-      <w:r>
-        <w:t xml:space="preserve">with evaluation protocols that guard against the two known sources of optimism. First, a log that contains a crash also</w:t>
-      </w:r>
-      <w:r>
-        <w:t xml:space="preserve"> </w:t>
-      </w:r>
-      <w:r>
-        <w:t xml:space="preserve">contains its consequences—saturated motors, extreme attitudes and estimator errors—so a detector can learn the crash</w:t>
-      </w:r>
-      <w:r>
-        <w:t xml:space="preserve"> </w:t>
-      </w:r>
-      <w:r>
-        <w:t xml:space="preserve">itself rather than its cause, a form of crash-window data leakage</w:t>
-      </w:r>
-      <w:r>
-        <w:t xml:space="preserve"> </w:t>
-      </w:r>
-      <w:r>
-        <w:t xml:space="preserve">[</w:t>
-      </w:r>
-      <w:hyperlink w:anchor="_3541019a36f31423dbace231a12fca4d5e5f1ad">
-        <w:r>
-          <w:rPr>
-            <w:rStyle w:val="Hyperlink"/>
-          </w:rPr>
-          <w:t xml:space="preserve">8</w:t>
-        </w:r>
-      </w:hyperlink>
-      <w:r>
-        <w:t xml:space="preserve">,</w:t>
-      </w:r>
-      <w:hyperlink w:anchor="_77239db318a405bdd9ca0cc5db74d4c41b2a03f">
-        <w:r>
-          <w:rPr>
-            <w:rStyle w:val="Hyperlink"/>
-          </w:rPr>
-          <w:t xml:space="preserve">9</w:t>
-        </w:r>
-      </w:hyperlink>
-      <w:r>
-        <w:t xml:space="preserve">]</w:t>
-      </w:r>
-      <w:r>
-        <w:t xml:space="preserve">. Second, comparing crash flights with other operators’ good flights mixes</w:t>
-      </w:r>
-      <w:r>
-        <w:t xml:space="preserve"> </w:t>
-      </w:r>
-      <w:r>
-        <w:t xml:space="preserve">the flight with the aircraft and the people using it, so a difference between groups need not say anything about the</w:t>
-      </w:r>
-      <w:r>
-        <w:t xml:space="preserve"> </w:t>
-      </w:r>
-      <w:r>
-        <w:t xml:space="preserve">flight that crashed (between-aircraft confounding). Public fault datasets are dominated by simulation or injected faults</w:t>
-      </w:r>
-      <w:r>
-        <w:t xml:space="preserve"> </w:t>
-      </w:r>
-      <w:r>
-        <w:t xml:space="preserve">[</w:t>
-      </w:r>
-      <w:hyperlink w:anchor="_d75d7cf63098afa5d33e189bc1a163022e7ecdc">
-        <w:r>
-          <w:rPr>
-            <w:rStyle w:val="Hyperlink"/>
-          </w:rPr>
-          <w:t xml:space="preserve">10</w:t>
-        </w:r>
-      </w:hyperlink>
-      <w:r>
-        <w:t xml:space="preserve">–</w:t>
-      </w:r>
-      <w:hyperlink w:anchor="_973650d78dc352a8b25ace59ab002a1d91cdfc9">
-        <w:r>
-          <w:rPr>
-            <w:rStyle w:val="Hyperlink"/>
-          </w:rPr>
-          <w:t xml:space="preserve">12</w:t>
-        </w:r>
-      </w:hyperlink>
-      <w:r>
-        <w:t xml:space="preserve">]</w:t>
-      </w:r>
-      <w:r>
-        <w:t xml:space="preserve">, and accident statistics classify outcomes such as loss of</w:t>
-      </w:r>
-      <w:r>
-        <w:t xml:space="preserve"> </w:t>
-      </w:r>
-      <w:r>
-        <w:t xml:space="preserve">control rather than causes visible in a log</w:t>
-      </w:r>
-      <w:r>
-        <w:t xml:space="preserve"> </w:t>
-      </w:r>
-      <w:r>
-        <w:t xml:space="preserve">[</w:t>
-      </w:r>
-      <w:hyperlink w:anchor="_42246838952b0ed0d35bd475d264714b9e743f7">
-        <w:r>
-          <w:rPr>
-            <w:rStyle w:val="Hyperlink"/>
-          </w:rPr>
-          <w:t xml:space="preserve">13</w:t>
-        </w:r>
-      </w:hyperlink>
-      <w:r>
-        <w:t xml:space="preserve">,</w:t>
-      </w:r>
-      <w:hyperlink w:anchor="_b513b568a9a02649a1ddc461a1dd01e876732a2">
-        <w:r>
-          <w:rPr>
-            <w:rStyle w:val="Hyperlink"/>
-          </w:rPr>
-          <w:t xml:space="preserve">14</w:t>
-        </w:r>
-      </w:hyperlink>
-      <w:r>
-        <w:t xml:space="preserve">]</w:t>
-      </w:r>
-      <w:r>
-        <w:t xml:space="preserve">; neither resource tests</w:t>
-      </w:r>
-      <w:r>
-        <w:t xml:space="preserve"> </w:t>
-      </w:r>
-      <w:r>
-        <w:t xml:space="preserve">whether real crash logs, evaluated under leakage-free and within-aircraft protocols, can support the attribution and</w:t>
-      </w:r>
-      <w:r>
-        <w:t xml:space="preserve"> </w:t>
-      </w:r>
-      <w:r>
-        <w:t xml:space="preserve">prioritization decisions that operators actually need.</w:t>
-      </w:r>
-    </w:p>
-    <w:p>
-      <w:pPr>
-        <w:pStyle w:val="BodyText"/>
-      </w:pPr>
-      <w:r>
-        <w:t xml:space="preserve">The central question this paper asks of the largest public archive of real autopilot logs, PX4 Flight Review</w:t>
-      </w:r>
-      <w:r>
-        <w:t xml:space="preserve"> </w:t>
-      </w:r>
-      <w:r>
-        <w:t xml:space="preserve">[</w:t>
-      </w:r>
-      <w:hyperlink w:anchor="_7bef8dc44b5ed9bb7ced7ca5f392a78a76d6601">
-        <w:r>
-          <w:rPr>
-            <w:rStyle w:val="Hyperlink"/>
-          </w:rPr>
-          <w:t xml:space="preserve">15</w:t>
-        </w:r>
-      </w:hyperlink>
-      <w:r>
-        <w:t xml:space="preserve">,</w:t>
-      </w:r>
-      <w:hyperlink w:anchor="_d96f71c5379cbcad3bc75bfc7936eeacbaeb4ed">
-        <w:r>
-          <w:rPr>
-            <w:rStyle w:val="Hyperlink"/>
-          </w:rPr>
-          <w:t xml:space="preserve">16</w:t>
-        </w:r>
-      </w:hyperlink>
-      <w:r>
-        <w:t xml:space="preserve">]</w:t>
-      </w:r>
-      <w:r>
-        <w:t xml:space="preserve">, is:</w:t>
-      </w:r>
-      <w:r>
-        <w:t xml:space="preserve"> </w:t>
-      </w:r>
-      <w:r>
-        <w:rPr>
-          <w:i/>
-          <w:iCs/>
-        </w:rPr>
-        <w:t xml:space="preserve">what evidentiary value can flight logs carry for a drone fleet</w:t>
-      </w:r>
-      <w:r>
-        <w:rPr>
-          <w:i/>
-          <w:iCs/>
-        </w:rPr>
-        <w:t xml:space="preserve"> </w:t>
-      </w:r>
-      <w:r>
-        <w:rPr>
-          <w:i/>
-          <w:iCs/>
-        </w:rPr>
-        <w:t xml:space="preserve">operator, once evaluation protocols guard against crash-window leakage and between-aircraft confounding?</w:t>
-      </w:r>
-      <w:r>
-        <w:t xml:space="preserve"> </w:t>
-      </w:r>
-      <w:r>
-        <w:t xml:space="preserve">We decompose</w:t>
-      </w:r>
-      <w:r>
-        <w:t xml:space="preserve"> </w:t>
-      </w:r>
-      <w:r>
-        <w:t xml:space="preserve">this into four sub-tests:</w:t>
-      </w:r>
-    </w:p>
-    <w:p>
-      <w:pPr>
-        <w:pStyle w:val="BodyText"/>
-      </w:pPr>
-      <w:r>
-        <w:rPr>
-          <w:b/>
-          <w:bCs/>
-        </w:rPr>
-        <w:t xml:space="preserve">Q1</w:t>
-      </w:r>
-      <w:r>
-        <w:t xml:space="preserve"> </w:t>
-      </w:r>
-      <w:r>
-        <w:t xml:space="preserve">Do configuration settings differ between crash flights and normal flights, and can that difference indicate</w:t>
-      </w:r>
-      <w:r>
-        <w:t xml:space="preserve"> </w:t>
-      </w:r>
-      <w:r>
-        <w:t xml:space="preserve">who was responsible?</w:t>
-      </w:r>
-    </w:p>
-    <w:p>
-      <w:pPr>
-        <w:pStyle w:val="BodyText"/>
-      </w:pPr>
-      <w:r>
-        <w:rPr>
-          <w:b/>
-          <w:bCs/>
-        </w:rPr>
-        <w:t xml:space="preserve">Q2</w:t>
-      </w:r>
-      <w:r>
-        <w:t xml:space="preserve"> </w:t>
-      </w:r>
-      <w:r>
-        <w:t xml:space="preserve">Can a log separate crashes caused by the pilot from crashes caused by the aircraft—and does this separation</w:t>
-      </w:r>
-      <w:r>
-        <w:t xml:space="preserve"> </w:t>
-      </w:r>
-      <w:r>
-        <w:t xml:space="preserve">survive expert-diagnosis validation?</w:t>
-      </w:r>
-    </w:p>
-    <w:p>
-      <w:pPr>
-        <w:pStyle w:val="BodyText"/>
-      </w:pPr>
-      <w:r>
-        <w:rPr>
-          <w:b/>
-          <w:bCs/>
-        </w:rPr>
-        <w:t xml:space="preserve">Q3</w:t>
-      </w:r>
-      <w:r>
-        <w:t xml:space="preserve"> </w:t>
-      </w:r>
-      <w:r>
-        <w:t xml:space="preserve">Once within-aircraft and between-aircraft comparisons are distinguished, which comparison retains a usable</w:t>
-      </w:r>
-      <w:r>
-        <w:t xml:space="preserve"> </w:t>
-      </w:r>
-      <w:r>
-        <w:t xml:space="preserve">signal of pre-crash deterioration?</w:t>
-      </w:r>
-    </w:p>
-    <w:p>
-      <w:pPr>
-        <w:pStyle w:val="BodyText"/>
-      </w:pPr>
-      <w:r>
-        <w:rPr>
-          <w:b/>
-          <w:bCs/>
-        </w:rPr>
-        <w:t xml:space="preserve">Q4</w:t>
-      </w:r>
-      <w:r>
-        <w:t xml:space="preserve"> </w:t>
-      </w:r>
-      <w:r>
-        <w:t xml:space="preserve">Do expert diagnoses agree with uploader labels, and do automatic diagnostic checks find the faults experts</w:t>
-      </w:r>
-      <w:r>
-        <w:t xml:space="preserve"> </w:t>
-      </w:r>
-      <w:r>
-        <w:t xml:space="preserve">name without benefiting from the crash window?</w:t>
-      </w:r>
-    </w:p>
-    <w:p>
-      <w:pPr>
-        <w:pStyle w:val="BodyText"/>
-      </w:pPr>
-      <w:r>
-        <w:t xml:space="preserve">Because language-model assistants are now proposed for exactly this task, we also report a controlled evaluation of</w:t>
-      </w:r>
-      <w:r>
-        <w:t xml:space="preserve"> </w:t>
-      </w:r>
-      <w:r>
-        <w:t xml:space="preserve">small local models used as an attribution review panel, including a test for voting-consensus manipulation.</w:t>
-      </w:r>
-    </w:p>
-    <w:p>
-      <w:pPr>
-        <w:pStyle w:val="BodyText"/>
-      </w:pPr>
-      <w:r>
-        <w:t xml:space="preserve">The contributions are as follows.</w:t>
-      </w:r>
-      <w:r>
-        <w:t xml:space="preserve"> </w:t>
-      </w:r>
-      <w:r>
-        <w:t xml:space="preserve">(i) </w:t>
+        <w:t xml:space="preserve">0.70 without 47 exposure flights flown after the crash; newer metrics inconclusive,</w:t>
+      </w:r>
+      <w:r>
+        <w:t xml:space="preserve"> </w:t>
+      </w:r>
+      <m:oMath>
+        <m:r>
+          <m:t>p</m:t>
+        </m:r>
+        <m:r>
+          <m:rPr>
+            <m:sty m:val="p"/>
+          </m:rPr>
+          <m:t>=</m:t>
+        </m:r>
+        <m:r>
+          <m:t>0.25</m:t>
+        </m:r>
+      </m:oMath>
+      <w:r>
+        <w:t xml:space="preserve">).</w:t>
+      </w:r>
+      <w:r>
+        <w:t xml:space="preserve"> </w:t>
       </w:r>
       <m:oMath>
         <m:sSup>
@@ -1000,10 +391,654 @@
         </m:sSup>
       </m:oMath>
       <w:r>
-        <w:t xml:space="preserve">A factorial optimism audit that splits the apparent crash-vs-normal AUC across five evaluation choices (crash set, comparison flights, crash-window cut, fold grouping, window length; 32 settings, one feature extractor, exact Shapley split). Of a 0.21 [0.06, 0.34] drop from the most optimistic to the most conservative other-aircraft setting (0.88 to 0.67), only vehicle-grouped folds contributed materially (0.06 [0.03, 0.09]); the crash set and the choice of normal flights each carried 0.06–0.07 with intervals spanning zero, so the cause of the remaining drop is not isolated. Separation against other aircraft persisted at 0.67; comparing each drone with its own earlier flights brought it to chance. Within-drone evaluation finds no detectable precursor signal under uncalipered matching in this cohort (Group-CV AUC 0.569, 95% cluster bootstrap CI [0.500, 0.643], pairwise mean AUC 0.592 [0.516, 0.692], rank test</w:t>
-      </w:r>
-      <w:r>
-        <w:t xml:space="preserve"> </w:t>
+        <w:t xml:space="preserve">Against 107 controls, screening gave</w:t>
+      </w:r>
+      <w:r>
+        <w:t xml:space="preserve"> </w:t>
+      </w:r>
+      <m:oMath>
+        <m:r>
+          <m:t>3.3</m:t>
+        </m:r>
+        <m:r>
+          <m:rPr>
+            <m:sty m:val="p"/>
+          </m:rPr>
+          <m:t>×</m:t>
+        </m:r>
+      </m:oMath>
+      <w:r>
+        <w:t xml:space="preserve"> </w:t>
+      </w:r>
+      <w:r>
+        <w:t xml:space="preserve">lift (illustrative PPV 2.26–2.43% at 10% flag rate). AeroFleet 2.0 shows longitudinal evidence without automatic verdicts.</w:t>
+      </w:r>
+    </w:p>
+    <w:p>
+      <w:pPr>
+        <w:pStyle w:val="BodyText"/>
+      </w:pPr>
+      <w:r>
+        <w:rPr>
+          <w:b/>
+          <w:bCs/>
+        </w:rPr>
+        <w:t xml:space="preserve">Keywords:</w:t>
+      </w:r>
+      <w:r>
+        <w:t xml:space="preserve"> </w:t>
+      </w:r>
+      <w:r>
+        <w:t xml:space="preserve">Unmanned aircraft systems; Flight logs; Crash investigation; Fault diagnosis; Data leakage; Fleet assurance</w:t>
+      </w:r>
+    </w:p>
+    <w:p>
+      <w:pPr>
+        <w:pStyle w:val="Heading1"/>
+      </w:pPr>
+      <w:bookmarkStart w:id="10" w:name="_20041c78c304d06f00dcef5457d2ac08ae2eef7"/>
+      <w:r>
+        <w:rPr>
+          <w:rStyle w:val="SectionNumber"/>
+        </w:rPr>
+        <w:t xml:space="preserve">1</w:t>
+      </w:r>
+      <w:r>
+        <w:tab/>
+      </w:r>
+      <w:r>
+        <w:t xml:space="preserve">Introduction</w:t>
+      </w:r>
+      <w:bookmarkEnd w:id="10"/>
+    </w:p>
+    <w:p>
+      <w:pPr>
+        <w:pStyle w:val="FirstParagraph"/>
+      </w:pPr>
+      <w:r>
+        <w:t xml:space="preserve">Small unmanned aircraft are now flown commercially for survey, inspection, agriculture and delivery, and the rules</w:t>
+      </w:r>
+      <w:r>
+        <w:t xml:space="preserve"> </w:t>
+      </w:r>
+      <w:r>
+        <w:t xml:space="preserve">that govern them place weight on records. In the European Union and the United Kingdom an operator in the specific</w:t>
+      </w:r>
+      <w:r>
+        <w:t xml:space="preserve"> </w:t>
+      </w:r>
+      <w:r>
+        <w:t xml:space="preserve">category must keep records of operations, maintenance and personnel for at least three years</w:t>
+      </w:r>
+      <w:r>
+        <w:t xml:space="preserve"> </w:t>
+      </w:r>
+      <w:r>
+        <w:t xml:space="preserve">[</w:t>
+      </w:r>
+      <w:hyperlink w:anchor="_94e90323a8c21041104ada5ef51239cca731079">
+        <w:r>
+          <w:rPr>
+            <w:rStyle w:val="Hyperlink"/>
+          </w:rPr>
+          <w:t xml:space="preserve">1</w:t>
+        </w:r>
+      </w:hyperlink>
+      <w:r>
+        <w:t xml:space="preserve">,</w:t>
+      </w:r>
+      <w:hyperlink w:anchor="_accb9f9d732da81043c804de081f8bf74e6cf24">
+        <w:r>
+          <w:rPr>
+            <w:rStyle w:val="Hyperlink"/>
+          </w:rPr>
+          <w:t xml:space="preserve">2</w:t>
+        </w:r>
+      </w:hyperlink>
+      <w:r>
+        <w:t xml:space="preserve">]</w:t>
+      </w:r>
+      <w:r>
+        <w:t xml:space="preserve">; India requires an accident to be reported within 48 hours</w:t>
+      </w:r>
+      <w:r>
+        <w:t xml:space="preserve"> </w:t>
+      </w:r>
+      <w:r>
+        <w:t xml:space="preserve">[</w:t>
+      </w:r>
+      <w:hyperlink w:anchor="_2a610b70f77ace96e6ffe48ed026a6e5f9efd5a">
+        <w:r>
+          <w:rPr>
+            <w:rStyle w:val="Hyperlink"/>
+          </w:rPr>
+          <w:t xml:space="preserve">3</w:t>
+        </w:r>
+      </w:hyperlink>
+      <w:r>
+        <w:t xml:space="preserve">]</w:t>
+      </w:r>
+      <w:r>
+        <w:t xml:space="preserve">, and</w:t>
+      </w:r>
+      <w:r>
+        <w:t xml:space="preserve"> </w:t>
+      </w:r>
+      <w:r>
+        <w:t xml:space="preserve">the United States within ten days</w:t>
+      </w:r>
+      <w:r>
+        <w:t xml:space="preserve"> </w:t>
+      </w:r>
+      <w:r>
+        <w:t xml:space="preserve">[</w:t>
+      </w:r>
+      <w:hyperlink w:anchor="_dffd97137af0abb4aae0ff556af3c0d05e0ee4a">
+        <w:r>
+          <w:rPr>
+            <w:rStyle w:val="Hyperlink"/>
+          </w:rPr>
+          <w:t xml:space="preserve">4</w:t>
+        </w:r>
+      </w:hyperlink>
+      <w:r>
+        <w:t xml:space="preserve">]</w:t>
+      </w:r>
+      <w:r>
+        <w:t xml:space="preserve">. When something goes wrong, the onboard flight log is the richest</w:t>
+      </w:r>
+      <w:r>
+        <w:t xml:space="preserve"> </w:t>
+      </w:r>
+      <w:r>
+        <w:t xml:space="preserve">record available. Open-source log viewers, commercial fleet platforms and, more recently, machine-learning and</w:t>
+      </w:r>
+      <w:r>
+        <w:t xml:space="preserve"> </w:t>
+      </w:r>
+      <w:r>
+        <w:t xml:space="preserve">language-model prototypes promise to turn that log into an answer: what failed, and whether the pilot or the aircraft</w:t>
+      </w:r>
+      <w:r>
+        <w:t xml:space="preserve"> </w:t>
+      </w:r>
+      <w:r>
+        <w:t xml:space="preserve">was responsible</w:t>
+      </w:r>
+      <w:r>
+        <w:t xml:space="preserve"> </w:t>
+      </w:r>
+      <w:r>
+        <w:t xml:space="preserve">[</w:t>
+      </w:r>
+      <w:hyperlink w:anchor="_398d8a6b28c132ef0c87de1470cc655ebafd86c">
+        <w:r>
+          <w:rPr>
+            <w:rStyle w:val="Hyperlink"/>
+          </w:rPr>
+          <w:t xml:space="preserve">5</w:t>
+        </w:r>
+      </w:hyperlink>
+      <w:r>
+        <w:t xml:space="preserve">,</w:t>
+      </w:r>
+      <w:hyperlink w:anchor="_4d7bbda75dad34c83d023e6afa1cc5b99fb5426">
+        <w:r>
+          <w:rPr>
+            <w:rStyle w:val="Hyperlink"/>
+          </w:rPr>
+          <w:t xml:space="preserve">6</w:t>
+        </w:r>
+      </w:hyperlink>
+      <w:r>
+        <w:t xml:space="preserve">]</w:t>
+      </w:r>
+      <w:r>
+        <w:t xml:space="preserve">.</w:t>
+      </w:r>
+    </w:p>
+    <w:p>
+      <w:pPr>
+        <w:pStyle w:val="BodyText"/>
+      </w:pPr>
+      <w:r>
+        <w:t xml:space="preserve">The question matters beyond engineering curiosity. In aviation safety science, accidents are recognized as systemic,</w:t>
+      </w:r>
+      <w:r>
+        <w:t xml:space="preserve"> </w:t>
+      </w:r>
+      <w:r>
+        <w:t xml:space="preserve">multi-causal events involving human factors, environmental conditions and organizational influences</w:t>
+      </w:r>
+      <w:r>
+        <w:t xml:space="preserve"> </w:t>
+      </w:r>
+      <w:r>
+        <w:t xml:space="preserve">[</w:t>
+      </w:r>
+      <w:hyperlink w:anchor="_006a7190097400c6c37363d97b6f3be0cdc0b48">
+        <w:r>
+          <w:rPr>
+            <w:rStyle w:val="Hyperlink"/>
+          </w:rPr>
+          <w:t xml:space="preserve">7</w:t>
+        </w:r>
+      </w:hyperlink>
+      <w:r>
+        <w:t xml:space="preserve">]</w:t>
+      </w:r>
+      <w:r>
+        <w:t xml:space="preserve">.</w:t>
+      </w:r>
+      <w:r>
+        <w:t xml:space="preserve"> </w:t>
+      </w:r>
+      <w:r>
+        <w:t xml:space="preserve">Commercial warranty claims, insurance settlements and regulatory filings nevertheless frequently compress these dynamics</w:t>
+      </w:r>
+      <w:r>
+        <w:t xml:space="preserve"> </w:t>
+      </w:r>
+      <w:r>
+        <w:t xml:space="preserve">into a binary decision: whether the pilot or the aircraft was primarily responsible. An automatic verdict that looks</w:t>
+      </w:r>
+      <w:r>
+        <w:t xml:space="preserve"> </w:t>
+      </w:r>
+      <w:r>
+        <w:t xml:space="preserve">objective can carry weight it has not earned. Fleet operators face a related but different question: not why one flight</w:t>
+      </w:r>
+      <w:r>
+        <w:t xml:space="preserve"> </w:t>
+      </w:r>
+      <w:r>
+        <w:t xml:space="preserve">ended badly, but which of their drones are most likely to fail next and should be inspected first. A log-based method that</w:t>
+      </w:r>
+      <w:r>
+        <w:t xml:space="preserve"> </w:t>
+      </w:r>
+      <w:r>
+        <w:t xml:space="preserve">is good at the second task need not be good at the first, and confusing the two can mislead both investigators and maintainers.</w:t>
+      </w:r>
+    </w:p>
+    <w:p>
+      <w:pPr>
+        <w:pStyle w:val="BodyText"/>
+      </w:pPr>
+      <w:r>
+        <w:t xml:space="preserve">Whether logs can deliver on either expectation has, to our knowledge, not been tested at scale against real crashes</w:t>
+      </w:r>
+      <w:r>
+        <w:t xml:space="preserve"> </w:t>
+      </w:r>
+      <w:r>
+        <w:t xml:space="preserve">with evaluation protocols that guard against the two known sources of optimism. First, a log that contains a crash also</w:t>
+      </w:r>
+      <w:r>
+        <w:t xml:space="preserve"> </w:t>
+      </w:r>
+      <w:r>
+        <w:t xml:space="preserve">contains its consequences—saturated motors, extreme attitudes and estimator errors—so a detector can learn the crash</w:t>
+      </w:r>
+      <w:r>
+        <w:t xml:space="preserve"> </w:t>
+      </w:r>
+      <w:r>
+        <w:t xml:space="preserve">itself rather than its cause, a form of crash-window data leakage</w:t>
+      </w:r>
+      <w:r>
+        <w:t xml:space="preserve"> </w:t>
+      </w:r>
+      <w:r>
+        <w:t xml:space="preserve">[</w:t>
+      </w:r>
+      <w:hyperlink w:anchor="_3541019a36f31423dbace231a12fca4d5e5f1ad">
+        <w:r>
+          <w:rPr>
+            <w:rStyle w:val="Hyperlink"/>
+          </w:rPr>
+          <w:t xml:space="preserve">8</w:t>
+        </w:r>
+      </w:hyperlink>
+      <w:r>
+        <w:t xml:space="preserve">,</w:t>
+      </w:r>
+      <w:hyperlink w:anchor="_77239db318a405bdd9ca0cc5db74d4c41b2a03f">
+        <w:r>
+          <w:rPr>
+            <w:rStyle w:val="Hyperlink"/>
+          </w:rPr>
+          <w:t xml:space="preserve">9</w:t>
+        </w:r>
+      </w:hyperlink>
+      <w:r>
+        <w:t xml:space="preserve">]</w:t>
+      </w:r>
+      <w:r>
+        <w:t xml:space="preserve">. Second, comparing crash flights with other operators’ good flights mixes</w:t>
+      </w:r>
+      <w:r>
+        <w:t xml:space="preserve"> </w:t>
+      </w:r>
+      <w:r>
+        <w:t xml:space="preserve">the flight with the aircraft and the people using it, so a difference between groups need not say anything about the</w:t>
+      </w:r>
+      <w:r>
+        <w:t xml:space="preserve"> </w:t>
+      </w:r>
+      <w:r>
+        <w:t xml:space="preserve">flight that crashed (between-aircraft confounding). Public fault datasets are dominated by simulation or injected faults</w:t>
+      </w:r>
+      <w:r>
+        <w:t xml:space="preserve"> </w:t>
+      </w:r>
+      <w:r>
+        <w:t xml:space="preserve">[</w:t>
+      </w:r>
+      <w:hyperlink w:anchor="_d75d7cf63098afa5d33e189bc1a163022e7ecdc">
+        <w:r>
+          <w:rPr>
+            <w:rStyle w:val="Hyperlink"/>
+          </w:rPr>
+          <w:t xml:space="preserve">10</w:t>
+        </w:r>
+      </w:hyperlink>
+      <w:r>
+        <w:t xml:space="preserve">–</w:t>
+      </w:r>
+      <w:hyperlink w:anchor="_973650d78dc352a8b25ace59ab002a1d91cdfc9">
+        <w:r>
+          <w:rPr>
+            <w:rStyle w:val="Hyperlink"/>
+          </w:rPr>
+          <w:t xml:space="preserve">12</w:t>
+        </w:r>
+      </w:hyperlink>
+      <w:r>
+        <w:t xml:space="preserve">]</w:t>
+      </w:r>
+      <w:r>
+        <w:t xml:space="preserve">, and accident statistics classify outcomes such as loss of</w:t>
+      </w:r>
+      <w:r>
+        <w:t xml:space="preserve"> </w:t>
+      </w:r>
+      <w:r>
+        <w:t xml:space="preserve">control rather than causes visible in a log</w:t>
+      </w:r>
+      <w:r>
+        <w:t xml:space="preserve"> </w:t>
+      </w:r>
+      <w:r>
+        <w:t xml:space="preserve">[</w:t>
+      </w:r>
+      <w:hyperlink w:anchor="_42246838952b0ed0d35bd475d264714b9e743f7">
+        <w:r>
+          <w:rPr>
+            <w:rStyle w:val="Hyperlink"/>
+          </w:rPr>
+          <w:t xml:space="preserve">13</w:t>
+        </w:r>
+      </w:hyperlink>
+      <w:r>
+        <w:t xml:space="preserve">,</w:t>
+      </w:r>
+      <w:hyperlink w:anchor="_b513b568a9a02649a1ddc461a1dd01e876732a2">
+        <w:r>
+          <w:rPr>
+            <w:rStyle w:val="Hyperlink"/>
+          </w:rPr>
+          <w:t xml:space="preserve">14</w:t>
+        </w:r>
+      </w:hyperlink>
+      <w:r>
+        <w:t xml:space="preserve">]</w:t>
+      </w:r>
+      <w:r>
+        <w:t xml:space="preserve">; neither resource tests</w:t>
+      </w:r>
+      <w:r>
+        <w:t xml:space="preserve"> </w:t>
+      </w:r>
+      <w:r>
+        <w:t xml:space="preserve">whether real crash logs, evaluated under leakage-free and within-aircraft protocols, can support the attribution and</w:t>
+      </w:r>
+      <w:r>
+        <w:t xml:space="preserve"> </w:t>
+      </w:r>
+      <w:r>
+        <w:t xml:space="preserve">prioritization decisions that operators actually need.</w:t>
+      </w:r>
+    </w:p>
+    <w:p>
+      <w:pPr>
+        <w:pStyle w:val="BodyText"/>
+      </w:pPr>
+      <w:r>
+        <w:t xml:space="preserve">The central question this paper asks of the largest public archive of real autopilot logs, PX4 Flight Review</w:t>
+      </w:r>
+      <w:r>
+        <w:t xml:space="preserve"> </w:t>
+      </w:r>
+      <w:r>
+        <w:t xml:space="preserve">[</w:t>
+      </w:r>
+      <w:hyperlink w:anchor="_7bef8dc44b5ed9bb7ced7ca5f392a78a76d6601">
+        <w:r>
+          <w:rPr>
+            <w:rStyle w:val="Hyperlink"/>
+          </w:rPr>
+          <w:t xml:space="preserve">15</w:t>
+        </w:r>
+      </w:hyperlink>
+      <w:r>
+        <w:t xml:space="preserve">,</w:t>
+      </w:r>
+      <w:hyperlink w:anchor="_d96f71c5379cbcad3bc75bfc7936eeacbaeb4ed">
+        <w:r>
+          <w:rPr>
+            <w:rStyle w:val="Hyperlink"/>
+          </w:rPr>
+          <w:t xml:space="preserve">16</w:t>
+        </w:r>
+      </w:hyperlink>
+      <w:r>
+        <w:t xml:space="preserve">]</w:t>
+      </w:r>
+      <w:r>
+        <w:t xml:space="preserve">, is:</w:t>
+      </w:r>
+      <w:r>
+        <w:t xml:space="preserve"> </w:t>
+      </w:r>
+      <w:r>
+        <w:rPr>
+          <w:i/>
+          <w:iCs/>
+        </w:rPr>
+        <w:t xml:space="preserve">what evidentiary value can flight logs carry for a drone fleet</w:t>
+      </w:r>
+      <w:r>
+        <w:rPr>
+          <w:i/>
+          <w:iCs/>
+        </w:rPr>
+        <w:t xml:space="preserve"> </w:t>
+      </w:r>
+      <w:r>
+        <w:rPr>
+          <w:i/>
+          <w:iCs/>
+        </w:rPr>
+        <w:t xml:space="preserve">operator, once evaluation protocols guard against crash-window leakage and between-aircraft confounding?</w:t>
+      </w:r>
+      <w:r>
+        <w:t xml:space="preserve"> </w:t>
+      </w:r>
+      <w:r>
+        <w:t xml:space="preserve">We decompose</w:t>
+      </w:r>
+      <w:r>
+        <w:t xml:space="preserve"> </w:t>
+      </w:r>
+      <w:r>
+        <w:t xml:space="preserve">this into four sub-tests:</w:t>
+      </w:r>
+    </w:p>
+    <w:p>
+      <w:pPr>
+        <w:pStyle w:val="BodyText"/>
+      </w:pPr>
+      <w:r>
+        <w:rPr>
+          <w:b/>
+          <w:bCs/>
+        </w:rPr>
+        <w:t xml:space="preserve">Q1</w:t>
+      </w:r>
+      <w:r>
+        <w:t xml:space="preserve"> </w:t>
+      </w:r>
+      <w:r>
+        <w:t xml:space="preserve">Do configuration settings differ between crash flights and normal flights, and can that difference indicate</w:t>
+      </w:r>
+      <w:r>
+        <w:t xml:space="preserve"> </w:t>
+      </w:r>
+      <w:r>
+        <w:t xml:space="preserve">who was responsible?</w:t>
+      </w:r>
+    </w:p>
+    <w:p>
+      <w:pPr>
+        <w:pStyle w:val="BodyText"/>
+      </w:pPr>
+      <w:r>
+        <w:rPr>
+          <w:b/>
+          <w:bCs/>
+        </w:rPr>
+        <w:t xml:space="preserve">Q2</w:t>
+      </w:r>
+      <w:r>
+        <w:t xml:space="preserve"> </w:t>
+      </w:r>
+      <w:r>
+        <w:t xml:space="preserve">Can a log separate crashes caused by the pilot from crashes caused by the aircraft—and does this separation</w:t>
+      </w:r>
+      <w:r>
+        <w:t xml:space="preserve"> </w:t>
+      </w:r>
+      <w:r>
+        <w:t xml:space="preserve">survive expert-diagnosis validation?</w:t>
+      </w:r>
+    </w:p>
+    <w:p>
+      <w:pPr>
+        <w:pStyle w:val="BodyText"/>
+      </w:pPr>
+      <w:r>
+        <w:rPr>
+          <w:b/>
+          <w:bCs/>
+        </w:rPr>
+        <w:t xml:space="preserve">Q3</w:t>
+      </w:r>
+      <w:r>
+        <w:t xml:space="preserve"> </w:t>
+      </w:r>
+      <w:r>
+        <w:t xml:space="preserve">Once within-aircraft and between-aircraft comparisons are distinguished, which comparison retains a usable</w:t>
+      </w:r>
+      <w:r>
+        <w:t xml:space="preserve"> </w:t>
+      </w:r>
+      <w:r>
+        <w:t xml:space="preserve">signal of pre-crash deterioration?</w:t>
+      </w:r>
+    </w:p>
+    <w:p>
+      <w:pPr>
+        <w:pStyle w:val="BodyText"/>
+      </w:pPr>
+      <w:r>
+        <w:rPr>
+          <w:b/>
+          <w:bCs/>
+        </w:rPr>
+        <w:t xml:space="preserve">Q4</w:t>
+      </w:r>
+      <w:r>
+        <w:t xml:space="preserve"> </w:t>
+      </w:r>
+      <w:r>
+        <w:t xml:space="preserve">Do expert diagnoses agree with uploader labels, and do automatic diagnostic checks find the faults experts</w:t>
+      </w:r>
+      <w:r>
+        <w:t xml:space="preserve"> </w:t>
+      </w:r>
+      <w:r>
+        <w:t xml:space="preserve">name without benefiting from the crash window?</w:t>
+      </w:r>
+    </w:p>
+    <w:p>
+      <w:pPr>
+        <w:pStyle w:val="BodyText"/>
+      </w:pPr>
+      <w:r>
+        <w:t xml:space="preserve">Because language-model assistants are now proposed for exactly this task, we also report a controlled evaluation of</w:t>
+      </w:r>
+      <w:r>
+        <w:t xml:space="preserve"> </w:t>
+      </w:r>
+      <w:r>
+        <w:t xml:space="preserve">small local models used as an attribution review panel, including a test for voting-consensus manipulation.</w:t>
+      </w:r>
+    </w:p>
+    <w:p>
+      <w:pPr>
+        <w:pStyle w:val="BodyText"/>
+      </w:pPr>
+      <w:r>
+        <w:t xml:space="preserve">The contributions are as follows.</w:t>
+      </w:r>
+      <w:r>
+        <w:t xml:space="preserve"> </w:t>
+      </w:r>
+      <w:r>
+        <w:t xml:space="preserve">(i) </w:t>
+      </w:r>
+      <m:oMath>
+        <m:sSup>
+          <m:e>
+            <m:r>
+              <m:t>​</m:t>
+            </m:r>
+          </m:e>
+          <m:sup>
+            <m:r>
+              <m:rPr>
+                <m:sty m:val="p"/>
+              </m:rPr>
+              <m:t>†</m:t>
+            </m:r>
+          </m:sup>
+        </m:sSup>
+      </m:oMath>
+      <w:r>
+        <w:t xml:space="preserve">A factorial optimism audit that splits the apparent crash-vs-normal AUC across five evaluation choices (crash set, comparison flights, crash-window cut, fold grouping, window length; 32 settings, one feature extractor, exact Shapley split). Of a 0.21 [0.06, 0.34] drop from the most optimistic to the most conservative other-aircraft setting (0.88 to 0.67), only vehicle-grouped folds contributed materially (0.06 [0.03, 0.09]); the crash set and the choice of normal flights each carried 0.06–0.07 with intervals spanning zero, so the cause of the remaining drop is not isolated. Separation against other aircraft persisted at 0.67; comparing each drone with its own earlier flights brought it to chance. A GPS-time audit found that 85 of 210 crash-day</w:t>
+      </w:r>
+      <w:r>
+        <w:t xml:space="preserve"> </w:t>
+      </w:r>
+      <w:r>
+        <w:t xml:space="preserve">“earlier”</w:t>
+      </w:r>
+      <w:r>
+        <w:t xml:space="preserve"> </w:t>
+      </w:r>
+      <w:r>
+        <w:t xml:space="preserve">flights had been flown after the crash. Without them, single-feature rank tests still show no within-drone warning (</w:t>
       </w:r>
       <m:oMath>
         <m:acc>
@@ -1023,70 +1058,34 @@
           <m:t>=</m:t>
         </m:r>
         <m:r>
-          <m:t>0.48</m:t>
-        </m:r>
-      </m:oMath>
-      <w:r>
-        <w:t xml:space="preserve">), whereas exploratory duration caliper matching (</w:t>
-      </w:r>
-      <m:oMath>
-        <m:r>
-          <m:rPr>
-            <m:sty m:val="p"/>
-          </m:rPr>
-          <m:t>|</m:t>
-        </m:r>
-        <m:r>
-          <m:rPr>
-            <m:sty m:val="p"/>
-          </m:rPr>
-          <m:t>Δ</m:t>
-        </m:r>
-        <m:r>
-          <m:rPr>
-            <m:sty m:val="p"/>
-          </m:rPr>
-          <m:t>ln</m:t>
-        </m:r>
-        <m:r>
-          <m:rPr>
-            <m:sty m:val="p"/>
-          </m:rPr>
-          <m:t>(</m:t>
-        </m:r>
-        <m:r>
-          <m:rPr>
-            <m:nor/>
-          </m:rPr>
-          <m:t>duration</m:t>
-        </m:r>
-        <m:r>
-          <m:rPr>
-            <m:sty m:val="p"/>
-          </m:rPr>
-          <m:t>)</m:t>
-        </m:r>
-        <m:r>
-          <m:rPr>
-            <m:sty m:val="p"/>
-          </m:rPr>
-          <m:t>|</m:t>
-        </m:r>
-        <m:r>
-          <m:rPr>
-            <m:sty m:val="p"/>
-          </m:rPr>
-          <m:t>≤</m:t>
-        </m:r>
-        <m:r>
-          <m:t>0.25</m:t>
-        </m:r>
-      </m:oMath>
-      <w:r>
-        <w:t xml:space="preserve">) yields an AUC lift of</w:t>
-      </w:r>
-      <w:r>
-        <w:t xml:space="preserve"> </w:t>
+          <m:t>0.49</m:t>
+        </m:r>
+      </m:oMath>
+      <w:r>
+        <w:t xml:space="preserve"> </w:t>
+      </w:r>
+      <w:r>
+        <w:t xml:space="preserve">and 0.55,</w:t>
+      </w:r>
+      <w:r>
+        <w:t xml:space="preserve"> </w:t>
+      </w:r>
+      <m:oMath>
+        <m:r>
+          <m:t>p</m:t>
+        </m:r>
+        <m:r>
+          <m:rPr>
+            <m:sty m:val="p"/>
+          </m:rPr>
+          <m:t>≥</m:t>
+        </m:r>
+        <m:r>
+          <m:t>0.21</m:t>
+        </m:r>
+      </m:oMath>
+      <w:r>
+        <w:t xml:space="preserve">), the within-drone model gives at most a weak signal (0.582 [0.525, 0.660] on stored features; 0.507 [0.436, 0.582] on recomputed features), and the duration-caliper lift reported in earlier versions (</w:t>
       </w:r>
       <m:oMath>
         <m:r>
@@ -1103,10 +1102,7 @@
         <w:t xml:space="preserve"> </w:t>
       </w:r>
       <w:r>
-        <w:t xml:space="preserve">(95% paired cluster bootstrap CI [+0.028, +0.205] on 36 airframes) and</w:t>
-      </w:r>
-      <w:r>
-        <w:t xml:space="preserve"> </w:t>
+        <w:t xml:space="preserve">[+0.028, +0.205]) is no longer distinguishable from zero (</w:t>
       </w:r>
       <m:oMath>
         <m:r>
@@ -1116,14 +1112,28 @@
           <m:t>+</m:t>
         </m:r>
         <m:r>
-          <m:t>0.077</m:t>
-        </m:r>
-      </m:oMath>
-      <w:r>
-        <w:t xml:space="preserve"> </w:t>
-      </w:r>
-      <w:r>
-        <w:t xml:space="preserve">[+0.013, +0.204] without the clipping, tilt and voltage-sag features, so the lift is not carried only by duration-linked features; a fixed 30 s window did not reproduce it, and within-drone AUC stays at 0.57–0.64.</w:t>
+          <m:t>0.086</m:t>
+        </m:r>
+      </m:oMath>
+      <w:r>
+        <w:t xml:space="preserve"> </w:t>
+      </w:r>
+      <w:r>
+        <w:t xml:space="preserve">[</w:t>
+      </w:r>
+      <m:oMath>
+        <m:r>
+          <m:rPr>
+            <m:sty m:val="p"/>
+          </m:rPr>
+          <m:t>−</m:t>
+        </m:r>
+        <m:r>
+          <m:t>0.064</m:t>
+        </m:r>
+      </m:oMath>
+      <w:r>
+        <w:t xml:space="preserve">, +0.184], 24 airframes), so we withdraw the reading that duration differences mask precursors.</w:t>
       </w:r>
       <w:r>
         <w:t xml:space="preserve"> </w:t>
@@ -14099,7 +14109,42 @@
         <w:pStyle w:val="BodyText"/>
       </w:pPr>
       <w:r>
-        <w:t xml:space="preserve">On the 67 multi-flight drones with 372 flights (67 pre-crash flights cut 10 s before impact and 305 earlier flights), three complementary statistics evaluate within-drone precursor separation. Evaluated across flights, pooled logistic regression yielded a cross-sectional AUC of 0.529 [0.453, 0.607] (Step 5), while vehicle-grouped cross-validation yielded an AUC of 0.569 [0.493, 0.645] (Step 6). Crucially, clustering the bootstrap resamples over whole airframe clusters widens the 95% confidence interval to [0.500, 0.643], which touches chance (0.50) and indicates that pooled model discrimination shows no detectable signal in this cohort when accounting for correlation across flights of the same airframe. The mean within-drone pairwise AUC (0.592 [0.516, 0.692]) evaluates ranking solely within each drone’s flight history; its confidence interval extends down to near-chance (0.516), consistent with the non-parametric within-drone rank test on individual physical features (</w:t>
+        <w:t xml:space="preserve">On the 67 multi-flight drones with 372 flights (67 pre-crash flights cut 10 s before impact and 305 earlier flights), three complementary statistics evaluate within-drone precursor separation. Evaluated across flights, pooled logistic regression yielded a cross-sectional AUC of 0.529 [0.453, 0.607] (Step 5), while vehicle-grouped cross-validation yielded an AUC of 0.569 [0.493, 0.645] (Step 6). Clustering the bootstrap resamples over whole airframe clusters gave a 95% interval of [0.500, 0.643], touching chance.</w:t>
+      </w:r>
+      <w:r>
+        <w:t xml:space="preserve"> </w:t>
+      </w:r>
+      <m:oMath>
+        <m:sSup>
+          <m:e>
+            <m:r>
+              <m:t>​</m:t>
+            </m:r>
+          </m:e>
+          <m:sup>
+            <m:r>
+              <m:rPr>
+                <m:sty m:val="p"/>
+              </m:rPr>
+              <m:t>†</m:t>
+            </m:r>
+          </m:sup>
+        </m:sSup>
+      </m:oMath>
+      <w:r>
+        <w:t xml:space="preserve">With reproducible folds the same sample gives 0.559 [0.511, 0.618], and after removing the 85 earlier flights that GPS time shows were flown after the crash (Section 5.5; declared audit</w:t>
+      </w:r>
+      <w:r>
+        <w:t xml:space="preserve"> </w:t>
+      </w:r>
+      <w:r>
+        <w:rPr>
+          <w:rStyle w:val="VerbatimChar"/>
+        </w:rPr>
+        <w:t xml:space="preserve">0d38f5d</w:t>
+      </w:r>
+      <w:r>
+        <w:t xml:space="preserve">), 0.582 [0.525, 0.660] on 57 drones (Table 7, Step 6b). The same comparison on recomputed features (the factorial audit’s same-aircraft cell) gives 0.507 [0.436, 0.582]. We therefore describe the within-drone model result as at most a weak signal that depends on the feature pipeline. The mean within-drone pairwise AUC (0.592 [0.516, 0.692]) evaluates ranking solely within each drone’s flight history; its confidence interval extends down to near-chance (0.516), consistent with the non-parametric within-drone rank test on individual physical features (</w:t>
       </w:r>
       <m:oMath>
         <m:acc>
@@ -14765,6 +14810,97 @@
       </m:oMath>
       <w:r>
         <w:t xml:space="preserve">, interval excluding zero), but the lift is smaller and less stable than with all features, and a fixed 30 s window did not reproduce it (§5.4).</w:t>
+      </w:r>
+      <w:r>
+        <w:t xml:space="preserve"> </w:t>
+      </w:r>
+      <m:oMath>
+        <m:sSup>
+          <m:e>
+            <m:r>
+              <m:t>​</m:t>
+            </m:r>
+          </m:e>
+          <m:sup>
+            <m:r>
+              <m:rPr>
+                <m:sty m:val="p"/>
+              </m:rPr>
+              <m:t>†</m:t>
+            </m:r>
+          </m:sup>
+        </m:sSup>
+      </m:oMath>
+      <w:r>
+        <w:t xml:space="preserve">The caliper sample also contained flights flown after the crash. Without them 24 airframes remain, and the lift is</w:t>
+      </w:r>
+      <w:r>
+        <w:t xml:space="preserve"> </w:t>
+      </w:r>
+      <m:oMath>
+        <m:r>
+          <m:rPr>
+            <m:sty m:val="p"/>
+          </m:rPr>
+          <m:t>+</m:t>
+        </m:r>
+        <m:r>
+          <m:t>0.086</m:t>
+        </m:r>
+      </m:oMath>
+      <w:r>
+        <w:t xml:space="preserve"> </w:t>
+      </w:r>
+      <w:r>
+        <w:t xml:space="preserve">[</w:t>
+      </w:r>
+      <m:oMath>
+        <m:r>
+          <m:rPr>
+            <m:sty m:val="p"/>
+          </m:rPr>
+          <m:t>−</m:t>
+        </m:r>
+        <m:r>
+          <m:t>0.064</m:t>
+        </m:r>
+      </m:oMath>
+      <w:r>
+        <w:t xml:space="preserve">, +0.184] with all features and</w:t>
+      </w:r>
+      <w:r>
+        <w:t xml:space="preserve"> </w:t>
+      </w:r>
+      <m:oMath>
+        <m:r>
+          <m:rPr>
+            <m:sty m:val="p"/>
+          </m:rPr>
+          <m:t>+</m:t>
+        </m:r>
+        <m:r>
+          <m:t>0.063</m:t>
+        </m:r>
+      </m:oMath>
+      <w:r>
+        <w:t xml:space="preserve"> </w:t>
+      </w:r>
+      <w:r>
+        <w:t xml:space="preserve">[</w:t>
+      </w:r>
+      <m:oMath>
+        <m:r>
+          <m:rPr>
+            <m:sty m:val="p"/>
+          </m:rPr>
+          <m:t>−</m:t>
+        </m:r>
+        <m:r>
+          <m:t>0.087</m:t>
+        </m:r>
+      </m:oMath>
+      <w:r>
+        <w:t xml:space="preserve">, +0.159] without the three duration-linked features. Under its declared criterion the masking reading loses support, and we withdraw it: the earlier lift depended on post-crash flights in the comparison set.</w:t>
       </w:r>
     </w:p>
     <w:bookmarkStart w:id="40" w:name="_5384c23fe540f64e7f70d79e466547294e389bd"/>
@@ -15520,6 +15656,89 @@
           </w:p>
         </w:tc>
       </w:tr>
+      <w:tr>
+        <w:tc>
+          <w:tcPr/>
+          <w:p>
+            <w:pPr>
+              <w:pStyle w:val="Compact"/>
+              <w:spacing w:line="240" w:lineRule="auto"/>
+              <w:jc w:val="left"/>
+            </w:pPr>
+            <w:r>
+              <w:rPr>
+                <w:sz w:val="19"/>
+              </w:rPr>
+              <w:t xml:space="preserve">6b</w:t>
+            </w:r>
+          </w:p>
+        </w:tc>
+        <w:tc>
+          <w:tcPr/>
+          <w:p>
+            <w:pPr>
+              <w:pStyle w:val="Compact"/>
+              <w:spacing w:line="240" w:lineRule="auto"/>
+              <w:jc w:val="left"/>
+            </w:pPr>
+            <w:r>
+              <w:rPr>
+                <w:sz w:val="19"/>
+              </w:rPr>
+              <w:t xml:space="preserve">Step 6 without earlier flights flown after the crash (GPS time)</w:t>
+            </w:r>
+          </w:p>
+        </w:tc>
+        <w:tc>
+          <w:tcPr/>
+          <w:p>
+            <w:pPr>
+              <w:pStyle w:val="Compact"/>
+              <w:spacing w:line="240" w:lineRule="auto"/>
+              <w:jc w:val="center"/>
+            </w:pPr>
+            <w:r>
+              <w:rPr>
+                <w:sz w:val="19"/>
+              </w:rPr>
+              <w:t xml:space="preserve">57 crash, 227 earlier</w:t>
+            </w:r>
+          </w:p>
+        </w:tc>
+        <w:tc>
+          <w:tcPr/>
+          <w:p>
+            <w:pPr>
+              <w:pStyle w:val="Compact"/>
+              <w:spacing w:line="240" w:lineRule="auto"/>
+              <w:jc w:val="center"/>
+            </w:pPr>
+            <w:r>
+              <w:rPr>
+                <w:sz w:val="19"/>
+              </w:rPr>
+              <w:t xml:space="preserve">0.582 [0.525, 0.660]</w:t>
+            </w:r>
+            <m:oMath>
+              <m:sSup>
+                <m:e>
+                  <m:r>
+                    <m:t>​</m:t>
+                  </m:r>
+                </m:e>
+                <m:sup>
+                  <m:r>
+                    <m:rPr>
+                      <m:sty m:val="p"/>
+                    </m:rPr>
+                    <m:t>†</m:t>
+                  </m:r>
+                </m:sup>
+              </m:sSup>
+            </m:oMath>
+          </w:p>
+        </w:tc>
+      </w:tr>
     </w:tbl>
     <w:bookmarkEnd w:id="40"/>
     <w:p>
@@ -15567,7 +15786,7 @@
         </m:sSup>
       </m:oMath>
       <w:r>
-        <w:t xml:space="preserve">Cluster bootstrap 95% CI across the 67 drone clusters is [0.500, 0.643], spanning chance (0.50).</w:t>
+        <w:t xml:space="preserve">Cluster bootstrap 95% CI across the 67 drone clusters is [0.500, 0.643], spanning chance (0.50); with reproducible folds 0.559 [0.511, 0.618]. Step 6b: post-crash flight audit, cluster bootstrap over drones.</w:t>
       </w:r>
     </w:p>
     <w:bookmarkStart w:id="41" w:name="_332204dfa69e2fa6bf2a39cf9288ea52d0052a5"/>
@@ -16750,7 +16969,7 @@
         <w:t xml:space="preserve"> </w:t>
       </w:r>
       <w:r>
-        <w:t xml:space="preserve">[0.006, 0.122]), which explains why grouping made no difference in Step 1, where most normal drones contribute one flight. The crash-window cut carried a small but non-zero 0.014 [0.007, 0.023], and the fixed 30 s window carried 0.001. Separation against other aircraft persisted at the most conservative setting (0.666 [0.557, 0.770]); replacing other-aircraft flights by the same drones’ earlier flights at matched settings lowered AUC by a further 0.21, to chance. A fixed 30 s window also did not reproduce the caliper lift within drones (Group-CV 0.455 [0.377, 0.507]); because that window also removes proximity to the crash, it is not a clean test of the masking explanation. One same-drone cell with flight-stratified folds fell below chance (0.393), which we attribute to splitting one drone’s flights across folds and do not interpret.</w:t>
+        <w:t xml:space="preserve">[0.006, 0.122]), which explains why grouping made no difference in Step 1, where most normal drones contribute one flight. The crash-window cut carried a small but non-zero 0.014 [0.007, 0.023], and the fixed 30 s window carried 0.001. Separation against other aircraft persisted at the most conservative setting (0.666 [0.557, 0.770]); replacing other-aircraft flights by the same drones’ earlier flights at matched settings lowered AUC by a further 0.21, to chance (0.507 [0.436, 0.582] after removing earlier flights flown after the crash). A fixed 30 s window also did not reproduce the caliper lift within drones (Group-CV 0.455 [0.377, 0.507]); because that window also removes proximity to the crash, it is not a clean test of the masking explanation. One same-drone cell with flight-stratified folds fell below chance (0.393), which we attribute to splitting one drone’s flights across folds and do not interpret.</w:t>
       </w:r>
     </w:p>
     <w:bookmarkStart w:id="47" w:name="_9a7638f5da02df7bc1e91f3d04aa4fe62b352e5"/>
@@ -26027,6 +26246,168 @@
               <w:rPr>
                 <w:sz w:val="19"/>
               </w:rPr>
+              <w:t xml:space="preserve">Post-crash flight audit</w:t>
+            </w:r>
+            <m:oMath>
+              <m:sSup>
+                <m:e>
+                  <m:r>
+                    <m:t>​</m:t>
+                  </m:r>
+                </m:e>
+                <m:sup>
+                  <m:r>
+                    <m:rPr>
+                      <m:sty m:val="p"/>
+                    </m:rPr>
+                    <m:t>†</m:t>
+                  </m:r>
+                </m:sup>
+              </m:sSup>
+            </m:oMath>
+          </w:p>
+        </w:tc>
+        <w:tc>
+          <w:tcPr/>
+          <w:p>
+            <w:pPr>
+              <w:pStyle w:val="Compact"/>
+              <w:spacing w:line="240" w:lineRule="auto"/>
+              <w:jc w:val="left"/>
+            </w:pPr>
+            <w:r>
+              <w:rPr>
+                <w:sz w:val="19"/>
+              </w:rPr>
+              <w:t xml:space="preserve">GPS-order the within-drone samples</w:t>
+            </w:r>
+          </w:p>
+        </w:tc>
+        <w:tc>
+          <w:tcPr/>
+          <w:p>
+            <w:pPr>
+              <w:pStyle w:val="Compact"/>
+              <w:spacing w:line="240" w:lineRule="auto"/>
+              <w:jc w:val="left"/>
+            </w:pPr>
+            <w:r>
+              <w:rPr>
+                <w:sz w:val="19"/>
+              </w:rPr>
+              <w:t xml:space="preserve">85 of 210 crash-day earlier flights followed the crash; without them rank tests unchanged, within-drone model 0.582 [0.525, 0.660], caliper lift</w:t>
+            </w:r>
+            <w:r>
+              <w:rPr>
+                <w:sz w:val="19"/>
+              </w:rPr>
+              <w:t xml:space="preserve"> </w:t>
+            </w:r>
+            <m:oMath>
+              <m:r>
+                <m:rPr>
+                  <m:sty m:val="p"/>
+                </m:rPr>
+                <m:t>+</m:t>
+              </m:r>
+              <m:r>
+                <m:t>0.086</m:t>
+              </m:r>
+            </m:oMath>
+            <w:r>
+              <w:rPr>
+                <w:sz w:val="19"/>
+              </w:rPr>
+              <w:t xml:space="preserve"> </w:t>
+            </w:r>
+            <w:r>
+              <w:rPr>
+                <w:sz w:val="19"/>
+              </w:rPr>
+              <w:t xml:space="preserve">[</w:t>
+            </w:r>
+            <m:oMath>
+              <m:r>
+                <m:rPr>
+                  <m:sty m:val="p"/>
+                </m:rPr>
+                <m:t>−</m:t>
+              </m:r>
+              <m:r>
+                <m:t>0.064</m:t>
+              </m:r>
+            </m:oMath>
+            <w:r>
+              <w:rPr>
+                <w:sz w:val="19"/>
+              </w:rPr>
+              <w:t xml:space="preserve">, +0.184] (masking withdrawn), same-aircraft 0.507</w:t>
+            </w:r>
+          </w:p>
+        </w:tc>
+        <w:tc>
+          <w:tcPr/>
+          <w:p>
+            <w:pPr>
+              <w:pStyle w:val="Compact"/>
+              <w:spacing w:line="240" w:lineRule="auto"/>
+              <w:jc w:val="center"/>
+            </w:pPr>
+            <w:r>
+              <w:rPr>
+                <w:rStyle w:val="VerbatimChar"/>
+                <w:sz w:val="19"/>
+              </w:rPr>
+              <w:t xml:space="preserve">0d38f5d</w:t>
+            </w:r>
+          </w:p>
+        </w:tc>
+        <w:tc>
+          <w:tcPr/>
+          <w:p>
+            <w:pPr>
+              <w:pStyle w:val="Compact"/>
+              <w:spacing w:line="240" w:lineRule="auto"/>
+              <w:jc w:val="center"/>
+            </w:pPr>
+            <w:r>
+              <w:rPr>
+                <w:sz w:val="19"/>
+              </w:rPr>
+              <w:t xml:space="preserve">pending</w:t>
+            </w:r>
+          </w:p>
+        </w:tc>
+        <w:tc>
+          <w:tcPr/>
+          <w:p>
+            <w:pPr>
+              <w:pStyle w:val="Compact"/>
+              <w:spacing w:line="240" w:lineRule="auto"/>
+              <w:jc w:val="center"/>
+            </w:pPr>
+            <w:r>
+              <w:rPr>
+                <w:sz w:val="19"/>
+              </w:rPr>
+              <w:t xml:space="preserve">2026-10-27</w:t>
+            </w:r>
+          </w:p>
+        </w:tc>
+      </w:tr>
+      <w:tr>
+        <w:tc>
+          <w:tcPr/>
+          <w:p>
+            <w:pPr>
+              <w:pStyle w:val="Compact"/>
+              <w:spacing w:line="240" w:lineRule="auto"/>
+              <w:jc w:val="left"/>
+            </w:pPr>
+            <w:r>
+              <w:rPr>
+                <w:sz w:val="19"/>
+              </w:rPr>
               <w:t xml:space="preserve">Round 14 audit</w:t>
             </w:r>
             <m:oMath>
@@ -27234,7 +27615,31 @@
               <w:rPr>
                 <w:sz w:val="19"/>
               </w:rPr>
-              <w:t xml:space="preserve">Disentangles airframe confounding, though in uncurated archives an uncalipered longitudinal baseline alone yielded no detectable precursor signal (AUC 0.569, cluster CI [0.500, 0.643]) without duration matching.</w:t>
+              <w:t xml:space="preserve">Disentangles airframe confounding. Order flights by GPS time, not date: 85 of 210 crash-day</w:t>
+            </w:r>
+            <w:r>
+              <w:rPr>
+                <w:sz w:val="19"/>
+              </w:rPr>
+              <w:t xml:space="preserve"> </w:t>
+            </w:r>
+            <w:r>
+              <w:rPr>
+                <w:sz w:val="19"/>
+              </w:rPr>
+              <w:t xml:space="preserve">“earlier”</w:t>
+            </w:r>
+            <w:r>
+              <w:rPr>
+                <w:sz w:val="19"/>
+              </w:rPr>
+              <w:t xml:space="preserve"> </w:t>
+            </w:r>
+            <w:r>
+              <w:rPr>
+                <w:sz w:val="19"/>
+              </w:rPr>
+              <w:t xml:space="preserve">flights in this archive were flown after the crash; without them the within-drone model gave at most a weak signal (0.582 [0.525, 0.660]; §5.3).</w:t>
             </w:r>
           </w:p>
         </w:tc>
@@ -27252,127 +27657,39 @@
               <w:rPr>
                 <w:sz w:val="19"/>
               </w:rPr>
-              <w:t xml:space="preserve">4. Duration caliper matching</w:t>
-            </w:r>
-          </w:p>
-        </w:tc>
-        <w:tc>
-          <w:tcPr/>
-          <w:p>
-            <w:pPr>
-              <w:pStyle w:val="Compact"/>
-              <w:spacing w:line="240" w:lineRule="auto"/>
-              <w:jc w:val="left"/>
-            </w:pPr>
-            <w:r>
-              <w:rPr>
-                <w:sz w:val="19"/>
-              </w:rPr>
-              <w:t xml:space="preserve">Enforce duration matching ratio (</w:t>
-            </w:r>
-            <m:oMath>
-              <m:r>
-                <m:rPr>
-                  <m:sty m:val="p"/>
-                </m:rPr>
-                <m:t>|</m:t>
-              </m:r>
-              <m:r>
-                <m:rPr>
-                  <m:sty m:val="p"/>
-                </m:rPr>
-                <m:t>Δ</m:t>
-              </m:r>
-              <m:r>
-                <m:rPr>
-                  <m:sty m:val="p"/>
-                </m:rPr>
-                <m:t>ln</m:t>
-              </m:r>
-              <m:r>
-                <m:rPr>
-                  <m:sty m:val="p"/>
-                </m:rPr>
-                <m:t>(</m:t>
-              </m:r>
-              <m:r>
-                <m:rPr>
-                  <m:nor/>
-                </m:rPr>
-                <m:t>duration</m:t>
-              </m:r>
-              <m:r>
-                <m:rPr>
-                  <m:sty m:val="p"/>
-                </m:rPr>
-                <m:t>)</m:t>
-              </m:r>
-              <m:r>
-                <m:rPr>
-                  <m:sty m:val="p"/>
-                </m:rPr>
-                <m:t>|</m:t>
-              </m:r>
-              <m:r>
-                <m:rPr>
-                  <m:sty m:val="p"/>
-                </m:rPr>
-                <m:t>≤</m:t>
-              </m:r>
-              <m:r>
-                <m:t>0.25</m:t>
-              </m:r>
-            </m:oMath>
-            <w:r>
-              <w:rPr>
-                <w:sz w:val="19"/>
-              </w:rPr>
-              <w:t xml:space="preserve"> </w:t>
-            </w:r>
-            <w:r>
-              <w:rPr>
-                <w:sz w:val="19"/>
-              </w:rPr>
-              <w:t xml:space="preserve">to</w:t>
-            </w:r>
-            <w:r>
-              <w:rPr>
-                <w:sz w:val="19"/>
-              </w:rPr>
-              <w:t xml:space="preserve"> </w:t>
-            </w:r>
-            <m:oMath>
-              <m:r>
-                <m:rPr>
-                  <m:sty m:val="p"/>
-                </m:rPr>
-                <m:t>≤</m:t>
-              </m:r>
-              <m:r>
-                <m:t>0.50</m:t>
-              </m:r>
-            </m:oMath>
-            <w:r>
-              <w:rPr>
-                <w:sz w:val="19"/>
-              </w:rPr>
-              <w:t xml:space="preserve">)</w:t>
-            </w:r>
-          </w:p>
-        </w:tc>
-        <w:tc>
-          <w:tcPr/>
-          <w:p>
-            <w:pPr>
-              <w:pStyle w:val="Compact"/>
-              <w:spacing w:line="240" w:lineRule="auto"/>
-              <w:jc w:val="left"/>
-            </w:pPr>
-            <w:r>
-              <w:rPr>
-                <w:sz w:val="19"/>
-              </w:rPr>
-              <w:t xml:space="preserve">Aborted/short incident flights induce spurious duration separation; caliper matching lifts within-drone AUC by</w:t>
+              <w:t xml:space="preserve">4. Duration reporting</w:t>
+            </w:r>
+          </w:p>
+        </w:tc>
+        <w:tc>
+          <w:tcPr/>
+          <w:p>
+            <w:pPr>
+              <w:pStyle w:val="Compact"/>
+              <w:spacing w:line="240" w:lineRule="auto"/>
+              <w:jc w:val="left"/>
+            </w:pPr>
+            <w:r>
+              <w:rPr>
+                <w:sz w:val="19"/>
+              </w:rPr>
+              <w:t xml:space="preserve">Report window durations of cases and comparisons; use duration matching only as a sensitivity analysis</w:t>
+            </w:r>
+          </w:p>
+        </w:tc>
+        <w:tc>
+          <w:tcPr/>
+          <w:p>
+            <w:pPr>
+              <w:pStyle w:val="Compact"/>
+              <w:spacing w:line="240" w:lineRule="auto"/>
+              <w:jc w:val="left"/>
+            </w:pPr>
+            <w:r>
+              <w:rPr>
+                <w:sz w:val="19"/>
+              </w:rPr>
+              <w:t xml:space="preserve">Aborted or short crash flights create duration differences. A caliper lift of</w:t>
             </w:r>
             <w:r>
               <w:rPr>
@@ -27401,13 +27718,7 @@
               <w:rPr>
                 <w:sz w:val="19"/>
               </w:rPr>
-              <w:t xml:space="preserve">[+0.028, +0.205], and by</w:t>
-            </w:r>
-            <w:r>
-              <w:rPr>
-                <w:sz w:val="19"/>
-              </w:rPr>
-              <w:t xml:space="preserve"> </w:t>
+              <w:t xml:space="preserve">[+0.028, +0.205] vanished once post-crash flights were removed (</w:t>
             </w:r>
             <m:oMath>
               <m:r>
@@ -27417,7 +27728,7 @@
                 <m:t>+</m:t>
               </m:r>
               <m:r>
-                <m:t>0.077</m:t>
+                <m:t>0.086</m:t>
               </m:r>
             </m:oMath>
             <w:r>
@@ -27430,7 +27741,24 @@
               <w:rPr>
                 <w:sz w:val="19"/>
               </w:rPr>
-              <w:t xml:space="preserve">[+0.013, +0.204] without duration-linked features (§5.3).</w:t>
+              <w:t xml:space="preserve">[</w:t>
+            </w:r>
+            <m:oMath>
+              <m:r>
+                <m:rPr>
+                  <m:sty m:val="p"/>
+                </m:rPr>
+                <m:t>−</m:t>
+              </m:r>
+              <m:r>
+                <m:t>0.064</m:t>
+              </m:r>
+            </m:oMath>
+            <w:r>
+              <w:rPr>
+                <w:sz w:val="19"/>
+              </w:rPr>
+              <w:t xml:space="preserve">, +0.184]; §5.3).</w:t>
             </w:r>
           </w:p>
         </w:tc>
@@ -27929,63 +28257,7 @@
         <w:t xml:space="preserve"> </w:t>
       </w:r>
       <w:r>
-        <w:t xml:space="preserve">While cross-sectional models on the discovery sample showed high apparent separation (AUC 0.88), vehicle-grouped cross-validation (0.884) and crash-window removal (0.860) made no detectable difference on that sample. The factorial audit (§5.4) shows why the picture depends on the sample: once comparison drones contribute several flights, grouping folds by vehicle becomes the only material source of optimism (0.062 [0.034, 0.087] of a 0.212 drop). Which crashes are scored and which normal flights they are compared with each carried a similar share, but neither could be isolated with 60–67 crashes. Separation against other aircraft persisted (0.67); only comparison with the same drone’s own earlier flights brought it to chance. On the identical 372 flights of the multi-flight cohort, cross-sectional evaluation (0.529 [0.453, 0.607]) and within-drone Group-CV (0.569 [0.493, 0.645]; cluster bootstrap 95% CI [0.500, 0.643]; pairwise mean AUC 0.592 [0.516, 0.692]) yielded overlapping intervals (the cluster bootstrap interval touches chance at 0.500, while the pairwise interval extends down to near-chance at 0.516), indicating that uncalipered matching yields no detectable precursor signal in this cohort. However, controlling for feature-window duration within drones via caliper matching (</w:t>
-      </w:r>
-      <m:oMath>
-        <m:r>
-          <m:rPr>
-            <m:sty m:val="p"/>
-          </m:rPr>
-          <m:t>|</m:t>
-        </m:r>
-        <m:r>
-          <m:rPr>
-            <m:sty m:val="p"/>
-          </m:rPr>
-          <m:t>Δ</m:t>
-        </m:r>
-        <m:r>
-          <m:rPr>
-            <m:sty m:val="p"/>
-          </m:rPr>
-          <m:t>ln</m:t>
-        </m:r>
-        <m:r>
-          <m:rPr>
-            <m:sty m:val="p"/>
-          </m:rPr>
-          <m:t>(</m:t>
-        </m:r>
-        <m:r>
-          <m:rPr>
-            <m:nor/>
-          </m:rPr>
-          <m:t>duration</m:t>
-        </m:r>
-        <m:r>
-          <m:rPr>
-            <m:sty m:val="p"/>
-          </m:rPr>
-          <m:t>)</m:t>
-        </m:r>
-        <m:r>
-          <m:rPr>
-            <m:sty m:val="p"/>
-          </m:rPr>
-          <m:t>|</m:t>
-        </m:r>
-        <m:r>
-          <m:rPr>
-            <m:sty m:val="p"/>
-          </m:rPr>
-          <m:t>≤</m:t>
-        </m:r>
-        <m:r>
-          <m:t>0.25</m:t>
-        </m:r>
-      </m:oMath>
-      <w:r>
-        <w:t xml:space="preserve">) lifts within-drone AUC from 0.532 to 0.642 (</w:t>
+        <w:t xml:space="preserve">While cross-sectional models on the discovery sample showed high apparent separation (AUC 0.88), vehicle-grouped cross-validation (0.884) and crash-window removal (0.860) made no detectable difference on that sample. The factorial audit (§5.4) shows why the picture depends on the sample: once comparison drones contribute several flights, grouping folds by vehicle becomes the only material source of optimism (0.062 [0.034, 0.087] of a 0.212 drop). Which crashes are scored and which normal flights they are compared with each carried a similar share, but neither could be isolated with 60–67 crashes. Separation against other aircraft persisted (0.67); only comparison with the same drone’s own earlier flights brought it to chance. On the identical 372 flights of the multi-flight cohort, cross-sectional evaluation (0.529 [0.453, 0.607]) and within-drone Group-CV (0.569 [0.493, 0.645]; cluster bootstrap 95% CI [0.500, 0.643]; pairwise mean AUC 0.592 [0.516, 0.692]) yielded overlapping intervals (the cluster bootstrap interval touches chance at 0.500, while the pairwise interval extends down to near-chance at 0.516), indicating that uncalipered matching yields no clear precursor signal in this cohort. A GPS-time audit then showed that 85 of 210 crash-day earlier flights had been flown after the crash. Without them the within-drone model gave 0.582 [0.525, 0.660] on stored features but 0.507 [0.436, 0.582] on recomputed features, so any within-drone signal is weak and pipeline-dependent. A duration-caliper lift reported in earlier versions (</w:t>
       </w:r>
       <m:oMath>
         <m:r>
@@ -28002,7 +28274,7 @@
         <w:t xml:space="preserve"> </w:t>
       </w:r>
       <w:r>
-        <w:t xml:space="preserve">on the exact same 36 airframes; paired cluster bootstrap 95% CI [+0.028, +0.205] with reproducible folds), suggesting that baseline duration differences between crash and non-crash flights may mask within-drone precursor detection in this cohort; without the duration-linked clipping, tilt and voltage-sag features the lift is</w:t>
+        <w:t xml:space="preserve">[+0.028, +0.205]) fell to</w:t>
       </w:r>
       <w:r>
         <w:t xml:space="preserve"> </w:t>
@@ -28015,14 +28287,28 @@
           <m:t>+</m:t>
         </m:r>
         <m:r>
-          <m:t>0.077</m:t>
-        </m:r>
-      </m:oMath>
-      <w:r>
-        <w:t xml:space="preserve"> </w:t>
-      </w:r>
-      <w:r>
-        <w:t xml:space="preserve">[+0.013, +0.204], so the gain is not carried only by them, although a fixed 30 s window did not reproduce it. Diagnostic checks were also</w:t>
+          <m:t>0.086</m:t>
+        </m:r>
+      </m:oMath>
+      <w:r>
+        <w:t xml:space="preserve"> </w:t>
+      </w:r>
+      <w:r>
+        <w:t xml:space="preserve">[</w:t>
+      </w:r>
+      <m:oMath>
+        <m:r>
+          <m:rPr>
+            <m:sty m:val="p"/>
+          </m:rPr>
+          <m:t>−</m:t>
+        </m:r>
+        <m:r>
+          <m:t>0.064</m:t>
+        </m:r>
+      </m:oMath>
+      <w:r>
+        <w:t xml:space="preserve">, +0.184] on 24 airframes, so we withdraw the reading that duration differences mask precursors. Diagnostic checks were also</w:t>
       </w:r>
       <w:r>
         <w:t xml:space="preserve"> </w:t>
@@ -29568,7 +29854,7 @@
         <w:t xml:space="preserve"> </w:t>
       </w:r>
       <w:r>
-        <w:t xml:space="preserve">Earlier flights were selected by calendar date. GPS times showed that 47 of 95 crash-day exposure flights in the between-drone sample were flown after the crash; the between-drone result held without them (§5.5), but the within-drone, caliper and same-aircraft samples have not been audited for the same problem.</w:t>
+        <w:t xml:space="preserve">Earlier flights were selected by calendar date. GPS times showed that 47 of 95 crash-day exposure flights in the between-drone sample, and 85 of 210 crash-day earlier flights in the within-drone sample, were flown after the crash. The between-drone result and the within-drone rank tests held without them; the caliper lift did not, and the within-drone model result depends on the feature pipeline (§5.3). Flights on earlier dates are ordered by the index date only, and 18 crash-day flights had no usable GPS time.</w:t>
       </w:r>
     </w:p>
     <w:p>

--- a/docs/paper/submission/manuscript.docx
+++ b/docs/paper/submission/manuscript.docx
@@ -53,7 +53,7 @@
         <w:pStyle w:val="FirstParagraph"/>
       </w:pPr>
       <w:r>
-        <w:t xml:space="preserve">Flight logs are widely expected to show whether the pilot or the aircraft caused a drone crash. Using 590 PX4 crash logs from a 479,547-flight archive, we test what telemetry shows under leakage and confounding controls. Confirmatory tests were declared in version control (</w:t>
+        <w:t xml:space="preserve">Flight logs are widely expected to show whether the pilot or the aircraft caused a drone crash, and which drones will fail next. We tested both expectations on 590 crash logs from a 479,547-flight PX4 archive, declaring confirmatory tests in version control before running them (</w:t>
       </w:r>
       <m:oMath>
         <m:sSup>
@@ -73,7 +73,7 @@
         </m:sSup>
       </m:oMath>
       <w:r>
-        <w:t xml:space="preserve">marks review additions). A fixed attribution rule reached 0.47 balanced accuracy on 112 held-out crashes (pass mark 0.70).</w:t>
+        <w:t xml:space="preserve">marks analyses added in review). A fixed attribution rule reached 0.47 balanced accuracy on 112 held-out crashes (pass mark 0.70).</w:t>
       </w:r>
       <w:r>
         <w:t xml:space="preserve"> </w:t>
@@ -96,7 +96,7 @@
         </m:sSup>
       </m:oMath>
       <w:r>
-        <w:t xml:space="preserve">Models gave AUCs 0.41–0.50 (upper bounds</w:t>
+        <w:t xml:space="preserve">Exploratory logistic models and depth-3 trees stayed near chance (AUC 0.42–0.59; refit-variance upper bounds</w:t>
       </w:r>
       <w:r>
         <w:t xml:space="preserve"> </w:t>
@@ -109,11 +109,11 @@
           <m:t>≤</m:t>
         </m:r>
         <m:r>
-          <m:t>0.62</m:t>
-        </m:r>
-      </m:oMath>
-      <w:r>
-        <w:t xml:space="preserve">); with 36 pilot-labelled crashes, 80% power requires AUC</w:t>
+          <m:t>0.69</m:t>
+        </m:r>
+      </m:oMath>
+      <w:r>
+        <w:t xml:space="preserve">); with 36 pilot-labelled crashes, 80% power needs AUC</w:t>
       </w:r>
       <w:r>
         <w:t xml:space="preserve"> </w:t>
@@ -126,31 +126,11 @@
           <m:t>≈</m:t>
         </m:r>
         <m:r>
-          <m:t>0.65</m:t>
-        </m:r>
-      </m:oMath>
-      <w:r>
-        <w:t xml:space="preserve">, below the</w:t>
-      </w:r>
-      <w:r>
-        <w:t xml:space="preserve"> </w:t>
-      </w:r>
-      <m:oMath>
-        <m:r>
-          <m:rPr>
-            <m:sty m:val="p"/>
-          </m:rPr>
-          <m:t>≈</m:t>
-        </m:r>
-        <m:r>
-          <m:t>0.8</m:t>
-        </m:r>
-      </m:oMath>
-      <w:r>
-        <w:t xml:space="preserve"> </w:t>
-      </w:r>
-      <w:r>
-        <w:t xml:space="preserve">operational verdicts need.</w:t>
+          <m:t>0.72</m:t>
+        </m:r>
+      </m:oMath>
+      <w:r>
+        <w:t xml:space="preserve">. On 43 expert-diagnosed logs the rule was inconclusive (balanced accuracy 0.38, 95% CrI 0.25–0.61).</w:t>
       </w:r>
       <w:r>
         <w:t xml:space="preserve"> </w:t>
@@ -173,7 +153,7 @@
         </m:sSup>
       </m:oMath>
       <w:r>
-        <w:t xml:space="preserve">On 43 expert logs the rule was inconclusive (balanced accuracy 0.381, 95% CrI 0.25–0.61; pilot recall 1 of 5).</w:t>
+        <w:t xml:space="preserve">A factorial audit of 32 evaluation settings attributed 0.21 [0.06, 0.34] of an apparent crash-detection AUC of 0.88 to evaluation choices; grouping folds by vehicle was the only material factor, and crash-window leakage was immaterial at model level (0.014).</w:t>
       </w:r>
       <w:r>
         <w:t xml:space="preserve"> </w:t>
@@ -196,7 +176,19 @@
         </m:sSup>
       </m:oMath>
       <w:r>
-        <w:t xml:space="preserve">A factorial audit of 32 evaluation settings found that apparent anticipation depends on the comparison set; the cause is not isolated. AUC fell 0.21 [0.06, 0.34] across other-aircraft settings (0.88 to 0.67); only vehicle-grouped folds were material (0.06 [0.03, 0.09]).</w:t>
+        <w:t xml:space="preserve">Archive dates misorder flights: by GPS time, 40–50% of crash-day</w:t>
+      </w:r>
+      <w:r>
+        <w:t xml:space="preserve"> </w:t>
+      </w:r>
+      <w:r>
+        <w:t xml:space="preserve">“earlier”</w:t>
+      </w:r>
+      <w:r>
+        <w:t xml:space="preserve"> </w:t>
+      </w:r>
+      <w:r>
+        <w:t xml:space="preserve">flights were flown after the crash. Against each drone’s own earlier flights, crash flights showed no warning in vibration or rate tracking. Drones that later crashed vibrated more than matched drones on ordinary flights (mean rank 0.67;</w:t>
       </w:r>
       <w:r>
         <w:t xml:space="preserve"> </w:t>
@@ -218,54 +210,620 @@
           </m:sup>
         </m:sSup>
       </m:oMath>
-      <w:r>
-        <w:t xml:space="preserve">85 of 210 crash-day</w:t>
-      </w:r>
-      <w:r>
-        <w:t xml:space="preserve"> </w:t>
-      </w:r>
-      <w:r>
-        <w:t xml:space="preserve">“earlier”</w:t>
-      </w:r>
-      <w:r>
-        <w:t xml:space="preserve"> </w:t>
-      </w:r>
-      <w:r>
-        <w:t xml:space="preserve">flights were flown after the crash; without them, a drone’s own earlier flights gave at most a weak signal (AUC 0.582 [0.525, 0.660] on stored features, 0.507 [0.436, 0.582] recomputed), and an apparent duration-caliper lift vanished (</w:t>
-      </w:r>
-      <m:oMath>
-        <m:r>
-          <m:rPr>
-            <m:sty m:val="p"/>
-          </m:rPr>
-          <m:t>+</m:t>
-        </m:r>
-        <m:r>
-          <m:t>0.063</m:t>
-        </m:r>
-      </m:oMath>
+      <m:oMath>
+        <m:r>
+          <m:t>p</m:t>
+        </m:r>
+        <m:r>
+          <m:rPr>
+            <m:sty m:val="p"/>
+          </m:rPr>
+          <m:t>=</m:t>
+        </m:r>
+        <m:r>
+          <m:t>0.012</m:t>
+        </m:r>
+      </m:oMath>
+      <w:r>
+        <w:t xml:space="preserve"> </w:t>
+      </w:r>
+      <w:r>
+        <w:t xml:space="preserve">clustered by airframe, Holm-adjusted 0.08), a suggestive signal for ranking airframes for inspection, not for warning of a crash. We give a reporting checklist for log-based diagnostics and an evidence-first fleet-assurance design, AeroFleet 2.0.</w:t>
+      </w:r>
+    </w:p>
+    <w:p>
+      <w:pPr>
+        <w:pStyle w:val="BodyText"/>
+      </w:pPr>
+      <w:r>
+        <w:rPr>
+          <w:b/>
+          <w:bCs/>
+        </w:rPr>
+        <w:t xml:space="preserve">Keywords:</w:t>
+      </w:r>
+      <w:r>
+        <w:t xml:space="preserve"> </w:t>
+      </w:r>
+      <w:r>
+        <w:t xml:space="preserve">Unmanned aircraft systems; Flight logs; Crash investigation; Fault diagnosis; Data leakage; Fleet assurance</w:t>
+      </w:r>
+    </w:p>
+    <w:p>
+      <w:pPr>
+        <w:pStyle w:val="Heading1"/>
+      </w:pPr>
+      <w:bookmarkStart w:id="10" w:name="_20041c78c304d06f00dcef5457d2ac08ae2eef7"/>
+      <w:r>
+        <w:rPr>
+          <w:rStyle w:val="SectionNumber"/>
+        </w:rPr>
+        <w:t xml:space="preserve">1</w:t>
+      </w:r>
+      <w:r>
+        <w:tab/>
+      </w:r>
+      <w:r>
+        <w:t xml:space="preserve">Introduction</w:t>
+      </w:r>
+      <w:bookmarkEnd w:id="10"/>
+    </w:p>
+    <w:p>
+      <w:pPr>
+        <w:pStyle w:val="FirstParagraph"/>
+      </w:pPr>
+      <w:r>
+        <w:t xml:space="preserve">Small unmanned aircraft are now flown commercially for survey, inspection, agriculture and delivery, and the rules</w:t>
+      </w:r>
+      <w:r>
+        <w:t xml:space="preserve"> </w:t>
+      </w:r>
+      <w:r>
+        <w:t xml:space="preserve">that govern them place weight on records. In the European Union and the United Kingdom an operator in the specific</w:t>
+      </w:r>
+      <w:r>
+        <w:t xml:space="preserve"> </w:t>
+      </w:r>
+      <w:r>
+        <w:t xml:space="preserve">category must keep records of operations, maintenance and personnel for at least three years</w:t>
+      </w:r>
       <w:r>
         <w:t xml:space="preserve"> </w:t>
       </w:r>
       <w:r>
         <w:t xml:space="preserve">[</w:t>
       </w:r>
-      <m:oMath>
-        <m:r>
-          <m:rPr>
-            <m:sty m:val="p"/>
-          </m:rPr>
-          <m:t>−</m:t>
-        </m:r>
-        <m:r>
-          <m:t>0.087</m:t>
-        </m:r>
-      </m:oMath>
-      <w:r>
-        <w:t xml:space="preserve">, +0.159]).</w:t>
-      </w:r>
-      <w:r>
-        <w:t xml:space="preserve"> </w:t>
+      <w:hyperlink w:anchor="_94e90323a8c21041104ada5ef51239cca731079">
+        <w:r>
+          <w:rPr>
+            <w:rStyle w:val="Hyperlink"/>
+          </w:rPr>
+          <w:t xml:space="preserve">1</w:t>
+        </w:r>
+      </w:hyperlink>
+      <w:r>
+        <w:t xml:space="preserve">,</w:t>
+      </w:r>
+      <w:hyperlink w:anchor="_accb9f9d732da81043c804de081f8bf74e6cf24">
+        <w:r>
+          <w:rPr>
+            <w:rStyle w:val="Hyperlink"/>
+          </w:rPr>
+          <w:t xml:space="preserve">2</w:t>
+        </w:r>
+      </w:hyperlink>
+      <w:r>
+        <w:t xml:space="preserve">]</w:t>
+      </w:r>
+      <w:r>
+        <w:t xml:space="preserve">; India requires an accident to be reported within 48 hours</w:t>
+      </w:r>
+      <w:r>
+        <w:t xml:space="preserve"> </w:t>
+      </w:r>
+      <w:r>
+        <w:t xml:space="preserve">[</w:t>
+      </w:r>
+      <w:hyperlink w:anchor="_2a610b70f77ace96e6ffe48ed026a6e5f9efd5a">
+        <w:r>
+          <w:rPr>
+            <w:rStyle w:val="Hyperlink"/>
+          </w:rPr>
+          <w:t xml:space="preserve">3</w:t>
+        </w:r>
+      </w:hyperlink>
+      <w:r>
+        <w:t xml:space="preserve">]</w:t>
+      </w:r>
+      <w:r>
+        <w:t xml:space="preserve">, and</w:t>
+      </w:r>
+      <w:r>
+        <w:t xml:space="preserve"> </w:t>
+      </w:r>
+      <w:r>
+        <w:t xml:space="preserve">the United States within ten days</w:t>
+      </w:r>
+      <w:r>
+        <w:t xml:space="preserve"> </w:t>
+      </w:r>
+      <w:r>
+        <w:t xml:space="preserve">[</w:t>
+      </w:r>
+      <w:hyperlink w:anchor="_dffd97137af0abb4aae0ff556af3c0d05e0ee4a">
+        <w:r>
+          <w:rPr>
+            <w:rStyle w:val="Hyperlink"/>
+          </w:rPr>
+          <w:t xml:space="preserve">4</w:t>
+        </w:r>
+      </w:hyperlink>
+      <w:r>
+        <w:t xml:space="preserve">]</w:t>
+      </w:r>
+      <w:r>
+        <w:t xml:space="preserve">. When something goes wrong, the onboard flight log is the richest</w:t>
+      </w:r>
+      <w:r>
+        <w:t xml:space="preserve"> </w:t>
+      </w:r>
+      <w:r>
+        <w:t xml:space="preserve">record available. Open-source log viewers, commercial fleet platforms and, more recently, machine-learning and</w:t>
+      </w:r>
+      <w:r>
+        <w:t xml:space="preserve"> </w:t>
+      </w:r>
+      <w:r>
+        <w:t xml:space="preserve">language-model prototypes promise to turn that log into an answer: what failed, and whether the pilot or the aircraft</w:t>
+      </w:r>
+      <w:r>
+        <w:t xml:space="preserve"> </w:t>
+      </w:r>
+      <w:r>
+        <w:t xml:space="preserve">was responsible</w:t>
+      </w:r>
+      <w:r>
+        <w:t xml:space="preserve"> </w:t>
+      </w:r>
+      <w:r>
+        <w:t xml:space="preserve">[</w:t>
+      </w:r>
+      <w:hyperlink w:anchor="_398d8a6b28c132ef0c87de1470cc655ebafd86c">
+        <w:r>
+          <w:rPr>
+            <w:rStyle w:val="Hyperlink"/>
+          </w:rPr>
+          <w:t xml:space="preserve">5</w:t>
+        </w:r>
+      </w:hyperlink>
+      <w:r>
+        <w:t xml:space="preserve">,</w:t>
+      </w:r>
+      <w:hyperlink w:anchor="_4d7bbda75dad34c83d023e6afa1cc5b99fb5426">
+        <w:r>
+          <w:rPr>
+            <w:rStyle w:val="Hyperlink"/>
+          </w:rPr>
+          <w:t xml:space="preserve">6</w:t>
+        </w:r>
+      </w:hyperlink>
+      <w:r>
+        <w:t xml:space="preserve">]</w:t>
+      </w:r>
+      <w:r>
+        <w:t xml:space="preserve">.</w:t>
+      </w:r>
+    </w:p>
+    <w:p>
+      <w:pPr>
+        <w:pStyle w:val="BodyText"/>
+      </w:pPr>
+      <w:r>
+        <w:t xml:space="preserve">The question matters beyond engineering curiosity. In aviation safety science, accidents are recognized as systemic,</w:t>
+      </w:r>
+      <w:r>
+        <w:t xml:space="preserve"> </w:t>
+      </w:r>
+      <w:r>
+        <w:t xml:space="preserve">multi-causal events involving human factors, environmental conditions and organizational influences</w:t>
+      </w:r>
+      <w:r>
+        <w:t xml:space="preserve"> </w:t>
+      </w:r>
+      <w:r>
+        <w:t xml:space="preserve">[</w:t>
+      </w:r>
+      <w:hyperlink w:anchor="_006a7190097400c6c37363d97b6f3be0cdc0b48">
+        <w:r>
+          <w:rPr>
+            <w:rStyle w:val="Hyperlink"/>
+          </w:rPr>
+          <w:t xml:space="preserve">7</w:t>
+        </w:r>
+      </w:hyperlink>
+      <w:r>
+        <w:t xml:space="preserve">]</w:t>
+      </w:r>
+      <w:r>
+        <w:t xml:space="preserve">.</w:t>
+      </w:r>
+      <w:r>
+        <w:t xml:space="preserve"> </w:t>
+      </w:r>
+      <w:r>
+        <w:t xml:space="preserve">Commercial warranty claims, insurance settlements and regulatory filings nevertheless frequently compress these dynamics</w:t>
+      </w:r>
+      <w:r>
+        <w:t xml:space="preserve"> </w:t>
+      </w:r>
+      <w:r>
+        <w:t xml:space="preserve">into a binary decision: whether the pilot or the aircraft was primarily responsible. An automatic verdict that looks</w:t>
+      </w:r>
+      <w:r>
+        <w:t xml:space="preserve"> </w:t>
+      </w:r>
+      <w:r>
+        <w:t xml:space="preserve">objective can carry weight it has not earned. Fleet operators face a related but different question: not why one flight</w:t>
+      </w:r>
+      <w:r>
+        <w:t xml:space="preserve"> </w:t>
+      </w:r>
+      <w:r>
+        <w:t xml:space="preserve">ended badly, but which of their drones are most likely to fail next and should be inspected first. A log-based method that</w:t>
+      </w:r>
+      <w:r>
+        <w:t xml:space="preserve"> </w:t>
+      </w:r>
+      <w:r>
+        <w:t xml:space="preserve">is good at the second task need not be good at the first, and confusing the two can mislead both investigators and maintainers.</w:t>
+      </w:r>
+    </w:p>
+    <w:p>
+      <w:pPr>
+        <w:pStyle w:val="BodyText"/>
+      </w:pPr>
+      <w:r>
+        <w:t xml:space="preserve">Whether logs can deliver on either expectation has, to our knowledge, not been tested at scale against real crashes</w:t>
+      </w:r>
+      <w:r>
+        <w:t xml:space="preserve"> </w:t>
+      </w:r>
+      <w:r>
+        <w:t xml:space="preserve">with evaluation protocols that guard against the two known sources of optimism. First, a log that contains a crash also</w:t>
+      </w:r>
+      <w:r>
+        <w:t xml:space="preserve"> </w:t>
+      </w:r>
+      <w:r>
+        <w:t xml:space="preserve">contains its consequences—saturated motors, extreme attitudes and estimator errors—so a detector can learn the crash</w:t>
+      </w:r>
+      <w:r>
+        <w:t xml:space="preserve"> </w:t>
+      </w:r>
+      <w:r>
+        <w:t xml:space="preserve">itself rather than its cause, a form of crash-window data leakage</w:t>
+      </w:r>
+      <w:r>
+        <w:t xml:space="preserve"> </w:t>
+      </w:r>
+      <w:r>
+        <w:t xml:space="preserve">[</w:t>
+      </w:r>
+      <w:hyperlink w:anchor="_3541019a36f31423dbace231a12fca4d5e5f1ad">
+        <w:r>
+          <w:rPr>
+            <w:rStyle w:val="Hyperlink"/>
+          </w:rPr>
+          <w:t xml:space="preserve">8</w:t>
+        </w:r>
+      </w:hyperlink>
+      <w:r>
+        <w:t xml:space="preserve">,</w:t>
+      </w:r>
+      <w:hyperlink w:anchor="_77239db318a405bdd9ca0cc5db74d4c41b2a03f">
+        <w:r>
+          <w:rPr>
+            <w:rStyle w:val="Hyperlink"/>
+          </w:rPr>
+          <w:t xml:space="preserve">9</w:t>
+        </w:r>
+      </w:hyperlink>
+      <w:r>
+        <w:t xml:space="preserve">]</w:t>
+      </w:r>
+      <w:r>
+        <w:t xml:space="preserve">. Second, comparing crash flights with other operators’ good flights mixes</w:t>
+      </w:r>
+      <w:r>
+        <w:t xml:space="preserve"> </w:t>
+      </w:r>
+      <w:r>
+        <w:t xml:space="preserve">the flight with the aircraft and the people using it, so a difference between groups need not say anything about the</w:t>
+      </w:r>
+      <w:r>
+        <w:t xml:space="preserve"> </w:t>
+      </w:r>
+      <w:r>
+        <w:t xml:space="preserve">flight that crashed (between-aircraft confounding). Public fault datasets are dominated by simulation or injected faults</w:t>
+      </w:r>
+      <w:r>
+        <w:t xml:space="preserve"> </w:t>
+      </w:r>
+      <w:r>
+        <w:t xml:space="preserve">[</w:t>
+      </w:r>
+      <w:hyperlink w:anchor="_d75d7cf63098afa5d33e189bc1a163022e7ecdc">
+        <w:r>
+          <w:rPr>
+            <w:rStyle w:val="Hyperlink"/>
+          </w:rPr>
+          <w:t xml:space="preserve">10</w:t>
+        </w:r>
+      </w:hyperlink>
+      <w:r>
+        <w:t xml:space="preserve">–</w:t>
+      </w:r>
+      <w:hyperlink w:anchor="_973650d78dc352a8b25ace59ab002a1d91cdfc9">
+        <w:r>
+          <w:rPr>
+            <w:rStyle w:val="Hyperlink"/>
+          </w:rPr>
+          <w:t xml:space="preserve">12</w:t>
+        </w:r>
+      </w:hyperlink>
+      <w:r>
+        <w:t xml:space="preserve">]</w:t>
+      </w:r>
+      <w:r>
+        <w:t xml:space="preserve">, and accident statistics classify outcomes such as loss of</w:t>
+      </w:r>
+      <w:r>
+        <w:t xml:space="preserve"> </w:t>
+      </w:r>
+      <w:r>
+        <w:t xml:space="preserve">control rather than causes visible in a log</w:t>
+      </w:r>
+      <w:r>
+        <w:t xml:space="preserve"> </w:t>
+      </w:r>
+      <w:r>
+        <w:t xml:space="preserve">[</w:t>
+      </w:r>
+      <w:hyperlink w:anchor="_42246838952b0ed0d35bd475d264714b9e743f7">
+        <w:r>
+          <w:rPr>
+            <w:rStyle w:val="Hyperlink"/>
+          </w:rPr>
+          <w:t xml:space="preserve">13</w:t>
+        </w:r>
+      </w:hyperlink>
+      <w:r>
+        <w:t xml:space="preserve">,</w:t>
+      </w:r>
+      <w:hyperlink w:anchor="_b513b568a9a02649a1ddc461a1dd01e876732a2">
+        <w:r>
+          <w:rPr>
+            <w:rStyle w:val="Hyperlink"/>
+          </w:rPr>
+          <w:t xml:space="preserve">14</w:t>
+        </w:r>
+      </w:hyperlink>
+      <w:r>
+        <w:t xml:space="preserve">]</w:t>
+      </w:r>
+      <w:r>
+        <w:t xml:space="preserve">; neither resource tests</w:t>
+      </w:r>
+      <w:r>
+        <w:t xml:space="preserve"> </w:t>
+      </w:r>
+      <w:r>
+        <w:t xml:space="preserve">whether real crash logs, evaluated under leakage-free and within-aircraft protocols, can support the attribution and</w:t>
+      </w:r>
+      <w:r>
+        <w:t xml:space="preserve"> </w:t>
+      </w:r>
+      <w:r>
+        <w:t xml:space="preserve">prioritization decisions that operators actually need.</w:t>
+      </w:r>
+    </w:p>
+    <w:p>
+      <w:pPr>
+        <w:pStyle w:val="BodyText"/>
+      </w:pPr>
+      <w:r>
+        <w:t xml:space="preserve">The central question this paper asks of the largest public archive of real autopilot logs, PX4 Flight Review</w:t>
+      </w:r>
+      <w:r>
+        <w:t xml:space="preserve"> </w:t>
+      </w:r>
+      <w:r>
+        <w:t xml:space="preserve">[</w:t>
+      </w:r>
+      <w:hyperlink w:anchor="_7bef8dc44b5ed9bb7ced7ca5f392a78a76d6601">
+        <w:r>
+          <w:rPr>
+            <w:rStyle w:val="Hyperlink"/>
+          </w:rPr>
+          <w:t xml:space="preserve">15</w:t>
+        </w:r>
+      </w:hyperlink>
+      <w:r>
+        <w:t xml:space="preserve">,</w:t>
+      </w:r>
+      <w:hyperlink w:anchor="_d96f71c5379cbcad3bc75bfc7936eeacbaeb4ed">
+        <w:r>
+          <w:rPr>
+            <w:rStyle w:val="Hyperlink"/>
+          </w:rPr>
+          <w:t xml:space="preserve">16</w:t>
+        </w:r>
+      </w:hyperlink>
+      <w:r>
+        <w:t xml:space="preserve">]</w:t>
+      </w:r>
+      <w:r>
+        <w:t xml:space="preserve">, is:</w:t>
+      </w:r>
+      <w:r>
+        <w:t xml:space="preserve"> </w:t>
+      </w:r>
+      <w:r>
+        <w:rPr>
+          <w:i/>
+          <w:iCs/>
+        </w:rPr>
+        <w:t xml:space="preserve">what evidentiary value can flight logs carry for a drone fleet</w:t>
+      </w:r>
+      <w:r>
+        <w:rPr>
+          <w:i/>
+          <w:iCs/>
+        </w:rPr>
+        <w:t xml:space="preserve"> </w:t>
+      </w:r>
+      <w:r>
+        <w:rPr>
+          <w:i/>
+          <w:iCs/>
+        </w:rPr>
+        <w:t xml:space="preserve">operator, once evaluation protocols guard against crash-window leakage and between-aircraft confounding?</w:t>
+      </w:r>
+      <w:r>
+        <w:t xml:space="preserve"> </w:t>
+      </w:r>
+      <w:r>
+        <w:t xml:space="preserve">Both were tested. Crash-window leakage turned out to be immaterial for model accuracy (0.014 of AUC in the factorial audit) and present in one rule-based check; the choice of comparison flights and of cross-validation grouping mattered more. We decompose</w:t>
+      </w:r>
+      <w:r>
+        <w:t xml:space="preserve"> </w:t>
+      </w:r>
+      <w:r>
+        <w:t xml:space="preserve">this into four sub-tests:</w:t>
+      </w:r>
+    </w:p>
+    <w:p>
+      <w:pPr>
+        <w:pStyle w:val="BodyText"/>
+      </w:pPr>
+      <w:r>
+        <w:rPr>
+          <w:b/>
+          <w:bCs/>
+        </w:rPr>
+        <w:t xml:space="preserve">Q1</w:t>
+      </w:r>
+      <w:r>
+        <w:t xml:space="preserve"> </w:t>
+      </w:r>
+      <w:r>
+        <w:t xml:space="preserve">Do configuration settings differ between crash flights and normal flights, and can that difference indicate</w:t>
+      </w:r>
+      <w:r>
+        <w:t xml:space="preserve"> </w:t>
+      </w:r>
+      <w:r>
+        <w:t xml:space="preserve">who was responsible?</w:t>
+      </w:r>
+    </w:p>
+    <w:p>
+      <w:pPr>
+        <w:pStyle w:val="BodyText"/>
+      </w:pPr>
+      <w:r>
+        <w:rPr>
+          <w:b/>
+          <w:bCs/>
+        </w:rPr>
+        <w:t xml:space="preserve">Q2</w:t>
+      </w:r>
+      <w:r>
+        <w:t xml:space="preserve"> </w:t>
+      </w:r>
+      <w:r>
+        <w:t xml:space="preserve">Can a log separate crashes caused by the pilot from crashes caused by the aircraft—and does this separation</w:t>
+      </w:r>
+      <w:r>
+        <w:t xml:space="preserve"> </w:t>
+      </w:r>
+      <w:r>
+        <w:t xml:space="preserve">survive expert-diagnosis validation?</w:t>
+      </w:r>
+    </w:p>
+    <w:p>
+      <w:pPr>
+        <w:pStyle w:val="BodyText"/>
+      </w:pPr>
+      <w:r>
+        <w:rPr>
+          <w:b/>
+          <w:bCs/>
+        </w:rPr>
+        <w:t xml:space="preserve">Q3</w:t>
+      </w:r>
+      <w:r>
+        <w:t xml:space="preserve"> </w:t>
+      </w:r>
+      <w:r>
+        <w:t xml:space="preserve">Once within-aircraft and between-aircraft comparisons are distinguished, which comparison retains a usable</w:t>
+      </w:r>
+      <w:r>
+        <w:t xml:space="preserve"> </w:t>
+      </w:r>
+      <w:r>
+        <w:t xml:space="preserve">signal of pre-crash deterioration?</w:t>
+      </w:r>
+    </w:p>
+    <w:p>
+      <w:pPr>
+        <w:pStyle w:val="BodyText"/>
+      </w:pPr>
+      <w:r>
+        <w:rPr>
+          <w:b/>
+          <w:bCs/>
+        </w:rPr>
+        <w:t xml:space="preserve">Q4</w:t>
+      </w:r>
+      <w:r>
+        <w:t xml:space="preserve"> </w:t>
+      </w:r>
+      <w:r>
+        <w:t xml:space="preserve">Do expert diagnoses agree with uploader labels, and do automatic diagnostic checks find the faults experts</w:t>
+      </w:r>
+      <w:r>
+        <w:t xml:space="preserve"> </w:t>
+      </w:r>
+      <w:r>
+        <w:t xml:space="preserve">name without benefiting from the crash window?</w:t>
+      </w:r>
+    </w:p>
+    <w:p>
+      <w:pPr>
+        <w:pStyle w:val="BodyText"/>
+      </w:pPr>
+      <w:r>
+        <w:t xml:space="preserve">Because language-model assistants are now proposed for exactly this task, we also report a controlled evaluation of</w:t>
+      </w:r>
+      <w:r>
+        <w:t xml:space="preserve"> </w:t>
+      </w:r>
+      <w:r>
+        <w:t xml:space="preserve">small local models used as an attribution review panel, including a test for voting-consensus manipulation.</w:t>
+      </w:r>
+    </w:p>
+    <w:p>
+      <w:pPr>
+        <w:pStyle w:val="BodyText"/>
+      </w:pPr>
+      <w:r>
+        <w:t xml:space="preserve">The contributions are as follows.</w:t>
+      </w:r>
+      <w:r>
+        <w:t xml:space="preserve"> </w:t>
+      </w:r>
+      <w:r>
+        <w:t xml:space="preserve">(i) </w:t>
       </w:r>
       <m:oMath>
         <m:sSup>
@@ -285,50 +843,13 @@
         </m:sSup>
       </m:oMath>
       <w:r>
-        <w:t xml:space="preserve">Tuning-check sensitivity fell from 7/9 to 1/9 without the final 10 s (exploratory, unadjusted</w:t>
-      </w:r>
-      <w:r>
-        <w:t xml:space="preserve"> </w:t>
-      </w:r>
-      <m:oMath>
-        <m:r>
-          <m:t>p</m:t>
-        </m:r>
-        <m:r>
-          <m:rPr>
-            <m:sty m:val="p"/>
-          </m:rPr>
-          <m:t>=</m:t>
-        </m:r>
-        <m:r>
-          <m:t>0.031</m:t>
-        </m:r>
-      </m:oMath>
-      <w:r>
-        <w:t xml:space="preserve">; normal false alarms 13% to 5%), consistent with leakage. Crashed drones vibrated more on older estimator metrics (mean rank 0.67, Holm</w:t>
-      </w:r>
-      <w:r>
-        <w:t xml:space="preserve"> </w:t>
-      </w:r>
-      <m:oMath>
-        <m:r>
-          <m:t>p</m:t>
-        </m:r>
-        <m:r>
-          <m:rPr>
-            <m:sty m:val="p"/>
-          </m:rPr>
-          <m:t>=</m:t>
-        </m:r>
-        <m:r>
-          <m:t>0.016</m:t>
-        </m:r>
-      </m:oMath>
-      <w:r>
-        <w:t xml:space="preserve">;</w:t>
-      </w:r>
-      <w:r>
-        <w:t xml:space="preserve"> </w:t>
+        <w:t xml:space="preserve">A factorial audit of evaluation choices for crash-log classifiers. Across 32 settings, apparent crash-vs-normal AUC fell by 0.21 [0.06, 0.34] (0.88 to 0.67); grouping folds by vehicle was the only material factor, and crash-window leakage was immaterial at model level (Section 5.4).</w:t>
+      </w:r>
+      <w:r>
+        <w:t xml:space="preserve"> </w:t>
+      </w:r>
+      <w:r>
+        <w:t xml:space="preserve">(ii) </w:t>
       </w:r>
       <m:oMath>
         <m:sSup>
@@ -348,7 +869,94 @@
         </m:sSup>
       </m:oMath>
       <w:r>
-        <w:t xml:space="preserve">0.70 without 47 exposure flights flown after the crash; newer metrics inconclusive,</w:t>
+        <w:t xml:space="preserve">A data-integrity hazard in public log archives: by GPS time, 40–50% of crash-day flights dated as</w:t>
+      </w:r>
+      <w:r>
+        <w:t xml:space="preserve"> </w:t>
+      </w:r>
+      <w:r>
+        <w:t xml:space="preserve">“earlier”</w:t>
+      </w:r>
+      <w:r>
+        <w:t xml:space="preserve"> </w:t>
+      </w:r>
+      <w:r>
+        <w:t xml:space="preserve">were flown after the crash, and over half of crash-rated vehicles flew again on a later day. Removing post-crash flights left the declared conclusions in place but removed an apparent within-drone effect, which we withdraw (Sections 5.5 and 8).</w:t>
+      </w:r>
+      <w:r>
+        <w:t xml:space="preserve"> </w:t>
+      </w:r>
+      <w:r>
+        <w:t xml:space="preserve">(iii) A small validation set of real PX4 crash logs with independent expert diagnoses (148 threads coded twice,</w:t>
+      </w:r>
+      <w:r>
+        <w:t xml:space="preserve"> </w:t>
+      </w:r>
+      <m:oMath>
+        <m:r>
+          <m:t>κ</m:t>
+        </m:r>
+        <m:r>
+          <m:rPr>
+            <m:sty m:val="p"/>
+          </m:rPr>
+          <m:t>≥</m:t>
+        </m:r>
+        <m:r>
+          <m:t>0.73</m:t>
+        </m:r>
+      </m:oMath>
+      <w:r>
+        <w:t xml:space="preserve">; 43 downloadable logs, 9 with uploader labels).</w:t>
+      </w:r>
+      <w:r>
+        <w:t xml:space="preserve"> </w:t>
+      </w:r>
+      <w:r>
+        <w:t xml:space="preserve">(iv) Declared and exploratory tests showing that, with these features, rules and labels, logs did not separate pilot-caused from aircraft-caused crashes: the fixed rule reached 0.47 balanced accuracy on held-out crashes, and exploratory logistic models and depth-3 trees gave AUC 0.42–0.59 with refit-variance upper bounds</w:t>
+      </w:r>
+      <w:r>
+        <w:t xml:space="preserve"> </w:t>
+      </w:r>
+      <m:oMath>
+        <m:r>
+          <m:rPr>
+            <m:sty m:val="p"/>
+          </m:rPr>
+          <m:t>≤</m:t>
+        </m:r>
+        <m:r>
+          <m:t>0.69</m:t>
+        </m:r>
+      </m:oMath>
+      <w:r>
+        <w:t xml:space="preserve">, below the</w:t>
+      </w:r>
+      <w:r>
+        <w:t xml:space="preserve"> </w:t>
+      </w:r>
+      <m:oMath>
+        <m:r>
+          <m:rPr>
+            <m:sty m:val="p"/>
+          </m:rPr>
+          <m:t>≈</m:t>
+        </m:r>
+        <m:r>
+          <m:t>0.8</m:t>
+        </m:r>
+      </m:oMath>
+      <w:r>
+        <w:t xml:space="preserve"> </w:t>
+      </w:r>
+      <w:r>
+        <w:t xml:space="preserve">a verdict needs (Section 5.2).</w:t>
+      </w:r>
+      <w:r>
+        <w:t xml:space="preserve"> </w:t>
+      </w:r>
+      <w:r>
+        <w:t xml:space="preserve">(v) A suggestive screening signal: drones that later crashed vibrated more than matched drones on ordinary flights (mean rank 0.67;</w:t>
       </w:r>
       <w:r>
         <w:t xml:space="preserve"> </w:t>
@@ -364,1108 +972,20 @@
           <m:t>=</m:t>
         </m:r>
         <m:r>
-          <m:t>0.25</m:t>
-        </m:r>
-      </m:oMath>
-      <w:r>
-        <w:t xml:space="preserve">).</w:t>
-      </w:r>
-      <w:r>
-        <w:t xml:space="preserve"> </w:t>
-      </w:r>
-      <m:oMath>
-        <m:sSup>
-          <m:e>
-            <m:r>
-              <m:t>​</m:t>
-            </m:r>
-          </m:e>
-          <m:sup>
-            <m:r>
-              <m:rPr>
-                <m:sty m:val="p"/>
-              </m:rPr>
-              <m:t>†</m:t>
-            </m:r>
-          </m:sup>
-        </m:sSup>
-      </m:oMath>
-      <w:r>
-        <w:t xml:space="preserve">Against 107 controls, screening gave</w:t>
-      </w:r>
-      <w:r>
-        <w:t xml:space="preserve"> </w:t>
-      </w:r>
-      <m:oMath>
-        <m:r>
-          <m:t>3.3</m:t>
-        </m:r>
-        <m:r>
-          <m:rPr>
-            <m:sty m:val="p"/>
-          </m:rPr>
-          <m:t>×</m:t>
-        </m:r>
-      </m:oMath>
-      <w:r>
-        <w:t xml:space="preserve"> </w:t>
-      </w:r>
-      <w:r>
-        <w:t xml:space="preserve">lift (illustrative PPV 2.26–2.43% at 10% flag rate). AeroFleet 2.0 shows longitudinal evidence without automatic verdicts.</w:t>
-      </w:r>
-    </w:p>
-    <w:p>
-      <w:pPr>
-        <w:pStyle w:val="BodyText"/>
-      </w:pPr>
-      <w:r>
-        <w:rPr>
-          <w:b/>
-          <w:bCs/>
-        </w:rPr>
-        <w:t xml:space="preserve">Keywords:</w:t>
-      </w:r>
-      <w:r>
-        <w:t xml:space="preserve"> </w:t>
-      </w:r>
-      <w:r>
-        <w:t xml:space="preserve">Unmanned aircraft systems; Flight logs; Crash investigation; Fault diagnosis; Data leakage; Fleet assurance</w:t>
-      </w:r>
-    </w:p>
-    <w:p>
-      <w:pPr>
-        <w:pStyle w:val="Heading1"/>
-      </w:pPr>
-      <w:bookmarkStart w:id="10" w:name="_20041c78c304d06f00dcef5457d2ac08ae2eef7"/>
-      <w:r>
-        <w:rPr>
-          <w:rStyle w:val="SectionNumber"/>
-        </w:rPr>
-        <w:t xml:space="preserve">1</w:t>
-      </w:r>
-      <w:r>
-        <w:tab/>
-      </w:r>
-      <w:r>
-        <w:t xml:space="preserve">Introduction</w:t>
-      </w:r>
-      <w:bookmarkEnd w:id="10"/>
-    </w:p>
-    <w:p>
-      <w:pPr>
-        <w:pStyle w:val="FirstParagraph"/>
-      </w:pPr>
-      <w:r>
-        <w:t xml:space="preserve">Small unmanned aircraft are now flown commercially for survey, inspection, agriculture and delivery, and the rules</w:t>
-      </w:r>
-      <w:r>
-        <w:t xml:space="preserve"> </w:t>
-      </w:r>
-      <w:r>
-        <w:t xml:space="preserve">that govern them place weight on records. In the European Union and the United Kingdom an operator in the specific</w:t>
-      </w:r>
-      <w:r>
-        <w:t xml:space="preserve"> </w:t>
-      </w:r>
-      <w:r>
-        <w:t xml:space="preserve">category must keep records of operations, maintenance and personnel for at least three years</w:t>
-      </w:r>
-      <w:r>
-        <w:t xml:space="preserve"> </w:t>
-      </w:r>
-      <w:r>
-        <w:t xml:space="preserve">[</w:t>
-      </w:r>
-      <w:hyperlink w:anchor="_94e90323a8c21041104ada5ef51239cca731079">
-        <w:r>
-          <w:rPr>
-            <w:rStyle w:val="Hyperlink"/>
-          </w:rPr>
-          <w:t xml:space="preserve">1</w:t>
-        </w:r>
-      </w:hyperlink>
-      <w:r>
-        <w:t xml:space="preserve">,</w:t>
-      </w:r>
-      <w:hyperlink w:anchor="_accb9f9d732da81043c804de081f8bf74e6cf24">
-        <w:r>
-          <w:rPr>
-            <w:rStyle w:val="Hyperlink"/>
-          </w:rPr>
-          <w:t xml:space="preserve">2</w:t>
-        </w:r>
-      </w:hyperlink>
-      <w:r>
-        <w:t xml:space="preserve">]</w:t>
-      </w:r>
-      <w:r>
-        <w:t xml:space="preserve">; India requires an accident to be reported within 48 hours</w:t>
-      </w:r>
-      <w:r>
-        <w:t xml:space="preserve"> </w:t>
-      </w:r>
-      <w:r>
-        <w:t xml:space="preserve">[</w:t>
-      </w:r>
-      <w:hyperlink w:anchor="_2a610b70f77ace96e6ffe48ed026a6e5f9efd5a">
-        <w:r>
-          <w:rPr>
-            <w:rStyle w:val="Hyperlink"/>
-          </w:rPr>
-          <w:t xml:space="preserve">3</w:t>
-        </w:r>
-      </w:hyperlink>
-      <w:r>
-        <w:t xml:space="preserve">]</w:t>
-      </w:r>
-      <w:r>
-        <w:t xml:space="preserve">, and</w:t>
-      </w:r>
-      <w:r>
-        <w:t xml:space="preserve"> </w:t>
-      </w:r>
-      <w:r>
-        <w:t xml:space="preserve">the United States within ten days</w:t>
-      </w:r>
-      <w:r>
-        <w:t xml:space="preserve"> </w:t>
-      </w:r>
-      <w:r>
-        <w:t xml:space="preserve">[</w:t>
-      </w:r>
-      <w:hyperlink w:anchor="_dffd97137af0abb4aae0ff556af3c0d05e0ee4a">
-        <w:r>
-          <w:rPr>
-            <w:rStyle w:val="Hyperlink"/>
-          </w:rPr>
-          <w:t xml:space="preserve">4</w:t>
-        </w:r>
-      </w:hyperlink>
-      <w:r>
-        <w:t xml:space="preserve">]</w:t>
-      </w:r>
-      <w:r>
-        <w:t xml:space="preserve">. When something goes wrong, the onboard flight log is the richest</w:t>
-      </w:r>
-      <w:r>
-        <w:t xml:space="preserve"> </w:t>
-      </w:r>
-      <w:r>
-        <w:t xml:space="preserve">record available. Open-source log viewers, commercial fleet platforms and, more recently, machine-learning and</w:t>
-      </w:r>
-      <w:r>
-        <w:t xml:space="preserve"> </w:t>
-      </w:r>
-      <w:r>
-        <w:t xml:space="preserve">language-model prototypes promise to turn that log into an answer: what failed, and whether the pilot or the aircraft</w:t>
-      </w:r>
-      <w:r>
-        <w:t xml:space="preserve"> </w:t>
-      </w:r>
-      <w:r>
-        <w:t xml:space="preserve">was responsible</w:t>
-      </w:r>
-      <w:r>
-        <w:t xml:space="preserve"> </w:t>
-      </w:r>
-      <w:r>
-        <w:t xml:space="preserve">[</w:t>
-      </w:r>
-      <w:hyperlink w:anchor="_398d8a6b28c132ef0c87de1470cc655ebafd86c">
-        <w:r>
-          <w:rPr>
-            <w:rStyle w:val="Hyperlink"/>
-          </w:rPr>
-          <w:t xml:space="preserve">5</w:t>
-        </w:r>
-      </w:hyperlink>
-      <w:r>
-        <w:t xml:space="preserve">,</w:t>
-      </w:r>
-      <w:hyperlink w:anchor="_4d7bbda75dad34c83d023e6afa1cc5b99fb5426">
-        <w:r>
-          <w:rPr>
-            <w:rStyle w:val="Hyperlink"/>
-          </w:rPr>
-          <w:t xml:space="preserve">6</w:t>
-        </w:r>
-      </w:hyperlink>
-      <w:r>
-        <w:t xml:space="preserve">]</w:t>
-      </w:r>
-      <w:r>
-        <w:t xml:space="preserve">.</w:t>
-      </w:r>
-    </w:p>
-    <w:p>
-      <w:pPr>
-        <w:pStyle w:val="BodyText"/>
-      </w:pPr>
-      <w:r>
-        <w:t xml:space="preserve">The question matters beyond engineering curiosity. In aviation safety science, accidents are recognized as systemic,</w:t>
-      </w:r>
-      <w:r>
-        <w:t xml:space="preserve"> </w:t>
-      </w:r>
-      <w:r>
-        <w:t xml:space="preserve">multi-causal events involving human factors, environmental conditions and organizational influences</w:t>
-      </w:r>
-      <w:r>
-        <w:t xml:space="preserve"> </w:t>
-      </w:r>
-      <w:r>
-        <w:t xml:space="preserve">[</w:t>
-      </w:r>
-      <w:hyperlink w:anchor="_006a7190097400c6c37363d97b6f3be0cdc0b48">
-        <w:r>
-          <w:rPr>
-            <w:rStyle w:val="Hyperlink"/>
-          </w:rPr>
-          <w:t xml:space="preserve">7</w:t>
-        </w:r>
-      </w:hyperlink>
-      <w:r>
-        <w:t xml:space="preserve">]</w:t>
-      </w:r>
-      <w:r>
-        <w:t xml:space="preserve">.</w:t>
-      </w:r>
-      <w:r>
-        <w:t xml:space="preserve"> </w:t>
-      </w:r>
-      <w:r>
-        <w:t xml:space="preserve">Commercial warranty claims, insurance settlements and regulatory filings nevertheless frequently compress these dynamics</w:t>
-      </w:r>
-      <w:r>
-        <w:t xml:space="preserve"> </w:t>
-      </w:r>
-      <w:r>
-        <w:t xml:space="preserve">into a binary decision: whether the pilot or the aircraft was primarily responsible. An automatic verdict that looks</w:t>
-      </w:r>
-      <w:r>
-        <w:t xml:space="preserve"> </w:t>
-      </w:r>
-      <w:r>
-        <w:t xml:space="preserve">objective can carry weight it has not earned. Fleet operators face a related but different question: not why one flight</w:t>
-      </w:r>
-      <w:r>
-        <w:t xml:space="preserve"> </w:t>
-      </w:r>
-      <w:r>
-        <w:t xml:space="preserve">ended badly, but which of their drones are most likely to fail next and should be inspected first. A log-based method that</w:t>
-      </w:r>
-      <w:r>
-        <w:t xml:space="preserve"> </w:t>
-      </w:r>
-      <w:r>
-        <w:t xml:space="preserve">is good at the second task need not be good at the first, and confusing the two can mislead both investigators and maintainers.</w:t>
-      </w:r>
-    </w:p>
-    <w:p>
-      <w:pPr>
-        <w:pStyle w:val="BodyText"/>
-      </w:pPr>
-      <w:r>
-        <w:t xml:space="preserve">Whether logs can deliver on either expectation has, to our knowledge, not been tested at scale against real crashes</w:t>
-      </w:r>
-      <w:r>
-        <w:t xml:space="preserve"> </w:t>
-      </w:r>
-      <w:r>
-        <w:t xml:space="preserve">with evaluation protocols that guard against the two known sources of optimism. First, a log that contains a crash also</w:t>
-      </w:r>
-      <w:r>
-        <w:t xml:space="preserve"> </w:t>
-      </w:r>
-      <w:r>
-        <w:t xml:space="preserve">contains its consequences—saturated motors, extreme attitudes and estimator errors—so a detector can learn the crash</w:t>
-      </w:r>
-      <w:r>
-        <w:t xml:space="preserve"> </w:t>
-      </w:r>
-      <w:r>
-        <w:t xml:space="preserve">itself rather than its cause, a form of crash-window data leakage</w:t>
-      </w:r>
-      <w:r>
-        <w:t xml:space="preserve"> </w:t>
-      </w:r>
-      <w:r>
-        <w:t xml:space="preserve">[</w:t>
-      </w:r>
-      <w:hyperlink w:anchor="_3541019a36f31423dbace231a12fca4d5e5f1ad">
-        <w:r>
-          <w:rPr>
-            <w:rStyle w:val="Hyperlink"/>
-          </w:rPr>
-          <w:t xml:space="preserve">8</w:t>
-        </w:r>
-      </w:hyperlink>
-      <w:r>
-        <w:t xml:space="preserve">,</w:t>
-      </w:r>
-      <w:hyperlink w:anchor="_77239db318a405bdd9ca0cc5db74d4c41b2a03f">
-        <w:r>
-          <w:rPr>
-            <w:rStyle w:val="Hyperlink"/>
-          </w:rPr>
-          <w:t xml:space="preserve">9</w:t>
-        </w:r>
-      </w:hyperlink>
-      <w:r>
-        <w:t xml:space="preserve">]</w:t>
-      </w:r>
-      <w:r>
-        <w:t xml:space="preserve">. Second, comparing crash flights with other operators’ good flights mixes</w:t>
-      </w:r>
-      <w:r>
-        <w:t xml:space="preserve"> </w:t>
-      </w:r>
-      <w:r>
-        <w:t xml:space="preserve">the flight with the aircraft and the people using it, so a difference between groups need not say anything about the</w:t>
-      </w:r>
-      <w:r>
-        <w:t xml:space="preserve"> </w:t>
-      </w:r>
-      <w:r>
-        <w:t xml:space="preserve">flight that crashed (between-aircraft confounding). Public fault datasets are dominated by simulation or injected faults</w:t>
-      </w:r>
-      <w:r>
-        <w:t xml:space="preserve"> </w:t>
-      </w:r>
-      <w:r>
-        <w:t xml:space="preserve">[</w:t>
-      </w:r>
-      <w:hyperlink w:anchor="_d75d7cf63098afa5d33e189bc1a163022e7ecdc">
-        <w:r>
-          <w:rPr>
-            <w:rStyle w:val="Hyperlink"/>
-          </w:rPr>
-          <w:t xml:space="preserve">10</w:t>
-        </w:r>
-      </w:hyperlink>
-      <w:r>
-        <w:t xml:space="preserve">–</w:t>
-      </w:r>
-      <w:hyperlink w:anchor="_973650d78dc352a8b25ace59ab002a1d91cdfc9">
-        <w:r>
-          <w:rPr>
-            <w:rStyle w:val="Hyperlink"/>
-          </w:rPr>
-          <w:t xml:space="preserve">12</w:t>
-        </w:r>
-      </w:hyperlink>
-      <w:r>
-        <w:t xml:space="preserve">]</w:t>
-      </w:r>
-      <w:r>
-        <w:t xml:space="preserve">, and accident statistics classify outcomes such as loss of</w:t>
-      </w:r>
-      <w:r>
-        <w:t xml:space="preserve"> </w:t>
-      </w:r>
-      <w:r>
-        <w:t xml:space="preserve">control rather than causes visible in a log</w:t>
-      </w:r>
-      <w:r>
-        <w:t xml:space="preserve"> </w:t>
-      </w:r>
-      <w:r>
-        <w:t xml:space="preserve">[</w:t>
-      </w:r>
-      <w:hyperlink w:anchor="_42246838952b0ed0d35bd475d264714b9e743f7">
-        <w:r>
-          <w:rPr>
-            <w:rStyle w:val="Hyperlink"/>
-          </w:rPr>
-          <w:t xml:space="preserve">13</w:t>
-        </w:r>
-      </w:hyperlink>
-      <w:r>
-        <w:t xml:space="preserve">,</w:t>
-      </w:r>
-      <w:hyperlink w:anchor="_b513b568a9a02649a1ddc461a1dd01e876732a2">
-        <w:r>
-          <w:rPr>
-            <w:rStyle w:val="Hyperlink"/>
-          </w:rPr>
-          <w:t xml:space="preserve">14</w:t>
-        </w:r>
-      </w:hyperlink>
-      <w:r>
-        <w:t xml:space="preserve">]</w:t>
-      </w:r>
-      <w:r>
-        <w:t xml:space="preserve">; neither resource tests</w:t>
-      </w:r>
-      <w:r>
-        <w:t xml:space="preserve"> </w:t>
-      </w:r>
-      <w:r>
-        <w:t xml:space="preserve">whether real crash logs, evaluated under leakage-free and within-aircraft protocols, can support the attribution and</w:t>
-      </w:r>
-      <w:r>
-        <w:t xml:space="preserve"> </w:t>
-      </w:r>
-      <w:r>
-        <w:t xml:space="preserve">prioritization decisions that operators actually need.</w:t>
-      </w:r>
-    </w:p>
-    <w:p>
-      <w:pPr>
-        <w:pStyle w:val="BodyText"/>
-      </w:pPr>
-      <w:r>
-        <w:t xml:space="preserve">The central question this paper asks of the largest public archive of real autopilot logs, PX4 Flight Review</w:t>
-      </w:r>
-      <w:r>
-        <w:t xml:space="preserve"> </w:t>
-      </w:r>
-      <w:r>
-        <w:t xml:space="preserve">[</w:t>
-      </w:r>
-      <w:hyperlink w:anchor="_7bef8dc44b5ed9bb7ced7ca5f392a78a76d6601">
-        <w:r>
-          <w:rPr>
-            <w:rStyle w:val="Hyperlink"/>
-          </w:rPr>
-          <w:t xml:space="preserve">15</w:t>
-        </w:r>
-      </w:hyperlink>
-      <w:r>
-        <w:t xml:space="preserve">,</w:t>
-      </w:r>
-      <w:hyperlink w:anchor="_d96f71c5379cbcad3bc75bfc7936eeacbaeb4ed">
-        <w:r>
-          <w:rPr>
-            <w:rStyle w:val="Hyperlink"/>
-          </w:rPr>
-          <w:t xml:space="preserve">16</w:t>
-        </w:r>
-      </w:hyperlink>
-      <w:r>
-        <w:t xml:space="preserve">]</w:t>
-      </w:r>
-      <w:r>
-        <w:t xml:space="preserve">, is:</w:t>
-      </w:r>
-      <w:r>
-        <w:t xml:space="preserve"> </w:t>
-      </w:r>
-      <w:r>
-        <w:rPr>
-          <w:i/>
-          <w:iCs/>
-        </w:rPr>
-        <w:t xml:space="preserve">what evidentiary value can flight logs carry for a drone fleet</w:t>
-      </w:r>
-      <w:r>
-        <w:rPr>
-          <w:i/>
-          <w:iCs/>
-        </w:rPr>
-        <w:t xml:space="preserve"> </w:t>
-      </w:r>
-      <w:r>
-        <w:rPr>
-          <w:i/>
-          <w:iCs/>
-        </w:rPr>
-        <w:t xml:space="preserve">operator, once evaluation protocols guard against crash-window leakage and between-aircraft confounding?</w:t>
-      </w:r>
-      <w:r>
-        <w:t xml:space="preserve"> </w:t>
-      </w:r>
-      <w:r>
-        <w:t xml:space="preserve">We decompose</w:t>
-      </w:r>
-      <w:r>
-        <w:t xml:space="preserve"> </w:t>
-      </w:r>
-      <w:r>
-        <w:t xml:space="preserve">this into four sub-tests:</w:t>
-      </w:r>
-    </w:p>
-    <w:p>
-      <w:pPr>
-        <w:pStyle w:val="BodyText"/>
-      </w:pPr>
-      <w:r>
-        <w:rPr>
-          <w:b/>
-          <w:bCs/>
-        </w:rPr>
-        <w:t xml:space="preserve">Q1</w:t>
-      </w:r>
-      <w:r>
-        <w:t xml:space="preserve"> </w:t>
-      </w:r>
-      <w:r>
-        <w:t xml:space="preserve">Do configuration settings differ between crash flights and normal flights, and can that difference indicate</w:t>
-      </w:r>
-      <w:r>
-        <w:t xml:space="preserve"> </w:t>
-      </w:r>
-      <w:r>
-        <w:t xml:space="preserve">who was responsible?</w:t>
-      </w:r>
-    </w:p>
-    <w:p>
-      <w:pPr>
-        <w:pStyle w:val="BodyText"/>
-      </w:pPr>
-      <w:r>
-        <w:rPr>
-          <w:b/>
-          <w:bCs/>
-        </w:rPr>
-        <w:t xml:space="preserve">Q2</w:t>
-      </w:r>
-      <w:r>
-        <w:t xml:space="preserve"> </w:t>
-      </w:r>
-      <w:r>
-        <w:t xml:space="preserve">Can a log separate crashes caused by the pilot from crashes caused by the aircraft—and does this separation</w:t>
-      </w:r>
-      <w:r>
-        <w:t xml:space="preserve"> </w:t>
-      </w:r>
-      <w:r>
-        <w:t xml:space="preserve">survive expert-diagnosis validation?</w:t>
-      </w:r>
-    </w:p>
-    <w:p>
-      <w:pPr>
-        <w:pStyle w:val="BodyText"/>
-      </w:pPr>
-      <w:r>
-        <w:rPr>
-          <w:b/>
-          <w:bCs/>
-        </w:rPr>
-        <w:t xml:space="preserve">Q3</w:t>
-      </w:r>
-      <w:r>
-        <w:t xml:space="preserve"> </w:t>
-      </w:r>
-      <w:r>
-        <w:t xml:space="preserve">Once within-aircraft and between-aircraft comparisons are distinguished, which comparison retains a usable</w:t>
-      </w:r>
-      <w:r>
-        <w:t xml:space="preserve"> </w:t>
-      </w:r>
-      <w:r>
-        <w:t xml:space="preserve">signal of pre-crash deterioration?</w:t>
-      </w:r>
-    </w:p>
-    <w:p>
-      <w:pPr>
-        <w:pStyle w:val="BodyText"/>
-      </w:pPr>
-      <w:r>
-        <w:rPr>
-          <w:b/>
-          <w:bCs/>
-        </w:rPr>
-        <w:t xml:space="preserve">Q4</w:t>
-      </w:r>
-      <w:r>
-        <w:t xml:space="preserve"> </w:t>
-      </w:r>
-      <w:r>
-        <w:t xml:space="preserve">Do expert diagnoses agree with uploader labels, and do automatic diagnostic checks find the faults experts</w:t>
-      </w:r>
-      <w:r>
-        <w:t xml:space="preserve"> </w:t>
-      </w:r>
-      <w:r>
-        <w:t xml:space="preserve">name without benefiting from the crash window?</w:t>
-      </w:r>
-    </w:p>
-    <w:p>
-      <w:pPr>
-        <w:pStyle w:val="BodyText"/>
-      </w:pPr>
-      <w:r>
-        <w:t xml:space="preserve">Because language-model assistants are now proposed for exactly this task, we also report a controlled evaluation of</w:t>
-      </w:r>
-      <w:r>
-        <w:t xml:space="preserve"> </w:t>
-      </w:r>
-      <w:r>
-        <w:t xml:space="preserve">small local models used as an attribution review panel, including a test for voting-consensus manipulation.</w:t>
-      </w:r>
-    </w:p>
-    <w:p>
-      <w:pPr>
-        <w:pStyle w:val="BodyText"/>
-      </w:pPr>
-      <w:r>
-        <w:t xml:space="preserve">The contributions are as follows.</w:t>
-      </w:r>
-      <w:r>
-        <w:t xml:space="preserve"> </w:t>
-      </w:r>
-      <w:r>
-        <w:t xml:space="preserve">(i) </w:t>
-      </w:r>
-      <m:oMath>
-        <m:sSup>
-          <m:e>
-            <m:r>
-              <m:t>​</m:t>
-            </m:r>
-          </m:e>
-          <m:sup>
-            <m:r>
-              <m:rPr>
-                <m:sty m:val="p"/>
-              </m:rPr>
-              <m:t>†</m:t>
-            </m:r>
-          </m:sup>
-        </m:sSup>
-      </m:oMath>
-      <w:r>
-        <w:t xml:space="preserve">A factorial optimism audit that splits the apparent crash-vs-normal AUC across five evaluation choices (crash set, comparison flights, crash-window cut, fold grouping, window length; 32 settings, one feature extractor, exact Shapley split). Of a 0.21 [0.06, 0.34] drop from the most optimistic to the most conservative other-aircraft setting (0.88 to 0.67), only vehicle-grouped folds contributed materially (0.06 [0.03, 0.09]); the crash set and the choice of normal flights each carried 0.06–0.07 with intervals spanning zero, so the cause of the remaining drop is not isolated. Separation against other aircraft persisted at 0.67; comparing each drone with its own earlier flights brought it to chance. A GPS-time audit found that 85 of 210 crash-day</w:t>
-      </w:r>
-      <w:r>
-        <w:t xml:space="preserve"> </w:t>
-      </w:r>
-      <w:r>
-        <w:t xml:space="preserve">“earlier”</w:t>
-      </w:r>
-      <w:r>
-        <w:t xml:space="preserve"> </w:t>
-      </w:r>
-      <w:r>
-        <w:t xml:space="preserve">flights had been flown after the crash. Without them, single-feature rank tests still show no within-drone warning (</w:t>
-      </w:r>
-      <m:oMath>
-        <m:acc>
-          <m:accPr>
-            <m:chr m:val="‾"/>
-          </m:accPr>
-          <m:e>
-            <m:r>
-              <m:t>r</m:t>
-            </m:r>
-          </m:e>
-        </m:acc>
-        <m:r>
-          <m:rPr>
-            <m:sty m:val="p"/>
-          </m:rPr>
-          <m:t>=</m:t>
-        </m:r>
-        <m:r>
-          <m:t>0.49</m:t>
-        </m:r>
-      </m:oMath>
-      <w:r>
-        <w:t xml:space="preserve"> </w:t>
-      </w:r>
-      <w:r>
-        <w:t xml:space="preserve">and 0.55,</w:t>
-      </w:r>
-      <w:r>
-        <w:t xml:space="preserve"> </w:t>
-      </w:r>
-      <m:oMath>
-        <m:r>
-          <m:t>p</m:t>
-        </m:r>
-        <m:r>
-          <m:rPr>
-            <m:sty m:val="p"/>
-          </m:rPr>
-          <m:t>≥</m:t>
-        </m:r>
-        <m:r>
-          <m:t>0.21</m:t>
-        </m:r>
-      </m:oMath>
-      <w:r>
-        <w:t xml:space="preserve">), the within-drone model gives at most a weak signal (0.582 [0.525, 0.660] on stored features; 0.507 [0.436, 0.582] on recomputed features), and the duration-caliper lift reported in earlier versions (</w:t>
-      </w:r>
-      <m:oMath>
-        <m:r>
-          <m:rPr>
-            <m:sty m:val="p"/>
-          </m:rPr>
-          <m:t>+</m:t>
-        </m:r>
-        <m:r>
-          <m:t>0.110</m:t>
-        </m:r>
-      </m:oMath>
-      <w:r>
-        <w:t xml:space="preserve"> </w:t>
-      </w:r>
-      <w:r>
-        <w:t xml:space="preserve">[+0.028, +0.205]) is no longer distinguishable from zero (</w:t>
-      </w:r>
-      <m:oMath>
-        <m:r>
-          <m:rPr>
-            <m:sty m:val="p"/>
-          </m:rPr>
-          <m:t>+</m:t>
-        </m:r>
-        <m:r>
-          <m:t>0.086</m:t>
-        </m:r>
-      </m:oMath>
-      <w:r>
-        <w:t xml:space="preserve"> </w:t>
-      </w:r>
-      <w:r>
-        <w:t xml:space="preserve">[</w:t>
-      </w:r>
-      <m:oMath>
-        <m:r>
-          <m:rPr>
-            <m:sty m:val="p"/>
-          </m:rPr>
-          <m:t>−</m:t>
-        </m:r>
-        <m:r>
-          <m:t>0.064</m:t>
-        </m:r>
-      </m:oMath>
-      <w:r>
-        <w:t xml:space="preserve">, +0.184], 24 airframes), so we withdraw the reading that duration differences mask precursors.</w:t>
-      </w:r>
-      <w:r>
-        <w:t xml:space="preserve"> </w:t>
-      </w:r>
-      <w:r>
-        <w:t xml:space="preserve">(ii) We assemble, to our knowledge, a small first validation set of real-flight crash logs from public PX4 archives that pairs uploader responsibility labels</w:t>
-      </w:r>
-      <w:r>
-        <w:t xml:space="preserve"> </w:t>
-      </w:r>
-      <w:r>
-        <w:t xml:space="preserve">with independent expert forum diagnoses (</w:t>
-      </w:r>
-      <m:oMath>
-        <m:r>
-          <m:t>κ</m:t>
-        </m:r>
-        <m:r>
-          <m:rPr>
-            <m:sty m:val="p"/>
-          </m:rPr>
-          <m:t>≥</m:t>
-        </m:r>
-        <m:r>
-          <m:t>0.73</m:t>
-        </m:r>
-      </m:oMath>
-      <w:r>
-        <w:t xml:space="preserve">, 148 threads, 43 downloadable logs).</w:t>
-      </w:r>
-      <w:r>
-        <w:t xml:space="preserve"> </w:t>
-      </w:r>
-      <w:r>
-        <w:t xml:space="preserve">(iii) We show that with these rules, models and labels, cross-validated classification yielded AUCs between 0.408 and 0.501</w:t>
-      </w:r>
-      <w:r>
-        <w:t xml:space="preserve"> </w:t>
-      </w:r>
-      <w:r>
-        <w:t xml:space="preserve">(upper 95% bootstrap bounds 0.510–0.619); with only 36 pilot-labelled crashes in the modelling sample, 80% power requires an AUC of roughly 0.65 under asymptotic theory (0.75 under the empirical permutation null), far below the roughly 0.8 an operational attribution verdict requires. Agreement</w:t>
-      </w:r>
-      <w:r>
-        <w:t xml:space="preserve"> </w:t>
-      </w:r>
-      <w:r>
-        <w:t xml:space="preserve">with expert forum diagnoses was statistically inconclusive (balanced accuracy 0.381, 95% CrI 0.25–0.61, conservative class-averaged bound 0.19–0.73; cannot exclude agreement at the declared 0.70 pass mark; pilot recall 1 of 5).</w:t>
-      </w:r>
-      <w:r>
-        <w:t xml:space="preserve"> </w:t>
-      </w:r>
-      <w:r>
-        <w:t xml:space="preserve">Our prospectively declared negative result applies to the heuristic rule (balanced accuracy 0.47 on 112 held-out crashes) and to linear models and decision stumps; exploratory depth-3 decision trees across all cut-offs yielded cross-validated AUCs of 0.517 [0.392, 0.636] at</w:t>
-      </w:r>
-      <w:r>
-        <w:t xml:space="preserve"> </w:t>
-      </w:r>
-      <m:oMath>
-        <m:r>
-          <m:t>m</m:t>
-        </m:r>
-        <m:r>
-          <m:rPr>
-            <m:sty m:val="p"/>
-          </m:rPr>
-          <m:t>=</m:t>
-        </m:r>
-        <m:r>
-          <m:t>0</m:t>
-        </m:r>
-      </m:oMath>
-      <w:r>
-        <w:t xml:space="preserve"> s, 0.594 [0.482, 0.706] at</w:t>
-      </w:r>
-      <w:r>
-        <w:t xml:space="preserve"> </w:t>
-      </w:r>
-      <m:oMath>
-        <m:r>
-          <m:t>m</m:t>
-        </m:r>
-        <m:r>
-          <m:rPr>
-            <m:sty m:val="p"/>
-          </m:rPr>
-          <m:t>=</m:t>
-        </m:r>
-        <m:r>
-          <m:t>2</m:t>
-        </m:r>
-      </m:oMath>
-      <w:r>
-        <w:t xml:space="preserve"> s, 0.603 [0.479, 0.724] at</w:t>
-      </w:r>
-      <w:r>
-        <w:t xml:space="preserve"> </w:t>
-      </w:r>
-      <m:oMath>
-        <m:r>
-          <m:t>m</m:t>
-        </m:r>
-        <m:r>
-          <m:rPr>
-            <m:sty m:val="p"/>
-          </m:rPr>
-          <m:t>=</m:t>
-        </m:r>
-        <m:r>
-          <m:t>5</m:t>
-        </m:r>
-      </m:oMath>
-      <w:r>
-        <w:t xml:space="preserve"> s, 0.379 [0.249, 0.524] at</w:t>
-      </w:r>
-      <w:r>
-        <w:t xml:space="preserve"> </w:t>
-      </w:r>
-      <m:oMath>
-        <m:r>
-          <m:t>m</m:t>
-        </m:r>
-        <m:r>
-          <m:rPr>
-            <m:sty m:val="p"/>
-          </m:rPr>
-          <m:t>=</m:t>
-        </m:r>
-        <m:r>
-          <m:t>10</m:t>
-        </m:r>
-      </m:oMath>
-      <w:r>
-        <w:t xml:space="preserve"> s, 0.468 [0.331, 0.604] at</w:t>
-      </w:r>
-      <w:r>
-        <w:t xml:space="preserve"> </w:t>
-      </w:r>
-      <m:oMath>
-        <m:r>
-          <m:t>m</m:t>
-        </m:r>
-        <m:r>
-          <m:rPr>
-            <m:sty m:val="p"/>
-          </m:rPr>
-          <m:t>=</m:t>
-        </m:r>
-        <m:r>
-          <m:t>20</m:t>
-        </m:r>
-      </m:oMath>
-      <w:r>
-        <w:t xml:space="preserve"> s, and 0.366 [0.223, 0.519] at</w:t>
-      </w:r>
-      <w:r>
-        <w:t xml:space="preserve"> </w:t>
-      </w:r>
-      <m:oMath>
-        <m:r>
-          <m:t>m</m:t>
-        </m:r>
-        <m:r>
-          <m:rPr>
-            <m:sty m:val="p"/>
-          </m:rPr>
-          <m:t>=</m:t>
-        </m:r>
-        <m:r>
-          <m:t>30</m:t>
-        </m:r>
-      </m:oMath>
-      <w:r>
-        <w:t xml:space="preserve"> s (the intervals at</w:t>
-      </w:r>
-      <w:r>
-        <w:t xml:space="preserve"> </w:t>
-      </w:r>
-      <m:oMath>
-        <m:r>
-          <m:t>m</m:t>
-        </m:r>
-        <m:r>
-          <m:rPr>
-            <m:sty m:val="p"/>
-          </m:rPr>
-          <m:t>=</m:t>
-        </m:r>
-        <m:r>
-          <m:t>0</m:t>
-        </m:r>
-      </m:oMath>
-      <w:r>
-        <w:t xml:space="preserve">–5 s overlap, so their differences are sampling noise; upper bounds at</w:t>
-      </w:r>
-      <w:r>
-        <w:t xml:space="preserve"> </w:t>
-      </w:r>
-      <m:oMath>
-        <m:r>
-          <m:t>m</m:t>
-        </m:r>
-        <m:r>
-          <m:rPr>
-            <m:sty m:val="p"/>
-          </m:rPr>
-          <m:t>≥</m:t>
-        </m:r>
-        <m:r>
-          <m:t>10</m:t>
-        </m:r>
-      </m:oMath>
-      <w:r>
-        <w:t xml:space="preserve"> s are 0.519–0.604, giving no evidence of non-linear separation, though not ruling it out). Furthermore, apparent diagnostic check accuracy</w:t>
-      </w:r>
-      <w:r>
-        <w:t xml:space="preserve"> </w:t>
-      </w:r>
-      <w:r>
-        <w:t xml:space="preserve">is consistent with crash-window leakage (as an exploratory illustration, tuning check sensitivity fell from 7/9 to 1/9, unadjusted</w:t>
-      </w:r>
-      <w:r>
-        <w:t xml:space="preserve"> </w:t>
-      </w:r>
-      <m:oMath>
-        <m:r>
-          <m:t>p</m:t>
-        </m:r>
-        <m:r>
-          <m:rPr>
-            <m:sty m:val="p"/>
-          </m:rPr>
-          <m:t>=</m:t>
-        </m:r>
-        <m:r>
-          <m:t>0.031</m:t>
-        </m:r>
-      </m:oMath>
-      <w:r>
-        <w:t xml:space="preserve">, alongside a drop in normal false alarms from 13% to 5%).</w:t>
-      </w:r>
-      <w:r>
-        <w:t xml:space="preserve"> </w:t>
-      </w:r>
-      <w:r>
-        <w:t xml:space="preserve">(iv) We report one partial positive screening signal: drones that later crash are rougher than matched peers on ordinary flights on older</w:t>
-      </w:r>
-      <w:r>
-        <w:t xml:space="preserve"> </w:t>
-      </w:r>
-      <w:r>
-        <w:t xml:space="preserve">estimator metrics (mean rank 0.67, Holm</w:t>
-      </w:r>
-      <w:r>
-        <w:t xml:space="preserve"> </w:t>
-      </w:r>
-      <m:oMath>
-        <m:r>
-          <m:t>p</m:t>
-        </m:r>
-        <m:r>
-          <m:rPr>
-            <m:sty m:val="p"/>
-          </m:rPr>
-          <m:t>=</m:t>
-        </m:r>
-        <m:r>
-          <m:t>0.016</m:t>
-        </m:r>
-      </m:oMath>
-      <w:r>
-        <w:t xml:space="preserve">); replication on newer accelerometer metrics was inconclusive</w:t>
-      </w:r>
-      <w:r>
-        <w:t xml:space="preserve"> </w:t>
-      </w:r>
-      <w:r>
-        <w:t xml:space="preserve">(</w:t>
-      </w:r>
-      <m:oMath>
-        <m:r>
-          <m:t>p</m:t>
-        </m:r>
-        <m:r>
-          <m:rPr>
-            <m:sty m:val="p"/>
-          </m:rPr>
-          <m:t>=</m:t>
-        </m:r>
-        <m:r>
-          <m:t>0.25</m:t>
-        </m:r>
-      </m:oMath>
-      <w:r>
-        <w:t xml:space="preserve">, 19 sets, severely underpowered). As an exploratory illustration, screening against 107 stratum-matched fleet controls at an assumed 10% flag rate yields an operational lift of</w:t>
-      </w:r>
-      <w:r>
-        <w:t xml:space="preserve"> </w:t>
-      </w:r>
-      <m:oMath>
-        <m:r>
-          <m:t>3.3</m:t>
-        </m:r>
-        <m:r>
-          <m:rPr>
-            <m:sty m:val="p"/>
-          </m:rPr>
-          <m:t>×</m:t>
-        </m:r>
-      </m:oMath>
-      <w:r>
-        <w:t xml:space="preserve"> </w:t>
-      </w:r>
-      <w:r>
-        <w:t xml:space="preserve">(illustrative PPV 2.26–2.43% [exact Bayes] across screenable and fleet base rates; 41.2–44.2 inspections per detected crash)—a maintenance</w:t>
-      </w:r>
-      <w:r>
-        <w:t xml:space="preserve"> </w:t>
-      </w:r>
-      <w:r>
-        <w:t xml:space="preserve">prioritization signal, not an operational warning.</w:t>
-      </w:r>
-      <w:r>
-        <w:t xml:space="preserve"> </w:t>
-      </w:r>
-      <w:r>
-        <w:t xml:space="preserve">(v) We show how these results translate into design implications for fleet assurance tools that present longitudinal evidence</w:t>
-      </w:r>
-      <w:r>
-        <w:t xml:space="preserve"> </w:t>
-      </w:r>
-      <w:r>
-        <w:t xml:space="preserve">and rank drones without issuing automatic verdicts. Code, declarations, derived features and labels are released.</w:t>
+          <m:t>0.012</m:t>
+        </m:r>
+      </m:oMath>
+      <w:r>
+        <w:t xml:space="preserve"> </w:t>
+      </w:r>
+      <w:r>
+        <w:t xml:space="preserve">clustered by airframe, Holm 0.08), useful for ranking airframes for inspection, not for warning of a crash.</w:t>
+      </w:r>
+      <w:r>
+        <w:t xml:space="preserve"> </w:t>
+      </w:r>
+      <w:r>
+        <w:t xml:space="preserve">(vi) A recommended reporting checklist for log-based diagnostics and an evidence-first design for fleet-assurance tools. Code, declarations, derived features and labels are released.</w:t>
       </w:r>
     </w:p>
     <w:p>
@@ -2194,7 +1714,67 @@
         <w:t xml:space="preserve">]</w:t>
       </w:r>
       <w:r>
-        <w:t xml:space="preserve">. Maintenance-oriented reliability analysis of UAVs models the passage</w:t>
+        <w:t xml:space="preserve">, and a later study collected 178 abnormal PX4 and ArduPilot flight logs from real software-bug incidents</w:t>
+      </w:r>
+      <w:r>
+        <w:t xml:space="preserve"> </w:t>
+      </w:r>
+      <w:r>
+        <w:t xml:space="preserve">[</w:t>
+      </w:r>
+      <w:hyperlink w:anchor="_950e388298cdb3fb08e5b74428870c5b4c838aa">
+        <w:r>
+          <w:rPr>
+            <w:rStyle w:val="Hyperlink"/>
+          </w:rPr>
+          <w:t xml:space="preserve">23</w:t>
+        </w:r>
+      </w:hyperlink>
+      <w:r>
+        <w:t xml:space="preserve">]</w:t>
+      </w:r>
+      <w:r>
+        <w:t xml:space="preserve">. MAYDAY argues that flight logs record only high-level control states, so an accident whose cause lies in the control program often cannot be traced from the log alone; it adds program-level logging and traced 10 ArduPilot accidents to control-semantic bugs</w:t>
+      </w:r>
+      <w:r>
+        <w:t xml:space="preserve"> </w:t>
+      </w:r>
+      <w:r>
+        <w:t xml:space="preserve">[</w:t>
+      </w:r>
+      <w:hyperlink w:anchor="_28fc3a5fe4ab4d700ff5d5013cf5016c3615a4e">
+        <w:r>
+          <w:rPr>
+            <w:rStyle w:val="Hyperlink"/>
+          </w:rPr>
+          <w:t xml:space="preserve">24</w:t>
+        </w:r>
+      </w:hyperlink>
+      <w:r>
+        <w:t xml:space="preserve">]</w:t>
+      </w:r>
+      <w:r>
+        <w:t xml:space="preserve">. Our negative attribution result is the statistical counterpart of that argument for pilot-versus-aircraft calls. Gryphon extracts critical events from ArduPilot logs with a six-step forensic method that ends in a timeline</w:t>
+      </w:r>
+      <w:r>
+        <w:t xml:space="preserve"> </w:t>
+      </w:r>
+      <w:r>
+        <w:t xml:space="preserve">[</w:t>
+      </w:r>
+      <w:hyperlink w:anchor="_db271caa090a7def1254596a62a362b0608337f">
+        <w:r>
+          <w:rPr>
+            <w:rStyle w:val="Hyperlink"/>
+          </w:rPr>
+          <w:t xml:space="preserve">25</w:t>
+        </w:r>
+      </w:hyperlink>
+      <w:r>
+        <w:t xml:space="preserve">]</w:t>
+      </w:r>
+      <w:r>
+        <w:t xml:space="preserve">; AeroFleet’s evidence timeline follows the same principle and adds no attribution. Maintenance-oriented reliability analysis of UAVs models the passage</w:t>
       </w:r>
       <w:r>
         <w:t xml:space="preserve"> </w:t>
@@ -2213,7 +1793,7 @@
           <w:rPr>
             <w:rStyle w:val="Hyperlink"/>
           </w:rPr>
-          <w:t xml:space="preserve">23</w:t>
+          <w:t xml:space="preserve">26</w:t>
         </w:r>
       </w:hyperlink>
       <w:r>
@@ -2300,7 +1880,7 @@
           <w:rPr>
             <w:rStyle w:val="Hyperlink"/>
           </w:rPr>
-          <w:t xml:space="preserve">24</w:t>
+          <w:t xml:space="preserve">27</w:t>
         </w:r>
       </w:hyperlink>
       <w:r>
@@ -2408,7 +1988,7 @@
           <w:rPr>
             <w:rStyle w:val="Hyperlink"/>
           </w:rPr>
-          <w:t xml:space="preserve">25</w:t>
+          <w:t xml:space="preserve">28</w:t>
         </w:r>
       </w:hyperlink>
       <w:r>
@@ -2428,7 +2008,7 @@
           <w:rPr>
             <w:rStyle w:val="Hyperlink"/>
           </w:rPr>
-          <w:t xml:space="preserve">26</w:t>
+          <w:t xml:space="preserve">29</w:t>
         </w:r>
       </w:hyperlink>
       <w:r>
@@ -2490,7 +2070,27 @@
         <w:t xml:space="preserve">]</w:t>
       </w:r>
       <w:r>
-        <w:t xml:space="preserve">; label noise</w:t>
+        <w:t xml:space="preserve">; in bearing fault diagnosis, splitting by segment rather than by physical bearing inflates reported accuracy, and bearing-wise partitioning is proposed as the fix</w:t>
+      </w:r>
+      <w:r>
+        <w:t xml:space="preserve"> </w:t>
+      </w:r>
+      <w:r>
+        <w:t xml:space="preserve">[</w:t>
+      </w:r>
+      <w:hyperlink w:anchor="_1347ffcfa7cf605bba5af95142b3cba7f0abdc4">
+        <w:r>
+          <w:rPr>
+            <w:rStyle w:val="Hyperlink"/>
+          </w:rPr>
+          <w:t xml:space="preserve">30</w:t>
+        </w:r>
+      </w:hyperlink>
+      <w:r>
+        <w:t xml:space="preserve">]</w:t>
+      </w:r>
+      <w:r>
+        <w:t xml:space="preserve">. Grouping folds by unit is therefore not new; what we add is a measurement of how much it, and four other evaluation choices, change results on real crash logs; label noise</w:t>
       </w:r>
       <w:r>
         <w:t xml:space="preserve"> </w:t>
@@ -2509,7 +2109,7 @@
           <w:rPr>
             <w:rStyle w:val="Hyperlink"/>
           </w:rPr>
-          <w:t xml:space="preserve">27</w:t>
+          <w:t xml:space="preserve">31</w:t>
         </w:r>
       </w:hyperlink>
       <w:r>
@@ -2554,7 +2154,7 @@
           <w:rPr>
             <w:rStyle w:val="Hyperlink"/>
           </w:rPr>
-          <w:t xml:space="preserve">28</w:t>
+          <w:t xml:space="preserve">32</w:t>
         </w:r>
       </w:hyperlink>
       <w:r>
@@ -2580,7 +2180,7 @@
           <w:rPr>
             <w:rStyle w:val="Hyperlink"/>
           </w:rPr>
-          <w:t xml:space="preserve">29</w:t>
+          <w:t xml:space="preserve">33</w:t>
         </w:r>
       </w:hyperlink>
       <w:r>
@@ -2594,6 +2194,84 @@
       </w:r>
       <w:r>
         <w:t xml:space="preserve">together as an evaluation protocol for drone logs.</w:t>
+      </w:r>
+    </w:p>
+    <w:p>
+      <w:pPr>
+        <w:pStyle w:val="BodyText"/>
+      </w:pPr>
+      <w:r>
+        <w:rPr>
+          <w:b/>
+          <w:bCs/>
+        </w:rPr>
+        <w:t xml:space="preserve">Literature search.</w:t>
+      </w:r>
+      <w:r>
+        <w:t xml:space="preserve"> </w:t>
+      </w:r>
+      <w:r>
+        <w:t xml:space="pr